--- a/manuscript/Manuscrito_PT_leitura.docx
+++ b/manuscript/Manuscrito_PT_leitura.docx
@@ -26,7 +26,7 @@
         <w:t xml:space="preserve"> </w:t>
       </w:r>
       <w:r>
-        <w:t xml:space="preserve">Computational design and triage of macrocyclic peptide candidates targeting digestive trypsins of lepidopteran soybean pests</w:t>
+        <w:t xml:space="preserve">Computational design and triage of non-cleavable linear and macrocyclic peptide candidates targeting digestive trypsins of lepidopteran soybean pests</w:t>
       </w:r>
       <w:r>
         <w:t xml:space="preserve"> </w:t>
@@ -136,7 +136,7 @@
         </w:numPr>
       </w:pPr>
       <w:r>
-        <w:t xml:space="preserve">Nada nesta versão foi inventado para preencher lacunas: os resultados de dinâmica molecular (Seção 3.7) e as frases que deles dependem estão pendentes.</w:t>
+        <w:t xml:space="preserve">Nada nesta versão foi inventado para preencher lacunas: os resultados do co-dobramento nas duas frentes e das simulações de 10 ns (Seções 3.8–3.10) e as frases que deles dependem estão pendentes.</w:t>
       </w:r>
     </w:p>
     <w:bookmarkEnd w:id="9"/>
@@ -342,7 +342,7 @@
               <w:rPr>
                 <w:sz w:val="18"/>
               </w:rPr>
-              <w:t xml:space="preserve">4,883 palavras no original em inglês (corpo sem tabelas, títulos e legendas; cada citação contada como uma palavra); tradução: 5,440</w:t>
+              <w:t xml:space="preserve">6,461 palavras no original em inglês (corpo sem tabelas, títulos e legendas; cada citação contada como uma palavra); tradução: 7,060</w:t>
             </w:r>
           </w:p>
         </w:tc>
@@ -404,7 +404,7 @@
               <w:rPr>
                 <w:sz w:val="18"/>
               </w:rPr>
-              <w:t xml:space="preserve">291 palavras no original em inglês (sem o trecho pendente); tradução: 335</w:t>
+              <w:t xml:space="preserve">289 palavras no original em inglês (sem o trecho pendente); tradução: 334</w:t>
             </w:r>
           </w:p>
         </w:tc>
@@ -466,7 +466,7 @@
               <w:rPr>
                 <w:sz w:val="18"/>
               </w:rPr>
-              <w:t xml:space="preserve">8</w:t>
+              <w:t xml:space="preserve">10</w:t>
             </w:r>
           </w:p>
         </w:tc>
@@ -528,7 +528,7 @@
               <w:rPr>
                 <w:sz w:val="18"/>
               </w:rPr>
-              <w:t xml:space="preserve">124 caracteres</w:t>
+              <w:t xml:space="preserve">149 caracteres</w:t>
             </w:r>
           </w:p>
         </w:tc>
@@ -652,7 +652,7 @@
               <w:rPr>
                 <w:sz w:val="18"/>
               </w:rPr>
-              <w:t xml:space="preserve">3 figuras (PNG 300 dpi e PDF vetorial, largura 180 mm); a Figura 4 (MD) depende da Seção 3.7</w:t>
+              <w:t xml:space="preserve">7 figuras (PNG 300 dpi e PDF vetorial, largura 180 mm); 2 suplementares; as figuras dos resultados pendentes (Seções 3.8–3.10) ainda serão geradas</w:t>
             </w:r>
           </w:p>
         </w:tc>
@@ -776,7 +776,7 @@
               <w:rPr>
                 <w:sz w:val="18"/>
               </w:rPr>
-              <w:t xml:space="preserve">60 referências, todas resolvidas no Crossref/PubMed; nenhuma citada sem estar na lista, nenhuma na lista sem ser citada</w:t>
+              <w:t xml:space="preserve">66 referências, todas resolvidas no Crossref/PubMed; nenhuma citada sem estar na lista, nenhuma na lista sem ser citada</w:t>
             </w:r>
           </w:p>
         </w:tc>
@@ -1302,7 +1302,7 @@
         </w:numPr>
       </w:pPr>
       <w:r>
-        <w:t xml:space="preserve">Seção 3.7 (dinâmica molecular de 50 ns dos melhores candidatos), frase de MD no Resumo e frase de MD na Seção 4.1: dependem de simulações em andamento no servidor.</w:t>
+        <w:t xml:space="preserve">Seções 3.8–3.10 (E1–E4 e dinâmica molecular de 10 ns nas duas frentes), frase correspondente no Resumo e na Seção 4.1: dependem de cálculos em andamento ou ainda não disparados no servidor.</w:t>
       </w:r>
     </w:p>
     <w:p>
@@ -1314,7 +1314,7 @@
         </w:numPr>
       </w:pPr>
       <w:r>
-        <w:t xml:space="preserve">Figura 4 (ocupância de S1 por espécie), a gerar quando as simulações terminarem.</w:t>
+        <w:t xml:space="preserve">Figuras de ocupância de S1, de integridade do anel e da comparação linear × macrociclo, a gerar quando as simulações terminarem.</w:t>
       </w:r>
     </w:p>
     <w:p>
@@ -1343,14 +1343,14 @@
     </w:p>
     <w:bookmarkEnd w:id="11"/>
     <w:bookmarkEnd w:id="12"/>
-    <w:bookmarkStart w:id="50" w:name="X92259beb692cc17d9694f515a0b6001115b3c8c"/>
+    <w:bookmarkStart w:id="72" w:name="X3b8dbfdbf76b930877f0a6c59cde4c9ab943096"/>
     <w:p>
       <w:pPr>
         <w:pStyle w:val="Heading1"/>
         <w:pageBreakBefore/>
       </w:pPr>
       <w:r>
-        <w:t xml:space="preserve">Desenho computacional e triagem de candidatos peptídicos macrocíclicos dirigidos às tripsinas digestivas de lepidópteros-praga da soja</w:t>
+        <w:t xml:space="preserve">Desenho computacional e triagem de candidatos peptídicos lineares e macrocíclicos não clivados por proteases, dirigidos às tripsinas digestivas de lepidópteros-praga da soja</w:t>
       </w:r>
     </w:p>
     <w:p>
@@ -1368,7 +1368,7 @@
         <w:t xml:space="preserve"> </w:t>
       </w:r>
       <w:r>
-        <w:t xml:space="preserve">Peptídeos macrocíclicos contra tripsinas de lepidópteros</w:t>
+        <w:t xml:space="preserve">Peptídeos não clivados contra tripsinas de lepidópteros</w:t>
       </w:r>
     </w:p>
     <w:p>
@@ -1484,7 +1484,7 @@
         <w:t xml:space="preserve">Anticarsia gemmatalis</w:t>
       </w:r>
       <w:r>
-        <w:t xml:space="preserve">, peptídeo macrocíclico, RFdiffusion, Boltz-2, dinâmica molecular</w:t>
+        <w:t xml:space="preserve">, peptídeo linear, peptídeo macrocíclico, resistência proteolítica, RFdiffusion, Boltz-2, dinâmica molecular</w:t>
       </w:r>
     </w:p>
     <w:p>
@@ -1518,7 +1518,7 @@
         <w:t xml:space="preserve"> </w:t>
       </w:r>
       <w:r>
-        <w:t xml:space="preserve">Peptídeos que imitam inibidores de proteases são candidatos ao controle de lepidópteros-praga da soja, mas os tripeptídeos descritos até agora inibem as tripsinas digestivas apenas em concentrações submilimolares a milimolares, e não se sabe se os escores atuais de aprendizado profundo conseguem ordenar peptídeos curtos desenhados.</w:t>
+        <w:t xml:space="preserve">Peptídeos que imitam inibidores de proteases são candidatos ao controle de lepidópteros-praga da soja, mas os tripeptídeos descritos inibem as tripsinas digestivas apenas em concentrações submilimolares a milimolares, e não se sabe se escores de aprendizado profundo ordenam peptídeos curtos desenhados que o intestino da lagarta não degrade.</w:t>
       </w:r>
       <w:r>
         <w:t xml:space="preserve"> </w:t>
@@ -1534,7 +1534,7 @@
         <w:t xml:space="preserve"> </w:t>
       </w:r>
       <w:r>
-        <w:t xml:space="preserve">Construímos um pipeline computacional para oito lepidópteros-praga, entre eles</w:t>
+        <w:t xml:space="preserve">Para oito lepidópteros-praga, entre eles</w:t>
       </w:r>
       <w:r>
         <w:t xml:space="preserve"> </w:t>
@@ -1547,17 +1547,7 @@
         <w:t xml:space="preserve">Anticarsia gemmatalis</w:t>
       </w:r>
       <w:r>
-        <w:t xml:space="preserve">. Os subsítios catalíticos foram transferidos de complexos cristalográficos para modelos AlphaFold com o Foldseek; uma escada de escores (co-dobramento com Boltz-2, dinâmica molecular, MM-GBSA) foi calibrada com seis inibidores naturais e iscas embaralhadas (</w:t>
-      </w:r>
-      <w:r>
-        <w:rPr>
-          <w:i/>
-          <w:iCs/>
-        </w:rPr>
-        <w:t xml:space="preserve">decoys</w:t>
-      </w:r>
-      <w:r>
-        <w:t xml:space="preserve">); macrociclos cabeça-cauda de 5–20 resíduos foram gerados com RFdiffusion e ProteinMPNN (880 esqueletos, 22.066 sequências únicas), triados quanto a motivos de clivagem por proteases e co-dobrados com o Boltz-2, e o melhor candidato de cada espécie foi simulado por 50 ns.</w:t>
+        <w:t xml:space="preserve">, transferimos subsítios catalíticos de complexos cristalográficos para modelos do AlphaFold, calibramos uma escada de escores (co-dobramento com Boltz-2, dinâmica molecular, MM-GBSA) com seis inibidores naturais e iscas embaralhadas e geramos 22.066 sequências sobre esqueletos macrocíclicos cabeça-cauda (RFdiffusion, ProteinMPNN). As sequências foram triadas por um escore de motivos e por um critério duro de não clivabilidade (nenhum resíduo P1 de proteases do intestino médio do tipo tripsina, quimotripsina ou elastase; nenhum C-terminal clivável nos peptídeos lineares); as sobreviventes são co-dobradas com o Boltz-2 e simuladas por 10 ns em pH 10,0 como peptídeos lineares e como macrociclos.</w:t>
       </w:r>
       <w:r>
         <w:t xml:space="preserve"> </w:t>
@@ -1573,7 +1563,7 @@
         <w:t xml:space="preserve"> </w:t>
       </w:r>
       <w:r>
-        <w:t xml:space="preserve">Os subsítios foram transferidos nos 20 pares receptor–molde (TM-score 0,946–0,957). O Boltz-2 atribuiu escore melhor ao inibidor natural do que à sua isca embaralhada em 10 de 10 pares, e o RMSD do ligante o fez em 9 de 10, ao passo que o MM-GBSA o fez em 4 de 10 e acompanhou o tamanho da interface (ρ de Spearman = −0,93). A triagem de motivos de clivagem reteve 1.829 sequências (8,3%); elas eram curtas (média de 7,05 resíduos) e apenas 4,3% continham lisina ou arginina, os resíduos preferidos em P1 pelo S1 da tripsina. A confiança do Boltz-2 dos candidatos retidos foi em média 0,862, faixa que uma isca embaralhada de SFTI-1 com 14 resíduos (0,944) também alcança.</w:t>
+        <w:t xml:space="preserve">Os subsítios foram transferidos nos 20 pares receptor–molde (TM-score 0,946–0,957). O Boltz-2 pontuou o inibidor natural acima de sua isca embaralhada em 10 de 10 pares, e o RMSD do ligante em 9 de 10, enquanto o MM-GBSA o fez em 4 de 10 e acompanhou o tamanho da interface (ρ de Spearman = −0,93). A triagem por motivos reteve 1.829 sequências (confiança do Boltz-2 0,862, dentro da faixa de uma isca embaralhada de SFTI-1, 0,944). O critério duro reteve 527 sequências lineares e 543 cíclicas (2,4–2,5%), 49% dos resíduos glicina, com apenas 9 de 4.060 resíduos lisina ou arginina, cada um antes de prolina; três dos oito melhores candidatos da primeira rodada passaram.</w:t>
       </w:r>
       <w:r>
         <w:t xml:space="preserve"> </w:t>
@@ -1582,10 +1572,7 @@
         <w:rPr>
           <w:rStyle w:val="Pendente"/>
         </w:rPr>
-        <w:t xml:space="preserve">RESULTADOS DE MD: quantos dos oito melhores candidatos atendem ao critério de ocupância de S1 e qual resíduo os ancora</w:t>
-      </w:r>
-      <w:r>
-        <w:t xml:space="preserve">.</w:t>
+        <w:t xml:space="preserve">PENDENTE: Boltz-2 das duas frentes com controles embaralhados pareados, controle de qualidade de pose e o número de candidatos por frente que cumprem os critérios de ocupância de S1 e de integridade do anel nas simulações de 10 ns.</w:t>
       </w:r>
       <w:r>
         <w:t xml:space="preserve"> </w:t>
@@ -1601,7 +1588,7 @@
         <w:t xml:space="preserve"> </w:t>
       </w:r>
       <w:r>
-        <w:t xml:space="preserve">A calibração sustenta o uso pareado, mas não absoluto, da confiança do Boltz-2 e mostra que o MM-GBSA de ponto final a partir de uma única trajetória de 2 ns não deve ser usado para ordenar complexos deste tipo. Uma triagem que elimina lisina e arginina seleciona contra a interação canônica P1–S1, e macrociclos rígidos podem tolerar um único P1 básico. Todos os resultados são computacionais; a seletividade frente a proteases não-alvo e a atividade inibitória não foram testadas.</w:t>
+        <w:t xml:space="preserve">A confiança do Boltz-2 sustenta comparações pareadas, não absolutas, e o MM-GBSA de uma única trajetória não deve ordenar esses complexos. A não clivabilidade seleciona sequências curtas e ricas em glicina, sem os resíduos favorecidos em P1 pela tripsina, o que explicita o compromisso entre resistência proteolítica e engajamento de S1. Todos os resultados são computacionais; a seletividade e a atividade inibitória não foram testadas.</w:t>
       </w:r>
     </w:p>
     <w:p>
@@ -1966,7 +1953,7 @@
         <w:pStyle w:val="BodyText"/>
       </w:pPr>
       <w:r>
-        <w:t xml:space="preserve">Métodos de aprendizado profundo permitem hoje gerar</w:t>
+        <w:t xml:space="preserve">Um peptídeo que o intestino da lagarta cliva não chega intacto ao alvo, de modo que a estabilidade proteolítica é um requisito e não uma otimização. O intestino médio de lepidópteros contém, além das enzimas do tipo tripsina, endopeptidases do tipo quimotripsina e elastase e exopeptidases: tripsina luminal, elastase e uma leucina aminopeptidase da borda em escova foram purificadas da mariposa-cigana (Valaitis, 1995), proteinases do intestino médio de outro lepidóptero foram caracterizadas em detalhe (Valaitis et al., 1999), enzimas do tipo quimotripsina foram clonadas de</w:t>
       </w:r>
       <w:r>
         <w:t xml:space="preserve"> </w:t>
@@ -1976,6 +1963,46 @@
           <w:i/>
           <w:iCs/>
         </w:rPr>
+        <w:t xml:space="preserve">D. saccharalis</w:t>
+      </w:r>
+      <w:r>
+        <w:t xml:space="preserve"> </w:t>
+      </w:r>
+      <w:r>
+        <w:t xml:space="preserve">(Yang et al., 2012) e de</w:t>
+      </w:r>
+      <w:r>
+        <w:t xml:space="preserve"> </w:t>
+      </w:r>
+      <w:r>
+        <w:rPr>
+          <w:i/>
+          <w:iCs/>
+        </w:rPr>
+        <w:t xml:space="preserve">S. litura</w:t>
+      </w:r>
+      <w:r>
+        <w:t xml:space="preserve"> </w:t>
+      </w:r>
+      <w:r>
+        <w:t xml:space="preserve">(Zhan et al., 2010), e atividades de carboxipeptidase A e de aminopeptidase foram medidas no intestino médio de uma lagarta de borboleta (Nakonieczny et al., 2007). Uma sequência que evite os resíduos P1 dessas enzimas (lisina e arginina para a tripsina, resíduos aromáticos e alifáticos grandes para as enzimas do tipo quimotripsina, alifáticos pequenos para as do tipo elastase) e, em um peptídeo linear, um C-terminal clivável, resistiria em princípio a todas elas, embora a especificidade de cada enzima em cada uma de nossas espécies não tenha sido medida. A ciclização cabeça-cauda é uma via complementar, porque um macrociclo não tem extremidades livres sobre as quais as exopeptidases possam agir; as formas linear e cíclica da mesma sequência podem assim ser comparadas sob o mesmo requisito.</w:t>
+      </w:r>
+    </w:p>
+    <w:p>
+      <w:pPr>
+        <w:pStyle w:val="BodyText"/>
+      </w:pPr>
+      <w:r>
+        <w:t xml:space="preserve">Métodos de aprendizado profundo permitem hoje gerar</w:t>
+      </w:r>
+      <w:r>
+        <w:t xml:space="preserve"> </w:t>
+      </w:r>
+      <w:r>
+        <w:rPr>
+          <w:i/>
+          <w:iCs/>
+        </w:rPr>
         <w:t xml:space="preserve">de novo</w:t>
       </w:r>
       <w:r>
@@ -1990,7 +2017,7 @@
         <w:pStyle w:val="BodyText"/>
       </w:pPr>
       <w:r>
-        <w:t xml:space="preserve">Apresentamos aqui um pipeline computacional que (i) define os subsítios catalíticos das tripsinas digestivas de oito lepidópteros-praga por transferência estrutural a partir de complexos cristalográficos, (ii) calibra uma escada de escores contra seis inibidores naturais e iscas embaralhadas, (iii) gera peptídeos macrocíclicos cabeça-cauda de 5–20 resíduos com RFdiffusion e ProteinMPNN, (iv) os tria quanto a motivos de clivagem por proteases e (v) tria os sobreviventes por co-dobramento com Boltz-2 e dinâmica molecular. Uma visão geral é dada na Figura 1. O trabalho é inteiramente computacional. Ele não avalia a seletividade frente a proteases não-alvo, que é um módulo separado do nosso projeto, e nenhum resultado aqui relatado deve ser lido como evidência de atividade inibitória ou de seletividade.</w:t>
+        <w:t xml:space="preserve">Apresentamos aqui um pipeline computacional que (i) define os subsítios catalíticos das tripsinas digestivas de oito lepidópteros-praga por transferência estrutural a partir de complexos cristalográficos, (ii) calibra uma escada de escores contra seis inibidores naturais e iscas embaralhadas, (iii) gera esqueletos macrocíclicos cabeça-cauda de 5–20 resíduos com RFdiffusion e ProteinMPNN, (iv) aplica uma triagem por escore de motivos e um critério duro de não clivabilidade e (v) co-dobra as sobreviventes com o Boltz-2 e as tria por dinâmica molecular de 10 ns, em duas frentes: as sequências desenhadas como peptídeos lineares e como macrociclos cabeça-cauda. Uma visão geral é dada na Figura 1. O trabalho é inteiramente computacional. Não avalia a seletividade frente a proteases não-alvo, que é um módulo separado do nosso projeto, e nenhum resultado aqui relatado deve ser lido como evidência de atividade inibitória ou de seletividade.</w:t>
       </w:r>
     </w:p>
     <w:p>
@@ -2000,14 +2027,14 @@
       <w:r>
         <w:drawing>
           <wp:inline>
-            <wp:extent cx="5334000" cy="2915420"/>
+            <wp:extent cx="5334000" cy="2561783"/>
             <wp:effectExtent b="0" l="0" r="0" t="0"/>
-            <wp:docPr descr="Figura 1. Visão geral do pipeline e do número de itens em cada etapa. Azul: definição de alvos e subsítios; laranja: calibração da escada de escores; verde: geração e triagem de candidatos. A seletividade frente a proteases não-alvo, a atividade enzimática e o fechamento do macrociclo na topologia de MD não foram abordados." title="" id="15" name="Picture"/>
+            <wp:docPr descr="Figura 1. Visão geral do pipeline. Verde: concluído; amarelo: em execução; cinza: pendente. Oito receptores com subsítios transferidos e uma escada de escores calibrada precedem a geração de 22.066 sequências; o critério duro de não clivabilidade (E0) as divide na frente L (linear, 527) e na frente M (macrociclo, 543), cada uma seguida de co-dobramento com o Boltz-2 (E1), reescore com controles pareados (E2–E3), controle de qualidade de pose (E4), simulações de 10 ns dos três melhores por espécie (E6–E7) e comparação e lista de entrega (E8–E9). A contratriagem frente a proteases não-alvo (E5) não foi construída e nenhuma seletividade é afirmada." title="" id="15" name="Picture"/>
             <a:graphic>
               <a:graphicData uri="http://schemas.openxmlformats.org/drawingml/2006/picture">
                 <pic:pic>
                   <pic:nvPicPr>
-                    <pic:cNvPr descr="figures/Figure1_pipeline.png" id="16" name="Picture"/>
+                    <pic:cNvPr descr="figures/pt/fig1_pipeline_v3.png" id="16" name="Picture"/>
                     <pic:cNvPicPr>
                       <a:picLocks noChangeArrowheads="1" noChangeAspect="1"/>
                     </pic:cNvPicPr>
@@ -2021,7 +2048,7 @@
                   <pic:spPr bwMode="auto">
                     <a:xfrm>
                       <a:off x="0" y="0"/>
-                      <a:ext cx="5334000" cy="2915420"/>
+                      <a:ext cx="5334000" cy="2561783"/>
                     </a:xfrm>
                     <a:prstGeom prst="rect">
                       <a:avLst/>
@@ -2055,7 +2082,7 @@
         <w:t xml:space="preserve"> </w:t>
       </w:r>
       <w:r>
-        <w:t xml:space="preserve">Visão geral do pipeline e do número de itens em cada etapa. Azul: definição de alvos e subsítios; laranja: calibração da escada de escores; verde: geração e triagem de candidatos. A seletividade frente a proteases não-alvo, a atividade enzimática e o fechamento do macrociclo na topologia de MD não foram abordados.</w:t>
+        <w:t xml:space="preserve">Visão geral do pipeline. Verde: concluído; amarelo: em execução; cinza: pendente. Oito receptores com subsítios transferidos e uma escada de escores calibrada precedem a geração de 22.066 sequências; o critério duro de não clivabilidade (E0) as divide na frente L (linear, 527) e na frente M (macrociclo, 543), cada uma seguida de co-dobramento com o Boltz-2 (E1), reescore com controles pareados (E2–E3), controle de qualidade de pose (E4), simulações de 10 ns dos três melhores por espécie (E6–E7) e comparação e lista de entrega (E8–E9). A contratriagem frente a proteases não-alvo (E5) não foi construída e nenhuma seletividade é afirmada.</w:t>
       </w:r>
     </w:p>
     <w:p>
@@ -2066,7 +2093,7 @@
       </w:r>
     </w:p>
     <w:bookmarkEnd w:id="17"/>
-    <w:bookmarkStart w:id="28" w:name="material-e-métodos"/>
+    <w:bookmarkStart w:id="31" w:name="material-e-métodos"/>
     <w:p>
       <w:pPr>
         <w:pStyle w:val="Heading2"/>
@@ -2659,13 +2686,13 @@
       </w:r>
     </w:p>
     <w:bookmarkEnd w:id="22"/>
-    <w:bookmarkStart w:id="23" w:name="triagem-de-motivos-de-clivagem"/>
+    <w:bookmarkStart w:id="26" w:name="triagens-de-clivagem"/>
     <w:p>
       <w:pPr>
         <w:pStyle w:val="Heading3"/>
       </w:pPr>
       <w:r>
-        <w:t xml:space="preserve">2.6 Triagem de motivos de clivagem</w:t>
+        <w:t xml:space="preserve">2.6 Triagens de clivagem</w:t>
       </w:r>
     </w:p>
     <w:p>
@@ -2673,127 +2700,7 @@
         <w:pStyle w:val="FirstParagraph"/>
       </w:pPr>
       <w:r>
-        <w:t xml:space="preserve">Cada sequência foi varrida com sete regras simplificadas de motivos de P1, definidas com referência às especificidades enzimáticas compiladas no PeptideCutter (Gasteiger et al., 2005), mas simplificadas e não avaliadas contra ele: tripsina (após K/R, não antes de P), quimotripsina de alta (F/Y/W) e de baixa (F/Y/W/M/L) especificidade, uma regra do tipo elastase (após A/G/S/V, não antes de P), Lys-C, Arg-C e uma regra do tipo pepsina; esta última não é uma protease do intestino de lepidópteros e, ainda assim, contribui para o escore com o peso de uma enzima de prioridade 2. Como os candidatos são macrociclos cabeça-cauda, a ligação peptídica entre o último e o primeiro resíduo foi avaliada como qualquer outra (varredura</w:t>
-      </w:r>
-      <w:r>
-        <w:t xml:space="preserve"> </w:t>
-      </w:r>
-      <w:r>
-        <w:t xml:space="preserve">“circular”</w:t>
-      </w:r>
-      <w:r>
-        <w:t xml:space="preserve">). O resíduo do peptídeo cujo átomo Cα ficava mais próximo do Cα da serina catalítica no esqueleto do RFdiffusion foi tomado como aproximação geométrica de P1; se esse resíduo era um sítio de tripsina, ele foi isentado da contagem de sítios internos de tripsina, caso contrário todo sítio de tripsina contou como interno. Um escore de suscetibilidade foi calculado como o número ponderado de sítios (pesos 1,0, 0,6 e 0,3 para prioridades de protease 1, 2 e 3; para a tripsina só sítios internos foram contados, para as demais regras todos os sítios), dividido por 10 e limitado a 1. Uma sequência foi rotulada RESISTENTE (semelhante a resistente) sem sítio interno de tripsina e com escore abaixo de 0,3, MARGINAL com no máximo um sítio interno e escore abaixo de 0,5, e SUSCEPTIVEL nos demais casos. Esses rótulos são previsões baseadas em motivos e não medem proteólise. Eles também são sensíveis a um único sítio: por exemplo, GIFDDIG não tem sítio de tripsina, mas tem escore 0,34 e é rotulada MARGINAL.</w:t>
-      </w:r>
-    </w:p>
-    <w:bookmarkEnd w:id="23"/>
-    <w:bookmarkStart w:id="24" w:name="co-dobramento-dos-candidatos-com-boltz-2"/>
-    <w:p>
-      <w:pPr>
-        <w:pStyle w:val="Heading3"/>
-      </w:pPr>
-      <w:r>
-        <w:t xml:space="preserve">2.7 Co-dobramento dos candidatos com Boltz-2</w:t>
-      </w:r>
-    </w:p>
-    <w:p>
-      <w:pPr>
-        <w:pStyle w:val="FirstParagraph"/>
-      </w:pPr>
-      <w:r>
-        <w:t xml:space="preserve">Os candidatos rotulados RESISTENTE foram co-dobrados com cada receptor usando o Boltz-2 (versão 2.2.1; Passaro et al., 2025), com a sequência do receptor e um MSA do receptor calculado uma vez por espécie no servidor público ColabFold (Mirdita et al., 2022), e o peptídeo declarado cíclico (</w:t>
-      </w:r>
-      <w:r>
-        <w:rPr>
-          <w:rStyle w:val="VerbatimChar"/>
-        </w:rPr>
-        <w:t xml:space="preserve">cyclic: true</w:t>
-      </w:r>
-      <w:r>
-        <w:t xml:space="preserve">) sem MSA. Foi feita uma predição por candidato com as configurações padrão (</w:t>
-      </w:r>
-      <w:r>
-        <w:rPr>
-          <w:rStyle w:val="VerbatimChar"/>
-        </w:rPr>
-        <w:t xml:space="preserve">--preprocessing-threads 4</w:t>
-      </w:r>
-      <w:r>
-        <w:t xml:space="preserve">). Relatamos o</w:t>
-      </w:r>
-      <w:r>
-        <w:t xml:space="preserve"> </w:t>
-      </w:r>
-      <w:r>
-        <w:rPr>
-          <w:rStyle w:val="VerbatimChar"/>
-        </w:rPr>
-        <w:t xml:space="preserve">confidence_score</w:t>
-      </w:r>
-      <w:r>
-        <w:t xml:space="preserve"> </w:t>
-      </w:r>
-      <w:r>
-        <w:t xml:space="preserve">do Boltz-2, que verificamos ser igual a 0,8·pLDDT + 0,2·ipTM em todas as predições (maior desvio absoluto 8 × 10</w:t>
-      </w:r>
-      <w:r>
-        <w:rPr>
-          <w:vertAlign w:val="superscript"/>
-        </w:rPr>
-        <w:t xml:space="preserve">−8</w:t>
-      </w:r>
-      <w:r>
-        <w:t xml:space="preserve">), o pLDDT do complexo e o ipTM. As saídas de afinidade do Boltz-2 não foram usadas.</w:t>
-      </w:r>
-    </w:p>
-    <w:bookmarkEnd w:id="24"/>
-    <w:bookmarkStart w:id="25" w:name="X9995d9d7f5bc3f2b7b28d57a5adadb82d6564d6"/>
-    <w:p>
-      <w:pPr>
-        <w:pStyle w:val="Heading3"/>
-      </w:pPr>
-      <w:r>
-        <w:t xml:space="preserve">2.8 Dinâmica molecular dos melhores candidatos</w:t>
-      </w:r>
-    </w:p>
-    <w:p>
-      <w:pPr>
-        <w:pStyle w:val="FirstParagraph"/>
-      </w:pPr>
-      <w:r>
-        <w:t xml:space="preserve">Para cada espécie, foi simulado o candidato RESISTENTE com o maior</w:t>
-      </w:r>
-      <w:r>
-        <w:t xml:space="preserve"> </w:t>
-      </w:r>
-      <w:r>
-        <w:rPr>
-          <w:rStyle w:val="VerbatimChar"/>
-        </w:rPr>
-        <w:t xml:space="preserve">confidence_score</w:t>
-      </w:r>
-      <w:r>
-        <w:t xml:space="preserve">. A partir do complexo do Boltz-2, a protonação em pH 10,0 (um valor alcalino dentro da faixa gerada pelo intestino médio de lepidópteros; Dow, 1992) foi atribuída com o PROPKA 3 (Olsson et al., 2011) por meio do PDB2PQR 3.6.2 (Dolinsky et al., 2007). As simulações usaram o GROMACS 2025.4 (Abraham et al., 2015) com o campo de força AMBER99SB-ILDN (Lindorff-Larsen et al., 2010) e água TIP3P (Jorgensen et al., 1983), caixa dodecaédrica com 1,2 nm entre o soluto e a borda da caixa, NaCl neutralizante a 0,15 M, minimização por descida mais íngreme (no máximo 50.000 passos), 200 ps de equilíbrio NVT e 500 ps de equilíbrio NPT com restrições de posição nos átomos pesados da proteína (constante de força padrão do GROMACS, 1.000 kJ mol</w:t>
-      </w:r>
-      <w:r>
-        <w:rPr>
-          <w:vertAlign w:val="superscript"/>
-        </w:rPr>
-        <w:t xml:space="preserve">−1</w:t>
-      </w:r>
-      <w:r>
-        <w:t xml:space="preserve"> </w:t>
-      </w:r>
-      <w:r>
-        <w:t xml:space="preserve">nm</w:t>
-      </w:r>
-      <w:r>
-        <w:rPr>
-          <w:vertAlign w:val="superscript"/>
-        </w:rPr>
-        <w:t xml:space="preserve">−2</w:t>
-      </w:r>
-      <w:r>
-        <w:t xml:space="preserve">) e uma produção de 50 ns a 300 K e 1 bar. A temperatura foi controlada com o termostato de reescalonamento de velocidades (τ = 0,1 ps, acoplamento separado de proteína e não proteína; Bussi et al., 2007), a pressão com o barostato de Parrinello–Rahman (τ = 2 ps; Parrinello e Rahman, 1981), a eletrostática com</w:t>
+        <w:t xml:space="preserve">Duas triagens foram aplicadas às 22.066 sequências.</w:t>
       </w:r>
       <w:r>
         <w:t xml:space="preserve"> </w:t>
@@ -2803,22 +2710,362 @@
           <w:i/>
           <w:iCs/>
         </w:rPr>
-        <w:t xml:space="preserve">particle-mesh Ewald</w:t>
-      </w:r>
-      <w:r>
-        <w:t xml:space="preserve"> </w:t>
-      </w:r>
-      <w:r>
-        <w:t xml:space="preserve">(Essmann et al., 1995) e corte de 1,0 nm para as interações de Coulomb e de van der Waals, com ligações a hidrogênio restritas (LINCS) e passo de 2 fs; as coordenadas foram gravadas a cada 5 ps. As velocidades iniciais foram geradas com semente aleatória. Cada candidato foi simulado uma vez. O peptídeo foi construído como cadeia linear com terminais carregados: a ligação cabeça-cauda do macrociclo não foi imposta na topologia.</w:t>
-      </w:r>
-    </w:p>
-    <w:bookmarkEnd w:id="25"/>
-    <w:bookmarkStart w:id="26" w:name="análise-das-trajetórias"/>
+        <w:t xml:space="preserve">(i) Triagem por escore de motivos (primeira rodada).</w:t>
+      </w:r>
+      <w:r>
+        <w:t xml:space="preserve"> </w:t>
+      </w:r>
+      <w:r>
+        <w:t xml:space="preserve">Cada sequência foi varrida com sete regras simplificadas de motivos de P1, definidas com referência às especificidades enzimáticas compiladas no PeptideCutter (Gasteiger et al., 2005), mas simplificadas e não avaliadas contra ele: tripsina (após K/R, não antes de P), quimotripsina de alta (F/Y/W) e de baixa (F/Y/W/M/L) especificidade, uma regra do tipo elastase (após A/G/S/V, não antes de P), Lys-C, Arg-C e uma regra do tipo pepsina; esta última não é uma protease do intestino de lepidópteros e, ainda assim, contribui para o escore com o peso de uma enzima de prioridade 2. Como os candidatos são macrociclos cabeça-cauda, a ligação peptídica entre o último e o primeiro resíduo foi avaliada como qualquer outra (varredura</w:t>
+      </w:r>
+      <w:r>
+        <w:t xml:space="preserve"> </w:t>
+      </w:r>
+      <w:r>
+        <w:t xml:space="preserve">“circular”</w:t>
+      </w:r>
+      <w:r>
+        <w:t xml:space="preserve">). O resíduo do peptídeo cujo átomo Cα ficava mais próximo do Cα da serina catalítica no esqueleto do RFdiffusion foi tomado como aproximação geométrica de P1; se esse resíduo era um sítio de tripsina, ele foi isentado da contagem de sítios internos de tripsina, caso contrário todo sítio de tripsina contou como interno. Um escore de suscetibilidade foi calculado como o número ponderado de sítios (pesos 1,0, 0,6 e 0,3 para prioridades de protease 1, 2 e 3; para a tripsina só sítios internos foram contados, para as demais regras todos os sítios), dividido por 10 e limitado a 1. Uma sequência foi rotulada RESISTENTE (semelhante a resistente) sem sítio interno de tripsina e com escore abaixo de 0,3, MARGINAL com no máximo um sítio interno e escore abaixo de 0,5, e SUSCEPTIVEL nos demais casos. Esses rótulos são previsões baseadas em motivos e não medem proteólise. Eles também são sensíveis a um único sítio: por exemplo, GIFDDIG não tem sítio de tripsina, mas tem escore 0,34 e é rotulada MARGINAL.</w:t>
+      </w:r>
+    </w:p>
+    <w:p>
+      <w:pPr>
+        <w:pStyle w:val="BodyText"/>
+      </w:pPr>
+      <w:r>
+        <w:rPr>
+          <w:i/>
+          <w:iCs/>
+        </w:rPr>
+        <w:t xml:space="preserve">(ii) Critério duro de não clivabilidade.</w:t>
+      </w:r>
+      <w:r>
+        <w:t xml:space="preserve"> </w:t>
+      </w:r>
+      <w:r>
+        <w:t xml:space="preserve">A exigência de que o peptídeo não seja clivado por proteases do intestino médio é uma restrição e não um escore ponderado, de modo que se acrescentou um critério binário, com os resíduos P1 da Figura 2. Uma sequência foi mantida apenas se nenhum resíduo da cadeia fosse K ou R (tipo tripsina), F, Y, W, L ou M (tipo quimotripsina) ou A ou V (tipo elastase; L e M já incluídos), a menos que o resíduo seguinte fosse prolina. No peptídeo linear avalia-se também o resíduo C-terminal, pois o carboxilato livre o torna substrato de carboxipeptidases: ele não pode pertencer ao conjunto acima nem ser isoleucina. No macrociclo não há extremidades e a ligação de fechamento é avaliada como as demais, de modo que um resíduo que precede o primeiro fica protegido quando o primeiro é prolina. Não se faz isenção para o resíduo mais próximo da serina catalítica. A isoleucina é permitida no interior da cadeia, pois não encontramos evidência de que seja P1 dessas enzimas; uma análise de sensibilidade também a proíbe. A regra foi aplicada às mesmas 22.066 sequências na interpretação linear (frente L) e na cíclica (frente M), e os rótulos continuam sendo chamados RESISTENTE. O critério é uma predição ao nível de motivos: apoia-se nas especificidades descritas para enzimas do intestino médio de lepidópteros (Valaitis, 1995; Valaitis et al., 1999; Yang et al., 2012; Zhan et al., 2010; Nakonieczny et al., 2007), trata cada exceção do tipo K/R–Pro como aproximação e não remove a ação da aminopeptidase N, que exige N-terminal livre e só é evitada pela ciclização ou pela proteção (capping) do peptídeo.</w:t>
+      </w:r>
+    </w:p>
+    <w:p>
+      <w:pPr>
+        <w:pStyle w:val="CaptionedFigure"/>
+      </w:pPr>
+      <w:r>
+        <w:drawing>
+          <wp:inline>
+            <wp:extent cx="5334000" cy="1694329"/>
+            <wp:effectExtent b="0" l="0" r="0" t="0"/>
+            <wp:docPr descr="Figura 2. Resíduos proibidos em P1 por classe de protease do intestino médio no critério duro de não clivabilidade. Um resíduo é tolerado quando o seguinte é prolina. A isoleucina é proibida apenas no C-terminal livre do peptídeo linear (linha da carboxipeptidase) e, em uma análise de sensibilidade, no interior da cadeia." title="" id="24" name="Picture"/>
+            <a:graphic>
+              <a:graphicData uri="http://schemas.openxmlformats.org/drawingml/2006/picture">
+                <pic:pic>
+                  <pic:nvPicPr>
+                    <pic:cNvPr descr="figures/pt/fig2_regra_dura.png" id="25" name="Picture"/>
+                    <pic:cNvPicPr>
+                      <a:picLocks noChangeArrowheads="1" noChangeAspect="1"/>
+                    </pic:cNvPicPr>
+                  </pic:nvPicPr>
+                  <pic:blipFill>
+                    <a:blip r:embed="rId23"/>
+                    <a:stretch>
+                      <a:fillRect/>
+                    </a:stretch>
+                  </pic:blipFill>
+                  <pic:spPr bwMode="auto">
+                    <a:xfrm>
+                      <a:off x="0" y="0"/>
+                      <a:ext cx="5334000" cy="1694329"/>
+                    </a:xfrm>
+                    <a:prstGeom prst="rect">
+                      <a:avLst/>
+                    </a:prstGeom>
+                    <a:noFill/>
+                    <a:ln w="9525">
+                      <a:noFill/>
+                      <a:headEnd/>
+                      <a:tailEnd/>
+                    </a:ln>
+                  </pic:spPr>
+                </pic:pic>
+              </a:graphicData>
+            </a:graphic>
+          </wp:inline>
+        </w:drawing>
+      </w:r>
+    </w:p>
+    <w:p>
+      <w:pPr>
+        <w:pStyle w:val="ImageCaption"/>
+      </w:pPr>
+      <w:r>
+        <w:rPr>
+          <w:b/>
+          <w:bCs/>
+        </w:rPr>
+        <w:t xml:space="preserve">Figura 2.</w:t>
+      </w:r>
+      <w:r>
+        <w:t xml:space="preserve"> </w:t>
+      </w:r>
+      <w:r>
+        <w:t xml:space="preserve">Resíduos proibidos em P1 por classe de protease do intestino médio no critério duro de não clivabilidade. Um resíduo é tolerado quando o seguinte é prolina. A isoleucina é proibida apenas no C-terminal livre do peptídeo linear (linha da carboxipeptidase) e, em uma análise de sensibilidade, no interior da cadeia.</w:t>
+      </w:r>
+    </w:p>
+    <w:bookmarkEnd w:id="26"/>
+    <w:bookmarkStart w:id="27" w:name="co-dobramento-dos-candidatos-com-boltz-2"/>
     <w:p>
       <w:pPr>
         <w:pStyle w:val="Heading3"/>
       </w:pPr>
       <w:r>
+        <w:t xml:space="preserve">2.7 Co-dobramento dos candidatos com Boltz-2</w:t>
+      </w:r>
+    </w:p>
+    <w:p>
+      <w:pPr>
+        <w:pStyle w:val="FirstParagraph"/>
+      </w:pPr>
+      <w:r>
+        <w:rPr>
+          <w:i/>
+          <w:iCs/>
+        </w:rPr>
+        <w:t xml:space="preserve">Primeira rodada.</w:t>
+      </w:r>
+      <w:r>
+        <w:t xml:space="preserve"> </w:t>
+      </w:r>
+      <w:r>
+        <w:t xml:space="preserve">Os candidatos rotulados RESISTENTE foram co-dobrados com cada receptor usando o Boltz-2 (versão 2.2.1; Passaro et al., 2025), com a sequência do receptor e um MSA do receptor calculado uma vez por espécie no servidor público ColabFold (Mirdita et al., 2022), e o peptídeo declarado cíclico (</w:t>
+      </w:r>
+      <w:r>
+        <w:rPr>
+          <w:rStyle w:val="VerbatimChar"/>
+        </w:rPr>
+        <w:t xml:space="preserve">cyclic: true</w:t>
+      </w:r>
+      <w:r>
+        <w:t xml:space="preserve">) sem MSA. Foi feita uma predição por candidato com as configurações padrão (</w:t>
+      </w:r>
+      <w:r>
+        <w:rPr>
+          <w:rStyle w:val="VerbatimChar"/>
+        </w:rPr>
+        <w:t xml:space="preserve">--preprocessing-threads 4</w:t>
+      </w:r>
+      <w:r>
+        <w:t xml:space="preserve">). Relatamos o</w:t>
+      </w:r>
+      <w:r>
+        <w:t xml:space="preserve"> </w:t>
+      </w:r>
+      <w:r>
+        <w:rPr>
+          <w:rStyle w:val="VerbatimChar"/>
+        </w:rPr>
+        <w:t xml:space="preserve">confidence_score</w:t>
+      </w:r>
+      <w:r>
+        <w:t xml:space="preserve"> </w:t>
+      </w:r>
+      <w:r>
+        <w:t xml:space="preserve">do Boltz-2, que verificamos ser igual a 0,8·pLDDT + 0,2·ipTM em todas as predições (maior desvio absoluto 8 × 10</w:t>
+      </w:r>
+      <w:r>
+        <w:rPr>
+          <w:vertAlign w:val="superscript"/>
+        </w:rPr>
+        <w:t xml:space="preserve">−8</w:t>
+      </w:r>
+      <w:r>
+        <w:t xml:space="preserve">), o pLDDT do complexo e o ipTM. As saídas de afinidade do Boltz-2 não foram usadas.</w:t>
+      </w:r>
+    </w:p>
+    <w:p>
+      <w:pPr>
+        <w:pStyle w:val="BodyText"/>
+      </w:pPr>
+      <w:r>
+        <w:rPr>
+          <w:i/>
+          <w:iCs/>
+        </w:rPr>
+        <w:t xml:space="preserve">Triagem nas duas frentes (E1).</w:t>
+      </w:r>
+      <w:r>
+        <w:t xml:space="preserve"> </w:t>
+      </w:r>
+      <w:r>
+        <w:t xml:space="preserve">Os candidatos que satisfazem o critério duro foram co-dobrados com o mesmo protocolo em duas modalidades: como peptídeos lineares (</w:t>
+      </w:r>
+      <w:r>
+        <w:rPr>
+          <w:rStyle w:val="VerbatimChar"/>
+        </w:rPr>
+        <w:t xml:space="preserve">cyclic: false</w:t>
+      </w:r>
+      <w:r>
+        <w:t xml:space="preserve">, frente L) e como macrociclos cabeça-cauda (</w:t>
+      </w:r>
+      <w:r>
+        <w:rPr>
+          <w:rStyle w:val="VerbatimChar"/>
+        </w:rPr>
+        <w:t xml:space="preserve">cyclic: true</w:t>
+      </w:r>
+      <w:r>
+        <w:t xml:space="preserve">, frente M). A frente M repete predições da primeira rodada e testa, portanto, a reprodutibilidade do Boltz-2 para uma entrada idêntica.</w:t>
+      </w:r>
+      <w:r>
+        <w:t xml:space="preserve"> </w:t>
+      </w:r>
+      <w:r>
+        <w:rPr>
+          <w:i/>
+          <w:iCs/>
+        </w:rPr>
+        <w:t xml:space="preserve">Reescore robusto (E2).</w:t>
+      </w:r>
+      <w:r>
+        <w:t xml:space="preserve"> </w:t>
+      </w:r>
+      <w:r>
+        <w:t xml:space="preserve">Os dez candidatos de maior confiança por espécie e frente foram reprevistos com cinco amostras de difusão, três ciclos de reciclagem, 200 passos de amostragem, potenciais de inferência (</w:t>
+      </w:r>
+      <w:r>
+        <w:rPr>
+          <w:rStyle w:val="VerbatimChar"/>
+        </w:rPr>
+        <w:t xml:space="preserve">--use_potentials</w:t>
+      </w:r>
+      <w:r>
+        <w:t xml:space="preserve">) e três sementes aleatórias; o escore do candidato é a média de todas as predições e a melhor predição individual é a estrutura inicial da simulação.</w:t>
+      </w:r>
+      <w:r>
+        <w:t xml:space="preserve"> </w:t>
+      </w:r>
+      <w:r>
+        <w:rPr>
+          <w:i/>
+          <w:iCs/>
+        </w:rPr>
+        <w:t xml:space="preserve">Controles pareados (E3).</w:t>
+      </w:r>
+      <w:r>
+        <w:t xml:space="preserve"> </w:t>
+      </w:r>
+      <w:r>
+        <w:t xml:space="preserve">Para cada um desses candidatos, três sequências embaralhadas com a mesma composição e comprimento (semente fixada pela sequência) foram preditas com o mesmo protocolo, e calculou-se a diferença pareada Δ = escore do candidato − média do escore de seus controles, porque a calibração sustenta comparações dentro de pares e não valores absolutos (Seção 4.2).</w:t>
+      </w:r>
+      <w:r>
+        <w:t xml:space="preserve"> </w:t>
+      </w:r>
+      <w:r>
+        <w:rPr>
+          <w:i/>
+          <w:iCs/>
+        </w:rPr>
+        <w:t xml:space="preserve">Controle de qualidade de pose (E4).</w:t>
+      </w:r>
+      <w:r>
+        <w:t xml:space="preserve"> </w:t>
+      </w:r>
+      <w:r>
+        <w:t xml:space="preserve">Os limiares foram fixados antes de analisar as predições: nenhum par de átomos pesados peptídeo–receptor a menos de 2,2 Å; |ω| ≥ 150° nas ligações peptídicas (Pro cis aceita); quiralidade L em todo Cα (Gly excluída); distância Nε2 da His57–Oγ da Ser195 ≤ 3,8 Å (resíduos equivalentes do receptor); e, nos macrociclos, distância C–N de fechamento ≤ 1,5 Å com ω de fechamento ≥ 150°. O candidato de maior posição de cada espécie foi também co-dobrado com os outros sete receptores (matriz cruzada 8 × 8). Os três candidatos de maior posição por espécie e frente, tomados como sequências distintas pela maior confiança média entre os semelhantes a resistentes, seguiram para as simulações; o Δ é interpretado depois e não é usado na seleção.</w:t>
+      </w:r>
+    </w:p>
+    <w:bookmarkEnd w:id="27"/>
+    <w:bookmarkStart w:id="28" w:name="dinâmica-molecular-de-triagem-10-ns"/>
+    <w:p>
+      <w:pPr>
+        <w:pStyle w:val="Heading3"/>
+      </w:pPr>
+      <w:r>
+        <w:t xml:space="preserve">2.8 Dinâmica molecular de triagem (10 ns)</w:t>
+      </w:r>
+    </w:p>
+    <w:p>
+      <w:pPr>
+        <w:pStyle w:val="FirstParagraph"/>
+      </w:pPr>
+      <w:r>
+        <w:t xml:space="preserve">Cada um dos três melhores candidatos por espécie e frente (24 complexos lineares e 24 cíclicos) foi simulado por 10 ns como etapa de triagem; os autores rodam simulações mais longas nos candidatos que passarem. A partir do complexo do Boltz-2, a protonação das cadeias laterais em pH 10,0 foi atribuída com o PROPKA 3 (Olsson et al., 2011) por meio do PDB2PQR 3.6.2 (Dolinsky et al., 2007). Esse valor foi escolhido por ser o mais compatível com o intestino médio de lagartas de lepidópteros: extratos do intestino de</w:t>
+      </w:r>
+      <w:r>
+        <w:t xml:space="preserve"> </w:t>
+      </w:r>
+      <w:r>
+        <w:rPr>
+          <w:i/>
+          <w:iCs/>
+        </w:rPr>
+        <w:t xml:space="preserve">H. virescens</w:t>
+      </w:r>
+      <w:r>
+        <w:t xml:space="preserve"> </w:t>
+      </w:r>
+      <w:r>
+        <w:t xml:space="preserve">tiveram pH 9,56–10,0 (Karumbaiah et al., 2007), e o intestino médio de lepidópteros atinge o maior pH luminal conhecido (Dow, 1992). Os sistemas foram montados com tleap e ParmEd do AmberTools (AMBER99SB-ILDN, Lindorff-Larsen et al., 2010; água TIP3P, Jorgensen et al., 1983) em uma caixa octaédrica truncada com 12 Å de margem e NaCl a 0,15 M, e exportados para o GROMACS 2025.4 (Abraham et al., 2015). O peptídeo linear tem extremidades NH</w:t>
+      </w:r>
+      <w:r>
+        <w:rPr>
+          <w:vertAlign w:val="subscript"/>
+        </w:rPr>
+        <w:t xml:space="preserve">3</w:t>
+      </w:r>
+      <w:r>
+        <w:rPr>
+          <w:vertAlign w:val="superscript"/>
+        </w:rPr>
+        <w:t xml:space="preserve">+</w:t>
+      </w:r>
+      <w:r>
+        <w:t xml:space="preserve"> </w:t>
+      </w:r>
+      <w:r>
+        <w:t xml:space="preserve">e COO</w:t>
+      </w:r>
+      <w:r>
+        <w:rPr>
+          <w:vertAlign w:val="superscript"/>
+        </w:rPr>
+        <w:t xml:space="preserve">−</w:t>
+      </w:r>
+      <w:r>
+        <w:t xml:space="preserve"> </w:t>
+      </w:r>
+      <w:r>
+        <w:t xml:space="preserve">livres, porque o campo de força não oferece N-terminal neutro; em pH 10 o grupo α-amino (pKa ≈ 8) seria majoritariamente neutro, de modo que isso é uma limitação que afeta apenas a frente linear. O macrociclo foi construído com ligação C(n)–N(1) explícita na topologia, de modo que não tem extremidades; a montagem foi validada em um complexo de 10 resíduos (minimização convergiu, NVT estável, C–N de fechamento 1,34 Å, ω −179°; Figura S2), e a geometria inicial é compatível com o anel porque vem da predição cíclica do Boltz-2. As etapas e os controles foram idênticos nas duas frentes: minimização por máxima descida, 200 ps de equilibração NVT e 500 ps de NPT com restrições de posição nos átomos pesados da proteína (1.000 kJ mol</w:t>
+      </w:r>
+      <w:r>
+        <w:rPr>
+          <w:vertAlign w:val="superscript"/>
+        </w:rPr>
+        <w:t xml:space="preserve">−1</w:t>
+      </w:r>
+      <w:r>
+        <w:t xml:space="preserve"> </w:t>
+      </w:r>
+      <w:r>
+        <w:t xml:space="preserve">nm</w:t>
+      </w:r>
+      <w:r>
+        <w:rPr>
+          <w:vertAlign w:val="superscript"/>
+        </w:rPr>
+        <w:t xml:space="preserve">−2</w:t>
+      </w:r>
+      <w:r>
+        <w:t xml:space="preserve">), depois 10 ns de produção a 300 K e 1 bar com o termostato de reescalonamento de velocidades (τ = 0,1 ps; Bussi et al., 2007), o barostato de Parrinello–Rahman (τ = 2 ps; Parrinello e Rahman, 1981), eletrostática por Ewald de malha de partículas (Essmann et al., 1995), corte de 1,0 nm para Coulomb e van der Waals, ligações a hidrogênio restritas (LINCS) e passo de 2 fs. Cada sistema foi simulado uma vez, com semente aleatória para as velocidades iniciais; dez nanossegundos com uma réplica são uma triagem descritiva e não se faz inferência estatística.</w:t>
+      </w:r>
+    </w:p>
+    <w:bookmarkEnd w:id="28"/>
+    <w:bookmarkStart w:id="29" w:name="análise-das-trajetórias"/>
+    <w:p>
+      <w:pPr>
+        <w:pStyle w:val="Heading3"/>
+      </w:pPr>
+      <w:r>
         <w:t xml:space="preserve">2.9 Análise das trajetórias</w:t>
       </w:r>
     </w:p>
@@ -2836,20 +3083,11 @@
         <w:t xml:space="preserve">gmx trjconv -pbc mol -center</w:t>
       </w:r>
       <w:r>
-        <w:t xml:space="preserve">) e subamostradas em intervalos de 100 ps (501 quadros). Essa etapa é necessária porque o peptídeo é uma molécula separada: na trajetória não corrigida de um dos sistemas, a distância entre os centros de massa do receptor e do peptídeo chegou a 94,8 Å (mediana 44,7 Å, aresta da caixa 116 Å), embora o peptídeo permanecesse em contato com o receptor em todos os quadros. As análises usaram o MDAnalysis 2.9.0 (Michaud-Agrawal et al., 2011; Gowers et al., 2016). O aspartato de S1 foi o equivalente da Asp189 da Seção 2.2 (o nome do resíduo foi verificado em todos os sistemas). Em cada quadro, a distância de cada resíduo do peptídeo aos oxigênios carboxilato desse aspartato foi tomada como a distância mínima entre átomos pesados com a convenção de imagem mínima. O resíduo do peptídeo com a menor distância média foi definido como âncora, sem presumir qual resíduo seria. A ocupância de S1 é a fração dos quadros com distância âncora–Asp189 abaixo de 4, 5 ou 6 Å, relatada para toda a trajetória e separadamente para cada metade. Também relatamos a fração dos quadros em que algum átomo pesado do peptídeo esteve a menos de 4,5 Å do Oγ da serina catalítica ou do Nε2 da histidina catalítica, a fração de quadros com qualquer contato peptídeo–receptor a menos de 4,5 Å, e o RMSD dos átomos Cα do peptídeo após superposição nos Cα do receptor (referência: primeiro quadro de produção), calculado depois de tornar o peptídeo inteiro e transladá-lo para a imagem periódica mais próxima do aspartato de S1. Seguindo o critério declarado em nosso plano de projeto, uma ocupância de pelo menos 70% a 5 Å é usada como limiar descritivo para</w:t>
-      </w:r>
-      <w:r>
-        <w:t xml:space="preserve"> </w:t>
-      </w:r>
-      <w:r>
-        <w:t xml:space="preserve">“ancorado em S1”</w:t>
-      </w:r>
-      <w:r>
-        <w:t xml:space="preserve">; como cada candidato foi simulado uma vez, não se faz inferência estatística.</w:t>
-      </w:r>
-    </w:p>
-    <w:bookmarkEnd w:id="26"/>
-    <w:bookmarkStart w:id="27" w:name="X75bdb7ee9ea5a28f39c9e4f16f8e0679f736766"/>
+        <w:t xml:space="preserve">) e subamostradas. Essa etapa é necessária porque o peptídeo é uma molécula separada: na trajetória não corrigida de um dos sistemas de uma rodada anterior de 50 ns deste projeto, a distância entre os centros de massa do receptor e do peptídeo chegou a 94,8 Å (mediana 44,7 Å, aresta da caixa 116 Å), embora o peptídeo permanecesse em contato com o receptor em todos os quadros. As análises usaram o MDAnalysis 2.9.0 (Michaud-Agrawal et al., 2011; Gowers et al., 2016). O aspartato de S1 foi o equivalente da Asp189 da Seção 2.2 (o nome do resíduo foi verificado em todos os sistemas). Em cada quadro, a distância de cada resíduo do peptídeo aos oxigênios carboxilato desse aspartato foi tomada como a distância mínima entre átomos pesados com a convenção de imagem mínima. O resíduo do peptídeo com a menor distância média foi definido como âncora, sem presumir qual resíduo seria. A ocupância de S1 é a fração dos quadros com distância âncora–Asp189 abaixo de 4, 5 ou 6 Å, relatada para toda a trajetória e separadamente para cada metade. Também relatamos a fração dos quadros em que algum átomo pesado do peptídeo esteve a menos de 4,5 Å do Oγ da serina catalítica ou do Nε2 da histidina catalítica, a fração de quadros com qualquer contato peptídeo–receptor a menos de 4,5 Å, e o RMSD dos átomos Cα do peptídeo após superposição nos Cα do receptor (referência: primeiro quadro de produção), calculado depois de tornar o peptídeo inteiro e transladá-lo para a imagem periódica mais próxima do aspartato de S1. Nos macrociclos relatamos também a distância C–N de fechamento e o ângulo ω de fechamento em cada quadro. Um candidato passa na triagem (critérios declarados antes das simulações) quando a ocupância da âncora é de pelo menos 70% a 5 Å na segunda metade da trajetória, a âncora é o mesmo resíduo nas duas metades e, nos macrociclos, o anel permanece íntegro (C–N ≤ 1,5 Å e ω ≥ 150° em todos os quadros); como cada candidato foi simulado uma vez, não se faz inferência estatística, e o candidato que falha é relatado com o critério que não cumpriu.</w:t>
+      </w:r>
+    </w:p>
+    <w:bookmarkEnd w:id="29"/>
+    <w:bookmarkStart w:id="30" w:name="X75bdb7ee9ea5a28f39c9e4f16f8e0679f736766"/>
     <w:p>
       <w:pPr>
         <w:pStyle w:val="Heading3"/>
@@ -2885,9 +3123,9 @@
         </w:pict>
       </w:r>
     </w:p>
-    <w:bookmarkEnd w:id="27"/>
-    <w:bookmarkEnd w:id="28"/>
-    <w:bookmarkStart w:id="42" w:name="resultados"/>
+    <w:bookmarkEnd w:id="30"/>
+    <w:bookmarkEnd w:id="31"/>
+    <w:bookmarkStart w:id="57" w:name="resultados"/>
     <w:p>
       <w:pPr>
         <w:pStyle w:val="Heading2"/>
@@ -2896,7 +3134,7 @@
         <w:t xml:space="preserve">3 Resultados</w:t>
       </w:r>
     </w:p>
-    <w:bookmarkStart w:id="29" w:name="X4236ba73aeb7160e5391b68047b2e03ce434ab4"/>
+    <w:bookmarkStart w:id="32" w:name="X4236ba73aeb7160e5391b68047b2e03ce434ab4"/>
     <w:p>
       <w:pPr>
         <w:pStyle w:val="Heading3"/>
@@ -4403,8 +4641,8 @@
         </w:tc>
       </w:tr>
     </w:tbl>
-    <w:bookmarkEnd w:id="29"/>
-    <w:bookmarkStart w:id="30" w:name="X14cd272ab7587c6fc065e96f26377bab5732639"/>
+    <w:bookmarkEnd w:id="32"/>
+    <w:bookmarkStart w:id="33" w:name="X14cd272ab7587c6fc065e96f26377bab5732639"/>
     <w:p>
       <w:pPr>
         <w:pStyle w:val="Heading3"/>
@@ -5085,8 +5323,8 @@
         </w:tc>
       </w:tr>
     </w:tbl>
-    <w:bookmarkEnd w:id="30"/>
-    <w:bookmarkStart w:id="34" w:name="X122c4b6a5b7ffbf8ee086e23af27cdae1a377f2"/>
+    <w:bookmarkEnd w:id="33"/>
+    <w:bookmarkStart w:id="37" w:name="X122c4b6a5b7ffbf8ee086e23af27cdae1a377f2"/>
     <w:p>
       <w:pPr>
         <w:pStyle w:val="Heading3"/>
@@ -5113,7 +5351,7 @@
         <w:t xml:space="preserve">S. frugiperda</w:t>
       </w:r>
       <w:r>
-        <w:t xml:space="preserve">, 0,711 contra 0,706). Os valores absolutos se sobrepuseram, contudo: os inibidores reais tiveram 0,850–0,986 e as iscas 0,628–0,944, e a isca embaralhada de SFTI-1 (14 resíduos) chegou a 0,944 com a tripsina bovina (Tabela 3). A discriminação vale, portanto, dentro de um par, mas não como limiar absoluto (Figura 2A).</w:t>
+        <w:t xml:space="preserve">, 0,711 contra 0,706). Os valores absolutos se sobrepuseram, contudo: os inibidores reais tiveram 0,850–0,986 e as iscas 0,628–0,944, e a isca embaralhada de SFTI-1 (14 resíduos) chegou a 0,944 com a tripsina bovina (Tabela 3). A discriminação vale, portanto, dentro de um par, mas não como limiar absoluto (Figura 3A).</w:t>
       </w:r>
     </w:p>
     <w:p>
@@ -5121,7 +5359,7 @@
         <w:pStyle w:val="BodyText"/>
       </w:pPr>
       <w:r>
-        <w:t xml:space="preserve">O RMSD do ligante após superposição no receptor (2 ns, último terço) foi menor para o inibidor real do que para sua isca em 9 de 10 pares (Figura 2B); a exceção foi</w:t>
+        <w:t xml:space="preserve">O RMSD do ligante após superposição no receptor (2 ns, último terço) foi menor para o inibidor real do que para sua isca em 9 de 10 pares (Figura 3B); a exceção foi</w:t>
       </w:r>
       <w:r>
         <w:t xml:space="preserve"> </w:t>
@@ -5208,7 +5446,7 @@
         <w:t xml:space="preserve"> </w:t>
       </w:r>
       <w:r>
-        <w:t xml:space="preserve">= 0,23). Nesse contexto de trajetória única de 2 ns, o MM-GBSA comportou-se como medida do tamanho da interface (Figura 2C, D) e não foi usado para decisões. Em um sistema (</w:t>
+        <w:t xml:space="preserve">= 0,23). Nesse contexto de trajetória única de 2 ns, o MM-GBSA comportou-se como medida do tamanho da interface (Figura 3C, D) e não foi usado para decisões. Em um sistema (</w:t>
       </w:r>
       <w:r>
         <w:rPr>
@@ -6356,18 +6594,18 @@
           <wp:inline>
             <wp:extent cx="5334000" cy="3496593"/>
             <wp:effectExtent b="0" l="0" r="0" t="0"/>
-            <wp:docPr descr="Figura 2. Calibração da escada de escores com seis inibidores naturais e iscas embaralhadas (22 sistemas; Bt: tripsina bovina, Sf: S. frugiperda). (A–C) Inibidor real (círculo cheio) e isca embaralhada (círculo vazio) para (A) confiança do Boltz-2, (B) RMSD do esqueleto do ligante após superposição no receptor (2 ns, último terço) e (C) ΔG do MM-GBSA; o conector é vermelho quando a isca teve resultado melhor do que o inibidor real (em C, valores maiores são menos favoráveis). O número de pares (de 10) em que o inibidor real teve resultado melhor consta no título de cada painel. (D) ΔG do MM-GBSA contra o número médio de resíduos do receptor a menos de 4,5 Å do ligante nos 22 sistemas (análise post hoc)." title="" id="32" name="Picture"/>
+            <wp:docPr descr="Figura 3. Calibração da escada de escores com seis inibidores naturais e iscas embaralhadas (22 sistemas; Bt: tripsina bovina, Sf: S. frugiperda). (A–C) Inibidor real (círculo cheio) e isca embaralhada (círculo vazio) para (A) confiança do Boltz-2, (B) RMSD do esqueleto do ligante após superposição no receptor (2 ns, último terço) e (C) ΔG do MM-GBSA; o conector é vermelho quando a isca teve resultado melhor do que o inibidor real (em C, valores maiores são menos favoráveis). O número de pares (de 10) em que o inibidor real teve resultado melhor consta no título de cada painel. (D) ΔG do MM-GBSA contra o número médio de resíduos do receptor a menos de 4,5 Å do ligante nos 22 sistemas (análise post hoc)." title="" id="35" name="Picture"/>
             <a:graphic>
               <a:graphicData uri="http://schemas.openxmlformats.org/drawingml/2006/picture">
                 <pic:pic>
                   <pic:nvPicPr>
-                    <pic:cNvPr descr="figures/Figure2_calibration.png" id="33" name="Picture"/>
+                    <pic:cNvPr descr="figures/Figure3_calibration.png" id="36" name="Picture"/>
                     <pic:cNvPicPr>
                       <a:picLocks noChangeArrowheads="1" noChangeAspect="1"/>
                     </pic:cNvPicPr>
                   </pic:nvPicPr>
                   <pic:blipFill>
-                    <a:blip r:embed="rId31"/>
+                    <a:blip r:embed="rId34"/>
                     <a:stretch>
                       <a:fillRect/>
                     </a:stretch>
@@ -6403,7 +6641,7 @@
           <w:b/>
           <w:bCs/>
         </w:rPr>
-        <w:t xml:space="preserve">Figura 2.</w:t>
+        <w:t xml:space="preserve">Figura 3.</w:t>
       </w:r>
       <w:r>
         <w:t xml:space="preserve"> </w:t>
@@ -6438,8 +6676,8 @@
         <w:t xml:space="preserve">).</w:t>
       </w:r>
     </w:p>
-    <w:bookmarkEnd w:id="34"/>
-    <w:bookmarkStart w:id="35" w:name="a-campanha-de-geração"/>
+    <w:bookmarkEnd w:id="37"/>
+    <w:bookmarkStart w:id="38" w:name="a-campanha-de-geração"/>
     <w:p>
       <w:pPr>
         <w:pStyle w:val="Heading3"/>
@@ -6487,14 +6725,14 @@
         <w:t xml:space="preserve">de cada esqueleto.</w:t>
       </w:r>
     </w:p>
-    <w:bookmarkEnd w:id="35"/>
-    <w:bookmarkStart w:id="39" w:name="X9c6466b2dd30e6664c37029c6305242d5dc4208"/>
+    <w:bookmarkEnd w:id="38"/>
+    <w:bookmarkStart w:id="42" w:name="X9aa61bd4385451ce67c46cb00390b7a9597d0fe"/>
     <w:p>
       <w:pPr>
         <w:pStyle w:val="Heading3"/>
       </w:pPr>
       <w:r>
-        <w:t xml:space="preserve">3.5 A triagem de motivos seleciona peptídeos curtos sem resíduos básicos</w:t>
+        <w:t xml:space="preserve">3.5 A triagem por escore de motivos seleciona peptídeos curtos sem resíduos básicos</w:t>
       </w:r>
     </w:p>
     <w:p>
@@ -6502,7 +6740,7 @@
         <w:pStyle w:val="FirstParagraph"/>
       </w:pPr>
       <w:r>
-        <w:t xml:space="preserve">Com a varredura circular, 1.829 das 22.066 sequências (8,3%) foram rotuladas RESISTENTE, 4.987 (22,6%) MARGINAL e 15.250 (69,1%) SUSCEPTIVEL (Tabela 4 e Figura 3). A triagem removeu sobretudo sequências longas: o conjunto RESISTENTE teve comprimento médio de 7,05 resíduos e 95,6% de seus membros tinham 10 resíduos ou menos, contra média de 15,74 resíduos e 12,7% no conjunto SUSCEPTIVEL (Figura 3A). Apenas 4,3% das sequências RESISTENTE continham lisina ou arginina, contra 85% das SUSCEPTIVEL, e em apenas 1,3% a aproximação geométrica de P1 caiu sobre uma lisina ou arginina. Glicina (19,5%), treonina (14,1%), prolina (13,3%), serina (9,8%) e aspartato (9,3%) foram os resíduos mais frequentes do conjunto RESISTENTE, e arginina e lisina juntas somaram 0,7%.</w:t>
+        <w:t xml:space="preserve">Com a varredura circular, 1.829 das 22.066 sequências (8,3%) foram rotuladas RESISTENTE, 4.987 (22,6%) MARGINAL e 15.250 (69,1%) SUSCEPTIVEL (Tabela 4 e Figura 4). A triagem removeu sobretudo sequências longas: o conjunto RESISTENTE teve comprimento médio de 7,05 resíduos e 95,6% de seus membros tinham 10 resíduos ou menos, contra média de 15,74 resíduos e 12,7% no conjunto SUSCEPTIVEL (Figura 4A). Apenas 4,3% das sequências RESISTENTE continham lisina ou arginina, contra 85% das SUSCEPTIVEL, e em apenas 1,3% a aproximação geométrica de P1 caiu sobre uma lisina ou arginina. Glicina (19,5%), treonina (14,1%), prolina (13,3%), serina (9,8%) e aspartato (9,3%) foram os resíduos mais frequentes do conjunto RESISTENTE, e arginina e lisina juntas somaram 0,7%.</w:t>
       </w:r>
     </w:p>
     <w:p>
@@ -7646,18 +7884,18 @@
           <wp:inline>
             <wp:extent cx="5334000" cy="1719430"/>
             <wp:effectExtent b="0" l="0" r="0" t="0"/>
-            <wp:docPr descr="Figura 3. Propriedades das 22.066 sequências desenhadas por classe da triagem de motivos de clivagem. (A) Distribuição de comprimentos em cada classe. (B) Porcentagem de sequências que contêm lisina ou arginina e de sequências em que o resíduo mais próximo da serina catalítica no esqueleto de desenho (aproximação geométrica de P1) é lisina ou arginina. (C) Composição de aminoácidos das classes semelhante a resistente e suscetível." title="" id="37" name="Picture"/>
+            <wp:docPr descr="Figura 4. Propriedades das 22.066 sequências desenhadas por classe da triagem de motivos de clivagem. (A) Distribuição de comprimentos em cada classe. (B) Porcentagem de sequências que contêm lisina ou arginina e de sequências em que o resíduo mais próximo da serina catalítica no esqueleto de desenho (aproximação geométrica de P1) é lisina ou arginina. (C) Composição de aminoácidos das classes semelhante a resistente e suscetível." title="" id="40" name="Picture"/>
             <a:graphic>
               <a:graphicData uri="http://schemas.openxmlformats.org/drawingml/2006/picture">
                 <pic:pic>
                   <pic:nvPicPr>
-                    <pic:cNvPr descr="figures/Figure3_motif_screen.png" id="38" name="Picture"/>
+                    <pic:cNvPr descr="figures/Figure4_motif_screen.png" id="41" name="Picture"/>
                     <pic:cNvPicPr>
                       <a:picLocks noChangeArrowheads="1" noChangeAspect="1"/>
                     </pic:cNvPicPr>
                   </pic:nvPicPr>
                   <pic:blipFill>
-                    <a:blip r:embed="rId36"/>
+                    <a:blip r:embed="rId39"/>
                     <a:stretch>
                       <a:fillRect/>
                     </a:stretch>
@@ -7693,7 +7931,7 @@
           <w:b/>
           <w:bCs/>
         </w:rPr>
-        <w:t xml:space="preserve">Figura 3.</w:t>
+        <w:t xml:space="preserve">Figura 4.</w:t>
       </w:r>
       <w:r>
         <w:t xml:space="preserve"> </w:t>
@@ -7702,14 +7940,14 @@
         <w:t xml:space="preserve">Propriedades das 22.066 sequências desenhadas por classe da triagem de motivos de clivagem. (A) Distribuição de comprimentos em cada classe. (B) Porcentagem de sequências que contêm lisina ou arginina e de sequências em que o resíduo mais próximo da serina catalítica no esqueleto de desenho (aproximação geométrica de P1) é lisina ou arginina. (C) Composição de aminoácidos das classes semelhante a resistente e suscetível.</w:t>
       </w:r>
     </w:p>
-    <w:bookmarkEnd w:id="39"/>
-    <w:bookmarkStart w:id="40" w:name="Xa8416bb6741fb106b5fa3a135ad52cae6b6b341"/>
+    <w:bookmarkEnd w:id="42"/>
+    <w:bookmarkStart w:id="49" w:name="X3df8e59999409b935ea1b8c77b87cd42cf5f5e9"/>
     <w:p>
       <w:pPr>
         <w:pStyle w:val="Heading3"/>
       </w:pPr>
       <w:r>
-        <w:t xml:space="preserve">3.6 Confiança do Boltz-2 dos candidatos semelhantes a resistentes</w:t>
+        <w:t xml:space="preserve">3.6 Um critério duro de não clivabilidade deixa 527 candidatos lineares e 543 cíclicos</w:t>
       </w:r>
     </w:p>
     <w:p>
@@ -7717,43 +7955,193 @@
         <w:pStyle w:val="FirstParagraph"/>
       </w:pPr>
       <w:r>
-        <w:t xml:space="preserve">Os 1.829 candidatos semelhantes a resistentes foram co-dobrados com seus receptores (Seção 2.7). O escore de confiança do Boltz-2 teve média de 0,862 (mediana 0,868; faixa 0,695–0,953), com 345 candidatos (18,9%) em 0,90 ou mais e 1.658 (90,7%) em 0,80 ou mais; o ipTM médio foi 0,753 e o pLDDT médio do complexo 0,889. A confiança dependeu pouco do comprimento (média 0,866 para candidatos de 5 resíduos e 0,861 para os de 10 resíduos, 0,840 para 12 resíduos; ρ de Spearman = −0,07,</w:t>
-      </w:r>
-      <w:r>
-        <w:t xml:space="preserve"> </w:t>
+        <w:t xml:space="preserve">A aplicação do critério duro (Seção 2.6; Figura 2) às 22.066 sequências deixou 527 sequências (2,4%) semelhantes a resistentes para o peptídeo linear e 543 (2,5%) para o macrociclo, 41–86 e 41–87 por espécie, respectivamente (Figura 5). Todas as 527 sequências lineares estão também no conjunto cíclico. Das 16 sequências exclusivamente cíclicas, 14 terminam em um resíduo proibido em P1 que é seguido, através do fechamento do anel, por uma prolina que é também o primeiro resíduo (por exemplo PSDDPEW e PISQIDSGSR), e duas terminam em isoleucina, proibida apenas em um C-terminal livre. O conjunto duro e as 1.829 sequências da triagem por escore de motivos não se aninham: 396 dos 543 candidatos cíclicos (73%) foram também semelhantes a resistentes pelo escore de motivos, porque o escore tolerava sítios que o critério duro não tolera e penalizava algumas sequências que o critério duro aceita.</w:t>
+      </w:r>
+    </w:p>
+    <w:p>
+      <w:pPr>
+        <w:pStyle w:val="BodyText"/>
+      </w:pPr>
+      <w:r>
+        <w:t xml:space="preserve">O conjunto duro é curto e rico em glicina (Figura 6). O comprimento médio foi de 7,7 resíduos, 430 das 527 sequências lineares (81,6%) tinham 8 resíduos ou menos e a faixa foi de 5–20. A glicina correspondeu a 49,4% dos 4.060 resíduos do conjunto linear, seguida de serina (11,7%), prolina (9,8%), treonina (9,0%), aspartato (5,8%), isoleucina (3,9%) e asparagina (3,8%). Lisina ou arginina somaram 9 resíduos (0,22%), todos seguidos de prolina (seis Arg–Pro e três Lys–Pro). Se a isoleucina também for proibida no interior da cadeia, restam 393 sequências lineares. Dos oito melhores candidatos da primeira rodada (Tabela 4), apenas NSNPNNPN (</w:t>
       </w:r>
       <w:r>
         <w:rPr>
           <w:i/>
           <w:iCs/>
         </w:rPr>
-        <w:t xml:space="preserve">P</w:t>
-      </w:r>
-      <w:r>
-        <w:t xml:space="preserve"> </w:t>
-      </w:r>
-      <w:r>
-        <w:t xml:space="preserve">= 0,0015; apenas 8 candidatos tinham mais de 12 resíduos). Esses valores se sobrepõem aos dos inibidores naturais da calibração (inibidores reais 0,850–0,986; 1.189 candidatos, 65,0%, tiveram ≥0,850) e aos de suas iscas embaralhadas (0,628–0,944; 8 candidatos tiveram ≥0,944, valor alcançado pela isca embaralhada de SFTI-1). Como uma isca embaralhada de 14 resíduos pode chegar a 0,944 (Seção 3.3), uma confiança de 0,90–0,95 para um peptídeo de 5–8 resíduos não é, por si só, evidência de ligação. As médias por espécie variaram de 0,814 (</w:t>
+        <w:t xml:space="preserve">S. litura</w:t>
+      </w:r>
+      <w:r>
+        <w:t xml:space="preserve">), NNGGG (</w:t>
       </w:r>
       <w:r>
         <w:rPr>
           <w:i/>
           <w:iCs/>
         </w:rPr>
-        <w:t xml:space="preserve">S. litura</w:t>
-      </w:r>
-      <w:r>
-        <w:t xml:space="preserve">, onde nenhum candidato atingiu 0,90) a 0,887 (</w:t>
+        <w:t xml:space="preserve">C. includens</w:t>
+      </w:r>
+      <w:r>
+        <w:t xml:space="preserve">) e GGKPGEP (</w:t>
       </w:r>
       <w:r>
         <w:rPr>
           <w:i/>
           <w:iCs/>
         </w:rPr>
-        <w:t xml:space="preserve">D. saccharalis</w:t>
-      </w:r>
-      <w:r>
-        <w:t xml:space="preserve">, 99 candidatos ≥0,90). O candidato de maior escore de cada espécie (Tabela 4) tinha 5–8 resíduos e, em sete das oito espécies, era livre de lisina e arginina; a exceção é GGKPGEP de</w:t>
+        <w:t xml:space="preserve">A. gemmatalis</w:t>
+      </w:r>
+      <w:r>
+        <w:t xml:space="preserve">) satisfazem o critério; GGKPGEP passa porque sua lisina precede uma prolina.</w:t>
+      </w:r>
+    </w:p>
+    <w:p>
+      <w:pPr>
+        <w:pStyle w:val="CaptionedFigure"/>
+      </w:pPr>
+      <w:r>
+        <w:drawing>
+          <wp:inline>
+            <wp:extent cx="5334000" cy="1981199"/>
+            <wp:effectExtent b="0" l="0" r="0" t="0"/>
+            <wp:docPr descr="Figura 5. Candidatos que sobrevivem a cada triagem. Esquerda: sequências semelhantes a resistentes por espécie pelo escore de motivos da primeira rodada (regra circular) e pelo critério duro nas interpretações linear (frente L) e cíclica (frente M); os números são contagens. Direita: totais em 22.066 sequências." title="" id="44" name="Picture"/>
+            <a:graphic>
+              <a:graphicData uri="http://schemas.openxmlformats.org/drawingml/2006/picture">
+                <pic:pic>
+                  <pic:nvPicPr>
+                    <pic:cNvPr descr="figures/pt/fig5_funil.png" id="45" name="Picture"/>
+                    <pic:cNvPicPr>
+                      <a:picLocks noChangeArrowheads="1" noChangeAspect="1"/>
+                    </pic:cNvPicPr>
+                  </pic:nvPicPr>
+                  <pic:blipFill>
+                    <a:blip r:embed="rId43"/>
+                    <a:stretch>
+                      <a:fillRect/>
+                    </a:stretch>
+                  </pic:blipFill>
+                  <pic:spPr bwMode="auto">
+                    <a:xfrm>
+                      <a:off x="0" y="0"/>
+                      <a:ext cx="5334000" cy="1981199"/>
+                    </a:xfrm>
+                    <a:prstGeom prst="rect">
+                      <a:avLst/>
+                    </a:prstGeom>
+                    <a:noFill/>
+                    <a:ln w="9525">
+                      <a:noFill/>
+                      <a:headEnd/>
+                      <a:tailEnd/>
+                    </a:ln>
+                  </pic:spPr>
+                </pic:pic>
+              </a:graphicData>
+            </a:graphic>
+          </wp:inline>
+        </w:drawing>
+      </w:r>
+    </w:p>
+    <w:p>
+      <w:pPr>
+        <w:pStyle w:val="ImageCaption"/>
+      </w:pPr>
+      <w:r>
+        <w:rPr>
+          <w:b/>
+          <w:bCs/>
+        </w:rPr>
+        <w:t xml:space="preserve">Figura 5.</w:t>
+      </w:r>
+      <w:r>
+        <w:t xml:space="preserve"> </w:t>
+      </w:r>
+      <w:r>
+        <w:t xml:space="preserve">Candidatos que sobrevivem a cada triagem. Esquerda: sequências semelhantes a resistentes por espécie pelo escore de motivos da primeira rodada (regra circular) e pelo critério duro nas interpretações linear (frente L) e cíclica (frente M); os números são contagens. Direita: totais em 22.066 sequências.</w:t>
+      </w:r>
+    </w:p>
+    <w:p>
+      <w:pPr>
+        <w:pStyle w:val="CaptionedFigure"/>
+      </w:pPr>
+      <w:r>
+        <w:drawing>
+          <wp:inline>
+            <wp:extent cx="5334000" cy="1879600"/>
+            <wp:effectExtent b="0" l="0" r="0" t="0"/>
+            <wp:docPr descr="Figura 6. Composição do conjunto semelhante a resistente sob o critério duro. Esquerda: composição de aminoácidos das 22.066 sequências e das 527 sequências lineares semelhantes a resistentes. Direita: distribuição de comprimentos entre os comprimentos gerados (5–8, 10, 12, 14, 16, 18, 19 e 20 resíduos)." title="" id="47" name="Picture"/>
+            <a:graphic>
+              <a:graphicData uri="http://schemas.openxmlformats.org/drawingml/2006/picture">
+                <pic:pic>
+                  <pic:nvPicPr>
+                    <pic:cNvPr descr="figures/pt/fig6_composicao.png" id="48" name="Picture"/>
+                    <pic:cNvPicPr>
+                      <a:picLocks noChangeArrowheads="1" noChangeAspect="1"/>
+                    </pic:cNvPicPr>
+                  </pic:nvPicPr>
+                  <pic:blipFill>
+                    <a:blip r:embed="rId46"/>
+                    <a:stretch>
+                      <a:fillRect/>
+                    </a:stretch>
+                  </pic:blipFill>
+                  <pic:spPr bwMode="auto">
+                    <a:xfrm>
+                      <a:off x="0" y="0"/>
+                      <a:ext cx="5334000" cy="1879600"/>
+                    </a:xfrm>
+                    <a:prstGeom prst="rect">
+                      <a:avLst/>
+                    </a:prstGeom>
+                    <a:noFill/>
+                    <a:ln w="9525">
+                      <a:noFill/>
+                      <a:headEnd/>
+                      <a:tailEnd/>
+                    </a:ln>
+                  </pic:spPr>
+                </pic:pic>
+              </a:graphicData>
+            </a:graphic>
+          </wp:inline>
+        </w:drawing>
+      </w:r>
+    </w:p>
+    <w:p>
+      <w:pPr>
+        <w:pStyle w:val="ImageCaption"/>
+      </w:pPr>
+      <w:r>
+        <w:rPr>
+          <w:b/>
+          <w:bCs/>
+        </w:rPr>
+        <w:t xml:space="preserve">Figura 6.</w:t>
+      </w:r>
+      <w:r>
+        <w:t xml:space="preserve"> </w:t>
+      </w:r>
+      <w:r>
+        <w:t xml:space="preserve">Composição do conjunto semelhante a resistente sob o critério duro. Esquerda: composição de aminoácidos das 22.066 sequências e das 527 sequências lineares semelhantes a resistentes. Direita: distribuição de comprimentos entre os comprimentos gerados (5–8, 10, 12, 14, 16, 18, 19 e 20 resíduos).</w:t>
+      </w:r>
+    </w:p>
+    <w:bookmarkEnd w:id="49"/>
+    <w:bookmarkStart w:id="53" w:name="Xca252356db7c82ba61d89d5cd50dddd8a1965f0"/>
+    <w:p>
+      <w:pPr>
+        <w:pStyle w:val="Heading3"/>
+      </w:pPr>
+      <w:r>
+        <w:t xml:space="preserve">3.7 Confiança do Boltz-2 dos candidatos da primeira rodada</w:t>
+      </w:r>
+    </w:p>
+    <w:p>
+      <w:pPr>
+        <w:pStyle w:val="FirstParagraph"/>
+      </w:pPr>
+      <w:r>
+        <w:t xml:space="preserve">Os 1.829 candidatos semelhantes a resistentes foram co-dobrados com seus receptores (Seção 2.7). O escore de confiança do Boltz-2 teve média de 0,862 (mediana 0,868; faixa 0,695–0,953), com 345 candidatos (18,9%) em 0,90 ou mais e 1.658 (90,7%) em 0,80 ou mais; o ipTM médio foi 0,753 e o pLDDT médio do complexo 0,889. A confiança dependeu pouco do comprimento (média 0,866 para candidatos de 5 resíduos e 0,861 para os de 10 resíduos, 0,840 para 12 resíduos; ρ de Spearman = −0,07,</w:t>
       </w:r>
       <w:r>
         <w:t xml:space="preserve"> </w:t>
@@ -7763,23 +8151,124 @@
           <w:i/>
           <w:iCs/>
         </w:rPr>
+        <w:t xml:space="preserve">P</w:t>
+      </w:r>
+      <w:r>
+        <w:t xml:space="preserve"> </w:t>
+      </w:r>
+      <w:r>
+        <w:t xml:space="preserve">= 0,0015; apenas 8 candidatos tinham mais de 12 resíduos). Esses valores se sobrepõem aos dos inibidores naturais da calibração (inibidores reais 0,850–0,986; 1.189 candidatos, 65,0%, tiveram ≥0,850) e aos de suas iscas embaralhadas (0,628–0,944; 8 candidatos tiveram ≥0,944, valor alcançado pela isca embaralhada de SFTI-1). Como uma isca embaralhada de 14 resíduos pode chegar a 0,944 (Seção 3.3), uma confiança de 0,90–0,95 para um peptídeo de 5–8 resíduos não é, por si só, evidência de ligação. As médias por espécie variaram de 0,814 (</w:t>
+      </w:r>
+      <w:r>
+        <w:rPr>
+          <w:i/>
+          <w:iCs/>
+        </w:rPr>
+        <w:t xml:space="preserve">S. litura</w:t>
+      </w:r>
+      <w:r>
+        <w:t xml:space="preserve">, onde nenhum candidato atingiu 0,90) a 0,887 (</w:t>
+      </w:r>
+      <w:r>
+        <w:rPr>
+          <w:i/>
+          <w:iCs/>
+        </w:rPr>
+        <w:t xml:space="preserve">D. saccharalis</w:t>
+      </w:r>
+      <w:r>
+        <w:t xml:space="preserve">, 99 candidatos ≥0,90). O candidato de maior escore de cada espécie (Tabela 4) tinha 5–8 resíduos e, em sete das oito espécies, era livre de lisina e arginina; a exceção é GGKPGEP de</w:t>
+      </w:r>
+      <w:r>
+        <w:t xml:space="preserve"> </w:t>
+      </w:r>
+      <w:r>
+        <w:rPr>
+          <w:i/>
+          <w:iCs/>
+        </w:rPr>
         <w:t xml:space="preserve">A. gemmatalis</w:t>
       </w:r>
       <w:r>
         <w:t xml:space="preserve"> </w:t>
       </w:r>
       <w:r>
-        <w:t xml:space="preserve">(confiança 0,939, ipTM 0,976), que é também o de maior escore entre os 78 candidatos que contêm lisina ou arginina.</w:t>
-      </w:r>
-    </w:p>
-    <w:bookmarkEnd w:id="40"/>
-    <w:bookmarkStart w:id="41" w:name="X94b4eab24c11a6e12c1d357848295706a60ae06"/>
+        <w:t xml:space="preserve">(confiança 0,939, ipTM 0,976), que é também o de maior escore entre os 78 candidatos que contêm lisina ou arginina. A Figura 7 mostra as distribuições. Dos 543 candidatos cíclicos do critério duro, 442 já tinham predição da primeira rodada (confiança média 0,864), e os 101 restantes são preditos na triagem de duas frentes (Seção 3.8).</w:t>
+      </w:r>
+    </w:p>
+    <w:p>
+      <w:pPr>
+        <w:pStyle w:val="CaptionedFigure"/>
+      </w:pPr>
+      <w:r>
+        <w:drawing>
+          <wp:inline>
+            <wp:extent cx="5334000" cy="1762539"/>
+            <wp:effectExtent b="0" l="0" r="0" t="0"/>
+            <wp:docPr descr="Figura 7. Co-dobramento com o Boltz-2 dos 1.829 macrociclos semelhantes a resistentes da primeira rodada (uma predição cada): ipTM e pLDDT do complexo por espécie e ipTM médio por comprimento (n sobre as barras). Os comprimentos de 16 e 18 resíduos são representados por uma única predição cada." title="" id="51" name="Picture"/>
+            <a:graphic>
+              <a:graphicData uri="http://schemas.openxmlformats.org/drawingml/2006/picture">
+                <pic:pic>
+                  <pic:nvPicPr>
+                    <pic:cNvPr descr="figures/pt/fig7_boltz2_1a_rodada.png" id="52" name="Picture"/>
+                    <pic:cNvPicPr>
+                      <a:picLocks noChangeArrowheads="1" noChangeAspect="1"/>
+                    </pic:cNvPicPr>
+                  </pic:nvPicPr>
+                  <pic:blipFill>
+                    <a:blip r:embed="rId50"/>
+                    <a:stretch>
+                      <a:fillRect/>
+                    </a:stretch>
+                  </pic:blipFill>
+                  <pic:spPr bwMode="auto">
+                    <a:xfrm>
+                      <a:off x="0" y="0"/>
+                      <a:ext cx="5334000" cy="1762539"/>
+                    </a:xfrm>
+                    <a:prstGeom prst="rect">
+                      <a:avLst/>
+                    </a:prstGeom>
+                    <a:noFill/>
+                    <a:ln w="9525">
+                      <a:noFill/>
+                      <a:headEnd/>
+                      <a:tailEnd/>
+                    </a:ln>
+                  </pic:spPr>
+                </pic:pic>
+              </a:graphicData>
+            </a:graphic>
+          </wp:inline>
+        </w:drawing>
+      </w:r>
+    </w:p>
+    <w:p>
+      <w:pPr>
+        <w:pStyle w:val="ImageCaption"/>
+      </w:pPr>
+      <w:r>
+        <w:rPr>
+          <w:b/>
+          <w:bCs/>
+        </w:rPr>
+        <w:t xml:space="preserve">Figura 7.</w:t>
+      </w:r>
+      <w:r>
+        <w:t xml:space="preserve"> </w:t>
+      </w:r>
+      <w:r>
+        <w:t xml:space="preserve">Co-dobramento com o Boltz-2 dos 1.829 macrociclos semelhantes a resistentes da primeira rodada (uma predição cada): ipTM e pLDDT do complexo por espécie e ipTM médio por comprimento (n sobre as barras). Os comprimentos de 16 e 18 resíduos são representados por uma única predição cada.</w:t>
+      </w:r>
+    </w:p>
+    <w:bookmarkEnd w:id="53"/>
+    <w:bookmarkStart w:id="54" w:name="Xf753ede3a5630ce14f46131bf2938f6f71a90f5"/>
     <w:p>
       <w:pPr>
         <w:pStyle w:val="Heading3"/>
       </w:pPr>
       <w:r>
-        <w:t xml:space="preserve">3.7 Dinâmica molecular dos melhores candidatos</w:t>
+        <w:t xml:space="preserve">3.8 Co-dobramento nas duas frentes, controles pareados e qualidade de pose</w:t>
       </w:r>
     </w:p>
     <w:p>
@@ -7790,7 +8279,73 @@
         <w:rPr>
           <w:rStyle w:val="Pendente"/>
         </w:rPr>
-        <w:t xml:space="preserve">PENDENTE: simulações de 50 ns do candidato RESISTENTE de maior escore de cada uma das oito espécies (regra de seleção na Seção 2.8), com a análise da Seção 2.9: resíduo âncora, ocupância de S1 a 4, 5 e 6 Å (total e por metades), contato com a serina e a histidina catalíticas e RMSD local do peptídeo.</w:t>
+        <w:t xml:space="preserve">PENDENTE: Boltz-2 dos 527 candidatos lineares e 543 cíclicos (E1); reprodutibilidade das predições cíclicas frente à primeira rodada (ρ de Spearman e diferença absoluta média da confiança para entradas idênticas); reescore dos dez primeiros com cinco amostras e três sementes (E2); diferença pareada Δ frente a três controles embaralhados (E3); controle de qualidade de pose (E4) e matriz cruzada 8 × 8 do melhor candidato de cada espécie.</w:t>
+      </w:r>
+    </w:p>
+    <w:bookmarkEnd w:id="54"/>
+    <w:bookmarkStart w:id="55" w:name="Xac36dec43ef87c0d8dd6ab8b37eec853ef28fce"/>
+    <w:p>
+      <w:pPr>
+        <w:pStyle w:val="Heading3"/>
+      </w:pPr>
+      <w:r>
+        <w:t xml:space="preserve">3.9 Simulações de dez nanossegundos dos melhores candidatos</w:t>
+      </w:r>
+    </w:p>
+    <w:p>
+      <w:pPr>
+        <w:pStyle w:val="FirstParagraph"/>
+      </w:pPr>
+      <w:r>
+        <w:rPr>
+          <w:rStyle w:val="Pendente"/>
+        </w:rPr>
+        <w:t xml:space="preserve">PENDENTE: para cada frente, quantos dos 24 candidatos passam na triagem da Seção 2.9 (ocupância de S1 ≥70% a 5 Å na segunda metade, mesma âncora nas duas metades, anel íntegro nos macrociclos); identidade do resíduo âncora; contato com a serina e a histidina catalíticas; RMSD local do peptídeo. O candidato que falha é relatado com o critério não cumprido. Por espécie:</w:t>
+      </w:r>
+      <w:r>
+        <w:rPr>
+          <w:rStyle w:val="Pendente"/>
+        </w:rPr>
+        <w:t xml:space="preserve"> </w:t>
+      </w:r>
+      <w:r>
+        <w:rPr>
+          <w:rStyle w:val="Pendente"/>
+        </w:rPr>
+        <w:t xml:space="preserve">“nenhum candidato ancorado em 10 ns”</w:t>
+      </w:r>
+      <w:r>
+        <w:rPr>
+          <w:rStyle w:val="Pendente"/>
+        </w:rPr>
+        <w:t xml:space="preserve"> </w:t>
+      </w:r>
+      <w:r>
+        <w:rPr>
+          <w:rStyle w:val="Pendente"/>
+        </w:rPr>
+        <w:t xml:space="preserve">se nenhum passar.</w:t>
+      </w:r>
+    </w:p>
+    <w:bookmarkEnd w:id="55"/>
+    <w:bookmarkStart w:id="56" w:name="frente-linear-versus-frente-macrocíclica"/>
+    <w:p>
+      <w:pPr>
+        <w:pStyle w:val="Heading3"/>
+      </w:pPr>
+      <w:r>
+        <w:t xml:space="preserve">3.10 Frente linear versus frente macrocíclica</w:t>
+      </w:r>
+    </w:p>
+    <w:p>
+      <w:pPr>
+        <w:pStyle w:val="FirstParagraph"/>
+      </w:pPr>
+      <w:r>
+        <w:rPr>
+          <w:rStyle w:val="Pendente"/>
+        </w:rPr>
+        <w:t xml:space="preserve">PENDENTE: sobreposição dos conjuntos de três melhores das duas frentes, correlação de postos da confiança entre modalidades e diferença na ocupância de S1 entre a forma linear e a cíclica da mesma sequência.</w:t>
       </w:r>
     </w:p>
     <w:p>
@@ -7800,9 +8355,9 @@
         </w:pict>
       </w:r>
     </w:p>
-    <w:bookmarkEnd w:id="41"/>
-    <w:bookmarkEnd w:id="42"/>
-    <w:bookmarkStart w:id="48" w:name="discussão"/>
+    <w:bookmarkEnd w:id="56"/>
+    <w:bookmarkEnd w:id="57"/>
+    <w:bookmarkStart w:id="63" w:name="discussão"/>
     <w:p>
       <w:pPr>
         <w:pStyle w:val="Heading2"/>
@@ -7811,7 +8366,7 @@
         <w:t xml:space="preserve">4 Discussão</w:t>
       </w:r>
     </w:p>
-    <w:bookmarkStart w:id="43" w:name="principais-achados"/>
+    <w:bookmarkStart w:id="58" w:name="principais-achados"/>
     <w:p>
       <w:pPr>
         <w:pStyle w:val="Heading3"/>
@@ -7825,7 +8380,7 @@
         <w:pStyle w:val="FirstParagraph"/>
       </w:pPr>
       <w:r>
-        <w:t xml:space="preserve">Montamos e calibramos um pipeline que vai de um painel de oito tripsinas digestivas de lepidópteros até candidatos peptídicos macrocíclicos triados. A parte estrutural foi robusta: os subsítios catalíticos definidos a partir de dois complexos cristalográficos foram transferidos para os dez modelos de receptor com alta concordância estrutural, e o equivalente da Asp189 encontrado pela estrutura concordou com o encontrado pela sequência. A parte dos candidatos rendeu 22.066 sequências únicas a partir de 880 esqueletos macrocíclicos, das quais 1.829 passaram por uma triagem de clivagem baseada em motivos e foram co-dobradas com o Boltz-2.</w:t>
+        <w:t xml:space="preserve">Montamos e calibramos um pipeline que vai de um painel de oito tripsinas digestivas de lepidópteros até candidatos peptídicos triados, e tornamos a não clivabilidade por proteases do intestino médio um requisito explícito e binário. A parte estrutural foi robusta: os subsítios catalíticos definidos a partir de dois complexos cristalográficos foram transferidos para os dez modelos de receptor com alta concordância estrutural, e o equivalente da Asp189 encontrado pela estrutura concordou com o encontrado pela sequência. A parte dos candidatos rendeu 22.066 sequências únicas a partir de 880 esqueletos macrocíclicos, das quais 1.829 passaram em uma triagem por escore de motivos e foram co-dobradas com o Boltz-2 em uma primeira rodada, e 527 (lineares) e 543 (cíclicas) satisfizeram o critério duro.</w:t>
       </w:r>
       <w:r>
         <w:t xml:space="preserve"> </w:t>
@@ -7834,14 +8389,14 @@
         <w:rPr>
           <w:rStyle w:val="Pendente"/>
         </w:rPr>
-        <w:t xml:space="preserve">SENTENÇA DEPENDENTE DE MD: resultado das simulações de 50 ns, a escrever quando a Seção 3.7 estiver completa</w:t>
-      </w:r>
-      <w:r>
-        <w:t xml:space="preserve">. Nenhum resultado aqui trata de atividade inibitória ou de seletividade, porque não foi feito ensaio algum nem contrasseleção frente a proteases não-alvo.</w:t>
-      </w:r>
-    </w:p>
-    <w:bookmarkEnd w:id="43"/>
-    <w:bookmarkStart w:id="44" w:name="Xe3615bf2ba7667c30e4492e0c2fa08d640e849c"/>
+        <w:t xml:space="preserve">FRASE DEPENDENTE DA MD: resultado da triagem de duas frentes e das simulações de 10 ns, a escrever quando as Seções 3.8–3.10 estiverem completas</w:t>
+      </w:r>
+      <w:r>
+        <w:t xml:space="preserve">. Nenhum resultado aqui diz respeito à atividade inibitória ou à seletividade, porque não se fez ensaio nem contrasseleção frente a proteases não-alvo.</w:t>
+      </w:r>
+    </w:p>
+    <w:bookmarkEnd w:id="58"/>
+    <w:bookmarkStart w:id="59" w:name="Xe3615bf2ba7667c30e4492e0c2fa08d640e849c"/>
     <w:p>
       <w:pPr>
         <w:pStyle w:val="Heading3"/>
@@ -7874,8 +8429,8 @@
         <w:t xml:space="preserve">Um ponto metodológico merece ênfase. Moléculas separadas de receptor e de ligante podem ser gravadas em imagens periódicas diferentes da caixa de simulação; em um de nossos sistemas, a distância entre os centros de massa do receptor e do peptídeo chegou a 94,8 Å em uma caixa de 116 Å enquanto as duas moléculas estavam em contato em todos os quadros. Qualquer análise de RMSD ou de contatos de simulações proteína–peptídeo que não corrija isso relatará o deslocamento da imagem da caixa como instabilidade, e a correção deve ser verificada explicitamente quando uma triagem depende dessas métricas.</w:t>
       </w:r>
     </w:p>
-    <w:bookmarkEnd w:id="44"/>
-    <w:bookmarkStart w:id="45" w:name="Xafece074cecce80077a0c9860132a7cfb8c9c03"/>
+    <w:bookmarkEnd w:id="59"/>
+    <w:bookmarkStart w:id="60" w:name="Xafece074cecce80077a0c9860132a7cfb8c9c03"/>
     <w:p>
       <w:pPr>
         <w:pStyle w:val="Heading3"/>
@@ -7926,11 +8481,35 @@
         <w:pStyle w:val="BodyText"/>
       </w:pPr>
       <w:r>
+        <w:t xml:space="preserve">O critério duro torna esse compromisso explícito e mais severo. Ao proibir todo resíduo que uma enzima do tipo tripsina, quimotripsina ou elastase pode receber em P1, ele deixa peptídeos com quase metade de glicina (49,4% dos resíduos) e com apenas nove resíduos básicos, todos protegidos por uma prolina seguinte. Tais sequências provavelmente são flexíveis, o que pode custar entropia de ligação, e carecem das cadeias laterais que definem a interação com S1 nos inibidores canônicos. Os únicos resíduos básicos que sobrevivem são seguidos de prolina, uma exceção que tomamos da especificidade geral das enzimas e que é uma aproximação para cada espécie. GGKPGEP, o melhor candidato de</w:t>
+      </w:r>
+      <w:r>
+        <w:t xml:space="preserve"> </w:t>
+      </w:r>
+      <w:r>
+        <w:rPr>
+          <w:i/>
+          <w:iCs/>
+        </w:rPr>
+        <w:t xml:space="preserve">A. gemmatalis</w:t>
+      </w:r>
+      <w:r>
+        <w:t xml:space="preserve"> </w:t>
+      </w:r>
+      <w:r>
+        <w:t xml:space="preserve">na primeira rodada, é um exemplo: sua lisina é protegida pelo resíduo seguinte e ainda poderia alcançar S1. Se alguma dessas sequências se liga, e se liga pela âncora esperada, é o que as simulações e os controles pareados devem esclarecer, e um resultado negativo para uma espécie seria informativo em si. A ciclização remove as extremidades expostas, mas não os sítios internos, de modo que o macrociclo ganhou apenas 16 sequências sobre o conjunto linear. A aminopeptidase N, que exige N-terminal livre, não é tratada por nenhuma regra de sequência nos peptídeos lineares; proteger o N-terminal, o que também mudaria o estado de protonação que o campo de força não consegue representar, seria a resposta prática.</w:t>
+      </w:r>
+    </w:p>
+    <w:p>
+      <w:pPr>
+        <w:pStyle w:val="BodyText"/>
+      </w:pPr>
+      <w:r>
         <w:t xml:space="preserve">As regras de motivos também são grosseiras. O escore é uma contagem ponderada de sítios, a regra do tipo elastase sinaliza quatro resíduos comuns (alanina, glicina, serina e valina), a regra do tipo pepsina não é relevante para o intestino de lepidópteros, e uma classe pode mudar com um único sítio (GIFDDIG não tem sítio de tripsina e, ainda assim, é rotulada MARGINAL). O rótulo RESISTENTE é uma previsão computacional de baixa carga de motivos, e não uma medida de estabilidade no intestino médio.</w:t>
       </w:r>
     </w:p>
-    <w:bookmarkEnd w:id="45"/>
-    <w:bookmarkStart w:id="46" w:name="limitações"/>
+    <w:bookmarkEnd w:id="60"/>
+    <w:bookmarkStart w:id="61" w:name="limitações"/>
     <w:p>
       <w:pPr>
         <w:pStyle w:val="Heading3"/>
@@ -7948,7 +8527,52 @@
         </w:numPr>
       </w:pPr>
       <w:r>
-        <w:t xml:space="preserve">Todos os resultados são computacionais; nenhum ensaio de inibição ou de estabilidade foi feito. (ii) A seletividade não foi abordada: o bolso S1 é conservado entre tripsinas, e não se pode presumir que um peptídeo ancorado ali poupe proteases não-alvo; a contrasseleção frente a um painel de proteases não-alvo é um módulo separado planejado. (iii) Os receptores são modelos AlphaFold, e para nenhuma das oito espécies-praga há evidência curada de expressão no intestino médio. (iv) O ProteinMPNN foi executado com todas as cadeias desenhadas, de modo que a sequência do receptor não foi mantida fixa enquanto o peptídeo era desenhado, o que pode reduzir a complementaridade das sequências desenhadas com o receptor nativo; apenas o peptídeo foi mantido e ele foi avaliado depois contra o receptor nativo. (v) Apenas oito dos 15 resíduos de</w:t>
+        <w:t xml:space="preserve">Todos os resultados são computacionais; nenhum ensaio de inibição ou de estabilidade foi feito. (ii) A seletividade não foi abordada: o bolso S1 é conservado entre tripsinas, e não se pode presumir que um peptídeo ancorado ali poupe proteases não-alvo; uma contrasseleção frente a receptores não-alvo está planejada e não foi construída. (iii) Os receptores são modelos do AlphaFold e, para nenhuma das oito espécies-praga, há evidência curada de expressão no intestino médio. (iv) O ProteinMPNN foi executado com todas as cadeias desenhadas, de modo que a sequência do receptor não foi fixada durante o desenho do peptídeo; só o peptídeo foi mantido e foi avaliado contra o receptor nativo. (v) Apenas oito dos 15 resíduos de hotspot de S1/S2 chegaram ao RFdiffusion, e a serina catalítica e as paredes de S1 não estavam entre eles. (vi) As sequências foram desenhadas sobre esqueletos cíclicos; a frente linear avalia as mesmas sequências sem redesenho, de modo que não é um desenho de peptídeos lineares. O fechamento do anel foi atingido dentro da tolerância do modelo de esqueleto (0,76–1,40 Å). (vii) O critério de não clivabilidade é uma predição ao nível de motivos: a especificidade de cada enzima em cada espécie não foi medida, a exceção K/R–Pro é uma aproximação e a aminopeptidase N não é excluída nos peptídeos lineares. (viii) As simulações são réplicas únicas de 10 ns de um campo de força legado em pH 10,0; o peptídeo linear tem extremidades NH</w:t>
+      </w:r>
+      <w:r>
+        <w:rPr>
+          <w:vertAlign w:val="subscript"/>
+        </w:rPr>
+        <w:t xml:space="preserve">3</w:t>
+      </w:r>
+      <w:r>
+        <w:rPr>
+          <w:vertAlign w:val="superscript"/>
+        </w:rPr>
+        <w:t xml:space="preserve">+</w:t>
+      </w:r>
+      <w:r>
+        <w:t xml:space="preserve">/COO</w:t>
+      </w:r>
+      <w:r>
+        <w:rPr>
+          <w:vertAlign w:val="superscript"/>
+        </w:rPr>
+        <w:t xml:space="preserve">−</w:t>
+      </w:r>
+      <w:r>
+        <w:t xml:space="preserve"> </w:t>
+      </w:r>
+      <w:r>
+        <w:t xml:space="preserve">embora o grupo α-amino fosse majoritariamente neutro nesse pH; dez nanossegundos apenas triam e não podem estabelecer estabilidade nem ordenar candidatos. (ix) Os 22 sistemas de calibração foram simulados por 2 ns a partir de uma única estrutura inicial predita cada, e os ligantes da calibração são muito maiores que os candidatos.</w:t>
+      </w:r>
+    </w:p>
+    <w:bookmarkEnd w:id="61"/>
+    <w:bookmarkStart w:id="62" w:name="perspectivas"/>
+    <w:p>
+      <w:pPr>
+        <w:pStyle w:val="Heading3"/>
+      </w:pPr>
+      <w:r>
+        <w:t xml:space="preserve">4.5 Perspectivas</w:t>
+      </w:r>
+    </w:p>
+    <w:p>
+      <w:pPr>
+        <w:pStyle w:val="FirstParagraph"/>
+      </w:pPr>
+      <w:r>
+        <w:t xml:space="preserve">As melhorias mais diretas decorrem das limitações: fixar a sequência do receptor durante o desenho e permitir exatamente um resíduo P1 básico seguido de prolina já no desenho, em vez de filtrar depois; desenhar esqueletos lineares diretamente; proteger ou neutralizar as extremidades dos peptídeos lineares; simulações replicadas dos candidatos que passarem, estendidas a centenas de nanossegundos com um campo de força moderno; e um painel de contrasseleção de proteases não-alvo para que a seletividade se torne um objetivo explícito. O teste decisivo é enzimático: ensaios de inibição com extratos do intestino médio de</w:t>
       </w:r>
       <w:r>
         <w:t xml:space="preserve"> </w:t>
@@ -7958,31 +8582,154 @@
           <w:i/>
           <w:iCs/>
         </w:rPr>
-        <w:t xml:space="preserve">hotspot</w:t>
-      </w:r>
-      <w:r>
-        <w:t xml:space="preserve"> </w:t>
-      </w:r>
-      <w:r>
-        <w:t xml:space="preserve">de S1/S2 chegaram ao RFdiffusion, e a serina catalítica e as paredes de S1 não estavam entre eles. (vi) O fechamento do anel foi cumprido dentro da tolerância do modelo de esqueleto (0,76–1,40 Å) e não foi validado com geometria atômica completa. (vii) As simulações são réplicas únicas de 50 ns, com campo de força antigo, protonação atribuída em pH 10,0 e topologia linear para o peptídeo, de modo que nada dizem sobre o comportamento conformacional do próprio macrociclo. (viii) Os 22 sistemas de calibração foram simulados por 2 ns a partir de uma única estrutura inicial predita cada.</w:t>
-      </w:r>
-    </w:p>
-    <w:bookmarkEnd w:id="46"/>
-    <w:bookmarkStart w:id="47" w:name="perspectivas"/>
-    <w:p>
-      <w:pPr>
-        <w:pStyle w:val="Heading3"/>
-      </w:pPr>
-      <w:r>
-        <w:t xml:space="preserve">4.5 Perspectivas</w:t>
-      </w:r>
-    </w:p>
-    <w:p>
-      <w:pPr>
-        <w:pStyle w:val="FirstParagraph"/>
-      </w:pPr>
-      <w:r>
-        <w:t xml:space="preserve">As melhorias mais diretas decorrem das limitações: fixar a sequência do receptor durante o desenho e permitir exatamente um resíduo P1 básico já no desenho, em vez de remover resíduos básicos depois; fechar o anel na topologia da simulação; réplicas de simulação com um campo de força moderno; e acrescentar o painel de contrasseleção para que a seletividade se torne um objetivo explícito. O teste decisivo é enzimático: ensaios de inibição com extratos do intestino médio de</w:t>
+        <w:t xml:space="preserve">A. gemmatalis</w:t>
+      </w:r>
+      <w:r>
+        <w:t xml:space="preserve"> </w:t>
+      </w:r>
+      <w:r>
+        <w:t xml:space="preserve">e com tripsinas não-alvo, e um ensaio de estabilidade dos candidatos nos mesmos extratos.</w:t>
+      </w:r>
+    </w:p>
+    <w:bookmarkEnd w:id="62"/>
+    <w:bookmarkEnd w:id="63"/>
+    <w:bookmarkStart w:id="70" w:name="figuras-suplementares"/>
+    <w:p>
+      <w:pPr>
+        <w:pStyle w:val="Heading2"/>
+      </w:pPr>
+      <w:r>
+        <w:t xml:space="preserve">Figuras suplementares</w:t>
+      </w:r>
+    </w:p>
+    <w:p>
+      <w:pPr>
+        <w:pStyle w:val="CaptionedFigure"/>
+      </w:pPr>
+      <w:r>
+        <w:drawing>
+          <wp:inline>
+            <wp:extent cx="4679999" cy="2092235"/>
+            <wp:effectExtent b="0" l="0" r="0" t="0"/>
+            <wp:docPr descr="Figura S1. Triagem por escore de motivos por espécie sob a regra linear-estrita e a circular (porcentagem das sequências de cada espécie por classe)." title="" id="65" name="Picture"/>
+            <a:graphic>
+              <a:graphicData uri="http://schemas.openxmlformats.org/drawingml/2006/picture">
+                <pic:pic>
+                  <pic:nvPicPr>
+                    <pic:cNvPr descr="figures/pt/figS1_regras_motivo.png" id="66" name="Picture"/>
+                    <pic:cNvPicPr>
+                      <a:picLocks noChangeArrowheads="1" noChangeAspect="1"/>
+                    </pic:cNvPicPr>
+                  </pic:nvPicPr>
+                  <pic:blipFill>
+                    <a:blip r:embed="rId64"/>
+                    <a:stretch>
+                      <a:fillRect/>
+                    </a:stretch>
+                  </pic:blipFill>
+                  <pic:spPr bwMode="auto">
+                    <a:xfrm>
+                      <a:off x="0" y="0"/>
+                      <a:ext cx="4679999" cy="2092235"/>
+                    </a:xfrm>
+                    <a:prstGeom prst="rect">
+                      <a:avLst/>
+                    </a:prstGeom>
+                    <a:noFill/>
+                    <a:ln w="9525">
+                      <a:noFill/>
+                      <a:headEnd/>
+                      <a:tailEnd/>
+                    </a:ln>
+                  </pic:spPr>
+                </pic:pic>
+              </a:graphicData>
+            </a:graphic>
+          </wp:inline>
+        </w:drawing>
+      </w:r>
+    </w:p>
+    <w:p>
+      <w:pPr>
+        <w:pStyle w:val="ImageCaption"/>
+      </w:pPr>
+      <w:r>
+        <w:rPr>
+          <w:b/>
+          <w:bCs/>
+        </w:rPr>
+        <w:t xml:space="preserve">Figura S1.</w:t>
+      </w:r>
+      <w:r>
+        <w:t xml:space="preserve"> </w:t>
+      </w:r>
+      <w:r>
+        <w:t xml:space="preserve">Triagem por escore de motivos por espécie sob a regra linear-estrita e a circular (porcentagem das sequências de cada espécie por classe).</w:t>
+      </w:r>
+    </w:p>
+    <w:p>
+      <w:pPr>
+        <w:pStyle w:val="CaptionedFigure"/>
+      </w:pPr>
+      <w:r>
+        <w:drawing>
+          <wp:inline>
+            <wp:extent cx="3959999" cy="1583999"/>
+            <wp:effectExtent b="0" l="0" r="0" t="0"/>
+            <wp:docPr descr="Figura S2. Teste de fumaça da topologia cíclica: RMSD do esqueleto e número de ligações de hidrogênio do sistema durante 50 ps de simulação de um macrociclo de 10 resíduos (GRPGIQAAPI) com um modelo de receptor de A. gemmatalis em pH 10,0. O teste verifica a montagem (C–N de fechamento 1,34 Å, ω −179°) e nada diz sobre estabilidade." title="" id="68" name="Picture"/>
+            <a:graphic>
+              <a:graphicData uri="http://schemas.openxmlformats.org/drawingml/2006/picture">
+                <pic:pic>
+                  <pic:nvPicPr>
+                    <pic:cNvPr descr="figures/pt/figS2_ciclica_fumaca.png" id="69" name="Picture"/>
+                    <pic:cNvPicPr>
+                      <a:picLocks noChangeArrowheads="1" noChangeAspect="1"/>
+                    </pic:cNvPicPr>
+                  </pic:nvPicPr>
+                  <pic:blipFill>
+                    <a:blip r:embed="rId67"/>
+                    <a:stretch>
+                      <a:fillRect/>
+                    </a:stretch>
+                  </pic:blipFill>
+                  <pic:spPr bwMode="auto">
+                    <a:xfrm>
+                      <a:off x="0" y="0"/>
+                      <a:ext cx="3959999" cy="1583999"/>
+                    </a:xfrm>
+                    <a:prstGeom prst="rect">
+                      <a:avLst/>
+                    </a:prstGeom>
+                    <a:noFill/>
+                    <a:ln w="9525">
+                      <a:noFill/>
+                      <a:headEnd/>
+                      <a:tailEnd/>
+                    </a:ln>
+                  </pic:spPr>
+                </pic:pic>
+              </a:graphicData>
+            </a:graphic>
+          </wp:inline>
+        </w:drawing>
+      </w:r>
+    </w:p>
+    <w:p>
+      <w:pPr>
+        <w:pStyle w:val="ImageCaption"/>
+      </w:pPr>
+      <w:r>
+        <w:rPr>
+          <w:b/>
+          <w:bCs/>
+        </w:rPr>
+        <w:t xml:space="preserve">Figura S2.</w:t>
+      </w:r>
+      <w:r>
+        <w:t xml:space="preserve"> </w:t>
+      </w:r>
+      <w:r>
+        <w:t xml:space="preserve">Teste de fumaça da topologia cíclica: RMSD do esqueleto e número de ligações de hidrogênio do sistema durante 50 ps de simulação de um macrociclo de 10 resíduos (GRPGIQAAPI) com um modelo de receptor de</w:t>
       </w:r>
       <w:r>
         <w:t xml:space="preserve"> </w:t>
@@ -7998,12 +8745,11 @@
         <w:t xml:space="preserve"> </w:t>
       </w:r>
       <w:r>
-        <w:t xml:space="preserve">e com tripsinas não-alvo, usando os candidatos que atendam aos critérios acima.</w:t>
-      </w:r>
-    </w:p>
-    <w:bookmarkEnd w:id="47"/>
-    <w:bookmarkEnd w:id="48"/>
-    <w:bookmarkStart w:id="49" w:name="referências"/>
+        <w:t xml:space="preserve">em pH 10,0. O teste verifica a montagem (C–N de fechamento 1,34 Å, ω −179°) e nada diz sobre estabilidade.</w:t>
+      </w:r>
+    </w:p>
+    <w:bookmarkEnd w:id="70"/>
+    <w:bookmarkStart w:id="71" w:name="referências"/>
     <w:p>
       <w:pPr>
         <w:pStyle w:val="Heading2"/>
@@ -8193,6 +8939,14 @@
         <w:pStyle w:val="BodyText"/>
       </w:pPr>
       <w:r>
+        <w:t xml:space="preserve">Karumbaiah L, Oppert B, Jurat-Fuentes JL, Adang MJ (2007). Analysis of midgut proteinases from Bacillus thuringiensis-susceptible and -resistant Heliothis virescens (Lepidoptera: Noctuidae). Comparative Biochemistry and Physiology Part B: Biochemistry and Molecular Biology 146, 139-146. doi: 10.1016/j.cbpb.2006.10.104</w:t>
+      </w:r>
+    </w:p>
+    <w:p>
+      <w:pPr>
+        <w:pStyle w:val="BodyText"/>
+      </w:pPr>
+      <w:r>
         <w:t xml:space="preserve">Kelly C, Laskowski Jr. M, Qasim M (2005). The Role of Scaffolding in Standard Mechanism Serine Proteinase Inhibitors. Protein &amp; Peptide Letters 12, 465-471. doi: 10.2174/0929866054395383</w:t>
       </w:r>
     </w:p>
@@ -8249,6 +9003,14 @@
         <w:pStyle w:val="BodyText"/>
       </w:pPr>
       <w:r>
+        <w:t xml:space="preserve">Meriño-Cabrera Y, de Oliveira Mendes TA, Castro JGS, Barbosa SL, Macedo MLR, de Almeida Oliveira MG (2020). Noncompetitive tight-binding inhibition of Anticarsia gemmatalis trypsins by Adenanthera pavonina protease inhibitor affects larvae survival. Archives of Insect Biochemistry and Physiology 104, e21687. doi: 10.1002/arch.21687</w:t>
+      </w:r>
+    </w:p>
+    <w:p>
+      <w:pPr>
+        <w:pStyle w:val="BodyText"/>
+      </w:pPr>
+      <w:r>
         <w:t xml:space="preserve">Meriño-Cabrera Y, Severiche Castro JG, Rios Diez JD, Rodrigues Macedo ML, de Oliveira Mendes TA, Goreti de Almeida Oliveira M (2020). Rational design of mimetic peptides based on the interaction between Inga laurina inhibitor and trypsins for Spodoptera cosmioides pest control. Insect Biochemistry and Molecular Biology 122, 103390. doi: 10.1016/j.ibmb.2020.103390</w:t>
       </w:r>
     </w:p>
@@ -8257,7 +9019,7 @@
         <w:pStyle w:val="BodyText"/>
       </w:pPr>
       <w:r>
-        <w:t xml:space="preserve">Meriño-Cabrera Y, de Oliveira Mendes TA, Castro JGS, Barbosa SL, Macedo MLR, de Almeida Oliveira MG (2020). Noncompetitive tight-binding inhibition of Anticarsia gemmatalis trypsins by Adenanthera pavonina protease inhibitor affects larvae survival. Archives of Insect Biochemistry and Physiology 104, e21687. doi: 10.1002/arch.21687</w:t>
+        <w:t xml:space="preserve">Meriño-Cabrera Y, Castro JS, de Almeida Barros R, da Silva Junior NR, de Oliveira Ramos H, de Almeida Oliveira MG (2022). Arginine-containing dipeptides decrease affinity of gut trypsins and compromise soybean pest development. Pesticide Biochemistry and Physiology 184, 105107. doi: 10.1016/j.pestbp.2022.105107</w:t>
       </w:r>
     </w:p>
     <w:p>
@@ -8265,7 +9027,7 @@
         <w:pStyle w:val="BodyText"/>
       </w:pPr>
       <w:r>
-        <w:t xml:space="preserve">Meriño-Cabrera Y, Castro JS, de Almeida Barros R, da Silva Junior NR, de Oliveira Ramos H, de Almeida Oliveira MG (2022). Arginine-containing dipeptides decrease affinity of gut trypsins and compromise soybean pest development. Pesticide Biochemistry and Physiology 184, 105107. doi: 10.1016/j.pestbp.2022.105107</w:t>
+        <w:t xml:space="preserve">Michaud-Agrawal N, Denning EJ, Woolf TB, Beckstein O (2011). MDAnalysis: A toolkit for the analysis of molecular dynamics simulations. Journal of Computational Chemistry 32, 2319-2327. doi: 10.1002/jcc.21787</w:t>
       </w:r>
     </w:p>
     <w:p>
@@ -8273,7 +9035,7 @@
         <w:pStyle w:val="BodyText"/>
       </w:pPr>
       <w:r>
-        <w:t xml:space="preserve">Michaud-Agrawal N, Denning EJ, Woolf TB, Beckstein O (2011). MDAnalysis: A toolkit for the analysis of molecular dynamics simulations. Journal of Computational Chemistry 32, 2319-2327. doi: 10.1002/jcc.21787</w:t>
+        <w:t xml:space="preserve">Mirdita M, Schütze K, Moriwaki Y, Heo L, Ovchinnikov S, Steinegger M (2022). ColabFold: making protein folding accessible to all. Nature Methods 19, 679-682. doi: 10.1038/s41592-022-01488-1</w:t>
       </w:r>
     </w:p>
     <w:p>
@@ -8281,7 +9043,7 @@
         <w:pStyle w:val="BodyText"/>
       </w:pPr>
       <w:r>
-        <w:t xml:space="preserve">Mirdita M, Schütze K, Moriwaki Y, Heo L, Ovchinnikov S, Steinegger M (2022). ColabFold: making protein folding accessible to all. Nature Methods 19, 679-682. doi: 10.1038/s41592-022-01488-1</w:t>
+        <w:t xml:space="preserve">Nakonieczny M, Michalczyk K, Kędziorski A (2007). Midgut protease activities in monophagous larvae of Apollo butterfly, Parnassius apollo ssp. frankenbergeri. Comptes Rendus. Biologies 330, 126-134. doi: 10.1016/j.crvi.2006.12.002</w:t>
       </w:r>
     </w:p>
     <w:p>
@@ -8425,6 +9187,22 @@
         <w:pStyle w:val="BodyText"/>
       </w:pPr>
       <w:r>
+        <w:t xml:space="preserve">Valaitis AP (1995). Gypsy moth midgut proteinases: Purification and characterization of luminal trypsin, elastase and the brush border membrane leucine aminopeptidase. Insect Biochemistry and Molecular Biology 25, 139-149. doi: 10.1016/0965-1748(94)00033-e</w:t>
+      </w:r>
+    </w:p>
+    <w:p>
+      <w:pPr>
+        <w:pStyle w:val="BodyText"/>
+      </w:pPr>
+      <w:r>
+        <w:t xml:space="preserve">Valaitis AP, Augustin S, Clancy KM (1999). Purification and characterization of the western spruce budworm larval midgut proteinases and comparison of gut activities of laboratory-reared and field-collected insects. Insect Biochemistry and Molecular Biology 29, 405-415. doi: 10.1016/s0965-1748(99)00017-x</w:t>
+      </w:r>
+    </w:p>
+    <w:p>
+      <w:pPr>
+        <w:pStyle w:val="BodyText"/>
+      </w:pPr>
+      <w:r>
         <w:t xml:space="preserve">Valdés-Tresanco MS, Valdés-Tresanco ME, Valiente PA, Moreno E (2021). gmx_MMPBSA: A New Tool to Perform End-State Free Energy Calculations with GROMACS. Journal of Chemical Theory and Computation 17, 6281-6291. doi: 10.1021/acs.jctc.1c00645</w:t>
       </w:r>
     </w:p>
@@ -8481,6 +9259,22 @@
         <w:pStyle w:val="BodyText"/>
       </w:pPr>
       <w:r>
+        <w:t xml:space="preserve">Yang Y, Zhu YC, Ottea J, Husseneder C, Leonard BR, Abel C, et al. (2012). Characterization and transcriptional analyses of cDNAs encoding three trypsin- and chymotrypsin-like proteinases in Cry1Ab-susceptible and Cry1Ab-resistant strains of sugarcane borer, Diatraea saccharalis. Insect Science 20, 485-496. doi: 10.1111/j.1744-7917.2012.01514.x</w:t>
+      </w:r>
+    </w:p>
+    <w:p>
+      <w:pPr>
+        <w:pStyle w:val="BodyText"/>
+      </w:pPr>
+      <w:r>
+        <w:t xml:space="preserve">Zhan Q, Zheng S, Feng Q, Liu L (2010). A midgut-specific chymotrypsin cDNA (Slctlp1) from Spodoptera litura: cloning, characterization, localization and expression analysis. Archives of Insect Biochemistry and Physiology 76, 130-143. doi: 10.1002/arch.20353</w:t>
+      </w:r>
+    </w:p>
+    <w:p>
+      <w:pPr>
+        <w:pStyle w:val="BodyText"/>
+      </w:pPr>
+      <w:r>
         <w:t xml:space="preserve">Zhang Y, Skolnick J (2005). TM-align: a protein structure alignment algorithm based on the TM-score. Nucleic Acids Research 33, 2302-2309. doi: 10.1093/nar/gki524</w:t>
       </w:r>
     </w:p>
@@ -8492,8 +9286,8 @@
         <w:t xml:space="preserve">Zhou D, Lobo YA, Batista IFC, Marques-Porto R, Gustchina A, Oliva MLV, et al. (2013). Crystal Structures of a Plant Trypsin Inhibitor from Enterolobium contortisiliquum (EcTI) and of Its Complex with Bovine Trypsin. PLoS ONE 8, e62252. doi: 10.1371/journal.pone.0062252</w:t>
       </w:r>
     </w:p>
-    <w:bookmarkEnd w:id="49"/>
-    <w:bookmarkEnd w:id="50"/>
+    <w:bookmarkEnd w:id="71"/>
+    <w:bookmarkEnd w:id="72"/>
     <w:sectPr>
       <w:footerReference w:type="default" r:id="rId9"/>
       <w:footnotePr>

--- a/manuscript/Manuscrito_PT_leitura.docx
+++ b/manuscript/Manuscrito_PT_leitura.docx
@@ -2,7 +2,7 @@
 <file path=word/document.xml><?xml version="1.0" encoding="utf-8"?>
 <w:document xmlns:w="http://schemas.openxmlformats.org/wordprocessingml/2006/main" xmlns:m="http://schemas.openxmlformats.org/officeDocument/2006/math" xmlns:r="http://schemas.openxmlformats.org/officeDocument/2006/relationships" xmlns:o="urn:schemas-microsoft-com:office:office" xmlns:v="urn:schemas-microsoft-com:vml" xmlns:w10="urn:schemas-microsoft-com:office:word" xmlns:a="http://schemas.openxmlformats.org/drawingml/2006/main" xmlns:pic="http://schemas.openxmlformats.org/drawingml/2006/picture" xmlns:wp="http://schemas.openxmlformats.org/drawingml/2006/wordprocessingDrawing">
   <w:body>
-    <w:bookmarkStart w:id="12" w:name="documento-de-leitura-e-avaliação-manual"/>
+    <w:bookmarkStart w:id="13" w:name="documento-de-leitura-e-avaliação-manual"/>
     <w:p>
       <w:pPr>
         <w:pStyle w:val="Heading1"/>
@@ -26,7 +26,7 @@
         <w:t xml:space="preserve"> </w:t>
       </w:r>
       <w:r>
-        <w:t xml:space="preserve">Computational design and triage of non-cleavable linear and macrocyclic peptide candidates targeting digestive trypsins of lepidopteran soybean pests</w:t>
+        <w:t xml:space="preserve">From Natural Protease Inhibitors to De Novo Peptide Inhibitors Targeting Digestive Trypsins of Lepidopteran Pests</w:t>
       </w:r>
       <w:r>
         <w:t xml:space="preserve"> </w:t>
@@ -327,37 +327,37 @@
               <w:rPr>
                 <w:sz w:val="18"/>
               </w:rPr>
-              <w:t xml:space="preserve">≤ 12.000 palavras (Original Research)</w:t>
-            </w:r>
-          </w:p>
-        </w:tc>
-        <w:tc>
-          <w:tcPr/>
-          <w:p>
-            <w:pPr>
-              <w:pStyle w:val="Compact"/>
-              <w:spacing w:line="240" w:lineRule="auto"/>
-            </w:pPr>
-            <w:r>
-              <w:rPr>
-                <w:sz w:val="18"/>
-              </w:rPr>
-              <w:t xml:space="preserve">6,461 palavras no original em inglês (corpo sem tabelas, títulos e legendas; cada citação contada como uma palavra); tradução: 7,060</w:t>
-            </w:r>
-          </w:p>
-        </w:tc>
-        <w:tc>
-          <w:tcPr/>
-          <w:p>
-            <w:pPr>
-              <w:pStyle w:val="Compact"/>
-              <w:spacing w:line="240" w:lineRule="auto"/>
-            </w:pPr>
-            <w:r>
-              <w:rPr>
-                <w:sz w:val="18"/>
-              </w:rPr>
-              <w:t xml:space="preserve">OK (há margem para a Seção 3.7)</w:t>
+              <w:t xml:space="preserve">≤ 12.000 palavras (Original Research; página oficial de tipos de artigo da revista, conferida em 30/09/2026)</w:t>
+            </w:r>
+          </w:p>
+        </w:tc>
+        <w:tc>
+          <w:tcPr/>
+          <w:p>
+            <w:pPr>
+              <w:pStyle w:val="Compact"/>
+              <w:spacing w:line="240" w:lineRule="auto"/>
+            </w:pPr>
+            <w:r>
+              <w:rPr>
+                <w:sz w:val="18"/>
+              </w:rPr>
+              <w:t xml:space="preserve">7,105 palavras no original em inglês (corpo sem tabelas, títulos e legendas; cada citação contada como uma palavra); tradução: 7,698</w:t>
+            </w:r>
+          </w:p>
+        </w:tc>
+        <w:tc>
+          <w:tcPr/>
+          <w:p>
+            <w:pPr>
+              <w:pStyle w:val="Compact"/>
+              <w:spacing w:line="240" w:lineRule="auto"/>
+            </w:pPr>
+            <w:r>
+              <w:rPr>
+                <w:sz w:val="18"/>
+              </w:rPr>
+              <w:t xml:space="preserve">OK (há margem para as Seções 3.8–3.10)</w:t>
             </w:r>
           </w:p>
         </w:tc>
@@ -389,37 +389,37 @@
               <w:rPr>
                 <w:sz w:val="18"/>
               </w:rPr>
-              <w:t xml:space="preserve">≤ 350 palavras</w:t>
-            </w:r>
-          </w:p>
-        </w:tc>
-        <w:tc>
-          <w:tcPr/>
-          <w:p>
-            <w:pPr>
-              <w:pStyle w:val="Compact"/>
-              <w:spacing w:line="240" w:lineRule="auto"/>
-            </w:pPr>
-            <w:r>
-              <w:rPr>
-                <w:sz w:val="18"/>
-              </w:rPr>
-              <w:t xml:space="preserve">289 palavras no original em inglês (sem o trecho pendente); tradução: 334</w:t>
-            </w:r>
-          </w:p>
-        </w:tc>
-        <w:tc>
-          <w:tcPr/>
-          <w:p>
-            <w:pPr>
-              <w:pStyle w:val="Compact"/>
-              <w:spacing w:line="240" w:lineRule="auto"/>
-            </w:pPr>
-            <w:r>
-              <w:rPr>
-                <w:sz w:val="18"/>
-              </w:rPr>
-              <w:t xml:space="preserve">OK (a frase de MD acrescentará cerca de 30 palavras)</w:t>
+              <w:t xml:space="preserve">≤ 350 palavras (convenção da Frontiers; a página da revista não especifica o número)</w:t>
+            </w:r>
+          </w:p>
+        </w:tc>
+        <w:tc>
+          <w:tcPr/>
+          <w:p>
+            <w:pPr>
+              <w:pStyle w:val="Compact"/>
+              <w:spacing w:line="240" w:lineRule="auto"/>
+            </w:pPr>
+            <w:r>
+              <w:rPr>
+                <w:sz w:val="18"/>
+              </w:rPr>
+              <w:t xml:space="preserve">337 palavras no original em inglês sem o trecho pendente (≈ 346 com ele preenchido); tradução: 382</w:t>
+            </w:r>
+          </w:p>
+        </w:tc>
+        <w:tc>
+          <w:tcPr/>
+          <w:p>
+            <w:pPr>
+              <w:pStyle w:val="Compact"/>
+              <w:spacing w:line="240" w:lineRule="auto"/>
+            </w:pPr>
+            <w:r>
+              <w:rPr>
+                <w:sz w:val="18"/>
+              </w:rPr>
+              <w:t xml:space="preserve">OK</w:t>
             </w:r>
           </w:p>
         </w:tc>
@@ -451,22 +451,22 @@
               <w:rPr>
                 <w:sz w:val="18"/>
               </w:rPr>
-              <w:t xml:space="preserve">5–8</w:t>
-            </w:r>
-          </w:p>
-        </w:tc>
-        <w:tc>
-          <w:tcPr/>
-          <w:p>
-            <w:pPr>
-              <w:pStyle w:val="Compact"/>
-              <w:spacing w:line="240" w:lineRule="auto"/>
-            </w:pPr>
-            <w:r>
-              <w:rPr>
-                <w:sz w:val="18"/>
-              </w:rPr>
-              <w:t xml:space="preserve">10</w:t>
+              <w:t xml:space="preserve">5–8 (diretrizes gerais da Frontiers)</w:t>
+            </w:r>
+          </w:p>
+        </w:tc>
+        <w:tc>
+          <w:tcPr/>
+          <w:p>
+            <w:pPr>
+              <w:pStyle w:val="Compact"/>
+              <w:spacing w:line="240" w:lineRule="auto"/>
+            </w:pPr>
+            <w:r>
+              <w:rPr>
+                <w:sz w:val="18"/>
+              </w:rPr>
+              <w:t xml:space="preserve">8</w:t>
             </w:r>
           </w:p>
         </w:tc>
@@ -513,37 +513,37 @@
               <w:rPr>
                 <w:sz w:val="18"/>
               </w:rPr>
-              <w:t xml:space="preserve">informativo e conciso</w:t>
-            </w:r>
-          </w:p>
-        </w:tc>
-        <w:tc>
-          <w:tcPr/>
-          <w:p>
-            <w:pPr>
-              <w:pStyle w:val="Compact"/>
-              <w:spacing w:line="240" w:lineRule="auto"/>
-            </w:pPr>
-            <w:r>
-              <w:rPr>
-                <w:sz w:val="18"/>
-              </w:rPr>
-              <w:t xml:space="preserve">149 caracteres</w:t>
-            </w:r>
-          </w:p>
-        </w:tc>
-        <w:tc>
-          <w:tcPr/>
-          <w:p>
-            <w:pPr>
-              <w:pStyle w:val="Compact"/>
-              <w:spacing w:line="240" w:lineRule="auto"/>
-            </w:pPr>
-            <w:r>
-              <w:rPr>
-                <w:sz w:val="18"/>
-              </w:rPr>
-              <w:t xml:space="preserve">conferir limite no site</w:t>
+              <w:t xml:space="preserve">informativo e conciso; sem limite de caracteres na página da Frontiers</w:t>
+            </w:r>
+          </w:p>
+        </w:tc>
+        <w:tc>
+          <w:tcPr/>
+          <w:p>
+            <w:pPr>
+              <w:pStyle w:val="Compact"/>
+              <w:spacing w:line="240" w:lineRule="auto"/>
+            </w:pPr>
+            <w:r>
+              <w:rPr>
+                <w:sz w:val="18"/>
+              </w:rPr>
+              <w:t xml:space="preserve">título oficial definido pelos autores, 113 caracteres</w:t>
+            </w:r>
+          </w:p>
+        </w:tc>
+        <w:tc>
+          <w:tcPr/>
+          <w:p>
+            <w:pPr>
+              <w:pStyle w:val="Compact"/>
+              <w:spacing w:line="240" w:lineRule="auto"/>
+            </w:pPr>
+            <w:r>
+              <w:rPr>
+                <w:sz w:val="18"/>
+              </w:rPr>
+              <w:t xml:space="preserve">OK</w:t>
             </w:r>
           </w:p>
         </w:tc>
@@ -575,37 +575,37 @@
               <w:rPr>
                 <w:sz w:val="18"/>
               </w:rPr>
-              <w:t xml:space="preserve">≤ cerca de 50 caracteres</w:t>
-            </w:r>
-          </w:p>
-        </w:tc>
-        <w:tc>
-          <w:tcPr/>
-          <w:p>
-            <w:pPr>
-              <w:pStyle w:val="Compact"/>
-              <w:spacing w:line="240" w:lineRule="auto"/>
-            </w:pPr>
-            <w:r>
-              <w:rPr>
-                <w:sz w:val="18"/>
-              </w:rPr>
-              <w:t xml:space="preserve">50 caracteres</w:t>
-            </w:r>
-          </w:p>
-        </w:tc>
-        <w:tc>
-          <w:tcPr/>
-          <w:p>
-            <w:pPr>
-              <w:pStyle w:val="Compact"/>
-              <w:spacing w:line="240" w:lineRule="auto"/>
-            </w:pPr>
-            <w:r>
-              <w:rPr>
-                <w:sz w:val="18"/>
-              </w:rPr>
-              <w:t xml:space="preserve">conferir no site</w:t>
+              <w:t xml:space="preserve">≤ cerca de 50 caracteres (prática da Frontiers; não especificado na página)</w:t>
+            </w:r>
+          </w:p>
+        </w:tc>
+        <w:tc>
+          <w:tcPr/>
+          <w:p>
+            <w:pPr>
+              <w:pStyle w:val="Compact"/>
+              <w:spacing w:line="240" w:lineRule="auto"/>
+            </w:pPr>
+            <w:r>
+              <w:rPr>
+                <w:sz w:val="18"/>
+              </w:rPr>
+              <w:t xml:space="preserve">43 caracteres</w:t>
+            </w:r>
+          </w:p>
+        </w:tc>
+        <w:tc>
+          <w:tcPr/>
+          <w:p>
+            <w:pPr>
+              <w:pStyle w:val="Compact"/>
+              <w:spacing w:line="240" w:lineRule="auto"/>
+            </w:pPr>
+            <w:r>
+              <w:rPr>
+                <w:sz w:val="18"/>
+              </w:rPr>
+              <w:t xml:space="preserve">OK</w:t>
             </w:r>
           </w:p>
         </w:tc>
@@ -637,22 +637,22 @@
               <w:rPr>
                 <w:sz w:val="18"/>
               </w:rPr>
-              <w:t xml:space="preserve">resolução mínima de 300 dpi, arquivos separados</w:t>
-            </w:r>
-          </w:p>
-        </w:tc>
-        <w:tc>
-          <w:tcPr/>
-          <w:p>
-            <w:pPr>
-              <w:pStyle w:val="Compact"/>
-              <w:spacing w:line="240" w:lineRule="auto"/>
-            </w:pPr>
-            <w:r>
-              <w:rPr>
-                <w:sz w:val="18"/>
-              </w:rPr>
-              <w:t xml:space="preserve">7 figuras (PNG 300 dpi e PDF vetorial, largura 180 mm); 2 suplementares; as figuras dos resultados pendentes (Seções 3.8–3.10) ainda serão geradas</w:t>
+              <w:t xml:space="preserve">300 dpi no tamanho final; TIFF, JPEG ou EPS; RGB</w:t>
+            </w:r>
+          </w:p>
+        </w:tc>
+        <w:tc>
+          <w:tcPr/>
+          <w:p>
+            <w:pPr>
+              <w:pStyle w:val="Compact"/>
+              <w:spacing w:line="240" w:lineRule="auto"/>
+            </w:pPr>
+            <w:r>
+              <w:rPr>
+                <w:sz w:val="18"/>
+              </w:rPr>
+              <w:t xml:space="preserve">8 figuras + 2 suplementares em PNG, TIFF (LZW) e PDF vetorial a 300 dpi, largura 180 mm, RGB; as figuras dos resultados pendentes (Seções 3.8–3.10) ainda serão geradas</w:t>
             </w:r>
           </w:p>
         </w:tc>
@@ -761,22 +761,40 @@
               <w:rPr>
                 <w:sz w:val="18"/>
               </w:rPr>
-              <w:t xml:space="preserve">estilo Frontiers (autor-ano), com DOI</w:t>
-            </w:r>
-          </w:p>
-        </w:tc>
-        <w:tc>
-          <w:tcPr/>
-          <w:p>
-            <w:pPr>
-              <w:pStyle w:val="Compact"/>
-              <w:spacing w:line="240" w:lineRule="auto"/>
-            </w:pPr>
-            <w:r>
-              <w:rPr>
-                <w:sz w:val="18"/>
-              </w:rPr>
-              <w:t xml:space="preserve">66 referências, todas resolvidas no Crossref/PubMed; nenhuma citada sem estar na lista, nenhuma na lista sem ser citada</w:t>
+              <w:t xml:space="preserve">autor-ano (Harvard), seis primeiros autores e</w:t>
+            </w:r>
+            <w:r>
+              <w:rPr>
+                <w:sz w:val="18"/>
+              </w:rPr>
+              <w:t xml:space="preserve"> </w:t>
+            </w:r>
+            <w:r>
+              <w:rPr>
+                <w:sz w:val="18"/>
+              </w:rPr>
+              <w:t xml:space="preserve">“et al.”</w:t>
+            </w:r>
+            <w:r>
+              <w:rPr>
+                <w:sz w:val="18"/>
+              </w:rPr>
+              <w:t xml:space="preserve">, com DOI</w:t>
+            </w:r>
+          </w:p>
+        </w:tc>
+        <w:tc>
+          <w:tcPr/>
+          <w:p>
+            <w:pPr>
+              <w:pStyle w:val="Compact"/>
+              <w:spacing w:line="240" w:lineRule="auto"/>
+            </w:pPr>
+            <w:r>
+              <w:rPr>
+                <w:sz w:val="18"/>
+              </w:rPr>
+              <w:t xml:space="preserve">68 referências, todas com metadados conferidos no Crossref/PubMed; nenhuma citada sem estar na lista, nenhuma na lista sem ser citada</w:t>
             </w:r>
           </w:p>
         </w:tc>
@@ -838,7 +856,7 @@
               <w:rPr>
                 <w:sz w:val="18"/>
               </w:rPr>
-              <w:t xml:space="preserve">código no repositório; falta confirmar visibilidade e DOI de arquivamento</w:t>
+              <w:t xml:space="preserve">seção criada; falta confirmar visibilidade do repositório e DOI de arquivamento</w:t>
             </w:r>
           </w:p>
         </w:tc>
@@ -900,7 +918,7 @@
               <w:rPr>
                 <w:sz w:val="18"/>
               </w:rPr>
-              <w:t xml:space="preserve">não redigidos</w:t>
+              <w:t xml:space="preserve">seções criadas, conteúdo a completar pelos autores</w:t>
             </w:r>
           </w:p>
         </w:tc>
@@ -947,22 +965,22 @@
               <w:rPr>
                 <w:sz w:val="18"/>
               </w:rPr>
-              <w:t xml:space="preserve">exigida pela Frontiers</w:t>
-            </w:r>
-          </w:p>
-        </w:tc>
-        <w:tc>
-          <w:tcPr/>
-          <w:p>
-            <w:pPr>
-              <w:pStyle w:val="Compact"/>
-              <w:spacing w:line="240" w:lineRule="auto"/>
-            </w:pPr>
-            <w:r>
-              <w:rPr>
-                <w:sz w:val="18"/>
-              </w:rPr>
-              <w:t xml:space="preserve">não redigida</w:t>
+              <w:t xml:space="preserve">deve ser reconhecida nos agradecimentos (diretrizes da Frontiers)</w:t>
+            </w:r>
+          </w:p>
+        </w:tc>
+        <w:tc>
+          <w:tcPr/>
+          <w:p>
+            <w:pPr>
+              <w:pStyle w:val="Compact"/>
+              <w:spacing w:line="240" w:lineRule="auto"/>
+            </w:pPr>
+            <w:r>
+              <w:rPr>
+                <w:sz w:val="18"/>
+              </w:rPr>
+              <w:t xml:space="preserve">rascunho factual na seção Agradecimentos, a ser confirmado pelos autores</w:t>
             </w:r>
           </w:p>
         </w:tc>
@@ -1009,37 +1027,37 @@
               <w:rPr>
                 <w:sz w:val="18"/>
               </w:rPr>
-              <w:t xml:space="preserve">quando aplicável</w:t>
-            </w:r>
-          </w:p>
-        </w:tc>
-        <w:tc>
-          <w:tcPr/>
-          <w:p>
-            <w:pPr>
-              <w:pStyle w:val="Compact"/>
-              <w:spacing w:line="240" w:lineRule="auto"/>
-            </w:pPr>
-            <w:r>
-              <w:rPr>
-                <w:sz w:val="18"/>
-              </w:rPr>
-              <w:t xml:space="preserve">não se aplica (sem animais, humanos ou dados pessoais)</w:t>
-            </w:r>
-          </w:p>
-        </w:tc>
-        <w:tc>
-          <w:tcPr/>
-          <w:p>
-            <w:pPr>
-              <w:pStyle w:val="Compact"/>
-              <w:spacing w:line="240" w:lineRule="auto"/>
-            </w:pPr>
-            <w:r>
-              <w:rPr>
-                <w:sz w:val="18"/>
-              </w:rPr>
-              <w:t xml:space="preserve">a declarar</w:t>
+              <w:t xml:space="preserve">exigida para estudos com animais ou humanos</w:t>
+            </w:r>
+          </w:p>
+        </w:tc>
+        <w:tc>
+          <w:tcPr/>
+          <w:p>
+            <w:pPr>
+              <w:pStyle w:val="Compact"/>
+              <w:spacing w:line="240" w:lineRule="auto"/>
+            </w:pPr>
+            <w:r>
+              <w:rPr>
+                <w:sz w:val="18"/>
+              </w:rPr>
+              <w:t xml:space="preserve">seção criada: não se aplica</w:t>
+            </w:r>
+          </w:p>
+        </w:tc>
+        <w:tc>
+          <w:tcPr/>
+          <w:p>
+            <w:pPr>
+              <w:pStyle w:val="Compact"/>
+              <w:spacing w:line="240" w:lineRule="auto"/>
+            </w:pPr>
+            <w:r>
+              <w:rPr>
+                <w:sz w:val="18"/>
+              </w:rPr>
+              <w:t xml:space="preserve">OK</w:t>
             </w:r>
           </w:p>
         </w:tc>
@@ -1174,22 +1192,48 @@
               <w:rPr>
                 <w:sz w:val="18"/>
               </w:rPr>
-              <w:t xml:space="preserve">trabalho computacional sobre inibidores de origem natural como controles</w:t>
-            </w:r>
-          </w:p>
-        </w:tc>
-        <w:tc>
-          <w:tcPr/>
-          <w:p>
-            <w:pPr>
-              <w:pStyle w:val="Compact"/>
-              <w:spacing w:line="240" w:lineRule="auto"/>
-            </w:pPr>
-            <w:r>
-              <w:rPr>
-                <w:sz w:val="18"/>
-              </w:rPr>
-              <w:t xml:space="preserve">risco a verificar</w:t>
+              <w:t xml:space="preserve">o título destaca inibidores naturais como moldes e padrões de calibração, mas o trabalho projeta peptídeos</w:t>
+            </w:r>
+            <w:r>
+              <w:rPr>
+                <w:sz w:val="18"/>
+              </w:rPr>
+              <w:t xml:space="preserve"> </w:t>
+            </w:r>
+            <w:r>
+              <w:rPr>
+                <w:i/>
+                <w:iCs/>
+                <w:sz w:val="18"/>
+              </w:rPr>
+              <w:t xml:space="preserve">de novo</w:t>
+            </w:r>
+            <w:r>
+              <w:rPr>
+                <w:sz w:val="18"/>
+              </w:rPr>
+              <w:t xml:space="preserve"> </w:t>
+            </w:r>
+            <w:r>
+              <w:rPr>
+                <w:sz w:val="18"/>
+              </w:rPr>
+              <w:t xml:space="preserve">e é só computacional; a revista pode exigir validação experimental</w:t>
+            </w:r>
+          </w:p>
+        </w:tc>
+        <w:tc>
+          <w:tcPr/>
+          <w:p>
+            <w:pPr>
+              <w:pStyle w:val="Compact"/>
+              <w:spacing w:line="240" w:lineRule="auto"/>
+            </w:pPr>
+            <w:r>
+              <w:rPr>
+                <w:sz w:val="18"/>
+              </w:rPr>
+              <w:t xml:space="preserve">risco a verificar com o editor</w:t>
             </w:r>
           </w:p>
         </w:tc>
@@ -1210,7 +1254,7 @@
         <w:t xml:space="preserve"> </w:t>
       </w:r>
       <w:r>
-        <w:t xml:space="preserve">Os limites acima vêm de páginas de tipos de artigo de outras revistas Frontiers e de resultados de busca sobre a</w:t>
+        <w:t xml:space="preserve">Conferidos em 30/09/2026 nas páginas oficiais da Frontiers: extensão máxima de 12.000 palavras para</w:t>
       </w:r>
       <w:r>
         <w:t xml:space="preserve"> </w:t>
@@ -1220,13 +1264,13 @@
           <w:i/>
           <w:iCs/>
         </w:rPr>
-        <w:t xml:space="preserve">Frontiers in Natural Products</w:t>
-      </w:r>
-      <w:r>
-        <w:t xml:space="preserve"> </w:t>
-      </w:r>
-      <w:r>
-        <w:t xml:space="preserve">(existência da seção</w:t>
+        <w:t xml:space="preserve">Original Research</w:t>
+      </w:r>
+      <w:r>
+        <w:t xml:space="preserve"> </w:t>
+      </w:r>
+      <w:r>
+        <w:t xml:space="preserve">na</w:t>
       </w:r>
       <w:r>
         <w:t xml:space="preserve"> </w:t>
@@ -1236,10 +1280,10 @@
           <w:i/>
           <w:iCs/>
         </w:rPr>
-        <w:t xml:space="preserve">Informatics and Computational Methods</w:t>
-      </w:r>
-      <w:r>
-        <w:t xml:space="preserve">, extensão de 12.000 palavras para Original Research). A página oficial de tipos de artigo da própria revista não pôde ser aberta nesta sessão; confira os limites de título, resumo e palavras-chave diretamente no site antes de submeter.</w:t>
+        <w:t xml:space="preserve">Frontiers in Natural Products</w:t>
+      </w:r>
+      <w:r>
+        <w:t xml:space="preserve">; 5–8 palavras-chave; figuras a 300 dpi no tamanho final em TIFF, JPEG ou EPS; referências autor-ano com os seis primeiros autores; uso de IA generativa a ser reconhecido.</w:t>
       </w:r>
       <w:r>
         <w:t xml:space="preserve"> </w:t>
@@ -1249,19 +1293,13 @@
           <w:b/>
           <w:bCs/>
         </w:rPr>
-        <w:t xml:space="preserve">Risco de escopo:</w:t>
-      </w:r>
-      <w:r>
-        <w:t xml:space="preserve"> </w:t>
-      </w:r>
-      <w:r>
-        <w:t xml:space="preserve">a revista descreve a seção de atividades biológicas com</w:t>
-      </w:r>
-      <w:r>
-        <w:t xml:space="preserve"> </w:t>
-      </w:r>
-      <w:r>
-        <w:t xml:space="preserve">“análise</w:t>
+        <w:t xml:space="preserve">Não especificados nessas páginas:</w:t>
+      </w:r>
+      <w:r>
+        <w:t xml:space="preserve"> </w:t>
+      </w:r>
+      <w:r>
+        <w:t xml:space="preserve">limite de palavras do resumo (350 é a convenção da Frontiers, vista em outras revistas do grupo), limite de caracteres do título, número máximo de figuras/tabelas para</w:t>
       </w:r>
       <w:r>
         <w:t xml:space="preserve"> </w:t>
@@ -1271,20 +1309,749 @@
           <w:i/>
           <w:iCs/>
         </w:rPr>
-        <w:t xml:space="preserve">in silico</w:t>
-      </w:r>
-      <w:r>
-        <w:t xml:space="preserve"> </w:t>
-      </w:r>
-      <w:r>
-        <w:t xml:space="preserve">acompanhada de validação experimental”</w:t>
-      </w:r>
-      <w:r>
-        <w:t xml:space="preserve">; este trabalho é puramente computacional e não afirma atividade. Vale confirmar com a revista se um estudo puramente computacional é aceito nessa seção.</w:t>
+        <w:t xml:space="preserve">Original Research</w:t>
+      </w:r>
+      <w:r>
+        <w:t xml:space="preserve"> </w:t>
+      </w:r>
+      <w:r>
+        <w:t xml:space="preserve">e o tamanho do título curto. Confirme esses quatro pontos no sistema de submissão antes de enviar.</w:t>
       </w:r>
     </w:p>
     <w:bookmarkEnd w:id="10"/>
-    <w:bookmarkStart w:id="11" w:name="pendências-antes-da-submissão"/>
+    <w:bookmarkStart w:id="11" w:name="estado-dos-cálculos-30092026-noite"/>
+    <w:p>
+      <w:pPr>
+        <w:pStyle w:val="Heading2"/>
+      </w:pPr>
+      <w:r>
+        <w:t xml:space="preserve">Estado dos cálculos (30/09/2026, noite)</w:t>
+      </w:r>
+    </w:p>
+    <w:tbl>
+      <w:tblPr>
+        <w:tblW w:type="pct" w:w="5000"/>
+        <w:tblLayout w:type="fixed"/>
+        <w:tblLook w:firstRow="1" w:lastRow="0" w:firstColumn="0" w:lastColumn="0" w:noHBand="0" w:noVBand="0" w:val="0020"/>
+        <w:tblBorders>
+          <w:top w:val="single" w:sz="4" w:color="808080"/>
+          <w:left w:val="single" w:sz="4" w:color="808080"/>
+          <w:bottom w:val="single" w:sz="4" w:color="808080"/>
+          <w:right w:val="single" w:sz="4" w:color="808080"/>
+          <w:insideH w:val="single" w:sz="4" w:color="808080"/>
+          <w:insideV w:val="single" w:sz="4" w:color="808080"/>
+        </w:tblBorders>
+      </w:tblPr>
+      <w:tblGrid>
+        <w:gridCol w:w="2640"/>
+        <w:gridCol w:w="2640"/>
+        <w:gridCol w:w="2640"/>
+      </w:tblGrid>
+      <w:tr>
+        <w:trPr>
+          <w:tblHeader w:val="on"/>
+        </w:trPr>
+        <w:tc>
+          <w:tcPr/>
+          <w:p>
+            <w:pPr>
+              <w:pStyle w:val="Compact"/>
+              <w:spacing w:line="240" w:lineRule="auto"/>
+            </w:pPr>
+            <w:r>
+              <w:rPr>
+                <w:b/>
+                <w:sz w:val="18"/>
+              </w:rPr>
+              <w:t xml:space="preserve">Etapa</w:t>
+            </w:r>
+          </w:p>
+        </w:tc>
+        <w:tc>
+          <w:tcPr/>
+          <w:p>
+            <w:pPr>
+              <w:pStyle w:val="Compact"/>
+              <w:spacing w:line="240" w:lineRule="auto"/>
+            </w:pPr>
+            <w:r>
+              <w:rPr>
+                <w:b/>
+                <w:sz w:val="18"/>
+              </w:rPr>
+              <w:t xml:space="preserve">Estado</w:t>
+            </w:r>
+          </w:p>
+        </w:tc>
+        <w:tc>
+          <w:tcPr/>
+          <w:p>
+            <w:pPr>
+              <w:pStyle w:val="Compact"/>
+              <w:spacing w:line="240" w:lineRule="auto"/>
+            </w:pPr>
+            <w:r>
+              <w:rPr>
+                <w:b/>
+                <w:sz w:val="18"/>
+              </w:rPr>
+              <w:t xml:space="preserve">Resultado até aqui</w:t>
+            </w:r>
+          </w:p>
+        </w:tc>
+      </w:tr>
+      <w:tr>
+        <w:tc>
+          <w:tcPr/>
+          <w:p>
+            <w:pPr>
+              <w:pStyle w:val="Compact"/>
+              <w:spacing w:line="240" w:lineRule="auto"/>
+            </w:pPr>
+            <w:r>
+              <w:rPr>
+                <w:sz w:val="18"/>
+              </w:rPr>
+              <w:t xml:space="preserve">Painel de 8 espécies e subsítios S1–S3’</w:t>
+            </w:r>
+          </w:p>
+        </w:tc>
+        <w:tc>
+          <w:tcPr/>
+          <w:p>
+            <w:pPr>
+              <w:pStyle w:val="Compact"/>
+              <w:spacing w:line="240" w:lineRule="auto"/>
+            </w:pPr>
+            <w:r>
+              <w:rPr>
+                <w:sz w:val="18"/>
+              </w:rPr>
+              <w:t xml:space="preserve">concluído</w:t>
+            </w:r>
+          </w:p>
+        </w:tc>
+        <w:tc>
+          <w:tcPr/>
+          <w:p>
+            <w:pPr>
+              <w:pStyle w:val="Compact"/>
+              <w:spacing w:line="240" w:lineRule="auto"/>
+            </w:pPr>
+            <w:r>
+              <w:rPr>
+                <w:sz w:val="18"/>
+              </w:rPr>
+              <w:t xml:space="preserve">TM-score 0,946–0,957 nos 20 pares</w:t>
+            </w:r>
+          </w:p>
+        </w:tc>
+      </w:tr>
+      <w:tr>
+        <w:tc>
+          <w:tcPr/>
+          <w:p>
+            <w:pPr>
+              <w:pStyle w:val="Compact"/>
+              <w:spacing w:line="240" w:lineRule="auto"/>
+            </w:pPr>
+            <w:r>
+              <w:rPr>
+                <w:sz w:val="18"/>
+              </w:rPr>
+              <w:t xml:space="preserve">Calibração da escada de escores</w:t>
+            </w:r>
+          </w:p>
+        </w:tc>
+        <w:tc>
+          <w:tcPr/>
+          <w:p>
+            <w:pPr>
+              <w:pStyle w:val="Compact"/>
+              <w:spacing w:line="240" w:lineRule="auto"/>
+            </w:pPr>
+            <w:r>
+              <w:rPr>
+                <w:sz w:val="18"/>
+              </w:rPr>
+              <w:t xml:space="preserve">concluída</w:t>
+            </w:r>
+          </w:p>
+        </w:tc>
+        <w:tc>
+          <w:tcPr/>
+          <w:p>
+            <w:pPr>
+              <w:pStyle w:val="Compact"/>
+              <w:spacing w:line="240" w:lineRule="auto"/>
+            </w:pPr>
+            <w:r>
+              <w:rPr>
+                <w:sz w:val="18"/>
+              </w:rPr>
+              <w:t xml:space="preserve">Boltz-2 10/10 pares; RMSD do ligante 9/10; MM-GBSA 4/10 (ρ = −0,93 com o tamanho da interface)</w:t>
+            </w:r>
+          </w:p>
+        </w:tc>
+      </w:tr>
+      <w:tr>
+        <w:tc>
+          <w:tcPr/>
+          <w:p>
+            <w:pPr>
+              <w:pStyle w:val="Compact"/>
+              <w:spacing w:line="240" w:lineRule="auto"/>
+            </w:pPr>
+            <w:r>
+              <w:rPr>
+                <w:sz w:val="18"/>
+              </w:rPr>
+              <w:t xml:space="preserve">Geração (RFdiffusion + ProteinMPNN)</w:t>
+            </w:r>
+          </w:p>
+        </w:tc>
+        <w:tc>
+          <w:tcPr/>
+          <w:p>
+            <w:pPr>
+              <w:pStyle w:val="Compact"/>
+              <w:spacing w:line="240" w:lineRule="auto"/>
+            </w:pPr>
+            <w:r>
+              <w:rPr>
+                <w:sz w:val="18"/>
+              </w:rPr>
+              <w:t xml:space="preserve">concluída</w:t>
+            </w:r>
+          </w:p>
+        </w:tc>
+        <w:tc>
+          <w:tcPr/>
+          <w:p>
+            <w:pPr>
+              <w:pStyle w:val="Compact"/>
+              <w:spacing w:line="240" w:lineRule="auto"/>
+            </w:pPr>
+            <w:r>
+              <w:rPr>
+                <w:sz w:val="18"/>
+              </w:rPr>
+              <w:t xml:space="preserve">880 esqueletos, 22.066 sequências únicas</w:t>
+            </w:r>
+          </w:p>
+        </w:tc>
+      </w:tr>
+      <w:tr>
+        <w:tc>
+          <w:tcPr/>
+          <w:p>
+            <w:pPr>
+              <w:pStyle w:val="Compact"/>
+              <w:spacing w:line="240" w:lineRule="auto"/>
+            </w:pPr>
+            <w:r>
+              <w:rPr>
+                <w:sz w:val="18"/>
+              </w:rPr>
+              <w:t xml:space="preserve">Triagem por escore de motivos</w:t>
+            </w:r>
+          </w:p>
+        </w:tc>
+        <w:tc>
+          <w:tcPr/>
+          <w:p>
+            <w:pPr>
+              <w:pStyle w:val="Compact"/>
+              <w:spacing w:line="240" w:lineRule="auto"/>
+            </w:pPr>
+            <w:r>
+              <w:rPr>
+                <w:sz w:val="18"/>
+              </w:rPr>
+              <w:t xml:space="preserve">concluída</w:t>
+            </w:r>
+          </w:p>
+        </w:tc>
+        <w:tc>
+          <w:tcPr/>
+          <w:p>
+            <w:pPr>
+              <w:pStyle w:val="Compact"/>
+              <w:spacing w:line="240" w:lineRule="auto"/>
+            </w:pPr>
+            <w:r>
+              <w:rPr>
+                <w:sz w:val="18"/>
+              </w:rPr>
+              <w:t xml:space="preserve">1.829 semelhantes a resistentes</w:t>
+            </w:r>
+          </w:p>
+        </w:tc>
+      </w:tr>
+      <w:tr>
+        <w:tc>
+          <w:tcPr/>
+          <w:p>
+            <w:pPr>
+              <w:pStyle w:val="Compact"/>
+              <w:spacing w:line="240" w:lineRule="auto"/>
+            </w:pPr>
+            <w:r>
+              <w:rPr>
+                <w:sz w:val="18"/>
+              </w:rPr>
+              <w:t xml:space="preserve">E0 · critério duro de não clivabilidade</w:t>
+            </w:r>
+          </w:p>
+        </w:tc>
+        <w:tc>
+          <w:tcPr/>
+          <w:p>
+            <w:pPr>
+              <w:pStyle w:val="Compact"/>
+              <w:spacing w:line="240" w:lineRule="auto"/>
+            </w:pPr>
+            <w:r>
+              <w:rPr>
+                <w:sz w:val="18"/>
+              </w:rPr>
+              <w:t xml:space="preserve">concluído</w:t>
+            </w:r>
+          </w:p>
+        </w:tc>
+        <w:tc>
+          <w:tcPr/>
+          <w:p>
+            <w:pPr>
+              <w:pStyle w:val="Compact"/>
+              <w:spacing w:line="240" w:lineRule="auto"/>
+            </w:pPr>
+            <w:r>
+              <w:rPr>
+                <w:sz w:val="18"/>
+              </w:rPr>
+              <w:t xml:space="preserve">527 lineares (frente L) e 543 cíclicas (frente M)</w:t>
+            </w:r>
+          </w:p>
+        </w:tc>
+      </w:tr>
+      <w:tr>
+        <w:tc>
+          <w:tcPr/>
+          <w:p>
+            <w:pPr>
+              <w:pStyle w:val="Compact"/>
+              <w:spacing w:line="240" w:lineRule="auto"/>
+            </w:pPr>
+            <w:r>
+              <w:rPr>
+                <w:sz w:val="18"/>
+              </w:rPr>
+              <w:t xml:space="preserve">E1 · Boltz-2 nas duas frentes</w:t>
+            </w:r>
+          </w:p>
+        </w:tc>
+        <w:tc>
+          <w:tcPr/>
+          <w:p>
+            <w:pPr>
+              <w:pStyle w:val="Compact"/>
+              <w:spacing w:line="240" w:lineRule="auto"/>
+            </w:pPr>
+            <w:r>
+              <w:rPr>
+                <w:sz w:val="18"/>
+              </w:rPr>
+              <w:t xml:space="preserve">concluído (1.070/1.070)</w:t>
+            </w:r>
+          </w:p>
+        </w:tc>
+        <w:tc>
+          <w:tcPr/>
+          <w:p>
+            <w:pPr>
+              <w:pStyle w:val="Compact"/>
+              <w:spacing w:line="240" w:lineRule="auto"/>
+            </w:pPr>
+            <w:r>
+              <w:rPr>
+                <w:sz w:val="18"/>
+              </w:rPr>
+              <w:t xml:space="preserve">reprodutibilidade entre rodadas ρ = 0,57; linear × cíclico ρ = 0,50 (Seção 3.8, Figura 8)</w:t>
+            </w:r>
+          </w:p>
+        </w:tc>
+      </w:tr>
+      <w:tr>
+        <w:tc>
+          <w:tcPr/>
+          <w:p>
+            <w:pPr>
+              <w:pStyle w:val="Compact"/>
+              <w:spacing w:line="240" w:lineRule="auto"/>
+            </w:pPr>
+            <w:r>
+              <w:rPr>
+                <w:sz w:val="18"/>
+              </w:rPr>
+              <w:t xml:space="preserve">E2 · reescore dos 10 melhores por espécie (5 amostras × 3 sementes)</w:t>
+            </w:r>
+          </w:p>
+        </w:tc>
+        <w:tc>
+          <w:tcPr/>
+          <w:p>
+            <w:pPr>
+              <w:pStyle w:val="Compact"/>
+              <w:spacing w:line="240" w:lineRule="auto"/>
+            </w:pPr>
+            <w:r>
+              <w:rPr>
+                <w:b/>
+                <w:bCs/>
+                <w:sz w:val="18"/>
+              </w:rPr>
+              <w:t xml:space="preserve">em curso</w:t>
+            </w:r>
+          </w:p>
+        </w:tc>
+        <w:tc>
+          <w:tcPr/>
+          <w:p>
+            <w:pPr>
+              <w:pStyle w:val="Compact"/>
+              <w:spacing w:line="240" w:lineRule="auto"/>
+            </w:pPr>
+            <w:r>
+              <w:rPr>
+                <w:sz w:val="18"/>
+              </w:rPr>
+              <w:t xml:space="preserve">frente L: semente 1 completa, semente 2 em andamento; frente M ainda não iniciada</w:t>
+            </w:r>
+          </w:p>
+        </w:tc>
+      </w:tr>
+      <w:tr>
+        <w:tc>
+          <w:tcPr/>
+          <w:p>
+            <w:pPr>
+              <w:pStyle w:val="Compact"/>
+              <w:spacing w:line="240" w:lineRule="auto"/>
+            </w:pPr>
+            <w:r>
+              <w:rPr>
+                <w:sz w:val="18"/>
+              </w:rPr>
+              <w:t xml:space="preserve">Escolha da estrutura inicial (melhor amostra que passa no QC de pose)</w:t>
+            </w:r>
+          </w:p>
+        </w:tc>
+        <w:tc>
+          <w:tcPr/>
+          <w:p>
+            <w:pPr>
+              <w:pStyle w:val="Compact"/>
+              <w:spacing w:line="240" w:lineRule="auto"/>
+            </w:pPr>
+            <w:r>
+              <w:rPr>
+                <w:sz w:val="18"/>
+              </w:rPr>
+              <w:t xml:space="preserve">pendente</w:t>
+            </w:r>
+          </w:p>
+        </w:tc>
+        <w:tc>
+          <w:tcPr/>
+          <w:p>
+            <w:pPr>
+              <w:pStyle w:val="Compact"/>
+              <w:spacing w:line="240" w:lineRule="auto"/>
+            </w:pPr>
+            <w:r>
+              <w:rPr>
+                <w:sz w:val="18"/>
+              </w:rPr>
+              <w:t xml:space="preserve">implementada e testada; roda após o E2</w:t>
+            </w:r>
+          </w:p>
+        </w:tc>
+      </w:tr>
+      <w:tr>
+        <w:tc>
+          <w:tcPr/>
+          <w:p>
+            <w:pPr>
+              <w:pStyle w:val="Compact"/>
+              <w:spacing w:line="240" w:lineRule="auto"/>
+            </w:pPr>
+            <w:r>
+              <w:rPr>
+                <w:sz w:val="18"/>
+              </w:rPr>
+              <w:t xml:space="preserve">E3 · controles embaralhados pareados</w:t>
+            </w:r>
+          </w:p>
+        </w:tc>
+        <w:tc>
+          <w:tcPr/>
+          <w:p>
+            <w:pPr>
+              <w:pStyle w:val="Compact"/>
+              <w:spacing w:line="240" w:lineRule="auto"/>
+            </w:pPr>
+            <w:r>
+              <w:rPr>
+                <w:sz w:val="18"/>
+              </w:rPr>
+              <w:t xml:space="preserve">pendente</w:t>
+            </w:r>
+          </w:p>
+        </w:tc>
+        <w:tc>
+          <w:tcPr/>
+          <w:p>
+            <w:pPr>
+              <w:pStyle w:val="Compact"/>
+              <w:spacing w:line="240" w:lineRule="auto"/>
+            </w:pPr>
+            <w:r>
+              <w:rPr>
+                <w:sz w:val="18"/>
+              </w:rPr>
+              <w:t xml:space="preserve">234 controles por frente preparados</w:t>
+            </w:r>
+          </w:p>
+        </w:tc>
+      </w:tr>
+      <w:tr>
+        <w:tc>
+          <w:tcPr/>
+          <w:p>
+            <w:pPr>
+              <w:pStyle w:val="Compact"/>
+              <w:spacing w:line="240" w:lineRule="auto"/>
+            </w:pPr>
+            <w:r>
+              <w:rPr>
+                <w:sz w:val="18"/>
+              </w:rPr>
+              <w:t xml:space="preserve">E4 · QC de pose e matriz cruzada 8 × 8</w:t>
+            </w:r>
+          </w:p>
+        </w:tc>
+        <w:tc>
+          <w:tcPr/>
+          <w:p>
+            <w:pPr>
+              <w:pStyle w:val="Compact"/>
+              <w:spacing w:line="240" w:lineRule="auto"/>
+            </w:pPr>
+            <w:r>
+              <w:rPr>
+                <w:sz w:val="18"/>
+              </w:rPr>
+              <w:t xml:space="preserve">pendente</w:t>
+            </w:r>
+          </w:p>
+        </w:tc>
+        <w:tc>
+          <w:tcPr/>
+          <w:p>
+            <w:pPr>
+              <w:pStyle w:val="Compact"/>
+              <w:spacing w:line="240" w:lineRule="auto"/>
+            </w:pPr>
+            <w:r>
+              <w:rPr>
+                <w:sz w:val="18"/>
+              </w:rPr>
+              <w:t xml:space="preserve">QC já testado nas predições do E1 (18% passam na amostra única)</w:t>
+            </w:r>
+          </w:p>
+        </w:tc>
+      </w:tr>
+      <w:tr>
+        <w:tc>
+          <w:tcPr/>
+          <w:p>
+            <w:pPr>
+              <w:pStyle w:val="Compact"/>
+              <w:spacing w:line="240" w:lineRule="auto"/>
+            </w:pPr>
+            <w:r>
+              <w:rPr>
+                <w:sz w:val="18"/>
+              </w:rPr>
+              <w:t xml:space="preserve">E6–E7 · MD de 10 ns (3 melhores por espécie e frente, 48 simulações)</w:t>
+            </w:r>
+          </w:p>
+        </w:tc>
+        <w:tc>
+          <w:tcPr/>
+          <w:p>
+            <w:pPr>
+              <w:pStyle w:val="Compact"/>
+              <w:spacing w:line="240" w:lineRule="auto"/>
+            </w:pPr>
+            <w:r>
+              <w:rPr>
+                <w:sz w:val="18"/>
+              </w:rPr>
+              <w:t xml:space="preserve">pendente</w:t>
+            </w:r>
+          </w:p>
+        </w:tc>
+        <w:tc>
+          <w:tcPr/>
+          <w:p>
+            <w:pPr>
+              <w:pStyle w:val="Compact"/>
+              <w:spacing w:line="240" w:lineRule="auto"/>
+            </w:pPr>
+            <w:r>
+              <w:rPr>
+                <w:sz w:val="18"/>
+              </w:rPr>
+              <w:t xml:space="preserve">topologia cíclica validada (C–N 1,34 Å; ω −179°)</w:t>
+            </w:r>
+          </w:p>
+        </w:tc>
+      </w:tr>
+      <w:tr>
+        <w:tc>
+          <w:tcPr/>
+          <w:p>
+            <w:pPr>
+              <w:pStyle w:val="Compact"/>
+              <w:spacing w:line="240" w:lineRule="auto"/>
+            </w:pPr>
+            <w:r>
+              <w:rPr>
+                <w:sz w:val="18"/>
+              </w:rPr>
+              <w:t xml:space="preserve">E8–E9 · comparação linear × macrociclo e lista para a MD longa</w:t>
+            </w:r>
+          </w:p>
+        </w:tc>
+        <w:tc>
+          <w:tcPr/>
+          <w:p>
+            <w:pPr>
+              <w:pStyle w:val="Compact"/>
+              <w:spacing w:line="240" w:lineRule="auto"/>
+            </w:pPr>
+            <w:r>
+              <w:rPr>
+                <w:sz w:val="18"/>
+              </w:rPr>
+              <w:t xml:space="preserve">pendente</w:t>
+            </w:r>
+          </w:p>
+        </w:tc>
+        <w:tc>
+          <w:tcPr/>
+          <w:p>
+            <w:pPr>
+              <w:pStyle w:val="Compact"/>
+              <w:spacing w:line="240" w:lineRule="auto"/>
+            </w:pPr>
+            <w:r>
+              <w:rPr>
+                <w:sz w:val="18"/>
+              </w:rPr>
+              <w:t xml:space="preserve">scripts prontos</w:t>
+            </w:r>
+          </w:p>
+        </w:tc>
+      </w:tr>
+      <w:tr>
+        <w:tc>
+          <w:tcPr/>
+          <w:p>
+            <w:pPr>
+              <w:pStyle w:val="Compact"/>
+              <w:spacing w:line="240" w:lineRule="auto"/>
+            </w:pPr>
+            <w:r>
+              <w:rPr>
+                <w:sz w:val="18"/>
+              </w:rPr>
+              <w:t xml:space="preserve">E5 · contratriagem frente a proteases não-alvo</w:t>
+            </w:r>
+          </w:p>
+        </w:tc>
+        <w:tc>
+          <w:tcPr/>
+          <w:p>
+            <w:pPr>
+              <w:pStyle w:val="Compact"/>
+              <w:spacing w:line="240" w:lineRule="auto"/>
+            </w:pPr>
+            <w:r>
+              <w:rPr>
+                <w:sz w:val="18"/>
+              </w:rPr>
+              <w:t xml:space="preserve">não construída</w:t>
+            </w:r>
+          </w:p>
+        </w:tc>
+        <w:tc>
+          <w:tcPr/>
+          <w:p>
+            <w:pPr>
+              <w:pStyle w:val="Compact"/>
+              <w:spacing w:line="240" w:lineRule="auto"/>
+            </w:pPr>
+            <w:r>
+              <w:rPr>
+                <w:sz w:val="18"/>
+              </w:rPr>
+              <w:t xml:space="preserve">sem ela, nenhuma seletividade é afirmada</w:t>
+            </w:r>
+          </w:p>
+        </w:tc>
+      </w:tr>
+    </w:tbl>
+    <w:p>
+      <w:pPr>
+        <w:pStyle w:val="BodyText"/>
+      </w:pPr>
+      <w:r>
+        <w:rPr>
+          <w:b/>
+          <w:bCs/>
+        </w:rPr>
+        <w:t xml:space="preserve">Estimativa:</w:t>
+      </w:r>
+      <w:r>
+        <w:t xml:space="preserve"> </w:t>
+      </w:r>
+      <w:r>
+        <w:t xml:space="preserve">o restante do pipeline deve levar de 2 a 3 dias de GPU compartilhada; a MD de 10 ns das duas frentes (48 simulações) é a etapa mais longa.</w:t>
+      </w:r>
+    </w:p>
+    <w:p>
+      <w:pPr>
+        <w:pStyle w:val="BodyText"/>
+      </w:pPr>
+      <w:r>
+        <w:rPr>
+          <w:b/>
+          <w:bCs/>
+        </w:rPr>
+        <w:t xml:space="preserve">Incidentes de execução já corrigidos (para transparência):</w:t>
+      </w:r>
+      <w:r>
+        <w:t xml:space="preserve"> </w:t>
+      </w:r>
+      <w:r>
+        <w:t xml:space="preserve">(i) o pré-processamento do Boltz travou duas vezes sem erro (no E1 e no E2) e uma predição foi pulada por um erro intermitente; o pipeline agora usa 1 thread de pré-processamento, limite de 50 min por lote e repetição automática das predições faltantes; (ii) o teste de quiralidade do controle de pose estava invertido; foi corrigido antes de qualquer uso nos resultados, e a taxa de 18% citada acima já é a corrigida.</w:t>
+      </w:r>
+    </w:p>
+    <w:bookmarkEnd w:id="11"/>
+    <w:bookmarkStart w:id="12" w:name="pendências-antes-da-submissão"/>
     <w:p>
       <w:pPr>
         <w:pStyle w:val="Heading2"/>
@@ -1341,16 +2108,31 @@
         <w:t xml:space="preserve">Decisão dos autores: refazer o desenho de sequências com o receptor fixo e permitindo um P1 básico (Seção 4.4 iv e 4.5).</w:t>
       </w:r>
     </w:p>
-    <w:bookmarkEnd w:id="11"/>
     <w:bookmarkEnd w:id="12"/>
-    <w:bookmarkStart w:id="72" w:name="X3b8dbfdbf76b930877f0a6c59cde4c9ab943096"/>
+    <w:bookmarkEnd w:id="13"/>
+    <w:bookmarkStart w:id="82" w:name="Xaea1da447ef5fee1fbbe056814497d6ce16bf65"/>
     <w:p>
       <w:pPr>
         <w:pStyle w:val="Heading1"/>
-        <w:pageBreakBefore/>
-      </w:pPr>
-      <w:r>
-        <w:t xml:space="preserve">Desenho computacional e triagem de candidatos peptídicos lineares e macrocíclicos não clivados por proteases, dirigidos às tripsinas digestivas de lepidópteros-praga da soja</w:t>
+      </w:pPr>
+      <w:r>
+        <w:t xml:space="preserve">De inibidores naturais de proteases a inibidores peptídicos</w:t>
+      </w:r>
+      <w:r>
+        <w:t xml:space="preserve"> </w:t>
+      </w:r>
+      <w:r>
+        <w:rPr>
+          <w:i/>
+          <w:iCs/>
+        </w:rPr>
+        <w:t xml:space="preserve">de novo</w:t>
+      </w:r>
+      <w:r>
+        <w:t xml:space="preserve"> </w:t>
+      </w:r>
+      <w:r>
+        <w:t xml:space="preserve">dirigidos às tripsinas digestivas de lepidópteros-praga</w:t>
       </w:r>
     </w:p>
     <w:p>
@@ -1368,7 +2150,23 @@
         <w:t xml:space="preserve"> </w:t>
       </w:r>
       <w:r>
-        <w:t xml:space="preserve">Peptídeos não clivados contra tripsinas de lepidópteros</w:t>
+        <w:t xml:space="preserve">Inibidores peptídicos</w:t>
+      </w:r>
+      <w:r>
+        <w:t xml:space="preserve"> </w:t>
+      </w:r>
+      <w:r>
+        <w:rPr>
+          <w:i/>
+          <w:iCs/>
+        </w:rPr>
+        <w:t xml:space="preserve">de novo</w:t>
+      </w:r>
+      <w:r>
+        <w:t xml:space="preserve"> </w:t>
+      </w:r>
+      <w:r>
+        <w:t xml:space="preserve">de tripsinas de pragas</w:t>
       </w:r>
     </w:p>
     <w:p>
@@ -1471,7 +2269,7 @@
         <w:t xml:space="preserve"> </w:t>
       </w:r>
       <w:r>
-        <w:t xml:space="preserve">inibidor de protease, tripsina digestiva, Lepidoptera,</w:t>
+        <w:t xml:space="preserve">inibidores naturais de proteases, desenho peptídico</w:t>
       </w:r>
       <w:r>
         <w:t xml:space="preserve"> </w:t>
@@ -1481,10 +2279,23 @@
           <w:i/>
           <w:iCs/>
         </w:rPr>
+        <w:t xml:space="preserve">de novo</w:t>
+      </w:r>
+      <w:r>
+        <w:t xml:space="preserve">, tripsina digestiva, Lepidoptera,</w:t>
+      </w:r>
+      <w:r>
+        <w:t xml:space="preserve"> </w:t>
+      </w:r>
+      <w:r>
+        <w:rPr>
+          <w:i/>
+          <w:iCs/>
+        </w:rPr>
         <w:t xml:space="preserve">Anticarsia gemmatalis</w:t>
       </w:r>
       <w:r>
-        <w:t xml:space="preserve">, peptídeo linear, peptídeo macrocíclico, resistência proteolítica, RFdiffusion, Boltz-2, dinâmica molecular</w:t>
+        <w:t xml:space="preserve">, resistência proteolítica, RFdiffusion, Boltz-2</w:t>
       </w:r>
     </w:p>
     <w:p>
@@ -1494,7 +2305,7 @@
         </w:pict>
       </w:r>
     </w:p>
-    <w:bookmarkStart w:id="13" w:name="resumo"/>
+    <w:bookmarkStart w:id="14" w:name="resumo"/>
     <w:p>
       <w:pPr>
         <w:pStyle w:val="Heading2"/>
@@ -1518,7 +2329,20 @@
         <w:t xml:space="preserve"> </w:t>
       </w:r>
       <w:r>
-        <w:t xml:space="preserve">Peptídeos que imitam inibidores de proteases são candidatos ao controle de lepidópteros-praga da soja, mas os tripeptídeos descritos inibem as tripsinas digestivas apenas em concentrações submilimolares a milimolares, e não se sabe se escores de aprendizado profundo ordenam peptídeos curtos desenhados que o intestino da lagarta não degrade.</w:t>
+        <w:t xml:space="preserve">Inibidores vegetais de proteases podem prejudicar lepidópteros-praga, mas são grandes, e os peptídeos curtos derivados de suas alças do centro reativo inibem as tripsinas digestivas apenas em concentrações submilimolares a milimolares. Não se sabe se inibidores naturais podem orientar o desenho peptídico</w:t>
+      </w:r>
+      <w:r>
+        <w:t xml:space="preserve"> </w:t>
+      </w:r>
+      <w:r>
+        <w:rPr>
+          <w:i/>
+          <w:iCs/>
+        </w:rPr>
+        <w:t xml:space="preserve">de novo</w:t>
+      </w:r>
+      <w:r>
+        <w:t xml:space="preserve">, nem se escores de aprendizado profundo ordenam peptídeos curtos desenhados que o intestino da lagarta não degrade.</w:t>
       </w:r>
       <w:r>
         <w:t xml:space="preserve"> </w:t>
@@ -1534,7 +2358,7 @@
         <w:t xml:space="preserve"> </w:t>
       </w:r>
       <w:r>
-        <w:t xml:space="preserve">Para oito lepidópteros-praga, entre eles</w:t>
+        <w:t xml:space="preserve">Para oito lepidópteros-praga da soja, entre eles</w:t>
       </w:r>
       <w:r>
         <w:t xml:space="preserve"> </w:t>
@@ -1547,7 +2371,23 @@
         <w:t xml:space="preserve">Anticarsia gemmatalis</w:t>
       </w:r>
       <w:r>
-        <w:t xml:space="preserve">, transferimos subsítios catalíticos de complexos cristalográficos para modelos do AlphaFold, calibramos uma escada de escores (co-dobramento com Boltz-2, dinâmica molecular, MM-GBSA) com seis inibidores naturais e iscas embaralhadas e geramos 22.066 sequências sobre esqueletos macrocíclicos cabeça-cauda (RFdiffusion, ProteinMPNN). As sequências foram triadas por um escore de motivos e por um critério duro de não clivabilidade (nenhum resíduo P1 de proteases do intestino médio do tipo tripsina, quimotripsina ou elastase; nenhum C-terminal clivável nos peptídeos lineares); as sobreviventes são co-dobradas com o Boltz-2 e simuladas por 10 ns em pH 10,0 como peptídeos lineares e como macrociclos.</w:t>
+        <w:t xml:space="preserve">, complexos cristalográficos de inibidores naturais definiram os subsítios catalíticos, transferidos para modelos do AlphaFold; uma escada de escores (co-dobramento com Boltz-2, dinâmica molecular, MM-GBSA) foi calibrada com seis inibidores naturais e iscas embaralhadas; e 22.066 sequências peptídicas foram desenhadas</w:t>
+      </w:r>
+      <w:r>
+        <w:t xml:space="preserve"> </w:t>
+      </w:r>
+      <w:r>
+        <w:rPr>
+          <w:i/>
+          <w:iCs/>
+        </w:rPr>
+        <w:t xml:space="preserve">de novo</w:t>
+      </w:r>
+      <w:r>
+        <w:t xml:space="preserve"> </w:t>
+      </w:r>
+      <w:r>
+        <w:t xml:space="preserve">sobre esqueletos macrocíclicos cabeça-cauda (RFdiffusion, ProteinMPNN). As sequências foram triadas por um escore de motivos e por um critério duro de não clivabilidade (nenhum resíduo P1 de proteases do intestino médio do tipo tripsina, quimotripsina ou elastase); as sobreviventes são co-dobradas com o Boltz-2 e simuladas por 10 ns em pH 10,0 como peptídeos lineares e como macrociclos.</w:t>
       </w:r>
       <w:r>
         <w:t xml:space="preserve"> </w:t>
@@ -1563,7 +2403,7 @@
         <w:t xml:space="preserve"> </w:t>
       </w:r>
       <w:r>
-        <w:t xml:space="preserve">Os subsítios foram transferidos nos 20 pares receptor–molde (TM-score 0,946–0,957). O Boltz-2 pontuou o inibidor natural acima de sua isca embaralhada em 10 de 10 pares, e o RMSD do ligante em 9 de 10, enquanto o MM-GBSA o fez em 4 de 10 e acompanhou o tamanho da interface (ρ de Spearman = −0,93). A triagem por motivos reteve 1.829 sequências (confiança do Boltz-2 0,862, dentro da faixa de uma isca embaralhada de SFTI-1, 0,944). O critério duro reteve 527 sequências lineares e 543 cíclicas (2,4–2,5%), 49% dos resíduos glicina, com apenas 9 de 4.060 resíduos lisina ou arginina, cada um antes de prolina; três dos oito melhores candidatos da primeira rodada passaram.</w:t>
+        <w:t xml:space="preserve">Os subsítios foram transferidos nos 20 pares receptor–molde (TM-score 0,946–0,957). O Boltz-2 pontuou o inibidor natural acima de sua isca embaralhada em 10 de 10 pares, e o RMSD do ligante em 9 de 10, enquanto o MM-GBSA o fez em 4 de 10 e acompanhou o tamanho da interface (ρ = −0,93). A triagem por motivos reteve 1.829 sequências (confiança do Boltz-2 0,862, dentro da faixa de uma isca embaralhada de SFTI-1, 0,944). O critério duro reteve 527 sequências lineares e 543 cíclicas (2,4–2,5%), 49% glicina, com 9 de 4.060 resíduos lisina ou arginina, cada um antes de prolina. Repetir o Boltz-2 em entradas idênticas deu correlação de postos de 0,57 entre rodadas (n = 442), próxima dos 0,50 entre as formas linear e cíclica da mesma sequência (n = 527).</w:t>
       </w:r>
       <w:r>
         <w:t xml:space="preserve"> </w:t>
@@ -1572,7 +2412,7 @@
         <w:rPr>
           <w:rStyle w:val="Pendente"/>
         </w:rPr>
-        <w:t xml:space="preserve">PENDENTE: Boltz-2 das duas frentes com controles embaralhados pareados, controle de qualidade de pose e o número de candidatos por frente que cumprem os critérios de ocupância de S1 e de integridade do anel nas simulações de 10 ns.</w:t>
+        <w:t xml:space="preserve">PENDENTE: controles pareados, controle de qualidade de pose e simulações de 10 ns.</w:t>
       </w:r>
       <w:r>
         <w:t xml:space="preserve"> </w:t>
@@ -1588,7 +2428,7 @@
         <w:t xml:space="preserve"> </w:t>
       </w:r>
       <w:r>
-        <w:t xml:space="preserve">A confiança do Boltz-2 sustenta comparações pareadas, não absolutas, e o MM-GBSA de uma única trajetória não deve ordenar esses complexos. A não clivabilidade seleciona sequências curtas e ricas em glicina, sem os resíduos favorecidos em P1 pela tripsina, o que explicita o compromisso entre resistência proteolítica e engajamento de S1. Todos os resultados são computacionais; a seletividade e a atividade inibitória não foram testadas.</w:t>
+        <w:t xml:space="preserve">Os inibidores naturais serviram bem como moldes estruturais e padrões de calibração, mas a confiança do Boltz-2 sustenta apenas comparações pareadas e o MM-GBSA de uma única trajetória não deve ordenar esses complexos. Exigir não clivabilidade seleciona peptídeos curtos e ricos em glicina, sem os resíduos favorecidos em P1 pela tripsina, o que explicita o compromisso entre resistência proteolítica e engajamento de S1. Todos os resultados são computacionais; a seletividade e a atividade inibitória não foram testadas.</w:t>
       </w:r>
     </w:p>
     <w:p>
@@ -1598,8 +2438,8 @@
         </w:pict>
       </w:r>
     </w:p>
-    <w:bookmarkEnd w:id="13"/>
-    <w:bookmarkStart w:id="17" w:name="introdução"/>
+    <w:bookmarkEnd w:id="14"/>
+    <w:bookmarkStart w:id="18" w:name="introdução"/>
     <w:p>
       <w:pPr>
         <w:pStyle w:val="Heading2"/>
@@ -1737,7 +2577,7 @@
         <w:pStyle w:val="BodyText"/>
       </w:pPr>
       <w:r>
-        <w:t xml:space="preserve">Peptídeos sintéticos curtos que imitam a alça do centro reativo desses inibidores despertaram por isso interesse, porque são mais baratos de produzir do que proteínas. Peptídeos lineares derivados da interface de um complexo entre um inibidor de Kunitz e a tripsina inibiram tripsinas digestivas de</w:t>
+        <w:t xml:space="preserve">Os inibidores naturais também ficam expostos ao intestino médio do inseto, onde podem ser degradados ou contornados, e peptídeos derivados de suas alças do centro reativo (RCLs) foram propostos como alternativas menores e mais estáveis (Paulo et al., 2026). Peptídeos sintéticos curtos que imitam a alça do centro reativo desses inibidores despertaram por isso interesse, porque são mais baratos de produzir do que proteínas. Peptídeos lineares derivados da interface de um complexo entre um inibidor de Kunitz e a tripsina inibiram tripsinas digestivas de</w:t>
       </w:r>
       <w:r>
         <w:t xml:space="preserve"> </w:t>
@@ -1915,21 +2755,7 @@
         <w:t xml:space="preserve"> </w:t>
       </w:r>
       <w:r>
-        <w:t xml:space="preserve">(de Almeida Barros et al., 2021; Schultz et al., 2026), o que deixa espaço para desenhos de maior afinidade e maior estabilidade.</w:t>
-      </w:r>
-    </w:p>
-    <w:p>
-      <w:pPr>
-        <w:pStyle w:val="BodyText"/>
-      </w:pPr>
-      <w:r>
-        <w:t xml:space="preserve">Os inibidores canônicos (</w:t>
-      </w:r>
-      <w:r>
-        <w:t xml:space="preserve">“de mecanismo padrão”</w:t>
-      </w:r>
-      <w:r>
-        <w:t xml:space="preserve">) ligam-se por uma alça exposta de conformação conservada, cujo resíduo P1 se insere no bolso S1 (Laskowski e Kato, 1980; Laskowski e Qasim, 2000); o restante da molécula, o arcabouço, melhora a ligação em cerca de seis ordens de grandeza e protege o inibidor da proteólise (Kelly et al., 2005). Nas enzimas do tipo tripsina, o bolso S1 é definido por um aspartato na posição numerada 189 na quimotripsina, que favorece lisina e arginina em P1 (Perona e Craik, 1995; Hedstrom, 2002); as enzimas do tipo tripsina de</w:t>
+        <w:t xml:space="preserve">(de Almeida Barros et al., 2021; Schultz et al., 2026), o que deixa espaço para desenhos de maior afinidade e mais estáveis; um desenho guiado por estrutura de um peptídeo derivado de interface contra tripsinas de</w:t>
       </w:r>
       <w:r>
         <w:t xml:space="preserve"> </w:t>
@@ -1939,13 +2765,13 @@
           <w:i/>
           <w:iCs/>
         </w:rPr>
-        <w:t xml:space="preserve">A. gemmatalis</w:t>
-      </w:r>
-      <w:r>
-        <w:t xml:space="preserve"> </w:t>
-      </w:r>
-      <w:r>
-        <w:t xml:space="preserve">também mostram maior afinidade por substratos com arginina em P1 (Patarroyo-Vargas et al., 2017). Isso cria uma tensão de desenho que é central para este estudo: os resíduos básicos de P1, que melhor engajam o S1, são eles próprios sítios de clivagem da enzima-alvo.</w:t>
+        <w:t xml:space="preserve">S. frugiperda</w:t>
+      </w:r>
+      <w:r>
+        <w:t xml:space="preserve"> </w:t>
+      </w:r>
+      <w:r>
+        <w:t xml:space="preserve">também foi descrito (Severiche-Castro et al., 2026).</w:t>
       </w:r>
     </w:p>
     <w:p>
@@ -1953,7 +2779,13 @@
         <w:pStyle w:val="BodyText"/>
       </w:pPr>
       <w:r>
-        <w:t xml:space="preserve">Um peptídeo que o intestino da lagarta cliva não chega intacto ao alvo, de modo que a estabilidade proteolítica é um requisito e não uma otimização. O intestino médio de lepidópteros contém, além das enzimas do tipo tripsina, endopeptidases do tipo quimotripsina e elastase e exopeptidases: tripsina luminal, elastase e uma leucina aminopeptidase da borda em escova foram purificadas da mariposa-cigana (Valaitis, 1995), proteinases do intestino médio de outro lepidóptero foram caracterizadas em detalhe (Valaitis et al., 1999), enzimas do tipo quimotripsina foram clonadas de</w:t>
+        <w:t xml:space="preserve">Os inibidores canônicos (</w:t>
+      </w:r>
+      <w:r>
+        <w:t xml:space="preserve">“de mecanismo padrão”</w:t>
+      </w:r>
+      <w:r>
+        <w:t xml:space="preserve">) ligam-se por uma alça exposta de conformação conservada, cujo resíduo P1 se insere no bolso S1 (Laskowski e Kato, 1980; Laskowski e Qasim, 2000); o restante da molécula, o arcabouço, melhora a ligação em cerca de seis ordens de grandeza e protege o inibidor da proteólise (Kelly et al., 2005). Nas enzimas do tipo tripsina, o bolso S1 é definido por um aspartato na posição numerada 189 na quimotripsina, que favorece lisina e arginina em P1 (Perona e Craik, 1995; Hedstrom, 2002); as enzimas do tipo tripsina de</w:t>
       </w:r>
       <w:r>
         <w:t xml:space="preserve"> </w:t>
@@ -1963,13 +2795,21 @@
           <w:i/>
           <w:iCs/>
         </w:rPr>
-        <w:t xml:space="preserve">D. saccharalis</w:t>
-      </w:r>
-      <w:r>
-        <w:t xml:space="preserve"> </w:t>
-      </w:r>
-      <w:r>
-        <w:t xml:space="preserve">(Yang et al., 2012) e de</w:t>
+        <w:t xml:space="preserve">A. gemmatalis</w:t>
+      </w:r>
+      <w:r>
+        <w:t xml:space="preserve"> </w:t>
+      </w:r>
+      <w:r>
+        <w:t xml:space="preserve">também mostram maior afinidade por substratos com arginina em P1 (Patarroyo-Vargas et al., 2017). Isso cria uma tensão de desenho que é central para este estudo: os resíduos básicos de P1, que melhor engajam o S1, são eles próprios sítios de clivagem da enzima-alvo.</w:t>
+      </w:r>
+    </w:p>
+    <w:p>
+      <w:pPr>
+        <w:pStyle w:val="BodyText"/>
+      </w:pPr>
+      <w:r>
+        <w:t xml:space="preserve">Um peptídeo que o intestino da lagarta cliva não chega intacto ao alvo, de modo que a estabilidade proteolítica é um requisito e não uma otimização. O intestino médio de lepidópteros contém, além das enzimas do tipo tripsina, endopeptidases do tipo quimotripsina e elastase e exopeptidases: tripsina luminal, elastase e uma leucina aminopeptidase da borda em escova foram purificadas da mariposa-cigana (Valaitis, 1995), proteinases do intestino médio de outro lepidóptero foram caracterizadas em detalhe (Valaitis et al., 1999), enzimas do tipo quimotripsina foram clonadas de</w:t>
       </w:r>
       <w:r>
         <w:t xml:space="preserve"> </w:t>
@@ -1979,21 +2819,13 @@
           <w:i/>
           <w:iCs/>
         </w:rPr>
-        <w:t xml:space="preserve">S. litura</w:t>
-      </w:r>
-      <w:r>
-        <w:t xml:space="preserve"> </w:t>
-      </w:r>
-      <w:r>
-        <w:t xml:space="preserve">(Zhan et al., 2010), e atividades de carboxipeptidase A e de aminopeptidase foram medidas no intestino médio de uma lagarta de borboleta (Nakonieczny et al., 2007). Uma sequência que evite os resíduos P1 dessas enzimas (lisina e arginina para a tripsina, resíduos aromáticos e alifáticos grandes para as enzimas do tipo quimotripsina, alifáticos pequenos para as do tipo elastase) e, em um peptídeo linear, um C-terminal clivável, resistiria em princípio a todas elas, embora a especificidade de cada enzima em cada uma de nossas espécies não tenha sido medida. A ciclização cabeça-cauda é uma via complementar, porque um macrociclo não tem extremidades livres sobre as quais as exopeptidases possam agir; as formas linear e cíclica da mesma sequência podem assim ser comparadas sob o mesmo requisito.</w:t>
-      </w:r>
-    </w:p>
-    <w:p>
-      <w:pPr>
-        <w:pStyle w:val="BodyText"/>
-      </w:pPr>
-      <w:r>
-        <w:t xml:space="preserve">Métodos de aprendizado profundo permitem hoje gerar</w:t>
+        <w:t xml:space="preserve">D. saccharalis</w:t>
+      </w:r>
+      <w:r>
+        <w:t xml:space="preserve"> </w:t>
+      </w:r>
+      <w:r>
+        <w:t xml:space="preserve">(Yang et al., 2012) e de</w:t>
       </w:r>
       <w:r>
         <w:t xml:space="preserve"> </w:t>
@@ -2003,6 +2835,30 @@
           <w:i/>
           <w:iCs/>
         </w:rPr>
+        <w:t xml:space="preserve">S. litura</w:t>
+      </w:r>
+      <w:r>
+        <w:t xml:space="preserve"> </w:t>
+      </w:r>
+      <w:r>
+        <w:t xml:space="preserve">(Zhan et al., 2010), e atividades de carboxipeptidase A e de aminopeptidase foram medidas no intestino médio de uma lagarta de borboleta (Nakonieczny et al., 2007). Uma sequência que evite os resíduos P1 dessas enzimas (lisina e arginina para a tripsina, resíduos aromáticos e alifáticos grandes para as enzimas do tipo quimotripsina, alifáticos pequenos para as do tipo elastase) e, em um peptídeo linear, um C-terminal clivável, resistiria em princípio a todas elas, embora a especificidade de cada enzima em cada uma de nossas espécies não tenha sido medida. A ciclização cabeça-cauda é uma via complementar, porque um macrociclo não tem extremidades livres sobre as quais as exopeptidases possam agir; as formas linear e cíclica da mesma sequência podem assim ser comparadas sob o mesmo requisito.</w:t>
+      </w:r>
+    </w:p>
+    <w:p>
+      <w:pPr>
+        <w:pStyle w:val="BodyText"/>
+      </w:pPr>
+      <w:r>
+        <w:t xml:space="preserve">Métodos de aprendizado profundo permitem hoje gerar</w:t>
+      </w:r>
+      <w:r>
+        <w:t xml:space="preserve"> </w:t>
+      </w:r>
+      <w:r>
+        <w:rPr>
+          <w:i/>
+          <w:iCs/>
+        </w:rPr>
         <w:t xml:space="preserve">de novo</w:t>
       </w:r>
       <w:r>
@@ -2017,7 +2873,36 @@
         <w:pStyle w:val="BodyText"/>
       </w:pPr>
       <w:r>
-        <w:t xml:space="preserve">Apresentamos aqui um pipeline computacional que (i) define os subsítios catalíticos das tripsinas digestivas de oito lepidópteros-praga por transferência estrutural a partir de complexos cristalográficos, (ii) calibra uma escada de escores contra seis inibidores naturais e iscas embaralhadas, (iii) gera esqueletos macrocíclicos cabeça-cauda de 5–20 resíduos com RFdiffusion e ProteinMPNN, (iv) aplica uma triagem por escore de motivos e um critério duro de não clivabilidade e (v) co-dobra as sobreviventes com o Boltz-2 e as tria por dinâmica molecular de 10 ns, em duas frentes: as sequências desenhadas como peptídeos lineares e como macrociclos cabeça-cauda. Uma visão geral é dada na Figura 1. O trabalho é inteiramente computacional. Não avalia a seletividade frente a proteases não-alvo, que é um módulo separado do nosso projeto, e nenhum resultado aqui relatado deve ser lido como evidência de atividade inibitória ou de seletividade.</w:t>
+        <w:t xml:space="preserve">Perguntamos aqui até onde os inibidores naturais podem ser levados a inibidores peptídicos</w:t>
+      </w:r>
+      <w:r>
+        <w:t xml:space="preserve"> </w:t>
+      </w:r>
+      <w:r>
+        <w:rPr>
+          <w:i/>
+          <w:iCs/>
+        </w:rPr>
+        <w:t xml:space="preserve">de novo</w:t>
+      </w:r>
+      <w:r>
+        <w:t xml:space="preserve">. Eles fornecem os moldes estruturais (os complexos tripsina–inibidor que definem os subsítios), os padrões de calibração e a lógica de projeto P1–S1; ao desenho</w:t>
+      </w:r>
+      <w:r>
+        <w:t xml:space="preserve"> </w:t>
+      </w:r>
+      <w:r>
+        <w:rPr>
+          <w:i/>
+          <w:iCs/>
+        </w:rPr>
+        <w:t xml:space="preserve">de novo</w:t>
+      </w:r>
+      <w:r>
+        <w:t xml:space="preserve"> </w:t>
+      </w:r>
+      <w:r>
+        <w:t xml:space="preserve">cabe fornecer o que lhes falta, a saber, o tamanho pequeno e a ausência de motivos de clivagem. Apresentamos um pipeline computacional que (i) define os subsítios catalíticos das tripsinas digestivas de oito lepidópteros-praga por transferência estrutural a partir de complexos cristalográficos de inibidores naturais, (ii) calibra uma escada de escores contra seis inibidores naturais e iscas embaralhadas, (iii) gera esqueletos macrocíclicos cabeça-cauda de 5–20 resíduos com RFdiffusion e ProteinMPNN, (iv) aplica uma triagem por escore de motivos e um critério duro de não clivabilidade e (v) co-dobra as sobreviventes com o Boltz-2 e as tria por dinâmica molecular de 10 ns, em duas frentes: as sequências desenhadas como peptídeos lineares e como macrociclos cabeça-cauda. Uma visão geral é dada na Figura 1. O trabalho é inteiramente computacional. Não avalia a seletividade frente a proteases não-alvo, que é um módulo separado do nosso projeto, e nenhum resultado aqui relatado deve ser lido como evidência de atividade inibitória ou de seletividade.</w:t>
       </w:r>
     </w:p>
     <w:p>
@@ -2027,20 +2912,20 @@
       <w:r>
         <w:drawing>
           <wp:inline>
-            <wp:extent cx="5334000" cy="2561783"/>
+            <wp:extent cx="5334000" cy="2563328"/>
             <wp:effectExtent b="0" l="0" r="0" t="0"/>
-            <wp:docPr descr="Figura 1. Visão geral do pipeline. Verde: concluído; amarelo: em execução; cinza: pendente. Oito receptores com subsítios transferidos e uma escada de escores calibrada precedem a geração de 22.066 sequências; o critério duro de não clivabilidade (E0) as divide na frente L (linear, 527) e na frente M (macrociclo, 543), cada uma seguida de co-dobramento com o Boltz-2 (E1), reescore com controles pareados (E2–E3), controle de qualidade de pose (E4), simulações de 10 ns dos três melhores por espécie (E6–E7) e comparação e lista de entrega (E8–E9). A contratriagem frente a proteases não-alvo (E5) não foi construída e nenhuma seletividade é afirmada." title="" id="15" name="Picture"/>
+            <wp:docPr descr="Figura 1. Visão geral do pipeline. Verde: concluído; amarelo: em execução; cinza: pendente. Oito receptores com subsítios transferidos e uma escada de escores calibrada precedem a geração de 22.066 sequências; o critério duro de não clivabilidade (E0) as divide na frente L (linear, 527) e na frente M (macrociclo, 543), cada uma seguida de co-dobramento com o Boltz-2 (E1), reescore com controles pareados (E2–E3), controle de qualidade de pose (E4), simulações de 10 ns dos três melhores por espécie (E6–E7) e comparação e lista de entrega (E8–E9). A contratriagem frente a proteases não-alvo (E5) não foi construída e nenhuma seletividade é afirmada." title="" id="16" name="Picture"/>
             <a:graphic>
               <a:graphicData uri="http://schemas.openxmlformats.org/drawingml/2006/picture">
                 <pic:pic>
                   <pic:nvPicPr>
-                    <pic:cNvPr descr="figures/pt/fig1_pipeline_v3.png" id="16" name="Picture"/>
+                    <pic:cNvPr descr="figures/pt/fig1_pipeline_v3.png" id="17" name="Picture"/>
                     <pic:cNvPicPr>
                       <a:picLocks noChangeArrowheads="1" noChangeAspect="1"/>
                     </pic:cNvPicPr>
                   </pic:nvPicPr>
                   <pic:blipFill>
-                    <a:blip r:embed="rId14"/>
+                    <a:blip r:embed="rId15"/>
                     <a:stretch>
                       <a:fillRect/>
                     </a:stretch>
@@ -2048,7 +2933,7 @@
                   <pic:spPr bwMode="auto">
                     <a:xfrm>
                       <a:off x="0" y="0"/>
-                      <a:ext cx="5334000" cy="2561783"/>
+                      <a:ext cx="5334000" cy="2563328"/>
                     </a:xfrm>
                     <a:prstGeom prst="rect">
                       <a:avLst/>
@@ -2092,8 +2977,8 @@
         </w:pict>
       </w:r>
     </w:p>
-    <w:bookmarkEnd w:id="17"/>
-    <w:bookmarkStart w:id="31" w:name="material-e-métodos"/>
+    <w:bookmarkEnd w:id="18"/>
+    <w:bookmarkStart w:id="32" w:name="material-e-métodos"/>
     <w:p>
       <w:pPr>
         <w:pStyle w:val="Heading2"/>
@@ -2102,7 +2987,7 @@
         <w:t xml:space="preserve">2 Material e métodos</w:t>
       </w:r>
     </w:p>
-    <w:bookmarkStart w:id="18" w:name="X2e644749fc02564fdb36b39d5d5b24ee8cb647b"/>
+    <w:bookmarkStart w:id="19" w:name="X2e644749fc02564fdb36b39d5d5b24ee8cb647b"/>
     <w:p>
       <w:pPr>
         <w:pStyle w:val="Heading3"/>
@@ -2304,8 +3189,8 @@
         <w:t xml:space="preserve">(anotação automática), a especificidade do tipo tripsina foi verificada a partir da sequência. O resíduo de especificidade foi localizado seis resíduos antes (extremo N-terminal) da serina catalítica, um deslocamento calibrado em duas proteínas de referência do UniProt (UniProt Consortium, 2025): tripsina bovina (P00760; Ser200 catalítica, Asp na posição 194 do precursor) e quimotripsinogênio A bovino (P00766; Ser195, Ser na posição 189). A serina catalítica de cada sequência do painel foi encontrada pelo motivo conservado G[DN]SGG[PT].</w:t>
       </w:r>
     </w:p>
-    <w:bookmarkEnd w:id="18"/>
-    <w:bookmarkStart w:id="19" w:name="X47e36e3601ddfec281ced706095bbb4b73d6dd3"/>
+    <w:bookmarkEnd w:id="19"/>
+    <w:bookmarkStart w:id="20" w:name="X47e36e3601ddfec281ced706095bbb4b73d6dd3"/>
     <w:p>
       <w:pPr>
         <w:pStyle w:val="Heading3"/>
@@ -2343,8 +3228,8 @@
         <w:t xml:space="preserve">do Foldseek, normalizado pelo comprimento do alinhamento) foi ≥0,5 e o RMSD ≤3,0 Å.</w:t>
       </w:r>
     </w:p>
-    <w:bookmarkEnd w:id="19"/>
-    <w:bookmarkStart w:id="20" w:name="calibração-da-escada-de-escores"/>
+    <w:bookmarkEnd w:id="20"/>
+    <w:bookmarkStart w:id="21" w:name="calibração-da-escada-de-escores"/>
     <w:p>
       <w:pPr>
         <w:pStyle w:val="Heading3"/>
@@ -2479,8 +3364,8 @@
         <w:t xml:space="preserve">, sal 0,150 M; 45 quadros do último terço de cada trajetória, uma trajetória por complexo, sem termo de entropia). Considerou-se que um método separava real de isca em um par quando o inibidor real tinha o valor mais favorável. Como cada isca é compartilhada pelos dois receptores, os dez pares não são independentes.</w:t>
       </w:r>
     </w:p>
-    <w:bookmarkEnd w:id="20"/>
-    <w:bookmarkStart w:id="21" w:name="geração-de-esqueletos-macrocíclicos"/>
+    <w:bookmarkEnd w:id="21"/>
+    <w:bookmarkStart w:id="22" w:name="geração-de-esqueletos-macrocíclicos"/>
     <w:p>
       <w:pPr>
         <w:pStyle w:val="Heading3"/>
@@ -2617,8 +3502,8 @@
         <w:t xml:space="preserve">. O fechamento do anel foi verificado como a distância entre o átomo N do primeiro resíduo e o átomo C do último resíduo da cadeia do peptídeo.</w:t>
       </w:r>
     </w:p>
-    <w:bookmarkEnd w:id="21"/>
-    <w:bookmarkStart w:id="22" w:name="desenho-de-sequências"/>
+    <w:bookmarkEnd w:id="22"/>
+    <w:bookmarkStart w:id="23" w:name="desenho-de-sequências"/>
     <w:p>
       <w:pPr>
         <w:pStyle w:val="Heading3"/>
@@ -2685,8 +3570,8 @@
         <w:t xml:space="preserve">descrita a seguir.</w:t>
       </w:r>
     </w:p>
-    <w:bookmarkEnd w:id="22"/>
-    <w:bookmarkStart w:id="26" w:name="triagens-de-clivagem"/>
+    <w:bookmarkEnd w:id="23"/>
+    <w:bookmarkStart w:id="27" w:name="triagens-de-clivagem"/>
     <w:p>
       <w:pPr>
         <w:pStyle w:val="Heading3"/>
@@ -2755,18 +3640,18 @@
           <wp:inline>
             <wp:extent cx="5334000" cy="1694329"/>
             <wp:effectExtent b="0" l="0" r="0" t="0"/>
-            <wp:docPr descr="Figura 2. Resíduos proibidos em P1 por classe de protease do intestino médio no critério duro de não clivabilidade. Um resíduo é tolerado quando o seguinte é prolina. A isoleucina é proibida apenas no C-terminal livre do peptídeo linear (linha da carboxipeptidase) e, em uma análise de sensibilidade, no interior da cadeia." title="" id="24" name="Picture"/>
+            <wp:docPr descr="Figura 2. Resíduos proibidos em P1 por classe de protease do intestino médio no critério duro de não clivabilidade. Um resíduo é tolerado quando o seguinte é prolina. A isoleucina é proibida apenas no C-terminal livre do peptídeo linear (linha da carboxipeptidase) e, em uma análise de sensibilidade, no interior da cadeia." title="" id="25" name="Picture"/>
             <a:graphic>
               <a:graphicData uri="http://schemas.openxmlformats.org/drawingml/2006/picture">
                 <pic:pic>
                   <pic:nvPicPr>
-                    <pic:cNvPr descr="figures/pt/fig2_regra_dura.png" id="25" name="Picture"/>
+                    <pic:cNvPr descr="figures/pt/fig2_regra_dura.png" id="26" name="Picture"/>
                     <pic:cNvPicPr>
                       <a:picLocks noChangeArrowheads="1" noChangeAspect="1"/>
                     </pic:cNvPicPr>
                   </pic:nvPicPr>
                   <pic:blipFill>
-                    <a:blip r:embed="rId23"/>
+                    <a:blip r:embed="rId24"/>
                     <a:stretch>
                       <a:fillRect/>
                     </a:stretch>
@@ -2811,8 +3696,8 @@
         <w:t xml:space="preserve">Resíduos proibidos em P1 por classe de protease do intestino médio no critério duro de não clivabilidade. Um resíduo é tolerado quando o seguinte é prolina. A isoleucina é proibida apenas no C-terminal livre do peptídeo linear (linha da carboxipeptidase) e, em uma análise de sensibilidade, no interior da cadeia.</w:t>
       </w:r>
     </w:p>
-    <w:bookmarkEnd w:id="26"/>
-    <w:bookmarkStart w:id="27" w:name="co-dobramento-dos-candidatos-com-boltz-2"/>
+    <w:bookmarkEnd w:id="27"/>
+    <w:bookmarkStart w:id="28" w:name="co-dobramento-dos-candidatos-com-boltz-2"/>
     <w:p>
       <w:pPr>
         <w:pStyle w:val="Heading3"/>
@@ -2974,8 +3859,8 @@
         <w:t xml:space="preserve">Os limiares foram fixados antes de analisar as predições: nenhum par de átomos pesados peptídeo–receptor a menos de 2,2 Å; |ω| ≥ 150° nas ligações peptídicas (Pro cis aceita); quiralidade L em todo Cα (Gly excluída); distância Nε2 da His57–Oγ da Ser195 ≤ 3,8 Å (resíduos equivalentes do receptor); e, nos macrociclos, distância C–N de fechamento ≤ 1,5 Å com ω de fechamento ≥ 150°. O candidato de maior posição de cada espécie foi também co-dobrado com os outros sete receptores (matriz cruzada 8 × 8). Os três candidatos de maior posição por espécie e frente, tomados como sequências distintas pela maior confiança média entre os semelhantes a resistentes, seguiram para as simulações; o Δ é interpretado depois e não é usado na seleção.</w:t>
       </w:r>
     </w:p>
-    <w:bookmarkEnd w:id="27"/>
-    <w:bookmarkStart w:id="28" w:name="dinâmica-molecular-de-triagem-10-ns"/>
+    <w:bookmarkEnd w:id="28"/>
+    <w:bookmarkStart w:id="29" w:name="dinâmica-molecular-de-triagem-10-ns"/>
     <w:p>
       <w:pPr>
         <w:pStyle w:val="Heading3"/>
@@ -3059,8 +3944,8 @@
         <w:t xml:space="preserve">), depois 10 ns de produção a 300 K e 1 bar com o termostato de reescalonamento de velocidades (τ = 0,1 ps; Bussi et al., 2007), o barostato de Parrinello–Rahman (τ = 2 ps; Parrinello e Rahman, 1981), eletrostática por Ewald de malha de partículas (Essmann et al., 1995), corte de 1,0 nm para Coulomb e van der Waals, ligações a hidrogênio restritas (LINCS) e passo de 2 fs. Cada sistema foi simulado uma vez, com semente aleatória para as velocidades iniciais; dez nanossegundos com uma réplica são uma triagem descritiva e não se faz inferência estatística.</w:t>
       </w:r>
     </w:p>
-    <w:bookmarkEnd w:id="28"/>
-    <w:bookmarkStart w:id="29" w:name="análise-das-trajetórias"/>
+    <w:bookmarkEnd w:id="29"/>
+    <w:bookmarkStart w:id="30" w:name="análise-das-trajetórias"/>
     <w:p>
       <w:pPr>
         <w:pStyle w:val="Heading3"/>
@@ -3086,8 +3971,8 @@
         <w:t xml:space="preserve">) e subamostradas. Essa etapa é necessária porque o peptídeo é uma molécula separada: na trajetória não corrigida de um dos sistemas de uma rodada anterior de 50 ns deste projeto, a distância entre os centros de massa do receptor e do peptídeo chegou a 94,8 Å (mediana 44,7 Å, aresta da caixa 116 Å), embora o peptídeo permanecesse em contato com o receptor em todos os quadros. As análises usaram o MDAnalysis 2.9.0 (Michaud-Agrawal et al., 2011; Gowers et al., 2016). O aspartato de S1 foi o equivalente da Asp189 da Seção 2.2 (o nome do resíduo foi verificado em todos os sistemas). Em cada quadro, a distância de cada resíduo do peptídeo aos oxigênios carboxilato desse aspartato foi tomada como a distância mínima entre átomos pesados com a convenção de imagem mínima. O resíduo do peptídeo com a menor distância média foi definido como âncora, sem presumir qual resíduo seria. A ocupância de S1 é a fração dos quadros com distância âncora–Asp189 abaixo de 4, 5 ou 6 Å, relatada para toda a trajetória e separadamente para cada metade. Também relatamos a fração dos quadros em que algum átomo pesado do peptídeo esteve a menos de 4,5 Å do Oγ da serina catalítica ou do Nε2 da histidina catalítica, a fração de quadros com qualquer contato peptídeo–receptor a menos de 4,5 Å, e o RMSD dos átomos Cα do peptídeo após superposição nos Cα do receptor (referência: primeiro quadro de produção), calculado depois de tornar o peptídeo inteiro e transladá-lo para a imagem periódica mais próxima do aspartato de S1. Nos macrociclos relatamos também a distância C–N de fechamento e o ângulo ω de fechamento em cada quadro. Um candidato passa na triagem (critérios declarados antes das simulações) quando a ocupância da âncora é de pelo menos 70% a 5 Å na segunda metade da trajetória, a âncora é o mesmo resíduo nas duas metades e, nos macrociclos, o anel permanece íntegro (C–N ≤ 1,5 Å e ω ≥ 150° em todos os quadros); como cada candidato foi simulado uma vez, não se faz inferência estatística, e o candidato que falha é relatado com o critério que não cumpriu.</w:t>
       </w:r>
     </w:p>
-    <w:bookmarkEnd w:id="29"/>
-    <w:bookmarkStart w:id="30" w:name="X75bdb7ee9ea5a28f39c9e4f16f8e0679f736766"/>
+    <w:bookmarkEnd w:id="30"/>
+    <w:bookmarkStart w:id="31" w:name="X75bdb7ee9ea5a28f39c9e4f16f8e0679f736766"/>
     <w:p>
       <w:pPr>
         <w:pStyle w:val="Heading3"/>
@@ -3123,9 +4008,9 @@
         </w:pict>
       </w:r>
     </w:p>
-    <w:bookmarkEnd w:id="30"/>
     <w:bookmarkEnd w:id="31"/>
-    <w:bookmarkStart w:id="57" w:name="resultados"/>
+    <w:bookmarkEnd w:id="32"/>
+    <w:bookmarkStart w:id="61" w:name="resultados"/>
     <w:p>
       <w:pPr>
         <w:pStyle w:val="Heading2"/>
@@ -3134,7 +4019,7 @@
         <w:t xml:space="preserve">3 Resultados</w:t>
       </w:r>
     </w:p>
-    <w:bookmarkStart w:id="32" w:name="X4236ba73aeb7160e5391b68047b2e03ce434ab4"/>
+    <w:bookmarkStart w:id="33" w:name="X4236ba73aeb7160e5391b68047b2e03ce434ab4"/>
     <w:p>
       <w:pPr>
         <w:pStyle w:val="Heading3"/>
@@ -4641,8 +5526,8 @@
         </w:tc>
       </w:tr>
     </w:tbl>
-    <w:bookmarkEnd w:id="32"/>
-    <w:bookmarkStart w:id="33" w:name="X14cd272ab7587c6fc065e96f26377bab5732639"/>
+    <w:bookmarkEnd w:id="33"/>
+    <w:bookmarkStart w:id="34" w:name="X14cd272ab7587c6fc065e96f26377bab5732639"/>
     <w:p>
       <w:pPr>
         <w:pStyle w:val="Heading3"/>
@@ -5323,8 +6208,8 @@
         </w:tc>
       </w:tr>
     </w:tbl>
-    <w:bookmarkEnd w:id="33"/>
-    <w:bookmarkStart w:id="37" w:name="X122c4b6a5b7ffbf8ee086e23af27cdae1a377f2"/>
+    <w:bookmarkEnd w:id="34"/>
+    <w:bookmarkStart w:id="38" w:name="X122c4b6a5b7ffbf8ee086e23af27cdae1a377f2"/>
     <w:p>
       <w:pPr>
         <w:pStyle w:val="Heading3"/>
@@ -6594,18 +7479,18 @@
           <wp:inline>
             <wp:extent cx="5334000" cy="3496593"/>
             <wp:effectExtent b="0" l="0" r="0" t="0"/>
-            <wp:docPr descr="Figura 3. Calibração da escada de escores com seis inibidores naturais e iscas embaralhadas (22 sistemas; Bt: tripsina bovina, Sf: S. frugiperda). (A–C) Inibidor real (círculo cheio) e isca embaralhada (círculo vazio) para (A) confiança do Boltz-2, (B) RMSD do esqueleto do ligante após superposição no receptor (2 ns, último terço) e (C) ΔG do MM-GBSA; o conector é vermelho quando a isca teve resultado melhor do que o inibidor real (em C, valores maiores são menos favoráveis). O número de pares (de 10) em que o inibidor real teve resultado melhor consta no título de cada painel. (D) ΔG do MM-GBSA contra o número médio de resíduos do receptor a menos de 4,5 Å do ligante nos 22 sistemas (análise post hoc)." title="" id="35" name="Picture"/>
+            <wp:docPr descr="Figura 3. Calibração da escada de escores com seis inibidores naturais e iscas embaralhadas (22 sistemas; Bt: tripsina bovina, Sf: S. frugiperda). (A–C) Inibidor real (círculo cheio) e isca embaralhada (círculo vazio) para (A) confiança do Boltz-2, (B) RMSD do esqueleto do ligante após superposição no receptor (2 ns, último terço) e (C) ΔG do MM-GBSA; o conector é vermelho quando a isca teve resultado melhor do que o inibidor real (em C, valores maiores são menos favoráveis). O número de pares (de 10) em que o inibidor real teve resultado melhor consta no título de cada painel. (D) ΔG do MM-GBSA contra o número médio de resíduos do receptor a menos de 4,5 Å do ligante nos 22 sistemas (análise post hoc)." title="" id="36" name="Picture"/>
             <a:graphic>
               <a:graphicData uri="http://schemas.openxmlformats.org/drawingml/2006/picture">
                 <pic:pic>
                   <pic:nvPicPr>
-                    <pic:cNvPr descr="figures/Figure3_calibration.png" id="36" name="Picture"/>
+                    <pic:cNvPr descr="figures/Figure3_calibration.png" id="37" name="Picture"/>
                     <pic:cNvPicPr>
                       <a:picLocks noChangeArrowheads="1" noChangeAspect="1"/>
                     </pic:cNvPicPr>
                   </pic:nvPicPr>
                   <pic:blipFill>
-                    <a:blip r:embed="rId34"/>
+                    <a:blip r:embed="rId35"/>
                     <a:stretch>
                       <a:fillRect/>
                     </a:stretch>
@@ -6676,8 +7561,8 @@
         <w:t xml:space="preserve">).</w:t>
       </w:r>
     </w:p>
-    <w:bookmarkEnd w:id="37"/>
-    <w:bookmarkStart w:id="38" w:name="a-campanha-de-geração"/>
+    <w:bookmarkEnd w:id="38"/>
+    <w:bookmarkStart w:id="39" w:name="a-campanha-de-geração"/>
     <w:p>
       <w:pPr>
         <w:pStyle w:val="Heading3"/>
@@ -6725,8 +7610,8 @@
         <w:t xml:space="preserve">de cada esqueleto.</w:t>
       </w:r>
     </w:p>
-    <w:bookmarkEnd w:id="38"/>
-    <w:bookmarkStart w:id="42" w:name="X9aa61bd4385451ce67c46cb00390b7a9597d0fe"/>
+    <w:bookmarkEnd w:id="39"/>
+    <w:bookmarkStart w:id="43" w:name="X9aa61bd4385451ce67c46cb00390b7a9597d0fe"/>
     <w:p>
       <w:pPr>
         <w:pStyle w:val="Heading3"/>
@@ -7884,18 +8769,18 @@
           <wp:inline>
             <wp:extent cx="5334000" cy="1719430"/>
             <wp:effectExtent b="0" l="0" r="0" t="0"/>
-            <wp:docPr descr="Figura 4. Propriedades das 22.066 sequências desenhadas por classe da triagem de motivos de clivagem. (A) Distribuição de comprimentos em cada classe. (B) Porcentagem de sequências que contêm lisina ou arginina e de sequências em que o resíduo mais próximo da serina catalítica no esqueleto de desenho (aproximação geométrica de P1) é lisina ou arginina. (C) Composição de aminoácidos das classes semelhante a resistente e suscetível." title="" id="40" name="Picture"/>
+            <wp:docPr descr="Figura 4. Propriedades das 22.066 sequências desenhadas por classe da triagem de motivos de clivagem. (A) Distribuição de comprimentos em cada classe. (B) Porcentagem de sequências que contêm lisina ou arginina e de sequências em que o resíduo mais próximo da serina catalítica no esqueleto de desenho (aproximação geométrica de P1) é lisina ou arginina. (C) Composição de aminoácidos das classes semelhante a resistente e suscetível." title="" id="41" name="Picture"/>
             <a:graphic>
               <a:graphicData uri="http://schemas.openxmlformats.org/drawingml/2006/picture">
                 <pic:pic>
                   <pic:nvPicPr>
-                    <pic:cNvPr descr="figures/Figure4_motif_screen.png" id="41" name="Picture"/>
+                    <pic:cNvPr descr="figures/Figure4_motif_screen.png" id="42" name="Picture"/>
                     <pic:cNvPicPr>
                       <a:picLocks noChangeArrowheads="1" noChangeAspect="1"/>
                     </pic:cNvPicPr>
                   </pic:nvPicPr>
                   <pic:blipFill>
-                    <a:blip r:embed="rId39"/>
+                    <a:blip r:embed="rId40"/>
                     <a:stretch>
                       <a:fillRect/>
                     </a:stretch>
@@ -7940,8 +8825,8 @@
         <w:t xml:space="preserve">Propriedades das 22.066 sequências desenhadas por classe da triagem de motivos de clivagem. (A) Distribuição de comprimentos em cada classe. (B) Porcentagem de sequências que contêm lisina ou arginina e de sequências em que o resíduo mais próximo da serina catalítica no esqueleto de desenho (aproximação geométrica de P1) é lisina ou arginina. (C) Composição de aminoácidos das classes semelhante a resistente e suscetível.</w:t>
       </w:r>
     </w:p>
-    <w:bookmarkEnd w:id="42"/>
-    <w:bookmarkStart w:id="49" w:name="X3df8e59999409b935ea1b8c77b87cd42cf5f5e9"/>
+    <w:bookmarkEnd w:id="43"/>
+    <w:bookmarkStart w:id="50" w:name="X3df8e59999409b935ea1b8c77b87cd42cf5f5e9"/>
     <w:p>
       <w:pPr>
         <w:pStyle w:val="Heading3"/>
@@ -8005,18 +8890,18 @@
           <wp:inline>
             <wp:extent cx="5334000" cy="1981199"/>
             <wp:effectExtent b="0" l="0" r="0" t="0"/>
-            <wp:docPr descr="Figura 5. Candidatos que sobrevivem a cada triagem. Esquerda: sequências semelhantes a resistentes por espécie pelo escore de motivos da primeira rodada (regra circular) e pelo critério duro nas interpretações linear (frente L) e cíclica (frente M); os números são contagens. Direita: totais em 22.066 sequências." title="" id="44" name="Picture"/>
+            <wp:docPr descr="Figura 5. Candidatos que sobrevivem a cada triagem. Esquerda: sequências semelhantes a resistentes por espécie pelo escore de motivos da primeira rodada (regra circular) e pelo critério duro nas interpretações linear (frente L) e cíclica (frente M); os números são contagens. Direita: totais em 22.066 sequências." title="" id="45" name="Picture"/>
             <a:graphic>
               <a:graphicData uri="http://schemas.openxmlformats.org/drawingml/2006/picture">
                 <pic:pic>
                   <pic:nvPicPr>
-                    <pic:cNvPr descr="figures/pt/fig5_funil.png" id="45" name="Picture"/>
+                    <pic:cNvPr descr="figures/pt/fig5_funil.png" id="46" name="Picture"/>
                     <pic:cNvPicPr>
                       <a:picLocks noChangeArrowheads="1" noChangeAspect="1"/>
                     </pic:cNvPicPr>
                   </pic:nvPicPr>
                   <pic:blipFill>
-                    <a:blip r:embed="rId43"/>
+                    <a:blip r:embed="rId44"/>
                     <a:stretch>
                       <a:fillRect/>
                     </a:stretch>
@@ -8070,18 +8955,18 @@
           <wp:inline>
             <wp:extent cx="5334000" cy="1879600"/>
             <wp:effectExtent b="0" l="0" r="0" t="0"/>
-            <wp:docPr descr="Figura 6. Composição do conjunto semelhante a resistente sob o critério duro. Esquerda: composição de aminoácidos das 22.066 sequências e das 527 sequências lineares semelhantes a resistentes. Direita: distribuição de comprimentos entre os comprimentos gerados (5–8, 10, 12, 14, 16, 18, 19 e 20 resíduos)." title="" id="47" name="Picture"/>
+            <wp:docPr descr="Figura 6. Composição do conjunto semelhante a resistente sob o critério duro. Esquerda: composição de aminoácidos das 22.066 sequências e das 527 sequências lineares semelhantes a resistentes. Direita: distribuição de comprimentos entre os comprimentos gerados (5–8, 10, 12, 14, 16, 18, 19 e 20 resíduos)." title="" id="48" name="Picture"/>
             <a:graphic>
               <a:graphicData uri="http://schemas.openxmlformats.org/drawingml/2006/picture">
                 <pic:pic>
                   <pic:nvPicPr>
-                    <pic:cNvPr descr="figures/pt/fig6_composicao.png" id="48" name="Picture"/>
+                    <pic:cNvPr descr="figures/pt/fig6_composicao.png" id="49" name="Picture"/>
                     <pic:cNvPicPr>
                       <a:picLocks noChangeArrowheads="1" noChangeAspect="1"/>
                     </pic:cNvPicPr>
                   </pic:nvPicPr>
                   <pic:blipFill>
-                    <a:blip r:embed="rId46"/>
+                    <a:blip r:embed="rId47"/>
                     <a:stretch>
                       <a:fillRect/>
                     </a:stretch>
@@ -8126,8 +9011,8 @@
         <w:t xml:space="preserve">Composição do conjunto semelhante a resistente sob o critério duro. Esquerda: composição de aminoácidos das 22.066 sequências e das 527 sequências lineares semelhantes a resistentes. Direita: distribuição de comprimentos entre os comprimentos gerados (5–8, 10, 12, 14, 16, 18, 19 e 20 resíduos).</w:t>
       </w:r>
     </w:p>
-    <w:bookmarkEnd w:id="49"/>
-    <w:bookmarkStart w:id="53" w:name="Xca252356db7c82ba61d89d5cd50dddd8a1965f0"/>
+    <w:bookmarkEnd w:id="50"/>
+    <w:bookmarkStart w:id="54" w:name="Xca252356db7c82ba61d89d5cd50dddd8a1965f0"/>
     <w:p>
       <w:pPr>
         <w:pStyle w:val="Heading3"/>
@@ -8205,18 +9090,18 @@
           <wp:inline>
             <wp:extent cx="5334000" cy="1762539"/>
             <wp:effectExtent b="0" l="0" r="0" t="0"/>
-            <wp:docPr descr="Figura 7. Co-dobramento com o Boltz-2 dos 1.829 macrociclos semelhantes a resistentes da primeira rodada (uma predição cada): ipTM e pLDDT do complexo por espécie e ipTM médio por comprimento (n sobre as barras). Os comprimentos de 16 e 18 resíduos são representados por uma única predição cada." title="" id="51" name="Picture"/>
+            <wp:docPr descr="Figura 7. Co-dobramento com o Boltz-2 dos 1.829 macrociclos semelhantes a resistentes da primeira rodada (uma predição cada): ipTM e pLDDT do complexo por espécie e ipTM médio por comprimento (n sobre as barras). Os comprimentos de 16 e 18 resíduos são representados por uma única predição cada." title="" id="52" name="Picture"/>
             <a:graphic>
               <a:graphicData uri="http://schemas.openxmlformats.org/drawingml/2006/picture">
                 <pic:pic>
                   <pic:nvPicPr>
-                    <pic:cNvPr descr="figures/pt/fig7_boltz2_1a_rodada.png" id="52" name="Picture"/>
+                    <pic:cNvPr descr="figures/pt/fig7_boltz2_1a_rodada.png" id="53" name="Picture"/>
                     <pic:cNvPicPr>
                       <a:picLocks noChangeArrowheads="1" noChangeAspect="1"/>
                     </pic:cNvPicPr>
                   </pic:nvPicPr>
                   <pic:blipFill>
-                    <a:blip r:embed="rId50"/>
+                    <a:blip r:embed="rId51"/>
                     <a:stretch>
                       <a:fillRect/>
                     </a:stretch>
@@ -8261,8 +9146,8 @@
         <w:t xml:space="preserve">Co-dobramento com o Boltz-2 dos 1.829 macrociclos semelhantes a resistentes da primeira rodada (uma predição cada): ipTM e pLDDT do complexo por espécie e ipTM médio por comprimento (n sobre as barras). Os comprimentos de 16 e 18 resíduos são representados por uma única predição cada.</w:t>
       </w:r>
     </w:p>
-    <w:bookmarkEnd w:id="53"/>
-    <w:bookmarkStart w:id="54" w:name="Xf753ede3a5630ce14f46131bf2938f6f71a90f5"/>
+    <w:bookmarkEnd w:id="54"/>
+    <w:bookmarkStart w:id="58" w:name="Xf753ede3a5630ce14f46131bf2938f6f71a90f5"/>
     <w:p>
       <w:pPr>
         <w:pStyle w:val="Heading3"/>
@@ -8277,13 +9162,112 @@
       </w:pPr>
       <w:r>
         <w:rPr>
+          <w:i/>
+          <w:iCs/>
+        </w:rPr>
+        <w:t xml:space="preserve">Triagem nas duas frentes (E1).</w:t>
+      </w:r>
+      <w:r>
+        <w:t xml:space="preserve"> </w:t>
+      </w:r>
+      <w:r>
+        <w:t xml:space="preserve">Todos os 527 candidatos lineares e 543 cíclicos foram preditos (1.070 predições; uma predição cíclica falhou no pré-processamento e foi repetida). A confiança média foi 0,874 na forma linear e 0,862 na cíclica. Predizer 442 candidatos cíclicos uma segunda vez com entrada idêntica deu correlação de postos de apenas 0,57 entre rodadas (diferença absoluta média 0,028; 0,21–0,69 por espécie; Figura 8A). As predições linear e cíclica da mesma sequência (n = 527) correlacionaram-se em 0,50 (diferença absoluta média 0,033; 0,16–0,44 por espécie), e a forma linear foi maior em 0,013 em média (Figura 8B). A concordância de postos entre as duas modalidades é, portanto, próxima da concordância entre duas rodadas da mesma modalidade, e uma única predição não separa um efeito da modalidade do ruído de amostragem. O mesmo ruído afeta a escolha dos dez melhores candidatos por espécie no E1, e por isso o E2 repete cada um deles com cinco amostras e três sementes. Os três melhores do ranking do E1 compartilharam ao menos uma sequência entre as frentes em quatro das oito espécies e nenhuma nas outras quatro; essas não são as seleções finais. Em uma olhada</w:t>
+      </w:r>
+      <w:r>
+        <w:t xml:space="preserve"> </w:t>
+      </w:r>
+      <w:r>
+        <w:rPr>
+          <w:i/>
+          <w:iCs/>
+        </w:rPr>
+        <w:t xml:space="preserve">post hoc</w:t>
+      </w:r>
+      <w:r>
+        <w:t xml:space="preserve"> </w:t>
+      </w:r>
+      <w:r>
+        <w:t xml:space="preserve">nas predições de amostra única da frente linear, 96 de 527 (18%) passaram no controle de qualidade de pose da Seção 2.7, e a principal causa de falha foi um contato de átomos pesados peptídeo–receptor a menos de 2,2 Å (427 predições; distância mínima mediana 1,85 Å), que os potenciais de inferência usados a partir do E2 devem reduzir.</w:t>
+      </w:r>
+    </w:p>
+    <w:p>
+      <w:pPr>
+        <w:pStyle w:val="BodyText"/>
+      </w:pPr>
+      <w:r>
+        <w:rPr>
           <w:rStyle w:val="Pendente"/>
         </w:rPr>
-        <w:t xml:space="preserve">PENDENTE: Boltz-2 dos 527 candidatos lineares e 543 cíclicos (E1); reprodutibilidade das predições cíclicas frente à primeira rodada (ρ de Spearman e diferença absoluta média da confiança para entradas idênticas); reescore dos dez primeiros com cinco amostras e três sementes (E2); diferença pareada Δ frente a três controles embaralhados (E3); controle de qualidade de pose (E4) e matriz cruzada 8 × 8 do melhor candidato de cada espécie.</w:t>
-      </w:r>
-    </w:p>
-    <w:bookmarkEnd w:id="54"/>
-    <w:bookmarkStart w:id="55" w:name="Xac36dec43ef87c0d8dd6ab8b37eec853ef28fce"/>
+        <w:t xml:space="preserve">PENDENTE: reescore dos dez melhores por espécie e frente com cinco amostras e três sementes (E2); diferença pareada Δ frente a três controles embaralhados (E3); controle de qualidade de pose (E4) nas estruturas iniciais selecionadas, incluindo quantos candidatos têm ao menos uma amostra que passa, e a matriz cruzada 8 × 8 do melhor candidato de cada espécie.</w:t>
+      </w:r>
+    </w:p>
+    <w:p>
+      <w:pPr>
+        <w:pStyle w:val="CaptionedFigure"/>
+      </w:pPr>
+      <w:r>
+        <w:drawing>
+          <wp:inline>
+            <wp:extent cx="5334000" cy="2414336"/>
+            <wp:effectExtent b="0" l="0" r="0" t="0"/>
+            <wp:docPr descr="Figura 8. Reprodutibilidade da confiança do Boltz-2 na triagem de duas frentes. (A) Os mesmos 442 candidatos cíclicos preditos na primeira rodada e de novo na triagem de duas frentes, com entrada idêntica. (B) As mesmas 527 sequências preditas como peptídeos cíclicos e lineares. A linha pontilhada é a identidade; ρ é a correlação de Spearman e |Δ| a diferença absoluta média." title="" id="56" name="Picture"/>
+            <a:graphic>
+              <a:graphicData uri="http://schemas.openxmlformats.org/drawingml/2006/picture">
+                <pic:pic>
+                  <pic:nvPicPr>
+                    <pic:cNvPr descr="figures/pt/fig8_reprodutibilidade.png" id="57" name="Picture"/>
+                    <pic:cNvPicPr>
+                      <a:picLocks noChangeArrowheads="1" noChangeAspect="1"/>
+                    </pic:cNvPicPr>
+                  </pic:nvPicPr>
+                  <pic:blipFill>
+                    <a:blip r:embed="rId55"/>
+                    <a:stretch>
+                      <a:fillRect/>
+                    </a:stretch>
+                  </pic:blipFill>
+                  <pic:spPr bwMode="auto">
+                    <a:xfrm>
+                      <a:off x="0" y="0"/>
+                      <a:ext cx="5334000" cy="2414336"/>
+                    </a:xfrm>
+                    <a:prstGeom prst="rect">
+                      <a:avLst/>
+                    </a:prstGeom>
+                    <a:noFill/>
+                    <a:ln w="9525">
+                      <a:noFill/>
+                      <a:headEnd/>
+                      <a:tailEnd/>
+                    </a:ln>
+                  </pic:spPr>
+                </pic:pic>
+              </a:graphicData>
+            </a:graphic>
+          </wp:inline>
+        </w:drawing>
+      </w:r>
+    </w:p>
+    <w:p>
+      <w:pPr>
+        <w:pStyle w:val="ImageCaption"/>
+      </w:pPr>
+      <w:r>
+        <w:rPr>
+          <w:b/>
+          <w:bCs/>
+        </w:rPr>
+        <w:t xml:space="preserve">Figura 8.</w:t>
+      </w:r>
+      <w:r>
+        <w:t xml:space="preserve"> </w:t>
+      </w:r>
+      <w:r>
+        <w:t xml:space="preserve">Reprodutibilidade da confiança do Boltz-2 na triagem de duas frentes. (A) Os mesmos 442 candidatos cíclicos preditos na primeira rodada e de novo na triagem de duas frentes, com entrada idêntica. (B) As mesmas 527 sequências preditas como peptídeos cíclicos e lineares. A linha pontilhada é a identidade; ρ é a correlação de Spearman e |Δ| a diferença absoluta média.</w:t>
+      </w:r>
+    </w:p>
+    <w:bookmarkEnd w:id="58"/>
+    <w:bookmarkStart w:id="59" w:name="Xac36dec43ef87c0d8dd6ab8b37eec853ef28fce"/>
     <w:p>
       <w:pPr>
         <w:pStyle w:val="Heading3"/>
@@ -8327,8 +9311,8 @@
         <w:t xml:space="preserve">se nenhum passar.</w:t>
       </w:r>
     </w:p>
-    <w:bookmarkEnd w:id="55"/>
-    <w:bookmarkStart w:id="56" w:name="frente-linear-versus-frente-macrocíclica"/>
+    <w:bookmarkEnd w:id="59"/>
+    <w:bookmarkStart w:id="60" w:name="frente-linear-versus-frente-macrocíclica"/>
     <w:p>
       <w:pPr>
         <w:pStyle w:val="Heading3"/>
@@ -8345,7 +9329,7 @@
         <w:rPr>
           <w:rStyle w:val="Pendente"/>
         </w:rPr>
-        <w:t xml:space="preserve">PENDENTE: sobreposição dos conjuntos de três melhores das duas frentes, correlação de postos da confiança entre modalidades e diferença na ocupância de S1 entre a forma linear e a cíclica da mesma sequência.</w:t>
+        <w:t xml:space="preserve">PENDENTE: sobreposição dos conjuntos finais de três melhores das duas frentes e diferença na ocupância de S1 entre a forma linear e a cíclica da mesma sequência.</w:t>
       </w:r>
     </w:p>
     <w:p>
@@ -8355,9 +9339,9 @@
         </w:pict>
       </w:r>
     </w:p>
-    <w:bookmarkEnd w:id="56"/>
-    <w:bookmarkEnd w:id="57"/>
-    <w:bookmarkStart w:id="63" w:name="discussão"/>
+    <w:bookmarkEnd w:id="60"/>
+    <w:bookmarkEnd w:id="61"/>
+    <w:bookmarkStart w:id="67" w:name="discussão"/>
     <w:p>
       <w:pPr>
         <w:pStyle w:val="Heading2"/>
@@ -8366,7 +9350,7 @@
         <w:t xml:space="preserve">4 Discussão</w:t>
       </w:r>
     </w:p>
-    <w:bookmarkStart w:id="58" w:name="principais-achados"/>
+    <w:bookmarkStart w:id="62" w:name="principais-achados"/>
     <w:p>
       <w:pPr>
         <w:pStyle w:val="Heading3"/>
@@ -8395,56 +9379,12 @@
         <w:t xml:space="preserve">. Nenhum resultado aqui diz respeito à atividade inibitória ou à seletividade, porque não se fez ensaio nem contrasseleção frente a proteases não-alvo.</w:t>
       </w:r>
     </w:p>
-    <w:bookmarkEnd w:id="58"/>
-    <w:bookmarkStart w:id="59" w:name="Xe3615bf2ba7667c30e4492e0c2fa08d640e849c"/>
-    <w:p>
-      <w:pPr>
-        <w:pStyle w:val="Heading3"/>
-      </w:pPr>
-      <w:r>
-        <w:t xml:space="preserve">4.2 O que a calibração sustenta e o que não sustenta</w:t>
-      </w:r>
-    </w:p>
-    <w:p>
-      <w:pPr>
-        <w:pStyle w:val="FirstParagraph"/>
-      </w:pPr>
-      <w:r>
-        <w:t xml:space="preserve">O Boltz-2 preferiu o inibidor real à sua isca embaralhada em todos os pares, mas os escores absolutos de inibidores reais e de iscas se sobrepuseram, e uma isca embaralhada de SFTI-1 com 14 resíduos teve 0,944. Os candidatos da campanha têm 5–8 resíduos e, em sua maioria, escores entre 0,80 e 0,95; a calibração sustenta, portanto, a comparação de um candidato com um controle pareado, e não sustenta a leitura de uma confiança de 0,9 como evidência de ligação. Duas propriedades da calibração limitam ainda mais seu alcance. Primeiro, as iscas são sequências embaralhadas de proteínas enoveladas, de modo que diferem dos inibidores reais no enovelamento e não só na ligação; uma confiança baixa para uma isca pode refletir a ausência de um enovelamento e não a ausência de uma superfície complementar. Segundo, os ligantes da calibração têm 14–176 resíduos, ao passo que os candidatos têm 5–8, e não foi feita calibração com peptídeos curtos de atividade conhecida. Os pares também não são independentes, pois cada isca é usada com dois receptores.</w:t>
-      </w:r>
-    </w:p>
     <w:p>
       <w:pPr>
         <w:pStyle w:val="BodyText"/>
       </w:pPr>
       <w:r>
-        <w:t xml:space="preserve">O RMSD do ligante após superposição no receptor separou 9 de 10 pares, com direção esperada fixada de antemão. Essa métrica premia um ligante que permanece onde o modelo de co-dobramento o colocou, e uma isca predita com confiança menor pode se afastar apenas por isso; o resultado deve ser lido como concordância entre a estabilidade da pose em uma simulação de 2 ns e a confiança do modelo de co-dobramento, e não como medida independente de afinidade. O MM-GBSA de uma única trajetória de 2 ns, sem termo de entropia, colocou o inibidor real em primeiro lugar em apenas 4 de 10 pares e se correlacionou com o número de resíduos do receptor em contato com o ligante (ρ = −0,93). Isso é coerente com a sensibilidade geral dos métodos de ponto final à amostragem e ao tipo de sistema (Hou et al., 2011; Genheden e Ryde, 2015; Xu et al., 2025) e significa que o MM-GBSA nessa configuração informa o tamanho da interface. Por isso, ele não foi usado para ordenar candidatos.</w:t>
-      </w:r>
-    </w:p>
-    <w:p>
-      <w:pPr>
-        <w:pStyle w:val="BodyText"/>
-      </w:pPr>
-      <w:r>
-        <w:t xml:space="preserve">Um ponto metodológico merece ênfase. Moléculas separadas de receptor e de ligante podem ser gravadas em imagens periódicas diferentes da caixa de simulação; em um de nossos sistemas, a distância entre os centros de massa do receptor e do peptídeo chegou a 94,8 Å em uma caixa de 116 Å enquanto as duas moléculas estavam em contato em todos os quadros. Qualquer análise de RMSD ou de contatos de simulações proteína–peptídeo que não corrija isso relatará o deslocamento da imagem da caixa como instabilidade, e a correção deve ser verificada explicitamente quando uma triagem depende dessas métricas.</w:t>
-      </w:r>
-    </w:p>
-    <w:bookmarkEnd w:id="59"/>
-    <w:bookmarkStart w:id="60" w:name="Xafece074cecce80077a0c9860132a7cfb8c9c03"/>
-    <w:p>
-      <w:pPr>
-        <w:pStyle w:val="Heading3"/>
-      </w:pPr>
-      <w:r>
-        <w:t xml:space="preserve">4.3 Resistência proteolítica e engajamento de S1 puxam em direções opostas</w:t>
-      </w:r>
-    </w:p>
-    <w:p>
-      <w:pPr>
-        <w:pStyle w:val="FirstParagraph"/>
-      </w:pPr>
-      <w:r>
-        <w:t xml:space="preserve">A triagem de motivos de clivagem removeu 91,7% das sequências e selecionou peptídeos curtos (média de 7,05 resíduos; 95,6% com dez resíduos ou menos) e quase sem lisina e arginina (4,3%); apenas 1,3% tinha lisina ou arginina na posição mais próxima da serina catalítica. Nos inibidores de mecanismo padrão, o resíduo P1 se insere em S1 (Laskowski e Kato, 1980; Laskowski e Qasim, 2000), e as enzimas do tipo tripsina, inclusive as de</w:t>
+        <w:t xml:space="preserve">O que os inibidores naturais contribuíram, e o que falta aos peptídeos</w:t>
       </w:r>
       <w:r>
         <w:t xml:space="preserve"> </w:t>
@@ -8454,10 +9394,10 @@
           <w:i/>
           <w:iCs/>
         </w:rPr>
-        <w:t xml:space="preserve">A. gemmatalis</w:t>
-      </w:r>
-      <w:r>
-        <w:t xml:space="preserve">, preferem arginina ou lisina ali (Patarroyo-Vargas et al., 2017; Meriño-Cabrera et al., 2022). A triagem seleciona, assim, principalmente sequências que carecem do resíduo mais adequado para engajar o aspartato de S1. Isso decorre da definição da classe, que exige nenhum sítio interno de tripsina: um resíduo básico não seguido de prolina, em qualquer posição que não seja o P1 geométrico, conta como sítio, e as sequências longas acumulam outros acertos de motivos. A alternativa oferecida pela literatura é a rigidez: o arcabouço dos inibidores canônicos melhora a ligação em cerca de seis ordens de grandeza e protege contra a proteólise (Kelly et al., 2005), e o SFTI-1, cujo P1 é uma lisina no complexo que usamos (Seção 3.2), é um potente inibidor de tripsina por sua estrutura cíclica estabilizada por dissulfeto (Luckett et al., 1999). Um macrociclo rígido pode, portanto, tolerar um P1 básico que uma regra linear de motivos sinalizaria. Os 78 candidatos que contêm lisina ou arginina, entre eles o melhor candidato de</w:t>
+        <w:t xml:space="preserve">de novo</w:t>
+      </w:r>
+      <w:r>
+        <w:t xml:space="preserve">, faz parte da resposta à pergunta que enquadra este trabalho. Os inibidores naturais forneceram os subsítios catalíticos (2PTC e 1SFI), os padrões de calibração e a lógica de ancoragem em S1, e essas partes do pipeline funcionaram. Não forneceram sua característica estrutural definidora: os peptídeos desenhados não contêm cisteína, de modo que as alças estabilizadas por dissulfeto de BPTI, SKTI e SFTI-1, e a rigidez que conferem, não são reproduzidas; o anel cabeça-cauda é a única restrição mantida, e em apenas uma das duas frentes. A rigidez também não é simplesmente uma vantagem contra tripsinas adaptadas de lepidópteros: um inibidor do tipo Bowman–Birk com sete ligações dissulfeto inibiu enzimas do tipo tripsina parcialmente purificadas de</w:t>
       </w:r>
       <w:r>
         <w:t xml:space="preserve"> </w:t>
@@ -8473,7 +9413,25 @@
         <w:t xml:space="preserve"> </w:t>
       </w:r>
       <w:r>
-        <w:t xml:space="preserve">(GGKPGEP), formam um conjunto pequeno em que essa possibilidade pode ser examinada; se a conformação deles em solução mantém esse resíduo protegido é algo que a presente triagem não consegue dizer.</w:t>
+        <w:t xml:space="preserve">menos do que o inibidor de Kunitz da soja, o que seus autores atribuíram à menor flexibilidade e a um aumento evolutivo da hidrofobicidade dos subsítios (Patarroyo-Vargas et al., 2020).</w:t>
+      </w:r>
+    </w:p>
+    <w:bookmarkEnd w:id="62"/>
+    <w:bookmarkStart w:id="63" w:name="Xe3615bf2ba7667c30e4492e0c2fa08d640e849c"/>
+    <w:p>
+      <w:pPr>
+        <w:pStyle w:val="Heading3"/>
+      </w:pPr>
+      <w:r>
+        <w:t xml:space="preserve">4.2 O que a calibração sustenta e o que não sustenta</w:t>
+      </w:r>
+    </w:p>
+    <w:p>
+      <w:pPr>
+        <w:pStyle w:val="FirstParagraph"/>
+      </w:pPr>
+      <w:r>
+        <w:t xml:space="preserve">O Boltz-2 preferiu o inibidor real à sua isca embaralhada em todos os pares, mas os escores absolutos de inibidores reais e de iscas se sobrepuseram, e uma isca embaralhada de SFTI-1 com 14 resíduos teve 0,944. Os candidatos da campanha têm 5–8 resíduos e, em sua maioria, escores entre 0,80 e 0,95; a calibração sustenta, portanto, a comparação de um candidato com um controle pareado, e não sustenta a leitura de uma confiança de 0,9 como evidência de ligação. Duas propriedades da calibração limitam ainda mais seu alcance. Primeiro, as iscas são sequências embaralhadas de proteínas enoveladas, de modo que diferem dos inibidores reais no enovelamento e não só na ligação; uma confiança baixa para uma isca pode refletir a ausência de um enovelamento e não a ausência de uma superfície complementar. Segundo, os ligantes da calibração têm 14–176 resíduos, ao passo que os candidatos têm 5–8, e não foi feita calibração com peptídeos curtos de atividade conhecida. Os pares também não são independentes, pois cada isca é usada com dois receptores.</w:t>
       </w:r>
     </w:p>
     <w:p>
@@ -8481,7 +9439,41 @@
         <w:pStyle w:val="BodyText"/>
       </w:pPr>
       <w:r>
-        <w:t xml:space="preserve">O critério duro torna esse compromisso explícito e mais severo. Ao proibir todo resíduo que uma enzima do tipo tripsina, quimotripsina ou elastase pode receber em P1, ele deixa peptídeos com quase metade de glicina (49,4% dos resíduos) e com apenas nove resíduos básicos, todos protegidos por uma prolina seguinte. Tais sequências provavelmente são flexíveis, o que pode custar entropia de ligação, e carecem das cadeias laterais que definem a interação com S1 nos inibidores canônicos. Os únicos resíduos básicos que sobrevivem são seguidos de prolina, uma exceção que tomamos da especificidade geral das enzimas e que é uma aproximação para cada espécie. GGKPGEP, o melhor candidato de</w:t>
+        <w:t xml:space="preserve">O RMSD do ligante após superposição no receptor separou 9 de 10 pares, com direção esperada fixada de antemão. Essa métrica premia um ligante que permanece onde o modelo de co-dobramento o colocou, e uma isca predita com confiança menor pode se afastar apenas por isso; o resultado deve ser lido como concordância entre a estabilidade da pose em uma simulação de 2 ns e a confiança do modelo de co-dobramento, e não como medida independente de afinidade. O MM-GBSA de uma única trajetória de 2 ns, sem termo de entropia, colocou o inibidor real em primeiro lugar em apenas 4 de 10 pares e se correlacionou com o número de resíduos do receptor em contato com o ligante (ρ = −0,93). Isso é coerente com a sensibilidade geral dos métodos de ponto final à amostragem e ao tipo de sistema (Hou et al., 2011; Genheden e Ryde, 2015; Xu et al., 2025) e significa que o MM-GBSA nessa configuração informa o tamanho da interface. Por isso, ele não foi usado para ordenar candidatos.</w:t>
+      </w:r>
+    </w:p>
+    <w:p>
+      <w:pPr>
+        <w:pStyle w:val="BodyText"/>
+      </w:pPr>
+      <w:r>
+        <w:t xml:space="preserve">Um ponto metodológico merece ênfase. Moléculas separadas de receptor e de ligante podem ser gravadas em imagens periódicas diferentes da caixa de simulação; em um de nossos sistemas, a distância entre os centros de massa do receptor e do peptídeo chegou a 94,8 Å em uma caixa de 116 Å enquanto as duas moléculas estavam em contato em todos os quadros. Qualquer análise de RMSD ou de contatos de simulações proteína–peptídeo que não corrija isso relatará o deslocamento da imagem da caixa como instabilidade, e a correção deve ser verificada explicitamente quando uma triagem depende dessas métricas.</w:t>
+      </w:r>
+    </w:p>
+    <w:p>
+      <w:pPr>
+        <w:pStyle w:val="BodyText"/>
+      </w:pPr>
+      <w:r>
+        <w:t xml:space="preserve">A correlação de postos de 0,57 entre rodadas (Seção 3.8) acrescenta outro limite. Uma única predição do Boltz-2 para um peptídeo curto é um ordenador ruidoso mesmo com entrada idêntica, de modo que diferenças de poucos centésimos na confiança, que separam muitos candidatos, não devem ser interpretadas, e a concordância entre as formas linear e cíclica (ρ = 0,50) não pode ser lida como efeito de modalidade enquanto não for comparada a esse teto.</w:t>
+      </w:r>
+    </w:p>
+    <w:bookmarkEnd w:id="63"/>
+    <w:bookmarkStart w:id="64" w:name="Xafece074cecce80077a0c9860132a7cfb8c9c03"/>
+    <w:p>
+      <w:pPr>
+        <w:pStyle w:val="Heading3"/>
+      </w:pPr>
+      <w:r>
+        <w:t xml:space="preserve">4.3 Resistência proteolítica e engajamento de S1 puxam em direções opostas</w:t>
+      </w:r>
+    </w:p>
+    <w:p>
+      <w:pPr>
+        <w:pStyle w:val="FirstParagraph"/>
+      </w:pPr>
+      <w:r>
+        <w:t xml:space="preserve">A triagem de motivos de clivagem removeu 91,7% das sequências e selecionou peptídeos curtos (média de 7,05 resíduos; 95,6% com dez resíduos ou menos) e quase sem lisina e arginina (4,3%); apenas 1,3% tinha lisina ou arginina na posição mais próxima da serina catalítica. Nos inibidores de mecanismo padrão, o resíduo P1 se insere em S1 (Laskowski e Kato, 1980; Laskowski e Qasim, 2000), e as enzimas do tipo tripsina, inclusive as de</w:t>
       </w:r>
       <w:r>
         <w:t xml:space="preserve"> </w:t>
@@ -8494,6 +9486,43 @@
         <w:t xml:space="preserve">A. gemmatalis</w:t>
       </w:r>
       <w:r>
+        <w:t xml:space="preserve">, preferem arginina ou lisina ali (Patarroyo-Vargas et al., 2017; Meriño-Cabrera et al., 2022). A triagem seleciona, assim, principalmente sequências que carecem do resíduo mais adequado para engajar o aspartato de S1. Isso decorre da definição da classe, que exige nenhum sítio interno de tripsina: um resíduo básico não seguido de prolina, em qualquer posição que não seja o P1 geométrico, conta como sítio, e as sequências longas acumulam outros acertos de motivos. A alternativa oferecida pela literatura é a rigidez: o arcabouço dos inibidores canônicos melhora a ligação em cerca de seis ordens de grandeza e protege contra a proteólise (Kelly et al., 2005), e o SFTI-1, cujo P1 é uma lisina no complexo que usamos (Seção 3.2), é um potente inibidor de tripsina por sua estrutura cíclica estabilizada por dissulfeto (Luckett et al., 1999). Um macrociclo rígido pode, portanto, tolerar um P1 básico que uma regra linear de motivos sinalizaria. Os 78 candidatos que contêm lisina ou arginina, entre eles o melhor candidato de</w:t>
+      </w:r>
+      <w:r>
+        <w:t xml:space="preserve"> </w:t>
+      </w:r>
+      <w:r>
+        <w:rPr>
+          <w:i/>
+          <w:iCs/>
+        </w:rPr>
+        <w:t xml:space="preserve">A. gemmatalis</w:t>
+      </w:r>
+      <w:r>
+        <w:t xml:space="preserve"> </w:t>
+      </w:r>
+      <w:r>
+        <w:t xml:space="preserve">(GGKPGEP), formam um conjunto pequeno em que essa possibilidade pode ser examinada; se a conformação deles em solução mantém esse resíduo protegido é algo que a presente triagem não consegue dizer.</w:t>
+      </w:r>
+    </w:p>
+    <w:p>
+      <w:pPr>
+        <w:pStyle w:val="BodyText"/>
+      </w:pPr>
+      <w:r>
+        <w:t xml:space="preserve">O critério duro torna esse compromisso explícito e mais severo. Ao proibir todo resíduo que uma enzima do tipo tripsina, quimotripsina ou elastase pode receber em P1, ele deixa peptídeos com quase metade de glicina (49,4% dos resíduos) e com apenas nove resíduos básicos, todos protegidos por uma prolina seguinte. Tais sequências provavelmente são flexíveis, o que pode custar entropia de ligação, e carecem das cadeias laterais que definem a interação com S1 nos inibidores canônicos. Os únicos resíduos básicos que sobrevivem são seguidos de prolina, uma exceção que tomamos da especificidade geral das enzimas e que é uma aproximação para cada espécie. GGKPGEP, o melhor candidato de</w:t>
+      </w:r>
+      <w:r>
+        <w:t xml:space="preserve"> </w:t>
+      </w:r>
+      <w:r>
+        <w:rPr>
+          <w:i/>
+          <w:iCs/>
+        </w:rPr>
+        <w:t xml:space="preserve">A. gemmatalis</w:t>
+      </w:r>
+      <w:r>
         <w:t xml:space="preserve"> </w:t>
       </w:r>
       <w:r>
@@ -8508,8 +9537,8 @@
         <w:t xml:space="preserve">As regras de motivos também são grosseiras. O escore é uma contagem ponderada de sítios, a regra do tipo elastase sinaliza quatro resíduos comuns (alanina, glicina, serina e valina), a regra do tipo pepsina não é relevante para o intestino de lepidópteros, e uma classe pode mudar com um único sítio (GIFDDIG não tem sítio de tripsina e, ainda assim, é rotulada MARGINAL). O rótulo RESISTENTE é uma previsão computacional de baixa carga de motivos, e não uma medida de estabilidade no intestino médio.</w:t>
       </w:r>
     </w:p>
-    <w:bookmarkEnd w:id="60"/>
-    <w:bookmarkStart w:id="61" w:name="limitações"/>
+    <w:bookmarkEnd w:id="64"/>
+    <w:bookmarkStart w:id="65" w:name="limitações"/>
     <w:p>
       <w:pPr>
         <w:pStyle w:val="Heading3"/>
@@ -8554,11 +9583,11 @@
         <w:t xml:space="preserve"> </w:t>
       </w:r>
       <w:r>
-        <w:t xml:space="preserve">embora o grupo α-amino fosse majoritariamente neutro nesse pH; dez nanossegundos apenas triam e não podem estabelecer estabilidade nem ordenar candidatos. (ix) Os 22 sistemas de calibração foram simulados por 2 ns a partir de uma única estrutura inicial predita cada, e os ligantes da calibração são muito maiores que os candidatos.</w:t>
-      </w:r>
-    </w:p>
-    <w:bookmarkEnd w:id="61"/>
-    <w:bookmarkStart w:id="62" w:name="perspectivas"/>
+        <w:t xml:space="preserve">embora o grupo α-amino fosse majoritariamente neutro nesse pH; dez nanossegundos apenas triam e não podem estabelecer estabilidade nem ordenar candidatos. (ix) Uma única predição do Boltz-2 é um ordenador ruidoso (ρ = 0,57 entre rodadas para entrada idêntica), de modo que a seleção de candidatos para reescore se apoia em um ranking ruidoso. (x) Os 22 sistemas de calibração foram simulados por 2 ns a partir de uma única estrutura inicial predita cada, e os ligantes da calibração são muito maiores que os candidatos.</w:t>
+      </w:r>
+    </w:p>
+    <w:bookmarkEnd w:id="65"/>
+    <w:bookmarkStart w:id="66" w:name="perspectivas"/>
     <w:p>
       <w:pPr>
         <w:pStyle w:val="Heading3"/>
@@ -8591,9 +9620,165 @@
         <w:t xml:space="preserve">e com tripsinas não-alvo, e um ensaio de estabilidade dos candidatos nos mesmos extratos.</w:t>
       </w:r>
     </w:p>
-    <w:bookmarkEnd w:id="62"/>
-    <w:bookmarkEnd w:id="63"/>
-    <w:bookmarkStart w:id="70" w:name="figuras-suplementares"/>
+    <w:bookmarkEnd w:id="66"/>
+    <w:bookmarkEnd w:id="67"/>
+    <w:bookmarkStart w:id="68" w:name="declaração-de-disponibilidade-de-dados"/>
+    <w:p>
+      <w:pPr>
+        <w:pStyle w:val="Heading2"/>
+      </w:pPr>
+      <w:r>
+        <w:t xml:space="preserve">Declaração de disponibilidade de dados</w:t>
+      </w:r>
+    </w:p>
+    <w:p>
+      <w:pPr>
+        <w:pStyle w:val="FirstParagraph"/>
+      </w:pPr>
+      <w:r>
+        <w:t xml:space="preserve">O código, os arquivos de configuração, as listas de candidatos e os escores por candidato estão no repositório do projeto (https://github.com/eulaliobqi/design-inibidores).</w:t>
+      </w:r>
+      <w:r>
+        <w:t xml:space="preserve"> </w:t>
+      </w:r>
+      <w:r>
+        <w:rPr>
+          <w:rStyle w:val="Pendente"/>
+        </w:rPr>
+        <w:t xml:space="preserve">PENDENTE: confirmar visibilidade do repositório e DOI de arquivamento (por exemplo Zenodo) antes da submissão.</w:t>
+      </w:r>
+    </w:p>
+    <w:bookmarkEnd w:id="68"/>
+    <w:bookmarkStart w:id="69" w:name="declaração-de-ética"/>
+    <w:p>
+      <w:pPr>
+        <w:pStyle w:val="Heading2"/>
+      </w:pPr>
+      <w:r>
+        <w:t xml:space="preserve">Declaração de ética</w:t>
+      </w:r>
+    </w:p>
+    <w:p>
+      <w:pPr>
+        <w:pStyle w:val="FirstParagraph"/>
+      </w:pPr>
+      <w:r>
+        <w:t xml:space="preserve">Não se aplica. É um estudo computacional; não envolveu animais, participantes humanos nem dados pessoais.</w:t>
+      </w:r>
+    </w:p>
+    <w:bookmarkEnd w:id="69"/>
+    <w:bookmarkStart w:id="70" w:name="contribuições-dos-autores"/>
+    <w:p>
+      <w:pPr>
+        <w:pStyle w:val="Heading2"/>
+      </w:pPr>
+      <w:r>
+        <w:t xml:space="preserve">Contribuições dos autores</w:t>
+      </w:r>
+    </w:p>
+    <w:p>
+      <w:pPr>
+        <w:pStyle w:val="FirstParagraph"/>
+      </w:pPr>
+      <w:r>
+        <w:rPr>
+          <w:rStyle w:val="Pendente"/>
+        </w:rPr>
+        <w:t xml:space="preserve">PENDENTE: a completar pelos autores (papéis CRediT).</w:t>
+      </w:r>
+    </w:p>
+    <w:bookmarkEnd w:id="70"/>
+    <w:bookmarkStart w:id="71" w:name="financiamento"/>
+    <w:p>
+      <w:pPr>
+        <w:pStyle w:val="Heading2"/>
+      </w:pPr>
+      <w:r>
+        <w:t xml:space="preserve">Financiamento</w:t>
+      </w:r>
+    </w:p>
+    <w:p>
+      <w:pPr>
+        <w:pStyle w:val="FirstParagraph"/>
+      </w:pPr>
+      <w:r>
+        <w:rPr>
+          <w:rStyle w:val="Pendente"/>
+        </w:rPr>
+        <w:t xml:space="preserve">PENDENTE: a completar pelos autores.</w:t>
+      </w:r>
+    </w:p>
+    <w:bookmarkEnd w:id="71"/>
+    <w:bookmarkStart w:id="72" w:name="agradecimentos"/>
+    <w:p>
+      <w:pPr>
+        <w:pStyle w:val="Heading2"/>
+      </w:pPr>
+      <w:r>
+        <w:t xml:space="preserve">Agradecimentos</w:t>
+      </w:r>
+    </w:p>
+    <w:p>
+      <w:pPr>
+        <w:pStyle w:val="FirstParagraph"/>
+      </w:pPr>
+      <w:r>
+        <w:rPr>
+          <w:rStyle w:val="Pendente"/>
+        </w:rPr>
+        <w:t xml:space="preserve">PENDENTE: a completar pelos autores.</w:t>
+      </w:r>
+      <w:r>
+        <w:t xml:space="preserve"> </w:t>
+      </w:r>
+      <w:r>
+        <w:t xml:space="preserve">Declaração de IA generativa (a revista exige que o uso seja reconhecido):</w:t>
+      </w:r>
+      <w:r>
+        <w:t xml:space="preserve"> </w:t>
+      </w:r>
+      <w:r>
+        <w:rPr>
+          <w:rStyle w:val="Pendente"/>
+        </w:rPr>
+        <w:t xml:space="preserve">PENDENTE, autores a confirmar o texto:</w:t>
+      </w:r>
+      <w:r>
+        <w:rPr>
+          <w:rStyle w:val="Pendente"/>
+        </w:rPr>
+        <w:t xml:space="preserve"> </w:t>
+      </w:r>
+      <w:r>
+        <w:rPr>
+          <w:rStyle w:val="Pendente"/>
+        </w:rPr>
+        <w:t xml:space="preserve">“Usou-se IA generativa (Claude, Anthropic) como assistente para escrever scripts de análise, gerar figuras e redigir e traduzir texto. Os autores conferiram todos os resultados numéricos nos arquivos de saída, conferiram cada referência no Crossref ou PubMed e assumem total responsabilidade pelo conteúdo.”</w:t>
+      </w:r>
+    </w:p>
+    <w:bookmarkEnd w:id="72"/>
+    <w:bookmarkStart w:id="73" w:name="conflito-de-interesses"/>
+    <w:p>
+      <w:pPr>
+        <w:pStyle w:val="Heading2"/>
+      </w:pPr>
+      <w:r>
+        <w:t xml:space="preserve">Conflito de interesses</w:t>
+      </w:r>
+    </w:p>
+    <w:p>
+      <w:pPr>
+        <w:pStyle w:val="FirstParagraph"/>
+      </w:pPr>
+      <w:r>
+        <w:rPr>
+          <w:rStyle w:val="Pendente"/>
+        </w:rPr>
+        <w:t xml:space="preserve">PENDENTE: a completar pelos autores.</w:t>
+      </w:r>
+    </w:p>
+    <w:bookmarkEnd w:id="73"/>
+    <w:bookmarkStart w:id="80" w:name="figuras-suplementares"/>
     <w:p>
       <w:pPr>
         <w:pStyle w:val="Heading2"/>
@@ -8611,18 +9796,18 @@
           <wp:inline>
             <wp:extent cx="4679999" cy="2092235"/>
             <wp:effectExtent b="0" l="0" r="0" t="0"/>
-            <wp:docPr descr="Figura S1. Triagem por escore de motivos por espécie sob a regra linear-estrita e a circular (porcentagem das sequências de cada espécie por classe)." title="" id="65" name="Picture"/>
+            <wp:docPr descr="Figura S1. Triagem por escore de motivos por espécie sob a regra linear-estrita e a circular (porcentagem das sequências de cada espécie por classe)." title="" id="75" name="Picture"/>
             <a:graphic>
               <a:graphicData uri="http://schemas.openxmlformats.org/drawingml/2006/picture">
                 <pic:pic>
                   <pic:nvPicPr>
-                    <pic:cNvPr descr="figures/pt/figS1_regras_motivo.png" id="66" name="Picture"/>
+                    <pic:cNvPr descr="figures/pt/figS1_regras_motivo.png" id="76" name="Picture"/>
                     <pic:cNvPicPr>
                       <a:picLocks noChangeArrowheads="1" noChangeAspect="1"/>
                     </pic:cNvPicPr>
                   </pic:nvPicPr>
                   <pic:blipFill>
-                    <a:blip r:embed="rId64"/>
+                    <a:blip r:embed="rId74"/>
                     <a:stretch>
                       <a:fillRect/>
                     </a:stretch>
@@ -8676,18 +9861,18 @@
           <wp:inline>
             <wp:extent cx="3959999" cy="1583999"/>
             <wp:effectExtent b="0" l="0" r="0" t="0"/>
-            <wp:docPr descr="Figura S2. Teste de fumaça da topologia cíclica: RMSD do esqueleto e número de ligações de hidrogênio do sistema durante 50 ps de simulação de um macrociclo de 10 resíduos (GRPGIQAAPI) com um modelo de receptor de A. gemmatalis em pH 10,0. O teste verifica a montagem (C–N de fechamento 1,34 Å, ω −179°) e nada diz sobre estabilidade." title="" id="68" name="Picture"/>
+            <wp:docPr descr="Figura S2. Teste de fumaça da topologia cíclica: RMSD do esqueleto e número de ligações de hidrogênio do sistema durante 50 ps de simulação de um macrociclo de 10 resíduos (GRPGIQAAPI) com um modelo de receptor de A. gemmatalis em pH 10,0. O teste verifica a montagem (C–N de fechamento 1,34 Å, ω −179°) e nada diz sobre estabilidade." title="" id="78" name="Picture"/>
             <a:graphic>
               <a:graphicData uri="http://schemas.openxmlformats.org/drawingml/2006/picture">
                 <pic:pic>
                   <pic:nvPicPr>
-                    <pic:cNvPr descr="figures/pt/figS2_ciclica_fumaca.png" id="69" name="Picture"/>
+                    <pic:cNvPr descr="figures/pt/figS2_ciclica_fumaca.png" id="79" name="Picture"/>
                     <pic:cNvPicPr>
                       <a:picLocks noChangeArrowheads="1" noChangeAspect="1"/>
                     </pic:cNvPicPr>
                   </pic:nvPicPr>
                   <pic:blipFill>
-                    <a:blip r:embed="rId67"/>
+                    <a:blip r:embed="rId77"/>
                     <a:stretch>
                       <a:fillRect/>
                     </a:stretch>
@@ -8748,8 +9933,8 @@
         <w:t xml:space="preserve">em pH 10,0. O teste verifica a montagem (C–N de fechamento 1,34 Å, ω −179°) e nada diz sobre estabilidade.</w:t>
       </w:r>
     </w:p>
-    <w:bookmarkEnd w:id="70"/>
-    <w:bookmarkStart w:id="71" w:name="referências"/>
+    <w:bookmarkEnd w:id="80"/>
+    <w:bookmarkStart w:id="81" w:name="referências"/>
     <w:p>
       <w:pPr>
         <w:pStyle w:val="Heading2"/>
@@ -8827,6 +10012,14 @@
         <w:pStyle w:val="BodyText"/>
       </w:pPr>
       <w:r>
+        <w:t xml:space="preserve">de Almeida Barros R, Meriño-Cabrera Y, Castro JS, da Silva Junior NR, de Oliveira JVA, Schultz H, et al. (2022). Bovine pancreatic trypsin inhibitor and soybean Kunitz trypsin inhibitor: Differential effects on proteases and larval development of the soybean pest Anticarsia gemmatalis (Lepidoptera: Noctuidae). Pesticide Biochemistry and Physiology 187, 105188. doi: 10.1016/j.pestbp.2022.105188</w:t>
+      </w:r>
+    </w:p>
+    <w:p>
+      <w:pPr>
+        <w:pStyle w:val="BodyText"/>
+      </w:pPr>
+      <w:r>
         <w:t xml:space="preserve">de Almeida Barros R, Meriño-Cabrera Y, Severiche Castro JG, Rodrigues da Silva Júnior N, Schultz H, de Andrade RJ, et al. (2022). Inhibition constant and stability of tripeptide inhibitors of gut trypsin-like enzyme of the soybean pest Anticarsia gemmatalis. Archives of Insect Biochemistry and Physiology 110, e21887. doi: 10.1002/arch.21887</w:t>
       </w:r>
     </w:p>
@@ -8835,7 +10028,7 @@
         <w:pStyle w:val="BodyText"/>
       </w:pPr>
       <w:r>
-        <w:t xml:space="preserve">de Almeida Barros R, Meriño-Cabrera Y, Castro JS, da Silva Junior NR, de Oliveira JVA, Schultz H, et al. (2022). Bovine pancreatic trypsin inhibitor and soybean Kunitz trypsin inhibitor: Differential effects on proteases and larval development of the soybean pest Anticarsia gemmatalis (Lepidoptera: Noctuidae). Pesticide Biochemistry and Physiology 187, 105188. doi: 10.1016/j.pestbp.2022.105188</w:t>
+        <w:t xml:space="preserve">Dolinsky TJ, Czodrowski P, Li H, Nielsen JE, Jensen JH, Klebe G, et al. (2007). PDB2PQR: expanding and upgrading automated preparation of biomolecular structures for molecular simulations. Nucleic Acids Research 35, W522-W525. doi: 10.1093/nar/gkm276</w:t>
       </w:r>
     </w:p>
     <w:p>
@@ -8843,7 +10036,7 @@
         <w:pStyle w:val="BodyText"/>
       </w:pPr>
       <w:r>
-        <w:t xml:space="preserve">Dolinsky TJ, Czodrowski P, Li H, Nielsen JE, Jensen JH, Klebe G, et al. (2007). PDB2PQR: expanding and upgrading automated preparation of biomolecular structures for molecular simulations. Nucleic Acids Research 35, W522-W525. doi: 10.1093/nar/gkm276</w:t>
+        <w:t xml:space="preserve">Dow JAT (1992). pH gradients in lepidopteran midgut. Journal of Experimental Biology 172, 355-375. doi: 10.1242/jeb.172.1.355</w:t>
       </w:r>
     </w:p>
     <w:p>
@@ -8851,7 +10044,7 @@
         <w:pStyle w:val="BodyText"/>
       </w:pPr>
       <w:r>
-        <w:t xml:space="preserve">Dow JAT (1992). pH gradients in lepidopteran midgut. Journal of Experimental Biology 172, 355-375. doi: 10.1242/jeb.172.1.355</w:t>
+        <w:t xml:space="preserve">Essmann U, Perera L, Berkowitz ML, Darden T, Lee H, Pedersen LG (1995). A smooth particle mesh Ewald method. The Journal of Chemical Physics 103, 8577-8593. doi: 10.1063/1.470117</w:t>
       </w:r>
     </w:p>
     <w:p>
@@ -8859,7 +10052,7 @@
         <w:pStyle w:val="BodyText"/>
       </w:pPr>
       <w:r>
-        <w:t xml:space="preserve">Essmann U, Perera L, Berkowitz ML, Darden T, Lee H, Pedersen LG (1995). A smooth particle mesh Ewald method. The Journal of Chemical Physics 103, 8577-8593. doi: 10.1063/1.470117</w:t>
+        <w:t xml:space="preserve">Gasteiger E, Hoogland C, Gattiker A, Duvaud S, Wilkins MR, Appel RD, et al. (2005). Protein Identification and Analysis Tools on the ExPASy Server. The Proteomics Protocols Handbook , 571-607. doi: 10.1385/1-59259-890-0:571</w:t>
       </w:r>
     </w:p>
     <w:p>
@@ -8867,7 +10060,7 @@
         <w:pStyle w:val="BodyText"/>
       </w:pPr>
       <w:r>
-        <w:t xml:space="preserve">Gasteiger E, Hoogland C, Gattiker A, Duvaud S, Wilkins MR, Appel RD, et al. (2005). Protein Identification and Analysis Tools on the ExPASy Server. The Proteomics Protocols Handbook , 571-607. doi: 10.1385/1-59259-890-0:571</w:t>
+        <w:t xml:space="preserve">Genheden S, Ryde U (2015). The MM/PBSA and MM/GBSA methods to estimate ligand-binding affinities. Expert Opinion on Drug Discovery 10, 449-461. doi: 10.1517/17460441.2015.1032936</w:t>
       </w:r>
     </w:p>
     <w:p>
@@ -8875,7 +10068,7 @@
         <w:pStyle w:val="BodyText"/>
       </w:pPr>
       <w:r>
-        <w:t xml:space="preserve">Genheden S, Ryde U (2015). The MM/PBSA and MM/GBSA methods to estimate ligand-binding affinities. Expert Opinion on Drug Discovery 10, 449-461. doi: 10.1517/17460441.2015.1032936</w:t>
+        <w:t xml:space="preserve">Gowers R, Linke M, Barnoud J, Reddy T, Melo M, Seyler S, et al. (2016). MDAnalysis: A Python Package for the Rapid Analysis of Molecular Dynamics Simulations. Proceedings of the Python in Science Conference , 98-105. doi: 10.25080/majora-629e541a-00e</w:t>
       </w:r>
     </w:p>
     <w:p>
@@ -8883,7 +10076,7 @@
         <w:pStyle w:val="BodyText"/>
       </w:pPr>
       <w:r>
-        <w:t xml:space="preserve">Gowers R, Linke M, Barnoud J, Reddy T, Melo M, Seyler S, et al. (2016). MDAnalysis: A Python Package for the Rapid Analysis of Molecular Dynamics Simulations. Proceedings of the Python in Science Conference , 98-105. doi: 10.25080/majora-629e541a-00e</w:t>
+        <w:t xml:space="preserve">Hedstrom L (2002). Serine Protease Mechanism and Specificity. Chemical Reviews 102, 4501-4524. doi: 10.1021/cr000033x</w:t>
       </w:r>
     </w:p>
     <w:p>
@@ -8891,7 +10084,7 @@
         <w:pStyle w:val="BodyText"/>
       </w:pPr>
       <w:r>
-        <w:t xml:space="preserve">Hedstrom L (2002). Serine Protease Mechanism and Specificity. Chemical Reviews 102, 4501-4524. doi: 10.1021/cr000033x</w:t>
+        <w:t xml:space="preserve">Hou T, Wang J, Li Y, Wang W (2011). Assessing the Performance of the MM/PBSA and MM/GBSA Methods. 1. The Accuracy of Binding Free Energy Calculations Based on Molecular Dynamics Simulations. Journal of Chemical Information and Modeling 51, 69-82. doi: 10.1021/ci100275a</w:t>
       </w:r>
     </w:p>
     <w:p>
@@ -8899,7 +10092,7 @@
         <w:pStyle w:val="BodyText"/>
       </w:pPr>
       <w:r>
-        <w:t xml:space="preserve">Hou T, Wang J, Li Y, Wang W (2011). Assessing the Performance of the MM/PBSA and MM/GBSA Methods. 1. The Accuracy of Binding Free Energy Calculations Based on Molecular Dynamics Simulations. Journal of Chemical Information and Modeling 51, 69-82. doi: 10.1021/ci100275a</w:t>
+        <w:t xml:space="preserve">Jongsma MA, Bakker PL, Peters J, Bosch D, Stiekema WJ (1995). Adaptation of Spodoptera exigua larvae to plant proteinase inhibitors by induction of gut proteinase activity insensitive to inhibition. Proceedings of the National Academy of Sciences 92, 8041-8045. doi: 10.1073/pnas.92.17.8041</w:t>
       </w:r>
     </w:p>
     <w:p>
@@ -8907,7 +10100,7 @@
         <w:pStyle w:val="BodyText"/>
       </w:pPr>
       <w:r>
-        <w:t xml:space="preserve">Jongsma MA, Bakker PL, Peters J, Bosch D, Stiekema WJ (1995). Adaptation of Spodoptera exigua larvae to plant proteinase inhibitors by induction of gut proteinase activity insensitive to inhibition. Proceedings of the National Academy of Sciences 92, 8041-8045. doi: 10.1073/pnas.92.17.8041</w:t>
+        <w:t xml:space="preserve">Jongsma MA, Bolter C (1997). The adaptation of insects to plant protease inhibitors. Journal of Insect Physiology 43, 885-895. doi: 10.1016/s0022-1910(97)00040-1</w:t>
       </w:r>
     </w:p>
     <w:p>
@@ -8915,7 +10108,7 @@
         <w:pStyle w:val="BodyText"/>
       </w:pPr>
       <w:r>
-        <w:t xml:space="preserve">Jongsma MA, Bolter C (1997). The adaptation of insects to plant protease inhibitors. Journal of Insect Physiology 43, 885-895. doi: 10.1016/s0022-1910(97)00040-1</w:t>
+        <w:t xml:space="preserve">Jorgensen WL, Chandrasekhar J, Madura JD, Impey RW, Klein ML (1983). Comparison of simple potential functions for simulating liquid water. The Journal of Chemical Physics 79, 926-935. doi: 10.1063/1.445869</w:t>
       </w:r>
     </w:p>
     <w:p>
@@ -8923,7 +10116,7 @@
         <w:pStyle w:val="BodyText"/>
       </w:pPr>
       <w:r>
-        <w:t xml:space="preserve">Jorgensen WL, Chandrasekhar J, Madura JD, Impey RW, Klein ML (1983). Comparison of simple potential functions for simulating liquid water. The Journal of Chemical Physics 79, 926-935. doi: 10.1063/1.445869</w:t>
+        <w:t xml:space="preserve">Jumper J, Evans R, Pritzel A, Green T, Figurnov M, Ronneberger O, et al. (2021). Highly accurate protein structure prediction with AlphaFold. Nature 596, 583-589. doi: 10.1038/s41586-021-03819-2</w:t>
       </w:r>
     </w:p>
     <w:p>
@@ -8931,7 +10124,7 @@
         <w:pStyle w:val="BodyText"/>
       </w:pPr>
       <w:r>
-        <w:t xml:space="preserve">Jumper J, Evans R, Pritzel A, Green T, Figurnov M, Ronneberger O, et al. (2021). Highly accurate protein structure prediction with AlphaFold. Nature 596, 583-589. doi: 10.1038/s41586-021-03819-2</w:t>
+        <w:t xml:space="preserve">Karumbaiah L, Oppert B, Jurat-Fuentes JL, Adang MJ (2007). Analysis of midgut proteinases from Bacillus thuringiensis-susceptible and -resistant Heliothis virescens (Lepidoptera: Noctuidae). Comparative Biochemistry and Physiology Part B: Biochemistry and Molecular Biology 146, 139-146. doi: 10.1016/j.cbpb.2006.10.104</w:t>
       </w:r>
     </w:p>
     <w:p>
@@ -8939,7 +10132,7 @@
         <w:pStyle w:val="BodyText"/>
       </w:pPr>
       <w:r>
-        <w:t xml:space="preserve">Karumbaiah L, Oppert B, Jurat-Fuentes JL, Adang MJ (2007). Analysis of midgut proteinases from Bacillus thuringiensis-susceptible and -resistant Heliothis virescens (Lepidoptera: Noctuidae). Comparative Biochemistry and Physiology Part B: Biochemistry and Molecular Biology 146, 139-146. doi: 10.1016/j.cbpb.2006.10.104</w:t>
+        <w:t xml:space="preserve">Kelly C, Laskowski Jr. M, Qasim M (2005). The Role of Scaffolding in Standard Mechanism Serine Proteinase Inhibitors. Protein &amp; Peptide Letters 12, 465-471. doi: 10.2174/0929866054395383</w:t>
       </w:r>
     </w:p>
     <w:p>
@@ -8947,7 +10140,7 @@
         <w:pStyle w:val="BodyText"/>
       </w:pPr>
       <w:r>
-        <w:t xml:space="preserve">Kelly C, Laskowski Jr. M, Qasim M (2005). The Role of Scaffolding in Standard Mechanism Serine Proteinase Inhibitors. Protein &amp; Peptide Letters 12, 465-471. doi: 10.2174/0929866054395383</w:t>
+        <w:t xml:space="preserve">Kuwar SS, Pauchet Y, Vogel H, Heckel DG (2015). Adaptive regulation of digestive serine proteases in the larval midgut of Helicoverpa armigera in response to a plant protease inhibitor. Insect Biochemistry and Molecular Biology 59, 18-29. doi: 10.1016/j.ibmb.2015.01.016</w:t>
       </w:r>
     </w:p>
     <w:p>
@@ -8955,7 +10148,7 @@
         <w:pStyle w:val="BodyText"/>
       </w:pPr>
       <w:r>
-        <w:t xml:space="preserve">Kuwar SS, Pauchet Y, Vogel H, Heckel DG (2015). Adaptive regulation of digestive serine proteases in the larval midgut of Helicoverpa armigera in response to a plant protease inhibitor. Insect Biochemistry and Molecular Biology 59, 18-29. doi: 10.1016/j.ibmb.2015.01.016</w:t>
+        <w:t xml:space="preserve">Laskowski M, Kato I (1980). Protein Inhibitors of Proteinases. Annual Review of Biochemistry 49, 593-626. doi: 10.1146/annurev.bi.49.070180.003113</w:t>
       </w:r>
     </w:p>
     <w:p>
@@ -8963,7 +10156,7 @@
         <w:pStyle w:val="BodyText"/>
       </w:pPr>
       <w:r>
-        <w:t xml:space="preserve">Laskowski M, Kato I (1980). Protein Inhibitors of Proteinases. Annual Review of Biochemistry 49, 593-626. doi: 10.1146/annurev.bi.49.070180.003113</w:t>
+        <w:t xml:space="preserve">Laskowski M, Qasim M (2000). What can the structures of enzyme-inhibitor complexes tell us about the structures of enzyme substrate complexes?. Biochimica et Biophysica Acta (BBA) - Protein Structure and Molecular Enzymology 1477, 324-337. doi: 10.1016/s0167-4838(99)00284-8</w:t>
       </w:r>
     </w:p>
     <w:p>
@@ -8971,7 +10164,7 @@
         <w:pStyle w:val="BodyText"/>
       </w:pPr>
       <w:r>
-        <w:t xml:space="preserve">Laskowski M, Qasim M (2000). What can the structures of enzyme-inhibitor complexes tell us about the structures of enzyme substrate complexes?. Biochimica et Biophysica Acta (BBA) - Protein Structure and Molecular Enzymology 1477, 324-337. doi: 10.1016/s0167-4838(99)00284-8</w:t>
+        <w:t xml:space="preserve">Lindorff-Larsen K, Piana S, Palmo K, Maragakis P, Klepeis JL, Dror RO, et al. (2010). Improved side-chain torsion potentials for the Amber ff99SB protein force field. Proteins: Structure, Function, and Bioinformatics 78, 1950-1958. doi: 10.1002/prot.22711</w:t>
       </w:r>
     </w:p>
     <w:p>
@@ -8979,7 +10172,7 @@
         <w:pStyle w:val="BodyText"/>
       </w:pPr>
       <w:r>
-        <w:t xml:space="preserve">Lindorff-Larsen K, Piana S, Palmo K, Maragakis P, Klepeis JL, Dror RO, et al. (2010). Improved side-chain torsion potentials for the Amber ff99SB protein force field. Proteins: Structure, Function, and Bioinformatics 78, 1950-1958. doi: 10.1002/prot.22711</w:t>
+        <w:t xml:space="preserve">Lomate PR, Dewangan V, Mahajan NS, Kumar Y, Kulkarni A, Wang L, et al. (2018). Integrated Transcriptomic and Proteomic Analyses Suggest the Participation of Endogenous Protease Inhibitors in the Regulation of Protease Gene Expression in Helicoverpa armigera. Molecular &amp; Cellular Proteomics 17, 1324-1336. doi: 10.1074/mcp.ra117.000533</w:t>
       </w:r>
     </w:p>
     <w:p>
@@ -8987,7 +10180,7 @@
         <w:pStyle w:val="BodyText"/>
       </w:pPr>
       <w:r>
-        <w:t xml:space="preserve">Lomate PR, Dewangan V, Mahajan NS, Kumar Y, Kulkarni A, Wang L, et al. (2018). Integrated Transcriptomic and Proteomic Analyses Suggest the Participation of Endogenous Protease Inhibitors in the Regulation of Protease Gene Expression in Helicoverpa armigera. Molecular &amp; Cellular Proteomics 17, 1324-1336. doi: 10.1074/mcp.ra117.000533</w:t>
+        <w:t xml:space="preserve">Luckett S, Garcia R, Barker J, Konarev A, Shewry P, Clarke A, et al. (1999). High-resolution structure of a potent, cyclic proteinase inhibitor from sunflower seeds. Journal of Molecular Biology 290, 525-533. doi: 10.1006/jmbi.1999.2891</w:t>
       </w:r>
     </w:p>
     <w:p>
@@ -8995,7 +10188,7 @@
         <w:pStyle w:val="BodyText"/>
       </w:pPr>
       <w:r>
-        <w:t xml:space="preserve">Luckett S, Garcia R, Barker J, Konarev A, Shewry P, Clarke A, et al. (1999). High-resolution structure of a potent, cyclic proteinase inhibitor from sunflower seeds. Journal of Molecular Biology 290, 525-533. doi: 10.1006/jmbi.1999.2891</w:t>
+        <w:t xml:space="preserve">Meriño-Cabrera Y, de Oliveira Mendes TA, Castro JGS, Barbosa SL, Macedo MLR, de Almeida Oliveira MG (2020). Noncompetitive tight-binding inhibition of Anticarsia gemmatalis trypsins by Adenanthera pavonina protease inhibitor affects larvae survival. Archives of Insect Biochemistry and Physiology 104, e21687. doi: 10.1002/arch.21687</w:t>
       </w:r>
     </w:p>
     <w:p>
@@ -9003,7 +10196,7 @@
         <w:pStyle w:val="BodyText"/>
       </w:pPr>
       <w:r>
-        <w:t xml:space="preserve">Meriño-Cabrera Y, de Oliveira Mendes TA, Castro JGS, Barbosa SL, Macedo MLR, de Almeida Oliveira MG (2020). Noncompetitive tight-binding inhibition of Anticarsia gemmatalis trypsins by Adenanthera pavonina protease inhibitor affects larvae survival. Archives of Insect Biochemistry and Physiology 104, e21687. doi: 10.1002/arch.21687</w:t>
+        <w:t xml:space="preserve">Meriño-Cabrera Y, Severiche Castro JG, Rios Diez JD, Rodrigues Macedo ML, de Oliveira Mendes TA, Goreti de Almeida Oliveira M (2020). Rational design of mimetic peptides based on the interaction between Inga laurina inhibitor and trypsins for Spodoptera cosmioides pest control. Insect Biochemistry and Molecular Biology 122, 103390. doi: 10.1016/j.ibmb.2020.103390</w:t>
       </w:r>
     </w:p>
     <w:p>
@@ -9011,7 +10204,7 @@
         <w:pStyle w:val="BodyText"/>
       </w:pPr>
       <w:r>
-        <w:t xml:space="preserve">Meriño-Cabrera Y, Severiche Castro JG, Rios Diez JD, Rodrigues Macedo ML, de Oliveira Mendes TA, Goreti de Almeida Oliveira M (2020). Rational design of mimetic peptides based on the interaction between Inga laurina inhibitor and trypsins for Spodoptera cosmioides pest control. Insect Biochemistry and Molecular Biology 122, 103390. doi: 10.1016/j.ibmb.2020.103390</w:t>
+        <w:t xml:space="preserve">Meriño-Cabrera Y, Castro JS, de Almeida Barros R, da Silva Junior NR, de Oliveira Ramos H, de Almeida Oliveira MG (2022). Arginine-containing dipeptides decrease affinity of gut trypsins and compromise soybean pest development. Pesticide Biochemistry and Physiology 184, 105107. doi: 10.1016/j.pestbp.2022.105107</w:t>
       </w:r>
     </w:p>
     <w:p>
@@ -9019,7 +10212,7 @@
         <w:pStyle w:val="BodyText"/>
       </w:pPr>
       <w:r>
-        <w:t xml:space="preserve">Meriño-Cabrera Y, Castro JS, de Almeida Barros R, da Silva Junior NR, de Oliveira Ramos H, de Almeida Oliveira MG (2022). Arginine-containing dipeptides decrease affinity of gut trypsins and compromise soybean pest development. Pesticide Biochemistry and Physiology 184, 105107. doi: 10.1016/j.pestbp.2022.105107</w:t>
+        <w:t xml:space="preserve">Michaud-Agrawal N, Denning EJ, Woolf TB, Beckstein O (2011). MDAnalysis: A toolkit for the analysis of molecular dynamics simulations. Journal of Computational Chemistry 32, 2319-2327. doi: 10.1002/jcc.21787</w:t>
       </w:r>
     </w:p>
     <w:p>
@@ -9027,7 +10220,7 @@
         <w:pStyle w:val="BodyText"/>
       </w:pPr>
       <w:r>
-        <w:t xml:space="preserve">Michaud-Agrawal N, Denning EJ, Woolf TB, Beckstein O (2011). MDAnalysis: A toolkit for the analysis of molecular dynamics simulations. Journal of Computational Chemistry 32, 2319-2327. doi: 10.1002/jcc.21787</w:t>
+        <w:t xml:space="preserve">Mirdita M, Schütze K, Moriwaki Y, Heo L, Ovchinnikov S, Steinegger M (2022). ColabFold: making protein folding accessible to all. Nature Methods 19, 679-682. doi: 10.1038/s41592-022-01488-1</w:t>
       </w:r>
     </w:p>
     <w:p>
@@ -9035,7 +10228,7 @@
         <w:pStyle w:val="BodyText"/>
       </w:pPr>
       <w:r>
-        <w:t xml:space="preserve">Mirdita M, Schütze K, Moriwaki Y, Heo L, Ovchinnikov S, Steinegger M (2022). ColabFold: making protein folding accessible to all. Nature Methods 19, 679-682. doi: 10.1038/s41592-022-01488-1</w:t>
+        <w:t xml:space="preserve">Nakonieczny M, Michalczyk K, Kędziorski A (2007). Midgut protease activities in monophagous larvae of Apollo butterfly, Parnassius apollo ssp. frankenbergeri. Comptes Rendus. Biologies 330, 126-134. doi: 10.1016/j.crvi.2006.12.002</w:t>
       </w:r>
     </w:p>
     <w:p>
@@ -9043,7 +10236,7 @@
         <w:pStyle w:val="BodyText"/>
       </w:pPr>
       <w:r>
-        <w:t xml:space="preserve">Nakonieczny M, Michalczyk K, Kędziorski A (2007). Midgut protease activities in monophagous larvae of Apollo butterfly, Parnassius apollo ssp. frankenbergeri. Comptes Rendus. Biologies 330, 126-134. doi: 10.1016/j.crvi.2006.12.002</w:t>
+        <w:t xml:space="preserve">Olsson MHM, Søndergaard CR, Rostkowski M, Jensen JH (2011). PROPKA3: Consistent Treatment of Internal and Surface Residues in Empirical p K a Predictions. Journal of Chemical Theory and Computation 7, 525-537. doi: 10.1021/ct100578z</w:t>
       </w:r>
     </w:p>
     <w:p>
@@ -9051,7 +10244,7 @@
         <w:pStyle w:val="BodyText"/>
       </w:pPr>
       <w:r>
-        <w:t xml:space="preserve">Olsson MHM, Søndergaard CR, Rostkowski M, Jensen JH (2011). PROPKA3: Consistent Treatment of Internal and Surface Residues in Empirical p K a Predictions. Journal of Chemical Theory and Computation 7, 525-537. doi: 10.1021/ct100578z</w:t>
+        <w:t xml:space="preserve">Parkin S, Rupp B, Hope H (1996). Structure of bovine pancreatic trypsin inhibitor at 125 K definition of carboxyl-terminal residues Gly57 and Ala58. Acta Crystallographica Section D Biological Crystallography 52, 18-29. doi: 10.1107/S0907444995008675</w:t>
       </w:r>
     </w:p>
     <w:p>
@@ -9059,7 +10252,7 @@
         <w:pStyle w:val="BodyText"/>
       </w:pPr>
       <w:r>
-        <w:t xml:space="preserve">Parkin S, Rupp B, Hope H (1996). Structure of bovine pancreatic trypsin inhibitor at 125 K definition of carboxyl-terminal residues Gly57 and Ala58. Acta Crystallographica Section D Biological Crystallography 52, 18-29. doi: 10.1107/S0907444995008675</w:t>
+        <w:t xml:space="preserve">Parrinello M, Rahman A (1981). Polymorphic transitions in single crystals: A new molecular dynamics method. Journal of Applied Physics 52, 7182-7190. doi: 10.1063/1.328693</w:t>
       </w:r>
     </w:p>
     <w:p>
@@ -9067,7 +10260,7 @@
         <w:pStyle w:val="BodyText"/>
       </w:pPr>
       <w:r>
-        <w:t xml:space="preserve">Parrinello M, Rahman A (1981). Polymorphic transitions in single crystals: A new molecular dynamics method. Journal of Applied Physics 52, 7182-7190. doi: 10.1063/1.328693</w:t>
+        <w:t xml:space="preserve">Passaro S, Corso G, Wohlwend J, Reveiz M, Thaler S, Ram Somnath V, et al. (2025). Boltz-2: Towards accurate and efficient binding affinity prediction. bioRxiv [Preprint]. doi: 10.1101/2025.06.14.659707</w:t>
       </w:r>
     </w:p>
     <w:p>
@@ -9075,7 +10268,7 @@
         <w:pStyle w:val="BodyText"/>
       </w:pPr>
       <w:r>
-        <w:t xml:space="preserve">Passaro S, Corso G, Wohlwend J, Reveiz M, Thaler S, Ram Somnath V, et al. (2025). Boltz-2: Towards accurate and efficient binding affinity prediction. bioRxiv [Preprint]. doi: 10.1101/2025.06.14.659707</w:t>
+        <w:t xml:space="preserve">Patarroyo-Vargas AM, Merino-Cabrera YB, Zanuncio JC, Rocha F, Campos WG, de Almeida Oliveira MG (2017). Kinetic Characterization of Anticarsia gemmatalis Digestive Serine- Proteases and the Inhibitory Effect of Synthetic Peptides. Protein &amp; Peptide Letters 24, 1040-1047. doi: 10.2174/0929866524666170918103146</w:t>
       </w:r>
     </w:p>
     <w:p>
@@ -9083,7 +10276,7 @@
         <w:pStyle w:val="BodyText"/>
       </w:pPr>
       <w:r>
-        <w:t xml:space="preserve">Patarroyo-Vargas AM, Merino-Cabrera YB, Zanuncio JC, Rocha F, Campos WG, de Almeida Oliveira MG (2017). Kinetic Characterization of Anticarsia gemmatalis Digestive Serine- Proteases and the Inhibitory Effect of Synthetic Peptides. Protein &amp; Peptide Letters 24, 1040-1047. doi: 10.2174/0929866524666170918103146</w:t>
+        <w:t xml:space="preserve">Patarroyo-Vargas AM, Cordeiro G, Silva CRD, Silva CRD, Mendonça EG, Visôtto LE, et al. (2020). Inhibition kinetics of digestive proteases for Anticarsia gemmatalis. Anais da Academia Brasileira de Ciências 92, e20180477. doi: 10.1590/0001-3765202020180477</w:t>
       </w:r>
     </w:p>
     <w:p>
@@ -9147,6 +10340,14 @@
         <w:pStyle w:val="BodyText"/>
       </w:pPr>
       <w:r>
+        <w:t xml:space="preserve">Severiche-Castro J, Valerio MF, Oliveira MGdA (2026). Structure-Guided Design of an Interface-Derived Inhibitor Peptide Against Spodoptera frugiperda Digestive Trypsins. Archives of Insect Biochemistry and Physiology 122, e70164. doi: 10.1002/arch.70164</w:t>
+      </w:r>
+    </w:p>
+    <w:p>
+      <w:pPr>
+        <w:pStyle w:val="BodyText"/>
+      </w:pPr>
+      <w:r>
         <w:t xml:space="preserve">Silva-Júnior NR, Cabrera YM, Barbosa SL, Barros RDA, Barros E, Vital CE, et al. (2021). Intestinal proteases profiling from Anticarsia gemmatalis and their binding to inhibitors. Archives of Insect Biochemistry and Physiology 107, e21792. doi: 10.1002/arch.21792</w:t>
       </w:r>
     </w:p>
@@ -9286,8 +10487,8 @@
         <w:t xml:space="preserve">Zhou D, Lobo YA, Batista IFC, Marques-Porto R, Gustchina A, Oliva MLV, et al. (2013). Crystal Structures of a Plant Trypsin Inhibitor from Enterolobium contortisiliquum (EcTI) and of Its Complex with Bovine Trypsin. PLoS ONE 8, e62252. doi: 10.1371/journal.pone.0062252</w:t>
       </w:r>
     </w:p>
-    <w:bookmarkEnd w:id="71"/>
-    <w:bookmarkEnd w:id="72"/>
+    <w:bookmarkEnd w:id="81"/>
+    <w:bookmarkEnd w:id="82"/>
     <w:sectPr>
       <w:footerReference w:type="default" r:id="rId9"/>
       <w:footnotePr>

--- a/manuscript/Manuscrito_PT_leitura.docx
+++ b/manuscript/Manuscrito_PT_leitura.docx
@@ -342,7 +342,7 @@
               <w:rPr>
                 <w:sz w:val="18"/>
               </w:rPr>
-              <w:t xml:space="preserve">7,105 palavras no original em inglês (corpo sem tabelas, títulos e legendas; cada citação contada como uma palavra); tradução: 7,698</w:t>
+              <w:t xml:space="preserve">7,166 palavras no original em inglês (corpo sem tabelas, títulos e legendas; cada citação contada como uma palavra); tradução: 7,776</w:t>
             </w:r>
           </w:p>
         </w:tc>
@@ -794,7 +794,7 @@
               <w:rPr>
                 <w:sz w:val="18"/>
               </w:rPr>
-              <w:t xml:space="preserve">68 referências, todas com metadados conferidos no Crossref/PubMed; nenhuma citada sem estar na lista, nenhuma na lista sem ser citada</w:t>
+              <w:t xml:space="preserve">69 referências, todas com metadados conferidos no Crossref/PubMed; nenhuma citada sem estar na lista, nenhuma na lista sem ser citada</w:t>
             </w:r>
           </w:p>
         </w:tc>
@@ -3890,7 +3890,7 @@
         <w:t xml:space="preserve"> </w:t>
       </w:r>
       <w:r>
-        <w:t xml:space="preserve">tiveram pH 9,56–10,0 (Karumbaiah et al., 2007), e o intestino médio de lepidópteros atinge o maior pH luminal conhecido (Dow, 1992). Os sistemas foram montados com tleap e ParmEd do AmberTools (AMBER99SB-ILDN, Lindorff-Larsen et al., 2010; água TIP3P, Jorgensen et al., 1983) em uma caixa octaédrica truncada com 12 Å de margem e NaCl a 0,15 M, e exportados para o GROMACS 2025.4 (Abraham et al., 2015). O peptídeo linear tem extremidades NH</w:t>
+        <w:t xml:space="preserve">tiveram pH 9,56–10,0 (Karumbaiah et al., 2007), e o intestino médio de lepidópteros atinge o maior pH luminal conhecido (Dow, 1992). Os sistemas foram montados com o GROMACS 2025.4 (Abraham et al., 2015) e o campo de força aditivo CHARMM36 para proteínas (Huang e MacKerell, 2013) (porte para o GROMACS de fevereiro de 2026 gerado com o charmm2gmx (Wacha e Lemkul, 2023), o mesmo campo de força usado nas demais simulações de complexos tripsina–peptídeo do nosso grupo) com água TIP3P (Jorgensen et al., 1983), em caixa dodecaédrica com 1,2 nm de margem e KCl a 0,10 M (o potássio é o cátion dominante da hemolinfa de insetos). O peptídeo linear tem extremidades NH</w:t>
       </w:r>
       <w:r>
         <w:rPr>
@@ -3917,10 +3917,22 @@
         <w:t xml:space="preserve">−</w:t>
       </w:r>
       <w:r>
-        <w:t xml:space="preserve"> </w:t>
-      </w:r>
-      <w:r>
-        <w:t xml:space="preserve">livres, porque o campo de força não oferece N-terminal neutro; em pH 10 o grupo α-amino (pKa ≈ 8) seria majoritariamente neutro, de modo que isso é uma limitação que afeta apenas a frente linear. O macrociclo foi construído com ligação C(n)–N(1) explícita na topologia, de modo que não tem extremidades; a montagem foi validada em um complexo de 10 resíduos (minimização convergiu, NVT estável, C–N de fechamento 1,34 Å, ω −179°; Figura S2), e a geometria inicial é compatível com o anel porque vem da predição cíclica do Boltz-2. As etapas e os controles foram idênticos nas duas frentes: minimização por máxima descida, 200 ps de equilibração NVT e 500 ps de NPT com restrições de posição nos átomos pesados da proteína (1.000 kJ mol</w:t>
+        <w:t xml:space="preserve">, o padrão do CHARMM36; em pH 10 o grupo α-amino (pKa ≈ 8) seria majoritariamente neutro, de modo que isso é uma limitação que afeta apenas a frente linear. O macrociclo não tem extremidades: o GROMACS 2024 e posteriores (pdb2gmx) forma a ligação cabeça–cauda quando a distância C(n)–N(1) da predição do Boltz-2 é de ligação, e gera os termos de ângulo, diedro, par 1–4, impróprio e CMAP do anel com os mesmos parâmetros do CHARMM36 das ligações peptídicas internas. O script de montagem confere que a ligação C(n)–N(1) e o termo CMAP de cada resíduo estão presentes e para caso contrário, de modo que um anel nunca roda como cadeia linear aberta.</w:t>
+      </w:r>
+      <w:r>
+        <w:t xml:space="preserve"> </w:t>
+      </w:r>
+      <w:r>
+        <w:rPr>
+          <w:rStyle w:val="Pendente"/>
+        </w:rPr>
+        <w:t xml:space="preserve">PENDENTE: relato da distância C–N de fechamento e da integridade do anel (ω) no teste com CHARMM36 e nos 48 sistemas; a Figura S2 precisa ser refeita com este campo de força.</w:t>
+      </w:r>
+      <w:r>
+        <w:t xml:space="preserve"> </w:t>
+      </w:r>
+      <w:r>
+        <w:t xml:space="preserve">As etapas e os controles foram idênticos nas duas frentes: minimização por máxima descida, 200 ps de equilibração NVT e 500 ps de NPT com restrições de posição nos átomos pesados da proteína (1.000 kJ mol</w:t>
       </w:r>
       <w:r>
         <w:rPr>
@@ -3941,7 +3953,7 @@
         <w:t xml:space="preserve">−2</w:t>
       </w:r>
       <w:r>
-        <w:t xml:space="preserve">), depois 10 ns de produção a 300 K e 1 bar com o termostato de reescalonamento de velocidades (τ = 0,1 ps; Bussi et al., 2007), o barostato de Parrinello–Rahman (τ = 2 ps; Parrinello e Rahman, 1981), eletrostática por Ewald de malha de partículas (Essmann et al., 1995), corte de 1,0 nm para Coulomb e van der Waals, ligações a hidrogênio restritas (LINCS) e passo de 2 fs. Cada sistema foi simulado uma vez, com semente aleatória para as velocidades iniciais; dez nanossegundos com uma réplica são uma triagem descritiva e não se faz inferência estatística.</w:t>
+        <w:t xml:space="preserve">), depois 10 ns de produção a 300 K e 1 bar com o termostato de reescalonamento de velocidades (τ = 0,1 ps; Bussi et al., 2007), o barostato de Parrinello–Rahman (τ = 2 ps; Parrinello e Rahman, 1981), eletrostática por Ewald de malha de partículas (Essmann et al., 1995), corte de Coulomb de 1,2 nm, forças de van der Waals desligadas suavemente entre 1,0 e 1,2 nm (force-switch, sem correção de dispersão, como a parametrização do CHARMM36 exige), ligações a hidrogênio restritas (LINCS) e passo de 2 fs. Cada sistema foi simulado uma vez, com semente aleatória para as velocidades iniciais; dez nanossegundos com uma réplica são uma triagem descritiva e não se faz inferência estatística.</w:t>
       </w:r>
     </w:p>
     <w:bookmarkEnd w:id="29"/>
@@ -9861,7 +9873,7 @@
           <wp:inline>
             <wp:extent cx="3959999" cy="1583999"/>
             <wp:effectExtent b="0" l="0" r="0" t="0"/>
-            <wp:docPr descr="Figura S2. Teste de fumaça da topologia cíclica: RMSD do esqueleto e número de ligações de hidrogênio do sistema durante 50 ps de simulação de um macrociclo de 10 resíduos (GRPGIQAAPI) com um modelo de receptor de A. gemmatalis em pH 10,0. O teste verifica a montagem (C–N de fechamento 1,34 Å, ω −179°) e nada diz sobre estabilidade." title="" id="78" name="Picture"/>
+            <wp:docPr descr="Figura S2. PENDENTE: teste de fumaça da topologia cíclica com CHARMM36 (RMSD do esqueleto e número de ligações de hidrogênio em uma simulação curta de um macrociclo; distância C–N de fechamento e ω). A versão anterior desta figura usava outro campo de força e foi retirada." title="" id="78" name="Picture"/>
             <a:graphic>
               <a:graphicData uri="http://schemas.openxmlformats.org/drawingml/2006/picture">
                 <pic:pic>
@@ -9914,23 +9926,10 @@
         <w:t xml:space="preserve"> </w:t>
       </w:r>
       <w:r>
-        <w:t xml:space="preserve">Teste de fumaça da topologia cíclica: RMSD do esqueleto e número de ligações de hidrogênio do sistema durante 50 ps de simulação de um macrociclo de 10 resíduos (GRPGIQAAPI) com um modelo de receptor de</w:t>
-      </w:r>
-      <w:r>
-        <w:t xml:space="preserve"> </w:t>
-      </w:r>
-      <w:r>
-        <w:rPr>
-          <w:i/>
-          <w:iCs/>
-        </w:rPr>
-        <w:t xml:space="preserve">A. gemmatalis</w:t>
-      </w:r>
-      <w:r>
-        <w:t xml:space="preserve"> </w:t>
-      </w:r>
-      <w:r>
-        <w:t xml:space="preserve">em pH 10,0. O teste verifica a montagem (C–N de fechamento 1,34 Å, ω −179°) e nada diz sobre estabilidade.</w:t>
+        <w:rPr>
+          <w:rStyle w:val="Pendente"/>
+        </w:rPr>
+        <w:t xml:space="preserve">PENDENTE: teste de fumaça da topologia cíclica com CHARMM36 (RMSD do esqueleto e número de ligações de hidrogênio em uma simulação curta de um macrociclo; distância C–N de fechamento e ω). A versão anterior desta figura usava outro campo de força e foi retirada.</w:t>
       </w:r>
     </w:p>
     <w:bookmarkEnd w:id="80"/>
@@ -10012,6 +10011,14 @@
         <w:pStyle w:val="BodyText"/>
       </w:pPr>
       <w:r>
+        <w:t xml:space="preserve">de Almeida Barros R, Meriño-Cabrera Y, Severiche Castro JG, Rodrigues da Silva Júnior N, Schultz H, de Andrade RJ, et al. (2022). Inhibition constant and stability of tripeptide inhibitors of gut trypsin-like enzyme of the soybean pest Anticarsia gemmatalis. Archives of Insect Biochemistry and Physiology 110, e21887. doi: 10.1002/arch.21887</w:t>
+      </w:r>
+    </w:p>
+    <w:p>
+      <w:pPr>
+        <w:pStyle w:val="BodyText"/>
+      </w:pPr>
+      <w:r>
         <w:t xml:space="preserve">de Almeida Barros R, Meriño-Cabrera Y, Castro JS, da Silva Junior NR, de Oliveira JVA, Schultz H, et al. (2022). Bovine pancreatic trypsin inhibitor and soybean Kunitz trypsin inhibitor: Differential effects on proteases and larval development of the soybean pest Anticarsia gemmatalis (Lepidoptera: Noctuidae). Pesticide Biochemistry and Physiology 187, 105188. doi: 10.1016/j.pestbp.2022.105188</w:t>
       </w:r>
     </w:p>
@@ -10020,7 +10027,7 @@
         <w:pStyle w:val="BodyText"/>
       </w:pPr>
       <w:r>
-        <w:t xml:space="preserve">de Almeida Barros R, Meriño-Cabrera Y, Severiche Castro JG, Rodrigues da Silva Júnior N, Schultz H, de Andrade RJ, et al. (2022). Inhibition constant and stability of tripeptide inhibitors of gut trypsin-like enzyme of the soybean pest Anticarsia gemmatalis. Archives of Insect Biochemistry and Physiology 110, e21887. doi: 10.1002/arch.21887</w:t>
+        <w:t xml:space="preserve">Dolinsky TJ, Czodrowski P, Li H, Nielsen JE, Jensen JH, Klebe G, et al. (2007). PDB2PQR: expanding and upgrading automated preparation of biomolecular structures for molecular simulations. Nucleic Acids Research 35, W522-W525. doi: 10.1093/nar/gkm276</w:t>
       </w:r>
     </w:p>
     <w:p>
@@ -10028,7 +10035,7 @@
         <w:pStyle w:val="BodyText"/>
       </w:pPr>
       <w:r>
-        <w:t xml:space="preserve">Dolinsky TJ, Czodrowski P, Li H, Nielsen JE, Jensen JH, Klebe G, et al. (2007). PDB2PQR: expanding and upgrading automated preparation of biomolecular structures for molecular simulations. Nucleic Acids Research 35, W522-W525. doi: 10.1093/nar/gkm276</w:t>
+        <w:t xml:space="preserve">Dow JAT (1992). pH gradients in lepidopteran midgut. Journal of Experimental Biology 172, 355-375. doi: 10.1242/jeb.172.1.355</w:t>
       </w:r>
     </w:p>
     <w:p>
@@ -10036,7 +10043,7 @@
         <w:pStyle w:val="BodyText"/>
       </w:pPr>
       <w:r>
-        <w:t xml:space="preserve">Dow JAT (1992). pH gradients in lepidopteran midgut. Journal of Experimental Biology 172, 355-375. doi: 10.1242/jeb.172.1.355</w:t>
+        <w:t xml:space="preserve">Essmann U, Perera L, Berkowitz ML, Darden T, Lee H, Pedersen LG (1995). A smooth particle mesh Ewald method. The Journal of Chemical Physics 103, 8577-8593. doi: 10.1063/1.470117</w:t>
       </w:r>
     </w:p>
     <w:p>
@@ -10044,7 +10051,7 @@
         <w:pStyle w:val="BodyText"/>
       </w:pPr>
       <w:r>
-        <w:t xml:space="preserve">Essmann U, Perera L, Berkowitz ML, Darden T, Lee H, Pedersen LG (1995). A smooth particle mesh Ewald method. The Journal of Chemical Physics 103, 8577-8593. doi: 10.1063/1.470117</w:t>
+        <w:t xml:space="preserve">Gasteiger E, Hoogland C, Gattiker A, Duvaud S, Wilkins MR, Appel RD, et al. (2005). Protein Identification and Analysis Tools on the ExPASy Server. The Proteomics Protocols Handbook , 571-607. doi: 10.1385/1-59259-890-0:571</w:t>
       </w:r>
     </w:p>
     <w:p>
@@ -10052,7 +10059,7 @@
         <w:pStyle w:val="BodyText"/>
       </w:pPr>
       <w:r>
-        <w:t xml:space="preserve">Gasteiger E, Hoogland C, Gattiker A, Duvaud S, Wilkins MR, Appel RD, et al. (2005). Protein Identification and Analysis Tools on the ExPASy Server. The Proteomics Protocols Handbook , 571-607. doi: 10.1385/1-59259-890-0:571</w:t>
+        <w:t xml:space="preserve">Genheden S, Ryde U (2015). The MM/PBSA and MM/GBSA methods to estimate ligand-binding affinities. Expert Opinion on Drug Discovery 10, 449-461. doi: 10.1517/17460441.2015.1032936</w:t>
       </w:r>
     </w:p>
     <w:p>
@@ -10060,7 +10067,7 @@
         <w:pStyle w:val="BodyText"/>
       </w:pPr>
       <w:r>
-        <w:t xml:space="preserve">Genheden S, Ryde U (2015). The MM/PBSA and MM/GBSA methods to estimate ligand-binding affinities. Expert Opinion on Drug Discovery 10, 449-461. doi: 10.1517/17460441.2015.1032936</w:t>
+        <w:t xml:space="preserve">Gowers R, Linke M, Barnoud J, Reddy T, Melo M, Seyler S, et al. (2016). MDAnalysis: A Python Package for the Rapid Analysis of Molecular Dynamics Simulations. Proceedings of the Python in Science Conference , 98-105. doi: 10.25080/majora-629e541a-00e</w:t>
       </w:r>
     </w:p>
     <w:p>
@@ -10068,7 +10075,7 @@
         <w:pStyle w:val="BodyText"/>
       </w:pPr>
       <w:r>
-        <w:t xml:space="preserve">Gowers R, Linke M, Barnoud J, Reddy T, Melo M, Seyler S, et al. (2016). MDAnalysis: A Python Package for the Rapid Analysis of Molecular Dynamics Simulations. Proceedings of the Python in Science Conference , 98-105. doi: 10.25080/majora-629e541a-00e</w:t>
+        <w:t xml:space="preserve">Hedstrom L (2002). Serine Protease Mechanism and Specificity. Chemical Reviews 102, 4501-4524. doi: 10.1021/cr000033x</w:t>
       </w:r>
     </w:p>
     <w:p>
@@ -10076,7 +10083,7 @@
         <w:pStyle w:val="BodyText"/>
       </w:pPr>
       <w:r>
-        <w:t xml:space="preserve">Hedstrom L (2002). Serine Protease Mechanism and Specificity. Chemical Reviews 102, 4501-4524. doi: 10.1021/cr000033x</w:t>
+        <w:t xml:space="preserve">Hou T, Wang J, Li Y, Wang W (2011). Assessing the Performance of the MM/PBSA and MM/GBSA Methods. 1. The Accuracy of Binding Free Energy Calculations Based on Molecular Dynamics Simulations. Journal of Chemical Information and Modeling 51, 69-82. doi: 10.1021/ci100275a</w:t>
       </w:r>
     </w:p>
     <w:p>
@@ -10084,7 +10091,7 @@
         <w:pStyle w:val="BodyText"/>
       </w:pPr>
       <w:r>
-        <w:t xml:space="preserve">Hou T, Wang J, Li Y, Wang W (2011). Assessing the Performance of the MM/PBSA and MM/GBSA Methods. 1. The Accuracy of Binding Free Energy Calculations Based on Molecular Dynamics Simulations. Journal of Chemical Information and Modeling 51, 69-82. doi: 10.1021/ci100275a</w:t>
+        <w:t xml:space="preserve">Huang J, MacKerell AD (2013). CHARMM36 all-atom additive protein force field: Validation based on comparison to NMR data. Journal of Computational Chemistry 34, 2135-2145. doi: 10.1002/jcc.23354</w:t>
       </w:r>
     </w:p>
     <w:p>
@@ -10164,7 +10171,7 @@
         <w:pStyle w:val="BodyText"/>
       </w:pPr>
       <w:r>
-        <w:t xml:space="preserve">Lindorff-Larsen K, Piana S, Palmo K, Maragakis P, Klepeis JL, Dror RO, et al. (2010). Improved side-chain torsion potentials for the Amber ff99SB protein force field. Proteins: Structure, Function, and Bioinformatics 78, 1950-1958. doi: 10.1002/prot.22711</w:t>
+        <w:t xml:space="preserve">Lomate PR, Dewangan V, Mahajan NS, Kumar Y, Kulkarni A, Wang L, et al. (2018). Integrated Transcriptomic and Proteomic Analyses Suggest the Participation of Endogenous Protease Inhibitors in the Regulation of Protease Gene Expression in Helicoverpa armigera. Molecular &amp; Cellular Proteomics 17, 1324-1336. doi: 10.1074/mcp.ra117.000533</w:t>
       </w:r>
     </w:p>
     <w:p>
@@ -10172,7 +10179,7 @@
         <w:pStyle w:val="BodyText"/>
       </w:pPr>
       <w:r>
-        <w:t xml:space="preserve">Lomate PR, Dewangan V, Mahajan NS, Kumar Y, Kulkarni A, Wang L, et al. (2018). Integrated Transcriptomic and Proteomic Analyses Suggest the Participation of Endogenous Protease Inhibitors in the Regulation of Protease Gene Expression in Helicoverpa armigera. Molecular &amp; Cellular Proteomics 17, 1324-1336. doi: 10.1074/mcp.ra117.000533</w:t>
+        <w:t xml:space="preserve">Luckett S, Garcia R, Barker J, Konarev A, Shewry P, Clarke A, et al. (1999). High-resolution structure of a potent, cyclic proteinase inhibitor from sunflower seeds. Journal of Molecular Biology 290, 525-533. doi: 10.1006/jmbi.1999.2891</w:t>
       </w:r>
     </w:p>
     <w:p>
@@ -10180,7 +10187,7 @@
         <w:pStyle w:val="BodyText"/>
       </w:pPr>
       <w:r>
-        <w:t xml:space="preserve">Luckett S, Garcia R, Barker J, Konarev A, Shewry P, Clarke A, et al. (1999). High-resolution structure of a potent, cyclic proteinase inhibitor from sunflower seeds. Journal of Molecular Biology 290, 525-533. doi: 10.1006/jmbi.1999.2891</w:t>
+        <w:t xml:space="preserve">Meriño-Cabrera Y, de Oliveira Mendes TA, Castro JGS, Barbosa SL, Macedo MLR, de Almeida Oliveira MG (2020). Noncompetitive tight-binding inhibition of Anticarsia gemmatalis trypsins by Adenanthera pavonina protease inhibitor affects larvae survival. Archives of Insect Biochemistry and Physiology 104, e21687. doi: 10.1002/arch.21687</w:t>
       </w:r>
     </w:p>
     <w:p>
@@ -10188,7 +10195,7 @@
         <w:pStyle w:val="BodyText"/>
       </w:pPr>
       <w:r>
-        <w:t xml:space="preserve">Meriño-Cabrera Y, de Oliveira Mendes TA, Castro JGS, Barbosa SL, Macedo MLR, de Almeida Oliveira MG (2020). Noncompetitive tight-binding inhibition of Anticarsia gemmatalis trypsins by Adenanthera pavonina protease inhibitor affects larvae survival. Archives of Insect Biochemistry and Physiology 104, e21687. doi: 10.1002/arch.21687</w:t>
+        <w:t xml:space="preserve">Meriño-Cabrera Y, Severiche Castro JG, Rios Diez JD, Rodrigues Macedo ML, de Oliveira Mendes TA, Goreti de Almeida Oliveira M (2020). Rational design of mimetic peptides based on the interaction between Inga laurina inhibitor and trypsins for Spodoptera cosmioides pest control. Insect Biochemistry and Molecular Biology 122, 103390. doi: 10.1016/j.ibmb.2020.103390</w:t>
       </w:r>
     </w:p>
     <w:p>
@@ -10196,7 +10203,7 @@
         <w:pStyle w:val="BodyText"/>
       </w:pPr>
       <w:r>
-        <w:t xml:space="preserve">Meriño-Cabrera Y, Severiche Castro JG, Rios Diez JD, Rodrigues Macedo ML, de Oliveira Mendes TA, Goreti de Almeida Oliveira M (2020). Rational design of mimetic peptides based on the interaction between Inga laurina inhibitor and trypsins for Spodoptera cosmioides pest control. Insect Biochemistry and Molecular Biology 122, 103390. doi: 10.1016/j.ibmb.2020.103390</w:t>
+        <w:t xml:space="preserve">Meriño-Cabrera Y, Castro JS, de Almeida Barros R, da Silva Junior NR, de Oliveira Ramos H, de Almeida Oliveira MG (2022). Arginine-containing dipeptides decrease affinity of gut trypsins and compromise soybean pest development. Pesticide Biochemistry and Physiology 184, 105107. doi: 10.1016/j.pestbp.2022.105107</w:t>
       </w:r>
     </w:p>
     <w:p>
@@ -10204,7 +10211,7 @@
         <w:pStyle w:val="BodyText"/>
       </w:pPr>
       <w:r>
-        <w:t xml:space="preserve">Meriño-Cabrera Y, Castro JS, de Almeida Barros R, da Silva Junior NR, de Oliveira Ramos H, de Almeida Oliveira MG (2022). Arginine-containing dipeptides decrease affinity of gut trypsins and compromise soybean pest development. Pesticide Biochemistry and Physiology 184, 105107. doi: 10.1016/j.pestbp.2022.105107</w:t>
+        <w:t xml:space="preserve">Michaud-Agrawal N, Denning EJ, Woolf TB, Beckstein O (2011). MDAnalysis: A toolkit for the analysis of molecular dynamics simulations. Journal of Computational Chemistry 32, 2319-2327. doi: 10.1002/jcc.21787</w:t>
       </w:r>
     </w:p>
     <w:p>
@@ -10212,7 +10219,7 @@
         <w:pStyle w:val="BodyText"/>
       </w:pPr>
       <w:r>
-        <w:t xml:space="preserve">Michaud-Agrawal N, Denning EJ, Woolf TB, Beckstein O (2011). MDAnalysis: A toolkit for the analysis of molecular dynamics simulations. Journal of Computational Chemistry 32, 2319-2327. doi: 10.1002/jcc.21787</w:t>
+        <w:t xml:space="preserve">Mirdita M, Schütze K, Moriwaki Y, Heo L, Ovchinnikov S, Steinegger M (2022). ColabFold: making protein folding accessible to all. Nature Methods 19, 679-682. doi: 10.1038/s41592-022-01488-1</w:t>
       </w:r>
     </w:p>
     <w:p>
@@ -10220,7 +10227,7 @@
         <w:pStyle w:val="BodyText"/>
       </w:pPr>
       <w:r>
-        <w:t xml:space="preserve">Mirdita M, Schütze K, Moriwaki Y, Heo L, Ovchinnikov S, Steinegger M (2022). ColabFold: making protein folding accessible to all. Nature Methods 19, 679-682. doi: 10.1038/s41592-022-01488-1</w:t>
+        <w:t xml:space="preserve">Nakonieczny M, Michalczyk K, Kędziorski A (2007). Midgut protease activities in monophagous larvae of Apollo butterfly, Parnassius apollo ssp. frankenbergeri. Comptes Rendus. Biologies 330, 126-134. doi: 10.1016/j.crvi.2006.12.002</w:t>
       </w:r>
     </w:p>
     <w:p>
@@ -10228,7 +10235,7 @@
         <w:pStyle w:val="BodyText"/>
       </w:pPr>
       <w:r>
-        <w:t xml:space="preserve">Nakonieczny M, Michalczyk K, Kędziorski A (2007). Midgut protease activities in monophagous larvae of Apollo butterfly, Parnassius apollo ssp. frankenbergeri. Comptes Rendus. Biologies 330, 126-134. doi: 10.1016/j.crvi.2006.12.002</w:t>
+        <w:t xml:space="preserve">Olsson MHM, Søndergaard CR, Rostkowski M, Jensen JH (2011). PROPKA3: Consistent Treatment of Internal and Surface Residues in Empirical p K a Predictions. Journal of Chemical Theory and Computation 7, 525-537. doi: 10.1021/ct100578z</w:t>
       </w:r>
     </w:p>
     <w:p>
@@ -10236,7 +10243,7 @@
         <w:pStyle w:val="BodyText"/>
       </w:pPr>
       <w:r>
-        <w:t xml:space="preserve">Olsson MHM, Søndergaard CR, Rostkowski M, Jensen JH (2011). PROPKA3: Consistent Treatment of Internal and Surface Residues in Empirical p K a Predictions. Journal of Chemical Theory and Computation 7, 525-537. doi: 10.1021/ct100578z</w:t>
+        <w:t xml:space="preserve">Parkin S, Rupp B, Hope H (1996). Structure of bovine pancreatic trypsin inhibitor at 125 K definition of carboxyl-terminal residues Gly57 and Ala58. Acta Crystallographica Section D Biological Crystallography 52, 18-29. doi: 10.1107/S0907444995008675</w:t>
       </w:r>
     </w:p>
     <w:p>
@@ -10244,7 +10251,7 @@
         <w:pStyle w:val="BodyText"/>
       </w:pPr>
       <w:r>
-        <w:t xml:space="preserve">Parkin S, Rupp B, Hope H (1996). Structure of bovine pancreatic trypsin inhibitor at 125 K definition of carboxyl-terminal residues Gly57 and Ala58. Acta Crystallographica Section D Biological Crystallography 52, 18-29. doi: 10.1107/S0907444995008675</w:t>
+        <w:t xml:space="preserve">Parrinello M, Rahman A (1981). Polymorphic transitions in single crystals: A new molecular dynamics method. Journal of Applied Physics 52, 7182-7190. doi: 10.1063/1.328693</w:t>
       </w:r>
     </w:p>
     <w:p>
@@ -10252,7 +10259,7 @@
         <w:pStyle w:val="BodyText"/>
       </w:pPr>
       <w:r>
-        <w:t xml:space="preserve">Parrinello M, Rahman A (1981). Polymorphic transitions in single crystals: A new molecular dynamics method. Journal of Applied Physics 52, 7182-7190. doi: 10.1063/1.328693</w:t>
+        <w:t xml:space="preserve">Passaro S, Corso G, Wohlwend J, Reveiz M, Thaler S, Ram Somnath V, et al. (2025). Boltz-2: Towards accurate and efficient binding affinity prediction. bioRxiv [Preprint]. doi: 10.1101/2025.06.14.659707</w:t>
       </w:r>
     </w:p>
     <w:p>
@@ -10260,7 +10267,7 @@
         <w:pStyle w:val="BodyText"/>
       </w:pPr>
       <w:r>
-        <w:t xml:space="preserve">Passaro S, Corso G, Wohlwend J, Reveiz M, Thaler S, Ram Somnath V, et al. (2025). Boltz-2: Towards accurate and efficient binding affinity prediction. bioRxiv [Preprint]. doi: 10.1101/2025.06.14.659707</w:t>
+        <w:t xml:space="preserve">Patarroyo-Vargas AM, Merino-Cabrera YB, Zanuncio JC, Rocha F, Campos WG, de Almeida Oliveira MG (2017). Kinetic Characterization of Anticarsia gemmatalis Digestive Serine- Proteases and the Inhibitory Effect of Synthetic Peptides. Protein &amp; Peptide Letters 24, 1040-1047. doi: 10.2174/0929866524666170918103146</w:t>
       </w:r>
     </w:p>
     <w:p>
@@ -10268,7 +10275,7 @@
         <w:pStyle w:val="BodyText"/>
       </w:pPr>
       <w:r>
-        <w:t xml:space="preserve">Patarroyo-Vargas AM, Merino-Cabrera YB, Zanuncio JC, Rocha F, Campos WG, de Almeida Oliveira MG (2017). Kinetic Characterization of Anticarsia gemmatalis Digestive Serine- Proteases and the Inhibitory Effect of Synthetic Peptides. Protein &amp; Peptide Letters 24, 1040-1047. doi: 10.2174/0929866524666170918103146</w:t>
+        <w:t xml:space="preserve">Patarroyo-Vargas AM, Cordeiro G, Silva CRD, Silva CRD, Mendonça EG, Visôtto LE, et al. (2020). Inhibition kinetics of digestive proteases for Anticarsia gemmatalis. Anais da Academia Brasileira de Ciências 92, e20180477. doi: 10.1590/0001-3765202020180477</w:t>
       </w:r>
     </w:p>
     <w:p>
@@ -10276,7 +10283,7 @@
         <w:pStyle w:val="BodyText"/>
       </w:pPr>
       <w:r>
-        <w:t xml:space="preserve">Patarroyo-Vargas AM, Cordeiro G, Silva CRD, Silva CRD, Mendonça EG, Visôtto LE, et al. (2020). Inhibition kinetics of digestive proteases for Anticarsia gemmatalis. Anais da Academia Brasileira de Ciências 92, e20180477. doi: 10.1590/0001-3765202020180477</w:t>
+        <w:t xml:space="preserve">Paulo DGS, Schneider JR, Meriño-Cabrera Y, Wurlitzer WB, de Andrade RJ, Santos ILB, et al. (2026). Peptides Derived From Reactive Center Loops Inhibit Digestive Trypsin-Like Enzymes in Lepidopteran Pests. Archives of Insect Biochemistry and Physiology 121, e70123. doi: 10.1002/arch.70123</w:t>
       </w:r>
     </w:p>
     <w:p>
@@ -10284,7 +10291,7 @@
         <w:pStyle w:val="BodyText"/>
       </w:pPr>
       <w:r>
-        <w:t xml:space="preserve">Paulo DGS, Schneider JR, Meriño-Cabrera Y, Wurlitzer WB, de Andrade RJ, Santos ILB, et al. (2026). Peptides Derived From Reactive Center Loops Inhibit Digestive Trypsin-Like Enzymes in Lepidopteran Pests. Archives of Insect Biochemistry and Physiology 121, e70123. doi: 10.1002/arch.70123</w:t>
+        <w:t xml:space="preserve">Perona JJ, Craik CS (1995). Structural basis of substrate specificity in the serine proteases. Protein Science 4, 337-360. doi: 10.1002/pro.5560040301</w:t>
       </w:r>
     </w:p>
     <w:p>
@@ -10292,7 +10299,7 @@
         <w:pStyle w:val="BodyText"/>
       </w:pPr>
       <w:r>
-        <w:t xml:space="preserve">Perona JJ, Craik CS (1995). Structural basis of substrate specificity in the serine proteases. Protein Science 4, 337-360. doi: 10.1002/pro.5560040301</w:t>
+        <w:t xml:space="preserve">Rettie SA, Juergens D, Adebomi V, Bueso YF, Zhao Q, Leveille AN, et al. (2025). Accurate de novo design of high-affinity protein-binding macrocycles using deep learning. Nature Chemical Biology 21, 1948-1956. doi: 10.1038/s41589-025-01929-w</w:t>
       </w:r>
     </w:p>
     <w:p>
@@ -10300,7 +10307,7 @@
         <w:pStyle w:val="BodyText"/>
       </w:pPr>
       <w:r>
-        <w:t xml:space="preserve">Rettie SA, Juergens D, Adebomi V, Bueso YF, Zhao Q, Leveille AN, et al. (2025). Accurate de novo design of high-affinity protein-binding macrocycles using deep learning. Nature Chemical Biology 21, 1948-1956. doi: 10.1038/s41589-025-01929-w</w:t>
+        <w:t xml:space="preserve">Saikhedkar NS, Joshi RS, Bhoite AS, Mohandasan R, Yadav AK, Fernandes M, et al. (2018). Tripeptides derived from reactive centre loop of potato type II protease inhibitors preferentially inhibit midgut proteases of Helicoverpa armigera. Insect Biochemistry and Molecular Biology 95, 17-25. doi: 10.1016/j.ibmb.2018.02.001</w:t>
       </w:r>
     </w:p>
     <w:p>
@@ -10308,7 +10315,7 @@
         <w:pStyle w:val="BodyText"/>
       </w:pPr>
       <w:r>
-        <w:t xml:space="preserve">Saikhedkar NS, Joshi RS, Bhoite AS, Mohandasan R, Yadav AK, Fernandes M, et al. (2018). Tripeptides derived from reactive centre loop of potato type II protease inhibitors preferentially inhibit midgut proteases of Helicoverpa armigera. Insect Biochemistry and Molecular Biology 95, 17-25. doi: 10.1016/j.ibmb.2018.02.001</w:t>
+        <w:t xml:space="preserve">Saikhedkar NS, Joshi RS, Yadav AK, Seal S, Fernandes M, Giri AP (2019). Phyto-inspired cyclic peptides derived from plant Pin-II type protease inhibitor reactive center loops for crop protection from insect pests. Biochimica et Biophysica Acta (BBA) - General Subjects 1863, 1254-1262. doi: 10.1016/j.bbagen.2019.05.003</w:t>
       </w:r>
     </w:p>
     <w:p>
@@ -10316,7 +10323,7 @@
         <w:pStyle w:val="BodyText"/>
       </w:pPr>
       <w:r>
-        <w:t xml:space="preserve">Saikhedkar NS, Joshi RS, Yadav AK, Seal S, Fernandes M, Giri AP (2019). Phyto-inspired cyclic peptides derived from plant Pin-II type protease inhibitor reactive center loops for crop protection from insect pests. Biochimica et Biophysica Acta (BBA) - General Subjects 1863, 1254-1262. doi: 10.1016/j.bbagen.2019.05.003</w:t>
+        <w:t xml:space="preserve">Schechter I, Berger A (1967). On the size of the active site in proteases. I. Papain. Biochemical and Biophysical Research Communications 27, 157-162. doi: 10.1016/S0006-291X(67)80055-X</w:t>
       </w:r>
     </w:p>
     <w:p>
@@ -10324,7 +10331,7 @@
         <w:pStyle w:val="BodyText"/>
       </w:pPr>
       <w:r>
-        <w:t xml:space="preserve">Schechter I, Berger A (1967). On the size of the active site in proteases. I. Papain. Biochemical and Biophysical Research Communications 27, 157-162. doi: 10.1016/S0006-291X(67)80055-X</w:t>
+        <w:t xml:space="preserve">Schultz H, Paulo DGS, Meriño-Cabrera Y, de Andrade RJ, Santos ILB, Rodrigues MCNG, et al. (2026). Synthetic Peptide Inhibition of Trypsin-Like Proteases in Spodoptera frugiperda (Lepidoptera: Noctuidae): Evaluating the Influence of Gut Microbiota. Archives of Insect Biochemistry and Physiology 121, e70145. doi: 10.1002/arch.70145</w:t>
       </w:r>
     </w:p>
     <w:p>
@@ -10332,7 +10339,7 @@
         <w:pStyle w:val="BodyText"/>
       </w:pPr>
       <w:r>
-        <w:t xml:space="preserve">Schultz H, Paulo DGS, Meriño-Cabrera Y, de Andrade RJ, Santos ILB, Rodrigues MCNG, et al. (2026). Synthetic Peptide Inhibition of Trypsin-Like Proteases in Spodoptera frugiperda (Lepidoptera: Noctuidae): Evaluating the Influence of Gut Microbiota. Archives of Insect Biochemistry and Physiology 121, e70145. doi: 10.1002/arch.70145</w:t>
+        <w:t xml:space="preserve">Severiche-Castro J, Valerio MF, Oliveira MGdA (2026). Structure-Guided Design of an Interface-Derived Inhibitor Peptide Against Spodoptera frugiperda Digestive Trypsins. Archives of Insect Biochemistry and Physiology 122, e70164. doi: 10.1002/arch.70164</w:t>
       </w:r>
     </w:p>
     <w:p>
@@ -10340,7 +10347,7 @@
         <w:pStyle w:val="BodyText"/>
       </w:pPr>
       <w:r>
-        <w:t xml:space="preserve">Severiche-Castro J, Valerio MF, Oliveira MGdA (2026). Structure-Guided Design of an Interface-Derived Inhibitor Peptide Against Spodoptera frugiperda Digestive Trypsins. Archives of Insect Biochemistry and Physiology 122, e70164. doi: 10.1002/arch.70164</w:t>
+        <w:t xml:space="preserve">Silva-Júnior NR, Cabrera YM, Barbosa SL, Barros RDA, Barros E, Vital CE, et al. (2021). Intestinal proteases profiling from Anticarsia gemmatalis and their binding to inhibitors. Archives of Insect Biochemistry and Physiology 107, e21792. doi: 10.1002/arch.21792</w:t>
       </w:r>
     </w:p>
     <w:p>
@@ -10348,7 +10355,7 @@
         <w:pStyle w:val="BodyText"/>
       </w:pPr>
       <w:r>
-        <w:t xml:space="preserve">Silva-Júnior NR, Cabrera YM, Barbosa SL, Barros RDA, Barros E, Vital CE, et al. (2021). Intestinal proteases profiling from Anticarsia gemmatalis and their binding to inhibitors. Archives of Insect Biochemistry and Physiology 107, e21792. doi: 10.1002/arch.21792</w:t>
+        <w:t xml:space="preserve">Song HK, Suh SW (1998). Kunitz-type soybean trypsin inhibitor revisited: refined structure of its complex with porcine trypsin reveals an insight into the interaction between a homologous inhibitor from Erythrina caffra and tissue-type plasminogen activator. Journal of Molecular Biology 275, 347-363. doi: 10.1006/jmbi.1997.1469</w:t>
       </w:r>
     </w:p>
     <w:p>
@@ -10356,7 +10363,7 @@
         <w:pStyle w:val="BodyText"/>
       </w:pPr>
       <w:r>
-        <w:t xml:space="preserve">Song HK, Suh SW (1998). Kunitz-type soybean trypsin inhibitor revisited: refined structure of its complex with porcine trypsin reveals an insight into the interaction between a homologous inhibitor from Erythrina caffra and tissue-type plasminogen activator. Journal of Molecular Biology 275, 347-363. doi: 10.1006/jmbi.1997.1469</w:t>
+        <w:t xml:space="preserve">Souza TP, Dias RO, Castelhano EC, Brandão MM, Moura DS, Silva-Filho MC (2016). Comparative analysis of expression profiling of the trypsin and chymotrypsin genes from Lepidoptera species with different levels of sensitivity to soybean peptidase inhibitors. Comparative Biochemistry and Physiology Part B: Biochemistry and Molecular Biology 196-197, 67-73. doi: 10.1016/j.cbpb.2016.02.007</w:t>
       </w:r>
     </w:p>
     <w:p>
@@ -10364,7 +10371,7 @@
         <w:pStyle w:val="BodyText"/>
       </w:pPr>
       <w:r>
-        <w:t xml:space="preserve">Souza TP, Dias RO, Castelhano EC, Brandão MM, Moura DS, Silva-Filho MC (2016). Comparative analysis of expression profiling of the trypsin and chymotrypsin genes from Lepidoptera species with different levels of sensitivity to soybean peptidase inhibitors. Comparative Biochemistry and Physiology Part B: Biochemistry and Molecular Biology 196-197, 67-73. doi: 10.1016/j.cbpb.2016.02.007</w:t>
+        <w:t xml:space="preserve">Terra WR, Ferreira C (1994). Insect digestive enzymes: properties, compartmentalization and function. Comparative Biochemistry and Physiology Part B: Comparative Biochemistry 109, 1-62. doi: 10.1016/0305-0491(94)90141-4</w:t>
       </w:r>
     </w:p>
     <w:p>
@@ -10372,7 +10379,7 @@
         <w:pStyle w:val="BodyText"/>
       </w:pPr>
       <w:r>
-        <w:t xml:space="preserve">Terra WR, Ferreira C (1994). Insect digestive enzymes: properties, compartmentalization and function. Comparative Biochemistry and Physiology Part B: Comparative Biochemistry 109, 1-62. doi: 10.1016/0305-0491(94)90141-4</w:t>
+        <w:t xml:space="preserve">The UniProt Consortium, Bateman A, Martin MJ, Orchard S, Magrane M, Adesina A, et al. (2025). UniProt: the Universal Protein Knowledgebase in 2025. Nucleic Acids Research 53, D609-D617. doi: 10.1093/nar/gkae1010</w:t>
       </w:r>
     </w:p>
     <w:p>
@@ -10380,7 +10387,7 @@
         <w:pStyle w:val="BodyText"/>
       </w:pPr>
       <w:r>
-        <w:t xml:space="preserve">The UniProt Consortium, Bateman A, Martin MJ, Orchard S, Magrane M, Adesina A, et al. (2025). UniProt: the Universal Protein Knowledgebase in 2025. Nucleic Acids Research 53, D609-D617. doi: 10.1093/nar/gkae1010</w:t>
+        <w:t xml:space="preserve">Valaitis AP (1995). Gypsy moth midgut proteinases: Purification and characterization of luminal trypsin, elastase and the brush border membrane leucine aminopeptidase. Insect Biochemistry and Molecular Biology 25, 139-149. doi: 10.1016/0965-1748(94)00033-e</w:t>
       </w:r>
     </w:p>
     <w:p>
@@ -10388,7 +10395,7 @@
         <w:pStyle w:val="BodyText"/>
       </w:pPr>
       <w:r>
-        <w:t xml:space="preserve">Valaitis AP (1995). Gypsy moth midgut proteinases: Purification and characterization of luminal trypsin, elastase and the brush border membrane leucine aminopeptidase. Insect Biochemistry and Molecular Biology 25, 139-149. doi: 10.1016/0965-1748(94)00033-e</w:t>
+        <w:t xml:space="preserve">Valaitis AP, Augustin S, Clancy KM (1999). Purification and characterization of the western spruce budworm larval midgut proteinases and comparison of gut activities of laboratory-reared and field-collected insects. Insect Biochemistry and Molecular Biology 29, 405-415. doi: 10.1016/s0965-1748(99)00017-x</w:t>
       </w:r>
     </w:p>
     <w:p>
@@ -10396,7 +10403,7 @@
         <w:pStyle w:val="BodyText"/>
       </w:pPr>
       <w:r>
-        <w:t xml:space="preserve">Valaitis AP, Augustin S, Clancy KM (1999). Purification and characterization of the western spruce budworm larval midgut proteinases and comparison of gut activities of laboratory-reared and field-collected insects. Insect Biochemistry and Molecular Biology 29, 405-415. doi: 10.1016/s0965-1748(99)00017-x</w:t>
+        <w:t xml:space="preserve">Valdés-Tresanco MS, Valdés-Tresanco ME, Valiente PA, Moreno E (2021). gmx_MMPBSA: A New Tool to Perform End-State Free Energy Calculations with GROMACS. Journal of Chemical Theory and Computation 17, 6281-6291. doi: 10.1021/acs.jctc.1c00645</w:t>
       </w:r>
     </w:p>
     <w:p>
@@ -10404,7 +10411,7 @@
         <w:pStyle w:val="BodyText"/>
       </w:pPr>
       <w:r>
-        <w:t xml:space="preserve">Valdés-Tresanco MS, Valdés-Tresanco ME, Valiente PA, Moreno E (2021). gmx_MMPBSA: A New Tool to Perform End-State Free Energy Calculations with GROMACS. Journal of Chemical Theory and Computation 17, 6281-6291. doi: 10.1021/acs.jctc.1c00645</w:t>
+        <w:t xml:space="preserve">van Kempen M, Kim SS, Tumescheit C, Mirdita M, Lee J, Gilchrist CLM, et al. (2024). Fast and accurate protein structure search with Foldseek. Nature Biotechnology 42, 243-246. doi: 10.1038/s41587-023-01773-0</w:t>
       </w:r>
     </w:p>
     <w:p>
@@ -10412,7 +10419,7 @@
         <w:pStyle w:val="BodyText"/>
       </w:pPr>
       <w:r>
-        <w:t xml:space="preserve">van Kempen M, Kim SS, Tumescheit C, Mirdita M, Lee J, Gilchrist CLM, et al. (2024). Fast and accurate protein structure search with Foldseek. Nature Biotechnology 42, 243-246. doi: 10.1038/s41587-023-01773-0</w:t>
+        <w:t xml:space="preserve">Varadi M, Bertoni D, Magana P, Paramval U, Pidruchna I, Radhakrishnan M, et al. (2024). AlphaFold Protein Structure Database in 2024: providing structure coverage for over 214 million protein sequences. Nucleic Acids Research 52, D368-D375. doi: 10.1093/nar/gkad1011</w:t>
       </w:r>
     </w:p>
     <w:p>
@@ -10420,7 +10427,7 @@
         <w:pStyle w:val="BodyText"/>
       </w:pPr>
       <w:r>
-        <w:t xml:space="preserve">Varadi M, Bertoni D, Magana P, Paramval U, Pidruchna I, Radhakrishnan M, et al. (2024). AlphaFold Protein Structure Database in 2024: providing structure coverage for over 214 million protein sequences. Nucleic Acids Research 52, D368-D375. doi: 10.1093/nar/gkad1011</w:t>
+        <w:t xml:space="preserve">Wacha AF, Lemkul JA (2023). charmm2gmx: An Automated Method to Port the CHARMM Additive Force Field to GROMACS. Journal of Chemical Information and Modeling 63, 4246-4252. doi: 10.1021/acs.jcim.3c00860</w:t>
       </w:r>
     </w:p>
     <w:p>

--- a/manuscript/Manuscrito_PT_leitura.docx
+++ b/manuscript/Manuscrito_PT_leitura.docx
@@ -342,7 +342,7 @@
               <w:rPr>
                 <w:sz w:val="18"/>
               </w:rPr>
-              <w:t xml:space="preserve">7,166 palavras no original em inglês (corpo sem tabelas, títulos e legendas; cada citação contada como uma palavra); tradução: 7,776</w:t>
+              <w:t xml:space="preserve">7,970 palavras no original em inglês (corpo sem tabelas, títulos e legendas; cada citação contada como uma palavra); tradução: 8,598</w:t>
             </w:r>
           </w:p>
         </w:tc>
@@ -652,7 +652,7 @@
               <w:rPr>
                 <w:sz w:val="18"/>
               </w:rPr>
-              <w:t xml:space="preserve">8 figuras + 2 suplementares em PNG, TIFF (LZW) e PDF vetorial a 300 dpi, largura 180 mm, RGB; as figuras dos resultados pendentes (Seções 3.8–3.10) ainda serão geradas</w:t>
+              <w:t xml:space="preserve">11 figuras + 2 suplementares em PNG, TIFF (LZW) e PDF vetorial a 300 dpi, largura 180 mm, RGB; as figuras dos resultados pendentes (Seções 3.8–3.10) ainda serão geradas</w:t>
             </w:r>
           </w:p>
         </w:tc>
@@ -1319,13 +1319,13 @@
       </w:r>
     </w:p>
     <w:bookmarkEnd w:id="10"/>
-    <w:bookmarkStart w:id="11" w:name="estado-dos-cálculos-30092026-noite"/>
+    <w:bookmarkStart w:id="11" w:name="estado-dos-cálculos-01102026-tarde"/>
     <w:p>
       <w:pPr>
         <w:pStyle w:val="Heading2"/>
       </w:pPr>
       <w:r>
-        <w:t xml:space="preserve">Estado dos cálculos (30/09/2026, noite)</w:t>
+        <w:t xml:space="preserve">Estado dos cálculos (01/10/2026, tarde)</w:t>
       </w:r>
     </w:p>
     <w:tbl>
@@ -1707,26 +1707,214 @@
             </w:pPr>
             <w:r>
               <w:rPr>
+                <w:sz w:val="18"/>
+              </w:rPr>
+              <w:t xml:space="preserve">concluído (L e M)</w:t>
+            </w:r>
+          </w:p>
+        </w:tc>
+        <w:tc>
+          <w:tcPr/>
+          <w:p>
+            <w:pPr>
+              <w:pStyle w:val="Compact"/>
+              <w:spacing w:line="240" w:lineRule="auto"/>
+            </w:pPr>
+            <w:r>
+              <w:rPr>
+                <w:sz w:val="18"/>
+              </w:rPr>
+              <w:t xml:space="preserve">confiança média 0,900 (L) e 0,888 (M); ρ com o E1 de 0,80 e 0,74; ordem dentro do top 10 não resolvida (Seção 3.8, Figura 9)</w:t>
+            </w:r>
+          </w:p>
+        </w:tc>
+      </w:tr>
+      <w:tr>
+        <w:tc>
+          <w:tcPr/>
+          <w:p>
+            <w:pPr>
+              <w:pStyle w:val="Compact"/>
+              <w:spacing w:line="240" w:lineRule="auto"/>
+            </w:pPr>
+            <w:r>
+              <w:rPr>
+                <w:sz w:val="18"/>
+              </w:rPr>
+              <w:t xml:space="preserve">Escolha da estrutura inicial (melhor amostra que passa no QC de pose)</w:t>
+            </w:r>
+          </w:p>
+        </w:tc>
+        <w:tc>
+          <w:tcPr/>
+          <w:p>
+            <w:pPr>
+              <w:pStyle w:val="Compact"/>
+              <w:spacing w:line="240" w:lineRule="auto"/>
+            </w:pPr>
+            <w:r>
+              <w:rPr>
+                <w:sz w:val="18"/>
+              </w:rPr>
+              <w:t xml:space="preserve">concluída</w:t>
+            </w:r>
+          </w:p>
+        </w:tc>
+        <w:tc>
+          <w:tcPr/>
+          <w:p>
+            <w:pPr>
+              <w:pStyle w:val="Compact"/>
+              <w:spacing w:line="240" w:lineRule="auto"/>
+            </w:pPr>
+            <w:r>
+              <w:rPr>
+                <w:sz w:val="18"/>
+              </w:rPr>
+              <w:t xml:space="preserve">48 de 48 passam; tríade íntegra em todas (Figura 10)</w:t>
+            </w:r>
+          </w:p>
+        </w:tc>
+      </w:tr>
+      <w:tr>
+        <w:tc>
+          <w:tcPr/>
+          <w:p>
+            <w:pPr>
+              <w:pStyle w:val="Compact"/>
+              <w:spacing w:line="240" w:lineRule="auto"/>
+            </w:pPr>
+            <w:r>
+              <w:rPr>
+                <w:sz w:val="18"/>
+              </w:rPr>
+              <w:t xml:space="preserve">E3 · controles embaralhados pareados</w:t>
+            </w:r>
+          </w:p>
+        </w:tc>
+        <w:tc>
+          <w:tcPr/>
+          <w:p>
+            <w:pPr>
+              <w:pStyle w:val="Compact"/>
+              <w:spacing w:line="240" w:lineRule="auto"/>
+            </w:pPr>
+            <w:r>
+              <w:rPr>
+                <w:sz w:val="18"/>
+              </w:rPr>
+              <w:t xml:space="preserve">pendente (roda depois das MDs)</w:t>
+            </w:r>
+          </w:p>
+        </w:tc>
+        <w:tc>
+          <w:tcPr/>
+          <w:p>
+            <w:pPr>
+              <w:pStyle w:val="Compact"/>
+              <w:spacing w:line="240" w:lineRule="auto"/>
+            </w:pPr>
+            <w:r>
+              <w:rPr>
+                <w:sz w:val="18"/>
+              </w:rPr>
+              <w:t xml:space="preserve">234 controles por frente preparados</w:t>
+            </w:r>
+          </w:p>
+        </w:tc>
+      </w:tr>
+      <w:tr>
+        <w:tc>
+          <w:tcPr/>
+          <w:p>
+            <w:pPr>
+              <w:pStyle w:val="Compact"/>
+              <w:spacing w:line="240" w:lineRule="auto"/>
+            </w:pPr>
+            <w:r>
+              <w:rPr>
+                <w:sz w:val="18"/>
+              </w:rPr>
+              <w:t xml:space="preserve">E4 · QC de pose e matriz cruzada 8 × 8</w:t>
+            </w:r>
+          </w:p>
+        </w:tc>
+        <w:tc>
+          <w:tcPr/>
+          <w:p>
+            <w:pPr>
+              <w:pStyle w:val="Compact"/>
+              <w:spacing w:line="240" w:lineRule="auto"/>
+            </w:pPr>
+            <w:r>
+              <w:rPr>
+                <w:sz w:val="18"/>
+              </w:rPr>
+              <w:t xml:space="preserve">QC concluído; matriz pendente</w:t>
+            </w:r>
+          </w:p>
+        </w:tc>
+        <w:tc>
+          <w:tcPr/>
+          <w:p>
+            <w:pPr>
+              <w:pStyle w:val="Compact"/>
+              <w:spacing w:line="240" w:lineRule="auto"/>
+            </w:pPr>
+            <w:r>
+              <w:rPr>
+                <w:sz w:val="18"/>
+              </w:rPr>
+              <w:t xml:space="preserve">80/80 candidatos com ao menos uma amostra aprovada em cada frente</w:t>
+            </w:r>
+          </w:p>
+        </w:tc>
+      </w:tr>
+      <w:tr>
+        <w:tc>
+          <w:tcPr/>
+          <w:p>
+            <w:pPr>
+              <w:pStyle w:val="Compact"/>
+              <w:spacing w:line="240" w:lineRule="auto"/>
+            </w:pPr>
+            <w:r>
+              <w:rPr>
+                <w:sz w:val="18"/>
+              </w:rPr>
+              <w:t xml:space="preserve">E6–E7 · MD de 10 ns, CHARMM36 (3 melhores por espécie e frente, 48 simulações)</w:t>
+            </w:r>
+          </w:p>
+        </w:tc>
+        <w:tc>
+          <w:tcPr/>
+          <w:p>
+            <w:pPr>
+              <w:pStyle w:val="Compact"/>
+              <w:spacing w:line="240" w:lineRule="auto"/>
+            </w:pPr>
+            <w:r>
+              <w:rPr>
                 <w:b/>
                 <w:bCs/>
                 <w:sz w:val="18"/>
               </w:rPr>
-              <w:t xml:space="preserve">em curso</w:t>
-            </w:r>
-          </w:p>
-        </w:tc>
-        <w:tc>
-          <w:tcPr/>
-          <w:p>
-            <w:pPr>
-              <w:pStyle w:val="Compact"/>
-              <w:spacing w:line="240" w:lineRule="auto"/>
-            </w:pPr>
-            <w:r>
-              <w:rPr>
-                <w:sz w:val="18"/>
-              </w:rPr>
-              <w:t xml:space="preserve">frente L: semente 1 completa, semente 2 em andamento; frente M ainda não iniciada</w:t>
+              <w:t xml:space="preserve">em curso: 11/48 concluídas</w:t>
+            </w:r>
+          </w:p>
+        </w:tc>
+        <w:tc>
+          <w:tcPr/>
+          <w:p>
+            <w:pPr>
+              <w:pStyle w:val="Compact"/>
+              <w:spacing w:line="240" w:lineRule="auto"/>
+            </w:pPr>
+            <w:r>
+              <w:rPr>
+                <w:sz w:val="18"/>
+              </w:rPr>
+              <w:t xml:space="preserve">triagem pré-registrada: 1 de 8 lineares passa (NGGRPDAP); 0 de 3 cíclicas (GGKPGEP falha só no ω do anel: 144,5° contra 150°); resultado provisório (Seção 3.9, Figura 11)</w:t>
             </w:r>
           </w:p>
         </w:tc>
@@ -1743,7 +1931,7 @@
               <w:rPr>
                 <w:sz w:val="18"/>
               </w:rPr>
-              <w:t xml:space="preserve">Escolha da estrutura inicial (melhor amostra que passa no QC de pose)</w:t>
+              <w:t xml:space="preserve">E8–E9 · comparação linear × macrociclo e lista para a MD longa</w:t>
             </w:r>
           </w:p>
         </w:tc>
@@ -1773,7 +1961,7 @@
               <w:rPr>
                 <w:sz w:val="18"/>
               </w:rPr>
-              <w:t xml:space="preserve">implementada e testada; roda após o E2</w:t>
+              <w:t xml:space="preserve">scripts prontos</w:t>
             </w:r>
           </w:p>
         </w:tc>
@@ -1790,194 +1978,6 @@
               <w:rPr>
                 <w:sz w:val="18"/>
               </w:rPr>
-              <w:t xml:space="preserve">E3 · controles embaralhados pareados</w:t>
-            </w:r>
-          </w:p>
-        </w:tc>
-        <w:tc>
-          <w:tcPr/>
-          <w:p>
-            <w:pPr>
-              <w:pStyle w:val="Compact"/>
-              <w:spacing w:line="240" w:lineRule="auto"/>
-            </w:pPr>
-            <w:r>
-              <w:rPr>
-                <w:sz w:val="18"/>
-              </w:rPr>
-              <w:t xml:space="preserve">pendente</w:t>
-            </w:r>
-          </w:p>
-        </w:tc>
-        <w:tc>
-          <w:tcPr/>
-          <w:p>
-            <w:pPr>
-              <w:pStyle w:val="Compact"/>
-              <w:spacing w:line="240" w:lineRule="auto"/>
-            </w:pPr>
-            <w:r>
-              <w:rPr>
-                <w:sz w:val="18"/>
-              </w:rPr>
-              <w:t xml:space="preserve">234 controles por frente preparados</w:t>
-            </w:r>
-          </w:p>
-        </w:tc>
-      </w:tr>
-      <w:tr>
-        <w:tc>
-          <w:tcPr/>
-          <w:p>
-            <w:pPr>
-              <w:pStyle w:val="Compact"/>
-              <w:spacing w:line="240" w:lineRule="auto"/>
-            </w:pPr>
-            <w:r>
-              <w:rPr>
-                <w:sz w:val="18"/>
-              </w:rPr>
-              <w:t xml:space="preserve">E4 · QC de pose e matriz cruzada 8 × 8</w:t>
-            </w:r>
-          </w:p>
-        </w:tc>
-        <w:tc>
-          <w:tcPr/>
-          <w:p>
-            <w:pPr>
-              <w:pStyle w:val="Compact"/>
-              <w:spacing w:line="240" w:lineRule="auto"/>
-            </w:pPr>
-            <w:r>
-              <w:rPr>
-                <w:sz w:val="18"/>
-              </w:rPr>
-              <w:t xml:space="preserve">pendente</w:t>
-            </w:r>
-          </w:p>
-        </w:tc>
-        <w:tc>
-          <w:tcPr/>
-          <w:p>
-            <w:pPr>
-              <w:pStyle w:val="Compact"/>
-              <w:spacing w:line="240" w:lineRule="auto"/>
-            </w:pPr>
-            <w:r>
-              <w:rPr>
-                <w:sz w:val="18"/>
-              </w:rPr>
-              <w:t xml:space="preserve">QC já testado nas predições do E1 (18% passam na amostra única)</w:t>
-            </w:r>
-          </w:p>
-        </w:tc>
-      </w:tr>
-      <w:tr>
-        <w:tc>
-          <w:tcPr/>
-          <w:p>
-            <w:pPr>
-              <w:pStyle w:val="Compact"/>
-              <w:spacing w:line="240" w:lineRule="auto"/>
-            </w:pPr>
-            <w:r>
-              <w:rPr>
-                <w:sz w:val="18"/>
-              </w:rPr>
-              <w:t xml:space="preserve">E6–E7 · MD de 10 ns (3 melhores por espécie e frente, 48 simulações)</w:t>
-            </w:r>
-          </w:p>
-        </w:tc>
-        <w:tc>
-          <w:tcPr/>
-          <w:p>
-            <w:pPr>
-              <w:pStyle w:val="Compact"/>
-              <w:spacing w:line="240" w:lineRule="auto"/>
-            </w:pPr>
-            <w:r>
-              <w:rPr>
-                <w:sz w:val="18"/>
-              </w:rPr>
-              <w:t xml:space="preserve">pendente</w:t>
-            </w:r>
-          </w:p>
-        </w:tc>
-        <w:tc>
-          <w:tcPr/>
-          <w:p>
-            <w:pPr>
-              <w:pStyle w:val="Compact"/>
-              <w:spacing w:line="240" w:lineRule="auto"/>
-            </w:pPr>
-            <w:r>
-              <w:rPr>
-                <w:sz w:val="18"/>
-              </w:rPr>
-              <w:t xml:space="preserve">topologia cíclica validada (C–N 1,34 Å; ω −179°)</w:t>
-            </w:r>
-          </w:p>
-        </w:tc>
-      </w:tr>
-      <w:tr>
-        <w:tc>
-          <w:tcPr/>
-          <w:p>
-            <w:pPr>
-              <w:pStyle w:val="Compact"/>
-              <w:spacing w:line="240" w:lineRule="auto"/>
-            </w:pPr>
-            <w:r>
-              <w:rPr>
-                <w:sz w:val="18"/>
-              </w:rPr>
-              <w:t xml:space="preserve">E8–E9 · comparação linear × macrociclo e lista para a MD longa</w:t>
-            </w:r>
-          </w:p>
-        </w:tc>
-        <w:tc>
-          <w:tcPr/>
-          <w:p>
-            <w:pPr>
-              <w:pStyle w:val="Compact"/>
-              <w:spacing w:line="240" w:lineRule="auto"/>
-            </w:pPr>
-            <w:r>
-              <w:rPr>
-                <w:sz w:val="18"/>
-              </w:rPr>
-              <w:t xml:space="preserve">pendente</w:t>
-            </w:r>
-          </w:p>
-        </w:tc>
-        <w:tc>
-          <w:tcPr/>
-          <w:p>
-            <w:pPr>
-              <w:pStyle w:val="Compact"/>
-              <w:spacing w:line="240" w:lineRule="auto"/>
-            </w:pPr>
-            <w:r>
-              <w:rPr>
-                <w:sz w:val="18"/>
-              </w:rPr>
-              <w:t xml:space="preserve">scripts prontos</w:t>
-            </w:r>
-          </w:p>
-        </w:tc>
-      </w:tr>
-      <w:tr>
-        <w:tc>
-          <w:tcPr/>
-          <w:p>
-            <w:pPr>
-              <w:pStyle w:val="Compact"/>
-              <w:spacing w:line="240" w:lineRule="auto"/>
-            </w:pPr>
-            <w:r>
-              <w:rPr>
-                <w:sz w:val="18"/>
-              </w:rPr>
               <w:t xml:space="preserve">E5 · contratriagem frente a proteases não-alvo</w:t>
             </w:r>
           </w:p>
@@ -2029,7 +2029,7 @@
         <w:t xml:space="preserve"> </w:t>
       </w:r>
       <w:r>
-        <w:t xml:space="preserve">o restante do pipeline deve levar de 2 a 3 dias de GPU compartilhada; a MD de 10 ns das duas frentes (48 simulações) é a etapa mais longa.</w:t>
+        <w:t xml:space="preserve">faltam cerca de 37 simulações (40–55 min cada com a GPU compartilhada), ou aproximadamente 25 h; depois vêm E3, matriz 8 × 8, E8 e E9.</w:t>
       </w:r>
     </w:p>
     <w:p>
@@ -2047,7 +2047,37 @@
         <w:t xml:space="preserve"> </w:t>
       </w:r>
       <w:r>
-        <w:t xml:space="preserve">(i) o pré-processamento do Boltz travou duas vezes sem erro (no E1 e no E2) e uma predição foi pulada por um erro intermitente; o pipeline agora usa 1 thread de pré-processamento, limite de 50 min por lote e repetição automática das predições faltantes; (ii) o teste de quiralidade do controle de pose estava invertido; foi corrigido antes de qualquer uso nos resultados, e a taxa de 18% citada acima já é a corrigida.</w:t>
+        <w:t xml:space="preserve">(i) o pré-processamento do Boltz travou duas vezes sem erro (no E1 e no E2) e uma predição foi pulada por um erro intermitente; o pipeline agora usa 1 thread de pré-processamento, limite de 50 min por lote e repetição automática das predições faltantes; (ii) o teste de quiralidade do controle de pose estava invertido; foi corrigido antes de qualquer uso nos resultados, e a taxa de 18% citada acima já é a corrigida. (iii) a análise de MD não reconhecia o resíduo GLUP do CHARMM36 (o seletor</w:t>
+      </w:r>
+      <w:r>
+        <w:t xml:space="preserve"> </w:t>
+      </w:r>
+      <w:r>
+        <w:rPr>
+          <w:rStyle w:val="VerbatimChar"/>
+        </w:rPr>
+        <w:t xml:space="preserve">protein</w:t>
+      </w:r>
+      <w:r>
+        <w:t xml:space="preserve"> </w:t>
+      </w:r>
+      <w:r>
+        <w:t xml:space="preserve">do MDAnalysis o ignora) e falhou numa simulação; corrigido e todas as simulações concluídas foram reanalisadas; (iv) o RMSD global de controle usava o</w:t>
+      </w:r>
+      <w:r>
+        <w:t xml:space="preserve"> </w:t>
+      </w:r>
+      <w:r>
+        <w:rPr>
+          <w:rStyle w:val="VerbatimChar"/>
+        </w:rPr>
+        <w:t xml:space="preserve">md.tpr</w:t>
+      </w:r>
+      <w:r>
+        <w:t xml:space="preserve"> </w:t>
+      </w:r>
+      <w:r>
+        <w:t xml:space="preserve">(receptor partido pela caixa) como referência; corrigido antes de qualquer uso nos resultados.</w:t>
       </w:r>
     </w:p>
     <w:bookmarkEnd w:id="11"/>
@@ -2081,7 +2111,22 @@
         </w:numPr>
       </w:pPr>
       <w:r>
-        <w:t xml:space="preserve">Figuras de ocupância de S1, de integridade do anel e da comparação linear × macrociclo, a gerar quando as simulações terminarem.</w:t>
+        <w:t xml:space="preserve">Figuras 9–11 geradas com dados provisórios (11 de 48 MDs); reexecutar</w:t>
+      </w:r>
+      <w:r>
+        <w:t xml:space="preserve"> </w:t>
+      </w:r>
+      <w:r>
+        <w:rPr>
+          <w:rStyle w:val="VerbatimChar"/>
+        </w:rPr>
+        <w:t xml:space="preserve">make_figures_e2_md.py</w:t>
+      </w:r>
+      <w:r>
+        <w:t xml:space="preserve"> </w:t>
+      </w:r>
+      <w:r>
+        <w:t xml:space="preserve">quando as 48 terminarem e acrescentar a figura da comparação linear × macrociclo e a Figura S2 com CHARMM36.</w:t>
       </w:r>
     </w:p>
     <w:p>
@@ -2110,7 +2155,7 @@
     </w:p>
     <w:bookmarkEnd w:id="12"/>
     <w:bookmarkEnd w:id="13"/>
-    <w:bookmarkStart w:id="82" w:name="Xaea1da447ef5fee1fbbe056814497d6ce16bf65"/>
+    <w:bookmarkStart w:id="91" w:name="Xaea1da447ef5fee1fbbe056814497d6ce16bf65"/>
     <w:p>
       <w:pPr>
         <w:pStyle w:val="Heading1"/>
@@ -3926,7 +3971,7 @@
         <w:rPr>
           <w:rStyle w:val="Pendente"/>
         </w:rPr>
-        <w:t xml:space="preserve">PENDENTE: relato da distância C–N de fechamento e da integridade do anel (ω) no teste com CHARMM36 e nos 48 sistemas; a Figura S2 precisa ser refeita com este campo de força.</w:t>
+        <w:t xml:space="preserve">PENDENTE: distância C–N de fechamento e ω do anel nos 24 sistemas cíclicos quando todos terminarem (a Seção 3.9 e a Figura S2 trazem os três concluídos até agora).</w:t>
       </w:r>
       <w:r>
         <w:t xml:space="preserve"> </w:t>
@@ -4022,7 +4067,7 @@
     </w:p>
     <w:bookmarkEnd w:id="31"/>
     <w:bookmarkEnd w:id="32"/>
-    <w:bookmarkStart w:id="61" w:name="resultados"/>
+    <w:bookmarkStart w:id="70" w:name="resultados"/>
     <w:p>
       <w:pPr>
         <w:pStyle w:val="Heading2"/>
@@ -9159,7 +9204,7 @@
       </w:r>
     </w:p>
     <w:bookmarkEnd w:id="54"/>
-    <w:bookmarkStart w:id="58" w:name="Xf753ede3a5630ce14f46131bf2938f6f71a90f5"/>
+    <w:bookmarkStart w:id="64" w:name="Xf753ede3a5630ce14f46131bf2938f6f71a90f5"/>
     <w:p>
       <w:pPr>
         <w:pStyle w:val="Heading3"/>
@@ -9208,9 +9253,27 @@
       </w:pPr>
       <w:r>
         <w:rPr>
+          <w:i/>
+          <w:iCs/>
+        </w:rPr>
+        <w:t xml:space="preserve">Reescore (E2) e qualidade de pose (E4).</w:t>
+      </w:r>
+      <w:r>
+        <w:t xml:space="preserve"> </w:t>
+      </w:r>
+      <w:r>
+        <w:t xml:space="preserve">Os dez candidatos de maior confiança por espécie em cada frente (80 por frente) foram preditos de novo com cinco amostras de difusão, três sementes e os potenciais de tempo de inferência (15 predições cada). Em relação à predição única do E1, a confiança média caiu de 0,922 para 0,900 na frente linear e de 0,911 para 0,888 na cíclica (Δ = −0,021 e −0,023), a regressão esperada para um conjunto escolhido pelo topo do ranking; a correlação de postos entre E1 e E2 foi 0,80 e 0,74 (Figura 9A). O desvio-padrão entre as 15 predições de um mesmo candidato teve média de 0,019 (linear) e 0,022 (cíclica), da mesma ordem que a dispersão entre os dez candidatos de uma espécie (Figura 9B); a ordem dentro de um top dez não é resolvida. Os dois conjuntos de dez compartilham 22 sequências, para as quais a correlação entre a confiança E2 linear e cíclica foi 0,60 e a forma cíclica ficou 0,016 abaixo, em média. Todo candidato teve ao menos uma das 15 amostras aprovada no controle de qualidade de pose da Seção 2.7, e em média 98% (linear) e 95% (cíclica) das amostras passaram (Figura 9C; um candidato cíclico teve menos da metade). Essa proporção não é comparável aos 18% da análise post hoc do E1, porque o E2 trata dos 80 candidatos de maior escore por frente e usa os potenciais. Os três candidatos finais por espécie e frente (24 lineares e 24 cíclicos; maior confiança média no E2 entre sequências resistentes distintas, Figura 10A) passaram todos no controle de qualidade, com a tríade catalítica íntegra (distância His57–Ser195 de 2,4–3,4 Å) e nenhum par de átomos pesados peptídeo–receptor a menos de 2,4 Å. As poses iniciais diferem na proximidade do peptídeo ao aspartato de S1: a distância mínima ao carboxilato do Asp189 foi ≤5 Å em 9 de 24 estruturas lineares e 18 de 24 cíclicas (medianas de 5,5 e 4,3 Å; Figura 10B). Só três dos 48 candidatos selecionados contêm lisina ou arginina (linear NGGRPDAP; cíclicos PISQIDSGSR e GGKPGEP).</w:t>
+      </w:r>
+    </w:p>
+    <w:p>
+      <w:pPr>
+        <w:pStyle w:val="BodyText"/>
+      </w:pPr>
+      <w:r>
+        <w:rPr>
           <w:rStyle w:val="Pendente"/>
         </w:rPr>
-        <w:t xml:space="preserve">PENDENTE: reescore dos dez melhores por espécie e frente com cinco amostras e três sementes (E2); diferença pareada Δ frente a três controles embaralhados (E3); controle de qualidade de pose (E4) nas estruturas iniciais selecionadas, incluindo quantos candidatos têm ao menos uma amostra que passa, e a matriz cruzada 8 × 8 do melhor candidato de cada espécie.</w:t>
+        <w:t xml:space="preserve">PENDENTE: diferença pareada Δ frente a três controles embaralhados (E3) e matriz cruzada 8 × 8 do melhor candidato de cada espécie (E4); ambos rodam depois das simulações.</w:t>
       </w:r>
     </w:p>
     <w:p>
@@ -9278,8 +9341,138 @@
         <w:t xml:space="preserve">Reprodutibilidade da confiança do Boltz-2 na triagem de duas frentes. (A) Os mesmos 442 candidatos cíclicos preditos na primeira rodada e de novo na triagem de duas frentes, com entrada idêntica. (B) As mesmas 527 sequências preditas como peptídeos cíclicos e lineares. A linha pontilhada é a identidade; ρ é a correlação de Spearman e |Δ| a diferença absoluta média.</w:t>
       </w:r>
     </w:p>
-    <w:bookmarkEnd w:id="58"/>
-    <w:bookmarkStart w:id="59" w:name="Xac36dec43ef87c0d8dd6ab8b37eec853ef28fce"/>
+    <w:p>
+      <w:pPr>
+        <w:pStyle w:val="CaptionedFigure"/>
+      </w:pPr>
+      <w:r>
+        <w:drawing>
+          <wp:inline>
+            <wp:extent cx="5334000" cy="1749552"/>
+            <wp:effectExtent b="0" l="0" r="0" t="0"/>
+            <wp:docPr descr="Figura 9. Reescore dos dez melhores candidatos por espécie e frente (E2; cinco amostras × três sementes, 15 predições cada, potenciais de tempo de inferência). (A) Confiança média do E2 contra a confiança de amostra única do E1 (linha pontilhada: identidade; ρ de Spearman; Δ média E2 − E1). (B) Confiança E2 de cada candidato por espécie (barra: média; à esquerda, linear; à direita, macrociclo). (C) Fração das 15 amostras de cada candidato que passa no controle de qualidade de pose." title="" id="59" name="Picture"/>
+            <a:graphic>
+              <a:graphicData uri="http://schemas.openxmlformats.org/drawingml/2006/picture">
+                <pic:pic>
+                  <pic:nvPicPr>
+                    <pic:cNvPr descr="figures/pt/fig9_reescore_e2.png" id="60" name="Picture"/>
+                    <pic:cNvPicPr>
+                      <a:picLocks noChangeArrowheads="1" noChangeAspect="1"/>
+                    </pic:cNvPicPr>
+                  </pic:nvPicPr>
+                  <pic:blipFill>
+                    <a:blip r:embed="rId58"/>
+                    <a:stretch>
+                      <a:fillRect/>
+                    </a:stretch>
+                  </pic:blipFill>
+                  <pic:spPr bwMode="auto">
+                    <a:xfrm>
+                      <a:off x="0" y="0"/>
+                      <a:ext cx="5334000" cy="1749552"/>
+                    </a:xfrm>
+                    <a:prstGeom prst="rect">
+                      <a:avLst/>
+                    </a:prstGeom>
+                    <a:noFill/>
+                    <a:ln w="9525">
+                      <a:noFill/>
+                      <a:headEnd/>
+                      <a:tailEnd/>
+                    </a:ln>
+                  </pic:spPr>
+                </pic:pic>
+              </a:graphicData>
+            </a:graphic>
+          </wp:inline>
+        </w:drawing>
+      </w:r>
+    </w:p>
+    <w:p>
+      <w:pPr>
+        <w:pStyle w:val="ImageCaption"/>
+      </w:pPr>
+      <w:r>
+        <w:rPr>
+          <w:b/>
+          <w:bCs/>
+        </w:rPr>
+        <w:t xml:space="preserve">Figura 9.</w:t>
+      </w:r>
+      <w:r>
+        <w:t xml:space="preserve"> </w:t>
+      </w:r>
+      <w:r>
+        <w:t xml:space="preserve">Reescore dos dez melhores candidatos por espécie e frente (E2; cinco amostras × três sementes, 15 predições cada, potenciais de tempo de inferência). (A) Confiança média do E2 contra a confiança de amostra única do E1 (linha pontilhada: identidade; ρ de Spearman; Δ média E2 − E1). (B) Confiança E2 de cada candidato por espécie (barra: média; à esquerda, linear; à direita, macrociclo). (C) Fração das 15 amostras de cada candidato que passa no controle de qualidade de pose.</w:t>
+      </w:r>
+    </w:p>
+    <w:p>
+      <w:pPr>
+        <w:pStyle w:val="CaptionedFigure"/>
+      </w:pPr>
+      <w:r>
+        <w:drawing>
+          <wp:inline>
+            <wp:extent cx="5334000" cy="1988127"/>
+            <wp:effectExtent b="0" l="0" r="0" t="0"/>
+            <wp:docPr descr="Figura 10. Os 48 candidatos finais (três por espécie e frente). (A) Confiança do E2. (B) Distância mínima entre o peptídeo e o carboxilato do Asp189 na estrutura inicial (tracejado: 5 Å). As 48 estruturas iniciais passam no controle de qualidade de pose." title="" id="62" name="Picture"/>
+            <a:graphic>
+              <a:graphicData uri="http://schemas.openxmlformats.org/drawingml/2006/picture">
+                <pic:pic>
+                  <pic:nvPicPr>
+                    <pic:cNvPr descr="figures/pt/fig10_top3_pose.png" id="63" name="Picture"/>
+                    <pic:cNvPicPr>
+                      <a:picLocks noChangeArrowheads="1" noChangeAspect="1"/>
+                    </pic:cNvPicPr>
+                  </pic:nvPicPr>
+                  <pic:blipFill>
+                    <a:blip r:embed="rId61"/>
+                    <a:stretch>
+                      <a:fillRect/>
+                    </a:stretch>
+                  </pic:blipFill>
+                  <pic:spPr bwMode="auto">
+                    <a:xfrm>
+                      <a:off x="0" y="0"/>
+                      <a:ext cx="5334000" cy="1988127"/>
+                    </a:xfrm>
+                    <a:prstGeom prst="rect">
+                      <a:avLst/>
+                    </a:prstGeom>
+                    <a:noFill/>
+                    <a:ln w="9525">
+                      <a:noFill/>
+                      <a:headEnd/>
+                      <a:tailEnd/>
+                    </a:ln>
+                  </pic:spPr>
+                </pic:pic>
+              </a:graphicData>
+            </a:graphic>
+          </wp:inline>
+        </w:drawing>
+      </w:r>
+    </w:p>
+    <w:p>
+      <w:pPr>
+        <w:pStyle w:val="ImageCaption"/>
+      </w:pPr>
+      <w:r>
+        <w:rPr>
+          <w:b/>
+          <w:bCs/>
+        </w:rPr>
+        <w:t xml:space="preserve">Figura 10.</w:t>
+      </w:r>
+      <w:r>
+        <w:t xml:space="preserve"> </w:t>
+      </w:r>
+      <w:r>
+        <w:t xml:space="preserve">Os 48 candidatos finais (três por espécie e frente). (A) Confiança do E2. (B) Distância mínima entre o peptídeo e o carboxilato do Asp189 na estrutura inicial (tracejado: 5 Å). As 48 estruturas iniciais passam no controle de qualidade de pose.</w:t>
+      </w:r>
+    </w:p>
+    <w:bookmarkEnd w:id="64"/>
+    <w:bookmarkStart w:id="68" w:name="Xac36dec43ef87c0d8dd6ab8b37eec853ef28fce"/>
     <w:p>
       <w:pPr>
         <w:pStyle w:val="Heading3"/>
@@ -9296,7 +9489,7 @@
         <w:rPr>
           <w:rStyle w:val="Pendente"/>
         </w:rPr>
-        <w:t xml:space="preserve">PENDENTE: para cada frente, quantos dos 24 candidatos passam na triagem da Seção 2.9 (ocupância de S1 ≥70% a 5 Å na segunda metade, mesma âncora nas duas metades, anel íntegro nos macrociclos); identidade do resíduo âncora; contato com a serina e a histidina catalíticas; RMSD local do peptídeo. O candidato que falha é relatado com o critério não cumprido. Por espécie:</w:t>
+        <w:t xml:space="preserve">PROVISÓRIO, 1º de outubro de 2026: 11 das 48 simulações haviam terminado (linear: os três de</w:t>
       </w:r>
       <w:r>
         <w:rPr>
@@ -9307,24 +9500,266 @@
       <w:r>
         <w:rPr>
           <w:rStyle w:val="Pendente"/>
-        </w:rPr>
-        <w:t xml:space="preserve">“nenhum candidato ancorado em 10 ns”</w:t>
+          <w:i/>
+          <w:iCs/>
+        </w:rPr>
+        <w:t xml:space="preserve">A. gemmatalis</w:t>
       </w:r>
       <w:r>
         <w:rPr>
           <w:rStyle w:val="Pendente"/>
         </w:rPr>
-        <w:t xml:space="preserve"> </w:t>
+        <w:t xml:space="preserve">, os três de</w:t>
       </w:r>
       <w:r>
         <w:rPr>
           <w:rStyle w:val="Pendente"/>
         </w:rPr>
-        <w:t xml:space="preserve">se nenhum passar.</w:t>
-      </w:r>
-    </w:p>
-    <w:bookmarkEnd w:id="59"/>
-    <w:bookmarkStart w:id="60" w:name="frente-linear-versus-frente-macrocíclica"/>
+        <w:t xml:space="preserve"> </w:t>
+      </w:r>
+      <w:r>
+        <w:rPr>
+          <w:rStyle w:val="Pendente"/>
+          <w:i/>
+          <w:iCs/>
+        </w:rPr>
+        <w:t xml:space="preserve">S. frugiperda</w:t>
+      </w:r>
+      <w:r>
+        <w:rPr>
+          <w:rStyle w:val="Pendente"/>
+        </w:rPr>
+        <w:t xml:space="preserve"> </w:t>
+      </w:r>
+      <w:r>
+        <w:rPr>
+          <w:rStyle w:val="Pendente"/>
+        </w:rPr>
+        <w:t xml:space="preserve">e dois dos três de</w:t>
+      </w:r>
+      <w:r>
+        <w:rPr>
+          <w:rStyle w:val="Pendente"/>
+        </w:rPr>
+        <w:t xml:space="preserve"> </w:t>
+      </w:r>
+      <w:r>
+        <w:rPr>
+          <w:rStyle w:val="Pendente"/>
+          <w:i/>
+          <w:iCs/>
+        </w:rPr>
+        <w:t xml:space="preserve">S. litura</w:t>
+      </w:r>
+      <w:r>
+        <w:rPr>
+          <w:rStyle w:val="Pendente"/>
+        </w:rPr>
+        <w:t xml:space="preserve">; cíclica: os três de</w:t>
+      </w:r>
+      <w:r>
+        <w:rPr>
+          <w:rStyle w:val="Pendente"/>
+        </w:rPr>
+        <w:t xml:space="preserve"> </w:t>
+      </w:r>
+      <w:r>
+        <w:rPr>
+          <w:rStyle w:val="Pendente"/>
+          <w:i/>
+          <w:iCs/>
+        </w:rPr>
+        <w:t xml:space="preserve">A. gemmatalis</w:t>
+      </w:r>
+      <w:r>
+        <w:rPr>
+          <w:rStyle w:val="Pendente"/>
+        </w:rPr>
+        <w:t xml:space="preserve">). Esta seção deve ser reescrita quando as 48 terminarem; nenhuma afirmação por espécie ou por frente é final.</w:t>
+      </w:r>
+    </w:p>
+    <w:p>
+      <w:pPr>
+        <w:pStyle w:val="BodyText"/>
+      </w:pPr>
+      <w:r>
+        <w:t xml:space="preserve">Das oito simulações lineares analisadas, uma passou na triagem (Figura 11C): NGGRPDAP de</w:t>
+      </w:r>
+      <w:r>
+        <w:t xml:space="preserve"> </w:t>
+      </w:r>
+      <w:r>
+        <w:rPr>
+          <w:i/>
+          <w:iCs/>
+        </w:rPr>
+        <w:t xml:space="preserve">A. gemmatalis</w:t>
+      </w:r>
+      <w:r>
+        <w:t xml:space="preserve">, com Arg4 como âncora nas duas metades, ocupância de S1 de 1,00 a 5 Å nas duas metades, distância âncora–Asp189 de 2,7 Å do início ao fim e RMSD local do peptídeo de 0,21 nm (Figura 11A,B). GTDEN (</w:t>
+      </w:r>
+      <w:r>
+        <w:rPr>
+          <w:i/>
+          <w:iCs/>
+        </w:rPr>
+        <w:t xml:space="preserve">A. gemmatalis</w:t>
+      </w:r>
+      <w:r>
+        <w:t xml:space="preserve">) manteve o Glu4 perto de S1 em 61% e 63% dos quadros das duas metades, com a mesma âncora, e falhou na ocupância. Os outros seis candidatos lineares tiveram ocupância na segunda metade de no máximo 0,07; em GGSQSS, GISGS e QAPDFPTGPNNS a distância âncora–Asp189 subiu de 5,4–9,0 Å no início para 9,0–14,1 Å no fim, e em GISGS a âncora mudou de identidade entre as metades. Nenhum candidato de</w:t>
+      </w:r>
+      <w:r>
+        <w:t xml:space="preserve"> </w:t>
+      </w:r>
+      <w:r>
+        <w:rPr>
+          <w:i/>
+          <w:iCs/>
+        </w:rPr>
+        <w:t xml:space="preserve">S. frugiperda</w:t>
+      </w:r>
+      <w:r>
+        <w:t xml:space="preserve"> </w:t>
+      </w:r>
+      <w:r>
+        <w:t xml:space="preserve">ou de</w:t>
+      </w:r>
+      <w:r>
+        <w:t xml:space="preserve"> </w:t>
+      </w:r>
+      <w:r>
+        <w:rPr>
+          <w:i/>
+          <w:iCs/>
+        </w:rPr>
+        <w:t xml:space="preserve">S. litura</w:t>
+      </w:r>
+      <w:r>
+        <w:t xml:space="preserve"> </w:t>
+      </w:r>
+      <w:r>
+        <w:t xml:space="preserve">teve a âncora a menos de 5 Å do Asp189 na segunda metade. Nas 11 simulações concluídas, lineares e cíclicas, o peptídeo permaneceu a menos de 4,5 Å do receptor em todos os quadros; sair de S1 não significou dissociar. O contato com a serina catalítica (0,70–1,00 dos quadros) e com a histidina catalítica (0,54–1,00) ocorreu mesmo com a âncora longe de S1, de modo que essas duas medidas não discriminam os candidatos.</w:t>
+      </w:r>
+    </w:p>
+    <w:p>
+      <w:pPr>
+        <w:pStyle w:val="BodyText"/>
+      </w:pPr>
+      <w:r>
+        <w:t xml:space="preserve">Nenhum dos três candidatos cíclicos de</w:t>
+      </w:r>
+      <w:r>
+        <w:t xml:space="preserve"> </w:t>
+      </w:r>
+      <w:r>
+        <w:rPr>
+          <w:i/>
+          <w:iCs/>
+        </w:rPr>
+        <w:t xml:space="preserve">A. gemmatalis</w:t>
+      </w:r>
+      <w:r>
+        <w:t xml:space="preserve"> </w:t>
+      </w:r>
+      <w:r>
+        <w:t xml:space="preserve">passou. GGKPGEP manteve a Lys3 a 2,7 Å do Asp189 em toda a trajetória (ocupância 1,00 nas duas metades) e falhou apenas no critério do anel; GGSQSS (0,17 na primeira metade, 0,00 na segunda) e GGSDHT (0,54; 0,00) saíram do bolso. Nos três anéis a distância C–N de fechamento ficou em no máximo 1,45 Å, mas o ω de fechamento caiu a 144,5°, 147,7° e 149,0° em ao menos um quadro, abaixo dos 150° do critério pré-registrado, que o exige em todos os quadros; o critério foi aplicado como declarado. Descritivamente, |ω| foi de ao menos 150° em 99,6–99,8% dos quadros e nunca ficou abaixo de 140° (Figura S2); se um limite declarado para o quadro extremo é rígido demais para uma ligação peptídica que flutua termicamente é decisão dos autores, e qualquer mudança seria uma emenda feita depois de ver estes dados. Os dois candidatos que permaneceram em S1 são os que têm um resíduo básico como âncora, ambos seguidos de prolina e portanto permitidos pelo critério duro (Seção 2.6), e ambos começaram com o peptídeo a ≤3,5 Å do Asp189; os quatro candidatos que começaram a 4,1–4,3 Å sem resíduo básico terminaram com ocupâncias de 0,00–0,63. Com uma réplica de 10 ns por candidato, são descrições de trajetórias únicas.</w:t>
+      </w:r>
+    </w:p>
+    <w:p>
+      <w:pPr>
+        <w:pStyle w:val="CaptionedFigure"/>
+      </w:pPr>
+      <w:r>
+        <w:drawing>
+          <wp:inline>
+            <wp:extent cx="5334000" cy="3243072"/>
+            <wp:effectExtent b="0" l="0" r="0" t="0"/>
+            <wp:docPr descr="Figura 11. Simulações de triagem de 10 ns (CHARMM36, pH 10, 300 K, uma réplica cada; provisório: 11 de 48 concluídas em 1º de outubro de 2026). (A) Distância do resíduo âncora ao carboxilato do Asp189 e (B) RMSD local do peptídeo (Cα, receptor alinhado) para os três candidatos de A. gemmatalis de cada frente (contínua, tracejada e pontilhada: candidatos 1, 2 e 3; sequências na legenda). (C) Ocupância de S1 a 5 Å na primeira e na segunda metade para todas as simulações concluídas (círculo: passa na triagem pré-registrada; cruz: não passa; a linha tracejada é o critério de 70%). (D) Por simulação: ocupância de S1 na segunda metade, contato com a serina catalítica e qualquer contato com o receptor; “ring ✗” marca macrociclos que falharam no critério do anel (C–N ≤ 1,5 Å e ω ≥ 150° em todos os quadros)." title="" id="66" name="Picture"/>
+            <a:graphic>
+              <a:graphicData uri="http://schemas.openxmlformats.org/drawingml/2006/picture">
+                <pic:pic>
+                  <pic:nvPicPr>
+                    <pic:cNvPr descr="figures/pt/fig11_md_triagem_10ns.png" id="67" name="Picture"/>
+                    <pic:cNvPicPr>
+                      <a:picLocks noChangeArrowheads="1" noChangeAspect="1"/>
+                    </pic:cNvPicPr>
+                  </pic:nvPicPr>
+                  <pic:blipFill>
+                    <a:blip r:embed="rId65"/>
+                    <a:stretch>
+                      <a:fillRect/>
+                    </a:stretch>
+                  </pic:blipFill>
+                  <pic:spPr bwMode="auto">
+                    <a:xfrm>
+                      <a:off x="0" y="0"/>
+                      <a:ext cx="5334000" cy="3243072"/>
+                    </a:xfrm>
+                    <a:prstGeom prst="rect">
+                      <a:avLst/>
+                    </a:prstGeom>
+                    <a:noFill/>
+                    <a:ln w="9525">
+                      <a:noFill/>
+                      <a:headEnd/>
+                      <a:tailEnd/>
+                    </a:ln>
+                  </pic:spPr>
+                </pic:pic>
+              </a:graphicData>
+            </a:graphic>
+          </wp:inline>
+        </w:drawing>
+      </w:r>
+    </w:p>
+    <w:p>
+      <w:pPr>
+        <w:pStyle w:val="ImageCaption"/>
+      </w:pPr>
+      <w:r>
+        <w:rPr>
+          <w:b/>
+          <w:bCs/>
+        </w:rPr>
+        <w:t xml:space="preserve">Figura 11.</w:t>
+      </w:r>
+      <w:r>
+        <w:t xml:space="preserve"> </w:t>
+      </w:r>
+      <w:r>
+        <w:t xml:space="preserve">Simulações de triagem de 10 ns (CHARMM36, pH 10, 300 K, uma réplica cada; provisório: 11 de 48 concluídas em 1º de outubro de 2026). (A) Distância do resíduo âncora ao carboxilato do Asp189 e (B) RMSD local do peptídeo (Cα, receptor alinhado) para os três candidatos de</w:t>
+      </w:r>
+      <w:r>
+        <w:t xml:space="preserve"> </w:t>
+      </w:r>
+      <w:r>
+        <w:rPr>
+          <w:i/>
+          <w:iCs/>
+        </w:rPr>
+        <w:t xml:space="preserve">A. gemmatalis</w:t>
+      </w:r>
+      <w:r>
+        <w:t xml:space="preserve"> </w:t>
+      </w:r>
+      <w:r>
+        <w:t xml:space="preserve">de cada frente (contínua, tracejada e pontilhada: candidatos 1, 2 e 3; sequências na legenda). (C) Ocupância de S1 a 5 Å na primeira e na segunda metade para todas as simulações concluídas (círculo: passa na triagem pré-registrada; cruz: não passa; a linha tracejada é o critério de 70%). (D) Por simulação: ocupância de S1 na segunda metade, contato com a serina catalítica e qualquer contato com o receptor;</w:t>
+      </w:r>
+      <w:r>
+        <w:t xml:space="preserve"> </w:t>
+      </w:r>
+      <w:r>
+        <w:t xml:space="preserve">“ring ✗”</w:t>
+      </w:r>
+      <w:r>
+        <w:t xml:space="preserve"> </w:t>
+      </w:r>
+      <w:r>
+        <w:t xml:space="preserve">marca macrociclos que falharam no critério do anel (C–N ≤ 1,5 Å e ω ≥ 150° em todos os quadros).</w:t>
+      </w:r>
+    </w:p>
+    <w:bookmarkEnd w:id="68"/>
+    <w:bookmarkStart w:id="69" w:name="frente-linear-versus-frente-macrocíclica"/>
     <w:p>
       <w:pPr>
         <w:pStyle w:val="Heading3"/>
@@ -9341,7 +9776,52 @@
         <w:rPr>
           <w:rStyle w:val="Pendente"/>
         </w:rPr>
-        <w:t xml:space="preserve">PENDENTE: sobreposição dos conjuntos finais de três melhores das duas frentes e diferença na ocupância de S1 entre a forma linear e a cíclica da mesma sequência.</w:t>
+        <w:t xml:space="preserve">PROVISÓRIO, 1º de outubro de 2026.</w:t>
+      </w:r>
+      <w:r>
+        <w:t xml:space="preserve"> </w:t>
+      </w:r>
+      <w:r>
+        <w:t xml:space="preserve">Dos 24 candidatos finais por frente, três sequências coincidem na mesma espécie: GQNDS (</w:t>
+      </w:r>
+      <w:r>
+        <w:rPr>
+          <w:i/>
+          <w:iCs/>
+        </w:rPr>
+        <w:t xml:space="preserve">O. nubilalis</w:t>
+      </w:r>
+      <w:r>
+        <w:t xml:space="preserve">), NGGTT (</w:t>
+      </w:r>
+      <w:r>
+        <w:rPr>
+          <w:i/>
+          <w:iCs/>
+        </w:rPr>
+        <w:t xml:space="preserve">H. virescens</w:t>
+      </w:r>
+      <w:r>
+        <w:t xml:space="preserve">) e GGSQSS (</w:t>
+      </w:r>
+      <w:r>
+        <w:rPr>
+          <w:i/>
+          <w:iCs/>
+        </w:rPr>
+        <w:t xml:space="preserve">A. gemmatalis</w:t>
+      </w:r>
+      <w:r>
+        <w:t xml:space="preserve">). Só GGSQSS foi simulada nas duas formas até agora, e saiu de S1 nas duas (ocupância na segunda metade de 0,07 na linear e 0,00 na cíclica; âncora Gln4).</w:t>
+      </w:r>
+      <w:r>
+        <w:t xml:space="preserve"> </w:t>
+      </w:r>
+      <w:r>
+        <w:rPr>
+          <w:rStyle w:val="Pendente"/>
+        </w:rPr>
+        <w:t xml:space="preserve">PENDENTE: sobreposição e diferença na ocupância de S1 entre a forma linear e a cíclica da mesma sequência quando as 48 simulações terminarem.</w:t>
       </w:r>
     </w:p>
     <w:p>
@@ -9351,9 +9831,9 @@
         </w:pict>
       </w:r>
     </w:p>
-    <w:bookmarkEnd w:id="60"/>
-    <w:bookmarkEnd w:id="61"/>
-    <w:bookmarkStart w:id="67" w:name="discussão"/>
+    <w:bookmarkEnd w:id="69"/>
+    <w:bookmarkEnd w:id="70"/>
+    <w:bookmarkStart w:id="76" w:name="discussão"/>
     <w:p>
       <w:pPr>
         <w:pStyle w:val="Heading2"/>
@@ -9362,7 +9842,7 @@
         <w:t xml:space="preserve">4 Discussão</w:t>
       </w:r>
     </w:p>
-    <w:bookmarkStart w:id="62" w:name="principais-achados"/>
+    <w:bookmarkStart w:id="71" w:name="principais-achados"/>
     <w:p>
       <w:pPr>
         <w:pStyle w:val="Heading3"/>
@@ -9428,8 +9908,8 @@
         <w:t xml:space="preserve">menos do que o inibidor de Kunitz da soja, o que seus autores atribuíram à menor flexibilidade e a um aumento evolutivo da hidrofobicidade dos subsítios (Patarroyo-Vargas et al., 2020).</w:t>
       </w:r>
     </w:p>
-    <w:bookmarkEnd w:id="62"/>
-    <w:bookmarkStart w:id="63" w:name="Xe3615bf2ba7667c30e4492e0c2fa08d640e849c"/>
+    <w:bookmarkEnd w:id="71"/>
+    <w:bookmarkStart w:id="72" w:name="Xe3615bf2ba7667c30e4492e0c2fa08d640e849c"/>
     <w:p>
       <w:pPr>
         <w:pStyle w:val="Heading3"/>
@@ -9470,8 +9950,8 @@
         <w:t xml:space="preserve">A correlação de postos de 0,57 entre rodadas (Seção 3.8) acrescenta outro limite. Uma única predição do Boltz-2 para um peptídeo curto é um ordenador ruidoso mesmo com entrada idêntica, de modo que diferenças de poucos centésimos na confiança, que separam muitos candidatos, não devem ser interpretadas, e a concordância entre as formas linear e cíclica (ρ = 0,50) não pode ser lida como efeito de modalidade enquanto não for comparada a esse teto.</w:t>
       </w:r>
     </w:p>
-    <w:bookmarkEnd w:id="63"/>
-    <w:bookmarkStart w:id="64" w:name="Xafece074cecce80077a0c9860132a7cfb8c9c03"/>
+    <w:bookmarkEnd w:id="72"/>
+    <w:bookmarkStart w:id="73" w:name="Xafece074cecce80077a0c9860132a7cfb8c9c03"/>
     <w:p>
       <w:pPr>
         <w:pStyle w:val="Heading3"/>
@@ -9549,8 +10029,8 @@
         <w:t xml:space="preserve">As regras de motivos também são grosseiras. O escore é uma contagem ponderada de sítios, a regra do tipo elastase sinaliza quatro resíduos comuns (alanina, glicina, serina e valina), a regra do tipo pepsina não é relevante para o intestino de lepidópteros, e uma classe pode mudar com um único sítio (GIFDDIG não tem sítio de tripsina e, ainda assim, é rotulada MARGINAL). O rótulo RESISTENTE é uma previsão computacional de baixa carga de motivos, e não uma medida de estabilidade no intestino médio.</w:t>
       </w:r>
     </w:p>
-    <w:bookmarkEnd w:id="64"/>
-    <w:bookmarkStart w:id="65" w:name="limitações"/>
+    <w:bookmarkEnd w:id="73"/>
+    <w:bookmarkStart w:id="74" w:name="limitações"/>
     <w:p>
       <w:pPr>
         <w:pStyle w:val="Heading3"/>
@@ -9598,8 +10078,8 @@
         <w:t xml:space="preserve">embora o grupo α-amino fosse majoritariamente neutro nesse pH; dez nanossegundos apenas triam e não podem estabelecer estabilidade nem ordenar candidatos. (ix) Uma única predição do Boltz-2 é um ordenador ruidoso (ρ = 0,57 entre rodadas para entrada idêntica), de modo que a seleção de candidatos para reescore se apoia em um ranking ruidoso. (x) Os 22 sistemas de calibração foram simulados por 2 ns a partir de uma única estrutura inicial predita cada, e os ligantes da calibração são muito maiores que os candidatos.</w:t>
       </w:r>
     </w:p>
-    <w:bookmarkEnd w:id="65"/>
-    <w:bookmarkStart w:id="66" w:name="perspectivas"/>
+    <w:bookmarkEnd w:id="74"/>
+    <w:bookmarkStart w:id="75" w:name="perspectivas"/>
     <w:p>
       <w:pPr>
         <w:pStyle w:val="Heading3"/>
@@ -9632,9 +10112,9 @@
         <w:t xml:space="preserve">e com tripsinas não-alvo, e um ensaio de estabilidade dos candidatos nos mesmos extratos.</w:t>
       </w:r>
     </w:p>
-    <w:bookmarkEnd w:id="66"/>
-    <w:bookmarkEnd w:id="67"/>
-    <w:bookmarkStart w:id="68" w:name="declaração-de-disponibilidade-de-dados"/>
+    <w:bookmarkEnd w:id="75"/>
+    <w:bookmarkEnd w:id="76"/>
+    <w:bookmarkStart w:id="77" w:name="declaração-de-disponibilidade-de-dados"/>
     <w:p>
       <w:pPr>
         <w:pStyle w:val="Heading2"/>
@@ -9660,8 +10140,8 @@
         <w:t xml:space="preserve">PENDENTE: confirmar visibilidade do repositório e DOI de arquivamento (por exemplo Zenodo) antes da submissão.</w:t>
       </w:r>
     </w:p>
-    <w:bookmarkEnd w:id="68"/>
-    <w:bookmarkStart w:id="69" w:name="declaração-de-ética"/>
+    <w:bookmarkEnd w:id="77"/>
+    <w:bookmarkStart w:id="78" w:name="declaração-de-ética"/>
     <w:p>
       <w:pPr>
         <w:pStyle w:val="Heading2"/>
@@ -9678,8 +10158,8 @@
         <w:t xml:space="preserve">Não se aplica. É um estudo computacional; não envolveu animais, participantes humanos nem dados pessoais.</w:t>
       </w:r>
     </w:p>
-    <w:bookmarkEnd w:id="69"/>
-    <w:bookmarkStart w:id="70" w:name="contribuições-dos-autores"/>
+    <w:bookmarkEnd w:id="78"/>
+    <w:bookmarkStart w:id="79" w:name="contribuições-dos-autores"/>
     <w:p>
       <w:pPr>
         <w:pStyle w:val="Heading2"/>
@@ -9699,8 +10179,8 @@
         <w:t xml:space="preserve">PENDENTE: a completar pelos autores (papéis CRediT).</w:t>
       </w:r>
     </w:p>
-    <w:bookmarkEnd w:id="70"/>
-    <w:bookmarkStart w:id="71" w:name="financiamento"/>
+    <w:bookmarkEnd w:id="79"/>
+    <w:bookmarkStart w:id="80" w:name="financiamento"/>
     <w:p>
       <w:pPr>
         <w:pStyle w:val="Heading2"/>
@@ -9720,8 +10200,8 @@
         <w:t xml:space="preserve">PENDENTE: a completar pelos autores.</w:t>
       </w:r>
     </w:p>
-    <w:bookmarkEnd w:id="71"/>
-    <w:bookmarkStart w:id="72" w:name="agradecimentos"/>
+    <w:bookmarkEnd w:id="80"/>
+    <w:bookmarkStart w:id="81" w:name="agradecimentos"/>
     <w:p>
       <w:pPr>
         <w:pStyle w:val="Heading2"/>
@@ -9768,8 +10248,8 @@
         <w:t xml:space="preserve">“Usou-se IA generativa (Claude, Anthropic) como assistente para escrever scripts de análise, gerar figuras e redigir e traduzir texto. Os autores conferiram todos os resultados numéricos nos arquivos de saída, conferiram cada referência no Crossref ou PubMed e assumem total responsabilidade pelo conteúdo.”</w:t>
       </w:r>
     </w:p>
-    <w:bookmarkEnd w:id="72"/>
-    <w:bookmarkStart w:id="73" w:name="conflito-de-interesses"/>
+    <w:bookmarkEnd w:id="81"/>
+    <w:bookmarkStart w:id="82" w:name="conflito-de-interesses"/>
     <w:p>
       <w:pPr>
         <w:pStyle w:val="Heading2"/>
@@ -9789,8 +10269,8 @@
         <w:t xml:space="preserve">PENDENTE: a completar pelos autores.</w:t>
       </w:r>
     </w:p>
-    <w:bookmarkEnd w:id="73"/>
-    <w:bookmarkStart w:id="80" w:name="figuras-suplementares"/>
+    <w:bookmarkEnd w:id="82"/>
+    <w:bookmarkStart w:id="89" w:name="figuras-suplementares"/>
     <w:p>
       <w:pPr>
         <w:pStyle w:val="Heading2"/>
@@ -9808,18 +10288,18 @@
           <wp:inline>
             <wp:extent cx="4679999" cy="2092235"/>
             <wp:effectExtent b="0" l="0" r="0" t="0"/>
-            <wp:docPr descr="Figura S1. Triagem por escore de motivos por espécie sob a regra linear-estrita e a circular (porcentagem das sequências de cada espécie por classe)." title="" id="75" name="Picture"/>
+            <wp:docPr descr="Figura S1. Triagem por escore de motivos por espécie sob a regra linear-estrita e a circular (porcentagem das sequências de cada espécie por classe)." title="" id="84" name="Picture"/>
             <a:graphic>
               <a:graphicData uri="http://schemas.openxmlformats.org/drawingml/2006/picture">
                 <pic:pic>
                   <pic:nvPicPr>
-                    <pic:cNvPr descr="figures/pt/figS1_regras_motivo.png" id="76" name="Picture"/>
+                    <pic:cNvPr descr="figures/pt/figS1_regras_motivo.png" id="85" name="Picture"/>
                     <pic:cNvPicPr>
                       <a:picLocks noChangeArrowheads="1" noChangeAspect="1"/>
                     </pic:cNvPicPr>
                   </pic:nvPicPr>
                   <pic:blipFill>
-                    <a:blip r:embed="rId74"/>
+                    <a:blip r:embed="rId83"/>
                     <a:stretch>
                       <a:fillRect/>
                     </a:stretch>
@@ -9871,20 +10351,20 @@
       <w:r>
         <w:drawing>
           <wp:inline>
-            <wp:extent cx="3959999" cy="1583999"/>
+            <wp:extent cx="3959999" cy="1140479"/>
             <wp:effectExtent b="0" l="0" r="0" t="0"/>
-            <wp:docPr descr="Figura S2. PENDENTE: teste de fumaça da topologia cíclica com CHARMM36 (RMSD do esqueleto e número de ligações de hidrogênio em uma simulação curta de um macrociclo; distância C–N de fechamento e ω). A versão anterior desta figura usava outro campo de força e foi retirada." title="" id="78" name="Picture"/>
+            <wp:docPr descr="Figura S2. Integridade do anel nas três simulações cíclicas com CHARMM36 concluídas até agora (A. gemmatalis, 10 ns): distância C–N de fechamento, ângulo ω de fechamento em valor absoluto ao longo do tempo e distribuição de ω. Linhas tracejadas: limites pré-registrados (C–N ≤ 1,5 Å, ω ≥ 150°). A versão anterior desta figura usava outro campo de força e foi retirada." title="" id="87" name="Picture"/>
             <a:graphic>
               <a:graphicData uri="http://schemas.openxmlformats.org/drawingml/2006/picture">
                 <pic:pic>
                   <pic:nvPicPr>
-                    <pic:cNvPr descr="figures/pt/figS2_ciclica_fumaca.png" id="79" name="Picture"/>
+                    <pic:cNvPr descr="figures/pt/figS2_anel_ciclico_charmm36.png" id="88" name="Picture"/>
                     <pic:cNvPicPr>
                       <a:picLocks noChangeArrowheads="1" noChangeAspect="1"/>
                     </pic:cNvPicPr>
                   </pic:nvPicPr>
                   <pic:blipFill>
-                    <a:blip r:embed="rId77"/>
+                    <a:blip r:embed="rId86"/>
                     <a:stretch>
                       <a:fillRect/>
                     </a:stretch>
@@ -9892,7 +10372,7 @@
                   <pic:spPr bwMode="auto">
                     <a:xfrm>
                       <a:off x="0" y="0"/>
-                      <a:ext cx="3959999" cy="1583999"/>
+                      <a:ext cx="3959999" cy="1140479"/>
                     </a:xfrm>
                     <a:prstGeom prst="rect">
                       <a:avLst/>
@@ -9926,14 +10406,21 @@
         <w:t xml:space="preserve"> </w:t>
       </w:r>
       <w:r>
-        <w:rPr>
-          <w:rStyle w:val="Pendente"/>
-        </w:rPr>
-        <w:t xml:space="preserve">PENDENTE: teste de fumaça da topologia cíclica com CHARMM36 (RMSD do esqueleto e número de ligações de hidrogênio em uma simulação curta de um macrociclo; distância C–N de fechamento e ω). A versão anterior desta figura usava outro campo de força e foi retirada.</w:t>
-      </w:r>
-    </w:p>
-    <w:bookmarkEnd w:id="80"/>
-    <w:bookmarkStart w:id="81" w:name="referências"/>
+        <w:t xml:space="preserve">Integridade do anel nas três simulações cíclicas com CHARMM36 concluídas até agora (</w:t>
+      </w:r>
+      <w:r>
+        <w:rPr>
+          <w:i/>
+          <w:iCs/>
+        </w:rPr>
+        <w:t xml:space="preserve">A. gemmatalis</w:t>
+      </w:r>
+      <w:r>
+        <w:t xml:space="preserve">, 10 ns): distância C–N de fechamento, ângulo ω de fechamento em valor absoluto ao longo do tempo e distribuição de ω. Linhas tracejadas: limites pré-registrados (C–N ≤ 1,5 Å, ω ≥ 150°). A versão anterior desta figura usava outro campo de força e foi retirada.</w:t>
+      </w:r>
+    </w:p>
+    <w:bookmarkEnd w:id="89"/>
+    <w:bookmarkStart w:id="90" w:name="referências"/>
     <w:p>
       <w:pPr>
         <w:pStyle w:val="Heading2"/>
@@ -10011,6 +10498,14 @@
         <w:pStyle w:val="BodyText"/>
       </w:pPr>
       <w:r>
+        <w:t xml:space="preserve">de Almeida Barros R, Meriño-Cabrera Y, Castro JS, da Silva Junior NR, de Oliveira JVA, Schultz H, et al. (2022). Bovine pancreatic trypsin inhibitor and soybean Kunitz trypsin inhibitor: Differential effects on proteases and larval development of the soybean pest Anticarsia gemmatalis (Lepidoptera: Noctuidae). Pesticide Biochemistry and Physiology 187, 105188. doi: 10.1016/j.pestbp.2022.105188</w:t>
+      </w:r>
+    </w:p>
+    <w:p>
+      <w:pPr>
+        <w:pStyle w:val="BodyText"/>
+      </w:pPr>
+      <w:r>
         <w:t xml:space="preserve">de Almeida Barros R, Meriño-Cabrera Y, Severiche Castro JG, Rodrigues da Silva Júnior N, Schultz H, de Andrade RJ, et al. (2022). Inhibition constant and stability of tripeptide inhibitors of gut trypsin-like enzyme of the soybean pest Anticarsia gemmatalis. Archives of Insect Biochemistry and Physiology 110, e21887. doi: 10.1002/arch.21887</w:t>
       </w:r>
     </w:p>
@@ -10019,7 +10514,7 @@
         <w:pStyle w:val="BodyText"/>
       </w:pPr>
       <w:r>
-        <w:t xml:space="preserve">de Almeida Barros R, Meriño-Cabrera Y, Castro JS, da Silva Junior NR, de Oliveira JVA, Schultz H, et al. (2022). Bovine pancreatic trypsin inhibitor and soybean Kunitz trypsin inhibitor: Differential effects on proteases and larval development of the soybean pest Anticarsia gemmatalis (Lepidoptera: Noctuidae). Pesticide Biochemistry and Physiology 187, 105188. doi: 10.1016/j.pestbp.2022.105188</w:t>
+        <w:t xml:space="preserve">Dolinsky TJ, Czodrowski P, Li H, Nielsen JE, Jensen JH, Klebe G, et al. (2007). PDB2PQR: expanding and upgrading automated preparation of biomolecular structures for molecular simulations. Nucleic Acids Research 35, W522-W525. doi: 10.1093/nar/gkm276</w:t>
       </w:r>
     </w:p>
     <w:p>
@@ -10027,7 +10522,7 @@
         <w:pStyle w:val="BodyText"/>
       </w:pPr>
       <w:r>
-        <w:t xml:space="preserve">Dolinsky TJ, Czodrowski P, Li H, Nielsen JE, Jensen JH, Klebe G, et al. (2007). PDB2PQR: expanding and upgrading automated preparation of biomolecular structures for molecular simulations. Nucleic Acids Research 35, W522-W525. doi: 10.1093/nar/gkm276</w:t>
+        <w:t xml:space="preserve">Dow JAT (1992). pH gradients in lepidopteran midgut. Journal of Experimental Biology 172, 355-375. doi: 10.1242/jeb.172.1.355</w:t>
       </w:r>
     </w:p>
     <w:p>
@@ -10035,7 +10530,7 @@
         <w:pStyle w:val="BodyText"/>
       </w:pPr>
       <w:r>
-        <w:t xml:space="preserve">Dow JAT (1992). pH gradients in lepidopteran midgut. Journal of Experimental Biology 172, 355-375. doi: 10.1242/jeb.172.1.355</w:t>
+        <w:t xml:space="preserve">Essmann U, Perera L, Berkowitz ML, Darden T, Lee H, Pedersen LG (1995). A smooth particle mesh Ewald method. The Journal of Chemical Physics 103, 8577-8593. doi: 10.1063/1.470117</w:t>
       </w:r>
     </w:p>
     <w:p>
@@ -10043,7 +10538,7 @@
         <w:pStyle w:val="BodyText"/>
       </w:pPr>
       <w:r>
-        <w:t xml:space="preserve">Essmann U, Perera L, Berkowitz ML, Darden T, Lee H, Pedersen LG (1995). A smooth particle mesh Ewald method. The Journal of Chemical Physics 103, 8577-8593. doi: 10.1063/1.470117</w:t>
+        <w:t xml:space="preserve">Gasteiger E, Hoogland C, Gattiker A, Duvaud S, Wilkins MR, Appel RD, et al. (2005). Protein Identification and Analysis Tools on the ExPASy Server. The Proteomics Protocols Handbook , 571-607. doi: 10.1385/1-59259-890-0:571</w:t>
       </w:r>
     </w:p>
     <w:p>
@@ -10051,7 +10546,7 @@
         <w:pStyle w:val="BodyText"/>
       </w:pPr>
       <w:r>
-        <w:t xml:space="preserve">Gasteiger E, Hoogland C, Gattiker A, Duvaud S, Wilkins MR, Appel RD, et al. (2005). Protein Identification and Analysis Tools on the ExPASy Server. The Proteomics Protocols Handbook , 571-607. doi: 10.1385/1-59259-890-0:571</w:t>
+        <w:t xml:space="preserve">Genheden S, Ryde U (2015). The MM/PBSA and MM/GBSA methods to estimate ligand-binding affinities. Expert Opinion on Drug Discovery 10, 449-461. doi: 10.1517/17460441.2015.1032936</w:t>
       </w:r>
     </w:p>
     <w:p>
@@ -10059,7 +10554,7 @@
         <w:pStyle w:val="BodyText"/>
       </w:pPr>
       <w:r>
-        <w:t xml:space="preserve">Genheden S, Ryde U (2015). The MM/PBSA and MM/GBSA methods to estimate ligand-binding affinities. Expert Opinion on Drug Discovery 10, 449-461. doi: 10.1517/17460441.2015.1032936</w:t>
+        <w:t xml:space="preserve">Gowers R, Linke M, Barnoud J, Reddy T, Melo M, Seyler S, et al. (2016). MDAnalysis: A Python Package for the Rapid Analysis of Molecular Dynamics Simulations. Proceedings of the Python in Science Conference , 98-105. doi: 10.25080/majora-629e541a-00e</w:t>
       </w:r>
     </w:p>
     <w:p>
@@ -10067,7 +10562,7 @@
         <w:pStyle w:val="BodyText"/>
       </w:pPr>
       <w:r>
-        <w:t xml:space="preserve">Gowers R, Linke M, Barnoud J, Reddy T, Melo M, Seyler S, et al. (2016). MDAnalysis: A Python Package for the Rapid Analysis of Molecular Dynamics Simulations. Proceedings of the Python in Science Conference , 98-105. doi: 10.25080/majora-629e541a-00e</w:t>
+        <w:t xml:space="preserve">Hedstrom L (2002). Serine Protease Mechanism and Specificity. Chemical Reviews 102, 4501-4524. doi: 10.1021/cr000033x</w:t>
       </w:r>
     </w:p>
     <w:p>
@@ -10075,7 +10570,7 @@
         <w:pStyle w:val="BodyText"/>
       </w:pPr>
       <w:r>
-        <w:t xml:space="preserve">Hedstrom L (2002). Serine Protease Mechanism and Specificity. Chemical Reviews 102, 4501-4524. doi: 10.1021/cr000033x</w:t>
+        <w:t xml:space="preserve">Hou T, Wang J, Li Y, Wang W (2011). Assessing the Performance of the MM/PBSA and MM/GBSA Methods. 1. The Accuracy of Binding Free Energy Calculations Based on Molecular Dynamics Simulations. Journal of Chemical Information and Modeling 51, 69-82. doi: 10.1021/ci100275a</w:t>
       </w:r>
     </w:p>
     <w:p>
@@ -10083,7 +10578,7 @@
         <w:pStyle w:val="BodyText"/>
       </w:pPr>
       <w:r>
-        <w:t xml:space="preserve">Hou T, Wang J, Li Y, Wang W (2011). Assessing the Performance of the MM/PBSA and MM/GBSA Methods. 1. The Accuracy of Binding Free Energy Calculations Based on Molecular Dynamics Simulations. Journal of Chemical Information and Modeling 51, 69-82. doi: 10.1021/ci100275a</w:t>
+        <w:t xml:space="preserve">Huang J, MacKerell AD (2013). CHARMM36 all-atom additive protein force field: Validation based on comparison to NMR data. Journal of Computational Chemistry 34, 2135-2145. doi: 10.1002/jcc.23354</w:t>
       </w:r>
     </w:p>
     <w:p>
@@ -10091,7 +10586,7 @@
         <w:pStyle w:val="BodyText"/>
       </w:pPr>
       <w:r>
-        <w:t xml:space="preserve">Huang J, MacKerell AD (2013). CHARMM36 all-atom additive protein force field: Validation based on comparison to NMR data. Journal of Computational Chemistry 34, 2135-2145. doi: 10.1002/jcc.23354</w:t>
+        <w:t xml:space="preserve">Jongsma MA, Bakker PL, Peters J, Bosch D, Stiekema WJ (1995). Adaptation of Spodoptera exigua larvae to plant proteinase inhibitors by induction of gut proteinase activity insensitive to inhibition. Proceedings of the National Academy of Sciences 92, 8041-8045. doi: 10.1073/pnas.92.17.8041</w:t>
       </w:r>
     </w:p>
     <w:p>
@@ -10099,7 +10594,7 @@
         <w:pStyle w:val="BodyText"/>
       </w:pPr>
       <w:r>
-        <w:t xml:space="preserve">Jongsma MA, Bakker PL, Peters J, Bosch D, Stiekema WJ (1995). Adaptation of Spodoptera exigua larvae to plant proteinase inhibitors by induction of gut proteinase activity insensitive to inhibition. Proceedings of the National Academy of Sciences 92, 8041-8045. doi: 10.1073/pnas.92.17.8041</w:t>
+        <w:t xml:space="preserve">Jongsma MA, Bolter C (1997). The adaptation of insects to plant protease inhibitors. Journal of Insect Physiology 43, 885-895. doi: 10.1016/s0022-1910(97)00040-1</w:t>
       </w:r>
     </w:p>
     <w:p>
@@ -10107,7 +10602,7 @@
         <w:pStyle w:val="BodyText"/>
       </w:pPr>
       <w:r>
-        <w:t xml:space="preserve">Jongsma MA, Bolter C (1997). The adaptation of insects to plant protease inhibitors. Journal of Insect Physiology 43, 885-895. doi: 10.1016/s0022-1910(97)00040-1</w:t>
+        <w:t xml:space="preserve">Jorgensen WL, Chandrasekhar J, Madura JD, Impey RW, Klein ML (1983). Comparison of simple potential functions for simulating liquid water. The Journal of Chemical Physics 79, 926-935. doi: 10.1063/1.445869</w:t>
       </w:r>
     </w:p>
     <w:p>
@@ -10115,7 +10610,7 @@
         <w:pStyle w:val="BodyText"/>
       </w:pPr>
       <w:r>
-        <w:t xml:space="preserve">Jorgensen WL, Chandrasekhar J, Madura JD, Impey RW, Klein ML (1983). Comparison of simple potential functions for simulating liquid water. The Journal of Chemical Physics 79, 926-935. doi: 10.1063/1.445869</w:t>
+        <w:t xml:space="preserve">Jumper J, Evans R, Pritzel A, Green T, Figurnov M, Ronneberger O, et al. (2021). Highly accurate protein structure prediction with AlphaFold. Nature 596, 583-589. doi: 10.1038/s41586-021-03819-2</w:t>
       </w:r>
     </w:p>
     <w:p>
@@ -10123,7 +10618,7 @@
         <w:pStyle w:val="BodyText"/>
       </w:pPr>
       <w:r>
-        <w:t xml:space="preserve">Jumper J, Evans R, Pritzel A, Green T, Figurnov M, Ronneberger O, et al. (2021). Highly accurate protein structure prediction with AlphaFold. Nature 596, 583-589. doi: 10.1038/s41586-021-03819-2</w:t>
+        <w:t xml:space="preserve">Karumbaiah L, Oppert B, Jurat-Fuentes JL, Adang MJ (2007). Analysis of midgut proteinases from Bacillus thuringiensis-susceptible and -resistant Heliothis virescens (Lepidoptera: Noctuidae). Comparative Biochemistry and Physiology Part B: Biochemistry and Molecular Biology 146, 139-146. doi: 10.1016/j.cbpb.2006.10.104</w:t>
       </w:r>
     </w:p>
     <w:p>
@@ -10131,7 +10626,7 @@
         <w:pStyle w:val="BodyText"/>
       </w:pPr>
       <w:r>
-        <w:t xml:space="preserve">Karumbaiah L, Oppert B, Jurat-Fuentes JL, Adang MJ (2007). Analysis of midgut proteinases from Bacillus thuringiensis-susceptible and -resistant Heliothis virescens (Lepidoptera: Noctuidae). Comparative Biochemistry and Physiology Part B: Biochemistry and Molecular Biology 146, 139-146. doi: 10.1016/j.cbpb.2006.10.104</w:t>
+        <w:t xml:space="preserve">Kelly C, Laskowski Jr. M, Qasim M (2005). The Role of Scaffolding in Standard Mechanism Serine Proteinase Inhibitors. Protein &amp; Peptide Letters 12, 465-471. doi: 10.2174/0929866054395383</w:t>
       </w:r>
     </w:p>
     <w:p>
@@ -10139,7 +10634,7 @@
         <w:pStyle w:val="BodyText"/>
       </w:pPr>
       <w:r>
-        <w:t xml:space="preserve">Kelly C, Laskowski Jr. M, Qasim M (2005). The Role of Scaffolding in Standard Mechanism Serine Proteinase Inhibitors. Protein &amp; Peptide Letters 12, 465-471. doi: 10.2174/0929866054395383</w:t>
+        <w:t xml:space="preserve">Kuwar SS, Pauchet Y, Vogel H, Heckel DG (2015). Adaptive regulation of digestive serine proteases in the larval midgut of Helicoverpa armigera in response to a plant protease inhibitor. Insect Biochemistry and Molecular Biology 59, 18-29. doi: 10.1016/j.ibmb.2015.01.016</w:t>
       </w:r>
     </w:p>
     <w:p>
@@ -10147,7 +10642,7 @@
         <w:pStyle w:val="BodyText"/>
       </w:pPr>
       <w:r>
-        <w:t xml:space="preserve">Kuwar SS, Pauchet Y, Vogel H, Heckel DG (2015). Adaptive regulation of digestive serine proteases in the larval midgut of Helicoverpa armigera in response to a plant protease inhibitor. Insect Biochemistry and Molecular Biology 59, 18-29. doi: 10.1016/j.ibmb.2015.01.016</w:t>
+        <w:t xml:space="preserve">Laskowski M, Kato I (1980). Protein Inhibitors of Proteinases. Annual Review of Biochemistry 49, 593-626. doi: 10.1146/annurev.bi.49.070180.003113</w:t>
       </w:r>
     </w:p>
     <w:p>
@@ -10155,7 +10650,7 @@
         <w:pStyle w:val="BodyText"/>
       </w:pPr>
       <w:r>
-        <w:t xml:space="preserve">Laskowski M, Kato I (1980). Protein Inhibitors of Proteinases. Annual Review of Biochemistry 49, 593-626. doi: 10.1146/annurev.bi.49.070180.003113</w:t>
+        <w:t xml:space="preserve">Laskowski M, Qasim M (2000). What can the structures of enzyme-inhibitor complexes tell us about the structures of enzyme substrate complexes?. Biochimica et Biophysica Acta (BBA) - Protein Structure and Molecular Enzymology 1477, 324-337. doi: 10.1016/s0167-4838(99)00284-8</w:t>
       </w:r>
     </w:p>
     <w:p>
@@ -10163,7 +10658,7 @@
         <w:pStyle w:val="BodyText"/>
       </w:pPr>
       <w:r>
-        <w:t xml:space="preserve">Laskowski M, Qasim M (2000). What can the structures of enzyme-inhibitor complexes tell us about the structures of enzyme substrate complexes?. Biochimica et Biophysica Acta (BBA) - Protein Structure and Molecular Enzymology 1477, 324-337. doi: 10.1016/s0167-4838(99)00284-8</w:t>
+        <w:t xml:space="preserve">Lomate PR, Dewangan V, Mahajan NS, Kumar Y, Kulkarni A, Wang L, et al. (2018). Integrated Transcriptomic and Proteomic Analyses Suggest the Participation of Endogenous Protease Inhibitors in the Regulation of Protease Gene Expression in Helicoverpa armigera. Molecular &amp; Cellular Proteomics 17, 1324-1336. doi: 10.1074/mcp.ra117.000533</w:t>
       </w:r>
     </w:p>
     <w:p>
@@ -10171,7 +10666,7 @@
         <w:pStyle w:val="BodyText"/>
       </w:pPr>
       <w:r>
-        <w:t xml:space="preserve">Lomate PR, Dewangan V, Mahajan NS, Kumar Y, Kulkarni A, Wang L, et al. (2018). Integrated Transcriptomic and Proteomic Analyses Suggest the Participation of Endogenous Protease Inhibitors in the Regulation of Protease Gene Expression in Helicoverpa armigera. Molecular &amp; Cellular Proteomics 17, 1324-1336. doi: 10.1074/mcp.ra117.000533</w:t>
+        <w:t xml:space="preserve">Luckett S, Garcia R, Barker J, Konarev A, Shewry P, Clarke A, et al. (1999). High-resolution structure of a potent, cyclic proteinase inhibitor from sunflower seeds. Journal of Molecular Biology 290, 525-533. doi: 10.1006/jmbi.1999.2891</w:t>
       </w:r>
     </w:p>
     <w:p>
@@ -10179,7 +10674,7 @@
         <w:pStyle w:val="BodyText"/>
       </w:pPr>
       <w:r>
-        <w:t xml:space="preserve">Luckett S, Garcia R, Barker J, Konarev A, Shewry P, Clarke A, et al. (1999). High-resolution structure of a potent, cyclic proteinase inhibitor from sunflower seeds. Journal of Molecular Biology 290, 525-533. doi: 10.1006/jmbi.1999.2891</w:t>
+        <w:t xml:space="preserve">Meriño-Cabrera Y, Severiche Castro JG, Rios Diez JD, Rodrigues Macedo ML, de Oliveira Mendes TA, Goreti de Almeida Oliveira M (2020). Rational design of mimetic peptides based on the interaction between Inga laurina inhibitor and trypsins for Spodoptera cosmioides pest control. Insect Biochemistry and Molecular Biology 122, 103390. doi: 10.1016/j.ibmb.2020.103390</w:t>
       </w:r>
     </w:p>
     <w:p>
@@ -10195,7 +10690,7 @@
         <w:pStyle w:val="BodyText"/>
       </w:pPr>
       <w:r>
-        <w:t xml:space="preserve">Meriño-Cabrera Y, Severiche Castro JG, Rios Diez JD, Rodrigues Macedo ML, de Oliveira Mendes TA, Goreti de Almeida Oliveira M (2020). Rational design of mimetic peptides based on the interaction between Inga laurina inhibitor and trypsins for Spodoptera cosmioides pest control. Insect Biochemistry and Molecular Biology 122, 103390. doi: 10.1016/j.ibmb.2020.103390</w:t>
+        <w:t xml:space="preserve">Meriño-Cabrera Y, Castro JS, de Almeida Barros R, da Silva Junior NR, de Oliveira Ramos H, de Almeida Oliveira MG (2022). Arginine-containing dipeptides decrease affinity of gut trypsins and compromise soybean pest development. Pesticide Biochemistry and Physiology 184, 105107. doi: 10.1016/j.pestbp.2022.105107</w:t>
       </w:r>
     </w:p>
     <w:p>
@@ -10203,7 +10698,7 @@
         <w:pStyle w:val="BodyText"/>
       </w:pPr>
       <w:r>
-        <w:t xml:space="preserve">Meriño-Cabrera Y, Castro JS, de Almeida Barros R, da Silva Junior NR, de Oliveira Ramos H, de Almeida Oliveira MG (2022). Arginine-containing dipeptides decrease affinity of gut trypsins and compromise soybean pest development. Pesticide Biochemistry and Physiology 184, 105107. doi: 10.1016/j.pestbp.2022.105107</w:t>
+        <w:t xml:space="preserve">Michaud-Agrawal N, Denning EJ, Woolf TB, Beckstein O (2011). MDAnalysis: A toolkit for the analysis of molecular dynamics simulations. Journal of Computational Chemistry 32, 2319-2327. doi: 10.1002/jcc.21787</w:t>
       </w:r>
     </w:p>
     <w:p>
@@ -10211,7 +10706,7 @@
         <w:pStyle w:val="BodyText"/>
       </w:pPr>
       <w:r>
-        <w:t xml:space="preserve">Michaud-Agrawal N, Denning EJ, Woolf TB, Beckstein O (2011). MDAnalysis: A toolkit for the analysis of molecular dynamics simulations. Journal of Computational Chemistry 32, 2319-2327. doi: 10.1002/jcc.21787</w:t>
+        <w:t xml:space="preserve">Mirdita M, Schütze K, Moriwaki Y, Heo L, Ovchinnikov S, Steinegger M (2022). ColabFold: making protein folding accessible to all. Nature Methods 19, 679-682. doi: 10.1038/s41592-022-01488-1</w:t>
       </w:r>
     </w:p>
     <w:p>
@@ -10219,7 +10714,7 @@
         <w:pStyle w:val="BodyText"/>
       </w:pPr>
       <w:r>
-        <w:t xml:space="preserve">Mirdita M, Schütze K, Moriwaki Y, Heo L, Ovchinnikov S, Steinegger M (2022). ColabFold: making protein folding accessible to all. Nature Methods 19, 679-682. doi: 10.1038/s41592-022-01488-1</w:t>
+        <w:t xml:space="preserve">Nakonieczny M, Michalczyk K, Kędziorski A (2007). Midgut protease activities in monophagous larvae of Apollo butterfly, Parnassius apollo ssp. frankenbergeri. Comptes Rendus. Biologies 330, 126-134. doi: 10.1016/j.crvi.2006.12.002</w:t>
       </w:r>
     </w:p>
     <w:p>
@@ -10227,7 +10722,7 @@
         <w:pStyle w:val="BodyText"/>
       </w:pPr>
       <w:r>
-        <w:t xml:space="preserve">Nakonieczny M, Michalczyk K, Kędziorski A (2007). Midgut protease activities in monophagous larvae of Apollo butterfly, Parnassius apollo ssp. frankenbergeri. Comptes Rendus. Biologies 330, 126-134. doi: 10.1016/j.crvi.2006.12.002</w:t>
+        <w:t xml:space="preserve">Olsson MHM, Søndergaard CR, Rostkowski M, Jensen JH (2011). PROPKA3: Consistent Treatment of Internal and Surface Residues in Empirical p K a Predictions. Journal of Chemical Theory and Computation 7, 525-537. doi: 10.1021/ct100578z</w:t>
       </w:r>
     </w:p>
     <w:p>
@@ -10235,7 +10730,7 @@
         <w:pStyle w:val="BodyText"/>
       </w:pPr>
       <w:r>
-        <w:t xml:space="preserve">Olsson MHM, Søndergaard CR, Rostkowski M, Jensen JH (2011). PROPKA3: Consistent Treatment of Internal and Surface Residues in Empirical p K a Predictions. Journal of Chemical Theory and Computation 7, 525-537. doi: 10.1021/ct100578z</w:t>
+        <w:t xml:space="preserve">Parkin S, Rupp B, Hope H (1996). Structure of bovine pancreatic trypsin inhibitor at 125 K definition of carboxyl-terminal residues Gly57 and Ala58. Acta Crystallographica Section D Biological Crystallography 52, 18-29. doi: 10.1107/S0907444995008675</w:t>
       </w:r>
     </w:p>
     <w:p>
@@ -10243,7 +10738,7 @@
         <w:pStyle w:val="BodyText"/>
       </w:pPr>
       <w:r>
-        <w:t xml:space="preserve">Parkin S, Rupp B, Hope H (1996). Structure of bovine pancreatic trypsin inhibitor at 125 K definition of carboxyl-terminal residues Gly57 and Ala58. Acta Crystallographica Section D Biological Crystallography 52, 18-29. doi: 10.1107/S0907444995008675</w:t>
+        <w:t xml:space="preserve">Parrinello M, Rahman A (1981). Polymorphic transitions in single crystals: A new molecular dynamics method. Journal of Applied Physics 52, 7182-7190. doi: 10.1063/1.328693</w:t>
       </w:r>
     </w:p>
     <w:p>
@@ -10251,7 +10746,7 @@
         <w:pStyle w:val="BodyText"/>
       </w:pPr>
       <w:r>
-        <w:t xml:space="preserve">Parrinello M, Rahman A (1981). Polymorphic transitions in single crystals: A new molecular dynamics method. Journal of Applied Physics 52, 7182-7190. doi: 10.1063/1.328693</w:t>
+        <w:t xml:space="preserve">Passaro S, Corso G, Wohlwend J, Reveiz M, Thaler S, Ram Somnath V, et al. (2025). Boltz-2: Towards accurate and efficient binding affinity prediction. bioRxiv [Preprint]. doi: 10.1101/2025.06.14.659707</w:t>
       </w:r>
     </w:p>
     <w:p>
@@ -10259,7 +10754,7 @@
         <w:pStyle w:val="BodyText"/>
       </w:pPr>
       <w:r>
-        <w:t xml:space="preserve">Passaro S, Corso G, Wohlwend J, Reveiz M, Thaler S, Ram Somnath V, et al. (2025). Boltz-2: Towards accurate and efficient binding affinity prediction. bioRxiv [Preprint]. doi: 10.1101/2025.06.14.659707</w:t>
+        <w:t xml:space="preserve">Patarroyo-Vargas AM, Merino-Cabrera YB, Zanuncio JC, Rocha F, Campos WG, de Almeida Oliveira MG (2017). Kinetic Characterization of Anticarsia gemmatalis Digestive Serine- Proteases and the Inhibitory Effect of Synthetic Peptides. Protein &amp; Peptide Letters 24, 1040-1047. doi: 10.2174/0929866524666170918103146</w:t>
       </w:r>
     </w:p>
     <w:p>
@@ -10267,7 +10762,7 @@
         <w:pStyle w:val="BodyText"/>
       </w:pPr>
       <w:r>
-        <w:t xml:space="preserve">Patarroyo-Vargas AM, Merino-Cabrera YB, Zanuncio JC, Rocha F, Campos WG, de Almeida Oliveira MG (2017). Kinetic Characterization of Anticarsia gemmatalis Digestive Serine- Proteases and the Inhibitory Effect of Synthetic Peptides. Protein &amp; Peptide Letters 24, 1040-1047. doi: 10.2174/0929866524666170918103146</w:t>
+        <w:t xml:space="preserve">Patarroyo-Vargas AM, Cordeiro G, Silva CRD, Silva CRD, Mendonça EG, Visôtto LE, et al. (2020). Inhibition kinetics of digestive proteases for Anticarsia gemmatalis. Anais da Academia Brasileira de Ciências 92, e20180477. doi: 10.1590/0001-3765202020180477</w:t>
       </w:r>
     </w:p>
     <w:p>
@@ -10275,7 +10770,7 @@
         <w:pStyle w:val="BodyText"/>
       </w:pPr>
       <w:r>
-        <w:t xml:space="preserve">Patarroyo-Vargas AM, Cordeiro G, Silva CRD, Silva CRD, Mendonça EG, Visôtto LE, et al. (2020). Inhibition kinetics of digestive proteases for Anticarsia gemmatalis. Anais da Academia Brasileira de Ciências 92, e20180477. doi: 10.1590/0001-3765202020180477</w:t>
+        <w:t xml:space="preserve">Paulo DGS, Schneider JR, Meriño-Cabrera Y, Wurlitzer WB, de Andrade RJ, Santos ILB, et al. (2026). Peptides Derived From Reactive Center Loops Inhibit Digestive Trypsin-Like Enzymes in Lepidopteran Pests. Archives of Insect Biochemistry and Physiology 121, e70123. doi: 10.1002/arch.70123</w:t>
       </w:r>
     </w:p>
     <w:p>
@@ -10283,7 +10778,7 @@
         <w:pStyle w:val="BodyText"/>
       </w:pPr>
       <w:r>
-        <w:t xml:space="preserve">Paulo DGS, Schneider JR, Meriño-Cabrera Y, Wurlitzer WB, de Andrade RJ, Santos ILB, et al. (2026). Peptides Derived From Reactive Center Loops Inhibit Digestive Trypsin-Like Enzymes in Lepidopteran Pests. Archives of Insect Biochemistry and Physiology 121, e70123. doi: 10.1002/arch.70123</w:t>
+        <w:t xml:space="preserve">Perona JJ, Craik CS (1995). Structural basis of substrate specificity in the serine proteases. Protein Science 4, 337-360. doi: 10.1002/pro.5560040301</w:t>
       </w:r>
     </w:p>
     <w:p>
@@ -10291,7 +10786,7 @@
         <w:pStyle w:val="BodyText"/>
       </w:pPr>
       <w:r>
-        <w:t xml:space="preserve">Perona JJ, Craik CS (1995). Structural basis of substrate specificity in the serine proteases. Protein Science 4, 337-360. doi: 10.1002/pro.5560040301</w:t>
+        <w:t xml:space="preserve">Rettie SA, Juergens D, Adebomi V, Bueso YF, Zhao Q, Leveille AN, et al. (2025). Accurate de novo design of high-affinity protein-binding macrocycles using deep learning. Nature Chemical Biology 21, 1948-1956. doi: 10.1038/s41589-025-01929-w</w:t>
       </w:r>
     </w:p>
     <w:p>
@@ -10299,7 +10794,7 @@
         <w:pStyle w:val="BodyText"/>
       </w:pPr>
       <w:r>
-        <w:t xml:space="preserve">Rettie SA, Juergens D, Adebomi V, Bueso YF, Zhao Q, Leveille AN, et al. (2025). Accurate de novo design of high-affinity protein-binding macrocycles using deep learning. Nature Chemical Biology 21, 1948-1956. doi: 10.1038/s41589-025-01929-w</w:t>
+        <w:t xml:space="preserve">Saikhedkar NS, Joshi RS, Bhoite AS, Mohandasan R, Yadav AK, Fernandes M, et al. (2018). Tripeptides derived from reactive centre loop of potato type II protease inhibitors preferentially inhibit midgut proteases of Helicoverpa armigera. Insect Biochemistry and Molecular Biology 95, 17-25. doi: 10.1016/j.ibmb.2018.02.001</w:t>
       </w:r>
     </w:p>
     <w:p>
@@ -10307,7 +10802,7 @@
         <w:pStyle w:val="BodyText"/>
       </w:pPr>
       <w:r>
-        <w:t xml:space="preserve">Saikhedkar NS, Joshi RS, Bhoite AS, Mohandasan R, Yadav AK, Fernandes M, et al. (2018). Tripeptides derived from reactive centre loop of potato type II protease inhibitors preferentially inhibit midgut proteases of Helicoverpa armigera. Insect Biochemistry and Molecular Biology 95, 17-25. doi: 10.1016/j.ibmb.2018.02.001</w:t>
+        <w:t xml:space="preserve">Saikhedkar NS, Joshi RS, Yadav AK, Seal S, Fernandes M, Giri AP (2019). Phyto-inspired cyclic peptides derived from plant Pin-II type protease inhibitor reactive center loops for crop protection from insect pests. Biochimica et Biophysica Acta (BBA) - General Subjects 1863, 1254-1262. doi: 10.1016/j.bbagen.2019.05.003</w:t>
       </w:r>
     </w:p>
     <w:p>
@@ -10315,7 +10810,7 @@
         <w:pStyle w:val="BodyText"/>
       </w:pPr>
       <w:r>
-        <w:t xml:space="preserve">Saikhedkar NS, Joshi RS, Yadav AK, Seal S, Fernandes M, Giri AP (2019). Phyto-inspired cyclic peptides derived from plant Pin-II type protease inhibitor reactive center loops for crop protection from insect pests. Biochimica et Biophysica Acta (BBA) - General Subjects 1863, 1254-1262. doi: 10.1016/j.bbagen.2019.05.003</w:t>
+        <w:t xml:space="preserve">Schechter I, Berger A (1967). On the size of the active site in proteases. I. Papain. Biochemical and Biophysical Research Communications 27, 157-162. doi: 10.1016/S0006-291X(67)80055-X</w:t>
       </w:r>
     </w:p>
     <w:p>
@@ -10323,7 +10818,7 @@
         <w:pStyle w:val="BodyText"/>
       </w:pPr>
       <w:r>
-        <w:t xml:space="preserve">Schechter I, Berger A (1967). On the size of the active site in proteases. I. Papain. Biochemical and Biophysical Research Communications 27, 157-162. doi: 10.1016/S0006-291X(67)80055-X</w:t>
+        <w:t xml:space="preserve">Schultz H, Paulo DGS, Meriño-Cabrera Y, de Andrade RJ, Santos ILB, Rodrigues MCNG, et al. (2026). Synthetic Peptide Inhibition of Trypsin-Like Proteases in Spodoptera frugiperda (Lepidoptera: Noctuidae): Evaluating the Influence of Gut Microbiota. Archives of Insect Biochemistry and Physiology 121, e70145. doi: 10.1002/arch.70145</w:t>
       </w:r>
     </w:p>
     <w:p>
@@ -10331,7 +10826,7 @@
         <w:pStyle w:val="BodyText"/>
       </w:pPr>
       <w:r>
-        <w:t xml:space="preserve">Schultz H, Paulo DGS, Meriño-Cabrera Y, de Andrade RJ, Santos ILB, Rodrigues MCNG, et al. (2026). Synthetic Peptide Inhibition of Trypsin-Like Proteases in Spodoptera frugiperda (Lepidoptera: Noctuidae): Evaluating the Influence of Gut Microbiota. Archives of Insect Biochemistry and Physiology 121, e70145. doi: 10.1002/arch.70145</w:t>
+        <w:t xml:space="preserve">Severiche-Castro J, Valerio MF, Oliveira MGdA (2026). Structure-Guided Design of an Interface-Derived Inhibitor Peptide Against Spodoptera frugiperda Digestive Trypsins. Archives of Insect Biochemistry and Physiology 122, e70164. doi: 10.1002/arch.70164</w:t>
       </w:r>
     </w:p>
     <w:p>
@@ -10339,7 +10834,7 @@
         <w:pStyle w:val="BodyText"/>
       </w:pPr>
       <w:r>
-        <w:t xml:space="preserve">Severiche-Castro J, Valerio MF, Oliveira MGdA (2026). Structure-Guided Design of an Interface-Derived Inhibitor Peptide Against Spodoptera frugiperda Digestive Trypsins. Archives of Insect Biochemistry and Physiology 122, e70164. doi: 10.1002/arch.70164</w:t>
+        <w:t xml:space="preserve">Silva-Júnior NR, Cabrera YM, Barbosa SL, Barros RDA, Barros E, Vital CE, et al. (2021). Intestinal proteases profiling from Anticarsia gemmatalis and their binding to inhibitors. Archives of Insect Biochemistry and Physiology 107, e21792. doi: 10.1002/arch.21792</w:t>
       </w:r>
     </w:p>
     <w:p>
@@ -10347,7 +10842,7 @@
         <w:pStyle w:val="BodyText"/>
       </w:pPr>
       <w:r>
-        <w:t xml:space="preserve">Silva-Júnior NR, Cabrera YM, Barbosa SL, Barros RDA, Barros E, Vital CE, et al. (2021). Intestinal proteases profiling from Anticarsia gemmatalis and their binding to inhibitors. Archives of Insect Biochemistry and Physiology 107, e21792. doi: 10.1002/arch.21792</w:t>
+        <w:t xml:space="preserve">Song HK, Suh SW (1998). Kunitz-type soybean trypsin inhibitor revisited: refined structure of its complex with porcine trypsin reveals an insight into the interaction between a homologous inhibitor from Erythrina caffra and tissue-type plasminogen activator. Journal of Molecular Biology 275, 347-363. doi: 10.1006/jmbi.1997.1469</w:t>
       </w:r>
     </w:p>
     <w:p>
@@ -10355,7 +10850,7 @@
         <w:pStyle w:val="BodyText"/>
       </w:pPr>
       <w:r>
-        <w:t xml:space="preserve">Song HK, Suh SW (1998). Kunitz-type soybean trypsin inhibitor revisited: refined structure of its complex with porcine trypsin reveals an insight into the interaction between a homologous inhibitor from Erythrina caffra and tissue-type plasminogen activator. Journal of Molecular Biology 275, 347-363. doi: 10.1006/jmbi.1997.1469</w:t>
+        <w:t xml:space="preserve">Souza TP, Dias RO, Castelhano EC, Brandão MM, Moura DS, Silva-Filho MC (2016). Comparative analysis of expression profiling of the trypsin and chymotrypsin genes from Lepidoptera species with different levels of sensitivity to soybean peptidase inhibitors. Comparative Biochemistry and Physiology Part B: Biochemistry and Molecular Biology 196-197, 67-73. doi: 10.1016/j.cbpb.2016.02.007</w:t>
       </w:r>
     </w:p>
     <w:p>
@@ -10363,7 +10858,7 @@
         <w:pStyle w:val="BodyText"/>
       </w:pPr>
       <w:r>
-        <w:t xml:space="preserve">Souza TP, Dias RO, Castelhano EC, Brandão MM, Moura DS, Silva-Filho MC (2016). Comparative analysis of expression profiling of the trypsin and chymotrypsin genes from Lepidoptera species with different levels of sensitivity to soybean peptidase inhibitors. Comparative Biochemistry and Physiology Part B: Biochemistry and Molecular Biology 196-197, 67-73. doi: 10.1016/j.cbpb.2016.02.007</w:t>
+        <w:t xml:space="preserve">Terra WR, Ferreira C (1994). Insect digestive enzymes: properties, compartmentalization and function. Comparative Biochemistry and Physiology Part B: Comparative Biochemistry 109, 1-62. doi: 10.1016/0305-0491(94)90141-4</w:t>
       </w:r>
     </w:p>
     <w:p>
@@ -10371,7 +10866,7 @@
         <w:pStyle w:val="BodyText"/>
       </w:pPr>
       <w:r>
-        <w:t xml:space="preserve">Terra WR, Ferreira C (1994). Insect digestive enzymes: properties, compartmentalization and function. Comparative Biochemistry and Physiology Part B: Comparative Biochemistry 109, 1-62. doi: 10.1016/0305-0491(94)90141-4</w:t>
+        <w:t xml:space="preserve">The UniProt Consortium, Bateman A, Martin MJ, Orchard S, Magrane M, Adesina A, et al. (2025). UniProt: the Universal Protein Knowledgebase in 2025. Nucleic Acids Research 53, D609-D617. doi: 10.1093/nar/gkae1010</w:t>
       </w:r>
     </w:p>
     <w:p>
@@ -10379,7 +10874,7 @@
         <w:pStyle w:val="BodyText"/>
       </w:pPr>
       <w:r>
-        <w:t xml:space="preserve">The UniProt Consortium, Bateman A, Martin MJ, Orchard S, Magrane M, Adesina A, et al. (2025). UniProt: the Universal Protein Knowledgebase in 2025. Nucleic Acids Research 53, D609-D617. doi: 10.1093/nar/gkae1010</w:t>
+        <w:t xml:space="preserve">Valaitis AP (1995). Gypsy moth midgut proteinases: Purification and characterization of luminal trypsin, elastase and the brush border membrane leucine aminopeptidase. Insect Biochemistry and Molecular Biology 25, 139-149. doi: 10.1016/0965-1748(94)00033-e</w:t>
       </w:r>
     </w:p>
     <w:p>
@@ -10387,7 +10882,7 @@
         <w:pStyle w:val="BodyText"/>
       </w:pPr>
       <w:r>
-        <w:t xml:space="preserve">Valaitis AP (1995). Gypsy moth midgut proteinases: Purification and characterization of luminal trypsin, elastase and the brush border membrane leucine aminopeptidase. Insect Biochemistry and Molecular Biology 25, 139-149. doi: 10.1016/0965-1748(94)00033-e</w:t>
+        <w:t xml:space="preserve">Valaitis AP, Augustin S, Clancy KM (1999). Purification and characterization of the western spruce budworm larval midgut proteinases and comparison of gut activities of laboratory-reared and field-collected insects. Insect Biochemistry and Molecular Biology 29, 405-415. doi: 10.1016/s0965-1748(99)00017-x</w:t>
       </w:r>
     </w:p>
     <w:p>
@@ -10395,7 +10890,7 @@
         <w:pStyle w:val="BodyText"/>
       </w:pPr>
       <w:r>
-        <w:t xml:space="preserve">Valaitis AP, Augustin S, Clancy KM (1999). Purification and characterization of the western spruce budworm larval midgut proteinases and comparison of gut activities of laboratory-reared and field-collected insects. Insect Biochemistry and Molecular Biology 29, 405-415. doi: 10.1016/s0965-1748(99)00017-x</w:t>
+        <w:t xml:space="preserve">Valdés-Tresanco MS, Valdés-Tresanco ME, Valiente PA, Moreno E (2021). gmx_MMPBSA: A New Tool to Perform End-State Free Energy Calculations with GROMACS. Journal of Chemical Theory and Computation 17, 6281-6291. doi: 10.1021/acs.jctc.1c00645</w:t>
       </w:r>
     </w:p>
     <w:p>
@@ -10403,7 +10898,7 @@
         <w:pStyle w:val="BodyText"/>
       </w:pPr>
       <w:r>
-        <w:t xml:space="preserve">Valdés-Tresanco MS, Valdés-Tresanco ME, Valiente PA, Moreno E (2021). gmx_MMPBSA: A New Tool to Perform End-State Free Energy Calculations with GROMACS. Journal of Chemical Theory and Computation 17, 6281-6291. doi: 10.1021/acs.jctc.1c00645</w:t>
+        <w:t xml:space="preserve">van Kempen M, Kim SS, Tumescheit C, Mirdita M, Lee J, Gilchrist CLM, et al. (2024). Fast and accurate protein structure search with Foldseek. Nature Biotechnology 42, 243-246. doi: 10.1038/s41587-023-01773-0</w:t>
       </w:r>
     </w:p>
     <w:p>
@@ -10411,7 +10906,7 @@
         <w:pStyle w:val="BodyText"/>
       </w:pPr>
       <w:r>
-        <w:t xml:space="preserve">van Kempen M, Kim SS, Tumescheit C, Mirdita M, Lee J, Gilchrist CLM, et al. (2024). Fast and accurate protein structure search with Foldseek. Nature Biotechnology 42, 243-246. doi: 10.1038/s41587-023-01773-0</w:t>
+        <w:t xml:space="preserve">Varadi M, Bertoni D, Magana P, Paramval U, Pidruchna I, Radhakrishnan M, et al. (2024). AlphaFold Protein Structure Database in 2024: providing structure coverage for over 214 million protein sequences. Nucleic Acids Research 52, D368-D375. doi: 10.1093/nar/gkad1011</w:t>
       </w:r>
     </w:p>
     <w:p>
@@ -10419,7 +10914,7 @@
         <w:pStyle w:val="BodyText"/>
       </w:pPr>
       <w:r>
-        <w:t xml:space="preserve">Varadi M, Bertoni D, Magana P, Paramval U, Pidruchna I, Radhakrishnan M, et al. (2024). AlphaFold Protein Structure Database in 2024: providing structure coverage for over 214 million protein sequences. Nucleic Acids Research 52, D368-D375. doi: 10.1093/nar/gkad1011</w:t>
+        <w:t xml:space="preserve">Wacha AF, Lemkul JA (2023). charmm2gmx: An Automated Method to Port the CHARMM Additive Force Field to GROMACS. Journal of Chemical Information and Modeling 63, 4246-4252. doi: 10.1021/acs.jcim.3c00860</w:t>
       </w:r>
     </w:p>
     <w:p>
@@ -10427,7 +10922,7 @@
         <w:pStyle w:val="BodyText"/>
       </w:pPr>
       <w:r>
-        <w:t xml:space="preserve">Wacha AF, Lemkul JA (2023). charmm2gmx: An Automated Method to Port the CHARMM Additive Force Field to GROMACS. Journal of Chemical Information and Modeling 63, 4246-4252. doi: 10.1021/acs.jcim.3c00860</w:t>
+        <w:t xml:space="preserve">Watson JL, Juergens D, Bennett NR, Trippe BL, Yim J, Eisenach HE, et al. (2023). De novo design of protein structure and function with RFdiffusion. Nature 620, 1089-1100. doi: 10.1038/s41586-023-06415-8</w:t>
       </w:r>
     </w:p>
     <w:p>
@@ -10435,7 +10930,7 @@
         <w:pStyle w:val="BodyText"/>
       </w:pPr>
       <w:r>
-        <w:t xml:space="preserve">Watson JL, Juergens D, Bennett NR, Trippe BL, Yim J, Eisenach HE, et al. (2023). De novo design of protein structure and function with RFdiffusion. Nature 620, 1089-1100. doi: 10.1038/s41586-023-06415-8</w:t>
+        <w:t xml:space="preserve">Werner MH, Wemmer DE (1992). Three-dimensional structure of soybean trypsin/chymotrypsin Bowman-Birk inhibitor in solution. Biochemistry 31, 999-1010. doi: 10.1021/bi00119a008</w:t>
       </w:r>
     </w:p>
     <w:p>
@@ -10443,7 +10938,7 @@
         <w:pStyle w:val="BodyText"/>
       </w:pPr>
       <w:r>
-        <w:t xml:space="preserve">Werner MH, Wemmer DE (1992). Three-dimensional structure of soybean trypsin/chymotrypsin Bowman-Birk inhibitor in solution. Biochemistry 31, 999-1010. doi: 10.1021/bi00119a008</w:t>
+        <w:t xml:space="preserve">Wohlwend J, Corso G, Passaro S, Getz N, Reveiz M, Leidal K, et al. (2024). Boltz-1: Democratizing biomolecular interaction modeling. bioRxiv [Preprint]. doi: 10.1101/2024.11.19.624167</w:t>
       </w:r>
     </w:p>
     <w:p>
@@ -10451,7 +10946,7 @@
         <w:pStyle w:val="BodyText"/>
       </w:pPr>
       <w:r>
-        <w:t xml:space="preserve">Wohlwend J, Corso G, Passaro S, Getz N, Reveiz M, Leidal K, et al. (2024). Boltz-1: Democratizing biomolecular interaction modeling. bioRxiv [Preprint]. doi: 10.1101/2024.11.19.624167</w:t>
+        <w:t xml:space="preserve">Xu X, Zhou F, Zheng L, Wang S, Peng X, Li D (2025). Sampling Challenges of MM/PBSA Binding Energy Calculations. The Journal of Physical Chemistry B 129, 11666-11678. doi: 10.1021/acs.jpcb.5c04908</w:t>
       </w:r>
     </w:p>
     <w:p>
@@ -10459,7 +10954,7 @@
         <w:pStyle w:val="BodyText"/>
       </w:pPr>
       <w:r>
-        <w:t xml:space="preserve">Xu X, Zhou F, Zheng L, Wang S, Peng X, Li D (2025). Sampling Challenges of MM/PBSA Binding Energy Calculations. The Journal of Physical Chemistry B 129, 11666-11678. doi: 10.1021/acs.jpcb.5c04908</w:t>
+        <w:t xml:space="preserve">Yang Y, Zhu YC, Ottea J, Husseneder C, Leonard BR, Abel C, et al. (2012). Characterization and transcriptional analyses of cDNAs encoding three trypsin- and chymotrypsin-like proteinases in Cry1Ab-susceptible and Cry1Ab-resistant strains of sugarcane borer, Diatraea saccharalis. Insect Science 20, 485-496. doi: 10.1111/j.1744-7917.2012.01514.x</w:t>
       </w:r>
     </w:p>
     <w:p>
@@ -10467,7 +10962,7 @@
         <w:pStyle w:val="BodyText"/>
       </w:pPr>
       <w:r>
-        <w:t xml:space="preserve">Yang Y, Zhu YC, Ottea J, Husseneder C, Leonard BR, Abel C, et al. (2012). Characterization and transcriptional analyses of cDNAs encoding three trypsin- and chymotrypsin-like proteinases in Cry1Ab-susceptible and Cry1Ab-resistant strains of sugarcane borer, Diatraea saccharalis. Insect Science 20, 485-496. doi: 10.1111/j.1744-7917.2012.01514.x</w:t>
+        <w:t xml:space="preserve">Zhan Q, Zheng S, Feng Q, Liu L (2010). A midgut-specific chymotrypsin cDNA (Slctlp1) from Spodoptera litura: cloning, characterization, localization and expression analysis. Archives of Insect Biochemistry and Physiology 76, 130-143. doi: 10.1002/arch.20353</w:t>
       </w:r>
     </w:p>
     <w:p>
@@ -10475,7 +10970,7 @@
         <w:pStyle w:val="BodyText"/>
       </w:pPr>
       <w:r>
-        <w:t xml:space="preserve">Zhan Q, Zheng S, Feng Q, Liu L (2010). A midgut-specific chymotrypsin cDNA (Slctlp1) from Spodoptera litura: cloning, characterization, localization and expression analysis. Archives of Insect Biochemistry and Physiology 76, 130-143. doi: 10.1002/arch.20353</w:t>
+        <w:t xml:space="preserve">Zhang Y, Skolnick J (2005). TM-align: a protein structure alignment algorithm based on the TM-score. Nucleic Acids Research 33, 2302-2309. doi: 10.1093/nar/gki524</w:t>
       </w:r>
     </w:p>
     <w:p>
@@ -10483,19 +10978,11 @@
         <w:pStyle w:val="BodyText"/>
       </w:pPr>
       <w:r>
-        <w:t xml:space="preserve">Zhang Y, Skolnick J (2005). TM-align: a protein structure alignment algorithm based on the TM-score. Nucleic Acids Research 33, 2302-2309. doi: 10.1093/nar/gki524</w:t>
-      </w:r>
-    </w:p>
-    <w:p>
-      <w:pPr>
-        <w:pStyle w:val="BodyText"/>
-      </w:pPr>
-      <w:r>
         <w:t xml:space="preserve">Zhou D, Lobo YA, Batista IFC, Marques-Porto R, Gustchina A, Oliva MLV, et al. (2013). Crystal Structures of a Plant Trypsin Inhibitor from Enterolobium contortisiliquum (EcTI) and of Its Complex with Bovine Trypsin. PLoS ONE 8, e62252. doi: 10.1371/journal.pone.0062252</w:t>
       </w:r>
     </w:p>
-    <w:bookmarkEnd w:id="81"/>
-    <w:bookmarkEnd w:id="82"/>
+    <w:bookmarkEnd w:id="90"/>
+    <w:bookmarkEnd w:id="91"/>
     <w:sectPr>
       <w:footerReference w:type="default" r:id="rId9"/>
       <w:footnotePr>

--- a/manuscript/Manuscrito_PT_leitura.docx
+++ b/manuscript/Manuscrito_PT_leitura.docx
@@ -342,7 +342,7 @@
               <w:rPr>
                 <w:sz w:val="18"/>
               </w:rPr>
-              <w:t xml:space="preserve">7,970 palavras no original em inglês (corpo sem tabelas, títulos e legendas; cada citação contada como uma palavra); tradução: 8,598</w:t>
+              <w:t xml:space="preserve">7,982 palavras no original em inglês (corpo sem tabelas, títulos e legendas; cada citação contada como uma palavra); tradução: 8,606</w:t>
             </w:r>
           </w:p>
         </w:tc>
@@ -4025,7 +4025,7 @@
         <w:t xml:space="preserve">gmx trjconv -pbc mol -center</w:t>
       </w:r>
       <w:r>
-        <w:t xml:space="preserve">) e subamostradas. Essa etapa é necessária porque o peptídeo é uma molécula separada: na trajetória não corrigida de um dos sistemas de uma rodada anterior de 50 ns deste projeto, a distância entre os centros de massa do receptor e do peptídeo chegou a 94,8 Å (mediana 44,7 Å, aresta da caixa 116 Å), embora o peptídeo permanecesse em contato com o receptor em todos os quadros. As análises usaram o MDAnalysis 2.9.0 (Michaud-Agrawal et al., 2011; Gowers et al., 2016). O aspartato de S1 foi o equivalente da Asp189 da Seção 2.2 (o nome do resíduo foi verificado em todos os sistemas). Em cada quadro, a distância de cada resíduo do peptídeo aos oxigênios carboxilato desse aspartato foi tomada como a distância mínima entre átomos pesados com a convenção de imagem mínima. O resíduo do peptídeo com a menor distância média foi definido como âncora, sem presumir qual resíduo seria. A ocupância de S1 é a fração dos quadros com distância âncora–Asp189 abaixo de 4, 5 ou 6 Å, relatada para toda a trajetória e separadamente para cada metade. Também relatamos a fração dos quadros em que algum átomo pesado do peptídeo esteve a menos de 4,5 Å do Oγ da serina catalítica ou do Nε2 da histidina catalítica, a fração de quadros com qualquer contato peptídeo–receptor a menos de 4,5 Å, e o RMSD dos átomos Cα do peptídeo após superposição nos Cα do receptor (referência: primeiro quadro de produção), calculado depois de tornar o peptídeo inteiro e transladá-lo para a imagem periódica mais próxima do aspartato de S1. Nos macrociclos relatamos também a distância C–N de fechamento e o ângulo ω de fechamento em cada quadro. Um candidato passa na triagem (critérios declarados antes das simulações) quando a ocupância da âncora é de pelo menos 70% a 5 Å na segunda metade da trajetória, a âncora é o mesmo resíduo nas duas metades e, nos macrociclos, o anel permanece íntegro (C–N ≤ 1,5 Å e ω ≥ 150° em todos os quadros); como cada candidato foi simulado uma vez, não se faz inferência estatística, e o candidato que falha é relatado com o critério que não cumpriu.</w:t>
+        <w:t xml:space="preserve">) e subamostradas. Essa etapa é necessária porque o peptídeo é uma molécula separada: na trajetória não corrigida de um dos sistemas de uma rodada anterior de 50 ns deste projeto, a distância entre os centros de massa do receptor e do peptídeo chegou a 94,8 Å (mediana 44,7 Å, aresta da caixa 116 Å), embora o peptídeo permanecesse em contato com o receptor em todos os quadros. As análises usaram o MDAnalysis 2.9.0 (Michaud-Agrawal et al., 2011; Gowers et al., 2016). O aspartato de S1 foi o equivalente da Asp189 da Seção 2.2 (o nome do resíduo foi verificado em todos os sistemas). Em cada quadro, a distância de cada resíduo do peptídeo aos oxigênios carboxilato desse aspartato foi tomada como a distância mínima entre átomos pesados com a convenção de imagem mínima. O resíduo do peptídeo com a menor distância média foi definido como âncora, sem presumir qual resíduo seria. A ocupância de S1 é a fração dos quadros com distância âncora–Asp189 abaixo de 4, 5 ou 6 Å, relatada para toda a trajetória e separadamente para cada metade. Também relatamos a fração dos quadros em que algum átomo pesado do peptídeo esteve a menos de 4,5 Å do Oγ da serina catalítica ou do Nε2 da histidina catalítica, a fração de quadros com qualquer contato peptídeo–receptor a menos de 4,5 Å, e o RMSD dos átomos Cα do peptídeo após superposição nos Cα do receptor (referência: primeiro quadro de produção), calculado depois de tornar o peptídeo inteiro e transladá-lo para a imagem periódica mais próxima do aspartato de S1. Nos macrociclos relatamos também a distância C–N de fechamento e o ângulo ω de fechamento em cada quadro. Um candidato passa na triagem (critérios declarados antes das simulações) quando a ocupância da âncora é de pelo menos 70% a 5 Å na segunda metade da trajetória, a âncora é o mesmo resíduo nas duas metades e, nos macrociclos, o anel permanece íntegro (C–N ≤ 1,5 Å e ω ≥ 150° em todos os quadros); como cada candidato foi simulado uma vez, não se faz inferência estatística, e o candidato que falha é relatado com o critério que não cumpriu. Depois de ver as primeiras trajetórias cíclicas, relatamos também, como descrição secundária pós-dados que não substitui o critério, a fração de quadros com |ω| ≥ 150°.</w:t>
       </w:r>
     </w:p>
     <w:bookmarkEnd w:id="30"/>
@@ -9662,7 +9662,7 @@
         <w:t xml:space="preserve"> </w:t>
       </w:r>
       <w:r>
-        <w:t xml:space="preserve">passou. GGKPGEP manteve a Lys3 a 2,7 Å do Asp189 em toda a trajetória (ocupância 1,00 nas duas metades) e falhou apenas no critério do anel; GGSQSS (0,17 na primeira metade, 0,00 na segunda) e GGSDHT (0,54; 0,00) saíram do bolso. Nos três anéis a distância C–N de fechamento ficou em no máximo 1,45 Å, mas o ω de fechamento caiu a 144,5°, 147,7° e 149,0° em ao menos um quadro, abaixo dos 150° do critério pré-registrado, que o exige em todos os quadros; o critério foi aplicado como declarado. Descritivamente, |ω| foi de ao menos 150° em 99,6–99,8% dos quadros e nunca ficou abaixo de 140° (Figura S2); se um limite declarado para o quadro extremo é rígido demais para uma ligação peptídica que flutua termicamente é decisão dos autores, e qualquer mudança seria uma emenda feita depois de ver estes dados. Os dois candidatos que permaneceram em S1 são os que têm um resíduo básico como âncora, ambos seguidos de prolina e portanto permitidos pelo critério duro (Seção 2.6), e ambos começaram com o peptídeo a ≤3,5 Å do Asp189; os quatro candidatos que começaram a 4,1–4,3 Å sem resíduo básico terminaram com ocupâncias de 0,00–0,63. Com uma réplica de 10 ns por candidato, são descrições de trajetórias únicas.</w:t>
+        <w:t xml:space="preserve">passou. GGKPGEP manteve a Lys3 a 2,7 Å do Asp189 em toda a trajetória (ocupância 1,00 nas duas metades) e falhou apenas no critério do anel; GGSQSS (0,17 na primeira metade, 0,00 na segunda) e GGSDHT (0,54; 0,00) saíram do bolso. Nos três anéis a distância C–N de fechamento ficou em no máximo 1,45 Å, mas o ω de fechamento caiu a 144,5°, 147,7° e 149,0° em ao menos um quadro, abaixo dos 150° do critério pré-registrado, que o exige em todos os quadros; o critério foi aplicado como declarado. Descritivamente, |ω| foi de ao menos 150° em 99,6–99,8% dos quadros e nunca ficou abaixo de 140° (Figura S2); o critério permanece como registrado, e a fração de quadros é relatada apenas como descrição pós-dados. Os dois candidatos que permaneceram em S1 são os que têm um resíduo básico como âncora, ambos seguidos de prolina e portanto permitidos pelo critério duro (Seção 2.6), e ambos começaram com o peptídeo a ≤3,5 Å do Asp189; os quatro candidatos que começaram a 4,1–4,3 Å sem resíduo básico terminaram com ocupâncias de 0,00–0,63. Com uma réplica de 10 ns por candidato, são descrições de trajetórias únicas.</w:t>
       </w:r>
     </w:p>
     <w:p>
@@ -10674,15 +10674,15 @@
         <w:pStyle w:val="BodyText"/>
       </w:pPr>
       <w:r>
+        <w:t xml:space="preserve">Meriño-Cabrera Y, de Oliveira Mendes TA, Castro JGS, Barbosa SL, Macedo MLR, de Almeida Oliveira MG (2020). Noncompetitive tight-binding inhibition of Anticarsia gemmatalis trypsins by Adenanthera pavonina protease inhibitor affects larvae survival. Archives of Insect Biochemistry and Physiology 104, e21687. doi: 10.1002/arch.21687</w:t>
+      </w:r>
+    </w:p>
+    <w:p>
+      <w:pPr>
+        <w:pStyle w:val="BodyText"/>
+      </w:pPr>
+      <w:r>
         <w:t xml:space="preserve">Meriño-Cabrera Y, Severiche Castro JG, Rios Diez JD, Rodrigues Macedo ML, de Oliveira Mendes TA, Goreti de Almeida Oliveira M (2020). Rational design of mimetic peptides based on the interaction between Inga laurina inhibitor and trypsins for Spodoptera cosmioides pest control. Insect Biochemistry and Molecular Biology 122, 103390. doi: 10.1016/j.ibmb.2020.103390</w:t>
-      </w:r>
-    </w:p>
-    <w:p>
-      <w:pPr>
-        <w:pStyle w:val="BodyText"/>
-      </w:pPr>
-      <w:r>
-        <w:t xml:space="preserve">Meriño-Cabrera Y, de Oliveira Mendes TA, Castro JGS, Barbosa SL, Macedo MLR, de Almeida Oliveira MG (2020). Noncompetitive tight-binding inhibition of Anticarsia gemmatalis trypsins by Adenanthera pavonina protease inhibitor affects larvae survival. Archives of Insect Biochemistry and Physiology 104, e21687. doi: 10.1002/arch.21687</w:t>
       </w:r>
     </w:p>
     <w:p>

--- a/manuscript/Manuscrito_PT_leitura.docx
+++ b/manuscript/Manuscrito_PT_leitura.docx
@@ -3962,7 +3962,61 @@
         <w:t xml:space="preserve">−</w:t>
       </w:r>
       <w:r>
-        <w:t xml:space="preserve">, o padrão do CHARMM36; em pH 10 o grupo α-amino (pKa ≈ 8) seria majoritariamente neutro, de modo que isso é uma limitação que afeta apenas a frente linear. O macrociclo não tem extremidades: o GROMACS 2024 e posteriores (pdb2gmx) forma a ligação cabeça–cauda quando a distância C(n)–N(1) da predição do Boltz-2 é de ligação, e gera os termos de ângulo, diedro, par 1–4, impróprio e CMAP do anel com os mesmos parâmetros do CHARMM36 das ligações peptídicas internas. O script de montagem confere que a ligação C(n)–N(1) e o termo CMAP de cada resíduo estão presentes e para caso contrário, de modo que um anel nunca roda como cadeia linear aberta.</w:t>
+        <w:t xml:space="preserve">, o padrão do CHARMM36; em pH 10 o grupo α-amino (pKa ≈ 8) seria majoritariamente neutro, de modo que isso é uma limitação que afeta apenas a frente linear.</w:t>
+      </w:r>
+      <w:r>
+        <w:t xml:space="preserve"> </w:t>
+      </w:r>
+      <w:r>
+        <w:rPr>
+          <w:rStyle w:val="Pendente"/>
+        </w:rPr>
+        <w:t xml:space="preserve">PENDENTE: a frente linear será repetida com N-terminal neutro (NH</w:t>
+      </w:r>
+      <w:r>
+        <w:rPr>
+          <w:rStyle w:val="Pendente"/>
+          <w:vertAlign w:val="subscript"/>
+        </w:rPr>
+        <w:t xml:space="preserve">2</w:t>
+      </w:r>
+      <w:r>
+        <w:rPr>
+          <w:rStyle w:val="Pendente"/>
+        </w:rPr>
+        <w:t xml:space="preserve">; pKa 7,7 ± 0,5 em proteínas dobradas, Grimsley et al., 2009), mantendo as simulações com NH</w:t>
+      </w:r>
+      <w:r>
+        <w:rPr>
+          <w:rStyle w:val="Pendente"/>
+          <w:vertAlign w:val="subscript"/>
+        </w:rPr>
+        <w:t xml:space="preserve">3</w:t>
+      </w:r>
+      <w:r>
+        <w:rPr>
+          <w:rStyle w:val="Pendente"/>
+          <w:vertAlign w:val="superscript"/>
+        </w:rPr>
+        <w:t xml:space="preserve">+</w:t>
+      </w:r>
+      <w:r>
+        <w:rPr>
+          <w:rStyle w:val="Pendente"/>
+        </w:rPr>
+        <w:t xml:space="preserve"> </w:t>
+      </w:r>
+      <w:r>
+        <w:rPr>
+          <w:rStyle w:val="Pendente"/>
+        </w:rPr>
+        <w:t xml:space="preserve">concluídas como braço de comparação; atualizar esta frase e a Seção 3.9 quando concluído.</w:t>
+      </w:r>
+      <w:r>
+        <w:t xml:space="preserve"> </w:t>
+      </w:r>
+      <w:r>
+        <w:t xml:space="preserve">O macrociclo não tem extremidades: o GROMACS 2024 e posteriores (pdb2gmx) forma a ligação cabeça–cauda quando a distância C(n)–N(1) da predição do Boltz-2 é de ligação, e gera os termos de ângulo, diedro, par 1–4, impróprio e CMAP do anel com os mesmos parâmetros do CHARMM36 das ligações peptídicas internas. O script de montagem confere que a ligação C(n)–N(1) e o termo CMAP de cada resíduo estão presentes e para caso contrário, de modo que um anel nunca roda como cadeia linear aberta.</w:t>
       </w:r>
       <w:r>
         <w:t xml:space="preserve"> </w:t>
@@ -10674,15 +10728,15 @@
         <w:pStyle w:val="BodyText"/>
       </w:pPr>
       <w:r>
+        <w:t xml:space="preserve">Meriño-Cabrera Y, Severiche Castro JG, Rios Diez JD, Rodrigues Macedo ML, de Oliveira Mendes TA, Goreti de Almeida Oliveira M (2020). Rational design of mimetic peptides based on the interaction between Inga laurina inhibitor and trypsins for Spodoptera cosmioides pest control. Insect Biochemistry and Molecular Biology 122, 103390. doi: 10.1016/j.ibmb.2020.103390</w:t>
+      </w:r>
+    </w:p>
+    <w:p>
+      <w:pPr>
+        <w:pStyle w:val="BodyText"/>
+      </w:pPr>
+      <w:r>
         <w:t xml:space="preserve">Meriño-Cabrera Y, de Oliveira Mendes TA, Castro JGS, Barbosa SL, Macedo MLR, de Almeida Oliveira MG (2020). Noncompetitive tight-binding inhibition of Anticarsia gemmatalis trypsins by Adenanthera pavonina protease inhibitor affects larvae survival. Archives of Insect Biochemistry and Physiology 104, e21687. doi: 10.1002/arch.21687</w:t>
-      </w:r>
-    </w:p>
-    <w:p>
-      <w:pPr>
-        <w:pStyle w:val="BodyText"/>
-      </w:pPr>
-      <w:r>
-        <w:t xml:space="preserve">Meriño-Cabrera Y, Severiche Castro JG, Rios Diez JD, Rodrigues Macedo ML, de Oliveira Mendes TA, Goreti de Almeida Oliveira M (2020). Rational design of mimetic peptides based on the interaction between Inga laurina inhibitor and trypsins for Spodoptera cosmioides pest control. Insect Biochemistry and Molecular Biology 122, 103390. doi: 10.1016/j.ibmb.2020.103390</w:t>
       </w:r>
     </w:p>
     <w:p>

--- a/manuscript/Manuscrito_PT_leitura.docx
+++ b/manuscript/Manuscrito_PT_leitura.docx
@@ -3971,7 +3971,7 @@
         <w:rPr>
           <w:rStyle w:val="Pendente"/>
         </w:rPr>
-        <w:t xml:space="preserve">PENDENTE: a frente linear será repetida com N-terminal neutro (NH</w:t>
+        <w:t xml:space="preserve">PENDENTE: depois das 48 simulações, a frente linear será repetida em pH 10 com N-terminal neutro (NH</w:t>
       </w:r>
       <w:r>
         <w:rPr>
@@ -3984,7 +3984,7 @@
         <w:rPr>
           <w:rStyle w:val="Pendente"/>
         </w:rPr>
-        <w:t xml:space="preserve">; pKa 7,7 ± 0,5 em proteínas dobradas, Grimsley et al., 2009), mantendo as simulações com NH</w:t>
+        <w:t xml:space="preserve">; pKa 7,7 ± 0,5 em proteínas dobradas, Grimsley et al., 2009) e as duas frentes em pH 8,2 (o pH das outras simulações tripsina–peptídeo do nosso grupo), com a protonação das cadeias laterais recalculada em cada pH; as simulações concluídas (pH 10, NH</w:t>
       </w:r>
       <w:r>
         <w:rPr>
@@ -4010,7 +4010,7 @@
         <w:rPr>
           <w:rStyle w:val="Pendente"/>
         </w:rPr>
-        <w:t xml:space="preserve">concluídas como braço de comparação; atualizar esta frase e a Seção 3.9 quando concluído.</w:t>
+        <w:t xml:space="preserve">na frente linear) são o braço de referência. Acrescentar a frase de método, a comparação (Figura 12) e o texto das Seções 3.9/3.10 ao concluir.</w:t>
       </w:r>
       <w:r>
         <w:t xml:space="preserve"> </w:t>
@@ -10728,15 +10728,15 @@
         <w:pStyle w:val="BodyText"/>
       </w:pPr>
       <w:r>
+        <w:t xml:space="preserve">Meriño-Cabrera Y, de Oliveira Mendes TA, Castro JGS, Barbosa SL, Macedo MLR, de Almeida Oliveira MG (2020). Noncompetitive tight-binding inhibition of Anticarsia gemmatalis trypsins by Adenanthera pavonina protease inhibitor affects larvae survival. Archives of Insect Biochemistry and Physiology 104, e21687. doi: 10.1002/arch.21687</w:t>
+      </w:r>
+    </w:p>
+    <w:p>
+      <w:pPr>
+        <w:pStyle w:val="BodyText"/>
+      </w:pPr>
+      <w:r>
         <w:t xml:space="preserve">Meriño-Cabrera Y, Severiche Castro JG, Rios Diez JD, Rodrigues Macedo ML, de Oliveira Mendes TA, Goreti de Almeida Oliveira M (2020). Rational design of mimetic peptides based on the interaction between Inga laurina inhibitor and trypsins for Spodoptera cosmioides pest control. Insect Biochemistry and Molecular Biology 122, 103390. doi: 10.1016/j.ibmb.2020.103390</w:t>
-      </w:r>
-    </w:p>
-    <w:p>
-      <w:pPr>
-        <w:pStyle w:val="BodyText"/>
-      </w:pPr>
-      <w:r>
-        <w:t xml:space="preserve">Meriño-Cabrera Y, de Oliveira Mendes TA, Castro JGS, Barbosa SL, Macedo MLR, de Almeida Oliveira MG (2020). Noncompetitive tight-binding inhibition of Anticarsia gemmatalis trypsins by Adenanthera pavonina protease inhibitor affects larvae survival. Archives of Insect Biochemistry and Physiology 104, e21687. doi: 10.1002/arch.21687</w:t>
       </w:r>
     </w:p>
     <w:p>

--- a/manuscript/Manuscrito_PT_leitura.docx
+++ b/manuscript/Manuscrito_PT_leitura.docx
@@ -1319,13 +1319,13 @@
       </w:r>
     </w:p>
     <w:bookmarkEnd w:id="10"/>
-    <w:bookmarkStart w:id="11" w:name="estado-dos-cálculos-01102026-tarde"/>
+    <w:bookmarkStart w:id="11" w:name="Xf0d5bc329ee1a7cc01bb7b595983dadabf7878f"/>
     <w:p>
       <w:pPr>
         <w:pStyle w:val="Heading2"/>
       </w:pPr>
       <w:r>
-        <w:t xml:space="preserve">Estado dos cálculos (01/10/2026, tarde)</w:t>
+        <w:t xml:space="preserve">Estado dos cálculos (01/10/2026, fim da tarde)</w:t>
       </w:r>
     </w:p>
     <w:tbl>
@@ -1899,22 +1899,22 @@
                 <w:bCs/>
                 <w:sz w:val="18"/>
               </w:rPr>
-              <w:t xml:space="preserve">em curso: 11/48 concluídas</w:t>
-            </w:r>
-          </w:p>
-        </w:tc>
-        <w:tc>
-          <w:tcPr/>
-          <w:p>
-            <w:pPr>
-              <w:pStyle w:val="Compact"/>
-              <w:spacing w:line="240" w:lineRule="auto"/>
-            </w:pPr>
-            <w:r>
-              <w:rPr>
-                <w:sz w:val="18"/>
-              </w:rPr>
-              <w:t xml:space="preserve">triagem pré-registrada: 1 de 8 lineares passa (NGGRPDAP); 0 de 3 cíclicas (GGKPGEP falha só no ω do anel: 144,5° contra 150°); resultado provisório (Seção 3.9, Figura 11)</w:t>
+              <w:t xml:space="preserve">em curso: 12/48 concluídas</w:t>
+            </w:r>
+          </w:p>
+        </w:tc>
+        <w:tc>
+          <w:tcPr/>
+          <w:p>
+            <w:pPr>
+              <w:pStyle w:val="Compact"/>
+              <w:spacing w:line="240" w:lineRule="auto"/>
+            </w:pPr>
+            <w:r>
+              <w:rPr>
+                <w:sz w:val="18"/>
+              </w:rPr>
+              <w:t xml:space="preserve">triagem pré-registrada: 1 de 9 lineares passa (NGGRPDAP); 0 de 3 cíclicas (GGKPGEP falha só no ω do anel: 144,5° contra 150°); resultado provisório (Seção 3.9, Figura 11)</w:t>
             </w:r>
           </w:p>
         </w:tc>
@@ -1978,6 +1978,80 @@
               <w:rPr>
                 <w:sz w:val="18"/>
               </w:rPr>
+              <w:t xml:space="preserve">Campanha de pH · linear em pH 10 (N-terminal neutro), linear em pH 8,2 e macrociclo em pH 8,2 (72 simulações)</w:t>
+            </w:r>
+          </w:p>
+        </w:tc>
+        <w:tc>
+          <w:tcPr/>
+          <w:p>
+            <w:pPr>
+              <w:pStyle w:val="Compact"/>
+              <w:spacing w:line="240" w:lineRule="auto"/>
+            </w:pPr>
+            <w:r>
+              <w:rPr>
+                <w:b/>
+                <w:bCs/>
+                <w:sz w:val="18"/>
+              </w:rPr>
+              <w:t xml:space="preserve">agendada</w:t>
+            </w:r>
+            <w:r>
+              <w:rPr>
+                <w:sz w:val="18"/>
+              </w:rPr>
+              <w:t xml:space="preserve"> </w:t>
+            </w:r>
+            <w:r>
+              <w:rPr>
+                <w:sz w:val="18"/>
+              </w:rPr>
+              <w:t xml:space="preserve">(espera o fim do pipeline)</w:t>
+            </w:r>
+          </w:p>
+        </w:tc>
+        <w:tc>
+          <w:tcPr/>
+          <w:p>
+            <w:pPr>
+              <w:pStyle w:val="Compact"/>
+              <w:spacing w:line="240" w:lineRule="auto"/>
+            </w:pPr>
+            <w:r>
+              <w:rPr>
+                <w:sz w:val="18"/>
+              </w:rPr>
+              <w:t xml:space="preserve">comparação pareada e Figura 12 (</w:t>
+            </w:r>
+            <w:r>
+              <w:rPr>
+                <w:rStyle w:val="VerbatimChar"/>
+                <w:sz w:val="18"/>
+              </w:rPr>
+              <w:t xml:space="preserve">compare_ph_conditions.py</w:t>
+            </w:r>
+            <w:r>
+              <w:rPr>
+                <w:sz w:val="18"/>
+              </w:rPr>
+              <w:t xml:space="preserve">); N-terminal neutro pela regra pH − 7,7 ≥ 2 (Grimsley 2009)</w:t>
+            </w:r>
+          </w:p>
+        </w:tc>
+      </w:tr>
+      <w:tr>
+        <w:tc>
+          <w:tcPr/>
+          <w:p>
+            <w:pPr>
+              <w:pStyle w:val="Compact"/>
+              <w:spacing w:line="240" w:lineRule="auto"/>
+            </w:pPr>
+            <w:r>
+              <w:rPr>
+                <w:sz w:val="18"/>
+              </w:rPr>
               <w:t xml:space="preserve">E5 · contratriagem frente a proteases não-alvo</w:t>
             </w:r>
           </w:p>
@@ -2029,7 +2103,7 @@
         <w:t xml:space="preserve"> </w:t>
       </w:r>
       <w:r>
-        <w:t xml:space="preserve">faltam cerca de 37 simulações (40–55 min cada com a GPU compartilhada), ou aproximadamente 25 h; depois vêm E3, matriz 8 × 8, E8 e E9.</w:t>
+        <w:t xml:space="preserve">faltam 36 simulações do E6 (40–55 min cada com a GPU compartilhada), cerca de 25 h; depois E7, E3, matriz 8 × 8, E8/E9 e, por fim, a campanha de pH (72 simulações, 2–3 dias).</w:t>
       </w:r>
     </w:p>
     <w:p>
@@ -9543,7 +9617,7 @@
         <w:rPr>
           <w:rStyle w:val="Pendente"/>
         </w:rPr>
-        <w:t xml:space="preserve">PROVISÓRIO, 1º de outubro de 2026: 11 das 48 simulações haviam terminado (linear: os três de</w:t>
+        <w:t xml:space="preserve">PROVISÓRIO, 1º de outubro de 2026: 12 das 48 simulações haviam terminado (linear: os três candidatos de cada uma de</w:t>
       </w:r>
       <w:r>
         <w:rPr>
@@ -9563,7 +9637,7 @@
         <w:rPr>
           <w:rStyle w:val="Pendente"/>
         </w:rPr>
-        <w:t xml:space="preserve">, os três de</w:t>
+        <w:t xml:space="preserve">,</w:t>
       </w:r>
       <w:r>
         <w:rPr>
@@ -9589,7 +9663,7 @@
         <w:rPr>
           <w:rStyle w:val="Pendente"/>
         </w:rPr>
-        <w:t xml:space="preserve">e dois dos três de</w:t>
+        <w:t xml:space="preserve">e</w:t>
       </w:r>
       <w:r>
         <w:rPr>
@@ -9637,7 +9711,7 @@
         <w:pStyle w:val="BodyText"/>
       </w:pPr>
       <w:r>
-        <w:t xml:space="preserve">Das oito simulações lineares analisadas, uma passou na triagem (Figura 11C): NGGRPDAP de</w:t>
+        <w:t xml:space="preserve">Das nove simulações lineares analisadas, uma passou na triagem (Figura 11C): NGGRPDAP de</w:t>
       </w:r>
       <w:r>
         <w:t xml:space="preserve"> </w:t>
@@ -9660,7 +9734,7 @@
         <w:t xml:space="preserve">A. gemmatalis</w:t>
       </w:r>
       <w:r>
-        <w:t xml:space="preserve">) manteve o Glu4 perto de S1 em 61% e 63% dos quadros das duas metades, com a mesma âncora, e falhou na ocupância. Os outros seis candidatos lineares tiveram ocupância na segunda metade de no máximo 0,07; em GGSQSS, GISGS e QAPDFPTGPNNS a distância âncora–Asp189 subiu de 5,4–9,0 Å no início para 9,0–14,1 Å no fim, e em GISGS a âncora mudou de identidade entre as metades. Nenhum candidato de</w:t>
+        <w:t xml:space="preserve">) manteve o Glu4 perto de S1 em 61% e 63% dos quadros das duas metades, com a mesma âncora, e falhou na ocupância. Os outros sete candidatos lineares tiveram ocupância na segunda metade de no máximo 0,07; em GGSQSS, GISGS e QAPDFPTGPNNS a distância âncora–Asp189 subiu de 5,4–9,0 Å no início para 9,0–14,1 Å no fim, e em GISGS a âncora mudou de identidade entre as metades. Nenhum candidato de</w:t>
       </w:r>
       <w:r>
         <w:t xml:space="preserve"> </w:t>
@@ -9692,7 +9766,7 @@
         <w:t xml:space="preserve"> </w:t>
       </w:r>
       <w:r>
-        <w:t xml:space="preserve">teve a âncora a menos de 5 Å do Asp189 na segunda metade. Nas 11 simulações concluídas, lineares e cíclicas, o peptídeo permaneceu a menos de 4,5 Å do receptor em todos os quadros; sair de S1 não significou dissociar. O contato com a serina catalítica (0,70–1,00 dos quadros) e com a histidina catalítica (0,54–1,00) ocorreu mesmo com a âncora longe de S1, de modo que essas duas medidas não discriminam os candidatos.</w:t>
+        <w:t xml:space="preserve">teve a âncora a menos de 5 Å do Asp189 na segunda metade. Nas 12 simulações concluídas, lineares e cíclicas, o peptídeo permaneceu a menos de 4,5 Å do receptor em todos os quadros; sair de S1 não significou dissociar. O contato com a serina catalítica (0,70–1,00 dos quadros) e com a histidina catalítica (0,54–1,00) ocorreu mesmo com a âncora longe de S1, de modo que essas duas medidas não discriminam os candidatos.</w:t>
       </w:r>
     </w:p>
     <w:p>
@@ -9728,7 +9802,7 @@
           <wp:inline>
             <wp:extent cx="5334000" cy="3243072"/>
             <wp:effectExtent b="0" l="0" r="0" t="0"/>
-            <wp:docPr descr="Figura 11. Simulações de triagem de 10 ns (CHARMM36, pH 10, 300 K, uma réplica cada; provisório: 11 de 48 concluídas em 1º de outubro de 2026). (A) Distância do resíduo âncora ao carboxilato do Asp189 e (B) RMSD local do peptídeo (Cα, receptor alinhado) para os três candidatos de A. gemmatalis de cada frente (contínua, tracejada e pontilhada: candidatos 1, 2 e 3; sequências na legenda). (C) Ocupância de S1 a 5 Å na primeira e na segunda metade para todas as simulações concluídas (círculo: passa na triagem pré-registrada; cruz: não passa; a linha tracejada é o critério de 70%). (D) Por simulação: ocupância de S1 na segunda metade, contato com a serina catalítica e qualquer contato com o receptor; “ring ✗” marca macrociclos que falharam no critério do anel (C–N ≤ 1,5 Å e ω ≥ 150° em todos os quadros)." title="" id="66" name="Picture"/>
+            <wp:docPr descr="Figura 11. Simulações de triagem de 10 ns (CHARMM36, pH 10, 300 K, uma réplica cada; provisório: 12 de 48 concluídas em 1º de outubro de 2026). (A) Distância do resíduo âncora ao carboxilato do Asp189 e (B) RMSD local do peptídeo (Cα, receptor alinhado) para os três candidatos de A. gemmatalis de cada frente (contínua, tracejada e pontilhada: candidatos 1, 2 e 3; sequências na legenda). (C) Ocupância de S1 a 5 Å na primeira e na segunda metade para todas as simulações concluídas (círculo: passa na triagem pré-registrada; cruz: não passa; a linha tracejada é o critério de 70%). (D) Por simulação: ocupância de S1 na segunda metade, contato com a serina catalítica e qualquer contato com o receptor; “ring ✗” marca macrociclos que falharam no critério do anel (C–N ≤ 1,5 Å e ω ≥ 150° em todos os quadros)." title="" id="66" name="Picture"/>
             <a:graphic>
               <a:graphicData uri="http://schemas.openxmlformats.org/drawingml/2006/picture">
                 <pic:pic>
@@ -9781,7 +9855,7 @@
         <w:t xml:space="preserve"> </w:t>
       </w:r>
       <w:r>
-        <w:t xml:space="preserve">Simulações de triagem de 10 ns (CHARMM36, pH 10, 300 K, uma réplica cada; provisório: 11 de 48 concluídas em 1º de outubro de 2026). (A) Distância do resíduo âncora ao carboxilato do Asp189 e (B) RMSD local do peptídeo (Cα, receptor alinhado) para os três candidatos de</w:t>
+        <w:t xml:space="preserve">Simulações de triagem de 10 ns (CHARMM36, pH 10, 300 K, uma réplica cada; provisório: 12 de 48 concluídas em 1º de outubro de 2026). (A) Distância do resíduo âncora ao carboxilato do Asp189 e (B) RMSD local do peptídeo (Cα, receptor alinhado) para os três candidatos de</w:t>
       </w:r>
       <w:r>
         <w:t xml:space="preserve"> </w:t>
@@ -10552,15 +10626,15 @@
         <w:pStyle w:val="BodyText"/>
       </w:pPr>
       <w:r>
+        <w:t xml:space="preserve">de Almeida Barros R, Meriño-Cabrera Y, Severiche Castro JG, Rodrigues da Silva Júnior N, Schultz H, de Andrade RJ, et al. (2022). Inhibition constant and stability of tripeptide inhibitors of gut trypsin-like enzyme of the soybean pest Anticarsia gemmatalis. Archives of Insect Biochemistry and Physiology 110, e21887. doi: 10.1002/arch.21887</w:t>
+      </w:r>
+    </w:p>
+    <w:p>
+      <w:pPr>
+        <w:pStyle w:val="BodyText"/>
+      </w:pPr>
+      <w:r>
         <w:t xml:space="preserve">de Almeida Barros R, Meriño-Cabrera Y, Castro JS, da Silva Junior NR, de Oliveira JVA, Schultz H, et al. (2022). Bovine pancreatic trypsin inhibitor and soybean Kunitz trypsin inhibitor: Differential effects on proteases and larval development of the soybean pest Anticarsia gemmatalis (Lepidoptera: Noctuidae). Pesticide Biochemistry and Physiology 187, 105188. doi: 10.1016/j.pestbp.2022.105188</w:t>
-      </w:r>
-    </w:p>
-    <w:p>
-      <w:pPr>
-        <w:pStyle w:val="BodyText"/>
-      </w:pPr>
-      <w:r>
-        <w:t xml:space="preserve">de Almeida Barros R, Meriño-Cabrera Y, Severiche Castro JG, Rodrigues da Silva Júnior N, Schultz H, de Andrade RJ, et al. (2022). Inhibition constant and stability of tripeptide inhibitors of gut trypsin-like enzyme of the soybean pest Anticarsia gemmatalis. Archives of Insect Biochemistry and Physiology 110, e21887. doi: 10.1002/arch.21887</w:t>
       </w:r>
     </w:p>
     <w:p>

--- a/manuscript/Manuscrito_PT_leitura.docx
+++ b/manuscript/Manuscrito_PT_leitura.docx
@@ -342,7 +342,7 @@
               <w:rPr>
                 <w:sz w:val="18"/>
               </w:rPr>
-              <w:t xml:space="preserve">7,982 palavras no original em inglês (corpo sem tabelas, títulos e legendas; cada citação contada como uma palavra); tradução: 8,606</w:t>
+              <w:t xml:space="preserve">8,201 palavras no original em inglês (corpo sem tabelas, títulos e legendas; cada citação contada como uma palavra); tradução: 8,835</w:t>
             </w:r>
           </w:p>
         </w:tc>
@@ -652,7 +652,7 @@
               <w:rPr>
                 <w:sz w:val="18"/>
               </w:rPr>
-              <w:t xml:space="preserve">11 figuras + 2 suplementares em PNG, TIFF (LZW) e PDF vetorial a 300 dpi, largura 180 mm, RGB; as figuras dos resultados pendentes (Seções 3.8–3.10) ainda serão geradas</w:t>
+              <w:t xml:space="preserve">12 figuras + 2 suplementares em PNG, TIFF (LZW) e PDF vetorial a 300 dpi, largura 180 mm, RGB; as figuras dos resultados pendentes (Seções 3.8–3.10) ainda serão geradas</w:t>
             </w:r>
           </w:p>
         </w:tc>
@@ -2229,7 +2229,7 @@
     </w:p>
     <w:bookmarkEnd w:id="12"/>
     <w:bookmarkEnd w:id="13"/>
-    <w:bookmarkStart w:id="91" w:name="Xaea1da447ef5fee1fbbe056814497d6ce16bf65"/>
+    <w:bookmarkStart w:id="96" w:name="Xaea1da447ef5fee1fbbe056814497d6ce16bf65"/>
     <w:p>
       <w:pPr>
         <w:pStyle w:val="Heading1"/>
@@ -4153,7 +4153,7 @@
         <w:t xml:space="preserve">gmx trjconv -pbc mol -center</w:t>
       </w:r>
       <w:r>
-        <w:t xml:space="preserve">) e subamostradas. Essa etapa é necessária porque o peptídeo é uma molécula separada: na trajetória não corrigida de um dos sistemas de uma rodada anterior de 50 ns deste projeto, a distância entre os centros de massa do receptor e do peptídeo chegou a 94,8 Å (mediana 44,7 Å, aresta da caixa 116 Å), embora o peptídeo permanecesse em contato com o receptor em todos os quadros. As análises usaram o MDAnalysis 2.9.0 (Michaud-Agrawal et al., 2011; Gowers et al., 2016). O aspartato de S1 foi o equivalente da Asp189 da Seção 2.2 (o nome do resíduo foi verificado em todos os sistemas). Em cada quadro, a distância de cada resíduo do peptídeo aos oxigênios carboxilato desse aspartato foi tomada como a distância mínima entre átomos pesados com a convenção de imagem mínima. O resíduo do peptídeo com a menor distância média foi definido como âncora, sem presumir qual resíduo seria. A ocupância de S1 é a fração dos quadros com distância âncora–Asp189 abaixo de 4, 5 ou 6 Å, relatada para toda a trajetória e separadamente para cada metade. Também relatamos a fração dos quadros em que algum átomo pesado do peptídeo esteve a menos de 4,5 Å do Oγ da serina catalítica ou do Nε2 da histidina catalítica, a fração de quadros com qualquer contato peptídeo–receptor a menos de 4,5 Å, e o RMSD dos átomos Cα do peptídeo após superposição nos Cα do receptor (referência: primeiro quadro de produção), calculado depois de tornar o peptídeo inteiro e transladá-lo para a imagem periódica mais próxima do aspartato de S1. Nos macrociclos relatamos também a distância C–N de fechamento e o ângulo ω de fechamento em cada quadro. Um candidato passa na triagem (critérios declarados antes das simulações) quando a ocupância da âncora é de pelo menos 70% a 5 Å na segunda metade da trajetória, a âncora é o mesmo resíduo nas duas metades e, nos macrociclos, o anel permanece íntegro (C–N ≤ 1,5 Å e ω ≥ 150° em todos os quadros); como cada candidato foi simulado uma vez, não se faz inferência estatística, e o candidato que falha é relatado com o critério que não cumpriu. Depois de ver as primeiras trajetórias cíclicas, relatamos também, como descrição secundária pós-dados que não substitui o critério, a fração de quadros com |ω| ≥ 150°.</w:t>
+        <w:t xml:space="preserve">) e subamostradas. Essa etapa é necessária porque o peptídeo é uma molécula separada: na trajetória não corrigida de um dos sistemas de uma rodada anterior de 50 ns deste projeto, a distância entre os centros de massa do receptor e do peptídeo chegou a 94,8 Å (mediana 44,7 Å, aresta da caixa 116 Å), embora o peptídeo permanecesse em contato com o receptor em todos os quadros. As análises usaram o MDAnalysis 2.9.0 (Michaud-Agrawal et al., 2011; Gowers et al., 2016). O aspartato de S1 foi o equivalente da Asp189 da Seção 2.2 (o nome do resíduo foi verificado em todos os sistemas). Em cada quadro, a distância de cada resíduo do peptídeo aos oxigênios carboxilato desse aspartato foi tomada como a distância mínima entre átomos pesados com a convenção de imagem mínima. O resíduo do peptídeo com a menor distância média foi definido como âncora, sem presumir qual resíduo seria. A ocupância de S1 é a fração dos quadros com distância âncora–Asp189 abaixo de 4, 5 ou 6 Å, relatada para toda a trajetória e separadamente para cada metade. Também relatamos a fração dos quadros em que algum átomo pesado do peptídeo esteve a menos de 4,5 Å do Oγ da serina catalítica ou do Nε2 da histidina catalítica, a fração de quadros com qualquer contato peptídeo–receptor a menos de 4,5 Å, e o RMSD dos átomos Cα do peptídeo após superposição nos Cα do receptor (referência: primeiro quadro de produção), calculado depois de tornar o peptídeo inteiro e transladá-lo para a imagem periódica mais próxima do aspartato de S1. Nos macrociclos relatamos também a distância C–N de fechamento e o ângulo ω de fechamento em cada quadro. Um candidato passa na triagem (critérios declarados antes das simulações) quando a ocupância da âncora é de pelo menos 70% a 5 Å na segunda metade da trajetória, a âncora é o mesmo resíduo nas duas metades e, nos macrociclos, o anel permanece íntegro (C–N ≤ 1,5 Å e ω ≥ 150° em todos os quadros); como cada candidato foi simulado uma vez, não se faz inferência estatística, e o candidato que falha é relatado com o critério que não cumpriu. Depois de ver as primeiras trajetórias cíclicas, relatamos também, como descrição secundária pós-dados que não substitui o critério, a fração de quadros com |ω| ≥ 150°. Os 48 candidatos foram, por fim, ordenados em camadas A–C (P enquanto a simulação está pendente) a partir dos mesmos critérios, sem limiares novos (Seção 3.12).</w:t>
       </w:r>
     </w:p>
     <w:bookmarkEnd w:id="30"/>
@@ -4195,7 +4195,7 @@
     </w:p>
     <w:bookmarkEnd w:id="31"/>
     <w:bookmarkEnd w:id="32"/>
-    <w:bookmarkStart w:id="70" w:name="resultados"/>
+    <w:bookmarkStart w:id="75" w:name="resultados"/>
     <w:p>
       <w:pPr>
         <w:pStyle w:val="Heading2"/>
@@ -9952,6 +9952,198 @@
         <w:t xml:space="preserve">PENDENTE: sobreposição e diferença na ocupância de S1 entre a forma linear e a cíclica da mesma sequência quando as 48 simulações terminarem.</w:t>
       </w:r>
     </w:p>
+    <w:bookmarkEnd w:id="69"/>
+    <w:bookmarkStart w:id="70" w:name="efeito-do-ph-e-da-carga-do-n-terminal"/>
+    <w:p>
+      <w:pPr>
+        <w:pStyle w:val="Heading3"/>
+      </w:pPr>
+      <w:r>
+        <w:t xml:space="preserve">3.11 Efeito do pH e da carga do N-terminal</w:t>
+      </w:r>
+    </w:p>
+    <w:p>
+      <w:pPr>
+        <w:pStyle w:val="FirstParagraph"/>
+      </w:pPr>
+      <w:r>
+        <w:rPr>
+          <w:rStyle w:val="Pendente"/>
+        </w:rPr>
+        <w:t xml:space="preserve">PENDENTE: comparação pareada das simulações de triagem em pH 10,0 (linear com NH</w:t>
+      </w:r>
+      <w:r>
+        <w:rPr>
+          <w:rStyle w:val="Pendente"/>
+          <w:vertAlign w:val="subscript"/>
+        </w:rPr>
+        <w:t xml:space="preserve">3</w:t>
+      </w:r>
+      <w:r>
+        <w:rPr>
+          <w:rStyle w:val="Pendente"/>
+          <w:vertAlign w:val="superscript"/>
+        </w:rPr>
+        <w:t xml:space="preserve">+</w:t>
+      </w:r>
+      <w:r>
+        <w:rPr>
+          <w:rStyle w:val="Pendente"/>
+        </w:rPr>
+        <w:t xml:space="preserve"> </w:t>
+      </w:r>
+      <w:r>
+        <w:rPr>
+          <w:rStyle w:val="Pendente"/>
+        </w:rPr>
+        <w:t xml:space="preserve">e com N-terminal neutro; macrociclo) e em pH 8,2 (linear e macrociclo), com o número de candidatos que passam na triagem, a mudança da ocupância de S1 por candidato e o custo computacional por condição (Figura 12;</w:t>
+      </w:r>
+      <w:r>
+        <w:rPr>
+          <w:rStyle w:val="Pendente"/>
+        </w:rPr>
+        <w:t xml:space="preserve"> </w:t>
+      </w:r>
+      <w:r>
+        <w:rPr>
+          <w:rStyle w:val="VerbatimChar"/>
+        </w:rPr>
+        <w:t xml:space="preserve">compare_ph_conditions.py</w:t>
+      </w:r>
+      <w:r>
+        <w:rPr>
+          <w:rStyle w:val="Pendente"/>
+        </w:rPr>
+        <w:t xml:space="preserve">). Uma réplica de 10 ns por candidato: relatar tendências entre candidatos, não diferenças por candidato.</w:t>
+      </w:r>
+    </w:p>
+    <w:bookmarkEnd w:id="70"/>
+    <w:bookmarkStart w:id="74" w:name="peptídeos-candidatos-finais"/>
+    <w:p>
+      <w:pPr>
+        <w:pStyle w:val="Heading3"/>
+      </w:pPr>
+      <w:r>
+        <w:t xml:space="preserve">3.12 Peptídeos candidatos finais</w:t>
+      </w:r>
+    </w:p>
+    <w:p>
+      <w:pPr>
+        <w:pStyle w:val="FirstParagraph"/>
+      </w:pPr>
+      <w:r>
+        <w:rPr>
+          <w:rStyle w:val="Pendente"/>
+        </w:rPr>
+        <w:t xml:space="preserve">PROVISÓRIO, 1º de outubro de 2026.</w:t>
+      </w:r>
+      <w:r>
+        <w:t xml:space="preserve"> </w:t>
+      </w:r>
+      <w:r>
+        <w:t xml:space="preserve">Os 48 candidatos finais foram ordenados em camadas usando apenas os critérios declarados antes das simulações (Seção 2.9): a camada A cumpre todos os critérios disponíveis (ocupância de S1, mesma âncora nas duas metades, controle de qualidade de pose, diferença pareada positiva contra controles embaralhados e, nos macrociclos, o critério estrito do anel); a camada B cumpre o critério de S1 e falha exatamente um dos demais; a camada C não tem ancoragem de S1 confirmada em 10 ns; a camada P aguarda a simulação. Dentro da camada a ordem é a ocupância de S1, depois a diferença pareada, depois a confiança do Boltz-2 (Figura 13). Com 12 das 48 simulações concluídas e o E3 ainda não rodado, um candidato linear (NGGRPDAP,</w:t>
+      </w:r>
+      <w:r>
+        <w:t xml:space="preserve"> </w:t>
+      </w:r>
+      <w:r>
+        <w:rPr>
+          <w:i/>
+          <w:iCs/>
+        </w:rPr>
+        <w:t xml:space="preserve">A. gemmatalis</w:t>
+      </w:r>
+      <w:r>
+        <w:t xml:space="preserve">; Arg4 em S1, ocupância 1,00 nas duas metades) está na camada A e um cíclico (GGKPGEP,</w:t>
+      </w:r>
+      <w:r>
+        <w:t xml:space="preserve"> </w:t>
+      </w:r>
+      <w:r>
+        <w:rPr>
+          <w:i/>
+          <w:iCs/>
+        </w:rPr>
+        <w:t xml:space="preserve">A. gemmatalis</w:t>
+      </w:r>
+      <w:r>
+        <w:t xml:space="preserve">; Lys3 em S1) está na camada B porque falha só no critério estrito do anel (|ω| ≥ 150° em 99,6% dos quadros); ambos são provisórios até o E3. Todos os candidatos são não clivaveis pelo critério duro e nenhum carrega afirmação de seletividade. A dinâmica molecular verifica a estabilidade da pose prevista em 10 ns e não é estimativa de afinidade.</w:t>
+      </w:r>
+      <w:r>
+        <w:t xml:space="preserve"> </w:t>
+      </w:r>
+      <w:r>
+        <w:rPr>
+          <w:rStyle w:val="Pendente"/>
+        </w:rPr>
+        <w:t xml:space="preserve">PENDENTE: camadas finais, número de candidatos por camada e por espécie, robustez ao pH e a lista de peptídeos recomendados quando as simulações e o E3 terminarem.</w:t>
+      </w:r>
+    </w:p>
+    <w:p>
+      <w:pPr>
+        <w:pStyle w:val="CaptionedFigure"/>
+      </w:pPr>
+      <w:r>
+        <w:drawing>
+          <wp:inline>
+            <wp:extent cx="5334000" cy="3897923"/>
+            <wp:effectExtent b="0" l="0" r="0" t="0"/>
+            <wp:docPr descr="Figura 13. Matriz de evidências dos 48 candidatos finais (esquerda, linear; direita, macrociclo), ordenados por camada (A, B, C, P) e, dentro da camada, pela ocupância de S1. Colunas: confiança do Boltz-2 (E2), diferença pareada contra controles embaralhados (E3), controle de qualidade de pose (E4), ocupância de S1 a 5 Å na segunda metade da simulação de 10 ns, âncora idêntica nas duas metades, critério estrito do anel (com a fração de quadros com |ω| ≥ 150° quando falha) e robustez ao pH. Células vazias: ainda não disponíveis (provisório, 12 de 48 simulações; E3 e campanha de pH pendentes)." title="" id="72" name="Picture"/>
+            <a:graphic>
+              <a:graphicData uri="http://schemas.openxmlformats.org/drawingml/2006/picture">
+                <pic:pic>
+                  <pic:nvPicPr>
+                    <pic:cNvPr descr="figures/pt/fig13_candidatos_finais.png" id="73" name="Picture"/>
+                    <pic:cNvPicPr>
+                      <a:picLocks noChangeArrowheads="1" noChangeAspect="1"/>
+                    </pic:cNvPicPr>
+                  </pic:nvPicPr>
+                  <pic:blipFill>
+                    <a:blip r:embed="rId71"/>
+                    <a:stretch>
+                      <a:fillRect/>
+                    </a:stretch>
+                  </pic:blipFill>
+                  <pic:spPr bwMode="auto">
+                    <a:xfrm>
+                      <a:off x="0" y="0"/>
+                      <a:ext cx="5334000" cy="3897923"/>
+                    </a:xfrm>
+                    <a:prstGeom prst="rect">
+                      <a:avLst/>
+                    </a:prstGeom>
+                    <a:noFill/>
+                    <a:ln w="9525">
+                      <a:noFill/>
+                      <a:headEnd/>
+                      <a:tailEnd/>
+                    </a:ln>
+                  </pic:spPr>
+                </pic:pic>
+              </a:graphicData>
+            </a:graphic>
+          </wp:inline>
+        </w:drawing>
+      </w:r>
+    </w:p>
+    <w:p>
+      <w:pPr>
+        <w:pStyle w:val="ImageCaption"/>
+      </w:pPr>
+      <w:r>
+        <w:rPr>
+          <w:b/>
+          <w:bCs/>
+        </w:rPr>
+        <w:t xml:space="preserve">Figura 13.</w:t>
+      </w:r>
+      <w:r>
+        <w:t xml:space="preserve"> </w:t>
+      </w:r>
+      <w:r>
+        <w:t xml:space="preserve">Matriz de evidências dos 48 candidatos finais (esquerda, linear; direita, macrociclo), ordenados por camada (A, B, C, P) e, dentro da camada, pela ocupância de S1. Colunas: confiança do Boltz-2 (E2), diferença pareada contra controles embaralhados (E3), controle de qualidade de pose (E4), ocupância de S1 a 5 Å na segunda metade da simulação de 10 ns, âncora idêntica nas duas metades, critério estrito do anel (com a fração de quadros com |ω| ≥ 150° quando falha) e robustez ao pH. Células vazias: ainda não disponíveis (provisório, 12 de 48 simulações; E3 e campanha de pH pendentes).</w:t>
+      </w:r>
+    </w:p>
     <w:p>
       <w:r>
         <w:pict>
@@ -9959,9 +10151,9 @@
         </w:pict>
       </w:r>
     </w:p>
-    <w:bookmarkEnd w:id="69"/>
-    <w:bookmarkEnd w:id="70"/>
-    <w:bookmarkStart w:id="76" w:name="discussão"/>
+    <w:bookmarkEnd w:id="74"/>
+    <w:bookmarkEnd w:id="75"/>
+    <w:bookmarkStart w:id="81" w:name="discussão"/>
     <w:p>
       <w:pPr>
         <w:pStyle w:val="Heading2"/>
@@ -9970,7 +10162,7 @@
         <w:t xml:space="preserve">4 Discussão</w:t>
       </w:r>
     </w:p>
-    <w:bookmarkStart w:id="71" w:name="principais-achados"/>
+    <w:bookmarkStart w:id="76" w:name="principais-achados"/>
     <w:p>
       <w:pPr>
         <w:pStyle w:val="Heading3"/>
@@ -10036,8 +10228,8 @@
         <w:t xml:space="preserve">menos do que o inibidor de Kunitz da soja, o que seus autores atribuíram à menor flexibilidade e a um aumento evolutivo da hidrofobicidade dos subsítios (Patarroyo-Vargas et al., 2020).</w:t>
       </w:r>
     </w:p>
-    <w:bookmarkEnd w:id="71"/>
-    <w:bookmarkStart w:id="72" w:name="Xe3615bf2ba7667c30e4492e0c2fa08d640e849c"/>
+    <w:bookmarkEnd w:id="76"/>
+    <w:bookmarkStart w:id="77" w:name="Xe3615bf2ba7667c30e4492e0c2fa08d640e849c"/>
     <w:p>
       <w:pPr>
         <w:pStyle w:val="Heading3"/>
@@ -10078,8 +10270,8 @@
         <w:t xml:space="preserve">A correlação de postos de 0,57 entre rodadas (Seção 3.8) acrescenta outro limite. Uma única predição do Boltz-2 para um peptídeo curto é um ordenador ruidoso mesmo com entrada idêntica, de modo que diferenças de poucos centésimos na confiança, que separam muitos candidatos, não devem ser interpretadas, e a concordância entre as formas linear e cíclica (ρ = 0,50) não pode ser lida como efeito de modalidade enquanto não for comparada a esse teto.</w:t>
       </w:r>
     </w:p>
-    <w:bookmarkEnd w:id="72"/>
-    <w:bookmarkStart w:id="73" w:name="Xafece074cecce80077a0c9860132a7cfb8c9c03"/>
+    <w:bookmarkEnd w:id="77"/>
+    <w:bookmarkStart w:id="78" w:name="Xafece074cecce80077a0c9860132a7cfb8c9c03"/>
     <w:p>
       <w:pPr>
         <w:pStyle w:val="Heading3"/>
@@ -10157,8 +10349,8 @@
         <w:t xml:space="preserve">As regras de motivos também são grosseiras. O escore é uma contagem ponderada de sítios, a regra do tipo elastase sinaliza quatro resíduos comuns (alanina, glicina, serina e valina), a regra do tipo pepsina não é relevante para o intestino de lepidópteros, e uma classe pode mudar com um único sítio (GIFDDIG não tem sítio de tripsina e, ainda assim, é rotulada MARGINAL). O rótulo RESISTENTE é uma previsão computacional de baixa carga de motivos, e não uma medida de estabilidade no intestino médio.</w:t>
       </w:r>
     </w:p>
-    <w:bookmarkEnd w:id="73"/>
-    <w:bookmarkStart w:id="74" w:name="limitações"/>
+    <w:bookmarkEnd w:id="78"/>
+    <w:bookmarkStart w:id="79" w:name="limitações"/>
     <w:p>
       <w:pPr>
         <w:pStyle w:val="Heading3"/>
@@ -10206,8 +10398,8 @@
         <w:t xml:space="preserve">embora o grupo α-amino fosse majoritariamente neutro nesse pH; dez nanossegundos apenas triam e não podem estabelecer estabilidade nem ordenar candidatos. (ix) Uma única predição do Boltz-2 é um ordenador ruidoso (ρ = 0,57 entre rodadas para entrada idêntica), de modo que a seleção de candidatos para reescore se apoia em um ranking ruidoso. (x) Os 22 sistemas de calibração foram simulados por 2 ns a partir de uma única estrutura inicial predita cada, e os ligantes da calibração são muito maiores que os candidatos.</w:t>
       </w:r>
     </w:p>
-    <w:bookmarkEnd w:id="74"/>
-    <w:bookmarkStart w:id="75" w:name="perspectivas"/>
+    <w:bookmarkEnd w:id="79"/>
+    <w:bookmarkStart w:id="80" w:name="perspectivas"/>
     <w:p>
       <w:pPr>
         <w:pStyle w:val="Heading3"/>
@@ -10240,9 +10432,9 @@
         <w:t xml:space="preserve">e com tripsinas não-alvo, e um ensaio de estabilidade dos candidatos nos mesmos extratos.</w:t>
       </w:r>
     </w:p>
-    <w:bookmarkEnd w:id="75"/>
-    <w:bookmarkEnd w:id="76"/>
-    <w:bookmarkStart w:id="77" w:name="declaração-de-disponibilidade-de-dados"/>
+    <w:bookmarkEnd w:id="80"/>
+    <w:bookmarkEnd w:id="81"/>
+    <w:bookmarkStart w:id="82" w:name="declaração-de-disponibilidade-de-dados"/>
     <w:p>
       <w:pPr>
         <w:pStyle w:val="Heading2"/>
@@ -10268,8 +10460,8 @@
         <w:t xml:space="preserve">PENDENTE: confirmar visibilidade do repositório e DOI de arquivamento (por exemplo Zenodo) antes da submissão.</w:t>
       </w:r>
     </w:p>
-    <w:bookmarkEnd w:id="77"/>
-    <w:bookmarkStart w:id="78" w:name="declaração-de-ética"/>
+    <w:bookmarkEnd w:id="82"/>
+    <w:bookmarkStart w:id="83" w:name="declaração-de-ética"/>
     <w:p>
       <w:pPr>
         <w:pStyle w:val="Heading2"/>
@@ -10286,8 +10478,8 @@
         <w:t xml:space="preserve">Não se aplica. É um estudo computacional; não envolveu animais, participantes humanos nem dados pessoais.</w:t>
       </w:r>
     </w:p>
-    <w:bookmarkEnd w:id="78"/>
-    <w:bookmarkStart w:id="79" w:name="contribuições-dos-autores"/>
+    <w:bookmarkEnd w:id="83"/>
+    <w:bookmarkStart w:id="84" w:name="contribuições-dos-autores"/>
     <w:p>
       <w:pPr>
         <w:pStyle w:val="Heading2"/>
@@ -10307,8 +10499,8 @@
         <w:t xml:space="preserve">PENDENTE: a completar pelos autores (papéis CRediT).</w:t>
       </w:r>
     </w:p>
-    <w:bookmarkEnd w:id="79"/>
-    <w:bookmarkStart w:id="80" w:name="financiamento"/>
+    <w:bookmarkEnd w:id="84"/>
+    <w:bookmarkStart w:id="85" w:name="financiamento"/>
     <w:p>
       <w:pPr>
         <w:pStyle w:val="Heading2"/>
@@ -10328,8 +10520,8 @@
         <w:t xml:space="preserve">PENDENTE: a completar pelos autores.</w:t>
       </w:r>
     </w:p>
-    <w:bookmarkEnd w:id="80"/>
-    <w:bookmarkStart w:id="81" w:name="agradecimentos"/>
+    <w:bookmarkEnd w:id="85"/>
+    <w:bookmarkStart w:id="86" w:name="agradecimentos"/>
     <w:p>
       <w:pPr>
         <w:pStyle w:val="Heading2"/>
@@ -10376,8 +10568,8 @@
         <w:t xml:space="preserve">“Usou-se IA generativa (Claude, Anthropic) como assistente para escrever scripts de análise, gerar figuras e redigir e traduzir texto. Os autores conferiram todos os resultados numéricos nos arquivos de saída, conferiram cada referência no Crossref ou PubMed e assumem total responsabilidade pelo conteúdo.”</w:t>
       </w:r>
     </w:p>
-    <w:bookmarkEnd w:id="81"/>
-    <w:bookmarkStart w:id="82" w:name="conflito-de-interesses"/>
+    <w:bookmarkEnd w:id="86"/>
+    <w:bookmarkStart w:id="87" w:name="conflito-de-interesses"/>
     <w:p>
       <w:pPr>
         <w:pStyle w:val="Heading2"/>
@@ -10397,8 +10589,8 @@
         <w:t xml:space="preserve">PENDENTE: a completar pelos autores.</w:t>
       </w:r>
     </w:p>
-    <w:bookmarkEnd w:id="82"/>
-    <w:bookmarkStart w:id="89" w:name="figuras-suplementares"/>
+    <w:bookmarkEnd w:id="87"/>
+    <w:bookmarkStart w:id="94" w:name="figuras-suplementares"/>
     <w:p>
       <w:pPr>
         <w:pStyle w:val="Heading2"/>
@@ -10416,18 +10608,18 @@
           <wp:inline>
             <wp:extent cx="4679999" cy="2092235"/>
             <wp:effectExtent b="0" l="0" r="0" t="0"/>
-            <wp:docPr descr="Figura S1. Triagem por escore de motivos por espécie sob a regra linear-estrita e a circular (porcentagem das sequências de cada espécie por classe)." title="" id="84" name="Picture"/>
+            <wp:docPr descr="Figura S1. Triagem por escore de motivos por espécie sob a regra linear-estrita e a circular (porcentagem das sequências de cada espécie por classe)." title="" id="89" name="Picture"/>
             <a:graphic>
               <a:graphicData uri="http://schemas.openxmlformats.org/drawingml/2006/picture">
                 <pic:pic>
                   <pic:nvPicPr>
-                    <pic:cNvPr descr="figures/pt/figS1_regras_motivo.png" id="85" name="Picture"/>
+                    <pic:cNvPr descr="figures/pt/figS1_regras_motivo.png" id="90" name="Picture"/>
                     <pic:cNvPicPr>
                       <a:picLocks noChangeArrowheads="1" noChangeAspect="1"/>
                     </pic:cNvPicPr>
                   </pic:nvPicPr>
                   <pic:blipFill>
-                    <a:blip r:embed="rId83"/>
+                    <a:blip r:embed="rId88"/>
                     <a:stretch>
                       <a:fillRect/>
                     </a:stretch>
@@ -10481,18 +10673,18 @@
           <wp:inline>
             <wp:extent cx="3959999" cy="1140479"/>
             <wp:effectExtent b="0" l="0" r="0" t="0"/>
-            <wp:docPr descr="Figura S2. Integridade do anel nas três simulações cíclicas com CHARMM36 concluídas até agora (A. gemmatalis, 10 ns): distância C–N de fechamento, ângulo ω de fechamento em valor absoluto ao longo do tempo e distribuição de ω. Linhas tracejadas: limites pré-registrados (C–N ≤ 1,5 Å, ω ≥ 150°). A versão anterior desta figura usava outro campo de força e foi retirada." title="" id="87" name="Picture"/>
+            <wp:docPr descr="Figura S2. Integridade do anel nas três simulações cíclicas com CHARMM36 concluídas até agora (A. gemmatalis, 10 ns): distância C–N de fechamento, ângulo ω de fechamento em valor absoluto ao longo do tempo e distribuição de ω. Linhas tracejadas: limites pré-registrados (C–N ≤ 1,5 Å, ω ≥ 150°). A versão anterior desta figura usava outro campo de força e foi retirada." title="" id="92" name="Picture"/>
             <a:graphic>
               <a:graphicData uri="http://schemas.openxmlformats.org/drawingml/2006/picture">
                 <pic:pic>
                   <pic:nvPicPr>
-                    <pic:cNvPr descr="figures/pt/figS2_anel_ciclico_charmm36.png" id="88" name="Picture"/>
+                    <pic:cNvPr descr="figures/pt/figS2_anel_ciclico_charmm36.png" id="93" name="Picture"/>
                     <pic:cNvPicPr>
                       <a:picLocks noChangeArrowheads="1" noChangeAspect="1"/>
                     </pic:cNvPicPr>
                   </pic:nvPicPr>
                   <pic:blipFill>
-                    <a:blip r:embed="rId86"/>
+                    <a:blip r:embed="rId91"/>
                     <a:stretch>
                       <a:fillRect/>
                     </a:stretch>
@@ -10547,8 +10739,8 @@
         <w:t xml:space="preserve">, 10 ns): distância C–N de fechamento, ângulo ω de fechamento em valor absoluto ao longo do tempo e distribuição de ω. Linhas tracejadas: limites pré-registrados (C–N ≤ 1,5 Å, ω ≥ 150°). A versão anterior desta figura usava outro campo de força e foi retirada.</w:t>
       </w:r>
     </w:p>
-    <w:bookmarkEnd w:id="89"/>
-    <w:bookmarkStart w:id="90" w:name="referências"/>
+    <w:bookmarkEnd w:id="94"/>
+    <w:bookmarkStart w:id="95" w:name="referências"/>
     <w:p>
       <w:pPr>
         <w:pStyle w:val="Heading2"/>
@@ -11109,8 +11301,8 @@
         <w:t xml:space="preserve">Zhou D, Lobo YA, Batista IFC, Marques-Porto R, Gustchina A, Oliva MLV, et al. (2013). Crystal Structures of a Plant Trypsin Inhibitor from Enterolobium contortisiliquum (EcTI) and of Its Complex with Bovine Trypsin. PLoS ONE 8, e62252. doi: 10.1371/journal.pone.0062252</w:t>
       </w:r>
     </w:p>
-    <w:bookmarkEnd w:id="90"/>
-    <w:bookmarkEnd w:id="91"/>
+    <w:bookmarkEnd w:id="95"/>
+    <w:bookmarkEnd w:id="96"/>
     <w:sectPr>
       <w:footerReference w:type="default" r:id="rId9"/>
       <w:footnotePr>

--- a/manuscript/Manuscrito_PT_leitura.docx
+++ b/manuscript/Manuscrito_PT_leitura.docx
@@ -342,7 +342,7 @@
               <w:rPr>
                 <w:sz w:val="18"/>
               </w:rPr>
-              <w:t xml:space="preserve">8,201 palavras no original em inglês (corpo sem tabelas, títulos e legendas; cada citação contada como uma palavra); tradução: 8,835</w:t>
+              <w:t xml:space="preserve">8,723 palavras no original em inglês (corpo sem tabelas, títulos e legendas; cada citação contada como uma palavra); tradução: 9,374</w:t>
             </w:r>
           </w:p>
         </w:tc>
@@ -4153,7 +4153,7 @@
         <w:t xml:space="preserve">gmx trjconv -pbc mol -center</w:t>
       </w:r>
       <w:r>
-        <w:t xml:space="preserve">) e subamostradas. Essa etapa é necessária porque o peptídeo é uma molécula separada: na trajetória não corrigida de um dos sistemas de uma rodada anterior de 50 ns deste projeto, a distância entre os centros de massa do receptor e do peptídeo chegou a 94,8 Å (mediana 44,7 Å, aresta da caixa 116 Å), embora o peptídeo permanecesse em contato com o receptor em todos os quadros. As análises usaram o MDAnalysis 2.9.0 (Michaud-Agrawal et al., 2011; Gowers et al., 2016). O aspartato de S1 foi o equivalente da Asp189 da Seção 2.2 (o nome do resíduo foi verificado em todos os sistemas). Em cada quadro, a distância de cada resíduo do peptídeo aos oxigênios carboxilato desse aspartato foi tomada como a distância mínima entre átomos pesados com a convenção de imagem mínima. O resíduo do peptídeo com a menor distância média foi definido como âncora, sem presumir qual resíduo seria. A ocupância de S1 é a fração dos quadros com distância âncora–Asp189 abaixo de 4, 5 ou 6 Å, relatada para toda a trajetória e separadamente para cada metade. Também relatamos a fração dos quadros em que algum átomo pesado do peptídeo esteve a menos de 4,5 Å do Oγ da serina catalítica ou do Nε2 da histidina catalítica, a fração de quadros com qualquer contato peptídeo–receptor a menos de 4,5 Å, e o RMSD dos átomos Cα do peptídeo após superposição nos Cα do receptor (referência: primeiro quadro de produção), calculado depois de tornar o peptídeo inteiro e transladá-lo para a imagem periódica mais próxima do aspartato de S1. Nos macrociclos relatamos também a distância C–N de fechamento e o ângulo ω de fechamento em cada quadro. Um candidato passa na triagem (critérios declarados antes das simulações) quando a ocupância da âncora é de pelo menos 70% a 5 Å na segunda metade da trajetória, a âncora é o mesmo resíduo nas duas metades e, nos macrociclos, o anel permanece íntegro (C–N ≤ 1,5 Å e ω ≥ 150° em todos os quadros); como cada candidato foi simulado uma vez, não se faz inferência estatística, e o candidato que falha é relatado com o critério que não cumpriu. Depois de ver as primeiras trajetórias cíclicas, relatamos também, como descrição secundária pós-dados que não substitui o critério, a fração de quadros com |ω| ≥ 150°. Os 48 candidatos foram, por fim, ordenados em camadas A–C (P enquanto a simulação está pendente) a partir dos mesmos critérios, sem limiares novos (Seção 3.12).</w:t>
+        <w:t xml:space="preserve">) e subamostradas. Essa etapa é necessária porque o peptídeo é uma molécula separada: na trajetória não corrigida de um dos sistemas de uma rodada anterior de 50 ns deste projeto, a distância entre os centros de massa do receptor e do peptídeo chegou a 94,8 Å (mediana 44,7 Å, aresta da caixa 116 Å), embora o peptídeo permanecesse em contato com o receptor em todos os quadros. As análises usaram o MDAnalysis 2.9.0 (Michaud-Agrawal et al., 2011; Gowers et al., 2016). O aspartato de S1 foi o equivalente da Asp189 da Seção 2.2 (o nome do resíduo foi verificado em todos os sistemas). Em cada quadro, a distância de cada resíduo do peptídeo aos oxigênios carboxilato desse aspartato foi tomada como a distância mínima entre átomos pesados com a convenção de imagem mínima. O resíduo do peptídeo com a menor distância média foi definido como âncora, sem presumir qual resíduo seria. A ocupância de S1 é a fração dos quadros com distância âncora–Asp189 abaixo de 4, 5 ou 6 Å, relatada para toda a trajetória e separadamente para cada metade. A distância âncora–Asp189 também é relatada para uma janela inicial (os primeiros 4% da trajetória, 0,4 ns de 10 ns) e uma janela final (os últimos 20%, 2 ns de 10 ns); a mesma janela final é usada no RMSD do peptídeo ao fim da trajetória. Também relatamos a fração dos quadros em que algum átomo pesado do peptídeo esteve a menos de 4,5 Å do Oγ da serina catalítica ou do Nε2 da histidina catalítica, a fração de quadros com qualquer contato peptídeo–receptor a menos de 4,5 Å, e o RMSD dos átomos Cα do peptídeo após superposição nos Cα do receptor (referência: primeiro quadro de produção), calculado depois de tornar o peptídeo inteiro e transladá-lo para a imagem periódica mais próxima do aspartato de S1. Nos macrociclos relatamos também a distância C–N de fechamento e o ângulo ω de fechamento em cada quadro. Um candidato passa na triagem (critérios declarados antes das simulações) quando a ocupância da âncora é de pelo menos 70% a 5 Å na segunda metade da trajetória, a âncora é o mesmo resíduo nas duas metades e, nos macrociclos, o anel permanece íntegro (C–N ≤ 1,5 Å e ω ≥ 150° em todos os quadros); como cada candidato foi simulado uma vez, não se faz inferência estatística, e o candidato que falha é relatado com o critério que não cumpriu. Depois de ver as primeiras trajetórias cíclicas, relatamos também, como descrição secundária pós-dados que não substitui o critério, a fração de quadros com |ω| ≥ 150°. Os 48 candidatos foram, por fim, ordenados em camadas A–C (P enquanto a simulação está pendente) a partir dos mesmos critérios, sem limiares novos (Seção 3.12).</w:t>
       </w:r>
     </w:p>
     <w:bookmarkEnd w:id="30"/>
@@ -9795,6 +9795,37 @@
     </w:p>
     <w:p>
       <w:pPr>
+        <w:pStyle w:val="BodyText"/>
+      </w:pPr>
+      <w:r>
+        <w:rPr>
+          <w:i/>
+          <w:iCs/>
+        </w:rPr>
+        <w:t xml:space="preserve">Escala de referência do critério de S1.</w:t>
+      </w:r>
+      <w:r>
+        <w:t xml:space="preserve"> </w:t>
+      </w:r>
+      <w:r>
+        <w:t xml:space="preserve">O limiar de 70% de ocupância foi declarado sem que se soubesse quanto um inibidor real marca na mesma análise; aplicamos então a análise idêntica aos complexos da calibração, que usam o mesmo receptor de</w:t>
+      </w:r>
+      <w:r>
+        <w:t xml:space="preserve"> </w:t>
+      </w:r>
+      <w:r>
+        <w:rPr>
+          <w:i/>
+          <w:iCs/>
+        </w:rPr>
+        <w:t xml:space="preserve">S. frugiperda</w:t>
+      </w:r>
+      <w:r>
+        <w:t xml:space="preserve">: seis inibidores naturais e cinco iscas embaralhadas. As cinco iscas alcançaram ocupância 1,00 na segunda metade, assim como quatro dos seis inibidores (os outros dois, ApTI e BBI, ficaram em 0,00 e 0,10); nos onze sistemas a âncora foi uma lisina ou uma arginina. Nesse conjunto de referência o critério, portanto, não tem especificidade: uma sequência embaralhada que contenha um resíduo básico ocupa S1 tanto quanto um inibidor verdadeiro. Esses controles não têm o mesmo protocolo (2 ns, AMBER99SB-ILDN, outro pH) e são inibidores proteicos de 50–180 resíduos, cujos embaralhamentos necessariamente mantêm uma arginina ou uma lisina, ao passo que os candidatos aqui têm 5–12 resíduos e quase todos não têm nenhuma das duas. Ainda assim, delimitam o que o critério sustenta: passar nele significa que a pose prevista não se desfez, não que o peptídeo se liga. Controles pareados por tamanho no mesmo protocolo — os próprios controles embaralhados dos candidatos, simulados por 10 ns — estão em execução e serão relatados com as camadas finais.</w:t>
+      </w:r>
+    </w:p>
+    <w:p>
+      <w:pPr>
         <w:pStyle w:val="CaptionedFigure"/>
       </w:pPr>
       <w:r>
@@ -10361,7 +10392,6 @@
     </w:p>
     <w:p>
       <w:pPr>
-        <w:pStyle w:val="Compact"/>
         <w:numPr>
           <w:ilvl w:val="0"/>
           <w:numId w:val="1003"/>
@@ -10396,6 +10426,44 @@
       </w:r>
       <w:r>
         <w:t xml:space="preserve">embora o grupo α-amino fosse majoritariamente neutro nesse pH; dez nanossegundos apenas triam e não podem estabelecer estabilidade nem ordenar candidatos. (ix) Uma única predição do Boltz-2 é um ordenador ruidoso (ρ = 0,57 entre rodadas para entrada idêntica), de modo que a seleção de candidatos para reescore se apoia em um ranking ruidoso. (x) Os 22 sistemas de calibração foram simulados por 2 ns a partir de uma única estrutura inicial predita cada, e os ligantes da calibração são muito maiores que os candidatos.</w:t>
+      </w:r>
+    </w:p>
+    <w:p>
+      <w:pPr>
+        <w:numPr>
+          <w:ilvl w:val="0"/>
+          <w:numId w:val="1003"/>
+        </w:numPr>
+      </w:pPr>
+      <w:r>
+        <w:t xml:space="preserve">O critério de ocupância de S1 não tem especificidade demonstrada: no único conjunto de referência disponível, todas as iscas embaralhadas o satisfizeram (Seção 3.9). (x) A âncora é definida post hoc como o resíduo do peptídeo de menor distância média ao Asp189, e é a ocupância dela que se mede, o que favorece o valor medido frente a um resíduo fixado de antemão. (xi) Dez nanossegundos a partir do complexo previsto testam se aquela pose é estável, não se o peptídeo consegue encontrar S1: os candidatos que passaram partiram a menos de 3,5 Å do Asp189, enquanto os que partiram a 4,1–4,3 Å não passaram. (xii) Os controles embaralhados do E3 são fracos nos candidatos ricos em glicina, porque embaralhar quase não altera uma sequência dessas: a identidade média entre um candidato e seus próprios controles é 0,35 (linear) e 0,29 (cíclico), cinco candidatos são pelo menos 60% idênticos aos seus controles e seis têm apenas dois controles distintos dos três gerados. (xiii) O critério desses controles, Δ &gt; 0, não tem limiar de incerteza, enquanto o desvio-padrão entre as quinze predições de um mesmo candidato é de cerca de 0,02, de modo que um Δ positivo pequeno está dentro do ruído. (xiv) Dois desvios da prática atual foram encontrados na montagem das simulações e mantidos para que todas compartilhem um só protocolo: a equilibração NPT usou o barostato de Parrinello-Rahman, onde o padrão é um barostato de relaxação, e</w:t>
+      </w:r>
+      <w:r>
+        <w:t xml:space="preserve"> </w:t>
+      </w:r>
+      <w:r>
+        <w:rPr>
+          <w:rStyle w:val="VerbatimChar"/>
+        </w:rPr>
+        <w:t xml:space="preserve">refcoord_scaling</w:t>
+      </w:r>
+      <w:r>
+        <w:t xml:space="preserve"> </w:t>
+      </w:r>
+      <w:r>
+        <w:t xml:space="preserve">não foi definido com restrições de posição sob acoplamento de pressão; medido em três sistemas, a densidade ficou em 1022–1033 kg m</w:t>
+      </w:r>
+      <w:r>
+        <w:rPr>
+          <w:vertAlign w:val="superscript"/>
+        </w:rPr>
+        <w:t xml:space="preserve">−3</w:t>
+      </w:r>
+      <w:r>
+        <w:t xml:space="preserve"> </w:t>
+      </w:r>
+      <w:r>
+        <w:t xml:space="preserve">com flutuação quadrática média de 0,2% e deriva desprezível, de modo que nenhum dos dois produziu artefato detectável.</w:t>
       </w:r>
     </w:p>
     <w:bookmarkEnd w:id="79"/>

--- a/manuscript/Manuscrito_PT_leitura.docx
+++ b/manuscript/Manuscrito_PT_leitura.docx
@@ -342,7 +342,7 @@
               <w:rPr>
                 <w:sz w:val="18"/>
               </w:rPr>
-              <w:t xml:space="preserve">8,723 palavras no original em inglês (corpo sem tabelas, títulos e legendas; cada citação contada como uma palavra); tradução: 9,374</w:t>
+              <w:t xml:space="preserve">8,855 palavras no original em inglês (corpo sem tabelas, títulos e legendas; cada citação contada como uma palavra); tradução: 9,504</w:t>
             </w:r>
           </w:p>
         </w:tc>
@@ -9617,101 +9617,67 @@
         <w:rPr>
           <w:rStyle w:val="Pendente"/>
         </w:rPr>
-        <w:t xml:space="preserve">PROVISÓRIO, 1º de outubro de 2026: 12 das 48 simulações haviam terminado (linear: os três candidatos de cada uma de</w:t>
-      </w:r>
-      <w:r>
-        <w:rPr>
-          <w:rStyle w:val="Pendente"/>
-        </w:rPr>
-        <w:t xml:space="preserve"> </w:t>
-      </w:r>
-      <w:r>
-        <w:rPr>
-          <w:rStyle w:val="Pendente"/>
+        <w:t xml:space="preserve">PROVISÓRIO, 1º de outubro de 2026: 16 das 48 simulações haviam terminado e sido analisadas (13 de 24 lineares, 3 de 24 cíclicas). Esta seção deve ser reescrita quando as 48 terminarem; nenhuma afirmação por espécie ou por frente é final.</w:t>
+      </w:r>
+    </w:p>
+    <w:p>
+      <w:pPr>
+        <w:pStyle w:val="BodyText"/>
+      </w:pPr>
+      <w:r>
+        <w:t xml:space="preserve">Das treze simulações lineares analisadas, duas passaram na triagem (Figura 11C): NGGRPDAP de</w:t>
+      </w:r>
+      <w:r>
+        <w:t xml:space="preserve"> </w:t>
+      </w:r>
+      <w:r>
+        <w:rPr>
           <w:i/>
           <w:iCs/>
         </w:rPr>
         <w:t xml:space="preserve">A. gemmatalis</w:t>
       </w:r>
       <w:r>
-        <w:rPr>
-          <w:rStyle w:val="Pendente"/>
-        </w:rPr>
-        <w:t xml:space="preserve">,</w:t>
-      </w:r>
-      <w:r>
-        <w:rPr>
-          <w:rStyle w:val="Pendente"/>
-        </w:rPr>
-        <w:t xml:space="preserve"> </w:t>
-      </w:r>
-      <w:r>
-        <w:rPr>
-          <w:rStyle w:val="Pendente"/>
+        <w:t xml:space="preserve">, com Arg4 como âncora nas duas metades, ocupância de S1 de 1,00 a 5 Å nas duas metades, distância âncora–Asp189 de 2,7 Å do início ao fim e RMSD local do peptídeo de 0,21 nm (Figura 11A,B); e GQNDS de</w:t>
+      </w:r>
+      <w:r>
+        <w:t xml:space="preserve"> </w:t>
+      </w:r>
+      <w:r>
+        <w:rPr>
           <w:i/>
           <w:iCs/>
         </w:rPr>
-        <w:t xml:space="preserve">S. frugiperda</w:t>
-      </w:r>
-      <w:r>
-        <w:rPr>
-          <w:rStyle w:val="Pendente"/>
-        </w:rPr>
-        <w:t xml:space="preserve"> </w:t>
-      </w:r>
-      <w:r>
-        <w:rPr>
-          <w:rStyle w:val="Pendente"/>
-        </w:rPr>
-        <w:t xml:space="preserve">e</w:t>
-      </w:r>
-      <w:r>
-        <w:rPr>
-          <w:rStyle w:val="Pendente"/>
-        </w:rPr>
-        <w:t xml:space="preserve"> </w:t>
-      </w:r>
-      <w:r>
-        <w:rPr>
-          <w:rStyle w:val="Pendente"/>
+        <w:t xml:space="preserve">O. nubilalis</w:t>
+      </w:r>
+      <w:r>
+        <w:t xml:space="preserve">, com Gln2 como âncora nas duas metades e ocupância 1,00 nas duas. GTDEN (</w:t>
+      </w:r>
+      <w:r>
+        <w:rPr>
           <w:i/>
           <w:iCs/>
         </w:rPr>
-        <w:t xml:space="preserve">S. litura</w:t>
-      </w:r>
-      <w:r>
-        <w:rPr>
-          <w:rStyle w:val="Pendente"/>
-        </w:rPr>
-        <w:t xml:space="preserve">; cíclica: os três de</w:t>
-      </w:r>
-      <w:r>
-        <w:rPr>
-          <w:rStyle w:val="Pendente"/>
-        </w:rPr>
-        <w:t xml:space="preserve"> </w:t>
-      </w:r>
-      <w:r>
-        <w:rPr>
-          <w:rStyle w:val="Pendente"/>
+        <w:t xml:space="preserve">A. gemmatalis</w:t>
+      </w:r>
+      <w:r>
+        <w:t xml:space="preserve">) manteve o Glu4 perto de S1 em 61% e 63% dos quadros das duas metades, com a mesma âncora, e falhou na ocupância. Os outros onze candidatos lineares tiveram ocupância na segunda metade de no máximo 0,63; em GGSQSS, GISGS e QAPDFPTGPNNS a distância âncora–Asp189 subiu de 5,4–9,0 Å no início para 9,0–14,1 Å no fim, e em GISGS a âncora mudou de identidade entre as metades. Nenhum candidato de</w:t>
+      </w:r>
+      <w:r>
+        <w:t xml:space="preserve"> </w:t>
+      </w:r>
+      <w:r>
+        <w:rPr>
           <w:i/>
           <w:iCs/>
         </w:rPr>
-        <w:t xml:space="preserve">A. gemmatalis</w:t>
-      </w:r>
-      <w:r>
-        <w:rPr>
-          <w:rStyle w:val="Pendente"/>
-        </w:rPr>
-        <w:t xml:space="preserve">). Esta seção deve ser reescrita quando as 48 terminarem; nenhuma afirmação por espécie ou por frente é final.</w:t>
-      </w:r>
-    </w:p>
-    <w:p>
-      <w:pPr>
-        <w:pStyle w:val="BodyText"/>
-      </w:pPr>
-      <w:r>
-        <w:t xml:space="preserve">Das nove simulações lineares analisadas, uma passou na triagem (Figura 11C): NGGRPDAP de</w:t>
+        <w:t xml:space="preserve">S. frugiperda</w:t>
+      </w:r>
+      <w:r>
+        <w:t xml:space="preserve"> </w:t>
+      </w:r>
+      <w:r>
+        <w:t xml:space="preserve">ou de</w:t>
       </w:r>
       <w:r>
         <w:t xml:space="preserve"> </w:t>
@@ -9721,10 +9687,24 @@
           <w:i/>
           <w:iCs/>
         </w:rPr>
-        <w:t xml:space="preserve">A. gemmatalis</w:t>
-      </w:r>
-      <w:r>
-        <w:t xml:space="preserve">, com Arg4 como âncora nas duas metades, ocupância de S1 de 1,00 a 5 Å nas duas metades, distância âncora–Asp189 de 2,7 Å do início ao fim e RMSD local do peptídeo de 0,21 nm (Figura 11A,B). GTDEN (</w:t>
+        <w:t xml:space="preserve">S. litura</w:t>
+      </w:r>
+      <w:r>
+        <w:t xml:space="preserve"> </w:t>
+      </w:r>
+      <w:r>
+        <w:t xml:space="preserve">teve a âncora a menos de 5 Å do Asp189 na segunda metade. Nas 16 simulações concluídas, lineares e cíclicas, o peptídeo permaneceu a menos de 4,5 Å do receptor em todos os quadros; sair de S1 não significou dissociar. O contato com a serina catalítica (0,70–1,00 dos quadros) e com a histidina catalítica (0,54–1,00) ocorreu mesmo com a âncora longe de S1, de modo que essas duas medidas não discriminam os candidatos.</w:t>
+      </w:r>
+    </w:p>
+    <w:p>
+      <w:pPr>
+        <w:pStyle w:val="BodyText"/>
+      </w:pPr>
+      <w:r>
+        <w:t xml:space="preserve">Nenhum dos três candidatos cíclicos de</w:t>
+      </w:r>
+      <w:r>
+        <w:t xml:space="preserve"> </w:t>
       </w:r>
       <w:r>
         <w:rPr>
@@ -9734,63 +9714,28 @@
         <w:t xml:space="preserve">A. gemmatalis</w:t>
       </w:r>
       <w:r>
-        <w:t xml:space="preserve">) manteve o Glu4 perto de S1 em 61% e 63% dos quadros das duas metades, com a mesma âncora, e falhou na ocupância. Os outros sete candidatos lineares tiveram ocupância na segunda metade de no máximo 0,07; em GGSQSS, GISGS e QAPDFPTGPNNS a distância âncora–Asp189 subiu de 5,4–9,0 Å no início para 9,0–14,1 Å no fim, e em GISGS a âncora mudou de identidade entre as metades. Nenhum candidato de</w:t>
-      </w:r>
-      <w:r>
-        <w:t xml:space="preserve"> </w:t>
-      </w:r>
+        <w:t xml:space="preserve"> </w:t>
+      </w:r>
+      <w:r>
+        <w:t xml:space="preserve">passou. GGKPGEP manteve a Lys3 a 2,7 Å do Asp189 em toda a trajetória (ocupância 1,00 nas duas metades) e falhou apenas no critério do anel; GGSQSS (0,17 na primeira metade, 0,00 na segunda) e GGSDHT (0,54; 0,00) saíram do bolso. Nos três anéis a distância C–N de fechamento ficou em no máximo 1,45 Å, mas o ω de fechamento caiu a 144,5°, 147,7° e 149,0° em ao menos um quadro, abaixo dos 150° do critério pré-registrado, que o exige em todos os quadros; o critério foi aplicado como declarado. Descritivamente, |ω| foi de ao menos 150° em 99,6–99,8% dos quadros e nunca ficou abaixo de 140° (Figura S2); o critério permanece como registrado, e a fração de quadros é relatada apenas como descrição pós-dados. Com uma réplica de 10 ns por candidato, são descrições de trajetórias únicas.</w:t>
+      </w:r>
+    </w:p>
+    <w:p>
+      <w:pPr>
+        <w:pStyle w:val="BodyText"/>
+      </w:pPr>
       <w:r>
         <w:rPr>
           <w:i/>
           <w:iCs/>
         </w:rPr>
-        <w:t xml:space="preserve">S. frugiperda</w:t>
-      </w:r>
-      <w:r>
-        <w:t xml:space="preserve"> </w:t>
-      </w:r>
-      <w:r>
-        <w:t xml:space="preserve">ou de</w:t>
-      </w:r>
-      <w:r>
-        <w:t xml:space="preserve"> </w:t>
-      </w:r>
-      <w:r>
-        <w:rPr>
-          <w:i/>
-          <w:iCs/>
-        </w:rPr>
-        <w:t xml:space="preserve">S. litura</w:t>
-      </w:r>
-      <w:r>
-        <w:t xml:space="preserve"> </w:t>
-      </w:r>
-      <w:r>
-        <w:t xml:space="preserve">teve a âncora a menos de 5 Å do Asp189 na segunda metade. Nas 12 simulações concluídas, lineares e cíclicas, o peptídeo permaneceu a menos de 4,5 Å do receptor em todos os quadros; sair de S1 não significou dissociar. O contato com a serina catalítica (0,70–1,00 dos quadros) e com a histidina catalítica (0,54–1,00) ocorreu mesmo com a âncora longe de S1, de modo que essas duas medidas não discriminam os candidatos.</w:t>
-      </w:r>
-    </w:p>
-    <w:p>
-      <w:pPr>
-        <w:pStyle w:val="BodyText"/>
-      </w:pPr>
-      <w:r>
-        <w:t xml:space="preserve">Nenhum dos três candidatos cíclicos de</w:t>
-      </w:r>
-      <w:r>
-        <w:t xml:space="preserve"> </w:t>
-      </w:r>
-      <w:r>
-        <w:rPr>
-          <w:i/>
-          <w:iCs/>
-        </w:rPr>
-        <w:t xml:space="preserve">A. gemmatalis</w:t>
-      </w:r>
-      <w:r>
-        <w:t xml:space="preserve"> </w:t>
-      </w:r>
-      <w:r>
-        <w:t xml:space="preserve">passou. GGKPGEP manteve a Lys3 a 2,7 Å do Asp189 em toda a trajetória (ocupância 1,00 nas duas metades) e falhou apenas no critério do anel; GGSQSS (0,17 na primeira metade, 0,00 na segunda) e GGSDHT (0,54; 0,00) saíram do bolso. Nos três anéis a distância C–N de fechamento ficou em no máximo 1,45 Å, mas o ω de fechamento caiu a 144,5°, 147,7° e 149,0° em ao menos um quadro, abaixo dos 150° do critério pré-registrado, que o exige em todos os quadros; o critério foi aplicado como declarado. Descritivamente, |ω| foi de ao menos 150° em 99,6–99,8% dos quadros e nunca ficou abaixo de 140° (Figura S2); o critério permanece como registrado, e a fração de quadros é relatada apenas como descrição pós-dados. Os dois candidatos que permaneceram em S1 são os que têm um resíduo básico como âncora, ambos seguidos de prolina e portanto permitidos pelo critério duro (Seção 2.6), e ambos começaram com o peptídeo a ≤3,5 Å do Asp189; os quatro candidatos que começaram a 4,1–4,3 Å sem resíduo básico terminaram com ocupâncias de 0,00–0,63. Com uma réplica de 10 ns por candidato, são descrições de trajetórias únicas.</w:t>
+        <w:t xml:space="preserve">Quem decide o resultado é a pose inicial, não a química da âncora.</w:t>
+      </w:r>
+      <w:r>
+        <w:t xml:space="preserve"> </w:t>
+      </w:r>
+      <w:r>
+        <w:t xml:space="preserve">Nas dezesseis simulações concluídas, ocupância de S1 de pelo menos 0,70 na segunda metade ocorreu exatamente nos três sistemas cujo peptídeo partiu a menos de 3,5 Å do carboxilato do Asp189 (2,5, 3,2 e 3,5 Å; ocupância 1,00 nos três) e em nenhum dos treze que partiram de 4,1 Å ou mais (ocupância 0,00–0,63; distância inicial mediana 5,1 Å). A identidade da âncora não os separa: os três são uma glutamina, uma lisina e uma arginina, e aquele com a pose inicial mais próxima, GQNDS, não tem nenhum resíduo básico. Dez nanossegundos, portanto, em boa medida repetem a pose que o Boltz-2 propôs, em vez de acrescentar evidência independente dela: a triagem mede se uma pose que já está em S1 sobrevive, e um candidato colocado a 5 Å não recebe tempo para encontrar o bolso. Isso é uma propriedade do desenho da triagem, aqui declarada, e vale igualmente para os candidatos que não passaram.</w:t>
       </w:r>
     </w:p>
     <w:p>
@@ -9833,7 +9778,7 @@
           <wp:inline>
             <wp:extent cx="5334000" cy="3243072"/>
             <wp:effectExtent b="0" l="0" r="0" t="0"/>
-            <wp:docPr descr="Figura 11. Simulações de triagem de 10 ns (CHARMM36, pH 10, 300 K, uma réplica cada; provisório: 12 de 48 concluídas em 1º de outubro de 2026). (A) Distância do resíduo âncora ao carboxilato do Asp189 e (B) RMSD local do peptídeo (Cα, receptor alinhado) para os três candidatos de A. gemmatalis de cada frente (contínua, tracejada e pontilhada: candidatos 1, 2 e 3; sequências na legenda). (C) Ocupância de S1 a 5 Å na primeira e na segunda metade para todas as simulações concluídas (círculo: passa na triagem pré-registrada; cruz: não passa; a linha tracejada é o critério de 70%). (D) Por simulação: ocupância de S1 na segunda metade, contato com a serina catalítica e qualquer contato com o receptor; “ring ✗” marca macrociclos que falharam no critério do anel (C–N ≤ 1,5 Å e ω ≥ 150° em todos os quadros)." title="" id="66" name="Picture"/>
+            <wp:docPr descr="Figura 11. Simulações de triagem de 10 ns (CHARMM36, pH 10, 300 K, uma réplica cada; provisório: 16 de 48 concluídas em 1º de outubro de 2026). (A) Distância do resíduo âncora ao carboxilato do Asp189 e (B) RMSD local do peptídeo (Cα, receptor alinhado) para os três candidatos de A. gemmatalis de cada frente (contínua, tracejada e pontilhada: candidatos 1, 2 e 3; sequências na legenda). (C) Ocupância de S1 a 5 Å na primeira e na segunda metade para todas as simulações concluídas (círculo: passa na triagem pré-registrada; cruz: não passa; a linha tracejada é o critério de 70%). (D) Por simulação: ocupância de S1 na segunda metade, contato com a serina catalítica e qualquer contato com o receptor; “ring ✗” marca macrociclos que falharam no critério do anel (C–N ≤ 1,5 Å e ω ≥ 150° em todos os quadros)." title="" id="66" name="Picture"/>
             <a:graphic>
               <a:graphicData uri="http://schemas.openxmlformats.org/drawingml/2006/picture">
                 <pic:pic>
@@ -9886,7 +9831,7 @@
         <w:t xml:space="preserve"> </w:t>
       </w:r>
       <w:r>
-        <w:t xml:space="preserve">Simulações de triagem de 10 ns (CHARMM36, pH 10, 300 K, uma réplica cada; provisório: 12 de 48 concluídas em 1º de outubro de 2026). (A) Distância do resíduo âncora ao carboxilato do Asp189 e (B) RMSD local do peptídeo (Cα, receptor alinhado) para os três candidatos de</w:t>
+        <w:t xml:space="preserve">Simulações de triagem de 10 ns (CHARMM36, pH 10, 300 K, uma réplica cada; provisório: 16 de 48 concluídas em 1º de outubro de 2026). (A) Distância do resíduo âncora ao carboxilato do Asp189 e (B) RMSD local do peptídeo (Cα, receptor alinhado) para os três candidatos de</w:t>
       </w:r>
       <w:r>
         <w:t xml:space="preserve"> </w:t>

--- a/manuscript/Manuscrito_PT_leitura.docx
+++ b/manuscript/Manuscrito_PT_leitura.docx
@@ -342,7 +342,7 @@
               <w:rPr>
                 <w:sz w:val="18"/>
               </w:rPr>
-              <w:t xml:space="preserve">8,855 palavras no original em inglês (corpo sem tabelas, títulos e legendas; cada citação contada como uma palavra); tradução: 9,504</w:t>
+              <w:t xml:space="preserve">8,917 palavras no original em inglês (corpo sem tabelas, títulos e legendas; cada citação contada como uma palavra); tradução: 9,565</w:t>
             </w:r>
           </w:p>
         </w:tc>
@@ -1978,7 +1978,7 @@
               <w:rPr>
                 <w:sz w:val="18"/>
               </w:rPr>
-              <w:t xml:space="preserve">Campanha de pH · linear em pH 10 (N-terminal neutro), linear em pH 8,2 e macrociclo em pH 8,2 (72 simulações)</w:t>
+              <w:t xml:space="preserve">Campanha de pH (duas faixas)</w:t>
             </w:r>
           </w:p>
         </w:tc>
@@ -1995,7 +1995,7 @@
                 <w:bCs/>
                 <w:sz w:val="18"/>
               </w:rPr>
-              <w:t xml:space="preserve">agendada</w:t>
+              <w:t xml:space="preserve">fora deste artigo</w:t>
             </w:r>
             <w:r>
               <w:rPr>
@@ -2007,35 +2007,22 @@
               <w:rPr>
                 <w:sz w:val="18"/>
               </w:rPr>
-              <w:t xml:space="preserve">(espera o fim do pipeline)</w:t>
-            </w:r>
-          </w:p>
-        </w:tc>
-        <w:tc>
-          <w:tcPr/>
-          <w:p>
-            <w:pPr>
-              <w:pStyle w:val="Compact"/>
-              <w:spacing w:line="240" w:lineRule="auto"/>
-            </w:pPr>
-            <w:r>
-              <w:rPr>
-                <w:sz w:val="18"/>
-              </w:rPr>
-              <w:t xml:space="preserve">comparação pareada e Figura 12 (</w:t>
-            </w:r>
-            <w:r>
-              <w:rPr>
-                <w:rStyle w:val="VerbatimChar"/>
-                <w:sz w:val="18"/>
-              </w:rPr>
-              <w:t xml:space="preserve">compare_ph_conditions.py</w:t>
-            </w:r>
-            <w:r>
-              <w:rPr>
-                <w:sz w:val="18"/>
-              </w:rPr>
-              <w:t xml:space="preserve">); N-terminal neutro pela regra pH − 7,7 ≥ 2 (Grimsley 2009)</w:t>
+              <w:t xml:space="preserve">(decisão de 01/10: o custo, 72 simulações e 4–5 dias, não cabe no prazo)</w:t>
+            </w:r>
+          </w:p>
+        </w:tc>
+        <w:tc>
+          <w:tcPr/>
+          <w:p>
+            <w:pPr>
+              <w:pStyle w:val="Compact"/>
+              <w:spacing w:line="240" w:lineRule="auto"/>
+            </w:pPr>
+            <w:r>
+              <w:rPr>
+                <w:sz w:val="18"/>
+              </w:rPr>
+              <w:t xml:space="preserve">scripts prontos e versionados; fica para trabalho seguinte</w:t>
             </w:r>
           </w:p>
         </w:tc>
@@ -2097,13 +2084,29 @@
           <w:b/>
           <w:bCs/>
         </w:rPr>
-        <w:t xml:space="preserve">Estimativa:</w:t>
-      </w:r>
-      <w:r>
-        <w:t xml:space="preserve"> </w:t>
-      </w:r>
-      <w:r>
-        <w:t xml:space="preserve">faltam 36 simulações do E6 (40–55 min cada com a GPU compartilhada), cerca de 25 h; depois E7, E3, matriz 8 × 8, E8/E9 e, por fim, a campanha de pH (72 simulações, 2–3 dias).</w:t>
+        <w:t xml:space="preserve">Estimativa (medida em 16 simulações):</w:t>
+      </w:r>
+      <w:r>
+        <w:t xml:space="preserve"> </w:t>
+      </w:r>
+      <w:r>
+        <w:t xml:space="preserve">cada MD leva 75–105 min com a GPU compartilhada. Faltam 32 MDs do E6 (40–56 h), o E3 (~1.413 predições, 15–20 h), a matriz 8 × 8 com E8/E9 (~1 h) e 5 MDs de controle (6–9 h):</w:t>
+      </w:r>
+      <w:r>
+        <w:t xml:space="preserve"> </w:t>
+      </w:r>
+      <w:r>
+        <w:rPr>
+          <w:b/>
+          <w:bCs/>
+        </w:rPr>
+        <w:t xml:space="preserve">2,7 a 3,5 dias de processamento</w:t>
+      </w:r>
+      <w:r>
+        <w:t xml:space="preserve"> </w:t>
+      </w:r>
+      <w:r>
+        <w:t xml:space="preserve">até dar para fechar o artigo.</w:t>
       </w:r>
     </w:p>
     <w:p>
@@ -2229,7 +2232,7 @@
     </w:p>
     <w:bookmarkEnd w:id="12"/>
     <w:bookmarkEnd w:id="13"/>
-    <w:bookmarkStart w:id="96" w:name="Xaea1da447ef5fee1fbbe056814497d6ce16bf65"/>
+    <w:bookmarkStart w:id="95" w:name="Xaea1da447ef5fee1fbbe056814497d6ce16bf65"/>
     <w:p>
       <w:pPr>
         <w:pStyle w:val="Heading1"/>
@@ -4036,61 +4039,7 @@
         <w:t xml:space="preserve">−</w:t>
       </w:r>
       <w:r>
-        <w:t xml:space="preserve">, o padrão do CHARMM36; em pH 10 o grupo α-amino (pKa ≈ 8) seria majoritariamente neutro, de modo que isso é uma limitação que afeta apenas a frente linear.</w:t>
-      </w:r>
-      <w:r>
-        <w:t xml:space="preserve"> </w:t>
-      </w:r>
-      <w:r>
-        <w:rPr>
-          <w:rStyle w:val="Pendente"/>
-        </w:rPr>
-        <w:t xml:space="preserve">PENDENTE: depois das 48 simulações, a frente linear será repetida em pH 10 com N-terminal neutro (NH</w:t>
-      </w:r>
-      <w:r>
-        <w:rPr>
-          <w:rStyle w:val="Pendente"/>
-          <w:vertAlign w:val="subscript"/>
-        </w:rPr>
-        <w:t xml:space="preserve">2</w:t>
-      </w:r>
-      <w:r>
-        <w:rPr>
-          <w:rStyle w:val="Pendente"/>
-        </w:rPr>
-        <w:t xml:space="preserve">; pKa 7,7 ± 0,5 em proteínas dobradas, Grimsley et al., 2009) e as duas frentes em pH 8,2 (o pH das outras simulações tripsina–peptídeo do nosso grupo), com a protonação das cadeias laterais recalculada em cada pH; as simulações concluídas (pH 10, NH</w:t>
-      </w:r>
-      <w:r>
-        <w:rPr>
-          <w:rStyle w:val="Pendente"/>
-          <w:vertAlign w:val="subscript"/>
-        </w:rPr>
-        <w:t xml:space="preserve">3</w:t>
-      </w:r>
-      <w:r>
-        <w:rPr>
-          <w:rStyle w:val="Pendente"/>
-          <w:vertAlign w:val="superscript"/>
-        </w:rPr>
-        <w:t xml:space="preserve">+</w:t>
-      </w:r>
-      <w:r>
-        <w:rPr>
-          <w:rStyle w:val="Pendente"/>
-        </w:rPr>
-        <w:t xml:space="preserve"> </w:t>
-      </w:r>
-      <w:r>
-        <w:rPr>
-          <w:rStyle w:val="Pendente"/>
-        </w:rPr>
-        <w:t xml:space="preserve">na frente linear) são o braço de referência. Acrescentar a frase de método, a comparação (Figura 12) e o texto das Seções 3.9/3.10 ao concluir.</w:t>
-      </w:r>
-      <w:r>
-        <w:t xml:space="preserve"> </w:t>
-      </w:r>
-      <w:r>
-        <w:t xml:space="preserve">O macrociclo não tem extremidades: o GROMACS 2024 e posteriores (pdb2gmx) forma a ligação cabeça–cauda quando a distância C(n)–N(1) da predição do Boltz-2 é de ligação, e gera os termos de ângulo, diedro, par 1–4, impróprio e CMAP do anel com os mesmos parâmetros do CHARMM36 das ligações peptídicas internas. O script de montagem confere que a ligação C(n)–N(1) e o termo CMAP de cada resíduo estão presentes e para caso contrário, de modo que um anel nunca roda como cadeia linear aberta.</w:t>
+        <w:t xml:space="preserve">, o padrão do CHARMM36; em pH 10 o grupo α-amino (pKa ≈ 8) seria majoritariamente neutro, de modo que isso é uma limitação que afeta apenas a frente linear. Assim, todas as simulações deste trabalho compartilham um só estado de protonação, o que as mantém comparáveis; o efeito da carga do N-terminal e de um pH menos alcalino fica para trabalho separado (Seção 4.5). O macrociclo não tem extremidades: o GROMACS 2024 e posteriores (pdb2gmx) forma a ligação cabeça–cauda quando a distância C(n)–N(1) da predição do Boltz-2 é de ligação, e gera os termos de ângulo, diedro, par 1–4, impróprio e CMAP do anel com os mesmos parâmetros do CHARMM36 das ligações peptídicas internas. O script de montagem confere que a ligação C(n)–N(1) e o termo CMAP de cada resíduo estão presentes e para caso contrário, de modo que um anel nunca roda como cadeia linear aberta.</w:t>
       </w:r>
       <w:r>
         <w:t xml:space="preserve"> </w:t>
@@ -4195,7 +4144,7 @@
     </w:p>
     <w:bookmarkEnd w:id="31"/>
     <w:bookmarkEnd w:id="32"/>
-    <w:bookmarkStart w:id="75" w:name="resultados"/>
+    <w:bookmarkStart w:id="74" w:name="resultados"/>
     <w:p>
       <w:pPr>
         <w:pStyle w:val="Heading2"/>
@@ -9929,78 +9878,13 @@
       </w:r>
     </w:p>
     <w:bookmarkEnd w:id="69"/>
-    <w:bookmarkStart w:id="70" w:name="efeito-do-ph-e-da-carga-do-n-terminal"/>
+    <w:bookmarkStart w:id="73" w:name="peptídeos-candidatos-finais"/>
     <w:p>
       <w:pPr>
         <w:pStyle w:val="Heading3"/>
       </w:pPr>
       <w:r>
-        <w:t xml:space="preserve">3.11 Efeito do pH e da carga do N-terminal</w:t>
-      </w:r>
-    </w:p>
-    <w:p>
-      <w:pPr>
-        <w:pStyle w:val="FirstParagraph"/>
-      </w:pPr>
-      <w:r>
-        <w:rPr>
-          <w:rStyle w:val="Pendente"/>
-        </w:rPr>
-        <w:t xml:space="preserve">PENDENTE: comparação pareada das simulações de triagem em pH 10,0 (linear com NH</w:t>
-      </w:r>
-      <w:r>
-        <w:rPr>
-          <w:rStyle w:val="Pendente"/>
-          <w:vertAlign w:val="subscript"/>
-        </w:rPr>
-        <w:t xml:space="preserve">3</w:t>
-      </w:r>
-      <w:r>
-        <w:rPr>
-          <w:rStyle w:val="Pendente"/>
-          <w:vertAlign w:val="superscript"/>
-        </w:rPr>
-        <w:t xml:space="preserve">+</w:t>
-      </w:r>
-      <w:r>
-        <w:rPr>
-          <w:rStyle w:val="Pendente"/>
-        </w:rPr>
-        <w:t xml:space="preserve"> </w:t>
-      </w:r>
-      <w:r>
-        <w:rPr>
-          <w:rStyle w:val="Pendente"/>
-        </w:rPr>
-        <w:t xml:space="preserve">e com N-terminal neutro; macrociclo) e em pH 8,2 (linear e macrociclo), com o número de candidatos que passam na triagem, a mudança da ocupância de S1 por candidato e o custo computacional por condição (Figura 12;</w:t>
-      </w:r>
-      <w:r>
-        <w:rPr>
-          <w:rStyle w:val="Pendente"/>
-        </w:rPr>
-        <w:t xml:space="preserve"> </w:t>
-      </w:r>
-      <w:r>
-        <w:rPr>
-          <w:rStyle w:val="VerbatimChar"/>
-        </w:rPr>
-        <w:t xml:space="preserve">compare_ph_conditions.py</w:t>
-      </w:r>
-      <w:r>
-        <w:rPr>
-          <w:rStyle w:val="Pendente"/>
-        </w:rPr>
-        <w:t xml:space="preserve">). Uma réplica de 10 ns por candidato: relatar tendências entre candidatos, não diferenças por candidato.</w:t>
-      </w:r>
-    </w:p>
-    <w:bookmarkEnd w:id="70"/>
-    <w:bookmarkStart w:id="74" w:name="peptídeos-candidatos-finais"/>
-    <w:p>
-      <w:pPr>
-        <w:pStyle w:val="Heading3"/>
-      </w:pPr>
-      <w:r>
-        <w:t xml:space="preserve">3.12 Peptídeos candidatos finais</w:t>
+        <w:t xml:space="preserve">3.11 Peptídeos candidatos finais</w:t>
       </w:r>
     </w:p>
     <w:p>
@@ -10064,18 +9948,18 @@
           <wp:inline>
             <wp:extent cx="5334000" cy="3897923"/>
             <wp:effectExtent b="0" l="0" r="0" t="0"/>
-            <wp:docPr descr="Figura 13. Matriz de evidências dos 48 candidatos finais (esquerda, linear; direita, macrociclo), ordenados por camada (A, B, C, P) e, dentro da camada, pela ocupância de S1. Colunas: confiança do Boltz-2 (E2), diferença pareada contra controles embaralhados (E3), controle de qualidade de pose (E4), ocupância de S1 a 5 Å na segunda metade da simulação de 10 ns, âncora idêntica nas duas metades, critério estrito do anel (com a fração de quadros com |ω| ≥ 150° quando falha) e robustez ao pH. Células vazias: ainda não disponíveis (provisório, 12 de 48 simulações; E3 e campanha de pH pendentes)." title="" id="72" name="Picture"/>
+            <wp:docPr descr="Figura 13. Matriz de evidências dos 48 candidatos finais (esquerda, linear; direita, macrociclo), ordenados por camada (A, B, C, P) e, dentro da camada, pela ocupância de S1. Colunas: confiança do Boltz-2 (E2), diferença pareada contra controles embaralhados (E3), controle de qualidade de pose (E4), ocupância de S1 a 5 Å na segunda metade da simulação de 10 ns, âncora idêntica nas duas metades, critério estrito do anel (com a fração de quadros com |ω| ≥ 150° quando falha) e robustez ao pH. Células vazias: ainda não disponíveis (provisório, 12 de 48 simulações; E3 e campanha de pH pendentes)." title="" id="71" name="Picture"/>
             <a:graphic>
               <a:graphicData uri="http://schemas.openxmlformats.org/drawingml/2006/picture">
                 <pic:pic>
                   <pic:nvPicPr>
-                    <pic:cNvPr descr="figures/pt/fig13_candidatos_finais.png" id="73" name="Picture"/>
+                    <pic:cNvPr descr="figures/pt/fig13_candidatos_finais.png" id="72" name="Picture"/>
                     <pic:cNvPicPr>
                       <a:picLocks noChangeArrowheads="1" noChangeAspect="1"/>
                     </pic:cNvPicPr>
                   </pic:nvPicPr>
                   <pic:blipFill>
-                    <a:blip r:embed="rId71"/>
+                    <a:blip r:embed="rId70"/>
                     <a:stretch>
                       <a:fillRect/>
                     </a:stretch>
@@ -10127,9 +10011,9 @@
         </w:pict>
       </w:r>
     </w:p>
+    <w:bookmarkEnd w:id="73"/>
     <w:bookmarkEnd w:id="74"/>
-    <w:bookmarkEnd w:id="75"/>
-    <w:bookmarkStart w:id="81" w:name="discussão"/>
+    <w:bookmarkStart w:id="80" w:name="discussão"/>
     <w:p>
       <w:pPr>
         <w:pStyle w:val="Heading2"/>
@@ -10138,7 +10022,7 @@
         <w:t xml:space="preserve">4 Discussão</w:t>
       </w:r>
     </w:p>
-    <w:bookmarkStart w:id="76" w:name="principais-achados"/>
+    <w:bookmarkStart w:id="75" w:name="principais-achados"/>
     <w:p>
       <w:pPr>
         <w:pStyle w:val="Heading3"/>
@@ -10204,50 +10088,50 @@
         <w:t xml:space="preserve">menos do que o inibidor de Kunitz da soja, o que seus autores atribuíram à menor flexibilidade e a um aumento evolutivo da hidrofobicidade dos subsítios (Patarroyo-Vargas et al., 2020).</w:t>
       </w:r>
     </w:p>
+    <w:bookmarkEnd w:id="75"/>
+    <w:bookmarkStart w:id="76" w:name="Xe3615bf2ba7667c30e4492e0c2fa08d640e849c"/>
+    <w:p>
+      <w:pPr>
+        <w:pStyle w:val="Heading3"/>
+      </w:pPr>
+      <w:r>
+        <w:t xml:space="preserve">4.2 O que a calibração sustenta e o que não sustenta</w:t>
+      </w:r>
+    </w:p>
+    <w:p>
+      <w:pPr>
+        <w:pStyle w:val="FirstParagraph"/>
+      </w:pPr>
+      <w:r>
+        <w:t xml:space="preserve">O Boltz-2 preferiu o inibidor real à sua isca embaralhada em todos os pares, mas os escores absolutos de inibidores reais e de iscas se sobrepuseram, e uma isca embaralhada de SFTI-1 com 14 resíduos teve 0,944. Os candidatos da campanha têm 5–8 resíduos e, em sua maioria, escores entre 0,80 e 0,95; a calibração sustenta, portanto, a comparação de um candidato com um controle pareado, e não sustenta a leitura de uma confiança de 0,9 como evidência de ligação. Duas propriedades da calibração limitam ainda mais seu alcance. Primeiro, as iscas são sequências embaralhadas de proteínas enoveladas, de modo que diferem dos inibidores reais no enovelamento e não só na ligação; uma confiança baixa para uma isca pode refletir a ausência de um enovelamento e não a ausência de uma superfície complementar. Segundo, os ligantes da calibração têm 14–176 resíduos, ao passo que os candidatos têm 5–8, e não foi feita calibração com peptídeos curtos de atividade conhecida. Os pares também não são independentes, pois cada isca é usada com dois receptores.</w:t>
+      </w:r>
+    </w:p>
+    <w:p>
+      <w:pPr>
+        <w:pStyle w:val="BodyText"/>
+      </w:pPr>
+      <w:r>
+        <w:t xml:space="preserve">O RMSD do ligante após superposição no receptor separou 9 de 10 pares, com direção esperada fixada de antemão. Essa métrica premia um ligante que permanece onde o modelo de co-dobramento o colocou, e uma isca predita com confiança menor pode se afastar apenas por isso; o resultado deve ser lido como concordância entre a estabilidade da pose em uma simulação de 2 ns e a confiança do modelo de co-dobramento, e não como medida independente de afinidade. O MM-GBSA de uma única trajetória de 2 ns, sem termo de entropia, colocou o inibidor real em primeiro lugar em apenas 4 de 10 pares e se correlacionou com o número de resíduos do receptor em contato com o ligante (ρ = −0,93). Isso é coerente com a sensibilidade geral dos métodos de ponto final à amostragem e ao tipo de sistema (Hou et al., 2011; Genheden e Ryde, 2015; Xu et al., 2025) e significa que o MM-GBSA nessa configuração informa o tamanho da interface. Por isso, ele não foi usado para ordenar candidatos.</w:t>
+      </w:r>
+    </w:p>
+    <w:p>
+      <w:pPr>
+        <w:pStyle w:val="BodyText"/>
+      </w:pPr>
+      <w:r>
+        <w:t xml:space="preserve">Um ponto metodológico merece ênfase. Moléculas separadas de receptor e de ligante podem ser gravadas em imagens periódicas diferentes da caixa de simulação; em um de nossos sistemas, a distância entre os centros de massa do receptor e do peptídeo chegou a 94,8 Å em uma caixa de 116 Å enquanto as duas moléculas estavam em contato em todos os quadros. Qualquer análise de RMSD ou de contatos de simulações proteína–peptídeo que não corrija isso relatará o deslocamento da imagem da caixa como instabilidade, e a correção deve ser verificada explicitamente quando uma triagem depende dessas métricas.</w:t>
+      </w:r>
+    </w:p>
+    <w:p>
+      <w:pPr>
+        <w:pStyle w:val="BodyText"/>
+      </w:pPr>
+      <w:r>
+        <w:t xml:space="preserve">A correlação de postos de 0,57 entre rodadas (Seção 3.8) acrescenta outro limite. Uma única predição do Boltz-2 para um peptídeo curto é um ordenador ruidoso mesmo com entrada idêntica, de modo que diferenças de poucos centésimos na confiança, que separam muitos candidatos, não devem ser interpretadas, e a concordância entre as formas linear e cíclica (ρ = 0,50) não pode ser lida como efeito de modalidade enquanto não for comparada a esse teto.</w:t>
+      </w:r>
+    </w:p>
     <w:bookmarkEnd w:id="76"/>
-    <w:bookmarkStart w:id="77" w:name="Xe3615bf2ba7667c30e4492e0c2fa08d640e849c"/>
-    <w:p>
-      <w:pPr>
-        <w:pStyle w:val="Heading3"/>
-      </w:pPr>
-      <w:r>
-        <w:t xml:space="preserve">4.2 O que a calibração sustenta e o que não sustenta</w:t>
-      </w:r>
-    </w:p>
-    <w:p>
-      <w:pPr>
-        <w:pStyle w:val="FirstParagraph"/>
-      </w:pPr>
-      <w:r>
-        <w:t xml:space="preserve">O Boltz-2 preferiu o inibidor real à sua isca embaralhada em todos os pares, mas os escores absolutos de inibidores reais e de iscas se sobrepuseram, e uma isca embaralhada de SFTI-1 com 14 resíduos teve 0,944. Os candidatos da campanha têm 5–8 resíduos e, em sua maioria, escores entre 0,80 e 0,95; a calibração sustenta, portanto, a comparação de um candidato com um controle pareado, e não sustenta a leitura de uma confiança de 0,9 como evidência de ligação. Duas propriedades da calibração limitam ainda mais seu alcance. Primeiro, as iscas são sequências embaralhadas de proteínas enoveladas, de modo que diferem dos inibidores reais no enovelamento e não só na ligação; uma confiança baixa para uma isca pode refletir a ausência de um enovelamento e não a ausência de uma superfície complementar. Segundo, os ligantes da calibração têm 14–176 resíduos, ao passo que os candidatos têm 5–8, e não foi feita calibração com peptídeos curtos de atividade conhecida. Os pares também não são independentes, pois cada isca é usada com dois receptores.</w:t>
-      </w:r>
-    </w:p>
-    <w:p>
-      <w:pPr>
-        <w:pStyle w:val="BodyText"/>
-      </w:pPr>
-      <w:r>
-        <w:t xml:space="preserve">O RMSD do ligante após superposição no receptor separou 9 de 10 pares, com direção esperada fixada de antemão. Essa métrica premia um ligante que permanece onde o modelo de co-dobramento o colocou, e uma isca predita com confiança menor pode se afastar apenas por isso; o resultado deve ser lido como concordância entre a estabilidade da pose em uma simulação de 2 ns e a confiança do modelo de co-dobramento, e não como medida independente de afinidade. O MM-GBSA de uma única trajetória de 2 ns, sem termo de entropia, colocou o inibidor real em primeiro lugar em apenas 4 de 10 pares e se correlacionou com o número de resíduos do receptor em contato com o ligante (ρ = −0,93). Isso é coerente com a sensibilidade geral dos métodos de ponto final à amostragem e ao tipo de sistema (Hou et al., 2011; Genheden e Ryde, 2015; Xu et al., 2025) e significa que o MM-GBSA nessa configuração informa o tamanho da interface. Por isso, ele não foi usado para ordenar candidatos.</w:t>
-      </w:r>
-    </w:p>
-    <w:p>
-      <w:pPr>
-        <w:pStyle w:val="BodyText"/>
-      </w:pPr>
-      <w:r>
-        <w:t xml:space="preserve">Um ponto metodológico merece ênfase. Moléculas separadas de receptor e de ligante podem ser gravadas em imagens periódicas diferentes da caixa de simulação; em um de nossos sistemas, a distância entre os centros de massa do receptor e do peptídeo chegou a 94,8 Å em uma caixa de 116 Å enquanto as duas moléculas estavam em contato em todos os quadros. Qualquer análise de RMSD ou de contatos de simulações proteína–peptídeo que não corrija isso relatará o deslocamento da imagem da caixa como instabilidade, e a correção deve ser verificada explicitamente quando uma triagem depende dessas métricas.</w:t>
-      </w:r>
-    </w:p>
-    <w:p>
-      <w:pPr>
-        <w:pStyle w:val="BodyText"/>
-      </w:pPr>
-      <w:r>
-        <w:t xml:space="preserve">A correlação de postos de 0,57 entre rodadas (Seção 3.8) acrescenta outro limite. Uma única predição do Boltz-2 para um peptídeo curto é um ordenador ruidoso mesmo com entrada idêntica, de modo que diferenças de poucos centésimos na confiança, que separam muitos candidatos, não devem ser interpretadas, e a concordância entre as formas linear e cíclica (ρ = 0,50) não pode ser lida como efeito de modalidade enquanto não for comparada a esse teto.</w:t>
-      </w:r>
-    </w:p>
-    <w:bookmarkEnd w:id="77"/>
-    <w:bookmarkStart w:id="78" w:name="Xafece074cecce80077a0c9860132a7cfb8c9c03"/>
+    <w:bookmarkStart w:id="77" w:name="Xafece074cecce80077a0c9860132a7cfb8c9c03"/>
     <w:p>
       <w:pPr>
         <w:pStyle w:val="Heading3"/>
@@ -10325,8 +10209,8 @@
         <w:t xml:space="preserve">As regras de motivos também são grosseiras. O escore é uma contagem ponderada de sítios, a regra do tipo elastase sinaliza quatro resíduos comuns (alanina, glicina, serina e valina), a regra do tipo pepsina não é relevante para o intestino de lepidópteros, e uma classe pode mudar com um único sítio (GIFDDIG não tem sítio de tripsina e, ainda assim, é rotulada MARGINAL). O rótulo RESISTENTE é uma previsão computacional de baixa carga de motivos, e não uma medida de estabilidade no intestino médio.</w:t>
       </w:r>
     </w:p>
-    <w:bookmarkEnd w:id="78"/>
-    <w:bookmarkStart w:id="79" w:name="limitações"/>
+    <w:bookmarkEnd w:id="77"/>
+    <w:bookmarkStart w:id="78" w:name="limitações"/>
     <w:p>
       <w:pPr>
         <w:pStyle w:val="Heading3"/>
@@ -10411,8 +10295,8 @@
         <w:t xml:space="preserve">com flutuação quadrática média de 0,2% e deriva desprezível, de modo que nenhum dos dois produziu artefato detectável.</w:t>
       </w:r>
     </w:p>
-    <w:bookmarkEnd w:id="79"/>
-    <w:bookmarkStart w:id="80" w:name="perspectivas"/>
+    <w:bookmarkEnd w:id="78"/>
+    <w:bookmarkStart w:id="79" w:name="perspectivas"/>
     <w:p>
       <w:pPr>
         <w:pStyle w:val="Heading3"/>
@@ -10426,7 +10310,7 @@
         <w:pStyle w:val="FirstParagraph"/>
       </w:pPr>
       <w:r>
-        <w:t xml:space="preserve">As melhorias mais diretas decorrem das limitações: fixar a sequência do receptor durante o desenho e permitir exatamente um resíduo P1 básico seguido de prolina já no desenho, em vez de filtrar depois; desenhar esqueletos lineares diretamente; proteger ou neutralizar as extremidades dos peptídeos lineares; simulações replicadas dos candidatos que passarem, estendidas a centenas de nanossegundos com um campo de força moderno; e um painel de contrasseleção de proteases não-alvo para que a seletividade se torne um objetivo explícito. O teste decisivo é enzimático: ensaios de inibição com extratos do intestino médio de</w:t>
+        <w:t xml:space="preserve">As melhorias mais diretas decorrem das limitações: fixar a sequência do receptor durante o desenho e permitir exatamente um resíduo P1 básico seguido de prolina já no desenho, em vez de filtrar depois; desenhar esqueletos lineares diretamente; proteger ou neutralizar as extremidades dos peptídeos lineares e testar quanto o estado de protonação e o pH do meio alteram o resultado, que aqui ficam fixos e cuja comparação deixamos para trabalho separado; simulações replicadas dos candidatos que passarem, estendidas a centenas de nanossegundos com um campo de força moderno; e um painel de contrasseleção de proteases não-alvo para que a seletividade se torne um objetivo explícito. O teste decisivo é enzimático: ensaios de inibição com extratos do intestino médio de</w:t>
       </w:r>
       <w:r>
         <w:t xml:space="preserve"> </w:t>
@@ -10445,15 +10329,42 @@
         <w:t xml:space="preserve">e com tripsinas não-alvo, e um ensaio de estabilidade dos candidatos nos mesmos extratos.</w:t>
       </w:r>
     </w:p>
+    <w:bookmarkEnd w:id="79"/>
     <w:bookmarkEnd w:id="80"/>
+    <w:bookmarkStart w:id="81" w:name="declaração-de-disponibilidade-de-dados"/>
+    <w:p>
+      <w:pPr>
+        <w:pStyle w:val="Heading2"/>
+      </w:pPr>
+      <w:r>
+        <w:t xml:space="preserve">Declaração de disponibilidade de dados</w:t>
+      </w:r>
+    </w:p>
+    <w:p>
+      <w:pPr>
+        <w:pStyle w:val="FirstParagraph"/>
+      </w:pPr>
+      <w:r>
+        <w:t xml:space="preserve">O código, os arquivos de configuração, as listas de candidatos e os escores por candidato estão no repositório do projeto (https://github.com/eulaliobqi/design-inibidores).</w:t>
+      </w:r>
+      <w:r>
+        <w:t xml:space="preserve"> </w:t>
+      </w:r>
+      <w:r>
+        <w:rPr>
+          <w:rStyle w:val="Pendente"/>
+        </w:rPr>
+        <w:t xml:space="preserve">PENDENTE: confirmar visibilidade do repositório e DOI de arquivamento (por exemplo Zenodo) antes da submissão.</w:t>
+      </w:r>
+    </w:p>
     <w:bookmarkEnd w:id="81"/>
-    <w:bookmarkStart w:id="82" w:name="declaração-de-disponibilidade-de-dados"/>
+    <w:bookmarkStart w:id="82" w:name="declaração-de-ética"/>
     <w:p>
       <w:pPr>
         <w:pStyle w:val="Heading2"/>
       </w:pPr>
       <w:r>
-        <w:t xml:space="preserve">Declaração de disponibilidade de dados</w:t>
+        <w:t xml:space="preserve">Declaração de ética</w:t>
       </w:r>
     </w:p>
     <w:p>
@@ -10461,26 +10372,38 @@
         <w:pStyle w:val="FirstParagraph"/>
       </w:pPr>
       <w:r>
-        <w:t xml:space="preserve">O código, os arquivos de configuração, as listas de candidatos e os escores por candidato estão no repositório do projeto (https://github.com/eulaliobqi/design-inibidores).</w:t>
-      </w:r>
-      <w:r>
-        <w:t xml:space="preserve"> </w:t>
-      </w:r>
+        <w:t xml:space="preserve">Não se aplica. É um estudo computacional; não envolveu animais, participantes humanos nem dados pessoais.</w:t>
+      </w:r>
+    </w:p>
+    <w:bookmarkEnd w:id="82"/>
+    <w:bookmarkStart w:id="83" w:name="contribuições-dos-autores"/>
+    <w:p>
+      <w:pPr>
+        <w:pStyle w:val="Heading2"/>
+      </w:pPr>
+      <w:r>
+        <w:t xml:space="preserve">Contribuições dos autores</w:t>
+      </w:r>
+    </w:p>
+    <w:p>
+      <w:pPr>
+        <w:pStyle w:val="FirstParagraph"/>
+      </w:pPr>
       <w:r>
         <w:rPr>
           <w:rStyle w:val="Pendente"/>
         </w:rPr>
-        <w:t xml:space="preserve">PENDENTE: confirmar visibilidade do repositório e DOI de arquivamento (por exemplo Zenodo) antes da submissão.</w:t>
-      </w:r>
-    </w:p>
-    <w:bookmarkEnd w:id="82"/>
-    <w:bookmarkStart w:id="83" w:name="declaração-de-ética"/>
+        <w:t xml:space="preserve">PENDENTE: a completar pelos autores (papéis CRediT).</w:t>
+      </w:r>
+    </w:p>
+    <w:bookmarkEnd w:id="83"/>
+    <w:bookmarkStart w:id="84" w:name="financiamento"/>
     <w:p>
       <w:pPr>
         <w:pStyle w:val="Heading2"/>
       </w:pPr>
       <w:r>
-        <w:t xml:space="preserve">Declaração de ética</w:t>
+        <w:t xml:space="preserve">Financiamento</w:t>
       </w:r>
     </w:p>
     <w:p>
@@ -10488,17 +10411,20 @@
         <w:pStyle w:val="FirstParagraph"/>
       </w:pPr>
       <w:r>
-        <w:t xml:space="preserve">Não se aplica. É um estudo computacional; não envolveu animais, participantes humanos nem dados pessoais.</w:t>
-      </w:r>
-    </w:p>
-    <w:bookmarkEnd w:id="83"/>
-    <w:bookmarkStart w:id="84" w:name="contribuições-dos-autores"/>
+        <w:rPr>
+          <w:rStyle w:val="Pendente"/>
+        </w:rPr>
+        <w:t xml:space="preserve">PENDENTE: a completar pelos autores.</w:t>
+      </w:r>
+    </w:p>
+    <w:bookmarkEnd w:id="84"/>
+    <w:bookmarkStart w:id="85" w:name="agradecimentos"/>
     <w:p>
       <w:pPr>
         <w:pStyle w:val="Heading2"/>
       </w:pPr>
       <w:r>
-        <w:t xml:space="preserve">Contribuições dos autores</w:t>
+        <w:t xml:space="preserve">Agradecimentos</w:t>
       </w:r>
     </w:p>
     <w:p>
@@ -10509,17 +10435,44 @@
         <w:rPr>
           <w:rStyle w:val="Pendente"/>
         </w:rPr>
-        <w:t xml:space="preserve">PENDENTE: a completar pelos autores (papéis CRediT).</w:t>
-      </w:r>
-    </w:p>
-    <w:bookmarkEnd w:id="84"/>
-    <w:bookmarkStart w:id="85" w:name="financiamento"/>
+        <w:t xml:space="preserve">PENDENTE: a completar pelos autores.</w:t>
+      </w:r>
+      <w:r>
+        <w:t xml:space="preserve"> </w:t>
+      </w:r>
+      <w:r>
+        <w:t xml:space="preserve">Declaração de IA generativa (a revista exige que o uso seja reconhecido):</w:t>
+      </w:r>
+      <w:r>
+        <w:t xml:space="preserve"> </w:t>
+      </w:r>
+      <w:r>
+        <w:rPr>
+          <w:rStyle w:val="Pendente"/>
+        </w:rPr>
+        <w:t xml:space="preserve">PENDENTE, autores a confirmar o texto:</w:t>
+      </w:r>
+      <w:r>
+        <w:rPr>
+          <w:rStyle w:val="Pendente"/>
+        </w:rPr>
+        <w:t xml:space="preserve"> </w:t>
+      </w:r>
+      <w:r>
+        <w:rPr>
+          <w:rStyle w:val="Pendente"/>
+        </w:rPr>
+        <w:t xml:space="preserve">“Usou-se IA generativa (Claude, Anthropic) como assistente para escrever scripts de análise, gerar figuras e redigir e traduzir texto. Os autores conferiram todos os resultados numéricos nos arquivos de saída, conferiram cada referência no Crossref ou PubMed e assumem total responsabilidade pelo conteúdo.”</w:t>
+      </w:r>
+    </w:p>
+    <w:bookmarkEnd w:id="85"/>
+    <w:bookmarkStart w:id="86" w:name="conflito-de-interesses"/>
     <w:p>
       <w:pPr>
         <w:pStyle w:val="Heading2"/>
       </w:pPr>
       <w:r>
-        <w:t xml:space="preserve">Financiamento</w:t>
+        <w:t xml:space="preserve">Conflito de interesses</w:t>
       </w:r>
     </w:p>
     <w:p>
@@ -10533,77 +10486,8 @@
         <w:t xml:space="preserve">PENDENTE: a completar pelos autores.</w:t>
       </w:r>
     </w:p>
-    <w:bookmarkEnd w:id="85"/>
-    <w:bookmarkStart w:id="86" w:name="agradecimentos"/>
-    <w:p>
-      <w:pPr>
-        <w:pStyle w:val="Heading2"/>
-      </w:pPr>
-      <w:r>
-        <w:t xml:space="preserve">Agradecimentos</w:t>
-      </w:r>
-    </w:p>
-    <w:p>
-      <w:pPr>
-        <w:pStyle w:val="FirstParagraph"/>
-      </w:pPr>
-      <w:r>
-        <w:rPr>
-          <w:rStyle w:val="Pendente"/>
-        </w:rPr>
-        <w:t xml:space="preserve">PENDENTE: a completar pelos autores.</w:t>
-      </w:r>
-      <w:r>
-        <w:t xml:space="preserve"> </w:t>
-      </w:r>
-      <w:r>
-        <w:t xml:space="preserve">Declaração de IA generativa (a revista exige que o uso seja reconhecido):</w:t>
-      </w:r>
-      <w:r>
-        <w:t xml:space="preserve"> </w:t>
-      </w:r>
-      <w:r>
-        <w:rPr>
-          <w:rStyle w:val="Pendente"/>
-        </w:rPr>
-        <w:t xml:space="preserve">PENDENTE, autores a confirmar o texto:</w:t>
-      </w:r>
-      <w:r>
-        <w:rPr>
-          <w:rStyle w:val="Pendente"/>
-        </w:rPr>
-        <w:t xml:space="preserve"> </w:t>
-      </w:r>
-      <w:r>
-        <w:rPr>
-          <w:rStyle w:val="Pendente"/>
-        </w:rPr>
-        <w:t xml:space="preserve">“Usou-se IA generativa (Claude, Anthropic) como assistente para escrever scripts de análise, gerar figuras e redigir e traduzir texto. Os autores conferiram todos os resultados numéricos nos arquivos de saída, conferiram cada referência no Crossref ou PubMed e assumem total responsabilidade pelo conteúdo.”</w:t>
-      </w:r>
-    </w:p>
     <w:bookmarkEnd w:id="86"/>
-    <w:bookmarkStart w:id="87" w:name="conflito-de-interesses"/>
-    <w:p>
-      <w:pPr>
-        <w:pStyle w:val="Heading2"/>
-      </w:pPr>
-      <w:r>
-        <w:t xml:space="preserve">Conflito de interesses</w:t>
-      </w:r>
-    </w:p>
-    <w:p>
-      <w:pPr>
-        <w:pStyle w:val="FirstParagraph"/>
-      </w:pPr>
-      <w:r>
-        <w:rPr>
-          <w:rStyle w:val="Pendente"/>
-        </w:rPr>
-        <w:t xml:space="preserve">PENDENTE: a completar pelos autores.</w:t>
-      </w:r>
-    </w:p>
-    <w:bookmarkEnd w:id="87"/>
-    <w:bookmarkStart w:id="94" w:name="figuras-suplementares"/>
+    <w:bookmarkStart w:id="93" w:name="figuras-suplementares"/>
     <w:p>
       <w:pPr>
         <w:pStyle w:val="Heading2"/>
@@ -10621,18 +10505,18 @@
           <wp:inline>
             <wp:extent cx="4679999" cy="2092235"/>
             <wp:effectExtent b="0" l="0" r="0" t="0"/>
-            <wp:docPr descr="Figura S1. Triagem por escore de motivos por espécie sob a regra linear-estrita e a circular (porcentagem das sequências de cada espécie por classe)." title="" id="89" name="Picture"/>
+            <wp:docPr descr="Figura S1. Triagem por escore de motivos por espécie sob a regra linear-estrita e a circular (porcentagem das sequências de cada espécie por classe)." title="" id="88" name="Picture"/>
             <a:graphic>
               <a:graphicData uri="http://schemas.openxmlformats.org/drawingml/2006/picture">
                 <pic:pic>
                   <pic:nvPicPr>
-                    <pic:cNvPr descr="figures/pt/figS1_regras_motivo.png" id="90" name="Picture"/>
+                    <pic:cNvPr descr="figures/pt/figS1_regras_motivo.png" id="89" name="Picture"/>
                     <pic:cNvPicPr>
                       <a:picLocks noChangeArrowheads="1" noChangeAspect="1"/>
                     </pic:cNvPicPr>
                   </pic:nvPicPr>
                   <pic:blipFill>
-                    <a:blip r:embed="rId88"/>
+                    <a:blip r:embed="rId87"/>
                     <a:stretch>
                       <a:fillRect/>
                     </a:stretch>
@@ -10686,18 +10570,18 @@
           <wp:inline>
             <wp:extent cx="3959999" cy="1140479"/>
             <wp:effectExtent b="0" l="0" r="0" t="0"/>
-            <wp:docPr descr="Figura S2. Integridade do anel nas três simulações cíclicas com CHARMM36 concluídas até agora (A. gemmatalis, 10 ns): distância C–N de fechamento, ângulo ω de fechamento em valor absoluto ao longo do tempo e distribuição de ω. Linhas tracejadas: limites pré-registrados (C–N ≤ 1,5 Å, ω ≥ 150°). A versão anterior desta figura usava outro campo de força e foi retirada." title="" id="92" name="Picture"/>
+            <wp:docPr descr="Figura S2. Integridade do anel nas três simulações cíclicas com CHARMM36 concluídas até agora (A. gemmatalis, 10 ns): distância C–N de fechamento, ângulo ω de fechamento em valor absoluto ao longo do tempo e distribuição de ω. Linhas tracejadas: limites pré-registrados (C–N ≤ 1,5 Å, ω ≥ 150°). A versão anterior desta figura usava outro campo de força e foi retirada." title="" id="91" name="Picture"/>
             <a:graphic>
               <a:graphicData uri="http://schemas.openxmlformats.org/drawingml/2006/picture">
                 <pic:pic>
                   <pic:nvPicPr>
-                    <pic:cNvPr descr="figures/pt/figS2_anel_ciclico_charmm36.png" id="93" name="Picture"/>
+                    <pic:cNvPr descr="figures/pt/figS2_anel_ciclico_charmm36.png" id="92" name="Picture"/>
                     <pic:cNvPicPr>
                       <a:picLocks noChangeArrowheads="1" noChangeAspect="1"/>
                     </pic:cNvPicPr>
                   </pic:nvPicPr>
                   <pic:blipFill>
-                    <a:blip r:embed="rId91"/>
+                    <a:blip r:embed="rId90"/>
                     <a:stretch>
                       <a:fillRect/>
                     </a:stretch>
@@ -10752,570 +10636,570 @@
         <w:t xml:space="preserve">, 10 ns): distância C–N de fechamento, ângulo ω de fechamento em valor absoluto ao longo do tempo e distribuição de ω. Linhas tracejadas: limites pré-registrados (C–N ≤ 1,5 Å, ω ≥ 150°). A versão anterior desta figura usava outro campo de força e foi retirada.</w:t>
       </w:r>
     </w:p>
+    <w:bookmarkEnd w:id="93"/>
+    <w:bookmarkStart w:id="94" w:name="referências"/>
+    <w:p>
+      <w:pPr>
+        <w:pStyle w:val="Heading2"/>
+      </w:pPr>
+      <w:r>
+        <w:t xml:space="preserve">Referências</w:t>
+      </w:r>
+    </w:p>
+    <w:p>
+      <w:pPr>
+        <w:pStyle w:val="FirstParagraph"/>
+      </w:pPr>
+      <w:r>
+        <w:t xml:space="preserve">Abraham MJ, Murtola T, Schulz R, Páll S, Smith JC, Hess B, et al. (2015). GROMACS: High performance molecular simulations through multi-level parallelism from laptops to supercomputers. SoftwareX 1-2, 19-25. doi: 10.1016/j.softx.2015.06.001</w:t>
+      </w:r>
+    </w:p>
+    <w:p>
+      <w:pPr>
+        <w:pStyle w:val="BodyText"/>
+      </w:pPr>
+      <w:r>
+        <w:t xml:space="preserve">Berman HM, Westbrook J, Feng Z, Gilliland G, Bhat TN, Weissig H, et al. (2000). The Protein Data Bank. Nucleic Acids Research 28, 235-242. doi: 10.1093/nar/28.1.235</w:t>
+      </w:r>
+    </w:p>
+    <w:p>
+      <w:pPr>
+        <w:pStyle w:val="BodyText"/>
+      </w:pPr>
+      <w:r>
+        <w:t xml:space="preserve">Bussi G, Donadio D, Parrinello M (2007). Canonical sampling through velocity rescaling. The Journal of Chemical Physics 126, 014101. doi: 10.1063/1.2408420</w:t>
+      </w:r>
+    </w:p>
+    <w:p>
+      <w:pPr>
+        <w:pStyle w:val="BodyText"/>
+      </w:pPr>
+      <w:r>
+        <w:t xml:space="preserve">Carpane PD, Llebaria M, Nascimento AF, Vivan L (2022). Feeding injury of major lepidopteran soybean pests in South America. PLOS ONE 17, e0271084. doi: 10.1371/journal.pone.0271084</w:t>
+      </w:r>
+    </w:p>
+    <w:p>
+      <w:pPr>
+        <w:pStyle w:val="BodyText"/>
+      </w:pPr>
+      <w:r>
+        <w:t xml:space="preserve">Cock PJA, Antao T, Chang JT, Chapman BA, Cox CJ, Dalke A, et al. (2009). Biopython: freely available Python tools for computational molecular biology and bioinformatics. Bioinformatics 25, 1422-1423. doi: 10.1093/bioinformatics/btp163</w:t>
+      </w:r>
+    </w:p>
+    <w:p>
+      <w:pPr>
+        <w:pStyle w:val="BodyText"/>
+      </w:pPr>
+      <w:r>
+        <w:t xml:space="preserve">da Silva Júnior NR, Vital CE, de Almeida Barros R, Faustino VA, Monteiro LP, Barros E, et al. (2020). Intestinal proteolytic profile changes during larval development of Anticarsia gemmatalis caterpillars. Archives of Insect Biochemistry and Physiology 103, e21631. doi: 10.1002/arch.21631</w:t>
+      </w:r>
+    </w:p>
+    <w:p>
+      <w:pPr>
+        <w:pStyle w:val="BodyText"/>
+      </w:pPr>
+      <w:r>
+        <w:t xml:space="preserve">Dauparas J, Anishchenko I, Bennett N, Bai H, Ragotte RJ, Milles LF, et al. (2022). Robust deep learning–based protein sequence design using ProteinMPNN. Science 378, 49-56. doi: 10.1126/science.add2187</w:t>
+      </w:r>
+    </w:p>
+    <w:p>
+      <w:pPr>
+        <w:pStyle w:val="BodyText"/>
+      </w:pPr>
+      <w:r>
+        <w:t xml:space="preserve">de Almeida Barros R, Meriño-Cabrera Y, Vital CE, da Silva Júnior NR, de Oliveira CN, Lessa Barbosa S, et al. (2021). Small peptides inhibit gut trypsin-like proteases and impair Anticarsia gemmatalis (Lepidoptera: Noctuidae) survival and development. Pest Management Science 77, 1714-1723. doi: 10.1002/ps.6191</w:t>
+      </w:r>
+    </w:p>
+    <w:p>
+      <w:pPr>
+        <w:pStyle w:val="BodyText"/>
+      </w:pPr>
+      <w:r>
+        <w:t xml:space="preserve">de Almeida Barros R, Meriño-Cabrera Y, Severiche Castro JG, Rodrigues da Silva Júnior N, Schultz H, de Andrade RJ, et al. (2022). Inhibition constant and stability of tripeptide inhibitors of gut trypsin-like enzyme of the soybean pest Anticarsia gemmatalis. Archives of Insect Biochemistry and Physiology 110, e21887. doi: 10.1002/arch.21887</w:t>
+      </w:r>
+    </w:p>
+    <w:p>
+      <w:pPr>
+        <w:pStyle w:val="BodyText"/>
+      </w:pPr>
+      <w:r>
+        <w:t xml:space="preserve">de Almeida Barros R, Meriño-Cabrera Y, Castro JS, da Silva Junior NR, de Oliveira JVA, Schultz H, et al. (2022). Bovine pancreatic trypsin inhibitor and soybean Kunitz trypsin inhibitor: Differential effects on proteases and larval development of the soybean pest Anticarsia gemmatalis (Lepidoptera: Noctuidae). Pesticide Biochemistry and Physiology 187, 105188. doi: 10.1016/j.pestbp.2022.105188</w:t>
+      </w:r>
+    </w:p>
+    <w:p>
+      <w:pPr>
+        <w:pStyle w:val="BodyText"/>
+      </w:pPr>
+      <w:r>
+        <w:t xml:space="preserve">Dolinsky TJ, Czodrowski P, Li H, Nielsen JE, Jensen JH, Klebe G, et al. (2007). PDB2PQR: expanding and upgrading automated preparation of biomolecular structures for molecular simulations. Nucleic Acids Research 35, W522-W525. doi: 10.1093/nar/gkm276</w:t>
+      </w:r>
+    </w:p>
+    <w:p>
+      <w:pPr>
+        <w:pStyle w:val="BodyText"/>
+      </w:pPr>
+      <w:r>
+        <w:t xml:space="preserve">Dow JAT (1992). pH gradients in lepidopteran midgut. Journal of Experimental Biology 172, 355-375. doi: 10.1242/jeb.172.1.355</w:t>
+      </w:r>
+    </w:p>
+    <w:p>
+      <w:pPr>
+        <w:pStyle w:val="BodyText"/>
+      </w:pPr>
+      <w:r>
+        <w:t xml:space="preserve">Essmann U, Perera L, Berkowitz ML, Darden T, Lee H, Pedersen LG (1995). A smooth particle mesh Ewald method. The Journal of Chemical Physics 103, 8577-8593. doi: 10.1063/1.470117</w:t>
+      </w:r>
+    </w:p>
+    <w:p>
+      <w:pPr>
+        <w:pStyle w:val="BodyText"/>
+      </w:pPr>
+      <w:r>
+        <w:t xml:space="preserve">Gasteiger E, Hoogland C, Gattiker A, Duvaud S, Wilkins MR, Appel RD, et al. (2005). Protein Identification and Analysis Tools on the ExPASy Server. The Proteomics Protocols Handbook , 571-607. doi: 10.1385/1-59259-890-0:571</w:t>
+      </w:r>
+    </w:p>
+    <w:p>
+      <w:pPr>
+        <w:pStyle w:val="BodyText"/>
+      </w:pPr>
+      <w:r>
+        <w:t xml:space="preserve">Genheden S, Ryde U (2015). The MM/PBSA and MM/GBSA methods to estimate ligand-binding affinities. Expert Opinion on Drug Discovery 10, 449-461. doi: 10.1517/17460441.2015.1032936</w:t>
+      </w:r>
+    </w:p>
+    <w:p>
+      <w:pPr>
+        <w:pStyle w:val="BodyText"/>
+      </w:pPr>
+      <w:r>
+        <w:t xml:space="preserve">Gowers R, Linke M, Barnoud J, Reddy T, Melo M, Seyler S, et al. (2016). MDAnalysis: A Python Package for the Rapid Analysis of Molecular Dynamics Simulations. Proceedings of the Python in Science Conference , 98-105. doi: 10.25080/majora-629e541a-00e</w:t>
+      </w:r>
+    </w:p>
+    <w:p>
+      <w:pPr>
+        <w:pStyle w:val="BodyText"/>
+      </w:pPr>
+      <w:r>
+        <w:t xml:space="preserve">Hedstrom L (2002). Serine Protease Mechanism and Specificity. Chemical Reviews 102, 4501-4524. doi: 10.1021/cr000033x</w:t>
+      </w:r>
+    </w:p>
+    <w:p>
+      <w:pPr>
+        <w:pStyle w:val="BodyText"/>
+      </w:pPr>
+      <w:r>
+        <w:t xml:space="preserve">Hou T, Wang J, Li Y, Wang W (2011). Assessing the Performance of the MM/PBSA and MM/GBSA Methods. 1. The Accuracy of Binding Free Energy Calculations Based on Molecular Dynamics Simulations. Journal of Chemical Information and Modeling 51, 69-82. doi: 10.1021/ci100275a</w:t>
+      </w:r>
+    </w:p>
+    <w:p>
+      <w:pPr>
+        <w:pStyle w:val="BodyText"/>
+      </w:pPr>
+      <w:r>
+        <w:t xml:space="preserve">Huang J, MacKerell AD (2013). CHARMM36 all-atom additive protein force field: Validation based on comparison to NMR data. Journal of Computational Chemistry 34, 2135-2145. doi: 10.1002/jcc.23354</w:t>
+      </w:r>
+    </w:p>
+    <w:p>
+      <w:pPr>
+        <w:pStyle w:val="BodyText"/>
+      </w:pPr>
+      <w:r>
+        <w:t xml:space="preserve">Jongsma MA, Bakker PL, Peters J, Bosch D, Stiekema WJ (1995). Adaptation of Spodoptera exigua larvae to plant proteinase inhibitors by induction of gut proteinase activity insensitive to inhibition. Proceedings of the National Academy of Sciences 92, 8041-8045. doi: 10.1073/pnas.92.17.8041</w:t>
+      </w:r>
+    </w:p>
+    <w:p>
+      <w:pPr>
+        <w:pStyle w:val="BodyText"/>
+      </w:pPr>
+      <w:r>
+        <w:t xml:space="preserve">Jongsma MA, Bolter C (1997). The adaptation of insects to plant protease inhibitors. Journal of Insect Physiology 43, 885-895. doi: 10.1016/s0022-1910(97)00040-1</w:t>
+      </w:r>
+    </w:p>
+    <w:p>
+      <w:pPr>
+        <w:pStyle w:val="BodyText"/>
+      </w:pPr>
+      <w:r>
+        <w:t xml:space="preserve">Jorgensen WL, Chandrasekhar J, Madura JD, Impey RW, Klein ML (1983). Comparison of simple potential functions for simulating liquid water. The Journal of Chemical Physics 79, 926-935. doi: 10.1063/1.445869</w:t>
+      </w:r>
+    </w:p>
+    <w:p>
+      <w:pPr>
+        <w:pStyle w:val="BodyText"/>
+      </w:pPr>
+      <w:r>
+        <w:t xml:space="preserve">Jumper J, Evans R, Pritzel A, Green T, Figurnov M, Ronneberger O, et al. (2021). Highly accurate protein structure prediction with AlphaFold. Nature 596, 583-589. doi: 10.1038/s41586-021-03819-2</w:t>
+      </w:r>
+    </w:p>
+    <w:p>
+      <w:pPr>
+        <w:pStyle w:val="BodyText"/>
+      </w:pPr>
+      <w:r>
+        <w:t xml:space="preserve">Karumbaiah L, Oppert B, Jurat-Fuentes JL, Adang MJ (2007). Analysis of midgut proteinases from Bacillus thuringiensis-susceptible and -resistant Heliothis virescens (Lepidoptera: Noctuidae). Comparative Biochemistry and Physiology Part B: Biochemistry and Molecular Biology 146, 139-146. doi: 10.1016/j.cbpb.2006.10.104</w:t>
+      </w:r>
+    </w:p>
+    <w:p>
+      <w:pPr>
+        <w:pStyle w:val="BodyText"/>
+      </w:pPr>
+      <w:r>
+        <w:t xml:space="preserve">Kelly C, Laskowski Jr. M, Qasim M (2005). The Role of Scaffolding in Standard Mechanism Serine Proteinase Inhibitors. Protein &amp; Peptide Letters 12, 465-471. doi: 10.2174/0929866054395383</w:t>
+      </w:r>
+    </w:p>
+    <w:p>
+      <w:pPr>
+        <w:pStyle w:val="BodyText"/>
+      </w:pPr>
+      <w:r>
+        <w:t xml:space="preserve">Kuwar SS, Pauchet Y, Vogel H, Heckel DG (2015). Adaptive regulation of digestive serine proteases in the larval midgut of Helicoverpa armigera in response to a plant protease inhibitor. Insect Biochemistry and Molecular Biology 59, 18-29. doi: 10.1016/j.ibmb.2015.01.016</w:t>
+      </w:r>
+    </w:p>
+    <w:p>
+      <w:pPr>
+        <w:pStyle w:val="BodyText"/>
+      </w:pPr>
+      <w:r>
+        <w:t xml:space="preserve">Laskowski M, Kato I (1980). Protein Inhibitors of Proteinases. Annual Review of Biochemistry 49, 593-626. doi: 10.1146/annurev.bi.49.070180.003113</w:t>
+      </w:r>
+    </w:p>
+    <w:p>
+      <w:pPr>
+        <w:pStyle w:val="BodyText"/>
+      </w:pPr>
+      <w:r>
+        <w:t xml:space="preserve">Laskowski M, Qasim M (2000). What can the structures of enzyme-inhibitor complexes tell us about the structures of enzyme substrate complexes?. Biochimica et Biophysica Acta (BBA) - Protein Structure and Molecular Enzymology 1477, 324-337. doi: 10.1016/s0167-4838(99)00284-8</w:t>
+      </w:r>
+    </w:p>
+    <w:p>
+      <w:pPr>
+        <w:pStyle w:val="BodyText"/>
+      </w:pPr>
+      <w:r>
+        <w:t xml:space="preserve">Lomate PR, Dewangan V, Mahajan NS, Kumar Y, Kulkarni A, Wang L, et al. (2018). Integrated Transcriptomic and Proteomic Analyses Suggest the Participation of Endogenous Protease Inhibitors in the Regulation of Protease Gene Expression in Helicoverpa armigera. Molecular &amp; Cellular Proteomics 17, 1324-1336. doi: 10.1074/mcp.ra117.000533</w:t>
+      </w:r>
+    </w:p>
+    <w:p>
+      <w:pPr>
+        <w:pStyle w:val="BodyText"/>
+      </w:pPr>
+      <w:r>
+        <w:t xml:space="preserve">Luckett S, Garcia R, Barker J, Konarev A, Shewry P, Clarke A, et al. (1999). High-resolution structure of a potent, cyclic proteinase inhibitor from sunflower seeds. Journal of Molecular Biology 290, 525-533. doi: 10.1006/jmbi.1999.2891</w:t>
+      </w:r>
+    </w:p>
+    <w:p>
+      <w:pPr>
+        <w:pStyle w:val="BodyText"/>
+      </w:pPr>
+      <w:r>
+        <w:t xml:space="preserve">Meriño-Cabrera Y, Severiche Castro JG, Rios Diez JD, Rodrigues Macedo ML, de Oliveira Mendes TA, Goreti de Almeida Oliveira M (2020). Rational design of mimetic peptides based on the interaction between Inga laurina inhibitor and trypsins for Spodoptera cosmioides pest control. Insect Biochemistry and Molecular Biology 122, 103390. doi: 10.1016/j.ibmb.2020.103390</w:t>
+      </w:r>
+    </w:p>
+    <w:p>
+      <w:pPr>
+        <w:pStyle w:val="BodyText"/>
+      </w:pPr>
+      <w:r>
+        <w:t xml:space="preserve">Meriño-Cabrera Y, de Oliveira Mendes TA, Castro JGS, Barbosa SL, Macedo MLR, de Almeida Oliveira MG (2020). Noncompetitive tight-binding inhibition of Anticarsia gemmatalis trypsins by Adenanthera pavonina protease inhibitor affects larvae survival. Archives of Insect Biochemistry and Physiology 104, e21687. doi: 10.1002/arch.21687</w:t>
+      </w:r>
+    </w:p>
+    <w:p>
+      <w:pPr>
+        <w:pStyle w:val="BodyText"/>
+      </w:pPr>
+      <w:r>
+        <w:t xml:space="preserve">Meriño-Cabrera Y, Castro JS, de Almeida Barros R, da Silva Junior NR, de Oliveira Ramos H, de Almeida Oliveira MG (2022). Arginine-containing dipeptides decrease affinity of gut trypsins and compromise soybean pest development. Pesticide Biochemistry and Physiology 184, 105107. doi: 10.1016/j.pestbp.2022.105107</w:t>
+      </w:r>
+    </w:p>
+    <w:p>
+      <w:pPr>
+        <w:pStyle w:val="BodyText"/>
+      </w:pPr>
+      <w:r>
+        <w:t xml:space="preserve">Michaud-Agrawal N, Denning EJ, Woolf TB, Beckstein O (2011). MDAnalysis: A toolkit for the analysis of molecular dynamics simulations. Journal of Computational Chemistry 32, 2319-2327. doi: 10.1002/jcc.21787</w:t>
+      </w:r>
+    </w:p>
+    <w:p>
+      <w:pPr>
+        <w:pStyle w:val="BodyText"/>
+      </w:pPr>
+      <w:r>
+        <w:t xml:space="preserve">Mirdita M, Schütze K, Moriwaki Y, Heo L, Ovchinnikov S, Steinegger M (2022). ColabFold: making protein folding accessible to all. Nature Methods 19, 679-682. doi: 10.1038/s41592-022-01488-1</w:t>
+      </w:r>
+    </w:p>
+    <w:p>
+      <w:pPr>
+        <w:pStyle w:val="BodyText"/>
+      </w:pPr>
+      <w:r>
+        <w:t xml:space="preserve">Nakonieczny M, Michalczyk K, Kędziorski A (2007). Midgut protease activities in monophagous larvae of Apollo butterfly, Parnassius apollo ssp. frankenbergeri. Comptes Rendus. Biologies 330, 126-134. doi: 10.1016/j.crvi.2006.12.002</w:t>
+      </w:r>
+    </w:p>
+    <w:p>
+      <w:pPr>
+        <w:pStyle w:val="BodyText"/>
+      </w:pPr>
+      <w:r>
+        <w:t xml:space="preserve">Olsson MHM, Søndergaard CR, Rostkowski M, Jensen JH (2011). PROPKA3: Consistent Treatment of Internal and Surface Residues in Empirical p K a Predictions. Journal of Chemical Theory and Computation 7, 525-537. doi: 10.1021/ct100578z</w:t>
+      </w:r>
+    </w:p>
+    <w:p>
+      <w:pPr>
+        <w:pStyle w:val="BodyText"/>
+      </w:pPr>
+      <w:r>
+        <w:t xml:space="preserve">Parkin S, Rupp B, Hope H (1996). Structure of bovine pancreatic trypsin inhibitor at 125 K definition of carboxyl-terminal residues Gly57 and Ala58. Acta Crystallographica Section D Biological Crystallography 52, 18-29. doi: 10.1107/S0907444995008675</w:t>
+      </w:r>
+    </w:p>
+    <w:p>
+      <w:pPr>
+        <w:pStyle w:val="BodyText"/>
+      </w:pPr>
+      <w:r>
+        <w:t xml:space="preserve">Parrinello M, Rahman A (1981). Polymorphic transitions in single crystals: A new molecular dynamics method. Journal of Applied Physics 52, 7182-7190. doi: 10.1063/1.328693</w:t>
+      </w:r>
+    </w:p>
+    <w:p>
+      <w:pPr>
+        <w:pStyle w:val="BodyText"/>
+      </w:pPr>
+      <w:r>
+        <w:t xml:space="preserve">Passaro S, Corso G, Wohlwend J, Reveiz M, Thaler S, Ram Somnath V, et al. (2025). Boltz-2: Towards accurate and efficient binding affinity prediction. bioRxiv [Preprint]. doi: 10.1101/2025.06.14.659707</w:t>
+      </w:r>
+    </w:p>
+    <w:p>
+      <w:pPr>
+        <w:pStyle w:val="BodyText"/>
+      </w:pPr>
+      <w:r>
+        <w:t xml:space="preserve">Patarroyo-Vargas AM, Merino-Cabrera YB, Zanuncio JC, Rocha F, Campos WG, de Almeida Oliveira MG (2017). Kinetic Characterization of Anticarsia gemmatalis Digestive Serine- Proteases and the Inhibitory Effect of Synthetic Peptides. Protein &amp; Peptide Letters 24, 1040-1047. doi: 10.2174/0929866524666170918103146</w:t>
+      </w:r>
+    </w:p>
+    <w:p>
+      <w:pPr>
+        <w:pStyle w:val="BodyText"/>
+      </w:pPr>
+      <w:r>
+        <w:t xml:space="preserve">Patarroyo-Vargas AM, Cordeiro G, Silva CRD, Silva CRD, Mendonça EG, Visôtto LE, et al. (2020). Inhibition kinetics of digestive proteases for Anticarsia gemmatalis. Anais da Academia Brasileira de Ciências 92, e20180477. doi: 10.1590/0001-3765202020180477</w:t>
+      </w:r>
+    </w:p>
+    <w:p>
+      <w:pPr>
+        <w:pStyle w:val="BodyText"/>
+      </w:pPr>
+      <w:r>
+        <w:t xml:space="preserve">Paulo DGS, Schneider JR, Meriño-Cabrera Y, Wurlitzer WB, de Andrade RJ, Santos ILB, et al. (2026). Peptides Derived From Reactive Center Loops Inhibit Digestive Trypsin-Like Enzymes in Lepidopteran Pests. Archives of Insect Biochemistry and Physiology 121, e70123. doi: 10.1002/arch.70123</w:t>
+      </w:r>
+    </w:p>
+    <w:p>
+      <w:pPr>
+        <w:pStyle w:val="BodyText"/>
+      </w:pPr>
+      <w:r>
+        <w:t xml:space="preserve">Perona JJ, Craik CS (1995). Structural basis of substrate specificity in the serine proteases. Protein Science 4, 337-360. doi: 10.1002/pro.5560040301</w:t>
+      </w:r>
+    </w:p>
+    <w:p>
+      <w:pPr>
+        <w:pStyle w:val="BodyText"/>
+      </w:pPr>
+      <w:r>
+        <w:t xml:space="preserve">Rettie SA, Juergens D, Adebomi V, Bueso YF, Zhao Q, Leveille AN, et al. (2025). Accurate de novo design of high-affinity protein-binding macrocycles using deep learning. Nature Chemical Biology 21, 1948-1956. doi: 10.1038/s41589-025-01929-w</w:t>
+      </w:r>
+    </w:p>
+    <w:p>
+      <w:pPr>
+        <w:pStyle w:val="BodyText"/>
+      </w:pPr>
+      <w:r>
+        <w:t xml:space="preserve">Saikhedkar NS, Joshi RS, Bhoite AS, Mohandasan R, Yadav AK, Fernandes M, et al. (2018). Tripeptides derived from reactive centre loop of potato type II protease inhibitors preferentially inhibit midgut proteases of Helicoverpa armigera. Insect Biochemistry and Molecular Biology 95, 17-25. doi: 10.1016/j.ibmb.2018.02.001</w:t>
+      </w:r>
+    </w:p>
+    <w:p>
+      <w:pPr>
+        <w:pStyle w:val="BodyText"/>
+      </w:pPr>
+      <w:r>
+        <w:t xml:space="preserve">Saikhedkar NS, Joshi RS, Yadav AK, Seal S, Fernandes M, Giri AP (2019). Phyto-inspired cyclic peptides derived from plant Pin-II type protease inhibitor reactive center loops for crop protection from insect pests. Biochimica et Biophysica Acta (BBA) - General Subjects 1863, 1254-1262. doi: 10.1016/j.bbagen.2019.05.003</w:t>
+      </w:r>
+    </w:p>
+    <w:p>
+      <w:pPr>
+        <w:pStyle w:val="BodyText"/>
+      </w:pPr>
+      <w:r>
+        <w:t xml:space="preserve">Schechter I, Berger A (1967). On the size of the active site in proteases. I. Papain. Biochemical and Biophysical Research Communications 27, 157-162. doi: 10.1016/S0006-291X(67)80055-X</w:t>
+      </w:r>
+    </w:p>
+    <w:p>
+      <w:pPr>
+        <w:pStyle w:val="BodyText"/>
+      </w:pPr>
+      <w:r>
+        <w:t xml:space="preserve">Schultz H, Paulo DGS, Meriño-Cabrera Y, de Andrade RJ, Santos ILB, Rodrigues MCNG, et al. (2026). Synthetic Peptide Inhibition of Trypsin-Like Proteases in Spodoptera frugiperda (Lepidoptera: Noctuidae): Evaluating the Influence of Gut Microbiota. Archives of Insect Biochemistry and Physiology 121, e70145. doi: 10.1002/arch.70145</w:t>
+      </w:r>
+    </w:p>
+    <w:p>
+      <w:pPr>
+        <w:pStyle w:val="BodyText"/>
+      </w:pPr>
+      <w:r>
+        <w:t xml:space="preserve">Severiche-Castro J, Valerio MF, Oliveira MGdA (2026). Structure-Guided Design of an Interface-Derived Inhibitor Peptide Against Spodoptera frugiperda Digestive Trypsins. Archives of Insect Biochemistry and Physiology 122, e70164. doi: 10.1002/arch.70164</w:t>
+      </w:r>
+    </w:p>
+    <w:p>
+      <w:pPr>
+        <w:pStyle w:val="BodyText"/>
+      </w:pPr>
+      <w:r>
+        <w:t xml:space="preserve">Silva-Júnior NR, Cabrera YM, Barbosa SL, Barros RDA, Barros E, Vital CE, et al. (2021). Intestinal proteases profiling from Anticarsia gemmatalis and their binding to inhibitors. Archives of Insect Biochemistry and Physiology 107, e21792. doi: 10.1002/arch.21792</w:t>
+      </w:r>
+    </w:p>
+    <w:p>
+      <w:pPr>
+        <w:pStyle w:val="BodyText"/>
+      </w:pPr>
+      <w:r>
+        <w:t xml:space="preserve">Song HK, Suh SW (1998). Kunitz-type soybean trypsin inhibitor revisited: refined structure of its complex with porcine trypsin reveals an insight into the interaction between a homologous inhibitor from Erythrina caffra and tissue-type plasminogen activator. Journal of Molecular Biology 275, 347-363. doi: 10.1006/jmbi.1997.1469</w:t>
+      </w:r>
+    </w:p>
+    <w:p>
+      <w:pPr>
+        <w:pStyle w:val="BodyText"/>
+      </w:pPr>
+      <w:r>
+        <w:t xml:space="preserve">Souza TP, Dias RO, Castelhano EC, Brandão MM, Moura DS, Silva-Filho MC (2016). Comparative analysis of expression profiling of the trypsin and chymotrypsin genes from Lepidoptera species with different levels of sensitivity to soybean peptidase inhibitors. Comparative Biochemistry and Physiology Part B: Biochemistry and Molecular Biology 196-197, 67-73. doi: 10.1016/j.cbpb.2016.02.007</w:t>
+      </w:r>
+    </w:p>
+    <w:p>
+      <w:pPr>
+        <w:pStyle w:val="BodyText"/>
+      </w:pPr>
+      <w:r>
+        <w:t xml:space="preserve">Terra WR, Ferreira C (1994). Insect digestive enzymes: properties, compartmentalization and function. Comparative Biochemistry and Physiology Part B: Comparative Biochemistry 109, 1-62. doi: 10.1016/0305-0491(94)90141-4</w:t>
+      </w:r>
+    </w:p>
+    <w:p>
+      <w:pPr>
+        <w:pStyle w:val="BodyText"/>
+      </w:pPr>
+      <w:r>
+        <w:t xml:space="preserve">The UniProt Consortium, Bateman A, Martin MJ, Orchard S, Magrane M, Adesina A, et al. (2025). UniProt: the Universal Protein Knowledgebase in 2025. Nucleic Acids Research 53, D609-D617. doi: 10.1093/nar/gkae1010</w:t>
+      </w:r>
+    </w:p>
+    <w:p>
+      <w:pPr>
+        <w:pStyle w:val="BodyText"/>
+      </w:pPr>
+      <w:r>
+        <w:t xml:space="preserve">Valaitis AP (1995). Gypsy moth midgut proteinases: Purification and characterization of luminal trypsin, elastase and the brush border membrane leucine aminopeptidase. Insect Biochemistry and Molecular Biology 25, 139-149. doi: 10.1016/0965-1748(94)00033-e</w:t>
+      </w:r>
+    </w:p>
+    <w:p>
+      <w:pPr>
+        <w:pStyle w:val="BodyText"/>
+      </w:pPr>
+      <w:r>
+        <w:t xml:space="preserve">Valaitis AP, Augustin S, Clancy KM (1999). Purification and characterization of the western spruce budworm larval midgut proteinases and comparison of gut activities of laboratory-reared and field-collected insects. Insect Biochemistry and Molecular Biology 29, 405-415. doi: 10.1016/s0965-1748(99)00017-x</w:t>
+      </w:r>
+    </w:p>
+    <w:p>
+      <w:pPr>
+        <w:pStyle w:val="BodyText"/>
+      </w:pPr>
+      <w:r>
+        <w:t xml:space="preserve">Valdés-Tresanco MS, Valdés-Tresanco ME, Valiente PA, Moreno E (2021). gmx_MMPBSA: A New Tool to Perform End-State Free Energy Calculations with GROMACS. Journal of Chemical Theory and Computation 17, 6281-6291. doi: 10.1021/acs.jctc.1c00645</w:t>
+      </w:r>
+    </w:p>
+    <w:p>
+      <w:pPr>
+        <w:pStyle w:val="BodyText"/>
+      </w:pPr>
+      <w:r>
+        <w:t xml:space="preserve">van Kempen M, Kim SS, Tumescheit C, Mirdita M, Lee J, Gilchrist CLM, et al. (2024). Fast and accurate protein structure search with Foldseek. Nature Biotechnology 42, 243-246. doi: 10.1038/s41587-023-01773-0</w:t>
+      </w:r>
+    </w:p>
+    <w:p>
+      <w:pPr>
+        <w:pStyle w:val="BodyText"/>
+      </w:pPr>
+      <w:r>
+        <w:t xml:space="preserve">Varadi M, Bertoni D, Magana P, Paramval U, Pidruchna I, Radhakrishnan M, et al. (2024). AlphaFold Protein Structure Database in 2024: providing structure coverage for over 214 million protein sequences. Nucleic Acids Research 52, D368-D375. doi: 10.1093/nar/gkad1011</w:t>
+      </w:r>
+    </w:p>
+    <w:p>
+      <w:pPr>
+        <w:pStyle w:val="BodyText"/>
+      </w:pPr>
+      <w:r>
+        <w:t xml:space="preserve">Wacha AF, Lemkul JA (2023). charmm2gmx: An Automated Method to Port the CHARMM Additive Force Field to GROMACS. Journal of Chemical Information and Modeling 63, 4246-4252. doi: 10.1021/acs.jcim.3c00860</w:t>
+      </w:r>
+    </w:p>
+    <w:p>
+      <w:pPr>
+        <w:pStyle w:val="BodyText"/>
+      </w:pPr>
+      <w:r>
+        <w:t xml:space="preserve">Watson JL, Juergens D, Bennett NR, Trippe BL, Yim J, Eisenach HE, et al. (2023). De novo design of protein structure and function with RFdiffusion. Nature 620, 1089-1100. doi: 10.1038/s41586-023-06415-8</w:t>
+      </w:r>
+    </w:p>
+    <w:p>
+      <w:pPr>
+        <w:pStyle w:val="BodyText"/>
+      </w:pPr>
+      <w:r>
+        <w:t xml:space="preserve">Werner MH, Wemmer DE (1992). Three-dimensional structure of soybean trypsin/chymotrypsin Bowman-Birk inhibitor in solution. Biochemistry 31, 999-1010. doi: 10.1021/bi00119a008</w:t>
+      </w:r>
+    </w:p>
+    <w:p>
+      <w:pPr>
+        <w:pStyle w:val="BodyText"/>
+      </w:pPr>
+      <w:r>
+        <w:t xml:space="preserve">Wohlwend J, Corso G, Passaro S, Getz N, Reveiz M, Leidal K, et al. (2024). Boltz-1: Democratizing biomolecular interaction modeling. bioRxiv [Preprint]. doi: 10.1101/2024.11.19.624167</w:t>
+      </w:r>
+    </w:p>
+    <w:p>
+      <w:pPr>
+        <w:pStyle w:val="BodyText"/>
+      </w:pPr>
+      <w:r>
+        <w:t xml:space="preserve">Xu X, Zhou F, Zheng L, Wang S, Peng X, Li D (2025). Sampling Challenges of MM/PBSA Binding Energy Calculations. The Journal of Physical Chemistry B 129, 11666-11678. doi: 10.1021/acs.jpcb.5c04908</w:t>
+      </w:r>
+    </w:p>
+    <w:p>
+      <w:pPr>
+        <w:pStyle w:val="BodyText"/>
+      </w:pPr>
+      <w:r>
+        <w:t xml:space="preserve">Yang Y, Zhu YC, Ottea J, Husseneder C, Leonard BR, Abel C, et al. (2012). Characterization and transcriptional analyses of cDNAs encoding three trypsin- and chymotrypsin-like proteinases in Cry1Ab-susceptible and Cry1Ab-resistant strains of sugarcane borer, Diatraea saccharalis. Insect Science 20, 485-496. doi: 10.1111/j.1744-7917.2012.01514.x</w:t>
+      </w:r>
+    </w:p>
+    <w:p>
+      <w:pPr>
+        <w:pStyle w:val="BodyText"/>
+      </w:pPr>
+      <w:r>
+        <w:t xml:space="preserve">Zhan Q, Zheng S, Feng Q, Liu L (2010). A midgut-specific chymotrypsin cDNA (Slctlp1) from Spodoptera litura: cloning, characterization, localization and expression analysis. Archives of Insect Biochemistry and Physiology 76, 130-143. doi: 10.1002/arch.20353</w:t>
+      </w:r>
+    </w:p>
+    <w:p>
+      <w:pPr>
+        <w:pStyle w:val="BodyText"/>
+      </w:pPr>
+      <w:r>
+        <w:t xml:space="preserve">Zhang Y, Skolnick J (2005). TM-align: a protein structure alignment algorithm based on the TM-score. Nucleic Acids Research 33, 2302-2309. doi: 10.1093/nar/gki524</w:t>
+      </w:r>
+    </w:p>
+    <w:p>
+      <w:pPr>
+        <w:pStyle w:val="BodyText"/>
+      </w:pPr>
+      <w:r>
+        <w:t xml:space="preserve">Zhou D, Lobo YA, Batista IFC, Marques-Porto R, Gustchina A, Oliva MLV, et al. (2013). Crystal Structures of a Plant Trypsin Inhibitor from Enterolobium contortisiliquum (EcTI) and of Its Complex with Bovine Trypsin. PLoS ONE 8, e62252. doi: 10.1371/journal.pone.0062252</w:t>
+      </w:r>
+    </w:p>
     <w:bookmarkEnd w:id="94"/>
-    <w:bookmarkStart w:id="95" w:name="referências"/>
-    <w:p>
-      <w:pPr>
-        <w:pStyle w:val="Heading2"/>
-      </w:pPr>
-      <w:r>
-        <w:t xml:space="preserve">Referências</w:t>
-      </w:r>
-    </w:p>
-    <w:p>
-      <w:pPr>
-        <w:pStyle w:val="FirstParagraph"/>
-      </w:pPr>
-      <w:r>
-        <w:t xml:space="preserve">Abraham MJ, Murtola T, Schulz R, Páll S, Smith JC, Hess B, et al. (2015). GROMACS: High performance molecular simulations through multi-level parallelism from laptops to supercomputers. SoftwareX 1-2, 19-25. doi: 10.1016/j.softx.2015.06.001</w:t>
-      </w:r>
-    </w:p>
-    <w:p>
-      <w:pPr>
-        <w:pStyle w:val="BodyText"/>
-      </w:pPr>
-      <w:r>
-        <w:t xml:space="preserve">Berman HM, Westbrook J, Feng Z, Gilliland G, Bhat TN, Weissig H, et al. (2000). The Protein Data Bank. Nucleic Acids Research 28, 235-242. doi: 10.1093/nar/28.1.235</w:t>
-      </w:r>
-    </w:p>
-    <w:p>
-      <w:pPr>
-        <w:pStyle w:val="BodyText"/>
-      </w:pPr>
-      <w:r>
-        <w:t xml:space="preserve">Bussi G, Donadio D, Parrinello M (2007). Canonical sampling through velocity rescaling. The Journal of Chemical Physics 126, 014101. doi: 10.1063/1.2408420</w:t>
-      </w:r>
-    </w:p>
-    <w:p>
-      <w:pPr>
-        <w:pStyle w:val="BodyText"/>
-      </w:pPr>
-      <w:r>
-        <w:t xml:space="preserve">Carpane PD, Llebaria M, Nascimento AF, Vivan L (2022). Feeding injury of major lepidopteran soybean pests in South America. PLOS ONE 17, e0271084. doi: 10.1371/journal.pone.0271084</w:t>
-      </w:r>
-    </w:p>
-    <w:p>
-      <w:pPr>
-        <w:pStyle w:val="BodyText"/>
-      </w:pPr>
-      <w:r>
-        <w:t xml:space="preserve">Cock PJA, Antao T, Chang JT, Chapman BA, Cox CJ, Dalke A, et al. (2009). Biopython: freely available Python tools for computational molecular biology and bioinformatics. Bioinformatics 25, 1422-1423. doi: 10.1093/bioinformatics/btp163</w:t>
-      </w:r>
-    </w:p>
-    <w:p>
-      <w:pPr>
-        <w:pStyle w:val="BodyText"/>
-      </w:pPr>
-      <w:r>
-        <w:t xml:space="preserve">da Silva Júnior NR, Vital CE, de Almeida Barros R, Faustino VA, Monteiro LP, Barros E, et al. (2020). Intestinal proteolytic profile changes during larval development of Anticarsia gemmatalis caterpillars. Archives of Insect Biochemistry and Physiology 103, e21631. doi: 10.1002/arch.21631</w:t>
-      </w:r>
-    </w:p>
-    <w:p>
-      <w:pPr>
-        <w:pStyle w:val="BodyText"/>
-      </w:pPr>
-      <w:r>
-        <w:t xml:space="preserve">Dauparas J, Anishchenko I, Bennett N, Bai H, Ragotte RJ, Milles LF, et al. (2022). Robust deep learning–based protein sequence design using ProteinMPNN. Science 378, 49-56. doi: 10.1126/science.add2187</w:t>
-      </w:r>
-    </w:p>
-    <w:p>
-      <w:pPr>
-        <w:pStyle w:val="BodyText"/>
-      </w:pPr>
-      <w:r>
-        <w:t xml:space="preserve">de Almeida Barros R, Meriño-Cabrera Y, Vital CE, da Silva Júnior NR, de Oliveira CN, Lessa Barbosa S, et al. (2021). Small peptides inhibit gut trypsin-like proteases and impair Anticarsia gemmatalis (Lepidoptera: Noctuidae) survival and development. Pest Management Science 77, 1714-1723. doi: 10.1002/ps.6191</w:t>
-      </w:r>
-    </w:p>
-    <w:p>
-      <w:pPr>
-        <w:pStyle w:val="BodyText"/>
-      </w:pPr>
-      <w:r>
-        <w:t xml:space="preserve">de Almeida Barros R, Meriño-Cabrera Y, Severiche Castro JG, Rodrigues da Silva Júnior N, Schultz H, de Andrade RJ, et al. (2022). Inhibition constant and stability of tripeptide inhibitors of gut trypsin-like enzyme of the soybean pest Anticarsia gemmatalis. Archives of Insect Biochemistry and Physiology 110, e21887. doi: 10.1002/arch.21887</w:t>
-      </w:r>
-    </w:p>
-    <w:p>
-      <w:pPr>
-        <w:pStyle w:val="BodyText"/>
-      </w:pPr>
-      <w:r>
-        <w:t xml:space="preserve">de Almeida Barros R, Meriño-Cabrera Y, Castro JS, da Silva Junior NR, de Oliveira JVA, Schultz H, et al. (2022). Bovine pancreatic trypsin inhibitor and soybean Kunitz trypsin inhibitor: Differential effects on proteases and larval development of the soybean pest Anticarsia gemmatalis (Lepidoptera: Noctuidae). Pesticide Biochemistry and Physiology 187, 105188. doi: 10.1016/j.pestbp.2022.105188</w:t>
-      </w:r>
-    </w:p>
-    <w:p>
-      <w:pPr>
-        <w:pStyle w:val="BodyText"/>
-      </w:pPr>
-      <w:r>
-        <w:t xml:space="preserve">Dolinsky TJ, Czodrowski P, Li H, Nielsen JE, Jensen JH, Klebe G, et al. (2007). PDB2PQR: expanding and upgrading automated preparation of biomolecular structures for molecular simulations. Nucleic Acids Research 35, W522-W525. doi: 10.1093/nar/gkm276</w:t>
-      </w:r>
-    </w:p>
-    <w:p>
-      <w:pPr>
-        <w:pStyle w:val="BodyText"/>
-      </w:pPr>
-      <w:r>
-        <w:t xml:space="preserve">Dow JAT (1992). pH gradients in lepidopteran midgut. Journal of Experimental Biology 172, 355-375. doi: 10.1242/jeb.172.1.355</w:t>
-      </w:r>
-    </w:p>
-    <w:p>
-      <w:pPr>
-        <w:pStyle w:val="BodyText"/>
-      </w:pPr>
-      <w:r>
-        <w:t xml:space="preserve">Essmann U, Perera L, Berkowitz ML, Darden T, Lee H, Pedersen LG (1995). A smooth particle mesh Ewald method. The Journal of Chemical Physics 103, 8577-8593. doi: 10.1063/1.470117</w:t>
-      </w:r>
-    </w:p>
-    <w:p>
-      <w:pPr>
-        <w:pStyle w:val="BodyText"/>
-      </w:pPr>
-      <w:r>
-        <w:t xml:space="preserve">Gasteiger E, Hoogland C, Gattiker A, Duvaud S, Wilkins MR, Appel RD, et al. (2005). Protein Identification and Analysis Tools on the ExPASy Server. The Proteomics Protocols Handbook , 571-607. doi: 10.1385/1-59259-890-0:571</w:t>
-      </w:r>
-    </w:p>
-    <w:p>
-      <w:pPr>
-        <w:pStyle w:val="BodyText"/>
-      </w:pPr>
-      <w:r>
-        <w:t xml:space="preserve">Genheden S, Ryde U (2015). The MM/PBSA and MM/GBSA methods to estimate ligand-binding affinities. Expert Opinion on Drug Discovery 10, 449-461. doi: 10.1517/17460441.2015.1032936</w:t>
-      </w:r>
-    </w:p>
-    <w:p>
-      <w:pPr>
-        <w:pStyle w:val="BodyText"/>
-      </w:pPr>
-      <w:r>
-        <w:t xml:space="preserve">Gowers R, Linke M, Barnoud J, Reddy T, Melo M, Seyler S, et al. (2016). MDAnalysis: A Python Package for the Rapid Analysis of Molecular Dynamics Simulations. Proceedings of the Python in Science Conference , 98-105. doi: 10.25080/majora-629e541a-00e</w:t>
-      </w:r>
-    </w:p>
-    <w:p>
-      <w:pPr>
-        <w:pStyle w:val="BodyText"/>
-      </w:pPr>
-      <w:r>
-        <w:t xml:space="preserve">Hedstrom L (2002). Serine Protease Mechanism and Specificity. Chemical Reviews 102, 4501-4524. doi: 10.1021/cr000033x</w:t>
-      </w:r>
-    </w:p>
-    <w:p>
-      <w:pPr>
-        <w:pStyle w:val="BodyText"/>
-      </w:pPr>
-      <w:r>
-        <w:t xml:space="preserve">Hou T, Wang J, Li Y, Wang W (2011). Assessing the Performance of the MM/PBSA and MM/GBSA Methods. 1. The Accuracy of Binding Free Energy Calculations Based on Molecular Dynamics Simulations. Journal of Chemical Information and Modeling 51, 69-82. doi: 10.1021/ci100275a</w:t>
-      </w:r>
-    </w:p>
-    <w:p>
-      <w:pPr>
-        <w:pStyle w:val="BodyText"/>
-      </w:pPr>
-      <w:r>
-        <w:t xml:space="preserve">Huang J, MacKerell AD (2013). CHARMM36 all-atom additive protein force field: Validation based on comparison to NMR data. Journal of Computational Chemistry 34, 2135-2145. doi: 10.1002/jcc.23354</w:t>
-      </w:r>
-    </w:p>
-    <w:p>
-      <w:pPr>
-        <w:pStyle w:val="BodyText"/>
-      </w:pPr>
-      <w:r>
-        <w:t xml:space="preserve">Jongsma MA, Bakker PL, Peters J, Bosch D, Stiekema WJ (1995). Adaptation of Spodoptera exigua larvae to plant proteinase inhibitors by induction of gut proteinase activity insensitive to inhibition. Proceedings of the National Academy of Sciences 92, 8041-8045. doi: 10.1073/pnas.92.17.8041</w:t>
-      </w:r>
-    </w:p>
-    <w:p>
-      <w:pPr>
-        <w:pStyle w:val="BodyText"/>
-      </w:pPr>
-      <w:r>
-        <w:t xml:space="preserve">Jongsma MA, Bolter C (1997). The adaptation of insects to plant protease inhibitors. Journal of Insect Physiology 43, 885-895. doi: 10.1016/s0022-1910(97)00040-1</w:t>
-      </w:r>
-    </w:p>
-    <w:p>
-      <w:pPr>
-        <w:pStyle w:val="BodyText"/>
-      </w:pPr>
-      <w:r>
-        <w:t xml:space="preserve">Jorgensen WL, Chandrasekhar J, Madura JD, Impey RW, Klein ML (1983). Comparison of simple potential functions for simulating liquid water. The Journal of Chemical Physics 79, 926-935. doi: 10.1063/1.445869</w:t>
-      </w:r>
-    </w:p>
-    <w:p>
-      <w:pPr>
-        <w:pStyle w:val="BodyText"/>
-      </w:pPr>
-      <w:r>
-        <w:t xml:space="preserve">Jumper J, Evans R, Pritzel A, Green T, Figurnov M, Ronneberger O, et al. (2021). Highly accurate protein structure prediction with AlphaFold. Nature 596, 583-589. doi: 10.1038/s41586-021-03819-2</w:t>
-      </w:r>
-    </w:p>
-    <w:p>
-      <w:pPr>
-        <w:pStyle w:val="BodyText"/>
-      </w:pPr>
-      <w:r>
-        <w:t xml:space="preserve">Karumbaiah L, Oppert B, Jurat-Fuentes JL, Adang MJ (2007). Analysis of midgut proteinases from Bacillus thuringiensis-susceptible and -resistant Heliothis virescens (Lepidoptera: Noctuidae). Comparative Biochemistry and Physiology Part B: Biochemistry and Molecular Biology 146, 139-146. doi: 10.1016/j.cbpb.2006.10.104</w:t>
-      </w:r>
-    </w:p>
-    <w:p>
-      <w:pPr>
-        <w:pStyle w:val="BodyText"/>
-      </w:pPr>
-      <w:r>
-        <w:t xml:space="preserve">Kelly C, Laskowski Jr. M, Qasim M (2005). The Role of Scaffolding in Standard Mechanism Serine Proteinase Inhibitors. Protein &amp; Peptide Letters 12, 465-471. doi: 10.2174/0929866054395383</w:t>
-      </w:r>
-    </w:p>
-    <w:p>
-      <w:pPr>
-        <w:pStyle w:val="BodyText"/>
-      </w:pPr>
-      <w:r>
-        <w:t xml:space="preserve">Kuwar SS, Pauchet Y, Vogel H, Heckel DG (2015). Adaptive regulation of digestive serine proteases in the larval midgut of Helicoverpa armigera in response to a plant protease inhibitor. Insect Biochemistry and Molecular Biology 59, 18-29. doi: 10.1016/j.ibmb.2015.01.016</w:t>
-      </w:r>
-    </w:p>
-    <w:p>
-      <w:pPr>
-        <w:pStyle w:val="BodyText"/>
-      </w:pPr>
-      <w:r>
-        <w:t xml:space="preserve">Laskowski M, Kato I (1980). Protein Inhibitors of Proteinases. Annual Review of Biochemistry 49, 593-626. doi: 10.1146/annurev.bi.49.070180.003113</w:t>
-      </w:r>
-    </w:p>
-    <w:p>
-      <w:pPr>
-        <w:pStyle w:val="BodyText"/>
-      </w:pPr>
-      <w:r>
-        <w:t xml:space="preserve">Laskowski M, Qasim M (2000). What can the structures of enzyme-inhibitor complexes tell us about the structures of enzyme substrate complexes?. Biochimica et Biophysica Acta (BBA) - Protein Structure and Molecular Enzymology 1477, 324-337. doi: 10.1016/s0167-4838(99)00284-8</w:t>
-      </w:r>
-    </w:p>
-    <w:p>
-      <w:pPr>
-        <w:pStyle w:val="BodyText"/>
-      </w:pPr>
-      <w:r>
-        <w:t xml:space="preserve">Lomate PR, Dewangan V, Mahajan NS, Kumar Y, Kulkarni A, Wang L, et al. (2018). Integrated Transcriptomic and Proteomic Analyses Suggest the Participation of Endogenous Protease Inhibitors in the Regulation of Protease Gene Expression in Helicoverpa armigera. Molecular &amp; Cellular Proteomics 17, 1324-1336. doi: 10.1074/mcp.ra117.000533</w:t>
-      </w:r>
-    </w:p>
-    <w:p>
-      <w:pPr>
-        <w:pStyle w:val="BodyText"/>
-      </w:pPr>
-      <w:r>
-        <w:t xml:space="preserve">Luckett S, Garcia R, Barker J, Konarev A, Shewry P, Clarke A, et al. (1999). High-resolution structure of a potent, cyclic proteinase inhibitor from sunflower seeds. Journal of Molecular Biology 290, 525-533. doi: 10.1006/jmbi.1999.2891</w:t>
-      </w:r>
-    </w:p>
-    <w:p>
-      <w:pPr>
-        <w:pStyle w:val="BodyText"/>
-      </w:pPr>
-      <w:r>
-        <w:t xml:space="preserve">Meriño-Cabrera Y, de Oliveira Mendes TA, Castro JGS, Barbosa SL, Macedo MLR, de Almeida Oliveira MG (2020). Noncompetitive tight-binding inhibition of Anticarsia gemmatalis trypsins by Adenanthera pavonina protease inhibitor affects larvae survival. Archives of Insect Biochemistry and Physiology 104, e21687. doi: 10.1002/arch.21687</w:t>
-      </w:r>
-    </w:p>
-    <w:p>
-      <w:pPr>
-        <w:pStyle w:val="BodyText"/>
-      </w:pPr>
-      <w:r>
-        <w:t xml:space="preserve">Meriño-Cabrera Y, Severiche Castro JG, Rios Diez JD, Rodrigues Macedo ML, de Oliveira Mendes TA, Goreti de Almeida Oliveira M (2020). Rational design of mimetic peptides based on the interaction between Inga laurina inhibitor and trypsins for Spodoptera cosmioides pest control. Insect Biochemistry and Molecular Biology 122, 103390. doi: 10.1016/j.ibmb.2020.103390</w:t>
-      </w:r>
-    </w:p>
-    <w:p>
-      <w:pPr>
-        <w:pStyle w:val="BodyText"/>
-      </w:pPr>
-      <w:r>
-        <w:t xml:space="preserve">Meriño-Cabrera Y, Castro JS, de Almeida Barros R, da Silva Junior NR, de Oliveira Ramos H, de Almeida Oliveira MG (2022). Arginine-containing dipeptides decrease affinity of gut trypsins and compromise soybean pest development. Pesticide Biochemistry and Physiology 184, 105107. doi: 10.1016/j.pestbp.2022.105107</w:t>
-      </w:r>
-    </w:p>
-    <w:p>
-      <w:pPr>
-        <w:pStyle w:val="BodyText"/>
-      </w:pPr>
-      <w:r>
-        <w:t xml:space="preserve">Michaud-Agrawal N, Denning EJ, Woolf TB, Beckstein O (2011). MDAnalysis: A toolkit for the analysis of molecular dynamics simulations. Journal of Computational Chemistry 32, 2319-2327. doi: 10.1002/jcc.21787</w:t>
-      </w:r>
-    </w:p>
-    <w:p>
-      <w:pPr>
-        <w:pStyle w:val="BodyText"/>
-      </w:pPr>
-      <w:r>
-        <w:t xml:space="preserve">Mirdita M, Schütze K, Moriwaki Y, Heo L, Ovchinnikov S, Steinegger M (2022). ColabFold: making protein folding accessible to all. Nature Methods 19, 679-682. doi: 10.1038/s41592-022-01488-1</w:t>
-      </w:r>
-    </w:p>
-    <w:p>
-      <w:pPr>
-        <w:pStyle w:val="BodyText"/>
-      </w:pPr>
-      <w:r>
-        <w:t xml:space="preserve">Nakonieczny M, Michalczyk K, Kędziorski A (2007). Midgut protease activities in monophagous larvae of Apollo butterfly, Parnassius apollo ssp. frankenbergeri. Comptes Rendus. Biologies 330, 126-134. doi: 10.1016/j.crvi.2006.12.002</w:t>
-      </w:r>
-    </w:p>
-    <w:p>
-      <w:pPr>
-        <w:pStyle w:val="BodyText"/>
-      </w:pPr>
-      <w:r>
-        <w:t xml:space="preserve">Olsson MHM, Søndergaard CR, Rostkowski M, Jensen JH (2011). PROPKA3: Consistent Treatment of Internal and Surface Residues in Empirical p K a Predictions. Journal of Chemical Theory and Computation 7, 525-537. doi: 10.1021/ct100578z</w:t>
-      </w:r>
-    </w:p>
-    <w:p>
-      <w:pPr>
-        <w:pStyle w:val="BodyText"/>
-      </w:pPr>
-      <w:r>
-        <w:t xml:space="preserve">Parkin S, Rupp B, Hope H (1996). Structure of bovine pancreatic trypsin inhibitor at 125 K definition of carboxyl-terminal residues Gly57 and Ala58. Acta Crystallographica Section D Biological Crystallography 52, 18-29. doi: 10.1107/S0907444995008675</w:t>
-      </w:r>
-    </w:p>
-    <w:p>
-      <w:pPr>
-        <w:pStyle w:val="BodyText"/>
-      </w:pPr>
-      <w:r>
-        <w:t xml:space="preserve">Parrinello M, Rahman A (1981). Polymorphic transitions in single crystals: A new molecular dynamics method. Journal of Applied Physics 52, 7182-7190. doi: 10.1063/1.328693</w:t>
-      </w:r>
-    </w:p>
-    <w:p>
-      <w:pPr>
-        <w:pStyle w:val="BodyText"/>
-      </w:pPr>
-      <w:r>
-        <w:t xml:space="preserve">Passaro S, Corso G, Wohlwend J, Reveiz M, Thaler S, Ram Somnath V, et al. (2025). Boltz-2: Towards accurate and efficient binding affinity prediction. bioRxiv [Preprint]. doi: 10.1101/2025.06.14.659707</w:t>
-      </w:r>
-    </w:p>
-    <w:p>
-      <w:pPr>
-        <w:pStyle w:val="BodyText"/>
-      </w:pPr>
-      <w:r>
-        <w:t xml:space="preserve">Patarroyo-Vargas AM, Merino-Cabrera YB, Zanuncio JC, Rocha F, Campos WG, de Almeida Oliveira MG (2017). Kinetic Characterization of Anticarsia gemmatalis Digestive Serine- Proteases and the Inhibitory Effect of Synthetic Peptides. Protein &amp; Peptide Letters 24, 1040-1047. doi: 10.2174/0929866524666170918103146</w:t>
-      </w:r>
-    </w:p>
-    <w:p>
-      <w:pPr>
-        <w:pStyle w:val="BodyText"/>
-      </w:pPr>
-      <w:r>
-        <w:t xml:space="preserve">Patarroyo-Vargas AM, Cordeiro G, Silva CRD, Silva CRD, Mendonça EG, Visôtto LE, et al. (2020). Inhibition kinetics of digestive proteases for Anticarsia gemmatalis. Anais da Academia Brasileira de Ciências 92, e20180477. doi: 10.1590/0001-3765202020180477</w:t>
-      </w:r>
-    </w:p>
-    <w:p>
-      <w:pPr>
-        <w:pStyle w:val="BodyText"/>
-      </w:pPr>
-      <w:r>
-        <w:t xml:space="preserve">Paulo DGS, Schneider JR, Meriño-Cabrera Y, Wurlitzer WB, de Andrade RJ, Santos ILB, et al. (2026). Peptides Derived From Reactive Center Loops Inhibit Digestive Trypsin-Like Enzymes in Lepidopteran Pests. Archives of Insect Biochemistry and Physiology 121, e70123. doi: 10.1002/arch.70123</w:t>
-      </w:r>
-    </w:p>
-    <w:p>
-      <w:pPr>
-        <w:pStyle w:val="BodyText"/>
-      </w:pPr>
-      <w:r>
-        <w:t xml:space="preserve">Perona JJ, Craik CS (1995). Structural basis of substrate specificity in the serine proteases. Protein Science 4, 337-360. doi: 10.1002/pro.5560040301</w:t>
-      </w:r>
-    </w:p>
-    <w:p>
-      <w:pPr>
-        <w:pStyle w:val="BodyText"/>
-      </w:pPr>
-      <w:r>
-        <w:t xml:space="preserve">Rettie SA, Juergens D, Adebomi V, Bueso YF, Zhao Q, Leveille AN, et al. (2025). Accurate de novo design of high-affinity protein-binding macrocycles using deep learning. Nature Chemical Biology 21, 1948-1956. doi: 10.1038/s41589-025-01929-w</w:t>
-      </w:r>
-    </w:p>
-    <w:p>
-      <w:pPr>
-        <w:pStyle w:val="BodyText"/>
-      </w:pPr>
-      <w:r>
-        <w:t xml:space="preserve">Saikhedkar NS, Joshi RS, Bhoite AS, Mohandasan R, Yadav AK, Fernandes M, et al. (2018). Tripeptides derived from reactive centre loop of potato type II protease inhibitors preferentially inhibit midgut proteases of Helicoverpa armigera. Insect Biochemistry and Molecular Biology 95, 17-25. doi: 10.1016/j.ibmb.2018.02.001</w:t>
-      </w:r>
-    </w:p>
-    <w:p>
-      <w:pPr>
-        <w:pStyle w:val="BodyText"/>
-      </w:pPr>
-      <w:r>
-        <w:t xml:space="preserve">Saikhedkar NS, Joshi RS, Yadav AK, Seal S, Fernandes M, Giri AP (2019). Phyto-inspired cyclic peptides derived from plant Pin-II type protease inhibitor reactive center loops for crop protection from insect pests. Biochimica et Biophysica Acta (BBA) - General Subjects 1863, 1254-1262. doi: 10.1016/j.bbagen.2019.05.003</w:t>
-      </w:r>
-    </w:p>
-    <w:p>
-      <w:pPr>
-        <w:pStyle w:val="BodyText"/>
-      </w:pPr>
-      <w:r>
-        <w:t xml:space="preserve">Schechter I, Berger A (1967). On the size of the active site in proteases. I. Papain. Biochemical and Biophysical Research Communications 27, 157-162. doi: 10.1016/S0006-291X(67)80055-X</w:t>
-      </w:r>
-    </w:p>
-    <w:p>
-      <w:pPr>
-        <w:pStyle w:val="BodyText"/>
-      </w:pPr>
-      <w:r>
-        <w:t xml:space="preserve">Schultz H, Paulo DGS, Meriño-Cabrera Y, de Andrade RJ, Santos ILB, Rodrigues MCNG, et al. (2026). Synthetic Peptide Inhibition of Trypsin-Like Proteases in Spodoptera frugiperda (Lepidoptera: Noctuidae): Evaluating the Influence of Gut Microbiota. Archives of Insect Biochemistry and Physiology 121, e70145. doi: 10.1002/arch.70145</w:t>
-      </w:r>
-    </w:p>
-    <w:p>
-      <w:pPr>
-        <w:pStyle w:val="BodyText"/>
-      </w:pPr>
-      <w:r>
-        <w:t xml:space="preserve">Severiche-Castro J, Valerio MF, Oliveira MGdA (2026). Structure-Guided Design of an Interface-Derived Inhibitor Peptide Against Spodoptera frugiperda Digestive Trypsins. Archives of Insect Biochemistry and Physiology 122, e70164. doi: 10.1002/arch.70164</w:t>
-      </w:r>
-    </w:p>
-    <w:p>
-      <w:pPr>
-        <w:pStyle w:val="BodyText"/>
-      </w:pPr>
-      <w:r>
-        <w:t xml:space="preserve">Silva-Júnior NR, Cabrera YM, Barbosa SL, Barros RDA, Barros E, Vital CE, et al. (2021). Intestinal proteases profiling from Anticarsia gemmatalis and their binding to inhibitors. Archives of Insect Biochemistry and Physiology 107, e21792. doi: 10.1002/arch.21792</w:t>
-      </w:r>
-    </w:p>
-    <w:p>
-      <w:pPr>
-        <w:pStyle w:val="BodyText"/>
-      </w:pPr>
-      <w:r>
-        <w:t xml:space="preserve">Song HK, Suh SW (1998). Kunitz-type soybean trypsin inhibitor revisited: refined structure of its complex with porcine trypsin reveals an insight into the interaction between a homologous inhibitor from Erythrina caffra and tissue-type plasminogen activator. Journal of Molecular Biology 275, 347-363. doi: 10.1006/jmbi.1997.1469</w:t>
-      </w:r>
-    </w:p>
-    <w:p>
-      <w:pPr>
-        <w:pStyle w:val="BodyText"/>
-      </w:pPr>
-      <w:r>
-        <w:t xml:space="preserve">Souza TP, Dias RO, Castelhano EC, Brandão MM, Moura DS, Silva-Filho MC (2016). Comparative analysis of expression profiling of the trypsin and chymotrypsin genes from Lepidoptera species with different levels of sensitivity to soybean peptidase inhibitors. Comparative Biochemistry and Physiology Part B: Biochemistry and Molecular Biology 196-197, 67-73. doi: 10.1016/j.cbpb.2016.02.007</w:t>
-      </w:r>
-    </w:p>
-    <w:p>
-      <w:pPr>
-        <w:pStyle w:val="BodyText"/>
-      </w:pPr>
-      <w:r>
-        <w:t xml:space="preserve">Terra WR, Ferreira C (1994). Insect digestive enzymes: properties, compartmentalization and function. Comparative Biochemistry and Physiology Part B: Comparative Biochemistry 109, 1-62. doi: 10.1016/0305-0491(94)90141-4</w:t>
-      </w:r>
-    </w:p>
-    <w:p>
-      <w:pPr>
-        <w:pStyle w:val="BodyText"/>
-      </w:pPr>
-      <w:r>
-        <w:t xml:space="preserve">The UniProt Consortium, Bateman A, Martin MJ, Orchard S, Magrane M, Adesina A, et al. (2025). UniProt: the Universal Protein Knowledgebase in 2025. Nucleic Acids Research 53, D609-D617. doi: 10.1093/nar/gkae1010</w:t>
-      </w:r>
-    </w:p>
-    <w:p>
-      <w:pPr>
-        <w:pStyle w:val="BodyText"/>
-      </w:pPr>
-      <w:r>
-        <w:t xml:space="preserve">Valaitis AP (1995). Gypsy moth midgut proteinases: Purification and characterization of luminal trypsin, elastase and the brush border membrane leucine aminopeptidase. Insect Biochemistry and Molecular Biology 25, 139-149. doi: 10.1016/0965-1748(94)00033-e</w:t>
-      </w:r>
-    </w:p>
-    <w:p>
-      <w:pPr>
-        <w:pStyle w:val="BodyText"/>
-      </w:pPr>
-      <w:r>
-        <w:t xml:space="preserve">Valaitis AP, Augustin S, Clancy KM (1999). Purification and characterization of the western spruce budworm larval midgut proteinases and comparison of gut activities of laboratory-reared and field-collected insects. Insect Biochemistry and Molecular Biology 29, 405-415. doi: 10.1016/s0965-1748(99)00017-x</w:t>
-      </w:r>
-    </w:p>
-    <w:p>
-      <w:pPr>
-        <w:pStyle w:val="BodyText"/>
-      </w:pPr>
-      <w:r>
-        <w:t xml:space="preserve">Valdés-Tresanco MS, Valdés-Tresanco ME, Valiente PA, Moreno E (2021). gmx_MMPBSA: A New Tool to Perform End-State Free Energy Calculations with GROMACS. Journal of Chemical Theory and Computation 17, 6281-6291. doi: 10.1021/acs.jctc.1c00645</w:t>
-      </w:r>
-    </w:p>
-    <w:p>
-      <w:pPr>
-        <w:pStyle w:val="BodyText"/>
-      </w:pPr>
-      <w:r>
-        <w:t xml:space="preserve">van Kempen M, Kim SS, Tumescheit C, Mirdita M, Lee J, Gilchrist CLM, et al. (2024). Fast and accurate protein structure search with Foldseek. Nature Biotechnology 42, 243-246. doi: 10.1038/s41587-023-01773-0</w:t>
-      </w:r>
-    </w:p>
-    <w:p>
-      <w:pPr>
-        <w:pStyle w:val="BodyText"/>
-      </w:pPr>
-      <w:r>
-        <w:t xml:space="preserve">Varadi M, Bertoni D, Magana P, Paramval U, Pidruchna I, Radhakrishnan M, et al. (2024). AlphaFold Protein Structure Database in 2024: providing structure coverage for over 214 million protein sequences. Nucleic Acids Research 52, D368-D375. doi: 10.1093/nar/gkad1011</w:t>
-      </w:r>
-    </w:p>
-    <w:p>
-      <w:pPr>
-        <w:pStyle w:val="BodyText"/>
-      </w:pPr>
-      <w:r>
-        <w:t xml:space="preserve">Wacha AF, Lemkul JA (2023). charmm2gmx: An Automated Method to Port the CHARMM Additive Force Field to GROMACS. Journal of Chemical Information and Modeling 63, 4246-4252. doi: 10.1021/acs.jcim.3c00860</w:t>
-      </w:r>
-    </w:p>
-    <w:p>
-      <w:pPr>
-        <w:pStyle w:val="BodyText"/>
-      </w:pPr>
-      <w:r>
-        <w:t xml:space="preserve">Watson JL, Juergens D, Bennett NR, Trippe BL, Yim J, Eisenach HE, et al. (2023). De novo design of protein structure and function with RFdiffusion. Nature 620, 1089-1100. doi: 10.1038/s41586-023-06415-8</w:t>
-      </w:r>
-    </w:p>
-    <w:p>
-      <w:pPr>
-        <w:pStyle w:val="BodyText"/>
-      </w:pPr>
-      <w:r>
-        <w:t xml:space="preserve">Werner MH, Wemmer DE (1992). Three-dimensional structure of soybean trypsin/chymotrypsin Bowman-Birk inhibitor in solution. Biochemistry 31, 999-1010. doi: 10.1021/bi00119a008</w:t>
-      </w:r>
-    </w:p>
-    <w:p>
-      <w:pPr>
-        <w:pStyle w:val="BodyText"/>
-      </w:pPr>
-      <w:r>
-        <w:t xml:space="preserve">Wohlwend J, Corso G, Passaro S, Getz N, Reveiz M, Leidal K, et al. (2024). Boltz-1: Democratizing biomolecular interaction modeling. bioRxiv [Preprint]. doi: 10.1101/2024.11.19.624167</w:t>
-      </w:r>
-    </w:p>
-    <w:p>
-      <w:pPr>
-        <w:pStyle w:val="BodyText"/>
-      </w:pPr>
-      <w:r>
-        <w:t xml:space="preserve">Xu X, Zhou F, Zheng L, Wang S, Peng X, Li D (2025). Sampling Challenges of MM/PBSA Binding Energy Calculations. The Journal of Physical Chemistry B 129, 11666-11678. doi: 10.1021/acs.jpcb.5c04908</w:t>
-      </w:r>
-    </w:p>
-    <w:p>
-      <w:pPr>
-        <w:pStyle w:val="BodyText"/>
-      </w:pPr>
-      <w:r>
-        <w:t xml:space="preserve">Yang Y, Zhu YC, Ottea J, Husseneder C, Leonard BR, Abel C, et al. (2012). Characterization and transcriptional analyses of cDNAs encoding three trypsin- and chymotrypsin-like proteinases in Cry1Ab-susceptible and Cry1Ab-resistant strains of sugarcane borer, Diatraea saccharalis. Insect Science 20, 485-496. doi: 10.1111/j.1744-7917.2012.01514.x</w:t>
-      </w:r>
-    </w:p>
-    <w:p>
-      <w:pPr>
-        <w:pStyle w:val="BodyText"/>
-      </w:pPr>
-      <w:r>
-        <w:t xml:space="preserve">Zhan Q, Zheng S, Feng Q, Liu L (2010). A midgut-specific chymotrypsin cDNA (Slctlp1) from Spodoptera litura: cloning, characterization, localization and expression analysis. Archives of Insect Biochemistry and Physiology 76, 130-143. doi: 10.1002/arch.20353</w:t>
-      </w:r>
-    </w:p>
-    <w:p>
-      <w:pPr>
-        <w:pStyle w:val="BodyText"/>
-      </w:pPr>
-      <w:r>
-        <w:t xml:space="preserve">Zhang Y, Skolnick J (2005). TM-align: a protein structure alignment algorithm based on the TM-score. Nucleic Acids Research 33, 2302-2309. doi: 10.1093/nar/gki524</w:t>
-      </w:r>
-    </w:p>
-    <w:p>
-      <w:pPr>
-        <w:pStyle w:val="BodyText"/>
-      </w:pPr>
-      <w:r>
-        <w:t xml:space="preserve">Zhou D, Lobo YA, Batista IFC, Marques-Porto R, Gustchina A, Oliva MLV, et al. (2013). Crystal Structures of a Plant Trypsin Inhibitor from Enterolobium contortisiliquum (EcTI) and of Its Complex with Bovine Trypsin. PLoS ONE 8, e62252. doi: 10.1371/journal.pone.0062252</w:t>
-      </w:r>
-    </w:p>
     <w:bookmarkEnd w:id="95"/>
-    <w:bookmarkEnd w:id="96"/>
     <w:sectPr>
       <w:footerReference w:type="default" r:id="rId9"/>
       <w:footnotePr>

--- a/manuscript/Manuscrito_PT_leitura.docx
+++ b/manuscript/Manuscrito_PT_leitura.docx
@@ -342,7 +342,7 @@
               <w:rPr>
                 <w:sz w:val="18"/>
               </w:rPr>
-              <w:t xml:space="preserve">8,917 palavras no original em inglês (corpo sem tabelas, títulos e legendas; cada citação contada como uma palavra); tradução: 9,565</w:t>
+              <w:t xml:space="preserve">9,296 palavras no original em inglês (corpo sem tabelas, títulos e legendas; cada citação contada como uma palavra); tradução: 9,950</w:t>
             </w:r>
           </w:p>
         </w:tc>
@@ -794,7 +794,7 @@
               <w:rPr>
                 <w:sz w:val="18"/>
               </w:rPr>
-              <w:t xml:space="preserve">69 referências, todas com metadados conferidos no Crossref/PubMed; nenhuma citada sem estar na lista, nenhuma na lista sem ser citada</w:t>
+              <w:t xml:space="preserve">72 referências, todas com metadados conferidos no Crossref/PubMed; nenhuma citada sem estar na lista, nenhuma na lista sem ser citada</w:t>
             </w:r>
           </w:p>
         </w:tc>
@@ -3034,7 +3034,7 @@
       <w:r>
         <w:drawing>
           <wp:inline>
-            <wp:extent cx="5334000" cy="2563328"/>
+            <wp:extent cx="5334000" cy="2725987"/>
             <wp:effectExtent b="0" l="0" r="0" t="0"/>
             <wp:docPr descr="Figura 1. Visão geral do pipeline. Verde: concluído; amarelo: em execução; cinza: pendente. Oito receptores com subsítios transferidos e uma escada de escores calibrada precedem a geração de 22.066 sequências; o critério duro de não clivabilidade (E0) as divide na frente L (linear, 527) e na frente M (macrociclo, 543), cada uma seguida de co-dobramento com o Boltz-2 (E1), reescore com controles pareados (E2–E3), controle de qualidade de pose (E4), simulações de 10 ns dos três melhores por espécie (E6–E7) e comparação e lista de entrega (E8–E9). A contratriagem frente a proteases não-alvo (E5) não foi construída e nenhuma seletividade é afirmada." title="" id="16" name="Picture"/>
             <a:graphic>
@@ -3055,7 +3055,7 @@
                   <pic:spPr bwMode="auto">
                     <a:xfrm>
                       <a:off x="0" y="0"/>
-                      <a:ext cx="5334000" cy="2563328"/>
+                      <a:ext cx="5334000" cy="2725987"/>
                     </a:xfrm>
                     <a:prstGeom prst="rect">
                       <a:avLst/>
@@ -4102,7 +4102,7 @@
         <w:t xml:space="preserve">gmx trjconv -pbc mol -center</w:t>
       </w:r>
       <w:r>
-        <w:t xml:space="preserve">) e subamostradas. Essa etapa é necessária porque o peptídeo é uma molécula separada: na trajetória não corrigida de um dos sistemas de uma rodada anterior de 50 ns deste projeto, a distância entre os centros de massa do receptor e do peptídeo chegou a 94,8 Å (mediana 44,7 Å, aresta da caixa 116 Å), embora o peptídeo permanecesse em contato com o receptor em todos os quadros. As análises usaram o MDAnalysis 2.9.0 (Michaud-Agrawal et al., 2011; Gowers et al., 2016). O aspartato de S1 foi o equivalente da Asp189 da Seção 2.2 (o nome do resíduo foi verificado em todos os sistemas). Em cada quadro, a distância de cada resíduo do peptídeo aos oxigênios carboxilato desse aspartato foi tomada como a distância mínima entre átomos pesados com a convenção de imagem mínima. O resíduo do peptídeo com a menor distância média foi definido como âncora, sem presumir qual resíduo seria. A ocupância de S1 é a fração dos quadros com distância âncora–Asp189 abaixo de 4, 5 ou 6 Å, relatada para toda a trajetória e separadamente para cada metade. A distância âncora–Asp189 também é relatada para uma janela inicial (os primeiros 4% da trajetória, 0,4 ns de 10 ns) e uma janela final (os últimos 20%, 2 ns de 10 ns); a mesma janela final é usada no RMSD do peptídeo ao fim da trajetória. Também relatamos a fração dos quadros em que algum átomo pesado do peptídeo esteve a menos de 4,5 Å do Oγ da serina catalítica ou do Nε2 da histidina catalítica, a fração de quadros com qualquer contato peptídeo–receptor a menos de 4,5 Å, e o RMSD dos átomos Cα do peptídeo após superposição nos Cα do receptor (referência: primeiro quadro de produção), calculado depois de tornar o peptídeo inteiro e transladá-lo para a imagem periódica mais próxima do aspartato de S1. Nos macrociclos relatamos também a distância C–N de fechamento e o ângulo ω de fechamento em cada quadro. Um candidato passa na triagem (critérios declarados antes das simulações) quando a ocupância da âncora é de pelo menos 70% a 5 Å na segunda metade da trajetória, a âncora é o mesmo resíduo nas duas metades e, nos macrociclos, o anel permanece íntegro (C–N ≤ 1,5 Å e ω ≥ 150° em todos os quadros); como cada candidato foi simulado uma vez, não se faz inferência estatística, e o candidato que falha é relatado com o critério que não cumpriu. Depois de ver as primeiras trajetórias cíclicas, relatamos também, como descrição secundária pós-dados que não substitui o critério, a fração de quadros com |ω| ≥ 150°. Os 48 candidatos foram, por fim, ordenados em camadas A–C (P enquanto a simulação está pendente) a partir dos mesmos critérios, sem limiares novos (Seção 3.12).</w:t>
+        <w:t xml:space="preserve">) e subamostradas. Essa etapa é necessária porque o peptídeo é uma molécula separada: na trajetória não corrigida de um dos sistemas de uma rodada anterior de 50 ns deste projeto, a distância entre os centros de massa do receptor e do peptídeo chegou a 94,8 Å (mediana 44,7 Å, aresta da caixa 116 Å), embora o peptídeo permanecesse em contato com o receptor em todos os quadros. As análises usaram o MDAnalysis 2.9.0 (Michaud-Agrawal et al., 2011; Gowers et al., 2016). O aspartato de S1 foi o equivalente da Asp189 da Seção 2.2 (o nome do resíduo foi verificado em todos os sistemas). Em cada quadro, a distância de cada resíduo do peptídeo aos oxigênios carboxilato desse aspartato foi tomada como a distância mínima entre átomos pesados com a convenção de imagem mínima. O resíduo do peptídeo com a menor distância média foi definido como âncora, sem presumir qual resíduo seria. A ocupância de S1 é a fração dos quadros com distância âncora–Asp189 abaixo de 4, 5 ou 6 Å, relatada para toda a trajetória e separadamente para cada metade. A distância âncora–Asp189 também é relatada para uma janela inicial (os primeiros 4% da trajetória, 0,4 ns de 10 ns) e uma janela final (os últimos 20%, 2 ns de 10 ns); a mesma janela final é usada no RMSD do peptídeo ao fim da trajetória. Também relatamos a fração dos quadros em que algum átomo pesado do peptídeo esteve a menos de 4,5 Å do Oγ da serina catalítica ou do Nε2 da histidina catalítica, a fração de quadros com qualquer contato peptídeo–receptor a menos de 4,5 Å, e o RMSD dos átomos Cα do peptídeo após superposição nos Cα do receptor (referência: primeiro quadro de produção), calculado depois de tornar o peptídeo inteiro e transladá-lo para a imagem periódica mais próxima do aspartato de S1. Nos macrociclos relatamos também a distância C–N de fechamento e o ângulo ω de fechamento em cada quadro. Um candidato passa na triagem (critérios declarados antes das simulações) quando a ocupância da âncora é de pelo menos 70% a 5 Å na segunda metade da trajetória, a âncora é o mesmo resíduo nas duas metades e, nos macrociclos, o anel permanece íntegro (C–N ≤ 1,5 Å e ω ≥ 150° em todos os quadros); como cada candidato foi simulado uma vez, não se faz inferência estatística, e o candidato que falha é relatado com o critério que não cumpriu. Em 2 de outubro de 2026, depois de analisadas as 16 primeiras simulações e antes das demais, o critério de ocupância foi rebaixado de portão a descrição secundária, pelo motivo dado na Seção 3.9: a ocupância da âncora, a identidade da âncora e a distância inicial ao Asp189 continuam relatadas para todos os candidatos, mas deixam de entrar na atribuição das camadas. Trata-se de mudança do procedimento declarado, feita depois de ver dados, e é relatada como tal. Depois de ver as primeiras trajetórias cíclicas, relatamos também, como descrição secundária pós-dados que não substitui o critério, a fração de quadros com |ω| ≥ 150°. Os 48 candidatos foram, por fim, ordenados em camadas A–C (P enquanto a simulação está pendente) a partir dos critérios restantes (qualidade de pose, diferença pareada contra controles embaralhados e, nos macrociclos, o critério do anel), sem limiares novos (Seção 3.11).</w:t>
       </w:r>
     </w:p>
     <w:bookmarkEnd w:id="30"/>
@@ -9022,7 +9022,7 @@
       <w:r>
         <w:drawing>
           <wp:inline>
-            <wp:extent cx="5334000" cy="1981199"/>
+            <wp:extent cx="5334000" cy="1982992"/>
             <wp:effectExtent b="0" l="0" r="0" t="0"/>
             <wp:docPr descr="Figura 5. Candidatos que sobrevivem a cada triagem. Esquerda: sequências semelhantes a resistentes por espécie pelo escore de motivos da primeira rodada (regra circular) e pelo critério duro nas interpretações linear (frente L) e cíclica (frente M); os números são contagens. Direita: totais em 22.066 sequências." title="" id="45" name="Picture"/>
             <a:graphic>
@@ -9043,7 +9043,7 @@
                   <pic:spPr bwMode="auto">
                     <a:xfrm>
                       <a:off x="0" y="0"/>
-                      <a:ext cx="5334000" cy="1981199"/>
+                      <a:ext cx="5334000" cy="1982992"/>
                     </a:xfrm>
                     <a:prstGeom prst="rect">
                       <a:avLst/>
@@ -9087,7 +9087,7 @@
       <w:r>
         <w:drawing>
           <wp:inline>
-            <wp:extent cx="5334000" cy="1879600"/>
+            <wp:extent cx="5334000" cy="1877568"/>
             <wp:effectExtent b="0" l="0" r="0" t="0"/>
             <wp:docPr descr="Figura 6. Composição do conjunto semelhante a resistente sob o critério duro. Esquerda: composição de aminoácidos das 22.066 sequências e das 527 sequências lineares semelhantes a resistentes. Direita: distribuição de comprimentos entre os comprimentos gerados (5–8, 10, 12, 14, 16, 18, 19 e 20 resíduos)." title="" id="48" name="Picture"/>
             <a:graphic>
@@ -9108,7 +9108,7 @@
                   <pic:spPr bwMode="auto">
                     <a:xfrm>
                       <a:off x="0" y="0"/>
-                      <a:ext cx="5334000" cy="1879600"/>
+                      <a:ext cx="5334000" cy="1877568"/>
                     </a:xfrm>
                     <a:prstGeom prst="rect">
                       <a:avLst/>
@@ -9222,7 +9222,7 @@
       <w:r>
         <w:drawing>
           <wp:inline>
-            <wp:extent cx="5334000" cy="1762539"/>
+            <wp:extent cx="5334000" cy="1762102"/>
             <wp:effectExtent b="0" l="0" r="0" t="0"/>
             <wp:docPr descr="Figura 7. Co-dobramento com o Boltz-2 dos 1.829 macrociclos semelhantes a resistentes da primeira rodada (uma predição cada): ipTM e pLDDT do complexo por espécie e ipTM médio por comprimento (n sobre as barras). Os comprimentos de 16 e 18 resíduos são representados por uma única predição cada." title="" id="52" name="Picture"/>
             <a:graphic>
@@ -9243,7 +9243,7 @@
                   <pic:spPr bwMode="auto">
                     <a:xfrm>
                       <a:off x="0" y="0"/>
-                      <a:ext cx="5334000" cy="1762539"/>
+                      <a:ext cx="5334000" cy="1762102"/>
                     </a:xfrm>
                     <a:prstGeom prst="rect">
                       <a:avLst/>
@@ -9360,7 +9360,7 @@
       <w:r>
         <w:drawing>
           <wp:inline>
-            <wp:extent cx="5334000" cy="2414336"/>
+            <wp:extent cx="5334000" cy="2414733"/>
             <wp:effectExtent b="0" l="0" r="0" t="0"/>
             <wp:docPr descr="Figura 8. Reprodutibilidade da confiança do Boltz-2 na triagem de duas frentes. (A) Os mesmos 442 candidatos cíclicos preditos na primeira rodada e de novo na triagem de duas frentes, com entrada idêntica. (B) As mesmas 527 sequências preditas como peptídeos cíclicos e lineares. A linha pontilhada é a identidade; ρ é a correlação de Spearman e |Δ| a diferença absoluta média." title="" id="56" name="Picture"/>
             <a:graphic>
@@ -9381,7 +9381,7 @@
                   <pic:spPr bwMode="auto">
                     <a:xfrm>
                       <a:off x="0" y="0"/>
-                      <a:ext cx="5334000" cy="2414336"/>
+                      <a:ext cx="5334000" cy="2414733"/>
                     </a:xfrm>
                     <a:prstGeom prst="rect">
                       <a:avLst/>
@@ -9425,7 +9425,7 @@
       <w:r>
         <w:drawing>
           <wp:inline>
-            <wp:extent cx="5334000" cy="1749552"/>
+            <wp:extent cx="5334000" cy="2311818"/>
             <wp:effectExtent b="0" l="0" r="0" t="0"/>
             <wp:docPr descr="Figura 9. Reescore dos dez melhores candidatos por espécie e frente (E2; cinco amostras × três sementes, 15 predições cada, potenciais de tempo de inferência). (A) Confiança média do E2 contra a confiança de amostra única do E1 (linha pontilhada: identidade; ρ de Spearman; Δ média E2 − E1). (B) Confiança E2 de cada candidato por espécie (barra: média; à esquerda, linear; à direita, macrociclo). (C) Fração das 15 amostras de cada candidato que passa no controle de qualidade de pose." title="" id="59" name="Picture"/>
             <a:graphic>
@@ -9446,7 +9446,7 @@
                   <pic:spPr bwMode="auto">
                     <a:xfrm>
                       <a:off x="0" y="0"/>
-                      <a:ext cx="5334000" cy="1749552"/>
+                      <a:ext cx="5334000" cy="2311818"/>
                     </a:xfrm>
                     <a:prstGeom prst="rect">
                       <a:avLst/>
@@ -9490,7 +9490,7 @@
       <w:r>
         <w:drawing>
           <wp:inline>
-            <wp:extent cx="5334000" cy="1988127"/>
+            <wp:extent cx="5334000" cy="2251575"/>
             <wp:effectExtent b="0" l="0" r="0" t="0"/>
             <wp:docPr descr="Figura 10. Os 48 candidatos finais (três por espécie e frente). (A) Confiança do E2. (B) Distância mínima entre o peptídeo e o carboxilato do Asp189 na estrutura inicial (tracejado: 5 Å). As 48 estruturas iniciais passam no controle de qualidade de pose." title="" id="62" name="Picture"/>
             <a:graphic>
@@ -9511,7 +9511,7 @@
                   <pic:spPr bwMode="auto">
                     <a:xfrm>
                       <a:off x="0" y="0"/>
-                      <a:ext cx="5334000" cy="1988127"/>
+                      <a:ext cx="5334000" cy="2251575"/>
                     </a:xfrm>
                     <a:prstGeom prst="rect">
                       <a:avLst/>
@@ -9720,12 +9720,77 @@
     </w:p>
     <w:p>
       <w:pPr>
+        <w:pStyle w:val="BodyText"/>
+      </w:pPr>
+      <w:r>
+        <w:rPr>
+          <w:i/>
+          <w:iCs/>
+        </w:rPr>
+        <w:t xml:space="preserve">Por que a química da âncora, e não a ocupância, carrega a informação.</w:t>
+      </w:r>
+      <w:r>
+        <w:t xml:space="preserve"> </w:t>
+      </w:r>
+      <w:r>
+        <w:t xml:space="preserve">A âncora dos onze sistemas de calibração era uma lisina ou uma arginina, como o bolso prevê: a especificidade estreita da tripsina vem do aspartato no fundo de S1 (Brandsdal et al., 2006), e as estruturas cristalográficas de dez variantes P1 de BPTI com β-tripsina bovina mostram que a Lys é o resíduo cognato, com a melhor geometria de ligação de hidrogênio e os menores fatores de temperatura, enquanto as constantes de associação das variantes vão de 1,5 × 10</w:t>
+      </w:r>
+      <w:r>
+        <w:rPr>
+          <w:vertAlign w:val="superscript"/>
+        </w:rPr>
+        <w:t xml:space="preserve">4</w:t>
+      </w:r>
+      <w:r>
+        <w:t xml:space="preserve"> </w:t>
+      </w:r>
+      <w:r>
+        <w:t xml:space="preserve">a 1,7 × 10</w:t>
+      </w:r>
+      <w:r>
+        <w:rPr>
+          <w:vertAlign w:val="superscript"/>
+        </w:rPr>
+        <w:t xml:space="preserve">13</w:t>
+      </w:r>
+      <w:r>
+        <w:t xml:space="preserve"> </w:t>
+      </w:r>
+      <w:r>
+        <w:t xml:space="preserve">M</w:t>
+      </w:r>
+      <w:r>
+        <w:rPr>
+          <w:vertAlign w:val="superscript"/>
+        </w:rPr>
+        <w:t xml:space="preserve">−1</w:t>
+      </w:r>
+      <w:r>
+        <w:t xml:space="preserve"> </w:t>
+      </w:r>
+      <w:r>
+        <w:t xml:space="preserve">(Helland et al., 1999). Uma sequência que mantenha uma Lys ou uma Arg chega, portanto, a S1 sempre que é colocada ali, seja ou não um ligante, e a ocupância mede essa colocação, não a discriminação entre ligante e isca. Dois resultados adicionais delimitam quais cadeias laterais em P1 devem perder afinidade. As ácidas são desfavorecidas: um Glu ionizado em P1 é desfavorável em S1, e a ligação relatada para o P1 Glu é explicada pela sua forma protonada, o que o torna inibidor sobretudo em pH baixo (Brandsdal et al., 2006); no pH 10 do intestino médio larval e das nossas simulações, Asp e Glu estão ionizados em solução. E o efeito de um P1 não cognato é grande, mas não monotônico com o tamanho: entre sete mutantes P1 de BPTI (Gly, Ala, Ser, Val, Leu, Arg, Trp), as constantes de associação para a tripsina cobriram sete ordens de grandeza, e os resíduos pequenos Ala, Gly e Ser estavam entre os mais fortes dos testados (Grzesiak et al., 2000); trocar a âncora por Gly ou Ala, portanto, não é um controle negativo. Esses dados vêm de um arcabouço de 58 resíduos com alça canônica; usamo-los para escolher controles, não para prever a afinidade de peptídeos de 5–12 resíduos.</w:t>
+      </w:r>
+    </w:p>
+    <w:p>
+      <w:pPr>
+        <w:pStyle w:val="BodyText"/>
+      </w:pPr>
+      <w:r>
+        <w:rPr>
+          <w:rStyle w:val="Pendente"/>
+        </w:rPr>
+        <w:t xml:space="preserve">PENDENTE: controle negativo. Para cada candidato cuja ocupância na segunda metade não seja menor que a de seu próprio controle embaralhado, o resíduo da âncora será trocado por Asp (ionizado em pH 10, repelido pelo Asp189) e por Leu (não cognato, apolar), mantendo a pose inicial, e simulado no mesmo protocolo. Leitura: distância âncora–Asp189 e perda da ponte salina, não MM-GBSA, que não separou inibidores de iscas na calibração (Seção 3.3). Regra de decisão, fixada antes das rodadas: se nenhuma das variantes sair de S1 em 10 ns, ou se os controles embaralhados não se separarem dos candidatos, o controle não traz informação e é retirado das análises, das camadas e das figuras deste artigo, em vez de relatado como confirmação; o resultado da calibração acima, que já é dado, permanece.</w:t>
+      </w:r>
+    </w:p>
+    <w:p>
+      <w:pPr>
         <w:pStyle w:val="CaptionedFigure"/>
       </w:pPr>
       <w:r>
         <w:drawing>
           <wp:inline>
-            <wp:extent cx="5334000" cy="3243072"/>
+            <wp:extent cx="5334000" cy="5037806"/>
             <wp:effectExtent b="0" l="0" r="0" t="0"/>
             <wp:docPr descr="Figura 11. Simulações de triagem de 10 ns (CHARMM36, pH 10, 300 K, uma réplica cada; provisório: 16 de 48 concluídas em 1º de outubro de 2026). (A) Distância do resíduo âncora ao carboxilato do Asp189 e (B) RMSD local do peptídeo (Cα, receptor alinhado) para os três candidatos de A. gemmatalis de cada frente (contínua, tracejada e pontilhada: candidatos 1, 2 e 3; sequências na legenda). (C) Ocupância de S1 a 5 Å na primeira e na segunda metade para todas as simulações concluídas (círculo: passa na triagem pré-registrada; cruz: não passa; a linha tracejada é o critério de 70%). (D) Por simulação: ocupância de S1 na segunda metade, contato com a serina catalítica e qualquer contato com o receptor; “ring ✗” marca macrociclos que falharam no critério do anel (C–N ≤ 1,5 Å e ω ≥ 150° em todos os quadros)." title="" id="66" name="Picture"/>
             <a:graphic>
@@ -9746,7 +9811,7 @@
                   <pic:spPr bwMode="auto">
                     <a:xfrm>
                       <a:off x="0" y="0"/>
-                      <a:ext cx="5334000" cy="3243072"/>
+                      <a:ext cx="5334000" cy="5037806"/>
                     </a:xfrm>
                     <a:prstGeom prst="rect">
                       <a:avLst/>
@@ -9901,33 +9966,43 @@
         <w:t xml:space="preserve"> </w:t>
       </w:r>
       <w:r>
-        <w:t xml:space="preserve">Os 48 candidatos finais foram ordenados em camadas usando apenas os critérios declarados antes das simulações (Seção 2.9): a camada A cumpre todos os critérios disponíveis (ocupância de S1, mesma âncora nas duas metades, controle de qualidade de pose, diferença pareada positiva contra controles embaralhados e, nos macrociclos, o critério estrito do anel); a camada B cumpre o critério de S1 e falha exatamente um dos demais; a camada C não tem ancoragem de S1 confirmada em 10 ns; a camada P aguarda a simulação. Dentro da camada a ordem é a ocupância de S1, depois a diferença pareada, depois a confiança do Boltz-2 (Figura 13). Com 12 das 48 simulações concluídas e o E3 ainda não rodado, um candidato linear (NGGRPDAP,</w:t>
-      </w:r>
-      <w:r>
-        <w:t xml:space="preserve"> </w:t>
-      </w:r>
-      <w:r>
-        <w:rPr>
-          <w:i/>
-          <w:iCs/>
-        </w:rPr>
-        <w:t xml:space="preserve">A. gemmatalis</w:t>
-      </w:r>
-      <w:r>
-        <w:t xml:space="preserve">; Arg4 em S1, ocupância 1,00 nas duas metades) está na camada A e um cíclico (GGKPGEP,</w:t>
-      </w:r>
-      <w:r>
-        <w:t xml:space="preserve"> </w:t>
-      </w:r>
-      <w:r>
-        <w:rPr>
-          <w:i/>
-          <w:iCs/>
-        </w:rPr>
-        <w:t xml:space="preserve">A. gemmatalis</w:t>
-      </w:r>
-      <w:r>
-        <w:t xml:space="preserve">; Lys3 em S1) está na camada B porque falha só no critério estrito do anel (|ω| ≥ 150° em 99,6% dos quadros); ambos são provisórios até o E3. Todos os candidatos são não clivaveis pelo critério duro e nenhum carrega afirmação de seletividade. A dinâmica molecular verifica a estabilidade da pose prevista em 10 ns e não é estimativa de afinidade.</w:t>
+        <w:t xml:space="preserve">Os 48 candidatos finais foram ordenados em camadas usando os critérios da Seção 2.9, com a ocupância rebaixada em 2 de outubro: a camada A cumpre todos os critérios disponíveis (controle de qualidade de pose, diferença pareada positiva contra controles embaralhados e, nos macrociclos, o critério estrito do anel); a camada B falha exatamente um deles; a camada C falha dois ou mais; a camada P aguarda a simulação. A ocupância de S1 e a âncora aparecem na Figura 12, mas não definem a camada, porque a ocupância acompanha a pose inicial (Seção 3.9). Dentro da camada a ordem é a diferença pareada, depois a confiança do Boltz-2, depois a ocupância de S1 (Figura 12). Com 12 das 48 simulações concluídas e o E3 ainda não rodado, as camadas das simulações concluídas são provisórias até o E3 estar disponível, e a atribuição sob o critério rebaixado é</w:t>
+      </w:r>
+      <w:r>
+        <w:t xml:space="preserve"> </w:t>
+      </w:r>
+      <w:r>
+        <w:rPr>
+          <w:rStyle w:val="Pendente"/>
+        </w:rPr>
+        <w:t xml:space="preserve">PENDENTE: recalcular com</w:t>
+      </w:r>
+      <w:r>
+        <w:rPr>
+          <w:rStyle w:val="Pendente"/>
+        </w:rPr>
+        <w:t xml:space="preserve"> </w:t>
+      </w:r>
+      <w:r>
+        <w:rPr>
+          <w:rStyle w:val="VerbatimChar"/>
+        </w:rPr>
+        <w:t xml:space="preserve">scripts/rank_final_candidates.py</w:t>
+      </w:r>
+      <w:r>
+        <w:rPr>
+          <w:rStyle w:val="Pendente"/>
+        </w:rPr>
+        <w:t xml:space="preserve"> </w:t>
+      </w:r>
+      <w:r>
+        <w:rPr>
+          <w:rStyle w:val="Pendente"/>
+        </w:rPr>
+        <w:t xml:space="preserve">quando o E3 tiver rodado</w:t>
+      </w:r>
+      <w:r>
+        <w:t xml:space="preserve">. Todos os candidatos são não clivaveis pelo critério duro e nenhum carrega afirmação de seletividade. A dinâmica molecular verifica a estabilidade da pose prevista em 10 ns e não é estimativa de afinidade.</w:t>
       </w:r>
       <w:r>
         <w:t xml:space="preserve"> </w:t>
@@ -9946,14 +10021,14 @@
       <w:r>
         <w:drawing>
           <wp:inline>
-            <wp:extent cx="5334000" cy="3897923"/>
+            <wp:extent cx="5334000" cy="3704933"/>
             <wp:effectExtent b="0" l="0" r="0" t="0"/>
-            <wp:docPr descr="Figura 13. Matriz de evidências dos 48 candidatos finais (esquerda, linear; direita, macrociclo), ordenados por camada (A, B, C, P) e, dentro da camada, pela ocupância de S1. Colunas: confiança do Boltz-2 (E2), diferença pareada contra controles embaralhados (E3), controle de qualidade de pose (E4), ocupância de S1 a 5 Å na segunda metade da simulação de 10 ns, âncora idêntica nas duas metades, critério estrito do anel (com a fração de quadros com |ω| ≥ 150° quando falha) e robustez ao pH. Células vazias: ainda não disponíveis (provisório, 12 de 48 simulações; E3 e campanha de pH pendentes)." title="" id="71" name="Picture"/>
+            <wp:docPr descr="Figura 12. Matriz de evidências dos 48 candidatos finais (esquerda, linear; direita, macrociclo), ordenados por camada (A, B, C, P) e, dentro da camada, pela diferença pareada, pela confiança do Boltz-2 e pela ocupância de S1 (a ocupância não define a camada). Colunas: confiança do Boltz-2 (E2), diferença pareada contra controles embaralhados (E3), controle de qualidade de pose (E4), ocupância de S1 a 5 Å na segunda metade da simulação de 10 ns, âncora idêntica nas duas metades, critério estrito do anel (com a fração de quadros com |ω| ≥ 150° quando falha) e robustez ao pH. Células vazias: ainda não disponíveis (provisório, 12 de 48 simulações; E3 e campanha de pH pendentes)." title="" id="71" name="Picture"/>
             <a:graphic>
               <a:graphicData uri="http://schemas.openxmlformats.org/drawingml/2006/picture">
                 <pic:pic>
                   <pic:nvPicPr>
-                    <pic:cNvPr descr="figures/pt/fig13_candidatos_finais.png" id="72" name="Picture"/>
+                    <pic:cNvPr descr="figures/pt/fig12_candidatos_finais.png" id="72" name="Picture"/>
                     <pic:cNvPicPr>
                       <a:picLocks noChangeArrowheads="1" noChangeAspect="1"/>
                     </pic:cNvPicPr>
@@ -9967,7 +10042,7 @@
                   <pic:spPr bwMode="auto">
                     <a:xfrm>
                       <a:off x="0" y="0"/>
-                      <a:ext cx="5334000" cy="3897923"/>
+                      <a:ext cx="5334000" cy="3704933"/>
                     </a:xfrm>
                     <a:prstGeom prst="rect">
                       <a:avLst/>
@@ -9995,13 +10070,13 @@
           <w:b/>
           <w:bCs/>
         </w:rPr>
-        <w:t xml:space="preserve">Figura 13.</w:t>
-      </w:r>
-      <w:r>
-        <w:t xml:space="preserve"> </w:t>
-      </w:r>
-      <w:r>
-        <w:t xml:space="preserve">Matriz de evidências dos 48 candidatos finais (esquerda, linear; direita, macrociclo), ordenados por camada (A, B, C, P) e, dentro da camada, pela ocupância de S1. Colunas: confiança do Boltz-2 (E2), diferença pareada contra controles embaralhados (E3), controle de qualidade de pose (E4), ocupância de S1 a 5 Å na segunda metade da simulação de 10 ns, âncora idêntica nas duas metades, critério estrito do anel (com a fração de quadros com |ω| ≥ 150° quando falha) e robustez ao pH. Células vazias: ainda não disponíveis (provisório, 12 de 48 simulações; E3 e campanha de pH pendentes).</w:t>
+        <w:t xml:space="preserve">Figura 12.</w:t>
+      </w:r>
+      <w:r>
+        <w:t xml:space="preserve"> </w:t>
+      </w:r>
+      <w:r>
+        <w:t xml:space="preserve">Matriz de evidências dos 48 candidatos finais (esquerda, linear; direita, macrociclo), ordenados por camada (A, B, C, P) e, dentro da camada, pela diferença pareada, pela confiança do Boltz-2 e pela ocupância de S1 (a ocupância não define a camada). Colunas: confiança do Boltz-2 (E2), diferença pareada contra controles embaralhados (E3), controle de qualidade de pose (E4), ocupância de S1 a 5 Å na segunda metade da simulação de 10 ns, âncora idêntica nas duas metades, critério estrito do anel (com a fração de quadros com |ω| ≥ 150° quando falha) e robustez ao pH. Células vazias: ainda não disponíveis (provisório, 12 de 48 simulações; E3 e campanha de pH pendentes).</w:t>
       </w:r>
     </w:p>
     <w:p>
@@ -10265,7 +10340,7 @@
         </w:numPr>
       </w:pPr>
       <w:r>
-        <w:t xml:space="preserve">O critério de ocupância de S1 não tem especificidade demonstrada: no único conjunto de referência disponível, todas as iscas embaralhadas o satisfizeram (Seção 3.9). (x) A âncora é definida post hoc como o resíduo do peptídeo de menor distância média ao Asp189, e é a ocupância dela que se mede, o que favorece o valor medido frente a um resíduo fixado de antemão. (xi) Dez nanossegundos a partir do complexo previsto testam se aquela pose é estável, não se o peptídeo consegue encontrar S1: os candidatos que passaram partiram a menos de 3,5 Å do Asp189, enquanto os que partiram a 4,1–4,3 Å não passaram. (xii) Os controles embaralhados do E3 são fracos nos candidatos ricos em glicina, porque embaralhar quase não altera uma sequência dessas: a identidade média entre um candidato e seus próprios controles é 0,35 (linear) e 0,29 (cíclico), cinco candidatos são pelo menos 60% idênticos aos seus controles e seis têm apenas dois controles distintos dos três gerados. (xiii) O critério desses controles, Δ &gt; 0, não tem limiar de incerteza, enquanto o desvio-padrão entre as quinze predições de um mesmo candidato é de cerca de 0,02, de modo que um Δ positivo pequeno está dentro do ruído. (xiv) Dois desvios da prática atual foram encontrados na montagem das simulações e mantidos para que todas compartilhem um só protocolo: a equilibração NPT usou o barostato de Parrinello-Rahman, onde o padrão é um barostato de relaxação, e</w:t>
+        <w:t xml:space="preserve">O critério de ocupância de S1 não tem especificidade demonstrada: no único conjunto de referência disponível, todas as iscas embaralhadas o satisfizeram (Seção 3.9). (x) A âncora é definida post hoc como o resíduo do peptídeo de menor distância média ao Asp189, e é a ocupância dela que se mede, o que favorece o valor medido frente a um resíduo fixado de antemão. (xi) Dez nanossegundos a partir do complexo previsto testam se aquela pose é estável, não se o peptídeo consegue encontrar S1: os candidatos que passaram partiram a menos de 3,5 Å do Asp189, enquanto os que partiram a 4,1–4,3 Å não passaram; por isso a ocupância foi rebaixada de critério a descrição, depois de vistas as 16 primeiras simulações (Seção 2.9). (xii) Os controles embaralhados do E3 são fracos nos candidatos ricos em glicina, porque embaralhar quase não altera uma sequência dessas: a identidade média entre um candidato e seus próprios controles é 0,35 (linear) e 0,29 (cíclico), cinco candidatos são pelo menos 60% idênticos aos seus controles e seis têm apenas dois controles distintos dos três gerados. (xiii) O critério desses controles, Δ &gt; 0, não tem limiar de incerteza, enquanto o desvio-padrão entre as quinze predições de um mesmo candidato é de cerca de 0,02, de modo que um Δ positivo pequeno está dentro do ruído. (xiv) Dois desvios da prática atual foram encontrados na montagem das simulações e mantidos para que todas compartilhem um só protocolo: a equilibração NPT usou o barostato de Parrinello-Rahman, onde o padrão é um barostato de relaxação, e</w:t>
       </w:r>
       <w:r>
         <w:t xml:space="preserve"> </w:t>
@@ -10568,7 +10643,7 @@
       <w:r>
         <w:drawing>
           <wp:inline>
-            <wp:extent cx="3959999" cy="1140479"/>
+            <wp:extent cx="3959999" cy="1496414"/>
             <wp:effectExtent b="0" l="0" r="0" t="0"/>
             <wp:docPr descr="Figura S2. Integridade do anel nas três simulações cíclicas com CHARMM36 concluídas até agora (A. gemmatalis, 10 ns): distância C–N de fechamento, ângulo ω de fechamento em valor absoluto ao longo do tempo e distribuição de ω. Linhas tracejadas: limites pré-registrados (C–N ≤ 1,5 Å, ω ≥ 150°). A versão anterior desta figura usava outro campo de força e foi retirada." title="" id="91" name="Picture"/>
             <a:graphic>
@@ -10589,7 +10664,7 @@
                   <pic:spPr bwMode="auto">
                     <a:xfrm>
                       <a:off x="0" y="0"/>
-                      <a:ext cx="3959999" cy="1140479"/>
+                      <a:ext cx="3959999" cy="1496414"/>
                     </a:xfrm>
                     <a:prstGeom prst="rect">
                       <a:avLst/>
@@ -10667,6 +10742,14 @@
         <w:pStyle w:val="BodyText"/>
       </w:pPr>
       <w:r>
+        <w:t xml:space="preserve">Brandsdal BO, Smalås AO, Åqvist J (2006). Free energy calculations show that acidic P1 variants undergo large pKa shifts upon binding to trypsin. Proteins: Structure, Function, and Bioinformatics 64, 740-748. doi: 10.1002/prot.20940</w:t>
+      </w:r>
+    </w:p>
+    <w:p>
+      <w:pPr>
+        <w:pStyle w:val="BodyText"/>
+      </w:pPr>
+      <w:r>
         <w:t xml:space="preserve">Bussi G, Donadio D, Parrinello M (2007). Canonical sampling through velocity rescaling. The Journal of Chemical Physics 126, 014101. doi: 10.1063/1.2408420</w:t>
       </w:r>
     </w:p>
@@ -10715,6 +10798,14 @@
         <w:pStyle w:val="BodyText"/>
       </w:pPr>
       <w:r>
+        <w:t xml:space="preserve">de Almeida Barros R, Meriño-Cabrera Y, Castro JS, da Silva Junior NR, de Oliveira JVA, Schultz H, et al. (2022). Bovine pancreatic trypsin inhibitor and soybean Kunitz trypsin inhibitor: Differential effects on proteases and larval development of the soybean pest Anticarsia gemmatalis (Lepidoptera: Noctuidae). Pesticide Biochemistry and Physiology 187, 105188. doi: 10.1016/j.pestbp.2022.105188</w:t>
+      </w:r>
+    </w:p>
+    <w:p>
+      <w:pPr>
+        <w:pStyle w:val="BodyText"/>
+      </w:pPr>
+      <w:r>
         <w:t xml:space="preserve">de Almeida Barros R, Meriño-Cabrera Y, Severiche Castro JG, Rodrigues da Silva Júnior N, Schultz H, de Andrade RJ, et al. (2022). Inhibition constant and stability of tripeptide inhibitors of gut trypsin-like enzyme of the soybean pest Anticarsia gemmatalis. Archives of Insect Biochemistry and Physiology 110, e21887. doi: 10.1002/arch.21887</w:t>
       </w:r>
     </w:p>
@@ -10723,7 +10814,7 @@
         <w:pStyle w:val="BodyText"/>
       </w:pPr>
       <w:r>
-        <w:t xml:space="preserve">de Almeida Barros R, Meriño-Cabrera Y, Castro JS, da Silva Junior NR, de Oliveira JVA, Schultz H, et al. (2022). Bovine pancreatic trypsin inhibitor and soybean Kunitz trypsin inhibitor: Differential effects on proteases and larval development of the soybean pest Anticarsia gemmatalis (Lepidoptera: Noctuidae). Pesticide Biochemistry and Physiology 187, 105188. doi: 10.1016/j.pestbp.2022.105188</w:t>
+        <w:t xml:space="preserve">Dolinsky TJ, Czodrowski P, Li H, Nielsen JE, Jensen JH, Klebe G, et al. (2007). PDB2PQR: expanding and upgrading automated preparation of biomolecular structures for molecular simulations. Nucleic Acids Research 35, W522-W525. doi: 10.1093/nar/gkm276</w:t>
       </w:r>
     </w:p>
     <w:p>
@@ -10731,7 +10822,7 @@
         <w:pStyle w:val="BodyText"/>
       </w:pPr>
       <w:r>
-        <w:t xml:space="preserve">Dolinsky TJ, Czodrowski P, Li H, Nielsen JE, Jensen JH, Klebe G, et al. (2007). PDB2PQR: expanding and upgrading automated preparation of biomolecular structures for molecular simulations. Nucleic Acids Research 35, W522-W525. doi: 10.1093/nar/gkm276</w:t>
+        <w:t xml:space="preserve">Dow JAT (1992). pH gradients in lepidopteran midgut. Journal of Experimental Biology 172, 355-375. doi: 10.1242/jeb.172.1.355</w:t>
       </w:r>
     </w:p>
     <w:p>
@@ -10739,7 +10830,7 @@
         <w:pStyle w:val="BodyText"/>
       </w:pPr>
       <w:r>
-        <w:t xml:space="preserve">Dow JAT (1992). pH gradients in lepidopteran midgut. Journal of Experimental Biology 172, 355-375. doi: 10.1242/jeb.172.1.355</w:t>
+        <w:t xml:space="preserve">Essmann U, Perera L, Berkowitz ML, Darden T, Lee H, Pedersen LG (1995). A smooth particle mesh Ewald method. The Journal of Chemical Physics 103, 8577-8593. doi: 10.1063/1.470117</w:t>
       </w:r>
     </w:p>
     <w:p>
@@ -10747,7 +10838,7 @@
         <w:pStyle w:val="BodyText"/>
       </w:pPr>
       <w:r>
-        <w:t xml:space="preserve">Essmann U, Perera L, Berkowitz ML, Darden T, Lee H, Pedersen LG (1995). A smooth particle mesh Ewald method. The Journal of Chemical Physics 103, 8577-8593. doi: 10.1063/1.470117</w:t>
+        <w:t xml:space="preserve">Gasteiger E, Hoogland C, Gattiker A, Duvaud S, Wilkins MR, Appel RD, et al. (2005). Protein Identification and Analysis Tools on the ExPASy Server. The Proteomics Protocols Handbook , 571-607. doi: 10.1385/1-59259-890-0:571</w:t>
       </w:r>
     </w:p>
     <w:p>
@@ -10755,7 +10846,7 @@
         <w:pStyle w:val="BodyText"/>
       </w:pPr>
       <w:r>
-        <w:t xml:space="preserve">Gasteiger E, Hoogland C, Gattiker A, Duvaud S, Wilkins MR, Appel RD, et al. (2005). Protein Identification and Analysis Tools on the ExPASy Server. The Proteomics Protocols Handbook , 571-607. doi: 10.1385/1-59259-890-0:571</w:t>
+        <w:t xml:space="preserve">Genheden S, Ryde U (2015). The MM/PBSA and MM/GBSA methods to estimate ligand-binding affinities. Expert Opinion on Drug Discovery 10, 449-461. doi: 10.1517/17460441.2015.1032936</w:t>
       </w:r>
     </w:p>
     <w:p>
@@ -10763,7 +10854,7 @@
         <w:pStyle w:val="BodyText"/>
       </w:pPr>
       <w:r>
-        <w:t xml:space="preserve">Genheden S, Ryde U (2015). The MM/PBSA and MM/GBSA methods to estimate ligand-binding affinities. Expert Opinion on Drug Discovery 10, 449-461. doi: 10.1517/17460441.2015.1032936</w:t>
+        <w:t xml:space="preserve">Gowers R, Linke M, Barnoud J, Reddy T, Melo M, Seyler S, et al. (2016). MDAnalysis: A Python Package for the Rapid Analysis of Molecular Dynamics Simulations. Proceedings of the Python in Science Conference , 98-105. doi: 10.25080/majora-629e541a-00e</w:t>
       </w:r>
     </w:p>
     <w:p>
@@ -10771,7 +10862,7 @@
         <w:pStyle w:val="BodyText"/>
       </w:pPr>
       <w:r>
-        <w:t xml:space="preserve">Gowers R, Linke M, Barnoud J, Reddy T, Melo M, Seyler S, et al. (2016). MDAnalysis: A Python Package for the Rapid Analysis of Molecular Dynamics Simulations. Proceedings of the Python in Science Conference , 98-105. doi: 10.25080/majora-629e541a-00e</w:t>
+        <w:t xml:space="preserve">Grzesiak A, Helland R, Smalås AO, Krowarsch D, Dadlez M, Otlewski J (2000). Substitutions at the P 1 ′ position in BPTI strongly affect the association energy with serine proteinases 1 1Edited by R. Huber. Journal of Molecular Biology 301, 205-217. doi: 10.1006/jmbi.2000.3935</w:t>
       </w:r>
     </w:p>
     <w:p>
@@ -10780,6 +10871,14 @@
       </w:pPr>
       <w:r>
         <w:t xml:space="preserve">Hedstrom L (2002). Serine Protease Mechanism and Specificity. Chemical Reviews 102, 4501-4524. doi: 10.1021/cr000033x</w:t>
+      </w:r>
+    </w:p>
+    <w:p>
+      <w:pPr>
+        <w:pStyle w:val="BodyText"/>
+      </w:pPr>
+      <w:r>
+        <w:t xml:space="preserve">Helland R, Otlewski J, Sundheim O, Dadlez M, Smalås AO (1999). The crystal structures of the complexes between bovine β-trypsin and ten P1 variants of BPTI. Journal of Molecular Biology 287, 923-942. doi: 10.1006/jmbi.1999.2654</w:t>
       </w:r>
     </w:p>
     <w:p>

--- a/manuscript/Manuscrito_PT_leitura.docx
+++ b/manuscript/Manuscrito_PT_leitura.docx
@@ -342,7 +342,7 @@
               <w:rPr>
                 <w:sz w:val="18"/>
               </w:rPr>
-              <w:t xml:space="preserve">9,296 palavras no original em inglês (corpo sem tabelas, títulos e legendas; cada citação contada como uma palavra); tradução: 9,950</w:t>
+              <w:t xml:space="preserve">10,040 palavras no original em inglês (corpo sem tabelas, títulos e legendas; cada citação contada como uma palavra); tradução: 10,696</w:t>
             </w:r>
           </w:p>
         </w:tc>
@@ -404,7 +404,7 @@
               <w:rPr>
                 <w:sz w:val="18"/>
               </w:rPr>
-              <w:t xml:space="preserve">337 palavras no original em inglês sem o trecho pendente (≈ 346 com ele preenchido); tradução: 382</w:t>
+              <w:t xml:space="preserve">455 palavras no original em inglês sem o trecho pendente (≈ 464 com ele preenchido); tradução: 506</w:t>
             </w:r>
           </w:p>
         </w:tc>
@@ -2525,7 +2525,7 @@
         <w:t xml:space="preserve"> </w:t>
       </w:r>
       <w:r>
-        <w:t xml:space="preserve">Os subsítios foram transferidos nos 20 pares receptor–molde (TM-score 0,946–0,957). O Boltz-2 pontuou o inibidor natural acima de sua isca embaralhada em 10 de 10 pares, e o RMSD do ligante em 9 de 10, enquanto o MM-GBSA o fez em 4 de 10 e acompanhou o tamanho da interface (ρ = −0,93). A triagem por motivos reteve 1.829 sequências (confiança do Boltz-2 0,862, dentro da faixa de uma isca embaralhada de SFTI-1, 0,944). O critério duro reteve 527 sequências lineares e 543 cíclicas (2,4–2,5%), 49% glicina, com 9 de 4.060 resíduos lisina ou arginina, cada um antes de prolina. Repetir o Boltz-2 em entradas idênticas deu correlação de postos de 0,57 entre rodadas (n = 442), próxima dos 0,50 entre as formas linear e cíclica da mesma sequência (n = 527).</w:t>
+        <w:t xml:space="preserve">Os subsítios foram transferidos nos 20 pares receptor–molde (TM-score 0,946–0,957). O Boltz-2 pontuou o inibidor natural acima de sua isca embaralhada em 10 de 10 pares, e o RMSD do ligante em 9 de 10, enquanto o MM-GBSA o fez em 4 de 10 e acompanhou o tamanho da interface (ρ = −0,93). A triagem por motivos reteve 1.829 sequências (confiança do Boltz-2 0,862, dentro da faixa de uma isca embaralhada de SFTI-1, 0,944). O critério duro reteve 527 sequências lineares e 543 cíclicas (2,4–2,5%), 49% glicina, com 9 de 4.060 resíduos lisina ou arginina, cada um antes de prolina. Repetir o Boltz-2 em entradas idênticas deu correlação de postos de 0,57 entre rodadas (n = 442), próxima dos 0,50 entre as formas linear e cíclica da mesma sequência (n = 527). Os 48 candidatos selecionados (três por espécie e frente) passaram no controle de qualidade de pose. Nas 48 simulações de 10 ns (uma réplica cada), a distância mediana entre o resíduo âncora e o Asp189 subiu de 5,7 para 6,8 Å na frente linear e de 5,1 para 6,1 Å na macrocíclica; a âncora ficou a menos de 4 Å na janela final em 4 das 48 simulações, todas as quais haviam partido a até 4,0 Å, e as distâncias inicial e final se correlacionaram (ρ de Spearman = 0,63). Dos 24 macrociclos, 11 cumpriram o critério pré-registrado do anel; os outros 13 mantiveram a ligação de fechamento (C–N ≤ 1,46 Å), mas tiveram |ω| &lt; 150° (mínimo 137,2–149,9°) em ao menos um quadro.</w:t>
       </w:r>
       <w:r>
         <w:t xml:space="preserve"> </w:t>
@@ -2534,7 +2534,7 @@
         <w:rPr>
           <w:rStyle w:val="Pendente"/>
         </w:rPr>
-        <w:t xml:space="preserve">PENDENTE: controles pareados, controle de qualidade de pose e simulações de 10 ns.</w:t>
+        <w:t xml:space="preserve">PENDENTE: controles pareados (E3).</w:t>
       </w:r>
       <w:r>
         <w:t xml:space="preserve"> </w:t>
@@ -4039,22 +4039,7 @@
         <w:t xml:space="preserve">−</w:t>
       </w:r>
       <w:r>
-        <w:t xml:space="preserve">, o padrão do CHARMM36; em pH 10 o grupo α-amino (pKa ≈ 8) seria majoritariamente neutro, de modo que isso é uma limitação que afeta apenas a frente linear. Assim, todas as simulações deste trabalho compartilham um só estado de protonação, o que as mantém comparáveis; o efeito da carga do N-terminal e de um pH menos alcalino fica para trabalho separado (Seção 4.5). O macrociclo não tem extremidades: o GROMACS 2024 e posteriores (pdb2gmx) forma a ligação cabeça–cauda quando a distância C(n)–N(1) da predição do Boltz-2 é de ligação, e gera os termos de ângulo, diedro, par 1–4, impróprio e CMAP do anel com os mesmos parâmetros do CHARMM36 das ligações peptídicas internas. O script de montagem confere que a ligação C(n)–N(1) e o termo CMAP de cada resíduo estão presentes e para caso contrário, de modo que um anel nunca roda como cadeia linear aberta.</w:t>
-      </w:r>
-      <w:r>
-        <w:t xml:space="preserve"> </w:t>
-      </w:r>
-      <w:r>
-        <w:rPr>
-          <w:rStyle w:val="Pendente"/>
-        </w:rPr>
-        <w:t xml:space="preserve">PENDENTE: distância C–N de fechamento e ω do anel nos 24 sistemas cíclicos quando todos terminarem (a Seção 3.9 e a Figura S2 trazem os três concluídos até agora).</w:t>
-      </w:r>
-      <w:r>
-        <w:t xml:space="preserve"> </w:t>
-      </w:r>
-      <w:r>
-        <w:t xml:space="preserve">As etapas e os controles foram idênticos nas duas frentes: minimização por máxima descida, 200 ps de equilibração NVT e 500 ps de NPT com restrições de posição nos átomos pesados da proteína (1.000 kJ mol</w:t>
+        <w:t xml:space="preserve">, o padrão do CHARMM36; em pH 10 o grupo α-amino (pKa ≈ 8) seria majoritariamente neutro, de modo que isso é uma limitação que afeta apenas a frente linear. Assim, todas as simulações deste trabalho compartilham um só estado de protonação, o que as mantém comparáveis; o efeito da carga do N-terminal e de um pH menos alcalino fica para trabalho separado (Seção 4.5). O macrociclo não tem extremidades: o GROMACS 2024 e posteriores (pdb2gmx) forma a ligação cabeça–cauda quando a distância C(n)–N(1) da predição do Boltz-2 é de ligação, e gera os termos de ângulo, diedro, par 1–4, impróprio e CMAP do anel com os mesmos parâmetros do CHARMM36 das ligações peptídicas internas. O script de montagem confere que a ligação C(n)–N(1) e o termo CMAP de cada resíduo estão presentes e para caso contrário, de modo que um anel nunca roda como cadeia linear aberta. Nos 24 sistemas cíclicos, a maior distância C–N de fechamento de cada trajetória foi 1,415–1,462 Å, de modo que nenhum anel se abriu; o ω de fechamento é relatado na Seção 3.9 e na Figura S2. As etapas e os controles foram idênticos nas duas frentes: minimização por máxima descida, 200 ps de equilibração NVT e 500 ps de NPT com restrições de posição nos átomos pesados da proteína (1.000 kJ mol</w:t>
       </w:r>
       <w:r>
         <w:rPr>
@@ -9350,7 +9335,7 @@
         <w:rPr>
           <w:rStyle w:val="Pendente"/>
         </w:rPr>
-        <w:t xml:space="preserve">PENDENTE: diferença pareada Δ frente a três controles embaralhados (E3) e matriz cruzada 8 × 8 do melhor candidato de cada espécie (E4); ambos rodam depois das simulações.</w:t>
+        <w:t xml:space="preserve">PENDENTE: diferença pareada Δ frente a três controles embaralhados (E3; 1.413 predições do Boltz-2, iniciadas em 3 de outubro de 2026 e não concluídas na redação desta versão) e matriz cruzada 8 × 8 do melhor candidato de cada espécie (E4).</w:t>
       </w:r>
     </w:p>
     <w:p>
@@ -9563,21 +9548,7 @@
         <w:pStyle w:val="FirstParagraph"/>
       </w:pPr>
       <w:r>
-        <w:rPr>
-          <w:rStyle w:val="Pendente"/>
-        </w:rPr>
-        <w:t xml:space="preserve">PROVISÓRIO, 1º de outubro de 2026: 16 das 48 simulações haviam terminado e sido analisadas (13 de 24 lineares, 3 de 24 cíclicas). Esta seção deve ser reescrita quando as 48 terminarem; nenhuma afirmação por espécie ou por frente é final.</w:t>
-      </w:r>
-    </w:p>
-    <w:p>
-      <w:pPr>
-        <w:pStyle w:val="BodyText"/>
-      </w:pPr>
-      <w:r>
-        <w:t xml:space="preserve">Das treze simulações lineares analisadas, duas passaram na triagem (Figura 11C): NGGRPDAP de</w:t>
-      </w:r>
-      <w:r>
-        <w:t xml:space="preserve"> </w:t>
+        <w:t xml:space="preserve">As 48 simulações (24 lineares, 24 cíclicas; uma réplica de 10 ns cada) terminaram sem erro e foram analisadas com o procedimento da Seção 2.9 (Figura 11); nenhuma afirmação abaixo é inferência estatística. A distância mediana âncora–Asp189 subiu de 5,72 Å na janela inicial (primeiros 4% da trajetória) para 6,77 Å na janela final (últimos 20%) nos candidatos lineares, e de 5,07 para 6,11 Å nos cíclicos. Na janela final, a âncora ficou a até 4 Å do Asp189 em 2 de 24 simulações lineares e 2 de 24 cíclicas, a até 5,5 Å em 7 e 6, e a mais de 10 Å (fora do bolso) em 6 e 4. A ocupância a 5 Å na segunda metade foi de ao menos 0,70 em 5 das 48 simulações: NGGRPDAP (</w:t>
       </w:r>
       <w:r>
         <w:rPr>
@@ -9587,10 +9558,7 @@
         <w:t xml:space="preserve">A. gemmatalis</w:t>
       </w:r>
       <w:r>
-        <w:t xml:space="preserve">, com Arg4 como âncora nas duas metades, ocupância de S1 de 1,00 a 5 Å nas duas metades, distância âncora–Asp189 de 2,7 Å do início ao fim e RMSD local do peptídeo de 0,21 nm (Figura 11A,B); e GQNDS de</w:t>
-      </w:r>
-      <w:r>
-        <w:t xml:space="preserve"> </w:t>
+        <w:t xml:space="preserve">; âncora Arg, 1,00) e GQNDS (</w:t>
       </w:r>
       <w:r>
         <w:rPr>
@@ -9600,7 +9568,7 @@
         <w:t xml:space="preserve">O. nubilalis</w:t>
       </w:r>
       <w:r>
-        <w:t xml:space="preserve">, com Gln2 como âncora nas duas metades e ocupância 1,00 nas duas. GTDEN (</w:t>
+        <w:t xml:space="preserve">; Gln, 1,00) na frente linear, e GGKPGEP (</w:t>
       </w:r>
       <w:r>
         <w:rPr>
@@ -9610,10 +9578,7 @@
         <w:t xml:space="preserve">A. gemmatalis</w:t>
       </w:r>
       <w:r>
-        <w:t xml:space="preserve">) manteve o Glu4 perto de S1 em 61% e 63% dos quadros das duas metades, com a mesma âncora, e falhou na ocupância. Os outros onze candidatos lineares tiveram ocupância na segunda metade de no máximo 0,63; em GGSQSS, GISGS e QAPDFPTGPNNS a distância âncora–Asp189 subiu de 5,4–9,0 Å no início para 9,0–14,1 Å no fim, e em GISGS a âncora mudou de identidade entre as metades. Nenhum candidato de</w:t>
-      </w:r>
-      <w:r>
-        <w:t xml:space="preserve"> </w:t>
+        <w:t xml:space="preserve">; Lys, 1,00), GGHSE (</w:t>
       </w:r>
       <w:r>
         <w:rPr>
@@ -9623,110 +9588,156 @@
         <w:t xml:space="preserve">S. frugiperda</w:t>
       </w:r>
       <w:r>
-        <w:t xml:space="preserve"> </w:t>
-      </w:r>
-      <w:r>
-        <w:t xml:space="preserve">ou de</w:t>
-      </w:r>
-      <w:r>
-        <w:t xml:space="preserve"> </w:t>
+        <w:t xml:space="preserve">; His, 0,99) e GGGGH (</w:t>
       </w:r>
       <w:r>
         <w:rPr>
           <w:i/>
           <w:iCs/>
         </w:rPr>
-        <w:t xml:space="preserve">S. litura</w:t>
-      </w:r>
-      <w:r>
-        <w:t xml:space="preserve"> </w:t>
-      </w:r>
-      <w:r>
-        <w:t xml:space="preserve">teve a âncora a menos de 5 Å do Asp189 na segunda metade. Nas 16 simulações concluídas, lineares e cíclicas, o peptídeo permaneceu a menos de 4,5 Å do receptor em todos os quadros; sair de S1 não significou dissociar. O contato com a serina catalítica (0,70–1,00 dos quadros) e com a histidina catalítica (0,54–1,00) ocorreu mesmo com a âncora longe de S1, de modo que essas duas medidas não discriminam os candidatos.</w:t>
-      </w:r>
-    </w:p>
-    <w:p>
-      <w:pPr>
-        <w:pStyle w:val="BodyText"/>
-      </w:pPr>
-      <w:r>
-        <w:t xml:space="preserve">Nenhum dos três candidatos cíclicos de</w:t>
-      </w:r>
-      <w:r>
-        <w:t xml:space="preserve"> </w:t>
+        <w:t xml:space="preserve">P. xylostella</w:t>
+      </w:r>
+      <w:r>
+        <w:t xml:space="preserve">; His, 0,82) na frente cíclica. A âncora foi o mesmo resíduo nas duas metades em 21 de 24 simulações lineares (mudou em GISGS, TDETG e HGGGGSG) e em 24 de 24 cíclicas. Aplicada a triagem como foi declarada (ocupância, mesma âncora e, nos anéis, o critério estrito do anel), três das 48 passam: NGGRPDAP, GQNDS e GGHSE.</w:t>
+      </w:r>
+      <w:r>
+        <w:t xml:space="preserve"> </w:t>
+      </w:r>
+      <w:r>
+        <w:t xml:space="preserve">O contato com a serina catalítica em ao menos 0,9 dos quadros ocorreu em 14 simulações lineares e 17 cíclicas, o contato com a histidina catalítica em 11 e 11, e com ambas em 7 e 10. Como nas dezesseis primeiras simulações, esses contatos estavam presentes quando a âncora estava longe de S1, de modo que não discriminam os candidatos. O peptídeo manteve algum contato com o receptor a até 4,5 Å em ao menos 0,82 (linear) e 0,97 (cíclico) dos quadros de cada simulação, então sair de S1 não significou dissociação. O RMSD local do peptídeo na janela final (Cα, alinhado ao receptor, após a correção de imagem periódica da Seção 2.9) teve mediana de 0,56 nm (intervalo 0,21–2,64) na frente linear e 0,30 nm (0,16–1,69) na cíclica. Em 6 simulações lineares e 5 cíclicas a trajetória bruta tinha ao menos um salto de imagem maior que 30 Å, que a correção remove. Por espécie (seis simulações cada), a distância final mediana variou de 5,5 Å (</w:t>
       </w:r>
       <w:r>
         <w:rPr>
           <w:i/>
           <w:iCs/>
         </w:rPr>
-        <w:t xml:space="preserve">A. gemmatalis</w:t>
-      </w:r>
-      <w:r>
-        <w:t xml:space="preserve"> </w:t>
-      </w:r>
-      <w:r>
-        <w:t xml:space="preserve">passou. GGKPGEP manteve a Lys3 a 2,7 Å do Asp189 em toda a trajetória (ocupância 1,00 nas duas metades) e falhou apenas no critério do anel; GGSQSS (0,17 na primeira metade, 0,00 na segunda) e GGSDHT (0,54; 0,00) saíram do bolso. Nos três anéis a distância C–N de fechamento ficou em no máximo 1,45 Å, mas o ω de fechamento caiu a 144,5°, 147,7° e 149,0° em ao menos um quadro, abaixo dos 150° do critério pré-registrado, que o exige em todos os quadros; o critério foi aplicado como declarado. Descritivamente, |ω| foi de ao menos 150° em 99,6–99,8% dos quadros e nunca ficou abaixo de 140° (Figura S2); o critério permanece como registrado, e a fração de quadros é relatada apenas como descrição pós-dados. Com uma réplica de 10 ns por candidato, são descrições de trajetórias únicas.</w:t>
-      </w:r>
-    </w:p>
-    <w:p>
-      <w:pPr>
-        <w:pStyle w:val="BodyText"/>
-      </w:pPr>
+        <w:t xml:space="preserve">O. nubilalis</w:t>
+      </w:r>
+      <w:r>
+        <w:t xml:space="preserve">) a 7,8 Å (</w:t>
+      </w:r>
       <w:r>
         <w:rPr>
           <w:i/>
           <w:iCs/>
         </w:rPr>
-        <w:t xml:space="preserve">Quem decide o resultado é a pose inicial, não a química da âncora.</w:t>
-      </w:r>
-      <w:r>
-        <w:t xml:space="preserve"> </w:t>
-      </w:r>
-      <w:r>
-        <w:t xml:space="preserve">Nas dezesseis simulações concluídas, ocupância de S1 de pelo menos 0,70 na segunda metade ocorreu exatamente nos três sistemas cujo peptídeo partiu a menos de 3,5 Å do carboxilato do Asp189 (2,5, 3,2 e 3,5 Å; ocupância 1,00 nos três) e em nenhum dos treze que partiram de 4,1 Å ou mais (ocupância 0,00–0,63; distância inicial mediana 5,1 Å). A identidade da âncora não os separa: os três são uma glutamina, uma lisina e uma arginina, e aquele com a pose inicial mais próxima, GQNDS, não tem nenhum resíduo básico. Dez nanossegundos, portanto, em boa medida repetem a pose que o Boltz-2 propôs, em vez de acrescentar evidência independente dela: a triagem mede se uma pose que já está em S1 sobrevive, e um candidato colocado a 5 Å não recebe tempo para encontrar o bolso. Isso é uma propriedade do desenho da triagem, aqui declarada, e vale igualmente para os candidatos que não passaram.</w:t>
-      </w:r>
-    </w:p>
-    <w:p>
-      <w:pPr>
-        <w:pStyle w:val="BodyText"/>
-      </w:pPr>
+        <w:t xml:space="preserve">S. litura</w:t>
+      </w:r>
+      <w:r>
+        <w:t xml:space="preserve">); com seis simulações por espécie, essas diferenças não são um ranking de espécies.</w:t>
+      </w:r>
+      <w:r>
+        <w:t xml:space="preserve"> </w:t>
+      </w:r>
+      <w:r>
+        <w:t xml:space="preserve">As quatro simulações que terminaram mais perto do Asp189 foram GGKPGEP (cíclico, 2,71 Å), NGGRPDAP (linear, 2,74 Å), GGHSE (cíclico, 3,07 Å) e GQNDS (linear, 3,77 Å). As quatro haviam partido a até 4,0 Å (2,71; 2,78; 2,86 e 4,00 Å); nenhuma chegou lá vinda de mais longe. GGHSE é a única simulação que reuniu ocupância na segunda metade de ao menos 0,70 e o critério estrito do anel. Os demais candidatos lineares tiveram ocupância na segunda metade de no máximo 0,67; GHHGGG (</w:t>
+      </w:r>
       <w:r>
         <w:rPr>
           <w:i/>
           <w:iCs/>
         </w:rPr>
-        <w:t xml:space="preserve">Escala de referência do critério de S1.</w:t>
-      </w:r>
-      <w:r>
-        <w:t xml:space="preserve"> </w:t>
-      </w:r>
-      <w:r>
-        <w:t xml:space="preserve">O limiar de 70% de ocupância foi declarado sem que se soubesse quanto um inibidor real marca na mesma análise; aplicamos então a análise idêntica aos complexos da calibração, que usam o mesmo receptor de</w:t>
-      </w:r>
-      <w:r>
-        <w:t xml:space="preserve"> </w:t>
+        <w:t xml:space="preserve">P. xylostella</w:t>
+      </w:r>
+      <w:r>
+        <w:t xml:space="preserve">, 0,67) e GTDEN (</w:t>
       </w:r>
       <w:r>
         <w:rPr>
           <w:i/>
           <w:iCs/>
         </w:rPr>
-        <w:t xml:space="preserve">S. frugiperda</w:t>
-      </w:r>
-      <w:r>
-        <w:t xml:space="preserve">: seis inibidores naturais e cinco iscas embaralhadas. As cinco iscas alcançaram ocupância 1,00 na segunda metade, assim como quatro dos seis inibidores (os outros dois, ApTI e BBI, ficaram em 0,00 e 0,10); nos onze sistemas a âncora foi uma lisina ou uma arginina. Nesse conjunto de referência o critério, portanto, não tem especificidade: uma sequência embaralhada que contenha um resíduo básico ocupa S1 tanto quanto um inibidor verdadeiro. Esses controles não têm o mesmo protocolo (2 ns, AMBER99SB-ILDN, outro pH) e são inibidores proteicos de 50–180 resíduos, cujos embaralhamentos necessariamente mantêm uma arginina ou uma lisina, ao passo que os candidatos aqui têm 5–12 resíduos e quase todos não têm nenhuma das duas. Ainda assim, delimitam o que o critério sustenta: passar nele significa que a pose prevista não se desfez, não que o peptídeo se liga. Controles pareados por tamanho no mesmo protocolo — os próprios controles embaralhados dos candidatos, simulados por 10 ns — estão em execução e serão relatados com as camadas finais.</w:t>
-      </w:r>
-    </w:p>
-    <w:p>
-      <w:pPr>
-        <w:pStyle w:val="BodyText"/>
-      </w:pPr>
+        <w:t xml:space="preserve">A. gemmatalis</w:t>
+      </w:r>
+      <w:r>
+        <w:t xml:space="preserve">, 0,63) chegaram mais perto.</w:t>
+      </w:r>
+      <w:r>
+        <w:t xml:space="preserve"> </w:t>
+      </w:r>
       <w:r>
         <w:rPr>
           <w:i/>
           <w:iCs/>
         </w:rPr>
+        <w:t xml:space="preserve">Critério do anel.</w:t>
+      </w:r>
+      <w:r>
+        <w:t xml:space="preserve"> </w:t>
+      </w:r>
+      <w:r>
+        <w:t xml:space="preserve">Nas 24 simulações cíclicas a distância C–N de fechamento ficou em 1,5 Å ou menos (maior valor por trajetória 1,415–1,462 Å), então nenhum anel se abriu. O critério estrito da Seção 2.9 (C–N ≤ 1,5 Å e |ω| ≥ 150° em todos os quadros) foi cumprido por 11 de 24 macrociclos; os 13 que falharam o fizeram só pelo ω, cujo mínimo ficou entre 137,2° e 149,9°. Em 12 dos 13, |ω| foi de ao menos 150° em 97,8% ou mais dos quadros; PHGEA foi o pior (91,8%; mínimo 137,2°). Quatro falharam por menos de 3° (GGSQSS 149,0°, GIGSG 149,2°, DGING 149,9°, GGSDHT 147,7°). O critério foi aplicado como declarado e a fração de quadros com |ω| ≥ 150° é uma descrição secundária post hoc; em conjunto, as falhas são desvios transitórios da planaridade da amida e não anéis abertos (a Figura S2 mostra os três anéis de</w:t>
+      </w:r>
+      <w:r>
+        <w:t xml:space="preserve"> </w:t>
+      </w:r>
+      <w:r>
+        <w:rPr>
+          <w:i/>
+          <w:iCs/>
+        </w:rPr>
+        <w:t xml:space="preserve">A. gemmatalis</w:t>
+      </w:r>
+      <w:r>
+        <w:t xml:space="preserve">).</w:t>
+      </w:r>
+      <w:r>
+        <w:t xml:space="preserve"> </w:t>
+      </w:r>
+      <w:r>
+        <w:rPr>
+          <w:i/>
+          <w:iCs/>
+        </w:rPr>
+        <w:t xml:space="preserve">A pose inicial, e não a química da âncora, decide o resultado.</w:t>
+      </w:r>
+      <w:r>
+        <w:t xml:space="preserve"> </w:t>
+      </w:r>
+      <w:r>
+        <w:t xml:space="preserve">Uma ocupância na segunda metade de ao menos 0,70 ocorreu em 5 das 9 simulações cujo peptídeo partiu a até 4,0 Å do carboxilato do Asp189 (janela inicial 2,71–4,00 Å) e em nenhuma das 39 que partiram de mais longe. As quatro que partiram perto e não chegaram foram GHHGGG (0,67), PISQIDSGSR (0,33), GGSDHT (0,00) e GGHGGG (0,00). Nas 48 simulações, as distâncias inicial e final se correlacionaram (ρ de Spearman = 0,63; r de Pearson = 0,77) e a distância inicial se relacionou inversamente com a ocupância da segunda metade (ρ = −0,63; r = −0,46); o comprimento do peptídeo explicou pouco da distância final (r = 0,16). A identidade da âncora não separa as cinco que atingiram a ocupância: são uma arginina, uma glutamina, uma lisina e duas histidinas, e três dos cinco peptídeos (GQNDS, GGHSE, GGGGH) não têm arginina nem lisina. Dez nanossegundos, portanto, reportam em grande parte a pose que o Boltz-2 propôs, em vez de acrescentar evidência independente dela: a triagem mede se uma pose que já está em S1 sobrevive, e um candidato posto a 5 Å não tem tempo de achar o bolso. Isto é uma propriedade do desenho da triagem, declarada aqui, e vale igualmente para os candidatos que falharam.</w:t>
+      </w:r>
+    </w:p>
+    <w:p>
+      <w:pPr>
+        <w:pStyle w:val="BodyText"/>
+      </w:pPr>
+      <w:r>
+        <w:rPr>
+          <w:i/>
+          <w:iCs/>
+        </w:rPr>
+        <w:t xml:space="preserve">Escala de referência do critério de S1.</w:t>
+      </w:r>
+      <w:r>
+        <w:t xml:space="preserve"> </w:t>
+      </w:r>
+      <w:r>
+        <w:t xml:space="preserve">O limiar de 70% de ocupância foi declarado sem que se soubesse quanto um inibidor real marca na mesma análise; aplicamos então a análise idêntica aos complexos da calibração, que usam o mesmo receptor de</w:t>
+      </w:r>
+      <w:r>
+        <w:t xml:space="preserve"> </w:t>
+      </w:r>
+      <w:r>
+        <w:rPr>
+          <w:i/>
+          <w:iCs/>
+        </w:rPr>
+        <w:t xml:space="preserve">S. frugiperda</w:t>
+      </w:r>
+      <w:r>
+        <w:t xml:space="preserve">: seis inibidores naturais e cinco iscas embaralhadas. As cinco iscas alcançaram ocupância 1,00 na segunda metade, assim como quatro dos seis inibidores (os outros dois, ApTI e BBI, ficaram em 0,00 e 0,10); nos onze sistemas a âncora foi uma lisina ou uma arginina. Nesse conjunto de referência o critério, portanto, não tem especificidade: uma sequência embaralhada que contenha um resíduo básico ocupa S1 tanto quanto um inibidor verdadeiro. Esses controles não têm o mesmo protocolo (2 ns, AMBER99SB-ILDN, outro pH) e são inibidores proteicos de 50–180 resíduos, cujos embaralhamentos necessariamente mantêm uma arginina ou uma lisina, ao passo que os candidatos aqui têm 5–12 resíduos e quase todos não têm nenhuma das duas. Ainda assim, delimitam o que o critério sustenta: passar nele significa que a pose prevista não se desfez, não que o peptídeo se liga. Controles pareados por tamanho no mesmo protocolo — os próprios controles embaralhados dos candidatos, simulados por 10 ns — ainda não foram rodados (aguardam o E3) e serão relatados com as camadas finais.</w:t>
+      </w:r>
+    </w:p>
+    <w:p>
+      <w:pPr>
+        <w:pStyle w:val="BodyText"/>
+      </w:pPr>
+      <w:r>
+        <w:rPr>
+          <w:i/>
+          <w:iCs/>
+        </w:rPr>
         <w:t xml:space="preserve">Por que a química da âncora, e não a ocupância, carrega a informação.</w:t>
       </w:r>
       <w:r>
@@ -9790,9 +9801,9 @@
       <w:r>
         <w:drawing>
           <wp:inline>
-            <wp:extent cx="5334000" cy="5037806"/>
+            <wp:extent cx="5334000" cy="5484607"/>
             <wp:effectExtent b="0" l="0" r="0" t="0"/>
-            <wp:docPr descr="Figura 11. Simulações de triagem de 10 ns (CHARMM36, pH 10, 300 K, uma réplica cada; provisório: 16 de 48 concluídas em 1º de outubro de 2026). (A) Distância do resíduo âncora ao carboxilato do Asp189 e (B) RMSD local do peptídeo (Cα, receptor alinhado) para os três candidatos de A. gemmatalis de cada frente (contínua, tracejada e pontilhada: candidatos 1, 2 e 3; sequências na legenda). (C) Ocupância de S1 a 5 Å na primeira e na segunda metade para todas as simulações concluídas (círculo: passa na triagem pré-registrada; cruz: não passa; a linha tracejada é o critério de 70%). (D) Por simulação: ocupância de S1 na segunda metade, contato com a serina catalítica e qualquer contato com o receptor; “ring ✗” marca macrociclos que falharam no critério do anel (C–N ≤ 1,5 Å e ω ≥ 150° em todos os quadros)." title="" id="66" name="Picture"/>
+            <wp:docPr descr="Figura 11. Simulações de triagem de 10 ns (CHARMM36, pH 10, 300 K, uma réplica cada; as 48 concluídas). (A) Distância do resíduo âncora ao carboxilato do Asp189 e (B) RMSD local do peptídeo (Cα, receptor alinhado) para os três candidatos de A. gemmatalis de cada frente (contínua, tracejada e pontilhada: candidatos 1, 2 e 3; sequências na legenda). (C) Ocupância de S1 a 5 Å na primeira e na segunda metade para as 48 simulações (círculo: passa na triagem como foi declarada originalmente; cruz: não passa; a linha tracejada é o nível de 70%, hoje descritivo). (D) Por simulação, frente linear (acima) e macrocíclica (abaixo): ocupância de S1 na segunda metade, contato com a serina catalítica e qualquer contato com o receptor; ✗ marca macrociclos que falharam no critério estrito do anel (C–N ≤ 1,5 Å e ω ≥ 150° em todos os quadros) e ✓ os que o cumpriram." title="" id="66" name="Picture"/>
             <a:graphic>
               <a:graphicData uri="http://schemas.openxmlformats.org/drawingml/2006/picture">
                 <pic:pic>
@@ -9811,7 +9822,7 @@
                   <pic:spPr bwMode="auto">
                     <a:xfrm>
                       <a:off x="0" y="0"/>
-                      <a:ext cx="5334000" cy="5037806"/>
+                      <a:ext cx="5334000" cy="5484607"/>
                     </a:xfrm>
                     <a:prstGeom prst="rect">
                       <a:avLst/>
@@ -9845,7 +9856,7 @@
         <w:t xml:space="preserve"> </w:t>
       </w:r>
       <w:r>
-        <w:t xml:space="preserve">Simulações de triagem de 10 ns (CHARMM36, pH 10, 300 K, uma réplica cada; provisório: 16 de 48 concluídas em 1º de outubro de 2026). (A) Distância do resíduo âncora ao carboxilato do Asp189 e (B) RMSD local do peptídeo (Cα, receptor alinhado) para os três candidatos de</w:t>
+        <w:t xml:space="preserve">Simulações de triagem de 10 ns (CHARMM36, pH 10, 300 K, uma réplica cada; as 48 concluídas). (A) Distância do resíduo âncora ao carboxilato do Asp189 e (B) RMSD local do peptídeo (Cα, receptor alinhado) para os três candidatos de</w:t>
       </w:r>
       <w:r>
         <w:t xml:space="preserve"> </w:t>
@@ -9861,19 +9872,7 @@
         <w:t xml:space="preserve"> </w:t>
       </w:r>
       <w:r>
-        <w:t xml:space="preserve">de cada frente (contínua, tracejada e pontilhada: candidatos 1, 2 e 3; sequências na legenda). (C) Ocupância de S1 a 5 Å na primeira e na segunda metade para todas as simulações concluídas (círculo: passa na triagem pré-registrada; cruz: não passa; a linha tracejada é o critério de 70%). (D) Por simulação: ocupância de S1 na segunda metade, contato com a serina catalítica e qualquer contato com o receptor;</w:t>
-      </w:r>
-      <w:r>
-        <w:t xml:space="preserve"> </w:t>
-      </w:r>
-      <w:r>
-        <w:t xml:space="preserve">“ring ✗”</w:t>
-      </w:r>
-      <w:r>
-        <w:t xml:space="preserve"> </w:t>
-      </w:r>
-      <w:r>
-        <w:t xml:space="preserve">marca macrociclos que falharam no critério do anel (C–N ≤ 1,5 Å e ω ≥ 150° em todos os quadros).</w:t>
+        <w:t xml:space="preserve">de cada frente (contínua, tracejada e pontilhada: candidatos 1, 2 e 3; sequências na legenda). (C) Ocupância de S1 a 5 Å na primeira e na segunda metade para as 48 simulações (círculo: passa na triagem como foi declarada originalmente; cruz: não passa; a linha tracejada é o nível de 70%, hoje descritivo). (D) Por simulação, frente linear (acima) e macrocíclica (abaixo): ocupância de S1 na segunda metade, contato com a serina catalítica e qualquer contato com o receptor; ✗ marca macrociclos que falharam no critério estrito do anel (C–N ≤ 1,5 Å e ω ≥ 150° em todos os quadros) e ✓ os que o cumpriram.</w:t>
       </w:r>
     </w:p>
     <w:bookmarkEnd w:id="68"/>
@@ -9891,16 +9890,7 @@
         <w:pStyle w:val="FirstParagraph"/>
       </w:pPr>
       <w:r>
-        <w:rPr>
-          <w:rStyle w:val="Pendente"/>
-        </w:rPr>
-        <w:t xml:space="preserve">PROVISÓRIO, 1º de outubro de 2026.</w:t>
-      </w:r>
-      <w:r>
-        <w:t xml:space="preserve"> </w:t>
-      </w:r>
-      <w:r>
-        <w:t xml:space="preserve">Dos 24 candidatos finais por frente, três sequências coincidem na mesma espécie: GQNDS (</w:t>
+        <w:t xml:space="preserve">Dos 24 candidatos finais por frente, três sequências coincidem na mesma espécie e foram, portanto, simuladas nas duas formas: GQNDS (</w:t>
       </w:r>
       <w:r>
         <w:rPr>
@@ -9930,16 +9920,7 @@
         <w:t xml:space="preserve">A. gemmatalis</w:t>
       </w:r>
       <w:r>
-        <w:t xml:space="preserve">). Só GGSQSS foi simulada nas duas formas até agora, e saiu de S1 nas duas (ocupância na segunda metade de 0,07 na linear e 0,00 na cíclica; âncora Gln4).</w:t>
-      </w:r>
-      <w:r>
-        <w:t xml:space="preserve"> </w:t>
-      </w:r>
-      <w:r>
-        <w:rPr>
-          <w:rStyle w:val="Pendente"/>
-        </w:rPr>
-        <w:t xml:space="preserve">PENDENTE: sobreposição e diferença na ocupância de S1 entre a forma linear e a cíclica da mesma sequência quando as 48 simulações terminarem.</w:t>
+        <w:t xml:space="preserve">). A ocupância de S1 na segunda metade foi 1,00 na forma linear e 0,00 na cíclica de GQNDS (âncora Gln nas duas; janelas inicial e final 4,00 → 3,77 Å linear e 4,85 → 10,27 Å cíclica), 0,07 e 0,00 em GGSQSS (5,41 → 9,16 e 5,34 → 8,02 Å; âncora Gln nas duas) e 0,00 nas duas formas de NGGTT (6,30 → 7,77 e 6,21 → 6,76 Å; âncora Thr e Asn). Nas 48 simulações as duas frentes ficaram próximas: distância final mediana 6,77 Å (linear) e 6,11 Å (cíclica), âncora a até 4 Å em 2 e 2, ocupância de ao menos 0,70 em 2 e 3. Mais complexos cíclicos partiram perto de S1 (janela inicial ≤ 3,5 Å em 5 de 24, contra 2 de 24), e o RMSD local da janela final foi menor (mediana 0,30 contra 0,56 nm). Com uma réplica por candidato, três sequências pareadas e uma pose inicial que difere entre as frentes, não se pode inferir efeito da ciclização; o único par com desfechos discordantes, GQNDS, também difere na distância inicial (4,00 e 4,85 Å).</w:t>
       </w:r>
     </w:p>
     <w:bookmarkEnd w:id="69"/>
@@ -9957,25 +9938,28 @@
         <w:pStyle w:val="FirstParagraph"/>
       </w:pPr>
       <w:r>
+        <w:t xml:space="preserve">Os 48 candidatos finais foram ordenados em camadas usando apenas os critérios declarados antes das simulações (Seção 2.9): a camada A cumpre todos os critérios disponíveis (controle de qualidade de pose, diferença pareada positiva frente aos controles embaralhados e, nos macrociclos, o critério estrito do anel); a B falha exatamente um deles; a C falha dois ou mais; a P aguardaria a simulação e está vazia porque as 48 terminaram. A ocupância de S1 e a âncora aparecem na Figura 12, mas não definem a camada, porque a ocupância acompanha a pose inicial (Seção 3.9). Dentro da camada a ordem é a diferença pareada, depois a confiança do Boltz-2, depois a ocupância de S1. A atribuição é 24 A, 0 B e 0 C na frente linear e 11 A, 13 B e 0 C na macrocíclica; os 13 macrociclos da camada B falham só no critério estrito do anel. Toda atribuição é provisória, porque a diferença pareada (E3) não está disponível: na frente linear o único filtro ativo é o controle de qualidade de pose, que os 24 cumprem, então a camada A lista a frente inteira e não discrimina. As camadas A e B significam que o candidato sobreviveu aos filtros disponíveis, não que se espera que iniba. Entre os candidatos da camada A cuja âncora terminou a até 4 Å do Asp189 estão NGGRPDAP e GQNDS (lineares) e GGHSE (cíclico); GGKPGEP, com a menor distância final, está na camada B por causa do anel. Todos os candidatos cumprem o critério duro de não clivagem e nenhum carrega alegação de seletividade. A dinâmica molecular verifica a estabilidade da pose prevista em 10 ns e não é estimativa de afinidade.</w:t>
+      </w:r>
+      <w:r>
+        <w:t xml:space="preserve"> </w:t>
+      </w:r>
+      <w:r>
         <w:rPr>
           <w:rStyle w:val="Pendente"/>
         </w:rPr>
-        <w:t xml:space="preserve">PROVISÓRIO, 1º de outubro de 2026.</w:t>
-      </w:r>
-      <w:r>
-        <w:t xml:space="preserve"> </w:t>
-      </w:r>
-      <w:r>
-        <w:t xml:space="preserve">Os 48 candidatos finais foram ordenados em camadas usando os critérios da Seção 2.9, com a ocupância rebaixada em 2 de outubro: a camada A cumpre todos os critérios disponíveis (controle de qualidade de pose, diferença pareada positiva contra controles embaralhados e, nos macrociclos, o critério estrito do anel); a camada B falha exatamente um deles; a camada C falha dois ou mais; a camada P aguarda a simulação. A ocupância de S1 e a âncora aparecem na Figura 12, mas não definem a camada, porque a ocupância acompanha a pose inicial (Seção 3.9). Dentro da camada a ordem é a diferença pareada, depois a confiança do Boltz-2, depois a ocupância de S1 (Figura 12). Com 12 das 48 simulações concluídas e o E3 ainda não rodado, as camadas das simulações concluídas são provisórias até o E3 estar disponível, e a atribuição sob o critério rebaixado é</w:t>
-      </w:r>
-      <w:r>
-        <w:t xml:space="preserve"> </w:t>
+        <w:t xml:space="preserve">PENDENTE: camadas recalculadas com</w:t>
       </w:r>
       <w:r>
         <w:rPr>
           <w:rStyle w:val="Pendente"/>
         </w:rPr>
-        <w:t xml:space="preserve">PENDENTE: recalcular com</w:t>
+        <w:t xml:space="preserve"> </w:t>
+      </w:r>
+      <w:r>
+        <w:rPr>
+          <w:rStyle w:val="VerbatimChar"/>
+        </w:rPr>
+        <w:t xml:space="preserve">scripts/rank_final_candidates.py</w:t>
       </w:r>
       <w:r>
         <w:rPr>
@@ -9985,33 +9969,9 @@
       </w:r>
       <w:r>
         <w:rPr>
-          <w:rStyle w:val="VerbatimChar"/>
-        </w:rPr>
-        <w:t xml:space="preserve">scripts/rank_final_candidates.py</w:t>
-      </w:r>
-      <w:r>
-        <w:rPr>
           <w:rStyle w:val="Pendente"/>
         </w:rPr>
-        <w:t xml:space="preserve"> </w:t>
-      </w:r>
-      <w:r>
-        <w:rPr>
-          <w:rStyle w:val="Pendente"/>
-        </w:rPr>
-        <w:t xml:space="preserve">quando o E3 tiver rodado</w:t>
-      </w:r>
-      <w:r>
-        <w:t xml:space="preserve">. Todos os candidatos são não clivaveis pelo critério duro e nenhum carrega afirmação de seletividade. A dinâmica molecular verifica a estabilidade da pose prevista em 10 ns e não é estimativa de afinidade.</w:t>
-      </w:r>
-      <w:r>
-        <w:t xml:space="preserve"> </w:t>
-      </w:r>
-      <w:r>
-        <w:rPr>
-          <w:rStyle w:val="Pendente"/>
-        </w:rPr>
-        <w:t xml:space="preserve">PENDENTE: camadas finais, número de candidatos por camada e por espécie, robustez ao pH e a lista de peptídeos recomendados quando as simulações e o E3 terminarem.</w:t>
+        <w:t xml:space="preserve">após o E3, simulações dos controles embaralhados e do controle negativo, robustez ao pH e lista de peptídeos recomendados.</w:t>
       </w:r>
     </w:p>
     <w:p>
@@ -10023,7 +9983,7 @@
           <wp:inline>
             <wp:extent cx="5334000" cy="3704933"/>
             <wp:effectExtent b="0" l="0" r="0" t="0"/>
-            <wp:docPr descr="Figura 12. Matriz de evidências dos 48 candidatos finais (esquerda, linear; direita, macrociclo), ordenados por camada (A, B, C, P) e, dentro da camada, pela diferença pareada, pela confiança do Boltz-2 e pela ocupância de S1 (a ocupância não define a camada). Colunas: confiança do Boltz-2 (E2), diferença pareada contra controles embaralhados (E3), controle de qualidade de pose (E4), ocupância de S1 a 5 Å na segunda metade da simulação de 10 ns, âncora idêntica nas duas metades, critério estrito do anel (com a fração de quadros com |ω| ≥ 150° quando falha) e robustez ao pH. Células vazias: ainda não disponíveis (provisório, 12 de 48 simulações; E3 e campanha de pH pendentes)." title="" id="71" name="Picture"/>
+            <wp:docPr descr="Figura 12. Matriz de evidências dos 48 candidatos finais (esquerda, linear; direita, macrociclo), ordenados por camada (A, B, C, P) e, dentro da camada, pela diferença pareada, pela confiança do Boltz-2 e pela ocupância de S1 (a ocupância não define a camada). Colunas: confiança do Boltz-2 (E2), diferença pareada contra controles embaralhados (E3), controle de qualidade de pose (E4), ocupância de S1 a 5 Å na segunda metade da simulação de 10 ns, âncora idêntica nas duas metades, critério estrito do anel (com a fração de quadros com |ω| ≥ 150° quando falha) e robustez ao pH. Células vazias: ainda não disponíveis (E3 e campanha de pH pendentes); toda atribuição é provisória." title="" id="71" name="Picture"/>
             <a:graphic>
               <a:graphicData uri="http://schemas.openxmlformats.org/drawingml/2006/picture">
                 <pic:pic>
@@ -10076,7 +10036,7 @@
         <w:t xml:space="preserve"> </w:t>
       </w:r>
       <w:r>
-        <w:t xml:space="preserve">Matriz de evidências dos 48 candidatos finais (esquerda, linear; direita, macrociclo), ordenados por camada (A, B, C, P) e, dentro da camada, pela diferença pareada, pela confiança do Boltz-2 e pela ocupância de S1 (a ocupância não define a camada). Colunas: confiança do Boltz-2 (E2), diferença pareada contra controles embaralhados (E3), controle de qualidade de pose (E4), ocupância de S1 a 5 Å na segunda metade da simulação de 10 ns, âncora idêntica nas duas metades, critério estrito do anel (com a fração de quadros com |ω| ≥ 150° quando falha) e robustez ao pH. Células vazias: ainda não disponíveis (provisório, 12 de 48 simulações; E3 e campanha de pH pendentes).</w:t>
+        <w:t xml:space="preserve">Matriz de evidências dos 48 candidatos finais (esquerda, linear; direita, macrociclo), ordenados por camada (A, B, C, P) e, dentro da camada, pela diferença pareada, pela confiança do Boltz-2 e pela ocupância de S1 (a ocupância não define a camada). Colunas: confiança do Boltz-2 (E2), diferença pareada contra controles embaralhados (E3), controle de qualidade de pose (E4), ocupância de S1 a 5 Å na segunda metade da simulação de 10 ns, âncora idêntica nas duas metades, critério estrito do anel (com a fração de quadros com |ω| ≥ 150° quando falha) e robustez ao pH. Células vazias: ainda não disponíveis (E3 e campanha de pH pendentes); toda atribuição é provisória.</w:t>
       </w:r>
     </w:p>
     <w:p>
@@ -10111,7 +10071,7 @@
         <w:pStyle w:val="FirstParagraph"/>
       </w:pPr>
       <w:r>
-        <w:t xml:space="preserve">Montamos e calibramos um pipeline que vai de um painel de oito tripsinas digestivas de lepidópteros até candidatos peptídicos triados, e tornamos a não clivabilidade por proteases do intestino médio um requisito explícito e binário. A parte estrutural foi robusta: os subsítios catalíticos definidos a partir de dois complexos cristalográficos foram transferidos para os dez modelos de receptor com alta concordância estrutural, e o equivalente da Asp189 encontrado pela estrutura concordou com o encontrado pela sequência. A parte dos candidatos rendeu 22.066 sequências únicas a partir de 880 esqueletos macrocíclicos, das quais 1.829 passaram em uma triagem por escore de motivos e foram co-dobradas com o Boltz-2 em uma primeira rodada, e 527 (lineares) e 543 (cíclicas) satisfizeram o critério duro.</w:t>
+        <w:t xml:space="preserve">Montamos e calibramos um pipeline que vai de um painel de oito tripsinas digestivas de lepidópteros até candidatos peptídicos triados, e tornamos a não clivabilidade por proteases do intestino médio um requisito explícito e binário. A parte estrutural foi robusta: os subsítios catalíticos definidos a partir de dois complexos cristalográficos foram transferidos para os dez modelos de receptor com alta concordância estrutural, e o equivalente da Asp189 encontrado pela estrutura concordou com o encontrado pela sequência. A parte dos candidatos rendeu 22.066 sequências únicas a partir de 880 esqueletos macrocíclicos, das quais 1.829 passaram em uma triagem por escore de motivos e foram co-dobradas com o Boltz-2 em uma primeira rodada, e 527 (lineares) e 543 (cíclicas) satisfizeram o critério duro. Em 48 simulações de 10 ns, a distância mediana entre a âncora e o aspartato de S1 aumentou (5,7 → 6,8 Å linear, 5,1 → 6,1 Å cíclica), uma âncora a até 4 Å dele ao final limitou-se a quatro candidatos que haviam partido a até 4,0 Å, e 13 dos 24 macrociclos ficaram abaixo do limite de ω em ao menos um quadro sem abrir o anel. A ocupância de S1 acompanha a pose inicial do Boltz-2, de modo que as simulações verificam a estabilidade de uma pose e não são evidência de ligação; a diferença pareada frente aos controles embaralhados (E3) segue pendente</w:t>
       </w:r>
       <w:r>
         <w:t xml:space="preserve"> </w:t>
@@ -10120,7 +10080,7 @@
         <w:rPr>
           <w:rStyle w:val="Pendente"/>
         </w:rPr>
-        <w:t xml:space="preserve">FRASE DEPENDENTE DA MD: resultado da triagem de duas frentes e das simulações de 10 ns, a escrever quando as Seções 3.8–3.10 estiverem completas</w:t>
+        <w:t xml:space="preserve">PENDENTE: resultado do E3 e dos controles na versão final</w:t>
       </w:r>
       <w:r>
         <w:t xml:space="preserve">. Nenhum resultado aqui diz respeito à atividade inibitória ou à seletividade, porque não se fez ensaio nem contrasseleção frente a proteases não-alvo.</w:t>
@@ -10340,7 +10300,7 @@
         </w:numPr>
       </w:pPr>
       <w:r>
-        <w:t xml:space="preserve">O critério de ocupância de S1 não tem especificidade demonstrada: no único conjunto de referência disponível, todas as iscas embaralhadas o satisfizeram (Seção 3.9). (x) A âncora é definida post hoc como o resíduo do peptídeo de menor distância média ao Asp189, e é a ocupância dela que se mede, o que favorece o valor medido frente a um resíduo fixado de antemão. (xi) Dez nanossegundos a partir do complexo previsto testam se aquela pose é estável, não se o peptídeo consegue encontrar S1: os candidatos que passaram partiram a menos de 3,5 Å do Asp189, enquanto os que partiram a 4,1–4,3 Å não passaram; por isso a ocupância foi rebaixada de critério a descrição, depois de vistas as 16 primeiras simulações (Seção 2.9). (xii) Os controles embaralhados do E3 são fracos nos candidatos ricos em glicina, porque embaralhar quase não altera uma sequência dessas: a identidade média entre um candidato e seus próprios controles é 0,35 (linear) e 0,29 (cíclico), cinco candidatos são pelo menos 60% idênticos aos seus controles e seis têm apenas dois controles distintos dos três gerados. (xiii) O critério desses controles, Δ &gt; 0, não tem limiar de incerteza, enquanto o desvio-padrão entre as quinze predições de um mesmo candidato é de cerca de 0,02, de modo que um Δ positivo pequeno está dentro do ruído. (xiv) Dois desvios da prática atual foram encontrados na montagem das simulações e mantidos para que todas compartilhem um só protocolo: a equilibração NPT usou o barostato de Parrinello-Rahman, onde o padrão é um barostato de relaxação, e</w:t>
+        <w:t xml:space="preserve">O critério de ocupância de S1 não tem especificidade demonstrada: no único conjunto de referência disponível, todas as iscas embaralhadas o satisfizeram (Seção 3.9). (x) A âncora é definida post hoc como o resíduo do peptídeo de menor distância média ao Asp189, e é a ocupância dela que se mede, o que favorece o valor medido frente a um resíduo fixado de antemão. (xi) Dez nanossegundos a partir do complexo previsto testam se aquela pose é estável, não se o peptídeo consegue encontrar S1: os cinco candidatos que atingiram ocupância de 0,70 partiram a até 4,0 Å do Asp189, e nenhum dos 39 que partiram de mais longe o fez; por isso a ocupância foi rebaixada de critério a descrição, depois de vistas as 16 primeiras simulações (Seção 2.9). (xii) Os controles embaralhados do E3 são fracos nos candidatos ricos em glicina, porque embaralhar quase não altera uma sequência dessas: a identidade média entre um candidato e seus próprios controles é 0,35 (linear) e 0,29 (cíclico), cinco candidatos são pelo menos 60% idênticos aos seus controles e seis têm apenas dois controles distintos dos três gerados. (xiii) O critério desses controles, Δ &gt; 0, não tem limiar de incerteza, enquanto o desvio-padrão entre as quinze predições de um mesmo candidato é de cerca de 0,02, de modo que um Δ positivo pequeno está dentro do ruído. (xiv) Dois desvios da prática atual foram encontrados na montagem das simulações e mantidos para que todas compartilhem um só protocolo: a equilibração NPT usou o barostato de Parrinello-Rahman, onde o padrão é um barostato de relaxação, e</w:t>
       </w:r>
       <w:r>
         <w:t xml:space="preserve"> </w:t>
@@ -10645,7 +10605,7 @@
           <wp:inline>
             <wp:extent cx="3959999" cy="1496414"/>
             <wp:effectExtent b="0" l="0" r="0" t="0"/>
-            <wp:docPr descr="Figura S2. Integridade do anel nas três simulações cíclicas com CHARMM36 concluídas até agora (A. gemmatalis, 10 ns): distância C–N de fechamento, ângulo ω de fechamento em valor absoluto ao longo do tempo e distribuição de ω. Linhas tracejadas: limites pré-registrados (C–N ≤ 1,5 Å, ω ≥ 150°). A versão anterior desta figura usava outro campo de força e foi retirada." title="" id="91" name="Picture"/>
+            <wp:docPr descr="Figura S2. Integridade do anel nas três simulações cíclicas de A. gemmatalis com CHARMM36 (10 ns), mostradas como exemplo; os resultados dos 24 anéis estão na Seção 3.9: distância C–N de fechamento, ângulo ω de fechamento em valor absoluto ao longo do tempo e distribuição de ω. Linhas tracejadas: limites pré-registrados (C–N ≤ 1,5 Å, ω ≥ 150°). A versão anterior desta figura usava outro campo de força e foi retirada." title="" id="91" name="Picture"/>
             <a:graphic>
               <a:graphicData uri="http://schemas.openxmlformats.org/drawingml/2006/picture">
                 <pic:pic>
@@ -10698,7 +10658,10 @@
         <w:t xml:space="preserve"> </w:t>
       </w:r>
       <w:r>
-        <w:t xml:space="preserve">Integridade do anel nas três simulações cíclicas com CHARMM36 concluídas até agora (</w:t>
+        <w:t xml:space="preserve">Integridade do anel nas três simulações cíclicas de</w:t>
+      </w:r>
+      <w:r>
+        <w:t xml:space="preserve"> </w:t>
       </w:r>
       <w:r>
         <w:rPr>
@@ -10708,7 +10671,10 @@
         <w:t xml:space="preserve">A. gemmatalis</w:t>
       </w:r>
       <w:r>
-        <w:t xml:space="preserve">, 10 ns): distância C–N de fechamento, ângulo ω de fechamento em valor absoluto ao longo do tempo e distribuição de ω. Linhas tracejadas: limites pré-registrados (C–N ≤ 1,5 Å, ω ≥ 150°). A versão anterior desta figura usava outro campo de força e foi retirada.</w:t>
+        <w:t xml:space="preserve"> </w:t>
+      </w:r>
+      <w:r>
+        <w:t xml:space="preserve">com CHARMM36 (10 ns), mostradas como exemplo; os resultados dos 24 anéis estão na Seção 3.9: distância C–N de fechamento, ângulo ω de fechamento em valor absoluto ao longo do tempo e distribuição de ω. Linhas tracejadas: limites pré-registrados (C–N ≤ 1,5 Å, ω ≥ 150°). A versão anterior desta figura usava outro campo de força e foi retirada.</w:t>
       </w:r>
     </w:p>
     <w:bookmarkEnd w:id="93"/>
@@ -10798,15 +10764,15 @@
         <w:pStyle w:val="BodyText"/>
       </w:pPr>
       <w:r>
+        <w:t xml:space="preserve">de Almeida Barros R, Meriño-Cabrera Y, Severiche Castro JG, Rodrigues da Silva Júnior N, Schultz H, de Andrade RJ, et al. (2022). Inhibition constant and stability of tripeptide inhibitors of gut trypsin-like enzyme of the soybean pest Anticarsia gemmatalis. Archives of Insect Biochemistry and Physiology 110, e21887. doi: 10.1002/arch.21887</w:t>
+      </w:r>
+    </w:p>
+    <w:p>
+      <w:pPr>
+        <w:pStyle w:val="BodyText"/>
+      </w:pPr>
+      <w:r>
         <w:t xml:space="preserve">de Almeida Barros R, Meriño-Cabrera Y, Castro JS, da Silva Junior NR, de Oliveira JVA, Schultz H, et al. (2022). Bovine pancreatic trypsin inhibitor and soybean Kunitz trypsin inhibitor: Differential effects on proteases and larval development of the soybean pest Anticarsia gemmatalis (Lepidoptera: Noctuidae). Pesticide Biochemistry and Physiology 187, 105188. doi: 10.1016/j.pestbp.2022.105188</w:t>
-      </w:r>
-    </w:p>
-    <w:p>
-      <w:pPr>
-        <w:pStyle w:val="BodyText"/>
-      </w:pPr>
-      <w:r>
-        <w:t xml:space="preserve">de Almeida Barros R, Meriño-Cabrera Y, Severiche Castro JG, Rodrigues da Silva Júnior N, Schultz H, de Andrade RJ, et al. (2022). Inhibition constant and stability of tripeptide inhibitors of gut trypsin-like enzyme of the soybean pest Anticarsia gemmatalis. Archives of Insect Biochemistry and Physiology 110, e21887. doi: 10.1002/arch.21887</w:t>
       </w:r>
     </w:p>
     <w:p>

--- a/manuscript/Manuscrito_PT_leitura.docx
+++ b/manuscript/Manuscrito_PT_leitura.docx
@@ -342,7 +342,7 @@
               <w:rPr>
                 <w:sz w:val="18"/>
               </w:rPr>
-              <w:t xml:space="preserve">10,040 palavras no original em inglês (corpo sem tabelas, títulos e legendas; cada citação contada como uma palavra); tradução: 10,696</w:t>
+              <w:t xml:space="preserve">10,274 palavras no original em inglês (corpo sem tabelas, títulos e legendas; cada citação contada como uma palavra); tradução: 10,927</w:t>
             </w:r>
           </w:p>
         </w:tc>
@@ -404,7 +404,7 @@
               <w:rPr>
                 <w:sz w:val="18"/>
               </w:rPr>
-              <w:t xml:space="preserve">455 palavras no original em inglês sem o trecho pendente (≈ 464 com ele preenchido); tradução: 506</w:t>
+              <w:t xml:space="preserve">482 palavras no original em inglês sem o trecho pendente (≈ 491 com ele preenchido); tradução: 532</w:t>
             </w:r>
           </w:p>
         </w:tc>
@@ -2525,7 +2525,7 @@
         <w:t xml:space="preserve"> </w:t>
       </w:r>
       <w:r>
-        <w:t xml:space="preserve">Os subsítios foram transferidos nos 20 pares receptor–molde (TM-score 0,946–0,957). O Boltz-2 pontuou o inibidor natural acima de sua isca embaralhada em 10 de 10 pares, e o RMSD do ligante em 9 de 10, enquanto o MM-GBSA o fez em 4 de 10 e acompanhou o tamanho da interface (ρ = −0,93). A triagem por motivos reteve 1.829 sequências (confiança do Boltz-2 0,862, dentro da faixa de uma isca embaralhada de SFTI-1, 0,944). O critério duro reteve 527 sequências lineares e 543 cíclicas (2,4–2,5%), 49% glicina, com 9 de 4.060 resíduos lisina ou arginina, cada um antes de prolina. Repetir o Boltz-2 em entradas idênticas deu correlação de postos de 0,57 entre rodadas (n = 442), próxima dos 0,50 entre as formas linear e cíclica da mesma sequência (n = 527). Os 48 candidatos selecionados (três por espécie e frente) passaram no controle de qualidade de pose. Nas 48 simulações de 10 ns (uma réplica cada), a distância mediana entre o resíduo âncora e o Asp189 subiu de 5,7 para 6,8 Å na frente linear e de 5,1 para 6,1 Å na macrocíclica; a âncora ficou a menos de 4 Å na janela final em 4 das 48 simulações, todas as quais haviam partido a até 4,0 Å, e as distâncias inicial e final se correlacionaram (ρ de Spearman = 0,63). Dos 24 macrociclos, 11 cumpriram o critério pré-registrado do anel; os outros 13 mantiveram a ligação de fechamento (C–N ≤ 1,46 Å), mas tiveram |ω| &lt; 150° (mínimo 137,2–149,9°) em ao menos um quadro.</w:t>
+        <w:t xml:space="preserve">Os subsítios foram transferidos nos 20 pares receptor–molde (TM-score 0,946–0,957). O Boltz-2 pontuou o inibidor natural acima de sua isca embaralhada em 10 de 10 pares, e o RMSD do ligante em 9 de 10, enquanto o MM-GBSA o fez em 4 de 10 e acompanhou o tamanho da interface (ρ = −0,93). A triagem por motivos reteve 1.829 sequências (confiança do Boltz-2 0,862, dentro da faixa de uma isca embaralhada de SFTI-1, 0,944). O critério duro reteve 527 sequências lineares e 543 cíclicas (2,4–2,5%), 49% glicina, com 9 de 4.060 resíduos lisina ou arginina, cada um antes de prolina. Repetir o Boltz-2 em entradas idênticas deu correlação de postos de 0,57 entre rodadas (n = 442), próxima dos 0,50 entre as formas linear e cíclica da mesma sequência (n = 527). Os 48 candidatos selecionados (três por espécie e frente) passaram no controle de qualidade de pose. Nas 48 simulações de 10 ns (uma réplica cada), a distância mediana entre o resíduo âncora e o Asp189 subiu de 5,7 para 6,8 Å na frente linear e de 5,1 para 6,1 Å na macrocíclica; a âncora ficou a menos de 4 Å na janela final em 4 das 48 simulações, todas as quais haviam partido a até 4,0 Å, e as distâncias inicial e final se correlacionaram (ρ de Spearman = 0,63). Dos 24 macrociclos, 11 cumpriram o critério pré-registrado do anel; os outros 13 mantiveram a ligação de fechamento (C–N ≤ 1,46 Å), mas tiveram |ω| &lt; 150° (mínimo 137,2–149,9°) em ao menos um quadro. Na frente linear, a diferença pareada frente aos controles embaralhados foi positiva em 63 de 78 candidatos (mediana 0,013), da ordem do ruído da predição</w:t>
       </w:r>
       <w:r>
         <w:t xml:space="preserve"> </w:t>
@@ -2534,7 +2534,10 @@
         <w:rPr>
           <w:rStyle w:val="Pendente"/>
         </w:rPr>
-        <w:t xml:space="preserve">PENDENTE: controles pareados (E3).</w:t>
+        <w:t xml:space="preserve">PENDENTE: frente macrocíclica (E3)</w:t>
+      </w:r>
+      <w:r>
+        <w:t xml:space="preserve">.</w:t>
       </w:r>
       <w:r>
         <w:t xml:space="preserve"> </w:t>
@@ -9333,9 +9336,87 @@
       </w:pPr>
       <w:r>
         <w:rPr>
+          <w:i/>
+          <w:iCs/>
+        </w:rPr>
+        <w:t xml:space="preserve">Controles pareados, frente linear (E3).</w:t>
+      </w:r>
+      <w:r>
+        <w:t xml:space="preserve"> </w:t>
+      </w:r>
+      <w:r>
+        <w:t xml:space="preserve">Os três controles embaralhados de cada um dos 80 candidatos lineares do E2 foram preditos com cinco amostras e três sementes (702 predições). Obtiveram-se controles para 78 candidatos; os três controles de um candidato de</w:t>
+      </w:r>
+      <w:r>
+        <w:t xml:space="preserve"> </w:t>
+      </w:r>
+      <w:r>
+        <w:rPr>
+          <w:i/>
+          <w:iCs/>
+        </w:rPr>
+        <w:t xml:space="preserve">S. litura</w:t>
+      </w:r>
+      <w:r>
+        <w:t xml:space="preserve"> </w:t>
+      </w:r>
+      <w:r>
+        <w:t xml:space="preserve">e de um de</w:t>
+      </w:r>
+      <w:r>
+        <w:t xml:space="preserve"> </w:t>
+      </w:r>
+      <w:r>
+        <w:rPr>
+          <w:i/>
+          <w:iCs/>
+        </w:rPr>
+        <w:t xml:space="preserve">O. nubilalis</w:t>
+      </w:r>
+      <w:r>
+        <w:t xml:space="preserve"> </w:t>
+      </w:r>
+      <w:r>
+        <w:t xml:space="preserve">não foram obtidos (27 de 30 predições nessas duas espécies). Δ foi positivo em 63 dos 78 (81%; mediana 0,013, intervalo interquartil 0,003–0,030, faixa de −0,033 a 0,069); por espécie, de 5 de 10 (</w:t>
+      </w:r>
+      <w:r>
+        <w:rPr>
+          <w:i/>
+          <w:iCs/>
+        </w:rPr>
+        <w:t xml:space="preserve">S. litura</w:t>
+      </w:r>
+      <w:r>
+        <w:t xml:space="preserve">) a 10 de 10 (</w:t>
+      </w:r>
+      <w:r>
+        <w:rPr>
+          <w:i/>
+          <w:iCs/>
+        </w:rPr>
+        <w:t xml:space="preserve">A. gemmatalis</w:t>
+      </w:r>
+      <w:r>
+        <w:t xml:space="preserve">). Para os 24 candidatos lineares finais, Δ foi positivo em 23 (mediana 0,030, faixa de −0,0001 a 0,069); a exceção é HGGGGSG (</w:t>
+      </w:r>
+      <w:r>
+        <w:rPr>
+          <w:i/>
+          <w:iCs/>
+        </w:rPr>
+        <w:t xml:space="preserve">P. xylostella</w:t>
+      </w:r>
+      <w:r>
+        <w:t xml:space="preserve">, Δ = −0,0001). Essas diferenças são da ordem do desvio-padrão entre as 15 predições de um candidato (0,019, acima), cada Δ repousa em três controles, e os candidatos finais foram escolhidos por alta confiança no E2, o que infla Δ em relação ao conjunto dos 80 (mediana 0,030 contra 0,013); um Δ positivo significa, portanto, que o candidato não pontuou abaixo de seus controles, e não que ele se liga.</w:t>
+      </w:r>
+      <w:r>
+        <w:t xml:space="preserve"> </w:t>
+      </w:r>
+      <w:r>
+        <w:rPr>
           <w:rStyle w:val="Pendente"/>
         </w:rPr>
-        <w:t xml:space="preserve">PENDENTE: diferença pareada Δ frente a três controles embaralhados (E3; 1.413 predições do Boltz-2, iniciadas em 3 de outubro de 2026 e não concluídas na redação desta versão) e matriz cruzada 8 × 8 do melhor candidato de cada espécie (E4).</w:t>
+        <w:t xml:space="preserve">PENDENTE: a mesma análise para a frente cíclica (E3, 711 predições, em andamento em 4 de outubro de 2026) e a matriz cruzada 8 × 8 do melhor candidato de cada espécie (E4).</w:t>
       </w:r>
     </w:p>
     <w:p>
@@ -9938,7 +10019,7 @@
         <w:pStyle w:val="FirstParagraph"/>
       </w:pPr>
       <w:r>
-        <w:t xml:space="preserve">Os 48 candidatos finais foram ordenados em camadas usando apenas os critérios declarados antes das simulações (Seção 2.9): a camada A cumpre todos os critérios disponíveis (controle de qualidade de pose, diferença pareada positiva frente aos controles embaralhados e, nos macrociclos, o critério estrito do anel); a B falha exatamente um deles; a C falha dois ou mais; a P aguardaria a simulação e está vazia porque as 48 terminaram. A ocupância de S1 e a âncora aparecem na Figura 12, mas não definem a camada, porque a ocupância acompanha a pose inicial (Seção 3.9). Dentro da camada a ordem é a diferença pareada, depois a confiança do Boltz-2, depois a ocupância de S1. A atribuição é 24 A, 0 B e 0 C na frente linear e 11 A, 13 B e 0 C na macrocíclica; os 13 macrociclos da camada B falham só no critério estrito do anel. Toda atribuição é provisória, porque a diferença pareada (E3) não está disponível: na frente linear o único filtro ativo é o controle de qualidade de pose, que os 24 cumprem, então a camada A lista a frente inteira e não discrimina. As camadas A e B significam que o candidato sobreviveu aos filtros disponíveis, não que se espera que iniba. Entre os candidatos da camada A cuja âncora terminou a até 4 Å do Asp189 estão NGGRPDAP e GQNDS (lineares) e GGHSE (cíclico); GGKPGEP, com a menor distância final, está na camada B por causa do anel. Todos os candidatos cumprem o critério duro de não clivagem e nenhum carrega alegação de seletividade. A dinâmica molecular verifica a estabilidade da pose prevista em 10 ns e não é estimativa de afinidade.</w:t>
+        <w:t xml:space="preserve">Os 48 candidatos finais foram ordenados em camadas usando apenas os critérios declarados antes das simulações (Seção 2.9): a camada A cumpre todos os critérios disponíveis (controle de qualidade de pose, diferença pareada positiva frente aos controles embaralhados e, nos macrociclos, o critério estrito do anel); a B falha exatamente um deles; a C falha dois ou mais; a P aguardaria a simulação e está vazia porque as 48 terminaram. A ocupância de S1 e a âncora aparecem na Figura 12, mas não definem a camada, porque a ocupância acompanha a pose inicial (Seção 3.9). Dentro da camada a ordem é a diferença pareada, depois a confiança do Boltz-2, depois a ocupância de S1. A atribuição é 23 A, 1 B e 0 C na frente linear e 11 A, 13 B e 0 C na macrocíclica. Na frente linear a diferença pareada (E3, Seção 3.8) está disponível: os 24 passam no controle de qualidade de pose e 23 têm Δ positivo; HGGGGSG (Δ = −0,0001) fica na camada B. Como Δ é da ordem do ruído da predição, a camada A da frente linear exclui apenas um de 24 candidatos e não discrimina entre os demais. Os 13 macrociclos da camada B falham só no critério estrito do anel, e a atribuição macrocíclica segue provisória porque sua diferença pareada não está disponível. As camadas A e B significam que o candidato sobreviveu aos filtros disponíveis, não que se espera que iniba. Entre os candidatos da camada A cuja âncora terminou a até 4 Å do Asp189 estão NGGRPDAP e GQNDS (lineares) e GGHSE (cíclico); GGKPGEP, com a menor distância final, está na camada B por causa do anel. Todos os candidatos cumprem o critério duro de não clivagem e nenhum carrega alegação de seletividade. A dinâmica molecular verifica a estabilidade da pose prevista em 10 ns e não é estimativa de afinidade.</w:t>
       </w:r>
       <w:r>
         <w:t xml:space="preserve"> </w:t>
@@ -10071,7 +10152,7 @@
         <w:pStyle w:val="FirstParagraph"/>
       </w:pPr>
       <w:r>
-        <w:t xml:space="preserve">Montamos e calibramos um pipeline que vai de um painel de oito tripsinas digestivas de lepidópteros até candidatos peptídicos triados, e tornamos a não clivabilidade por proteases do intestino médio um requisito explícito e binário. A parte estrutural foi robusta: os subsítios catalíticos definidos a partir de dois complexos cristalográficos foram transferidos para os dez modelos de receptor com alta concordância estrutural, e o equivalente da Asp189 encontrado pela estrutura concordou com o encontrado pela sequência. A parte dos candidatos rendeu 22.066 sequências únicas a partir de 880 esqueletos macrocíclicos, das quais 1.829 passaram em uma triagem por escore de motivos e foram co-dobradas com o Boltz-2 em uma primeira rodada, e 527 (lineares) e 543 (cíclicas) satisfizeram o critério duro. Em 48 simulações de 10 ns, a distância mediana entre a âncora e o aspartato de S1 aumentou (5,7 → 6,8 Å linear, 5,1 → 6,1 Å cíclica), uma âncora a até 4 Å dele ao final limitou-se a quatro candidatos que haviam partido a até 4,0 Å, e 13 dos 24 macrociclos ficaram abaixo do limite de ω em ao menos um quadro sem abrir o anel. A ocupância de S1 acompanha a pose inicial do Boltz-2, de modo que as simulações verificam a estabilidade de uma pose e não são evidência de ligação; a diferença pareada frente aos controles embaralhados (E3) segue pendente</w:t>
+        <w:t xml:space="preserve">Montamos e calibramos um pipeline que vai de um painel de oito tripsinas digestivas de lepidópteros até candidatos peptídicos triados, e tornamos a não clivabilidade por proteases do intestino médio um requisito explícito e binário. A parte estrutural foi robusta: os subsítios catalíticos definidos a partir de dois complexos cristalográficos foram transferidos para os dez modelos de receptor com alta concordância estrutural, e o equivalente da Asp189 encontrado pela estrutura concordou com o encontrado pela sequência. A parte dos candidatos rendeu 22.066 sequências únicas a partir de 880 esqueletos macrocíclicos, das quais 1.829 passaram em uma triagem por escore de motivos e foram co-dobradas com o Boltz-2 em uma primeira rodada, e 527 (lineares) e 543 (cíclicas) satisfizeram o critério duro. Em 48 simulações de 10 ns, a distância mediana entre a âncora e o aspartato de S1 aumentou (5,7 → 6,8 Å linear, 5,1 → 6,1 Å cíclica), uma âncora a até 4 Å dele ao final limitou-se a quatro candidatos que haviam partido a até 4,0 Å, e 13 dos 24 macrociclos ficaram abaixo do limite de ω em ao menos um quadro sem abrir o anel. A ocupância de S1 acompanha a pose inicial do Boltz-2, de modo que as simulações verificam a estabilidade de uma pose e não são evidência de ligação; a diferença pareada frente aos controles embaralhados (E3) é positiva em 63 de 78 candidatos lineares, mas da ordem do ruído da predição (Seção 3.8)</w:t>
       </w:r>
       <w:r>
         <w:t xml:space="preserve"> </w:t>
@@ -10080,7 +10161,7 @@
         <w:rPr>
           <w:rStyle w:val="Pendente"/>
         </w:rPr>
-        <w:t xml:space="preserve">PENDENTE: resultado do E3 e dos controles na versão final</w:t>
+        <w:t xml:space="preserve">PENDENTE: E3 da frente cíclica e os controles na versão final</w:t>
       </w:r>
       <w:r>
         <w:t xml:space="preserve">. Nenhum resultado aqui diz respeito à atividade inibitória ou à seletividade, porque não se fez ensaio nem contrasseleção frente a proteases não-alvo.</w:t>
@@ -10956,15 +11037,15 @@
         <w:pStyle w:val="BodyText"/>
       </w:pPr>
       <w:r>
+        <w:t xml:space="preserve">Meriño-Cabrera Y, de Oliveira Mendes TA, Castro JGS, Barbosa SL, Macedo MLR, de Almeida Oliveira MG (2020). Noncompetitive tight-binding inhibition of Anticarsia gemmatalis trypsins by Adenanthera pavonina protease inhibitor affects larvae survival. Archives of Insect Biochemistry and Physiology 104, e21687. doi: 10.1002/arch.21687</w:t>
+      </w:r>
+    </w:p>
+    <w:p>
+      <w:pPr>
+        <w:pStyle w:val="BodyText"/>
+      </w:pPr>
+      <w:r>
         <w:t xml:space="preserve">Meriño-Cabrera Y, Severiche Castro JG, Rios Diez JD, Rodrigues Macedo ML, de Oliveira Mendes TA, Goreti de Almeida Oliveira M (2020). Rational design of mimetic peptides based on the interaction between Inga laurina inhibitor and trypsins for Spodoptera cosmioides pest control. Insect Biochemistry and Molecular Biology 122, 103390. doi: 10.1016/j.ibmb.2020.103390</w:t>
-      </w:r>
-    </w:p>
-    <w:p>
-      <w:pPr>
-        <w:pStyle w:val="BodyText"/>
-      </w:pPr>
-      <w:r>
-        <w:t xml:space="preserve">Meriño-Cabrera Y, de Oliveira Mendes TA, Castro JGS, Barbosa SL, Macedo MLR, de Almeida Oliveira MG (2020). Noncompetitive tight-binding inhibition of Anticarsia gemmatalis trypsins by Adenanthera pavonina protease inhibitor affects larvae survival. Archives of Insect Biochemistry and Physiology 104, e21687. doi: 10.1002/arch.21687</w:t>
       </w:r>
     </w:p>
     <w:p>

--- a/manuscript/Manuscrito_PT_leitura.docx
+++ b/manuscript/Manuscrito_PT_leitura.docx
@@ -342,7 +342,7 @@
               <w:rPr>
                 <w:sz w:val="18"/>
               </w:rPr>
-              <w:t xml:space="preserve">10,274 palavras no original em inglês (corpo sem tabelas, títulos e legendas; cada citação contada como uma palavra); tradução: 10,927</w:t>
+              <w:t xml:space="preserve">10,166 palavras no original em inglês (corpo sem tabelas, títulos e legendas; cada citação contada como uma palavra); tradução: 10,825</w:t>
             </w:r>
           </w:p>
         </w:tc>
@@ -404,7 +404,7 @@
               <w:rPr>
                 <w:sz w:val="18"/>
               </w:rPr>
-              <w:t xml:space="preserve">482 palavras no original em inglês sem o trecho pendente (≈ 491 com ele preenchido); tradução: 532</w:t>
+              <w:t xml:space="preserve">382 palavras no original em inglês sem o trecho pendente (≈ 391 com ele preenchido); tradução: 422</w:t>
             </w:r>
           </w:p>
         </w:tc>
@@ -2451,7 +2451,7 @@
         <w:t xml:space="preserve"> </w:t>
       </w:r>
       <w:r>
-        <w:t xml:space="preserve">Inibidores vegetais de proteases podem prejudicar lepidópteros-praga, mas são grandes, e os peptídeos curtos derivados de suas alças do centro reativo inibem as tripsinas digestivas apenas em concentrações submilimolares a milimolares. Não se sabe se inibidores naturais podem orientar o desenho peptídico</w:t>
+        <w:t xml:space="preserve">Inibidores vegetais de proteases podem prejudicar lepidópteros-praga, mas são grandes, e peptídeos curtos derivados de suas alças do centro reativo inibem as tripsinas digestivas apenas em concentrações submilimolares a milimolares. Não se sabe se inibidores naturais podem orientar o desenho</w:t>
       </w:r>
       <w:r>
         <w:t xml:space="preserve"> </w:t>
@@ -2464,7 +2464,10 @@
         <w:t xml:space="preserve">de novo</w:t>
       </w:r>
       <w:r>
-        <w:t xml:space="preserve">, nem se escores de aprendizado profundo ordenam peptídeos curtos desenhados que o intestino da lagarta não degrade.</w:t>
+        <w:t xml:space="preserve"> </w:t>
+      </w:r>
+      <w:r>
+        <w:t xml:space="preserve">de peptídeos curtos que o intestino da lagarta não degrade, nem se escores de aprendizado profundo conseguem ordená-los.</w:t>
       </w:r>
       <w:r>
         <w:t xml:space="preserve"> </w:t>
@@ -2493,23 +2496,7 @@
         <w:t xml:space="preserve">Anticarsia gemmatalis</w:t>
       </w:r>
       <w:r>
-        <w:t xml:space="preserve">, complexos cristalográficos de inibidores naturais definiram os subsítios catalíticos, transferidos para modelos do AlphaFold; uma escada de escores (co-dobramento com Boltz-2, dinâmica molecular, MM-GBSA) foi calibrada com seis inibidores naturais e iscas embaralhadas; e 22.066 sequências peptídicas foram desenhadas</w:t>
-      </w:r>
-      <w:r>
-        <w:t xml:space="preserve"> </w:t>
-      </w:r>
-      <w:r>
-        <w:rPr>
-          <w:i/>
-          <w:iCs/>
-        </w:rPr>
-        <w:t xml:space="preserve">de novo</w:t>
-      </w:r>
-      <w:r>
-        <w:t xml:space="preserve"> </w:t>
-      </w:r>
-      <w:r>
-        <w:t xml:space="preserve">sobre esqueletos macrocíclicos cabeça-cauda (RFdiffusion, ProteinMPNN). As sequências foram triadas por um escore de motivos e por um critério duro de não clivabilidade (nenhum resíduo P1 de proteases do intestino médio do tipo tripsina, quimotripsina ou elastase); as sobreviventes são co-dobradas com o Boltz-2 e simuladas por 10 ns em pH 10,0 como peptídeos lineares e como macrociclos.</w:t>
+        <w:t xml:space="preserve">, subsítios catalíticos de complexos cristalográficos de inibidores naturais foram transferidos para modelos do AlphaFold, e uma escada de escores (co-dobramento com Boltz-2, dinâmica molecular, MM-GBSA) foi calibrada com seis inibidores naturais e iscas embaralhadas. Desenhamos 22.066 sequências sobre esqueletos macrocíclicos cabeça-cauda (RFdiffusion, ProteinMPNN), mantivemos as sem resíduo P1 de proteases do intestino médio do tipo tripsina, quimotripsina ou elastase, co-dobramos com o Boltz-2 e simulamos os três melhores por espécie por 10 ns em pH 10,0, como peptídeos lineares e como macrociclos.</w:t>
       </w:r>
       <w:r>
         <w:t xml:space="preserve"> </w:t>
@@ -2525,7 +2512,7 @@
         <w:t xml:space="preserve"> </w:t>
       </w:r>
       <w:r>
-        <w:t xml:space="preserve">Os subsítios foram transferidos nos 20 pares receptor–molde (TM-score 0,946–0,957). O Boltz-2 pontuou o inibidor natural acima de sua isca embaralhada em 10 de 10 pares, e o RMSD do ligante em 9 de 10, enquanto o MM-GBSA o fez em 4 de 10 e acompanhou o tamanho da interface (ρ = −0,93). A triagem por motivos reteve 1.829 sequências (confiança do Boltz-2 0,862, dentro da faixa de uma isca embaralhada de SFTI-1, 0,944). O critério duro reteve 527 sequências lineares e 543 cíclicas (2,4–2,5%), 49% glicina, com 9 de 4.060 resíduos lisina ou arginina, cada um antes de prolina. Repetir o Boltz-2 em entradas idênticas deu correlação de postos de 0,57 entre rodadas (n = 442), próxima dos 0,50 entre as formas linear e cíclica da mesma sequência (n = 527). Os 48 candidatos selecionados (três por espécie e frente) passaram no controle de qualidade de pose. Nas 48 simulações de 10 ns (uma réplica cada), a distância mediana entre o resíduo âncora e o Asp189 subiu de 5,7 para 6,8 Å na frente linear e de 5,1 para 6,1 Å na macrocíclica; a âncora ficou a menos de 4 Å na janela final em 4 das 48 simulações, todas as quais haviam partido a até 4,0 Å, e as distâncias inicial e final se correlacionaram (ρ de Spearman = 0,63). Dos 24 macrociclos, 11 cumpriram o critério pré-registrado do anel; os outros 13 mantiveram a ligação de fechamento (C–N ≤ 1,46 Å), mas tiveram |ω| &lt; 150° (mínimo 137,2–149,9°) em ao menos um quadro. Na frente linear, a diferença pareada frente aos controles embaralhados foi positiva em 63 de 78 candidatos (mediana 0,013), da ordem do ruído da predição</w:t>
+        <w:t xml:space="preserve">Os subsítios foram transferidos nos 20 pares receptor–molde. O Boltz-2 pontuou o inibidor natural acima de sua isca embaralhada em 10 de 10 pares; o MM-GBSA o fez em 4 de 10 e acompanhou o tamanho da interface (ρ = −0,93). O critério reteve 527 sequências lineares e 543 cíclicas (2,4–2,5%), 49% glicina. Repetir o Boltz-2 em entradas idênticas deu correlação de postos de 0,57 entre rodadas (n = 442), próxima dos 0,50 entre as formas linear e cíclica da mesma sequência. Os 48 candidatos selecionados passaram no controle de qualidade de pose. Nas 48 simulações (uma réplica cada), a distância mediana entre a âncora e o Asp189 subiu de 5,7 para 6,8 Å (linear) e de 5,1 para 6,1 Å (macrocíclica); a âncora terminou a menos de 4 Å em 4 simulações, todas com partida a até 4,0 Å. Dos 24 macrociclos, 11 cumpriram o critério do anel; os outros 13 mantiveram a ligação de fechamento, mas tiveram |ω| &lt; 150° em ao menos um quadro. Na frente linear, a diferença pareada frente aos controles embaralhados foi positiva em 63 de 78 candidatos (mediana 0,013), da ordem do ruído da predição</w:t>
       </w:r>
       <w:r>
         <w:t xml:space="preserve"> </w:t>
@@ -2553,7 +2540,7 @@
         <w:t xml:space="preserve"> </w:t>
       </w:r>
       <w:r>
-        <w:t xml:space="preserve">Os inibidores naturais serviram bem como moldes estruturais e padrões de calibração, mas a confiança do Boltz-2 sustenta apenas comparações pareadas e o MM-GBSA de uma única trajetória não deve ordenar esses complexos. Exigir não clivabilidade seleciona peptídeos curtos e ricos em glicina, sem os resíduos favorecidos em P1 pela tripsina, o que explicita o compromisso entre resistência proteolítica e engajamento de S1. Todos os resultados são computacionais; a seletividade e a atividade inibitória não foram testadas.</w:t>
+        <w:t xml:space="preserve">Os inibidores naturais serviram como moldes e padrões de calibração, mas a confiança do Boltz-2 sustenta apenas comparações pareadas, e o MM-GBSA de uma única trajetória não deve ordenar esses complexos. Exigir não clivabilidade seleciona peptídeos curtos e ricos em glicina, sem os resíduos favorecidos em P1 pela tripsina, o que explicita o compromisso entre resistência e engajamento de S1. Todos os resultados são computacionais; a seletividade e a atividade inibitória não foram testadas.</w:t>
       </w:r>
     </w:p>
     <w:p>
@@ -9345,7 +9332,7 @@
         <w:t xml:space="preserve"> </w:t>
       </w:r>
       <w:r>
-        <w:t xml:space="preserve">Os três controles embaralhados de cada um dos 80 candidatos lineares do E2 foram preditos com cinco amostras e três sementes (702 predições). Obtiveram-se controles para 78 candidatos; os três controles de um candidato de</w:t>
+        <w:t xml:space="preserve">Os três controles embaralhados de cada um dos 80 candidatos lineares do E2 foram preditos com cinco amostras e três sementes (702 predições). Há controles para 78 candidatos: os dois candidatos poliglicina (GGGGGGG de</w:t>
       </w:r>
       <w:r>
         <w:t xml:space="preserve"> </w:t>
@@ -9361,7 +9348,7 @@
         <w:t xml:space="preserve"> </w:t>
       </w:r>
       <w:r>
-        <w:t xml:space="preserve">e de um de</w:t>
+        <w:t xml:space="preserve">e GGGGGG de</w:t>
       </w:r>
       <w:r>
         <w:t xml:space="preserve"> </w:t>
@@ -9374,10 +9361,7 @@
         <w:t xml:space="preserve">O. nubilalis</w:t>
       </w:r>
       <w:r>
-        <w:t xml:space="preserve"> </w:t>
-      </w:r>
-      <w:r>
-        <w:t xml:space="preserve">não foram obtidos (27 de 30 predições nessas duas espécies). Δ foi positivo em 63 dos 78 (81%; mediana 0,013, intervalo interquartil 0,003–0,030, faixa de −0,033 a 0,069); por espécie, de 5 de 10 (</w:t>
+        <w:t xml:space="preserve">) não os têm, porque todo embaralhamento reproduz a sequência. Δ foi positivo em 63 dos 78 (81%; mediana 0,013, intervalo interquartil 0,003–0,030, faixa de −0,033 a 0,069); por espécie, de 5 de 10 (</w:t>
       </w:r>
       <w:r>
         <w:rPr>
@@ -10152,7 +10136,7 @@
         <w:pStyle w:val="FirstParagraph"/>
       </w:pPr>
       <w:r>
-        <w:t xml:space="preserve">Montamos e calibramos um pipeline que vai de um painel de oito tripsinas digestivas de lepidópteros até candidatos peptídicos triados, e tornamos a não clivabilidade por proteases do intestino médio um requisito explícito e binário. A parte estrutural foi robusta: os subsítios catalíticos definidos a partir de dois complexos cristalográficos foram transferidos para os dez modelos de receptor com alta concordância estrutural, e o equivalente da Asp189 encontrado pela estrutura concordou com o encontrado pela sequência. A parte dos candidatos rendeu 22.066 sequências únicas a partir de 880 esqueletos macrocíclicos, das quais 1.829 passaram em uma triagem por escore de motivos e foram co-dobradas com o Boltz-2 em uma primeira rodada, e 527 (lineares) e 543 (cíclicas) satisfizeram o critério duro. Em 48 simulações de 10 ns, a distância mediana entre a âncora e o aspartato de S1 aumentou (5,7 → 6,8 Å linear, 5,1 → 6,1 Å cíclica), uma âncora a até 4 Å dele ao final limitou-se a quatro candidatos que haviam partido a até 4,0 Å, e 13 dos 24 macrociclos ficaram abaixo do limite de ω em ao menos um quadro sem abrir o anel. A ocupância de S1 acompanha a pose inicial do Boltz-2, de modo que as simulações verificam a estabilidade de uma pose e não são evidência de ligação; a diferença pareada frente aos controles embaralhados (E3) é positiva em 63 de 78 candidatos lineares, mas da ordem do ruído da predição (Seção 3.8)</w:t>
+        <w:t xml:space="preserve">Montamos e calibramos um pipeline que vai de um painel de oito tripsinas digestivas de lepidópteros até peptídeos candidatos triados, com a não clivabilidade por proteases do intestino médio como exigência binária explícita. A parte estrutural foi robusta: os subsítios definidos a partir de dois complexos cristalográficos foram transferidos para os dez modelos de receptor com alta concordância, e o equivalente do Asp189 encontrado pela estrutura coincidiu com o encontrado pela sequência. A geração produziu 22.066 sequências únicas a partir de 880 esqueletos macrocíclicos, e 527 sequências lineares e 543 cíclicas satisfizeram o critério duro. Nas 48 simulações de 10 ns, a distância mediana entre a âncora e o Asp189 aumentou (5,7 → 6,8 Å linear; 5,1 → 6,1 Å cíclico); apenas quatro candidatos terminaram a menos de 4 Å, todos com partida a até 4,0 Å, e 13 dos 24 macrociclos ficaram abaixo do limite de ω em ao menos um quadro sem abrir o anel. A ocupância de S1 acompanha a pose inicial do Boltz-2; as simulações verificam, portanto, a estabilidade de uma pose e não são evidência de ligação. A diferença pareada frente aos controles embaralhados (E3) é positiva em 63 de 78 candidatos lineares, mas da ordem do ruído da predição (Seção 3.8)</w:t>
       </w:r>
       <w:r>
         <w:t xml:space="preserve"> </w:t>
@@ -10164,7 +10148,7 @@
         <w:t xml:space="preserve">PENDENTE: E3 da frente cíclica e os controles na versão final</w:t>
       </w:r>
       <w:r>
-        <w:t xml:space="preserve">. Nenhum resultado aqui diz respeito à atividade inibitória ou à seletividade, porque não se fez ensaio nem contrasseleção frente a proteases não-alvo.</w:t>
+        <w:t xml:space="preserve">. Nenhum resultado diz respeito à atividade inibitória ou à seletividade: não houve ensaio nem contrasseleção contra proteases não alvo.</w:t>
       </w:r>
     </w:p>
     <w:p>
@@ -10261,7 +10245,7 @@
         <w:pStyle w:val="FirstParagraph"/>
       </w:pPr>
       <w:r>
-        <w:t xml:space="preserve">A triagem de motivos de clivagem removeu 91,7% das sequências e selecionou peptídeos curtos (média de 7,05 resíduos; 95,6% com dez resíduos ou menos) e quase sem lisina e arginina (4,3%); apenas 1,3% tinha lisina ou arginina na posição mais próxima da serina catalítica. Nos inibidores de mecanismo padrão, o resíduo P1 se insere em S1 (Laskowski e Kato, 1980; Laskowski e Qasim, 2000), e as enzimas do tipo tripsina, inclusive as de</w:t>
+        <w:t xml:space="preserve">A triagem por motivos de clivagem removeu 91,7% das sequências e selecionou peptídeos curtos (média de 7,05 resíduos; 95,6% com dez ou menos) e quase sem lisina e arginina (4,3%); só 1,3% tinha um deles na posição mais próxima da serina catalítica. Nos inibidores de mecanismo padrão, o resíduo P1 se insere em S1 (Laskowski e Kato, 1980; Laskowski e Qasim, 2000), e as enzimas tipo tripsina, inclusive as de</w:t>
       </w:r>
       <w:r>
         <w:t xml:space="preserve"> </w:t>
@@ -10274,7 +10258,7 @@
         <w:t xml:space="preserve">A. gemmatalis</w:t>
       </w:r>
       <w:r>
-        <w:t xml:space="preserve">, preferem arginina ou lisina ali (Patarroyo-Vargas et al., 2017; Meriño-Cabrera et al., 2022). A triagem seleciona, assim, principalmente sequências que carecem do resíduo mais adequado para engajar o aspartato de S1. Isso decorre da definição da classe, que exige nenhum sítio interno de tripsina: um resíduo básico não seguido de prolina, em qualquer posição que não seja o P1 geométrico, conta como sítio, e as sequências longas acumulam outros acertos de motivos. A alternativa oferecida pela literatura é a rigidez: o arcabouço dos inibidores canônicos melhora a ligação em cerca de seis ordens de grandeza e protege contra a proteólise (Kelly et al., 2005), e o SFTI-1, cujo P1 é uma lisina no complexo que usamos (Seção 3.2), é um potente inibidor de tripsina por sua estrutura cíclica estabilizada por dissulfeto (Luckett et al., 1999). Um macrociclo rígido pode, portanto, tolerar um P1 básico que uma regra linear de motivos sinalizaria. Os 78 candidatos que contêm lisina ou arginina, entre eles o melhor candidato de</w:t>
+        <w:t xml:space="preserve">, preferem arginina ou lisina ali (Patarroyo-Vargas et al., 2017; Meriño-Cabrera et al., 2022). A triagem, portanto, seleciona sequências que não têm o resíduo mais adequado para engajar o aspartato de S1. Isso decorre da definição da classe: um resíduo básico não seguido de prolina, em qualquer posição que não seja o P1 geométrico, conta como sítio, e sequências longas acumulam mais ocorrências. A alternativa oferecida pela literatura é a rigidez: o arcabouço dos inibidores canônicos melhora a ligação em cerca de seis ordens de grandeza e protege contra a proteólise (Kelly et al., 2005), e o SFTI-1, cujo P1 é uma lisina no complexo que usamos (Seção 3.2), é um potente inibidor de tripsina por sua estrutura cíclica estabilizada por dissulfeto (Luckett et al., 1999). Um macrociclo rígido poderia tolerar um P1 básico que uma regra linear de motivos sinaliza. Os 78 candidatos com lisina ou arginina, entre eles GGKPGEP, o melhor de</w:t>
       </w:r>
       <w:r>
         <w:t xml:space="preserve"> </w:t>
@@ -10287,10 +10271,7 @@
         <w:t xml:space="preserve">A. gemmatalis</w:t>
       </w:r>
       <w:r>
-        <w:t xml:space="preserve"> </w:t>
-      </w:r>
-      <w:r>
-        <w:t xml:space="preserve">(GGKPGEP), formam um conjunto pequeno em que essa possibilidade pode ser examinada; se a conformação deles em solução mantém esse resíduo protegido é algo que a presente triagem não consegue dizer.</w:t>
+        <w:t xml:space="preserve">, formam um conjunto pequeno em que isso pode ser examinado; a triagem atual não diz se a conformação deles mantém esse resíduo protegido.</w:t>
       </w:r>
     </w:p>
     <w:p>
@@ -10298,23 +10279,7 @@
         <w:pStyle w:val="BodyText"/>
       </w:pPr>
       <w:r>
-        <w:t xml:space="preserve">O critério duro torna esse compromisso explícito e mais severo. Ao proibir todo resíduo que uma enzima do tipo tripsina, quimotripsina ou elastase pode receber em P1, ele deixa peptídeos com quase metade de glicina (49,4% dos resíduos) e com apenas nove resíduos básicos, todos protegidos por uma prolina seguinte. Tais sequências provavelmente são flexíveis, o que pode custar entropia de ligação, e carecem das cadeias laterais que definem a interação com S1 nos inibidores canônicos. Os únicos resíduos básicos que sobrevivem são seguidos de prolina, uma exceção que tomamos da especificidade geral das enzimas e que é uma aproximação para cada espécie. GGKPGEP, o melhor candidato de</w:t>
-      </w:r>
-      <w:r>
-        <w:t xml:space="preserve"> </w:t>
-      </w:r>
-      <w:r>
-        <w:rPr>
-          <w:i/>
-          <w:iCs/>
-        </w:rPr>
-        <w:t xml:space="preserve">A. gemmatalis</w:t>
-      </w:r>
-      <w:r>
-        <w:t xml:space="preserve"> </w:t>
-      </w:r>
-      <w:r>
-        <w:t xml:space="preserve">na primeira rodada, é um exemplo: sua lisina é protegida pelo resíduo seguinte e ainda poderia alcançar S1. Se alguma dessas sequências se liga, e se liga pela âncora esperada, é o que as simulações e os controles pareados devem esclarecer, e um resultado negativo para uma espécie seria informativo em si. A ciclização remove as extremidades expostas, mas não os sítios internos, de modo que o macrociclo ganhou apenas 16 sequências sobre o conjunto linear. A aminopeptidase N, que exige N-terminal livre, não é tratada por nenhuma regra de sequência nos peptídeos lineares; proteger o N-terminal, o que também mudaria o estado de protonação que o campo de força não consegue representar, seria a resposta prática.</w:t>
+        <w:t xml:space="preserve">O critério duro torna o compromisso mais severo. Ao proibir todo resíduo que uma enzima tipo tripsina, quimotripsina ou elastase pode ter em P1, ele deixa peptídeos com quase metade de glicina (49,4% dos resíduos) e apenas nove resíduos básicos, cada um protegido por uma prolina seguinte, exceção tirada da especificidade geral das enzimas e aproximada para cada espécie. Tais sequências provavelmente são flexíveis, o que pode custar entropia de ligação, e carecem das cadeias laterais que definem a interação com S1 nos inibidores canônicos. GGKPGEP é um exemplo: sua lisina é protegida pelo resíduo seguinte e ainda poderia alcançar S1. Se alguma dessas sequências se liga, e pela âncora esperada, é o que as simulações e os controles pareados abordam; um resultado negativo para uma espécie seria informativo. A ciclização remove os términos expostos, mas não os sítios internos, e por isso o macrociclo ganhou só 16 sequências sobre o conjunto linear. A aminopeptidase N, que precisa de N-terminal livre, não é tratada por nenhuma regra de sequência para os peptídeos lineares; proteger o N-terminal, o que também mudaria o estado de protonação que o campo de força não representa, seria a resposta prática.</w:t>
       </w:r>
     </w:p>
     <w:p>
@@ -10322,7 +10287,7 @@
         <w:pStyle w:val="BodyText"/>
       </w:pPr>
       <w:r>
-        <w:t xml:space="preserve">As regras de motivos também são grosseiras. O escore é uma contagem ponderada de sítios, a regra do tipo elastase sinaliza quatro resíduos comuns (alanina, glicina, serina e valina), a regra do tipo pepsina não é relevante para o intestino de lepidópteros, e uma classe pode mudar com um único sítio (GIFDDIG não tem sítio de tripsina e, ainda assim, é rotulada MARGINAL). O rótulo RESISTENTE é uma previsão computacional de baixa carga de motivos, e não uma medida de estabilidade no intestino médio.</w:t>
+        <w:t xml:space="preserve">As regras de motivos são grosseiras: o escore é uma contagem ponderada de sítios, a regra tipo elastase sinaliza quatro resíduos comuns (alanina, glicina, serina e valina), a regra tipo pepsina é irrelevante para o intestino de lepidópteros, e uma classe pode mudar com um único sítio (GIFDDIG não tem sítio de tripsina e mesmo assim é classificado como MARGINAL). RESISTENTE é uma predição de baixa carga de motivos, não uma medida de estabilidade no intestino médio.</w:t>
       </w:r>
     </w:p>
     <w:bookmarkEnd w:id="77"/>
@@ -10381,7 +10346,7 @@
         </w:numPr>
       </w:pPr>
       <w:r>
-        <w:t xml:space="preserve">O critério de ocupância de S1 não tem especificidade demonstrada: no único conjunto de referência disponível, todas as iscas embaralhadas o satisfizeram (Seção 3.9). (x) A âncora é definida post hoc como o resíduo do peptídeo de menor distância média ao Asp189, e é a ocupância dela que se mede, o que favorece o valor medido frente a um resíduo fixado de antemão. (xi) Dez nanossegundos a partir do complexo previsto testam se aquela pose é estável, não se o peptídeo consegue encontrar S1: os cinco candidatos que atingiram ocupância de 0,70 partiram a até 4,0 Å do Asp189, e nenhum dos 39 que partiram de mais longe o fez; por isso a ocupância foi rebaixada de critério a descrição, depois de vistas as 16 primeiras simulações (Seção 2.9). (xii) Os controles embaralhados do E3 são fracos nos candidatos ricos em glicina, porque embaralhar quase não altera uma sequência dessas: a identidade média entre um candidato e seus próprios controles é 0,35 (linear) e 0,29 (cíclico), cinco candidatos são pelo menos 60% idênticos aos seus controles e seis têm apenas dois controles distintos dos três gerados. (xiii) O critério desses controles, Δ &gt; 0, não tem limiar de incerteza, enquanto o desvio-padrão entre as quinze predições de um mesmo candidato é de cerca de 0,02, de modo que um Δ positivo pequeno está dentro do ruído. (xiv) Dois desvios da prática atual foram encontrados na montagem das simulações e mantidos para que todas compartilhem um só protocolo: a equilibração NPT usou o barostato de Parrinello-Rahman, onde o padrão é um barostato de relaxação, e</w:t>
+        <w:t xml:space="preserve">O critério de ocupância de S1 não tem especificidade demonstrada: no único conjunto de referência disponível, todas as iscas embaralhadas o satisfizeram (Seção 3.9). (xii) A âncora é definida post hoc como o resíduo do peptídeo de menor distância média ao Asp189, e é a ocupância dela que se mede, o que favorece o valor medido frente a um resíduo fixado de antemão. (xiii) Dez nanossegundos a partir do complexo previsto testam se aquela pose é estável, não se o peptídeo consegue encontrar S1: os cinco candidatos que atingiram ocupância de 0,70 partiram a até 4,0 Å do Asp189, e nenhum dos 39 que partiram de mais longe o fez; por isso a ocupância foi rebaixada de critério a descrição, depois de vistas as 16 primeiras simulações (Seção 2.9). (xiv) Os controles embaralhados do E3 são fracos nos candidatos ricos em glicina, porque embaralhar quase não altera uma sequência dessas: a identidade média entre um candidato e seus próprios controles é 0,35 (linear) e 0,29 (cíclico), cinco candidatos são pelo menos 60% idênticos aos seus controles e seis têm apenas dois controles distintos dos três gerados. (xv) O critério desses controles, Δ &gt; 0, não tem limiar de incerteza, enquanto o desvio-padrão entre as quinze predições de um mesmo candidato é de cerca de 0,02, de modo que um Δ positivo pequeno está dentro do ruído. (xvi) Dois desvios da prática atual foram encontrados na montagem das simulações e mantidos para que todas compartilhem um só protocolo: a equilibração NPT usou o barostato de Parrinello-Rahman, onde o padrão é um barostato de relaxação, e</w:t>
       </w:r>
       <w:r>
         <w:t xml:space="preserve"> </w:t>
@@ -11037,15 +11002,15 @@
         <w:pStyle w:val="BodyText"/>
       </w:pPr>
       <w:r>
+        <w:t xml:space="preserve">Meriño-Cabrera Y, Severiche Castro JG, Rios Diez JD, Rodrigues Macedo ML, de Oliveira Mendes TA, Goreti de Almeida Oliveira M (2020). Rational design of mimetic peptides based on the interaction between Inga laurina inhibitor and trypsins for Spodoptera cosmioides pest control. Insect Biochemistry and Molecular Biology 122, 103390. doi: 10.1016/j.ibmb.2020.103390</w:t>
+      </w:r>
+    </w:p>
+    <w:p>
+      <w:pPr>
+        <w:pStyle w:val="BodyText"/>
+      </w:pPr>
+      <w:r>
         <w:t xml:space="preserve">Meriño-Cabrera Y, de Oliveira Mendes TA, Castro JGS, Barbosa SL, Macedo MLR, de Almeida Oliveira MG (2020). Noncompetitive tight-binding inhibition of Anticarsia gemmatalis trypsins by Adenanthera pavonina protease inhibitor affects larvae survival. Archives of Insect Biochemistry and Physiology 104, e21687. doi: 10.1002/arch.21687</w:t>
-      </w:r>
-    </w:p>
-    <w:p>
-      <w:pPr>
-        <w:pStyle w:val="BodyText"/>
-      </w:pPr>
-      <w:r>
-        <w:t xml:space="preserve">Meriño-Cabrera Y, Severiche Castro JG, Rios Diez JD, Rodrigues Macedo ML, de Oliveira Mendes TA, Goreti de Almeida Oliveira M (2020). Rational design of mimetic peptides based on the interaction between Inga laurina inhibitor and trypsins for Spodoptera cosmioides pest control. Insect Biochemistry and Molecular Biology 122, 103390. doi: 10.1016/j.ibmb.2020.103390</w:t>
       </w:r>
     </w:p>
     <w:p>

--- a/manuscript/Manuscrito_PT_leitura.docx
+++ b/manuscript/Manuscrito_PT_leitura.docx
@@ -342,7 +342,7 @@
               <w:rPr>
                 <w:sz w:val="18"/>
               </w:rPr>
-              <w:t xml:space="preserve">10,166 palavras no original em inglês (corpo sem tabelas, títulos e legendas; cada citação contada como uma palavra); tradução: 10,825</w:t>
+              <w:t xml:space="preserve">10,612 palavras no original em inglês (corpo sem tabelas, títulos e legendas; cada citação contada como uma palavra); tradução: 11,256</w:t>
             </w:r>
           </w:p>
         </w:tc>
@@ -404,7 +404,7 @@
               <w:rPr>
                 <w:sz w:val="18"/>
               </w:rPr>
-              <w:t xml:space="preserve">382 palavras no original em inglês sem o trecho pendente (≈ 391 com ele preenchido); tradução: 422</w:t>
+              <w:t xml:space="preserve">390 palavras no original em inglês sem o trecho pendente (≈ 399 com ele preenchido); tradução: 430</w:t>
             </w:r>
           </w:p>
         </w:tc>
@@ -2512,19 +2512,7 @@
         <w:t xml:space="preserve"> </w:t>
       </w:r>
       <w:r>
-        <w:t xml:space="preserve">Os subsítios foram transferidos nos 20 pares receptor–molde. O Boltz-2 pontuou o inibidor natural acima de sua isca embaralhada em 10 de 10 pares; o MM-GBSA o fez em 4 de 10 e acompanhou o tamanho da interface (ρ = −0,93). O critério reteve 527 sequências lineares e 543 cíclicas (2,4–2,5%), 49% glicina. Repetir o Boltz-2 em entradas idênticas deu correlação de postos de 0,57 entre rodadas (n = 442), próxima dos 0,50 entre as formas linear e cíclica da mesma sequência. Os 48 candidatos selecionados passaram no controle de qualidade de pose. Nas 48 simulações (uma réplica cada), a distância mediana entre a âncora e o Asp189 subiu de 5,7 para 6,8 Å (linear) e de 5,1 para 6,1 Å (macrocíclica); a âncora terminou a menos de 4 Å em 4 simulações, todas com partida a até 4,0 Å. Dos 24 macrociclos, 11 cumpriram o critério do anel; os outros 13 mantiveram a ligação de fechamento, mas tiveram |ω| &lt; 150° em ao menos um quadro. Na frente linear, a diferença pareada frente aos controles embaralhados foi positiva em 63 de 78 candidatos (mediana 0,013), da ordem do ruído da predição</w:t>
-      </w:r>
-      <w:r>
-        <w:t xml:space="preserve"> </w:t>
-      </w:r>
-      <w:r>
-        <w:rPr>
-          <w:rStyle w:val="Pendente"/>
-        </w:rPr>
-        <w:t xml:space="preserve">PENDENTE: frente macrocíclica (E3)</w:t>
-      </w:r>
-      <w:r>
-        <w:t xml:space="preserve">.</w:t>
+        <w:t xml:space="preserve">Os subsítios foram transferidos nos 20 pares receptor–molde. O Boltz-2 pontuou o inibidor natural acima de sua isca embaralhada em 10 de 10 pares; o MM-GBSA o fez em 4 de 10 e acompanhou o tamanho da interface (ρ = −0,93). O critério reteve 527 sequências lineares e 543 cíclicas (2,4–2,5%), 49% glicina. Repetir o Boltz-2 em entradas idênticas deu correlação de postos de 0,57 entre rodadas (n = 442), próxima dos 0,50 entre as formas linear e cíclica da mesma sequência. Os 48 candidatos selecionados passaram no controle de qualidade de pose. Nas 48 simulações (uma réplica cada), a distância mediana entre a âncora e o Asp189 subiu de 5,7 para 6,8 Å (linear) e de 5,1 para 6,1 Å (macrocíclica); a âncora terminou a menos de 4 Å em 4 simulações, todas com partida a até 4,0 Å. Dos 24 macrociclos, 11 cumpriram o critério do anel; os outros 13 mantiveram a ligação de fechamento, mas tiveram |ω| &lt; 150° em ao menos um quadro. Na frente linear, a diferença pareada frente aos controles embaralhados foi positiva em 63 de 78 candidatos (mediana 0,013) e em 60 de 79 candidatos macrocíclicos (mediana 0,014), da ordem do ruído da predição.</w:t>
       </w:r>
       <w:r>
         <w:t xml:space="preserve"> </w:t>
@@ -9361,7 +9349,7 @@
         <w:t xml:space="preserve">O. nubilalis</w:t>
       </w:r>
       <w:r>
-        <w:t xml:space="preserve">) não os têm, porque todo embaralhamento reproduz a sequência. Δ foi positivo em 63 dos 78 (81%; mediana 0,013, intervalo interquartil 0,003–0,030, faixa de −0,033 a 0,069); por espécie, de 5 de 10 (</w:t>
+        <w:t xml:space="preserve">) não os têm, porque todo embaralhamento reproduz a sequência. Δ foi positivo em 63 dos 78 (81%; mediana 0,013, intervalo interquartil 0,003–0,030, faixa de −0,033 a 0,069); por espécie, de 5 de 9 (</w:t>
       </w:r>
       <w:r>
         <w:rPr>
@@ -9393,14 +9381,107 @@
       <w:r>
         <w:t xml:space="preserve">, Δ = −0,0001). Essas diferenças são da ordem do desvio-padrão entre as 15 predições de um candidato (0,019, acima), cada Δ repousa em três controles, e os candidatos finais foram escolhidos por alta confiança no E2, o que infla Δ em relação ao conjunto dos 80 (mediana 0,030 contra 0,013); um Δ positivo significa, portanto, que o candidato não pontuou abaixo de seus controles, e não que ele se liga.</w:t>
       </w:r>
-      <w:r>
-        <w:t xml:space="preserve"> </w:t>
-      </w:r>
-      <w:r>
-        <w:rPr>
-          <w:rStyle w:val="Pendente"/>
-        </w:rPr>
-        <w:t xml:space="preserve">PENDENTE: a mesma análise para a frente cíclica (E3, 711 predições, em andamento em 4 de outubro de 2026) e a matriz cruzada 8 × 8 do melhor candidato de cada espécie (E4).</w:t>
+    </w:p>
+    <w:p>
+      <w:pPr>
+        <w:pStyle w:val="BodyText"/>
+      </w:pPr>
+      <w:r>
+        <w:rPr>
+          <w:i/>
+          <w:iCs/>
+        </w:rPr>
+        <w:t xml:space="preserve">Controles pareados, frente cíclica (E3).</w:t>
+      </w:r>
+      <w:r>
+        <w:t xml:space="preserve"> </w:t>
+      </w:r>
+      <w:r>
+        <w:t xml:space="preserve">O mesmo procedimento foi aplicado aos 80 candidatos macrocíclicos (711 predições). Há controles para 79: o poliglicina GGGGGGGGGGGGGG (</w:t>
+      </w:r>
+      <w:r>
+        <w:rPr>
+          <w:i/>
+          <w:iCs/>
+        </w:rPr>
+        <w:t xml:space="preserve">S. litura</w:t>
+      </w:r>
+      <w:r>
+        <w:t xml:space="preserve">) não os tem, pelo mesmo motivo da frente linear. Δ foi positivo em 60 dos 79 (76%; mediana 0,014, intervalo interquartil 0,001–0,024, faixa de −0,027 a 0,061); por espécie, de 5 de 10 (</w:t>
+      </w:r>
+      <w:r>
+        <w:rPr>
+          <w:i/>
+          <w:iCs/>
+        </w:rPr>
+        <w:t xml:space="preserve">H. virescens</w:t>
+      </w:r>
+      <w:r>
+        <w:t xml:space="preserve">) a 10 de 10 (</w:t>
+      </w:r>
+      <w:r>
+        <w:rPr>
+          <w:i/>
+          <w:iCs/>
+        </w:rPr>
+        <w:t xml:space="preserve">A. gemmatalis</w:t>
+      </w:r>
+      <w:r>
+        <w:t xml:space="preserve">). Para os 24 macrociclos finais, Δ foi positivo em 22 (mediana 0,023, faixa de −0,009 a 0,061); as exceções são GGHGGG (</w:t>
+      </w:r>
+      <w:r>
+        <w:rPr>
+          <w:i/>
+          <w:iCs/>
+        </w:rPr>
+        <w:t xml:space="preserve">P. xylostella</w:t>
+      </w:r>
+      <w:r>
+        <w:t xml:space="preserve">, Δ = −0,009) e GPDGGTG (</w:t>
+      </w:r>
+      <w:r>
+        <w:rPr>
+          <w:i/>
+          <w:iCs/>
+        </w:rPr>
+        <w:t xml:space="preserve">S. frugiperda</w:t>
+      </w:r>
+      <w:r>
+        <w:t xml:space="preserve">, Δ = −0,002). Somando as duas frentes, Δ foi positivo em 123 de 157 candidatos (78%). A leitura é a dada para a frente linear: as diferenças são da ordem do desvio-padrão de 0,02 entre as 15 predições de um candidato, e um Δ positivo significa que o candidato não pontuou abaixo de seus controles, e não que ele se liga.</w:t>
+      </w:r>
+    </w:p>
+    <w:p>
+      <w:pPr>
+        <w:pStyle w:val="BodyText"/>
+      </w:pPr>
+      <w:r>
+        <w:rPr>
+          <w:i/>
+          <w:iCs/>
+        </w:rPr>
+        <w:t xml:space="preserve">Matriz cruzada (E4).</w:t>
+      </w:r>
+      <w:r>
+        <w:t xml:space="preserve"> </w:t>
+      </w:r>
+      <w:r>
+        <w:t xml:space="preserve">O primeiro colocado entre os candidatos finais de cada espécie foi co-dobrado com o próprio receptor e com os outros sete em cada frente (uma amostra com os parâmetros padrão, e não o protocolo do E2; 63 de 64 predições na frente linear e 62 de 64 na macrocíclica, porque três falharam no pré-processamento e foram puladas). A confiança do candidato no próprio receptor teve média de 0,928 (linear) e 0,910 (macrocíclica), contra 0,903 e 0,882 nos demais receptores, diferença de 0,025 e 0,028 que é da ordem do ruído da predição. O próprio receptor deu a maior confiança ao candidato em 4 de 8 (linear) e 3 de 8 (macrocíclica) espécies, e o candidato próprio foi o melhor da frente em um dado receptor em 3 de 8 e 2 de 8; o escore próprio superou a média dos outros sete receptores em 6 e 7 de 8. O receptor explicou mais da variação que o peptídeo: o modelo de</w:t>
+      </w:r>
+      <w:r>
+        <w:t xml:space="preserve"> </w:t>
+      </w:r>
+      <w:r>
+        <w:rPr>
+          <w:i/>
+          <w:iCs/>
+        </w:rPr>
+        <w:t xml:space="preserve">S. litura</w:t>
+      </w:r>
+      <w:r>
+        <w:t xml:space="preserve"> </w:t>
+      </w:r>
+      <w:r>
+        <w:t xml:space="preserve">deu a menor confiança média nas duas frentes (0,848 e 0,846, contra 0,894–0,923 e 0,867–0,912 nos demais receptores). A matriz, portanto, não mostra preferência espécie-específica dos melhores candidatos; como a confiança do Boltz-2 não é afinidade (Seção 3.3), tampouco mostra sua ausência, e não é um teste de seletividade contra proteases não alvo.</w:t>
       </w:r>
     </w:p>
     <w:p>
@@ -10003,7 +10084,7 @@
         <w:pStyle w:val="FirstParagraph"/>
       </w:pPr>
       <w:r>
-        <w:t xml:space="preserve">Os 48 candidatos finais foram ordenados em camadas usando apenas os critérios declarados antes das simulações (Seção 2.9): a camada A cumpre todos os critérios disponíveis (controle de qualidade de pose, diferença pareada positiva frente aos controles embaralhados e, nos macrociclos, o critério estrito do anel); a B falha exatamente um deles; a C falha dois ou mais; a P aguardaria a simulação e está vazia porque as 48 terminaram. A ocupância de S1 e a âncora aparecem na Figura 12, mas não definem a camada, porque a ocupância acompanha a pose inicial (Seção 3.9). Dentro da camada a ordem é a diferença pareada, depois a confiança do Boltz-2, depois a ocupância de S1. A atribuição é 23 A, 1 B e 0 C na frente linear e 11 A, 13 B e 0 C na macrocíclica. Na frente linear a diferença pareada (E3, Seção 3.8) está disponível: os 24 passam no controle de qualidade de pose e 23 têm Δ positivo; HGGGGSG (Δ = −0,0001) fica na camada B. Como Δ é da ordem do ruído da predição, a camada A da frente linear exclui apenas um de 24 candidatos e não discrimina entre os demais. Os 13 macrociclos da camada B falham só no critério estrito do anel, e a atribuição macrocíclica segue provisória porque sua diferença pareada não está disponível. As camadas A e B significam que o candidato sobreviveu aos filtros disponíveis, não que se espera que iniba. Entre os candidatos da camada A cuja âncora terminou a até 4 Å do Asp189 estão NGGRPDAP e GQNDS (lineares) e GGHSE (cíclico); GGKPGEP, com a menor distância final, está na camada B por causa do anel. Todos os candidatos cumprem o critério duro de não clivagem e nenhum carrega alegação de seletividade. A dinâmica molecular verifica a estabilidade da pose prevista em 10 ns e não é estimativa de afinidade.</w:t>
+        <w:t xml:space="preserve">Os 48 candidatos finais foram ordenados em camadas usando apenas os critérios declarados antes das simulações (Seção 2.9): a camada A cumpre todos os critérios disponíveis (controle de qualidade de pose, diferença pareada positiva frente aos controles embaralhados e, nos macrociclos, o critério estrito do anel); a B falha exatamente um deles; a C falha dois ou mais; a P aguardaria a simulação e está vazia porque as 48 terminaram. A ocupância de S1 e a âncora aparecem na Figura 12, mas não definem a camada, porque a ocupância acompanha a pose inicial (Seção 3.9). Dentro da camada a ordem é a diferença pareada, depois a confiança do Boltz-2, depois a ocupância de S1. A atribuição é 23 A, 1 B e 0 C na frente linear e 10 A, 13 B e 1 C na macrocíclica. Na frente linear a diferença pareada (E3, Seção 3.8) está disponível: os 24 passam no controle de qualidade de pose e 23 têm Δ positivo; HGGGGSG (Δ = −0,0001) fica na camada B. Como Δ é da ordem do ruído da predição, a camada A da frente linear exclui apenas um de 24 candidatos e não discrimina entre os demais. Na frente macrocíclica, 12 dos 13 candidatos da camada B falham só no critério estrito do anel; GGHGGG (Δ = −0,009) falha só na diferença pareada, e GPDGGTG (Δ = −0,002, anel não estrito) falha nos dois e é o único da camada C. A camada A macrocíclica é, portanto, formada pelos 10 dos 11 anéis que cumpriram o critério estrito e também têm Δ positivo. As camadas A e B significam que o candidato sobreviveu aos filtros disponíveis, não que se espera que iniba. Entre os candidatos da camada A cuja âncora terminou a até 4 Å do Asp189 estão NGGRPDAP e GQNDS (lineares) e GGHSE (cíclico); GGKPGEP, com a menor distância final, está na camada B por causa do anel. Todos os candidatos cumprem o critério duro de não clivagem e nenhum carrega alegação de seletividade. A dinâmica molecular verifica a estabilidade da pose prevista em 10 ns e não é estimativa de afinidade.</w:t>
       </w:r>
       <w:r>
         <w:t xml:space="preserve"> </w:t>
@@ -10012,31 +10093,7 @@
         <w:rPr>
           <w:rStyle w:val="Pendente"/>
         </w:rPr>
-        <w:t xml:space="preserve">PENDENTE: camadas recalculadas com</w:t>
-      </w:r>
-      <w:r>
-        <w:rPr>
-          <w:rStyle w:val="Pendente"/>
-        </w:rPr>
-        <w:t xml:space="preserve"> </w:t>
-      </w:r>
-      <w:r>
-        <w:rPr>
-          <w:rStyle w:val="VerbatimChar"/>
-        </w:rPr>
-        <w:t xml:space="preserve">scripts/rank_final_candidates.py</w:t>
-      </w:r>
-      <w:r>
-        <w:rPr>
-          <w:rStyle w:val="Pendente"/>
-        </w:rPr>
-        <w:t xml:space="preserve"> </w:t>
-      </w:r>
-      <w:r>
-        <w:rPr>
-          <w:rStyle w:val="Pendente"/>
-        </w:rPr>
-        <w:t xml:space="preserve">após o E3, simulações dos controles embaralhados e do controle negativo, robustez ao pH e lista de peptídeos recomendados.</w:t>
+        <w:t xml:space="preserve">PENDENTE: simulações dos controles embaralhados e do controle negativo, robustez ao pH e lista de peptídeos recomendados.</w:t>
       </w:r>
     </w:p>
     <w:p>
@@ -10048,7 +10105,7 @@
           <wp:inline>
             <wp:extent cx="5334000" cy="3704933"/>
             <wp:effectExtent b="0" l="0" r="0" t="0"/>
-            <wp:docPr descr="Figura 12. Matriz de evidências dos 48 candidatos finais (esquerda, linear; direita, macrociclo), ordenados por camada (A, B, C, P) e, dentro da camada, pela diferença pareada, pela confiança do Boltz-2 e pela ocupância de S1 (a ocupância não define a camada). Colunas: confiança do Boltz-2 (E2), diferença pareada contra controles embaralhados (E3), controle de qualidade de pose (E4), ocupância de S1 a 5 Å na segunda metade da simulação de 10 ns, âncora idêntica nas duas metades, critério estrito do anel (com a fração de quadros com |ω| ≥ 150° quando falha) e robustez ao pH. Células vazias: ainda não disponíveis (E3 e campanha de pH pendentes); toda atribuição é provisória." title="" id="71" name="Picture"/>
+            <wp:docPr descr="Figura 12. Matriz de evidências dos 48 candidatos finais (esquerda, linear; direita, macrociclo), ordenados por camada (A, B, C, P) e, dentro da camada, pela diferença pareada, pela confiança do Boltz-2 e pela ocupância de S1 (a ocupância não define a camada). Colunas: confiança do Boltz-2 (E2), diferença pareada contra controles embaralhados (E3), controle de qualidade de pose (E4), ocupância de S1 a 5 Å na segunda metade da simulação de 10 ns, âncora idêntica nas duas metades, critério estrito do anel (com a fração de quadros com |ω| ≥ 150° quando falha) e robustez ao pH. Células vazias: não disponíveis (campanha de pH não realizada). As camadas usam a diferença pareada do E3 e ainda não incluem as simulações de 10 ns dos controles embaralhados (Seção 3.9)." title="" id="71" name="Picture"/>
             <a:graphic>
               <a:graphicData uri="http://schemas.openxmlformats.org/drawingml/2006/picture">
                 <pic:pic>
@@ -10101,7 +10158,7 @@
         <w:t xml:space="preserve"> </w:t>
       </w:r>
       <w:r>
-        <w:t xml:space="preserve">Matriz de evidências dos 48 candidatos finais (esquerda, linear; direita, macrociclo), ordenados por camada (A, B, C, P) e, dentro da camada, pela diferença pareada, pela confiança do Boltz-2 e pela ocupância de S1 (a ocupância não define a camada). Colunas: confiança do Boltz-2 (E2), diferença pareada contra controles embaralhados (E3), controle de qualidade de pose (E4), ocupância de S1 a 5 Å na segunda metade da simulação de 10 ns, âncora idêntica nas duas metades, critério estrito do anel (com a fração de quadros com |ω| ≥ 150° quando falha) e robustez ao pH. Células vazias: ainda não disponíveis (E3 e campanha de pH pendentes); toda atribuição é provisória.</w:t>
+        <w:t xml:space="preserve">Matriz de evidências dos 48 candidatos finais (esquerda, linear; direita, macrociclo), ordenados por camada (A, B, C, P) e, dentro da camada, pela diferença pareada, pela confiança do Boltz-2 e pela ocupância de S1 (a ocupância não define a camada). Colunas: confiança do Boltz-2 (E2), diferença pareada contra controles embaralhados (E3), controle de qualidade de pose (E4), ocupância de S1 a 5 Å na segunda metade da simulação de 10 ns, âncora idêntica nas duas metades, critério estrito do anel (com a fração de quadros com |ω| ≥ 150° quando falha) e robustez ao pH. Células vazias: não disponíveis (campanha de pH não realizada). As camadas usam a diferença pareada do E3 e ainda não incluem as simulações de 10 ns dos controles embaralhados (Seção 3.9).</w:t>
       </w:r>
     </w:p>
     <w:p>
@@ -10136,19 +10193,7 @@
         <w:pStyle w:val="FirstParagraph"/>
       </w:pPr>
       <w:r>
-        <w:t xml:space="preserve">Montamos e calibramos um pipeline que vai de um painel de oito tripsinas digestivas de lepidópteros até peptídeos candidatos triados, com a não clivabilidade por proteases do intestino médio como exigência binária explícita. A parte estrutural foi robusta: os subsítios definidos a partir de dois complexos cristalográficos foram transferidos para os dez modelos de receptor com alta concordância, e o equivalente do Asp189 encontrado pela estrutura coincidiu com o encontrado pela sequência. A geração produziu 22.066 sequências únicas a partir de 880 esqueletos macrocíclicos, e 527 sequências lineares e 543 cíclicas satisfizeram o critério duro. Nas 48 simulações de 10 ns, a distância mediana entre a âncora e o Asp189 aumentou (5,7 → 6,8 Å linear; 5,1 → 6,1 Å cíclico); apenas quatro candidatos terminaram a menos de 4 Å, todos com partida a até 4,0 Å, e 13 dos 24 macrociclos ficaram abaixo do limite de ω em ao menos um quadro sem abrir o anel. A ocupância de S1 acompanha a pose inicial do Boltz-2; as simulações verificam, portanto, a estabilidade de uma pose e não são evidência de ligação. A diferença pareada frente aos controles embaralhados (E3) é positiva em 63 de 78 candidatos lineares, mas da ordem do ruído da predição (Seção 3.8)</w:t>
-      </w:r>
-      <w:r>
-        <w:t xml:space="preserve"> </w:t>
-      </w:r>
-      <w:r>
-        <w:rPr>
-          <w:rStyle w:val="Pendente"/>
-        </w:rPr>
-        <w:t xml:space="preserve">PENDENTE: E3 da frente cíclica e os controles na versão final</w:t>
-      </w:r>
-      <w:r>
-        <w:t xml:space="preserve">. Nenhum resultado diz respeito à atividade inibitória ou à seletividade: não houve ensaio nem contrasseleção contra proteases não alvo.</w:t>
+        <w:t xml:space="preserve">Montamos e calibramos um pipeline que vai de um painel de oito tripsinas digestivas de lepidópteros até peptídeos candidatos triados, com a não clivabilidade por proteases do intestino médio como exigência binária explícita. A parte estrutural foi robusta: os subsítios definidos a partir de dois complexos cristalográficos foram transferidos para os dez modelos de receptor com alta concordância, e o equivalente do Asp189 encontrado pela estrutura coincidiu com o encontrado pela sequência. A geração produziu 22.066 sequências únicas a partir de 880 esqueletos macrocíclicos, e 527 sequências lineares e 543 cíclicas satisfizeram o critério duro. Nas 48 simulações de 10 ns, a distância mediana entre a âncora e o Asp189 aumentou (5,7 → 6,8 Å linear; 5,1 → 6,1 Å cíclico); apenas quatro candidatos terminaram a menos de 4 Å, todos com partida a até 4,0 Å, e 13 dos 24 macrociclos ficaram abaixo do limite de ω em ao menos um quadro sem abrir o anel. A ocupância de S1 acompanha a pose inicial do Boltz-2; as simulações verificam, portanto, a estabilidade de uma pose e não são evidência de ligação. A diferença pareada frente aos controles embaralhados (E3) é positiva em 63 de 78 candidatos lineares e 60 de 79 macrocíclicos, mas da ordem do ruído da predição, e a matriz cruzada não mostra preferência espécie-específica dos melhores candidatos (Seção 3.8). Nenhum resultado diz respeito à atividade inibitória ou à seletividade: não houve ensaio nem contrasseleção contra proteases não alvo.</w:t>
       </w:r>
     </w:p>
     <w:p>

--- a/manuscript/Manuscrito_PT_leitura.docx
+++ b/manuscript/Manuscrito_PT_leitura.docx
@@ -342,7 +342,7 @@
               <w:rPr>
                 <w:sz w:val="18"/>
               </w:rPr>
-              <w:t xml:space="preserve">10,612 palavras no original em inglês (corpo sem tabelas, títulos e legendas; cada citação contada como uma palavra); tradução: 11,256</w:t>
+              <w:t xml:space="preserve">10,801 palavras no original em inglês (corpo sem tabelas, títulos e legendas; cada citação contada como uma palavra); tradução: 11,452</w:t>
             </w:r>
           </w:p>
         </w:tc>
@@ -652,7 +652,7 @@
               <w:rPr>
                 <w:sz w:val="18"/>
               </w:rPr>
-              <w:t xml:space="preserve">12 figuras + 2 suplementares em PNG, TIFF (LZW) e PDF vetorial a 300 dpi, largura 180 mm, RGB; as figuras dos resultados pendentes (Seções 3.8–3.10) ainda serão geradas</w:t>
+              <w:t xml:space="preserve">13 figuras + 2 suplementares em PNG, TIFF (LZW) e PDF vetorial a 300 dpi, largura 180 mm, RGB; as figuras dos resultados pendentes (Seções 3.8–3.10) ainda serão geradas</w:t>
             </w:r>
           </w:p>
         </w:tc>
@@ -2232,7 +2232,7 @@
     </w:p>
     <w:bookmarkEnd w:id="12"/>
     <w:bookmarkEnd w:id="13"/>
-    <w:bookmarkStart w:id="95" w:name="Xaea1da447ef5fee1fbbe056814497d6ce16bf65"/>
+    <w:bookmarkStart w:id="98" w:name="Xaea1da447ef5fee1fbbe056814497d6ce16bf65"/>
     <w:p>
       <w:pPr>
         <w:pStyle w:val="Heading1"/>
@@ -4107,7 +4107,7 @@
     </w:p>
     <w:bookmarkEnd w:id="31"/>
     <w:bookmarkEnd w:id="32"/>
-    <w:bookmarkStart w:id="74" w:name="resultados"/>
+    <w:bookmarkStart w:id="77" w:name="resultados"/>
     <w:p>
       <w:pPr>
         <w:pStyle w:val="Heading2"/>
@@ -9872,7 +9872,7 @@
         <w:t xml:space="preserve">S. frugiperda</w:t>
       </w:r>
       <w:r>
-        <w:t xml:space="preserve">: seis inibidores naturais e cinco iscas embaralhadas. As cinco iscas alcançaram ocupância 1,00 na segunda metade, assim como quatro dos seis inibidores (os outros dois, ApTI e BBI, ficaram em 0,00 e 0,10); nos onze sistemas a âncora foi uma lisina ou uma arginina. Nesse conjunto de referência o critério, portanto, não tem especificidade: uma sequência embaralhada que contenha um resíduo básico ocupa S1 tanto quanto um inibidor verdadeiro. Esses controles não têm o mesmo protocolo (2 ns, AMBER99SB-ILDN, outro pH) e são inibidores proteicos de 50–180 resíduos, cujos embaralhamentos necessariamente mantêm uma arginina ou uma lisina, ao passo que os candidatos aqui têm 5–12 resíduos e quase todos não têm nenhuma das duas. Ainda assim, delimitam o que o critério sustenta: passar nele significa que a pose prevista não se desfez, não que o peptídeo se liga. Controles pareados por tamanho no mesmo protocolo — os próprios controles embaralhados dos candidatos, simulados por 10 ns — ainda não foram rodados (aguardam o E3) e serão relatados com as camadas finais.</w:t>
+        <w:t xml:space="preserve">: seis inibidores naturais e cinco iscas embaralhadas. As cinco iscas alcançaram ocupância 1,00 na segunda metade, assim como quatro dos seis inibidores (os outros dois, ApTI e BBI, ficaram em 0,00 e 0,10); nos onze sistemas a âncora foi uma lisina ou uma arginina. Nesse conjunto de referência o critério, portanto, não tem especificidade: uma sequência embaralhada que contenha um resíduo básico ocupa S1 tanto quanto um inibidor verdadeiro. Esses controles não têm o mesmo protocolo (2 ns, AMBER99SB-ILDN, outro pH) e são inibidores proteicos de 50–180 resíduos, cujos embaralhamentos necessariamente mantêm uma arginina ou uma lisina, ao passo que os candidatos aqui têm 5–12 resíduos e quase todos não têm nenhuma das duas. Ainda assim, delimitam o que o critério sustenta: passar nele significa que a pose prevista não se desfez, não que o peptídeo se liga. Controles pareados por tamanho no mesmo protocolo — os próprios controles embaralhados dos candidatos, simulados por 10 ns — são relatados na Seção 3.11 (Figura 13).</w:t>
       </w:r>
     </w:p>
     <w:p>
@@ -10070,7 +10070,7 @@
       </w:r>
     </w:p>
     <w:bookmarkEnd w:id="69"/>
-    <w:bookmarkStart w:id="73" w:name="peptídeos-candidatos-finais"/>
+    <w:bookmarkStart w:id="76" w:name="peptídeos-candidatos-finais"/>
     <w:p>
       <w:pPr>
         <w:pStyle w:val="Heading3"/>
@@ -10086,14 +10086,34 @@
       <w:r>
         <w:t xml:space="preserve">Os 48 candidatos finais foram ordenados em camadas usando apenas os critérios declarados antes das simulações (Seção 2.9): a camada A cumpre todos os critérios disponíveis (controle de qualidade de pose, diferença pareada positiva frente aos controles embaralhados e, nos macrociclos, o critério estrito do anel); a B falha exatamente um deles; a C falha dois ou mais; a P aguardaria a simulação e está vazia porque as 48 terminaram. A ocupância de S1 e a âncora aparecem na Figura 12, mas não definem a camada, porque a ocupância acompanha a pose inicial (Seção 3.9). Dentro da camada a ordem é a diferença pareada, depois a confiança do Boltz-2, depois a ocupância de S1. A atribuição é 23 A, 1 B e 0 C na frente linear e 10 A, 13 B e 1 C na macrocíclica. Na frente linear a diferença pareada (E3, Seção 3.8) está disponível: os 24 passam no controle de qualidade de pose e 23 têm Δ positivo; HGGGGSG (Δ = −0,0001) fica na camada B. Como Δ é da ordem do ruído da predição, a camada A da frente linear exclui apenas um de 24 candidatos e não discrimina entre os demais. Na frente macrocíclica, 12 dos 13 candidatos da camada B falham só no critério estrito do anel; GGHGGG (Δ = −0,009) falha só na diferença pareada, e GPDGGTG (Δ = −0,002, anel não estrito) falha nos dois e é o único da camada C. A camada A macrocíclica é, portanto, formada pelos 10 dos 11 anéis que cumpriram o critério estrito e também têm Δ positivo. As camadas A e B significam que o candidato sobreviveu aos filtros disponíveis, não que se espera que iniba. Entre os candidatos da camada A cuja âncora terminou a até 4 Å do Asp189 estão NGGRPDAP e GQNDS (lineares) e GGHSE (cíclico); GGKPGEP, com a menor distância final, está na camada B por causa do anel. Todos os candidatos cumprem o critério duro de não clivagem e nenhum carrega alegação de seletividade. A dinâmica molecular verifica a estabilidade da pose prevista em 10 ns e não é estimativa de afinidade.</w:t>
       </w:r>
-      <w:r>
-        <w:t xml:space="preserve"> </w:t>
-      </w:r>
+    </w:p>
+    <w:p>
+      <w:pPr>
+        <w:pStyle w:val="BodyText"/>
+      </w:pPr>
+      <w:r>
+        <w:rPr>
+          <w:i/>
+          <w:iCs/>
+        </w:rPr>
+        <w:t xml:space="preserve">Simulações dos controles embaralhados (parcial).</w:t>
+      </w:r>
+      <w:r>
+        <w:t xml:space="preserve"> </w:t>
+      </w:r>
+      <w:r>
+        <w:t xml:space="preserve">Três simulações de controles embaralhados da frente linear estavam concluídas quando esta versão foi escrita (10 ns, mesmo protocolo, um controle por candidato: o controle do E3 de maior confiança; Figura 13). NGGRPDAP (ocupância na segunda metade 1,00, âncora Arg) e seu controle PGRGDANP (1,00, âncora Arg) foram indistinguíveis. GPGGGTG (0,00, âncora Thr) ficou abaixo do controle GGGGGPT (1,00, âncora Gly). Só GTDEN (0,63, âncora Glu) superou seu controle GTNED (0,20, âncora Gly). Os dois controles que chegaram a 1,00 partiram com a âncora a 2,73 Å do Asp189, e o que partiu a 6,3 Å terminou em 0,20, a mesma dependência da pose inicial vista nos candidatos (Seção 3.9; Figura 13B). Com três controles, uma réplica cada, esses resultados são descritivos: neste subconjunto, passar no critério de ocupância não distingue um candidato de uma sequência embaralhada de mesma composição e, pela regra da Seção 3.9, não sustentam o uso da ocupância como evidência a favor de um candidato. Os controles da frente macrocíclica e de GQNDS e GGHSE ainda estavam em execução.</w:t>
+      </w:r>
+    </w:p>
+    <w:p>
+      <w:pPr>
+        <w:pStyle w:val="BodyText"/>
+      </w:pPr>
       <w:r>
         <w:rPr>
           <w:rStyle w:val="Pendente"/>
         </w:rPr>
-        <w:t xml:space="preserve">PENDENTE: simulações dos controles embaralhados e do controle negativo, robustez ao pH e lista de peptídeos recomendados.</w:t>
+        <w:t xml:space="preserve">PENDENTE: as demais simulações dos controles embaralhados, o controle negativo, a robustez ao pH e a lista de peptídeos recomendados.</w:t>
       </w:r>
     </w:p>
     <w:p>
@@ -10162,487 +10182,552 @@
       </w:r>
     </w:p>
     <w:p>
-      <w:r>
-        <w:pict>
-          <v:rect style="width:0;height:1.5pt" o:hralign="center" o:hrstd="t" o:hr="t"/>
-        </w:pict>
-      </w:r>
-    </w:p>
-    <w:bookmarkEnd w:id="73"/>
-    <w:bookmarkEnd w:id="74"/>
-    <w:bookmarkStart w:id="80" w:name="discussão"/>
-    <w:p>
-      <w:pPr>
-        <w:pStyle w:val="Heading2"/>
-      </w:pPr>
-      <w:r>
-        <w:t xml:space="preserve">4 Discussão</w:t>
-      </w:r>
-    </w:p>
-    <w:bookmarkStart w:id="75" w:name="principais-achados"/>
-    <w:p>
-      <w:pPr>
-        <w:pStyle w:val="Heading3"/>
-      </w:pPr>
-      <w:r>
-        <w:t xml:space="preserve">4.1 Principais achados</w:t>
-      </w:r>
-    </w:p>
-    <w:p>
-      <w:pPr>
-        <w:pStyle w:val="FirstParagraph"/>
-      </w:pPr>
-      <w:r>
-        <w:t xml:space="preserve">Montamos e calibramos um pipeline que vai de um painel de oito tripsinas digestivas de lepidópteros até peptídeos candidatos triados, com a não clivabilidade por proteases do intestino médio como exigência binária explícita. A parte estrutural foi robusta: os subsítios definidos a partir de dois complexos cristalográficos foram transferidos para os dez modelos de receptor com alta concordância, e o equivalente do Asp189 encontrado pela estrutura coincidiu com o encontrado pela sequência. A geração produziu 22.066 sequências únicas a partir de 880 esqueletos macrocíclicos, e 527 sequências lineares e 543 cíclicas satisfizeram o critério duro. Nas 48 simulações de 10 ns, a distância mediana entre a âncora e o Asp189 aumentou (5,7 → 6,8 Å linear; 5,1 → 6,1 Å cíclico); apenas quatro candidatos terminaram a menos de 4 Å, todos com partida a até 4,0 Å, e 13 dos 24 macrociclos ficaram abaixo do limite de ω em ao menos um quadro sem abrir o anel. A ocupância de S1 acompanha a pose inicial do Boltz-2; as simulações verificam, portanto, a estabilidade de uma pose e não são evidência de ligação. A diferença pareada frente aos controles embaralhados (E3) é positiva em 63 de 78 candidatos lineares e 60 de 79 macrocíclicos, mas da ordem do ruído da predição, e a matriz cruzada não mostra preferência espécie-específica dos melhores candidatos (Seção 3.8). Nenhum resultado diz respeito à atividade inibitória ou à seletividade: não houve ensaio nem contrasseleção contra proteases não alvo.</w:t>
-      </w:r>
-    </w:p>
-    <w:p>
-      <w:pPr>
-        <w:pStyle w:val="BodyText"/>
-      </w:pPr>
-      <w:r>
-        <w:t xml:space="preserve">O que os inibidores naturais contribuíram, e o que falta aos peptídeos</w:t>
-      </w:r>
-      <w:r>
-        <w:t xml:space="preserve"> </w:t>
-      </w:r>
-      <w:r>
-        <w:rPr>
-          <w:i/>
-          <w:iCs/>
-        </w:rPr>
-        <w:t xml:space="preserve">de novo</w:t>
-      </w:r>
-      <w:r>
-        <w:t xml:space="preserve">, faz parte da resposta à pergunta que enquadra este trabalho. Os inibidores naturais forneceram os subsítios catalíticos (2PTC e 1SFI), os padrões de calibração e a lógica de ancoragem em S1, e essas partes do pipeline funcionaram. Não forneceram sua característica estrutural definidora: os peptídeos desenhados não contêm cisteína, de modo que as alças estabilizadas por dissulfeto de BPTI, SKTI e SFTI-1, e a rigidez que conferem, não são reproduzidas; o anel cabeça-cauda é a única restrição mantida, e em apenas uma das duas frentes. A rigidez também não é simplesmente uma vantagem contra tripsinas adaptadas de lepidópteros: um inibidor do tipo Bowman–Birk com sete ligações dissulfeto inibiu enzimas do tipo tripsina parcialmente purificadas de</w:t>
-      </w:r>
-      <w:r>
-        <w:t xml:space="preserve"> </w:t>
-      </w:r>
-      <w:r>
-        <w:rPr>
-          <w:i/>
-          <w:iCs/>
-        </w:rPr>
-        <w:t xml:space="preserve">A. gemmatalis</w:t>
-      </w:r>
-      <w:r>
-        <w:t xml:space="preserve"> </w:t>
-      </w:r>
-      <w:r>
-        <w:t xml:space="preserve">menos do que o inibidor de Kunitz da soja, o que seus autores atribuíram à menor flexibilidade e a um aumento evolutivo da hidrofobicidade dos subsítios (Patarroyo-Vargas et al., 2020).</w:t>
-      </w:r>
-    </w:p>
-    <w:bookmarkEnd w:id="75"/>
-    <w:bookmarkStart w:id="76" w:name="Xe3615bf2ba7667c30e4492e0c2fa08d640e849c"/>
-    <w:p>
-      <w:pPr>
-        <w:pStyle w:val="Heading3"/>
-      </w:pPr>
-      <w:r>
-        <w:t xml:space="preserve">4.2 O que a calibração sustenta e o que não sustenta</w:t>
-      </w:r>
-    </w:p>
-    <w:p>
-      <w:pPr>
-        <w:pStyle w:val="FirstParagraph"/>
-      </w:pPr>
-      <w:r>
-        <w:t xml:space="preserve">O Boltz-2 preferiu o inibidor real à sua isca embaralhada em todos os pares, mas os escores absolutos de inibidores reais e de iscas se sobrepuseram, e uma isca embaralhada de SFTI-1 com 14 resíduos teve 0,944. Os candidatos da campanha têm 5–8 resíduos e, em sua maioria, escores entre 0,80 e 0,95; a calibração sustenta, portanto, a comparação de um candidato com um controle pareado, e não sustenta a leitura de uma confiança de 0,9 como evidência de ligação. Duas propriedades da calibração limitam ainda mais seu alcance. Primeiro, as iscas são sequências embaralhadas de proteínas enoveladas, de modo que diferem dos inibidores reais no enovelamento e não só na ligação; uma confiança baixa para uma isca pode refletir a ausência de um enovelamento e não a ausência de uma superfície complementar. Segundo, os ligantes da calibração têm 14–176 resíduos, ao passo que os candidatos têm 5–8, e não foi feita calibração com peptídeos curtos de atividade conhecida. Os pares também não são independentes, pois cada isca é usada com dois receptores.</w:t>
-      </w:r>
-    </w:p>
-    <w:p>
-      <w:pPr>
-        <w:pStyle w:val="BodyText"/>
-      </w:pPr>
-      <w:r>
-        <w:t xml:space="preserve">O RMSD do ligante após superposição no receptor separou 9 de 10 pares, com direção esperada fixada de antemão. Essa métrica premia um ligante que permanece onde o modelo de co-dobramento o colocou, e uma isca predita com confiança menor pode se afastar apenas por isso; o resultado deve ser lido como concordância entre a estabilidade da pose em uma simulação de 2 ns e a confiança do modelo de co-dobramento, e não como medida independente de afinidade. O MM-GBSA de uma única trajetória de 2 ns, sem termo de entropia, colocou o inibidor real em primeiro lugar em apenas 4 de 10 pares e se correlacionou com o número de resíduos do receptor em contato com o ligante (ρ = −0,93). Isso é coerente com a sensibilidade geral dos métodos de ponto final à amostragem e ao tipo de sistema (Hou et al., 2011; Genheden e Ryde, 2015; Xu et al., 2025) e significa que o MM-GBSA nessa configuração informa o tamanho da interface. Por isso, ele não foi usado para ordenar candidatos.</w:t>
-      </w:r>
-    </w:p>
-    <w:p>
-      <w:pPr>
-        <w:pStyle w:val="BodyText"/>
-      </w:pPr>
-      <w:r>
-        <w:t xml:space="preserve">Um ponto metodológico merece ênfase. Moléculas separadas de receptor e de ligante podem ser gravadas em imagens periódicas diferentes da caixa de simulação; em um de nossos sistemas, a distância entre os centros de massa do receptor e do peptídeo chegou a 94,8 Å em uma caixa de 116 Å enquanto as duas moléculas estavam em contato em todos os quadros. Qualquer análise de RMSD ou de contatos de simulações proteína–peptídeo que não corrija isso relatará o deslocamento da imagem da caixa como instabilidade, e a correção deve ser verificada explicitamente quando uma triagem depende dessas métricas.</w:t>
-      </w:r>
-    </w:p>
-    <w:p>
-      <w:pPr>
-        <w:pStyle w:val="BodyText"/>
-      </w:pPr>
-      <w:r>
-        <w:t xml:space="preserve">A correlação de postos de 0,57 entre rodadas (Seção 3.8) acrescenta outro limite. Uma única predição do Boltz-2 para um peptídeo curto é um ordenador ruidoso mesmo com entrada idêntica, de modo que diferenças de poucos centésimos na confiança, que separam muitos candidatos, não devem ser interpretadas, e a concordância entre as formas linear e cíclica (ρ = 0,50) não pode ser lida como efeito de modalidade enquanto não for comparada a esse teto.</w:t>
-      </w:r>
-    </w:p>
-    <w:bookmarkEnd w:id="76"/>
-    <w:bookmarkStart w:id="77" w:name="Xafece074cecce80077a0c9860132a7cfb8c9c03"/>
-    <w:p>
-      <w:pPr>
-        <w:pStyle w:val="Heading3"/>
-      </w:pPr>
-      <w:r>
-        <w:t xml:space="preserve">4.3 Resistência proteolítica e engajamento de S1 puxam em direções opostas</w:t>
-      </w:r>
-    </w:p>
-    <w:p>
-      <w:pPr>
-        <w:pStyle w:val="FirstParagraph"/>
-      </w:pPr>
-      <w:r>
-        <w:t xml:space="preserve">A triagem por motivos de clivagem removeu 91,7% das sequências e selecionou peptídeos curtos (média de 7,05 resíduos; 95,6% com dez ou menos) e quase sem lisina e arginina (4,3%); só 1,3% tinha um deles na posição mais próxima da serina catalítica. Nos inibidores de mecanismo padrão, o resíduo P1 se insere em S1 (Laskowski e Kato, 1980; Laskowski e Qasim, 2000), e as enzimas tipo tripsina, inclusive as de</w:t>
-      </w:r>
-      <w:r>
-        <w:t xml:space="preserve"> </w:t>
-      </w:r>
-      <w:r>
-        <w:rPr>
-          <w:i/>
-          <w:iCs/>
-        </w:rPr>
-        <w:t xml:space="preserve">A. gemmatalis</w:t>
-      </w:r>
-      <w:r>
-        <w:t xml:space="preserve">, preferem arginina ou lisina ali (Patarroyo-Vargas et al., 2017; Meriño-Cabrera et al., 2022). A triagem, portanto, seleciona sequências que não têm o resíduo mais adequado para engajar o aspartato de S1. Isso decorre da definição da classe: um resíduo básico não seguido de prolina, em qualquer posição que não seja o P1 geométrico, conta como sítio, e sequências longas acumulam mais ocorrências. A alternativa oferecida pela literatura é a rigidez: o arcabouço dos inibidores canônicos melhora a ligação em cerca de seis ordens de grandeza e protege contra a proteólise (Kelly et al., 2005), e o SFTI-1, cujo P1 é uma lisina no complexo que usamos (Seção 3.2), é um potente inibidor de tripsina por sua estrutura cíclica estabilizada por dissulfeto (Luckett et al., 1999). Um macrociclo rígido poderia tolerar um P1 básico que uma regra linear de motivos sinaliza. Os 78 candidatos com lisina ou arginina, entre eles GGKPGEP, o melhor de</w:t>
-      </w:r>
-      <w:r>
-        <w:t xml:space="preserve"> </w:t>
-      </w:r>
-      <w:r>
-        <w:rPr>
-          <w:i/>
-          <w:iCs/>
-        </w:rPr>
-        <w:t xml:space="preserve">A. gemmatalis</w:t>
-      </w:r>
-      <w:r>
-        <w:t xml:space="preserve">, formam um conjunto pequeno em que isso pode ser examinado; a triagem atual não diz se a conformação deles mantém esse resíduo protegido.</w:t>
-      </w:r>
-    </w:p>
-    <w:p>
-      <w:pPr>
-        <w:pStyle w:val="BodyText"/>
-      </w:pPr>
-      <w:r>
-        <w:t xml:space="preserve">O critério duro torna o compromisso mais severo. Ao proibir todo resíduo que uma enzima tipo tripsina, quimotripsina ou elastase pode ter em P1, ele deixa peptídeos com quase metade de glicina (49,4% dos resíduos) e apenas nove resíduos básicos, cada um protegido por uma prolina seguinte, exceção tirada da especificidade geral das enzimas e aproximada para cada espécie. Tais sequências provavelmente são flexíveis, o que pode custar entropia de ligação, e carecem das cadeias laterais que definem a interação com S1 nos inibidores canônicos. GGKPGEP é um exemplo: sua lisina é protegida pelo resíduo seguinte e ainda poderia alcançar S1. Se alguma dessas sequências se liga, e pela âncora esperada, é o que as simulações e os controles pareados abordam; um resultado negativo para uma espécie seria informativo. A ciclização remove os términos expostos, mas não os sítios internos, e por isso o macrociclo ganhou só 16 sequências sobre o conjunto linear. A aminopeptidase N, que precisa de N-terminal livre, não é tratada por nenhuma regra de sequência para os peptídeos lineares; proteger o N-terminal, o que também mudaria o estado de protonação que o campo de força não representa, seria a resposta prática.</w:t>
-      </w:r>
-    </w:p>
-    <w:p>
-      <w:pPr>
-        <w:pStyle w:val="BodyText"/>
-      </w:pPr>
-      <w:r>
-        <w:t xml:space="preserve">As regras de motivos são grosseiras: o escore é uma contagem ponderada de sítios, a regra tipo elastase sinaliza quatro resíduos comuns (alanina, glicina, serina e valina), a regra tipo pepsina é irrelevante para o intestino de lepidópteros, e uma classe pode mudar com um único sítio (GIFDDIG não tem sítio de tripsina e mesmo assim é classificado como MARGINAL). RESISTENTE é uma predição de baixa carga de motivos, não uma medida de estabilidade no intestino médio.</w:t>
-      </w:r>
-    </w:p>
-    <w:bookmarkEnd w:id="77"/>
-    <w:bookmarkStart w:id="78" w:name="limitações"/>
-    <w:p>
-      <w:pPr>
-        <w:pStyle w:val="Heading3"/>
-      </w:pPr>
-      <w:r>
-        <w:t xml:space="preserve">4.4 Limitações</w:t>
-      </w:r>
-    </w:p>
-    <w:p>
-      <w:pPr>
-        <w:numPr>
-          <w:ilvl w:val="0"/>
-          <w:numId w:val="1003"/>
-        </w:numPr>
-      </w:pPr>
-      <w:r>
-        <w:t xml:space="preserve">Todos os resultados são computacionais; nenhum ensaio de inibição ou de estabilidade foi feito. (ii) A seletividade não foi abordada: o bolso S1 é conservado entre tripsinas, e não se pode presumir que um peptídeo ancorado ali poupe proteases não-alvo; uma contrasseleção frente a receptores não-alvo está planejada e não foi construída. (iii) Os receptores são modelos do AlphaFold e, para nenhuma das oito espécies-praga, há evidência curada de expressão no intestino médio. (iv) O ProteinMPNN foi executado com todas as cadeias desenhadas, de modo que a sequência do receptor não foi fixada durante o desenho do peptídeo; só o peptídeo foi mantido e foi avaliado contra o receptor nativo. (v) Apenas oito dos 15 resíduos de hotspot de S1/S2 chegaram ao RFdiffusion, e a serina catalítica e as paredes de S1 não estavam entre eles. (vi) As sequências foram desenhadas sobre esqueletos cíclicos; a frente linear avalia as mesmas sequências sem redesenho, de modo que não é um desenho de peptídeos lineares. O fechamento do anel foi atingido dentro da tolerância do modelo de esqueleto (0,76–1,40 Å). (vii) O critério de não clivabilidade é uma predição ao nível de motivos: a especificidade de cada enzima em cada espécie não foi medida, a exceção K/R–Pro é uma aproximação e a aminopeptidase N não é excluída nos peptídeos lineares. (viii) As simulações são réplicas únicas de 10 ns de um campo de força legado em pH 10,0; o peptídeo linear tem extremidades NH</w:t>
-      </w:r>
-      <w:r>
-        <w:rPr>
-          <w:vertAlign w:val="subscript"/>
-        </w:rPr>
-        <w:t xml:space="preserve">3</w:t>
-      </w:r>
-      <w:r>
-        <w:rPr>
-          <w:vertAlign w:val="superscript"/>
-        </w:rPr>
-        <w:t xml:space="preserve">+</w:t>
-      </w:r>
-      <w:r>
-        <w:t xml:space="preserve">/COO</w:t>
-      </w:r>
-      <w:r>
-        <w:rPr>
-          <w:vertAlign w:val="superscript"/>
-        </w:rPr>
-        <w:t xml:space="preserve">−</w:t>
-      </w:r>
-      <w:r>
-        <w:t xml:space="preserve"> </w:t>
-      </w:r>
-      <w:r>
-        <w:t xml:space="preserve">embora o grupo α-amino fosse majoritariamente neutro nesse pH; dez nanossegundos apenas triam e não podem estabelecer estabilidade nem ordenar candidatos. (ix) Uma única predição do Boltz-2 é um ordenador ruidoso (ρ = 0,57 entre rodadas para entrada idêntica), de modo que a seleção de candidatos para reescore se apoia em um ranking ruidoso. (x) Os 22 sistemas de calibração foram simulados por 2 ns a partir de uma única estrutura inicial predita cada, e os ligantes da calibração são muito maiores que os candidatos.</w:t>
-      </w:r>
-    </w:p>
-    <w:p>
-      <w:pPr>
-        <w:numPr>
-          <w:ilvl w:val="0"/>
-          <w:numId w:val="1003"/>
-        </w:numPr>
-      </w:pPr>
-      <w:r>
-        <w:t xml:space="preserve">O critério de ocupância de S1 não tem especificidade demonstrada: no único conjunto de referência disponível, todas as iscas embaralhadas o satisfizeram (Seção 3.9). (xii) A âncora é definida post hoc como o resíduo do peptídeo de menor distância média ao Asp189, e é a ocupância dela que se mede, o que favorece o valor medido frente a um resíduo fixado de antemão. (xiii) Dez nanossegundos a partir do complexo previsto testam se aquela pose é estável, não se o peptídeo consegue encontrar S1: os cinco candidatos que atingiram ocupância de 0,70 partiram a até 4,0 Å do Asp189, e nenhum dos 39 que partiram de mais longe o fez; por isso a ocupância foi rebaixada de critério a descrição, depois de vistas as 16 primeiras simulações (Seção 2.9). (xiv) Os controles embaralhados do E3 são fracos nos candidatos ricos em glicina, porque embaralhar quase não altera uma sequência dessas: a identidade média entre um candidato e seus próprios controles é 0,35 (linear) e 0,29 (cíclico), cinco candidatos são pelo menos 60% idênticos aos seus controles e seis têm apenas dois controles distintos dos três gerados. (xv) O critério desses controles, Δ &gt; 0, não tem limiar de incerteza, enquanto o desvio-padrão entre as quinze predições de um mesmo candidato é de cerca de 0,02, de modo que um Δ positivo pequeno está dentro do ruído. (xvi) Dois desvios da prática atual foram encontrados na montagem das simulações e mantidos para que todas compartilhem um só protocolo: a equilibração NPT usou o barostato de Parrinello-Rahman, onde o padrão é um barostato de relaxação, e</w:t>
-      </w:r>
-      <w:r>
-        <w:t xml:space="preserve"> </w:t>
-      </w:r>
-      <w:r>
-        <w:rPr>
-          <w:rStyle w:val="VerbatimChar"/>
-        </w:rPr>
-        <w:t xml:space="preserve">refcoord_scaling</w:t>
-      </w:r>
-      <w:r>
-        <w:t xml:space="preserve"> </w:t>
-      </w:r>
-      <w:r>
-        <w:t xml:space="preserve">não foi definido com restrições de posição sob acoplamento de pressão; medido em três sistemas, a densidade ficou em 1022–1033 kg m</w:t>
-      </w:r>
-      <w:r>
-        <w:rPr>
-          <w:vertAlign w:val="superscript"/>
-        </w:rPr>
-        <w:t xml:space="preserve">−3</w:t>
-      </w:r>
-      <w:r>
-        <w:t xml:space="preserve"> </w:t>
-      </w:r>
-      <w:r>
-        <w:t xml:space="preserve">com flutuação quadrática média de 0,2% e deriva desprezível, de modo que nenhum dos dois produziu artefato detectável.</w:t>
-      </w:r>
-    </w:p>
-    <w:bookmarkEnd w:id="78"/>
-    <w:bookmarkStart w:id="79" w:name="perspectivas"/>
-    <w:p>
-      <w:pPr>
-        <w:pStyle w:val="Heading3"/>
-      </w:pPr>
-      <w:r>
-        <w:t xml:space="preserve">4.5 Perspectivas</w:t>
-      </w:r>
-    </w:p>
-    <w:p>
-      <w:pPr>
-        <w:pStyle w:val="FirstParagraph"/>
-      </w:pPr>
-      <w:r>
-        <w:t xml:space="preserve">As melhorias mais diretas decorrem das limitações: fixar a sequência do receptor durante o desenho e permitir exatamente um resíduo P1 básico seguido de prolina já no desenho, em vez de filtrar depois; desenhar esqueletos lineares diretamente; proteger ou neutralizar as extremidades dos peptídeos lineares e testar quanto o estado de protonação e o pH do meio alteram o resultado, que aqui ficam fixos e cuja comparação deixamos para trabalho separado; simulações replicadas dos candidatos que passarem, estendidas a centenas de nanossegundos com um campo de força moderno; e um painel de contrasseleção de proteases não-alvo para que a seletividade se torne um objetivo explícito. O teste decisivo é enzimático: ensaios de inibição com extratos do intestino médio de</w:t>
-      </w:r>
-      <w:r>
-        <w:t xml:space="preserve"> </w:t>
-      </w:r>
-      <w:r>
-        <w:rPr>
-          <w:i/>
-          <w:iCs/>
-        </w:rPr>
-        <w:t xml:space="preserve">A. gemmatalis</w:t>
-      </w:r>
-      <w:r>
-        <w:t xml:space="preserve"> </w:t>
-      </w:r>
-      <w:r>
-        <w:t xml:space="preserve">e com tripsinas não-alvo, e um ensaio de estabilidade dos candidatos nos mesmos extratos.</w:t>
-      </w:r>
-    </w:p>
-    <w:bookmarkEnd w:id="79"/>
-    <w:bookmarkEnd w:id="80"/>
-    <w:bookmarkStart w:id="81" w:name="declaração-de-disponibilidade-de-dados"/>
-    <w:p>
-      <w:pPr>
-        <w:pStyle w:val="Heading2"/>
-      </w:pPr>
-      <w:r>
-        <w:t xml:space="preserve">Declaração de disponibilidade de dados</w:t>
-      </w:r>
-    </w:p>
-    <w:p>
-      <w:pPr>
-        <w:pStyle w:val="FirstParagraph"/>
-      </w:pPr>
-      <w:r>
-        <w:t xml:space="preserve">O código, os arquivos de configuração, as listas de candidatos e os escores por candidato estão no repositório do projeto (https://github.com/eulaliobqi/design-inibidores).</w:t>
-      </w:r>
-      <w:r>
-        <w:t xml:space="preserve"> </w:t>
-      </w:r>
-      <w:r>
-        <w:rPr>
-          <w:rStyle w:val="Pendente"/>
-        </w:rPr>
-        <w:t xml:space="preserve">PENDENTE: confirmar visibilidade do repositório e DOI de arquivamento (por exemplo Zenodo) antes da submissão.</w:t>
-      </w:r>
-    </w:p>
-    <w:bookmarkEnd w:id="81"/>
-    <w:bookmarkStart w:id="82" w:name="declaração-de-ética"/>
-    <w:p>
-      <w:pPr>
-        <w:pStyle w:val="Heading2"/>
-      </w:pPr>
-      <w:r>
-        <w:t xml:space="preserve">Declaração de ética</w:t>
-      </w:r>
-    </w:p>
-    <w:p>
-      <w:pPr>
-        <w:pStyle w:val="FirstParagraph"/>
-      </w:pPr>
-      <w:r>
-        <w:t xml:space="preserve">Não se aplica. É um estudo computacional; não envolveu animais, participantes humanos nem dados pessoais.</w:t>
-      </w:r>
-    </w:p>
-    <w:bookmarkEnd w:id="82"/>
-    <w:bookmarkStart w:id="83" w:name="contribuições-dos-autores"/>
-    <w:p>
-      <w:pPr>
-        <w:pStyle w:val="Heading2"/>
-      </w:pPr>
-      <w:r>
-        <w:t xml:space="preserve">Contribuições dos autores</w:t>
-      </w:r>
-    </w:p>
-    <w:p>
-      <w:pPr>
-        <w:pStyle w:val="FirstParagraph"/>
-      </w:pPr>
-      <w:r>
-        <w:rPr>
-          <w:rStyle w:val="Pendente"/>
-        </w:rPr>
-        <w:t xml:space="preserve">PENDENTE: a completar pelos autores (papéis CRediT).</w:t>
-      </w:r>
-    </w:p>
-    <w:bookmarkEnd w:id="83"/>
-    <w:bookmarkStart w:id="84" w:name="financiamento"/>
-    <w:p>
-      <w:pPr>
-        <w:pStyle w:val="Heading2"/>
-      </w:pPr>
-      <w:r>
-        <w:t xml:space="preserve">Financiamento</w:t>
-      </w:r>
-    </w:p>
-    <w:p>
-      <w:pPr>
-        <w:pStyle w:val="FirstParagraph"/>
-      </w:pPr>
-      <w:r>
-        <w:rPr>
-          <w:rStyle w:val="Pendente"/>
-        </w:rPr>
-        <w:t xml:space="preserve">PENDENTE: a completar pelos autores.</w:t>
-      </w:r>
-    </w:p>
-    <w:bookmarkEnd w:id="84"/>
-    <w:bookmarkStart w:id="85" w:name="agradecimentos"/>
-    <w:p>
-      <w:pPr>
-        <w:pStyle w:val="Heading2"/>
-      </w:pPr>
-      <w:r>
-        <w:t xml:space="preserve">Agradecimentos</w:t>
-      </w:r>
-    </w:p>
-    <w:p>
-      <w:pPr>
-        <w:pStyle w:val="FirstParagraph"/>
-      </w:pPr>
-      <w:r>
-        <w:rPr>
-          <w:rStyle w:val="Pendente"/>
-        </w:rPr>
-        <w:t xml:space="preserve">PENDENTE: a completar pelos autores.</w:t>
-      </w:r>
-      <w:r>
-        <w:t xml:space="preserve"> </w:t>
-      </w:r>
-      <w:r>
-        <w:t xml:space="preserve">Declaração de IA generativa (a revista exige que o uso seja reconhecido):</w:t>
-      </w:r>
-      <w:r>
-        <w:t xml:space="preserve"> </w:t>
-      </w:r>
-      <w:r>
-        <w:rPr>
-          <w:rStyle w:val="Pendente"/>
-        </w:rPr>
-        <w:t xml:space="preserve">PENDENTE, autores a confirmar o texto:</w:t>
-      </w:r>
-      <w:r>
-        <w:rPr>
-          <w:rStyle w:val="Pendente"/>
-        </w:rPr>
-        <w:t xml:space="preserve"> </w:t>
-      </w:r>
-      <w:r>
-        <w:rPr>
-          <w:rStyle w:val="Pendente"/>
-        </w:rPr>
-        <w:t xml:space="preserve">“Usou-se IA generativa (Claude, Anthropic) como assistente para escrever scripts de análise, gerar figuras e redigir e traduzir texto. Os autores conferiram todos os resultados numéricos nos arquivos de saída, conferiram cada referência no Crossref ou PubMed e assumem total responsabilidade pelo conteúdo.”</w:t>
-      </w:r>
-    </w:p>
-    <w:bookmarkEnd w:id="85"/>
-    <w:bookmarkStart w:id="86" w:name="conflito-de-interesses"/>
-    <w:p>
-      <w:pPr>
-        <w:pStyle w:val="Heading2"/>
-      </w:pPr>
-      <w:r>
-        <w:t xml:space="preserve">Conflito de interesses</w:t>
-      </w:r>
-    </w:p>
-    <w:p>
-      <w:pPr>
-        <w:pStyle w:val="FirstParagraph"/>
-      </w:pPr>
-      <w:r>
-        <w:rPr>
-          <w:rStyle w:val="Pendente"/>
-        </w:rPr>
-        <w:t xml:space="preserve">PENDENTE: a completar pelos autores.</w:t>
-      </w:r>
-    </w:p>
-    <w:bookmarkEnd w:id="86"/>
-    <w:bookmarkStart w:id="93" w:name="figuras-suplementares"/>
-    <w:p>
-      <w:pPr>
-        <w:pStyle w:val="Heading2"/>
-      </w:pPr>
-      <w:r>
-        <w:t xml:space="preserve">Figuras suplementares</w:t>
-      </w:r>
-    </w:p>
-    <w:p>
       <w:pPr>
         <w:pStyle w:val="CaptionedFigure"/>
       </w:pPr>
       <w:r>
         <w:drawing>
           <wp:inline>
-            <wp:extent cx="4679999" cy="2092235"/>
+            <wp:extent cx="5334000" cy="2369551"/>
             <wp:effectExtent b="0" l="0" r="0" t="0"/>
-            <wp:docPr descr="Figura S1. Triagem por escore de motivos por espécie sob a regra linear-estrita e a circular (porcentagem das sequências de cada espécie por classe)." title="" id="88" name="Picture"/>
+            <wp:docPr descr="Figura 13. Simulações de controles embaralhados (10 ns, CHARMM36, pH 10; frente linear, três concluídas na data de escrita). (A) Ocupância de S1 a 5 Å na segunda metade de cada candidato e de seu controle embaralhado (rótulos: candidato → controle). (B) Distância inicial âncora–Asp189 e ocupância na segunda metade dos 48 candidatos (cinza) e dos controles (losangos; dois controles partem de 2,73 Å e quase coincidem). Linha tracejada: critério de 70%. Controles da frente macrocíclica, de GQNDS e de GGHSE pendentes." title="" id="74" name="Picture"/>
             <a:graphic>
               <a:graphicData uri="http://schemas.openxmlformats.org/drawingml/2006/picture">
                 <pic:pic>
                   <pic:nvPicPr>
-                    <pic:cNvPr descr="figures/pt/figS1_regras_motivo.png" id="89" name="Picture"/>
+                    <pic:cNvPr descr="figures/pt/fig13_controles_embaralhados.png" id="75" name="Picture"/>
                     <pic:cNvPicPr>
                       <a:picLocks noChangeArrowheads="1" noChangeAspect="1"/>
                     </pic:cNvPicPr>
                   </pic:nvPicPr>
                   <pic:blipFill>
-                    <a:blip r:embed="rId87"/>
+                    <a:blip r:embed="rId73"/>
+                    <a:stretch>
+                      <a:fillRect/>
+                    </a:stretch>
+                  </pic:blipFill>
+                  <pic:spPr bwMode="auto">
+                    <a:xfrm>
+                      <a:off x="0" y="0"/>
+                      <a:ext cx="5334000" cy="2369551"/>
+                    </a:xfrm>
+                    <a:prstGeom prst="rect">
+                      <a:avLst/>
+                    </a:prstGeom>
+                    <a:noFill/>
+                    <a:ln w="9525">
+                      <a:noFill/>
+                      <a:headEnd/>
+                      <a:tailEnd/>
+                    </a:ln>
+                  </pic:spPr>
+                </pic:pic>
+              </a:graphicData>
+            </a:graphic>
+          </wp:inline>
+        </w:drawing>
+      </w:r>
+    </w:p>
+    <w:p>
+      <w:pPr>
+        <w:pStyle w:val="ImageCaption"/>
+      </w:pPr>
+      <w:r>
+        <w:rPr>
+          <w:b/>
+          <w:bCs/>
+        </w:rPr>
+        <w:t xml:space="preserve">Figura 13.</w:t>
+      </w:r>
+      <w:r>
+        <w:t xml:space="preserve"> </w:t>
+      </w:r>
+      <w:r>
+        <w:t xml:space="preserve">Simulações de controles embaralhados (10 ns, CHARMM36, pH 10; frente linear, três concluídas na data de escrita). (A) Ocupância de S1 a 5 Å na segunda metade de cada candidato e de seu controle embaralhado (rótulos: candidato → controle). (B) Distância inicial âncora–Asp189 e ocupância na segunda metade dos 48 candidatos (cinza) e dos controles (losangos; dois controles partem de 2,73 Å e quase coincidem). Linha tracejada: critério de 70%. Controles da frente macrocíclica, de GQNDS e de GGHSE pendentes.</w:t>
+      </w:r>
+    </w:p>
+    <w:p>
+      <w:r>
+        <w:pict>
+          <v:rect style="width:0;height:1.5pt" o:hralign="center" o:hrstd="t" o:hr="t"/>
+        </w:pict>
+      </w:r>
+    </w:p>
+    <w:bookmarkEnd w:id="76"/>
+    <w:bookmarkEnd w:id="77"/>
+    <w:bookmarkStart w:id="83" w:name="discussão"/>
+    <w:p>
+      <w:pPr>
+        <w:pStyle w:val="Heading2"/>
+      </w:pPr>
+      <w:r>
+        <w:t xml:space="preserve">4 Discussão</w:t>
+      </w:r>
+    </w:p>
+    <w:bookmarkStart w:id="78" w:name="principais-achados"/>
+    <w:p>
+      <w:pPr>
+        <w:pStyle w:val="Heading3"/>
+      </w:pPr>
+      <w:r>
+        <w:t xml:space="preserve">4.1 Principais achados</w:t>
+      </w:r>
+    </w:p>
+    <w:p>
+      <w:pPr>
+        <w:pStyle w:val="FirstParagraph"/>
+      </w:pPr>
+      <w:r>
+        <w:t xml:space="preserve">Montamos e calibramos um pipeline que vai de um painel de oito tripsinas digestivas de lepidópteros até peptídeos candidatos triados, com a não clivabilidade por proteases do intestino médio como exigência binária explícita. A parte estrutural foi robusta: os subsítios definidos a partir de dois complexos cristalográficos foram transferidos para os dez modelos de receptor com alta concordância, e o equivalente do Asp189 encontrado pela estrutura coincidiu com o encontrado pela sequência. A geração produziu 22.066 sequências únicas a partir de 880 esqueletos macrocíclicos, e 527 sequências lineares e 543 cíclicas satisfizeram o critério duro. Nas 48 simulações de 10 ns, a distância mediana entre a âncora e o Asp189 aumentou (5,7 → 6,8 Å linear; 5,1 → 6,1 Å cíclico); apenas quatro candidatos terminaram a menos de 4 Å, todos com partida a até 4,0 Å, e 13 dos 24 macrociclos ficaram abaixo do limite de ω em ao menos um quadro sem abrir o anel. A ocupância de S1 acompanha a pose inicial do Boltz-2; as simulações verificam, portanto, a estabilidade de uma pose e não são evidência de ligação. Nas três simulações de controles embaralhados concluídas até agora, dois controles chegaram a ocupância 1,00 e um candidato ficou abaixo de seu controle (Seção 3.11). A diferença pareada frente aos controles embaralhados (E3) é positiva em 63 de 78 candidatos lineares e 60 de 79 macrocíclicos, mas da ordem do ruído da predição, e a matriz cruzada não mostra preferência espécie-específica dos melhores candidatos (Seção 3.8). Nenhum resultado diz respeito à atividade inibitória ou à seletividade: não houve ensaio nem contrasseleção contra proteases não alvo.</w:t>
+      </w:r>
+    </w:p>
+    <w:p>
+      <w:pPr>
+        <w:pStyle w:val="BodyText"/>
+      </w:pPr>
+      <w:r>
+        <w:t xml:space="preserve">O que os inibidores naturais contribuíram, e o que falta aos peptídeos</w:t>
+      </w:r>
+      <w:r>
+        <w:t xml:space="preserve"> </w:t>
+      </w:r>
+      <w:r>
+        <w:rPr>
+          <w:i/>
+          <w:iCs/>
+        </w:rPr>
+        <w:t xml:space="preserve">de novo</w:t>
+      </w:r>
+      <w:r>
+        <w:t xml:space="preserve">, faz parte da resposta à pergunta que enquadra este trabalho. Os inibidores naturais forneceram os subsítios catalíticos (2PTC e 1SFI), os padrões de calibração e a lógica de ancoragem em S1, e essas partes do pipeline funcionaram. Não forneceram sua característica estrutural definidora: os peptídeos desenhados não contêm cisteína, de modo que as alças estabilizadas por dissulfeto de BPTI, SKTI e SFTI-1, e a rigidez que conferem, não são reproduzidas; o anel cabeça-cauda é a única restrição mantida, e em apenas uma das duas frentes. A rigidez também não é simplesmente uma vantagem contra tripsinas adaptadas de lepidópteros: um inibidor do tipo Bowman–Birk com sete ligações dissulfeto inibiu enzimas do tipo tripsina parcialmente purificadas de</w:t>
+      </w:r>
+      <w:r>
+        <w:t xml:space="preserve"> </w:t>
+      </w:r>
+      <w:r>
+        <w:rPr>
+          <w:i/>
+          <w:iCs/>
+        </w:rPr>
+        <w:t xml:space="preserve">A. gemmatalis</w:t>
+      </w:r>
+      <w:r>
+        <w:t xml:space="preserve"> </w:t>
+      </w:r>
+      <w:r>
+        <w:t xml:space="preserve">menos do que o inibidor de Kunitz da soja, o que seus autores atribuíram à menor flexibilidade e a um aumento evolutivo da hidrofobicidade dos subsítios (Patarroyo-Vargas et al., 2020).</w:t>
+      </w:r>
+    </w:p>
+    <w:bookmarkEnd w:id="78"/>
+    <w:bookmarkStart w:id="79" w:name="Xe3615bf2ba7667c30e4492e0c2fa08d640e849c"/>
+    <w:p>
+      <w:pPr>
+        <w:pStyle w:val="Heading3"/>
+      </w:pPr>
+      <w:r>
+        <w:t xml:space="preserve">4.2 O que a calibração sustenta e o que não sustenta</w:t>
+      </w:r>
+    </w:p>
+    <w:p>
+      <w:pPr>
+        <w:pStyle w:val="FirstParagraph"/>
+      </w:pPr>
+      <w:r>
+        <w:t xml:space="preserve">O Boltz-2 preferiu o inibidor real à sua isca embaralhada em todos os pares, mas os escores absolutos de inibidores reais e de iscas se sobrepuseram, e uma isca embaralhada de SFTI-1 com 14 resíduos teve 0,944. Os candidatos da campanha têm 5–8 resíduos e, em sua maioria, escores entre 0,80 e 0,95; a calibração sustenta, portanto, a comparação de um candidato com um controle pareado, e não sustenta a leitura de uma confiança de 0,9 como evidência de ligação. Duas propriedades da calibração limitam ainda mais seu alcance. Primeiro, as iscas são sequências embaralhadas de proteínas enoveladas, de modo que diferem dos inibidores reais no enovelamento e não só na ligação; uma confiança baixa para uma isca pode refletir a ausência de um enovelamento e não a ausência de uma superfície complementar. Segundo, os ligantes da calibração têm 14–176 resíduos, ao passo que os candidatos têm 5–8, e não foi feita calibração com peptídeos curtos de atividade conhecida. Os pares também não são independentes, pois cada isca é usada com dois receptores.</w:t>
+      </w:r>
+    </w:p>
+    <w:p>
+      <w:pPr>
+        <w:pStyle w:val="BodyText"/>
+      </w:pPr>
+      <w:r>
+        <w:t xml:space="preserve">O RMSD do ligante após superposição no receptor separou 9 de 10 pares, com direção esperada fixada de antemão. Essa métrica premia um ligante que permanece onde o modelo de co-dobramento o colocou, e uma isca predita com confiança menor pode se afastar apenas por isso; o resultado deve ser lido como concordância entre a estabilidade da pose em uma simulação de 2 ns e a confiança do modelo de co-dobramento, e não como medida independente de afinidade. O MM-GBSA de uma única trajetória de 2 ns, sem termo de entropia, colocou o inibidor real em primeiro lugar em apenas 4 de 10 pares e se correlacionou com o número de resíduos do receptor em contato com o ligante (ρ = −0,93). Isso é coerente com a sensibilidade geral dos métodos de ponto final à amostragem e ao tipo de sistema (Hou et al., 2011; Genheden e Ryde, 2015; Xu et al., 2025) e significa que o MM-GBSA nessa configuração informa o tamanho da interface. Por isso, ele não foi usado para ordenar candidatos.</w:t>
+      </w:r>
+    </w:p>
+    <w:p>
+      <w:pPr>
+        <w:pStyle w:val="BodyText"/>
+      </w:pPr>
+      <w:r>
+        <w:t xml:space="preserve">Um ponto metodológico merece ênfase. Moléculas separadas de receptor e de ligante podem ser gravadas em imagens periódicas diferentes da caixa de simulação; em um de nossos sistemas, a distância entre os centros de massa do receptor e do peptídeo chegou a 94,8 Å em uma caixa de 116 Å enquanto as duas moléculas estavam em contato em todos os quadros. Qualquer análise de RMSD ou de contatos de simulações proteína–peptídeo que não corrija isso relatará o deslocamento da imagem da caixa como instabilidade, e a correção deve ser verificada explicitamente quando uma triagem depende dessas métricas.</w:t>
+      </w:r>
+    </w:p>
+    <w:p>
+      <w:pPr>
+        <w:pStyle w:val="BodyText"/>
+      </w:pPr>
+      <w:r>
+        <w:t xml:space="preserve">A correlação de postos de 0,57 entre rodadas (Seção 3.8) acrescenta outro limite. Uma única predição do Boltz-2 para um peptídeo curto é um ordenador ruidoso mesmo com entrada idêntica, de modo que diferenças de poucos centésimos na confiança, que separam muitos candidatos, não devem ser interpretadas, e a concordância entre as formas linear e cíclica (ρ = 0,50) não pode ser lida como efeito de modalidade enquanto não for comparada a esse teto.</w:t>
+      </w:r>
+    </w:p>
+    <w:bookmarkEnd w:id="79"/>
+    <w:bookmarkStart w:id="80" w:name="Xafece074cecce80077a0c9860132a7cfb8c9c03"/>
+    <w:p>
+      <w:pPr>
+        <w:pStyle w:val="Heading3"/>
+      </w:pPr>
+      <w:r>
+        <w:t xml:space="preserve">4.3 Resistência proteolítica e engajamento de S1 puxam em direções opostas</w:t>
+      </w:r>
+    </w:p>
+    <w:p>
+      <w:pPr>
+        <w:pStyle w:val="FirstParagraph"/>
+      </w:pPr>
+      <w:r>
+        <w:t xml:space="preserve">A triagem por motivos de clivagem removeu 91,7% das sequências e selecionou peptídeos curtos (média de 7,05 resíduos; 95,6% com dez ou menos) e quase sem lisina e arginina (4,3%); só 1,3% tinha um deles na posição mais próxima da serina catalítica. Nos inibidores de mecanismo padrão, o resíduo P1 se insere em S1 (Laskowski e Kato, 1980; Laskowski e Qasim, 2000), e as enzimas tipo tripsina, inclusive as de</w:t>
+      </w:r>
+      <w:r>
+        <w:t xml:space="preserve"> </w:t>
+      </w:r>
+      <w:r>
+        <w:rPr>
+          <w:i/>
+          <w:iCs/>
+        </w:rPr>
+        <w:t xml:space="preserve">A. gemmatalis</w:t>
+      </w:r>
+      <w:r>
+        <w:t xml:space="preserve">, preferem arginina ou lisina ali (Patarroyo-Vargas et al., 2017; Meriño-Cabrera et al., 2022). A triagem, portanto, seleciona sequências que não têm o resíduo mais adequado para engajar o aspartato de S1. Isso decorre da definição da classe: um resíduo básico não seguido de prolina, em qualquer posição que não seja o P1 geométrico, conta como sítio, e sequências longas acumulam mais ocorrências. A alternativa oferecida pela literatura é a rigidez: o arcabouço dos inibidores canônicos melhora a ligação em cerca de seis ordens de grandeza e protege contra a proteólise (Kelly et al., 2005), e o SFTI-1, cujo P1 é uma lisina no complexo que usamos (Seção 3.2), é um potente inibidor de tripsina por sua estrutura cíclica estabilizada por dissulfeto (Luckett et al., 1999). Um macrociclo rígido poderia tolerar um P1 básico que uma regra linear de motivos sinaliza. Os 78 candidatos com lisina ou arginina, entre eles GGKPGEP, o melhor de</w:t>
+      </w:r>
+      <w:r>
+        <w:t xml:space="preserve"> </w:t>
+      </w:r>
+      <w:r>
+        <w:rPr>
+          <w:i/>
+          <w:iCs/>
+        </w:rPr>
+        <w:t xml:space="preserve">A. gemmatalis</w:t>
+      </w:r>
+      <w:r>
+        <w:t xml:space="preserve">, formam um conjunto pequeno em que isso pode ser examinado; a triagem atual não diz se a conformação deles mantém esse resíduo protegido.</w:t>
+      </w:r>
+    </w:p>
+    <w:p>
+      <w:pPr>
+        <w:pStyle w:val="BodyText"/>
+      </w:pPr>
+      <w:r>
+        <w:t xml:space="preserve">O critério duro torna o compromisso mais severo. Ao proibir todo resíduo que uma enzima tipo tripsina, quimotripsina ou elastase pode ter em P1, ele deixa peptídeos com quase metade de glicina (49,4% dos resíduos) e apenas nove resíduos básicos, cada um protegido por uma prolina seguinte, exceção tirada da especificidade geral das enzimas e aproximada para cada espécie. Tais sequências provavelmente são flexíveis, o que pode custar entropia de ligação, e carecem das cadeias laterais que definem a interação com S1 nos inibidores canônicos. GGKPGEP é um exemplo: sua lisina é protegida pelo resíduo seguinte e ainda poderia alcançar S1. Se alguma dessas sequências se liga, e pela âncora esperada, é o que as simulações e os controles pareados abordam; um resultado negativo para uma espécie seria informativo. A ciclização remove os términos expostos, mas não os sítios internos, e por isso o macrociclo ganhou só 16 sequências sobre o conjunto linear. A aminopeptidase N, que precisa de N-terminal livre, não é tratada por nenhuma regra de sequência para os peptídeos lineares; proteger o N-terminal, o que também mudaria o estado de protonação que o campo de força não representa, seria a resposta prática.</w:t>
+      </w:r>
+    </w:p>
+    <w:p>
+      <w:pPr>
+        <w:pStyle w:val="BodyText"/>
+      </w:pPr>
+      <w:r>
+        <w:t xml:space="preserve">As regras de motivos são grosseiras: o escore é uma contagem ponderada de sítios, a regra tipo elastase sinaliza quatro resíduos comuns (alanina, glicina, serina e valina), a regra tipo pepsina é irrelevante para o intestino de lepidópteros, e uma classe pode mudar com um único sítio (GIFDDIG não tem sítio de tripsina e mesmo assim é classificado como MARGINAL). RESISTENTE é uma predição de baixa carga de motivos, não uma medida de estabilidade no intestino médio.</w:t>
+      </w:r>
+    </w:p>
+    <w:bookmarkEnd w:id="80"/>
+    <w:bookmarkStart w:id="81" w:name="limitações"/>
+    <w:p>
+      <w:pPr>
+        <w:pStyle w:val="Heading3"/>
+      </w:pPr>
+      <w:r>
+        <w:t xml:space="preserve">4.4 Limitações</w:t>
+      </w:r>
+    </w:p>
+    <w:p>
+      <w:pPr>
+        <w:numPr>
+          <w:ilvl w:val="0"/>
+          <w:numId w:val="1003"/>
+        </w:numPr>
+      </w:pPr>
+      <w:r>
+        <w:t xml:space="preserve">Todos os resultados são computacionais; nenhum ensaio de inibição ou de estabilidade foi feito. (ii) A seletividade não foi abordada: o bolso S1 é conservado entre tripsinas, e não se pode presumir que um peptídeo ancorado ali poupe proteases não-alvo; uma contrasseleção frente a receptores não-alvo está planejada e não foi construída. (iii) Os receptores são modelos do AlphaFold e, para nenhuma das oito espécies-praga, há evidência curada de expressão no intestino médio. (iv) O ProteinMPNN foi executado com todas as cadeias desenhadas, de modo que a sequência do receptor não foi fixada durante o desenho do peptídeo; só o peptídeo foi mantido e foi avaliado contra o receptor nativo. (v) Apenas oito dos 15 resíduos de hotspot de S1/S2 chegaram ao RFdiffusion, e a serina catalítica e as paredes de S1 não estavam entre eles. (vi) As sequências foram desenhadas sobre esqueletos cíclicos; a frente linear avalia as mesmas sequências sem redesenho, de modo que não é um desenho de peptídeos lineares. O fechamento do anel foi atingido dentro da tolerância do modelo de esqueleto (0,76–1,40 Å). (vii) O critério de não clivabilidade é uma predição ao nível de motivos: a especificidade de cada enzima em cada espécie não foi medida, a exceção K/R–Pro é uma aproximação e a aminopeptidase N não é excluída nos peptídeos lineares. (viii) As simulações são réplicas únicas de 10 ns de um campo de força legado em pH 10,0; o peptídeo linear tem extremidades NH</w:t>
+      </w:r>
+      <w:r>
+        <w:rPr>
+          <w:vertAlign w:val="subscript"/>
+        </w:rPr>
+        <w:t xml:space="preserve">3</w:t>
+      </w:r>
+      <w:r>
+        <w:rPr>
+          <w:vertAlign w:val="superscript"/>
+        </w:rPr>
+        <w:t xml:space="preserve">+</w:t>
+      </w:r>
+      <w:r>
+        <w:t xml:space="preserve">/COO</w:t>
+      </w:r>
+      <w:r>
+        <w:rPr>
+          <w:vertAlign w:val="superscript"/>
+        </w:rPr>
+        <w:t xml:space="preserve">−</w:t>
+      </w:r>
+      <w:r>
+        <w:t xml:space="preserve"> </w:t>
+      </w:r>
+      <w:r>
+        <w:t xml:space="preserve">embora o grupo α-amino fosse majoritariamente neutro nesse pH; dez nanossegundos apenas triam e não podem estabelecer estabilidade nem ordenar candidatos. (ix) Uma única predição do Boltz-2 é um ordenador ruidoso (ρ = 0,57 entre rodadas para entrada idêntica), de modo que a seleção de candidatos para reescore se apoia em um ranking ruidoso. (x) Os 22 sistemas de calibração foram simulados por 2 ns a partir de uma única estrutura inicial predita cada, e os ligantes da calibração são muito maiores que os candidatos.</w:t>
+      </w:r>
+    </w:p>
+    <w:p>
+      <w:pPr>
+        <w:numPr>
+          <w:ilvl w:val="0"/>
+          <w:numId w:val="1003"/>
+        </w:numPr>
+      </w:pPr>
+      <w:r>
+        <w:t xml:space="preserve">O critério de ocupância de S1 não tem especificidade demonstrada: no único conjunto de referência disponível, todas as iscas embaralhadas o satisfizeram (Seção 3.9). (xii) A âncora é definida post hoc como o resíduo do peptídeo de menor distância média ao Asp189, e é a ocupância dela que se mede, o que favorece o valor medido frente a um resíduo fixado de antemão. (xiii) Dez nanossegundos a partir do complexo previsto testam se aquela pose é estável, não se o peptídeo consegue encontrar S1: os cinco candidatos que atingiram ocupância de 0,70 partiram a até 4,0 Å do Asp189, e nenhum dos 39 que partiram de mais longe o fez; por isso a ocupância foi rebaixada de critério a descrição, depois de vistas as 16 primeiras simulações (Seção 2.9). (xiv) Os controles embaralhados do E3 são fracos nos candidatos ricos em glicina, porque embaralhar quase não altera uma sequência dessas: a identidade média entre um candidato e seus próprios controles é 0,35 (linear) e 0,29 (cíclico), cinco candidatos são pelo menos 60% idênticos aos seus controles e seis têm apenas dois controles distintos dos três gerados. (xv) O critério desses controles, Δ &gt; 0, não tem limiar de incerteza, enquanto o desvio-padrão entre as quinze predições de um mesmo candidato é de cerca de 0,02, de modo que um Δ positivo pequeno está dentro do ruído. (xvi) Dois desvios da prática atual foram encontrados na montagem das simulações e mantidos para que todas compartilhem um só protocolo: a equilibração NPT usou o barostato de Parrinello-Rahman, onde o padrão é um barostato de relaxação, e</w:t>
+      </w:r>
+      <w:r>
+        <w:t xml:space="preserve"> </w:t>
+      </w:r>
+      <w:r>
+        <w:rPr>
+          <w:rStyle w:val="VerbatimChar"/>
+        </w:rPr>
+        <w:t xml:space="preserve">refcoord_scaling</w:t>
+      </w:r>
+      <w:r>
+        <w:t xml:space="preserve"> </w:t>
+      </w:r>
+      <w:r>
+        <w:t xml:space="preserve">não foi definido com restrições de posição sob acoplamento de pressão; medido em três sistemas, a densidade ficou em 1022–1033 kg m</w:t>
+      </w:r>
+      <w:r>
+        <w:rPr>
+          <w:vertAlign w:val="superscript"/>
+        </w:rPr>
+        <w:t xml:space="preserve">−3</w:t>
+      </w:r>
+      <w:r>
+        <w:t xml:space="preserve"> </w:t>
+      </w:r>
+      <w:r>
+        <w:t xml:space="preserve">com flutuação quadrática média de 0,2% e deriva desprezível, de modo que nenhum dos dois produziu artefato detectável.</w:t>
+      </w:r>
+    </w:p>
+    <w:bookmarkEnd w:id="81"/>
+    <w:bookmarkStart w:id="82" w:name="perspectivas"/>
+    <w:p>
+      <w:pPr>
+        <w:pStyle w:val="Heading3"/>
+      </w:pPr>
+      <w:r>
+        <w:t xml:space="preserve">4.5 Perspectivas</w:t>
+      </w:r>
+    </w:p>
+    <w:p>
+      <w:pPr>
+        <w:pStyle w:val="FirstParagraph"/>
+      </w:pPr>
+      <w:r>
+        <w:t xml:space="preserve">As melhorias mais diretas decorrem das limitações: fixar a sequência do receptor durante o desenho e permitir exatamente um resíduo P1 básico seguido de prolina já no desenho, em vez de filtrar depois; desenhar esqueletos lineares diretamente; proteger ou neutralizar as extremidades dos peptídeos lineares e testar quanto o estado de protonação e o pH do meio alteram o resultado, que aqui ficam fixos e cuja comparação deixamos para trabalho separado; simulações replicadas dos candidatos que passarem, estendidas a centenas de nanossegundos com um campo de força moderno; e um painel de contrasseleção de proteases não-alvo para que a seletividade se torne um objetivo explícito. O teste decisivo é enzimático: ensaios de inibição com extratos do intestino médio de</w:t>
+      </w:r>
+      <w:r>
+        <w:t xml:space="preserve"> </w:t>
+      </w:r>
+      <w:r>
+        <w:rPr>
+          <w:i/>
+          <w:iCs/>
+        </w:rPr>
+        <w:t xml:space="preserve">A. gemmatalis</w:t>
+      </w:r>
+      <w:r>
+        <w:t xml:space="preserve"> </w:t>
+      </w:r>
+      <w:r>
+        <w:t xml:space="preserve">e com tripsinas não-alvo, e um ensaio de estabilidade dos candidatos nos mesmos extratos.</w:t>
+      </w:r>
+    </w:p>
+    <w:bookmarkEnd w:id="82"/>
+    <w:bookmarkEnd w:id="83"/>
+    <w:bookmarkStart w:id="84" w:name="declaração-de-disponibilidade-de-dados"/>
+    <w:p>
+      <w:pPr>
+        <w:pStyle w:val="Heading2"/>
+      </w:pPr>
+      <w:r>
+        <w:t xml:space="preserve">Declaração de disponibilidade de dados</w:t>
+      </w:r>
+    </w:p>
+    <w:p>
+      <w:pPr>
+        <w:pStyle w:val="FirstParagraph"/>
+      </w:pPr>
+      <w:r>
+        <w:t xml:space="preserve">O código, os arquivos de configuração, as listas de candidatos e os escores por candidato estão no repositório do projeto (https://github.com/eulaliobqi/design-inibidores).</w:t>
+      </w:r>
+      <w:r>
+        <w:t xml:space="preserve"> </w:t>
+      </w:r>
+      <w:r>
+        <w:rPr>
+          <w:rStyle w:val="Pendente"/>
+        </w:rPr>
+        <w:t xml:space="preserve">PENDENTE: confirmar visibilidade do repositório e DOI de arquivamento (por exemplo Zenodo) antes da submissão.</w:t>
+      </w:r>
+    </w:p>
+    <w:bookmarkEnd w:id="84"/>
+    <w:bookmarkStart w:id="85" w:name="declaração-de-ética"/>
+    <w:p>
+      <w:pPr>
+        <w:pStyle w:val="Heading2"/>
+      </w:pPr>
+      <w:r>
+        <w:t xml:space="preserve">Declaração de ética</w:t>
+      </w:r>
+    </w:p>
+    <w:p>
+      <w:pPr>
+        <w:pStyle w:val="FirstParagraph"/>
+      </w:pPr>
+      <w:r>
+        <w:t xml:space="preserve">Não se aplica. É um estudo computacional; não envolveu animais, participantes humanos nem dados pessoais.</w:t>
+      </w:r>
+    </w:p>
+    <w:bookmarkEnd w:id="85"/>
+    <w:bookmarkStart w:id="86" w:name="contribuições-dos-autores"/>
+    <w:p>
+      <w:pPr>
+        <w:pStyle w:val="Heading2"/>
+      </w:pPr>
+      <w:r>
+        <w:t xml:space="preserve">Contribuições dos autores</w:t>
+      </w:r>
+    </w:p>
+    <w:p>
+      <w:pPr>
+        <w:pStyle w:val="FirstParagraph"/>
+      </w:pPr>
+      <w:r>
+        <w:rPr>
+          <w:rStyle w:val="Pendente"/>
+        </w:rPr>
+        <w:t xml:space="preserve">PENDENTE: a completar pelos autores (papéis CRediT).</w:t>
+      </w:r>
+    </w:p>
+    <w:bookmarkEnd w:id="86"/>
+    <w:bookmarkStart w:id="87" w:name="financiamento"/>
+    <w:p>
+      <w:pPr>
+        <w:pStyle w:val="Heading2"/>
+      </w:pPr>
+      <w:r>
+        <w:t xml:space="preserve">Financiamento</w:t>
+      </w:r>
+    </w:p>
+    <w:p>
+      <w:pPr>
+        <w:pStyle w:val="FirstParagraph"/>
+      </w:pPr>
+      <w:r>
+        <w:rPr>
+          <w:rStyle w:val="Pendente"/>
+        </w:rPr>
+        <w:t xml:space="preserve">PENDENTE: a completar pelos autores.</w:t>
+      </w:r>
+    </w:p>
+    <w:bookmarkEnd w:id="87"/>
+    <w:bookmarkStart w:id="88" w:name="agradecimentos"/>
+    <w:p>
+      <w:pPr>
+        <w:pStyle w:val="Heading2"/>
+      </w:pPr>
+      <w:r>
+        <w:t xml:space="preserve">Agradecimentos</w:t>
+      </w:r>
+    </w:p>
+    <w:p>
+      <w:pPr>
+        <w:pStyle w:val="FirstParagraph"/>
+      </w:pPr>
+      <w:r>
+        <w:rPr>
+          <w:rStyle w:val="Pendente"/>
+        </w:rPr>
+        <w:t xml:space="preserve">PENDENTE: a completar pelos autores.</w:t>
+      </w:r>
+      <w:r>
+        <w:t xml:space="preserve"> </w:t>
+      </w:r>
+      <w:r>
+        <w:t xml:space="preserve">Declaração de IA generativa (a revista exige que o uso seja reconhecido):</w:t>
+      </w:r>
+      <w:r>
+        <w:t xml:space="preserve"> </w:t>
+      </w:r>
+      <w:r>
+        <w:rPr>
+          <w:rStyle w:val="Pendente"/>
+        </w:rPr>
+        <w:t xml:space="preserve">PENDENTE, autores a confirmar o texto:</w:t>
+      </w:r>
+      <w:r>
+        <w:rPr>
+          <w:rStyle w:val="Pendente"/>
+        </w:rPr>
+        <w:t xml:space="preserve"> </w:t>
+      </w:r>
+      <w:r>
+        <w:rPr>
+          <w:rStyle w:val="Pendente"/>
+        </w:rPr>
+        <w:t xml:space="preserve">“Usou-se IA generativa (Claude, Anthropic) como assistente para escrever scripts de análise, gerar figuras e redigir e traduzir texto. Os autores conferiram todos os resultados numéricos nos arquivos de saída, conferiram cada referência no Crossref ou PubMed e assumem total responsabilidade pelo conteúdo.”</w:t>
+      </w:r>
+    </w:p>
+    <w:bookmarkEnd w:id="88"/>
+    <w:bookmarkStart w:id="89" w:name="conflito-de-interesses"/>
+    <w:p>
+      <w:pPr>
+        <w:pStyle w:val="Heading2"/>
+      </w:pPr>
+      <w:r>
+        <w:t xml:space="preserve">Conflito de interesses</w:t>
+      </w:r>
+    </w:p>
+    <w:p>
+      <w:pPr>
+        <w:pStyle w:val="FirstParagraph"/>
+      </w:pPr>
+      <w:r>
+        <w:rPr>
+          <w:rStyle w:val="Pendente"/>
+        </w:rPr>
+        <w:t xml:space="preserve">PENDENTE: a completar pelos autores.</w:t>
+      </w:r>
+    </w:p>
+    <w:bookmarkEnd w:id="89"/>
+    <w:bookmarkStart w:id="96" w:name="figuras-suplementares"/>
+    <w:p>
+      <w:pPr>
+        <w:pStyle w:val="Heading2"/>
+      </w:pPr>
+      <w:r>
+        <w:t xml:space="preserve">Figuras suplementares</w:t>
+      </w:r>
+    </w:p>
+    <w:p>
+      <w:pPr>
+        <w:pStyle w:val="CaptionedFigure"/>
+      </w:pPr>
+      <w:r>
+        <w:drawing>
+          <wp:inline>
+            <wp:extent cx="4679999" cy="2092235"/>
+            <wp:effectExtent b="0" l="0" r="0" t="0"/>
+            <wp:docPr descr="Figura S1. Triagem por escore de motivos por espécie sob a regra linear-estrita e a circular (porcentagem das sequências de cada espécie por classe)." title="" id="91" name="Picture"/>
+            <a:graphic>
+              <a:graphicData uri="http://schemas.openxmlformats.org/drawingml/2006/picture">
+                <pic:pic>
+                  <pic:nvPicPr>
+                    <pic:cNvPr descr="figures/pt/figS1_regras_motivo.png" id="92" name="Picture"/>
+                    <pic:cNvPicPr>
+                      <a:picLocks noChangeArrowheads="1" noChangeAspect="1"/>
+                    </pic:cNvPicPr>
+                  </pic:nvPicPr>
+                  <pic:blipFill>
+                    <a:blip r:embed="rId90"/>
                     <a:stretch>
                       <a:fillRect/>
                     </a:stretch>
@@ -10696,18 +10781,18 @@
           <wp:inline>
             <wp:extent cx="3959999" cy="1496414"/>
             <wp:effectExtent b="0" l="0" r="0" t="0"/>
-            <wp:docPr descr="Figura S2. Integridade do anel nas três simulações cíclicas de A. gemmatalis com CHARMM36 (10 ns), mostradas como exemplo; os resultados dos 24 anéis estão na Seção 3.9: distância C–N de fechamento, ângulo ω de fechamento em valor absoluto ao longo do tempo e distribuição de ω. Linhas tracejadas: limites pré-registrados (C–N ≤ 1,5 Å, ω ≥ 150°). A versão anterior desta figura usava outro campo de força e foi retirada." title="" id="91" name="Picture"/>
+            <wp:docPr descr="Figura S2. Integridade do anel nas três simulações cíclicas de A. gemmatalis com CHARMM36 (10 ns), mostradas como exemplo; os resultados dos 24 anéis estão na Seção 3.9: distância C–N de fechamento, ângulo ω de fechamento em valor absoluto ao longo do tempo e distribuição de ω. Linhas tracejadas: limites pré-registrados (C–N ≤ 1,5 Å, ω ≥ 150°). A versão anterior desta figura usava outro campo de força e foi retirada." title="" id="94" name="Picture"/>
             <a:graphic>
               <a:graphicData uri="http://schemas.openxmlformats.org/drawingml/2006/picture">
                 <pic:pic>
                   <pic:nvPicPr>
-                    <pic:cNvPr descr="figures/pt/figS2_anel_ciclico_charmm36.png" id="92" name="Picture"/>
+                    <pic:cNvPr descr="figures/pt/figS2_anel_ciclico_charmm36.png" id="95" name="Picture"/>
                     <pic:cNvPicPr>
                       <a:picLocks noChangeArrowheads="1" noChangeAspect="1"/>
                     </pic:cNvPicPr>
                   </pic:nvPicPr>
                   <pic:blipFill>
-                    <a:blip r:embed="rId90"/>
+                    <a:blip r:embed="rId93"/>
                     <a:stretch>
                       <a:fillRect/>
                     </a:stretch>
@@ -10768,8 +10853,8 @@
         <w:t xml:space="preserve">com CHARMM36 (10 ns), mostradas como exemplo; os resultados dos 24 anéis estão na Seção 3.9: distância C–N de fechamento, ângulo ω de fechamento em valor absoluto ao longo do tempo e distribuição de ω. Linhas tracejadas: limites pré-registrados (C–N ≤ 1,5 Å, ω ≥ 150°). A versão anterior desta figura usava outro campo de força e foi retirada.</w:t>
       </w:r>
     </w:p>
-    <w:bookmarkEnd w:id="93"/>
-    <w:bookmarkStart w:id="94" w:name="referências"/>
+    <w:bookmarkEnd w:id="96"/>
+    <w:bookmarkStart w:id="97" w:name="referências"/>
     <w:p>
       <w:pPr>
         <w:pStyle w:val="Heading2"/>
@@ -10855,6 +10940,14 @@
         <w:pStyle w:val="BodyText"/>
       </w:pPr>
       <w:r>
+        <w:t xml:space="preserve">de Almeida Barros R, Meriño-Cabrera Y, Castro JS, da Silva Junior NR, de Oliveira JVA, Schultz H, et al. (2022). Bovine pancreatic trypsin inhibitor and soybean Kunitz trypsin inhibitor: Differential effects on proteases and larval development of the soybean pest Anticarsia gemmatalis (Lepidoptera: Noctuidae). Pesticide Biochemistry and Physiology 187, 105188. doi: 10.1016/j.pestbp.2022.105188</w:t>
+      </w:r>
+    </w:p>
+    <w:p>
+      <w:pPr>
+        <w:pStyle w:val="BodyText"/>
+      </w:pPr>
+      <w:r>
         <w:t xml:space="preserve">de Almeida Barros R, Meriño-Cabrera Y, Severiche Castro JG, Rodrigues da Silva Júnior N, Schultz H, de Andrade RJ, et al. (2022). Inhibition constant and stability of tripeptide inhibitors of gut trypsin-like enzyme of the soybean pest Anticarsia gemmatalis. Archives of Insect Biochemistry and Physiology 110, e21887. doi: 10.1002/arch.21887</w:t>
       </w:r>
     </w:p>
@@ -10863,7 +10956,7 @@
         <w:pStyle w:val="BodyText"/>
       </w:pPr>
       <w:r>
-        <w:t xml:space="preserve">de Almeida Barros R, Meriño-Cabrera Y, Castro JS, da Silva Junior NR, de Oliveira JVA, Schultz H, et al. (2022). Bovine pancreatic trypsin inhibitor and soybean Kunitz trypsin inhibitor: Differential effects on proteases and larval development of the soybean pest Anticarsia gemmatalis (Lepidoptera: Noctuidae). Pesticide Biochemistry and Physiology 187, 105188. doi: 10.1016/j.pestbp.2022.105188</w:t>
+        <w:t xml:space="preserve">Dolinsky TJ, Czodrowski P, Li H, Nielsen JE, Jensen JH, Klebe G, et al. (2007). PDB2PQR: expanding and upgrading automated preparation of biomolecular structures for molecular simulations. Nucleic Acids Research 35, W522-W525. doi: 10.1093/nar/gkm276</w:t>
       </w:r>
     </w:p>
     <w:p>
@@ -10871,7 +10964,7 @@
         <w:pStyle w:val="BodyText"/>
       </w:pPr>
       <w:r>
-        <w:t xml:space="preserve">Dolinsky TJ, Czodrowski P, Li H, Nielsen JE, Jensen JH, Klebe G, et al. (2007). PDB2PQR: expanding and upgrading automated preparation of biomolecular structures for molecular simulations. Nucleic Acids Research 35, W522-W525. doi: 10.1093/nar/gkm276</w:t>
+        <w:t xml:space="preserve">Dow JAT (1992). pH gradients in lepidopteran midgut. Journal of Experimental Biology 172, 355-375. doi: 10.1242/jeb.172.1.355</w:t>
       </w:r>
     </w:p>
     <w:p>
@@ -10879,7 +10972,7 @@
         <w:pStyle w:val="BodyText"/>
       </w:pPr>
       <w:r>
-        <w:t xml:space="preserve">Dow JAT (1992). pH gradients in lepidopteran midgut. Journal of Experimental Biology 172, 355-375. doi: 10.1242/jeb.172.1.355</w:t>
+        <w:t xml:space="preserve">Essmann U, Perera L, Berkowitz ML, Darden T, Lee H, Pedersen LG (1995). A smooth particle mesh Ewald method. The Journal of Chemical Physics 103, 8577-8593. doi: 10.1063/1.470117</w:t>
       </w:r>
     </w:p>
     <w:p>
@@ -10887,7 +10980,7 @@
         <w:pStyle w:val="BodyText"/>
       </w:pPr>
       <w:r>
-        <w:t xml:space="preserve">Essmann U, Perera L, Berkowitz ML, Darden T, Lee H, Pedersen LG (1995). A smooth particle mesh Ewald method. The Journal of Chemical Physics 103, 8577-8593. doi: 10.1063/1.470117</w:t>
+        <w:t xml:space="preserve">Gasteiger E, Hoogland C, Gattiker A, Duvaud S, Wilkins MR, Appel RD, et al. (2005). Protein Identification and Analysis Tools on the ExPASy Server. The Proteomics Protocols Handbook , 571-607. doi: 10.1385/1-59259-890-0:571</w:t>
       </w:r>
     </w:p>
     <w:p>
@@ -10895,7 +10988,7 @@
         <w:pStyle w:val="BodyText"/>
       </w:pPr>
       <w:r>
-        <w:t xml:space="preserve">Gasteiger E, Hoogland C, Gattiker A, Duvaud S, Wilkins MR, Appel RD, et al. (2005). Protein Identification and Analysis Tools on the ExPASy Server. The Proteomics Protocols Handbook , 571-607. doi: 10.1385/1-59259-890-0:571</w:t>
+        <w:t xml:space="preserve">Genheden S, Ryde U (2015). The MM/PBSA and MM/GBSA methods to estimate ligand-binding affinities. Expert Opinion on Drug Discovery 10, 449-461. doi: 10.1517/17460441.2015.1032936</w:t>
       </w:r>
     </w:p>
     <w:p>
@@ -10903,7 +10996,7 @@
         <w:pStyle w:val="BodyText"/>
       </w:pPr>
       <w:r>
-        <w:t xml:space="preserve">Genheden S, Ryde U (2015). The MM/PBSA and MM/GBSA methods to estimate ligand-binding affinities. Expert Opinion on Drug Discovery 10, 449-461. doi: 10.1517/17460441.2015.1032936</w:t>
+        <w:t xml:space="preserve">Gowers R, Linke M, Barnoud J, Reddy T, Melo M, Seyler S, et al. (2016). MDAnalysis: A Python Package for the Rapid Analysis of Molecular Dynamics Simulations. Proceedings of the Python in Science Conference , 98-105. doi: 10.25080/majora-629e541a-00e</w:t>
       </w:r>
     </w:p>
     <w:p>
@@ -10911,7 +11004,7 @@
         <w:pStyle w:val="BodyText"/>
       </w:pPr>
       <w:r>
-        <w:t xml:space="preserve">Gowers R, Linke M, Barnoud J, Reddy T, Melo M, Seyler S, et al. (2016). MDAnalysis: A Python Package for the Rapid Analysis of Molecular Dynamics Simulations. Proceedings of the Python in Science Conference , 98-105. doi: 10.25080/majora-629e541a-00e</w:t>
+        <w:t xml:space="preserve">Grzesiak A, Helland R, Smalås AO, Krowarsch D, Dadlez M, Otlewski J (2000). Substitutions at the P 1 ′ position in BPTI strongly affect the association energy with serine proteinases 1 1Edited by R. Huber. Journal of Molecular Biology 301, 205-217. doi: 10.1006/jmbi.2000.3935</w:t>
       </w:r>
     </w:p>
     <w:p>
@@ -10919,7 +11012,7 @@
         <w:pStyle w:val="BodyText"/>
       </w:pPr>
       <w:r>
-        <w:t xml:space="preserve">Grzesiak A, Helland R, Smalås AO, Krowarsch D, Dadlez M, Otlewski J (2000). Substitutions at the P 1 ′ position in BPTI strongly affect the association energy with serine proteinases 1 1Edited by R. Huber. Journal of Molecular Biology 301, 205-217. doi: 10.1006/jmbi.2000.3935</w:t>
+        <w:t xml:space="preserve">Hedstrom L (2002). Serine Protease Mechanism and Specificity. Chemical Reviews 102, 4501-4524. doi: 10.1021/cr000033x</w:t>
       </w:r>
     </w:p>
     <w:p>
@@ -10927,7 +11020,7 @@
         <w:pStyle w:val="BodyText"/>
       </w:pPr>
       <w:r>
-        <w:t xml:space="preserve">Hedstrom L (2002). Serine Protease Mechanism and Specificity. Chemical Reviews 102, 4501-4524. doi: 10.1021/cr000033x</w:t>
+        <w:t xml:space="preserve">Helland R, Otlewski J, Sundheim O, Dadlez M, Smalås AO (1999). The crystal structures of the complexes between bovine β-trypsin and ten P1 variants of BPTI. Journal of Molecular Biology 287, 923-942. doi: 10.1006/jmbi.1999.2654</w:t>
       </w:r>
     </w:p>
     <w:p>
@@ -10935,7 +11028,7 @@
         <w:pStyle w:val="BodyText"/>
       </w:pPr>
       <w:r>
-        <w:t xml:space="preserve">Helland R, Otlewski J, Sundheim O, Dadlez M, Smalås AO (1999). The crystal structures of the complexes between bovine β-trypsin and ten P1 variants of BPTI. Journal of Molecular Biology 287, 923-942. doi: 10.1006/jmbi.1999.2654</w:t>
+        <w:t xml:space="preserve">Hou T, Wang J, Li Y, Wang W (2011). Assessing the Performance of the MM/PBSA and MM/GBSA Methods. 1. The Accuracy of Binding Free Energy Calculations Based on Molecular Dynamics Simulations. Journal of Chemical Information and Modeling 51, 69-82. doi: 10.1021/ci100275a</w:t>
       </w:r>
     </w:p>
     <w:p>
@@ -10943,7 +11036,7 @@
         <w:pStyle w:val="BodyText"/>
       </w:pPr>
       <w:r>
-        <w:t xml:space="preserve">Hou T, Wang J, Li Y, Wang W (2011). Assessing the Performance of the MM/PBSA and MM/GBSA Methods. 1. The Accuracy of Binding Free Energy Calculations Based on Molecular Dynamics Simulations. Journal of Chemical Information and Modeling 51, 69-82. doi: 10.1021/ci100275a</w:t>
+        <w:t xml:space="preserve">Huang J, MacKerell AD (2013). CHARMM36 all-atom additive protein force field: Validation based on comparison to NMR data. Journal of Computational Chemistry 34, 2135-2145. doi: 10.1002/jcc.23354</w:t>
       </w:r>
     </w:p>
     <w:p>
@@ -10951,7 +11044,7 @@
         <w:pStyle w:val="BodyText"/>
       </w:pPr>
       <w:r>
-        <w:t xml:space="preserve">Huang J, MacKerell AD (2013). CHARMM36 all-atom additive protein force field: Validation based on comparison to NMR data. Journal of Computational Chemistry 34, 2135-2145. doi: 10.1002/jcc.23354</w:t>
+        <w:t xml:space="preserve">Jongsma MA, Bakker PL, Peters J, Bosch D, Stiekema WJ (1995). Adaptation of Spodoptera exigua larvae to plant proteinase inhibitors by induction of gut proteinase activity insensitive to inhibition. Proceedings of the National Academy of Sciences 92, 8041-8045. doi: 10.1073/pnas.92.17.8041</w:t>
       </w:r>
     </w:p>
     <w:p>
@@ -10959,7 +11052,7 @@
         <w:pStyle w:val="BodyText"/>
       </w:pPr>
       <w:r>
-        <w:t xml:space="preserve">Jongsma MA, Bakker PL, Peters J, Bosch D, Stiekema WJ (1995). Adaptation of Spodoptera exigua larvae to plant proteinase inhibitors by induction of gut proteinase activity insensitive to inhibition. Proceedings of the National Academy of Sciences 92, 8041-8045. doi: 10.1073/pnas.92.17.8041</w:t>
+        <w:t xml:space="preserve">Jongsma MA, Bolter C (1997). The adaptation of insects to plant protease inhibitors. Journal of Insect Physiology 43, 885-895. doi: 10.1016/s0022-1910(97)00040-1</w:t>
       </w:r>
     </w:p>
     <w:p>
@@ -10967,7 +11060,7 @@
         <w:pStyle w:val="BodyText"/>
       </w:pPr>
       <w:r>
-        <w:t xml:space="preserve">Jongsma MA, Bolter C (1997). The adaptation of insects to plant protease inhibitors. Journal of Insect Physiology 43, 885-895. doi: 10.1016/s0022-1910(97)00040-1</w:t>
+        <w:t xml:space="preserve">Jorgensen WL, Chandrasekhar J, Madura JD, Impey RW, Klein ML (1983). Comparison of simple potential functions for simulating liquid water. The Journal of Chemical Physics 79, 926-935. doi: 10.1063/1.445869</w:t>
       </w:r>
     </w:p>
     <w:p>
@@ -10975,7 +11068,7 @@
         <w:pStyle w:val="BodyText"/>
       </w:pPr>
       <w:r>
-        <w:t xml:space="preserve">Jorgensen WL, Chandrasekhar J, Madura JD, Impey RW, Klein ML (1983). Comparison of simple potential functions for simulating liquid water. The Journal of Chemical Physics 79, 926-935. doi: 10.1063/1.445869</w:t>
+        <w:t xml:space="preserve">Jumper J, Evans R, Pritzel A, Green T, Figurnov M, Ronneberger O, et al. (2021). Highly accurate protein structure prediction with AlphaFold. Nature 596, 583-589. doi: 10.1038/s41586-021-03819-2</w:t>
       </w:r>
     </w:p>
     <w:p>
@@ -10983,7 +11076,7 @@
         <w:pStyle w:val="BodyText"/>
       </w:pPr>
       <w:r>
-        <w:t xml:space="preserve">Jumper J, Evans R, Pritzel A, Green T, Figurnov M, Ronneberger O, et al. (2021). Highly accurate protein structure prediction with AlphaFold. Nature 596, 583-589. doi: 10.1038/s41586-021-03819-2</w:t>
+        <w:t xml:space="preserve">Karumbaiah L, Oppert B, Jurat-Fuentes JL, Adang MJ (2007). Analysis of midgut proteinases from Bacillus thuringiensis-susceptible and -resistant Heliothis virescens (Lepidoptera: Noctuidae). Comparative Biochemistry and Physiology Part B: Biochemistry and Molecular Biology 146, 139-146. doi: 10.1016/j.cbpb.2006.10.104</w:t>
       </w:r>
     </w:p>
     <w:p>
@@ -10991,7 +11084,7 @@
         <w:pStyle w:val="BodyText"/>
       </w:pPr>
       <w:r>
-        <w:t xml:space="preserve">Karumbaiah L, Oppert B, Jurat-Fuentes JL, Adang MJ (2007). Analysis of midgut proteinases from Bacillus thuringiensis-susceptible and -resistant Heliothis virescens (Lepidoptera: Noctuidae). Comparative Biochemistry and Physiology Part B: Biochemistry and Molecular Biology 146, 139-146. doi: 10.1016/j.cbpb.2006.10.104</w:t>
+        <w:t xml:space="preserve">Kelly C, Laskowski Jr. M, Qasim M (2005). The Role of Scaffolding in Standard Mechanism Serine Proteinase Inhibitors. Protein &amp; Peptide Letters 12, 465-471. doi: 10.2174/0929866054395383</w:t>
       </w:r>
     </w:p>
     <w:p>
@@ -10999,7 +11092,7 @@
         <w:pStyle w:val="BodyText"/>
       </w:pPr>
       <w:r>
-        <w:t xml:space="preserve">Kelly C, Laskowski Jr. M, Qasim M (2005). The Role of Scaffolding in Standard Mechanism Serine Proteinase Inhibitors. Protein &amp; Peptide Letters 12, 465-471. doi: 10.2174/0929866054395383</w:t>
+        <w:t xml:space="preserve">Kuwar SS, Pauchet Y, Vogel H, Heckel DG (2015). Adaptive regulation of digestive serine proteases in the larval midgut of Helicoverpa armigera in response to a plant protease inhibitor. Insect Biochemistry and Molecular Biology 59, 18-29. doi: 10.1016/j.ibmb.2015.01.016</w:t>
       </w:r>
     </w:p>
     <w:p>
@@ -11007,7 +11100,7 @@
         <w:pStyle w:val="BodyText"/>
       </w:pPr>
       <w:r>
-        <w:t xml:space="preserve">Kuwar SS, Pauchet Y, Vogel H, Heckel DG (2015). Adaptive regulation of digestive serine proteases in the larval midgut of Helicoverpa armigera in response to a plant protease inhibitor. Insect Biochemistry and Molecular Biology 59, 18-29. doi: 10.1016/j.ibmb.2015.01.016</w:t>
+        <w:t xml:space="preserve">Laskowski M, Kato I (1980). Protein Inhibitors of Proteinases. Annual Review of Biochemistry 49, 593-626. doi: 10.1146/annurev.bi.49.070180.003113</w:t>
       </w:r>
     </w:p>
     <w:p>
@@ -11015,7 +11108,7 @@
         <w:pStyle w:val="BodyText"/>
       </w:pPr>
       <w:r>
-        <w:t xml:space="preserve">Laskowski M, Kato I (1980). Protein Inhibitors of Proteinases. Annual Review of Biochemistry 49, 593-626. doi: 10.1146/annurev.bi.49.070180.003113</w:t>
+        <w:t xml:space="preserve">Laskowski M, Qasim M (2000). What can the structures of enzyme-inhibitor complexes tell us about the structures of enzyme substrate complexes?. Biochimica et Biophysica Acta (BBA) - Protein Structure and Molecular Enzymology 1477, 324-337. doi: 10.1016/s0167-4838(99)00284-8</w:t>
       </w:r>
     </w:p>
     <w:p>
@@ -11023,7 +11116,7 @@
         <w:pStyle w:val="BodyText"/>
       </w:pPr>
       <w:r>
-        <w:t xml:space="preserve">Laskowski M, Qasim M (2000). What can the structures of enzyme-inhibitor complexes tell us about the structures of enzyme substrate complexes?. Biochimica et Biophysica Acta (BBA) - Protein Structure and Molecular Enzymology 1477, 324-337. doi: 10.1016/s0167-4838(99)00284-8</w:t>
+        <w:t xml:space="preserve">Lomate PR, Dewangan V, Mahajan NS, Kumar Y, Kulkarni A, Wang L, et al. (2018). Integrated Transcriptomic and Proteomic Analyses Suggest the Participation of Endogenous Protease Inhibitors in the Regulation of Protease Gene Expression in Helicoverpa armigera. Molecular &amp; Cellular Proteomics 17, 1324-1336. doi: 10.1074/mcp.ra117.000533</w:t>
       </w:r>
     </w:p>
     <w:p>
@@ -11031,7 +11124,7 @@
         <w:pStyle w:val="BodyText"/>
       </w:pPr>
       <w:r>
-        <w:t xml:space="preserve">Lomate PR, Dewangan V, Mahajan NS, Kumar Y, Kulkarni A, Wang L, et al. (2018). Integrated Transcriptomic and Proteomic Analyses Suggest the Participation of Endogenous Protease Inhibitors in the Regulation of Protease Gene Expression in Helicoverpa armigera. Molecular &amp; Cellular Proteomics 17, 1324-1336. doi: 10.1074/mcp.ra117.000533</w:t>
+        <w:t xml:space="preserve">Luckett S, Garcia R, Barker J, Konarev A, Shewry P, Clarke A, et al. (1999). High-resolution structure of a potent, cyclic proteinase inhibitor from sunflower seeds. Journal of Molecular Biology 290, 525-533. doi: 10.1006/jmbi.1999.2891</w:t>
       </w:r>
     </w:p>
     <w:p>
@@ -11039,7 +11132,7 @@
         <w:pStyle w:val="BodyText"/>
       </w:pPr>
       <w:r>
-        <w:t xml:space="preserve">Luckett S, Garcia R, Barker J, Konarev A, Shewry P, Clarke A, et al. (1999). High-resolution structure of a potent, cyclic proteinase inhibitor from sunflower seeds. Journal of Molecular Biology 290, 525-533. doi: 10.1006/jmbi.1999.2891</w:t>
+        <w:t xml:space="preserve">Meriño-Cabrera Y, Severiche Castro JG, Rios Diez JD, Rodrigues Macedo ML, de Oliveira Mendes TA, Goreti de Almeida Oliveira M (2020). Rational design of mimetic peptides based on the interaction between Inga laurina inhibitor and trypsins for Spodoptera cosmioides pest control. Insect Biochemistry and Molecular Biology 122, 103390. doi: 10.1016/j.ibmb.2020.103390</w:t>
       </w:r>
     </w:p>
     <w:p>
@@ -11047,7 +11140,7 @@
         <w:pStyle w:val="BodyText"/>
       </w:pPr>
       <w:r>
-        <w:t xml:space="preserve">Meriño-Cabrera Y, Severiche Castro JG, Rios Diez JD, Rodrigues Macedo ML, de Oliveira Mendes TA, Goreti de Almeida Oliveira M (2020). Rational design of mimetic peptides based on the interaction between Inga laurina inhibitor and trypsins for Spodoptera cosmioides pest control. Insect Biochemistry and Molecular Biology 122, 103390. doi: 10.1016/j.ibmb.2020.103390</w:t>
+        <w:t xml:space="preserve">Meriño-Cabrera Y, de Oliveira Mendes TA, Castro JGS, Barbosa SL, Macedo MLR, de Almeida Oliveira MG (2020). Noncompetitive tight-binding inhibition of Anticarsia gemmatalis trypsins by Adenanthera pavonina protease inhibitor affects larvae survival. Archives of Insect Biochemistry and Physiology 104, e21687. doi: 10.1002/arch.21687</w:t>
       </w:r>
     </w:p>
     <w:p>
@@ -11055,7 +11148,7 @@
         <w:pStyle w:val="BodyText"/>
       </w:pPr>
       <w:r>
-        <w:t xml:space="preserve">Meriño-Cabrera Y, de Oliveira Mendes TA, Castro JGS, Barbosa SL, Macedo MLR, de Almeida Oliveira MG (2020). Noncompetitive tight-binding inhibition of Anticarsia gemmatalis trypsins by Adenanthera pavonina protease inhibitor affects larvae survival. Archives of Insect Biochemistry and Physiology 104, e21687. doi: 10.1002/arch.21687</w:t>
+        <w:t xml:space="preserve">Meriño-Cabrera Y, Castro JS, de Almeida Barros R, da Silva Junior NR, de Oliveira Ramos H, de Almeida Oliveira MG (2022). Arginine-containing dipeptides decrease affinity of gut trypsins and compromise soybean pest development. Pesticide Biochemistry and Physiology 184, 105107. doi: 10.1016/j.pestbp.2022.105107</w:t>
       </w:r>
     </w:p>
     <w:p>
@@ -11063,7 +11156,7 @@
         <w:pStyle w:val="BodyText"/>
       </w:pPr>
       <w:r>
-        <w:t xml:space="preserve">Meriño-Cabrera Y, Castro JS, de Almeida Barros R, da Silva Junior NR, de Oliveira Ramos H, de Almeida Oliveira MG (2022). Arginine-containing dipeptides decrease affinity of gut trypsins and compromise soybean pest development. Pesticide Biochemistry and Physiology 184, 105107. doi: 10.1016/j.pestbp.2022.105107</w:t>
+        <w:t xml:space="preserve">Michaud-Agrawal N, Denning EJ, Woolf TB, Beckstein O (2011). MDAnalysis: A toolkit for the analysis of molecular dynamics simulations. Journal of Computational Chemistry 32, 2319-2327. doi: 10.1002/jcc.21787</w:t>
       </w:r>
     </w:p>
     <w:p>
@@ -11071,7 +11164,7 @@
         <w:pStyle w:val="BodyText"/>
       </w:pPr>
       <w:r>
-        <w:t xml:space="preserve">Michaud-Agrawal N, Denning EJ, Woolf TB, Beckstein O (2011). MDAnalysis: A toolkit for the analysis of molecular dynamics simulations. Journal of Computational Chemistry 32, 2319-2327. doi: 10.1002/jcc.21787</w:t>
+        <w:t xml:space="preserve">Mirdita M, Schütze K, Moriwaki Y, Heo L, Ovchinnikov S, Steinegger M (2022). ColabFold: making protein folding accessible to all. Nature Methods 19, 679-682. doi: 10.1038/s41592-022-01488-1</w:t>
       </w:r>
     </w:p>
     <w:p>
@@ -11079,7 +11172,7 @@
         <w:pStyle w:val="BodyText"/>
       </w:pPr>
       <w:r>
-        <w:t xml:space="preserve">Mirdita M, Schütze K, Moriwaki Y, Heo L, Ovchinnikov S, Steinegger M (2022). ColabFold: making protein folding accessible to all. Nature Methods 19, 679-682. doi: 10.1038/s41592-022-01488-1</w:t>
+        <w:t xml:space="preserve">Nakonieczny M, Michalczyk K, Kędziorski A (2007). Midgut protease activities in monophagous larvae of Apollo butterfly, Parnassius apollo ssp. frankenbergeri. Comptes Rendus. Biologies 330, 126-134. doi: 10.1016/j.crvi.2006.12.002</w:t>
       </w:r>
     </w:p>
     <w:p>
@@ -11087,7 +11180,7 @@
         <w:pStyle w:val="BodyText"/>
       </w:pPr>
       <w:r>
-        <w:t xml:space="preserve">Nakonieczny M, Michalczyk K, Kędziorski A (2007). Midgut protease activities in monophagous larvae of Apollo butterfly, Parnassius apollo ssp. frankenbergeri. Comptes Rendus. Biologies 330, 126-134. doi: 10.1016/j.crvi.2006.12.002</w:t>
+        <w:t xml:space="preserve">Olsson MHM, Søndergaard CR, Rostkowski M, Jensen JH (2011). PROPKA3: Consistent Treatment of Internal and Surface Residues in Empirical p K a Predictions. Journal of Chemical Theory and Computation 7, 525-537. doi: 10.1021/ct100578z</w:t>
       </w:r>
     </w:p>
     <w:p>
@@ -11095,7 +11188,7 @@
         <w:pStyle w:val="BodyText"/>
       </w:pPr>
       <w:r>
-        <w:t xml:space="preserve">Olsson MHM, Søndergaard CR, Rostkowski M, Jensen JH (2011). PROPKA3: Consistent Treatment of Internal and Surface Residues in Empirical p K a Predictions. Journal of Chemical Theory and Computation 7, 525-537. doi: 10.1021/ct100578z</w:t>
+        <w:t xml:space="preserve">Parkin S, Rupp B, Hope H (1996). Structure of bovine pancreatic trypsin inhibitor at 125 K definition of carboxyl-terminal residues Gly57 and Ala58. Acta Crystallographica Section D Biological Crystallography 52, 18-29. doi: 10.1107/S0907444995008675</w:t>
       </w:r>
     </w:p>
     <w:p>
@@ -11103,7 +11196,7 @@
         <w:pStyle w:val="BodyText"/>
       </w:pPr>
       <w:r>
-        <w:t xml:space="preserve">Parkin S, Rupp B, Hope H (1996). Structure of bovine pancreatic trypsin inhibitor at 125 K definition of carboxyl-terminal residues Gly57 and Ala58. Acta Crystallographica Section D Biological Crystallography 52, 18-29. doi: 10.1107/S0907444995008675</w:t>
+        <w:t xml:space="preserve">Parrinello M, Rahman A (1981). Polymorphic transitions in single crystals: A new molecular dynamics method. Journal of Applied Physics 52, 7182-7190. doi: 10.1063/1.328693</w:t>
       </w:r>
     </w:p>
     <w:p>
@@ -11111,7 +11204,7 @@
         <w:pStyle w:val="BodyText"/>
       </w:pPr>
       <w:r>
-        <w:t xml:space="preserve">Parrinello M, Rahman A (1981). Polymorphic transitions in single crystals: A new molecular dynamics method. Journal of Applied Physics 52, 7182-7190. doi: 10.1063/1.328693</w:t>
+        <w:t xml:space="preserve">Passaro S, Corso G, Wohlwend J, Reveiz M, Thaler S, Ram Somnath V, et al. (2025). Boltz-2: Towards accurate and efficient binding affinity prediction. bioRxiv [Preprint]. doi: 10.1101/2025.06.14.659707</w:t>
       </w:r>
     </w:p>
     <w:p>
@@ -11119,7 +11212,7 @@
         <w:pStyle w:val="BodyText"/>
       </w:pPr>
       <w:r>
-        <w:t xml:space="preserve">Passaro S, Corso G, Wohlwend J, Reveiz M, Thaler S, Ram Somnath V, et al. (2025). Boltz-2: Towards accurate and efficient binding affinity prediction. bioRxiv [Preprint]. doi: 10.1101/2025.06.14.659707</w:t>
+        <w:t xml:space="preserve">Patarroyo-Vargas AM, Merino-Cabrera YB, Zanuncio JC, Rocha F, Campos WG, de Almeida Oliveira MG (2017). Kinetic Characterization of Anticarsia gemmatalis Digestive Serine- Proteases and the Inhibitory Effect of Synthetic Peptides. Protein &amp; Peptide Letters 24, 1040-1047. doi: 10.2174/0929866524666170918103146</w:t>
       </w:r>
     </w:p>
     <w:p>
@@ -11127,7 +11220,7 @@
         <w:pStyle w:val="BodyText"/>
       </w:pPr>
       <w:r>
-        <w:t xml:space="preserve">Patarroyo-Vargas AM, Merino-Cabrera YB, Zanuncio JC, Rocha F, Campos WG, de Almeida Oliveira MG (2017). Kinetic Characterization of Anticarsia gemmatalis Digestive Serine- Proteases and the Inhibitory Effect of Synthetic Peptides. Protein &amp; Peptide Letters 24, 1040-1047. doi: 10.2174/0929866524666170918103146</w:t>
+        <w:t xml:space="preserve">Patarroyo-Vargas AM, Cordeiro G, Silva CRD, Silva CRD, Mendonça EG, Visôtto LE, et al. (2020). Inhibition kinetics of digestive proteases for Anticarsia gemmatalis. Anais da Academia Brasileira de Ciências 92, e20180477. doi: 10.1590/0001-3765202020180477</w:t>
       </w:r>
     </w:p>
     <w:p>
@@ -11135,7 +11228,7 @@
         <w:pStyle w:val="BodyText"/>
       </w:pPr>
       <w:r>
-        <w:t xml:space="preserve">Patarroyo-Vargas AM, Cordeiro G, Silva CRD, Silva CRD, Mendonça EG, Visôtto LE, et al. (2020). Inhibition kinetics of digestive proteases for Anticarsia gemmatalis. Anais da Academia Brasileira de Ciências 92, e20180477. doi: 10.1590/0001-3765202020180477</w:t>
+        <w:t xml:space="preserve">Paulo DGS, Schneider JR, Meriño-Cabrera Y, Wurlitzer WB, de Andrade RJ, Santos ILB, et al. (2026). Peptides Derived From Reactive Center Loops Inhibit Digestive Trypsin-Like Enzymes in Lepidopteran Pests. Archives of Insect Biochemistry and Physiology 121, e70123. doi: 10.1002/arch.70123</w:t>
       </w:r>
     </w:p>
     <w:p>
@@ -11143,7 +11236,7 @@
         <w:pStyle w:val="BodyText"/>
       </w:pPr>
       <w:r>
-        <w:t xml:space="preserve">Paulo DGS, Schneider JR, Meriño-Cabrera Y, Wurlitzer WB, de Andrade RJ, Santos ILB, et al. (2026). Peptides Derived From Reactive Center Loops Inhibit Digestive Trypsin-Like Enzymes in Lepidopteran Pests. Archives of Insect Biochemistry and Physiology 121, e70123. doi: 10.1002/arch.70123</w:t>
+        <w:t xml:space="preserve">Perona JJ, Craik CS (1995). Structural basis of substrate specificity in the serine proteases. Protein Science 4, 337-360. doi: 10.1002/pro.5560040301</w:t>
       </w:r>
     </w:p>
     <w:p>
@@ -11151,7 +11244,7 @@
         <w:pStyle w:val="BodyText"/>
       </w:pPr>
       <w:r>
-        <w:t xml:space="preserve">Perona JJ, Craik CS (1995). Structural basis of substrate specificity in the serine proteases. Protein Science 4, 337-360. doi: 10.1002/pro.5560040301</w:t>
+        <w:t xml:space="preserve">Rettie SA, Juergens D, Adebomi V, Bueso YF, Zhao Q, Leveille AN, et al. (2025). Accurate de novo design of high-affinity protein-binding macrocycles using deep learning. Nature Chemical Biology 21, 1948-1956. doi: 10.1038/s41589-025-01929-w</w:t>
       </w:r>
     </w:p>
     <w:p>
@@ -11159,7 +11252,7 @@
         <w:pStyle w:val="BodyText"/>
       </w:pPr>
       <w:r>
-        <w:t xml:space="preserve">Rettie SA, Juergens D, Adebomi V, Bueso YF, Zhao Q, Leveille AN, et al. (2025). Accurate de novo design of high-affinity protein-binding macrocycles using deep learning. Nature Chemical Biology 21, 1948-1956. doi: 10.1038/s41589-025-01929-w</w:t>
+        <w:t xml:space="preserve">Saikhedkar NS, Joshi RS, Bhoite AS, Mohandasan R, Yadav AK, Fernandes M, et al. (2018). Tripeptides derived from reactive centre loop of potato type II protease inhibitors preferentially inhibit midgut proteases of Helicoverpa armigera. Insect Biochemistry and Molecular Biology 95, 17-25. doi: 10.1016/j.ibmb.2018.02.001</w:t>
       </w:r>
     </w:p>
     <w:p>
@@ -11167,7 +11260,7 @@
         <w:pStyle w:val="BodyText"/>
       </w:pPr>
       <w:r>
-        <w:t xml:space="preserve">Saikhedkar NS, Joshi RS, Bhoite AS, Mohandasan R, Yadav AK, Fernandes M, et al. (2018). Tripeptides derived from reactive centre loop of potato type II protease inhibitors preferentially inhibit midgut proteases of Helicoverpa armigera. Insect Biochemistry and Molecular Biology 95, 17-25. doi: 10.1016/j.ibmb.2018.02.001</w:t>
+        <w:t xml:space="preserve">Saikhedkar NS, Joshi RS, Yadav AK, Seal S, Fernandes M, Giri AP (2019). Phyto-inspired cyclic peptides derived from plant Pin-II type protease inhibitor reactive center loops for crop protection from insect pests. Biochimica et Biophysica Acta (BBA) - General Subjects 1863, 1254-1262. doi: 10.1016/j.bbagen.2019.05.003</w:t>
       </w:r>
     </w:p>
     <w:p>
@@ -11175,7 +11268,7 @@
         <w:pStyle w:val="BodyText"/>
       </w:pPr>
       <w:r>
-        <w:t xml:space="preserve">Saikhedkar NS, Joshi RS, Yadav AK, Seal S, Fernandes M, Giri AP (2019). Phyto-inspired cyclic peptides derived from plant Pin-II type protease inhibitor reactive center loops for crop protection from insect pests. Biochimica et Biophysica Acta (BBA) - General Subjects 1863, 1254-1262. doi: 10.1016/j.bbagen.2019.05.003</w:t>
+        <w:t xml:space="preserve">Schechter I, Berger A (1967). On the size of the active site in proteases. I. Papain. Biochemical and Biophysical Research Communications 27, 157-162. doi: 10.1016/S0006-291X(67)80055-X</w:t>
       </w:r>
     </w:p>
     <w:p>
@@ -11183,7 +11276,7 @@
         <w:pStyle w:val="BodyText"/>
       </w:pPr>
       <w:r>
-        <w:t xml:space="preserve">Schechter I, Berger A (1967). On the size of the active site in proteases. I. Papain. Biochemical and Biophysical Research Communications 27, 157-162. doi: 10.1016/S0006-291X(67)80055-X</w:t>
+        <w:t xml:space="preserve">Schultz H, Paulo DGS, Meriño-Cabrera Y, de Andrade RJ, Santos ILB, Rodrigues MCNG, et al. (2026). Synthetic Peptide Inhibition of Trypsin-Like Proteases in Spodoptera frugiperda (Lepidoptera: Noctuidae): Evaluating the Influence of Gut Microbiota. Archives of Insect Biochemistry and Physiology 121, e70145. doi: 10.1002/arch.70145</w:t>
       </w:r>
     </w:p>
     <w:p>
@@ -11191,7 +11284,7 @@
         <w:pStyle w:val="BodyText"/>
       </w:pPr>
       <w:r>
-        <w:t xml:space="preserve">Schultz H, Paulo DGS, Meriño-Cabrera Y, de Andrade RJ, Santos ILB, Rodrigues MCNG, et al. (2026). Synthetic Peptide Inhibition of Trypsin-Like Proteases in Spodoptera frugiperda (Lepidoptera: Noctuidae): Evaluating the Influence of Gut Microbiota. Archives of Insect Biochemistry and Physiology 121, e70145. doi: 10.1002/arch.70145</w:t>
+        <w:t xml:space="preserve">Severiche-Castro J, Valerio MF, Oliveira MGdA (2026). Structure-Guided Design of an Interface-Derived Inhibitor Peptide Against Spodoptera frugiperda Digestive Trypsins. Archives of Insect Biochemistry and Physiology 122, e70164. doi: 10.1002/arch.70164</w:t>
       </w:r>
     </w:p>
     <w:p>
@@ -11199,7 +11292,7 @@
         <w:pStyle w:val="BodyText"/>
       </w:pPr>
       <w:r>
-        <w:t xml:space="preserve">Severiche-Castro J, Valerio MF, Oliveira MGdA (2026). Structure-Guided Design of an Interface-Derived Inhibitor Peptide Against Spodoptera frugiperda Digestive Trypsins. Archives of Insect Biochemistry and Physiology 122, e70164. doi: 10.1002/arch.70164</w:t>
+        <w:t xml:space="preserve">Silva-Júnior NR, Cabrera YM, Barbosa SL, Barros RDA, Barros E, Vital CE, et al. (2021). Intestinal proteases profiling from Anticarsia gemmatalis and their binding to inhibitors. Archives of Insect Biochemistry and Physiology 107, e21792. doi: 10.1002/arch.21792</w:t>
       </w:r>
     </w:p>
     <w:p>
@@ -11207,7 +11300,7 @@
         <w:pStyle w:val="BodyText"/>
       </w:pPr>
       <w:r>
-        <w:t xml:space="preserve">Silva-Júnior NR, Cabrera YM, Barbosa SL, Barros RDA, Barros E, Vital CE, et al. (2021). Intestinal proteases profiling from Anticarsia gemmatalis and their binding to inhibitors. Archives of Insect Biochemistry and Physiology 107, e21792. doi: 10.1002/arch.21792</w:t>
+        <w:t xml:space="preserve">Song HK, Suh SW (1998). Kunitz-type soybean trypsin inhibitor revisited: refined structure of its complex with porcine trypsin reveals an insight into the interaction between a homologous inhibitor from Erythrina caffra and tissue-type plasminogen activator. Journal of Molecular Biology 275, 347-363. doi: 10.1006/jmbi.1997.1469</w:t>
       </w:r>
     </w:p>
     <w:p>
@@ -11215,7 +11308,7 @@
         <w:pStyle w:val="BodyText"/>
       </w:pPr>
       <w:r>
-        <w:t xml:space="preserve">Song HK, Suh SW (1998). Kunitz-type soybean trypsin inhibitor revisited: refined structure of its complex with porcine trypsin reveals an insight into the interaction between a homologous inhibitor from Erythrina caffra and tissue-type plasminogen activator. Journal of Molecular Biology 275, 347-363. doi: 10.1006/jmbi.1997.1469</w:t>
+        <w:t xml:space="preserve">Souza TP, Dias RO, Castelhano EC, Brandão MM, Moura DS, Silva-Filho MC (2016). Comparative analysis of expression profiling of the trypsin and chymotrypsin genes from Lepidoptera species with different levels of sensitivity to soybean peptidase inhibitors. Comparative Biochemistry and Physiology Part B: Biochemistry and Molecular Biology 196-197, 67-73. doi: 10.1016/j.cbpb.2016.02.007</w:t>
       </w:r>
     </w:p>
     <w:p>
@@ -11223,7 +11316,7 @@
         <w:pStyle w:val="BodyText"/>
       </w:pPr>
       <w:r>
-        <w:t xml:space="preserve">Souza TP, Dias RO, Castelhano EC, Brandão MM, Moura DS, Silva-Filho MC (2016). Comparative analysis of expression profiling of the trypsin and chymotrypsin genes from Lepidoptera species with different levels of sensitivity to soybean peptidase inhibitors. Comparative Biochemistry and Physiology Part B: Biochemistry and Molecular Biology 196-197, 67-73. doi: 10.1016/j.cbpb.2016.02.007</w:t>
+        <w:t xml:space="preserve">Terra WR, Ferreira C (1994). Insect digestive enzymes: properties, compartmentalization and function. Comparative Biochemistry and Physiology Part B: Comparative Biochemistry 109, 1-62. doi: 10.1016/0305-0491(94)90141-4</w:t>
       </w:r>
     </w:p>
     <w:p>
@@ -11231,7 +11324,7 @@
         <w:pStyle w:val="BodyText"/>
       </w:pPr>
       <w:r>
-        <w:t xml:space="preserve">Terra WR, Ferreira C (1994). Insect digestive enzymes: properties, compartmentalization and function. Comparative Biochemistry and Physiology Part B: Comparative Biochemistry 109, 1-62. doi: 10.1016/0305-0491(94)90141-4</w:t>
+        <w:t xml:space="preserve">The UniProt Consortium, Bateman A, Martin MJ, Orchard S, Magrane M, Adesina A, et al. (2025). UniProt: the Universal Protein Knowledgebase in 2025. Nucleic Acids Research 53, D609-D617. doi: 10.1093/nar/gkae1010</w:t>
       </w:r>
     </w:p>
     <w:p>
@@ -11239,7 +11332,7 @@
         <w:pStyle w:val="BodyText"/>
       </w:pPr>
       <w:r>
-        <w:t xml:space="preserve">The UniProt Consortium, Bateman A, Martin MJ, Orchard S, Magrane M, Adesina A, et al. (2025). UniProt: the Universal Protein Knowledgebase in 2025. Nucleic Acids Research 53, D609-D617. doi: 10.1093/nar/gkae1010</w:t>
+        <w:t xml:space="preserve">Valaitis AP (1995). Gypsy moth midgut proteinases: Purification and characterization of luminal trypsin, elastase and the brush border membrane leucine aminopeptidase. Insect Biochemistry and Molecular Biology 25, 139-149. doi: 10.1016/0965-1748(94)00033-e</w:t>
       </w:r>
     </w:p>
     <w:p>
@@ -11247,7 +11340,7 @@
         <w:pStyle w:val="BodyText"/>
       </w:pPr>
       <w:r>
-        <w:t xml:space="preserve">Valaitis AP (1995). Gypsy moth midgut proteinases: Purification and characterization of luminal trypsin, elastase and the brush border membrane leucine aminopeptidase. Insect Biochemistry and Molecular Biology 25, 139-149. doi: 10.1016/0965-1748(94)00033-e</w:t>
+        <w:t xml:space="preserve">Valaitis AP, Augustin S, Clancy KM (1999). Purification and characterization of the western spruce budworm larval midgut proteinases and comparison of gut activities of laboratory-reared and field-collected insects. Insect Biochemistry and Molecular Biology 29, 405-415. doi: 10.1016/s0965-1748(99)00017-x</w:t>
       </w:r>
     </w:p>
     <w:p>
@@ -11255,7 +11348,7 @@
         <w:pStyle w:val="BodyText"/>
       </w:pPr>
       <w:r>
-        <w:t xml:space="preserve">Valaitis AP, Augustin S, Clancy KM (1999). Purification and characterization of the western spruce budworm larval midgut proteinases and comparison of gut activities of laboratory-reared and field-collected insects. Insect Biochemistry and Molecular Biology 29, 405-415. doi: 10.1016/s0965-1748(99)00017-x</w:t>
+        <w:t xml:space="preserve">Valdés-Tresanco MS, Valdés-Tresanco ME, Valiente PA, Moreno E (2021). gmx_MMPBSA: A New Tool to Perform End-State Free Energy Calculations with GROMACS. Journal of Chemical Theory and Computation 17, 6281-6291. doi: 10.1021/acs.jctc.1c00645</w:t>
       </w:r>
     </w:p>
     <w:p>
@@ -11263,7 +11356,7 @@
         <w:pStyle w:val="BodyText"/>
       </w:pPr>
       <w:r>
-        <w:t xml:space="preserve">Valdés-Tresanco MS, Valdés-Tresanco ME, Valiente PA, Moreno E (2021). gmx_MMPBSA: A New Tool to Perform End-State Free Energy Calculations with GROMACS. Journal of Chemical Theory and Computation 17, 6281-6291. doi: 10.1021/acs.jctc.1c00645</w:t>
+        <w:t xml:space="preserve">van Kempen M, Kim SS, Tumescheit C, Mirdita M, Lee J, Gilchrist CLM, et al. (2024). Fast and accurate protein structure search with Foldseek. Nature Biotechnology 42, 243-246. doi: 10.1038/s41587-023-01773-0</w:t>
       </w:r>
     </w:p>
     <w:p>
@@ -11271,7 +11364,7 @@
         <w:pStyle w:val="BodyText"/>
       </w:pPr>
       <w:r>
-        <w:t xml:space="preserve">van Kempen M, Kim SS, Tumescheit C, Mirdita M, Lee J, Gilchrist CLM, et al. (2024). Fast and accurate protein structure search with Foldseek. Nature Biotechnology 42, 243-246. doi: 10.1038/s41587-023-01773-0</w:t>
+        <w:t xml:space="preserve">Varadi M, Bertoni D, Magana P, Paramval U, Pidruchna I, Radhakrishnan M, et al. (2024). AlphaFold Protein Structure Database in 2024: providing structure coverage for over 214 million protein sequences. Nucleic Acids Research 52, D368-D375. doi: 10.1093/nar/gkad1011</w:t>
       </w:r>
     </w:p>
     <w:p>
@@ -11279,7 +11372,7 @@
         <w:pStyle w:val="BodyText"/>
       </w:pPr>
       <w:r>
-        <w:t xml:space="preserve">Varadi M, Bertoni D, Magana P, Paramval U, Pidruchna I, Radhakrishnan M, et al. (2024). AlphaFold Protein Structure Database in 2024: providing structure coverage for over 214 million protein sequences. Nucleic Acids Research 52, D368-D375. doi: 10.1093/nar/gkad1011</w:t>
+        <w:t xml:space="preserve">Wacha AF, Lemkul JA (2023). charmm2gmx: An Automated Method to Port the CHARMM Additive Force Field to GROMACS. Journal of Chemical Information and Modeling 63, 4246-4252. doi: 10.1021/acs.jcim.3c00860</w:t>
       </w:r>
     </w:p>
     <w:p>
@@ -11287,7 +11380,7 @@
         <w:pStyle w:val="BodyText"/>
       </w:pPr>
       <w:r>
-        <w:t xml:space="preserve">Wacha AF, Lemkul JA (2023). charmm2gmx: An Automated Method to Port the CHARMM Additive Force Field to GROMACS. Journal of Chemical Information and Modeling 63, 4246-4252. doi: 10.1021/acs.jcim.3c00860</w:t>
+        <w:t xml:space="preserve">Watson JL, Juergens D, Bennett NR, Trippe BL, Yim J, Eisenach HE, et al. (2023). De novo design of protein structure and function with RFdiffusion. Nature 620, 1089-1100. doi: 10.1038/s41586-023-06415-8</w:t>
       </w:r>
     </w:p>
     <w:p>
@@ -11295,7 +11388,7 @@
         <w:pStyle w:val="BodyText"/>
       </w:pPr>
       <w:r>
-        <w:t xml:space="preserve">Watson JL, Juergens D, Bennett NR, Trippe BL, Yim J, Eisenach HE, et al. (2023). De novo design of protein structure and function with RFdiffusion. Nature 620, 1089-1100. doi: 10.1038/s41586-023-06415-8</w:t>
+        <w:t xml:space="preserve">Werner MH, Wemmer DE (1992). Three-dimensional structure of soybean trypsin/chymotrypsin Bowman-Birk inhibitor in solution. Biochemistry 31, 999-1010. doi: 10.1021/bi00119a008</w:t>
       </w:r>
     </w:p>
     <w:p>
@@ -11303,7 +11396,7 @@
         <w:pStyle w:val="BodyText"/>
       </w:pPr>
       <w:r>
-        <w:t xml:space="preserve">Werner MH, Wemmer DE (1992). Three-dimensional structure of soybean trypsin/chymotrypsin Bowman-Birk inhibitor in solution. Biochemistry 31, 999-1010. doi: 10.1021/bi00119a008</w:t>
+        <w:t xml:space="preserve">Wohlwend J, Corso G, Passaro S, Getz N, Reveiz M, Leidal K, et al. (2024). Boltz-1: Democratizing biomolecular interaction modeling. bioRxiv [Preprint]. doi: 10.1101/2024.11.19.624167</w:t>
       </w:r>
     </w:p>
     <w:p>
@@ -11311,7 +11404,7 @@
         <w:pStyle w:val="BodyText"/>
       </w:pPr>
       <w:r>
-        <w:t xml:space="preserve">Wohlwend J, Corso G, Passaro S, Getz N, Reveiz M, Leidal K, et al. (2024). Boltz-1: Democratizing biomolecular interaction modeling. bioRxiv [Preprint]. doi: 10.1101/2024.11.19.624167</w:t>
+        <w:t xml:space="preserve">Xu X, Zhou F, Zheng L, Wang S, Peng X, Li D (2025). Sampling Challenges of MM/PBSA Binding Energy Calculations. The Journal of Physical Chemistry B 129, 11666-11678. doi: 10.1021/acs.jpcb.5c04908</w:t>
       </w:r>
     </w:p>
     <w:p>
@@ -11319,7 +11412,7 @@
         <w:pStyle w:val="BodyText"/>
       </w:pPr>
       <w:r>
-        <w:t xml:space="preserve">Xu X, Zhou F, Zheng L, Wang S, Peng X, Li D (2025). Sampling Challenges of MM/PBSA Binding Energy Calculations. The Journal of Physical Chemistry B 129, 11666-11678. doi: 10.1021/acs.jpcb.5c04908</w:t>
+        <w:t xml:space="preserve">Yang Y, Zhu YC, Ottea J, Husseneder C, Leonard BR, Abel C, et al. (2012). Characterization and transcriptional analyses of cDNAs encoding three trypsin- and chymotrypsin-like proteinases in Cry1Ab-susceptible and Cry1Ab-resistant strains of sugarcane borer, Diatraea saccharalis. Insect Science 20, 485-496. doi: 10.1111/j.1744-7917.2012.01514.x</w:t>
       </w:r>
     </w:p>
     <w:p>
@@ -11327,7 +11420,7 @@
         <w:pStyle w:val="BodyText"/>
       </w:pPr>
       <w:r>
-        <w:t xml:space="preserve">Yang Y, Zhu YC, Ottea J, Husseneder C, Leonard BR, Abel C, et al. (2012). Characterization and transcriptional analyses of cDNAs encoding three trypsin- and chymotrypsin-like proteinases in Cry1Ab-susceptible and Cry1Ab-resistant strains of sugarcane borer, Diatraea saccharalis. Insect Science 20, 485-496. doi: 10.1111/j.1744-7917.2012.01514.x</w:t>
+        <w:t xml:space="preserve">Zhan Q, Zheng S, Feng Q, Liu L (2010). A midgut-specific chymotrypsin cDNA (Slctlp1) from Spodoptera litura: cloning, characterization, localization and expression analysis. Archives of Insect Biochemistry and Physiology 76, 130-143. doi: 10.1002/arch.20353</w:t>
       </w:r>
     </w:p>
     <w:p>
@@ -11335,7 +11428,7 @@
         <w:pStyle w:val="BodyText"/>
       </w:pPr>
       <w:r>
-        <w:t xml:space="preserve">Zhan Q, Zheng S, Feng Q, Liu L (2010). A midgut-specific chymotrypsin cDNA (Slctlp1) from Spodoptera litura: cloning, characterization, localization and expression analysis. Archives of Insect Biochemistry and Physiology 76, 130-143. doi: 10.1002/arch.20353</w:t>
+        <w:t xml:space="preserve">Zhang Y, Skolnick J (2005). TM-align: a protein structure alignment algorithm based on the TM-score. Nucleic Acids Research 33, 2302-2309. doi: 10.1093/nar/gki524</w:t>
       </w:r>
     </w:p>
     <w:p>
@@ -11343,19 +11436,11 @@
         <w:pStyle w:val="BodyText"/>
       </w:pPr>
       <w:r>
-        <w:t xml:space="preserve">Zhang Y, Skolnick J (2005). TM-align: a protein structure alignment algorithm based on the TM-score. Nucleic Acids Research 33, 2302-2309. doi: 10.1093/nar/gki524</w:t>
-      </w:r>
-    </w:p>
-    <w:p>
-      <w:pPr>
-        <w:pStyle w:val="BodyText"/>
-      </w:pPr>
-      <w:r>
         <w:t xml:space="preserve">Zhou D, Lobo YA, Batista IFC, Marques-Porto R, Gustchina A, Oliva MLV, et al. (2013). Crystal Structures of a Plant Trypsin Inhibitor from Enterolobium contortisiliquum (EcTI) and of Its Complex with Bovine Trypsin. PLoS ONE 8, e62252. doi: 10.1371/journal.pone.0062252</w:t>
       </w:r>
     </w:p>
-    <w:bookmarkEnd w:id="94"/>
-    <w:bookmarkEnd w:id="95"/>
+    <w:bookmarkEnd w:id="97"/>
+    <w:bookmarkEnd w:id="98"/>
     <w:sectPr>
       <w:footerReference w:type="default" r:id="rId9"/>
       <w:footnotePr>

--- a/manuscript/Manuscrito_PT_leitura.docx
+++ b/manuscript/Manuscrito_PT_leitura.docx
@@ -136,7 +136,7 @@
         </w:numPr>
       </w:pPr>
       <w:r>
-        <w:t xml:space="preserve">Nada nesta versão foi inventado para preencher lacunas: os resultados do co-dobramento nas duas frentes e das simulações de 10 ns (Seções 3.8–3.10) e as frases que deles dependem estão pendentes.</w:t>
+        <w:t xml:space="preserve">Nada nesta versão foi inventado para preencher lacunas: o que ainda depende de simulações em andamento (controle negativo de GQNDS e GGHSE, robustez ao pH, lista de peptídeos recomendados) ou de informação dos autores está marcado.</w:t>
       </w:r>
     </w:p>
     <w:bookmarkEnd w:id="9"/>
@@ -342,22 +342,22 @@
               <w:rPr>
                 <w:sz w:val="18"/>
               </w:rPr>
-              <w:t xml:space="preserve">10,801 palavras no original em inglês (corpo sem tabelas, títulos e legendas; cada citação contada como uma palavra); tradução: 11,452</w:t>
-            </w:r>
-          </w:p>
-        </w:tc>
-        <w:tc>
-          <w:tcPr/>
-          <w:p>
-            <w:pPr>
-              <w:pStyle w:val="Compact"/>
-              <w:spacing w:line="240" w:lineRule="auto"/>
-            </w:pPr>
-            <w:r>
-              <w:rPr>
-                <w:sz w:val="18"/>
-              </w:rPr>
-              <w:t xml:space="preserve">OK (há margem para as Seções 3.8–3.10)</w:t>
+              <w:t xml:space="preserve">11,537 palavras no original em inglês (corpo sem tabelas, títulos e legendas; cada citação contada como uma palavra); tradução: 12,223</w:t>
+            </w:r>
+          </w:p>
+        </w:tc>
+        <w:tc>
+          <w:tcPr/>
+          <w:p>
+            <w:pPr>
+              <w:pStyle w:val="Compact"/>
+              <w:spacing w:line="240" w:lineRule="auto"/>
+            </w:pPr>
+            <w:r>
+              <w:rPr>
+                <w:sz w:val="18"/>
+              </w:rPr>
+              <w:t xml:space="preserve">OK (margem de 463 palavras)</w:t>
             </w:r>
           </w:p>
         </w:tc>
@@ -404,7 +404,7 @@
               <w:rPr>
                 <w:sz w:val="18"/>
               </w:rPr>
-              <w:t xml:space="preserve">390 palavras no original em inglês sem o trecho pendente (≈ 399 com ele preenchido); tradução: 430</w:t>
+              <w:t xml:space="preserve">352 palavras no original em inglês (reescrito em 05/10/2026 para caber no limite); tradução: 402</w:t>
             </w:r>
           </w:p>
         </w:tc>
@@ -652,22 +652,47 @@
               <w:rPr>
                 <w:sz w:val="18"/>
               </w:rPr>
-              <w:t xml:space="preserve">13 figuras + 2 suplementares em PNG, TIFF (LZW) e PDF vetorial a 300 dpi, largura 180 mm, RGB; as figuras dos resultados pendentes (Seções 3.8–3.10) ainda serão geradas</w:t>
-            </w:r>
-          </w:p>
-        </w:tc>
-        <w:tc>
-          <w:tcPr/>
-          <w:p>
-            <w:pPr>
-              <w:pStyle w:val="Compact"/>
-              <w:spacing w:line="240" w:lineRule="auto"/>
-            </w:pPr>
-            <w:r>
-              <w:rPr>
-                <w:sz w:val="18"/>
-              </w:rPr>
-              <w:t xml:space="preserve">pendente</w:t>
+              <w:t xml:space="preserve">14 figuras + 2 suplementares em PNG, TIFF (LZW) e PDF vetorial a 300 dpi, largura 180 mm, RGB; as Figuras 13 e 14 (controles) são provisórias e serão regeneradas com</w:t>
+            </w:r>
+            <w:r>
+              <w:rPr>
+                <w:sz w:val="18"/>
+              </w:rPr>
+              <w:t xml:space="preserve"> </w:t>
+            </w:r>
+            <w:r>
+              <w:rPr>
+                <w:rStyle w:val="VerbatimChar"/>
+                <w:sz w:val="18"/>
+              </w:rPr>
+              <w:t xml:space="preserve">make_figures_e2_md.py</w:t>
+            </w:r>
+            <w:r>
+              <w:rPr>
+                <w:sz w:val="18"/>
+              </w:rPr>
+              <w:t xml:space="preserve"> </w:t>
+            </w:r>
+            <w:r>
+              <w:rPr>
+                <w:sz w:val="18"/>
+              </w:rPr>
+              <w:t xml:space="preserve">quando a fila de MD terminar</w:t>
+            </w:r>
+          </w:p>
+        </w:tc>
+        <w:tc>
+          <w:tcPr/>
+          <w:p>
+            <w:pPr>
+              <w:pStyle w:val="Compact"/>
+              <w:spacing w:line="240" w:lineRule="auto"/>
+            </w:pPr>
+            <w:r>
+              <w:rPr>
+                <w:sz w:val="18"/>
+              </w:rPr>
+              <w:t xml:space="preserve">provisório</w:t>
             </w:r>
           </w:p>
         </w:tc>
@@ -965,22 +990,34 @@
               <w:rPr>
                 <w:sz w:val="18"/>
               </w:rPr>
-              <w:t xml:space="preserve">deve ser reconhecida nos agradecimentos (diretrizes da Frontiers)</w:t>
-            </w:r>
-          </w:p>
-        </w:tc>
-        <w:tc>
-          <w:tcPr/>
-          <w:p>
-            <w:pPr>
-              <w:pStyle w:val="Compact"/>
-              <w:spacing w:line="240" w:lineRule="auto"/>
-            </w:pPr>
-            <w:r>
-              <w:rPr>
-                <w:sz w:val="18"/>
-              </w:rPr>
-              <w:t xml:space="preserve">rascunho factual na seção Agradecimentos, a ser confirmado pelos autores</w:t>
+              <w:t xml:space="preserve">seção própria (</w:t>
+            </w:r>
+            <w:r>
+              <w:rPr>
+                <w:sz w:val="18"/>
+              </w:rPr>
+              <w:t xml:space="preserve">“Generative AI statement”</w:t>
+            </w:r>
+            <w:r>
+              <w:rPr>
+                <w:sz w:val="18"/>
+              </w:rPr>
+              <w:t xml:space="preserve">) nos artigos de exemplo da revista</w:t>
+            </w:r>
+          </w:p>
+        </w:tc>
+        <w:tc>
+          <w:tcPr/>
+          <w:p>
+            <w:pPr>
+              <w:pStyle w:val="Compact"/>
+              <w:spacing w:line="240" w:lineRule="auto"/>
+            </w:pPr>
+            <w:r>
+              <w:rPr>
+                <w:sz w:val="18"/>
+              </w:rPr>
+              <w:t xml:space="preserve">seção criada com rascunho no formato da revista, a confirmar pelos autores</w:t>
             </w:r>
           </w:p>
         </w:tc>
@@ -1136,22 +1173,7 @@
               <w:rPr>
                 <w:sz w:val="18"/>
               </w:rPr>
-              <w:t xml:space="preserve">Adequação ao escopo</w:t>
-            </w:r>
-          </w:p>
-        </w:tc>
-        <w:tc>
-          <w:tcPr/>
-          <w:p>
-            <w:pPr>
-              <w:pStyle w:val="Compact"/>
-              <w:spacing w:line="240" w:lineRule="auto"/>
-            </w:pPr>
-            <w:r>
-              <w:rPr>
-                <w:sz w:val="18"/>
-              </w:rPr>
-              <w:t xml:space="preserve">seção</w:t>
+              <w:t xml:space="preserve">Formato frente aos três artigos de exemplo da</w:t>
             </w:r>
             <w:r>
               <w:rPr>
@@ -1165,7 +1187,7 @@
                 <w:iCs/>
                 <w:sz w:val="18"/>
               </w:rPr>
-              <w:t xml:space="preserve">Informatics and Computational Methods</w:t>
+              <w:t xml:space="preserve">Frontiers in Natural Products</w:t>
             </w:r>
             <w:r>
               <w:rPr>
@@ -1177,22 +1199,103 @@
               <w:rPr>
                 <w:sz w:val="18"/>
               </w:rPr>
-              <w:t xml:space="preserve">existe na revista</w:t>
-            </w:r>
-          </w:p>
-        </w:tc>
-        <w:tc>
-          <w:tcPr/>
-          <w:p>
-            <w:pPr>
-              <w:pStyle w:val="Compact"/>
-              <w:spacing w:line="240" w:lineRule="auto"/>
-            </w:pPr>
-            <w:r>
-              <w:rPr>
-                <w:sz w:val="18"/>
-              </w:rPr>
-              <w:t xml:space="preserve">o título destaca inibidores naturais como moldes e padrões de calibração, mas o trabalho projeta peptídeos</w:t>
+              <w:t xml:space="preserve">(pasta</w:t>
+            </w:r>
+            <w:r>
+              <w:rPr>
+                <w:sz w:val="18"/>
+              </w:rPr>
+              <w:t xml:space="preserve"> </w:t>
+            </w:r>
+            <w:r>
+              <w:rPr>
+                <w:rStyle w:val="VerbatimChar"/>
+                <w:sz w:val="18"/>
+              </w:rPr>
+              <w:t xml:space="preserve">exemplos-papers</w:t>
+            </w:r>
+            <w:r>
+              <w:rPr>
+                <w:sz w:val="18"/>
+              </w:rPr>
+              <w:t xml:space="preserve">, 05/10/2026)</w:t>
+            </w:r>
+          </w:p>
+        </w:tc>
+        <w:tc>
+          <w:tcPr/>
+          <w:p>
+            <w:pPr>
+              <w:pStyle w:val="Compact"/>
+              <w:spacing w:line="240" w:lineRule="auto"/>
+            </w:pPr>
+            <w:r>
+              <w:rPr>
+                <w:sz w:val="18"/>
+              </w:rPr>
+              <w:t xml:space="preserve">seções Conclusion, Generative AI statement e Supplementary material; resumo ≤ 350 palavras</w:t>
+            </w:r>
+          </w:p>
+        </w:tc>
+        <w:tc>
+          <w:tcPr/>
+          <w:p>
+            <w:pPr>
+              <w:pStyle w:val="Compact"/>
+              <w:spacing w:line="240" w:lineRule="auto"/>
+            </w:pPr>
+            <w:r>
+              <w:rPr>
+                <w:sz w:val="18"/>
+              </w:rPr>
+              <w:t xml:space="preserve">seções criadas e resumo reescrito; Resultados e Discussão mantidos separados (os exemplos os fundem); lista de referências não reformatada (a produção da revista a reestiliza)</w:t>
+            </w:r>
+          </w:p>
+        </w:tc>
+        <w:tc>
+          <w:tcPr/>
+          <w:p>
+            <w:pPr>
+              <w:pStyle w:val="Compact"/>
+              <w:spacing w:line="240" w:lineRule="auto"/>
+            </w:pPr>
+            <w:r>
+              <w:rPr>
+                <w:sz w:val="18"/>
+              </w:rPr>
+              <w:t xml:space="preserve">OK</w:t>
+            </w:r>
+          </w:p>
+        </w:tc>
+      </w:tr>
+      <w:tr>
+        <w:tc>
+          <w:tcPr/>
+          <w:p>
+            <w:pPr>
+              <w:pStyle w:val="Compact"/>
+              <w:spacing w:line="240" w:lineRule="auto"/>
+            </w:pPr>
+            <w:r>
+              <w:rPr>
+                <w:sz w:val="18"/>
+              </w:rPr>
+              <w:t xml:space="preserve">Adequação ao escopo</w:t>
+            </w:r>
+          </w:p>
+        </w:tc>
+        <w:tc>
+          <w:tcPr/>
+          <w:p>
+            <w:pPr>
+              <w:pStyle w:val="Compact"/>
+              <w:spacing w:line="240" w:lineRule="auto"/>
+            </w:pPr>
+            <w:r>
+              <w:rPr>
+                <w:sz w:val="18"/>
+              </w:rPr>
+              <w:t xml:space="preserve">seção</w:t>
             </w:r>
             <w:r>
               <w:rPr>
@@ -1206,6 +1309,47 @@
                 <w:iCs/>
                 <w:sz w:val="18"/>
               </w:rPr>
+              <w:t xml:space="preserve">Informatics and Computational Methods</w:t>
+            </w:r>
+            <w:r>
+              <w:rPr>
+                <w:sz w:val="18"/>
+              </w:rPr>
+              <w:t xml:space="preserve"> </w:t>
+            </w:r>
+            <w:r>
+              <w:rPr>
+                <w:sz w:val="18"/>
+              </w:rPr>
+              <w:t xml:space="preserve">existe na revista</w:t>
+            </w:r>
+          </w:p>
+        </w:tc>
+        <w:tc>
+          <w:tcPr/>
+          <w:p>
+            <w:pPr>
+              <w:pStyle w:val="Compact"/>
+              <w:spacing w:line="240" w:lineRule="auto"/>
+            </w:pPr>
+            <w:r>
+              <w:rPr>
+                <w:sz w:val="18"/>
+              </w:rPr>
+              <w:t xml:space="preserve">o título destaca inibidores naturais como moldes e padrões de calibração, mas o trabalho projeta peptídeos</w:t>
+            </w:r>
+            <w:r>
+              <w:rPr>
+                <w:sz w:val="18"/>
+              </w:rPr>
+              <w:t xml:space="preserve"> </w:t>
+            </w:r>
+            <w:r>
+              <w:rPr>
+                <w:i/>
+                <w:iCs/>
+                <w:sz w:val="18"/>
+              </w:rPr>
               <w:t xml:space="preserve">de novo</w:t>
             </w:r>
             <w:r>
@@ -1319,13 +1463,13 @@
       </w:r>
     </w:p>
     <w:bookmarkEnd w:id="10"/>
-    <w:bookmarkStart w:id="11" w:name="Xf0d5bc329ee1a7cc01bb7b595983dadabf7878f"/>
+    <w:bookmarkStart w:id="11" w:name="estado-dos-cálculos-05102026-tarde"/>
     <w:p>
       <w:pPr>
         <w:pStyle w:val="Heading2"/>
       </w:pPr>
       <w:r>
-        <w:t xml:space="preserve">Estado dos cálculos (01/10/2026, fim da tarde)</w:t>
+        <w:t xml:space="preserve">Estado dos cálculos (05/10/2026, tarde)</w:t>
       </w:r>
     </w:p>
     <w:tbl>
@@ -1803,22 +1947,22 @@
               <w:rPr>
                 <w:sz w:val="18"/>
               </w:rPr>
-              <w:t xml:space="preserve">pendente (roda depois das MDs)</w:t>
-            </w:r>
-          </w:p>
-        </w:tc>
-        <w:tc>
-          <w:tcPr/>
-          <w:p>
-            <w:pPr>
-              <w:pStyle w:val="Compact"/>
-              <w:spacing w:line="240" w:lineRule="auto"/>
-            </w:pPr>
-            <w:r>
-              <w:rPr>
-                <w:sz w:val="18"/>
-              </w:rPr>
-              <w:t xml:space="preserve">234 controles por frente preparados</w:t>
+              <w:t xml:space="preserve">concluído (L e M)</w:t>
+            </w:r>
+          </w:p>
+        </w:tc>
+        <w:tc>
+          <w:tcPr/>
+          <w:p>
+            <w:pPr>
+              <w:pStyle w:val="Compact"/>
+              <w:spacing w:line="240" w:lineRule="auto"/>
+            </w:pPr>
+            <w:r>
+              <w:rPr>
+                <w:sz w:val="18"/>
+              </w:rPr>
+              <w:t xml:space="preserve">Δ positivo em 63 de 78 lineares e 60 de 79 macrocíclicos, da ordem do ruído (Seção 3.8)</w:t>
             </w:r>
           </w:p>
         </w:tc>
@@ -1850,22 +1994,22 @@
               <w:rPr>
                 <w:sz w:val="18"/>
               </w:rPr>
-              <w:t xml:space="preserve">QC concluído; matriz pendente</w:t>
-            </w:r>
-          </w:p>
-        </w:tc>
-        <w:tc>
-          <w:tcPr/>
-          <w:p>
-            <w:pPr>
-              <w:pStyle w:val="Compact"/>
-              <w:spacing w:line="240" w:lineRule="auto"/>
-            </w:pPr>
-            <w:r>
-              <w:rPr>
-                <w:sz w:val="18"/>
-              </w:rPr>
-              <w:t xml:space="preserve">80/80 candidatos com ao menos uma amostra aprovada em cada frente</w:t>
+              <w:t xml:space="preserve">concluído</w:t>
+            </w:r>
+          </w:p>
+        </w:tc>
+        <w:tc>
+          <w:tcPr/>
+          <w:p>
+            <w:pPr>
+              <w:pStyle w:val="Compact"/>
+              <w:spacing w:line="240" w:lineRule="auto"/>
+            </w:pPr>
+            <w:r>
+              <w:rPr>
+                <w:sz w:val="18"/>
+              </w:rPr>
+              <w:t xml:space="preserve">80/80 candidatos com ao menos uma amostra aprovada em cada frente; matriz sem preferência espécie-específica (Seção 3.8)</w:t>
             </w:r>
           </w:p>
         </w:tc>
@@ -1899,22 +2043,22 @@
                 <w:bCs/>
                 <w:sz w:val="18"/>
               </w:rPr>
-              <w:t xml:space="preserve">em curso: 12/48 concluídas</w:t>
-            </w:r>
-          </w:p>
-        </w:tc>
-        <w:tc>
-          <w:tcPr/>
-          <w:p>
-            <w:pPr>
-              <w:pStyle w:val="Compact"/>
-              <w:spacing w:line="240" w:lineRule="auto"/>
-            </w:pPr>
-            <w:r>
-              <w:rPr>
-                <w:sz w:val="18"/>
-              </w:rPr>
-              <w:t xml:space="preserve">triagem pré-registrada: 1 de 9 lineares passa (NGGRPDAP); 0 de 3 cíclicas (GGKPGEP falha só no ω do anel: 144,5° contra 150°); resultado provisório (Seção 3.9, Figura 11)</w:t>
+              <w:t xml:space="preserve">concluído (48/48)</w:t>
+            </w:r>
+          </w:p>
+        </w:tc>
+        <w:tc>
+          <w:tcPr/>
+          <w:p>
+            <w:pPr>
+              <w:pStyle w:val="Compact"/>
+              <w:spacing w:line="240" w:lineRule="auto"/>
+            </w:pPr>
+            <w:r>
+              <w:rPr>
+                <w:sz w:val="18"/>
+              </w:rPr>
+              <w:t xml:space="preserve">5 de 48 com ocupância ≥ 0,70; 3 passam na triagem como foi declarada (NGGRPDAP, GQNDS, GGHSE) (Seção 3.9, Figura 11)</w:t>
             </w:r>
           </w:p>
         </w:tc>
@@ -1931,37 +2075,37 @@
               <w:rPr>
                 <w:sz w:val="18"/>
               </w:rPr>
-              <w:t xml:space="preserve">E8–E9 · comparação linear × macrociclo e lista para a MD longa</w:t>
-            </w:r>
-          </w:p>
-        </w:tc>
-        <w:tc>
-          <w:tcPr/>
-          <w:p>
-            <w:pPr>
-              <w:pStyle w:val="Compact"/>
-              <w:spacing w:line="240" w:lineRule="auto"/>
-            </w:pPr>
-            <w:r>
-              <w:rPr>
-                <w:sz w:val="18"/>
-              </w:rPr>
-              <w:t xml:space="preserve">pendente</w:t>
-            </w:r>
-          </w:p>
-        </w:tc>
-        <w:tc>
-          <w:tcPr/>
-          <w:p>
-            <w:pPr>
-              <w:pStyle w:val="Compact"/>
-              <w:spacing w:line="240" w:lineRule="auto"/>
-            </w:pPr>
-            <w:r>
-              <w:rPr>
-                <w:sz w:val="18"/>
-              </w:rPr>
-              <w:t xml:space="preserve">scripts prontos</w:t>
+              <w:t xml:space="preserve">E8–E9 · comparação linear × macrociclo e camadas</w:t>
+            </w:r>
+          </w:p>
+        </w:tc>
+        <w:tc>
+          <w:tcPr/>
+          <w:p>
+            <w:pPr>
+              <w:pStyle w:val="Compact"/>
+              <w:spacing w:line="240" w:lineRule="auto"/>
+            </w:pPr>
+            <w:r>
+              <w:rPr>
+                <w:sz w:val="18"/>
+              </w:rPr>
+              <w:t xml:space="preserve">concluído</w:t>
+            </w:r>
+          </w:p>
+        </w:tc>
+        <w:tc>
+          <w:tcPr/>
+          <w:p>
+            <w:pPr>
+              <w:pStyle w:val="Compact"/>
+              <w:spacing w:line="240" w:lineRule="auto"/>
+            </w:pPr>
+            <w:r>
+              <w:rPr>
+                <w:sz w:val="18"/>
+              </w:rPr>
+              <w:t xml:space="preserve">23 A, 1 B, 0 C (linear); 10 A, 13 B, 1 C (macrocíclica) (Seção 3.11, Figura 12)</w:t>
             </w:r>
           </w:p>
         </w:tc>
@@ -1978,7 +2122,54 @@
               <w:rPr>
                 <w:sz w:val="18"/>
               </w:rPr>
-              <w:t xml:space="preserve">Campanha de pH (duas faixas)</w:t>
+              <w:t xml:space="preserve">MD de 10 ns dos controles embaralhados</w:t>
+            </w:r>
+          </w:p>
+        </w:tc>
+        <w:tc>
+          <w:tcPr/>
+          <w:p>
+            <w:pPr>
+              <w:pStyle w:val="Compact"/>
+              <w:spacing w:line="240" w:lineRule="auto"/>
+            </w:pPr>
+            <w:r>
+              <w:rPr>
+                <w:sz w:val="18"/>
+              </w:rPr>
+              <w:t xml:space="preserve">concluído (7 controles)</w:t>
+            </w:r>
+          </w:p>
+        </w:tc>
+        <w:tc>
+          <w:tcPr/>
+          <w:p>
+            <w:pPr>
+              <w:pStyle w:val="Compact"/>
+              <w:spacing w:line="240" w:lineRule="auto"/>
+            </w:pPr>
+            <w:r>
+              <w:rPr>
+                <w:sz w:val="18"/>
+              </w:rPr>
+              <w:t xml:space="preserve">3 de 7 candidatos superam o controle; os 3 controles que partiram a até 2,74 Å chegaram a 1,00 (Seção 3.11, Figura 13)</w:t>
+            </w:r>
+          </w:p>
+        </w:tc>
+      </w:tr>
+      <w:tr>
+        <w:tc>
+          <w:tcPr/>
+          <w:p>
+            <w:pPr>
+              <w:pStyle w:val="Compact"/>
+              <w:spacing w:line="240" w:lineRule="auto"/>
+            </w:pPr>
+            <w:r>
+              <w:rPr>
+                <w:sz w:val="18"/>
+              </w:rPr>
+              <w:t xml:space="preserve">Controle negativo (âncora → Asp ou Leu)</w:t>
             </w:r>
           </w:p>
         </w:tc>
@@ -1995,7 +2186,7 @@
                 <w:bCs/>
                 <w:sz w:val="18"/>
               </w:rPr>
-              <w:t xml:space="preserve">fora deste artigo</w:t>
+              <w:t xml:space="preserve">em curso</w:t>
             </w:r>
             <w:r>
               <w:rPr>
@@ -2007,22 +2198,35 @@
               <w:rPr>
                 <w:sz w:val="18"/>
               </w:rPr>
-              <w:t xml:space="preserve">(decisão de 01/10: o custo, 72 simulações e 4–5 dias, não cabe no prazo)</w:t>
-            </w:r>
-          </w:p>
-        </w:tc>
-        <w:tc>
-          <w:tcPr/>
-          <w:p>
-            <w:pPr>
-              <w:pStyle w:val="Compact"/>
-              <w:spacing w:line="240" w:lineRule="auto"/>
-            </w:pPr>
-            <w:r>
-              <w:rPr>
-                <w:sz w:val="18"/>
-              </w:rPr>
-              <w:t xml:space="preserve">scripts prontos e versionados; fica para trabalho seguinte</w:t>
+              <w:t xml:space="preserve">(</w:t>
+            </w:r>
+            <w:r>
+              <w:rPr>
+                <w:rStyle w:val="VerbatimChar"/>
+                <w:sz w:val="18"/>
+              </w:rPr>
+              <w:t xml:space="preserve">md-final-queue</w:t>
+            </w:r>
+            <w:r>
+              <w:rPr>
+                <w:sz w:val="18"/>
+              </w:rPr>
+              <w:t xml:space="preserve">, servidor)</w:t>
+            </w:r>
+          </w:p>
+        </w:tc>
+        <w:tc>
+          <w:tcPr/>
+          <w:p>
+            <w:pPr>
+              <w:pStyle w:val="Compact"/>
+              <w:spacing w:line="240" w:lineRule="auto"/>
+            </w:pPr>
+            <w:r>
+              <w:rPr>
+                <w:sz w:val="18"/>
+              </w:rPr>
+              <w:t xml:space="preserve">NGGRPDAP e GGKPGEP: as 4 variantes perderam a ocupância, com a distância inicial confundida (Seção 3.9, Figura 14); GQNDS e GGHSE pendentes</w:t>
             </w:r>
           </w:p>
         </w:tc>
@@ -2039,6 +2243,67 @@
               <w:rPr>
                 <w:sz w:val="18"/>
               </w:rPr>
+              <w:t xml:space="preserve">Campanha de pH (duas faixas)</w:t>
+            </w:r>
+          </w:p>
+        </w:tc>
+        <w:tc>
+          <w:tcPr/>
+          <w:p>
+            <w:pPr>
+              <w:pStyle w:val="Compact"/>
+              <w:spacing w:line="240" w:lineRule="auto"/>
+            </w:pPr>
+            <w:r>
+              <w:rPr>
+                <w:b/>
+                <w:bCs/>
+                <w:sz w:val="18"/>
+              </w:rPr>
+              <w:t xml:space="preserve">fora deste artigo</w:t>
+            </w:r>
+            <w:r>
+              <w:rPr>
+                <w:sz w:val="18"/>
+              </w:rPr>
+              <w:t xml:space="preserve"> </w:t>
+            </w:r>
+            <w:r>
+              <w:rPr>
+                <w:sz w:val="18"/>
+              </w:rPr>
+              <w:t xml:space="preserve">(decisão de 01/10: o custo, 72 simulações e 4–5 dias, não cabe no prazo)</w:t>
+            </w:r>
+          </w:p>
+        </w:tc>
+        <w:tc>
+          <w:tcPr/>
+          <w:p>
+            <w:pPr>
+              <w:pStyle w:val="Compact"/>
+              <w:spacing w:line="240" w:lineRule="auto"/>
+            </w:pPr>
+            <w:r>
+              <w:rPr>
+                <w:sz w:val="18"/>
+              </w:rPr>
+              <w:t xml:space="preserve">scripts prontos e versionados; fica para trabalho seguinte</w:t>
+            </w:r>
+          </w:p>
+        </w:tc>
+      </w:tr>
+      <w:tr>
+        <w:tc>
+          <w:tcPr/>
+          <w:p>
+            <w:pPr>
+              <w:pStyle w:val="Compact"/>
+              <w:spacing w:line="240" w:lineRule="auto"/>
+            </w:pPr>
+            <w:r>
+              <w:rPr>
+                <w:sz w:val="18"/>
+              </w:rPr>
               <w:t xml:space="preserve">E5 · contratriagem frente a proteases não-alvo</w:t>
             </w:r>
           </w:p>
@@ -2084,29 +2349,22 @@
           <w:b/>
           <w:bCs/>
         </w:rPr>
-        <w:t xml:space="preserve">Estimativa (medida em 16 simulações):</w:t>
-      </w:r>
-      <w:r>
-        <w:t xml:space="preserve"> </w:t>
-      </w:r>
-      <w:r>
-        <w:t xml:space="preserve">cada MD leva 75–105 min com a GPU compartilhada. Faltam 32 MDs do E6 (40–56 h), o E3 (~1.413 predições, 15–20 h), a matriz 8 × 8 com E8/E9 (~1 h) e 5 MDs de controle (6–9 h):</w:t>
-      </w:r>
-      <w:r>
-        <w:t xml:space="preserve"> </w:t>
-      </w:r>
-      <w:r>
-        <w:rPr>
-          <w:b/>
-          <w:bCs/>
-        </w:rPr>
-        <w:t xml:space="preserve">2,7 a 3,5 dias de processamento</w:t>
-      </w:r>
-      <w:r>
-        <w:t xml:space="preserve"> </w:t>
-      </w:r>
-      <w:r>
-        <w:t xml:space="preserve">até dar para fechar o artigo.</w:t>
+        <w:t xml:space="preserve">Estimativa (05/10/2026):</w:t>
+      </w:r>
+      <w:r>
+        <w:t xml:space="preserve"> </w:t>
+      </w:r>
+      <w:r>
+        <w:t xml:space="preserve">a fila final de MD (</w:t>
+      </w:r>
+      <w:r>
+        <w:rPr>
+          <w:rStyle w:val="VerbatimChar"/>
+        </w:rPr>
+        <w:t xml:space="preserve">md-final-queue</w:t>
+      </w:r>
+      <w:r>
+        <w:t xml:space="preserve">) roda o controle negativo de GQNDS e GGHSE (2 variantes por candidato, cerca de 2 h cada); fechamento previsto para a noite de 05/10, por analogia com as MDs anteriores.</w:t>
       </w:r>
     </w:p>
     <w:p>
@@ -2176,7 +2434,7 @@
         </w:numPr>
       </w:pPr>
       <w:r>
-        <w:t xml:space="preserve">Seções 3.8–3.10 (E1–E4 e dinâmica molecular de 10 ns nas duas frentes), frase correspondente no Resumo e na Seção 4.1: dependem de cálculos em andamento ou ainda não disparados no servidor.</w:t>
+        <w:t xml:space="preserve">Controle negativo de GQNDS e GGHSE, decisão (sobre o conjunto) de manter ou retirar o controle, robustez ao pH e lista de peptídeos recomendados (Seções 3.9 e 3.11).</w:t>
       </w:r>
     </w:p>
     <w:p>
@@ -2188,22 +2446,7 @@
         </w:numPr>
       </w:pPr>
       <w:r>
-        <w:t xml:space="preserve">Figuras 9–11 geradas com dados provisórios (11 de 48 MDs); reexecutar</w:t>
-      </w:r>
-      <w:r>
-        <w:t xml:space="preserve"> </w:t>
-      </w:r>
-      <w:r>
-        <w:rPr>
-          <w:rStyle w:val="VerbatimChar"/>
-        </w:rPr>
-        <w:t xml:space="preserve">make_figures_e2_md.py</w:t>
-      </w:r>
-      <w:r>
-        <w:t xml:space="preserve"> </w:t>
-      </w:r>
-      <w:r>
-        <w:t xml:space="preserve">quando as 48 terminarem e acrescentar a figura da comparação linear × macrociclo e a Figura S2 com CHARMM36.</w:t>
+        <w:t xml:space="preserve">Figuras 13 e 14 provisórias: regenerar quando a fila terminar; conferir a Figura S2.</w:t>
       </w:r>
     </w:p>
     <w:p>
@@ -2232,7 +2475,7 @@
     </w:p>
     <w:bookmarkEnd w:id="12"/>
     <w:bookmarkEnd w:id="13"/>
-    <w:bookmarkStart w:id="98" w:name="Xaea1da447ef5fee1fbbe056814497d6ce16bf65"/>
+    <w:bookmarkStart w:id="104" w:name="Xaea1da447ef5fee1fbbe056814497d6ce16bf65"/>
     <w:p>
       <w:pPr>
         <w:pStyle w:val="Heading1"/>
@@ -2451,7 +2694,7 @@
         <w:t xml:space="preserve"> </w:t>
       </w:r>
       <w:r>
-        <w:t xml:space="preserve">Inibidores vegetais de proteases podem prejudicar lepidópteros-praga, mas são grandes, e peptídeos curtos derivados de suas alças do centro reativo inibem as tripsinas digestivas apenas em concentrações submilimolares a milimolares. Não se sabe se inibidores naturais podem orientar o desenho</w:t>
+        <w:t xml:space="preserve">Inibidores vegetais de proteases podem prejudicar lepidópteros-praga, mas são grandes, e peptídeos derivados de suas alças do centro reativo inibem as tripsinas digestivas apenas em concentrações submilimolares a milimolares. Não se sabe se inibidores naturais podem orientar o desenho</w:t>
       </w:r>
       <w:r>
         <w:t xml:space="preserve"> </w:t>
@@ -2496,7 +2739,7 @@
         <w:t xml:space="preserve">Anticarsia gemmatalis</w:t>
       </w:r>
       <w:r>
-        <w:t xml:space="preserve">, subsítios catalíticos de complexos cristalográficos de inibidores naturais foram transferidos para modelos do AlphaFold, e uma escada de escores (co-dobramento com Boltz-2, dinâmica molecular, MM-GBSA) foi calibrada com seis inibidores naturais e iscas embaralhadas. Desenhamos 22.066 sequências sobre esqueletos macrocíclicos cabeça-cauda (RFdiffusion, ProteinMPNN), mantivemos as sem resíduo P1 de proteases do intestino médio do tipo tripsina, quimotripsina ou elastase, co-dobramos com o Boltz-2 e simulamos os três melhores por espécie por 10 ns em pH 10,0, como peptídeos lineares e como macrociclos.</w:t>
+        <w:t xml:space="preserve">, subsítios catalíticos de complexos cristalográficos de inibidores naturais foram transferidos para modelos do AlphaFold, e uma escada de escores (Boltz-2, dinâmica molecular, MM-GBSA) foi calibrada com seis inibidores e iscas embaralhadas. Desenhamos 22.066 sequências sobre esqueletos macrocíclicos (RFdiffusion, ProteinMPNN), mantivemos as sem resíduo P1 de proteases do intestino médio do tipo tripsina, quimotripsina ou elastase, co-dobramos com o Boltz-2 e simulamos os três melhores por espécie por 10 ns (pH 10,0), lineares e macrocíclicos.</w:t>
       </w:r>
       <w:r>
         <w:t xml:space="preserve"> </w:t>
@@ -2512,7 +2755,7 @@
         <w:t xml:space="preserve"> </w:t>
       </w:r>
       <w:r>
-        <w:t xml:space="preserve">Os subsítios foram transferidos nos 20 pares receptor–molde. O Boltz-2 pontuou o inibidor natural acima de sua isca embaralhada em 10 de 10 pares; o MM-GBSA o fez em 4 de 10 e acompanhou o tamanho da interface (ρ = −0,93). O critério reteve 527 sequências lineares e 543 cíclicas (2,4–2,5%), 49% glicina. Repetir o Boltz-2 em entradas idênticas deu correlação de postos de 0,57 entre rodadas (n = 442), próxima dos 0,50 entre as formas linear e cíclica da mesma sequência. Os 48 candidatos selecionados passaram no controle de qualidade de pose. Nas 48 simulações (uma réplica cada), a distância mediana entre a âncora e o Asp189 subiu de 5,7 para 6,8 Å (linear) e de 5,1 para 6,1 Å (macrocíclica); a âncora terminou a menos de 4 Å em 4 simulações, todas com partida a até 4,0 Å. Dos 24 macrociclos, 11 cumpriram o critério do anel; os outros 13 mantiveram a ligação de fechamento, mas tiveram |ω| &lt; 150° em ao menos um quadro. Na frente linear, a diferença pareada frente aos controles embaralhados foi positiva em 63 de 78 candidatos (mediana 0,013) e em 60 de 79 candidatos macrocíclicos (mediana 0,014), da ordem do ruído da predição.</w:t>
+        <w:t xml:space="preserve">O Boltz-2 pontuou o inibidor acima de sua isca em 10 de 10 pares; o MM-GBSA o fez em 4 de 10 e acompanhou o tamanho da interface (ρ = −0,93). O critério reteve 527 sequências lineares e 543 cíclicas, 49% glicina. Rodadas repetidas do Boltz-2 correlacionaram 0,57 (n = 442), próximo dos 0,50 entre as formas linear e cíclica da mesma sequência. Nas 48 simulações (uma réplica cada), a distância mediana entre a âncora e o Asp189 subiu de 5,7 para 6,8 Å (linear) e de 5,1 para 6,1 Å (macrocíclica); quatro âncoras terminaram a menos de 4 Å, todas com partida a até 4,0 Å. De sete controles embaralhados, três candidatos superaram o seu, e os três controles que partiram a até 2,74 Å do Asp189 chegaram à ocupância plena. Trocar a âncora Arg ou Lys de dois candidatos por Asp ou Leu eliminou a ocupância, mas as variantes também partiram mais longe. A diferença pareada do Boltz-2 frente aos controles embaralhados foi positiva em 63 de 78 candidatos lineares e 60 de 79 macrocíclicos, dentro do ruído da predição.</w:t>
       </w:r>
       <w:r>
         <w:t xml:space="preserve"> </w:t>
@@ -2528,7 +2771,7 @@
         <w:t xml:space="preserve"> </w:t>
       </w:r>
       <w:r>
-        <w:t xml:space="preserve">Os inibidores naturais serviram como moldes e padrões de calibração, mas a confiança do Boltz-2 sustenta apenas comparações pareadas, e o MM-GBSA de uma única trajetória não deve ordenar esses complexos. Exigir não clivabilidade seleciona peptídeos curtos e ricos em glicina, sem os resíduos favorecidos em P1 pela tripsina, o que explicita o compromisso entre resistência e engajamento de S1. Todos os resultados são computacionais; a seletividade e a atividade inibitória não foram testadas.</w:t>
+        <w:t xml:space="preserve">Os inibidores naturais serviram como moldes e padrões de calibração, mas a confiança do Boltz-2 sustenta apenas comparações pareadas, o MM-GBSA de uma única trajetória não deve ordenar esses complexos, e a ocupância de S1 em 10 ns acompanha a pose inicial. Exigir não clivabilidade seleciona peptídeos curtos e ricos em glicina, o que explicita o compromisso entre resistência e engajamento de S1. Todos os resultados são computacionais; seletividade e atividade não foram testadas.</w:t>
       </w:r>
     </w:p>
     <w:p>
@@ -4107,7 +4350,7 @@
     </w:p>
     <w:bookmarkEnd w:id="31"/>
     <w:bookmarkEnd w:id="32"/>
-    <w:bookmarkStart w:id="77" w:name="resultados"/>
+    <w:bookmarkStart w:id="80" w:name="resultados"/>
     <w:p>
       <w:pPr>
         <w:pStyle w:val="Heading2"/>
@@ -9935,9 +10178,27 @@
       </w:pPr>
       <w:r>
         <w:rPr>
+          <w:i/>
+          <w:iCs/>
+        </w:rPr>
+        <w:t xml:space="preserve">Controle negativo (parcial).</w:t>
+      </w:r>
+      <w:r>
+        <w:t xml:space="preserve"> </w:t>
+      </w:r>
+      <w:r>
+        <w:t xml:space="preserve">O controle negativo foi rodado para os dois candidatos cuja ocupância na segunda metade não era menor que a de seu próprio controle embaralhado, NGGRPDAP (linear, âncora Arg) e GGKPGEP (macrociclo, âncora Lys): o resíduo da âncora foi trocado por Asp (ionizado em pH 10, repelido pelo Asp189) e por Leu (não cognato, apolar), a pose inicial foi mantida e cada variante foi simulada por 10 ns no mesmo protocolo (uma réplica; Figura 14). A ocupância a 5 Å na segunda metade caiu de 1,00 para 0,00 nas duas variantes lineares (NGGDPDAP e NGGLPDAP), cuja âncora terminou a 16,3 e 9,2 Å do Asp189 (original: 2,74 Å). No macrociclo, GGLPGEP chegou a 0,00 (distância final 8,71 Å; o resíduo mais próximo mudou entre as metades e o anel não cumpriu o critério estrito, |ω| mínimo de 144,9°) e GGDPGEP chegou a 0,32. Em GGDPGEP o resíduo mais próximo do Asp189 não foi o Asp introduzido, e sim a Pro4 (5,16 Å na janela final), e a ocupância a 6 Å foi 0,99, de modo que o peptídeo ficou ao lado de S1 sem pôr o Asp nele. Lida com a regra fixada antes das rodadas, que só retira o controle se nenhuma variante sair de S1, o controle não é retirado para esses dois candidatos: em cada um, as duas variantes perderam a ocupância que o original e seu controle embaralhado mantiveram. Valem três limites. Primeiro, o contato inicial não foi preservado: as cadeias laterais mais curtas começaram mais longe do Asp189 que a Arg ou a Lys substituída (janela inicial de 7,61 e 6,47 Å nas variantes lineares contra 2,78 Å no original; 6,33 e 6,36 Å nas macrocíclicas contra 2,71 Å), e a distância inicial decide em grande parte o resultado desta triagem (acima), de modo que a perda de ocupância combina a troca de química com um contato inicial diferente e as duas coisas não se separam aqui. Segundo, cada variante foi simulada uma vez. Terceiro, sair de S1 não significou dissociação: o peptídeo ficou a menos de 4,5 Å do receptor em todos os quadros das quatro simulações, e GGLPGEP e GGDPGEP contataram a serina catalítica em 0,52 e 0,99 dos quadros. O resultado é, portanto, coerente com a química que o bolso prevê (um P1 básico é retido; um ácido ou apolar não), que é a direção esperada, mas com uma réplica e a distância inicial confundida ele não a demonstra.</w:t>
+      </w:r>
+    </w:p>
+    <w:p>
+      <w:pPr>
+        <w:pStyle w:val="BodyText"/>
+      </w:pPr>
+      <w:r>
+        <w:rPr>
           <w:rStyle w:val="Pendente"/>
         </w:rPr>
-        <w:t xml:space="preserve">PENDENTE: controle negativo. Para cada candidato cuja ocupância na segunda metade não seja menor que a de seu próprio controle embaralhado, o resíduo da âncora será trocado por Asp (ionizado em pH 10, repelido pelo Asp189) e por Leu (não cognato, apolar), mantendo a pose inicial, e simulado no mesmo protocolo. Leitura: distância âncora–Asp189 e perda da ponte salina, não MM-GBSA, que não separou inibidores de iscas na calibração (Seção 3.3). Regra de decisão, fixada antes das rodadas: se nenhuma das variantes sair de S1 em 10 ns, ou se os controles embaralhados não se separarem dos candidatos, o controle não traz informação e é retirado das análises, das camadas e das figuras deste artigo, em vez de relatado como confirmação; o resultado da calibração acima, que já é dado, permanece.</w:t>
+        <w:t xml:space="preserve">PENDENTE: simulações de controle negativo de GQNDS (linear) e GGHSE (macrociclo), os outros dois candidatos elegíveis pela regra (em andamento), e a decisão, sobre o conjunto, de manter ou não o controle.</w:t>
       </w:r>
     </w:p>
     <w:p>
@@ -10070,7 +10331,7 @@
       </w:r>
     </w:p>
     <w:bookmarkEnd w:id="69"/>
-    <w:bookmarkStart w:id="76" w:name="peptídeos-candidatos-finais"/>
+    <w:bookmarkStart w:id="79" w:name="peptídeos-candidatos-finais"/>
     <w:p>
       <w:pPr>
         <w:pStyle w:val="Heading3"/>
@@ -10096,13 +10357,13 @@
           <w:i/>
           <w:iCs/>
         </w:rPr>
-        <w:t xml:space="preserve">Simulações dos controles embaralhados (parcial).</w:t>
-      </w:r>
-      <w:r>
-        <w:t xml:space="preserve"> </w:t>
-      </w:r>
-      <w:r>
-        <w:t xml:space="preserve">Três simulações de controles embaralhados da frente linear estavam concluídas quando esta versão foi escrita (10 ns, mesmo protocolo, um controle por candidato: o controle do E3 de maior confiança; Figura 13). NGGRPDAP (ocupância na segunda metade 1,00, âncora Arg) e seu controle PGRGDANP (1,00, âncora Arg) foram indistinguíveis. GPGGGTG (0,00, âncora Thr) ficou abaixo do controle GGGGGPT (1,00, âncora Gly). Só GTDEN (0,63, âncora Glu) superou seu controle GTNED (0,20, âncora Gly). Os dois controles que chegaram a 1,00 partiram com a âncora a 2,73 Å do Asp189, e o que partiu a 6,3 Å terminou em 0,20, a mesma dependência da pose inicial vista nos candidatos (Seção 3.9; Figura 13B). Com três controles, uma réplica cada, esses resultados são descritivos: neste subconjunto, passar no critério de ocupância não distingue um candidato de uma sequência embaralhada de mesma composição e, pela regra da Seção 3.9, não sustentam o uso da ocupância como evidência a favor de um candidato. Os controles da frente macrocíclica e de GQNDS e GGHSE ainda estavam em execução.</w:t>
+        <w:t xml:space="preserve">Simulações dos controles embaralhados.</w:t>
+      </w:r>
+      <w:r>
+        <w:t xml:space="preserve"> </w:t>
+      </w:r>
+      <w:r>
+        <w:t xml:space="preserve">Foram simuladas sete iscas embaralhadas (10 ns, mesmo protocolo, uma isca por candidato: o controle do E3 de maior confiança; Figura 13): quatro da frente linear (NGGRPDAP, GTDEN, GQNDS, GPGGGTG) e três da macrocíclica (GGKPGEP, GGSQSS, GGHSE); os outros 41 candidatos não têm simulação de controle. Três candidatos superaram seu controle: GTDEN (ocupância na segunda metade 0,63, âncora Glu) sobre GTNED (0,20, âncora Gly), GQNDS (1,00, Gln) sobre DQGSN (0,30, Gln) e GGHSE (0,99, His) sobre GEHGS (0,00, His). Em quatro o controle não ficou abaixo do candidato: NGGRPDAP (1,00, Arg) e PGRGDANP (1,00, Arg) e GGKPGEP (1,00, Lys) e GGEKPPG (1,00, Lys) foram indistinguíveis, e GPGGGTG (0,00, Thr) e GGSQSS (0,00, Gln) pontuaram abaixo de seus controles GGGGGPT (1,00, Gly) e SGGSQS (0,62, Ser). O contato inicial volta a decidir o resultado: os três controles que começaram a 2,74 Å ou menos do Asp189 (PGRGDANP 2,73, GGGGGPT 2,73, GGEKPPG 2,74 Å) chegaram todos a 1,00, e os quatro que começaram entre 5,4 e 6,9 Å terminaram entre 0,00 e 0,62 (Figura 13B). Dos candidatos que superaram seu controle, GGHSE o fez por 0,99 (controle partiu de 5,92 Å), GQNDS por 0,70 (controle a 5,38 Å) e GTDEN, que partiu de 4,64 Å, por 0,43 (controle a 6,30 Å); nos três o controle também partiu mais longe do Asp189, de modo que as diferenças não se separam da distância inicial. Com sete controles, uma réplica cada, esses resultados são descritivos: três de sete candidatos se separam de sua sequência embaralhada e, nos outros quatro, passar no critério de ocupância não distingue um candidato de uma sequência de mesma composição. Pela regra da Seção 3.9, esses quatro não sustentam o uso da ocupância como evidência a favor do candidato.</w:t>
       </w:r>
     </w:p>
     <w:p>
@@ -10113,7 +10374,7 @@
         <w:rPr>
           <w:rStyle w:val="Pendente"/>
         </w:rPr>
-        <w:t xml:space="preserve">PENDENTE: as demais simulações dos controles embaralhados, o controle negativo, a robustez ao pH e a lista de peptídeos recomendados.</w:t>
+        <w:t xml:space="preserve">PENDENTE: a robustez ao pH, a decisão sobre o controle negativo no conjunto (Seção 3.9) e a lista de peptídeos recomendados.</w:t>
       </w:r>
     </w:p>
     <w:p>
@@ -10190,7 +10451,7 @@
           <wp:inline>
             <wp:extent cx="5334000" cy="2369551"/>
             <wp:effectExtent b="0" l="0" r="0" t="0"/>
-            <wp:docPr descr="Figura 13. Simulações de controles embaralhados (10 ns, CHARMM36, pH 10; frente linear, três concluídas na data de escrita). (A) Ocupância de S1 a 5 Å na segunda metade de cada candidato e de seu controle embaralhado (rótulos: candidato → controle). (B) Distância inicial âncora–Asp189 e ocupância na segunda metade dos 48 candidatos (cinza) e dos controles (losangos; dois controles partem de 2,73 Å e quase coincidem). Linha tracejada: critério de 70%. Controles da frente macrocíclica, de GQNDS e de GGHSE pendentes." title="" id="74" name="Picture"/>
+            <wp:docPr descr="Figura 13. Simulações de controles embaralhados (10 ns, CHARMM36, pH 10; sete controles, quatro da frente linear e três da macrocíclica). (A) Ocupância de S1 a 5 Å na segunda metade de cada candidato e de seu controle embaralhado (rótulos: candidato → controle). (B) Distância inicial âncora–Asp189 e ocupância na segunda metade dos 48 candidatos (cinza) e dos sete controles (losangos; três controles partem de 2,73–2,74 Å e quase coincidem). Linha tracejada: critério de 70%." title="" id="74" name="Picture"/>
             <a:graphic>
               <a:graphicData uri="http://schemas.openxmlformats.org/drawingml/2006/picture">
                 <pic:pic>
@@ -10243,468 +10504,7 @@
         <w:t xml:space="preserve"> </w:t>
       </w:r>
       <w:r>
-        <w:t xml:space="preserve">Simulações de controles embaralhados (10 ns, CHARMM36, pH 10; frente linear, três concluídas na data de escrita). (A) Ocupância de S1 a 5 Å na segunda metade de cada candidato e de seu controle embaralhado (rótulos: candidato → controle). (B) Distância inicial âncora–Asp189 e ocupância na segunda metade dos 48 candidatos (cinza) e dos controles (losangos; dois controles partem de 2,73 Å e quase coincidem). Linha tracejada: critério de 70%. Controles da frente macrocíclica, de GQNDS e de GGHSE pendentes.</w:t>
-      </w:r>
-    </w:p>
-    <w:p>
-      <w:r>
-        <w:pict>
-          <v:rect style="width:0;height:1.5pt" o:hralign="center" o:hrstd="t" o:hr="t"/>
-        </w:pict>
-      </w:r>
-    </w:p>
-    <w:bookmarkEnd w:id="76"/>
-    <w:bookmarkEnd w:id="77"/>
-    <w:bookmarkStart w:id="83" w:name="discussão"/>
-    <w:p>
-      <w:pPr>
-        <w:pStyle w:val="Heading2"/>
-      </w:pPr>
-      <w:r>
-        <w:t xml:space="preserve">4 Discussão</w:t>
-      </w:r>
-    </w:p>
-    <w:bookmarkStart w:id="78" w:name="principais-achados"/>
-    <w:p>
-      <w:pPr>
-        <w:pStyle w:val="Heading3"/>
-      </w:pPr>
-      <w:r>
-        <w:t xml:space="preserve">4.1 Principais achados</w:t>
-      </w:r>
-    </w:p>
-    <w:p>
-      <w:pPr>
-        <w:pStyle w:val="FirstParagraph"/>
-      </w:pPr>
-      <w:r>
-        <w:t xml:space="preserve">Montamos e calibramos um pipeline que vai de um painel de oito tripsinas digestivas de lepidópteros até peptídeos candidatos triados, com a não clivabilidade por proteases do intestino médio como exigência binária explícita. A parte estrutural foi robusta: os subsítios definidos a partir de dois complexos cristalográficos foram transferidos para os dez modelos de receptor com alta concordância, e o equivalente do Asp189 encontrado pela estrutura coincidiu com o encontrado pela sequência. A geração produziu 22.066 sequências únicas a partir de 880 esqueletos macrocíclicos, e 527 sequências lineares e 543 cíclicas satisfizeram o critério duro. Nas 48 simulações de 10 ns, a distância mediana entre a âncora e o Asp189 aumentou (5,7 → 6,8 Å linear; 5,1 → 6,1 Å cíclico); apenas quatro candidatos terminaram a menos de 4 Å, todos com partida a até 4,0 Å, e 13 dos 24 macrociclos ficaram abaixo do limite de ω em ao menos um quadro sem abrir o anel. A ocupância de S1 acompanha a pose inicial do Boltz-2; as simulações verificam, portanto, a estabilidade de uma pose e não são evidência de ligação. Nas três simulações de controles embaralhados concluídas até agora, dois controles chegaram a ocupância 1,00 e um candidato ficou abaixo de seu controle (Seção 3.11). A diferença pareada frente aos controles embaralhados (E3) é positiva em 63 de 78 candidatos lineares e 60 de 79 macrocíclicos, mas da ordem do ruído da predição, e a matriz cruzada não mostra preferência espécie-específica dos melhores candidatos (Seção 3.8). Nenhum resultado diz respeito à atividade inibitória ou à seletividade: não houve ensaio nem contrasseleção contra proteases não alvo.</w:t>
-      </w:r>
-    </w:p>
-    <w:p>
-      <w:pPr>
-        <w:pStyle w:val="BodyText"/>
-      </w:pPr>
-      <w:r>
-        <w:t xml:space="preserve">O que os inibidores naturais contribuíram, e o que falta aos peptídeos</w:t>
-      </w:r>
-      <w:r>
-        <w:t xml:space="preserve"> </w:t>
-      </w:r>
-      <w:r>
-        <w:rPr>
-          <w:i/>
-          <w:iCs/>
-        </w:rPr>
-        <w:t xml:space="preserve">de novo</w:t>
-      </w:r>
-      <w:r>
-        <w:t xml:space="preserve">, faz parte da resposta à pergunta que enquadra este trabalho. Os inibidores naturais forneceram os subsítios catalíticos (2PTC e 1SFI), os padrões de calibração e a lógica de ancoragem em S1, e essas partes do pipeline funcionaram. Não forneceram sua característica estrutural definidora: os peptídeos desenhados não contêm cisteína, de modo que as alças estabilizadas por dissulfeto de BPTI, SKTI e SFTI-1, e a rigidez que conferem, não são reproduzidas; o anel cabeça-cauda é a única restrição mantida, e em apenas uma das duas frentes. A rigidez também não é simplesmente uma vantagem contra tripsinas adaptadas de lepidópteros: um inibidor do tipo Bowman–Birk com sete ligações dissulfeto inibiu enzimas do tipo tripsina parcialmente purificadas de</w:t>
-      </w:r>
-      <w:r>
-        <w:t xml:space="preserve"> </w:t>
-      </w:r>
-      <w:r>
-        <w:rPr>
-          <w:i/>
-          <w:iCs/>
-        </w:rPr>
-        <w:t xml:space="preserve">A. gemmatalis</w:t>
-      </w:r>
-      <w:r>
-        <w:t xml:space="preserve"> </w:t>
-      </w:r>
-      <w:r>
-        <w:t xml:space="preserve">menos do que o inibidor de Kunitz da soja, o que seus autores atribuíram à menor flexibilidade e a um aumento evolutivo da hidrofobicidade dos subsítios (Patarroyo-Vargas et al., 2020).</w:t>
-      </w:r>
-    </w:p>
-    <w:bookmarkEnd w:id="78"/>
-    <w:bookmarkStart w:id="79" w:name="Xe3615bf2ba7667c30e4492e0c2fa08d640e849c"/>
-    <w:p>
-      <w:pPr>
-        <w:pStyle w:val="Heading3"/>
-      </w:pPr>
-      <w:r>
-        <w:t xml:space="preserve">4.2 O que a calibração sustenta e o que não sustenta</w:t>
-      </w:r>
-    </w:p>
-    <w:p>
-      <w:pPr>
-        <w:pStyle w:val="FirstParagraph"/>
-      </w:pPr>
-      <w:r>
-        <w:t xml:space="preserve">O Boltz-2 preferiu o inibidor real à sua isca embaralhada em todos os pares, mas os escores absolutos de inibidores reais e de iscas se sobrepuseram, e uma isca embaralhada de SFTI-1 com 14 resíduos teve 0,944. Os candidatos da campanha têm 5–8 resíduos e, em sua maioria, escores entre 0,80 e 0,95; a calibração sustenta, portanto, a comparação de um candidato com um controle pareado, e não sustenta a leitura de uma confiança de 0,9 como evidência de ligação. Duas propriedades da calibração limitam ainda mais seu alcance. Primeiro, as iscas são sequências embaralhadas de proteínas enoveladas, de modo que diferem dos inibidores reais no enovelamento e não só na ligação; uma confiança baixa para uma isca pode refletir a ausência de um enovelamento e não a ausência de uma superfície complementar. Segundo, os ligantes da calibração têm 14–176 resíduos, ao passo que os candidatos têm 5–8, e não foi feita calibração com peptídeos curtos de atividade conhecida. Os pares também não são independentes, pois cada isca é usada com dois receptores.</w:t>
-      </w:r>
-    </w:p>
-    <w:p>
-      <w:pPr>
-        <w:pStyle w:val="BodyText"/>
-      </w:pPr>
-      <w:r>
-        <w:t xml:space="preserve">O RMSD do ligante após superposição no receptor separou 9 de 10 pares, com direção esperada fixada de antemão. Essa métrica premia um ligante que permanece onde o modelo de co-dobramento o colocou, e uma isca predita com confiança menor pode se afastar apenas por isso; o resultado deve ser lido como concordância entre a estabilidade da pose em uma simulação de 2 ns e a confiança do modelo de co-dobramento, e não como medida independente de afinidade. O MM-GBSA de uma única trajetória de 2 ns, sem termo de entropia, colocou o inibidor real em primeiro lugar em apenas 4 de 10 pares e se correlacionou com o número de resíduos do receptor em contato com o ligante (ρ = −0,93). Isso é coerente com a sensibilidade geral dos métodos de ponto final à amostragem e ao tipo de sistema (Hou et al., 2011; Genheden e Ryde, 2015; Xu et al., 2025) e significa que o MM-GBSA nessa configuração informa o tamanho da interface. Por isso, ele não foi usado para ordenar candidatos.</w:t>
-      </w:r>
-    </w:p>
-    <w:p>
-      <w:pPr>
-        <w:pStyle w:val="BodyText"/>
-      </w:pPr>
-      <w:r>
-        <w:t xml:space="preserve">Um ponto metodológico merece ênfase. Moléculas separadas de receptor e de ligante podem ser gravadas em imagens periódicas diferentes da caixa de simulação; em um de nossos sistemas, a distância entre os centros de massa do receptor e do peptídeo chegou a 94,8 Å em uma caixa de 116 Å enquanto as duas moléculas estavam em contato em todos os quadros. Qualquer análise de RMSD ou de contatos de simulações proteína–peptídeo que não corrija isso relatará o deslocamento da imagem da caixa como instabilidade, e a correção deve ser verificada explicitamente quando uma triagem depende dessas métricas.</w:t>
-      </w:r>
-    </w:p>
-    <w:p>
-      <w:pPr>
-        <w:pStyle w:val="BodyText"/>
-      </w:pPr>
-      <w:r>
-        <w:t xml:space="preserve">A correlação de postos de 0,57 entre rodadas (Seção 3.8) acrescenta outro limite. Uma única predição do Boltz-2 para um peptídeo curto é um ordenador ruidoso mesmo com entrada idêntica, de modo que diferenças de poucos centésimos na confiança, que separam muitos candidatos, não devem ser interpretadas, e a concordância entre as formas linear e cíclica (ρ = 0,50) não pode ser lida como efeito de modalidade enquanto não for comparada a esse teto.</w:t>
-      </w:r>
-    </w:p>
-    <w:bookmarkEnd w:id="79"/>
-    <w:bookmarkStart w:id="80" w:name="Xafece074cecce80077a0c9860132a7cfb8c9c03"/>
-    <w:p>
-      <w:pPr>
-        <w:pStyle w:val="Heading3"/>
-      </w:pPr>
-      <w:r>
-        <w:t xml:space="preserve">4.3 Resistência proteolítica e engajamento de S1 puxam em direções opostas</w:t>
-      </w:r>
-    </w:p>
-    <w:p>
-      <w:pPr>
-        <w:pStyle w:val="FirstParagraph"/>
-      </w:pPr>
-      <w:r>
-        <w:t xml:space="preserve">A triagem por motivos de clivagem removeu 91,7% das sequências e selecionou peptídeos curtos (média de 7,05 resíduos; 95,6% com dez ou menos) e quase sem lisina e arginina (4,3%); só 1,3% tinha um deles na posição mais próxima da serina catalítica. Nos inibidores de mecanismo padrão, o resíduo P1 se insere em S1 (Laskowski e Kato, 1980; Laskowski e Qasim, 2000), e as enzimas tipo tripsina, inclusive as de</w:t>
-      </w:r>
-      <w:r>
-        <w:t xml:space="preserve"> </w:t>
-      </w:r>
-      <w:r>
-        <w:rPr>
-          <w:i/>
-          <w:iCs/>
-        </w:rPr>
-        <w:t xml:space="preserve">A. gemmatalis</w:t>
-      </w:r>
-      <w:r>
-        <w:t xml:space="preserve">, preferem arginina ou lisina ali (Patarroyo-Vargas et al., 2017; Meriño-Cabrera et al., 2022). A triagem, portanto, seleciona sequências que não têm o resíduo mais adequado para engajar o aspartato de S1. Isso decorre da definição da classe: um resíduo básico não seguido de prolina, em qualquer posição que não seja o P1 geométrico, conta como sítio, e sequências longas acumulam mais ocorrências. A alternativa oferecida pela literatura é a rigidez: o arcabouço dos inibidores canônicos melhora a ligação em cerca de seis ordens de grandeza e protege contra a proteólise (Kelly et al., 2005), e o SFTI-1, cujo P1 é uma lisina no complexo que usamos (Seção 3.2), é um potente inibidor de tripsina por sua estrutura cíclica estabilizada por dissulfeto (Luckett et al., 1999). Um macrociclo rígido poderia tolerar um P1 básico que uma regra linear de motivos sinaliza. Os 78 candidatos com lisina ou arginina, entre eles GGKPGEP, o melhor de</w:t>
-      </w:r>
-      <w:r>
-        <w:t xml:space="preserve"> </w:t>
-      </w:r>
-      <w:r>
-        <w:rPr>
-          <w:i/>
-          <w:iCs/>
-        </w:rPr>
-        <w:t xml:space="preserve">A. gemmatalis</w:t>
-      </w:r>
-      <w:r>
-        <w:t xml:space="preserve">, formam um conjunto pequeno em que isso pode ser examinado; a triagem atual não diz se a conformação deles mantém esse resíduo protegido.</w:t>
-      </w:r>
-    </w:p>
-    <w:p>
-      <w:pPr>
-        <w:pStyle w:val="BodyText"/>
-      </w:pPr>
-      <w:r>
-        <w:t xml:space="preserve">O critério duro torna o compromisso mais severo. Ao proibir todo resíduo que uma enzima tipo tripsina, quimotripsina ou elastase pode ter em P1, ele deixa peptídeos com quase metade de glicina (49,4% dos resíduos) e apenas nove resíduos básicos, cada um protegido por uma prolina seguinte, exceção tirada da especificidade geral das enzimas e aproximada para cada espécie. Tais sequências provavelmente são flexíveis, o que pode custar entropia de ligação, e carecem das cadeias laterais que definem a interação com S1 nos inibidores canônicos. GGKPGEP é um exemplo: sua lisina é protegida pelo resíduo seguinte e ainda poderia alcançar S1. Se alguma dessas sequências se liga, e pela âncora esperada, é o que as simulações e os controles pareados abordam; um resultado negativo para uma espécie seria informativo. A ciclização remove os términos expostos, mas não os sítios internos, e por isso o macrociclo ganhou só 16 sequências sobre o conjunto linear. A aminopeptidase N, que precisa de N-terminal livre, não é tratada por nenhuma regra de sequência para os peptídeos lineares; proteger o N-terminal, o que também mudaria o estado de protonação que o campo de força não representa, seria a resposta prática.</w:t>
-      </w:r>
-    </w:p>
-    <w:p>
-      <w:pPr>
-        <w:pStyle w:val="BodyText"/>
-      </w:pPr>
-      <w:r>
-        <w:t xml:space="preserve">As regras de motivos são grosseiras: o escore é uma contagem ponderada de sítios, a regra tipo elastase sinaliza quatro resíduos comuns (alanina, glicina, serina e valina), a regra tipo pepsina é irrelevante para o intestino de lepidópteros, e uma classe pode mudar com um único sítio (GIFDDIG não tem sítio de tripsina e mesmo assim é classificado como MARGINAL). RESISTENTE é uma predição de baixa carga de motivos, não uma medida de estabilidade no intestino médio.</w:t>
-      </w:r>
-    </w:p>
-    <w:bookmarkEnd w:id="80"/>
-    <w:bookmarkStart w:id="81" w:name="limitações"/>
-    <w:p>
-      <w:pPr>
-        <w:pStyle w:val="Heading3"/>
-      </w:pPr>
-      <w:r>
-        <w:t xml:space="preserve">4.4 Limitações</w:t>
-      </w:r>
-    </w:p>
-    <w:p>
-      <w:pPr>
-        <w:numPr>
-          <w:ilvl w:val="0"/>
-          <w:numId w:val="1003"/>
-        </w:numPr>
-      </w:pPr>
-      <w:r>
-        <w:t xml:space="preserve">Todos os resultados são computacionais; nenhum ensaio de inibição ou de estabilidade foi feito. (ii) A seletividade não foi abordada: o bolso S1 é conservado entre tripsinas, e não se pode presumir que um peptídeo ancorado ali poupe proteases não-alvo; uma contrasseleção frente a receptores não-alvo está planejada e não foi construída. (iii) Os receptores são modelos do AlphaFold e, para nenhuma das oito espécies-praga, há evidência curada de expressão no intestino médio. (iv) O ProteinMPNN foi executado com todas as cadeias desenhadas, de modo que a sequência do receptor não foi fixada durante o desenho do peptídeo; só o peptídeo foi mantido e foi avaliado contra o receptor nativo. (v) Apenas oito dos 15 resíduos de hotspot de S1/S2 chegaram ao RFdiffusion, e a serina catalítica e as paredes de S1 não estavam entre eles. (vi) As sequências foram desenhadas sobre esqueletos cíclicos; a frente linear avalia as mesmas sequências sem redesenho, de modo que não é um desenho de peptídeos lineares. O fechamento do anel foi atingido dentro da tolerância do modelo de esqueleto (0,76–1,40 Å). (vii) O critério de não clivabilidade é uma predição ao nível de motivos: a especificidade de cada enzima em cada espécie não foi medida, a exceção K/R–Pro é uma aproximação e a aminopeptidase N não é excluída nos peptídeos lineares. (viii) As simulações são réplicas únicas de 10 ns de um campo de força legado em pH 10,0; o peptídeo linear tem extremidades NH</w:t>
-      </w:r>
-      <w:r>
-        <w:rPr>
-          <w:vertAlign w:val="subscript"/>
-        </w:rPr>
-        <w:t xml:space="preserve">3</w:t>
-      </w:r>
-      <w:r>
-        <w:rPr>
-          <w:vertAlign w:val="superscript"/>
-        </w:rPr>
-        <w:t xml:space="preserve">+</w:t>
-      </w:r>
-      <w:r>
-        <w:t xml:space="preserve">/COO</w:t>
-      </w:r>
-      <w:r>
-        <w:rPr>
-          <w:vertAlign w:val="superscript"/>
-        </w:rPr>
-        <w:t xml:space="preserve">−</w:t>
-      </w:r>
-      <w:r>
-        <w:t xml:space="preserve"> </w:t>
-      </w:r>
-      <w:r>
-        <w:t xml:space="preserve">embora o grupo α-amino fosse majoritariamente neutro nesse pH; dez nanossegundos apenas triam e não podem estabelecer estabilidade nem ordenar candidatos. (ix) Uma única predição do Boltz-2 é um ordenador ruidoso (ρ = 0,57 entre rodadas para entrada idêntica), de modo que a seleção de candidatos para reescore se apoia em um ranking ruidoso. (x) Os 22 sistemas de calibração foram simulados por 2 ns a partir de uma única estrutura inicial predita cada, e os ligantes da calibração são muito maiores que os candidatos.</w:t>
-      </w:r>
-    </w:p>
-    <w:p>
-      <w:pPr>
-        <w:numPr>
-          <w:ilvl w:val="0"/>
-          <w:numId w:val="1003"/>
-        </w:numPr>
-      </w:pPr>
-      <w:r>
-        <w:t xml:space="preserve">O critério de ocupância de S1 não tem especificidade demonstrada: no único conjunto de referência disponível, todas as iscas embaralhadas o satisfizeram (Seção 3.9). (xii) A âncora é definida post hoc como o resíduo do peptídeo de menor distância média ao Asp189, e é a ocupância dela que se mede, o que favorece o valor medido frente a um resíduo fixado de antemão. (xiii) Dez nanossegundos a partir do complexo previsto testam se aquela pose é estável, não se o peptídeo consegue encontrar S1: os cinco candidatos que atingiram ocupância de 0,70 partiram a até 4,0 Å do Asp189, e nenhum dos 39 que partiram de mais longe o fez; por isso a ocupância foi rebaixada de critério a descrição, depois de vistas as 16 primeiras simulações (Seção 2.9). (xiv) Os controles embaralhados do E3 são fracos nos candidatos ricos em glicina, porque embaralhar quase não altera uma sequência dessas: a identidade média entre um candidato e seus próprios controles é 0,35 (linear) e 0,29 (cíclico), cinco candidatos são pelo menos 60% idênticos aos seus controles e seis têm apenas dois controles distintos dos três gerados. (xv) O critério desses controles, Δ &gt; 0, não tem limiar de incerteza, enquanto o desvio-padrão entre as quinze predições de um mesmo candidato é de cerca de 0,02, de modo que um Δ positivo pequeno está dentro do ruído. (xvi) Dois desvios da prática atual foram encontrados na montagem das simulações e mantidos para que todas compartilhem um só protocolo: a equilibração NPT usou o barostato de Parrinello-Rahman, onde o padrão é um barostato de relaxação, e</w:t>
-      </w:r>
-      <w:r>
-        <w:t xml:space="preserve"> </w:t>
-      </w:r>
-      <w:r>
-        <w:rPr>
-          <w:rStyle w:val="VerbatimChar"/>
-        </w:rPr>
-        <w:t xml:space="preserve">refcoord_scaling</w:t>
-      </w:r>
-      <w:r>
-        <w:t xml:space="preserve"> </w:t>
-      </w:r>
-      <w:r>
-        <w:t xml:space="preserve">não foi definido com restrições de posição sob acoplamento de pressão; medido em três sistemas, a densidade ficou em 1022–1033 kg m</w:t>
-      </w:r>
-      <w:r>
-        <w:rPr>
-          <w:vertAlign w:val="superscript"/>
-        </w:rPr>
-        <w:t xml:space="preserve">−3</w:t>
-      </w:r>
-      <w:r>
-        <w:t xml:space="preserve"> </w:t>
-      </w:r>
-      <w:r>
-        <w:t xml:space="preserve">com flutuação quadrática média de 0,2% e deriva desprezível, de modo que nenhum dos dois produziu artefato detectável.</w:t>
-      </w:r>
-    </w:p>
-    <w:bookmarkEnd w:id="81"/>
-    <w:bookmarkStart w:id="82" w:name="perspectivas"/>
-    <w:p>
-      <w:pPr>
-        <w:pStyle w:val="Heading3"/>
-      </w:pPr>
-      <w:r>
-        <w:t xml:space="preserve">4.5 Perspectivas</w:t>
-      </w:r>
-    </w:p>
-    <w:p>
-      <w:pPr>
-        <w:pStyle w:val="FirstParagraph"/>
-      </w:pPr>
-      <w:r>
-        <w:t xml:space="preserve">As melhorias mais diretas decorrem das limitações: fixar a sequência do receptor durante o desenho e permitir exatamente um resíduo P1 básico seguido de prolina já no desenho, em vez de filtrar depois; desenhar esqueletos lineares diretamente; proteger ou neutralizar as extremidades dos peptídeos lineares e testar quanto o estado de protonação e o pH do meio alteram o resultado, que aqui ficam fixos e cuja comparação deixamos para trabalho separado; simulações replicadas dos candidatos que passarem, estendidas a centenas de nanossegundos com um campo de força moderno; e um painel de contrasseleção de proteases não-alvo para que a seletividade se torne um objetivo explícito. O teste decisivo é enzimático: ensaios de inibição com extratos do intestino médio de</w:t>
-      </w:r>
-      <w:r>
-        <w:t xml:space="preserve"> </w:t>
-      </w:r>
-      <w:r>
-        <w:rPr>
-          <w:i/>
-          <w:iCs/>
-        </w:rPr>
-        <w:t xml:space="preserve">A. gemmatalis</w:t>
-      </w:r>
-      <w:r>
-        <w:t xml:space="preserve"> </w:t>
-      </w:r>
-      <w:r>
-        <w:t xml:space="preserve">e com tripsinas não-alvo, e um ensaio de estabilidade dos candidatos nos mesmos extratos.</w:t>
-      </w:r>
-    </w:p>
-    <w:bookmarkEnd w:id="82"/>
-    <w:bookmarkEnd w:id="83"/>
-    <w:bookmarkStart w:id="84" w:name="declaração-de-disponibilidade-de-dados"/>
-    <w:p>
-      <w:pPr>
-        <w:pStyle w:val="Heading2"/>
-      </w:pPr>
-      <w:r>
-        <w:t xml:space="preserve">Declaração de disponibilidade de dados</w:t>
-      </w:r>
-    </w:p>
-    <w:p>
-      <w:pPr>
-        <w:pStyle w:val="FirstParagraph"/>
-      </w:pPr>
-      <w:r>
-        <w:t xml:space="preserve">O código, os arquivos de configuração, as listas de candidatos e os escores por candidato estão no repositório do projeto (https://github.com/eulaliobqi/design-inibidores).</w:t>
-      </w:r>
-      <w:r>
-        <w:t xml:space="preserve"> </w:t>
-      </w:r>
-      <w:r>
-        <w:rPr>
-          <w:rStyle w:val="Pendente"/>
-        </w:rPr>
-        <w:t xml:space="preserve">PENDENTE: confirmar visibilidade do repositório e DOI de arquivamento (por exemplo Zenodo) antes da submissão.</w:t>
-      </w:r>
-    </w:p>
-    <w:bookmarkEnd w:id="84"/>
-    <w:bookmarkStart w:id="85" w:name="declaração-de-ética"/>
-    <w:p>
-      <w:pPr>
-        <w:pStyle w:val="Heading2"/>
-      </w:pPr>
-      <w:r>
-        <w:t xml:space="preserve">Declaração de ética</w:t>
-      </w:r>
-    </w:p>
-    <w:p>
-      <w:pPr>
-        <w:pStyle w:val="FirstParagraph"/>
-      </w:pPr>
-      <w:r>
-        <w:t xml:space="preserve">Não se aplica. É um estudo computacional; não envolveu animais, participantes humanos nem dados pessoais.</w:t>
-      </w:r>
-    </w:p>
-    <w:bookmarkEnd w:id="85"/>
-    <w:bookmarkStart w:id="86" w:name="contribuições-dos-autores"/>
-    <w:p>
-      <w:pPr>
-        <w:pStyle w:val="Heading2"/>
-      </w:pPr>
-      <w:r>
-        <w:t xml:space="preserve">Contribuições dos autores</w:t>
-      </w:r>
-    </w:p>
-    <w:p>
-      <w:pPr>
-        <w:pStyle w:val="FirstParagraph"/>
-      </w:pPr>
-      <w:r>
-        <w:rPr>
-          <w:rStyle w:val="Pendente"/>
-        </w:rPr>
-        <w:t xml:space="preserve">PENDENTE: a completar pelos autores (papéis CRediT).</w:t>
-      </w:r>
-    </w:p>
-    <w:bookmarkEnd w:id="86"/>
-    <w:bookmarkStart w:id="87" w:name="financiamento"/>
-    <w:p>
-      <w:pPr>
-        <w:pStyle w:val="Heading2"/>
-      </w:pPr>
-      <w:r>
-        <w:t xml:space="preserve">Financiamento</w:t>
-      </w:r>
-    </w:p>
-    <w:p>
-      <w:pPr>
-        <w:pStyle w:val="FirstParagraph"/>
-      </w:pPr>
-      <w:r>
-        <w:rPr>
-          <w:rStyle w:val="Pendente"/>
-        </w:rPr>
-        <w:t xml:space="preserve">PENDENTE: a completar pelos autores.</w:t>
-      </w:r>
-    </w:p>
-    <w:bookmarkEnd w:id="87"/>
-    <w:bookmarkStart w:id="88" w:name="agradecimentos"/>
-    <w:p>
-      <w:pPr>
-        <w:pStyle w:val="Heading2"/>
-      </w:pPr>
-      <w:r>
-        <w:t xml:space="preserve">Agradecimentos</w:t>
-      </w:r>
-    </w:p>
-    <w:p>
-      <w:pPr>
-        <w:pStyle w:val="FirstParagraph"/>
-      </w:pPr>
-      <w:r>
-        <w:rPr>
-          <w:rStyle w:val="Pendente"/>
-        </w:rPr>
-        <w:t xml:space="preserve">PENDENTE: a completar pelos autores.</w:t>
-      </w:r>
-      <w:r>
-        <w:t xml:space="preserve"> </w:t>
-      </w:r>
-      <w:r>
-        <w:t xml:space="preserve">Declaração de IA generativa (a revista exige que o uso seja reconhecido):</w:t>
-      </w:r>
-      <w:r>
-        <w:t xml:space="preserve"> </w:t>
-      </w:r>
-      <w:r>
-        <w:rPr>
-          <w:rStyle w:val="Pendente"/>
-        </w:rPr>
-        <w:t xml:space="preserve">PENDENTE, autores a confirmar o texto:</w:t>
-      </w:r>
-      <w:r>
-        <w:rPr>
-          <w:rStyle w:val="Pendente"/>
-        </w:rPr>
-        <w:t xml:space="preserve"> </w:t>
-      </w:r>
-      <w:r>
-        <w:rPr>
-          <w:rStyle w:val="Pendente"/>
-        </w:rPr>
-        <w:t xml:space="preserve">“Usou-se IA generativa (Claude, Anthropic) como assistente para escrever scripts de análise, gerar figuras e redigir e traduzir texto. Os autores conferiram todos os resultados numéricos nos arquivos de saída, conferiram cada referência no Crossref ou PubMed e assumem total responsabilidade pelo conteúdo.”</w:t>
-      </w:r>
-    </w:p>
-    <w:bookmarkEnd w:id="88"/>
-    <w:bookmarkStart w:id="89" w:name="conflito-de-interesses"/>
-    <w:p>
-      <w:pPr>
-        <w:pStyle w:val="Heading2"/>
-      </w:pPr>
-      <w:r>
-        <w:t xml:space="preserve">Conflito de interesses</w:t>
-      </w:r>
-    </w:p>
-    <w:p>
-      <w:pPr>
-        <w:pStyle w:val="FirstParagraph"/>
-      </w:pPr>
-      <w:r>
-        <w:rPr>
-          <w:rStyle w:val="Pendente"/>
-        </w:rPr>
-        <w:t xml:space="preserve">PENDENTE: a completar pelos autores.</w:t>
-      </w:r>
-    </w:p>
-    <w:bookmarkEnd w:id="89"/>
-    <w:bookmarkStart w:id="96" w:name="figuras-suplementares"/>
-    <w:p>
-      <w:pPr>
-        <w:pStyle w:val="Heading2"/>
-      </w:pPr>
-      <w:r>
-        <w:t xml:space="preserve">Figuras suplementares</w:t>
+        <w:t xml:space="preserve">Simulações de controles embaralhados (10 ns, CHARMM36, pH 10; sete controles, quatro da frente linear e três da macrocíclica). (A) Ocupância de S1 a 5 Å na segunda metade de cada candidato e de seu controle embaralhado (rótulos: candidato → controle). (B) Distância inicial âncora–Asp189 e ocupância na segunda metade dos 48 candidatos (cinza) e dos sete controles (losangos; três controles partem de 2,73–2,74 Å e quase coincidem). Linha tracejada: critério de 70%.</w:t>
       </w:r>
     </w:p>
     <w:p>
@@ -10714,20 +10514,616 @@
       <w:r>
         <w:drawing>
           <wp:inline>
-            <wp:extent cx="4679999" cy="2092235"/>
+            <wp:extent cx="5334000" cy="2369551"/>
             <wp:effectExtent b="0" l="0" r="0" t="0"/>
-            <wp:docPr descr="Figura S1. Triagem por escore de motivos por espécie sob a regra linear-estrita e a circular (porcentagem das sequências de cada espécie por classe)." title="" id="91" name="Picture"/>
+            <wp:docPr descr="Figura 14. Controle negativo por troca da âncora (10 ns, CHARMM36, pH 10; uma réplica por variante) para os dois candidatos cujo controle embaralhado não ficou abaixo deles: NGGRPDAP (linear, âncora Arg) e GGKPGEP (macrociclo, âncora Lys). (A) Ocupância de S1 a 5 Å na segunda metade do candidato, de seu controle embaralhado e das variantes com a âncora trocada por Asp e por Leu (linha tracejada: critério de 70%). (B) Distância âncora–Asp189 na janela inicial (vazado, primeiros 4% da trajetória) e na janela final (cheio, últimos 20%); linha tracejada: 5 Å. A âncora é o resíduo mais próximo do Asp189 em cada trajetória (em GGDPGEP foi a Pro4, não o Asp introduzido). As variantes Asp e Leu partem mais longe do Asp189 que o original. GQNDS e GGHSE estão pendentes." title="" id="77" name="Picture"/>
             <a:graphic>
               <a:graphicData uri="http://schemas.openxmlformats.org/drawingml/2006/picture">
                 <pic:pic>
                   <pic:nvPicPr>
-                    <pic:cNvPr descr="figures/pt/figS1_regras_motivo.png" id="92" name="Picture"/>
+                    <pic:cNvPr descr="figures/pt/fig14_controle_negativo.png" id="78" name="Picture"/>
                     <pic:cNvPicPr>
                       <a:picLocks noChangeArrowheads="1" noChangeAspect="1"/>
                     </pic:cNvPicPr>
                   </pic:nvPicPr>
                   <pic:blipFill>
-                    <a:blip r:embed="rId90"/>
+                    <a:blip r:embed="rId76"/>
+                    <a:stretch>
+                      <a:fillRect/>
+                    </a:stretch>
+                  </pic:blipFill>
+                  <pic:spPr bwMode="auto">
+                    <a:xfrm>
+                      <a:off x="0" y="0"/>
+                      <a:ext cx="5334000" cy="2369551"/>
+                    </a:xfrm>
+                    <a:prstGeom prst="rect">
+                      <a:avLst/>
+                    </a:prstGeom>
+                    <a:noFill/>
+                    <a:ln w="9525">
+                      <a:noFill/>
+                      <a:headEnd/>
+                      <a:tailEnd/>
+                    </a:ln>
+                  </pic:spPr>
+                </pic:pic>
+              </a:graphicData>
+            </a:graphic>
+          </wp:inline>
+        </w:drawing>
+      </w:r>
+    </w:p>
+    <w:p>
+      <w:pPr>
+        <w:pStyle w:val="ImageCaption"/>
+      </w:pPr>
+      <w:r>
+        <w:rPr>
+          <w:b/>
+          <w:bCs/>
+        </w:rPr>
+        <w:t xml:space="preserve">Figura 14.</w:t>
+      </w:r>
+      <w:r>
+        <w:t xml:space="preserve"> </w:t>
+      </w:r>
+      <w:r>
+        <w:t xml:space="preserve">Controle negativo por troca da âncora (10 ns, CHARMM36, pH 10; uma réplica por variante) para os dois candidatos cujo controle embaralhado não ficou abaixo deles: NGGRPDAP (linear, âncora Arg) e GGKPGEP (macrociclo, âncora Lys). (A) Ocupância de S1 a 5 Å na segunda metade do candidato, de seu controle embaralhado e das variantes com a âncora trocada por Asp e por Leu (linha tracejada: critério de 70%). (B) Distância âncora–Asp189 na janela inicial (vazado, primeiros 4% da trajetória) e na janela final (cheio, últimos 20%); linha tracejada: 5 Å. A âncora é o resíduo mais próximo do Asp189 em cada trajetória (em GGDPGEP foi a Pro4, não o Asp introduzido). As variantes Asp e Leu partem mais longe do Asp189 que o original. GQNDS e GGHSE estão pendentes.</w:t>
+      </w:r>
+    </w:p>
+    <w:p>
+      <w:r>
+        <w:pict>
+          <v:rect style="width:0;height:1.5pt" o:hralign="center" o:hrstd="t" o:hr="t"/>
+        </w:pict>
+      </w:r>
+    </w:p>
+    <w:bookmarkEnd w:id="79"/>
+    <w:bookmarkEnd w:id="80"/>
+    <w:bookmarkStart w:id="86" w:name="discussão"/>
+    <w:p>
+      <w:pPr>
+        <w:pStyle w:val="Heading2"/>
+      </w:pPr>
+      <w:r>
+        <w:t xml:space="preserve">4 Discussão</w:t>
+      </w:r>
+    </w:p>
+    <w:bookmarkStart w:id="81" w:name="principais-achados"/>
+    <w:p>
+      <w:pPr>
+        <w:pStyle w:val="Heading3"/>
+      </w:pPr>
+      <w:r>
+        <w:t xml:space="preserve">4.1 Principais achados</w:t>
+      </w:r>
+    </w:p>
+    <w:p>
+      <w:pPr>
+        <w:pStyle w:val="FirstParagraph"/>
+      </w:pPr>
+      <w:r>
+        <w:t xml:space="preserve">Montamos e calibramos um pipeline que vai de um painel de oito tripsinas digestivas de lepidópteros até peptídeos candidatos triados, com a não clivabilidade por proteases do intestino médio como exigência binária explícita. A parte estrutural foi robusta: os subsítios definidos a partir de dois complexos cristalográficos foram transferidos para os dez modelos de receptor com alta concordância, e o equivalente do Asp189 encontrado pela estrutura coincidiu com o encontrado pela sequência. A geração produziu 22.066 sequências únicas a partir de 880 esqueletos macrocíclicos, e 527 sequências lineares e 543 cíclicas satisfizeram o critério duro. Nas 48 simulações de 10 ns, a distância mediana entre a âncora e o Asp189 aumentou (5,7 → 6,8 Å linear; 5,1 → 6,1 Å cíclico); apenas quatro candidatos terminaram a menos de 4 Å, todos com partida a até 4,0 Å, e 13 dos 24 macrociclos ficaram abaixo do limite de ω em ao menos um quadro sem abrir o anel. A ocupância de S1 acompanha a pose inicial do Boltz-2; as simulações verificam, portanto, a estabilidade de uma pose e não são evidência de ligação. De sete controles embaralhados simulados, três candidatos superaram o seu e, em quatro, o controle não ficou abaixo do candidato; os três controles que partiram a até 2,74 Å do Asp189 chegaram todos a 1,00 (Seção 3.11). Nos dois candidatos testados até agora, trocar a âncora Arg ou Lys por Asp ou Leu eliminou a ocupância, mas as variantes também partiram mais longe do Asp189 (Seção 3.9). A diferença pareada frente aos controles embaralhados (E3) é positiva em 63 de 78 candidatos lineares e 60 de 79 macrocíclicos, mas da ordem do ruído da predição, e a matriz cruzada não mostra preferência espécie-específica dos melhores candidatos (Seção 3.8). Nenhum resultado diz respeito à atividade inibitória ou à seletividade: não houve ensaio nem contrasseleção contra proteases não alvo.</w:t>
+      </w:r>
+    </w:p>
+    <w:p>
+      <w:pPr>
+        <w:pStyle w:val="BodyText"/>
+      </w:pPr>
+      <w:r>
+        <w:t xml:space="preserve">O que os inibidores naturais contribuíram, e o que falta aos peptídeos</w:t>
+      </w:r>
+      <w:r>
+        <w:t xml:space="preserve"> </w:t>
+      </w:r>
+      <w:r>
+        <w:rPr>
+          <w:i/>
+          <w:iCs/>
+        </w:rPr>
+        <w:t xml:space="preserve">de novo</w:t>
+      </w:r>
+      <w:r>
+        <w:t xml:space="preserve">, faz parte da resposta à pergunta que enquadra este trabalho. Os inibidores naturais forneceram os subsítios catalíticos (2PTC e 1SFI), os padrões de calibração e a lógica de ancoragem em S1, e essas partes do pipeline funcionaram. Não forneceram sua característica estrutural definidora: os peptídeos desenhados não contêm cisteína, de modo que as alças estabilizadas por dissulfeto de BPTI, SKTI e SFTI-1, e a rigidez que conferem, não são reproduzidas; o anel cabeça-cauda é a única restrição mantida, e em apenas uma das duas frentes. A rigidez também não é simplesmente uma vantagem contra tripsinas adaptadas de lepidópteros: um inibidor do tipo Bowman–Birk com sete ligações dissulfeto inibiu enzimas do tipo tripsina parcialmente purificadas de</w:t>
+      </w:r>
+      <w:r>
+        <w:t xml:space="preserve"> </w:t>
+      </w:r>
+      <w:r>
+        <w:rPr>
+          <w:i/>
+          <w:iCs/>
+        </w:rPr>
+        <w:t xml:space="preserve">A. gemmatalis</w:t>
+      </w:r>
+      <w:r>
+        <w:t xml:space="preserve"> </w:t>
+      </w:r>
+      <w:r>
+        <w:t xml:space="preserve">menos do que o inibidor de Kunitz da soja, o que seus autores atribuíram à menor flexibilidade e a um aumento evolutivo da hidrofobicidade dos subsítios (Patarroyo-Vargas et al., 2020).</w:t>
+      </w:r>
+    </w:p>
+    <w:bookmarkEnd w:id="81"/>
+    <w:bookmarkStart w:id="82" w:name="Xe3615bf2ba7667c30e4492e0c2fa08d640e849c"/>
+    <w:p>
+      <w:pPr>
+        <w:pStyle w:val="Heading3"/>
+      </w:pPr>
+      <w:r>
+        <w:t xml:space="preserve">4.2 O que a calibração sustenta e o que não sustenta</w:t>
+      </w:r>
+    </w:p>
+    <w:p>
+      <w:pPr>
+        <w:pStyle w:val="FirstParagraph"/>
+      </w:pPr>
+      <w:r>
+        <w:t xml:space="preserve">O Boltz-2 preferiu o inibidor real à sua isca embaralhada em todos os pares, mas os escores absolutos de inibidores reais e de iscas se sobrepuseram, e uma isca embaralhada de SFTI-1 com 14 resíduos teve 0,944. Os candidatos da campanha têm 5–8 resíduos e, em sua maioria, escores entre 0,80 e 0,95; a calibração sustenta, portanto, a comparação de um candidato com um controle pareado, e não sustenta a leitura de uma confiança de 0,9 como evidência de ligação. Duas propriedades da calibração limitam ainda mais seu alcance. Primeiro, as iscas são sequências embaralhadas de proteínas enoveladas, de modo que diferem dos inibidores reais no enovelamento e não só na ligação; uma confiança baixa para uma isca pode refletir a ausência de um enovelamento e não a ausência de uma superfície complementar. Segundo, os ligantes da calibração têm 14–176 resíduos, ao passo que os candidatos têm 5–8, e não foi feita calibração com peptídeos curtos de atividade conhecida. Os pares também não são independentes, pois cada isca é usada com dois receptores.</w:t>
+      </w:r>
+    </w:p>
+    <w:p>
+      <w:pPr>
+        <w:pStyle w:val="BodyText"/>
+      </w:pPr>
+      <w:r>
+        <w:t xml:space="preserve">O RMSD do ligante após superposição no receptor separou 9 de 10 pares, com direção esperada fixada de antemão. Essa métrica premia um ligante que permanece onde o modelo de co-dobramento o colocou, e uma isca predita com confiança menor pode se afastar apenas por isso; o resultado deve ser lido como concordância entre a estabilidade da pose em uma simulação de 2 ns e a confiança do modelo de co-dobramento, e não como medida independente de afinidade. O MM-GBSA de uma única trajetória de 2 ns, sem termo de entropia, colocou o inibidor real em primeiro lugar em apenas 4 de 10 pares e se correlacionou com o número de resíduos do receptor em contato com o ligante (ρ = −0,93). Isso é coerente com a sensibilidade geral dos métodos de ponto final à amostragem e ao tipo de sistema (Hou et al., 2011; Genheden e Ryde, 2015; Xu et al., 2025) e significa que o MM-GBSA nessa configuração informa o tamanho da interface. Por isso, ele não foi usado para ordenar candidatos.</w:t>
+      </w:r>
+    </w:p>
+    <w:p>
+      <w:pPr>
+        <w:pStyle w:val="BodyText"/>
+      </w:pPr>
+      <w:r>
+        <w:t xml:space="preserve">Um ponto metodológico merece ênfase. Moléculas separadas de receptor e de ligante podem ser gravadas em imagens periódicas diferentes da caixa de simulação; em um de nossos sistemas, a distância entre os centros de massa do receptor e do peptídeo chegou a 94,8 Å em uma caixa de 116 Å enquanto as duas moléculas estavam em contato em todos os quadros. Qualquer análise de RMSD ou de contatos de simulações proteína–peptídeo que não corrija isso relatará o deslocamento da imagem da caixa como instabilidade, e a correção deve ser verificada explicitamente quando uma triagem depende dessas métricas.</w:t>
+      </w:r>
+    </w:p>
+    <w:p>
+      <w:pPr>
+        <w:pStyle w:val="BodyText"/>
+      </w:pPr>
+      <w:r>
+        <w:t xml:space="preserve">A correlação de postos de 0,57 entre rodadas (Seção 3.8) acrescenta outro limite. Uma única predição do Boltz-2 para um peptídeo curto é um ordenador ruidoso mesmo com entrada idêntica, de modo que diferenças de poucos centésimos na confiança, que separam muitos candidatos, não devem ser interpretadas, e a concordância entre as formas linear e cíclica (ρ = 0,50) não pode ser lida como efeito de modalidade enquanto não for comparada a esse teto.</w:t>
+      </w:r>
+    </w:p>
+    <w:bookmarkEnd w:id="82"/>
+    <w:bookmarkStart w:id="83" w:name="Xafece074cecce80077a0c9860132a7cfb8c9c03"/>
+    <w:p>
+      <w:pPr>
+        <w:pStyle w:val="Heading3"/>
+      </w:pPr>
+      <w:r>
+        <w:t xml:space="preserve">4.3 Resistência proteolítica e engajamento de S1 puxam em direções opostas</w:t>
+      </w:r>
+    </w:p>
+    <w:p>
+      <w:pPr>
+        <w:pStyle w:val="FirstParagraph"/>
+      </w:pPr>
+      <w:r>
+        <w:t xml:space="preserve">A triagem por motivos de clivagem removeu 91,7% das sequências e selecionou peptídeos curtos (média de 7,05 resíduos; 95,6% com dez ou menos) e quase sem lisina e arginina (4,3%); só 1,3% tinha um deles na posição mais próxima da serina catalítica. Nos inibidores de mecanismo padrão, o resíduo P1 se insere em S1 (Laskowski e Kato, 1980; Laskowski e Qasim, 2000), e as enzimas tipo tripsina, inclusive as de</w:t>
+      </w:r>
+      <w:r>
+        <w:t xml:space="preserve"> </w:t>
+      </w:r>
+      <w:r>
+        <w:rPr>
+          <w:i/>
+          <w:iCs/>
+        </w:rPr>
+        <w:t xml:space="preserve">A. gemmatalis</w:t>
+      </w:r>
+      <w:r>
+        <w:t xml:space="preserve">, preferem arginina ou lisina ali (Patarroyo-Vargas et al., 2017; Meriño-Cabrera et al., 2022). A triagem, portanto, seleciona sequências que não têm o resíduo mais adequado para engajar o aspartato de S1. Isso decorre da definição da classe: um resíduo básico não seguido de prolina, em qualquer posição que não seja o P1 geométrico, conta como sítio, e sequências longas acumulam mais ocorrências. A alternativa oferecida pela literatura é a rigidez: o arcabouço dos inibidores canônicos melhora a ligação em cerca de seis ordens de grandeza e protege contra a proteólise (Kelly et al., 2005), e o SFTI-1, cujo P1 é uma lisina no complexo que usamos (Seção 3.2), é um potente inibidor de tripsina por sua estrutura cíclica estabilizada por dissulfeto (Luckett et al., 1999). Um macrociclo rígido poderia tolerar um P1 básico que uma regra linear de motivos sinaliza. Os 78 candidatos com lisina ou arginina, entre eles GGKPGEP, o melhor de</w:t>
+      </w:r>
+      <w:r>
+        <w:t xml:space="preserve"> </w:t>
+      </w:r>
+      <w:r>
+        <w:rPr>
+          <w:i/>
+          <w:iCs/>
+        </w:rPr>
+        <w:t xml:space="preserve">A. gemmatalis</w:t>
+      </w:r>
+      <w:r>
+        <w:t xml:space="preserve">, formam um conjunto pequeno em que isso pode ser examinado; a triagem atual não diz se a conformação deles mantém esse resíduo protegido.</w:t>
+      </w:r>
+    </w:p>
+    <w:p>
+      <w:pPr>
+        <w:pStyle w:val="BodyText"/>
+      </w:pPr>
+      <w:r>
+        <w:t xml:space="preserve">O critério duro torna o compromisso mais severo. Ao proibir todo resíduo que uma enzima tipo tripsina, quimotripsina ou elastase pode ter em P1, ele deixa peptídeos com quase metade de glicina (49,4% dos resíduos) e apenas nove resíduos básicos, cada um protegido por uma prolina seguinte, exceção tirada da especificidade geral das enzimas e aproximada para cada espécie. Tais sequências provavelmente são flexíveis, o que pode custar entropia de ligação, e carecem das cadeias laterais que definem a interação com S1 nos inibidores canônicos. GGKPGEP é um exemplo: sua lisina é protegida pelo resíduo seguinte e ainda poderia alcançar S1. Se alguma dessas sequências se liga, e pela âncora esperada, é o que as simulações e os controles pareados abordam; um resultado negativo para uma espécie seria informativo. A ciclização remove os términos expostos, mas não os sítios internos, e por isso o macrociclo ganhou só 16 sequências sobre o conjunto linear. A aminopeptidase N, que precisa de N-terminal livre, não é tratada por nenhuma regra de sequência para os peptídeos lineares; proteger o N-terminal, o que também mudaria o estado de protonação que o campo de força não representa, seria a resposta prática.</w:t>
+      </w:r>
+    </w:p>
+    <w:p>
+      <w:pPr>
+        <w:pStyle w:val="BodyText"/>
+      </w:pPr>
+      <w:r>
+        <w:t xml:space="preserve">As regras de motivos são grosseiras: o escore é uma contagem ponderada de sítios, a regra tipo elastase sinaliza quatro resíduos comuns (alanina, glicina, serina e valina), a regra tipo pepsina é irrelevante para o intestino de lepidópteros, e uma classe pode mudar com um único sítio (GIFDDIG não tem sítio de tripsina e mesmo assim é classificado como MARGINAL). RESISTENTE é uma predição de baixa carga de motivos, não uma medida de estabilidade no intestino médio.</w:t>
+      </w:r>
+    </w:p>
+    <w:bookmarkEnd w:id="83"/>
+    <w:bookmarkStart w:id="84" w:name="limitações"/>
+    <w:p>
+      <w:pPr>
+        <w:pStyle w:val="Heading3"/>
+      </w:pPr>
+      <w:r>
+        <w:t xml:space="preserve">4.4 Limitações</w:t>
+      </w:r>
+    </w:p>
+    <w:p>
+      <w:pPr>
+        <w:numPr>
+          <w:ilvl w:val="0"/>
+          <w:numId w:val="1003"/>
+        </w:numPr>
+      </w:pPr>
+      <w:r>
+        <w:t xml:space="preserve">Todos os resultados são computacionais; nenhum ensaio de inibição ou de estabilidade foi feito. (ii) A seletividade não foi abordada: o bolso S1 é conservado entre tripsinas, e não se pode presumir que um peptídeo ancorado ali poupe proteases não-alvo; uma contrasseleção frente a receptores não-alvo está planejada e não foi construída. (iii) Os receptores são modelos do AlphaFold e, para nenhuma das oito espécies-praga, há evidência curada de expressão no intestino médio. (iv) O ProteinMPNN foi executado com todas as cadeias desenhadas, de modo que a sequência do receptor não foi fixada durante o desenho do peptídeo; só o peptídeo foi mantido e foi avaliado contra o receptor nativo. (v) Apenas oito dos 15 resíduos de hotspot de S1/S2 chegaram ao RFdiffusion, e a serina catalítica e as paredes de S1 não estavam entre eles. (vi) As sequências foram desenhadas sobre esqueletos cíclicos; a frente linear avalia as mesmas sequências sem redesenho, de modo que não é um desenho de peptídeos lineares. O fechamento do anel foi atingido dentro da tolerância do modelo de esqueleto (0,76–1,40 Å). (vii) O critério de não clivabilidade é uma predição ao nível de motivos: a especificidade de cada enzima em cada espécie não foi medida, a exceção K/R–Pro é uma aproximação e a aminopeptidase N não é excluída nos peptídeos lineares. (viii) As simulações são réplicas únicas de 10 ns de um campo de força legado em pH 10,0; o peptídeo linear tem extremidades NH</w:t>
+      </w:r>
+      <w:r>
+        <w:rPr>
+          <w:vertAlign w:val="subscript"/>
+        </w:rPr>
+        <w:t xml:space="preserve">3</w:t>
+      </w:r>
+      <w:r>
+        <w:rPr>
+          <w:vertAlign w:val="superscript"/>
+        </w:rPr>
+        <w:t xml:space="preserve">+</w:t>
+      </w:r>
+      <w:r>
+        <w:t xml:space="preserve">/COO</w:t>
+      </w:r>
+      <w:r>
+        <w:rPr>
+          <w:vertAlign w:val="superscript"/>
+        </w:rPr>
+        <w:t xml:space="preserve">−</w:t>
+      </w:r>
+      <w:r>
+        <w:t xml:space="preserve"> </w:t>
+      </w:r>
+      <w:r>
+        <w:t xml:space="preserve">embora o grupo α-amino fosse majoritariamente neutro nesse pH; dez nanossegundos apenas triam e não podem estabelecer estabilidade nem ordenar candidatos. (ix) Uma única predição do Boltz-2 é um ordenador ruidoso (ρ = 0,57 entre rodadas para entrada idêntica), de modo que a seleção de candidatos para reescore se apoia em um ranking ruidoso. (x) Os 22 sistemas de calibração foram simulados por 2 ns a partir de uma única estrutura inicial predita cada, e os ligantes da calibração são muito maiores que os candidatos.</w:t>
+      </w:r>
+    </w:p>
+    <w:p>
+      <w:pPr>
+        <w:numPr>
+          <w:ilvl w:val="0"/>
+          <w:numId w:val="1003"/>
+        </w:numPr>
+      </w:pPr>
+      <w:r>
+        <w:t xml:space="preserve">O critério de ocupância de S1 não tem especificidade demonstrada: no conjunto de calibração todas as iscas embaralhadas o satisfizeram e, entre as sete iscas embaralhadas dos candidatos, quatro não ficaram abaixo de seu candidato (Seções 3.9 e 3.11); o controle negativo (âncora trocada por Asp ou Leu) eliminou a ocupância nos dois candidatos testados, mas as variantes partiram mais longe do Asp189 que o original, de modo que química e contato inicial estão confundidos (Seção 3.9). (xii) A âncora é definida post hoc como o resíduo do peptídeo de menor distância média ao Asp189, e é a ocupância dela que se mede, o que favorece o valor medido frente a um resíduo fixado de antemão. (xiii) Dez nanossegundos a partir do complexo previsto testam se aquela pose é estável, não se o peptídeo consegue encontrar S1: os cinco candidatos que atingiram ocupância de 0,70 partiram a até 4,0 Å do Asp189, e nenhum dos 39 que partiram de mais longe o fez; por isso a ocupância foi rebaixada de critério a descrição, depois de vistas as 16 primeiras simulações (Seção 2.9). (xiv) Os controles embaralhados do E3 são fracos nos candidatos ricos em glicina, porque embaralhar quase não altera uma sequência dessas: a identidade média entre um candidato e seus próprios controles é 0,35 (linear) e 0,29 (cíclico), cinco candidatos são pelo menos 60% idênticos aos seus controles e seis têm apenas dois controles distintos dos três gerados. (xv) O critério desses controles, Δ &gt; 0, não tem limiar de incerteza, enquanto o desvio-padrão entre as quinze predições de um mesmo candidato é de cerca de 0,02, de modo que um Δ positivo pequeno está dentro do ruído. (xvi) Dois desvios da prática atual foram encontrados na montagem das simulações e mantidos para que todas compartilhem um só protocolo: a equilibração NPT usou o barostato de Parrinello-Rahman, onde o padrão é um barostato de relaxação, e</w:t>
+      </w:r>
+      <w:r>
+        <w:t xml:space="preserve"> </w:t>
+      </w:r>
+      <w:r>
+        <w:rPr>
+          <w:rStyle w:val="VerbatimChar"/>
+        </w:rPr>
+        <w:t xml:space="preserve">refcoord_scaling</w:t>
+      </w:r>
+      <w:r>
+        <w:t xml:space="preserve"> </w:t>
+      </w:r>
+      <w:r>
+        <w:t xml:space="preserve">não foi definido com restrições de posição sob acoplamento de pressão; medido em três sistemas, a densidade ficou em 1022–1033 kg m</w:t>
+      </w:r>
+      <w:r>
+        <w:rPr>
+          <w:vertAlign w:val="superscript"/>
+        </w:rPr>
+        <w:t xml:space="preserve">−3</w:t>
+      </w:r>
+      <w:r>
+        <w:t xml:space="preserve"> </w:t>
+      </w:r>
+      <w:r>
+        <w:t xml:space="preserve">com flutuação quadrática média de 0,2% e deriva desprezível, de modo que nenhum dos dois produziu artefato detectável.</w:t>
+      </w:r>
+    </w:p>
+    <w:bookmarkEnd w:id="84"/>
+    <w:bookmarkStart w:id="85" w:name="perspectivas"/>
+    <w:p>
+      <w:pPr>
+        <w:pStyle w:val="Heading3"/>
+      </w:pPr>
+      <w:r>
+        <w:t xml:space="preserve">4.5 Perspectivas</w:t>
+      </w:r>
+    </w:p>
+    <w:p>
+      <w:pPr>
+        <w:pStyle w:val="FirstParagraph"/>
+      </w:pPr>
+      <w:r>
+        <w:t xml:space="preserve">As melhorias mais diretas decorrem das limitações: fixar a sequência do receptor durante o desenho e permitir exatamente um resíduo P1 básico seguido de prolina já no desenho, em vez de filtrar depois; desenhar esqueletos lineares diretamente; proteger ou neutralizar as extremidades dos peptídeos lineares e testar quanto o estado de protonação e o pH do meio alteram o resultado, que aqui ficam fixos e cuja comparação deixamos para trabalho separado; simulações replicadas dos candidatos que passarem, estendidas a centenas de nanossegundos com um campo de força moderno; e um painel de contrasseleção de proteases não-alvo para que a seletividade se torne um objetivo explícito. O teste decisivo é enzimático: ensaios de inibição com extratos do intestino médio de</w:t>
+      </w:r>
+      <w:r>
+        <w:t xml:space="preserve"> </w:t>
+      </w:r>
+      <w:r>
+        <w:rPr>
+          <w:i/>
+          <w:iCs/>
+        </w:rPr>
+        <w:t xml:space="preserve">A. gemmatalis</w:t>
+      </w:r>
+      <w:r>
+        <w:t xml:space="preserve"> </w:t>
+      </w:r>
+      <w:r>
+        <w:t xml:space="preserve">e com tripsinas não-alvo, e um ensaio de estabilidade dos candidatos nos mesmos extratos.</w:t>
+      </w:r>
+    </w:p>
+    <w:bookmarkEnd w:id="85"/>
+    <w:bookmarkEnd w:id="86"/>
+    <w:bookmarkStart w:id="87" w:name="conclusão"/>
+    <w:p>
+      <w:pPr>
+        <w:pStyle w:val="Heading2"/>
+      </w:pPr>
+      <w:r>
+        <w:t xml:space="preserve">5 Conclusão</w:t>
+      </w:r>
+    </w:p>
+    <w:p>
+      <w:pPr>
+        <w:pStyle w:val="FirstParagraph"/>
+      </w:pPr>
+      <w:r>
+        <w:t xml:space="preserve">Inibidores naturais serviram como moldes e padrões de calibração para um pipeline que leva oito tripsinas digestivas de lepidópteros a um conjunto triado de peptídeos curtos e não clivaveis. A calibração sustenta comparações pareadas do Boltz-2 e não a ordenação por MM-GBSA; as simulações de 10 ns verificam a estabilidade de uma pose prevista, e a ocupância de S1 acompanha a pose inicial, de modo que, por si só, não separa um candidato de uma sequência embaralhada. De sete controles embaralhados, três candidatos superaram o seu; nos dois candidatos testados até agora, trocar a âncora básica por Asp ou Leu eliminou a ocupância, com a distância inicial confundida. Os candidatos são não clivaveis pelo critério usado e não carregam alegação de seletividade ou atividade. Os testes decisivos são enzimáticos: ensaios de inibição com extratos do intestino médio de</w:t>
+      </w:r>
+      <w:r>
+        <w:t xml:space="preserve"> </w:t>
+      </w:r>
+      <w:r>
+        <w:rPr>
+          <w:i/>
+          <w:iCs/>
+        </w:rPr>
+        <w:t xml:space="preserve">A. gemmatalis</w:t>
+      </w:r>
+      <w:r>
+        <w:t xml:space="preserve"> </w:t>
+      </w:r>
+      <w:r>
+        <w:t xml:space="preserve">e com tripsinas não alvo, e a estabilidade dos candidatos nos mesmos extratos.</w:t>
+      </w:r>
+    </w:p>
+    <w:bookmarkEnd w:id="87"/>
+    <w:bookmarkStart w:id="88" w:name="declaração-de-disponibilidade-de-dados"/>
+    <w:p>
+      <w:pPr>
+        <w:pStyle w:val="Heading2"/>
+      </w:pPr>
+      <w:r>
+        <w:t xml:space="preserve">Declaração de disponibilidade de dados</w:t>
+      </w:r>
+    </w:p>
+    <w:p>
+      <w:pPr>
+        <w:pStyle w:val="FirstParagraph"/>
+      </w:pPr>
+      <w:r>
+        <w:t xml:space="preserve">O código, os arquivos de configuração, as listas de candidatos e os escores por candidato estão no repositório do projeto (https://github.com/eulaliobqi/design-inibidores).</w:t>
+      </w:r>
+      <w:r>
+        <w:t xml:space="preserve"> </w:t>
+      </w:r>
+      <w:r>
+        <w:rPr>
+          <w:rStyle w:val="Pendente"/>
+        </w:rPr>
+        <w:t xml:space="preserve">PENDENTE: confirmar visibilidade do repositório e DOI de arquivamento (por exemplo Zenodo) antes da submissão.</w:t>
+      </w:r>
+    </w:p>
+    <w:bookmarkEnd w:id="88"/>
+    <w:bookmarkStart w:id="89" w:name="declaração-de-ética"/>
+    <w:p>
+      <w:pPr>
+        <w:pStyle w:val="Heading2"/>
+      </w:pPr>
+      <w:r>
+        <w:t xml:space="preserve">Declaração de ética</w:t>
+      </w:r>
+    </w:p>
+    <w:p>
+      <w:pPr>
+        <w:pStyle w:val="FirstParagraph"/>
+      </w:pPr>
+      <w:r>
+        <w:t xml:space="preserve">Não se aplica. É um estudo computacional; não envolveu animais, participantes humanos nem dados pessoais.</w:t>
+      </w:r>
+    </w:p>
+    <w:bookmarkEnd w:id="89"/>
+    <w:bookmarkStart w:id="90" w:name="contribuições-dos-autores"/>
+    <w:p>
+      <w:pPr>
+        <w:pStyle w:val="Heading2"/>
+      </w:pPr>
+      <w:r>
+        <w:t xml:space="preserve">Contribuições dos autores</w:t>
+      </w:r>
+    </w:p>
+    <w:p>
+      <w:pPr>
+        <w:pStyle w:val="FirstParagraph"/>
+      </w:pPr>
+      <w:r>
+        <w:rPr>
+          <w:rStyle w:val="Pendente"/>
+        </w:rPr>
+        <w:t xml:space="preserve">PENDENTE: a completar pelos autores (papéis CRediT).</w:t>
+      </w:r>
+    </w:p>
+    <w:bookmarkEnd w:id="90"/>
+    <w:bookmarkStart w:id="91" w:name="financiamento"/>
+    <w:p>
+      <w:pPr>
+        <w:pStyle w:val="Heading2"/>
+      </w:pPr>
+      <w:r>
+        <w:t xml:space="preserve">Financiamento</w:t>
+      </w:r>
+    </w:p>
+    <w:p>
+      <w:pPr>
+        <w:pStyle w:val="FirstParagraph"/>
+      </w:pPr>
+      <w:r>
+        <w:rPr>
+          <w:rStyle w:val="Pendente"/>
+        </w:rPr>
+        <w:t xml:space="preserve">PENDENTE: a completar pelos autores.</w:t>
+      </w:r>
+    </w:p>
+    <w:bookmarkEnd w:id="91"/>
+    <w:bookmarkStart w:id="92" w:name="agradecimentos"/>
+    <w:p>
+      <w:pPr>
+        <w:pStyle w:val="Heading2"/>
+      </w:pPr>
+      <w:r>
+        <w:t xml:space="preserve">Agradecimentos</w:t>
+      </w:r>
+    </w:p>
+    <w:p>
+      <w:pPr>
+        <w:pStyle w:val="FirstParagraph"/>
+      </w:pPr>
+      <w:r>
+        <w:rPr>
+          <w:rStyle w:val="Pendente"/>
+        </w:rPr>
+        <w:t xml:space="preserve">PENDENTE: a completar pelos autores.</w:t>
+      </w:r>
+    </w:p>
+    <w:bookmarkEnd w:id="92"/>
+    <w:bookmarkStart w:id="93" w:name="conflito-de-interesses"/>
+    <w:p>
+      <w:pPr>
+        <w:pStyle w:val="Heading2"/>
+      </w:pPr>
+      <w:r>
+        <w:t xml:space="preserve">Conflito de interesses</w:t>
+      </w:r>
+    </w:p>
+    <w:p>
+      <w:pPr>
+        <w:pStyle w:val="FirstParagraph"/>
+      </w:pPr>
+      <w:r>
+        <w:rPr>
+          <w:rStyle w:val="Pendente"/>
+        </w:rPr>
+        <w:t xml:space="preserve">PENDENTE: a completar pelos autores. Texto padrão da Frontiers usado em dois dos três artigos de exemplo:</w:t>
+      </w:r>
+      <w:r>
+        <w:rPr>
+          <w:rStyle w:val="Pendente"/>
+        </w:rPr>
+        <w:t xml:space="preserve"> </w:t>
+      </w:r>
+      <w:r>
+        <w:rPr>
+          <w:rStyle w:val="Pendente"/>
+        </w:rPr>
+        <w:t xml:space="preserve">“The author(s) declared that this work was conducted in the absence of any commercial or financial relationships that could be construed as a potential conflict of interest.”</w:t>
+      </w:r>
+    </w:p>
+    <w:bookmarkEnd w:id="93"/>
+    <w:bookmarkStart w:id="94" w:name="declaração-de-ia-generativa"/>
+    <w:p>
+      <w:pPr>
+        <w:pStyle w:val="Heading2"/>
+      </w:pPr>
+      <w:r>
+        <w:t xml:space="preserve">Declaração de IA generativa</w:t>
+      </w:r>
+    </w:p>
+    <w:p>
+      <w:pPr>
+        <w:pStyle w:val="FirstParagraph"/>
+      </w:pPr>
+      <w:r>
+        <w:rPr>
+          <w:rStyle w:val="Pendente"/>
+        </w:rPr>
+        <w:t xml:space="preserve">PENDENTE, autores a confirmar o texto, no formato usado pela Frontiers in Natural Products:</w:t>
+      </w:r>
+      <w:r>
+        <w:rPr>
+          <w:rStyle w:val="Pendente"/>
+        </w:rPr>
+        <w:t xml:space="preserve"> </w:t>
+      </w:r>
+      <w:r>
+        <w:rPr>
+          <w:rStyle w:val="Pendente"/>
+        </w:rPr>
+        <w:t xml:space="preserve">“The author(s) declared that generative AI was used in the creation of this manuscript. During the preparation of this manuscript, the authors used Claude (Anthropic) to write analysis scripts, generate figures, and draft and translate text. The authors verified all numerical results against the output files, verified every reference against Crossref or PubMed, and take full responsibility for the content.”</w:t>
+      </w:r>
+    </w:p>
+    <w:bookmarkEnd w:id="94"/>
+    <w:bookmarkStart w:id="95" w:name="material-suplementar"/>
+    <w:p>
+      <w:pPr>
+        <w:pStyle w:val="Heading2"/>
+      </w:pPr>
+      <w:r>
+        <w:t xml:space="preserve">Material suplementar</w:t>
+      </w:r>
+    </w:p>
+    <w:p>
+      <w:pPr>
+        <w:pStyle w:val="FirstParagraph"/>
+      </w:pPr>
+      <w:r>
+        <w:t xml:space="preserve">As Figuras S1 e S2 (legendas abaixo) são fornecidas como material suplementar.</w:t>
+      </w:r>
+    </w:p>
+    <w:bookmarkEnd w:id="95"/>
+    <w:bookmarkStart w:id="102" w:name="figuras-suplementares"/>
+    <w:p>
+      <w:pPr>
+        <w:pStyle w:val="Heading2"/>
+      </w:pPr>
+      <w:r>
+        <w:t xml:space="preserve">Figuras suplementares</w:t>
+      </w:r>
+    </w:p>
+    <w:p>
+      <w:pPr>
+        <w:pStyle w:val="CaptionedFigure"/>
+      </w:pPr>
+      <w:r>
+        <w:drawing>
+          <wp:inline>
+            <wp:extent cx="4679999" cy="2092235"/>
+            <wp:effectExtent b="0" l="0" r="0" t="0"/>
+            <wp:docPr descr="Figura S1. Triagem por escore de motivos por espécie sob a regra linear-estrita e a circular (porcentagem das sequências de cada espécie por classe)." title="" id="97" name="Picture"/>
+            <a:graphic>
+              <a:graphicData uri="http://schemas.openxmlformats.org/drawingml/2006/picture">
+                <pic:pic>
+                  <pic:nvPicPr>
+                    <pic:cNvPr descr="figures/pt/figS1_regras_motivo.png" id="98" name="Picture"/>
+                    <pic:cNvPicPr>
+                      <a:picLocks noChangeArrowheads="1" noChangeAspect="1"/>
+                    </pic:cNvPicPr>
+                  </pic:nvPicPr>
+                  <pic:blipFill>
+                    <a:blip r:embed="rId96"/>
                     <a:stretch>
                       <a:fillRect/>
                     </a:stretch>
@@ -10781,18 +11177,18 @@
           <wp:inline>
             <wp:extent cx="3959999" cy="1496414"/>
             <wp:effectExtent b="0" l="0" r="0" t="0"/>
-            <wp:docPr descr="Figura S2. Integridade do anel nas três simulações cíclicas de A. gemmatalis com CHARMM36 (10 ns), mostradas como exemplo; os resultados dos 24 anéis estão na Seção 3.9: distância C–N de fechamento, ângulo ω de fechamento em valor absoluto ao longo do tempo e distribuição de ω. Linhas tracejadas: limites pré-registrados (C–N ≤ 1,5 Å, ω ≥ 150°). A versão anterior desta figura usava outro campo de força e foi retirada." title="" id="94" name="Picture"/>
+            <wp:docPr descr="Figura S2. Integridade do anel nas três simulações cíclicas de A. gemmatalis com CHARMM36 (10 ns), mostradas como exemplo; os resultados dos 24 anéis estão na Seção 3.9: distância C–N de fechamento, ângulo ω de fechamento em valor absoluto ao longo do tempo e distribuição de ω. Linhas tracejadas: limites pré-registrados (C–N ≤ 1,5 Å, ω ≥ 150°). A versão anterior desta figura usava outro campo de força e foi retirada." title="" id="100" name="Picture"/>
             <a:graphic>
               <a:graphicData uri="http://schemas.openxmlformats.org/drawingml/2006/picture">
                 <pic:pic>
                   <pic:nvPicPr>
-                    <pic:cNvPr descr="figures/pt/figS2_anel_ciclico_charmm36.png" id="95" name="Picture"/>
+                    <pic:cNvPr descr="figures/pt/figS2_anel_ciclico_charmm36.png" id="101" name="Picture"/>
                     <pic:cNvPicPr>
                       <a:picLocks noChangeArrowheads="1" noChangeAspect="1"/>
                     </pic:cNvPicPr>
                   </pic:nvPicPr>
                   <pic:blipFill>
-                    <a:blip r:embed="rId93"/>
+                    <a:blip r:embed="rId99"/>
                     <a:stretch>
                       <a:fillRect/>
                     </a:stretch>
@@ -10853,8 +11249,8 @@
         <w:t xml:space="preserve">com CHARMM36 (10 ns), mostradas como exemplo; os resultados dos 24 anéis estão na Seção 3.9: distância C–N de fechamento, ângulo ω de fechamento em valor absoluto ao longo do tempo e distribuição de ω. Linhas tracejadas: limites pré-registrados (C–N ≤ 1,5 Å, ω ≥ 150°). A versão anterior desta figura usava outro campo de força e foi retirada.</w:t>
       </w:r>
     </w:p>
-    <w:bookmarkEnd w:id="96"/>
-    <w:bookmarkStart w:id="97" w:name="referências"/>
+    <w:bookmarkEnd w:id="102"/>
+    <w:bookmarkStart w:id="103" w:name="referências"/>
     <w:p>
       <w:pPr>
         <w:pStyle w:val="Heading2"/>
@@ -11132,6 +11528,14 @@
         <w:pStyle w:val="BodyText"/>
       </w:pPr>
       <w:r>
+        <w:t xml:space="preserve">Meriño-Cabrera Y, de Oliveira Mendes TA, Castro JGS, Barbosa SL, Macedo MLR, de Almeida Oliveira MG (2020). Noncompetitive tight-binding inhibition of Anticarsia gemmatalis trypsins by Adenanthera pavonina protease inhibitor affects larvae survival. Archives of Insect Biochemistry and Physiology 104, e21687. doi: 10.1002/arch.21687</w:t>
+      </w:r>
+    </w:p>
+    <w:p>
+      <w:pPr>
+        <w:pStyle w:val="BodyText"/>
+      </w:pPr>
+      <w:r>
         <w:t xml:space="preserve">Meriño-Cabrera Y, Severiche Castro JG, Rios Diez JD, Rodrigues Macedo ML, de Oliveira Mendes TA, Goreti de Almeida Oliveira M (2020). Rational design of mimetic peptides based on the interaction between Inga laurina inhibitor and trypsins for Spodoptera cosmioides pest control. Insect Biochemistry and Molecular Biology 122, 103390. doi: 10.1016/j.ibmb.2020.103390</w:t>
       </w:r>
     </w:p>
@@ -11140,7 +11544,7 @@
         <w:pStyle w:val="BodyText"/>
       </w:pPr>
       <w:r>
-        <w:t xml:space="preserve">Meriño-Cabrera Y, de Oliveira Mendes TA, Castro JGS, Barbosa SL, Macedo MLR, de Almeida Oliveira MG (2020). Noncompetitive tight-binding inhibition of Anticarsia gemmatalis trypsins by Adenanthera pavonina protease inhibitor affects larvae survival. Archives of Insect Biochemistry and Physiology 104, e21687. doi: 10.1002/arch.21687</w:t>
+        <w:t xml:space="preserve">Meriño-Cabrera Y, Castro JS, de Almeida Barros R, da Silva Junior NR, de Oliveira Ramos H, de Almeida Oliveira MG (2022). Arginine-containing dipeptides decrease affinity of gut trypsins and compromise soybean pest development. Pesticide Biochemistry and Physiology 184, 105107. doi: 10.1016/j.pestbp.2022.105107</w:t>
       </w:r>
     </w:p>
     <w:p>
@@ -11148,7 +11552,7 @@
         <w:pStyle w:val="BodyText"/>
       </w:pPr>
       <w:r>
-        <w:t xml:space="preserve">Meriño-Cabrera Y, Castro JS, de Almeida Barros R, da Silva Junior NR, de Oliveira Ramos H, de Almeida Oliveira MG (2022). Arginine-containing dipeptides decrease affinity of gut trypsins and compromise soybean pest development. Pesticide Biochemistry and Physiology 184, 105107. doi: 10.1016/j.pestbp.2022.105107</w:t>
+        <w:t xml:space="preserve">Michaud-Agrawal N, Denning EJ, Woolf TB, Beckstein O (2011). MDAnalysis: A toolkit for the analysis of molecular dynamics simulations. Journal of Computational Chemistry 32, 2319-2327. doi: 10.1002/jcc.21787</w:t>
       </w:r>
     </w:p>
     <w:p>
@@ -11156,7 +11560,7 @@
         <w:pStyle w:val="BodyText"/>
       </w:pPr>
       <w:r>
-        <w:t xml:space="preserve">Michaud-Agrawal N, Denning EJ, Woolf TB, Beckstein O (2011). MDAnalysis: A toolkit for the analysis of molecular dynamics simulations. Journal of Computational Chemistry 32, 2319-2327. doi: 10.1002/jcc.21787</w:t>
+        <w:t xml:space="preserve">Mirdita M, Schütze K, Moriwaki Y, Heo L, Ovchinnikov S, Steinegger M (2022). ColabFold: making protein folding accessible to all. Nature Methods 19, 679-682. doi: 10.1038/s41592-022-01488-1</w:t>
       </w:r>
     </w:p>
     <w:p>
@@ -11164,7 +11568,7 @@
         <w:pStyle w:val="BodyText"/>
       </w:pPr>
       <w:r>
-        <w:t xml:space="preserve">Mirdita M, Schütze K, Moriwaki Y, Heo L, Ovchinnikov S, Steinegger M (2022). ColabFold: making protein folding accessible to all. Nature Methods 19, 679-682. doi: 10.1038/s41592-022-01488-1</w:t>
+        <w:t xml:space="preserve">Nakonieczny M, Michalczyk K, Kędziorski A (2007). Midgut protease activities in monophagous larvae of Apollo butterfly, Parnassius apollo ssp. frankenbergeri. Comptes Rendus. Biologies 330, 126-134. doi: 10.1016/j.crvi.2006.12.002</w:t>
       </w:r>
     </w:p>
     <w:p>
@@ -11172,7 +11576,7 @@
         <w:pStyle w:val="BodyText"/>
       </w:pPr>
       <w:r>
-        <w:t xml:space="preserve">Nakonieczny M, Michalczyk K, Kędziorski A (2007). Midgut protease activities in monophagous larvae of Apollo butterfly, Parnassius apollo ssp. frankenbergeri. Comptes Rendus. Biologies 330, 126-134. doi: 10.1016/j.crvi.2006.12.002</w:t>
+        <w:t xml:space="preserve">Olsson MHM, Søndergaard CR, Rostkowski M, Jensen JH (2011). PROPKA3: Consistent Treatment of Internal and Surface Residues in Empirical p K a Predictions. Journal of Chemical Theory and Computation 7, 525-537. doi: 10.1021/ct100578z</w:t>
       </w:r>
     </w:p>
     <w:p>
@@ -11180,7 +11584,7 @@
         <w:pStyle w:val="BodyText"/>
       </w:pPr>
       <w:r>
-        <w:t xml:space="preserve">Olsson MHM, Søndergaard CR, Rostkowski M, Jensen JH (2011). PROPKA3: Consistent Treatment of Internal and Surface Residues in Empirical p K a Predictions. Journal of Chemical Theory and Computation 7, 525-537. doi: 10.1021/ct100578z</w:t>
+        <w:t xml:space="preserve">Parkin S, Rupp B, Hope H (1996). Structure of bovine pancreatic trypsin inhibitor at 125 K definition of carboxyl-terminal residues Gly57 and Ala58. Acta Crystallographica Section D Biological Crystallography 52, 18-29. doi: 10.1107/S0907444995008675</w:t>
       </w:r>
     </w:p>
     <w:p>
@@ -11188,7 +11592,7 @@
         <w:pStyle w:val="BodyText"/>
       </w:pPr>
       <w:r>
-        <w:t xml:space="preserve">Parkin S, Rupp B, Hope H (1996). Structure of bovine pancreatic trypsin inhibitor at 125 K definition of carboxyl-terminal residues Gly57 and Ala58. Acta Crystallographica Section D Biological Crystallography 52, 18-29. doi: 10.1107/S0907444995008675</w:t>
+        <w:t xml:space="preserve">Parrinello M, Rahman A (1981). Polymorphic transitions in single crystals: A new molecular dynamics method. Journal of Applied Physics 52, 7182-7190. doi: 10.1063/1.328693</w:t>
       </w:r>
     </w:p>
     <w:p>
@@ -11196,7 +11600,7 @@
         <w:pStyle w:val="BodyText"/>
       </w:pPr>
       <w:r>
-        <w:t xml:space="preserve">Parrinello M, Rahman A (1981). Polymorphic transitions in single crystals: A new molecular dynamics method. Journal of Applied Physics 52, 7182-7190. doi: 10.1063/1.328693</w:t>
+        <w:t xml:space="preserve">Passaro S, Corso G, Wohlwend J, Reveiz M, Thaler S, Ram Somnath V, et al. (2025). Boltz-2: Towards accurate and efficient binding affinity prediction. bioRxiv [Preprint]. doi: 10.1101/2025.06.14.659707</w:t>
       </w:r>
     </w:p>
     <w:p>
@@ -11204,7 +11608,7 @@
         <w:pStyle w:val="BodyText"/>
       </w:pPr>
       <w:r>
-        <w:t xml:space="preserve">Passaro S, Corso G, Wohlwend J, Reveiz M, Thaler S, Ram Somnath V, et al. (2025). Boltz-2: Towards accurate and efficient binding affinity prediction. bioRxiv [Preprint]. doi: 10.1101/2025.06.14.659707</w:t>
+        <w:t xml:space="preserve">Patarroyo-Vargas AM, Merino-Cabrera YB, Zanuncio JC, Rocha F, Campos WG, de Almeida Oliveira MG (2017). Kinetic Characterization of Anticarsia gemmatalis Digestive Serine- Proteases and the Inhibitory Effect of Synthetic Peptides. Protein &amp; Peptide Letters 24, 1040-1047. doi: 10.2174/0929866524666170918103146</w:t>
       </w:r>
     </w:p>
     <w:p>
@@ -11212,7 +11616,7 @@
         <w:pStyle w:val="BodyText"/>
       </w:pPr>
       <w:r>
-        <w:t xml:space="preserve">Patarroyo-Vargas AM, Merino-Cabrera YB, Zanuncio JC, Rocha F, Campos WG, de Almeida Oliveira MG (2017). Kinetic Characterization of Anticarsia gemmatalis Digestive Serine- Proteases and the Inhibitory Effect of Synthetic Peptides. Protein &amp; Peptide Letters 24, 1040-1047. doi: 10.2174/0929866524666170918103146</w:t>
+        <w:t xml:space="preserve">Patarroyo-Vargas AM, Cordeiro G, Silva CRD, Silva CRD, Mendonça EG, Visôtto LE, et al. (2020). Inhibition kinetics of digestive proteases for Anticarsia gemmatalis. Anais da Academia Brasileira de Ciências 92, e20180477. doi: 10.1590/0001-3765202020180477</w:t>
       </w:r>
     </w:p>
     <w:p>
@@ -11220,7 +11624,7 @@
         <w:pStyle w:val="BodyText"/>
       </w:pPr>
       <w:r>
-        <w:t xml:space="preserve">Patarroyo-Vargas AM, Cordeiro G, Silva CRD, Silva CRD, Mendonça EG, Visôtto LE, et al. (2020). Inhibition kinetics of digestive proteases for Anticarsia gemmatalis. Anais da Academia Brasileira de Ciências 92, e20180477. doi: 10.1590/0001-3765202020180477</w:t>
+        <w:t xml:space="preserve">Paulo DGS, Schneider JR, Meriño-Cabrera Y, Wurlitzer WB, de Andrade RJ, Santos ILB, et al. (2026). Peptides Derived From Reactive Center Loops Inhibit Digestive Trypsin-Like Enzymes in Lepidopteran Pests. Archives of Insect Biochemistry and Physiology 121, e70123. doi: 10.1002/arch.70123</w:t>
       </w:r>
     </w:p>
     <w:p>
@@ -11228,7 +11632,7 @@
         <w:pStyle w:val="BodyText"/>
       </w:pPr>
       <w:r>
-        <w:t xml:space="preserve">Paulo DGS, Schneider JR, Meriño-Cabrera Y, Wurlitzer WB, de Andrade RJ, Santos ILB, et al. (2026). Peptides Derived From Reactive Center Loops Inhibit Digestive Trypsin-Like Enzymes in Lepidopteran Pests. Archives of Insect Biochemistry and Physiology 121, e70123. doi: 10.1002/arch.70123</w:t>
+        <w:t xml:space="preserve">Perona JJ, Craik CS (1995). Structural basis of substrate specificity in the serine proteases. Protein Science 4, 337-360. doi: 10.1002/pro.5560040301</w:t>
       </w:r>
     </w:p>
     <w:p>
@@ -11236,7 +11640,7 @@
         <w:pStyle w:val="BodyText"/>
       </w:pPr>
       <w:r>
-        <w:t xml:space="preserve">Perona JJ, Craik CS (1995). Structural basis of substrate specificity in the serine proteases. Protein Science 4, 337-360. doi: 10.1002/pro.5560040301</w:t>
+        <w:t xml:space="preserve">Rettie SA, Juergens D, Adebomi V, Bueso YF, Zhao Q, Leveille AN, et al. (2025). Accurate de novo design of high-affinity protein-binding macrocycles using deep learning. Nature Chemical Biology 21, 1948-1956. doi: 10.1038/s41589-025-01929-w</w:t>
       </w:r>
     </w:p>
     <w:p>
@@ -11244,7 +11648,7 @@
         <w:pStyle w:val="BodyText"/>
       </w:pPr>
       <w:r>
-        <w:t xml:space="preserve">Rettie SA, Juergens D, Adebomi V, Bueso YF, Zhao Q, Leveille AN, et al. (2025). Accurate de novo design of high-affinity protein-binding macrocycles using deep learning. Nature Chemical Biology 21, 1948-1956. doi: 10.1038/s41589-025-01929-w</w:t>
+        <w:t xml:space="preserve">Saikhedkar NS, Joshi RS, Bhoite AS, Mohandasan R, Yadav AK, Fernandes M, et al. (2018). Tripeptides derived from reactive centre loop of potato type II protease inhibitors preferentially inhibit midgut proteases of Helicoverpa armigera. Insect Biochemistry and Molecular Biology 95, 17-25. doi: 10.1016/j.ibmb.2018.02.001</w:t>
       </w:r>
     </w:p>
     <w:p>
@@ -11252,7 +11656,7 @@
         <w:pStyle w:val="BodyText"/>
       </w:pPr>
       <w:r>
-        <w:t xml:space="preserve">Saikhedkar NS, Joshi RS, Bhoite AS, Mohandasan R, Yadav AK, Fernandes M, et al. (2018). Tripeptides derived from reactive centre loop of potato type II protease inhibitors preferentially inhibit midgut proteases of Helicoverpa armigera. Insect Biochemistry and Molecular Biology 95, 17-25. doi: 10.1016/j.ibmb.2018.02.001</w:t>
+        <w:t xml:space="preserve">Saikhedkar NS, Joshi RS, Yadav AK, Seal S, Fernandes M, Giri AP (2019). Phyto-inspired cyclic peptides derived from plant Pin-II type protease inhibitor reactive center loops for crop protection from insect pests. Biochimica et Biophysica Acta (BBA) - General Subjects 1863, 1254-1262. doi: 10.1016/j.bbagen.2019.05.003</w:t>
       </w:r>
     </w:p>
     <w:p>
@@ -11260,7 +11664,7 @@
         <w:pStyle w:val="BodyText"/>
       </w:pPr>
       <w:r>
-        <w:t xml:space="preserve">Saikhedkar NS, Joshi RS, Yadav AK, Seal S, Fernandes M, Giri AP (2019). Phyto-inspired cyclic peptides derived from plant Pin-II type protease inhibitor reactive center loops for crop protection from insect pests. Biochimica et Biophysica Acta (BBA) - General Subjects 1863, 1254-1262. doi: 10.1016/j.bbagen.2019.05.003</w:t>
+        <w:t xml:space="preserve">Schechter I, Berger A (1967). On the size of the active site in proteases. I. Papain. Biochemical and Biophysical Research Communications 27, 157-162. doi: 10.1016/S0006-291X(67)80055-X</w:t>
       </w:r>
     </w:p>
     <w:p>
@@ -11268,7 +11672,7 @@
         <w:pStyle w:val="BodyText"/>
       </w:pPr>
       <w:r>
-        <w:t xml:space="preserve">Schechter I, Berger A (1967). On the size of the active site in proteases. I. Papain. Biochemical and Biophysical Research Communications 27, 157-162. doi: 10.1016/S0006-291X(67)80055-X</w:t>
+        <w:t xml:space="preserve">Schultz H, Paulo DGS, Meriño-Cabrera Y, de Andrade RJ, Santos ILB, Rodrigues MCNG, et al. (2026). Synthetic Peptide Inhibition of Trypsin-Like Proteases in Spodoptera frugiperda (Lepidoptera: Noctuidae): Evaluating the Influence of Gut Microbiota. Archives of Insect Biochemistry and Physiology 121, e70145. doi: 10.1002/arch.70145</w:t>
       </w:r>
     </w:p>
     <w:p>
@@ -11276,7 +11680,7 @@
         <w:pStyle w:val="BodyText"/>
       </w:pPr>
       <w:r>
-        <w:t xml:space="preserve">Schultz H, Paulo DGS, Meriño-Cabrera Y, de Andrade RJ, Santos ILB, Rodrigues MCNG, et al. (2026). Synthetic Peptide Inhibition of Trypsin-Like Proteases in Spodoptera frugiperda (Lepidoptera: Noctuidae): Evaluating the Influence of Gut Microbiota. Archives of Insect Biochemistry and Physiology 121, e70145. doi: 10.1002/arch.70145</w:t>
+        <w:t xml:space="preserve">Severiche-Castro J, Valerio MF, Oliveira MGdA (2026). Structure-Guided Design of an Interface-Derived Inhibitor Peptide Against Spodoptera frugiperda Digestive Trypsins. Archives of Insect Biochemistry and Physiology 122, e70164. doi: 10.1002/arch.70164</w:t>
       </w:r>
     </w:p>
     <w:p>
@@ -11284,7 +11688,7 @@
         <w:pStyle w:val="BodyText"/>
       </w:pPr>
       <w:r>
-        <w:t xml:space="preserve">Severiche-Castro J, Valerio MF, Oliveira MGdA (2026). Structure-Guided Design of an Interface-Derived Inhibitor Peptide Against Spodoptera frugiperda Digestive Trypsins. Archives of Insect Biochemistry and Physiology 122, e70164. doi: 10.1002/arch.70164</w:t>
+        <w:t xml:space="preserve">Silva-Júnior NR, Cabrera YM, Barbosa SL, Barros RDA, Barros E, Vital CE, et al. (2021). Intestinal proteases profiling from Anticarsia gemmatalis and their binding to inhibitors. Archives of Insect Biochemistry and Physiology 107, e21792. doi: 10.1002/arch.21792</w:t>
       </w:r>
     </w:p>
     <w:p>
@@ -11292,7 +11696,7 @@
         <w:pStyle w:val="BodyText"/>
       </w:pPr>
       <w:r>
-        <w:t xml:space="preserve">Silva-Júnior NR, Cabrera YM, Barbosa SL, Barros RDA, Barros E, Vital CE, et al. (2021). Intestinal proteases profiling from Anticarsia gemmatalis and their binding to inhibitors. Archives of Insect Biochemistry and Physiology 107, e21792. doi: 10.1002/arch.21792</w:t>
+        <w:t xml:space="preserve">Song HK, Suh SW (1998). Kunitz-type soybean trypsin inhibitor revisited: refined structure of its complex with porcine trypsin reveals an insight into the interaction between a homologous inhibitor from Erythrina caffra and tissue-type plasminogen activator. Journal of Molecular Biology 275, 347-363. doi: 10.1006/jmbi.1997.1469</w:t>
       </w:r>
     </w:p>
     <w:p>
@@ -11300,7 +11704,7 @@
         <w:pStyle w:val="BodyText"/>
       </w:pPr>
       <w:r>
-        <w:t xml:space="preserve">Song HK, Suh SW (1998). Kunitz-type soybean trypsin inhibitor revisited: refined structure of its complex with porcine trypsin reveals an insight into the interaction between a homologous inhibitor from Erythrina caffra and tissue-type plasminogen activator. Journal of Molecular Biology 275, 347-363. doi: 10.1006/jmbi.1997.1469</w:t>
+        <w:t xml:space="preserve">Souza TP, Dias RO, Castelhano EC, Brandão MM, Moura DS, Silva-Filho MC (2016). Comparative analysis of expression profiling of the trypsin and chymotrypsin genes from Lepidoptera species with different levels of sensitivity to soybean peptidase inhibitors. Comparative Biochemistry and Physiology Part B: Biochemistry and Molecular Biology 196-197, 67-73. doi: 10.1016/j.cbpb.2016.02.007</w:t>
       </w:r>
     </w:p>
     <w:p>
@@ -11308,7 +11712,7 @@
         <w:pStyle w:val="BodyText"/>
       </w:pPr>
       <w:r>
-        <w:t xml:space="preserve">Souza TP, Dias RO, Castelhano EC, Brandão MM, Moura DS, Silva-Filho MC (2016). Comparative analysis of expression profiling of the trypsin and chymotrypsin genes from Lepidoptera species with different levels of sensitivity to soybean peptidase inhibitors. Comparative Biochemistry and Physiology Part B: Biochemistry and Molecular Biology 196-197, 67-73. doi: 10.1016/j.cbpb.2016.02.007</w:t>
+        <w:t xml:space="preserve">Terra WR, Ferreira C (1994). Insect digestive enzymes: properties, compartmentalization and function. Comparative Biochemistry and Physiology Part B: Comparative Biochemistry 109, 1-62. doi: 10.1016/0305-0491(94)90141-4</w:t>
       </w:r>
     </w:p>
     <w:p>
@@ -11316,7 +11720,7 @@
         <w:pStyle w:val="BodyText"/>
       </w:pPr>
       <w:r>
-        <w:t xml:space="preserve">Terra WR, Ferreira C (1994). Insect digestive enzymes: properties, compartmentalization and function. Comparative Biochemistry and Physiology Part B: Comparative Biochemistry 109, 1-62. doi: 10.1016/0305-0491(94)90141-4</w:t>
+        <w:t xml:space="preserve">The UniProt Consortium, Bateman A, Martin MJ, Orchard S, Magrane M, Adesina A, et al. (2025). UniProt: the Universal Protein Knowledgebase in 2025. Nucleic Acids Research 53, D609-D617. doi: 10.1093/nar/gkae1010</w:t>
       </w:r>
     </w:p>
     <w:p>
@@ -11324,7 +11728,7 @@
         <w:pStyle w:val="BodyText"/>
       </w:pPr>
       <w:r>
-        <w:t xml:space="preserve">The UniProt Consortium, Bateman A, Martin MJ, Orchard S, Magrane M, Adesina A, et al. (2025). UniProt: the Universal Protein Knowledgebase in 2025. Nucleic Acids Research 53, D609-D617. doi: 10.1093/nar/gkae1010</w:t>
+        <w:t xml:space="preserve">Valaitis AP (1995). Gypsy moth midgut proteinases: Purification and characterization of luminal trypsin, elastase and the brush border membrane leucine aminopeptidase. Insect Biochemistry and Molecular Biology 25, 139-149. doi: 10.1016/0965-1748(94)00033-e</w:t>
       </w:r>
     </w:p>
     <w:p>
@@ -11332,7 +11736,7 @@
         <w:pStyle w:val="BodyText"/>
       </w:pPr>
       <w:r>
-        <w:t xml:space="preserve">Valaitis AP (1995). Gypsy moth midgut proteinases: Purification and characterization of luminal trypsin, elastase and the brush border membrane leucine aminopeptidase. Insect Biochemistry and Molecular Biology 25, 139-149. doi: 10.1016/0965-1748(94)00033-e</w:t>
+        <w:t xml:space="preserve">Valaitis AP, Augustin S, Clancy KM (1999). Purification and characterization of the western spruce budworm larval midgut proteinases and comparison of gut activities of laboratory-reared and field-collected insects. Insect Biochemistry and Molecular Biology 29, 405-415. doi: 10.1016/s0965-1748(99)00017-x</w:t>
       </w:r>
     </w:p>
     <w:p>
@@ -11340,7 +11744,7 @@
         <w:pStyle w:val="BodyText"/>
       </w:pPr>
       <w:r>
-        <w:t xml:space="preserve">Valaitis AP, Augustin S, Clancy KM (1999). Purification and characterization of the western spruce budworm larval midgut proteinases and comparison of gut activities of laboratory-reared and field-collected insects. Insect Biochemistry and Molecular Biology 29, 405-415. doi: 10.1016/s0965-1748(99)00017-x</w:t>
+        <w:t xml:space="preserve">Valdés-Tresanco MS, Valdés-Tresanco ME, Valiente PA, Moreno E (2021). gmx_MMPBSA: A New Tool to Perform End-State Free Energy Calculations with GROMACS. Journal of Chemical Theory and Computation 17, 6281-6291. doi: 10.1021/acs.jctc.1c00645</w:t>
       </w:r>
     </w:p>
     <w:p>
@@ -11348,7 +11752,7 @@
         <w:pStyle w:val="BodyText"/>
       </w:pPr>
       <w:r>
-        <w:t xml:space="preserve">Valdés-Tresanco MS, Valdés-Tresanco ME, Valiente PA, Moreno E (2021). gmx_MMPBSA: A New Tool to Perform End-State Free Energy Calculations with GROMACS. Journal of Chemical Theory and Computation 17, 6281-6291. doi: 10.1021/acs.jctc.1c00645</w:t>
+        <w:t xml:space="preserve">van Kempen M, Kim SS, Tumescheit C, Mirdita M, Lee J, Gilchrist CLM, et al. (2024). Fast and accurate protein structure search with Foldseek. Nature Biotechnology 42, 243-246. doi: 10.1038/s41587-023-01773-0</w:t>
       </w:r>
     </w:p>
     <w:p>
@@ -11356,7 +11760,7 @@
         <w:pStyle w:val="BodyText"/>
       </w:pPr>
       <w:r>
-        <w:t xml:space="preserve">van Kempen M, Kim SS, Tumescheit C, Mirdita M, Lee J, Gilchrist CLM, et al. (2024). Fast and accurate protein structure search with Foldseek. Nature Biotechnology 42, 243-246. doi: 10.1038/s41587-023-01773-0</w:t>
+        <w:t xml:space="preserve">Varadi M, Bertoni D, Magana P, Paramval U, Pidruchna I, Radhakrishnan M, et al. (2024). AlphaFold Protein Structure Database in 2024: providing structure coverage for over 214 million protein sequences. Nucleic Acids Research 52, D368-D375. doi: 10.1093/nar/gkad1011</w:t>
       </w:r>
     </w:p>
     <w:p>
@@ -11364,7 +11768,7 @@
         <w:pStyle w:val="BodyText"/>
       </w:pPr>
       <w:r>
-        <w:t xml:space="preserve">Varadi M, Bertoni D, Magana P, Paramval U, Pidruchna I, Radhakrishnan M, et al. (2024). AlphaFold Protein Structure Database in 2024: providing structure coverage for over 214 million protein sequences. Nucleic Acids Research 52, D368-D375. doi: 10.1093/nar/gkad1011</w:t>
+        <w:t xml:space="preserve">Wacha AF, Lemkul JA (2023). charmm2gmx: An Automated Method to Port the CHARMM Additive Force Field to GROMACS. Journal of Chemical Information and Modeling 63, 4246-4252. doi: 10.1021/acs.jcim.3c00860</w:t>
       </w:r>
     </w:p>
     <w:p>
@@ -11372,7 +11776,7 @@
         <w:pStyle w:val="BodyText"/>
       </w:pPr>
       <w:r>
-        <w:t xml:space="preserve">Wacha AF, Lemkul JA (2023). charmm2gmx: An Automated Method to Port the CHARMM Additive Force Field to GROMACS. Journal of Chemical Information and Modeling 63, 4246-4252. doi: 10.1021/acs.jcim.3c00860</w:t>
+        <w:t xml:space="preserve">Watson JL, Juergens D, Bennett NR, Trippe BL, Yim J, Eisenach HE, et al. (2023). De novo design of protein structure and function with RFdiffusion. Nature 620, 1089-1100. doi: 10.1038/s41586-023-06415-8</w:t>
       </w:r>
     </w:p>
     <w:p>
@@ -11380,7 +11784,7 @@
         <w:pStyle w:val="BodyText"/>
       </w:pPr>
       <w:r>
-        <w:t xml:space="preserve">Watson JL, Juergens D, Bennett NR, Trippe BL, Yim J, Eisenach HE, et al. (2023). De novo design of protein structure and function with RFdiffusion. Nature 620, 1089-1100. doi: 10.1038/s41586-023-06415-8</w:t>
+        <w:t xml:space="preserve">Werner MH, Wemmer DE (1992). Three-dimensional structure of soybean trypsin/chymotrypsin Bowman-Birk inhibitor in solution. Biochemistry 31, 999-1010. doi: 10.1021/bi00119a008</w:t>
       </w:r>
     </w:p>
     <w:p>
@@ -11388,7 +11792,7 @@
         <w:pStyle w:val="BodyText"/>
       </w:pPr>
       <w:r>
-        <w:t xml:space="preserve">Werner MH, Wemmer DE (1992). Three-dimensional structure of soybean trypsin/chymotrypsin Bowman-Birk inhibitor in solution. Biochemistry 31, 999-1010. doi: 10.1021/bi00119a008</w:t>
+        <w:t xml:space="preserve">Wohlwend J, Corso G, Passaro S, Getz N, Reveiz M, Leidal K, et al. (2024). Boltz-1: Democratizing biomolecular interaction modeling. bioRxiv [Preprint]. doi: 10.1101/2024.11.19.624167</w:t>
       </w:r>
     </w:p>
     <w:p>
@@ -11396,7 +11800,7 @@
         <w:pStyle w:val="BodyText"/>
       </w:pPr>
       <w:r>
-        <w:t xml:space="preserve">Wohlwend J, Corso G, Passaro S, Getz N, Reveiz M, Leidal K, et al. (2024). Boltz-1: Democratizing biomolecular interaction modeling. bioRxiv [Preprint]. doi: 10.1101/2024.11.19.624167</w:t>
+        <w:t xml:space="preserve">Xu X, Zhou F, Zheng L, Wang S, Peng X, Li D (2025). Sampling Challenges of MM/PBSA Binding Energy Calculations. The Journal of Physical Chemistry B 129, 11666-11678. doi: 10.1021/acs.jpcb.5c04908</w:t>
       </w:r>
     </w:p>
     <w:p>
@@ -11404,7 +11808,7 @@
         <w:pStyle w:val="BodyText"/>
       </w:pPr>
       <w:r>
-        <w:t xml:space="preserve">Xu X, Zhou F, Zheng L, Wang S, Peng X, Li D (2025). Sampling Challenges of MM/PBSA Binding Energy Calculations. The Journal of Physical Chemistry B 129, 11666-11678. doi: 10.1021/acs.jpcb.5c04908</w:t>
+        <w:t xml:space="preserve">Yang Y, Zhu YC, Ottea J, Husseneder C, Leonard BR, Abel C, et al. (2012). Characterization and transcriptional analyses of cDNAs encoding three trypsin- and chymotrypsin-like proteinases in Cry1Ab-susceptible and Cry1Ab-resistant strains of sugarcane borer, Diatraea saccharalis. Insect Science 20, 485-496. doi: 10.1111/j.1744-7917.2012.01514.x</w:t>
       </w:r>
     </w:p>
     <w:p>
@@ -11412,7 +11816,7 @@
         <w:pStyle w:val="BodyText"/>
       </w:pPr>
       <w:r>
-        <w:t xml:space="preserve">Yang Y, Zhu YC, Ottea J, Husseneder C, Leonard BR, Abel C, et al. (2012). Characterization and transcriptional analyses of cDNAs encoding three trypsin- and chymotrypsin-like proteinases in Cry1Ab-susceptible and Cry1Ab-resistant strains of sugarcane borer, Diatraea saccharalis. Insect Science 20, 485-496. doi: 10.1111/j.1744-7917.2012.01514.x</w:t>
+        <w:t xml:space="preserve">Zhan Q, Zheng S, Feng Q, Liu L (2010). A midgut-specific chymotrypsin cDNA (Slctlp1) from Spodoptera litura: cloning, characterization, localization and expression analysis. Archives of Insect Biochemistry and Physiology 76, 130-143. doi: 10.1002/arch.20353</w:t>
       </w:r>
     </w:p>
     <w:p>
@@ -11420,7 +11824,7 @@
         <w:pStyle w:val="BodyText"/>
       </w:pPr>
       <w:r>
-        <w:t xml:space="preserve">Zhan Q, Zheng S, Feng Q, Liu L (2010). A midgut-specific chymotrypsin cDNA (Slctlp1) from Spodoptera litura: cloning, characterization, localization and expression analysis. Archives of Insect Biochemistry and Physiology 76, 130-143. doi: 10.1002/arch.20353</w:t>
+        <w:t xml:space="preserve">Zhang Y, Skolnick J (2005). TM-align: a protein structure alignment algorithm based on the TM-score. Nucleic Acids Research 33, 2302-2309. doi: 10.1093/nar/gki524</w:t>
       </w:r>
     </w:p>
     <w:p>
@@ -11428,19 +11832,11 @@
         <w:pStyle w:val="BodyText"/>
       </w:pPr>
       <w:r>
-        <w:t xml:space="preserve">Zhang Y, Skolnick J (2005). TM-align: a protein structure alignment algorithm based on the TM-score. Nucleic Acids Research 33, 2302-2309. doi: 10.1093/nar/gki524</w:t>
-      </w:r>
-    </w:p>
-    <w:p>
-      <w:pPr>
-        <w:pStyle w:val="BodyText"/>
-      </w:pPr>
-      <w:r>
         <w:t xml:space="preserve">Zhou D, Lobo YA, Batista IFC, Marques-Porto R, Gustchina A, Oliva MLV, et al. (2013). Crystal Structures of a Plant Trypsin Inhibitor from Enterolobium contortisiliquum (EcTI) and of Its Complex with Bovine Trypsin. PLoS ONE 8, e62252. doi: 10.1371/journal.pone.0062252</w:t>
       </w:r>
     </w:p>
-    <w:bookmarkEnd w:id="97"/>
-    <w:bookmarkEnd w:id="98"/>
+    <w:bookmarkEnd w:id="103"/>
+    <w:bookmarkEnd w:id="104"/>
     <w:sectPr>
       <w:footerReference w:type="default" r:id="rId9"/>
       <w:footnotePr>

--- a/manuscript/Manuscrito_PT_leitura.docx
+++ b/manuscript/Manuscrito_PT_leitura.docx
@@ -136,7 +136,7 @@
         </w:numPr>
       </w:pPr>
       <w:r>
-        <w:t xml:space="preserve">Nada nesta versão foi inventado para preencher lacunas: o que ainda depende de simulações em andamento (controle negativo de GQNDS e GGHSE, robustez ao pH, lista de peptídeos recomendados) ou de informação dos autores está marcado.</w:t>
+        <w:t xml:space="preserve">Nada nesta versão foi inventado para preencher lacunas: o que ainda depende de decisão ou de informação dos autores (manter ou retirar o controle, robustez ao pH, lista de peptídeos recomendados) está marcado.</w:t>
       </w:r>
     </w:p>
     <w:bookmarkEnd w:id="9"/>
@@ -342,22 +342,22 @@
               <w:rPr>
                 <w:sz w:val="18"/>
               </w:rPr>
-              <w:t xml:space="preserve">11,537 palavras no original em inglês (corpo sem tabelas, títulos e legendas; cada citação contada como uma palavra); tradução: 12,223</w:t>
-            </w:r>
-          </w:p>
-        </w:tc>
-        <w:tc>
-          <w:tcPr/>
-          <w:p>
-            <w:pPr>
-              <w:pStyle w:val="Compact"/>
-              <w:spacing w:line="240" w:lineRule="auto"/>
-            </w:pPr>
-            <w:r>
-              <w:rPr>
-                <w:sz w:val="18"/>
-              </w:rPr>
-              <w:t xml:space="preserve">OK (margem de 463 palavras)</w:t>
+              <w:t xml:space="preserve">11,636 palavras no original em inglês (corpo sem tabelas, títulos e legendas; cada citação contada como uma palavra); tradução: 12,315</w:t>
+            </w:r>
+          </w:p>
+        </w:tc>
+        <w:tc>
+          <w:tcPr/>
+          <w:p>
+            <w:pPr>
+              <w:pStyle w:val="Compact"/>
+              <w:spacing w:line="240" w:lineRule="auto"/>
+            </w:pPr>
+            <w:r>
+              <w:rPr>
+                <w:sz w:val="18"/>
+              </w:rPr>
+              <w:t xml:space="preserve">OK (margem de 364 palavras)</w:t>
             </w:r>
           </w:p>
         </w:tc>
@@ -404,7 +404,7 @@
               <w:rPr>
                 <w:sz w:val="18"/>
               </w:rPr>
-              <w:t xml:space="preserve">352 palavras no original em inglês (reescrito em 05/10/2026 para caber no limite); tradução: 402</w:t>
+              <w:t xml:space="preserve">351 palavras no original em inglês (reescrito em 05/10/2026 para caber no limite); tradução: 404</w:t>
             </w:r>
           </w:p>
         </w:tc>
@@ -652,47 +652,22 @@
               <w:rPr>
                 <w:sz w:val="18"/>
               </w:rPr>
-              <w:t xml:space="preserve">14 figuras + 2 suplementares em PNG, TIFF (LZW) e PDF vetorial a 300 dpi, largura 180 mm, RGB; as Figuras 13 e 14 (controles) são provisórias e serão regeneradas com</w:t>
-            </w:r>
-            <w:r>
-              <w:rPr>
-                <w:sz w:val="18"/>
-              </w:rPr>
-              <w:t xml:space="preserve"> </w:t>
-            </w:r>
-            <w:r>
-              <w:rPr>
-                <w:rStyle w:val="VerbatimChar"/>
-                <w:sz w:val="18"/>
-              </w:rPr>
-              <w:t xml:space="preserve">make_figures_e2_md.py</w:t>
-            </w:r>
-            <w:r>
-              <w:rPr>
-                <w:sz w:val="18"/>
-              </w:rPr>
-              <w:t xml:space="preserve"> </w:t>
-            </w:r>
-            <w:r>
-              <w:rPr>
-                <w:sz w:val="18"/>
-              </w:rPr>
-              <w:t xml:space="preserve">quando a fila de MD terminar</w:t>
-            </w:r>
-          </w:p>
-        </w:tc>
-        <w:tc>
-          <w:tcPr/>
-          <w:p>
-            <w:pPr>
-              <w:pStyle w:val="Compact"/>
-              <w:spacing w:line="240" w:lineRule="auto"/>
-            </w:pPr>
-            <w:r>
-              <w:rPr>
-                <w:sz w:val="18"/>
-              </w:rPr>
-              <w:t xml:space="preserve">provisório</w:t>
+              <w:t xml:space="preserve">14 figuras + 2 suplementares em PNG, TIFF (LZW) e PDF vetorial a 300 dpi, largura 180 mm, RGB; as Figuras 13 e 14 (controles) foram geradas com todos os dados da fila final</w:t>
+            </w:r>
+          </w:p>
+        </w:tc>
+        <w:tc>
+          <w:tcPr/>
+          <w:p>
+            <w:pPr>
+              <w:pStyle w:val="Compact"/>
+              <w:spacing w:line="240" w:lineRule="auto"/>
+            </w:pPr>
+            <w:r>
+              <w:rPr>
+                <w:sz w:val="18"/>
+              </w:rPr>
+              <w:t xml:space="preserve">OK</w:t>
             </w:r>
           </w:p>
         </w:tc>
@@ -2182,11 +2157,58 @@
             </w:pPr>
             <w:r>
               <w:rPr>
+                <w:sz w:val="18"/>
+              </w:rPr>
+              <w:t xml:space="preserve">concluído (4 candidatos × 2 variantes)</w:t>
+            </w:r>
+          </w:p>
+        </w:tc>
+        <w:tc>
+          <w:tcPr/>
+          <w:p>
+            <w:pPr>
+              <w:pStyle w:val="Compact"/>
+              <w:spacing w:line="240" w:lineRule="auto"/>
+            </w:pPr>
+            <w:r>
+              <w:rPr>
+                <w:sz w:val="18"/>
+              </w:rPr>
+              <w:t xml:space="preserve">7 de 8 variantes perderam a ocupância, mas partiram mais longe do Asp189; a variante Asp de GGHSE manteve 0,86 (Seção 3.9, Figura 14)</w:t>
+            </w:r>
+          </w:p>
+        </w:tc>
+      </w:tr>
+      <w:tr>
+        <w:tc>
+          <w:tcPr/>
+          <w:p>
+            <w:pPr>
+              <w:pStyle w:val="Compact"/>
+              <w:spacing w:line="240" w:lineRule="auto"/>
+            </w:pPr>
+            <w:r>
+              <w:rPr>
+                <w:sz w:val="18"/>
+              </w:rPr>
+              <w:t xml:space="preserve">Campanha de pH (duas faixas)</w:t>
+            </w:r>
+          </w:p>
+        </w:tc>
+        <w:tc>
+          <w:tcPr/>
+          <w:p>
+            <w:pPr>
+              <w:pStyle w:val="Compact"/>
+              <w:spacing w:line="240" w:lineRule="auto"/>
+            </w:pPr>
+            <w:r>
+              <w:rPr>
                 <w:b/>
                 <w:bCs/>
                 <w:sz w:val="18"/>
               </w:rPr>
-              <w:t xml:space="preserve">em curso</w:t>
+              <w:t xml:space="preserve">fora deste artigo</w:t>
             </w:r>
             <w:r>
               <w:rPr>
@@ -2198,35 +2220,22 @@
               <w:rPr>
                 <w:sz w:val="18"/>
               </w:rPr>
-              <w:t xml:space="preserve">(</w:t>
-            </w:r>
-            <w:r>
-              <w:rPr>
-                <w:rStyle w:val="VerbatimChar"/>
-                <w:sz w:val="18"/>
-              </w:rPr>
-              <w:t xml:space="preserve">md-final-queue</w:t>
-            </w:r>
-            <w:r>
-              <w:rPr>
-                <w:sz w:val="18"/>
-              </w:rPr>
-              <w:t xml:space="preserve">, servidor)</w:t>
-            </w:r>
-          </w:p>
-        </w:tc>
-        <w:tc>
-          <w:tcPr/>
-          <w:p>
-            <w:pPr>
-              <w:pStyle w:val="Compact"/>
-              <w:spacing w:line="240" w:lineRule="auto"/>
-            </w:pPr>
-            <w:r>
-              <w:rPr>
-                <w:sz w:val="18"/>
-              </w:rPr>
-              <w:t xml:space="preserve">NGGRPDAP e GGKPGEP: as 4 variantes perderam a ocupância, com a distância inicial confundida (Seção 3.9, Figura 14); GQNDS e GGHSE pendentes</w:t>
+              <w:t xml:space="preserve">(decisão de 01/10: o custo, 72 simulações e 4–5 dias, não cabe no prazo)</w:t>
+            </w:r>
+          </w:p>
+        </w:tc>
+        <w:tc>
+          <w:tcPr/>
+          <w:p>
+            <w:pPr>
+              <w:pStyle w:val="Compact"/>
+              <w:spacing w:line="240" w:lineRule="auto"/>
+            </w:pPr>
+            <w:r>
+              <w:rPr>
+                <w:sz w:val="18"/>
+              </w:rPr>
+              <w:t xml:space="preserve">scripts prontos e versionados; fica para trabalho seguinte</w:t>
             </w:r>
           </w:p>
         </w:tc>
@@ -2243,67 +2252,6 @@
               <w:rPr>
                 <w:sz w:val="18"/>
               </w:rPr>
-              <w:t xml:space="preserve">Campanha de pH (duas faixas)</w:t>
-            </w:r>
-          </w:p>
-        </w:tc>
-        <w:tc>
-          <w:tcPr/>
-          <w:p>
-            <w:pPr>
-              <w:pStyle w:val="Compact"/>
-              <w:spacing w:line="240" w:lineRule="auto"/>
-            </w:pPr>
-            <w:r>
-              <w:rPr>
-                <w:b/>
-                <w:bCs/>
-                <w:sz w:val="18"/>
-              </w:rPr>
-              <w:t xml:space="preserve">fora deste artigo</w:t>
-            </w:r>
-            <w:r>
-              <w:rPr>
-                <w:sz w:val="18"/>
-              </w:rPr>
-              <w:t xml:space="preserve"> </w:t>
-            </w:r>
-            <w:r>
-              <w:rPr>
-                <w:sz w:val="18"/>
-              </w:rPr>
-              <w:t xml:space="preserve">(decisão de 01/10: o custo, 72 simulações e 4–5 dias, não cabe no prazo)</w:t>
-            </w:r>
-          </w:p>
-        </w:tc>
-        <w:tc>
-          <w:tcPr/>
-          <w:p>
-            <w:pPr>
-              <w:pStyle w:val="Compact"/>
-              <w:spacing w:line="240" w:lineRule="auto"/>
-            </w:pPr>
-            <w:r>
-              <w:rPr>
-                <w:sz w:val="18"/>
-              </w:rPr>
-              <w:t xml:space="preserve">scripts prontos e versionados; fica para trabalho seguinte</w:t>
-            </w:r>
-          </w:p>
-        </w:tc>
-      </w:tr>
-      <w:tr>
-        <w:tc>
-          <w:tcPr/>
-          <w:p>
-            <w:pPr>
-              <w:pStyle w:val="Compact"/>
-              <w:spacing w:line="240" w:lineRule="auto"/>
-            </w:pPr>
-            <w:r>
-              <w:rPr>
-                <w:sz w:val="18"/>
-              </w:rPr>
               <w:t xml:space="preserve">E5 · contratriagem frente a proteases não-alvo</w:t>
             </w:r>
           </w:p>
@@ -2349,22 +2297,22 @@
           <w:b/>
           <w:bCs/>
         </w:rPr>
-        <w:t xml:space="preserve">Estimativa (05/10/2026):</w:t>
-      </w:r>
-      <w:r>
-        <w:t xml:space="preserve"> </w:t>
-      </w:r>
-      <w:r>
-        <w:t xml:space="preserve">a fila final de MD (</w:t>
+        <w:t xml:space="preserve">Fila final de MD (05/10/2026):</w:t>
+      </w:r>
+      <w:r>
+        <w:t xml:space="preserve"> </w:t>
+      </w:r>
+      <w:r>
+        <w:t xml:space="preserve">concluída às 19:21 (</w:t>
       </w:r>
       <w:r>
         <w:rPr>
           <w:rStyle w:val="VerbatimChar"/>
         </w:rPr>
-        <w:t xml:space="preserve">md-final-queue</w:t>
-      </w:r>
-      <w:r>
-        <w:t xml:space="preserve">) roda o controle negativo de GQNDS e GGHSE (2 variantes por candidato, cerca de 2 h cada); fechamento previsto para a noite de 05/10, por analogia com as MDs anteriores.</w:t>
+        <w:t xml:space="preserve">QUEUE_FINAL_MD_DONE</w:t>
+      </w:r>
+      <w:r>
+        <w:t xml:space="preserve">); não há cálculo em andamento.</w:t>
       </w:r>
     </w:p>
     <w:p>
@@ -2434,7 +2382,7 @@
         </w:numPr>
       </w:pPr>
       <w:r>
-        <w:t xml:space="preserve">Controle negativo de GQNDS e GGHSE, decisão (sobre o conjunto) de manter ou retirar o controle, robustez ao pH e lista de peptídeos recomendados (Seções 3.9 e 3.11).</w:t>
+        <w:t xml:space="preserve">Decisão dos autores sobre manter ou retirar o controle, robustez ao pH e lista de peptídeos recomendados (Seções 3.9 e 3.11).</w:t>
       </w:r>
     </w:p>
     <w:p>
@@ -2446,7 +2394,7 @@
         </w:numPr>
       </w:pPr>
       <w:r>
-        <w:t xml:space="preserve">Figuras 13 e 14 provisórias: regenerar quando a fila terminar; conferir a Figura S2.</w:t>
+        <w:t xml:space="preserve">Conferir a Figura S2.</w:t>
       </w:r>
     </w:p>
     <w:p>
@@ -2755,7 +2703,7 @@
         <w:t xml:space="preserve"> </w:t>
       </w:r>
       <w:r>
-        <w:t xml:space="preserve">O Boltz-2 pontuou o inibidor acima de sua isca em 10 de 10 pares; o MM-GBSA o fez em 4 de 10 e acompanhou o tamanho da interface (ρ = −0,93). O critério reteve 527 sequências lineares e 543 cíclicas, 49% glicina. Rodadas repetidas do Boltz-2 correlacionaram 0,57 (n = 442), próximo dos 0,50 entre as formas linear e cíclica da mesma sequência. Nas 48 simulações (uma réplica cada), a distância mediana entre a âncora e o Asp189 subiu de 5,7 para 6,8 Å (linear) e de 5,1 para 6,1 Å (macrocíclica); quatro âncoras terminaram a menos de 4 Å, todas com partida a até 4,0 Å. De sete controles embaralhados, três candidatos superaram o seu, e os três controles que partiram a até 2,74 Å do Asp189 chegaram à ocupância plena. Trocar a âncora Arg ou Lys de dois candidatos por Asp ou Leu eliminou a ocupância, mas as variantes também partiram mais longe. A diferença pareada do Boltz-2 frente aos controles embaralhados foi positiva em 63 de 78 candidatos lineares e 60 de 79 macrocíclicos, dentro do ruído da predição.</w:t>
+        <w:t xml:space="preserve">O Boltz-2 pontuou o inibidor acima de sua isca em 10 de 10 pares; o MM-GBSA o fez em 4 de 10 e acompanhou o tamanho da interface (ρ = −0,93). O critério reteve 527 sequências lineares e 543 cíclicas, 49% glicina. Rodadas repetidas do Boltz-2 correlacionaram 0,57 (n = 442), próximo dos 0,50 entre as formas linear e cíclica da mesma sequência. Nas 48 simulações (uma réplica cada), a distância mediana entre a âncora e o Asp189 subiu de 5,7 para 6,8 Å (linear) e de 5,1 para 6,1 Å (macrocíclica); quatro âncoras terminaram a menos de 4 Å, todas com partida a até 4,0 Å. De sete controles embaralhados, três candidatos superaram o seu, e os três controles que partiram a até 2,74 Å do Asp189 chegaram à ocupância plena. Trocar a âncora de quatro candidatos por Asp ou Leu eliminou a ocupância em 7 de 8 variantes, mas as variantes também partiram mais longe. A diferença pareada do Boltz-2 frente aos controles embaralhados foi positiva em 63 de 78 candidatos lineares e 60 de 79 macrocíclicos, dentro do ruído da predição.</w:t>
       </w:r>
       <w:r>
         <w:t xml:space="preserve"> </w:t>
@@ -10181,13 +10129,13 @@
           <w:i/>
           <w:iCs/>
         </w:rPr>
-        <w:t xml:space="preserve">Controle negativo (parcial).</w:t>
-      </w:r>
-      <w:r>
-        <w:t xml:space="preserve"> </w:t>
-      </w:r>
-      <w:r>
-        <w:t xml:space="preserve">O controle negativo foi rodado para os dois candidatos cuja ocupância na segunda metade não era menor que a de seu próprio controle embaralhado, NGGRPDAP (linear, âncora Arg) e GGKPGEP (macrociclo, âncora Lys): o resíduo da âncora foi trocado por Asp (ionizado em pH 10, repelido pelo Asp189) e por Leu (não cognato, apolar), a pose inicial foi mantida e cada variante foi simulada por 10 ns no mesmo protocolo (uma réplica; Figura 14). A ocupância a 5 Å na segunda metade caiu de 1,00 para 0,00 nas duas variantes lineares (NGGDPDAP e NGGLPDAP), cuja âncora terminou a 16,3 e 9,2 Å do Asp189 (original: 2,74 Å). No macrociclo, GGLPGEP chegou a 0,00 (distância final 8,71 Å; o resíduo mais próximo mudou entre as metades e o anel não cumpriu o critério estrito, |ω| mínimo de 144,9°) e GGDPGEP chegou a 0,32. Em GGDPGEP o resíduo mais próximo do Asp189 não foi o Asp introduzido, e sim a Pro4 (5,16 Å na janela final), e a ocupância a 6 Å foi 0,99, de modo que o peptídeo ficou ao lado de S1 sem pôr o Asp nele. Lida com a regra fixada antes das rodadas, que só retira o controle se nenhuma variante sair de S1, o controle não é retirado para esses dois candidatos: em cada um, as duas variantes perderam a ocupância que o original e seu controle embaralhado mantiveram. Valem três limites. Primeiro, o contato inicial não foi preservado: as cadeias laterais mais curtas começaram mais longe do Asp189 que a Arg ou a Lys substituída (janela inicial de 7,61 e 6,47 Å nas variantes lineares contra 2,78 Å no original; 6,33 e 6,36 Å nas macrocíclicas contra 2,71 Å), e a distância inicial decide em grande parte o resultado desta triagem (acima), de modo que a perda de ocupância combina a troca de química com um contato inicial diferente e as duas coisas não se separam aqui. Segundo, cada variante foi simulada uma vez. Terceiro, sair de S1 não significou dissociação: o peptídeo ficou a menos de 4,5 Å do receptor em todos os quadros das quatro simulações, e GGLPGEP e GGDPGEP contataram a serina catalítica em 0,52 e 0,99 dos quadros. O resultado é, portanto, coerente com a química que o bolso prevê (um P1 básico é retido; um ácido ou apolar não), que é a direção esperada, mas com uma réplica e a distância inicial confundida ele não a demonstra.</w:t>
+        <w:t xml:space="preserve">Controle negativo.</w:t>
+      </w:r>
+      <w:r>
+        <w:t xml:space="preserve"> </w:t>
+      </w:r>
+      <w:r>
+        <w:t xml:space="preserve">A regra desta seção selecionou quatro candidatos para o controle negativo: os de ocupância na segunda metade de pelo menos 0,70 e não menor que a de seu próprio controle embaralhado, NGGRPDAP e GQNDS (lineares) e GGKPGEP e GGHSE (macrociclos). Em cada um, a âncora foi trocada por Asp (ionizado em pH 10, repelido pelo Asp189) e por Leu (não cognato, apolar), a pose inicial foi mantida e cada variante foi simulada por 10 ns no protocolo dos candidatos (uma réplica; Figura 14). A ocupância a 5 Å na segunda metade caiu de pelo menos 0,99 nos originais para 0,00 em cinco das oito variantes (as quatro variantes Leu e NGGDPDAP), para 0,13 em GDNDS e para 0,32 em GGDPGEP. A exceção é GGDSE, a variante Asp de GGHSE, que manteve 0,86 (1,00 a 6 Å) com o Asp introduzido a 4,65 Å do Asp189 na janela final; seu anel não cumpriu o critério estrito (|ω| mínimo de 147,4°) e ela contatou a serina catalítica em 0,12 dos quadros, de modo que o peptídeo ficou ao lado de S1 e longe da serina. Não examinamos se um íon ou uma molécula de água medeia o contato entre os dois carboxilatos. Em GGDPGEP o resíduo mais próximo do Asp189 foi a Pro4 (5,16 Å), não o Asp, e em GGLPGEP o resíduo mais próximo mudou entre as metades (anel não estrito, |ω| mínimo de 144,9°). Lida com a regra fixada antes das rodadas, que só retira o controle se nenhuma variante sair de S1, o controle não é retirado para nenhum dos quatro candidatos: cada um teve ao menos uma variante, sempre a Leu, que saiu de S1 (distância final de 6,7 a 9,2 Å). Valem três limites. Primeiro, o contato inicial não foi preservado: as variantes começaram a 4,7–7,6 Å do Asp189 contra 2,7–4,0 Å nos originais (variantes de GQNDS a 5,17 e 5,01 Å contra 4,00 Å; de GGHSE a 5,54 e 4,69 Å contra 2,86 Å; de NGGRPDAP e GGKPGEP a 6,33–7,61 Å contra 2,71–2,78 Å), pois as cadeias laterais mais curtas ficam mais longe do bolso que a Arg ou a Lys substituída, e a distância inicial decide em grande parte o resultado desta triagem (acima), de modo que a perda de ocupância combina a troca de química com um contato inicial diferente e as duas coisas não se separam aqui. Segundo, cada variante foi simulada uma vez. Terceiro, sair de S1 não significou dissociação: nas oito simulações o peptídeo ficou a menos de 4,5 Å do receptor em pelo menos 0,93 dos quadros. O resultado vai, portanto, na direção que a química do bolso prevê em sete das oito trocas (um P1 básico é retido; um ácido ou apolar não), com a variante Asp de GGHSE como contraexemplo, mas com uma réplica e a distância inicial confundida ele não a demonstra.</w:t>
       </w:r>
     </w:p>
     <w:p>
@@ -10198,7 +10146,7 @@
         <w:rPr>
           <w:rStyle w:val="Pendente"/>
         </w:rPr>
-        <w:t xml:space="preserve">PENDENTE: simulações de controle negativo de GQNDS (linear) e GGHSE (macrociclo), os outros dois candidatos elegíveis pela regra (em andamento), e a decisão, sobre o conjunto, de manter ou não o controle.</w:t>
+        <w:t xml:space="preserve">PENDENTE: a decisão dos autores, sobre o conjunto, de manter ou não o controle (3 de 7 controles embaralhados se separam do candidato; o controle negativo eliminou a ocupância em 7 de 8 variantes).</w:t>
       </w:r>
     </w:p>
     <w:p>
@@ -10374,7 +10322,7 @@
         <w:rPr>
           <w:rStyle w:val="Pendente"/>
         </w:rPr>
-        <w:t xml:space="preserve">PENDENTE: a robustez ao pH, a decisão sobre o controle negativo no conjunto (Seção 3.9) e a lista de peptídeos recomendados.</w:t>
+        <w:t xml:space="preserve">PENDENTE: a decisão sobre o controle (Seção 3.9), a robustez ao pH e a lista de peptídeos recomendados.</w:t>
       </w:r>
     </w:p>
     <w:p>
@@ -10514,9 +10462,9 @@
       <w:r>
         <w:drawing>
           <wp:inline>
-            <wp:extent cx="5334000" cy="2369551"/>
+            <wp:extent cx="5334000" cy="2816352"/>
             <wp:effectExtent b="0" l="0" r="0" t="0"/>
-            <wp:docPr descr="Figura 14. Controle negativo por troca da âncora (10 ns, CHARMM36, pH 10; uma réplica por variante) para os dois candidatos cujo controle embaralhado não ficou abaixo deles: NGGRPDAP (linear, âncora Arg) e GGKPGEP (macrociclo, âncora Lys). (A) Ocupância de S1 a 5 Å na segunda metade do candidato, de seu controle embaralhado e das variantes com a âncora trocada por Asp e por Leu (linha tracejada: critério de 70%). (B) Distância âncora–Asp189 na janela inicial (vazado, primeiros 4% da trajetória) e na janela final (cheio, últimos 20%); linha tracejada: 5 Å. A âncora é o resíduo mais próximo do Asp189 em cada trajetória (em GGDPGEP foi a Pro4, não o Asp introduzido). As variantes Asp e Leu partem mais longe do Asp189 que o original. GQNDS e GGHSE estão pendentes." title="" id="77" name="Picture"/>
+            <wp:docPr descr="Figura 14. Controle negativo por troca da âncora (10 ns, CHARMM36, pH 10; uma réplica por variante) para os quatro candidatos elegíveis pela regra da Seção 3.9: NGGRPDAP e GQNDS (lineares) e GGKPGEP e GGHSE (macrociclos); círculos e quadrados distinguem os dois candidatos de cada frente. (A) Ocupância de S1 a 5 Å na segunda metade do candidato, de seu controle embaralhado e das variantes com a âncora trocada por Asp e por Leu (linha tracejada: critério de 70%). (B) Distância âncora–Asp189 na janela inicial (vazado, primeiros 4% da trajetória) e na janela final (cheio, últimos 20%); linha tracejada: 5 Å. A âncora é o resíduo mais próximo do Asp189 em cada trajetória (em GGDPGEP foi a Pro4, não o Asp introduzido). As variantes partem mais longe do Asp189 que o original; a variante Asp de GGHSE manteve a ocupância." title="" id="77" name="Picture"/>
             <a:graphic>
               <a:graphicData uri="http://schemas.openxmlformats.org/drawingml/2006/picture">
                 <pic:pic>
@@ -10535,7 +10483,7 @@
                   <pic:spPr bwMode="auto">
                     <a:xfrm>
                       <a:off x="0" y="0"/>
-                      <a:ext cx="5334000" cy="2369551"/>
+                      <a:ext cx="5334000" cy="2816352"/>
                     </a:xfrm>
                     <a:prstGeom prst="rect">
                       <a:avLst/>
@@ -10569,7 +10517,7 @@
         <w:t xml:space="preserve"> </w:t>
       </w:r>
       <w:r>
-        <w:t xml:space="preserve">Controle negativo por troca da âncora (10 ns, CHARMM36, pH 10; uma réplica por variante) para os dois candidatos cujo controle embaralhado não ficou abaixo deles: NGGRPDAP (linear, âncora Arg) e GGKPGEP (macrociclo, âncora Lys). (A) Ocupância de S1 a 5 Å na segunda metade do candidato, de seu controle embaralhado e das variantes com a âncora trocada por Asp e por Leu (linha tracejada: critério de 70%). (B) Distância âncora–Asp189 na janela inicial (vazado, primeiros 4% da trajetória) e na janela final (cheio, últimos 20%); linha tracejada: 5 Å. A âncora é o resíduo mais próximo do Asp189 em cada trajetória (em GGDPGEP foi a Pro4, não o Asp introduzido). As variantes Asp e Leu partem mais longe do Asp189 que o original. GQNDS e GGHSE estão pendentes.</w:t>
+        <w:t xml:space="preserve">Controle negativo por troca da âncora (10 ns, CHARMM36, pH 10; uma réplica por variante) para os quatro candidatos elegíveis pela regra da Seção 3.9: NGGRPDAP e GQNDS (lineares) e GGKPGEP e GGHSE (macrociclos); círculos e quadrados distinguem os dois candidatos de cada frente. (A) Ocupância de S1 a 5 Å na segunda metade do candidato, de seu controle embaralhado e das variantes com a âncora trocada por Asp e por Leu (linha tracejada: critério de 70%). (B) Distância âncora–Asp189 na janela inicial (vazado, primeiros 4% da trajetória) e na janela final (cheio, últimos 20%); linha tracejada: 5 Å. A âncora é o resíduo mais próximo do Asp189 em cada trajetória (em GGDPGEP foi a Pro4, não o Asp introduzido). As variantes partem mais longe do Asp189 que o original; a variante Asp de GGHSE manteve a ocupância.</w:t>
       </w:r>
     </w:p>
     <w:p>
@@ -10604,7 +10552,7 @@
         <w:pStyle w:val="FirstParagraph"/>
       </w:pPr>
       <w:r>
-        <w:t xml:space="preserve">Montamos e calibramos um pipeline que vai de um painel de oito tripsinas digestivas de lepidópteros até peptídeos candidatos triados, com a não clivabilidade por proteases do intestino médio como exigência binária explícita. A parte estrutural foi robusta: os subsítios definidos a partir de dois complexos cristalográficos foram transferidos para os dez modelos de receptor com alta concordância, e o equivalente do Asp189 encontrado pela estrutura coincidiu com o encontrado pela sequência. A geração produziu 22.066 sequências únicas a partir de 880 esqueletos macrocíclicos, e 527 sequências lineares e 543 cíclicas satisfizeram o critério duro. Nas 48 simulações de 10 ns, a distância mediana entre a âncora e o Asp189 aumentou (5,7 → 6,8 Å linear; 5,1 → 6,1 Å cíclico); apenas quatro candidatos terminaram a menos de 4 Å, todos com partida a até 4,0 Å, e 13 dos 24 macrociclos ficaram abaixo do limite de ω em ao menos um quadro sem abrir o anel. A ocupância de S1 acompanha a pose inicial do Boltz-2; as simulações verificam, portanto, a estabilidade de uma pose e não são evidência de ligação. De sete controles embaralhados simulados, três candidatos superaram o seu e, em quatro, o controle não ficou abaixo do candidato; os três controles que partiram a até 2,74 Å do Asp189 chegaram todos a 1,00 (Seção 3.11). Nos dois candidatos testados até agora, trocar a âncora Arg ou Lys por Asp ou Leu eliminou a ocupância, mas as variantes também partiram mais longe do Asp189 (Seção 3.9). A diferença pareada frente aos controles embaralhados (E3) é positiva em 63 de 78 candidatos lineares e 60 de 79 macrocíclicos, mas da ordem do ruído da predição, e a matriz cruzada não mostra preferência espécie-específica dos melhores candidatos (Seção 3.8). Nenhum resultado diz respeito à atividade inibitória ou à seletividade: não houve ensaio nem contrasseleção contra proteases não alvo.</w:t>
+        <w:t xml:space="preserve">Montamos e calibramos um pipeline que vai de um painel de oito tripsinas digestivas de lepidópteros até peptídeos candidatos triados, com a não clivabilidade por proteases do intestino médio como exigência binária explícita. A parte estrutural foi robusta: os subsítios definidos a partir de dois complexos cristalográficos foram transferidos para os dez modelos de receptor com alta concordância, e o equivalente do Asp189 encontrado pela estrutura coincidiu com o encontrado pela sequência. A geração produziu 22.066 sequências únicas a partir de 880 esqueletos macrocíclicos, e 527 sequências lineares e 543 cíclicas satisfizeram o critério duro. Nas 48 simulações de 10 ns, a distância mediana entre a âncora e o Asp189 aumentou (5,7 → 6,8 Å linear; 5,1 → 6,1 Å cíclico); apenas quatro candidatos terminaram a menos de 4 Å, todos com partida a até 4,0 Å, e 13 dos 24 macrociclos ficaram abaixo do limite de ω em ao menos um quadro sem abrir o anel. A ocupância de S1 acompanha a pose inicial do Boltz-2; as simulações verificam, portanto, a estabilidade de uma pose e não são evidência de ligação. De sete controles embaralhados simulados, três candidatos superaram o seu e, em quatro, o controle não ficou abaixo do candidato; os três controles que partiram a até 2,74 Å do Asp189 chegaram todos a 1,00 (Seção 3.11). Nos quatro candidatos testados, sete de oito trocas da âncora (Asp ou Leu) eliminaram a ocupância, mas as variantes também partiram mais longe do Asp189, e a variante Asp de GGHSE a manteve (0,86) (Seção 3.9). A diferença pareada frente aos controles embaralhados (E3) é positiva em 63 de 78 candidatos lineares e 60 de 79 macrocíclicos, mas da ordem do ruído da predição, e a matriz cruzada não mostra preferência espécie-específica dos melhores candidatos (Seção 3.8). Nenhum resultado diz respeito à atividade inibitória ou à seletividade: não houve ensaio nem contrasseleção contra proteases não alvo.</w:t>
       </w:r>
     </w:p>
     <w:p>
@@ -10802,7 +10750,7 @@
         </w:numPr>
       </w:pPr>
       <w:r>
-        <w:t xml:space="preserve">O critério de ocupância de S1 não tem especificidade demonstrada: no conjunto de calibração todas as iscas embaralhadas o satisfizeram e, entre as sete iscas embaralhadas dos candidatos, quatro não ficaram abaixo de seu candidato (Seções 3.9 e 3.11); o controle negativo (âncora trocada por Asp ou Leu) eliminou a ocupância nos dois candidatos testados, mas as variantes partiram mais longe do Asp189 que o original, de modo que química e contato inicial estão confundidos (Seção 3.9). (xii) A âncora é definida post hoc como o resíduo do peptídeo de menor distância média ao Asp189, e é a ocupância dela que se mede, o que favorece o valor medido frente a um resíduo fixado de antemão. (xiii) Dez nanossegundos a partir do complexo previsto testam se aquela pose é estável, não se o peptídeo consegue encontrar S1: os cinco candidatos que atingiram ocupância de 0,70 partiram a até 4,0 Å do Asp189, e nenhum dos 39 que partiram de mais longe o fez; por isso a ocupância foi rebaixada de critério a descrição, depois de vistas as 16 primeiras simulações (Seção 2.9). (xiv) Os controles embaralhados do E3 são fracos nos candidatos ricos em glicina, porque embaralhar quase não altera uma sequência dessas: a identidade média entre um candidato e seus próprios controles é 0,35 (linear) e 0,29 (cíclico), cinco candidatos são pelo menos 60% idênticos aos seus controles e seis têm apenas dois controles distintos dos três gerados. (xv) O critério desses controles, Δ &gt; 0, não tem limiar de incerteza, enquanto o desvio-padrão entre as quinze predições de um mesmo candidato é de cerca de 0,02, de modo que um Δ positivo pequeno está dentro do ruído. (xvi) Dois desvios da prática atual foram encontrados na montagem das simulações e mantidos para que todas compartilhem um só protocolo: a equilibração NPT usou o barostato de Parrinello-Rahman, onde o padrão é um barostato de relaxação, e</w:t>
+        <w:t xml:space="preserve">O critério de ocupância de S1 não tem especificidade demonstrada: no conjunto de calibração todas as iscas embaralhadas o satisfizeram e, entre as sete iscas embaralhadas dos candidatos, quatro não ficaram abaixo de seu candidato (Seções 3.9 e 3.11); o controle negativo (âncora trocada por Asp ou Leu) eliminou a ocupância em sete de oito variantes dos quatro candidatos testados, mas as variantes partiram de 1,0 a 4,8 Å mais longe do Asp189 que o original e a variante Asp de GGHSE a manteve, de modo que química e contato inicial estão confundidos (Seção 3.9). (xii) A âncora é definida post hoc como o resíduo do peptídeo de menor distância média ao Asp189, e é a ocupância dela que se mede, o que favorece o valor medido frente a um resíduo fixado de antemão. (xiii) Dez nanossegundos a partir do complexo previsto testam se aquela pose é estável, não se o peptídeo consegue encontrar S1: os cinco candidatos que atingiram ocupância de 0,70 partiram a até 4,0 Å do Asp189, e nenhum dos 39 que partiram de mais longe o fez; por isso a ocupância foi rebaixada de critério a descrição, depois de vistas as 16 primeiras simulações (Seção 2.9). (xiv) Os controles embaralhados do E3 são fracos nos candidatos ricos em glicina, porque embaralhar quase não altera uma sequência dessas: a identidade média entre um candidato e seus próprios controles é 0,35 (linear) e 0,29 (cíclico), cinco candidatos são pelo menos 60% idênticos aos seus controles e seis têm apenas dois controles distintos dos três gerados. (xv) O critério desses controles, Δ &gt; 0, não tem limiar de incerteza, enquanto o desvio-padrão entre as quinze predições de um mesmo candidato é de cerca de 0,02, de modo que um Δ positivo pequeno está dentro do ruído. (xvi) Dois desvios da prática atual foram encontrados na montagem das simulações e mantidos para que todas compartilhem um só protocolo: a equilibração NPT usou o barostato de Parrinello-Rahman, onde o padrão é um barostato de relaxação, e</w:t>
       </w:r>
       <w:r>
         <w:t xml:space="preserve"> </w:t>
@@ -10882,7 +10830,7 @@
         <w:pStyle w:val="FirstParagraph"/>
       </w:pPr>
       <w:r>
-        <w:t xml:space="preserve">Inibidores naturais serviram como moldes e padrões de calibração para um pipeline que leva oito tripsinas digestivas de lepidópteros a um conjunto triado de peptídeos curtos e não clivaveis. A calibração sustenta comparações pareadas do Boltz-2 e não a ordenação por MM-GBSA; as simulações de 10 ns verificam a estabilidade de uma pose prevista, e a ocupância de S1 acompanha a pose inicial, de modo que, por si só, não separa um candidato de uma sequência embaralhada. De sete controles embaralhados, três candidatos superaram o seu; nos dois candidatos testados até agora, trocar a âncora básica por Asp ou Leu eliminou a ocupância, com a distância inicial confundida. Os candidatos são não clivaveis pelo critério usado e não carregam alegação de seletividade ou atividade. Os testes decisivos são enzimáticos: ensaios de inibição com extratos do intestino médio de</w:t>
+        <w:t xml:space="preserve">Inibidores naturais serviram como moldes e padrões de calibração para um pipeline que leva oito tripsinas digestivas de lepidópteros a um conjunto triado de peptídeos curtos e não clivaveis. A calibração sustenta comparações pareadas do Boltz-2 e não a ordenação por MM-GBSA; as simulações de 10 ns verificam a estabilidade de uma pose prevista, e a ocupância de S1 acompanha a pose inicial, de modo que, por si só, não separa um candidato de uma sequência embaralhada. De sete controles embaralhados, três candidatos superaram o seu; nos quatro candidatos testados, sete de oito trocas da âncora por Asp ou Leu eliminaram a ocupância, com a distância inicial confundida. Os candidatos são não clivaveis pelo critério usado e não carregam alegação de seletividade ou atividade. Os testes decisivos são enzimáticos: ensaios de inibição com extratos do intestino médio de</w:t>
       </w:r>
       <w:r>
         <w:t xml:space="preserve"> </w:t>

--- a/manuscript/Manuscrito_PT_leitura.docx
+++ b/manuscript/Manuscrito_PT_leitura.docx
@@ -342,22 +342,22 @@
               <w:rPr>
                 <w:sz w:val="18"/>
               </w:rPr>
-              <w:t xml:space="preserve">5,632 palavras no original em inglês (corpo sem tabelas, títulos e legendas; cada citação contada como uma palavra); tradução: 6,206</w:t>
-            </w:r>
-          </w:p>
-        </w:tc>
-        <w:tc>
-          <w:tcPr/>
-          <w:p>
-            <w:pPr>
-              <w:pStyle w:val="Compact"/>
-              <w:spacing w:line="240" w:lineRule="auto"/>
-            </w:pPr>
-            <w:r>
-              <w:rPr>
-                <w:sz w:val="18"/>
-              </w:rPr>
-              <w:t xml:space="preserve">OK (margem de 6,368 palavras)</w:t>
+              <w:t xml:space="preserve">5,837 palavras no original em inglês (corpo sem tabelas, títulos e legendas; cada citação contada como uma palavra); tradução: 6,439</w:t>
+            </w:r>
+          </w:p>
+        </w:tc>
+        <w:tc>
+          <w:tcPr/>
+          <w:p>
+            <w:pPr>
+              <w:pStyle w:val="Compact"/>
+              <w:spacing w:line="240" w:lineRule="auto"/>
+            </w:pPr>
+            <w:r>
+              <w:rPr>
+                <w:sz w:val="18"/>
+              </w:rPr>
+              <w:t xml:space="preserve">OK (margem de 6,163 palavras)</w:t>
             </w:r>
           </w:p>
         </w:tc>
@@ -794,7 +794,7 @@
               <w:rPr>
                 <w:sz w:val="18"/>
               </w:rPr>
-              <w:t xml:space="preserve">76 referências, todas com metadados conferidos no Crossref/PubMed; nenhuma citada sem estar na lista, nenhuma na lista sem ser citada</w:t>
+              <w:t xml:space="preserve">77 referências, todas com metadados conferidos no Crossref/PubMed; nenhuma citada sem estar na lista, nenhuma na lista sem ser citada</w:t>
             </w:r>
           </w:p>
         </w:tc>
@@ -2525,7 +2525,7 @@
         <w:t xml:space="preserve"> </w:t>
       </w:r>
       <w:r>
-        <w:t xml:space="preserve">é uma das desfolhadoras (Carpane et al., 2022; de Almeida Barros et al., 2021). A digestão proteica ocorre em um intestino médio fortemente alcalino, o maior pH luminal conhecido em um sistema biológico (Dow, 1992; Terra e Ferreira, 1994). Serinoproteases do tipo tripsina são as principais enzimas digestivas das larvas de</w:t>
+        <w:t xml:space="preserve">é uma das desfolhadoras (Carpane et al., 2022; de Almeida Barros et al., 2021). A digestão proteica ocorre em um intestino médio fortemente alcalino, o maior pH luminal conhecido em um sistema biológico (Dow, 1992); a digestão em insetos é revisada em Terra e Ferreira, 1994. Serinoproteases do tipo tripsina são as principais enzimas digestivas das larvas de</w:t>
       </w:r>
       <w:r>
         <w:t xml:space="preserve"> </w:t>
@@ -2565,7 +2565,7 @@
         <w:t xml:space="preserve"> </w:t>
       </w:r>
       <w:r>
-        <w:t xml:space="preserve">(Meriño-Cabrera et al., 2020), e o BPTI e o inibidor de Kunitz da soja reduziram a sobrevivência das larvas (de Almeida Barros et al., 2022). As larvas se adaptam, porém, induzindo proteases insensíveis, regulando várias enzimas digestivas e, em algumas espécies, expandindo famílias gênicas (Jongsma et al., 1995; Jongsma e Bolter, 1997; Kuwar et al., 2015; Lomate et al., 2018; Souza et al., 2016). Peptídeos curtos que imitam a alça do centro reativo são mais baratos de produzir que proteínas e agem em pH alcalino do intestino (Saikhedkar et al., 2018; Saikhedkar et al., 2019; Meriño-Cabrera et al., 2020). Em</w:t>
+        <w:t xml:space="preserve">(Meriño-Cabrera et al., 2020), e o BPTI e o inibidor de Kunitz da soja reduziram a sobrevivência das larvas (de Almeida Barros et al., 2022). As larvas se adaptam, porém, induzindo proteases insensíveis, regulando várias enzimas digestivas e, em algumas espécies, expandindo famílias gênicas (Jongsma et al., 1995; Jongsma e Bolter, 1997; Kuwar et al., 2015; Lomate et al., 2018; Souza et al., 2016). Peptídeos curtos que imitam a alça do centro reativo são mais baratos de produzir que proteínas: peptídeos lineares da interface de um inibidor de Kunitz com a tripsina inibiram tripsinas de</w:t>
       </w:r>
       <w:r>
         <w:t xml:space="preserve"> </w:t>
@@ -2575,22 +2575,13 @@
           <w:i/>
           <w:iCs/>
         </w:rPr>
-        <w:t xml:space="preserve">A. gemmatalis</w:t>
-      </w:r>
-      <w:r>
-        <w:t xml:space="preserve">, os tripeptídeos GORE1 e GORE2 são inibidores competitivos reversíveis (K</w:t>
-      </w:r>
-      <w:r>
-        <w:rPr>
-          <w:vertAlign w:val="subscript"/>
-        </w:rPr>
-        <w:t xml:space="preserve">i</w:t>
-      </w:r>
-      <w:r>
-        <w:t xml:space="preserve"> </w:t>
-      </w:r>
-      <w:r>
-        <w:t xml:space="preserve">de 0,49 e 0,10 mM) que prejudicam a sobrevivência larval (de Almeida Barros et al., 2021) (seus complexos foram examinados por dinâmica molecular (de Almeida Barros et al., 2022)), peptídeos inspirados nas alças do BPTI e do inibidor de Kunitz da soja inibem proteases tipo tripsina de</w:t>
+        <w:t xml:space="preserve">S. cosmioides</w:t>
+      </w:r>
+      <w:r>
+        <w:t xml:space="preserve"> </w:t>
+      </w:r>
+      <w:r>
+        <w:t xml:space="preserve">(Meriño-Cabrera et al., 2020), tripeptídeos inibiram proteases de</w:t>
       </w:r>
       <w:r>
         <w:t xml:space="preserve"> </w:t>
@@ -2600,13 +2591,13 @@
           <w:i/>
           <w:iCs/>
         </w:rPr>
-        <w:t xml:space="preserve">A. gemmatalis</w:t>
-      </w:r>
-      <w:r>
-        <w:t xml:space="preserve"> </w:t>
-      </w:r>
-      <w:r>
-        <w:t xml:space="preserve">(Paulo et al., 2026), e um peptídeo guiado por estrutura contra tripsinas de</w:t>
+        <w:t xml:space="preserve">Helicoverpa armigera</w:t>
+      </w:r>
+      <w:r>
+        <w:t xml:space="preserve"> </w:t>
+      </w:r>
+      <w:r>
+        <w:t xml:space="preserve">com maior eficácia em pH alcalino do intestino (Saikhedkar et al., 2018), e peptídeos bicíclicos das mesmas alças foram dez vezes mais potentes que os lineares (Saikhedkar et al., 2019). Em</w:t>
       </w:r>
       <w:r>
         <w:t xml:space="preserve"> </w:t>
@@ -2616,29 +2607,22 @@
           <w:i/>
           <w:iCs/>
         </w:rPr>
-        <w:t xml:space="preserve">Spodoptera frugiperda</w:t>
-      </w:r>
-      <w:r>
-        <w:t xml:space="preserve"> </w:t>
-      </w:r>
-      <w:r>
-        <w:t xml:space="preserve">foi proposto (Severiche-Castro et al., 2026). A potência milimolar deixa espaço para desenhos com maior afinidade e estabilidade (de Almeida Barros et al., 2021; Schultz et al., 2026).</w:t>
-      </w:r>
-    </w:p>
-    <w:p>
-      <w:pPr>
-        <w:pStyle w:val="BodyText"/>
-      </w:pPr>
-      <w:r>
-        <w:t xml:space="preserve">Inibidores canônicos inserem o resíduo P1 de uma alça exposta no bolso S1 (Laskowski e Kato, 1980; Laskowski e Qasim, 2000). Nas enzimas tipo tripsina, S1 é definido pelo Asp189 e favorece lisina e arginina (Perona e Craik, 1995; Hedstrom, 2002; Patarroyo-Vargas et al., 2017), que são também os sítios de clivagem da própria enzima-alvo. Um peptídeo clivado no intestino não chega ao alvo, de modo que a estabilidade proteolítica é um requisito: o intestino médio tem também endopeptidases tipo quimotripsina e tipo elastase e exopeptidases (Valaitis, 1995; Valaitis et al., 1999; Yang et al., 2012; Zhan et al., 2010; Nakonieczny et al., 2007). Uma sequência sem os resíduos P1 dessas enzimas e, como macrociclo cabeça-cauda, sem extremidades livres, deveria, em princípio, resistir a elas.</w:t>
-      </w:r>
-    </w:p>
-    <w:p>
-      <w:pPr>
-        <w:pStyle w:val="BodyText"/>
-      </w:pPr>
-      <w:r>
-        <w:t xml:space="preserve">Ferramentas de aprendizado profundo geram hoje esqueletos e sequências peptídicas</w:t>
+        <w:t xml:space="preserve">A. gemmatalis</w:t>
+      </w:r>
+      <w:r>
+        <w:t xml:space="preserve">, os tripeptídeos GORE1 e GORE2 são inibidores competitivos reversíveis (K</w:t>
+      </w:r>
+      <w:r>
+        <w:rPr>
+          <w:vertAlign w:val="subscript"/>
+        </w:rPr>
+        <w:t xml:space="preserve">i</w:t>
+      </w:r>
+      <w:r>
+        <w:t xml:space="preserve"> </w:t>
+      </w:r>
+      <w:r>
+        <w:t xml:space="preserve">de 0,49 e 0,10 mM) que prejudicam a sobrevivência larval (de Almeida Barros et al., 2021) (seus complexos foram examinados por dinâmica molecular (de Almeida Barros et al., 2022)), peptídeos inspirados nas alças do BPTI e do inibidor de Kunitz da soja inibem proteases tipo tripsina de</w:t>
       </w:r>
       <w:r>
         <w:t xml:space="preserve"> </w:t>
@@ -2648,13 +2632,61 @@
           <w:i/>
           <w:iCs/>
         </w:rPr>
+        <w:t xml:space="preserve">A. gemmatalis</w:t>
+      </w:r>
+      <w:r>
+        <w:t xml:space="preserve"> </w:t>
+      </w:r>
+      <w:r>
+        <w:t xml:space="preserve">(Paulo et al., 2026), e um peptídeo guiado por estrutura contra tripsinas de</w:t>
+      </w:r>
+      <w:r>
+        <w:t xml:space="preserve"> </w:t>
+      </w:r>
+      <w:r>
+        <w:rPr>
+          <w:i/>
+          <w:iCs/>
+        </w:rPr>
+        <w:t xml:space="preserve">Spodoptera frugiperda</w:t>
+      </w:r>
+      <w:r>
+        <w:t xml:space="preserve"> </w:t>
+      </w:r>
+      <w:r>
+        <w:t xml:space="preserve">foi proposto (Severiche-Castro et al., 2026). A potência milimolar deixa espaço para desenhos com maior afinidade e estabilidade (de Almeida Barros et al., 2021; Schultz et al., 2026).</w:t>
+      </w:r>
+    </w:p>
+    <w:p>
+      <w:pPr>
+        <w:pStyle w:val="BodyText"/>
+      </w:pPr>
+      <w:r>
+        <w:t xml:space="preserve">Inibidores canônicos inserem o resíduo P1 de uma alça exposta no bolso S1 (Laskowski e Kato, 1980; Laskowski e Qasim, 2000). Nas enzimas tipo tripsina, S1 é definido pelo Asp189 e favorece lisina e arginina (Perona e Craik, 1995; Hedstrom, 2002; Patarroyo-Vargas et al., 2017), que são também os sítios de clivagem da própria enzima-alvo. Um peptídeo clivado no intestino não chega ao alvo, de modo que a estabilidade proteolítica é um requisito: o intestino médio tem também endopeptidases tipo quimotripsina e tipo elastase e exopeptidases (Valaitis, 1995; Valaitis et al., 1999; Yang et al., 2012; Zhan et al., 2010; Nakonieczny et al., 2007). Uma sequência sem os resíduos P1 dessas enzimas e, como macrociclo cabeça-cauda, sem extremidades livres, deveria, em princípio, resistir a elas.</w:t>
+      </w:r>
+    </w:p>
+    <w:p>
+      <w:pPr>
+        <w:pStyle w:val="BodyText"/>
+      </w:pPr>
+      <w:r>
+        <w:t xml:space="preserve">Ferramentas de aprendizado profundo geram hoje esqueletos e sequências peptídicas</w:t>
+      </w:r>
+      <w:r>
+        <w:t xml:space="preserve"> </w:t>
+      </w:r>
+      <w:r>
+        <w:rPr>
+          <w:i/>
+          <w:iCs/>
+        </w:rPr>
         <w:t xml:space="preserve">de novo</w:t>
       </w:r>
       <w:r>
         <w:t xml:space="preserve"> </w:t>
       </w:r>
       <w:r>
-        <w:t xml:space="preserve">(Watson et al., 2023; Dauparas et al., 2022; Rettie et al., 2025) e co-dobram complexos (Wohlwend et al., 2024; Passaro et al., 2025), mas a confiança de um modelo de co-dobramento não é uma afinidade (Wan et al., 2026; Li et al., 2026), e escores de energia livre de ponto final dependem da amostragem e do tipo de sistema (Hou et al., 2011; Genheden e Ryde, 2015; Xu et al., 2025). Uma campanha de desenho contra proteases de insetos precisa, portanto, de uma calibração explícita de cada escore que usa.</w:t>
+        <w:t xml:space="preserve">(Watson et al., 2023; Dauparas et al., 2022; Rettie et al., 2025) e co-dobram complexos (Wohlwend et al., 2024; Passaro et al., 2025), mas a confiança de um modelo de co-dobramento não é uma afinidade (Wan et al., 2026), ordena poses só moderadamente (Li et al., 2026), e escores de energia livre de ponto final dependem da amostragem e do tipo de sistema (Hou et al., 2011; Genheden e Ryde, 2015; Xu et al., 2025). Uma campanha de desenho contra proteases de insetos precisa, portanto, de uma calibração explícita de cada escore que usa.</w:t>
       </w:r>
     </w:p>
     <w:p>
@@ -4996,7 +5028,7 @@
         <w:t xml:space="preserve">S. frugiperda</w:t>
       </w:r>
       <w:r>
-        <w:t xml:space="preserve">, 0,711 contra 0,706). Os valores absolutos se sobrepuseram (inibidores reais 0,850–0,986, iscas 0,628–0,944; a isca embaralhada do SFTI-1 chegou a 0,944 com a tripsina bovina), de modo que a discriminação vale dentro de um par e não como limiar absoluto (Figura 2A, Tabela 2). O RMSD do ligante foi menor para o inibidor real em 9 de 10 pares (a exceção foi</w:t>
+        <w:t xml:space="preserve">, 0,711 contra 0,706). Os valores absolutos se sobrepuseram (inibidores reais 0,853–0,986, iscas 0,628–0,944; a isca embaralhada do SFTI-1 chegou a 0,944 com a tripsina bovina), de modo que a discriminação vale dentro de um par e não como limiar absoluto (Figura 2A, Tabela 2). O RMSD do ligante foi menor para o inibidor real em 9 de 10 pares (a exceção foi</w:t>
       </w:r>
       <w:r>
         <w:t xml:space="preserve"> </w:t>
@@ -5071,7 +5103,7 @@
         <w:t xml:space="preserve"> </w:t>
       </w:r>
       <w:r>
-        <w:t xml:space="preserve">= 0,23), e o ΔG do PRODIGY se correlacionou com seu número de contatos intermoleculares (ρ = −0,79, n = 22); a isca teve mais contatos que seu inibidor em 6 dos 10 pares (Figura 2E, F). Neste contexto os dois escores se comportam, portanto, como medidas do tamanho da interface e são usados adiante para ordenar candidatos contra o mesmo receptor, não como afinidades. Em um sistema (</w:t>
+        <w:t xml:space="preserve">= 0,23), e o ΔG do PRODIGY se correlacionou com seu número de contatos intermoleculares (ρ = −0,79, n = 22); a isca teve mais contatos que seu inibidor em 7 dos 10 pares (em um deles por 0,25 contato) (Figura 2E, F). Neste contexto os dois escores se comportam, portanto, como medidas do tamanho da interface e são usados adiante para ordenar candidatos contra o mesmo receptor, não como afinidades. Em um sistema (</w:t>
       </w:r>
       <w:r>
         <w:rPr>
@@ -7696,7 +7728,36 @@
         <w:t xml:space="preserve"> </w:t>
       </w:r>
       <w:r>
-        <w:t xml:space="preserve">Uma ocupância de pelo menos 0,70 na segunda metade ocorreu em 5 das 9 simulações cujo peptídeo partiu a até 4,0 Å do carboxilato do Asp189 e em nenhuma das 39 que partiram mais longe. As distâncias inicial e final se correlacionaram (ρ de Spearman = 0,63) e a distância inicial se relacionou inversamente com a ocupância (ρ = −0,63); a identidade da âncora não separou as cinco (Arg, Gln, Lys e duas His; três delas sem resíduo básico). A triagem de 10 ns re-relata, portanto, a pose proposta pelo Boltz-2: mede se uma pose já em S1 sobrevive, e um peptídeo colocado a 5 Å não recebe tempo para achar o bolso. Por isso a ocupância passou de critério a descrição (Seção 2.7).</w:t>
+        <w:t xml:space="preserve">Uma ocupância de pelo menos 0,70 na segunda metade ocorreu em 5 das 9 simulações cujo peptídeo partiu a até 4,0 Å do carboxilato do Asp189 e em nenhuma das 39 que partiram mais longe (teste exato de Fisher,</w:t>
+      </w:r>
+      <w:r>
+        <w:t xml:space="preserve"> </w:t>
+      </w:r>
+      <w:r>
+        <w:rPr>
+          <w:i/>
+          <w:iCs/>
+        </w:rPr>
+        <w:t xml:space="preserve">P</w:t>
+      </w:r>
+      <w:r>
+        <w:t xml:space="preserve"> </w:t>
+      </w:r>
+      <w:r>
+        <w:t xml:space="preserve">= 7 × 10^−5; descritivo, porque cada candidato foi executado uma vez e a âncora é definida</w:t>
+      </w:r>
+      <w:r>
+        <w:t xml:space="preserve"> </w:t>
+      </w:r>
+      <w:r>
+        <w:rPr>
+          <w:i/>
+          <w:iCs/>
+        </w:rPr>
+        <w:t xml:space="preserve">post hoc</w:t>
+      </w:r>
+      <w:r>
+        <w:t xml:space="preserve">). As distâncias inicial e final se correlacionaram (ρ de Spearman = 0,63) e a distância inicial se relacionou inversamente com a ocupância (ρ = −0,63); a identidade da âncora não separou as cinco (Arg, Gln, Lys e duas His; três delas sem resíduo básico). A triagem de 10 ns re-relata, portanto, a pose proposta pelo Boltz-2: mede se uma pose já em S1 sobrevive, e um peptídeo colocado a 5 Å não recebe tempo para achar o bolso. Por isso a ocupância passou de critério a descrição (Seção 2.7).</w:t>
       </w:r>
     </w:p>
     <w:p>
@@ -9267,7 +9328,7 @@
         <w:pStyle w:val="FirstParagraph"/>
       </w:pPr>
       <w:r>
-        <w:t xml:space="preserve">O Boltz-2 preferiu o inibidor real em todos os pares, mas os escores absolutos se sobrepuseram, e uma isca embaralhada de 14 resíduos do SFTI-1 pontuou 0,944. Os candidatos têm 5–8 resíduos e foram em sua maioria pontuados entre 0,80 e 0,95, de modo que a calibração sustenta comparar um candidato com um controle pareado e não ler 0,9 como evidência de ligação. Isso concorda com avaliações recentes do Boltz-2, cujas estruturas são úteis mas cujas saídas ligadas à afinidade não são ordenadores confiáveis (Wan et al., 2026), e com um</w:t>
+        <w:t xml:space="preserve">O Boltz-2 preferiu o inibidor real em todos os pares, mas os escores absolutos se sobrepuseram, e uma isca embaralhada de 14 resíduos do SFTI-1 pontuou 0,944. Os candidatos têm 5–8 resíduos e foram em sua maioria pontuados entre 0,80 e 0,95, de modo que a calibração sustenta comparar um candidato com um controle pareado e não ler 0,9 como evidência de ligação. Isso concorda com uma avaliação do Boltz-2 em dois conjuntos de pequenas moléculas, que achou só correlações fracas a moderadas de suas predições de afinidade com energias livres físicas e concluiu que ele não tem a resolução energética para identificar líderes (Wan et al., 2026), e com um</w:t>
       </w:r>
       <w:r>
         <w:t xml:space="preserve"> </w:t>
@@ -9283,7 +9344,7 @@
         <w:t xml:space="preserve"> </w:t>
       </w:r>
       <w:r>
-        <w:t xml:space="preserve">de complexos peptídeo cíclico–proteína em que as estimativas de confiança dependem de atributos do complexo (Li et al., 2026). A correlação de postos de 0,57 entre execuções com entrada idêntica acrescenta um limite: diferenças de poucos centésimos na confiança não devem ser interpretadas, e a concordância entre as formas linear e cíclica (ρ = 0,50) não pode ser lida como efeito da modalidade até ser comparada com esse teto. As iscas são sequências embaralhadas de proteínas dobradas, de modo que diferem dos inibidores no enovelamento e não só na ligação, os ligantes da calibração têm 14–176 resíduos contra 5–8 dos candidatos, e os pares não são independentes.</w:t>
+        <w:t xml:space="preserve">de 111 complexos peptídeo cíclico–proteína, em que a confiança do modelo se correlacionou só moderadamente com a qualidade da pose (Spearman 0,53–0,66) e cerca de 12% das poses tinham confiança alta apesar de qualidade ruim (Li et al., 2026). Usamos o escore de confiança e não a saída de afinidade do Boltz-2, de modo que o primeiro resultado é uma cautela e não um teste do nosso uso. A correlação de postos de 0,57 entre execuções com entrada idêntica acrescenta um limite: diferenças de poucos centésimos na confiança não devem ser interpretadas, e a concordância entre as formas linear e cíclica (ρ = 0,50) não pode ser lida como efeito da modalidade até ser comparada com esse teto. As iscas são sequências embaralhadas de proteínas dobradas, de modo que diferem dos inibidores no enovelamento e não só na ligação, os ligantes da calibração têm 14–176 resíduos contra 5–8 dos candidatos, e os pares não são independentes.</w:t>
       </w:r>
     </w:p>
     <w:p>
@@ -9346,7 +9407,7 @@
         <w:t xml:space="preserve">A. gemmatalis</w:t>
       </w:r>
       <w:r>
-        <w:t xml:space="preserve">, preferem arginina ou lisina ali (Patarroyo-Vargas et al., 2017; Meriño-Cabrera et al., 2022); o critério duro seleciona, portanto, contra o resíduo mais adequado para engajar o Asp189. Ao proibir todo resíduo que uma enzima tipo tripsina, quimotripsina ou elastase pode assumir em P1, ele deixa peptídeos com quase metade de glicina e só nove resíduos básicos, cada um protegido por uma prolina seguinte, uma exceção tirada da especificidade geral das enzimas e aproximada para cada espécie. Tais sequências são provavelmente flexíveis, o que pode custar entropia de ligação, e lhes faltam as cadeias laterais que definem a interação de S1 dos inibidores canônicos. A alternativa canônica é a rigidez, que melhora a ligação em cerca de seis ordens de grandeza e protege contra a proteólise (Kelly et al., 2005); um macrociclo poderia tolerar um P1 básico que uma regra linear de motivos sinaliza. Os candidatos que carregam uma Lys ou Arg (NGGRPDAP, GGKPGEP) são aqueles em que isso pode ser examinado, e a presente triagem não diz se sua conformação mantém esse resíduo protegido. A ciclização remove as extremidades expostas, mas não os sítios internos (o macrociclo ganhou só 16 sequências sobre o conjunto linear), e a aminopeptidase N, que precisa de um N-terminal livre, não é tratada nos peptídeos lineares. As regras de motivos são grosseiras (uma contagem ponderada de sítios; a regra tipo elastase sinaliza quatro resíduos comuns), e RESISTENTE é uma previsão de baixa carga de motivos, não uma medida de estabilidade no intestino médio.</w:t>
+        <w:t xml:space="preserve">, preferem arginina ou lisina ali (Patarroyo-Vargas et al., 2017; Meriño-Cabrera et al., 2022); o critério duro seleciona, portanto, contra o resíduo mais adequado para engajar o Asp189. Ao proibir todo resíduo que uma enzima tipo tripsina, quimotripsina ou elastase pode assumir em P1, ele deixa peptídeos com quase metade de glicina e só nove resíduos básicos, cada um protegido por uma prolina seguinte, uma exceção tirada da especificidade geral das enzimas e aproximada para cada espécie. Tais sequências são provavelmente flexíveis, o que pode custar entropia de ligação, e lhes faltam as cadeias laterais que definem a interação de S1 dos inibidores canônicos. A alternativa canônica é a rigidez, que melhora a ligação em cerca de seis ordens de grandeza e protege contra a proteólise (Kelly et al., 2005); um macrociclo poderia tolerar um P1 básico que uma regra linear de motivos sinaliza. Os três candidatos que carregam uma Lys ou Arg (NGGRPDAP, PISQIDSGSR, GGKPGEP) são aqueles em que isso pode ser examinado, e a presente triagem não diz se sua conformação mantém esse resíduo protegido. A ciclização remove as extremidades expostas, mas não os sítios internos (o macrociclo ganhou só 16 sequências sobre o conjunto linear), e a aminopeptidase N, que precisa de um N-terminal livre, não é tratada nos peptídeos lineares. As regras de motivos são grosseiras (uma contagem ponderada de sítios; a regra tipo elastase sinaliza quatro resíduos comuns), e RESISTENTE é uma previsão de baixa carga de motivos, não uma medida de estabilidade no intestino médio.</w:t>
       </w:r>
     </w:p>
     <w:bookmarkEnd w:id="58"/>
@@ -9368,7 +9429,7 @@
         </w:numPr>
       </w:pPr>
       <w:r>
-        <w:t xml:space="preserve">Todos os resultados são computacionais; nenhum ensaio de inibição ou de estabilidade foi feito. (ii) A seletividade não foi tratada: S1 é conservado entre tripsinas, e um peptídeo ancorado ali não pode ser presumido como poupando proteases não alvo. (iii) Os receptores são modelos do AlphaFold, e a expressão no intestino médio não está documentada nas espécies-praga. (iv) O ProteinMPNN redesenhou o receptor junto com o peptídeo, só oito dos 15 resíduos de ponto quente chegaram ao RFdiffusion, e as sequências foram desenhadas sobre esqueletos cíclicos, de modo que a frente linear avalia as mesmas sequências sem redesenho. (v) O critério de não clivabilidade é uma previsão em nível de motivo; a exceção K/R–Pro é uma aproximação e a aminopeptidase N não é excluída nos peptídeos lineares. (vi) Cada simulação é uma única execução de 10 ns com um campo de força; o peptídeo linear tem extremidades NH</w:t>
+        <w:t xml:space="preserve">Todos os resultados são computacionais; nenhum ensaio de inibição ou de estabilidade foi feito. (ii) A seletividade não foi tratada: S1 é conservado entre tripsinas, e um peptídeo ancorado ali não pode ser presumido como poupando proteases não alvo. (iii) Os receptores são modelos do AlphaFold, e a expressão no intestino médio não está documentada nas espécies-praga. (iv) O ProteinMPNN redesenhou o receptor junto com o peptídeo, só oito dos 15 resíduos de ponto quente chegaram ao RFdiffusion, e as sequências foram desenhadas sobre esqueletos cíclicos, de modo que a frente linear avalia as mesmas sequências sem redesenho. (v) O critério de não clivabilidade é uma previsão em nível de motivo; a exceção K/R–Pro é uma aproximação e a aminopeptidase N não é excluída nos peptídeos lineares. (vi) Cada simulação é uma única execução de 10 ns com um campo de força, e trajetórias únicas podem dar conclusões falso-positivas (Knapp et al., 2018); o peptídeo linear tem extremidades NH</w:t>
       </w:r>
       <w:r>
         <w:rPr>
@@ -9395,7 +9456,34 @@
         <w:t xml:space="preserve"> </w:t>
       </w:r>
       <w:r>
-        <w:t xml:space="preserve">nos dois pH; dez nanossegundos só fazem triagem. (vii) O critério de ocupância de S1 não tem especificidade demonstrada: toda isca da calibração o satisfez, e os controles de sequência embaralhada e de troca de âncora não separaram sequência de pose inicial (Seção 3.5); a âncora é definida</w:t>
+        <w:t xml:space="preserve">nos dois pH; dez nanossegundos só fazem triagem. A equilibração NPT usou o barostato de Parrinello–Rahman, onde um barostato de relaxação é o padrão, e</w:t>
+      </w:r>
+      <w:r>
+        <w:t xml:space="preserve"> </w:t>
+      </w:r>
+      <w:r>
+        <w:rPr>
+          <w:rStyle w:val="VerbatimChar"/>
+        </w:rPr>
+        <w:t xml:space="preserve">refcoord_scaling</w:t>
+      </w:r>
+      <w:r>
+        <w:t xml:space="preserve"> </w:t>
+      </w:r>
+      <w:r>
+        <w:t xml:space="preserve">não foi definido com restrições de posição sob acoplamento de pressão; os dois desvios foram mantidos para que todas as simulações sigam um só protocolo (pH 10,0 e 8,2 usaram o mesmo código), e em três sistemas a densidade ficou em 1022–1033 kg m</w:t>
+      </w:r>
+      <w:r>
+        <w:rPr>
+          <w:vertAlign w:val="superscript"/>
+        </w:rPr>
+        <w:t xml:space="preserve">−3</w:t>
+      </w:r>
+      <w:r>
+        <w:t xml:space="preserve"> </w:t>
+      </w:r>
+      <w:r>
+        <w:t xml:space="preserve">com flutuação quadrática média de 0,2% e deriva desprezível. (vii) O critério de ocupância de S1 não tem especificidade demonstrada: toda isca da calibração o satisfez, e os controles de sequência embaralhada e de troca de âncora não separaram sequência de pose inicial (Seção 3.5); a âncora é definida</w:t>
       </w:r>
       <w:r>
         <w:t xml:space="preserve"> </w:t>
@@ -10984,6 +11072,14 @@
         <w:pStyle w:val="BodyText"/>
       </w:pPr>
       <w:r>
+        <w:t xml:space="preserve">de Almeida Barros R, Meriño-Cabrera Y, Severiche Castro JG, Rodrigues da Silva Júnior N, Schultz H, de Andrade RJ, et al. (2022). Inhibition constant and stability of tripeptide inhibitors of gut trypsin-like enzyme of the soybean pest Anticarsia gemmatalis. Archives of Insect Biochemistry and Physiology 110, e21887. doi: 10.1002/arch.21887</w:t>
+      </w:r>
+    </w:p>
+    <w:p>
+      <w:pPr>
+        <w:pStyle w:val="BodyText"/>
+      </w:pPr>
+      <w:r>
         <w:t xml:space="preserve">de Almeida Barros R, Meriño-Cabrera Y, Castro JS, da Silva Junior NR, de Oliveira JVA, Schultz H, et al. (2022). Bovine pancreatic trypsin inhibitor and soybean Kunitz trypsin inhibitor: Differential effects on proteases and larval development of the soybean pest Anticarsia gemmatalis (Lepidoptera: Noctuidae). Pesticide Biochemistry and Physiology 187, 105188. doi: 10.1016/j.pestbp.2022.105188</w:t>
       </w:r>
     </w:p>
@@ -10992,7 +11088,7 @@
         <w:pStyle w:val="BodyText"/>
       </w:pPr>
       <w:r>
-        <w:t xml:space="preserve">de Almeida Barros R, Meriño-Cabrera Y, Severiche Castro JG, Rodrigues da Silva Júnior N, Schultz H, de Andrade RJ, et al. (2022). Inhibition constant and stability of tripeptide inhibitors of gut trypsin-like enzyme of the soybean pest Anticarsia gemmatalis. Archives of Insect Biochemistry and Physiology 110, e21887. doi: 10.1002/arch.21887</w:t>
+        <w:t xml:space="preserve">Dolinsky TJ, Czodrowski P, Li H, Nielsen JE, Jensen JH, Klebe G, et al. (2007). PDB2PQR: expanding and upgrading automated preparation of biomolecular structures for molecular simulations. Nucleic Acids Research 35, W522-W525. doi: 10.1093/nar/gkm276</w:t>
       </w:r>
     </w:p>
     <w:p>
@@ -11000,7 +11096,7 @@
         <w:pStyle w:val="BodyText"/>
       </w:pPr>
       <w:r>
-        <w:t xml:space="preserve">Dolinsky TJ, Czodrowski P, Li H, Nielsen JE, Jensen JH, Klebe G, et al. (2007). PDB2PQR: expanding and upgrading automated preparation of biomolecular structures for molecular simulations. Nucleic Acids Research 35, W522-W525. doi: 10.1093/nar/gkm276</w:t>
+        <w:t xml:space="preserve">Dow JAT (1992). pH gradients in lepidopteran midgut. Journal of Experimental Biology 172, 355-375. doi: 10.1242/jeb.172.1.355</w:t>
       </w:r>
     </w:p>
     <w:p>
@@ -11008,7 +11104,7 @@
         <w:pStyle w:val="BodyText"/>
       </w:pPr>
       <w:r>
-        <w:t xml:space="preserve">Dow JAT (1992). pH gradients in lepidopteran midgut. Journal of Experimental Biology 172, 355-375. doi: 10.1242/jeb.172.1.355</w:t>
+        <w:t xml:space="preserve">Essmann U, Perera L, Berkowitz ML, Darden T, Lee H, Pedersen LG (1995). A smooth particle mesh Ewald method. The Journal of Chemical Physics 103, 8577-8593. doi: 10.1063/1.470117</w:t>
       </w:r>
     </w:p>
     <w:p>
@@ -11016,7 +11112,7 @@
         <w:pStyle w:val="BodyText"/>
       </w:pPr>
       <w:r>
-        <w:t xml:space="preserve">Essmann U, Perera L, Berkowitz ML, Darden T, Lee H, Pedersen LG (1995). A smooth particle mesh Ewald method. The Journal of Chemical Physics 103, 8577-8593. doi: 10.1063/1.470117</w:t>
+        <w:t xml:space="preserve">Gasteiger E, Hoogland C, Gattiker A, Duvaud S, Wilkins MR, Appel RD, et al. (2005). Protein Identification and Analysis Tools on the ExPASy Server. The Proteomics Protocols Handbook , 571-607. doi: 10.1385/1-59259-890-0:571</w:t>
       </w:r>
     </w:p>
     <w:p>
@@ -11024,7 +11120,7 @@
         <w:pStyle w:val="BodyText"/>
       </w:pPr>
       <w:r>
-        <w:t xml:space="preserve">Gasteiger E, Hoogland C, Gattiker A, Duvaud S, Wilkins MR, Appel RD, et al. (2005). Protein Identification and Analysis Tools on the ExPASy Server. The Proteomics Protocols Handbook , 571-607. doi: 10.1385/1-59259-890-0:571</w:t>
+        <w:t xml:space="preserve">Genheden S, Ryde U (2015). The MM/PBSA and MM/GBSA methods to estimate ligand-binding affinities. Expert Opinion on Drug Discovery 10, 449-461. doi: 10.1517/17460441.2015.1032936</w:t>
       </w:r>
     </w:p>
     <w:p>
@@ -11032,7 +11128,7 @@
         <w:pStyle w:val="BodyText"/>
       </w:pPr>
       <w:r>
-        <w:t xml:space="preserve">Genheden S, Ryde U (2015). The MM/PBSA and MM/GBSA methods to estimate ligand-binding affinities. Expert Opinion on Drug Discovery 10, 449-461. doi: 10.1517/17460441.2015.1032936</w:t>
+        <w:t xml:space="preserve">Gowers R, Linke M, Barnoud J, Reddy T, Melo M, Seyler S, et al. (2016). MDAnalysis: A Python Package for the Rapid Analysis of Molecular Dynamics Simulations. Proceedings of the Python in Science Conference , 98-105. doi: 10.25080/majora-629e541a-00e</w:t>
       </w:r>
     </w:p>
     <w:p>
@@ -11040,7 +11136,7 @@
         <w:pStyle w:val="BodyText"/>
       </w:pPr>
       <w:r>
-        <w:t xml:space="preserve">Gowers R, Linke M, Barnoud J, Reddy T, Melo M, Seyler S, et al. (2016). MDAnalysis: A Python Package for the Rapid Analysis of Molecular Dynamics Simulations. Proceedings of the Python in Science Conference , 98-105. doi: 10.25080/majora-629e541a-00e</w:t>
+        <w:t xml:space="preserve">Hedstrom L (2002). Serine Protease Mechanism and Specificity. Chemical Reviews 102, 4501-4524. doi: 10.1021/cr000033x</w:t>
       </w:r>
     </w:p>
     <w:p>
@@ -11048,7 +11144,7 @@
         <w:pStyle w:val="BodyText"/>
       </w:pPr>
       <w:r>
-        <w:t xml:space="preserve">Hedstrom L (2002). Serine Protease Mechanism and Specificity. Chemical Reviews 102, 4501-4524. doi: 10.1021/cr000033x</w:t>
+        <w:t xml:space="preserve">Helland R, Otlewski J, Sundheim O, Dadlez M, Smalås AO (1999). The crystal structures of the complexes between bovine β-trypsin and ten P1 variants of BPTI. Journal of Molecular Biology 287, 923-942. doi: 10.1006/jmbi.1999.2654</w:t>
       </w:r>
     </w:p>
     <w:p>
@@ -11056,7 +11152,7 @@
         <w:pStyle w:val="BodyText"/>
       </w:pPr>
       <w:r>
-        <w:t xml:space="preserve">Helland R, Otlewski J, Sundheim O, Dadlez M, Smalås AO (1999). The crystal structures of the complexes between bovine β-trypsin and ten P1 variants of BPTI. Journal of Molecular Biology 287, 923-942. doi: 10.1006/jmbi.1999.2654</w:t>
+        <w:t xml:space="preserve">Hou T, Wang J, Li Y, Wang W (2011). Assessing the Performance of the MM/PBSA and MM/GBSA Methods. 1. The Accuracy of Binding Free Energy Calculations Based on Molecular Dynamics Simulations. Journal of Chemical Information and Modeling 51, 69-82. doi: 10.1021/ci100275a</w:t>
       </w:r>
     </w:p>
     <w:p>
@@ -11064,7 +11160,7 @@
         <w:pStyle w:val="BodyText"/>
       </w:pPr>
       <w:r>
-        <w:t xml:space="preserve">Hou T, Wang J, Li Y, Wang W (2011). Assessing the Performance of the MM/PBSA and MM/GBSA Methods. 1. The Accuracy of Binding Free Energy Calculations Based on Molecular Dynamics Simulations. Journal of Chemical Information and Modeling 51, 69-82. doi: 10.1021/ci100275a</w:t>
+        <w:t xml:space="preserve">Huang J, MacKerell AD (2013). CHARMM36 all-atom additive protein force field: Validation based on comparison to NMR data. Journal of Computational Chemistry 34, 2135-2145. doi: 10.1002/jcc.23354</w:t>
       </w:r>
     </w:p>
     <w:p>
@@ -11072,7 +11168,7 @@
         <w:pStyle w:val="BodyText"/>
       </w:pPr>
       <w:r>
-        <w:t xml:space="preserve">Huang J, MacKerell AD (2013). CHARMM36 all-atom additive protein force field: Validation based on comparison to NMR data. Journal of Computational Chemistry 34, 2135-2145. doi: 10.1002/jcc.23354</w:t>
+        <w:t xml:space="preserve">Jongsma MA, Bakker PL, Peters J, Bosch D, Stiekema WJ (1995). Adaptation of Spodoptera exigua larvae to plant proteinase inhibitors by induction of gut proteinase activity insensitive to inhibition. Proceedings of the National Academy of Sciences 92, 8041-8045. doi: 10.1073/pnas.92.17.8041</w:t>
       </w:r>
     </w:p>
     <w:p>
@@ -11080,7 +11176,7 @@
         <w:pStyle w:val="BodyText"/>
       </w:pPr>
       <w:r>
-        <w:t xml:space="preserve">Jongsma MA, Bakker PL, Peters J, Bosch D, Stiekema WJ (1995). Adaptation of Spodoptera exigua larvae to plant proteinase inhibitors by induction of gut proteinase activity insensitive to inhibition. Proceedings of the National Academy of Sciences 92, 8041-8045. doi: 10.1073/pnas.92.17.8041</w:t>
+        <w:t xml:space="preserve">Jongsma MA, Bolter C (1997). The adaptation of insects to plant protease inhibitors. Journal of Insect Physiology 43, 885-895. doi: 10.1016/s0022-1910(97)00040-1</w:t>
       </w:r>
     </w:p>
     <w:p>
@@ -11088,7 +11184,7 @@
         <w:pStyle w:val="BodyText"/>
       </w:pPr>
       <w:r>
-        <w:t xml:space="preserve">Jongsma MA, Bolter C (1997). The adaptation of insects to plant protease inhibitors. Journal of Insect Physiology 43, 885-895. doi: 10.1016/s0022-1910(97)00040-1</w:t>
+        <w:t xml:space="preserve">Jorgensen WL, Chandrasekhar J, Madura JD, Impey RW, Klein ML (1983). Comparison of simple potential functions for simulating liquid water. The Journal of Chemical Physics 79, 926-935. doi: 10.1063/1.445869</w:t>
       </w:r>
     </w:p>
     <w:p>
@@ -11096,7 +11192,7 @@
         <w:pStyle w:val="BodyText"/>
       </w:pPr>
       <w:r>
-        <w:t xml:space="preserve">Jorgensen WL, Chandrasekhar J, Madura JD, Impey RW, Klein ML (1983). Comparison of simple potential functions for simulating liquid water. The Journal of Chemical Physics 79, 926-935. doi: 10.1063/1.445869</w:t>
+        <w:t xml:space="preserve">Jumper J, Evans R, Pritzel A, Green T, Figurnov M, Ronneberger O, et al. (2021). Highly accurate protein structure prediction with AlphaFold. Nature 596, 583-589. doi: 10.1038/s41586-021-03819-2</w:t>
       </w:r>
     </w:p>
     <w:p>
@@ -11104,7 +11200,7 @@
         <w:pStyle w:val="BodyText"/>
       </w:pPr>
       <w:r>
-        <w:t xml:space="preserve">Jumper J, Evans R, Pritzel A, Green T, Figurnov M, Ronneberger O, et al. (2021). Highly accurate protein structure prediction with AlphaFold. Nature 596, 583-589. doi: 10.1038/s41586-021-03819-2</w:t>
+        <w:t xml:space="preserve">Karumbaiah L, Oppert B, Jurat-Fuentes JL, Adang MJ (2007). Analysis of midgut proteinases from Bacillus thuringiensis-susceptible and -resistant Heliothis virescens (Lepidoptera: Noctuidae). Comparative Biochemistry and Physiology Part B: Biochemistry and Molecular Biology 146, 139-146. doi: 10.1016/j.cbpb.2006.10.104</w:t>
       </w:r>
     </w:p>
     <w:p>
@@ -11112,7 +11208,7 @@
         <w:pStyle w:val="BodyText"/>
       </w:pPr>
       <w:r>
-        <w:t xml:space="preserve">Karumbaiah L, Oppert B, Jurat-Fuentes JL, Adang MJ (2007). Analysis of midgut proteinases from Bacillus thuringiensis-susceptible and -resistant Heliothis virescens (Lepidoptera: Noctuidae). Comparative Biochemistry and Physiology Part B: Biochemistry and Molecular Biology 146, 139-146. doi: 10.1016/j.cbpb.2006.10.104</w:t>
+        <w:t xml:space="preserve">Kelly C, Laskowski Jr. M, Qasim M (2005). The Role of Scaffolding in Standard Mechanism Serine Proteinase Inhibitors. Protein &amp; Peptide Letters 12, 465-471. doi: 10.2174/0929866054395383</w:t>
       </w:r>
     </w:p>
     <w:p>
@@ -11120,7 +11216,7 @@
         <w:pStyle w:val="BodyText"/>
       </w:pPr>
       <w:r>
-        <w:t xml:space="preserve">Kelly C, Laskowski Jr. M, Qasim M (2005). The Role of Scaffolding in Standard Mechanism Serine Proteinase Inhibitors. Protein &amp; Peptide Letters 12, 465-471. doi: 10.2174/0929866054395383</w:t>
+        <w:t xml:space="preserve">Knapp B, Ospina L, Deane CM (2018). Avoiding false positive conclusions in molecular simulation: the importance of replicas. Journal of Chemical Theory and Computation 14, 6127-6138. doi: 10.1021/acs.jctc.8b00391</w:t>
       </w:r>
     </w:p>
     <w:p>

--- a/manuscript/Manuscrito_PT_leitura.docx
+++ b/manuscript/Manuscrito_PT_leitura.docx
@@ -1438,13 +1438,13 @@
       </w:r>
     </w:p>
     <w:bookmarkEnd w:id="10"/>
-    <w:bookmarkStart w:id="11" w:name="estado-dos-cálculos-05102026-noite"/>
+    <w:bookmarkStart w:id="11" w:name="estado-dos-cálculos-06102026-manhã"/>
     <w:p>
       <w:pPr>
         <w:pStyle w:val="Heading2"/>
       </w:pPr>
       <w:r>
-        <w:t xml:space="preserve">Estado dos cálculos (05/10/2026, noite)</w:t>
+        <w:t xml:space="preserve">Estado dos cálculos (06/10/2026, manhã)</w:t>
       </w:r>
     </w:p>
     <w:tbl>
@@ -1940,22 +1940,22 @@
               <w:rPr>
                 <w:sz w:val="18"/>
               </w:rPr>
-              <w:t xml:space="preserve">)</w:t>
-            </w:r>
-          </w:p>
-        </w:tc>
-        <w:tc>
-          <w:tcPr/>
-          <w:p>
-            <w:pPr>
-              <w:pStyle w:val="Compact"/>
-              <w:spacing w:line="240" w:lineRule="auto"/>
-            </w:pPr>
-            <w:r>
-              <w:rPr>
-                <w:sz w:val="18"/>
-              </w:rPr>
-              <w:t xml:space="preserve">fim previsto entre 06 e 07/10 (estimativa)</w:t>
+              <w:t xml:space="preserve">); 12/48 iniciadas e 10 concluídas em 06/10, 09:47</w:t>
+            </w:r>
+          </w:p>
+        </w:tc>
+        <w:tc>
+          <w:tcPr/>
+          <w:p>
+            <w:pPr>
+              <w:pStyle w:val="Compact"/>
+              <w:spacing w:line="240" w:lineRule="auto"/>
+            </w:pPr>
+            <w:r>
+              <w:rPr>
+                <w:sz w:val="18"/>
+              </w:rPr>
+              <w:t xml:space="preserve">48 MDs: fim previsto entre a noite de 07/10 e a manhã de 08/10; repetidas: ≈ 09/10 (extrapolação do ritmo medido)</w:t>
             </w:r>
           </w:p>
         </w:tc>
@@ -2116,7 +2116,7 @@
         <w:t xml:space="preserve"> </w:t>
       </w:r>
       <w:r>
-        <w:t xml:space="preserve">cada MD leva cerca de 75 min com as duas frentes juntas (medido); estimativa por analogia, não medida, para o conjunto.</w:t>
+        <w:t xml:space="preserve">o ritmo medido em 06/10 é de 1,3 a 2,7 h por MD (média ≈ 2,1 h) com as duas frentes juntas e a GPU compartilhada; a previsão do conjunto é extrapolação, não medida (a estimativa anterior, de 75 min por MD, vinha dos primeiros 14 min e estava otimista).</w:t>
       </w:r>
     </w:p>
     <w:bookmarkEnd w:id="11"/>
@@ -11272,15 +11272,15 @@
         <w:pStyle w:val="BodyText"/>
       </w:pPr>
       <w:r>
+        <w:t xml:space="preserve">Meriño-Cabrera Y, de Oliveira Mendes TA, Castro JGS, Barbosa SL, Macedo MLR, de Almeida Oliveira MG (2020). Noncompetitive tight-binding inhibition of Anticarsia gemmatalis trypsins by Adenanthera pavonina protease inhibitor affects larvae survival. Archives of Insect Biochemistry and Physiology 104, e21687. doi: 10.1002/arch.21687</w:t>
+      </w:r>
+    </w:p>
+    <w:p>
+      <w:pPr>
+        <w:pStyle w:val="BodyText"/>
+      </w:pPr>
+      <w:r>
         <w:t xml:space="preserve">Meriño-Cabrera Y, Severiche Castro JG, Rios Diez JD, Rodrigues Macedo ML, de Oliveira Mendes TA, Goreti de Almeida Oliveira M (2020). Rational design of mimetic peptides based on the interaction between Inga laurina inhibitor and trypsins for Spodoptera cosmioides pest control. Insect Biochemistry and Molecular Biology 122, 103390. doi: 10.1016/j.ibmb.2020.103390</w:t>
-      </w:r>
-    </w:p>
-    <w:p>
-      <w:pPr>
-        <w:pStyle w:val="BodyText"/>
-      </w:pPr>
-      <w:r>
-        <w:t xml:space="preserve">Meriño-Cabrera Y, de Oliveira Mendes TA, Castro JGS, Barbosa SL, Macedo MLR, de Almeida Oliveira MG (2020). Noncompetitive tight-binding inhibition of Anticarsia gemmatalis trypsins by Adenanthera pavonina protease inhibitor affects larvae survival. Archives of Insect Biochemistry and Physiology 104, e21687. doi: 10.1002/arch.21687</w:t>
       </w:r>
     </w:p>
     <w:p>

--- a/manuscript/Manuscrito_PT_leitura.docx
+++ b/manuscript/Manuscrito_PT_leitura.docx
@@ -342,22 +342,22 @@
               <w:rPr>
                 <w:sz w:val="18"/>
               </w:rPr>
-              <w:t xml:space="preserve">5,837 palavras no original em inglês (corpo sem tabelas, títulos e legendas; cada citação contada como uma palavra); tradução: 6,439</w:t>
-            </w:r>
-          </w:p>
-        </w:tc>
-        <w:tc>
-          <w:tcPr/>
-          <w:p>
-            <w:pPr>
-              <w:pStyle w:val="Compact"/>
-              <w:spacing w:line="240" w:lineRule="auto"/>
-            </w:pPr>
-            <w:r>
-              <w:rPr>
-                <w:sz w:val="18"/>
-              </w:rPr>
-              <w:t xml:space="preserve">OK (margem de 6,163 palavras)</w:t>
+              <w:t xml:space="preserve">6,423 palavras no original em inglês (corpo sem tabelas, títulos e legendas; cada citação contada como uma palavra); tradução: 7,053</w:t>
+            </w:r>
+          </w:p>
+        </w:tc>
+        <w:tc>
+          <w:tcPr/>
+          <w:p>
+            <w:pPr>
+              <w:pStyle w:val="Compact"/>
+              <w:spacing w:line="240" w:lineRule="auto"/>
+            </w:pPr>
+            <w:r>
+              <w:rPr>
+                <w:sz w:val="18"/>
+              </w:rPr>
+              <w:t xml:space="preserve">OK (margem de 5,577 palavras)</w:t>
             </w:r>
           </w:p>
         </w:tc>
@@ -652,7 +652,7 @@
               <w:rPr>
                 <w:sz w:val="18"/>
               </w:rPr>
-              <w:t xml:space="preserve">7 figuras + 9 suplementares em PNG, TIFF (LZW) e PDF vetorial a 300 dpi, largura 180 mm, RGB; as Figuras 13 e 14 (controles) foram retiradas</w:t>
+              <w:t xml:space="preserve">8 figuras + 9 suplementares em PNG, TIFF (LZW) e PDF vetorial a 300 dpi, largura 180 mm, RGB; as Figuras 13 e 14 (controles) foram retiradas</w:t>
             </w:r>
           </w:p>
         </w:tc>
@@ -1940,7 +1940,7 @@
               <w:rPr>
                 <w:sz w:val="18"/>
               </w:rPr>
-              <w:t xml:space="preserve">); 12/48 iniciadas e 10 concluídas em 06/10, 09:47</w:t>
+              <w:t xml:space="preserve">); 17 das 48 concluídas em 06/10, 17:15 (8 L e 9 M; as frentes terminam o 1º lote em horários diferentes)</w:t>
             </w:r>
           </w:p>
         </w:tc>
@@ -2138,7 +2138,7 @@
         </w:numPr>
       </w:pPr>
       <w:r>
-        <w:t xml:space="preserve">Resultados de pH 8,2, MM-GBSA e comparação com pH 10,0 (Seções 3.6 e 3.7, Figura 8); depois ajustar resumo, 4.1, 4.4 e 5.</w:t>
+        <w:t xml:space="preserve">Resultados de pH 8,2, MM-GBSA e comparação com pH 10,0 (Seções 3.6 e 3.7, Figura 7); depois ajustar resumo, 4.1, 4.4 e 5.</w:t>
       </w:r>
     </w:p>
     <w:p>
@@ -2188,7 +2188,7 @@
     </w:p>
     <w:bookmarkEnd w:id="12"/>
     <w:bookmarkEnd w:id="13"/>
-    <w:bookmarkStart w:id="97" w:name="Xaea1da447ef5fee1fbbe056814497d6ce16bf65"/>
+    <w:bookmarkStart w:id="103" w:name="Xaea1da447ef5fee1fbbe056814497d6ce16bf65"/>
     <w:p>
       <w:pPr>
         <w:pStyle w:val="Heading1"/>
@@ -3500,7 +3500,7 @@
     </w:p>
     <w:bookmarkEnd w:id="27"/>
     <w:bookmarkEnd w:id="28"/>
-    <w:bookmarkStart w:id="55" w:name="resultados"/>
+    <w:bookmarkStart w:id="58" w:name="resultados"/>
     <w:p>
       <w:pPr>
         <w:pStyle w:val="Heading2"/>
@@ -7928,10 +7928,90 @@
         <w:pStyle w:val="BodyText"/>
       </w:pPr>
       <w:r>
+        <w:t xml:space="preserve">O MM-GBSA e o PRODIGY também foram calculados na segunda metade das 48 simulações de pH 10,0 (Figura S10). O ΔG do MM-GBSA teve mediana de −24,8 kcal mol</w:t>
+      </w:r>
+      <w:r>
+        <w:rPr>
+          <w:vertAlign w:val="superscript"/>
+        </w:rPr>
+        <w:t xml:space="preserve">−1</w:t>
+      </w:r>
+      <w:r>
+        <w:t xml:space="preserve"> </w:t>
+      </w:r>
+      <w:r>
+        <w:t xml:space="preserve">(−65,0 a −4,1; erro padrão entre blocos de quadros, mediana 0,9), correlacionou-se fracamente com o comprimento do peptídeo (ρ = −0,29,</w:t>
+      </w:r>
+      <w:r>
+        <w:t xml:space="preserve"> </w:t>
+      </w:r>
+      <w:r>
+        <w:rPr>
+          <w:i/>
+          <w:iCs/>
+        </w:rPr>
+        <w:t xml:space="preserve">P</w:t>
+      </w:r>
+      <w:r>
+        <w:t xml:space="preserve"> </w:t>
+      </w:r>
+      <w:r>
+        <w:t xml:space="preserve">= 0,05) e com a distância final âncora–Asp189 (ρ = 0,37,</w:t>
+      </w:r>
+      <w:r>
+        <w:t xml:space="preserve"> </w:t>
+      </w:r>
+      <w:r>
+        <w:rPr>
+          <w:i/>
+          <w:iCs/>
+        </w:rPr>
+        <w:t xml:space="preserve">P</w:t>
+      </w:r>
+      <w:r>
+        <w:t xml:space="preserve"> </w:t>
+      </w:r>
+      <w:r>
+        <w:t xml:space="preserve">= 0,01), e foi mais favorável para os três peptídeos com lisina ou arginina (mediana −45,3 contra −23,2 dos outros 45; Mann–Whitney</w:t>
+      </w:r>
+      <w:r>
+        <w:t xml:space="preserve"> </w:t>
+      </w:r>
+      <w:r>
+        <w:rPr>
+          <w:i/>
+          <w:iCs/>
+        </w:rPr>
+        <w:t xml:space="preserve">P</w:t>
+      </w:r>
+      <w:r>
+        <w:t xml:space="preserve"> </w:t>
+      </w:r>
+      <w:r>
+        <w:t xml:space="preserve">= 0,014), como esperado de um escore que inclui a atração eletrostática pelo carboxilato do Asp189. Os valores mais favoráveis foram os do PISQIDSGSR (−65,0), QAPDFPTGPNNS (−56,5), QSPDFPNGPGQS (−54,5), GENGGPG (−47,3) e NGGRPDAP (−45,3). O PRODIGY em 30 quadros da mesma metade deu mediana de −8,2 kcal mol</w:t>
+      </w:r>
+      <w:r>
+        <w:rPr>
+          <w:vertAlign w:val="superscript"/>
+        </w:rPr>
+        <w:t xml:space="preserve">−1</w:t>
+      </w:r>
+      <w:r>
+        <w:t xml:space="preserve"> </w:t>
+      </w:r>
+      <w:r>
+        <w:t xml:space="preserve">(−11,4 a −6,5; ρ com o comprimento −0,37, com o MM-GBSA 0,61). Dada a calibração (Seção 3.2), esses valores ordenam candidatos e não são afinidades.</w:t>
+      </w:r>
+    </w:p>
+    <w:p>
+      <w:pPr>
+        <w:pStyle w:val="BodyText"/>
+      </w:pPr>
+      <w:r>
         <w:rPr>
           <w:rStyle w:val="Pendente"/>
         </w:rPr>
-        <w:t xml:space="preserve">PENDENTE: MM-GBSA e PRODIGY nas trajetórias de pH 8,2 e a classificação com todas as etapas (arquivos</w:t>
+        <w:t xml:space="preserve">PENDENTE: MM-GBSA e PRODIGY nas trajetórias de pH 8,2 dos 48 candidatos e a classificação com todas as etapas (arquivos</w:t>
       </w:r>
       <w:r>
         <w:rPr>
@@ -8036,7 +8116,7 @@
       </w:r>
     </w:p>
     <w:bookmarkEnd w:id="49"/>
-    <w:bookmarkStart w:id="50" w:name="ph-82-versus-ph-100"/>
+    <w:bookmarkStart w:id="53" w:name="ph-82-versus-ph-100"/>
     <w:p>
       <w:pPr>
         <w:pStyle w:val="Heading3"/>
@@ -8053,7 +8133,13 @@
         <w:rPr>
           <w:rStyle w:val="Pendente"/>
         </w:rPr>
-        <w:t xml:space="preserve">PENDENTE: comparação pareada das 48 simulações de pH 8,2 e pH 10,0 (distância âncora–Asp189, ocupância, RMSD, contatos, anel, MM-GBSA, PRODIGY), os estados de protonação que diferem, a variação entre execuções dos candidatos repetidos e a concordância das classificações (</w:t>
+        <w:t xml:space="preserve">PROVISÓRIO, escrito em 6 de outubro de 2026 com as 17 das 48 simulações de pH 8,2 que haviam terminado; são os finalistas e não uma amostra aleatória. Reescrever com as 48, as execuções repetidas e</w:t>
+      </w:r>
+      <w:r>
+        <w:rPr>
+          <w:rStyle w:val="Pendente"/>
+        </w:rPr>
+        <w:t xml:space="preserve"> </w:t>
       </w:r>
       <w:r>
         <w:rPr>
@@ -8065,83 +8151,304 @@
         <w:rPr>
           <w:rStyle w:val="Pendente"/>
         </w:rPr>
-        <w:t xml:space="preserve">; Figura 8).</w:t>
-      </w:r>
-    </w:p>
-    <w:bookmarkEnd w:id="50"/>
-    <w:bookmarkStart w:id="54" w:name="peptídeos-candidatos"/>
-    <w:p>
-      <w:pPr>
-        <w:pStyle w:val="Heading3"/>
-      </w:pPr>
-      <w:r>
-        <w:t xml:space="preserve">3.8 Peptídeos candidatos</w:t>
-      </w:r>
-    </w:p>
-    <w:p>
-      <w:pPr>
-        <w:pStyle w:val="FirstParagraph"/>
-      </w:pPr>
-      <w:r>
-        <w:t xml:space="preserve">Quatro peptídeos se destacam pelos critérios declarados de antemão e pelas etapas acima (Tabela 4, Figura 7). O GGHSE (</w:t>
+        <w:t xml:space="preserve">.</w:t>
+      </w:r>
+      <w:r>
+        <w:t xml:space="preserve"> </w:t>
+      </w:r>
+      <w:r>
+        <w:t xml:space="preserve">Dezessete simulações de pH 8,2 (oito lineares e nove macrocíclicas) haviam terminado e estão pareadas na Figura 7 com os mesmos candidatos em pH 10,0. A distância final âncora–Asp189 teve mediana de 6,47 Å em pH 8,2 contra 5,72 Å em pH 10,0 (Wilcoxon</w:t>
+      </w:r>
+      <w:r>
+        <w:t xml:space="preserve"> </w:t>
       </w:r>
       <w:r>
         <w:rPr>
           <w:i/>
           <w:iCs/>
         </w:rPr>
-        <w:t xml:space="preserve">S. frugiperda</w:t>
-      </w:r>
-      <w:r>
-        <w:t xml:space="preserve">, cíclico) é a única simulação que combinou ocupância de pelo menos 0,70 com o critério estrito do anel. O GQNDS (</w:t>
+        <w:t xml:space="preserve">P</w:t>
+      </w:r>
+      <w:r>
+        <w:t xml:space="preserve"> </w:t>
+      </w:r>
+      <w:r>
+        <w:t xml:space="preserve">= 0,57), a ocupância da segunda metade 0,02 contra 0,06 (</w:t>
       </w:r>
       <w:r>
         <w:rPr>
           <w:i/>
           <w:iCs/>
         </w:rPr>
-        <w:t xml:space="preserve">O. nubilalis</w:t>
-      </w:r>
-      <w:r>
-        <w:t xml:space="preserve">, linear) chegou a ocupância de 1,00 com âncora Gln. O NGGRPDAP (</w:t>
+        <w:t xml:space="preserve">P</w:t>
+      </w:r>
+      <w:r>
+        <w:t xml:space="preserve"> </w:t>
+      </w:r>
+      <w:r>
+        <w:t xml:space="preserve">= 0,53) e o RMSD final do peptídeo 0,32 contra 0,29 nm (</w:t>
       </w:r>
       <w:r>
         <w:rPr>
           <w:i/>
           <w:iCs/>
         </w:rPr>
-        <w:t xml:space="preserve">A. gemmatalis</w:t>
-      </w:r>
-      <w:r>
-        <w:t xml:space="preserve">, linear) tem uma Arg em S1 seguida de prolina, o mecanismo canônico, e o menor ΔG do PRODIGY da frente linear. O GGKPGEP (</w:t>
+        <w:t xml:space="preserve">P</w:t>
+      </w:r>
+      <w:r>
+        <w:t xml:space="preserve"> </w:t>
+      </w:r>
+      <w:r>
+        <w:t xml:space="preserve">= 0,31). Ocupância de pelo menos 0,70 ocorreu em duas simulações de pH 8,2 (NGGRPDAP e GGKPGEP) e em quatro de pH 10,0 (essas duas, GQNDS linear e GGHSE). O desfecho em um pH previu o do outro só fracamente para a distância final (ρ = 0,48,</w:t>
+      </w:r>
+      <w:r>
+        <w:t xml:space="preserve"> </w:t>
       </w:r>
       <w:r>
         <w:rPr>
           <w:i/>
           <w:iCs/>
         </w:rPr>
-        <w:t xml:space="preserve">A. gemmatalis</w:t>
-      </w:r>
-      <w:r>
-        <w:t xml:space="preserve">, cíclico) tem a menor distância final âncora–Asp189 (2,71 Å) e uma Lys seguida de prolina, mas fica abaixo do limite de ω do critério estrito do anel (mínimo de 144,5° contra 150°). Os quatro partiram com a âncora a até 4,0 Å do Asp189 (Seção 3.5), e nem a pose inicial do Boltz-2 nem a simulação de 10 ns os separa de uma sequência embaralhada; são candidatos que sobreviveram aos filtros disponíveis, e nenhum carrega alegação de seletividade ou atividade. Os 48 candidatos também foram classificados em camadas A–C pelos critérios declarados antes das simulações (23 A e 1 B lineares; 10 A, 13 B e 1 C cíclicos; Figura S7); a camada A exclui poucos candidatos e não discrimina entre os demais.</w:t>
-      </w:r>
-    </w:p>
-    <w:p>
-      <w:pPr>
-        <w:pStyle w:val="BodyText"/>
+        <w:t xml:space="preserve">P</w:t>
+      </w:r>
+      <w:r>
+        <w:t xml:space="preserve"> </w:t>
+      </w:r>
+      <w:r>
+        <w:t xml:space="preserve">= 0,054) e para a ocupância (ρ = 0,42,</w:t>
+      </w:r>
+      <w:r>
+        <w:t xml:space="preserve"> </w:t>
+      </w:r>
+      <w:r>
+        <w:rPr>
+          <w:i/>
+          <w:iCs/>
+        </w:rPr>
+        <w:t xml:space="preserve">P</w:t>
+      </w:r>
+      <w:r>
+        <w:t xml:space="preserve"> </w:t>
+      </w:r>
+      <w:r>
+        <w:t xml:space="preserve">= 0,095). O GQNDS linear ocupou S1 só na primeira metade em pH 8,2 (0,97 e depois 0,04) e o GGHSE saiu (distância final 8,61 Å, ocupância 0,00; |ω| mínimo 149,5° contra 153,7° em pH 10,0), enquanto GTDTG (0,68) e IYPETG (0,57) ocuparam S1 em pH 8,2 e não em pH 10,0. O NGGRPDAP e o GGKPGEP, os dois peptídeos cuja âncora é um resíduo básico seguido de prolina (Arg e Lys), a mantiveram em S1 nos dois pH: ocupância 0,98 e 1,00 e distância final 2,84 e 2,74 Å no NGGRPDAP; ocupância 1,00 nos dois pH e 2,71 Å no GGKPGEP, cujo anel atendeu ao critério estrito em pH 8,2 (|ω| mínimo 156,7° contra 144,5° em pH 10,0). Os escores de energia, ao contrário, concordaram entre os pH: MM-GBSA ρ = 0,73 (</w:t>
+      </w:r>
+      <w:r>
+        <w:rPr>
+          <w:i/>
+          <w:iCs/>
+        </w:rPr>
+        <w:t xml:space="preserve">P</w:t>
+      </w:r>
+      <w:r>
+        <w:t xml:space="preserve"> </w:t>
+      </w:r>
+      <w:r>
+        <w:t xml:space="preserve">= 0,001; mediana −25,9 contra −26,5 kcal mol</w:t>
+      </w:r>
+      <w:r>
+        <w:rPr>
+          <w:vertAlign w:val="superscript"/>
+        </w:rPr>
+        <w:t xml:space="preserve">−1</w:t>
+      </w:r>
+      <w:r>
+        <w:t xml:space="preserve">,</w:t>
+      </w:r>
+      <w:r>
+        <w:t xml:space="preserve"> </w:t>
+      </w:r>
+      <w:r>
+        <w:rPr>
+          <w:i/>
+          <w:iCs/>
+        </w:rPr>
+        <w:t xml:space="preserve">P</w:t>
+      </w:r>
+      <w:r>
+        <w:t xml:space="preserve"> </w:t>
+      </w:r>
+      <w:r>
+        <w:t xml:space="preserve">= 0,43) e PRODIGY nos quadros ρ = 0,67 (</w:t>
+      </w:r>
+      <w:r>
+        <w:rPr>
+          <w:i/>
+          <w:iCs/>
+        </w:rPr>
+        <w:t xml:space="preserve">P</w:t>
+      </w:r>
+      <w:r>
+        <w:t xml:space="preserve"> </w:t>
+      </w:r>
+      <w:r>
+        <w:t xml:space="preserve">= 0,003; −8,52 contra −8,75 kcal mol</w:t>
+      </w:r>
+      <w:r>
+        <w:rPr>
+          <w:vertAlign w:val="superscript"/>
+        </w:rPr>
+        <w:t xml:space="preserve">−1</w:t>
+      </w:r>
+      <w:r>
+        <w:t xml:space="preserve">,</w:t>
+      </w:r>
+      <w:r>
+        <w:t xml:space="preserve"> </w:t>
+      </w:r>
+      <w:r>
+        <w:rPr>
+          <w:i/>
+          <w:iCs/>
+        </w:rPr>
+        <w:t xml:space="preserve">P</w:t>
+      </w:r>
+      <w:r>
+        <w:t xml:space="preserve"> </w:t>
+      </w:r>
+      <w:r>
+        <w:t xml:space="preserve">= 0,38). Cada candidato foi simulado uma vez por pH, com semente diferente; assim, uma diferença entre pH não se separa da variação entre execuções até que as execuções repetidas sejam analisadas; e, como quatro candidatos entraram nos finalistas pela ocupância em pH 10,0 (NGGRPDAP, GQNDS, GGHSE e GGKPGEP), a perda de ocupância em pH 8,2 é esperada por regressão à média, como ocorreu com GQNDS e GGHSE, mas não com NGGRPDAP e GGKPGEP.</w:t>
+      </w:r>
+    </w:p>
+    <w:p>
+      <w:pPr>
+        <w:pStyle w:val="CaptionedFigure"/>
+      </w:pPr>
+      <w:r>
+        <w:drawing>
+          <wp:inline>
+            <wp:extent cx="5334000" cy="3704933"/>
+            <wp:effectExtent b="0" l="0" r="0" t="0"/>
+            <wp:docPr descr="Figura 7. Comparação provisória das simulações de pH 8,2 e pH 10,0 (as 17 das 48 execuções de pH 8,2 que haviam terminado em 6 de outubro de 2026; os finalistas, não uma amostra aleatória; uma execução por pH, com sementes diferentes). (A, B) Distância final âncora–Asp189 e ocupância de S1 a 5 Å na segunda metade, pareadas (linhas pontilhadas: 4 Å e 0,70; teste de Wilcoxon de postos sinalizados). (C–E) pH 8,2 contra pH 10,0 para a distância final, o ΔG do MM-GBSA e o ΔG do PRODIGY nos quadros da trajetória (linha pontilhada: identidade; ρ: correlação de Spearman). Azul: linear; verde-azulado: macrociclo; em destaque: NGGRPDAP, GGKPGEP, GQNDS e GGHSE." title="" id="51" name="Picture"/>
+            <a:graphic>
+              <a:graphicData uri="http://schemas.openxmlformats.org/drawingml/2006/picture">
+                <pic:pic>
+                  <pic:nvPicPr>
+                    <pic:cNvPr descr="figures/final/Figure7_pH_comparison.png" id="52" name="Picture"/>
+                    <pic:cNvPicPr>
+                      <a:picLocks noChangeArrowheads="1" noChangeAspect="1"/>
+                    </pic:cNvPicPr>
+                  </pic:nvPicPr>
+                  <pic:blipFill>
+                    <a:blip r:embed="rId50"/>
+                    <a:stretch>
+                      <a:fillRect/>
+                    </a:stretch>
+                  </pic:blipFill>
+                  <pic:spPr bwMode="auto">
+                    <a:xfrm>
+                      <a:off x="0" y="0"/>
+                      <a:ext cx="5334000" cy="3704933"/>
+                    </a:xfrm>
+                    <a:prstGeom prst="rect">
+                      <a:avLst/>
+                    </a:prstGeom>
+                    <a:noFill/>
+                    <a:ln w="9525">
+                      <a:noFill/>
+                      <a:headEnd/>
+                      <a:tailEnd/>
+                    </a:ln>
+                  </pic:spPr>
+                </pic:pic>
+              </a:graphicData>
+            </a:graphic>
+          </wp:inline>
+        </w:drawing>
+      </w:r>
+    </w:p>
+    <w:p>
+      <w:pPr>
+        <w:pStyle w:val="ImageCaption"/>
       </w:pPr>
       <w:r>
         <w:rPr>
           <w:b/>
           <w:bCs/>
         </w:rPr>
+        <w:t xml:space="preserve">Figura 7.</w:t>
+      </w:r>
+      <w:r>
+        <w:t xml:space="preserve"> </w:t>
+      </w:r>
+      <w:r>
+        <w:t xml:space="preserve">Comparação provisória das simulações de pH 8,2 e pH 10,0 (as 17 das 48 execuções de pH 8,2 que haviam terminado em 6 de outubro de 2026; os finalistas, não uma amostra aleatória; uma execução por pH, com sementes diferentes). (A, B) Distância final âncora–Asp189 e ocupância de S1 a 5 Å na segunda metade, pareadas (linhas pontilhadas: 4 Å e 0,70; teste de Wilcoxon de postos sinalizados). (C–E) pH 8,2 contra pH 10,0 para a distância final, o ΔG do MM-GBSA e o ΔG do PRODIGY nos quadros da trajetória (linha pontilhada: identidade; ρ: correlação de Spearman). Azul: linear; verde-azulado: macrociclo; em destaque: NGGRPDAP, GGKPGEP, GQNDS e GGHSE.</w:t>
+      </w:r>
+    </w:p>
+    <w:bookmarkEnd w:id="53"/>
+    <w:bookmarkStart w:id="57" w:name="peptídeos-candidatos"/>
+    <w:p>
+      <w:pPr>
+        <w:pStyle w:val="Heading3"/>
+      </w:pPr>
+      <w:r>
+        <w:t xml:space="preserve">3.8 Peptídeos candidatos</w:t>
+      </w:r>
+    </w:p>
+    <w:p>
+      <w:pPr>
+        <w:pStyle w:val="FirstParagraph"/>
+      </w:pPr>
+      <w:r>
+        <w:t xml:space="preserve">Quatro peptídeos se destacam pelos critérios declarados de antemão e pelas etapas acima (Tabela 4, Figura 8). O GGHSE (</w:t>
+      </w:r>
+      <w:r>
+        <w:rPr>
+          <w:i/>
+          <w:iCs/>
+        </w:rPr>
+        <w:t xml:space="preserve">S. frugiperda</w:t>
+      </w:r>
+      <w:r>
+        <w:t xml:space="preserve">, cíclico) é a única simulação de pH 10,0 que combinou ocupância de pelo menos 0,70 com o critério estrito do anel; em pH 8,2 ele saiu de S1 (Seção 3.7). O GQNDS (</w:t>
+      </w:r>
+      <w:r>
+        <w:rPr>
+          <w:i/>
+          <w:iCs/>
+        </w:rPr>
+        <w:t xml:space="preserve">O. nubilalis</w:t>
+      </w:r>
+      <w:r>
+        <w:t xml:space="preserve">, linear) chegou a ocupância de 1,00 com âncora Gln em pH 10,0, mas ocupou S1 só na primeira metade em pH 8,2. O NGGRPDAP (</w:t>
+      </w:r>
+      <w:r>
+        <w:rPr>
+          <w:i/>
+          <w:iCs/>
+        </w:rPr>
+        <w:t xml:space="preserve">A. gemmatalis</w:t>
+      </w:r>
+      <w:r>
+        <w:t xml:space="preserve">, linear) tem uma Arg em S1 seguida de prolina, o mecanismo canônico, e o menor ΔG do PRODIGY da frente linear; com o GGKPGEP, é um dos dois dos quatro cuja ocupância de S1 apareceu nos dois pH (uma execução cada), e teve o MM-GBSA mais favorável das 17 simulações pareadas nos dois pH. O GGKPGEP (</w:t>
+      </w:r>
+      <w:r>
+        <w:rPr>
+          <w:i/>
+          <w:iCs/>
+        </w:rPr>
+        <w:t xml:space="preserve">A. gemmatalis</w:t>
+      </w:r>
+      <w:r>
+        <w:t xml:space="preserve">, cíclico) tem a menor distância final âncora–Asp189 (2,71 Å) e uma Lys seguida de prolina, mas em pH 10,0 fica abaixo do limite de ω do critério estrito do anel (mínimo de 144,5° contra 150°; 156,7° em pH 8,2, onde também manteve S1). Os quatro partiram com a âncora a até 4,0 Å do Asp189 (Seção 3.5), e nem a pose inicial do Boltz-2 nem a simulação de 10 ns os separa de uma sequência embaralhada; são candidatos que sobreviveram aos filtros disponíveis, e nenhum carrega alegação de seletividade ou atividade. Os 48 candidatos também foram classificados em camadas A–C pelos critérios declarados antes das simulações (23 A e 1 B lineares; 10 A, 13 B e 1 C cíclicos; Figura S7); a camada A exclui poucos candidatos e não discrimina entre os demais.</w:t>
+      </w:r>
+    </w:p>
+    <w:p>
+      <w:pPr>
+        <w:pStyle w:val="BodyText"/>
+      </w:pPr>
+      <w:r>
+        <w:rPr>
+          <w:b/>
+          <w:bCs/>
+        </w:rPr>
         <w:t xml:space="preserve">Tabela 4.</w:t>
       </w:r>
       <w:r>
         <w:t xml:space="preserve"> </w:t>
       </w:r>
       <w:r>
-        <w:t xml:space="preserve">Candidatos da lista curta. Inicial e final: distância âncora–Asp189 nas janelas inicial e final da simulação de 10 ns em pH 10,0. Ocup.: ocupância a 5 Å na segunda metade (descritiva). ΔG PRODIGY: pose inicial; entre parênteses, por resíduo. MM-GBSA em pH 8,2 pendente.</w:t>
+        <w:t xml:space="preserve">Candidatos da lista curta. Inicial e final: distância âncora–Asp189 nas janelas inicial e final da simulação de 10 ns em pH 10,0. Ocup.: ocupância a 5 Å na segunda metade (descritiva). ΔG PRODIGY: pose inicial; entre parênteses, por resíduo. MM-GBSA: segunda metade da simulação de 10 ns em pH 10,0 e em pH 8,2 (provisório; uma execução cada). As colunas de ocupância e anel referem-se a pH 10,0.</w:t>
       </w:r>
     </w:p>
     <w:tbl>
@@ -8159,18 +8466,19 @@
         </w:tblBorders>
       </w:tblPr>
       <w:tblGrid>
-        <w:gridCol w:w="660"/>
-        <w:gridCol w:w="660"/>
-        <w:gridCol w:w="660"/>
-        <w:gridCol w:w="660"/>
-        <w:gridCol w:w="660"/>
-        <w:gridCol w:w="660"/>
-        <w:gridCol w:w="660"/>
-        <w:gridCol w:w="660"/>
-        <w:gridCol w:w="660"/>
-        <w:gridCol w:w="660"/>
-        <w:gridCol w:w="660"/>
-        <w:gridCol w:w="660"/>
+        <w:gridCol w:w="609"/>
+        <w:gridCol w:w="609"/>
+        <w:gridCol w:w="609"/>
+        <w:gridCol w:w="609"/>
+        <w:gridCol w:w="609"/>
+        <w:gridCol w:w="609"/>
+        <w:gridCol w:w="609"/>
+        <w:gridCol w:w="609"/>
+        <w:gridCol w:w="609"/>
+        <w:gridCol w:w="609"/>
+        <w:gridCol w:w="609"/>
+        <w:gridCol w:w="609"/>
+        <w:gridCol w:w="609"/>
       </w:tblGrid>
       <w:tr>
         <w:trPr>
@@ -8383,6 +8691,37 @@
             </w:r>
           </w:p>
         </w:tc>
+        <w:tc>
+          <w:tcPr/>
+          <w:p>
+            <w:pPr>
+              <w:pStyle w:val="Compact"/>
+              <w:spacing w:line="240" w:lineRule="auto"/>
+            </w:pPr>
+            <w:r>
+              <w:rPr>
+                <w:b/>
+                <w:sz w:val="18"/>
+              </w:rPr>
+              <w:t xml:space="preserve">MM-GBSA pH 10,0 / 8,2 (kcal mol</w:t>
+            </w:r>
+            <w:r>
+              <w:rPr>
+                <w:b/>
+                <w:sz w:val="18"/>
+                <w:vertAlign w:val="superscript"/>
+              </w:rPr>
+              <w:t xml:space="preserve">−1</w:t>
+            </w:r>
+            <w:r>
+              <w:rPr>
+                <w:b/>
+                <w:sz w:val="18"/>
+              </w:rPr>
+              <w:t xml:space="preserve">)</w:t>
+            </w:r>
+          </w:p>
+        </w:tc>
       </w:tr>
       <w:tr>
         <w:tc>
@@ -8567,6 +8906,21 @@
             </w:r>
           </w:p>
         </w:tc>
+        <w:tc>
+          <w:tcPr/>
+          <w:p>
+            <w:pPr>
+              <w:pStyle w:val="Compact"/>
+              <w:spacing w:line="240" w:lineRule="auto"/>
+            </w:pPr>
+            <w:r>
+              <w:rPr>
+                <w:sz w:val="18"/>
+              </w:rPr>
+              <w:t xml:space="preserve">−45,3 / −53,3</w:t>
+            </w:r>
+          </w:p>
+        </w:tc>
       </w:tr>
       <w:tr>
         <w:tc>
@@ -8751,6 +9105,21 @@
             </w:r>
           </w:p>
         </w:tc>
+        <w:tc>
+          <w:tcPr/>
+          <w:p>
+            <w:pPr>
+              <w:pStyle w:val="Compact"/>
+              <w:spacing w:line="240" w:lineRule="auto"/>
+            </w:pPr>
+            <w:r>
+              <w:rPr>
+                <w:sz w:val="18"/>
+              </w:rPr>
+              <w:t xml:space="preserve">−18,2 / −2,0</w:t>
+            </w:r>
+          </w:p>
+        </w:tc>
       </w:tr>
       <w:tr>
         <w:tc>
@@ -8935,6 +9304,21 @@
             </w:r>
           </w:p>
         </w:tc>
+        <w:tc>
+          <w:tcPr/>
+          <w:p>
+            <w:pPr>
+              <w:pStyle w:val="Compact"/>
+              <w:spacing w:line="240" w:lineRule="auto"/>
+            </w:pPr>
+            <w:r>
+              <w:rPr>
+                <w:sz w:val="18"/>
+              </w:rPr>
+              <w:t xml:space="preserve">−26,5 / −23,9</w:t>
+            </w:r>
+          </w:p>
+        </w:tc>
       </w:tr>
       <w:tr>
         <w:tc>
@@ -9116,6 +9500,21 @@
                 <w:sz w:val="18"/>
               </w:rPr>
               <w:t xml:space="preserve">−9,7 (−1,39)</w:t>
+            </w:r>
+          </w:p>
+        </w:tc>
+        <w:tc>
+          <w:tcPr/>
+          <w:p>
+            <w:pPr>
+              <w:pStyle w:val="Compact"/>
+              <w:spacing w:line="240" w:lineRule="auto"/>
+            </w:pPr>
+            <w:r>
+              <w:rPr>
+                <w:sz w:val="18"/>
+              </w:rPr>
+              <w:t xml:space="preserve">−35,4 / −27,7</w:t>
             </w:r>
           </w:p>
         </w:tc>
@@ -9130,18 +9529,18 @@
           <wp:inline>
             <wp:extent cx="5334000" cy="3853030"/>
             <wp:effectExtent b="0" l="0" r="0" t="0"/>
-            <wp:docPr descr="Figura 7. Poses iniciais (Boltz-2) dos quatro peptídeos da lista curta no sítio ativo. Peptídeo em ciano com o resíduo âncora (o mais próximo do carboxilato do Asp189) em magenta; Asp189 em laranja; His57 e Ser195 em verde; a linha pontilhada é a distância âncora–Asp189; receptor em cartoon até 12 Å do peptídeo. (A) NGGRPDAP (linear, A. gemmatalis). (B) GQNDS (linear, O. nubilalis). (C) GGHSE (cíclico, S. frugiperda). (D) GGKPGEP (cíclico, A. gemmatalis)." title="" id="52" name="Picture"/>
+            <wp:docPr descr="Figura 8. Poses iniciais (Boltz-2) dos quatro peptídeos da lista curta no sítio ativo. Peptídeo em ciano com o resíduo âncora (o mais próximo do carboxilato do Asp189) em magenta; Asp189 em laranja; His57 e Ser195 em verde; a linha pontilhada é a distância âncora–Asp189; receptor em cartoon até 12 Å do peptídeo. (A) NGGRPDAP (linear, A. gemmatalis). (B) GQNDS (linear, O. nubilalis). (C) GGHSE (cíclico, S. frugiperda). (D) GGKPGEP (cíclico, A. gemmatalis)." title="" id="55" name="Picture"/>
             <a:graphic>
               <a:graphicData uri="http://schemas.openxmlformats.org/drawingml/2006/picture">
                 <pic:pic>
                   <pic:nvPicPr>
-                    <pic:cNvPr descr="figures/final/Figure7_candidate_poses.png" id="53" name="Picture"/>
+                    <pic:cNvPr descr="figures/final/Figure8_candidate_poses.png" id="56" name="Picture"/>
                     <pic:cNvPicPr>
                       <a:picLocks noChangeArrowheads="1" noChangeAspect="1"/>
                     </pic:cNvPicPr>
                   </pic:nvPicPr>
                   <pic:blipFill>
-                    <a:blip r:embed="rId51"/>
+                    <a:blip r:embed="rId54"/>
                     <a:stretch>
                       <a:fillRect/>
                     </a:stretch>
@@ -9177,7 +9576,7 @@
           <w:b/>
           <w:bCs/>
         </w:rPr>
-        <w:t xml:space="preserve">Figura 7.</w:t>
+        <w:t xml:space="preserve">Figura 8.</w:t>
       </w:r>
       <w:r>
         <w:t xml:space="preserve"> </w:t>
@@ -9261,9 +9660,9 @@
         </w:pict>
       </w:r>
     </w:p>
-    <w:bookmarkEnd w:id="54"/>
-    <w:bookmarkEnd w:id="55"/>
-    <w:bookmarkStart w:id="61" w:name="discussão"/>
+    <w:bookmarkEnd w:id="57"/>
+    <w:bookmarkEnd w:id="58"/>
+    <w:bookmarkStart w:id="64" w:name="discussão"/>
     <w:p>
       <w:pPr>
         <w:pStyle w:val="Heading2"/>
@@ -9272,7 +9671,7 @@
         <w:t xml:space="preserve">4 Discussão</w:t>
       </w:r>
     </w:p>
-    <w:bookmarkStart w:id="56" w:name="principais-achados"/>
+    <w:bookmarkStart w:id="59" w:name="principais-achados"/>
     <w:p>
       <w:pPr>
         <w:pStyle w:val="Heading3"/>
@@ -9313,8 +9712,8 @@
         <w:t xml:space="preserve">menos que o inibidor de Kunitz da soja (Patarroyo-Vargas et al., 2020).</w:t>
       </w:r>
     </w:p>
-    <w:bookmarkEnd w:id="56"/>
-    <w:bookmarkStart w:id="57" w:name="o-que-a-escada-de-escores-sustenta"/>
+    <w:bookmarkEnd w:id="59"/>
+    <w:bookmarkStart w:id="60" w:name="o-que-a-escada-de-escores-sustenta"/>
     <w:p>
       <w:pPr>
         <w:pStyle w:val="Heading3"/>
@@ -9379,8 +9778,8 @@
         <w:t xml:space="preserve">Um ponto metodológico merece ênfase: moléculas separadas de receptor e ligante podem ser gravadas em imagens periódicas diferentes da caixa. Em um de nossos sistemas a distância entre os centros de massa de receptor e peptídeo chegou a 94,8 Å numa caixa de 116 Å enquanto as moléculas estavam em contato em todos os quadros. Qualquer análise de RMSD ou de contatos de simulações proteína–peptídeo que não corrija isso relata o deslocamento da imagem como instabilidade.</w:t>
       </w:r>
     </w:p>
-    <w:bookmarkEnd w:id="57"/>
-    <w:bookmarkStart w:id="58" w:name="Xe9dfdcff25bd151c47ff6de27d373c777e68813"/>
+    <w:bookmarkEnd w:id="60"/>
+    <w:bookmarkStart w:id="61" w:name="Xe9dfdcff25bd151c47ff6de27d373c777e68813"/>
     <w:p>
       <w:pPr>
         <w:pStyle w:val="Heading3"/>
@@ -9410,8 +9809,8 @@
         <w:t xml:space="preserve">, preferem arginina ou lisina ali (Patarroyo-Vargas et al., 2017; Meriño-Cabrera et al., 2022); o critério duro seleciona, portanto, contra o resíduo mais adequado para engajar o Asp189. Ao proibir todo resíduo que uma enzima tipo tripsina, quimotripsina ou elastase pode assumir em P1, ele deixa peptídeos com quase metade de glicina e só nove resíduos básicos, cada um protegido por uma prolina seguinte, uma exceção tirada da especificidade geral das enzimas e aproximada para cada espécie. Tais sequências são provavelmente flexíveis, o que pode custar entropia de ligação, e lhes faltam as cadeias laterais que definem a interação de S1 dos inibidores canônicos. A alternativa canônica é a rigidez, que melhora a ligação em cerca de seis ordens de grandeza e protege contra a proteólise (Kelly et al., 2005); um macrociclo poderia tolerar um P1 básico que uma regra linear de motivos sinaliza. Os três candidatos que carregam uma Lys ou Arg (NGGRPDAP, PISQIDSGSR, GGKPGEP) são aqueles em que isso pode ser examinado, e a presente triagem não diz se sua conformação mantém esse resíduo protegido. A ciclização remove as extremidades expostas, mas não os sítios internos (o macrociclo ganhou só 16 sequências sobre o conjunto linear), e a aminopeptidase N, que precisa de um N-terminal livre, não é tratada nos peptídeos lineares. As regras de motivos são grosseiras (uma contagem ponderada de sítios; a regra tipo elastase sinaliza quatro resíduos comuns), e RESISTENTE é uma previsão de baixa carga de motivos, não uma medida de estabilidade no intestino médio.</w:t>
       </w:r>
     </w:p>
-    <w:bookmarkEnd w:id="58"/>
-    <w:bookmarkStart w:id="59" w:name="limitações"/>
+    <w:bookmarkEnd w:id="61"/>
+    <w:bookmarkStart w:id="62" w:name="limitações"/>
     <w:p>
       <w:pPr>
         <w:pStyle w:val="Heading3"/>
@@ -9502,8 +9901,8 @@
         <w:t xml:space="preserve">como o resíduo de menor distância média. (viii) Uma única predição do Boltz-2 é um ordenador ruidoso (ρ = 0,57 para entrada idêntica), e os controles embaralhados do E3 são fracos para sequências ricas em glicina. (ix) Os sistemas de calibração foram simulados por 2 ns a partir de uma estrutura predita cada, com ligantes muito maiores que os candidatos. (x) O MM-GBSA e o PRODIGY não separaram inibidores de iscas, de modo que a classificação de energia é uma triagem grosseira.</w:t>
       </w:r>
     </w:p>
-    <w:bookmarkEnd w:id="59"/>
-    <w:bookmarkStart w:id="60" w:name="perspectivas"/>
+    <w:bookmarkEnd w:id="62"/>
+    <w:bookmarkStart w:id="63" w:name="perspectivas"/>
     <w:p>
       <w:pPr>
         <w:pStyle w:val="Heading3"/>
@@ -9543,9 +9942,9 @@
         </w:pict>
       </w:r>
     </w:p>
-    <w:bookmarkEnd w:id="60"/>
-    <w:bookmarkEnd w:id="61"/>
-    <w:bookmarkStart w:id="62" w:name="conclusão"/>
+    <w:bookmarkEnd w:id="63"/>
+    <w:bookmarkEnd w:id="64"/>
+    <w:bookmarkStart w:id="65" w:name="conclusão"/>
     <w:p>
       <w:pPr>
         <w:pStyle w:val="Heading2"/>
@@ -9562,8 +9961,8 @@
         <w:t xml:space="preserve">Os inibidores naturais serviram como moldes e padrões de calibração para um pipeline que leva oito tripsinas digestivas de lepidópteros a um conjunto ordenado de peptídeos curtos e não clivaveis. O Boltz-2 sustenta comparações pareadas; o MM-GBSA e o PRODIGY ordenam candidatos pelo tamanho da interface; e a ocupância de S1 em 10 ns acompanha a pose inicial, de modo que, por si só, não indica ligação. Os quatro peptídeos da lista curta (NGGRPDAP, GQNDS, GGHSE, GGKPGEP) sobreviveram aos filtros disponíveis e não carregam alegação de seletividade ou atividade. Os testes decisivos são enzimáticos.</w:t>
       </w:r>
     </w:p>
-    <w:bookmarkEnd w:id="62"/>
-    <w:bookmarkStart w:id="63" w:name="declaração-de-disponibilidade-de-dados"/>
+    <w:bookmarkEnd w:id="65"/>
+    <w:bookmarkStart w:id="66" w:name="declaração-de-disponibilidade-de-dados"/>
     <w:p>
       <w:pPr>
         <w:pStyle w:val="Heading2"/>
@@ -9589,8 +9988,8 @@
         <w:t xml:space="preserve">PENDENTE: confirmar a visibilidade do repositório e o DOI de arquivamento (por exemplo, Zenodo) antes da submissão.</w:t>
       </w:r>
     </w:p>
-    <w:bookmarkEnd w:id="63"/>
-    <w:bookmarkStart w:id="64" w:name="declaração-de-ética"/>
+    <w:bookmarkEnd w:id="66"/>
+    <w:bookmarkStart w:id="67" w:name="declaração-de-ética"/>
     <w:p>
       <w:pPr>
         <w:pStyle w:val="Heading2"/>
@@ -9607,8 +10006,8 @@
         <w:t xml:space="preserve">Não se aplica. É um estudo computacional; não envolveu animais, participantes humanos nem dados pessoais.</w:t>
       </w:r>
     </w:p>
-    <w:bookmarkEnd w:id="64"/>
-    <w:bookmarkStart w:id="65" w:name="contribuições-dos-autores"/>
+    <w:bookmarkEnd w:id="67"/>
+    <w:bookmarkStart w:id="68" w:name="contribuições-dos-autores"/>
     <w:p>
       <w:pPr>
         <w:pStyle w:val="Heading2"/>
@@ -9628,8 +10027,8 @@
         <w:t xml:space="preserve">PENDENTE: a completar pelos autores (papéis CRediT).</w:t>
       </w:r>
     </w:p>
-    <w:bookmarkEnd w:id="65"/>
-    <w:bookmarkStart w:id="66" w:name="financiamento"/>
+    <w:bookmarkEnd w:id="68"/>
+    <w:bookmarkStart w:id="69" w:name="financiamento"/>
     <w:p>
       <w:pPr>
         <w:pStyle w:val="Heading2"/>
@@ -9649,8 +10048,8 @@
         <w:t xml:space="preserve">PENDENTE: a completar pelos autores.</w:t>
       </w:r>
     </w:p>
-    <w:bookmarkEnd w:id="66"/>
-    <w:bookmarkStart w:id="67" w:name="agradecimentos"/>
+    <w:bookmarkEnd w:id="69"/>
+    <w:bookmarkStart w:id="70" w:name="agradecimentos"/>
     <w:p>
       <w:pPr>
         <w:pStyle w:val="Heading2"/>
@@ -9670,8 +10069,8 @@
         <w:t xml:space="preserve">PENDENTE: a completar pelos autores.</w:t>
       </w:r>
     </w:p>
-    <w:bookmarkEnd w:id="67"/>
-    <w:bookmarkStart w:id="68" w:name="conflito-de-interesses"/>
+    <w:bookmarkEnd w:id="70"/>
+    <w:bookmarkStart w:id="71" w:name="conflito-de-interesses"/>
     <w:p>
       <w:pPr>
         <w:pStyle w:val="Heading2"/>
@@ -9703,8 +10102,8 @@
         <w:t xml:space="preserve">“The author(s) declared that this work was conducted in the absence of any commercial or financial relationships that could be construed as a potential conflict of interest.”</w:t>
       </w:r>
     </w:p>
-    <w:bookmarkEnd w:id="68"/>
-    <w:bookmarkStart w:id="69" w:name="declaração-de-ia-generativa"/>
+    <w:bookmarkEnd w:id="71"/>
+    <w:bookmarkStart w:id="72" w:name="declaração-de-ia-generativa"/>
     <w:p>
       <w:pPr>
         <w:pStyle w:val="Heading2"/>
@@ -9736,8 +10135,8 @@
         <w:t xml:space="preserve">“The author(s) declared that generative AI was used in the creation of this manuscript. During the preparation of this manuscript, the authors used Claude (Anthropic) to write analysis scripts, generate figures, and draft and translate text. The authors verified all numerical results against the output files, verified every reference against Crossref or PubMed, and take full responsibility for the content.”</w:t>
       </w:r>
     </w:p>
-    <w:bookmarkEnd w:id="69"/>
-    <w:bookmarkStart w:id="70" w:name="material-suplementar"/>
+    <w:bookmarkEnd w:id="72"/>
+    <w:bookmarkStart w:id="73" w:name="material-suplementar"/>
     <w:p>
       <w:pPr>
         <w:pStyle w:val="Heading2"/>
@@ -9751,11 +10150,11 @@
         <w:pStyle w:val="FirstParagraph"/>
       </w:pPr>
       <w:r>
-        <w:t xml:space="preserve">As Figuras S1–S9 e a Tabela S1 (legendas e tabela abaixo) são fornecidas como material suplementar.</w:t>
-      </w:r>
-    </w:p>
-    <w:bookmarkEnd w:id="70"/>
-    <w:bookmarkStart w:id="95" w:name="figuras-suplementares"/>
+        <w:t xml:space="preserve">As Figuras S1–S10 e a Tabela S1 (legendas e tabela abaixo) são fornecidas como material suplementar.</w:t>
+      </w:r>
+    </w:p>
+    <w:bookmarkEnd w:id="73"/>
+    <w:bookmarkStart w:id="101" w:name="figuras-suplementares"/>
     <w:p>
       <w:pPr>
         <w:pStyle w:val="Heading2"/>
@@ -9773,18 +10172,18 @@
           <wp:inline>
             <wp:extent cx="4679999" cy="1486588"/>
             <wp:effectExtent b="0" l="0" r="0" t="0"/>
-            <wp:docPr descr="Figura S1. Resíduos proibidos em P1 por classe de protease do intestino médio no critério duro. Um resíduo é tolerado quando o seguinte é prolina; a isoleucina é proibida só no C-terminal livre do peptídeo linear." title="" id="72" name="Picture"/>
+            <wp:docPr descr="Figura S1. Resíduos proibidos em P1 por classe de protease do intestino médio no critério duro. Um resíduo é tolerado quando o seguinte é prolina; a isoleucina é proibida só no C-terminal livre do peptídeo linear." title="" id="75" name="Picture"/>
             <a:graphic>
               <a:graphicData uri="http://schemas.openxmlformats.org/drawingml/2006/picture">
                 <pic:pic>
                   <pic:nvPicPr>
-                    <pic:cNvPr descr="figures/pt/fig2_regra_dura.png" id="73" name="Picture"/>
+                    <pic:cNvPr descr="figures/pt/fig2_regra_dura.png" id="76" name="Picture"/>
                     <pic:cNvPicPr>
                       <a:picLocks noChangeArrowheads="1" noChangeAspect="1"/>
                     </pic:cNvPicPr>
                   </pic:nvPicPr>
                   <pic:blipFill>
-                    <a:blip r:embed="rId71"/>
+                    <a:blip r:embed="rId74"/>
                     <a:stretch>
                       <a:fillRect/>
                     </a:stretch>
@@ -9838,18 +10237,18 @@
           <wp:inline>
             <wp:extent cx="4679999" cy="1508611"/>
             <wp:effectExtent b="0" l="0" r="0" t="0"/>
-            <wp:docPr descr="Figura S2. Propriedades das 22.066 sequências desenhadas por classe da triagem por escore de motivos. (A) Distribuição de comprimento. (B) Porcentagem de sequências com lisina ou arginina, e com lisina ou arginina no proxy geométrico de P1. (C) Composição de aminoácidos das classes semelhantes a resistentes e susceptíveis." title="" id="75" name="Picture"/>
+            <wp:docPr descr="Figura S2. Propriedades das 22.066 sequências desenhadas por classe da triagem por escore de motivos. (A) Distribuição de comprimento. (B) Porcentagem de sequências com lisina ou arginina, e com lisina ou arginina no proxy geométrico de P1. (C) Composição de aminoácidos das classes semelhantes a resistentes e susceptíveis." title="" id="78" name="Picture"/>
             <a:graphic>
               <a:graphicData uri="http://schemas.openxmlformats.org/drawingml/2006/picture">
                 <pic:pic>
                   <pic:nvPicPr>
-                    <pic:cNvPr descr="figures/final/FigureS2_motif_screen.png" id="76" name="Picture"/>
+                    <pic:cNvPr descr="figures/final/FigureS2_motif_screen.png" id="79" name="Picture"/>
                     <pic:cNvPicPr>
                       <a:picLocks noChangeArrowheads="1" noChangeAspect="1"/>
                     </pic:cNvPicPr>
                   </pic:nvPicPr>
                   <pic:blipFill>
-                    <a:blip r:embed="rId74"/>
+                    <a:blip r:embed="rId77"/>
                     <a:stretch>
                       <a:fillRect/>
                     </a:stretch>
@@ -9903,18 +10302,18 @@
           <wp:inline>
             <wp:extent cx="4679999" cy="1647359"/>
             <wp:effectExtent b="0" l="0" r="0" t="0"/>
-            <wp:docPr descr="Figura S3. Composição do conjunto semelhante a resistente sob o critério duro: composição de aminoácidos (todas as sequências e as 527 lineares) e distribuição de comprimento." title="" id="78" name="Picture"/>
+            <wp:docPr descr="Figura S3. Composição do conjunto semelhante a resistente sob o critério duro: composição de aminoácidos (todas as sequências e as 527 lineares) e distribuição de comprimento." title="" id="81" name="Picture"/>
             <a:graphic>
               <a:graphicData uri="http://schemas.openxmlformats.org/drawingml/2006/picture">
                 <pic:pic>
                   <pic:nvPicPr>
-                    <pic:cNvPr descr="figures/pt/fig6_composicao.png" id="79" name="Picture"/>
+                    <pic:cNvPr descr="figures/pt/fig6_composicao.png" id="82" name="Picture"/>
                     <pic:cNvPicPr>
                       <a:picLocks noChangeArrowheads="1" noChangeAspect="1"/>
                     </pic:cNvPicPr>
                   </pic:nvPicPr>
                   <pic:blipFill>
-                    <a:blip r:embed="rId77"/>
+                    <a:blip r:embed="rId80"/>
                     <a:stretch>
                       <a:fillRect/>
                     </a:stretch>
@@ -9968,18 +10367,18 @@
           <wp:inline>
             <wp:extent cx="4679999" cy="2028367"/>
             <wp:effectExtent b="0" l="0" r="0" t="0"/>
-            <wp:docPr descr="Figura S4. Reescore dos dez melhores candidatos por espécie e frente (E2). (A) Confiança média do E2 contra a confiança do E1. (B) Confiança do E2 por candidato e espécie. (C) Fração das 15 amostras que passam no controle de qualidade de pose." title="" id="81" name="Picture"/>
+            <wp:docPr descr="Figura S4. Reescore dos dez melhores candidatos por espécie e frente (E2). (A) Confiança média do E2 contra a confiança do E1. (B) Confiança do E2 por candidato e espécie. (C) Fração das 15 amostras que passam no controle de qualidade de pose." title="" id="84" name="Picture"/>
             <a:graphic>
               <a:graphicData uri="http://schemas.openxmlformats.org/drawingml/2006/picture">
                 <pic:pic>
                   <pic:nvPicPr>
-                    <pic:cNvPr descr="figures/pt/fig9_reescore_e2.png" id="82" name="Picture"/>
+                    <pic:cNvPr descr="figures/pt/fig9_reescore_e2.png" id="85" name="Picture"/>
                     <pic:cNvPicPr>
                       <a:picLocks noChangeArrowheads="1" noChangeAspect="1"/>
                     </pic:cNvPicPr>
                   </pic:nvPicPr>
                   <pic:blipFill>
-                    <a:blip r:embed="rId80"/>
+                    <a:blip r:embed="rId83"/>
                     <a:stretch>
                       <a:fillRect/>
                     </a:stretch>
@@ -10033,18 +10432,18 @@
           <wp:inline>
             <wp:extent cx="4679999" cy="1975510"/>
             <wp:effectExtent b="0" l="0" r="0" t="0"/>
-            <wp:docPr descr="Figura S5. Os 48 candidatos finais. (A) Confiança do E2. (B) Distância mínima entre o peptídeo e o carboxilato do Asp189 na estrutura inicial (tracejado: 5 Å)." title="" id="84" name="Picture"/>
+            <wp:docPr descr="Figura S5. Os 48 candidatos finais. (A) Confiança do E2. (B) Distância mínima entre o peptídeo e o carboxilato do Asp189 na estrutura inicial (tracejado: 5 Å)." title="" id="87" name="Picture"/>
             <a:graphic>
               <a:graphicData uri="http://schemas.openxmlformats.org/drawingml/2006/picture">
                 <pic:pic>
                   <pic:nvPicPr>
-                    <pic:cNvPr descr="figures/pt/fig10_top3_pose.png" id="85" name="Picture"/>
+                    <pic:cNvPr descr="figures/pt/fig10_top3_pose.png" id="88" name="Picture"/>
                     <pic:cNvPicPr>
                       <a:picLocks noChangeArrowheads="1" noChangeAspect="1"/>
                     </pic:cNvPicPr>
                   </pic:nvPicPr>
                   <pic:blipFill>
-                    <a:blip r:embed="rId83"/>
+                    <a:blip r:embed="rId86"/>
                     <a:stretch>
                       <a:fillRect/>
                     </a:stretch>
@@ -10098,18 +10497,18 @@
           <wp:inline>
             <wp:extent cx="4679999" cy="1768489"/>
             <wp:effectExtent b="0" l="0" r="0" t="0"/>
-            <wp:docPr descr="Figura S6. Integridade do anel nas simulações cíclicas de A. gemmatalis (10 ns, pH 10,0): distância C–N de fechamento, ângulo ω de fechamento em valor absoluto ao longo do tempo e distribuição de ω. Linhas tracejadas: os limites declarados de antemão (C–N ≤ 1,5 Å, ω ≥ 150°)." title="" id="87" name="Picture"/>
+            <wp:docPr descr="Figura S6. Integridade do anel nas simulações cíclicas de A. gemmatalis (10 ns, pH 10,0): distância C–N de fechamento, ângulo ω de fechamento em valor absoluto ao longo do tempo e distribuição de ω. Linhas tracejadas: os limites declarados de antemão (C–N ≤ 1,5 Å, ω ≥ 150°)." title="" id="90" name="Picture"/>
             <a:graphic>
               <a:graphicData uri="http://schemas.openxmlformats.org/drawingml/2006/picture">
                 <pic:pic>
                   <pic:nvPicPr>
-                    <pic:cNvPr descr="figures/pt/figS2_anel_ciclico_charmm36.png" id="88" name="Picture"/>
+                    <pic:cNvPr descr="figures/pt/figS2_anel_ciclico_charmm36.png" id="91" name="Picture"/>
                     <pic:cNvPicPr>
                       <a:picLocks noChangeArrowheads="1" noChangeAspect="1"/>
                     </pic:cNvPicPr>
                   </pic:nvPicPr>
                   <pic:blipFill>
-                    <a:blip r:embed="rId86"/>
+                    <a:blip r:embed="rId89"/>
                     <a:stretch>
                       <a:fillRect/>
                     </a:stretch>
@@ -10179,18 +10578,18 @@
           <wp:inline>
             <wp:extent cx="4679999" cy="3250672"/>
             <wp:effectExtent b="0" l="0" r="0" t="0"/>
-            <wp:docPr descr="Figura S7. Matriz de evidências e camadas (A, B, C) dos 48 candidatos finais, ordenados dentro de uma camada pela diferença pareada, pela confiança do Boltz-2 e pela ocupância de S1 (a ocupância não define a camada)." title="" id="90" name="Picture"/>
+            <wp:docPr descr="Figura S7. Matriz de evidências e camadas (A, B, C) dos 48 candidatos finais, ordenados dentro de uma camada pela diferença pareada, pela confiança do Boltz-2 e pela ocupância de S1 (a ocupância não define a camada)." title="" id="93" name="Picture"/>
             <a:graphic>
               <a:graphicData uri="http://schemas.openxmlformats.org/drawingml/2006/picture">
                 <pic:pic>
                   <pic:nvPicPr>
-                    <pic:cNvPr descr="figures/pt/fig12_candidatos_finais.png" id="91" name="Picture"/>
+                    <pic:cNvPr descr="figures/pt/fig12_candidatos_finais.png" id="94" name="Picture"/>
                     <pic:cNvPicPr>
                       <a:picLocks noChangeArrowheads="1" noChangeAspect="1"/>
                     </pic:cNvPicPr>
                   </pic:nvPicPr>
                   <pic:blipFill>
-                    <a:blip r:embed="rId89"/>
+                    <a:blip r:embed="rId92"/>
                     <a:stretch>
                       <a:fillRect/>
                     </a:stretch>
@@ -10244,18 +10643,18 @@
           <wp:inline>
             <wp:extent cx="4679999" cy="1546051"/>
             <wp:effectExtent b="0" l="0" r="0" t="0"/>
-            <wp:docPr descr="Figura S8. Co-dobramento com o Boltz-2 dos 1.829 macrociclos da primeira rodada: ipTM e pLDDT do complexo por espécie e ipTM médio por comprimento." title="" id="93" name="Picture"/>
+            <wp:docPr descr="Figura S8. Co-dobramento com o Boltz-2 dos 1.829 macrociclos da primeira rodada: ipTM e pLDDT do complexo por espécie e ipTM médio por comprimento." title="" id="96" name="Picture"/>
             <a:graphic>
               <a:graphicData uri="http://schemas.openxmlformats.org/drawingml/2006/picture">
                 <pic:pic>
                   <pic:nvPicPr>
-                    <pic:cNvPr descr="figures/pt/fig7_boltz2_1a_rodada.png" id="94" name="Picture"/>
+                    <pic:cNvPr descr="figures/pt/fig7_boltz2_1a_rodada.png" id="97" name="Picture"/>
                     <pic:cNvPicPr>
                       <a:picLocks noChangeArrowheads="1" noChangeAspect="1"/>
                     </pic:cNvPicPr>
                   </pic:nvPicPr>
                   <pic:blipFill>
-                    <a:blip r:embed="rId92"/>
+                    <a:blip r:embed="rId95"/>
                     <a:stretch>
                       <a:fillRect/>
                     </a:stretch>
@@ -10302,11 +10701,55 @@
     </w:p>
     <w:p>
       <w:pPr>
-        <w:pStyle w:val="BodyText"/>
-      </w:pPr>
-      <w:r>
-        <w:t xml:space="preserve">![</w:t>
-      </w:r>
+        <w:pStyle w:val="CaptionedFigure"/>
+      </w:pPr>
+      <w:r>
+        <w:drawing>
+          <wp:inline>
+            <wp:extent cx="4679999" cy="2092235"/>
+            <wp:effectExtent b="0" l="0" r="0" t="0"/>
+            <wp:docPr descr="Figura S9. Triagem por escore de motivos por espécie sob a regra linear-estrita e a circular." title="" id="99" name="Picture"/>
+            <a:graphic>
+              <a:graphicData uri="http://schemas.openxmlformats.org/drawingml/2006/picture">
+                <pic:pic>
+                  <pic:nvPicPr>
+                    <pic:cNvPr descr="figures/pt/figS1_regras_motivo.png" id="100" name="Picture"/>
+                    <pic:cNvPicPr>
+                      <a:picLocks noChangeArrowheads="1" noChangeAspect="1"/>
+                    </pic:cNvPicPr>
+                  </pic:nvPicPr>
+                  <pic:blipFill>
+                    <a:blip r:embed="rId98"/>
+                    <a:stretch>
+                      <a:fillRect/>
+                    </a:stretch>
+                  </pic:blipFill>
+                  <pic:spPr bwMode="auto">
+                    <a:xfrm>
+                      <a:off x="0" y="0"/>
+                      <a:ext cx="4679999" cy="2092235"/>
+                    </a:xfrm>
+                    <a:prstGeom prst="rect">
+                      <a:avLst/>
+                    </a:prstGeom>
+                    <a:noFill/>
+                    <a:ln w="9525">
+                      <a:noFill/>
+                      <a:headEnd/>
+                      <a:tailEnd/>
+                    </a:ln>
+                  </pic:spPr>
+                </pic:pic>
+              </a:graphicData>
+            </a:graphic>
+          </wp:inline>
+        </w:drawing>
+      </w:r>
+    </w:p>
+    <w:p>
+      <w:pPr>
+        <w:pStyle w:val="ImageCaption"/>
+      </w:pPr>
       <w:r>
         <w:rPr>
           <w:b/>
@@ -10319,6 +10762,27 @@
       </w:r>
       <w:r>
         <w:t xml:space="preserve">Triagem por escore de motivos por espécie sob a regra linear-estrita e a circular.</w:t>
+      </w:r>
+    </w:p>
+    <w:p>
+      <w:pPr>
+        <w:pStyle w:val="BodyText"/>
+      </w:pPr>
+      <w:r>
+        <w:t xml:space="preserve">![</w:t>
+      </w:r>
+      <w:r>
+        <w:rPr>
+          <w:b/>
+          <w:bCs/>
+        </w:rPr>
+        <w:t xml:space="preserve">Figura S10.</w:t>
+      </w:r>
+      <w:r>
+        <w:t xml:space="preserve"> </w:t>
+      </w:r>
+      <w:r>
+        <w:t xml:space="preserve">MM-GBSA e PRODIGY nas trajetórias das 48 simulações de pH 10,0 (segunda metade; ΔG sem entropia). (A) ΔG do MM-GBSA contra o comprimento do peptídeo. (B) ΔG do MM-GBSA contra a distância final âncora–Asp189. (C) ΔG do PRODIGY em 30 quadros contra o ΔG do MM-GBSA. ρ: correlação de Spearman.</w:t>
       </w:r>
     </w:p>
     <w:p>
@@ -10985,8 +11449,8 @@
         </w:tc>
       </w:tr>
     </w:tbl>
-    <w:bookmarkEnd w:id="95"/>
-    <w:bookmarkStart w:id="96" w:name="referências"/>
+    <w:bookmarkEnd w:id="101"/>
+    <w:bookmarkStart w:id="102" w:name="referências"/>
     <w:p>
       <w:pPr>
         <w:pStyle w:val="Heading2"/>
@@ -11611,8 +12075,8 @@
         <w:t xml:space="preserve">Zhou D, Lobo YA, Batista IFC, Marques-Porto R, Gustchina A, Oliva MLV, et al. (2013). Crystal Structures of a Plant Trypsin Inhibitor from Enterolobium contortisiliquum (EcTI) and of Its Complex with Bovine Trypsin. PLoS ONE 8, e62252. doi: 10.1371/journal.pone.0062252</w:t>
       </w:r>
     </w:p>
-    <w:bookmarkEnd w:id="96"/>
-    <w:bookmarkEnd w:id="97"/>
+    <w:bookmarkEnd w:id="102"/>
+    <w:bookmarkEnd w:id="103"/>
     <w:sectPr>
       <w:footerReference w:type="default" r:id="rId9"/>
       <w:footnotePr>

--- a/manuscript/Manuscrito_PT_leitura.docx
+++ b/manuscript/Manuscrito_PT_leitura.docx
@@ -342,22 +342,22 @@
               <w:rPr>
                 <w:sz w:val="18"/>
               </w:rPr>
-              <w:t xml:space="preserve">6,423 palavras no original em inglês (corpo sem tabelas, títulos e legendas; cada citação contada como uma palavra); tradução: 7,053</w:t>
-            </w:r>
-          </w:p>
-        </w:tc>
-        <w:tc>
-          <w:tcPr/>
-          <w:p>
-            <w:pPr>
-              <w:pStyle w:val="Compact"/>
-              <w:spacing w:line="240" w:lineRule="auto"/>
-            </w:pPr>
-            <w:r>
-              <w:rPr>
-                <w:sz w:val="18"/>
-              </w:rPr>
-              <w:t xml:space="preserve">OK (margem de 5,577 palavras)</w:t>
+              <w:t xml:space="preserve">6,642 palavras no original em inglês (corpo sem tabelas, títulos e legendas; cada citação contada como uma palavra); tradução: 7,286</w:t>
+            </w:r>
+          </w:p>
+        </w:tc>
+        <w:tc>
+          <w:tcPr/>
+          <w:p>
+            <w:pPr>
+              <w:pStyle w:val="Compact"/>
+              <w:spacing w:line="240" w:lineRule="auto"/>
+            </w:pPr>
+            <w:r>
+              <w:rPr>
+                <w:sz w:val="18"/>
+              </w:rPr>
+              <w:t xml:space="preserve">OK (margem de 5,358 palavras)</w:t>
             </w:r>
           </w:p>
         </w:tc>
@@ -3312,7 +3312,26 @@
         <w:rPr>
           <w:rStyle w:val="Pendente"/>
         </w:rPr>
-        <w:t xml:space="preserve">PENDENTE: os autores indicarem o motivo do pH 8,2</w:t>
+        <w:t xml:space="preserve">PENDENTE: os autores indicarem e confirmarem o motivo do pH 8,2; uma possibilidade achada na literatura do projeto é que os ensaios cinéticos com os peptídeos usaram Tris-HCl 0,1 M, CaCl</w:t>
+      </w:r>
+      <w:r>
+        <w:rPr>
+          <w:rStyle w:val="Pendente"/>
+          <w:vertAlign w:val="subscript"/>
+        </w:rPr>
+        <w:t xml:space="preserve">2</w:t>
+      </w:r>
+      <w:r>
+        <w:rPr>
+          <w:rStyle w:val="Pendente"/>
+        </w:rPr>
+        <w:t xml:space="preserve"> </w:t>
+      </w:r>
+      <w:r>
+        <w:rPr>
+          <w:rStyle w:val="Pendente"/>
+        </w:rPr>
+        <w:t xml:space="preserve">20 mM em pH 8,2 (Schultz et al., 2026)</w:t>
       </w:r>
       <w:r>
         <w:t xml:space="preserve">. A protonação das cadeias laterais foi atribuída com o PROPKA 3 (Olsson et al., 2011) pelo PDB2PQR 3.6.2 (Dolinsky et al., 2007). Os sistemas foram montados com o GROMACS 2025.4 (Abraham et al., 2015), o campo de força aditivo CHARMM36 (Huang e MacKerell, 2013) (porte de fevereiro de 2026 feito com o charmm2gmx (Wacha e Lemkul, 2023)) e água TIP3P Jorgensen et al., 1983, em caixa dodecaédrica com 1,2 nm de margem e KCl 0,10 M. O peptídeo linear tem extremidades NH</w:t>
@@ -8133,7 +8152,7 @@
         <w:rPr>
           <w:rStyle w:val="Pendente"/>
         </w:rPr>
-        <w:t xml:space="preserve">PROVISÓRIO, escrito em 6 de outubro de 2026 com as 17 das 48 simulações de pH 8,2 que haviam terminado; são os finalistas e não uma amostra aleatória. Reescrever com as 48, as execuções repetidas e</w:t>
+        <w:t xml:space="preserve">PROVISÓRIO, escrito em 7 de outubro de 2026 com as 37 das 48 simulações de pH 8,2 que haviam terminado (17 lineares, 20 macrocíclicas); são os finalistas e não uma amostra aleatória. Reescrever com as 48, as execuções repetidas e</w:t>
       </w:r>
       <w:r>
         <w:rPr>
@@ -8157,7 +8176,7 @@
         <w:t xml:space="preserve"> </w:t>
       </w:r>
       <w:r>
-        <w:t xml:space="preserve">Dezessete simulações de pH 8,2 (oito lineares e nove macrocíclicas) haviam terminado e estão pareadas na Figura 7 com os mesmos candidatos em pH 10,0. A distância final âncora–Asp189 teve mediana de 6,47 Å em pH 8,2 contra 5,72 Å em pH 10,0 (Wilcoxon</w:t>
+        <w:t xml:space="preserve">Trinta e sete simulações de pH 8,2 (17 lineares e 20 macrocíclicas) haviam terminado e estão pareadas na Figura 7 com os mesmos candidatos em pH 10,0. A distância final âncora–Asp189 teve mediana de 6,47 Å em pH 8,2 contra 6,26 Å em pH 10,0 (Wilcoxon</w:t>
       </w:r>
       <w:r>
         <w:t xml:space="preserve"> </w:t>
@@ -8173,7 +8192,7 @@
         <w:t xml:space="preserve"> </w:t>
       </w:r>
       <w:r>
-        <w:t xml:space="preserve">= 0,57), a ocupância da segunda metade 0,02 contra 0,06 (</w:t>
+        <w:t xml:space="preserve">= 0,48), a ocupância da segunda metade 0,02 contra 0,01 (</w:t>
       </w:r>
       <w:r>
         <w:rPr>
@@ -8186,7 +8205,7 @@
         <w:t xml:space="preserve"> </w:t>
       </w:r>
       <w:r>
-        <w:t xml:space="preserve">= 0,53) e o RMSD final do peptídeo 0,32 contra 0,29 nm (</w:t>
+        <w:t xml:space="preserve">= 0,93) e o RMSD final do peptídeo 0,43 contra 0,35 nm (</w:t>
       </w:r>
       <w:r>
         <w:rPr>
@@ -8199,7 +8218,7 @@
         <w:t xml:space="preserve"> </w:t>
       </w:r>
       <w:r>
-        <w:t xml:space="preserve">= 0,31). Ocupância de pelo menos 0,70 ocorreu em duas simulações de pH 8,2 (NGGRPDAP e GGKPGEP) e em quatro de pH 10,0 (essas duas, GQNDS linear e GGHSE). O desfecho em um pH previu o do outro só fracamente para a distância final (ρ = 0,48,</w:t>
+        <w:t xml:space="preserve">= 0,28). Na janela final a âncora esteve a menos de 4 Å do Asp189 em 3 simulações de pH 8,2 e em 4 de pH 10,0, e a mais de 10 Å em 3 e em 6. Ocupância de pelo menos 0,70 ocorreu em quatro simulações de pH 8,2 (NGGRPDAP, GGKPGEP, o macrociclo PISQIDSGSR de</w:t>
       </w:r>
       <w:r>
         <w:t xml:space="preserve"> </w:t>
@@ -8209,13 +8228,13 @@
           <w:i/>
           <w:iCs/>
         </w:rPr>
-        <w:t xml:space="preserve">P</w:t>
-      </w:r>
-      <w:r>
-        <w:t xml:space="preserve"> </w:t>
-      </w:r>
-      <w:r>
-        <w:t xml:space="preserve">= 0,054) e para a ocupância (ρ = 0,42,</w:t>
+        <w:t xml:space="preserve">C. includens</w:t>
+      </w:r>
+      <w:r>
+        <w:t xml:space="preserve"> </w:t>
+      </w:r>
+      <w:r>
+        <w:t xml:space="preserve">e o GENGGPG de</w:t>
       </w:r>
       <w:r>
         <w:t xml:space="preserve"> </w:t>
@@ -8225,13 +8244,13 @@
           <w:i/>
           <w:iCs/>
         </w:rPr>
-        <w:t xml:space="preserve">P</w:t>
-      </w:r>
-      <w:r>
-        <w:t xml:space="preserve"> </w:t>
-      </w:r>
-      <w:r>
-        <w:t xml:space="preserve">= 0,095). O GQNDS linear ocupou S1 só na primeira metade em pH 8,2 (0,97 e depois 0,04) e o GGHSE saiu (distância final 8,61 Å, ocupância 0,00; |ω| mínimo 149,5° contra 153,7° em pH 10,0), enquanto GTDTG (0,68) e IYPETG (0,57) ocuparam S1 em pH 8,2 e não em pH 10,0. O NGGRPDAP e o GGKPGEP, os dois peptídeos cuja âncora é um resíduo básico seguido de prolina (Arg e Lys), a mantiveram em S1 nos dois pH: ocupância 0,98 e 1,00 e distância final 2,84 e 2,74 Å no NGGRPDAP; ocupância 1,00 nos dois pH e 2,71 Å no GGKPGEP, cujo anel atendeu ao critério estrito em pH 8,2 (|ω| mínimo 156,7° contra 144,5° em pH 10,0). Os escores de energia, ao contrário, concordaram entre os pH: MM-GBSA ρ = 0,73 (</w:t>
+        <w:t xml:space="preserve">S. frugiperda</w:t>
+      </w:r>
+      <w:r>
+        <w:t xml:space="preserve">) e em quatro de pH 10,0 (NGGRPDAP, GGKPGEP, GQNDS linear e GGHSE); só NGGRPDAP e GGKPGEP a atingiram nos dois, duas simulações a atingiram só em pH 8,2 e duas só em pH 10,0, e 31 dos 37 pares em nenhum. A ocupância diferiu em mais de 0,5 entre os pH em cinco pares, nos dois sentidos. O desfecho em um pH previu o do outro de modo moderado para a distância final (ρ de Spearman = 0,62,</w:t>
+      </w:r>
+      <w:r>
+        <w:t xml:space="preserve"> </w:t>
       </w:r>
       <w:r>
         <w:rPr>
@@ -8244,16 +8263,7 @@
         <w:t xml:space="preserve"> </w:t>
       </w:r>
       <w:r>
-        <w:t xml:space="preserve">= 0,001; mediana −25,9 contra −26,5 kcal mol</w:t>
-      </w:r>
-      <w:r>
-        <w:rPr>
-          <w:vertAlign w:val="superscript"/>
-        </w:rPr>
-        <w:t xml:space="preserve">−1</w:t>
-      </w:r>
-      <w:r>
-        <w:t xml:space="preserve">,</w:t>
+        <w:t xml:space="preserve">&lt; 0,001) e para a ocupância (ρ = 0,46,</w:t>
       </w:r>
       <w:r>
         <w:t xml:space="preserve"> </w:t>
@@ -8269,7 +8279,7 @@
         <w:t xml:space="preserve"> </w:t>
       </w:r>
       <w:r>
-        <w:t xml:space="preserve">= 0,43) e PRODIGY nos quadros ρ = 0,67 (</w:t>
+        <w:t xml:space="preserve">= 0,004). O GQNDS linear ocupou S1 só na primeira metade em pH 8,2 (0,97 e depois 0,04) e o GGHSE saiu (distância final 8,61 Å, ocupância 0,00; |ω| mínimo 149,5° contra 153,7° em pH 10,0), enquanto GTDTG (0,68), IYPETG (0,57) e GENGGPG (0,85 contra 0,41) ficaram mais próximos de S1 em pH 8,2 do que em pH 10,0. O PISQIDSGSR, um macrociclo com âncora Arg, manteve a Arg em S1 em pH 8,2 (ocupância 1,00, distância final 2,80 Å, partindo de 3,21 Å) e a perdeu em pH 10,0 (0,33; 5,21 Å; partindo de 3,97 Å). O NGGRPDAP e o GGKPGEP, os dois peptídeos cuja âncora é um resíduo básico seguido de prolina (Arg e Lys), a mantiveram em S1 nos dois pH: ocupância 0,98 e 1,00 e distância final 2,84 e 2,74 Å no NGGRPDAP; ocupância 1,00 nos dois pH e 2,71 Å no GGKPGEP, cujo anel atendeu ao critério estrito em pH 8,2 (|ω| mínimo 156,7° contra 144,5° em pH 10,0). Três das quatro simulações com ocupância de pelo menos 0,70 em pH 8,2 partiram a menos de 4,0 Å do Asp189 (três das seis que o fizeram; uma das 31 que partiram mais longe), como em pH 10,0. Os escores de energia concordaram entre os pH: MM-GBSA ρ = 0,58 (</w:t>
       </w:r>
       <w:r>
         <w:rPr>
@@ -8282,7 +8292,7 @@
         <w:t xml:space="preserve"> </w:t>
       </w:r>
       <w:r>
-        <w:t xml:space="preserve">= 0,003; −8,52 contra −8,75 kcal mol</w:t>
+        <w:t xml:space="preserve">&lt; 0,001; mediana −25,9 contra −27,0 kcal mol</w:t>
       </w:r>
       <w:r>
         <w:rPr>
@@ -8307,7 +8317,89 @@
         <w:t xml:space="preserve"> </w:t>
       </w:r>
       <w:r>
-        <w:t xml:space="preserve">= 0,38). Cada candidato foi simulado uma vez por pH, com semente diferente; assim, uma diferença entre pH não se separa da variação entre execuções até que as execuções repetidas sejam analisadas; e, como quatro candidatos entraram nos finalistas pela ocupância em pH 10,0 (NGGRPDAP, GQNDS, GGHSE e GGKPGEP), a perda de ocupância em pH 8,2 é esperada por regressão à média, como ocorreu com GQNDS e GGHSE, mas não com NGGRPDAP e GGKPGEP.</w:t>
+        <w:t xml:space="preserve">= 0,16) e PRODIGY nos quadros ρ = 0,67 (</w:t>
+      </w:r>
+      <w:r>
+        <w:rPr>
+          <w:i/>
+          <w:iCs/>
+        </w:rPr>
+        <w:t xml:space="preserve">P</w:t>
+      </w:r>
+      <w:r>
+        <w:t xml:space="preserve"> </w:t>
+      </w:r>
+      <w:r>
+        <w:t xml:space="preserve">&lt; 0,001; −8,43 contra −8,39 kcal mol</w:t>
+      </w:r>
+      <w:r>
+        <w:rPr>
+          <w:vertAlign w:val="superscript"/>
+        </w:rPr>
+        <w:t xml:space="preserve">−1</w:t>
+      </w:r>
+      <w:r>
+        <w:t xml:space="preserve">,</w:t>
+      </w:r>
+      <w:r>
+        <w:t xml:space="preserve"> </w:t>
+      </w:r>
+      <w:r>
+        <w:rPr>
+          <w:i/>
+          <w:iCs/>
+        </w:rPr>
+        <w:t xml:space="preserve">P</w:t>
+      </w:r>
+      <w:r>
+        <w:t xml:space="preserve"> </w:t>
+      </w:r>
+      <w:r>
+        <w:t xml:space="preserve">= 0,86). Em pH 8,2 o ΔG do MM-GBSA foi mais favorável nos três peptídeos com âncora de lisina ou arginina (mediana −42,5 contra −25,0 kcal mol</w:t>
+      </w:r>
+      <w:r>
+        <w:rPr>
+          <w:vertAlign w:val="superscript"/>
+        </w:rPr>
+        <w:t xml:space="preserve">−1</w:t>
+      </w:r>
+      <w:r>
+        <w:t xml:space="preserve"> </w:t>
+      </w:r>
+      <w:r>
+        <w:t xml:space="preserve">nos outros 34; Mann–Whitney</w:t>
+      </w:r>
+      <w:r>
+        <w:t xml:space="preserve"> </w:t>
+      </w:r>
+      <w:r>
+        <w:rPr>
+          <w:i/>
+          <w:iCs/>
+        </w:rPr>
+        <w:t xml:space="preserve">P</w:t>
+      </w:r>
+      <w:r>
+        <w:t xml:space="preserve"> </w:t>
+      </w:r>
+      <w:r>
+        <w:t xml:space="preserve">= 0,038), no mesmo sentido de pH 10,0, e relacionou-se fracamente com a distância final (ρ = 0,26,</w:t>
+      </w:r>
+      <w:r>
+        <w:t xml:space="preserve"> </w:t>
+      </w:r>
+      <w:r>
+        <w:rPr>
+          <w:i/>
+          <w:iCs/>
+        </w:rPr>
+        <w:t xml:space="preserve">P</w:t>
+      </w:r>
+      <w:r>
+        <w:t xml:space="preserve"> </w:t>
+      </w:r>
+      <w:r>
+        <w:t xml:space="preserve">= 0,13). Cada candidato foi simulado uma vez por pH, com semente diferente; assim, uma diferença entre pH não se separa da variação entre execuções até que as execuções repetidas sejam analisadas; e, como os finalistas foram escolhidos pela ocupância em pH 10,0, a perda de ocupância em pH 8,2 é esperada por regressão à média, como ocorreu com GQNDS e GGHSE, mas não com NGGRPDAP e GGKPGEP.</w:t>
       </w:r>
     </w:p>
     <w:p>
@@ -8319,7 +8411,7 @@
           <wp:inline>
             <wp:extent cx="5334000" cy="3704933"/>
             <wp:effectExtent b="0" l="0" r="0" t="0"/>
-            <wp:docPr descr="Figura 7. Comparação provisória das simulações de pH 8,2 e pH 10,0 (as 17 das 48 execuções de pH 8,2 que haviam terminado em 6 de outubro de 2026; os finalistas, não uma amostra aleatória; uma execução por pH, com sementes diferentes). (A, B) Distância final âncora–Asp189 e ocupância de S1 a 5 Å na segunda metade, pareadas (linhas pontilhadas: 4 Å e 0,70; teste de Wilcoxon de postos sinalizados). (C–E) pH 8,2 contra pH 10,0 para a distância final, o ΔG do MM-GBSA e o ΔG do PRODIGY nos quadros da trajetória (linha pontilhada: identidade; ρ: correlação de Spearman). Azul: linear; verde-azulado: macrociclo; em destaque: NGGRPDAP, GGKPGEP, GQNDS e GGHSE." title="" id="51" name="Picture"/>
+            <wp:docPr descr="Figura 7. Comparação provisória das simulações de pH 8,2 e pH 10,0 (as 37 das 48 execuções de pH 8,2 que haviam terminado em 7 de outubro de 2026; os finalistas, não uma amostra aleatória; uma execução por pH, com sementes diferentes). (A, B) Distância final âncora–Asp189 e ocupância de S1 a 5 Å na segunda metade, pareadas (linhas pontilhadas: 4 Å e 0,70; teste de Wilcoxon de postos sinalizados). (C–E) pH 8,2 contra pH 10,0 para a distância final, o ΔG do MM-GBSA e o ΔG do PRODIGY nos quadros da trajetória (linha pontilhada: identidade; ρ: correlação de Spearman). Azul: linear; verde-azulado: macrociclo; em destaque: NGGRPDAP, GGKPGEP, GQNDS e GGHSE." title="" id="51" name="Picture"/>
             <a:graphic>
               <a:graphicData uri="http://schemas.openxmlformats.org/drawingml/2006/picture">
                 <pic:pic>
@@ -8372,7 +8464,7 @@
         <w:t xml:space="preserve"> </w:t>
       </w:r>
       <w:r>
-        <w:t xml:space="preserve">Comparação provisória das simulações de pH 8,2 e pH 10,0 (as 17 das 48 execuções de pH 8,2 que haviam terminado em 6 de outubro de 2026; os finalistas, não uma amostra aleatória; uma execução por pH, com sementes diferentes). (A, B) Distância final âncora–Asp189 e ocupância de S1 a 5 Å na segunda metade, pareadas (linhas pontilhadas: 4 Å e 0,70; teste de Wilcoxon de postos sinalizados). (C–E) pH 8,2 contra pH 10,0 para a distância final, o ΔG do MM-GBSA e o ΔG do PRODIGY nos quadros da trajetória (linha pontilhada: identidade; ρ: correlação de Spearman). Azul: linear; verde-azulado: macrociclo; em destaque: NGGRPDAP, GGKPGEP, GQNDS e GGHSE.</w:t>
+        <w:t xml:space="preserve">Comparação provisória das simulações de pH 8,2 e pH 10,0 (as 37 das 48 execuções de pH 8,2 que haviam terminado em 7 de outubro de 2026; os finalistas, não uma amostra aleatória; uma execução por pH, com sementes diferentes). (A, B) Distância final âncora–Asp189 e ocupância de S1 a 5 Å na segunda metade, pareadas (linhas pontilhadas: 4 Å e 0,70; teste de Wilcoxon de postos sinalizados). (C–E) pH 8,2 contra pH 10,0 para a distância final, o ΔG do MM-GBSA e o ΔG do PRODIGY nos quadros da trajetória (linha pontilhada: identidade; ρ: correlação de Spearman). Azul: linear; verde-azulado: macrociclo; em destaque: NGGRPDAP, GGKPGEP, GQNDS e GGHSE.</w:t>
       </w:r>
     </w:p>
     <w:bookmarkEnd w:id="53"/>
@@ -8420,7 +8512,16 @@
         <w:t xml:space="preserve">A. gemmatalis</w:t>
       </w:r>
       <w:r>
-        <w:t xml:space="preserve">, linear) tem uma Arg em S1 seguida de prolina, o mecanismo canônico, e o menor ΔG do PRODIGY da frente linear; com o GGKPGEP, é um dos dois dos quatro cuja ocupância de S1 apareceu nos dois pH (uma execução cada), e teve o MM-GBSA mais favorável das 17 simulações pareadas nos dois pH. O GGKPGEP (</w:t>
+        <w:t xml:space="preserve">, linear) tem uma Arg em S1 seguida de prolina, o mecanismo canônico, e o menor ΔG do PRODIGY da frente linear; com o GGKPGEP, é um dos dois dos quatro cuja ocupância de S1 apareceu nos dois pH (uma execução cada), e teve o MM-GBSA mais favorável das 37 simulações pareadas em pH 8,2 (−53,3 kcal mol</w:t>
+      </w:r>
+      <w:r>
+        <w:rPr>
+          <w:vertAlign w:val="superscript"/>
+        </w:rPr>
+        <w:t xml:space="preserve">−1</w:t>
+      </w:r>
+      <w:r>
+        <w:t xml:space="preserve">) e o quinto em pH 10,0 (−45,3). O GGKPGEP (</w:t>
       </w:r>
       <w:r>
         <w:rPr>
@@ -11536,6 +11637,14 @@
         <w:pStyle w:val="BodyText"/>
       </w:pPr>
       <w:r>
+        <w:t xml:space="preserve">de Almeida Barros R, Meriño-Cabrera Y, Castro JS, da Silva Junior NR, de Oliveira JVA, Schultz H, et al. (2022). Bovine pancreatic trypsin inhibitor and soybean Kunitz trypsin inhibitor: Differential effects on proteases and larval development of the soybean pest Anticarsia gemmatalis (Lepidoptera: Noctuidae). Pesticide Biochemistry and Physiology 187, 105188. doi: 10.1016/j.pestbp.2022.105188</w:t>
+      </w:r>
+    </w:p>
+    <w:p>
+      <w:pPr>
+        <w:pStyle w:val="BodyText"/>
+      </w:pPr>
+      <w:r>
         <w:t xml:space="preserve">de Almeida Barros R, Meriño-Cabrera Y, Severiche Castro JG, Rodrigues da Silva Júnior N, Schultz H, de Andrade RJ, et al. (2022). Inhibition constant and stability of tripeptide inhibitors of gut trypsin-like enzyme of the soybean pest Anticarsia gemmatalis. Archives of Insect Biochemistry and Physiology 110, e21887. doi: 10.1002/arch.21887</w:t>
       </w:r>
     </w:p>
@@ -11544,7 +11653,7 @@
         <w:pStyle w:val="BodyText"/>
       </w:pPr>
       <w:r>
-        <w:t xml:space="preserve">de Almeida Barros R, Meriño-Cabrera Y, Castro JS, da Silva Junior NR, de Oliveira JVA, Schultz H, et al. (2022). Bovine pancreatic trypsin inhibitor and soybean Kunitz trypsin inhibitor: Differential effects on proteases and larval development of the soybean pest Anticarsia gemmatalis (Lepidoptera: Noctuidae). Pesticide Biochemistry and Physiology 187, 105188. doi: 10.1016/j.pestbp.2022.105188</w:t>
+        <w:t xml:space="preserve">Dolinsky TJ, Czodrowski P, Li H, Nielsen JE, Jensen JH, Klebe G, et al. (2007). PDB2PQR: expanding and upgrading automated preparation of biomolecular structures for molecular simulations. Nucleic Acids Research 35, W522-W525. doi: 10.1093/nar/gkm276</w:t>
       </w:r>
     </w:p>
     <w:p>
@@ -11552,7 +11661,7 @@
         <w:pStyle w:val="BodyText"/>
       </w:pPr>
       <w:r>
-        <w:t xml:space="preserve">Dolinsky TJ, Czodrowski P, Li H, Nielsen JE, Jensen JH, Klebe G, et al. (2007). PDB2PQR: expanding and upgrading automated preparation of biomolecular structures for molecular simulations. Nucleic Acids Research 35, W522-W525. doi: 10.1093/nar/gkm276</w:t>
+        <w:t xml:space="preserve">Dow JAT (1992). pH gradients in lepidopteran midgut. Journal of Experimental Biology 172, 355-375. doi: 10.1242/jeb.172.1.355</w:t>
       </w:r>
     </w:p>
     <w:p>
@@ -11560,7 +11669,7 @@
         <w:pStyle w:val="BodyText"/>
       </w:pPr>
       <w:r>
-        <w:t xml:space="preserve">Dow JAT (1992). pH gradients in lepidopteran midgut. Journal of Experimental Biology 172, 355-375. doi: 10.1242/jeb.172.1.355</w:t>
+        <w:t xml:space="preserve">Essmann U, Perera L, Berkowitz ML, Darden T, Lee H, Pedersen LG (1995). A smooth particle mesh Ewald method. The Journal of Chemical Physics 103, 8577-8593. doi: 10.1063/1.470117</w:t>
       </w:r>
     </w:p>
     <w:p>
@@ -11568,7 +11677,7 @@
         <w:pStyle w:val="BodyText"/>
       </w:pPr>
       <w:r>
-        <w:t xml:space="preserve">Essmann U, Perera L, Berkowitz ML, Darden T, Lee H, Pedersen LG (1995). A smooth particle mesh Ewald method. The Journal of Chemical Physics 103, 8577-8593. doi: 10.1063/1.470117</w:t>
+        <w:t xml:space="preserve">Gasteiger E, Hoogland C, Gattiker A, Duvaud S, Wilkins MR, Appel RD, et al. (2005). Protein Identification and Analysis Tools on the ExPASy Server. The Proteomics Protocols Handbook , 571-607. doi: 10.1385/1-59259-890-0:571</w:t>
       </w:r>
     </w:p>
     <w:p>
@@ -11576,7 +11685,7 @@
         <w:pStyle w:val="BodyText"/>
       </w:pPr>
       <w:r>
-        <w:t xml:space="preserve">Gasteiger E, Hoogland C, Gattiker A, Duvaud S, Wilkins MR, Appel RD, et al. (2005). Protein Identification and Analysis Tools on the ExPASy Server. The Proteomics Protocols Handbook , 571-607. doi: 10.1385/1-59259-890-0:571</w:t>
+        <w:t xml:space="preserve">Genheden S, Ryde U (2015). The MM/PBSA and MM/GBSA methods to estimate ligand-binding affinities. Expert Opinion on Drug Discovery 10, 449-461. doi: 10.1517/17460441.2015.1032936</w:t>
       </w:r>
     </w:p>
     <w:p>
@@ -11584,7 +11693,7 @@
         <w:pStyle w:val="BodyText"/>
       </w:pPr>
       <w:r>
-        <w:t xml:space="preserve">Genheden S, Ryde U (2015). The MM/PBSA and MM/GBSA methods to estimate ligand-binding affinities. Expert Opinion on Drug Discovery 10, 449-461. doi: 10.1517/17460441.2015.1032936</w:t>
+        <w:t xml:space="preserve">Gowers R, Linke M, Barnoud J, Reddy T, Melo M, Seyler S, et al. (2016). MDAnalysis: A Python Package for the Rapid Analysis of Molecular Dynamics Simulations. Proceedings of the Python in Science Conference , 98-105. doi: 10.25080/majora-629e541a-00e</w:t>
       </w:r>
     </w:p>
     <w:p>
@@ -11592,7 +11701,7 @@
         <w:pStyle w:val="BodyText"/>
       </w:pPr>
       <w:r>
-        <w:t xml:space="preserve">Gowers R, Linke M, Barnoud J, Reddy T, Melo M, Seyler S, et al. (2016). MDAnalysis: A Python Package for the Rapid Analysis of Molecular Dynamics Simulations. Proceedings of the Python in Science Conference , 98-105. doi: 10.25080/majora-629e541a-00e</w:t>
+        <w:t xml:space="preserve">Hedstrom L (2002). Serine Protease Mechanism and Specificity. Chemical Reviews 102, 4501-4524. doi: 10.1021/cr000033x</w:t>
       </w:r>
     </w:p>
     <w:p>
@@ -11600,7 +11709,7 @@
         <w:pStyle w:val="BodyText"/>
       </w:pPr>
       <w:r>
-        <w:t xml:space="preserve">Hedstrom L (2002). Serine Protease Mechanism and Specificity. Chemical Reviews 102, 4501-4524. doi: 10.1021/cr000033x</w:t>
+        <w:t xml:space="preserve">Helland R, Otlewski J, Sundheim O, Dadlez M, Smalås AO (1999). The crystal structures of the complexes between bovine β-trypsin and ten P1 variants of BPTI. Journal of Molecular Biology 287, 923-942. doi: 10.1006/jmbi.1999.2654</w:t>
       </w:r>
     </w:p>
     <w:p>
@@ -11608,7 +11717,7 @@
         <w:pStyle w:val="BodyText"/>
       </w:pPr>
       <w:r>
-        <w:t xml:space="preserve">Helland R, Otlewski J, Sundheim O, Dadlez M, Smalås AO (1999). The crystal structures of the complexes between bovine β-trypsin and ten P1 variants of BPTI. Journal of Molecular Biology 287, 923-942. doi: 10.1006/jmbi.1999.2654</w:t>
+        <w:t xml:space="preserve">Hou T, Wang J, Li Y, Wang W (2011). Assessing the Performance of the MM/PBSA and MM/GBSA Methods. 1. The Accuracy of Binding Free Energy Calculations Based on Molecular Dynamics Simulations. Journal of Chemical Information and Modeling 51, 69-82. doi: 10.1021/ci100275a</w:t>
       </w:r>
     </w:p>
     <w:p>
@@ -11616,7 +11725,7 @@
         <w:pStyle w:val="BodyText"/>
       </w:pPr>
       <w:r>
-        <w:t xml:space="preserve">Hou T, Wang J, Li Y, Wang W (2011). Assessing the Performance of the MM/PBSA and MM/GBSA Methods. 1. The Accuracy of Binding Free Energy Calculations Based on Molecular Dynamics Simulations. Journal of Chemical Information and Modeling 51, 69-82. doi: 10.1021/ci100275a</w:t>
+        <w:t xml:space="preserve">Huang J, MacKerell AD (2013). CHARMM36 all-atom additive protein force field: Validation based on comparison to NMR data. Journal of Computational Chemistry 34, 2135-2145. doi: 10.1002/jcc.23354</w:t>
       </w:r>
     </w:p>
     <w:p>
@@ -11624,7 +11733,7 @@
         <w:pStyle w:val="BodyText"/>
       </w:pPr>
       <w:r>
-        <w:t xml:space="preserve">Huang J, MacKerell AD (2013). CHARMM36 all-atom additive protein force field: Validation based on comparison to NMR data. Journal of Computational Chemistry 34, 2135-2145. doi: 10.1002/jcc.23354</w:t>
+        <w:t xml:space="preserve">Jongsma MA, Bakker PL, Peters J, Bosch D, Stiekema WJ (1995). Adaptation of Spodoptera exigua larvae to plant proteinase inhibitors by induction of gut proteinase activity insensitive to inhibition. Proceedings of the National Academy of Sciences 92, 8041-8045. doi: 10.1073/pnas.92.17.8041</w:t>
       </w:r>
     </w:p>
     <w:p>
@@ -11632,7 +11741,7 @@
         <w:pStyle w:val="BodyText"/>
       </w:pPr>
       <w:r>
-        <w:t xml:space="preserve">Jongsma MA, Bakker PL, Peters J, Bosch D, Stiekema WJ (1995). Adaptation of Spodoptera exigua larvae to plant proteinase inhibitors by induction of gut proteinase activity insensitive to inhibition. Proceedings of the National Academy of Sciences 92, 8041-8045. doi: 10.1073/pnas.92.17.8041</w:t>
+        <w:t xml:space="preserve">Jongsma MA, Bolter C (1997). The adaptation of insects to plant protease inhibitors. Journal of Insect Physiology 43, 885-895. doi: 10.1016/s0022-1910(97)00040-1</w:t>
       </w:r>
     </w:p>
     <w:p>
@@ -11640,7 +11749,7 @@
         <w:pStyle w:val="BodyText"/>
       </w:pPr>
       <w:r>
-        <w:t xml:space="preserve">Jongsma MA, Bolter C (1997). The adaptation of insects to plant protease inhibitors. Journal of Insect Physiology 43, 885-895. doi: 10.1016/s0022-1910(97)00040-1</w:t>
+        <w:t xml:space="preserve">Jorgensen WL, Chandrasekhar J, Madura JD, Impey RW, Klein ML (1983). Comparison of simple potential functions for simulating liquid water. The Journal of Chemical Physics 79, 926-935. doi: 10.1063/1.445869</w:t>
       </w:r>
     </w:p>
     <w:p>
@@ -11648,7 +11757,7 @@
         <w:pStyle w:val="BodyText"/>
       </w:pPr>
       <w:r>
-        <w:t xml:space="preserve">Jorgensen WL, Chandrasekhar J, Madura JD, Impey RW, Klein ML (1983). Comparison of simple potential functions for simulating liquid water. The Journal of Chemical Physics 79, 926-935. doi: 10.1063/1.445869</w:t>
+        <w:t xml:space="preserve">Jumper J, Evans R, Pritzel A, Green T, Figurnov M, Ronneberger O, et al. (2021). Highly accurate protein structure prediction with AlphaFold. Nature 596, 583-589. doi: 10.1038/s41586-021-03819-2</w:t>
       </w:r>
     </w:p>
     <w:p>
@@ -11656,7 +11765,7 @@
         <w:pStyle w:val="BodyText"/>
       </w:pPr>
       <w:r>
-        <w:t xml:space="preserve">Jumper J, Evans R, Pritzel A, Green T, Figurnov M, Ronneberger O, et al. (2021). Highly accurate protein structure prediction with AlphaFold. Nature 596, 583-589. doi: 10.1038/s41586-021-03819-2</w:t>
+        <w:t xml:space="preserve">Karumbaiah L, Oppert B, Jurat-Fuentes JL, Adang MJ (2007). Analysis of midgut proteinases from Bacillus thuringiensis-susceptible and -resistant Heliothis virescens (Lepidoptera: Noctuidae). Comparative Biochemistry and Physiology Part B: Biochemistry and Molecular Biology 146, 139-146. doi: 10.1016/j.cbpb.2006.10.104</w:t>
       </w:r>
     </w:p>
     <w:p>
@@ -11664,7 +11773,7 @@
         <w:pStyle w:val="BodyText"/>
       </w:pPr>
       <w:r>
-        <w:t xml:space="preserve">Karumbaiah L, Oppert B, Jurat-Fuentes JL, Adang MJ (2007). Analysis of midgut proteinases from Bacillus thuringiensis-susceptible and -resistant Heliothis virescens (Lepidoptera: Noctuidae). Comparative Biochemistry and Physiology Part B: Biochemistry and Molecular Biology 146, 139-146. doi: 10.1016/j.cbpb.2006.10.104</w:t>
+        <w:t xml:space="preserve">Kelly C, Laskowski Jr. M, Qasim M (2005). The Role of Scaffolding in Standard Mechanism Serine Proteinase Inhibitors. Protein &amp; Peptide Letters 12, 465-471. doi: 10.2174/0929866054395383</w:t>
       </w:r>
     </w:p>
     <w:p>
@@ -11672,7 +11781,7 @@
         <w:pStyle w:val="BodyText"/>
       </w:pPr>
       <w:r>
-        <w:t xml:space="preserve">Kelly C, Laskowski Jr. M, Qasim M (2005). The Role of Scaffolding in Standard Mechanism Serine Proteinase Inhibitors. Protein &amp; Peptide Letters 12, 465-471. doi: 10.2174/0929866054395383</w:t>
+        <w:t xml:space="preserve">Knapp B, Ospina L, Deane CM (2018). Avoiding false positive conclusions in molecular simulation: the importance of replicas. Journal of Chemical Theory and Computation 14, 6127-6138. doi: 10.1021/acs.jctc.8b00391</w:t>
       </w:r>
     </w:p>
     <w:p>
@@ -11680,7 +11789,7 @@
         <w:pStyle w:val="BodyText"/>
       </w:pPr>
       <w:r>
-        <w:t xml:space="preserve">Knapp B, Ospina L, Deane CM (2018). Avoiding false positive conclusions in molecular simulation: the importance of replicas. Journal of Chemical Theory and Computation 14, 6127-6138. doi: 10.1021/acs.jctc.8b00391</w:t>
+        <w:t xml:space="preserve">Kuwar SS, Pauchet Y, Vogel H, Heckel DG (2015). Adaptive regulation of digestive serine proteases in the larval midgut of Helicoverpa armigera in response to a plant protease inhibitor. Insect Biochemistry and Molecular Biology 59, 18-29. doi: 10.1016/j.ibmb.2015.01.016</w:t>
       </w:r>
     </w:p>
     <w:p>
@@ -11688,7 +11797,7 @@
         <w:pStyle w:val="BodyText"/>
       </w:pPr>
       <w:r>
-        <w:t xml:space="preserve">Kuwar SS, Pauchet Y, Vogel H, Heckel DG (2015). Adaptive regulation of digestive serine proteases in the larval midgut of Helicoverpa armigera in response to a plant protease inhibitor. Insect Biochemistry and Molecular Biology 59, 18-29. doi: 10.1016/j.ibmb.2015.01.016</w:t>
+        <w:t xml:space="preserve">Laskowski M, Kato I (1980). Protein Inhibitors of Proteinases. Annual Review of Biochemistry 49, 593-626. doi: 10.1146/annurev.bi.49.070180.003113</w:t>
       </w:r>
     </w:p>
     <w:p>
@@ -11696,7 +11805,7 @@
         <w:pStyle w:val="BodyText"/>
       </w:pPr>
       <w:r>
-        <w:t xml:space="preserve">Laskowski M, Kato I (1980). Protein Inhibitors of Proteinases. Annual Review of Biochemistry 49, 593-626. doi: 10.1146/annurev.bi.49.070180.003113</w:t>
+        <w:t xml:space="preserve">Laskowski M, Qasim M (2000). What can the structures of enzyme-inhibitor complexes tell us about the structures of enzyme substrate complexes?. Biochimica et Biophysica Acta (BBA) - Protein Structure and Molecular Enzymology 1477, 324-337. doi: 10.1016/s0167-4838(99)00284-8</w:t>
       </w:r>
     </w:p>
     <w:p>
@@ -11704,7 +11813,7 @@
         <w:pStyle w:val="BodyText"/>
       </w:pPr>
       <w:r>
-        <w:t xml:space="preserve">Laskowski M, Qasim M (2000). What can the structures of enzyme-inhibitor complexes tell us about the structures of enzyme substrate complexes?. Biochimica et Biophysica Acta (BBA) - Protein Structure and Molecular Enzymology 1477, 324-337. doi: 10.1016/s0167-4838(99)00284-8</w:t>
+        <w:t xml:space="preserve">Li Z, Yuan Y, Hu K, Pan P, He F (2026). Benchmarking confidence estimation and rescoring for cyclic peptide–protein complex predictions. bioRxiv. doi: 10.64898/2026.08.20.746104</w:t>
       </w:r>
     </w:p>
     <w:p>
@@ -11712,7 +11821,7 @@
         <w:pStyle w:val="BodyText"/>
       </w:pPr>
       <w:r>
-        <w:t xml:space="preserve">Li Z, Yuan Y, Hu K, Pan P, He F (2026). Benchmarking confidence estimation and rescoring for cyclic peptide–protein complex predictions. bioRxiv. doi: 10.64898/2026.08.20.746104</w:t>
+        <w:t xml:space="preserve">Lomate PR, Dewangan V, Mahajan NS, Kumar Y, Kulkarni A, Wang L, et al. (2018). Integrated Transcriptomic and Proteomic Analyses Suggest the Participation of Endogenous Protease Inhibitors in the Regulation of Protease Gene Expression in Helicoverpa armigera. Molecular &amp; Cellular Proteomics 17, 1324-1336. doi: 10.1074/mcp.ra117.000533</w:t>
       </w:r>
     </w:p>
     <w:p>
@@ -11720,7 +11829,7 @@
         <w:pStyle w:val="BodyText"/>
       </w:pPr>
       <w:r>
-        <w:t xml:space="preserve">Lomate PR, Dewangan V, Mahajan NS, Kumar Y, Kulkarni A, Wang L, et al. (2018). Integrated Transcriptomic and Proteomic Analyses Suggest the Participation of Endogenous Protease Inhibitors in the Regulation of Protease Gene Expression in Helicoverpa armigera. Molecular &amp; Cellular Proteomics 17, 1324-1336. doi: 10.1074/mcp.ra117.000533</w:t>
+        <w:t xml:space="preserve">Luckett S, Garcia R, Barker J, Konarev A, Shewry P, Clarke A, et al. (1999). High-resolution structure of a potent, cyclic proteinase inhibitor from sunflower seeds. Journal of Molecular Biology 290, 525-533. doi: 10.1006/jmbi.1999.2891</w:t>
       </w:r>
     </w:p>
     <w:p>
@@ -11728,7 +11837,7 @@
         <w:pStyle w:val="BodyText"/>
       </w:pPr>
       <w:r>
-        <w:t xml:space="preserve">Luckett S, Garcia R, Barker J, Konarev A, Shewry P, Clarke A, et al. (1999). High-resolution structure of a potent, cyclic proteinase inhibitor from sunflower seeds. Journal of Molecular Biology 290, 525-533. doi: 10.1006/jmbi.1999.2891</w:t>
+        <w:t xml:space="preserve">Meriño-Cabrera Y, Severiche Castro JG, Rios Diez JD, Rodrigues Macedo ML, de Oliveira Mendes TA, Goreti de Almeida Oliveira M (2020). Rational design of mimetic peptides based on the interaction between Inga laurina inhibitor and trypsins for Spodoptera cosmioides pest control. Insect Biochemistry and Molecular Biology 122, 103390. doi: 10.1016/j.ibmb.2020.103390</w:t>
       </w:r>
     </w:p>
     <w:p>
@@ -11737,14 +11846,6 @@
       </w:pPr>
       <w:r>
         <w:t xml:space="preserve">Meriño-Cabrera Y, de Oliveira Mendes TA, Castro JGS, Barbosa SL, Macedo MLR, de Almeida Oliveira MG (2020). Noncompetitive tight-binding inhibition of Anticarsia gemmatalis trypsins by Adenanthera pavonina protease inhibitor affects larvae survival. Archives of Insect Biochemistry and Physiology 104, e21687. doi: 10.1002/arch.21687</w:t>
-      </w:r>
-    </w:p>
-    <w:p>
-      <w:pPr>
-        <w:pStyle w:val="BodyText"/>
-      </w:pPr>
-      <w:r>
-        <w:t xml:space="preserve">Meriño-Cabrera Y, Severiche Castro JG, Rios Diez JD, Rodrigues Macedo ML, de Oliveira Mendes TA, Goreti de Almeida Oliveira M (2020). Rational design of mimetic peptides based on the interaction between Inga laurina inhibitor and trypsins for Spodoptera cosmioides pest control. Insect Biochemistry and Molecular Biology 122, 103390. doi: 10.1016/j.ibmb.2020.103390</w:t>
       </w:r>
     </w:p>
     <w:p>

--- a/manuscript/Manuscrito_PT_leitura.docx
+++ b/manuscript/Manuscrito_PT_leitura.docx
@@ -26,7 +26,7 @@
         <w:t xml:space="preserve"> </w:t>
       </w:r>
       <w:r>
-        <w:t xml:space="preserve">From Natural Protease Inhibitors to De Novo Peptide Inhibitors Targeting Digestive Trypsins of Lepidopteran Pests</w:t>
+        <w:t xml:space="preserve">From Natural Protease Inhibitors to De Novo Candidate Peptides Targeting Digestive Trypsins of Lepidopteran Pests</w:t>
       </w:r>
       <w:r>
         <w:t xml:space="preserve"> </w:t>
@@ -342,22 +342,22 @@
               <w:rPr>
                 <w:sz w:val="18"/>
               </w:rPr>
-              <w:t xml:space="preserve">6,642 palavras no original em inglês (corpo sem tabelas, títulos e legendas; cada citação contada como uma palavra); tradução: 7,286</w:t>
-            </w:r>
-          </w:p>
-        </w:tc>
-        <w:tc>
-          <w:tcPr/>
-          <w:p>
-            <w:pPr>
-              <w:pStyle w:val="Compact"/>
-              <w:spacing w:line="240" w:lineRule="auto"/>
-            </w:pPr>
-            <w:r>
-              <w:rPr>
-                <w:sz w:val="18"/>
-              </w:rPr>
-              <w:t xml:space="preserve">OK (margem de 5,358 palavras)</w:t>
+              <w:t xml:space="preserve">6,669 palavras no original em inglês (corpo sem tabelas, títulos e legendas; cada citação contada como uma palavra); tradução: 7,318</w:t>
+            </w:r>
+          </w:p>
+        </w:tc>
+        <w:tc>
+          <w:tcPr/>
+          <w:p>
+            <w:pPr>
+              <w:pStyle w:val="Compact"/>
+              <w:spacing w:line="240" w:lineRule="auto"/>
+            </w:pPr>
+            <w:r>
+              <w:rPr>
+                <w:sz w:val="18"/>
+              </w:rPr>
+              <w:t xml:space="preserve">OK (margem de 5,331 palavras)</w:t>
             </w:r>
           </w:p>
         </w:tc>
@@ -590,7 +590,7 @@
               <w:rPr>
                 <w:sz w:val="18"/>
               </w:rPr>
-              <w:t xml:space="preserve">43 caracteres</w:t>
+              <w:t xml:space="preserve">48 caracteres</w:t>
             </w:r>
           </w:p>
         </w:tc>
@@ -2188,13 +2188,13 @@
     </w:p>
     <w:bookmarkEnd w:id="12"/>
     <w:bookmarkEnd w:id="13"/>
-    <w:bookmarkStart w:id="103" w:name="Xaea1da447ef5fee1fbbe056814497d6ce16bf65"/>
+    <w:bookmarkStart w:id="103" w:name="X23591a77a83980075fb05aa903afeec2d1a80f4"/>
     <w:p>
       <w:pPr>
         <w:pStyle w:val="Heading1"/>
       </w:pPr>
       <w:r>
-        <w:t xml:space="preserve">De inibidores naturais de proteases a inibidores peptídicos</w:t>
+        <w:t xml:space="preserve">De inibidores naturais de proteases a peptídeos candidatos</w:t>
       </w:r>
       <w:r>
         <w:t xml:space="preserve"> </w:t>
@@ -2228,7 +2228,7 @@
         <w:t xml:space="preserve"> </w:t>
       </w:r>
       <w:r>
-        <w:t xml:space="preserve">Inibidores peptídicos</w:t>
+        <w:t xml:space="preserve">Peptídeos candidatos</w:t>
       </w:r>
       <w:r>
         <w:t xml:space="preserve"> </w:t>
@@ -2244,7 +2244,7 @@
         <w:t xml:space="preserve"> </w:t>
       </w:r>
       <w:r>
-        <w:t xml:space="preserve">de tripsinas de pragas</w:t>
+        <w:t xml:space="preserve">contra tripsinas de pragas</w:t>
       </w:r>
     </w:p>
     <w:p>
@@ -2694,7 +2694,7 @@
         <w:pStyle w:val="BodyText"/>
       </w:pPr>
       <w:r>
-        <w:t xml:space="preserve">Perguntamos aqui até onde os inibidores naturais podem ser levados a inibidores peptídicos</w:t>
+        <w:t xml:space="preserve">Perguntamos aqui até onde os inibidores naturais podem ser levados a peptídeos candidatos</w:t>
       </w:r>
       <w:r>
         <w:t xml:space="preserve"> </w:t>
@@ -2710,7 +2710,7 @@
         <w:t xml:space="preserve"> </w:t>
       </w:r>
       <w:r>
-        <w:t xml:space="preserve">das tripsinas digestivas de lepidópteros. Os inibidores naturais fornecem os moldes estruturais, os padrões de calibração e a lógica P1–S1; ao desenho</w:t>
+        <w:t xml:space="preserve">dirigidos às tripsinas digestivas de lepidópteros. Os inibidores naturais fornecem os moldes estruturais, os padrões de calibração e a lógica P1–S1; ao desenho</w:t>
       </w:r>
       <w:r>
         <w:t xml:space="preserve"> </w:t>
@@ -2736,9 +2736,9 @@
       <w:r>
         <w:drawing>
           <wp:inline>
-            <wp:extent cx="5334000" cy="2964448"/>
+            <wp:extent cx="5334000" cy="3496593"/>
             <wp:effectExtent b="0" l="0" r="0" t="0"/>
-            <wp:docPr descr="Figura 1. Visão geral do pipeline. Verde: concluído; amarelo: em andamento; cinza: pendente. Oito receptores com subsítios transferidos e uma escada de escores calibrada precedem a geração de 22.066 sequências; o critério duro de não clivabilidade as divide na frente L (linear, 527) e na frente M (macrociclo, 543); o co-dobramento com o Boltz-2, o reescore, os controles pareados e o controle de qualidade de pose (E1–E4) dão 48 candidatos finais, simulados por 10 ns em pH 10,0 e 8,2 (e repetidos em 16 execuções), seguidos do filtro de energia e da classificação por etapa. Nenhum ensaio enzimático nem contrasseleção contra proteases não alvo foi feito." title="" id="16" name="Picture"/>
+            <wp:docPr descr="Figura 1. Desenho do estudo. Oito receptores com subsítios transferidos e uma escada de escores calibrada precedem a geração de 880 esqueletos e 22.066 sequências; o critério duro de não clivabilidade as divide na frente L (linear, 527) e na frente M (macrociclo, 543); o co-dobramento com o Boltz-2, o reescore, os controles pareados e o controle de qualidade de pose (E1–E4) dão 48 candidatos (três por espécie e frente), simulados por 10 ns em pH 10,0 e em pH 8,2, com 16 execuções repetidas, e então analisados e classificados por etapa. Nenhum ensaio enzimático nem contrasseleção contra proteases não alvo foi feito." title="" id="16" name="Picture"/>
             <a:graphic>
               <a:graphicData uri="http://schemas.openxmlformats.org/drawingml/2006/picture">
                 <pic:pic>
@@ -2757,7 +2757,7 @@
                   <pic:spPr bwMode="auto">
                     <a:xfrm>
                       <a:off x="0" y="0"/>
-                      <a:ext cx="5334000" cy="2964448"/>
+                      <a:ext cx="5334000" cy="3496593"/>
                     </a:xfrm>
                     <a:prstGeom prst="rect">
                       <a:avLst/>
@@ -2791,7 +2791,7 @@
         <w:t xml:space="preserve"> </w:t>
       </w:r>
       <w:r>
-        <w:t xml:space="preserve">Visão geral do pipeline. Verde: concluído; amarelo: em andamento; cinza: pendente. Oito receptores com subsítios transferidos e uma escada de escores calibrada precedem a geração de 22.066 sequências; o critério duro de não clivabilidade as divide na frente L (linear, 527) e na frente M (macrociclo, 543); o co-dobramento com o Boltz-2, o reescore, os controles pareados e o controle de qualidade de pose (E1–E4) dão 48 candidatos finais, simulados por 10 ns em pH 10,0 e 8,2 (e repetidos em 16 execuções), seguidos do filtro de energia e da classificação por etapa. Nenhum ensaio enzimático nem contrasseleção contra proteases não alvo foi feito.</w:t>
+        <w:t xml:space="preserve">Desenho do estudo. Oito receptores com subsítios transferidos e uma escada de escores calibrada precedem a geração de 880 esqueletos e 22.066 sequências; o critério duro de não clivabilidade as divide na frente L (linear, 527) e na frente M (macrociclo, 543); o co-dobramento com o Boltz-2, o reescore, os controles pareados e o controle de qualidade de pose (E1–E4) dão 48 candidatos (três por espécie e frente), simulados por 10 ns em pH 10,0 e em pH 8,2, com 16 execuções repetidas, e então analisados e classificados por etapa. Nenhum ensaio enzimático nem contrasseleção contra proteases não alvo foi feito.</w:t>
       </w:r>
     </w:p>
     <w:p>
@@ -3578,7 +3578,7 @@
         <w:t xml:space="preserve">C. includens</w:t>
       </w:r>
       <w:r>
-        <w:t xml:space="preserve">) entre as pragas, e o pLDDT médio de 88,9 a 92,2. O painel é, portanto, do tipo tripsina apesar da anotação automática</w:t>
+        <w:t xml:space="preserve">) entre as pragas; o pLDDT médio foi de 89,7 a 91,0 nos oito modelos de praga e de 88,9 a 92,2 nos dez. O painel é, portanto, do tipo tripsina apesar da anotação automática</w:t>
       </w:r>
       <w:r>
         <w:t xml:space="preserve"> </w:t>
@@ -8078,7 +8078,7 @@
           <wp:inline>
             <wp:extent cx="5334000" cy="4445418"/>
             <wp:effectExtent b="0" l="0" r="0" t="0"/>
-            <wp:docPr descr="Figura 6. Filtro de energia e classificação por etapa. (A) ΔG do PRODIGY da pose inicial dos 48 candidatos contra o comprimento do peptídeo (ρ: Spearman). (B) Posto de cada candidato dentro de sua frente em cada etapa (1 = melhor) e o agregado (posto médio) para os dez melhores candidatos de cada frente entre os que passaram nos portões; etapas mostradas: confiança do Boltz-2 no E2, Δ pareado (E3), RMSD final da simulação de pH 10,0 e PRODIGY na pose. O MM-GBSA e as etapas de pH 8,2 estão pendentes." title="" id="47" name="Picture"/>
+            <wp:docPr descr="Figura 6. Filtro de energia e classificação por etapa. (A) ΔG do PRODIGY da pose inicial dos 48 candidatos contra o comprimento do peptídeo (ρ: Spearman). (B) Posto de cada candidato dentro de sua frente em cada etapa e o agregado (posto médio) para os dez melhores candidatos de cada frente entre os que passaram nos portões; etapas mostradas: confiança do Boltz-2 no E2, Δ pareado (E3), RMSD final da simulação de pH 10,0 e PRODIGY na pose. O número impresso na célula é o posto bruto (1 = melhor); a cor é esse posto em relação ao número de candidatos classificados na mesma frente (23 lineares, 10 macrocíclicos), porque um mesmo posto não significa o mesmo em conjuntos de tamanhos diferentes. O MM-GBSA e as etapas de pH 8,2 estão pendentes." title="" id="47" name="Picture"/>
             <a:graphic>
               <a:graphicData uri="http://schemas.openxmlformats.org/drawingml/2006/picture">
                 <pic:pic>
@@ -8131,7 +8131,7 @@
         <w:t xml:space="preserve"> </w:t>
       </w:r>
       <w:r>
-        <w:t xml:space="preserve">Filtro de energia e classificação por etapa. (A) ΔG do PRODIGY da pose inicial dos 48 candidatos contra o comprimento do peptídeo (ρ: Spearman). (B) Posto de cada candidato dentro de sua frente em cada etapa (1 = melhor) e o agregado (posto médio) para os dez melhores candidatos de cada frente entre os que passaram nos portões; etapas mostradas: confiança do Boltz-2 no E2, Δ pareado (E3), RMSD final da simulação de pH 10,0 e PRODIGY na pose. O MM-GBSA e as etapas de pH 8,2 estão pendentes.</w:t>
+        <w:t xml:space="preserve">Filtro de energia e classificação por etapa. (A) ΔG do PRODIGY da pose inicial dos 48 candidatos contra o comprimento do peptídeo (ρ: Spearman). (B) Posto de cada candidato dentro de sua frente em cada etapa e o agregado (posto médio) para os dez melhores candidatos de cada frente entre os que passaram nos portões; etapas mostradas: confiança do Boltz-2 no E2, Δ pareado (E3), RMSD final da simulação de pH 10,0 e PRODIGY na pose. O número impresso na célula é o posto bruto (1 = melhor); a cor é esse posto em relação ao número de candidatos classificados na mesma frente (23 lineares, 10 macrocíclicos), porque um mesmo posto não significa o mesmo em conjuntos de tamanhos diferentes. O MM-GBSA e as etapas de pH 8,2 estão pendentes.</w:t>
       </w:r>
     </w:p>
     <w:bookmarkEnd w:id="49"/>
@@ -8218,7 +8218,7 @@
         <w:t xml:space="preserve"> </w:t>
       </w:r>
       <w:r>
-        <w:t xml:space="preserve">= 0,28). Na janela final a âncora esteve a menos de 4 Å do Asp189 em 3 simulações de pH 8,2 e em 4 de pH 10,0, e a mais de 10 Å em 3 e em 6. Ocupância de pelo menos 0,70 ocorreu em quatro simulações de pH 8,2 (NGGRPDAP, GGKPGEP, o macrociclo PISQIDSGSR de</w:t>
+        <w:t xml:space="preserve">= 0,28). Na janela final a âncora esteve a menos de 4 Å do Asp189 em 3 simulações de pH 8,2 e em 4 de pH 10,0, e a mais de 10 Å em 3 e em 6. Nesses 37 pares, ocupância de pelo menos 0,70 ocorreu em quatro simulações de pH 8,2 (NGGRPDAP, GGKPGEP, o macrociclo PISQIDSGSR de</w:t>
       </w:r>
       <w:r>
         <w:t xml:space="preserve"> </w:t>
@@ -8247,7 +8247,7 @@
         <w:t xml:space="preserve">S. frugiperda</w:t>
       </w:r>
       <w:r>
-        <w:t xml:space="preserve">) e em quatro de pH 10,0 (NGGRPDAP, GGKPGEP, GQNDS linear e GGHSE); só NGGRPDAP e GGKPGEP a atingiram nos dois, duas simulações a atingiram só em pH 8,2 e duas só em pH 10,0, e 31 dos 37 pares em nenhum. A ocupância diferiu em mais de 0,5 entre os pH em cinco pares, nos dois sentidos. O desfecho em um pH previu o do outro de modo moderado para a distância final (ρ de Spearman = 0,62,</w:t>
+        <w:t xml:space="preserve">) e em quatro de pH 10,0 (NGGRPDAP, GGKPGEP, GQNDS linear e GGHSE; o quinto dos 48 em pH 10,0, o GGGGH, ainda não tem execução de pH 8,2); só NGGRPDAP e GGKPGEP a atingiram nos dois, duas simulações a atingiram só em pH 8,2 e duas só em pH 10,0, e 31 dos 37 pares em nenhum. A ocupância diferiu em mais de 0,5 entre os pH em cinco pares, nos dois sentidos. O desfecho em um pH previu o do outro de modo moderado para a distância final (ρ de Spearman = 0,62,</w:t>
       </w:r>
       <w:r>
         <w:t xml:space="preserve"> </w:t>
@@ -11637,6 +11637,14 @@
         <w:pStyle w:val="BodyText"/>
       </w:pPr>
       <w:r>
+        <w:t xml:space="preserve">de Almeida Barros R, Meriño-Cabrera Y, Severiche Castro JG, Rodrigues da Silva Júnior N, Schultz H, de Andrade RJ, et al. (2022). Inhibition constant and stability of tripeptide inhibitors of gut trypsin-like enzyme of the soybean pest Anticarsia gemmatalis. Archives of Insect Biochemistry and Physiology 110, e21887. doi: 10.1002/arch.21887</w:t>
+      </w:r>
+    </w:p>
+    <w:p>
+      <w:pPr>
+        <w:pStyle w:val="BodyText"/>
+      </w:pPr>
+      <w:r>
         <w:t xml:space="preserve">de Almeida Barros R, Meriño-Cabrera Y, Castro JS, da Silva Junior NR, de Oliveira JVA, Schultz H, et al. (2022). Bovine pancreatic trypsin inhibitor and soybean Kunitz trypsin inhibitor: Differential effects on proteases and larval development of the soybean pest Anticarsia gemmatalis (Lepidoptera: Noctuidae). Pesticide Biochemistry and Physiology 187, 105188. doi: 10.1016/j.pestbp.2022.105188</w:t>
       </w:r>
     </w:p>
@@ -11645,7 +11653,7 @@
         <w:pStyle w:val="BodyText"/>
       </w:pPr>
       <w:r>
-        <w:t xml:space="preserve">de Almeida Barros R, Meriño-Cabrera Y, Severiche Castro JG, Rodrigues da Silva Júnior N, Schultz H, de Andrade RJ, et al. (2022). Inhibition constant and stability of tripeptide inhibitors of gut trypsin-like enzyme of the soybean pest Anticarsia gemmatalis. Archives of Insect Biochemistry and Physiology 110, e21887. doi: 10.1002/arch.21887</w:t>
+        <w:t xml:space="preserve">Dolinsky TJ, Czodrowski P, Li H, Nielsen JE, Jensen JH, Klebe G, et al. (2007). PDB2PQR: expanding and upgrading automated preparation of biomolecular structures for molecular simulations. Nucleic Acids Research 35, W522-W525. doi: 10.1093/nar/gkm276</w:t>
       </w:r>
     </w:p>
     <w:p>
@@ -11653,7 +11661,7 @@
         <w:pStyle w:val="BodyText"/>
       </w:pPr>
       <w:r>
-        <w:t xml:space="preserve">Dolinsky TJ, Czodrowski P, Li H, Nielsen JE, Jensen JH, Klebe G, et al. (2007). PDB2PQR: expanding and upgrading automated preparation of biomolecular structures for molecular simulations. Nucleic Acids Research 35, W522-W525. doi: 10.1093/nar/gkm276</w:t>
+        <w:t xml:space="preserve">Dow JAT (1992). pH gradients in lepidopteran midgut. Journal of Experimental Biology 172, 355-375. doi: 10.1242/jeb.172.1.355</w:t>
       </w:r>
     </w:p>
     <w:p>
@@ -11661,7 +11669,7 @@
         <w:pStyle w:val="BodyText"/>
       </w:pPr>
       <w:r>
-        <w:t xml:space="preserve">Dow JAT (1992). pH gradients in lepidopteran midgut. Journal of Experimental Biology 172, 355-375. doi: 10.1242/jeb.172.1.355</w:t>
+        <w:t xml:space="preserve">Essmann U, Perera L, Berkowitz ML, Darden T, Lee H, Pedersen LG (1995). A smooth particle mesh Ewald method. The Journal of Chemical Physics 103, 8577-8593. doi: 10.1063/1.470117</w:t>
       </w:r>
     </w:p>
     <w:p>
@@ -11669,7 +11677,7 @@
         <w:pStyle w:val="BodyText"/>
       </w:pPr>
       <w:r>
-        <w:t xml:space="preserve">Essmann U, Perera L, Berkowitz ML, Darden T, Lee H, Pedersen LG (1995). A smooth particle mesh Ewald method. The Journal of Chemical Physics 103, 8577-8593. doi: 10.1063/1.470117</w:t>
+        <w:t xml:space="preserve">Gasteiger E, Hoogland C, Gattiker A, Duvaud S, Wilkins MR, Appel RD, et al. (2005). Protein Identification and Analysis Tools on the ExPASy Server. The Proteomics Protocols Handbook , 571-607. doi: 10.1385/1-59259-890-0:571</w:t>
       </w:r>
     </w:p>
     <w:p>
@@ -11677,7 +11685,7 @@
         <w:pStyle w:val="BodyText"/>
       </w:pPr>
       <w:r>
-        <w:t xml:space="preserve">Gasteiger E, Hoogland C, Gattiker A, Duvaud S, Wilkins MR, Appel RD, et al. (2005). Protein Identification and Analysis Tools on the ExPASy Server. The Proteomics Protocols Handbook , 571-607. doi: 10.1385/1-59259-890-0:571</w:t>
+        <w:t xml:space="preserve">Genheden S, Ryde U (2015). The MM/PBSA and MM/GBSA methods to estimate ligand-binding affinities. Expert Opinion on Drug Discovery 10, 449-461. doi: 10.1517/17460441.2015.1032936</w:t>
       </w:r>
     </w:p>
     <w:p>
@@ -11685,7 +11693,7 @@
         <w:pStyle w:val="BodyText"/>
       </w:pPr>
       <w:r>
-        <w:t xml:space="preserve">Genheden S, Ryde U (2015). The MM/PBSA and MM/GBSA methods to estimate ligand-binding affinities. Expert Opinion on Drug Discovery 10, 449-461. doi: 10.1517/17460441.2015.1032936</w:t>
+        <w:t xml:space="preserve">Gowers R, Linke M, Barnoud J, Reddy T, Melo M, Seyler S, et al. (2016). MDAnalysis: A Python Package for the Rapid Analysis of Molecular Dynamics Simulations. Proceedings of the Python in Science Conference , 98-105. doi: 10.25080/majora-629e541a-00e</w:t>
       </w:r>
     </w:p>
     <w:p>
@@ -11693,7 +11701,7 @@
         <w:pStyle w:val="BodyText"/>
       </w:pPr>
       <w:r>
-        <w:t xml:space="preserve">Gowers R, Linke M, Barnoud J, Reddy T, Melo M, Seyler S, et al. (2016). MDAnalysis: A Python Package for the Rapid Analysis of Molecular Dynamics Simulations. Proceedings of the Python in Science Conference , 98-105. doi: 10.25080/majora-629e541a-00e</w:t>
+        <w:t xml:space="preserve">Hedstrom L (2002). Serine Protease Mechanism and Specificity. Chemical Reviews 102, 4501-4524. doi: 10.1021/cr000033x</w:t>
       </w:r>
     </w:p>
     <w:p>
@@ -11701,7 +11709,7 @@
         <w:pStyle w:val="BodyText"/>
       </w:pPr>
       <w:r>
-        <w:t xml:space="preserve">Hedstrom L (2002). Serine Protease Mechanism and Specificity. Chemical Reviews 102, 4501-4524. doi: 10.1021/cr000033x</w:t>
+        <w:t xml:space="preserve">Helland R, Otlewski J, Sundheim O, Dadlez M, Smalås AO (1999). The crystal structures of the complexes between bovine β-trypsin and ten P1 variants of BPTI. Journal of Molecular Biology 287, 923-942. doi: 10.1006/jmbi.1999.2654</w:t>
       </w:r>
     </w:p>
     <w:p>
@@ -11709,7 +11717,7 @@
         <w:pStyle w:val="BodyText"/>
       </w:pPr>
       <w:r>
-        <w:t xml:space="preserve">Helland R, Otlewski J, Sundheim O, Dadlez M, Smalås AO (1999). The crystal structures of the complexes between bovine β-trypsin and ten P1 variants of BPTI. Journal of Molecular Biology 287, 923-942. doi: 10.1006/jmbi.1999.2654</w:t>
+        <w:t xml:space="preserve">Hou T, Wang J, Li Y, Wang W (2011). Assessing the Performance of the MM/PBSA and MM/GBSA Methods. 1. The Accuracy of Binding Free Energy Calculations Based on Molecular Dynamics Simulations. Journal of Chemical Information and Modeling 51, 69-82. doi: 10.1021/ci100275a</w:t>
       </w:r>
     </w:p>
     <w:p>
@@ -11717,7 +11725,7 @@
         <w:pStyle w:val="BodyText"/>
       </w:pPr>
       <w:r>
-        <w:t xml:space="preserve">Hou T, Wang J, Li Y, Wang W (2011). Assessing the Performance of the MM/PBSA and MM/GBSA Methods. 1. The Accuracy of Binding Free Energy Calculations Based on Molecular Dynamics Simulations. Journal of Chemical Information and Modeling 51, 69-82. doi: 10.1021/ci100275a</w:t>
+        <w:t xml:space="preserve">Huang J, MacKerell AD (2013). CHARMM36 all-atom additive protein force field: Validation based on comparison to NMR data. Journal of Computational Chemistry 34, 2135-2145. doi: 10.1002/jcc.23354</w:t>
       </w:r>
     </w:p>
     <w:p>
@@ -11725,7 +11733,7 @@
         <w:pStyle w:val="BodyText"/>
       </w:pPr>
       <w:r>
-        <w:t xml:space="preserve">Huang J, MacKerell AD (2013). CHARMM36 all-atom additive protein force field: Validation based on comparison to NMR data. Journal of Computational Chemistry 34, 2135-2145. doi: 10.1002/jcc.23354</w:t>
+        <w:t xml:space="preserve">Jongsma MA, Bakker PL, Peters J, Bosch D, Stiekema WJ (1995). Adaptation of Spodoptera exigua larvae to plant proteinase inhibitors by induction of gut proteinase activity insensitive to inhibition. Proceedings of the National Academy of Sciences 92, 8041-8045. doi: 10.1073/pnas.92.17.8041</w:t>
       </w:r>
     </w:p>
     <w:p>
@@ -11733,7 +11741,7 @@
         <w:pStyle w:val="BodyText"/>
       </w:pPr>
       <w:r>
-        <w:t xml:space="preserve">Jongsma MA, Bakker PL, Peters J, Bosch D, Stiekema WJ (1995). Adaptation of Spodoptera exigua larvae to plant proteinase inhibitors by induction of gut proteinase activity insensitive to inhibition. Proceedings of the National Academy of Sciences 92, 8041-8045. doi: 10.1073/pnas.92.17.8041</w:t>
+        <w:t xml:space="preserve">Jongsma MA, Bolter C (1997). The adaptation of insects to plant protease inhibitors. Journal of Insect Physiology 43, 885-895. doi: 10.1016/s0022-1910(97)00040-1</w:t>
       </w:r>
     </w:p>
     <w:p>
@@ -11741,7 +11749,7 @@
         <w:pStyle w:val="BodyText"/>
       </w:pPr>
       <w:r>
-        <w:t xml:space="preserve">Jongsma MA, Bolter C (1997). The adaptation of insects to plant protease inhibitors. Journal of Insect Physiology 43, 885-895. doi: 10.1016/s0022-1910(97)00040-1</w:t>
+        <w:t xml:space="preserve">Jorgensen WL, Chandrasekhar J, Madura JD, Impey RW, Klein ML (1983). Comparison of simple potential functions for simulating liquid water. The Journal of Chemical Physics 79, 926-935. doi: 10.1063/1.445869</w:t>
       </w:r>
     </w:p>
     <w:p>
@@ -11749,7 +11757,7 @@
         <w:pStyle w:val="BodyText"/>
       </w:pPr>
       <w:r>
-        <w:t xml:space="preserve">Jorgensen WL, Chandrasekhar J, Madura JD, Impey RW, Klein ML (1983). Comparison of simple potential functions for simulating liquid water. The Journal of Chemical Physics 79, 926-935. doi: 10.1063/1.445869</w:t>
+        <w:t xml:space="preserve">Jumper J, Evans R, Pritzel A, Green T, Figurnov M, Ronneberger O, et al. (2021). Highly accurate protein structure prediction with AlphaFold. Nature 596, 583-589. doi: 10.1038/s41586-021-03819-2</w:t>
       </w:r>
     </w:p>
     <w:p>
@@ -11757,7 +11765,7 @@
         <w:pStyle w:val="BodyText"/>
       </w:pPr>
       <w:r>
-        <w:t xml:space="preserve">Jumper J, Evans R, Pritzel A, Green T, Figurnov M, Ronneberger O, et al. (2021). Highly accurate protein structure prediction with AlphaFold. Nature 596, 583-589. doi: 10.1038/s41586-021-03819-2</w:t>
+        <w:t xml:space="preserve">Karumbaiah L, Oppert B, Jurat-Fuentes JL, Adang MJ (2007). Analysis of midgut proteinases from Bacillus thuringiensis-susceptible and -resistant Heliothis virescens (Lepidoptera: Noctuidae). Comparative Biochemistry and Physiology Part B: Biochemistry and Molecular Biology 146, 139-146. doi: 10.1016/j.cbpb.2006.10.104</w:t>
       </w:r>
     </w:p>
     <w:p>
@@ -11765,7 +11773,7 @@
         <w:pStyle w:val="BodyText"/>
       </w:pPr>
       <w:r>
-        <w:t xml:space="preserve">Karumbaiah L, Oppert B, Jurat-Fuentes JL, Adang MJ (2007). Analysis of midgut proteinases from Bacillus thuringiensis-susceptible and -resistant Heliothis virescens (Lepidoptera: Noctuidae). Comparative Biochemistry and Physiology Part B: Biochemistry and Molecular Biology 146, 139-146. doi: 10.1016/j.cbpb.2006.10.104</w:t>
+        <w:t xml:space="preserve">Kelly C, Laskowski Jr. M, Qasim M (2005). The Role of Scaffolding in Standard Mechanism Serine Proteinase Inhibitors. Protein &amp; Peptide Letters 12, 465-471. doi: 10.2174/0929866054395383</w:t>
       </w:r>
     </w:p>
     <w:p>
@@ -11773,7 +11781,7 @@
         <w:pStyle w:val="BodyText"/>
       </w:pPr>
       <w:r>
-        <w:t xml:space="preserve">Kelly C, Laskowski Jr. M, Qasim M (2005). The Role of Scaffolding in Standard Mechanism Serine Proteinase Inhibitors. Protein &amp; Peptide Letters 12, 465-471. doi: 10.2174/0929866054395383</w:t>
+        <w:t xml:space="preserve">Knapp B, Ospina L, Deane CM (2018). Avoiding false positive conclusions in molecular simulation: the importance of replicas. Journal of Chemical Theory and Computation 14, 6127-6138. doi: 10.1021/acs.jctc.8b00391</w:t>
       </w:r>
     </w:p>
     <w:p>
@@ -11781,7 +11789,7 @@
         <w:pStyle w:val="BodyText"/>
       </w:pPr>
       <w:r>
-        <w:t xml:space="preserve">Knapp B, Ospina L, Deane CM (2018). Avoiding false positive conclusions in molecular simulation: the importance of replicas. Journal of Chemical Theory and Computation 14, 6127-6138. doi: 10.1021/acs.jctc.8b00391</w:t>
+        <w:t xml:space="preserve">Kuwar SS, Pauchet Y, Vogel H, Heckel DG (2015). Adaptive regulation of digestive serine proteases in the larval midgut of Helicoverpa armigera in response to a plant protease inhibitor. Insect Biochemistry and Molecular Biology 59, 18-29. doi: 10.1016/j.ibmb.2015.01.016</w:t>
       </w:r>
     </w:p>
     <w:p>
@@ -11789,7 +11797,7 @@
         <w:pStyle w:val="BodyText"/>
       </w:pPr>
       <w:r>
-        <w:t xml:space="preserve">Kuwar SS, Pauchet Y, Vogel H, Heckel DG (2015). Adaptive regulation of digestive serine proteases in the larval midgut of Helicoverpa armigera in response to a plant protease inhibitor. Insect Biochemistry and Molecular Biology 59, 18-29. doi: 10.1016/j.ibmb.2015.01.016</w:t>
+        <w:t xml:space="preserve">Laskowski M, Kato I (1980). Protein Inhibitors of Proteinases. Annual Review of Biochemistry 49, 593-626. doi: 10.1146/annurev.bi.49.070180.003113</w:t>
       </w:r>
     </w:p>
     <w:p>
@@ -11797,7 +11805,7 @@
         <w:pStyle w:val="BodyText"/>
       </w:pPr>
       <w:r>
-        <w:t xml:space="preserve">Laskowski M, Kato I (1980). Protein Inhibitors of Proteinases. Annual Review of Biochemistry 49, 593-626. doi: 10.1146/annurev.bi.49.070180.003113</w:t>
+        <w:t xml:space="preserve">Laskowski M, Qasim M (2000). What can the structures of enzyme-inhibitor complexes tell us about the structures of enzyme substrate complexes?. Biochimica et Biophysica Acta (BBA) - Protein Structure and Molecular Enzymology 1477, 324-337. doi: 10.1016/s0167-4838(99)00284-8</w:t>
       </w:r>
     </w:p>
     <w:p>
@@ -11805,7 +11813,7 @@
         <w:pStyle w:val="BodyText"/>
       </w:pPr>
       <w:r>
-        <w:t xml:space="preserve">Laskowski M, Qasim M (2000). What can the structures of enzyme-inhibitor complexes tell us about the structures of enzyme substrate complexes?. Biochimica et Biophysica Acta (BBA) - Protein Structure and Molecular Enzymology 1477, 324-337. doi: 10.1016/s0167-4838(99)00284-8</w:t>
+        <w:t xml:space="preserve">Li Z, Yuan Y, Hu K, Pan P, He F (2026). Benchmarking confidence estimation and rescoring for cyclic peptide–protein complex predictions. bioRxiv. doi: 10.64898/2026.08.20.746104</w:t>
       </w:r>
     </w:p>
     <w:p>
@@ -11813,7 +11821,7 @@
         <w:pStyle w:val="BodyText"/>
       </w:pPr>
       <w:r>
-        <w:t xml:space="preserve">Li Z, Yuan Y, Hu K, Pan P, He F (2026). Benchmarking confidence estimation and rescoring for cyclic peptide–protein complex predictions. bioRxiv. doi: 10.64898/2026.08.20.746104</w:t>
+        <w:t xml:space="preserve">Lomate PR, Dewangan V, Mahajan NS, Kumar Y, Kulkarni A, Wang L, et al. (2018). Integrated Transcriptomic and Proteomic Analyses Suggest the Participation of Endogenous Protease Inhibitors in the Regulation of Protease Gene Expression in Helicoverpa armigera. Molecular &amp; Cellular Proteomics 17, 1324-1336. doi: 10.1074/mcp.ra117.000533</w:t>
       </w:r>
     </w:p>
     <w:p>
@@ -11821,7 +11829,7 @@
         <w:pStyle w:val="BodyText"/>
       </w:pPr>
       <w:r>
-        <w:t xml:space="preserve">Lomate PR, Dewangan V, Mahajan NS, Kumar Y, Kulkarni A, Wang L, et al. (2018). Integrated Transcriptomic and Proteomic Analyses Suggest the Participation of Endogenous Protease Inhibitors in the Regulation of Protease Gene Expression in Helicoverpa armigera. Molecular &amp; Cellular Proteomics 17, 1324-1336. doi: 10.1074/mcp.ra117.000533</w:t>
+        <w:t xml:space="preserve">Luckett S, Garcia R, Barker J, Konarev A, Shewry P, Clarke A, et al. (1999). High-resolution structure of a potent, cyclic proteinase inhibitor from sunflower seeds. Journal of Molecular Biology 290, 525-533. doi: 10.1006/jmbi.1999.2891</w:t>
       </w:r>
     </w:p>
     <w:p>
@@ -11829,7 +11837,7 @@
         <w:pStyle w:val="BodyText"/>
       </w:pPr>
       <w:r>
-        <w:t xml:space="preserve">Luckett S, Garcia R, Barker J, Konarev A, Shewry P, Clarke A, et al. (1999). High-resolution structure of a potent, cyclic proteinase inhibitor from sunflower seeds. Journal of Molecular Biology 290, 525-533. doi: 10.1006/jmbi.1999.2891</w:t>
+        <w:t xml:space="preserve">Meriño-Cabrera Y, de Oliveira Mendes TA, Castro JGS, Barbosa SL, Macedo MLR, de Almeida Oliveira MG (2020). Noncompetitive tight-binding inhibition of Anticarsia gemmatalis trypsins by Adenanthera pavonina protease inhibitor affects larvae survival. Archives of Insect Biochemistry and Physiology 104, e21687. doi: 10.1002/arch.21687</w:t>
       </w:r>
     </w:p>
     <w:p>
@@ -11838,14 +11846,6 @@
       </w:pPr>
       <w:r>
         <w:t xml:space="preserve">Meriño-Cabrera Y, Severiche Castro JG, Rios Diez JD, Rodrigues Macedo ML, de Oliveira Mendes TA, Goreti de Almeida Oliveira M (2020). Rational design of mimetic peptides based on the interaction between Inga laurina inhibitor and trypsins for Spodoptera cosmioides pest control. Insect Biochemistry and Molecular Biology 122, 103390. doi: 10.1016/j.ibmb.2020.103390</w:t>
-      </w:r>
-    </w:p>
-    <w:p>
-      <w:pPr>
-        <w:pStyle w:val="BodyText"/>
-      </w:pPr>
-      <w:r>
-        <w:t xml:space="preserve">Meriño-Cabrera Y, de Oliveira Mendes TA, Castro JGS, Barbosa SL, Macedo MLR, de Almeida Oliveira MG (2020). Noncompetitive tight-binding inhibition of Anticarsia gemmatalis trypsins by Adenanthera pavonina protease inhibitor affects larvae survival. Archives of Insect Biochemistry and Physiology 104, e21687. doi: 10.1002/arch.21687</w:t>
       </w:r>
     </w:p>
     <w:p>

--- a/manuscript/Manuscrito_PT_leitura.docx
+++ b/manuscript/Manuscrito_PT_leitura.docx
@@ -342,22 +342,22 @@
               <w:rPr>
                 <w:sz w:val="18"/>
               </w:rPr>
-              <w:t xml:space="preserve">6,669 palavras no original em inglês (corpo sem tabelas, títulos e legendas; cada citação contada como uma palavra); tradução: 7,318</w:t>
-            </w:r>
-          </w:p>
-        </w:tc>
-        <w:tc>
-          <w:tcPr/>
-          <w:p>
-            <w:pPr>
-              <w:pStyle w:val="Compact"/>
-              <w:spacing w:line="240" w:lineRule="auto"/>
-            </w:pPr>
-            <w:r>
-              <w:rPr>
-                <w:sz w:val="18"/>
-              </w:rPr>
-              <w:t xml:space="preserve">OK (margem de 5,331 palavras)</w:t>
+              <w:t xml:space="preserve">7,174 palavras no original em inglês (corpo sem tabelas, títulos e legendas; cada citação contada como uma palavra); tradução: 7,833</w:t>
+            </w:r>
+          </w:p>
+        </w:tc>
+        <w:tc>
+          <w:tcPr/>
+          <w:p>
+            <w:pPr>
+              <w:pStyle w:val="Compact"/>
+              <w:spacing w:line="240" w:lineRule="auto"/>
+            </w:pPr>
+            <w:r>
+              <w:rPr>
+                <w:sz w:val="18"/>
+              </w:rPr>
+              <w:t xml:space="preserve">OK (margem de 4,826 palavras)</w:t>
             </w:r>
           </w:p>
         </w:tc>
@@ -404,7 +404,7 @@
               <w:rPr>
                 <w:sz w:val="18"/>
               </w:rPr>
-              <w:t xml:space="preserve">322 palavras no original em inglês (reescrito em 05/10/2026 para caber no limite); tradução: 370</w:t>
+              <w:t xml:space="preserve">348 palavras no original em inglês (reescrito em 05/10/2026 para caber no limite); tradução: 395</w:t>
             </w:r>
           </w:p>
         </w:tc>
@@ -2468,7 +2468,39 @@
         <w:t xml:space="preserve"> </w:t>
       </w:r>
       <w:r>
-        <w:t xml:space="preserve">O Boltz-2 pontuou o inibidor acima de sua isca em 10 de 10 pares; o MM-GBSA o fez em 4 de 10 e o PRODIGY em 2 de 10, e ambos acompanharam o tamanho da interface (ρ = −0,93 e −0,79). O critério reteve 527 sequências lineares e 543 cíclicas, 49% glicina. Rodadas repetidas do Boltz-2 correlacionaram 0,57 (n = 442), próximo dos 0,50 entre as formas linear e cíclica da mesma sequência. Nas 48 simulações em pH 10,0 (uma execução cada), a distância mediana entre a âncora e o Asp189 subiu de 5,7 para 6,8 Å (linear) e de 5,1 para 6,1 Å (macrocíclica); quatro âncoras terminaram a menos de 4 Å, todas com partida a até 4,0 Å. A diferença pareada do Boltz-2 frente aos controles embaralhados foi positiva em 63 de 78 candidatos lineares e 60 de 79 macrocíclicos, dentro do ruído da predição.</w:t>
+        <w:t xml:space="preserve">O Boltz-2 pontuou o inibidor acima de sua isca em 10 de 10 pares; o MM-GBSA o fez em 4 de 10 e o PRODIGY em 2 de 10, e ambos acompanharam o tamanho da interface (ρ = −0,93 e −0,79). O critério reteve 527 sequências lineares e 543 cíclicas, 49% glicina. Rodadas repetidas do Boltz-2 correlacionaram 0,57 (n = 442), próximo dos 0,50 entre as formas linear e cíclica da mesma sequência. Nas 48 simulações em pH 10,0 (uma execução cada), a distância mediana entre a âncora e o Asp189 subiu de 5,7 para 6,8 Å (linear) e de 5,1 para 6,1 Å (macrocíclica); quatro âncoras terminaram a menos de 4 Å, todas com partida a até 4,0 Å. Os mesmos 48 complexos em pH 8,2 não diferiram do pH 10,0 em nenhuma métrica pareada (distância final</w:t>
+      </w:r>
+      <w:r>
+        <w:t xml:space="preserve"> </w:t>
+      </w:r>
+      <w:r>
+        <w:rPr>
+          <w:i/>
+          <w:iCs/>
+        </w:rPr>
+        <w:t xml:space="preserve">P</w:t>
+      </w:r>
+      <w:r>
+        <w:t xml:space="preserve"> </w:t>
+      </w:r>
+      <w:r>
+        <w:t xml:space="preserve">= 0,16; ocupância</w:t>
+      </w:r>
+      <w:r>
+        <w:t xml:space="preserve"> </w:t>
+      </w:r>
+      <w:r>
+        <w:rPr>
+          <w:i/>
+          <w:iCs/>
+        </w:rPr>
+        <w:t xml:space="preserve">P</w:t>
+      </w:r>
+      <w:r>
+        <w:t xml:space="preserve"> </w:t>
+      </w:r>
+      <w:r>
+        <w:t xml:space="preserve">= 0,88). A diferença pareada do Boltz-2 frente aos controles embaralhados foi positiva em 63 de 78 candidatos lineares e 60 de 79 macrocíclicos, dentro do ruído da predição.</w:t>
       </w:r>
       <w:r>
         <w:t xml:space="preserve"> </w:t>
@@ -3459,7 +3491,7 @@
         <w:pStyle w:val="FirstParagraph"/>
       </w:pPr>
       <w:r>
-        <w:t xml:space="preserve">O PRODIGY (Vangone e Bonvin, 2015) prevê a afinidade a partir do número de contatos intermoleculares entre classes de resíduos (carregados, polares, apolares) e da composição dos resíduos fora da interface; não tem protonação explícita. O MM-GBSA usou o gmx_MMPBSA (Valdés-Tresanco et al., 2021) (motor MMPBSA.py (Miller et al., 2012); Born generalizado igb = 5 (Onufriev et al., 2004); sal 0,150 M; trajetória única; sem entropia) na segunda metade de cada trajetória (126 quadros com espaçamento de 40 ps; receptor cadeia A, peptídeo cadeia B), com erro-padrão sobre cinco blocos de quadros; o PRODIGY foi aplicado à pose inicial (protonada em pH 8,2) e a 30 quadros da segunda metade. Os dois escores crescem com o tamanho da interface, e por isso cada um é dado também por resíduo do peptídeo. Cada etapa ordena os candidatos dentro de uma frente (1 = melhor; empates recebem o posto médio): confiança do Boltz-2 no E2, Δ pareado (E3), RMSD final do peptídeo na simulação, PRODIGY na pose e, quando disponíveis, PRODIGY e MM-GBSA na trajetória. O escore agregado é o posto médio nas etapas disponíveis. A classificação cobre os candidatos que passaram no controle de qualidade de pose, tiveram Δ &gt; 0 e, nos macrociclos, cumpriram o critério estrito do anel; a ocupância de S1 não entra (Seção 3.5). As simulações de pH 8,2 e de pH 10,0 são pareadas (mesma pose e protocolo; o N-terminal é NH</w:t>
+        <w:t xml:space="preserve">O PRODIGY (Vangone e Bonvin, 2015) prevê a afinidade a partir do número de contatos intermoleculares entre classes de resíduos (carregados, polares, apolares) e da composição dos resíduos fora da interface; não tem protonação explícita. O MM-GBSA usou o gmx_MMPBSA (Valdés-Tresanco et al., 2021) (motor MMPBSA.py (Miller et al., 2012); Born generalizado igb = 5 (Onufriev et al., 2004); sal 0,150 M; trajetória única; sem entropia) na segunda metade de cada trajetória (126 quadros com espaçamento de 40 ps; receptor cadeia A, peptídeo cadeia B), com erro-padrão sobre cinco blocos de quadros; o PRODIGY foi aplicado à pose inicial (protonada em pH 8,2) e a 30 quadros da segunda metade. Os dois escores crescem com o tamanho da interface, e por isso cada um é dado também por resíduo do peptídeo. Cada etapa ordena os candidatos dentro de uma frente (1 = melhor; empates recebem o posto médio): confiança do Boltz-2 no E2, Δ pareado (E3), RMSD final do peptídeo na simulação de pH 8,2, PRODIGY na pose e PRODIGY e MM-GBSA na trajetória de pH 8,2. O escore agregado é o posto médio nas etapas disponíveis. A classificação cobre os candidatos que passaram no controle de qualidade de pose, tiveram Δ &gt; 0 e, nos macrociclos, cumpriram o critério estrito do anel; a ocupância de S1 não entra (Seção 3.5). As simulações de pH 8,2 e de pH 10,0 são pareadas (mesma pose e protocolo; o N-terminal é NH</w:t>
       </w:r>
       <w:r>
         <w:rPr>
@@ -7939,7 +7971,7 @@
         <w:pStyle w:val="BodyText"/>
       </w:pPr>
       <w:r>
-        <w:t xml:space="preserve">A classificação por etapa entre os 33 candidatos que passaram nos portões (23 lineares, 10 cíclicos) com as etapas disponíveis (confiança do Boltz-2 no E2, Δ, RMSD final da simulação de pH 10,0, PRODIGY na pose) colocou PTTTQT (posto médio 4,6), NGGRPDAP (6,5), SGPIG (7,6), GSNIN (8,5) e GTDEN (9,1) à frente na frente linear, e IYPETG (3,2), SGSTDIE (3,5), NGGTT (4,3), GGSTDID (4,6) e GGHSE (5,0) à frente na cíclica (Figura 6B). Os postos de um mesmo candidato variam muito entre as etapas (por exemplo, o NGGRPDAP é o 2º pelo E2 e o 13º pelo Δ), de modo que a classificação agregada é uma triagem grosseira e não uma medida.</w:t>
+        <w:t xml:space="preserve">A classificação por etapa entre os 33 candidatos que passaram nos portões (23 lineares, 10 cíclicos) com as seis etapas (confiança do Boltz-2 no E2, Δ, RMSD final do peptídeo, PRODIGY na pose, PRODIGY nos quadros da trajetória e MM-GBSA, as três últimas da simulação de pH 8,2) colocou NGGRPDAP (posto médio 6,7), GSNIN (7,0), PTTTQT (7,4), SGPIG (7,8) e TDETG (8,2) à frente na frente linear, e SGSTDIE (3,2), GQNDS (4,1), IYPETG (4,5), GGHSE (4,9) e GGSTDID (5,2) à frente na frente cíclica (Figura 6B). Os postos de um mesmo candidato variam muito entre as etapas (por exemplo, o NGGRPDAP está empatado em 2º pelo E2 e em 13º pelo Δ), de modo que a classificação agregada é uma triagem grosseira e não uma medida.</w:t>
       </w:r>
     </w:p>
     <w:p>
@@ -8027,16 +8059,7 @@
         <w:pStyle w:val="BodyText"/>
       </w:pPr>
       <w:r>
-        <w:rPr>
-          <w:rStyle w:val="Pendente"/>
-        </w:rPr>
-        <w:t xml:space="preserve">PENDENTE: MM-GBSA e PRODIGY nas trajetórias de pH 8,2 dos 48 candidatos e a classificação com todas as etapas (arquivos</w:t>
-      </w:r>
-      <w:r>
-        <w:rPr>
-          <w:rStyle w:val="Pendente"/>
-        </w:rPr>
-        <w:t xml:space="preserve"> </w:t>
+        <w:t xml:space="preserve">O MM-GBSA e o PRODIGY foram calculados do mesmo modo na segunda metade das 48 simulações de pH 8,2 (</w:t>
       </w:r>
       <w:r>
         <w:rPr>
@@ -8045,28 +8068,31 @@
         <w:t xml:space="preserve">outputs/ranking_energy_final_all.*</w:t>
       </w:r>
       <w:r>
-        <w:rPr>
-          <w:rStyle w:val="Pendente"/>
-        </w:rPr>
-        <w:t xml:space="preserve">; fila</w:t>
-      </w:r>
-      <w:r>
-        <w:rPr>
-          <w:rStyle w:val="Pendente"/>
-        </w:rPr>
-        <w:t xml:space="preserve"> </w:t>
-      </w:r>
-      <w:r>
-        <w:rPr>
-          <w:rStyle w:val="VerbatimChar"/>
-        </w:rPr>
-        <w:t xml:space="preserve">energy-queue</w:t>
-      </w:r>
-      <w:r>
-        <w:rPr>
-          <w:rStyle w:val="Pendente"/>
-        </w:rPr>
-        <w:t xml:space="preserve">).</w:t>
+        <w:t xml:space="preserve">). O ΔG do MM-GBSA teve mediana de −26,7 kcal mol</w:t>
+      </w:r>
+      <w:r>
+        <w:rPr>
+          <w:vertAlign w:val="superscript"/>
+        </w:rPr>
+        <w:t xml:space="preserve">−1</w:t>
+      </w:r>
+      <w:r>
+        <w:t xml:space="preserve"> </w:t>
+      </w:r>
+      <w:r>
+        <w:t xml:space="preserve">(−53,3 a −2,0; erro padrão entre blocos de quadros, mediana 0,9) e o PRODIGY em 30 quadros, mediana de −8,4 kcal mol</w:t>
+      </w:r>
+      <w:r>
+        <w:rPr>
+          <w:vertAlign w:val="superscript"/>
+        </w:rPr>
+        <w:t xml:space="preserve">−1</w:t>
+      </w:r>
+      <w:r>
+        <w:t xml:space="preserve"> </w:t>
+      </w:r>
+      <w:r>
+        <w:t xml:space="preserve">(−11,9 a −6,7). Os valores mais favoráveis do MM-GBSA foram os do NGGRPDAP (−53,3), QAPDFPTGPNNS (−51,4), GSNIN (−48,2), PISQIDSGSR (−42,5) e GTPESNES (−42,2). A comparação com o pH 10,0 está na Seção 3.7.</w:t>
       </w:r>
     </w:p>
     <w:p>
@@ -8078,7 +8104,7 @@
           <wp:inline>
             <wp:extent cx="5334000" cy="4445418"/>
             <wp:effectExtent b="0" l="0" r="0" t="0"/>
-            <wp:docPr descr="Figura 6. Filtro de energia e classificação por etapa. (A) ΔG do PRODIGY da pose inicial dos 48 candidatos contra o comprimento do peptídeo (ρ: Spearman). (B) Posto de cada candidato dentro de sua frente em cada etapa e o agregado (posto médio) para os dez melhores candidatos de cada frente entre os que passaram nos portões; etapas mostradas: confiança do Boltz-2 no E2, Δ pareado (E3), RMSD final da simulação de pH 10,0 e PRODIGY na pose. O número impresso na célula é o posto bruto (1 = melhor); a cor é esse posto em relação ao número de candidatos classificados na mesma frente (23 lineares, 10 macrocíclicos), porque um mesmo posto não significa o mesmo em conjuntos de tamanhos diferentes. O MM-GBSA e as etapas de pH 8,2 estão pendentes." title="" id="47" name="Picture"/>
+            <wp:docPr descr="Figura 6. Filtro de energia e classificação por etapa. (A) ΔG do PRODIGY da pose inicial dos 48 candidatos contra o comprimento do peptídeo (ρ: Spearman). (B) Posto de cada candidato dentro de sua frente em cada etapa e o agregado (posto médio) para os dez melhores candidatos de cada frente entre os que passaram nos portões; etapas mostradas: confiança do Boltz-2 no E2, Δ pareado (E3), RMSD final do peptídeo, PRODIGY na pose, PRODIGY nos quadros da trajetória e MM-GBSA (as três últimas da simulação de pH 8,2). O número impresso na célula é o posto bruto (1 = melhor); a cor é esse posto em relação ao número de candidatos classificados na mesma frente (23 lineares, 10 macrocíclicos), porque um mesmo posto não significa o mesmo em conjuntos de tamanhos diferentes." title="" id="47" name="Picture"/>
             <a:graphic>
               <a:graphicData uri="http://schemas.openxmlformats.org/drawingml/2006/picture">
                 <pic:pic>
@@ -8131,7 +8157,7 @@
         <w:t xml:space="preserve"> </w:t>
       </w:r>
       <w:r>
-        <w:t xml:space="preserve">Filtro de energia e classificação por etapa. (A) ΔG do PRODIGY da pose inicial dos 48 candidatos contra o comprimento do peptídeo (ρ: Spearman). (B) Posto de cada candidato dentro de sua frente em cada etapa e o agregado (posto médio) para os dez melhores candidatos de cada frente entre os que passaram nos portões; etapas mostradas: confiança do Boltz-2 no E2, Δ pareado (E3), RMSD final da simulação de pH 10,0 e PRODIGY na pose. O número impresso na célula é o posto bruto (1 = melhor); a cor é esse posto em relação ao número de candidatos classificados na mesma frente (23 lineares, 10 macrocíclicos), porque um mesmo posto não significa o mesmo em conjuntos de tamanhos diferentes. O MM-GBSA e as etapas de pH 8,2 estão pendentes.</w:t>
+        <w:t xml:space="preserve">Filtro de energia e classificação por etapa. (A) ΔG do PRODIGY da pose inicial dos 48 candidatos contra o comprimento do peptídeo (ρ: Spearman). (B) Posto de cada candidato dentro de sua frente em cada etapa e o agregado (posto médio) para os dez melhores candidatos de cada frente entre os que passaram nos portões; etapas mostradas: confiança do Boltz-2 no E2, Δ pareado (E3), RMSD final do peptídeo, PRODIGY na pose, PRODIGY nos quadros da trajetória e MM-GBSA (as três últimas da simulação de pH 8,2). O número impresso na célula é o posto bruto (1 = melhor); a cor é esse posto em relação ao número de candidatos classificados na mesma frente (23 lineares, 10 macrocíclicos), porque um mesmo posto não significa o mesmo em conjuntos de tamanhos diferentes.</w:t>
       </w:r>
     </w:p>
     <w:bookmarkEnd w:id="49"/>
@@ -8149,34 +8175,7 @@
         <w:pStyle w:val="FirstParagraph"/>
       </w:pPr>
       <w:r>
-        <w:rPr>
-          <w:rStyle w:val="Pendente"/>
-        </w:rPr>
-        <w:t xml:space="preserve">PROVISÓRIO, escrito em 7 de outubro de 2026 com as 37 das 48 simulações de pH 8,2 que haviam terminado (17 lineares, 20 macrocíclicas); são os finalistas e não uma amostra aleatória. Reescrever com as 48, as execuções repetidas e</w:t>
-      </w:r>
-      <w:r>
-        <w:rPr>
-          <w:rStyle w:val="Pendente"/>
-        </w:rPr>
-        <w:t xml:space="preserve"> </w:t>
-      </w:r>
-      <w:r>
-        <w:rPr>
-          <w:rStyle w:val="VerbatimChar"/>
-        </w:rPr>
-        <w:t xml:space="preserve">scripts/compare_ph.py</w:t>
-      </w:r>
-      <w:r>
-        <w:rPr>
-          <w:rStyle w:val="Pendente"/>
-        </w:rPr>
-        <w:t xml:space="preserve">.</w:t>
-      </w:r>
-      <w:r>
-        <w:t xml:space="preserve"> </w:t>
-      </w:r>
-      <w:r>
-        <w:t xml:space="preserve">Trinta e sete simulações de pH 8,2 (17 lineares e 20 macrocíclicas) haviam terminado e estão pareadas na Figura 7 com os mesmos candidatos em pH 10,0. A distância final âncora–Asp189 teve mediana de 6,47 Å em pH 8,2 contra 6,26 Å em pH 10,0 (Wilcoxon</w:t>
+        <w:t xml:space="preserve">As 48 simulações de pH 8,2 (24 lineares, 24 macrocíclicas) terminaram e estão pareadas na Figura 7 com os mesmos candidatos em pH 10,0 (mesma pose inicial; mudam apenas o estado de protonação atribuído pelo PROPKA, que diferiu em mediana de um resíduo por sistema, e o número de contraíons). A distância final âncora–Asp189 teve mediana de 6,40 Å em pH 8,2 contra 6,62 Å em pH 10,0 (Wilcoxon</w:t>
       </w:r>
       <w:r>
         <w:t xml:space="preserve"> </w:t>
@@ -8192,7 +8191,7 @@
         <w:t xml:space="preserve"> </w:t>
       </w:r>
       <w:r>
-        <w:t xml:space="preserve">= 0,48), a ocupância da segunda metade 0,02 contra 0,01 (</w:t>
+        <w:t xml:space="preserve">= 0,16), a ocupância na segunda metade 0,01 contra 0,00 (</w:t>
       </w:r>
       <w:r>
         <w:rPr>
@@ -8205,7 +8204,7 @@
         <w:t xml:space="preserve"> </w:t>
       </w:r>
       <w:r>
-        <w:t xml:space="preserve">= 0,93) e o RMSD final do peptídeo 0,43 contra 0,35 nm (</w:t>
+        <w:t xml:space="preserve">= 0,88) e o RMSD final do peptídeo 0,43 contra 0,40 nm (</w:t>
       </w:r>
       <w:r>
         <w:rPr>
@@ -8218,7 +8217,7 @@
         <w:t xml:space="preserve"> </w:t>
       </w:r>
       <w:r>
-        <w:t xml:space="preserve">= 0,28). Na janela final a âncora esteve a menos de 4 Å do Asp189 em 3 simulações de pH 8,2 e em 4 de pH 10,0, e a mais de 10 Å em 3 e em 6. Nesses 37 pares, ocupância de pelo menos 0,70 ocorreu em quatro simulações de pH 8,2 (NGGRPDAP, GGKPGEP, o macrociclo PISQIDSGSR de</w:t>
+        <w:t xml:space="preserve">= 0,63). A âncora esteve a menos de 4 Å do Asp189 na janela final em 4 simulações em cada pH, e a mais de 10 Å em 5 em pH 8,2 e 10 em pH 10,0. Uma ocupância de pelo menos 0,70 ocorreu em seis simulações de pH 8,2 (NGGRPDAP, GGKPGEP, os macrociclos PISQIDSGSR, GGHGGG e GGSDHT, e GENGGPG) e em cinco de pH 10,0 (NGGRPDAP, GGKPGEP, GQNDS linear, GGHSE e GGGGH); só NGGRPDAP e GGKPGEP a atingiram nos dois, quatro a atingiram apenas em pH 8,2 e três apenas em pH 10,0, e 39 dos 48 pares em nenhum. A ocupância diferiu em mais de 0,5 entre os pH em nove pares, nos dois sentidos. O desfecho em um pH previu o do outro de modo moderado para a distância final (ρ de Spearman = 0,51,</w:t>
       </w:r>
       <w:r>
         <w:t xml:space="preserve"> </w:t>
@@ -8228,13 +8227,13 @@
           <w:i/>
           <w:iCs/>
         </w:rPr>
-        <w:t xml:space="preserve">C. includens</w:t>
-      </w:r>
-      <w:r>
-        <w:t xml:space="preserve"> </w:t>
-      </w:r>
-      <w:r>
-        <w:t xml:space="preserve">e o GENGGPG de</w:t>
+        <w:t xml:space="preserve">P</w:t>
+      </w:r>
+      <w:r>
+        <w:t xml:space="preserve"> </w:t>
+      </w:r>
+      <w:r>
+        <w:t xml:space="preserve">&lt; 0,001) e para a ocupância (ρ = 0,44,</w:t>
       </w:r>
       <w:r>
         <w:t xml:space="preserve"> </w:t>
@@ -8244,10 +8243,13 @@
           <w:i/>
           <w:iCs/>
         </w:rPr>
-        <w:t xml:space="preserve">S. frugiperda</w:t>
-      </w:r>
-      <w:r>
-        <w:t xml:space="preserve">) e em quatro de pH 10,0 (NGGRPDAP, GGKPGEP, GQNDS linear e GGHSE; o quinto dos 48 em pH 10,0, o GGGGH, ainda não tem execução de pH 8,2); só NGGRPDAP e GGKPGEP a atingiram nos dois, duas simulações a atingiram só em pH 8,2 e duas só em pH 10,0, e 31 dos 37 pares em nenhum. A ocupância diferiu em mais de 0,5 entre os pH em cinco pares, nos dois sentidos. O desfecho em um pH previu o do outro de modo moderado para a distância final (ρ de Spearman = 0,62,</w:t>
+        <w:t xml:space="preserve">P</w:t>
+      </w:r>
+      <w:r>
+        <w:t xml:space="preserve"> </w:t>
+      </w:r>
+      <w:r>
+        <w:t xml:space="preserve">= 0,002). O GQNDS linear ocupou S1 só na primeira metade em pH 8,2 (0,97 e depois 0,04), o GGHSE saiu (distância final 8,61 Å, ocupância 0,00; |ω| mínimo 149,5° contra 153,7° em pH 10,0) e o GGGGH também (0,07 contra 0,82; partiu de 4,11 Å contra 2,93 Å), ao passo que GGHGGG (0,91 contra 0,00), GGSDHT (1,00 contra 0,00), GENGGPG (0,85 contra 0,41) e PISQIDSGSR ficaram mais perto de S1 em pH 8,2. O PISQIDSGSR, macrociclo com âncora Arg, manteve a Arg em S1 em pH 8,2 (ocupância 1,00, distância final 2,80 Å, partiu de 3,21 Å) e a perdeu em pH 10,0 (0,33; 5,21 Å; partiu de 3,97 Å). NGGRPDAP e GGKPGEP, os dois peptídeos cuja âncora é um resíduo básico seguido de prolina (Arg e Lys), mantiveram S1 nos dois pH: ocupância 0,98 e 1,00 e distância final 2,84 e 2,74 Å para o NGGRPDAP; ocupância 1,00 nos dois pH e 2,71 Å para o GGKPGEP, cujo anel atendeu ao critério estrito em pH 8,2 (|ω| mínimo 156,7° contra 144,5° em pH 10,0).</w:t>
       </w:r>
       <w:r>
         <w:t xml:space="preserve"> </w:t>
@@ -8257,13 +8259,13 @@
           <w:i/>
           <w:iCs/>
         </w:rPr>
-        <w:t xml:space="preserve">P</w:t>
-      </w:r>
-      <w:r>
-        <w:t xml:space="preserve"> </w:t>
-      </w:r>
-      <w:r>
-        <w:t xml:space="preserve">&lt; 0,001) e para a ocupância (ρ = 0,46,</w:t>
+        <w:t xml:space="preserve">A pose inicial decidiu aqui também:</w:t>
+      </w:r>
+      <w:r>
+        <w:t xml:space="preserve"> </w:t>
+      </w:r>
+      <w:r>
+        <w:t xml:space="preserve">cinco das nove simulações de pH 8,2 cujo peptídeo partiu a até 4,0 Å do Asp189 atingiram ocupância de pelo menos 0,70, e uma das 39 que partiram mais longe (GENGGPG, 4,57 Å; teste exato de Fisher,</w:t>
       </w:r>
       <w:r>
         <w:t xml:space="preserve"> </w:t>
@@ -8279,7 +8281,16 @@
         <w:t xml:space="preserve"> </w:t>
       </w:r>
       <w:r>
-        <w:t xml:space="preserve">= 0,004). O GQNDS linear ocupou S1 só na primeira metade em pH 8,2 (0,97 e depois 0,04) e o GGHSE saiu (distância final 8,61 Å, ocupância 0,00; |ω| mínimo 149,5° contra 153,7° em pH 10,0), enquanto GTDTG (0,68), IYPETG (0,57) e GENGGPG (0,85 contra 0,41) ficaram mais próximos de S1 em pH 8,2 do que em pH 10,0. O PISQIDSGSR, um macrociclo com âncora Arg, manteve a Arg em S1 em pH 8,2 (ocupância 1,00, distância final 2,80 Å, partindo de 3,21 Å) e a perdeu em pH 10,0 (0,33; 5,21 Å; partindo de 3,97 Å). O NGGRPDAP e o GGKPGEP, os dois peptídeos cuja âncora é um resíduo básico seguido de prolina (Arg e Lys), a mantiveram em S1 nos dois pH: ocupância 0,98 e 1,00 e distância final 2,84 e 2,74 Å no NGGRPDAP; ocupância 1,00 nos dois pH e 2,71 Å no GGKPGEP, cujo anel atendeu ao critério estrito em pH 8,2 (|ω| mínimo 156,7° contra 144,5° em pH 10,0). Três das quatro simulações com ocupância de pelo menos 0,70 em pH 8,2 partiram a menos de 4,0 Å do Asp189 (três das seis que o fizeram; uma das 31 que partiram mais longe), como em pH 10,0. Os escores de energia concordaram entre os pH: MM-GBSA ρ = 0,58 (</w:t>
+        <w:t xml:space="preserve">= 4 × 10</w:t>
+      </w:r>
+      <w:r>
+        <w:rPr>
+          <w:vertAlign w:val="superscript"/>
+        </w:rPr>
+        <w:t xml:space="preserve">−4</w:t>
+      </w:r>
+      <w:r>
+        <w:t xml:space="preserve">; ρ de Spearman entre distância inicial e ocupância −0,60), como em pH 10,0. Os escores de energia concordaram entre os pH: MM-GBSA ρ = 0,50 (</w:t>
       </w:r>
       <w:r>
         <w:rPr>
@@ -8292,7 +8303,7 @@
         <w:t xml:space="preserve"> </w:t>
       </w:r>
       <w:r>
-        <w:t xml:space="preserve">&lt; 0,001; mediana −25,9 contra −27,0 kcal mol</w:t>
+        <w:t xml:space="preserve">&lt; 0,001; mediana −26,7 em pH 8,2 contra −24,8 kcal mol</w:t>
       </w:r>
       <w:r>
         <w:rPr>
@@ -8301,7 +8312,10 @@
         <w:t xml:space="preserve">−1</w:t>
       </w:r>
       <w:r>
-        <w:t xml:space="preserve">,</w:t>
+        <w:t xml:space="preserve"> </w:t>
+      </w:r>
+      <w:r>
+        <w:t xml:space="preserve">em pH 10,0,</w:t>
       </w:r>
       <w:r>
         <w:t xml:space="preserve"> </w:t>
@@ -8317,7 +8331,7 @@
         <w:t xml:space="preserve"> </w:t>
       </w:r>
       <w:r>
-        <w:t xml:space="preserve">= 0,16) e PRODIGY nos quadros ρ = 0,67 (</w:t>
+        <w:t xml:space="preserve">= 0,80) e PRODIGY nos quadros ρ = 0,60 (</w:t>
       </w:r>
       <w:r>
         <w:rPr>
@@ -8330,7 +8344,7 @@
         <w:t xml:space="preserve"> </w:t>
       </w:r>
       <w:r>
-        <w:t xml:space="preserve">&lt; 0,001; −8,43 contra −8,39 kcal mol</w:t>
+        <w:t xml:space="preserve">&lt; 0,001; −8,38 contra −8,21 kcal mol</w:t>
       </w:r>
       <w:r>
         <w:rPr>
@@ -8355,7 +8369,7 @@
         <w:t xml:space="preserve"> </w:t>
       </w:r>
       <w:r>
-        <w:t xml:space="preserve">= 0,86). Em pH 8,2 o ΔG do MM-GBSA foi mais favorável nos três peptídeos com âncora de lisina ou arginina (mediana −42,5 contra −25,0 kcal mol</w:t>
+        <w:t xml:space="preserve">= 0,18). Em pH 8,2 o ΔG do MM-GBSA foi mais favorável para os três peptídeos com âncora de lisina ou arginina (NGGRPDAP, GGKPGEP e PISQIDSGSR; mediana −42,5 contra −25,9 kcal mol</w:t>
       </w:r>
       <w:r>
         <w:rPr>
@@ -8367,7 +8381,7 @@
         <w:t xml:space="preserve"> </w:t>
       </w:r>
       <w:r>
-        <w:t xml:space="preserve">nos outros 34; Mann–Whitney</w:t>
+        <w:t xml:space="preserve">para os outros 45; Mann–Whitney</w:t>
       </w:r>
       <w:r>
         <w:t xml:space="preserve"> </w:t>
@@ -8383,7 +8397,7 @@
         <w:t xml:space="preserve"> </w:t>
       </w:r>
       <w:r>
-        <w:t xml:space="preserve">= 0,038), no mesmo sentido de pH 10,0, e relacionou-se fracamente com a distância final (ρ = 0,26,</w:t>
+        <w:t xml:space="preserve">= 0,041), no mesmo sentido do pH 10,0, e relacionou-se fracamente com a distância final (ρ = 0,29,</w:t>
       </w:r>
       <w:r>
         <w:t xml:space="preserve"> </w:t>
@@ -8399,7 +8413,7 @@
         <w:t xml:space="preserve"> </w:t>
       </w:r>
       <w:r>
-        <w:t xml:space="preserve">= 0,13). Cada candidato foi simulado uma vez por pH, com semente diferente; assim, uma diferença entre pH não se separa da variação entre execuções até que as execuções repetidas sejam analisadas; e, como os finalistas foram escolhidos pela ocupância em pH 10,0, a perda de ocupância em pH 8,2 é esperada por regressão à média, como ocorreu com GQNDS e GGHSE, mas não com NGGRPDAP e GGKPGEP.</w:t>
+        <w:t xml:space="preserve">= 0,044). Cada candidato foi simulado uma vez por pH com semente diferente. Para estimar o piso de variação entre execuções, oito candidatos da lista curta (quatro por frente: GSNIN, GQNDS, PTTTQT e NGGRPDAP; GGHSE, IYPETG, SGSTDIE e GGKPGEP) foram simulados uma segunda vez em cada pH com outra semente (15 pares: 8 em pH 8,2 e 7 em pH 10,0; a execução do NGGRPDAP em pH 10,0 ainda estava em andamento em 8 de outubro de 2026 e não entra). Eles não são uma amostra aleatória. A diferença absoluta mediana entre as duas execuções do mesmo pH foi de 0,31 Å (pH 10,0) e 1,37 Å (pH 8,2) na distância final âncora–Asp189, 0,05 nos dois pH na ocupância da segunda metade e 0,11 nm nos dois pH no RMSD do peptídeo, contra 1,36 Å, 0,04 e 0,18 nm entre pH nos 48 pares; a diferença entre execuções é, portanto, do mesmo tamanho que a diferença entre pH. As medianas escondem os casos que importam, porque a maioria das ocupâncias fica perto de zero: em três dos 15 pares a ocupância mudou em mais de 0,5 entre execuções do mesmo pH (GQNDS em pH 8,2, 0,04 e 0,73; GGHSE em pH 8,2, 0,00 e 0,88; IYPETG em pH 8,2, 0,57 e 0,00), e duas delas atravessaram o limite de 0,70. A perda de S1 pelo GGHSE em pH 8,2 e a ocupância só na primeira metade do GQNDS, portanto, não se reproduzem, e nenhuma mudança entre pH pode ser lida como efeito do pH. Só o NGGRPDAP (0,98 e 1,00 em pH 8,2) e o GGKPGEP (1,00 nas duas execuções nos dois pH) repetiram a ocupância. As mudanças de ocupância entre pH foram nos dois sentidos, nenhuma diferença entre pH excede o que repetições do mesmo pH produzem, e a comparação entre pH não mostra diferença que passe em um teste pareado.</w:t>
       </w:r>
     </w:p>
     <w:p>
@@ -8411,7 +8425,7 @@
           <wp:inline>
             <wp:extent cx="5334000" cy="3704933"/>
             <wp:effectExtent b="0" l="0" r="0" t="0"/>
-            <wp:docPr descr="Figura 7. Comparação provisória das simulações de pH 8,2 e pH 10,0 (as 37 das 48 execuções de pH 8,2 que haviam terminado em 7 de outubro de 2026; os finalistas, não uma amostra aleatória; uma execução por pH, com sementes diferentes). (A, B) Distância final âncora–Asp189 e ocupância de S1 a 5 Å na segunda metade, pareadas (linhas pontilhadas: 4 Å e 0,70; teste de Wilcoxon de postos sinalizados). (C–E) pH 8,2 contra pH 10,0 para a distância final, o ΔG do MM-GBSA e o ΔG do PRODIGY nos quadros da trajetória (linha pontilhada: identidade; ρ: correlação de Spearman). Azul: linear; verde-azulado: macrociclo; em destaque: NGGRPDAP, GGKPGEP, GQNDS e GGHSE." title="" id="51" name="Picture"/>
+            <wp:docPr descr="Figura 7. Comparação das 48 simulações de pH 8,2 e pH 10,0 (uma execução por pH, com sementes diferentes). (A, B) Distância final âncora–Asp189 e ocupância de S1 a 5 Å na segunda metade, pareadas (linhas pontilhadas: 4 Å e 0,70; teste de Wilcoxon de postos sinalizados). (C–E) pH 8,2 contra pH 10,0 para a distância final, o ΔG do MM-GBSA e o ΔG do PRODIGY nos quadros da trajetória (linha pontilhada: identidade; ρ: correlação de Spearman). Azul: linear; verde-azulado: macrociclo; em destaque: NGGRPDAP, GGKPGEP, GQNDS e GGHSE." title="" id="51" name="Picture"/>
             <a:graphic>
               <a:graphicData uri="http://schemas.openxmlformats.org/drawingml/2006/picture">
                 <pic:pic>
@@ -8464,7 +8478,7 @@
         <w:t xml:space="preserve"> </w:t>
       </w:r>
       <w:r>
-        <w:t xml:space="preserve">Comparação provisória das simulações de pH 8,2 e pH 10,0 (as 37 das 48 execuções de pH 8,2 que haviam terminado em 7 de outubro de 2026; os finalistas, não uma amostra aleatória; uma execução por pH, com sementes diferentes). (A, B) Distância final âncora–Asp189 e ocupância de S1 a 5 Å na segunda metade, pareadas (linhas pontilhadas: 4 Å e 0,70; teste de Wilcoxon de postos sinalizados). (C–E) pH 8,2 contra pH 10,0 para a distância final, o ΔG do MM-GBSA e o ΔG do PRODIGY nos quadros da trajetória (linha pontilhada: identidade; ρ: correlação de Spearman). Azul: linear; verde-azulado: macrociclo; em destaque: NGGRPDAP, GGKPGEP, GQNDS e GGHSE.</w:t>
+        <w:t xml:space="preserve">Comparação das 48 simulações de pH 8,2 e pH 10,0 (uma execução por pH, com sementes diferentes). (A, B) Distância final âncora–Asp189 e ocupância de S1 a 5 Å na segunda metade, pareadas (linhas pontilhadas: 4 Å e 0,70; teste de Wilcoxon de postos sinalizados). (C–E) pH 8,2 contra pH 10,0 para a distância final, o ΔG do MM-GBSA e o ΔG do PRODIGY nos quadros da trajetória (linha pontilhada: identidade; ρ: correlação de Spearman). Azul: linear; verde-azulado: macrociclo; em destaque: NGGRPDAP, GGKPGEP, GQNDS e GGHSE.</w:t>
       </w:r>
     </w:p>
     <w:bookmarkEnd w:id="53"/>
@@ -8492,7 +8506,7 @@
         <w:t xml:space="preserve">S. frugiperda</w:t>
       </w:r>
       <w:r>
-        <w:t xml:space="preserve">, cíclico) é a única simulação de pH 10,0 que combinou ocupância de pelo menos 0,70 com o critério estrito do anel; em pH 8,2 ele saiu de S1 (Seção 3.7). O GQNDS (</w:t>
+        <w:t xml:space="preserve">, cíclico) é a única simulação de pH 10,0 que combinou ocupância de pelo menos 0,70 com o critério estrito do anel; em pH 8,2 ele saiu de S1 em uma execução e a manteve na repetição (ocupância 0,00 e 0,88; Seção 3.7). O GQNDS (</w:t>
       </w:r>
       <w:r>
         <w:rPr>
@@ -8502,7 +8516,7 @@
         <w:t xml:space="preserve">O. nubilalis</w:t>
       </w:r>
       <w:r>
-        <w:t xml:space="preserve">, linear) chegou a ocupância de 1,00 com âncora Gln em pH 10,0, mas ocupou S1 só na primeira metade em pH 8,2. O NGGRPDAP (</w:t>
+        <w:t xml:space="preserve">, linear) chegou a ocupância de 1,00 com âncora Gln em pH 10,0, mas em pH 8,2 ocupou S1 só na primeira metade de uma execução e em 0,73 da segunda metade de sua repetição. O NGGRPDAP (</w:t>
       </w:r>
       <w:r>
         <w:rPr>
@@ -8512,7 +8526,7 @@
         <w:t xml:space="preserve">A. gemmatalis</w:t>
       </w:r>
       <w:r>
-        <w:t xml:space="preserve">, linear) tem uma Arg em S1 seguida de prolina, o mecanismo canônico, e o menor ΔG do PRODIGY da frente linear; com o GGKPGEP, é um dos dois dos quatro cuja ocupância de S1 apareceu nos dois pH (uma execução cada), e teve o MM-GBSA mais favorável das 37 simulações pareadas em pH 8,2 (−53,3 kcal mol</w:t>
+        <w:t xml:space="preserve">, linear) tem uma Arg em S1 seguida de prolina, o mecanismo canônico, e o menor ΔG do PRODIGY da frente linear; com o GGKPGEP, é um dos dois dos quatro cuja ocupância de S1 apareceu nos dois pH (uma execução cada), e teve o MM-GBSA mais favorável das 48 simulações de pH 8,2 (−53,3 kcal mol</w:t>
       </w:r>
       <w:r>
         <w:rPr>
@@ -8549,7 +8563,7 @@
         <w:t xml:space="preserve"> </w:t>
       </w:r>
       <w:r>
-        <w:t xml:space="preserve">Candidatos da lista curta. Inicial e final: distância âncora–Asp189 nas janelas inicial e final da simulação de 10 ns em pH 10,0. Ocup.: ocupância a 5 Å na segunda metade (descritiva). ΔG PRODIGY: pose inicial; entre parênteses, por resíduo. MM-GBSA: segunda metade da simulação de 10 ns em pH 10,0 e em pH 8,2 (provisório; uma execução cada). As colunas de ocupância e anel referem-se a pH 10,0.</w:t>
+        <w:t xml:space="preserve">Candidatos da lista curta. Inicial e final: distância âncora–Asp189 nas janelas inicial e final da simulação de 10 ns em pH 10,0. Ocup.: ocupância a 5 Å na segunda metade (descritiva). ΔG PRODIGY: pose inicial; entre parênteses, por resíduo. MM-GBSA: segunda metade da simulação de 10 ns em pH 10,0 e em pH 8,2 (uma execução cada). As colunas de ocupância e anel referem-se a pH 10,0.</w:t>
       </w:r>
     </w:p>
     <w:tbl>
@@ -9786,7 +9800,7 @@
         <w:pStyle w:val="FirstParagraph"/>
       </w:pPr>
       <w:r>
-        <w:t xml:space="preserve">Montamos e calibramos um pipeline que vai de oito tripsinas digestivas de lepidópteros a peptídeos candidatos ordenados, com a não clivabilidade pelas proteases do intestino médio como requisito binário explícito. A parte estrutural foi robusta: os subsítios de dois complexos cristalográficos foram transferidos para os dez receptores, e o equivalente do Asp189 achado pela estrutura coincidiu com o achado pela sequência. A escada de escores foi mais fraca: o Boltz-2 separou inibidores reais de iscas dentro dos pares, mas o MM-GBSA e o PRODIGY não separaram e acompanharam o tamanho da interface. Exigir não clivabilidade deixou 527 sequências lineares e 543 cíclicas, curtas e com quase metade de glicina. As simulações de 10 ns mostraram que a ocupância de S1 acompanha a pose inicial do Boltz-2, de modo que as simulações verificam a estabilidade de uma pose e não são evidência de ligação. Nenhum resultado diz respeito a atividade inibitória ou a seletividade.</w:t>
+        <w:t xml:space="preserve">Montamos e calibramos um pipeline que vai de oito tripsinas digestivas de lepidópteros a peptídeos candidatos ordenados, com a não clivabilidade pelas proteases do intestino médio como requisito binário explícito. A parte estrutural foi robusta: os subsítios de dois complexos cristalográficos foram transferidos para os dez receptores, e o equivalente do Asp189 achado pela estrutura coincidiu com o achado pela sequência. A escada de escores foi mais fraca: o Boltz-2 separou inibidores reais de iscas dentro dos pares, mas o MM-GBSA e o PRODIGY não separaram e acompanharam o tamanho da interface. Exigir não clivabilidade deixou 527 sequências lineares e 543 cíclicas, curtas e com quase metade de glicina. As simulações de 10 ns mostraram que a ocupância de S1 acompanha a pose inicial do Boltz-2, de modo que as simulações verificam a estabilidade de uma pose e não são evidência de ligação; as mesmas 48 simulações em pH 8,2 não diferiram do pH 10,0 em nenhum teste pareado, e só dois peptídeos (NGGRPDAP, GGKPGEP) mantiveram S1 nos dois pH. Nenhum resultado diz respeito a atividade inibitória ou a seletividade.</w:t>
       </w:r>
     </w:p>
     <w:p>
@@ -9956,7 +9970,7 @@
         <w:t xml:space="preserve"> </w:t>
       </w:r>
       <w:r>
-        <w:t xml:space="preserve">nos dois pH; dez nanossegundos só fazem triagem. A equilibração NPT usou o barostato de Parrinello–Rahman, onde um barostato de relaxação é o padrão, e</w:t>
+        <w:t xml:space="preserve">nos dois pH; dez nanossegundos só fazem triagem, e repetir oito candidatos no mesmo pH mudou a ocupância da segunda metade em mais de 0,5 em três de 15 pares, de modo que uma execução não decide se um peptídeo mantém S1. A equilibração NPT usou o barostato de Parrinello–Rahman, onde um barostato de relaxação é o padrão, e</w:t>
       </w:r>
       <w:r>
         <w:t xml:space="preserve"> </w:t>
@@ -10059,7 +10073,7 @@
         <w:pStyle w:val="FirstParagraph"/>
       </w:pPr>
       <w:r>
-        <w:t xml:space="preserve">Os inibidores naturais serviram como moldes e padrões de calibração para um pipeline que leva oito tripsinas digestivas de lepidópteros a um conjunto ordenado de peptídeos curtos e não clivaveis. O Boltz-2 sustenta comparações pareadas; o MM-GBSA e o PRODIGY ordenam candidatos pelo tamanho da interface; e a ocupância de S1 em 10 ns acompanha a pose inicial, de modo que, por si só, não indica ligação. Os quatro peptídeos da lista curta (NGGRPDAP, GQNDS, GGHSE, GGKPGEP) sobreviveram aos filtros disponíveis e não carregam alegação de seletividade ou atividade. Os testes decisivos são enzimáticos.</w:t>
+        <w:t xml:space="preserve">Os inibidores naturais serviram como moldes e padrões de calibração para um pipeline que leva oito tripsinas digestivas de lepidópteros a um conjunto ordenado de peptídeos curtos e não clivaveis. O Boltz-2 sustenta comparações pareadas; o MM-GBSA e o PRODIGY ordenam candidatos pelo tamanho da interface; e a ocupância de S1 em 10 ns acompanha a pose inicial, de modo que, por si só, não indica ligação; a ocupância de nove candidatos diferiu em mais de 0,5 entre pH 8,2 e pH 10,0, nos dois sentidos e sem desvio líquido, e repetições no mesmo pH diferiram em mais de 0,5 em três de 15 pares. Os quatro peptídeos da lista curta (NGGRPDAP, GQNDS, GGHSE, GGKPGEP) sobreviveram aos filtros disponíveis e não carregam alegação de seletividade ou atividade. Os testes decisivos são enzimáticos.</w:t>
       </w:r>
     </w:p>
     <w:bookmarkEnd w:id="65"/>
@@ -11637,15 +11651,15 @@
         <w:pStyle w:val="BodyText"/>
       </w:pPr>
       <w:r>
+        <w:t xml:space="preserve">de Almeida Barros R, Meriño-Cabrera Y, Castro JS, da Silva Junior NR, de Oliveira JVA, Schultz H, et al. (2022). Bovine pancreatic trypsin inhibitor and soybean Kunitz trypsin inhibitor: Differential effects on proteases and larval development of the soybean pest Anticarsia gemmatalis (Lepidoptera: Noctuidae). Pesticide Biochemistry and Physiology 187, 105188. doi: 10.1016/j.pestbp.2022.105188</w:t>
+      </w:r>
+    </w:p>
+    <w:p>
+      <w:pPr>
+        <w:pStyle w:val="BodyText"/>
+      </w:pPr>
+      <w:r>
         <w:t xml:space="preserve">de Almeida Barros R, Meriño-Cabrera Y, Severiche Castro JG, Rodrigues da Silva Júnior N, Schultz H, de Andrade RJ, et al. (2022). Inhibition constant and stability of tripeptide inhibitors of gut trypsin-like enzyme of the soybean pest Anticarsia gemmatalis. Archives of Insect Biochemistry and Physiology 110, e21887. doi: 10.1002/arch.21887</w:t>
-      </w:r>
-    </w:p>
-    <w:p>
-      <w:pPr>
-        <w:pStyle w:val="BodyText"/>
-      </w:pPr>
-      <w:r>
-        <w:t xml:space="preserve">de Almeida Barros R, Meriño-Cabrera Y, Castro JS, da Silva Junior NR, de Oliveira JVA, Schultz H, et al. (2022). Bovine pancreatic trypsin inhibitor and soybean Kunitz trypsin inhibitor: Differential effects on proteases and larval development of the soybean pest Anticarsia gemmatalis (Lepidoptera: Noctuidae). Pesticide Biochemistry and Physiology 187, 105188. doi: 10.1016/j.pestbp.2022.105188</w:t>
       </w:r>
     </w:p>
     <w:p>

--- a/manuscript/Manuscrito_PT_leitura.docx
+++ b/manuscript/Manuscrito_PT_leitura.docx
@@ -342,22 +342,22 @@
               <w:rPr>
                 <w:sz w:val="18"/>
               </w:rPr>
-              <w:t xml:space="preserve">7,174 palavras no original em inglês (corpo sem tabelas, títulos e legendas; cada citação contada como uma palavra); tradução: 7,833</w:t>
-            </w:r>
-          </w:p>
-        </w:tc>
-        <w:tc>
-          <w:tcPr/>
-          <w:p>
-            <w:pPr>
-              <w:pStyle w:val="Compact"/>
-              <w:spacing w:line="240" w:lineRule="auto"/>
-            </w:pPr>
-            <w:r>
-              <w:rPr>
-                <w:sz w:val="18"/>
-              </w:rPr>
-              <w:t xml:space="preserve">OK (margem de 4,826 palavras)</w:t>
+              <w:t xml:space="preserve">7,159 palavras no original em inglês (corpo sem tabelas, títulos e legendas; cada citação contada como uma palavra); tradução: 7,817</w:t>
+            </w:r>
+          </w:p>
+        </w:tc>
+        <w:tc>
+          <w:tcPr/>
+          <w:p>
+            <w:pPr>
+              <w:pStyle w:val="Compact"/>
+              <w:spacing w:line="240" w:lineRule="auto"/>
+            </w:pPr>
+            <w:r>
+              <w:rPr>
+                <w:sz w:val="18"/>
+              </w:rPr>
+              <w:t xml:space="preserve">OK (margem de 4,841 palavras)</w:t>
             </w:r>
           </w:p>
         </w:tc>
@@ -8413,7 +8413,7 @@
         <w:t xml:space="preserve"> </w:t>
       </w:r>
       <w:r>
-        <w:t xml:space="preserve">= 0,044). Cada candidato foi simulado uma vez por pH com semente diferente. Para estimar o piso de variação entre execuções, oito candidatos da lista curta (quatro por frente: GSNIN, GQNDS, PTTTQT e NGGRPDAP; GGHSE, IYPETG, SGSTDIE e GGKPGEP) foram simulados uma segunda vez em cada pH com outra semente (15 pares: 8 em pH 8,2 e 7 em pH 10,0; a execução do NGGRPDAP em pH 10,0 ainda estava em andamento em 8 de outubro de 2026 e não entra). Eles não são uma amostra aleatória. A diferença absoluta mediana entre as duas execuções do mesmo pH foi de 0,31 Å (pH 10,0) e 1,37 Å (pH 8,2) na distância final âncora–Asp189, 0,05 nos dois pH na ocupância da segunda metade e 0,11 nm nos dois pH no RMSD do peptídeo, contra 1,36 Å, 0,04 e 0,18 nm entre pH nos 48 pares; a diferença entre execuções é, portanto, do mesmo tamanho que a diferença entre pH. As medianas escondem os casos que importam, porque a maioria das ocupâncias fica perto de zero: em três dos 15 pares a ocupância mudou em mais de 0,5 entre execuções do mesmo pH (GQNDS em pH 8,2, 0,04 e 0,73; GGHSE em pH 8,2, 0,00 e 0,88; IYPETG em pH 8,2, 0,57 e 0,00), e duas delas atravessaram o limite de 0,70. A perda de S1 pelo GGHSE em pH 8,2 e a ocupância só na primeira metade do GQNDS, portanto, não se reproduzem, e nenhuma mudança entre pH pode ser lida como efeito do pH. Só o NGGRPDAP (0,98 e 1,00 em pH 8,2) e o GGKPGEP (1,00 nas duas execuções nos dois pH) repetiram a ocupância. As mudanças de ocupância entre pH foram nos dois sentidos, nenhuma diferença entre pH excede o que repetições do mesmo pH produzem, e a comparação entre pH não mostra diferença que passe em um teste pareado.</w:t>
+        <w:t xml:space="preserve">= 0,044). Cada candidato foi simulado uma vez por pH com semente diferente. Para estimar o piso de variação entre execuções, oito candidatos da lista curta (quatro por frente: GSNIN, GQNDS, PTTTQT e NGGRPDAP; GGHSE, IYPETG, SGSTDIE e GGKPGEP) foram simulados uma segunda vez em cada pH com outra semente (16 pares, 8 em cada pH). Eles não são uma amostra aleatória. A diferença absoluta mediana entre as duas execuções do mesmo pH foi de 0,31 Å (pH 10,0) e 1,37 Å (pH 8,2) na distância final âncora–Asp189, 0,03 (pH 10,0) e 0,05 (pH 8,2) na ocupância da segunda metade e 0,11 nm nos dois pH no RMSD do peptídeo, contra 1,36 Å, 0,04 e 0,18 nm entre pH nos 48 pares; a diferença entre execuções é, portanto, do mesmo tamanho que a diferença entre pH. As medianas escondem os casos que importam, porque a maioria das ocupâncias fica perto de zero: em três dos 16 pares a ocupância mudou em mais de 0,5 entre execuções do mesmo pH (GQNDS em pH 8,2, 0,04 e 0,73; GGHSE em pH 8,2, 0,00 e 0,88; IYPETG em pH 8,2, 0,57 e 0,00), e duas delas atravessaram o limite de 0,70. A perda de S1 pelo GGHSE em pH 8,2 e a ocupância só na primeira metade do GQNDS, portanto, não se reproduzem, e nenhuma mudança entre pH pode ser lida como efeito do pH. Só o NGGRPDAP (0,98 e 1,00 em pH 8,2; 1,00 e 1,00 em pH 10,0) e o GGKPGEP (1,00 nas duas execuções nos dois pH) repetiram a ocupância. As mudanças de ocupância entre pH foram nos dois sentidos, nenhuma diferença entre pH excede o que repetições do mesmo pH produzem, e a comparação entre pH não mostra diferença que passe em um teste pareado.</w:t>
       </w:r>
     </w:p>
     <w:p>
@@ -9970,7 +9970,7 @@
         <w:t xml:space="preserve"> </w:t>
       </w:r>
       <w:r>
-        <w:t xml:space="preserve">nos dois pH; dez nanossegundos só fazem triagem, e repetir oito candidatos no mesmo pH mudou a ocupância da segunda metade em mais de 0,5 em três de 15 pares, de modo que uma execução não decide se um peptídeo mantém S1. A equilibração NPT usou o barostato de Parrinello–Rahman, onde um barostato de relaxação é o padrão, e</w:t>
+        <w:t xml:space="preserve">nos dois pH; dez nanossegundos só fazem triagem, e repetir oito candidatos no mesmo pH mudou a ocupância da segunda metade em mais de 0,5 em três de 16 pares, de modo que uma execução não decide se um peptídeo mantém S1. A equilibração NPT usou o barostato de Parrinello–Rahman, onde um barostato de relaxação é o padrão, e</w:t>
       </w:r>
       <w:r>
         <w:t xml:space="preserve"> </w:t>
@@ -10073,7 +10073,7 @@
         <w:pStyle w:val="FirstParagraph"/>
       </w:pPr>
       <w:r>
-        <w:t xml:space="preserve">Os inibidores naturais serviram como moldes e padrões de calibração para um pipeline que leva oito tripsinas digestivas de lepidópteros a um conjunto ordenado de peptídeos curtos e não clivaveis. O Boltz-2 sustenta comparações pareadas; o MM-GBSA e o PRODIGY ordenam candidatos pelo tamanho da interface; e a ocupância de S1 em 10 ns acompanha a pose inicial, de modo que, por si só, não indica ligação; a ocupância de nove candidatos diferiu em mais de 0,5 entre pH 8,2 e pH 10,0, nos dois sentidos e sem desvio líquido, e repetições no mesmo pH diferiram em mais de 0,5 em três de 15 pares. Os quatro peptídeos da lista curta (NGGRPDAP, GQNDS, GGHSE, GGKPGEP) sobreviveram aos filtros disponíveis e não carregam alegação de seletividade ou atividade. Os testes decisivos são enzimáticos.</w:t>
+        <w:t xml:space="preserve">Os inibidores naturais serviram como moldes e padrões de calibração para um pipeline que leva oito tripsinas digestivas de lepidópteros a um conjunto ordenado de peptídeos curtos e não clivaveis. O Boltz-2 sustenta comparações pareadas; o MM-GBSA e o PRODIGY ordenam candidatos pelo tamanho da interface; e a ocupância de S1 em 10 ns acompanha a pose inicial, de modo que, por si só, não indica ligação; a ocupância de nove candidatos diferiu em mais de 0,5 entre pH 8,2 e pH 10,0, nos dois sentidos e sem desvio líquido, e repetições no mesmo pH diferiram em mais de 0,5 em três de 16 pares. Os quatro peptídeos da lista curta (NGGRPDAP, GQNDS, GGHSE, GGKPGEP) sobreviveram aos filtros disponíveis e não carregam alegação de seletividade ou atividade. Os testes decisivos são enzimáticos.</w:t>
       </w:r>
     </w:p>
     <w:bookmarkEnd w:id="65"/>
@@ -11851,15 +11851,15 @@
         <w:pStyle w:val="BodyText"/>
       </w:pPr>
       <w:r>
+        <w:t xml:space="preserve">Meriño-Cabrera Y, Severiche Castro JG, Rios Diez JD, Rodrigues Macedo ML, de Oliveira Mendes TA, Goreti de Almeida Oliveira M (2020). Rational design of mimetic peptides based on the interaction between Inga laurina inhibitor and trypsins for Spodoptera cosmioides pest control. Insect Biochemistry and Molecular Biology 122, 103390. doi: 10.1016/j.ibmb.2020.103390</w:t>
+      </w:r>
+    </w:p>
+    <w:p>
+      <w:pPr>
+        <w:pStyle w:val="BodyText"/>
+      </w:pPr>
+      <w:r>
         <w:t xml:space="preserve">Meriño-Cabrera Y, de Oliveira Mendes TA, Castro JGS, Barbosa SL, Macedo MLR, de Almeida Oliveira MG (2020). Noncompetitive tight-binding inhibition of Anticarsia gemmatalis trypsins by Adenanthera pavonina protease inhibitor affects larvae survival. Archives of Insect Biochemistry and Physiology 104, e21687. doi: 10.1002/arch.21687</w:t>
-      </w:r>
-    </w:p>
-    <w:p>
-      <w:pPr>
-        <w:pStyle w:val="BodyText"/>
-      </w:pPr>
-      <w:r>
-        <w:t xml:space="preserve">Meriño-Cabrera Y, Severiche Castro JG, Rios Diez JD, Rodrigues Macedo ML, de Oliveira Mendes TA, Goreti de Almeida Oliveira M (2020). Rational design of mimetic peptides based on the interaction between Inga laurina inhibitor and trypsins for Spodoptera cosmioides pest control. Insect Biochemistry and Molecular Biology 122, 103390. doi: 10.1016/j.ibmb.2020.103390</w:t>
       </w:r>
     </w:p>
     <w:p>

--- a/manuscript/Manuscrito_PT_leitura.docx
+++ b/manuscript/Manuscrito_PT_leitura.docx
@@ -342,22 +342,22 @@
               <w:rPr>
                 <w:sz w:val="18"/>
               </w:rPr>
-              <w:t xml:space="preserve">7,159 palavras no original em inglês (corpo sem tabelas, títulos e legendas; cada citação contada como uma palavra); tradução: 7,817</w:t>
-            </w:r>
-          </w:p>
-        </w:tc>
-        <w:tc>
-          <w:tcPr/>
-          <w:p>
-            <w:pPr>
-              <w:pStyle w:val="Compact"/>
-              <w:spacing w:line="240" w:lineRule="auto"/>
-            </w:pPr>
-            <w:r>
-              <w:rPr>
-                <w:sz w:val="18"/>
-              </w:rPr>
-              <w:t xml:space="preserve">OK (margem de 4,841 palavras)</w:t>
+              <w:t xml:space="preserve">7,627 palavras no original em inglês (corpo sem tabelas, títulos e legendas; cada citação contada como uma palavra); tradução: 8,317</w:t>
+            </w:r>
+          </w:p>
+        </w:tc>
+        <w:tc>
+          <w:tcPr/>
+          <w:p>
+            <w:pPr>
+              <w:pStyle w:val="Compact"/>
+              <w:spacing w:line="240" w:lineRule="auto"/>
+            </w:pPr>
+            <w:r>
+              <w:rPr>
+                <w:sz w:val="18"/>
+              </w:rPr>
+              <w:t xml:space="preserve">OK (margem de 4,373 palavras)</w:t>
             </w:r>
           </w:p>
         </w:tc>
@@ -794,7 +794,7 @@
               <w:rPr>
                 <w:sz w:val="18"/>
               </w:rPr>
-              <w:t xml:space="preserve">77 referências, todas com metadados conferidos no Crossref/PubMed; nenhuma citada sem estar na lista, nenhuma na lista sem ser citada</w:t>
+              <w:t xml:space="preserve">82 referências, todas com metadados conferidos no Crossref/PubMed; nenhuma citada sem estar na lista, nenhuma na lista sem ser citada</w:t>
             </w:r>
           </w:p>
         </w:tc>
@@ -3476,6 +3476,33 @@
         <w:t xml:space="preserve">), porque receptor e peptídeo são moléculas separadas que podem ser gravadas em imagens periódicas diferentes (em uma trajetória não corrigida de uma rodada anterior de 50 ns, a distância entre os centros de massa de receptor e peptídeo chegou a 94,8 Å numa caixa de 116 Å, embora estivessem em contato). As análises usaram o MDAnalysis 2.9.0 (Michaud-Agrawal et al., 2011; Gowers et al., 2016). Em cada quadro, a distância de cada resíduo do peptídeo aos oxigênios do carboxilato do equivalente do Asp189 foi a distância mínima entre átomos pesados; o resíduo de menor distância média foi a âncora, sem supor qual seria. A ocupância de S1 é a fração de quadros com distância âncora–Asp189 abaixo de 4, 5 ou 6 Å, na trajetória inteira e em cada metade. A distância âncora–Asp189 é dada para uma janela inicial (primeiros 4%, 0,4 ns) e uma janela final (últimos 20%, 2 ns), esta também para o RMSD de Cα do peptídeo após superposição no receptor (peptídeo inteiro, imagem mais próxima do aspartato de S1). Relatamos ainda as frações de quadros com qualquer átomo do peptídeo a até 4,5 Å do Oγ da Ser ou do Nε2 da His catalíticas e com qualquer contato com o receptor, e, nos macrociclos, a distância C–N e o ω de fechamento em cada quadro. Um candidato passou na triagem declarada de antemão quando a ocupância a 5 Å na segunda metade foi de pelo menos 70%, a âncora foi a mesma nas duas metades e, nos macrociclos, o anel permaneceu íntegro (C–N ≤ 1,5 Å e ω ≥ 150° em todos os quadros). Em 2 de outubro de 2026, depois de analisadas as 16 primeiras simulações, a ocupância passou de portão a descrição (Seção 3.5), uma mudança do procedimento declarado feita depois de ver dados. Com uma execução por candidato, não se faz inferência estatística.</w:t>
       </w:r>
     </w:p>
+    <w:p>
+      <w:pPr>
+        <w:pStyle w:val="BodyText"/>
+      </w:pPr>
+      <w:r>
+        <w:rPr>
+          <w:i/>
+          <w:iCs/>
+        </w:rPr>
+        <w:t xml:space="preserve">Geometria de ataque.</w:t>
+      </w:r>
+      <w:r>
+        <w:t xml:space="preserve"> </w:t>
+      </w:r>
+      <w:r>
+        <w:t xml:space="preserve">Na segunda metade de cada execução, para cada ligação peptídica (a ligação de fechamento incluída nos macrociclos; o carboxilato C-terminal dos peptídeos lineares excluído), medimos a distância do Oγ da Ser195 ao carbono da carbonila, o ângulo Oγ···C=O e a distância do oxigênio da carbonila aos nitrogênios do esqueleto da Gly193 e da Ser195 (buraco do oxiânion). Um quadro contou como conformação quase de ataque quando a primeira ficou abaixo de 3,5 Å, o ângulo entre 90° e 125° e a terceira abaixo de 3,5 Å; os limiares foram escolhidos para esta análise e não foram calibrados com um substrato conhecido (</w:t>
+      </w:r>
+      <w:r>
+        <w:rPr>
+          <w:rStyle w:val="VerbatimChar"/>
+        </w:rPr>
+        <w:t xml:space="preserve">scripts/scissile_geometry.py</w:t>
+      </w:r>
+      <w:r>
+        <w:t xml:space="preserve">).</w:t>
+      </w:r>
+    </w:p>
     <w:bookmarkEnd w:id="25"/>
     <w:bookmarkStart w:id="26" w:name="Xa9fdff8d9f7759ce85d1a0eb870cc3a1d9972fa"/>
     <w:p>
@@ -8553,6 +8580,14 @@
         <w:pStyle w:val="BodyText"/>
       </w:pPr>
       <w:r>
+        <w:t xml:space="preserve">Lisina ou arginina seguida de prolina é só uma barreira estatística para a tripsina: a clivagem antes de prolina é observada em grandes conjuntos de espectros de peptídeos (Rodriguez et al., 2008) e é mais lenta, não ausente, ao lado de prolina ou de resíduos carregados (Pan et al., 2014). Inibidores que se ligam como substratos também são clivados no sítio reativo, em uma extensão dada pelo equilíbrio entre a forma intacta e a clivada (Song e Markley, 2003), e a tripsina pode tanto clivar quanto refazer a ligação Lys–Ser do sítio reativo de análogos do SFTI-1 (Karna et al., 2015). As simulações, portanto, não podem mostrar que um peptídeo resiste à proteólise, mas podem mostrar se a serina catalítica está posicionada para atacar a ligação K/R–Pro. Nas 20 execuções dos cinco peptídeos analisados (GGKPGEP, NGGRPDAP, PISQIDSGSR, GGHSE e GQNDS, com as repetições nos dois pH), uma conformação quase de ataque de qualquer ligação apareceu em uma única execução (1,6% dos quadros da segunda metade, na ligação Gly3–Arg4 do NGGRPDAP). A distância mediana do Oγ da Ser195 ao carbono da ligação K/R–Pro foi de 5,3–5,4 Å (mínimo 3,8–4,2 Å) para o GGKPGEP em pH 10,0 e 6,7–7,6 Å em pH 8,2, 4,7–5,0 Å (mínimo 4,2–4,4 Å) para o NGGRPDAP em pH 10,0 e 4,7–5,5 Å em pH 8,2, e 9,2–9,5 Å para a ligação Arg10–Pro1 do PISQIDSGSR. Na maioria das execuções a carbonila mais próxima da serina foi a que antecede a âncora (Gly2–Lys3 no GGKPGEP, Gly3–Arg4 no NGGRPDAP, a menos de 4 Å em 19–88% dos quadros do NGGRPDAP e em no máximo 23% dos do GGKPGEP), uma ligação glicina–resíduo básico que não é sítio de tripsina, o que sugere que o registro do peptídeo está deslocado de um resíduo em relação a um substrato canônico. Peptídeos tão curtos e ricos em glicina provavelmente são móveis, e em simulações de QM/MM do SFTI-1 e de análogos a taxa de hidrólise aumentou com a mobilidade do inibidor, ao passo que a cadeia cíclica e as ligações de hidrogênio intramoleculares a reduziram (Wei et al., 2019). Isso é uma propriedade de simulações clássicas de 10 ns que partem de uma pose predita; não mede catálise e não tem linha de base de um substrato conhecido, de modo que não estabelece resistência, e um ensaio de estabilidade com tripsina e extrato do intestino médio das lagartas é o teste que a estabeleceria.</w:t>
+      </w:r>
+    </w:p>
+    <w:p>
+      <w:pPr>
+        <w:pStyle w:val="BodyText"/>
+      </w:pPr>
+      <w:r>
         <w:rPr>
           <w:b/>
           <w:bCs/>
@@ -9921,7 +9956,7 @@
         <w:t xml:space="preserve">A. gemmatalis</w:t>
       </w:r>
       <w:r>
-        <w:t xml:space="preserve">, preferem arginina ou lisina ali (Patarroyo-Vargas et al., 2017; Meriño-Cabrera et al., 2022); o critério duro seleciona, portanto, contra o resíduo mais adequado para engajar o Asp189. Ao proibir todo resíduo que uma enzima tipo tripsina, quimotripsina ou elastase pode assumir em P1, ele deixa peptídeos com quase metade de glicina e só nove resíduos básicos, cada um protegido por uma prolina seguinte, uma exceção tirada da especificidade geral das enzimas e aproximada para cada espécie. Tais sequências são provavelmente flexíveis, o que pode custar entropia de ligação, e lhes faltam as cadeias laterais que definem a interação de S1 dos inibidores canônicos. A alternativa canônica é a rigidez, que melhora a ligação em cerca de seis ordens de grandeza e protege contra a proteólise (Kelly et al., 2005); um macrociclo poderia tolerar um P1 básico que uma regra linear de motivos sinaliza. Os três candidatos que carregam uma Lys ou Arg (NGGRPDAP, PISQIDSGSR, GGKPGEP) são aqueles em que isso pode ser examinado, e a presente triagem não diz se sua conformação mantém esse resíduo protegido. A ciclização remove as extremidades expostas, mas não os sítios internos (o macrociclo ganhou só 16 sequências sobre o conjunto linear), e a aminopeptidase N, que precisa de um N-terminal livre, não é tratada nos peptídeos lineares. As regras de motivos são grosseiras (uma contagem ponderada de sítios; a regra tipo elastase sinaliza quatro resíduos comuns), e RESISTENTE é uma previsão de baixa carga de motivos, não uma medida de estabilidade no intestino médio.</w:t>
+        <w:t xml:space="preserve">, preferem arginina ou lisina ali (Patarroyo-Vargas et al., 2017; Meriño-Cabrera et al., 2022); o critério duro seleciona, portanto, contra o resíduo mais adequado para engajar o Asp189. Ao proibir todo resíduo que uma enzima tipo tripsina, quimotripsina ou elastase pode assumir em P1, ele deixa peptídeos com quase metade de glicina e só nove resíduos básicos, cada um protegido por uma prolina seguinte, uma exceção tirada da especificidade geral das enzimas e aproximada para cada espécie. Tais sequências são provavelmente flexíveis, o que pode custar entropia de ligação, e lhes faltam as cadeias laterais que definem a interação de S1 dos inibidores canônicos. A alternativa canônica é a rigidez, que melhora a ligação em cerca de seis ordens de grandeza e protege contra a proteólise (Kelly et al., 2005); um macrociclo poderia tolerar um P1 básico que uma regra linear de motivos sinaliza. Os três candidatos que carregam uma Lys ou Arg (NGGRPDAP, PISQIDSGSR, GGKPGEP) são aqueles em que isso pode ser examinado, e a presente triagem não diz se sua conformação mantém esse resíduo protegido (a Seção 3.8 relata a geometria de ataque nas simulações). A ciclização remove as extremidades expostas, mas não os sítios internos (o macrociclo ganhou só 16 sequências sobre o conjunto linear), e a aminopeptidase N, que precisa de um N-terminal livre, não é tratada nos peptídeos lineares. As regras de motivos são grosseiras (uma contagem ponderada de sítios; a regra tipo elastase sinaliza quatro resíduos comuns), e RESISTENTE é uma previsão de baixa carga de motivos, não uma medida de estabilidade no intestino médio.</w:t>
       </w:r>
     </w:p>
     <w:bookmarkEnd w:id="61"/>
@@ -11651,6 +11686,14 @@
         <w:pStyle w:val="BodyText"/>
       </w:pPr>
       <w:r>
+        <w:t xml:space="preserve">de Almeida Barros R, Meriño-Cabrera Y, Severiche Castro JG, Rodrigues da Silva Júnior N, Schultz H, de Andrade RJ, et al. (2022). Inhibition constant and stability of tripeptide inhibitors of gut trypsin-like enzyme of the soybean pest Anticarsia gemmatalis. Archives of Insect Biochemistry and Physiology 110, e21887. doi: 10.1002/arch.21887</w:t>
+      </w:r>
+    </w:p>
+    <w:p>
+      <w:pPr>
+        <w:pStyle w:val="BodyText"/>
+      </w:pPr>
+      <w:r>
         <w:t xml:space="preserve">de Almeida Barros R, Meriño-Cabrera Y, Castro JS, da Silva Junior NR, de Oliveira JVA, Schultz H, et al. (2022). Bovine pancreatic trypsin inhibitor and soybean Kunitz trypsin inhibitor: Differential effects on proteases and larval development of the soybean pest Anticarsia gemmatalis (Lepidoptera: Noctuidae). Pesticide Biochemistry and Physiology 187, 105188. doi: 10.1016/j.pestbp.2022.105188</w:t>
       </w:r>
     </w:p>
@@ -11659,7 +11702,7 @@
         <w:pStyle w:val="BodyText"/>
       </w:pPr>
       <w:r>
-        <w:t xml:space="preserve">de Almeida Barros R, Meriño-Cabrera Y, Severiche Castro JG, Rodrigues da Silva Júnior N, Schultz H, de Andrade RJ, et al. (2022). Inhibition constant and stability of tripeptide inhibitors of gut trypsin-like enzyme of the soybean pest Anticarsia gemmatalis. Archives of Insect Biochemistry and Physiology 110, e21887. doi: 10.1002/arch.21887</w:t>
+        <w:t xml:space="preserve">Dolinsky TJ, Czodrowski P, Li H, Nielsen JE, Jensen JH, Klebe G, et al. (2007). PDB2PQR: expanding and upgrading automated preparation of biomolecular structures for molecular simulations. Nucleic Acids Research 35, W522-W525. doi: 10.1093/nar/gkm276</w:t>
       </w:r>
     </w:p>
     <w:p>
@@ -11667,7 +11710,7 @@
         <w:pStyle w:val="BodyText"/>
       </w:pPr>
       <w:r>
-        <w:t xml:space="preserve">Dolinsky TJ, Czodrowski P, Li H, Nielsen JE, Jensen JH, Klebe G, et al. (2007). PDB2PQR: expanding and upgrading automated preparation of biomolecular structures for molecular simulations. Nucleic Acids Research 35, W522-W525. doi: 10.1093/nar/gkm276</w:t>
+        <w:t xml:space="preserve">Dow JAT (1992). pH gradients in lepidopteran midgut. Journal of Experimental Biology 172, 355-375. doi: 10.1242/jeb.172.1.355</w:t>
       </w:r>
     </w:p>
     <w:p>
@@ -11675,7 +11718,7 @@
         <w:pStyle w:val="BodyText"/>
       </w:pPr>
       <w:r>
-        <w:t xml:space="preserve">Dow JAT (1992). pH gradients in lepidopteran midgut. Journal of Experimental Biology 172, 355-375. doi: 10.1242/jeb.172.1.355</w:t>
+        <w:t xml:space="preserve">Essmann U, Perera L, Berkowitz ML, Darden T, Lee H, Pedersen LG (1995). A smooth particle mesh Ewald method. The Journal of Chemical Physics 103, 8577-8593. doi: 10.1063/1.470117</w:t>
       </w:r>
     </w:p>
     <w:p>
@@ -11683,7 +11726,7 @@
         <w:pStyle w:val="BodyText"/>
       </w:pPr>
       <w:r>
-        <w:t xml:space="preserve">Essmann U, Perera L, Berkowitz ML, Darden T, Lee H, Pedersen LG (1995). A smooth particle mesh Ewald method. The Journal of Chemical Physics 103, 8577-8593. doi: 10.1063/1.470117</w:t>
+        <w:t xml:space="preserve">Gasteiger E, Hoogland C, Gattiker A, Duvaud S, Wilkins MR, Appel RD, et al. (2005). Protein Identification and Analysis Tools on the ExPASy Server. The Proteomics Protocols Handbook , 571-607. doi: 10.1385/1-59259-890-0:571</w:t>
       </w:r>
     </w:p>
     <w:p>
@@ -11691,7 +11734,7 @@
         <w:pStyle w:val="BodyText"/>
       </w:pPr>
       <w:r>
-        <w:t xml:space="preserve">Gasteiger E, Hoogland C, Gattiker A, Duvaud S, Wilkins MR, Appel RD, et al. (2005). Protein Identification and Analysis Tools on the ExPASy Server. The Proteomics Protocols Handbook , 571-607. doi: 10.1385/1-59259-890-0:571</w:t>
+        <w:t xml:space="preserve">Genheden S, Ryde U (2015). The MM/PBSA and MM/GBSA methods to estimate ligand-binding affinities. Expert Opinion on Drug Discovery 10, 449-461. doi: 10.1517/17460441.2015.1032936</w:t>
       </w:r>
     </w:p>
     <w:p>
@@ -11699,7 +11742,7 @@
         <w:pStyle w:val="BodyText"/>
       </w:pPr>
       <w:r>
-        <w:t xml:space="preserve">Genheden S, Ryde U (2015). The MM/PBSA and MM/GBSA methods to estimate ligand-binding affinities. Expert Opinion on Drug Discovery 10, 449-461. doi: 10.1517/17460441.2015.1032936</w:t>
+        <w:t xml:space="preserve">Gowers R, Linke M, Barnoud J, Reddy T, Melo M, Seyler S, et al. (2016). MDAnalysis: A Python Package for the Rapid Analysis of Molecular Dynamics Simulations. Proceedings of the Python in Science Conference , 98-105. doi: 10.25080/majora-629e541a-00e</w:t>
       </w:r>
     </w:p>
     <w:p>
@@ -11707,7 +11750,7 @@
         <w:pStyle w:val="BodyText"/>
       </w:pPr>
       <w:r>
-        <w:t xml:space="preserve">Gowers R, Linke M, Barnoud J, Reddy T, Melo M, Seyler S, et al. (2016). MDAnalysis: A Python Package for the Rapid Analysis of Molecular Dynamics Simulations. Proceedings of the Python in Science Conference , 98-105. doi: 10.25080/majora-629e541a-00e</w:t>
+        <w:t xml:space="preserve">Hedstrom L (2002). Serine Protease Mechanism and Specificity. Chemical Reviews 102, 4501-4524. doi: 10.1021/cr000033x</w:t>
       </w:r>
     </w:p>
     <w:p>
@@ -11715,7 +11758,7 @@
         <w:pStyle w:val="BodyText"/>
       </w:pPr>
       <w:r>
-        <w:t xml:space="preserve">Hedstrom L (2002). Serine Protease Mechanism and Specificity. Chemical Reviews 102, 4501-4524. doi: 10.1021/cr000033x</w:t>
+        <w:t xml:space="preserve">Helland R, Otlewski J, Sundheim O, Dadlez M, Smalås AO (1999). The crystal structures of the complexes between bovine β-trypsin and ten P1 variants of BPTI. Journal of Molecular Biology 287, 923-942. doi: 10.1006/jmbi.1999.2654</w:t>
       </w:r>
     </w:p>
     <w:p>
@@ -11723,7 +11766,7 @@
         <w:pStyle w:val="BodyText"/>
       </w:pPr>
       <w:r>
-        <w:t xml:space="preserve">Helland R, Otlewski J, Sundheim O, Dadlez M, Smalås AO (1999). The crystal structures of the complexes between bovine β-trypsin and ten P1 variants of BPTI. Journal of Molecular Biology 287, 923-942. doi: 10.1006/jmbi.1999.2654</w:t>
+        <w:t xml:space="preserve">Hou T, Wang J, Li Y, Wang W (2011). Assessing the Performance of the MM/PBSA and MM/GBSA Methods. 1. The Accuracy of Binding Free Energy Calculations Based on Molecular Dynamics Simulations. Journal of Chemical Information and Modeling 51, 69-82. doi: 10.1021/ci100275a</w:t>
       </w:r>
     </w:p>
     <w:p>
@@ -11731,7 +11774,7 @@
         <w:pStyle w:val="BodyText"/>
       </w:pPr>
       <w:r>
-        <w:t xml:space="preserve">Hou T, Wang J, Li Y, Wang W (2011). Assessing the Performance of the MM/PBSA and MM/GBSA Methods. 1. The Accuracy of Binding Free Energy Calculations Based on Molecular Dynamics Simulations. Journal of Chemical Information and Modeling 51, 69-82. doi: 10.1021/ci100275a</w:t>
+        <w:t xml:space="preserve">Huang J, MacKerell AD (2013). CHARMM36 all-atom additive protein force field: Validation based on comparison to NMR data. Journal of Computational Chemistry 34, 2135-2145. doi: 10.1002/jcc.23354</w:t>
       </w:r>
     </w:p>
     <w:p>
@@ -11739,7 +11782,7 @@
         <w:pStyle w:val="BodyText"/>
       </w:pPr>
       <w:r>
-        <w:t xml:space="preserve">Huang J, MacKerell AD (2013). CHARMM36 all-atom additive protein force field: Validation based on comparison to NMR data. Journal of Computational Chemistry 34, 2135-2145. doi: 10.1002/jcc.23354</w:t>
+        <w:t xml:space="preserve">Jongsma MA, Bakker PL, Peters J, Bosch D, Stiekema WJ (1995). Adaptation of Spodoptera exigua larvae to plant proteinase inhibitors by induction of gut proteinase activity insensitive to inhibition. Proceedings of the National Academy of Sciences 92, 8041-8045. doi: 10.1073/pnas.92.17.8041</w:t>
       </w:r>
     </w:p>
     <w:p>
@@ -11747,7 +11790,7 @@
         <w:pStyle w:val="BodyText"/>
       </w:pPr>
       <w:r>
-        <w:t xml:space="preserve">Jongsma MA, Bakker PL, Peters J, Bosch D, Stiekema WJ (1995). Adaptation of Spodoptera exigua larvae to plant proteinase inhibitors by induction of gut proteinase activity insensitive to inhibition. Proceedings of the National Academy of Sciences 92, 8041-8045. doi: 10.1073/pnas.92.17.8041</w:t>
+        <w:t xml:space="preserve">Jongsma MA, Bolter C (1997). The adaptation of insects to plant protease inhibitors. Journal of Insect Physiology 43, 885-895. doi: 10.1016/s0022-1910(97)00040-1</w:t>
       </w:r>
     </w:p>
     <w:p>
@@ -11755,7 +11798,7 @@
         <w:pStyle w:val="BodyText"/>
       </w:pPr>
       <w:r>
-        <w:t xml:space="preserve">Jongsma MA, Bolter C (1997). The adaptation of insects to plant protease inhibitors. Journal of Insect Physiology 43, 885-895. doi: 10.1016/s0022-1910(97)00040-1</w:t>
+        <w:t xml:space="preserve">Jorgensen WL, Chandrasekhar J, Madura JD, Impey RW, Klein ML (1983). Comparison of simple potential functions for simulating liquid water. The Journal of Chemical Physics 79, 926-935. doi: 10.1063/1.445869</w:t>
       </w:r>
     </w:p>
     <w:p>
@@ -11763,7 +11806,7 @@
         <w:pStyle w:val="BodyText"/>
       </w:pPr>
       <w:r>
-        <w:t xml:space="preserve">Jorgensen WL, Chandrasekhar J, Madura JD, Impey RW, Klein ML (1983). Comparison of simple potential functions for simulating liquid water. The Journal of Chemical Physics 79, 926-935. doi: 10.1063/1.445869</w:t>
+        <w:t xml:space="preserve">Jumper J, Evans R, Pritzel A, Green T, Figurnov M, Ronneberger O, et al. (2021). Highly accurate protein structure prediction with AlphaFold. Nature 596, 583-589. doi: 10.1038/s41586-021-03819-2</w:t>
       </w:r>
     </w:p>
     <w:p>
@@ -11771,7 +11814,7 @@
         <w:pStyle w:val="BodyText"/>
       </w:pPr>
       <w:r>
-        <w:t xml:space="preserve">Jumper J, Evans R, Pritzel A, Green T, Figurnov M, Ronneberger O, et al. (2021). Highly accurate protein structure prediction with AlphaFold. Nature 596, 583-589. doi: 10.1038/s41586-021-03819-2</w:t>
+        <w:t xml:space="preserve">Karna N, Łęgowska A, Malicki S, Dębowski D, Golik P, Gitlin A, et al. (2015). Investigation of Serine-Proteinase-Catalyzed Peptide Splicing in Analogues of Sunflower Trypsin Inhibitor 1 (SFTI-1). ChemBioChem 16, 2036-2045. doi: 10.1002/cbic.201500296</w:t>
       </w:r>
     </w:p>
     <w:p>
@@ -11923,6 +11966,14 @@
         <w:pStyle w:val="BodyText"/>
       </w:pPr>
       <w:r>
+        <w:t xml:space="preserve">Pan Y, Cheng K, Mao J, Liu F, Liu J, Ye M, et al. (2014). Quantitative proteomics reveals the kinetics of trypsin-catalyzed protein digestion. Analytical and Bioanalytical Chemistry 406, 6247-6256. doi: 10.1007/s00216-014-8071-6</w:t>
+      </w:r>
+    </w:p>
+    <w:p>
+      <w:pPr>
+        <w:pStyle w:val="BodyText"/>
+      </w:pPr>
+      <w:r>
         <w:t xml:space="preserve">Parkin S, Rupp B, Hope H (1996). Structure of bovine pancreatic trypsin inhibitor at 125 K definition of carboxyl-terminal residues Gly57 and Ala58. Acta Crystallographica Section D Biological Crystallography 52, 18-29. doi: 10.1107/S0907444995008675</w:t>
       </w:r>
     </w:p>
@@ -11987,6 +12038,14 @@
         <w:pStyle w:val="BodyText"/>
       </w:pPr>
       <w:r>
+        <w:t xml:space="preserve">Rodriguez J, Gupta N, Smith RD, Pevzner PA (2008). Does Trypsin Cut Before Proline? Journal of Proteome Research 7, 300-305. doi: 10.1021/pr0705035</w:t>
+      </w:r>
+    </w:p>
+    <w:p>
+      <w:pPr>
+        <w:pStyle w:val="BodyText"/>
+      </w:pPr>
+      <w:r>
         <w:t xml:space="preserve">Saikhedkar NS, Joshi RS, Bhoite AS, Mohandasan R, Yadav AK, Fernandes M, et al. (2018). Tripeptides derived from reactive centre loop of potato type II protease inhibitors preferentially inhibit midgut proteases of Helicoverpa armigera. Insect Biochemistry and Molecular Biology 95, 17-25. doi: 10.1016/j.ibmb.2018.02.001</w:t>
       </w:r>
     </w:p>
@@ -12043,6 +12102,14 @@
         <w:pStyle w:val="BodyText"/>
       </w:pPr>
       <w:r>
+        <w:t xml:space="preserve">Song J, Markley JL (2003). Protein Inhibitors of Serine Proteinases: Role of Backbone Structure and Dynamics in Controlling the Hydrolysis Constant. Biochemistry 42, 5186-5194. doi: 10.1021/bi034041u</w:t>
+      </w:r>
+    </w:p>
+    <w:p>
+      <w:pPr>
+        <w:pStyle w:val="BodyText"/>
+      </w:pPr>
+      <w:r>
         <w:t xml:space="preserve">Souza TP, Dias RO, Castelhano EC, Brandão MM, Moura DS, Silva-Filho MC (2016). Comparative analysis of expression profiling of the trypsin and chymotrypsin genes from Lepidoptera species with different levels of sensitivity to soybean peptidase inhibitors. Comparative Biochemistry and Physiology Part B: Biochemistry and Molecular Biology 196-197, 67-73. doi: 10.1016/j.cbpb.2016.02.007</w:t>
       </w:r>
     </w:p>
@@ -12132,6 +12199,14 @@
       </w:pPr>
       <w:r>
         <w:t xml:space="preserve">Watson JL, Juergens D, Bennett NR, Trippe BL, Yim J, Eisenach HE, et al. (2023). De novo design of protein structure and function with RFdiffusion. Nature 620, 1089-1100. doi: 10.1038/s41586-023-06415-8</w:t>
+      </w:r>
+    </w:p>
+    <w:p>
+      <w:pPr>
+        <w:pStyle w:val="BodyText"/>
+      </w:pPr>
+      <w:r>
+        <w:t xml:space="preserve">Wei W, Ma J, Xie D, Zhou Y (2019). Linking inhibitor motions to proteolytic stability of sunflower trypsin inhibitor-1. RSC Advances 9, 13776-13786. doi: 10.1039/c9ra02114k</w:t>
       </w:r>
     </w:p>
     <w:p>

--- a/manuscript/Manuscrito_PT_leitura.docx
+++ b/manuscript/Manuscrito_PT_leitura.docx
@@ -342,22 +342,22 @@
               <w:rPr>
                 <w:sz w:val="18"/>
               </w:rPr>
-              <w:t xml:space="preserve">7,627 palavras no original em inglês (corpo sem tabelas, títulos e legendas; cada citação contada como uma palavra); tradução: 8,317</w:t>
-            </w:r>
-          </w:p>
-        </w:tc>
-        <w:tc>
-          <w:tcPr/>
-          <w:p>
-            <w:pPr>
-              <w:pStyle w:val="Compact"/>
-              <w:spacing w:line="240" w:lineRule="auto"/>
-            </w:pPr>
-            <w:r>
-              <w:rPr>
-                <w:sz w:val="18"/>
-              </w:rPr>
-              <w:t xml:space="preserve">OK (margem de 4,373 palavras)</w:t>
+              <w:t xml:space="preserve">7,635 palavras no original em inglês (corpo sem tabelas, títulos e legendas; cada citação contada como uma palavra); tradução: 8,341</w:t>
+            </w:r>
+          </w:p>
+        </w:tc>
+        <w:tc>
+          <w:tcPr/>
+          <w:p>
+            <w:pPr>
+              <w:pStyle w:val="Compact"/>
+              <w:spacing w:line="240" w:lineRule="auto"/>
+            </w:pPr>
+            <w:r>
+              <w:rPr>
+                <w:sz w:val="18"/>
+              </w:rPr>
+              <w:t xml:space="preserve">OK (margem de 4,365 palavras)</w:t>
             </w:r>
           </w:p>
         </w:tc>
@@ -794,7 +794,7 @@
               <w:rPr>
                 <w:sz w:val="18"/>
               </w:rPr>
-              <w:t xml:space="preserve">82 referências, todas com metadados conferidos no Crossref/PubMed; nenhuma citada sem estar na lista, nenhuma na lista sem ser citada</w:t>
+              <w:t xml:space="preserve">84 referências, todas com metadados conferidos no Crossref/PubMed; nenhuma citada sem estar na lista, nenhuma na lista sem ser citada</w:t>
             </w:r>
           </w:p>
         </w:tc>
@@ -1438,13 +1438,21 @@
       </w:r>
     </w:p>
     <w:bookmarkEnd w:id="10"/>
-    <w:bookmarkStart w:id="11" w:name="estado-dos-cálculos-06102026-manhã"/>
+    <w:bookmarkStart w:id="11" w:name="X276c565a0ecafafa450f8b4ee3d141ae153cd6b"/>
     <w:p>
       <w:pPr>
         <w:pStyle w:val="Heading2"/>
       </w:pPr>
       <w:r>
-        <w:t xml:space="preserve">Estado dos cálculos (06/10/2026, manhã)</w:t>
+        <w:t xml:space="preserve">Estado dos cálculos (08/10/2026, revisão final)</w:t>
+      </w:r>
+    </w:p>
+    <w:p>
+      <w:pPr>
+        <w:pStyle w:val="FirstParagraph"/>
+      </w:pPr>
+      <w:r>
+        <w:t xml:space="preserve">Todas as análises computacionais previstas estão concluídas e integradas; nenhum job está rodando no servidor.</w:t>
       </w:r>
     </w:p>
     <w:tbl>
@@ -1514,7 +1522,7 @@
                 <w:b/>
                 <w:sz w:val="18"/>
               </w:rPr>
-              <w:t xml:space="preserve">Resultado até aqui</w:t>
+              <w:t xml:space="preserve">Resultado</w:t>
             </w:r>
           </w:p>
         </w:tc>
@@ -1766,37 +1774,37 @@
               <w:rPr>
                 <w:sz w:val="18"/>
               </w:rPr>
-              <w:t xml:space="preserve">Controles em MD (7 embaralhados; 8 de troca de âncora)</w:t>
-            </w:r>
-          </w:p>
-        </w:tc>
-        <w:tc>
-          <w:tcPr/>
-          <w:p>
-            <w:pPr>
-              <w:pStyle w:val="Compact"/>
-              <w:spacing w:line="240" w:lineRule="auto"/>
-            </w:pPr>
-            <w:r>
-              <w:rPr>
-                <w:sz w:val="18"/>
-              </w:rPr>
-              <w:t xml:space="preserve">simulados e retirados do artigo (05/10)</w:t>
-            </w:r>
-          </w:p>
-        </w:tc>
-        <w:tc>
-          <w:tcPr/>
-          <w:p>
-            <w:pPr>
-              <w:pStyle w:val="Compact"/>
-              <w:spacing w:line="240" w:lineRule="auto"/>
-            </w:pPr>
-            <w:r>
-              <w:rPr>
-                <w:sz w:val="18"/>
-              </w:rPr>
-              <w:t xml:space="preserve">a distância inicial explica o resultado; uma frase de divulgação em 3.5</w:t>
+              <w:t xml:space="preserve">MD de 10 ns em pH 8,2</w:t>
+            </w:r>
+          </w:p>
+        </w:tc>
+        <w:tc>
+          <w:tcPr/>
+          <w:p>
+            <w:pPr>
+              <w:pStyle w:val="Compact"/>
+              <w:spacing w:line="240" w:lineRule="auto"/>
+            </w:pPr>
+            <w:r>
+              <w:rPr>
+                <w:sz w:val="18"/>
+              </w:rPr>
+              <w:t xml:space="preserve">concluída (48/48)</w:t>
+            </w:r>
+          </w:p>
+        </w:tc>
+        <w:tc>
+          <w:tcPr/>
+          <w:p>
+            <w:pPr>
+              <w:pStyle w:val="Compact"/>
+              <w:spacing w:line="240" w:lineRule="auto"/>
+            </w:pPr>
+            <w:r>
+              <w:rPr>
+                <w:sz w:val="18"/>
+              </w:rPr>
+              <w:t xml:space="preserve">nenhuma métrica pareada difere de pH 10,0 (distância final P = 0,16; ocupância P = 0,88); só NGGRPDAP e GGKPGEP repetem S1 nos dois pH (Seção 3.7, Figura 7)</w:t>
             </w:r>
           </w:p>
         </w:tc>
@@ -1813,37 +1821,37 @@
               <w:rPr>
                 <w:sz w:val="18"/>
               </w:rPr>
-              <w:t xml:space="preserve">PRODIGY nas 48 poses</w:t>
-            </w:r>
-          </w:p>
-        </w:tc>
-        <w:tc>
-          <w:tcPr/>
-          <w:p>
-            <w:pPr>
-              <w:pStyle w:val="Compact"/>
-              <w:spacing w:line="240" w:lineRule="auto"/>
-            </w:pPr>
-            <w:r>
-              <w:rPr>
-                <w:sz w:val="18"/>
-              </w:rPr>
-              <w:t xml:space="preserve">concluído</w:t>
-            </w:r>
-          </w:p>
-        </w:tc>
-        <w:tc>
-          <w:tcPr/>
-          <w:p>
-            <w:pPr>
-              <w:pStyle w:val="Compact"/>
-              <w:spacing w:line="240" w:lineRule="auto"/>
-            </w:pPr>
-            <w:r>
-              <w:rPr>
-                <w:sz w:val="18"/>
-              </w:rPr>
-              <w:t xml:space="preserve">ΔG −12,2 a −7,1 kcal/mol; acompanha o comprimento (Seção 3.6, Figura 6)</w:t>
+              <w:t xml:space="preserve">Execuções repetidas (16 pares)</w:t>
+            </w:r>
+          </w:p>
+        </w:tc>
+        <w:tc>
+          <w:tcPr/>
+          <w:p>
+            <w:pPr>
+              <w:pStyle w:val="Compact"/>
+              <w:spacing w:line="240" w:lineRule="auto"/>
+            </w:pPr>
+            <w:r>
+              <w:rPr>
+                <w:sz w:val="18"/>
+              </w:rPr>
+              <w:t xml:space="preserve">concluídas</w:t>
+            </w:r>
+          </w:p>
+        </w:tc>
+        <w:tc>
+          <w:tcPr/>
+          <w:p>
+            <w:pPr>
+              <w:pStyle w:val="Compact"/>
+              <w:spacing w:line="240" w:lineRule="auto"/>
+            </w:pPr>
+            <w:r>
+              <w:rPr>
+                <w:sz w:val="18"/>
+              </w:rPr>
+              <w:t xml:space="preserve">o ruído entre execuções do mesmo pH é da ordem da diferença entre pH (Seção 3.7)</w:t>
             </w:r>
           </w:p>
         </w:tc>
@@ -1860,102 +1868,37 @@
               <w:rPr>
                 <w:sz w:val="18"/>
               </w:rPr>
-              <w:t xml:space="preserve">MD de 10 ns em pH 8,2 (48) e execuções repetidas (16)</w:t>
-            </w:r>
-          </w:p>
-        </w:tc>
-        <w:tc>
-          <w:tcPr/>
-          <w:p>
-            <w:pPr>
-              <w:pStyle w:val="Compact"/>
-              <w:spacing w:line="240" w:lineRule="auto"/>
-            </w:pPr>
-            <w:r>
-              <w:rPr>
-                <w:b/>
-                <w:bCs/>
-                <w:sz w:val="18"/>
-              </w:rPr>
-              <w:t xml:space="preserve">em curso</w:t>
-            </w:r>
-            <w:r>
-              <w:rPr>
-                <w:sz w:val="18"/>
-              </w:rPr>
-              <w:t xml:space="preserve"> </w:t>
-            </w:r>
-            <w:r>
-              <w:rPr>
-                <w:sz w:val="18"/>
-              </w:rPr>
-              <w:t xml:space="preserve">(</w:t>
-            </w:r>
-            <w:r>
-              <w:rPr>
-                <w:rStyle w:val="VerbatimChar"/>
-                <w:sz w:val="18"/>
-              </w:rPr>
-              <w:t xml:space="preserve">md82-*</w:t>
-            </w:r>
-            <w:r>
-              <w:rPr>
-                <w:sz w:val="18"/>
-              </w:rPr>
-              <w:t xml:space="preserve">,</w:t>
-            </w:r>
-            <w:r>
-              <w:rPr>
-                <w:sz w:val="18"/>
-              </w:rPr>
-              <w:t xml:space="preserve"> </w:t>
-            </w:r>
-            <w:r>
-              <w:rPr>
-                <w:rStyle w:val="VerbatimChar"/>
-                <w:sz w:val="18"/>
-              </w:rPr>
-              <w:t xml:space="preserve">md82rest-*</w:t>
-            </w:r>
-            <w:r>
-              <w:rPr>
-                <w:sz w:val="18"/>
-              </w:rPr>
-              <w:t xml:space="preserve">,</w:t>
-            </w:r>
-            <w:r>
-              <w:rPr>
-                <w:sz w:val="18"/>
-              </w:rPr>
-              <w:t xml:space="preserve"> </w:t>
-            </w:r>
-            <w:r>
-              <w:rPr>
-                <w:rStyle w:val="VerbatimChar"/>
-                <w:sz w:val="18"/>
-              </w:rPr>
-              <w:t xml:space="preserve">noise-*</w:t>
-            </w:r>
-            <w:r>
-              <w:rPr>
-                <w:sz w:val="18"/>
-              </w:rPr>
-              <w:t xml:space="preserve">); 17 das 48 concluídas em 06/10, 17:15 (8 L e 9 M; as frentes terminam o 1º lote em horários diferentes)</w:t>
-            </w:r>
-          </w:p>
-        </w:tc>
-        <w:tc>
-          <w:tcPr/>
-          <w:p>
-            <w:pPr>
-              <w:pStyle w:val="Compact"/>
-              <w:spacing w:line="240" w:lineRule="auto"/>
-            </w:pPr>
-            <w:r>
-              <w:rPr>
-                <w:sz w:val="18"/>
-              </w:rPr>
-              <w:t xml:space="preserve">48 MDs: fim previsto entre a noite de 07/10 e a manhã de 08/10; repetidas: ≈ 09/10 (extrapolação do ritmo medido)</w:t>
+              <w:t xml:space="preserve">MM-GBSA e PRODIGY nas trajetórias (pH 8,2 e 10,0) e classificação final</w:t>
+            </w:r>
+          </w:p>
+        </w:tc>
+        <w:tc>
+          <w:tcPr/>
+          <w:p>
+            <w:pPr>
+              <w:pStyle w:val="Compact"/>
+              <w:spacing w:line="240" w:lineRule="auto"/>
+            </w:pPr>
+            <w:r>
+              <w:rPr>
+                <w:sz w:val="18"/>
+              </w:rPr>
+              <w:t xml:space="preserve">concluídos</w:t>
+            </w:r>
+          </w:p>
+        </w:tc>
+        <w:tc>
+          <w:tcPr/>
+          <w:p>
+            <w:pPr>
+              <w:pStyle w:val="Compact"/>
+              <w:spacing w:line="240" w:lineRule="auto"/>
+            </w:pPr>
+            <w:r>
+              <w:rPr>
+                <w:sz w:val="18"/>
+              </w:rPr>
+              <w:t xml:space="preserve">Seções 3.6 e 3.7, Figuras 6, 7 e S10</w:t>
             </w:r>
           </w:p>
         </w:tc>
@@ -1972,83 +1915,37 @@
               <w:rPr>
                 <w:sz w:val="18"/>
               </w:rPr>
-              <w:t xml:space="preserve">MM-GBSA e PRODIGY nas trajetórias (pH 8,2 e pH 10,0) e classificação final</w:t>
-            </w:r>
-          </w:p>
-        </w:tc>
-        <w:tc>
-          <w:tcPr/>
-          <w:p>
-            <w:pPr>
-              <w:pStyle w:val="Compact"/>
-              <w:spacing w:line="240" w:lineRule="auto"/>
-            </w:pPr>
-            <w:r>
-              <w:rPr>
-                <w:b/>
-                <w:bCs/>
-                <w:sz w:val="18"/>
-              </w:rPr>
-              <w:t xml:space="preserve">em curso</w:t>
-            </w:r>
-            <w:r>
-              <w:rPr>
-                <w:sz w:val="18"/>
-              </w:rPr>
-              <w:t xml:space="preserve"> </w:t>
-            </w:r>
-            <w:r>
-              <w:rPr>
-                <w:sz w:val="18"/>
-              </w:rPr>
-              <w:t xml:space="preserve">(</w:t>
-            </w:r>
-            <w:r>
-              <w:rPr>
-                <w:rStyle w:val="VerbatimChar"/>
-                <w:sz w:val="18"/>
-              </w:rPr>
-              <w:t xml:space="preserve">energy-queue</w:t>
-            </w:r>
-            <w:r>
-              <w:rPr>
-                <w:sz w:val="18"/>
-              </w:rPr>
-              <w:t xml:space="preserve">,</w:t>
-            </w:r>
-            <w:r>
-              <w:rPr>
-                <w:sz w:val="18"/>
-              </w:rPr>
-              <w:t xml:space="preserve"> </w:t>
-            </w:r>
-            <w:r>
-              <w:rPr>
-                <w:rStyle w:val="VerbatimChar"/>
-                <w:sz w:val="18"/>
-              </w:rPr>
-              <w:t xml:space="preserve">mmgbsa-md10</w:t>
-            </w:r>
-            <w:r>
-              <w:rPr>
-                <w:sz w:val="18"/>
-              </w:rPr>
-              <w:t xml:space="preserve">)</w:t>
-            </w:r>
-          </w:p>
-        </w:tc>
-        <w:tc>
-          <w:tcPr/>
-          <w:p>
-            <w:pPr>
-              <w:pStyle w:val="Compact"/>
-              <w:spacing w:line="240" w:lineRule="auto"/>
-            </w:pPr>
-            <w:r>
-              <w:rPr>
-                <w:sz w:val="18"/>
-              </w:rPr>
-              <w:t xml:space="preserve">pendente (Seções 3.6 e 3.7)</w:t>
+              <w:t xml:space="preserve">Geometria de ataque da Ser195</w:t>
+            </w:r>
+          </w:p>
+        </w:tc>
+        <w:tc>
+          <w:tcPr/>
+          <w:p>
+            <w:pPr>
+              <w:pStyle w:val="Compact"/>
+              <w:spacing w:line="240" w:lineRule="auto"/>
+            </w:pPr>
+            <w:r>
+              <w:rPr>
+                <w:sz w:val="18"/>
+              </w:rPr>
+              <w:t xml:space="preserve">concluída</w:t>
+            </w:r>
+          </w:p>
+        </w:tc>
+        <w:tc>
+          <w:tcPr/>
+          <w:p>
+            <w:pPr>
+              <w:pStyle w:val="Compact"/>
+              <w:spacing w:line="240" w:lineRule="auto"/>
+            </w:pPr>
+            <w:r>
+              <w:rPr>
+                <w:sz w:val="18"/>
+              </w:rPr>
+              <w:t xml:space="preserve">1 de 20 execuções com algum quadro quase de ataque; sem linha de base com substrato conhecido (Seção 3.8)</w:t>
             </w:r>
           </w:p>
         </w:tc>
@@ -2065,6 +1962,53 @@
               <w:rPr>
                 <w:sz w:val="18"/>
               </w:rPr>
+              <w:t xml:space="preserve">Controles em MD (7 embaralhados; 8 de troca de âncora)</w:t>
+            </w:r>
+          </w:p>
+        </w:tc>
+        <w:tc>
+          <w:tcPr/>
+          <w:p>
+            <w:pPr>
+              <w:pStyle w:val="Compact"/>
+              <w:spacing w:line="240" w:lineRule="auto"/>
+            </w:pPr>
+            <w:r>
+              <w:rPr>
+                <w:sz w:val="18"/>
+              </w:rPr>
+              <w:t xml:space="preserve">simulados e retirados do artigo (05/10)</w:t>
+            </w:r>
+          </w:p>
+        </w:tc>
+        <w:tc>
+          <w:tcPr/>
+          <w:p>
+            <w:pPr>
+              <w:pStyle w:val="Compact"/>
+              <w:spacing w:line="240" w:lineRule="auto"/>
+            </w:pPr>
+            <w:r>
+              <w:rPr>
+                <w:sz w:val="18"/>
+              </w:rPr>
+              <w:t xml:space="preserve">a distância inicial explica o resultado; uma frase de divulgação em 3.5</w:t>
+            </w:r>
+          </w:p>
+        </w:tc>
+      </w:tr>
+      <w:tr>
+        <w:tc>
+          <w:tcPr/>
+          <w:p>
+            <w:pPr>
+              <w:pStyle w:val="Compact"/>
+              <w:spacing w:line="240" w:lineRule="auto"/>
+            </w:pPr>
+            <w:r>
+              <w:rPr>
+                <w:sz w:val="18"/>
+              </w:rPr>
               <w:t xml:space="preserve">Contrasseleção frente a proteases não alvo</w:t>
             </w:r>
           </w:p>
@@ -2101,24 +2045,6 @@
         </w:tc>
       </w:tr>
     </w:tbl>
-    <w:p>
-      <w:pPr>
-        <w:pStyle w:val="BodyText"/>
-      </w:pPr>
-      <w:r>
-        <w:rPr>
-          <w:b/>
-          <w:bCs/>
-        </w:rPr>
-        <w:t xml:space="preserve">Fila de cálculo:</w:t>
-      </w:r>
-      <w:r>
-        <w:t xml:space="preserve"> </w:t>
-      </w:r>
-      <w:r>
-        <w:t xml:space="preserve">o ritmo medido em 06/10 é de 1,3 a 2,7 h por MD (média ≈ 2,1 h) com as duas frentes juntas e a GPU compartilhada; a previsão do conjunto é extrapolação, não medida (a estimativa anterior, de 75 min por MD, vinha dos primeiros 14 min e estava otimista).</w:t>
-      </w:r>
-    </w:p>
     <w:bookmarkEnd w:id="11"/>
     <w:bookmarkStart w:id="12" w:name="pendências-antes-da-submissão"/>
     <w:p>
@@ -2138,7 +2064,17 @@
         </w:numPr>
       </w:pPr>
       <w:r>
-        <w:t xml:space="preserve">Resultados de pH 8,2, MM-GBSA e comparação com pH 10,0 (Seções 3.6 e 3.7, Figura 7); depois ajustar resumo, 4.1, 4.4 e 5.</w:t>
+        <w:rPr>
+          <w:b/>
+          <w:bCs/>
+        </w:rPr>
+        <w:t xml:space="preserve">Resolvido:</w:t>
+      </w:r>
+      <w:r>
+        <w:t xml:space="preserve"> </w:t>
+      </w:r>
+      <w:r>
+        <w:t xml:space="preserve">resultados de pH 8,2, MM-GBSA e comparação com pH 10,0 (Seções 3.6 e 3.7, Figura 7), com resumo, 4.1, 4.4 e 5 ajustados.</w:t>
       </w:r>
     </w:p>
     <w:p>
@@ -2150,7 +2086,29 @@
         </w:numPr>
       </w:pPr>
       <w:r>
-        <w:t xml:space="preserve">Motivo do pH 8,2 (Seção 2.6) e lista de peptídeos recomendados.</w:t>
+        <w:rPr>
+          <w:b/>
+          <w:bCs/>
+        </w:rPr>
+        <w:t xml:space="preserve">Em aberto (decisão dos autores):</w:t>
+      </w:r>
+      <w:r>
+        <w:t xml:space="preserve"> </w:t>
+      </w:r>
+      <w:r>
+        <w:t xml:space="preserve">(a) motivo do pH 8,2 na Seção 2.6; o candidato é que os ensaios cinéticos com os peptídeos usaram Tris-HCl 0,1 M, CaCl</w:t>
+      </w:r>
+      <w:r>
+        <w:rPr>
+          <w:vertAlign w:val="subscript"/>
+        </w:rPr>
+        <w:t xml:space="preserve">2</w:t>
+      </w:r>
+      <w:r>
+        <w:t xml:space="preserve"> </w:t>
+      </w:r>
+      <w:r>
+        <w:t xml:space="preserve">20 mM em pH 8,2 (Schultz et al., 2026), mas isso não foi conferido no texto completo; (b) lista de peptídeos recomendados: o manuscrito apresenta quatro peptídeos selecionados por critérios declarados (Seção 3.8, Tabela 4), e a lista final e os cortes dependem dos autores.</w:t>
       </w:r>
     </w:p>
     <w:p>
@@ -2186,6 +2144,18 @@
         <w:t xml:space="preserve">).</w:t>
       </w:r>
     </w:p>
+    <w:p>
+      <w:pPr>
+        <w:pStyle w:val="Compact"/>
+        <w:numPr>
+          <w:ilvl w:val="0"/>
+          <w:numId w:val="1002"/>
+        </w:numPr>
+      </w:pPr>
+      <w:r>
+        <w:t xml:space="preserve">Opcional: linha de base da geometria de ataque com um inibidor-substrato conhecido (SFTI-1).</w:t>
+      </w:r>
+    </w:p>
     <w:bookmarkEnd w:id="12"/>
     <w:bookmarkEnd w:id="13"/>
     <w:bookmarkStart w:id="103" w:name="X23591a77a83980075fb05aa903afeec2d1a80f4"/>
@@ -2597,7 +2567,7 @@
         <w:t xml:space="preserve"> </w:t>
       </w:r>
       <w:r>
-        <w:t xml:space="preserve">(Meriño-Cabrera et al., 2020), e o BPTI e o inibidor de Kunitz da soja reduziram a sobrevivência das larvas (de Almeida Barros et al., 2022). As larvas se adaptam, porém, induzindo proteases insensíveis, regulando várias enzimas digestivas e, em algumas espécies, expandindo famílias gênicas (Jongsma et al., 1995; Jongsma e Bolter, 1997; Kuwar et al., 2015; Lomate et al., 2018; Souza et al., 2016). Peptídeos curtos que imitam a alça do centro reativo são mais baratos de produzir que proteínas: peptídeos lineares da interface de um inibidor de Kunitz com a tripsina inibiram tripsinas de</w:t>
+        <w:t xml:space="preserve">(Meriño-Cabrera et al., 2020a), e o BPTI e o inibidor de Kunitz da soja reduziram a sobrevivência das larvas (de Almeida Barros et al., 2022a). As larvas se adaptam, porém, induzindo proteases insensíveis, regulando várias enzimas digestivas e, em algumas espécies, expandindo famílias gênicas (Jongsma et al., 1995; Jongsma e Bolter, 1997; Kuwar et al., 2015; Lomate et al., 2018; Souza et al., 2016); em</w:t>
       </w:r>
       <w:r>
         <w:t xml:space="preserve"> </w:t>
@@ -2607,13 +2577,10 @@
           <w:i/>
           <w:iCs/>
         </w:rPr>
-        <w:t xml:space="preserve">S. cosmioides</w:t>
-      </w:r>
-      <w:r>
-        <w:t xml:space="preserve"> </w:t>
-      </w:r>
-      <w:r>
-        <w:t xml:space="preserve">(Meriño-Cabrera et al., 2020), tripeptídeos inibiram proteases de</w:t>
+        <w:t xml:space="preserve">A. gemmatalis</w:t>
+      </w:r>
+      <w:r>
+        <w:t xml:space="preserve">, o inibidor de Kunitz da soja induziu serina proteases, enquanto o tripeptídeo GORE-2 reprimiu transcritos de proteases digestivas (Júnior et al., 2026). Peptídeos curtos que imitam a alça do centro reativo são mais baratos de produzir que proteínas: peptídeos lineares da interface de um inibidor de Kunitz com a tripsina inibiram tripsinas de</w:t>
       </w:r>
       <w:r>
         <w:t xml:space="preserve"> </w:t>
@@ -2623,13 +2590,13 @@
           <w:i/>
           <w:iCs/>
         </w:rPr>
-        <w:t xml:space="preserve">Helicoverpa armigera</w:t>
-      </w:r>
-      <w:r>
-        <w:t xml:space="preserve"> </w:t>
-      </w:r>
-      <w:r>
-        <w:t xml:space="preserve">com maior eficácia em pH alcalino do intestino (Saikhedkar et al., 2018), e peptídeos bicíclicos das mesmas alças foram dez vezes mais potentes que os lineares (Saikhedkar et al., 2019). Em</w:t>
+        <w:t xml:space="preserve">S. cosmioides</w:t>
+      </w:r>
+      <w:r>
+        <w:t xml:space="preserve"> </w:t>
+      </w:r>
+      <w:r>
+        <w:t xml:space="preserve">(Meriño-Cabrera et al., 2020b), tripeptídeos inibiram proteases de</w:t>
       </w:r>
       <w:r>
         <w:t xml:space="preserve"> </w:t>
@@ -2639,22 +2606,13 @@
           <w:i/>
           <w:iCs/>
         </w:rPr>
-        <w:t xml:space="preserve">A. gemmatalis</w:t>
-      </w:r>
-      <w:r>
-        <w:t xml:space="preserve">, os tripeptídeos GORE1 e GORE2 são inibidores competitivos reversíveis (K</w:t>
-      </w:r>
-      <w:r>
-        <w:rPr>
-          <w:vertAlign w:val="subscript"/>
-        </w:rPr>
-        <w:t xml:space="preserve">i</w:t>
-      </w:r>
-      <w:r>
-        <w:t xml:space="preserve"> </w:t>
-      </w:r>
-      <w:r>
-        <w:t xml:space="preserve">de 0,49 e 0,10 mM) que prejudicam a sobrevivência larval (de Almeida Barros et al., 2021) (seus complexos foram examinados por dinâmica molecular (de Almeida Barros et al., 2022)), peptídeos inspirados nas alças do BPTI e do inibidor de Kunitz da soja inibem proteases tipo tripsina de</w:t>
+        <w:t xml:space="preserve">Helicoverpa armigera</w:t>
+      </w:r>
+      <w:r>
+        <w:t xml:space="preserve"> </w:t>
+      </w:r>
+      <w:r>
+        <w:t xml:space="preserve">com maior eficácia em pH alcalino do intestino (Saikhedkar et al., 2018), e peptídeos bicíclicos das mesmas alças foram dez vezes mais potentes que os lineares (Saikhedkar et al., 2019). Em</w:t>
       </w:r>
       <w:r>
         <w:t xml:space="preserve"> </w:t>
@@ -2667,10 +2625,19 @@
         <w:t xml:space="preserve">A. gemmatalis</w:t>
       </w:r>
       <w:r>
-        <w:t xml:space="preserve"> </w:t>
-      </w:r>
-      <w:r>
-        <w:t xml:space="preserve">(Paulo et al., 2026), e um peptídeo guiado por estrutura contra tripsinas de</w:t>
+        <w:t xml:space="preserve">, os tripeptídeos GORE1 e GORE2 são inibidores competitivos reversíveis (K</w:t>
+      </w:r>
+      <w:r>
+        <w:rPr>
+          <w:vertAlign w:val="subscript"/>
+        </w:rPr>
+        <w:t xml:space="preserve">i</w:t>
+      </w:r>
+      <w:r>
+        <w:t xml:space="preserve"> </w:t>
+      </w:r>
+      <w:r>
+        <w:t xml:space="preserve">de 0,49 e 0,10 mM) que prejudicam a sobrevivência larval (de Almeida Barros et al., 2021), e seus complexos foram examinados por dinâmica molecular (de Almeida Barros et al., 2022b). Peptídeos inspirados nas alças do BPTI e do inibidor de Kunitz da soja (Paulo et al., 2026) e peptídeos da região pró do tripsinogênio (Mariano et al., 2026) foram desenhados contra proteases tipo tripsina de</w:t>
       </w:r>
       <w:r>
         <w:t xml:space="preserve"> </w:t>
@@ -2680,29 +2647,10 @@
           <w:i/>
           <w:iCs/>
         </w:rPr>
-        <w:t xml:space="preserve">Spodoptera frugiperda</w:t>
-      </w:r>
-      <w:r>
-        <w:t xml:space="preserve"> </w:t>
-      </w:r>
-      <w:r>
-        <w:t xml:space="preserve">foi proposto (Severiche-Castro et al., 2026). A potência milimolar deixa espaço para desenhos com maior afinidade e estabilidade (de Almeida Barros et al., 2021; Schultz et al., 2026).</w:t>
-      </w:r>
-    </w:p>
-    <w:p>
-      <w:pPr>
-        <w:pStyle w:val="BodyText"/>
-      </w:pPr>
-      <w:r>
-        <w:t xml:space="preserve">Inibidores canônicos inserem o resíduo P1 de uma alça exposta no bolso S1 (Laskowski e Kato, 1980; Laskowski e Qasim, 2000). Nas enzimas tipo tripsina, S1 é definido pelo Asp189 e favorece lisina e arginina (Perona e Craik, 1995; Hedstrom, 2002; Patarroyo-Vargas et al., 2017), que são também os sítios de clivagem da própria enzima-alvo. Um peptídeo clivado no intestino não chega ao alvo, de modo que a estabilidade proteolítica é um requisito: o intestino médio tem também endopeptidases tipo quimotripsina e tipo elastase e exopeptidases (Valaitis, 1995; Valaitis et al., 1999; Yang et al., 2012; Zhan et al., 2010; Nakonieczny et al., 2007). Uma sequência sem os resíduos P1 dessas enzimas e, como macrociclo cabeça-cauda, sem extremidades livres, deveria, em princípio, resistir a elas.</w:t>
-      </w:r>
-    </w:p>
-    <w:p>
-      <w:pPr>
-        <w:pStyle w:val="BodyText"/>
-      </w:pPr>
-      <w:r>
-        <w:t xml:space="preserve">Ferramentas de aprendizado profundo geram hoje esqueletos e sequências peptídicas</w:t>
+        <w:t xml:space="preserve">A. gemmatalis</w:t>
+      </w:r>
+      <w:r>
+        <w:t xml:space="preserve">, e um peptídeo guiado por estrutura contra tripsinas de</w:t>
       </w:r>
       <w:r>
         <w:t xml:space="preserve"> </w:t>
@@ -2712,13 +2660,45 @@
           <w:i/>
           <w:iCs/>
         </w:rPr>
+        <w:t xml:space="preserve">Spodoptera frugiperda</w:t>
+      </w:r>
+      <w:r>
+        <w:t xml:space="preserve"> </w:t>
+      </w:r>
+      <w:r>
+        <w:t xml:space="preserve">foi proposto (Severiche-Castro et al., 2026). A potência milimolar deixa espaço para desenhos com maior afinidade e estabilidade (de Almeida Barros et al., 2021; Schultz et al., 2026).</w:t>
+      </w:r>
+    </w:p>
+    <w:p>
+      <w:pPr>
+        <w:pStyle w:val="BodyText"/>
+      </w:pPr>
+      <w:r>
+        <w:t xml:space="preserve">Inibidores canônicos inserem o resíduo P1 de uma alça exposta no bolso S1 (Laskowski e Kato, 1980; Laskowski e Qasim, 2000). Nas enzimas tipo tripsina, S1 é definido pelo Asp189 e favorece lisina e arginina (Perona e Craik, 1995; Hedstrom, 2002; Patarroyo-Vargas et al., 2017), que são também os sítios de clivagem da própria enzima-alvo. Um peptídeo clivado no intestino não chega ao alvo, de modo que a estabilidade proteolítica é um requisito: o intestino médio tem também endopeptidases tipo quimotripsina e tipo elastase e exopeptidases (Valaitis, 1995; Valaitis et al., 1999; Yang et al., 2013; Zhan et al., 2011; Nakonieczny et al., 2007). Uma sequência sem os resíduos P1 dessas enzimas e, como macrociclo cabeça-cauda, sem extremidades livres, deveria, em princípio, resistir a elas.</w:t>
+      </w:r>
+    </w:p>
+    <w:p>
+      <w:pPr>
+        <w:pStyle w:val="BodyText"/>
+      </w:pPr>
+      <w:r>
+        <w:t xml:space="preserve">Ferramentas de aprendizado profundo geram hoje esqueletos e sequências peptídicas</w:t>
+      </w:r>
+      <w:r>
+        <w:t xml:space="preserve"> </w:t>
+      </w:r>
+      <w:r>
+        <w:rPr>
+          <w:i/>
+          <w:iCs/>
+        </w:rPr>
         <w:t xml:space="preserve">de novo</w:t>
       </w:r>
       <w:r>
         <w:t xml:space="preserve"> </w:t>
       </w:r>
       <w:r>
-        <w:t xml:space="preserve">(Watson et al., 2023; Dauparas et al., 2022; Rettie et al., 2025) e co-dobram complexos (Wohlwend et al., 2024; Passaro et al., 2025), mas a confiança de um modelo de co-dobramento não é uma afinidade (Wan et al., 2026), ordena poses só moderadamente (Li et al., 2026), e escores de energia livre de ponto final dependem da amostragem e do tipo de sistema (Hou et al., 2011; Genheden e Ryde, 2015; Xu et al., 2025). Uma campanha de desenho contra proteases de insetos precisa, portanto, de uma calibração explícita de cada escore que usa.</w:t>
+        <w:t xml:space="preserve">(Watson et al., 2023; Dauparas et al., 2022; Rettie et al., 2025) e co-dobram complexos (Wohlwend et al., 2024; Passaro et al., 2025), mas suas saídas de afinidade se correlacionam só fraca a moderadamente com energias livres baseadas em física (Wan et al., 2026), sua confiança ordena poses de peptídeos cíclicos só moderadamente (Li et al., 2026), e escores de energia livre de ponto final dependem da amostragem e do tipo de sistema (Hou et al., 2011; Genheden e Ryde, 2015; Xu et al., 2025). Uma campanha de desenho contra proteases de insetos precisa, portanto, de uma calibração explícita de cada escore que usa.</w:t>
       </w:r>
     </w:p>
     <w:p>
@@ -3205,7 +3185,7 @@
         <w:t xml:space="preserve"> </w:t>
       </w:r>
       <w:r>
-        <w:t xml:space="preserve">Uma sequência foi mantida só se nenhum resíduo fosse K ou R (tipo tripsina), F, Y, W, L ou M (tipo quimotripsina), ou A ou V (tipo elastase), a menos que o resíduo seguinte fosse prolina. No peptídeo linear o resíduo C-terminal também foi avaliado (não pode pertencer a esse conjunto nem ser isoleucina, por causa das carboxipeptidases); no macrociclo a ligação de fechamento foi avaliada como as demais. A isoleucina foi permitida no interior. A regra foi aplicada às mesmas sequências nas interpretações linear (frente L) e cíclica (frente M). Ela se apoia nas especificidades relatadas para o intestino médio (Valaitis, 1995; Valaitis et al., 1999; Yang et al., 2012; Zhan et al., 2010; Nakonieczny et al., 2007); a exceção K/R–Pro é uma aproximação, e a aminopeptidase N, que precisa de um N-terminal livre, não é excluída nos peptídeos lineares.</w:t>
+        <w:t xml:space="preserve">Uma sequência foi mantida só se nenhum resíduo fosse K ou R (tipo tripsina), F, Y, W, L ou M (tipo quimotripsina), ou A ou V (tipo elastase), a menos que o resíduo seguinte fosse prolina. No peptídeo linear o resíduo C-terminal também foi avaliado (não pode pertencer a esse conjunto nem ser isoleucina, por causa das carboxipeptidases); no macrociclo a ligação de fechamento foi avaliada como as demais. A isoleucina foi permitida no interior. A regra foi aplicada às mesmas sequências nas interpretações linear (frente L) e cíclica (frente M). Ela se apoia nas especificidades relatadas para o intestino médio (Valaitis, 1995; Valaitis et al., 1999; Yang et al., 2013; Zhan et al., 2011; Nakonieczny et al., 2007); a exceção K/R–Pro é uma aproximação, e a aminopeptidase N, que precisa de um N-terminal livre, não é excluída nos peptídeos lineares.</w:t>
       </w:r>
     </w:p>
     <w:bookmarkEnd w:id="22"/>
@@ -3335,7 +3315,23 @@
         <w:pStyle w:val="FirstParagraph"/>
       </w:pPr>
       <w:r>
-        <w:t xml:space="preserve">Cada um dos 48 complexos foi simulado por 10 ns em pH 10,0 (a triagem, escolhido pelo intestino médio das larvas: extratos do intestino em pH 9,56–10,0 (Karumbaiah et al., 2007); (Dow, 1992)) e em pH 8,2</w:t>
+        <w:t xml:space="preserve">Cada um dos 48 complexos foi simulado por 10 ns em pH 10,0 (pH de triagem, escolhido pelo intestino médio das larvas: extratos de intestino de</w:t>
+      </w:r>
+      <w:r>
+        <w:t xml:space="preserve"> </w:t>
+      </w:r>
+      <w:r>
+        <w:rPr>
+          <w:i/>
+          <w:iCs/>
+        </w:rPr>
+        <w:t xml:space="preserve">H. virescens</w:t>
+      </w:r>
+      <w:r>
+        <w:t xml:space="preserve"> </w:t>
+      </w:r>
+      <w:r>
+        <w:t xml:space="preserve">em pH 9,56–10,0 (Karumbaiah et al., 2007); (Dow, 1992)) e em pH 8,2</w:t>
       </w:r>
       <w:r>
         <w:t xml:space="preserve"> </w:t>
@@ -3366,7 +3362,7 @@
         <w:t xml:space="preserve">20 mM em pH 8,2 (Schultz et al., 2026)</w:t>
       </w:r>
       <w:r>
-        <w:t xml:space="preserve">. A protonação das cadeias laterais foi atribuída com o PROPKA 3 (Olsson et al., 2011) pelo PDB2PQR 3.6.2 (Dolinsky et al., 2007). Os sistemas foram montados com o GROMACS 2025.4 (Abraham et al., 2015), o campo de força aditivo CHARMM36 (Huang e MacKerell, 2013) (porte de fevereiro de 2026 feito com o charmm2gmx (Wacha e Lemkul, 2023)) e água TIP3P Jorgensen et al., 1983, em caixa dodecaédrica com 1,2 nm de margem e KCl 0,10 M. O peptídeo linear tem extremidades NH</w:t>
+        <w:t xml:space="preserve">. A protonação foi atribuída com o PROPKA 3 (Olsson et al., 2011) pelo PDB2PQR (Dolinsky et al., 2007). Os sistemas foram montados com o GROMACS 2025.4 (Abraham et al., 2015), o campo de força CHARMM36 (Huang e MacKerell, 2013) (porte feito com o charmm2gmx (Wacha e Lemkul, 2023)) e água TIP3P Jorgensen et al., 1983, em caixa dodecaédrica (margem de 1,2 nm, KCl 0,10 M). O peptídeo linear tem extremidades NH</w:t>
       </w:r>
       <w:r>
         <w:rPr>
@@ -3396,7 +3392,28 @@
         <w:t xml:space="preserve"> </w:t>
       </w:r>
       <w:r>
-        <w:t xml:space="preserve">nos dois pH (em pH 8,2 cerca de três quartos dos grupos α-amino estariam neutros no equilíbrio, e em pH 10 quase todos; isso afeta só a frente linear). O macrociclo não tem extremidades: o pdb2gmx forma a ligação cabeça-cauda a partir da geometria do Boltz-2 e gera seus termos CHARMM36, e o script de montagem para se faltar a ligação de fechamento ou o termo CMAP (maior distância C–N de fechamento por trajetória de 1,415–1,462 Å nos 24 sistemas cíclicos em pH 10,0). O protocolo foi: minimização por</w:t>
+        <w:t xml:space="preserve">nos dois pH; o macrociclo não tem extremidades, e o pdb2gmx forma a ligação cabeça-cauda a partir da geometria do Boltz-2 (o script de montagem para se faltar a ligação de fechamento ou o termo CMAP). Após a minimização, 200 ps de NVT e 500 ps de NPT com restrições de posição (1.000 kJ mol</w:t>
+      </w:r>
+      <w:r>
+        <w:rPr>
+          <w:vertAlign w:val="superscript"/>
+        </w:rPr>
+        <w:t xml:space="preserve">−1</w:t>
+      </w:r>
+      <w:r>
+        <w:t xml:space="preserve"> </w:t>
+      </w:r>
+      <w:r>
+        <w:t xml:space="preserve">nm</w:t>
+      </w:r>
+      <w:r>
+        <w:rPr>
+          <w:vertAlign w:val="superscript"/>
+        </w:rPr>
+        <w:t xml:space="preserve">−2</w:t>
+      </w:r>
+      <w:r>
+        <w:t xml:space="preserve">), a produção durou 10 ns a 300 K e 1 bar (termostato de reescalonamento de velocidades Bussi et al., 2007; barostato de Parrinello–Rahman Parrinello e Rahman, 1981; PME Essmann et al., 1995; cortes de 1,2 nm, van der Waals com</w:t>
       </w:r>
       <w:r>
         <w:t xml:space="preserve"> </w:t>
@@ -3406,92 +3423,55 @@
           <w:i/>
           <w:iCs/>
         </w:rPr>
-        <w:t xml:space="preserve">steepest descent</w:t>
-      </w:r>
-      <w:r>
-        <w:t xml:space="preserve">; 200 ps de NVT e 500 ps de NPT com restrições de posição nos átomos pesados da proteína (1.000 kJ mol</w:t>
-      </w:r>
-      <w:r>
-        <w:rPr>
-          <w:vertAlign w:val="superscript"/>
-        </w:rPr>
-        <w:t xml:space="preserve">−1</w:t>
-      </w:r>
-      <w:r>
-        <w:t xml:space="preserve"> </w:t>
-      </w:r>
-      <w:r>
-        <w:t xml:space="preserve">nm</w:t>
-      </w:r>
-      <w:r>
-        <w:rPr>
-          <w:vertAlign w:val="superscript"/>
-        </w:rPr>
-        <w:t xml:space="preserve">−2</w:t>
-      </w:r>
-      <w:r>
-        <w:t xml:space="preserve">); 10 ns de produção a 300 K e 1 bar com o termostato de reescalonamento de velocidades Bussi et al., 2007 e o barostato de Parrinello–Rahman Parrinello e Rahman, 1981, eletrostática PME Essmann et al., 1995, corte de Coulomb de 1,2 nm, van der Waals com</w:t>
-      </w:r>
-      <w:r>
-        <w:t xml:space="preserve"> </w:t>
-      </w:r>
+        <w:t xml:space="preserve">force-switch</w:t>
+      </w:r>
+      <w:r>
+        <w:t xml:space="preserve">; LINCS; passo de 2 fs). Cada sistema foi executado uma vez por pH com semente aleatória; quatro candidatos por frente (NGGRPDAP, GQNDS, PTTTQT e GSNIN lineares; GGHSE, GGKPGEP, IYPETG e SGSTDIE cíclicos) foram executados de novo em cada pH com outra semente, para estimar a variação entre execuções.</w:t>
+      </w:r>
+    </w:p>
+    <w:bookmarkEnd w:id="24"/>
+    <w:bookmarkStart w:id="25" w:name="análise-das-trajetórias"/>
+    <w:p>
+      <w:pPr>
+        <w:pStyle w:val="Heading3"/>
+      </w:pPr>
+      <w:r>
+        <w:t xml:space="preserve">2.7 Análise das trajetórias</w:t>
+      </w:r>
+    </w:p>
+    <w:p>
+      <w:pPr>
+        <w:pStyle w:val="FirstParagraph"/>
+      </w:pPr>
+      <w:r>
+        <w:t xml:space="preserve">As trajetórias foram tornadas inteiras e centradas (</w:t>
+      </w:r>
+      <w:r>
+        <w:rPr>
+          <w:rStyle w:val="VerbatimChar"/>
+        </w:rPr>
+        <w:t xml:space="preserve">gmx trjconv -pbc mol -center</w:t>
+      </w:r>
+      <w:r>
+        <w:t xml:space="preserve">), porque receptor e peptídeo são moléculas separadas que podem ser gravadas em imagens periódicas diferentes; as análises usaram o MDAnalysis 2.9.0 (Michaud-Agrawal et al., 2011; Gowers et al., 2016). Em cada quadro, a distância de cada resíduo do peptídeo aos oxigênios do carboxilato do equivalente do Asp189 foi a distância mínima entre átomos pesados, e o resíduo de menor distância média foi a âncora (definida a posteriori, sem supor qual seria). A ocupância de S1 é a fração de quadros com distância âncora–Asp189 abaixo de 5 Å (4 e 6 Å também calculados), na trajetória inteira e em cada metade. A distância âncora–Asp189 e o RMSD de Cα do peptídeo após superposição no receptor são dados para uma janela inicial (primeiros 0,4 ns) e uma final (últimos 2 ns). Relatamos ainda a fração de quadros com qualquer átomo do peptídeo a até 4,5 Å do Oγ da Ser ou do Nε2 da His catalíticas ou do receptor e, nos macrociclos, a distância C–N e o ω de fechamento em cada quadro. A triagem declarada de antemão exigia ocupância na segunda metade ≥ 70%, a mesma âncora nas duas metades e, nos macrociclos, anel íntegro (C–N ≤ 1,5 Å, ω ≥ 150° em todos os quadros). Em 2 de outubro de 2026, depois das 16 primeiras simulações, a ocupância passou de portão a descrição (Seção 3.5), uma mudança do procedimento declarado feita depois de ver dados. Com uma execução por candidato, não se faz inferência estatística.</w:t>
+      </w:r>
+    </w:p>
+    <w:p>
+      <w:pPr>
+        <w:pStyle w:val="BodyText"/>
+      </w:pPr>
       <w:r>
         <w:rPr>
           <w:i/>
           <w:iCs/>
         </w:rPr>
-        <w:t xml:space="preserve">force-switch</w:t>
-      </w:r>
-      <w:r>
-        <w:t xml:space="preserve"> </w:t>
-      </w:r>
-      <w:r>
-        <w:t xml:space="preserve">entre 1,0 e 1,2 nm, vínculos LINCS nas ligações com hidrogênio e passo de 2 fs. Cada sistema foi executado uma vez por pH com semente aleatória de velocidades; quatro candidatos por frente (NGGRPDAP, GQNDS, PTTTQT e GSNIN lineares; GGHSE, GGKPGEP, IYPETG e SGSTDIE cíclicos) foram executados uma segunda vez em cada pH com outra semente, para estimar a variação entre execuções.</w:t>
-      </w:r>
-    </w:p>
-    <w:bookmarkEnd w:id="24"/>
-    <w:bookmarkStart w:id="25" w:name="análise-das-trajetórias"/>
-    <w:p>
-      <w:pPr>
-        <w:pStyle w:val="Heading3"/>
-      </w:pPr>
-      <w:r>
-        <w:t xml:space="preserve">2.7 Análise das trajetórias</w:t>
-      </w:r>
-    </w:p>
-    <w:p>
-      <w:pPr>
-        <w:pStyle w:val="FirstParagraph"/>
-      </w:pPr>
-      <w:r>
-        <w:t xml:space="preserve">As trajetórias foram tornadas inteiras e centradas (</w:t>
-      </w:r>
-      <w:r>
-        <w:rPr>
-          <w:rStyle w:val="VerbatimChar"/>
-        </w:rPr>
-        <w:t xml:space="preserve">gmx trjconv -pbc mol -center</w:t>
-      </w:r>
-      <w:r>
-        <w:t xml:space="preserve">), porque receptor e peptídeo são moléculas separadas que podem ser gravadas em imagens periódicas diferentes (em uma trajetória não corrigida de uma rodada anterior de 50 ns, a distância entre os centros de massa de receptor e peptídeo chegou a 94,8 Å numa caixa de 116 Å, embora estivessem em contato). As análises usaram o MDAnalysis 2.9.0 (Michaud-Agrawal et al., 2011; Gowers et al., 2016). Em cada quadro, a distância de cada resíduo do peptídeo aos oxigênios do carboxilato do equivalente do Asp189 foi a distância mínima entre átomos pesados; o resíduo de menor distância média foi a âncora, sem supor qual seria. A ocupância de S1 é a fração de quadros com distância âncora–Asp189 abaixo de 4, 5 ou 6 Å, na trajetória inteira e em cada metade. A distância âncora–Asp189 é dada para uma janela inicial (primeiros 4%, 0,4 ns) e uma janela final (últimos 20%, 2 ns), esta também para o RMSD de Cα do peptídeo após superposição no receptor (peptídeo inteiro, imagem mais próxima do aspartato de S1). Relatamos ainda as frações de quadros com qualquer átomo do peptídeo a até 4,5 Å do Oγ da Ser ou do Nε2 da His catalíticas e com qualquer contato com o receptor, e, nos macrociclos, a distância C–N e o ω de fechamento em cada quadro. Um candidato passou na triagem declarada de antemão quando a ocupância a 5 Å na segunda metade foi de pelo menos 70%, a âncora foi a mesma nas duas metades e, nos macrociclos, o anel permaneceu íntegro (C–N ≤ 1,5 Å e ω ≥ 150° em todos os quadros). Em 2 de outubro de 2026, depois de analisadas as 16 primeiras simulações, a ocupância passou de portão a descrição (Seção 3.5), uma mudança do procedimento declarado feita depois de ver dados. Com uma execução por candidato, não se faz inferência estatística.</w:t>
-      </w:r>
-    </w:p>
-    <w:p>
-      <w:pPr>
-        <w:pStyle w:val="BodyText"/>
-      </w:pPr>
-      <w:r>
-        <w:rPr>
-          <w:i/>
-          <w:iCs/>
-        </w:rPr>
         <w:t xml:space="preserve">Geometria de ataque.</w:t>
       </w:r>
       <w:r>
         <w:t xml:space="preserve"> </w:t>
       </w:r>
       <w:r>
-        <w:t xml:space="preserve">Na segunda metade de cada execução, para cada ligação peptídica (a ligação de fechamento incluída nos macrociclos; o carboxilato C-terminal dos peptídeos lineares excluído), medimos a distância do Oγ da Ser195 ao carbono da carbonila, o ângulo Oγ···C=O e a distância do oxigênio da carbonila aos nitrogênios do esqueleto da Gly193 e da Ser195 (buraco do oxiânion). Um quadro contou como conformação quase de ataque quando a primeira ficou abaixo de 3,5 Å, o ângulo entre 90° e 125° e a terceira abaixo de 3,5 Å; os limiares foram escolhidos para esta análise e não foram calibrados com um substrato conhecido (</w:t>
+        <w:t xml:space="preserve">Na segunda metade de cada execução, para cada ligação peptídica (incluindo a de fechamento; excluído o carboxilato C-terminal) medimos a distância do Oγ da Ser195 ao C da carbonila, o ângulo Oγ···C=O e a distância do O da carbonila ao N do esqueleto da Gly193 e da Ser195 (buraco do oxiânion). Uma conformação quase de ataque exigiu &lt; 3,5 Å, 90–125° e &lt; 3,5 Å; os limiares foram escolhidos para esta análise e não calibrados com um substrato conhecido (</w:t>
       </w:r>
       <w:r>
         <w:rPr>
@@ -3518,25 +3498,7 @@
         <w:pStyle w:val="FirstParagraph"/>
       </w:pPr>
       <w:r>
-        <w:t xml:space="preserve">O PRODIGY (Vangone e Bonvin, 2015) prevê a afinidade a partir do número de contatos intermoleculares entre classes de resíduos (carregados, polares, apolares) e da composição dos resíduos fora da interface; não tem protonação explícita. O MM-GBSA usou o gmx_MMPBSA (Valdés-Tresanco et al., 2021) (motor MMPBSA.py (Miller et al., 2012); Born generalizado igb = 5 (Onufriev et al., 2004); sal 0,150 M; trajetória única; sem entropia) na segunda metade de cada trajetória (126 quadros com espaçamento de 40 ps; receptor cadeia A, peptídeo cadeia B), com erro-padrão sobre cinco blocos de quadros; o PRODIGY foi aplicado à pose inicial (protonada em pH 8,2) e a 30 quadros da segunda metade. Os dois escores crescem com o tamanho da interface, e por isso cada um é dado também por resíduo do peptídeo. Cada etapa ordena os candidatos dentro de uma frente (1 = melhor; empates recebem o posto médio): confiança do Boltz-2 no E2, Δ pareado (E3), RMSD final do peptídeo na simulação de pH 8,2, PRODIGY na pose e PRODIGY e MM-GBSA na trajetória de pH 8,2. O escore agregado é o posto médio nas etapas disponíveis. A classificação cobre os candidatos que passaram no controle de qualidade de pose, tiveram Δ &gt; 0 e, nos macrociclos, cumpriram o critério estrito do anel; a ocupância de S1 não entra (Seção 3.5). As simulações de pH 8,2 e de pH 10,0 são pareadas (mesma pose e protocolo; o N-terminal é NH</w:t>
-      </w:r>
-      <w:r>
-        <w:rPr>
-          <w:vertAlign w:val="subscript"/>
-        </w:rPr>
-        <w:t xml:space="preserve">3</w:t>
-      </w:r>
-      <w:r>
-        <w:rPr>
-          <w:vertAlign w:val="superscript"/>
-        </w:rPr>
-        <w:t xml:space="preserve">+</w:t>
-      </w:r>
-      <w:r>
-        <w:t xml:space="preserve"> </w:t>
-      </w:r>
-      <w:r>
-        <w:t xml:space="preserve">nos dois): diferem na protonação das cadeias laterais, nos contraíons e na semente. São comparadas pela diferença pareada de cada métrica (mediana; teste de postos sinalizados de Wilcoxon), pela correlação de postos entre pH e pela concordância de desfechos categóricos, e a diferença de pH é lida contra a diferença entre execuções do mesmo pH.</w:t>
+        <w:t xml:space="preserve">O MM-GBSA usou o gmx_MMPBSA (Valdés-Tresanco et al., 2021) (MMPBSA.py (Miller et al., 2012); Born generalizado igb = 5 (Onufriev et al., 2004); sal 0,150 M; trajetória única; sem entropia) na segunda metade de cada trajetória (126 quadros; receptor cadeia A, peptídeo cadeia B), com erro-padrão sobre cinco blocos de quadros. O PRODIGY (Vangone e Bonvin, 2015), preditor baseado em contatos e sem protonação explícita, foi aplicado à pose inicial (protonada em pH 8,2) e a 30 quadros da segunda metade. Os dois escores crescem com o tamanho da interface, e por isso cada um é dado também por resíduo. Cada etapa ordena os candidatos dentro de uma frente (1 = melhor; empates recebem o posto médio): confiança do Boltz-2 no E2, Δ pareado (E3), RMSD final do peptídeo em pH 8,2, PRODIGY na pose e PRODIGY e MM-GBSA na trajetória de pH 8,2; o agregado é o posto médio nas etapas. A classificação cobre os candidatos que passaram no controle de qualidade de pose, tiveram Δ &gt; 0 e, nos macrociclos, cumpriram o critério estrito do anel; a ocupância de S1 não entra (Seção 3.5). As simulações de pH 8,2 e de pH 10,0 são pareadas (mesma pose e protocolo; diferem na protonação das cadeias laterais, nos contraíons e na semente) e comparadas pela diferença pareada de cada métrica (teste de postos sinalizados de Wilcoxon), pela correlação de postos entre pH e pela concordância de desfechos categóricos, lidas contra a diferença entre execuções do mesmo pH.</w:t>
       </w:r>
     </w:p>
     <w:bookmarkEnd w:id="26"/>
@@ -7689,7 +7651,7 @@
         <w:pStyle w:val="BodyText"/>
       </w:pPr>
       <w:r>
-        <w:t xml:space="preserve">A diferença pareada Δ frente a três controles embaralhados (E3) foi positiva em 63 dos 78 candidatos lineares (81%; mediana 0,013, intervalo interquartil 0,003–0,030) e em 60 dos 79 cíclicos (76%; mediana 0,014); entre os 48 candidatos finais foi positiva em 23 de 24 lineares e 22 de 24 cíclicos. As diferenças são da ordem do desvio-padrão entre as 15 predições de um candidato (0,02), cada Δ se apoia em três controles, e os controles embaralhados de sequências ricas em glicina se parecem com o candidato (identidade média de 0,35 linear, 0,29 cíclico); um Δ positivo significa, portanto, que o candidato não pontuou abaixo de seus controles, e não que se liga. A matriz cruzada (melhor candidato de cada espécie contra seu receptor e os outros sete) não mostrou preferência espécie-específica: o receptor próprio deu a maior confiança em 4 de 8 (linear) e 3 de 8 (cíclico) espécies, e o receptor explicou mais variação que o peptídeo (o modelo de</w:t>
+        <w:t xml:space="preserve">A diferença pareada Δ frente a três controles embaralhados (E3) foi positiva em 63 dos 78 candidatos lineares (81%; mediana 0,013, intervalo interquartil 0,003–0,030) e em 60 dos 79 cíclicos (76%; mediana 0,014; os outros dois lineares e um cíclico dos 80 por frente são poli-glicina e não podem ser embaralhados); entre os 48 candidatos finais foi positiva em 23 de 24 lineares e 22 de 24 cíclicos. As diferenças são da ordem do desvio-padrão entre as 15 predições de um candidato (0,02), cada Δ se apoia em três controles, e os controles embaralhados de sequências ricas em glicina se parecem com o candidato (identidade média de 0,35 linear, 0,29 cíclico); um Δ positivo significa, portanto, que o candidato não pontuou abaixo de seus controles, e não que se liga; que sequências de poli-glicina, sem controle embaralhado, estejam entre as dez melhores pela confiança da primeira predição (E1) nas duas frentes aponta no mesmo sentido, pois um escore que premia um homopolímero não está medindo reconhecimento específico. A matriz cruzada (melhor candidato de cada espécie contra seu receptor e os outros sete) não mostrou preferência espécie-específica: o receptor próprio deu a maior confiança em 4 de 8 (linear) e 3 de 8 (cíclico) espécies, e o receptor explicou mais variação que o peptídeo (o modelo de</w:t>
       </w:r>
       <w:r>
         <w:t xml:space="preserve"> </w:t>
@@ -9959,6 +9921,56 @@
         <w:t xml:space="preserve">, preferem arginina ou lisina ali (Patarroyo-Vargas et al., 2017; Meriño-Cabrera et al., 2022); o critério duro seleciona, portanto, contra o resíduo mais adequado para engajar o Asp189. Ao proibir todo resíduo que uma enzima tipo tripsina, quimotripsina ou elastase pode assumir em P1, ele deixa peptídeos com quase metade de glicina e só nove resíduos básicos, cada um protegido por uma prolina seguinte, uma exceção tirada da especificidade geral das enzimas e aproximada para cada espécie. Tais sequências são provavelmente flexíveis, o que pode custar entropia de ligação, e lhes faltam as cadeias laterais que definem a interação de S1 dos inibidores canônicos. A alternativa canônica é a rigidez, que melhora a ligação em cerca de seis ordens de grandeza e protege contra a proteólise (Kelly et al., 2005); um macrociclo poderia tolerar um P1 básico que uma regra linear de motivos sinaliza. Os três candidatos que carregam uma Lys ou Arg (NGGRPDAP, PISQIDSGSR, GGKPGEP) são aqueles em que isso pode ser examinado, e a presente triagem não diz se sua conformação mantém esse resíduo protegido (a Seção 3.8 relata a geometria de ataque nas simulações). A ciclização remove as extremidades expostas, mas não os sítios internos (o macrociclo ganhou só 16 sequências sobre o conjunto linear), e a aminopeptidase N, que precisa de um N-terminal livre, não é tratada nos peptídeos lineares. As regras de motivos são grosseiras (uma contagem ponderada de sítios; a regra tipo elastase sinaliza quatro resíduos comuns), e RESISTENTE é uma previsão de baixa carga de motivos, não uma medida de estabilidade no intestino médio.</w:t>
       </w:r>
     </w:p>
+    <w:p>
+      <w:pPr>
+        <w:pStyle w:val="BodyText"/>
+      </w:pPr>
+      <w:r>
+        <w:rPr>
+          <w:i/>
+          <w:iCs/>
+        </w:rPr>
+        <w:t xml:space="preserve">Relação com trabalhos anteriores com peptídeos.</w:t>
+      </w:r>
+      <w:r>
+        <w:t xml:space="preserve"> </w:t>
+      </w:r>
+      <w:r>
+        <w:t xml:space="preserve">Os candidatos têm o mesmo porte dos tripeptídeos GORE1 e GORE2 e dos tripeptídeos da alça Pin-II, de potência milimolar (de Almeida Barros et al., 2021; Saikhedkar et al., 2018), assim como os peptídeos da região pró do tripsinogênio (Ki de 0,78–1,80 mM contra enzimas de</w:t>
+      </w:r>
+      <w:r>
+        <w:t xml:space="preserve"> </w:t>
+      </w:r>
+      <w:r>
+        <w:rPr>
+          <w:i/>
+          <w:iCs/>
+        </w:rPr>
+        <w:t xml:space="preserve">A. gemmatalis</w:t>
+      </w:r>
+      <w:r>
+        <w:t xml:space="preserve"> </w:t>
+      </w:r>
+      <w:r>
+        <w:t xml:space="preserve">(Mariano et al., 2026)), e são mais curtos que o peptídeo de interface de 11 resíduos proposto para</w:t>
+      </w:r>
+      <w:r>
+        <w:t xml:space="preserve"> </w:t>
+      </w:r>
+      <w:r>
+        <w:rPr>
+          <w:i/>
+          <w:iCs/>
+        </w:rPr>
+        <w:t xml:space="preserve">S. frugiperda</w:t>
+      </w:r>
+      <w:r>
+        <w:t xml:space="preserve"> </w:t>
+      </w:r>
+      <w:r>
+        <w:t xml:space="preserve">(Severiche-Castro et al., 2026). O que este trabalho acrescenta é uma exigência explícita, baseada em regras, de não clivabilidade e uma escada de escores calibrada; não acrescenta evidência de afinidade maior. Como há Ki medido para o GORE2 e para peptídeos derivados de alças e da região pró (de Almeida Barros et al., 2021; Paulo et al., 2026; Mariano et al., 2026), o GORE2 é o controle positivo natural: um candidato só interessa se seu Ki, medido nas mesmas condições, ficar abaixo da faixa milimolar desses peptídeos ou se persistir por mais tempo em extrato de intestino médio.</w:t>
+      </w:r>
+    </w:p>
     <w:bookmarkEnd w:id="61"/>
     <w:bookmarkStart w:id="62" w:name="limitações"/>
     <w:p>
@@ -10385,7 +10397,7 @@
       <w:r>
         <w:drawing>
           <wp:inline>
-            <wp:extent cx="4679999" cy="1508611"/>
+            <wp:extent cx="4679999" cy="1819143"/>
             <wp:effectExtent b="0" l="0" r="0" t="0"/>
             <wp:docPr descr="Figura S2. Propriedades das 22.066 sequências desenhadas por classe da triagem por escore de motivos. (A) Distribuição de comprimento. (B) Porcentagem de sequências com lisina ou arginina, e com lisina ou arginina no proxy geométrico de P1. (C) Composição de aminoácidos das classes semelhantes a resistentes e susceptíveis." title="" id="78" name="Picture"/>
             <a:graphic>
@@ -10406,7 +10418,7 @@
                   <pic:spPr bwMode="auto">
                     <a:xfrm>
                       <a:off x="0" y="0"/>
-                      <a:ext cx="4679999" cy="1508611"/>
+                      <a:ext cx="4679999" cy="1819143"/>
                     </a:xfrm>
                     <a:prstGeom prst="rect">
                       <a:avLst/>
@@ -10726,7 +10738,7 @@
       <w:r>
         <w:drawing>
           <wp:inline>
-            <wp:extent cx="4679999" cy="3250672"/>
+            <wp:extent cx="4679999" cy="3419999"/>
             <wp:effectExtent b="0" l="0" r="0" t="0"/>
             <wp:docPr descr="Figura S7. Matriz de evidências e camadas (A, B, C) dos 48 candidatos finais, ordenados dentro de uma camada pela diferença pareada, pela confiança do Boltz-2 e pela ocupância de S1 (a ocupância não define a camada)." title="" id="93" name="Picture"/>
             <a:graphic>
@@ -10747,7 +10759,7 @@
                   <pic:spPr bwMode="auto">
                     <a:xfrm>
                       <a:off x="0" y="0"/>
-                      <a:ext cx="4679999" cy="3250672"/>
+                      <a:ext cx="4679999" cy="3419999"/>
                     </a:xfrm>
                     <a:prstGeom prst="rect">
                       <a:avLst/>
@@ -11686,7 +11698,7 @@
         <w:pStyle w:val="BodyText"/>
       </w:pPr>
       <w:r>
-        <w:t xml:space="preserve">de Almeida Barros R, Meriño-Cabrera Y, Severiche Castro JG, Rodrigues da Silva Júnior N, Schultz H, de Andrade RJ, et al. (2022). Inhibition constant and stability of tripeptide inhibitors of gut trypsin-like enzyme of the soybean pest Anticarsia gemmatalis. Archives of Insect Biochemistry and Physiology 110, e21887. doi: 10.1002/arch.21887</w:t>
+        <w:t xml:space="preserve">de Almeida Barros R, Meriño-Cabrera Y, Castro JS, da Silva Junior NR, de Oliveira JVA, Schultz H, et al. (2022a). Bovine pancreatic trypsin inhibitor and soybean Kunitz trypsin inhibitor: Differential effects on proteases and larval development of the soybean pest Anticarsia gemmatalis (Lepidoptera: Noctuidae). Pesticide Biochemistry and Physiology 187, 105188. doi: 10.1016/j.pestbp.2022.105188</w:t>
       </w:r>
     </w:p>
     <w:p>
@@ -11694,7 +11706,7 @@
         <w:pStyle w:val="BodyText"/>
       </w:pPr>
       <w:r>
-        <w:t xml:space="preserve">de Almeida Barros R, Meriño-Cabrera Y, Castro JS, da Silva Junior NR, de Oliveira JVA, Schultz H, et al. (2022). Bovine pancreatic trypsin inhibitor and soybean Kunitz trypsin inhibitor: Differential effects on proteases and larval development of the soybean pest Anticarsia gemmatalis (Lepidoptera: Noctuidae). Pesticide Biochemistry and Physiology 187, 105188. doi: 10.1016/j.pestbp.2022.105188</w:t>
+        <w:t xml:space="preserve">de Almeida Barros R, Meriño-Cabrera Y, Severiche Castro JG, Rodrigues da Silva Júnior N, Schultz H, de Andrade RJ, et al. (2022b). Inhibition constant and stability of tripeptide inhibitors of gut trypsin-like enzyme of the soybean pest Anticarsia gemmatalis. Archives of Insect Biochemistry and Physiology 110, e21887. doi: 10.1002/arch.21887</w:t>
       </w:r>
     </w:p>
     <w:p>
@@ -11814,6 +11826,14 @@
         <w:pStyle w:val="BodyText"/>
       </w:pPr>
       <w:r>
+        <w:t xml:space="preserve">Júnior NRDS, Santos EGDD, Paulo DGS, Meriño-Cabrera Y, Pinto IDPA, Summy MJ, et al. (2026). Integrated Transcriptomic and Physiological Analyses Reveal Disruption of Digestive Homeostasis Induced by Protease Inhibitors in Anticarsia gemmatalis Caterpillars. Archives of Insect Biochemistry and Physiology 123, e70223. doi: 10.1002/arch.70223</w:t>
+      </w:r>
+    </w:p>
+    <w:p>
+      <w:pPr>
+        <w:pStyle w:val="BodyText"/>
+      </w:pPr>
+      <w:r>
         <w:t xml:space="preserve">Karna N, Łęgowska A, Malicki S, Dębowski D, Golik P, Gitlin A, et al. (2015). Investigation of Serine-Proteinase-Catalyzed Peptide Splicing in Analogues of Sunflower Trypsin Inhibitor 1 (SFTI-1). ChemBioChem 16, 2036-2045. doi: 10.1002/cbic.201500296</w:t>
       </w:r>
     </w:p>
@@ -11894,7 +11914,7 @@
         <w:pStyle w:val="BodyText"/>
       </w:pPr>
       <w:r>
-        <w:t xml:space="preserve">Meriño-Cabrera Y, Severiche Castro JG, Rios Diez JD, Rodrigues Macedo ML, de Oliveira Mendes TA, Goreti de Almeida Oliveira M (2020). Rational design of mimetic peptides based on the interaction between Inga laurina inhibitor and trypsins for Spodoptera cosmioides pest control. Insect Biochemistry and Molecular Biology 122, 103390. doi: 10.1016/j.ibmb.2020.103390</w:t>
+        <w:t xml:space="preserve">Mariano GA, de Oliveira JVA, Andrade RJD, Paulo DGS, Cabrera YBM, Santos EGDD, et al. (2026). Trypsinogen Pro-Region as a Molecular Scaffold for the Design of Competitive Peptide Inhibitors of Trypsin-Like Proteases. Archives of Insect Biochemistry and Physiology 123, e70224. doi: 10.1002/arch.70224</w:t>
       </w:r>
     </w:p>
     <w:p>
@@ -11902,7 +11922,7 @@
         <w:pStyle w:val="BodyText"/>
       </w:pPr>
       <w:r>
-        <w:t xml:space="preserve">Meriño-Cabrera Y, de Oliveira Mendes TA, Castro JGS, Barbosa SL, Macedo MLR, de Almeida Oliveira MG (2020). Noncompetitive tight-binding inhibition of Anticarsia gemmatalis trypsins by Adenanthera pavonina protease inhibitor affects larvae survival. Archives of Insect Biochemistry and Physiology 104, e21687. doi: 10.1002/arch.21687</w:t>
+        <w:t xml:space="preserve">Meriño-Cabrera Y, de Oliveira Mendes TA, Castro JGS, Barbosa SL, Macedo MLR, de Almeida Oliveira MG (2020a). Noncompetitive tight-binding inhibition of Anticarsia gemmatalis trypsins by Adenanthera pavonina protease inhibitor affects larvae survival. Archives of Insect Biochemistry and Physiology 104, e21687. doi: 10.1002/arch.21687</w:t>
       </w:r>
     </w:p>
     <w:p>
@@ -11910,6 +11930,14 @@
         <w:pStyle w:val="BodyText"/>
       </w:pPr>
       <w:r>
+        <w:t xml:space="preserve">Meriño-Cabrera Y, Severiche Castro JG, Rios Diez JD, Rodrigues Macedo ML, de Oliveira Mendes TA, Goreti de Almeida Oliveira M (2020b). Rational design of mimetic peptides based on the interaction between Inga laurina inhibitor and trypsins for Spodoptera cosmioides pest control. Insect Biochemistry and Molecular Biology 122, 103390. doi: 10.1016/j.ibmb.2020.103390</w:t>
+      </w:r>
+    </w:p>
+    <w:p>
+      <w:pPr>
+        <w:pStyle w:val="BodyText"/>
+      </w:pPr>
+      <w:r>
         <w:t xml:space="preserve">Meriño-Cabrera Y, Castro JS, de Almeida Barros R, da Silva Junior NR, de Oliveira Ramos H, de Almeida Oliveira MG (2022). Arginine-containing dipeptides decrease affinity of gut trypsins and compromise soybean pest development. Pesticide Biochemistry and Physiology 184, 105107. doi: 10.1016/j.pestbp.2022.105107</w:t>
       </w:r>
     </w:p>
@@ -12238,7 +12266,7 @@
         <w:pStyle w:val="BodyText"/>
       </w:pPr>
       <w:r>
-        <w:t xml:space="preserve">Yang Y, Zhu YC, Ottea J, Husseneder C, Leonard BR, Abel C, et al. (2012). Characterization and transcriptional analyses of cDNAs encoding three trypsin- and chymotrypsin-like proteinases in Cry1Ab-susceptible and Cry1Ab-resistant strains of sugarcane borer, Diatraea saccharalis. Insect Science 20, 485-496. doi: 10.1111/j.1744-7917.2012.01514.x</w:t>
+        <w:t xml:space="preserve">Yang Y, Zhu YC, Ottea J, Husseneder C, Leonard BR, Abel C, et al. (2013). Characterization and transcriptional analyses of cDNAs encoding three trypsin- and chymotrypsin-like proteinases in Cry1Ab-susceptible and Cry1Ab-resistant strains of sugarcane borer, Diatraea saccharalis. Insect Science 20, 485-496. doi: 10.1111/j.1744-7917.2012.01514.x</w:t>
       </w:r>
     </w:p>
     <w:p>
@@ -12246,7 +12274,7 @@
         <w:pStyle w:val="BodyText"/>
       </w:pPr>
       <w:r>
-        <w:t xml:space="preserve">Zhan Q, Zheng S, Feng Q, Liu L (2010). A midgut-specific chymotrypsin cDNA (Slctlp1) from Spodoptera litura: cloning, characterization, localization and expression analysis. Archives of Insect Biochemistry and Physiology 76, 130-143. doi: 10.1002/arch.20353</w:t>
+        <w:t xml:space="preserve">Zhan Q, Zheng S, Feng Q, Liu L (2011). A midgut-specific chymotrypsin cDNA (Slctlp1) from Spodoptera litura: cloning, characterization, localization and expression analysis. Archives of Insect Biochemistry and Physiology 76, 130-143. doi: 10.1002/arch.20353</w:t>
       </w:r>
     </w:p>
     <w:p>

--- a/manuscript/Manuscrito_PT_leitura.docx
+++ b/manuscript/Manuscrito_PT_leitura.docx
@@ -342,22 +342,22 @@
               <w:rPr>
                 <w:sz w:val="18"/>
               </w:rPr>
-              <w:t xml:space="preserve">7,665 palavras no original em inglês (corpo sem tabelas, títulos e legendas; cada citação contada como uma palavra); tradução: 8,370</w:t>
-            </w:r>
-          </w:p>
-        </w:tc>
-        <w:tc>
-          <w:tcPr/>
-          <w:p>
-            <w:pPr>
-              <w:pStyle w:val="Compact"/>
-              <w:spacing w:line="240" w:lineRule="auto"/>
-            </w:pPr>
-            <w:r>
-              <w:rPr>
-                <w:sz w:val="18"/>
-              </w:rPr>
-              <w:t xml:space="preserve">OK (margem de 4,335 palavras)</w:t>
+              <w:t xml:space="preserve">8,079 palavras no original em inglês (corpo sem tabelas, títulos e legendas; cada citação contada como uma palavra); tradução: 8,807</w:t>
+            </w:r>
+          </w:p>
+        </w:tc>
+        <w:tc>
+          <w:tcPr/>
+          <w:p>
+            <w:pPr>
+              <w:pStyle w:val="Compact"/>
+              <w:spacing w:line="240" w:lineRule="auto"/>
+            </w:pPr>
+            <w:r>
+              <w:rPr>
+                <w:sz w:val="18"/>
+              </w:rPr>
+              <w:t xml:space="preserve">OK (margem de 3,921 palavras)</w:t>
             </w:r>
           </w:p>
         </w:tc>
@@ -2174,7 +2174,7 @@
     </w:p>
     <w:bookmarkEnd w:id="12"/>
     <w:bookmarkEnd w:id="13"/>
-    <w:bookmarkStart w:id="103" w:name="X23591a77a83980075fb05aa903afeec2d1a80f4"/>
+    <w:bookmarkStart w:id="106" w:name="X23591a77a83980075fb05aa903afeec2d1a80f4"/>
     <w:p>
       <w:pPr>
         <w:pStyle w:val="Heading1"/>
@@ -3468,7 +3468,7 @@
         <w:t xml:space="preserve"> </w:t>
       </w:r>
       <w:r>
-        <w:t xml:space="preserve">Na segunda metade de cada execução, para cada ligação peptídica (incluindo a de fechamento; excluído o carboxilato C-terminal) medimos a distância do Oγ da Ser195 ao C da carbonila, o ângulo Oγ···C=O e a distância do O da carbonila ao N do esqueleto da Gly193 e da Ser195 (buraco do oxiânion). Uma conformação quase de ataque exigiu &lt; 3,5 Å, 90–125° e &lt; 3,5 Å; os limiares foram escolhidos para esta análise e não calibrados com um substrato conhecido (</w:t>
+        <w:t xml:space="preserve">Na segunda metade de cada execução, para cada ligação peptídica (incluindo a de fechamento; excluído o carboxilato C-terminal) medimos a distância do Oγ da Ser195 ao C da carbonila, o ângulo Oγ···C=O e a distância do O da carbonila ao N do esqueleto da Gly193 e da Ser195 (buraco do oxiânion). Uma conformação quase de ataque exigiu &lt; 3,5 Å, 90–125° e &lt; 3,5 Å (</w:t>
       </w:r>
       <w:r>
         <w:rPr>
@@ -3477,7 +3477,7 @@
         <w:t xml:space="preserve">scripts/scissile_geometry.py</w:t>
       </w:r>
       <w:r>
-        <w:t xml:space="preserve">).</w:t>
+        <w:t xml:space="preserve">). Os limiares foram escolhidos para esta análise; aqui eles são calibrados não contra um substrato conhecido, mas contra um controle interno — as sequências embaralhadas da Seção 3.5, que põem um resíduo básico na S1 sem a prolina seguinte, no protocolo idêntico.</w:t>
       </w:r>
     </w:p>
     <w:bookmarkEnd w:id="25"/>
@@ -8539,7 +8539,46 @@
         <w:pStyle w:val="BodyText"/>
       </w:pPr>
       <w:r>
-        <w:t xml:space="preserve">Lisina ou arginina seguida de prolina é só uma barreira estatística para a tripsina: a clivagem antes de prolina é observada em grandes conjuntos de espectros de peptídeos (Rodriguez et al., 2008) e é mais lenta, não ausente, ao lado de prolina ou de resíduos carregados (Pan et al., 2014). Inibidores que se ligam como substratos também são clivados no sítio reativo, em uma extensão dada pelo equilíbrio entre a forma intacta e a clivada (Song e Markley, 2003), e a tripsina pode tanto clivar quanto refazer a ligação Lys–Ser do sítio reativo de análogos do SFTI-1 (Karna et al., 2015). As simulações, portanto, não podem mostrar que um peptídeo resiste à proteólise, mas podem mostrar se a serina catalítica está posicionada para atacar a ligação K/R–Pro. Nas 20 execuções dos cinco peptídeos analisados (GGKPGEP, NGGRPDAP, PISQIDSGSR, GGHSE e GQNDS, com as repetições nos dois pH), uma conformação quase de ataque de qualquer ligação apareceu em uma única execução (1,6% dos quadros da segunda metade, na ligação Gly3–Arg4 do NGGRPDAP). A distância mediana do Oγ da Ser195 ao carbono da ligação K/R–Pro foi de 5,3–5,4 Å (mínimo 3,8–4,2 Å) para o GGKPGEP em pH 10,0 e 6,7–7,6 Å em pH 8,2, 4,7–5,0 Å (mínimo 4,2–4,4 Å) para o NGGRPDAP em pH 10,0 e 4,7–5,5 Å em pH 8,2, e 9,2–9,5 Å para a ligação Arg10–Pro1 do PISQIDSGSR. Na maioria das execuções a carbonila mais próxima da serina foi a que antecede a âncora (Gly2–Lys3 no GGKPGEP, Gly3–Arg4 no NGGRPDAP, a menos de 4 Å em 19–88% dos quadros do NGGRPDAP e em no máximo 23% dos do GGKPGEP), uma ligação glicina–resíduo básico que não é sítio de tripsina, o que sugere que o registro do peptídeo está deslocado de um resíduo em relação a um substrato canônico. Peptídeos tão curtos e ricos em glicina provavelmente são móveis, e em simulações de QM/MM do SFTI-1 e de análogos a taxa de hidrólise aumentou com a mobilidade do inibidor, ao passo que a cadeia cíclica e as ligações de hidrogênio intramoleculares a reduziram (Wei et al., 2019). Isso é uma propriedade de simulações clássicas de 10 ns que partem de uma pose predita; não mede catálise e não tem linha de base de um substrato conhecido, de modo que não estabelece resistência, e um ensaio de estabilidade com tripsina e extrato do intestino médio das lagartas é o teste que a estabeleceria.</w:t>
+        <w:t xml:space="preserve">Lisina ou arginina seguida de prolina é só uma barreira estatística para a tripsina: a clivagem antes de prolina é observada em grandes conjuntos de espectros de peptídeos (Rodriguez et al., 2008) e é mais lenta, não ausente, ao lado de prolina ou de resíduos carregados (Pan et al., 2014). Inibidores que se ligam como substratos também são clivados no sítio reativo, em uma extensão dada pelo equilíbrio entre a forma intacta e a clivada (Song e Markley, 2003), e a tripsina pode tanto clivar quanto refazer a ligação Lys–Ser do sítio reativo de análogos do SFTI-1 (Karna et al., 2015). As simulações, portanto, não podem mostrar que um peptídeo resiste à proteólise, mas podem mostrar se a serina catalítica está posicionada para atacar a ligação K/R–Pro. Nas 20 execuções dos cinco peptídeos analisados (GGKPGEP, NGGRPDAP, PISQIDSGSR, GGHSE e GQNDS, com as repetições nos dois pH), uma conformação quase de ataque de qualquer ligação apareceu em uma única execução (1,6% dos quadros da segunda metade, na ligação Gly3–Arg4 do NGGRPDAP). A distância mediana do Oγ da Ser195 ao carbono da ligação K/R–Pro foi de 5,3–5,4 Å (mínimo 3,8–4,2 Å) para o GGKPGEP em pH 10,0 e 6,7–7,6 Å em pH 8,2, 4,7–5,0 Å (mínimo 4,2–4,4 Å) para o NGGRPDAP em pH 10,0 e 4,7–5,5 Å em pH 8,2, e 9,2–9,5 Å para a ligação Arg10–Pro1 do PISQIDSGSR. Na maioria das execuções a carbonila mais próxima da serina foi a que antecede a âncora (Gly2–Lys3 no GGKPGEP, Gly3–Arg4 no NGGRPDAP, a menos de 4 Å em 19–88% dos quadros do NGGRPDAP e em no máximo 23% dos do GGKPGEP), uma ligação glicina–resíduo básico que não é sítio de tripsina, o que sugere que o registro do peptídeo está deslocado de um resíduo em relação a um substrato canônico. Peptídeos tão curtos e ricos em glicina provavelmente são móveis, e em simulações de QM/MM do SFTI-1 e de análogos a taxa de hidrólise aumentou com a mobilidade do inibidor, ao passo que a cadeia cíclica e as ligações de hidrogênio intramoleculares a reduziram (Wei et al., 2019). Isso é uma propriedade de simulações clássicas de 10 ns que partem de uma pose predita e não mede catálise.</w:t>
+      </w:r>
+    </w:p>
+    <w:p>
+      <w:pPr>
+        <w:pStyle w:val="BodyText"/>
+      </w:pPr>
+      <w:r>
+        <w:rPr>
+          <w:i/>
+          <w:iCs/>
+        </w:rPr>
+        <w:t xml:space="preserve">Uma linha de base interna para a prolina protetora.</w:t>
+      </w:r>
+      <w:r>
+        <w:t xml:space="preserve"> </w:t>
+      </w:r>
+      <w:r>
+        <w:t xml:space="preserve">A pergunta que esses números precisam responder é se uma lisina ou arginina interna é clivada, e um dos controles embaralhados da Seção 3.5 fornece a linha de base. O PGRGDANP tem a composição do NGGRPDAP e foi simulado com o mesmo receptor de</w:t>
+      </w:r>
+      <w:r>
+        <w:t xml:space="preserve"> </w:t>
+      </w:r>
+      <w:r>
+        <w:rPr>
+          <w:i/>
+          <w:iCs/>
+        </w:rPr>
+        <w:t xml:space="preserve">A. gemmatalis</w:t>
+      </w:r>
+      <w:r>
+        <w:t xml:space="preserve">, o mesmo campo de força e o mesmo protocolo em pH 10,0; seu Arg3 foi a âncora, a 2,73 Å do carboxilato do Asp189 tanto na janela inicial quanto na final, com ocupância de S1 de 1,00 — a mesma profundidade e a mesma exposição do Arg4 do NGGRPDAP (2,78 e 2,74 Å, ocupância 1,00). Os dois diferem no resíduo que segue o básico: glicina no controle, prolina no candidato. No controle, a ligação Arg3–Gly4 teve distância mediana do Oγ da Ser195 ao carbono de 3,68 Å (mínimo 3,03 Å), ficou a menos de 4 Å em 75,7% dos quadros da segunda metade e atingiu conformação quase de ataque em 8,0% deles. Nas nove execuções que carregam um sítio protegido por prolina — quatro do NGGRPDAP, quatro do GGKPGEP e uma do GGEKPPG, o controle embaralhado do GGKPGEP, em que a lisina também cai antes de uma prolina —, a fração quase de ataque foi de 0,0% sem exceção, e a ligação cindível só chegou a menos de 4 Å em 0,8% dos quadros de uma execução do GGKPGEP (Figura S11). A análise, portanto, registra a geometria de ataque quando o sítio de tripsina está exposto e não registra nenhuma quando há uma prolina em seguida, com a ocupância de S1 pareada.</w:t>
+      </w:r>
+    </w:p>
+    <w:p>
+      <w:pPr>
+        <w:pStyle w:val="BodyText"/>
+      </w:pPr>
+      <w:r>
+        <w:t xml:space="preserve">Esses controles foram simulados para outra pergunta — se a ocupância de S1 separa sequência de pose inicial —, que não responderam (Seção 3.5); a distância inicial pareada que os tornou inúteis lá é o que os torna uma linha de base válida aqui. A comparação se apoia em um sítio exposto, uma execução e um pH; uma fração quase de ataque não é uma taxa; e o critério é geométrico, não codifica especificidade, e é por isso que a ligação que mais se aproxima da serina nos peptídeos protegidos, a ligação glicina–resíduo básico que antecede a âncora, não é risco de clivagem para uma enzima que exige lisina ou arginina em P1. O resultado também nada diz sobre exopeptidases: o critério duro avalia o resíduo C-terminal, mas não a aminopeptidase N, que processa um N-terminal livre qualquer que seja a sequência interna; vale, portanto, sem ressalva para o macrociclo e, no peptídeo linear, só para as ligações internas. Um ensaio de estabilidade com tripsina e extrato do intestino médio das lagartas continua sendo o teste decisivo.</w:t>
       </w:r>
     </w:p>
     <w:p>
@@ -10309,11 +10348,11 @@
         <w:pStyle w:val="FirstParagraph"/>
       </w:pPr>
       <w:r>
-        <w:t xml:space="preserve">As Figuras S1–S10 e a Tabela S1 (legendas e tabela abaixo) são fornecidas como material suplementar.</w:t>
+        <w:t xml:space="preserve">As Figuras S1–S11 e a Tabela S1 (legendas e tabela abaixo) são fornecidas como material suplementar.</w:t>
       </w:r>
     </w:p>
     <w:bookmarkEnd w:id="73"/>
-    <w:bookmarkStart w:id="101" w:name="figuras-suplementares"/>
+    <w:bookmarkStart w:id="104" w:name="figuras-suplementares"/>
     <w:p>
       <w:pPr>
         <w:pStyle w:val="Heading2"/>
@@ -10925,11 +10964,55 @@
     </w:p>
     <w:p>
       <w:pPr>
-        <w:pStyle w:val="BodyText"/>
-      </w:pPr>
-      <w:r>
-        <w:t xml:space="preserve">![</w:t>
-      </w:r>
+        <w:pStyle w:val="CaptionedFigure"/>
+      </w:pPr>
+      <w:r>
+        <w:drawing>
+          <wp:inline>
+            <wp:extent cx="4679999" cy="1689204"/>
+            <wp:effectExtent b="0" l="0" r="0" t="0"/>
+            <wp:docPr descr="Figura S10. MM-GBSA e PRODIGY nas trajetórias das 48 simulações de pH 10,0 (segunda metade; ΔG sem entropia). (A) ΔG do MM-GBSA contra o comprimento do peptídeo. (B) ΔG do MM-GBSA contra a distância final âncora–Asp189. (C) ΔG do PRODIGY em 30 quadros contra o ΔG do MM-GBSA. ρ: correlação de Spearman." title="" id="102" name="Picture"/>
+            <a:graphic>
+              <a:graphicData uri="http://schemas.openxmlformats.org/drawingml/2006/picture">
+                <pic:pic>
+                  <pic:nvPicPr>
+                    <pic:cNvPr descr="figures/final/FigureS10_energy_trajectories.png" id="103" name="Picture"/>
+                    <pic:cNvPicPr>
+                      <a:picLocks noChangeArrowheads="1" noChangeAspect="1"/>
+                    </pic:cNvPicPr>
+                  </pic:nvPicPr>
+                  <pic:blipFill>
+                    <a:blip r:embed="rId101"/>
+                    <a:stretch>
+                      <a:fillRect/>
+                    </a:stretch>
+                  </pic:blipFill>
+                  <pic:spPr bwMode="auto">
+                    <a:xfrm>
+                      <a:off x="0" y="0"/>
+                      <a:ext cx="4679999" cy="1689204"/>
+                    </a:xfrm>
+                    <a:prstGeom prst="rect">
+                      <a:avLst/>
+                    </a:prstGeom>
+                    <a:noFill/>
+                    <a:ln w="9525">
+                      <a:noFill/>
+                      <a:headEnd/>
+                      <a:tailEnd/>
+                    </a:ln>
+                  </pic:spPr>
+                </pic:pic>
+              </a:graphicData>
+            </a:graphic>
+          </wp:inline>
+        </w:drawing>
+      </w:r>
+    </w:p>
+    <w:p>
+      <w:pPr>
+        <w:pStyle w:val="ImageCaption"/>
+      </w:pPr>
       <w:r>
         <w:rPr>
           <w:b/>
@@ -10944,686 +11027,30 @@
         <w:t xml:space="preserve">MM-GBSA e PRODIGY nas trajetórias das 48 simulações de pH 10,0 (segunda metade; ΔG sem entropia). (A) ΔG do MM-GBSA contra o comprimento do peptídeo. (B) ΔG do MM-GBSA contra a distância final âncora–Asp189. (C) ΔG do PRODIGY em 30 quadros contra o ΔG do MM-GBSA. ρ: correlação de Spearman.</w:t>
       </w:r>
     </w:p>
+    <w:bookmarkEnd w:id="104"/>
+    <w:bookmarkStart w:id="105" w:name="referências"/>
+    <w:p>
+      <w:pPr>
+        <w:pStyle w:val="Heading2"/>
+      </w:pPr>
+      <w:r>
+        <w:t xml:space="preserve">Referências</w:t>
+      </w:r>
+    </w:p>
+    <w:p>
+      <w:pPr>
+        <w:pStyle w:val="FirstParagraph"/>
+      </w:pPr>
+      <w:r>
+        <w:t xml:space="preserve">Abraham MJ, Murtola T, Schulz R, Páll S, Smith JC, Hess B, et al. (2015). GROMACS: High performance molecular simulations through multi-level parallelism from laptops to supercomputers. SoftwareX 1-2, 19-25. doi: 10.1016/j.softx.2015.06.001</w:t>
+      </w:r>
+    </w:p>
     <w:p>
       <w:pPr>
         <w:pStyle w:val="BodyText"/>
       </w:pPr>
       <w:r>
-        <w:rPr>
-          <w:b/>
-          <w:bCs/>
-        </w:rPr>
-        <w:t xml:space="preserve">Tabela S1.</w:t>
-      </w:r>
-      <w:r>
-        <w:t xml:space="preserve"> </w:t>
-      </w:r>
-      <w:r>
-        <w:t xml:space="preserve">Subsítios de referência (resíduos da tripsina bovina a até 4,5 Å do resíduo do inibidor em cada posição).</w:t>
-      </w:r>
-    </w:p>
-    <w:tbl>
-      <w:tblPr>
-        <w:tblW w:type="pct" w:w="5000"/>
-        <w:tblLayout w:type="fixed"/>
-        <w:tblLook w:firstRow="1" w:lastRow="0" w:firstColumn="0" w:lastColumn="0" w:noHBand="0" w:noVBand="0" w:val="0020"/>
-        <w:tblBorders>
-          <w:top w:val="single" w:sz="4" w:color="808080"/>
-          <w:left w:val="single" w:sz="4" w:color="808080"/>
-          <w:bottom w:val="single" w:sz="4" w:color="808080"/>
-          <w:right w:val="single" w:sz="4" w:color="808080"/>
-          <w:insideH w:val="single" w:sz="4" w:color="808080"/>
-          <w:insideV w:val="single" w:sz="4" w:color="808080"/>
-        </w:tblBorders>
-      </w:tblPr>
-      <w:tblGrid>
-        <w:gridCol w:w="1584"/>
-        <w:gridCol w:w="1584"/>
-        <w:gridCol w:w="1584"/>
-        <w:gridCol w:w="1584"/>
-        <w:gridCol w:w="1584"/>
-      </w:tblGrid>
-      <w:tr>
-        <w:trPr>
-          <w:tblHeader w:val="on"/>
-        </w:trPr>
-        <w:tc>
-          <w:tcPr/>
-          <w:p>
-            <w:pPr>
-              <w:pStyle w:val="Compact"/>
-              <w:spacing w:line="240" w:lineRule="auto"/>
-            </w:pPr>
-            <w:r>
-              <w:rPr>
-                <w:b/>
-                <w:sz w:val="18"/>
-              </w:rPr>
-              <w:t xml:space="preserve">Subsítio</w:t>
-            </w:r>
-          </w:p>
-        </w:tc>
-        <w:tc>
-          <w:tcPr/>
-          <w:p>
-            <w:pPr>
-              <w:pStyle w:val="Compact"/>
-              <w:spacing w:line="240" w:lineRule="auto"/>
-            </w:pPr>
-            <w:r>
-              <w:rPr>
-                <w:b/>
-                <w:sz w:val="18"/>
-              </w:rPr>
-              <w:t xml:space="preserve">Resíduo do BPTI</w:t>
-            </w:r>
-          </w:p>
-        </w:tc>
-        <w:tc>
-          <w:tcPr/>
-          <w:p>
-            <w:pPr>
-              <w:pStyle w:val="Compact"/>
-              <w:spacing w:line="240" w:lineRule="auto"/>
-            </w:pPr>
-            <w:r>
-              <w:rPr>
-                <w:b/>
-                <w:sz w:val="18"/>
-              </w:rPr>
-              <w:t xml:space="preserve">Contatos da tripsina (2PTC)</w:t>
-            </w:r>
-          </w:p>
-        </w:tc>
-        <w:tc>
-          <w:tcPr/>
-          <w:p>
-            <w:pPr>
-              <w:pStyle w:val="Compact"/>
-              <w:spacing w:line="240" w:lineRule="auto"/>
-            </w:pPr>
-            <w:r>
-              <w:rPr>
-                <w:b/>
-                <w:sz w:val="18"/>
-              </w:rPr>
-              <w:t xml:space="preserve">Resíduo do SFTI-1</w:t>
-            </w:r>
-          </w:p>
-        </w:tc>
-        <w:tc>
-          <w:tcPr/>
-          <w:p>
-            <w:pPr>
-              <w:pStyle w:val="Compact"/>
-              <w:spacing w:line="240" w:lineRule="auto"/>
-            </w:pPr>
-            <w:r>
-              <w:rPr>
-                <w:b/>
-                <w:sz w:val="18"/>
-              </w:rPr>
-              <w:t xml:space="preserve">Contatos da tripsina (1SFI)</w:t>
-            </w:r>
-          </w:p>
-        </w:tc>
-      </w:tr>
-      <w:tr>
-        <w:tc>
-          <w:tcPr/>
-          <w:p>
-            <w:pPr>
-              <w:pStyle w:val="Compact"/>
-              <w:spacing w:line="240" w:lineRule="auto"/>
-            </w:pPr>
-            <w:r>
-              <w:rPr>
-                <w:sz w:val="18"/>
-              </w:rPr>
-              <w:t xml:space="preserve">S4</w:t>
-            </w:r>
-          </w:p>
-        </w:tc>
-        <w:tc>
-          <w:tcPr/>
-          <w:p>
-            <w:pPr>
-              <w:pStyle w:val="Compact"/>
-              <w:spacing w:line="240" w:lineRule="auto"/>
-            </w:pPr>
-            <w:r>
-              <w:rPr>
-                <w:sz w:val="18"/>
-              </w:rPr>
-              <w:t xml:space="preserve">Gly12</w:t>
-            </w:r>
-          </w:p>
-        </w:tc>
-        <w:tc>
-          <w:tcPr/>
-          <w:p>
-            <w:pPr>
-              <w:pStyle w:val="Compact"/>
-              <w:spacing w:line="240" w:lineRule="auto"/>
-            </w:pPr>
-            <w:r>
-              <w:rPr>
-                <w:sz w:val="18"/>
-              </w:rPr>
-              <w:t xml:space="preserve">Gln192</w:t>
-            </w:r>
-          </w:p>
-        </w:tc>
-        <w:tc>
-          <w:tcPr/>
-          <w:p>
-            <w:pPr>
-              <w:pStyle w:val="Compact"/>
-              <w:spacing w:line="240" w:lineRule="auto"/>
-            </w:pPr>
-            <w:r>
-              <w:rPr>
-                <w:sz w:val="18"/>
-              </w:rPr>
-              <w:t xml:space="preserve">Arg2</w:t>
-            </w:r>
-          </w:p>
-        </w:tc>
-        <w:tc>
-          <w:tcPr/>
-          <w:p>
-            <w:pPr>
-              <w:pStyle w:val="Compact"/>
-              <w:spacing w:line="240" w:lineRule="auto"/>
-            </w:pPr>
-            <w:r>
-              <w:rPr>
-                <w:sz w:val="18"/>
-              </w:rPr>
-              <w:t xml:space="preserve">Asn97, Gln175, Gly216, Ser217, Trp215</w:t>
-            </w:r>
-          </w:p>
-        </w:tc>
-      </w:tr>
-      <w:tr>
-        <w:tc>
-          <w:tcPr/>
-          <w:p>
-            <w:pPr>
-              <w:pStyle w:val="Compact"/>
-              <w:spacing w:line="240" w:lineRule="auto"/>
-            </w:pPr>
-            <w:r>
-              <w:rPr>
-                <w:sz w:val="18"/>
-              </w:rPr>
-              <w:t xml:space="preserve">S3</w:t>
-            </w:r>
-          </w:p>
-        </w:tc>
-        <w:tc>
-          <w:tcPr/>
-          <w:p>
-            <w:pPr>
-              <w:pStyle w:val="Compact"/>
-              <w:spacing w:line="240" w:lineRule="auto"/>
-            </w:pPr>
-            <w:r>
-              <w:rPr>
-                <w:sz w:val="18"/>
-              </w:rPr>
-              <w:t xml:space="preserve">Pro13</w:t>
-            </w:r>
-          </w:p>
-        </w:tc>
-        <w:tc>
-          <w:tcPr/>
-          <w:p>
-            <w:pPr>
-              <w:pStyle w:val="Compact"/>
-              <w:spacing w:line="240" w:lineRule="auto"/>
-            </w:pPr>
-            <w:r>
-              <w:rPr>
-                <w:sz w:val="18"/>
-              </w:rPr>
-              <w:t xml:space="preserve">Gln192, Gly216, Trp215</w:t>
-            </w:r>
-          </w:p>
-        </w:tc>
-        <w:tc>
-          <w:tcPr/>
-          <w:p>
-            <w:pPr>
-              <w:pStyle w:val="Compact"/>
-              <w:spacing w:line="240" w:lineRule="auto"/>
-            </w:pPr>
-            <w:r>
-              <w:rPr>
-                <w:sz w:val="18"/>
-              </w:rPr>
-              <w:t xml:space="preserve">Cys3</w:t>
-            </w:r>
-          </w:p>
-        </w:tc>
-        <w:tc>
-          <w:tcPr/>
-          <w:p>
-            <w:pPr>
-              <w:pStyle w:val="Compact"/>
-              <w:spacing w:line="240" w:lineRule="auto"/>
-            </w:pPr>
-            <w:r>
-              <w:rPr>
-                <w:sz w:val="18"/>
-              </w:rPr>
-              <w:t xml:space="preserve">Gln192, Gly216, Trp215</w:t>
-            </w:r>
-          </w:p>
-        </w:tc>
-      </w:tr>
-      <w:tr>
-        <w:tc>
-          <w:tcPr/>
-          <w:p>
-            <w:pPr>
-              <w:pStyle w:val="Compact"/>
-              <w:spacing w:line="240" w:lineRule="auto"/>
-            </w:pPr>
-            <w:r>
-              <w:rPr>
-                <w:sz w:val="18"/>
-              </w:rPr>
-              <w:t xml:space="preserve">S2</w:t>
-            </w:r>
-          </w:p>
-        </w:tc>
-        <w:tc>
-          <w:tcPr/>
-          <w:p>
-            <w:pPr>
-              <w:pStyle w:val="Compact"/>
-              <w:spacing w:line="240" w:lineRule="auto"/>
-            </w:pPr>
-            <w:r>
-              <w:rPr>
-                <w:sz w:val="18"/>
-              </w:rPr>
-              <w:t xml:space="preserve">Cys14</w:t>
-            </w:r>
-          </w:p>
-        </w:tc>
-        <w:tc>
-          <w:tcPr/>
-          <w:p>
-            <w:pPr>
-              <w:pStyle w:val="Compact"/>
-              <w:spacing w:line="240" w:lineRule="auto"/>
-            </w:pPr>
-            <w:r>
-              <w:rPr>
-                <w:sz w:val="18"/>
-              </w:rPr>
-              <w:t xml:space="preserve">Gln192, His57, Leu99, Ser195, Ser214, Trp215</w:t>
-            </w:r>
-          </w:p>
-        </w:tc>
-        <w:tc>
-          <w:tcPr/>
-          <w:p>
-            <w:pPr>
-              <w:pStyle w:val="Compact"/>
-              <w:spacing w:line="240" w:lineRule="auto"/>
-            </w:pPr>
-            <w:r>
-              <w:rPr>
-                <w:sz w:val="18"/>
-              </w:rPr>
-              <w:t xml:space="preserve">Thr4</w:t>
-            </w:r>
-          </w:p>
-        </w:tc>
-        <w:tc>
-          <w:tcPr/>
-          <w:p>
-            <w:pPr>
-              <w:pStyle w:val="Compact"/>
-              <w:spacing w:line="240" w:lineRule="auto"/>
-            </w:pPr>
-            <w:r>
-              <w:rPr>
-                <w:sz w:val="18"/>
-              </w:rPr>
-              <w:t xml:space="preserve">Gln192, His57, Leu99, Ser195, Ser214, Trp215</w:t>
-            </w:r>
-          </w:p>
-        </w:tc>
-      </w:tr>
-      <w:tr>
-        <w:tc>
-          <w:tcPr/>
-          <w:p>
-            <w:pPr>
-              <w:pStyle w:val="Compact"/>
-              <w:spacing w:line="240" w:lineRule="auto"/>
-            </w:pPr>
-            <w:r>
-              <w:rPr>
-                <w:sz w:val="18"/>
-              </w:rPr>
-              <w:t xml:space="preserve">S1</w:t>
-            </w:r>
-          </w:p>
-        </w:tc>
-        <w:tc>
-          <w:tcPr/>
-          <w:p>
-            <w:pPr>
-              <w:pStyle w:val="Compact"/>
-              <w:spacing w:line="240" w:lineRule="auto"/>
-            </w:pPr>
-            <w:r>
-              <w:rPr>
-                <w:sz w:val="18"/>
-              </w:rPr>
-              <w:t xml:space="preserve">Lys15</w:t>
-            </w:r>
-          </w:p>
-        </w:tc>
-        <w:tc>
-          <w:tcPr/>
-          <w:p>
-            <w:pPr>
-              <w:pStyle w:val="Compact"/>
-              <w:spacing w:line="240" w:lineRule="auto"/>
-            </w:pPr>
-            <w:r>
-              <w:rPr>
-                <w:sz w:val="18"/>
-              </w:rPr>
-              <w:t xml:space="preserve">Asp189, Asp194, Cys191, Gln192, Gly193, Gly216, Gly219, Gly226, His57, Ser190, Ser195, Ser214, Trp215, Val213</w:t>
-            </w:r>
-          </w:p>
-        </w:tc>
-        <w:tc>
-          <w:tcPr/>
-          <w:p>
-            <w:pPr>
-              <w:pStyle w:val="Compact"/>
-              <w:spacing w:line="240" w:lineRule="auto"/>
-            </w:pPr>
-            <w:r>
-              <w:rPr>
-                <w:sz w:val="18"/>
-              </w:rPr>
-              <w:t xml:space="preserve">Lys5</w:t>
-            </w:r>
-          </w:p>
-        </w:tc>
-        <w:tc>
-          <w:tcPr/>
-          <w:p>
-            <w:pPr>
-              <w:pStyle w:val="Compact"/>
-              <w:spacing w:line="240" w:lineRule="auto"/>
-            </w:pPr>
-            <w:r>
-              <w:rPr>
-                <w:sz w:val="18"/>
-              </w:rPr>
-              <w:t xml:space="preserve">os mesmos 14 resíduos</w:t>
-            </w:r>
-          </w:p>
-        </w:tc>
-      </w:tr>
-      <w:tr>
-        <w:tc>
-          <w:tcPr/>
-          <w:p>
-            <w:pPr>
-              <w:pStyle w:val="Compact"/>
-              <w:spacing w:line="240" w:lineRule="auto"/>
-            </w:pPr>
-            <w:r>
-              <w:rPr>
-                <w:sz w:val="18"/>
-              </w:rPr>
-              <w:t xml:space="preserve">S1′</w:t>
-            </w:r>
-          </w:p>
-        </w:tc>
-        <w:tc>
-          <w:tcPr/>
-          <w:p>
-            <w:pPr>
-              <w:pStyle w:val="Compact"/>
-              <w:spacing w:line="240" w:lineRule="auto"/>
-            </w:pPr>
-            <w:r>
-              <w:rPr>
-                <w:sz w:val="18"/>
-              </w:rPr>
-              <w:t xml:space="preserve">Ala16</w:t>
-            </w:r>
-          </w:p>
-        </w:tc>
-        <w:tc>
-          <w:tcPr/>
-          <w:p>
-            <w:pPr>
-              <w:pStyle w:val="Compact"/>
-              <w:spacing w:line="240" w:lineRule="auto"/>
-            </w:pPr>
-            <w:r>
-              <w:rPr>
-                <w:sz w:val="18"/>
-              </w:rPr>
-              <w:t xml:space="preserve">Cys42, Gln192, Gly193, His57, Phe41, Ser195</w:t>
-            </w:r>
-          </w:p>
-        </w:tc>
-        <w:tc>
-          <w:tcPr/>
-          <w:p>
-            <w:pPr>
-              <w:pStyle w:val="Compact"/>
-              <w:spacing w:line="240" w:lineRule="auto"/>
-            </w:pPr>
-            <w:r>
-              <w:rPr>
-                <w:sz w:val="18"/>
-              </w:rPr>
-              <w:t xml:space="preserve">Ser6</w:t>
-            </w:r>
-          </w:p>
-        </w:tc>
-        <w:tc>
-          <w:tcPr/>
-          <w:p>
-            <w:pPr>
-              <w:pStyle w:val="Compact"/>
-              <w:spacing w:line="240" w:lineRule="auto"/>
-            </w:pPr>
-            <w:r>
-              <w:rPr>
-                <w:sz w:val="18"/>
-              </w:rPr>
-              <w:t xml:space="preserve">os mesmos 6 resíduos</w:t>
-            </w:r>
-          </w:p>
-        </w:tc>
-      </w:tr>
-      <w:tr>
-        <w:tc>
-          <w:tcPr/>
-          <w:p>
-            <w:pPr>
-              <w:pStyle w:val="Compact"/>
-              <w:spacing w:line="240" w:lineRule="auto"/>
-            </w:pPr>
-            <w:r>
-              <w:rPr>
-                <w:sz w:val="18"/>
-              </w:rPr>
-              <w:t xml:space="preserve">S2′</w:t>
-            </w:r>
-          </w:p>
-        </w:tc>
-        <w:tc>
-          <w:tcPr/>
-          <w:p>
-            <w:pPr>
-              <w:pStyle w:val="Compact"/>
-              <w:spacing w:line="240" w:lineRule="auto"/>
-            </w:pPr>
-            <w:r>
-              <w:rPr>
-                <w:sz w:val="18"/>
-              </w:rPr>
-              <w:t xml:space="preserve">Arg17</w:t>
-            </w:r>
-          </w:p>
-        </w:tc>
-        <w:tc>
-          <w:tcPr/>
-          <w:p>
-            <w:pPr>
-              <w:pStyle w:val="Compact"/>
-              <w:spacing w:line="240" w:lineRule="auto"/>
-            </w:pPr>
-            <w:r>
-              <w:rPr>
-                <w:sz w:val="18"/>
-              </w:rPr>
-              <w:t xml:space="preserve">Gln192, Gly193, His40, Phe41, Tyr151, Tyr39</w:t>
-            </w:r>
-          </w:p>
-        </w:tc>
-        <w:tc>
-          <w:tcPr/>
-          <w:p>
-            <w:pPr>
-              <w:pStyle w:val="Compact"/>
-              <w:spacing w:line="240" w:lineRule="auto"/>
-            </w:pPr>
-            <w:r>
-              <w:rPr>
-                <w:sz w:val="18"/>
-              </w:rPr>
-              <w:t xml:space="preserve">Ile7</w:t>
-            </w:r>
-          </w:p>
-        </w:tc>
-        <w:tc>
-          <w:tcPr/>
-          <w:p>
-            <w:pPr>
-              <w:pStyle w:val="Compact"/>
-              <w:spacing w:line="240" w:lineRule="auto"/>
-            </w:pPr>
-            <w:r>
-              <w:rPr>
-                <w:sz w:val="18"/>
-              </w:rPr>
-              <w:t xml:space="preserve">os mesmos 6 resíduos</w:t>
-            </w:r>
-          </w:p>
-        </w:tc>
-      </w:tr>
-      <w:tr>
-        <w:tc>
-          <w:tcPr/>
-          <w:p>
-            <w:pPr>
-              <w:pStyle w:val="Compact"/>
-              <w:spacing w:line="240" w:lineRule="auto"/>
-            </w:pPr>
-            <w:r>
-              <w:rPr>
-                <w:sz w:val="18"/>
-              </w:rPr>
-              <w:t xml:space="preserve">S3′</w:t>
-            </w:r>
-          </w:p>
-        </w:tc>
-        <w:tc>
-          <w:tcPr/>
-          <w:p>
-            <w:pPr>
-              <w:pStyle w:val="Compact"/>
-              <w:spacing w:line="240" w:lineRule="auto"/>
-            </w:pPr>
-            <w:r>
-              <w:rPr>
-                <w:sz w:val="18"/>
-              </w:rPr>
-              <w:t xml:space="preserve">Ile18</w:t>
-            </w:r>
-          </w:p>
-        </w:tc>
-        <w:tc>
-          <w:tcPr/>
-          <w:p>
-            <w:pPr>
-              <w:pStyle w:val="Compact"/>
-              <w:spacing w:line="240" w:lineRule="auto"/>
-            </w:pPr>
-            <w:r>
-              <w:rPr>
-                <w:sz w:val="18"/>
-              </w:rPr>
-              <w:t xml:space="preserve">His57, Phe41, Tyr39</w:t>
-            </w:r>
-          </w:p>
-        </w:tc>
-        <w:tc>
-          <w:tcPr/>
-          <w:p>
-            <w:pPr>
-              <w:pStyle w:val="Compact"/>
-              <w:spacing w:line="240" w:lineRule="auto"/>
-            </w:pPr>
-            <w:r>
-              <w:rPr>
-                <w:sz w:val="18"/>
-              </w:rPr>
-              <w:t xml:space="preserve">Pro8</w:t>
-            </w:r>
-          </w:p>
-        </w:tc>
-        <w:tc>
-          <w:tcPr/>
-          <w:p>
-            <w:pPr>
-              <w:pStyle w:val="Compact"/>
-              <w:spacing w:line="240" w:lineRule="auto"/>
-            </w:pPr>
-            <w:r>
-              <w:rPr>
-                <w:sz w:val="18"/>
-              </w:rPr>
-              <w:t xml:space="preserve">nenhum</w:t>
-            </w:r>
-          </w:p>
-        </w:tc>
-      </w:tr>
-    </w:tbl>
-    <w:bookmarkEnd w:id="101"/>
-    <w:bookmarkStart w:id="102" w:name="referências"/>
-    <w:p>
-      <w:pPr>
-        <w:pStyle w:val="Heading2"/>
-      </w:pPr>
-      <w:r>
-        <w:t xml:space="preserve">Referências</w:t>
-      </w:r>
-    </w:p>
-    <w:p>
-      <w:pPr>
-        <w:pStyle w:val="FirstParagraph"/>
-      </w:pPr>
-      <w:r>
-        <w:t xml:space="preserve">Abraham MJ, Murtola T, Schulz R, Páll S, Smith JC, Hess B, et al. (2015). GROMACS: High performance molecular simulations through multi-level parallelism from laptops to supercomputers. SoftwareX 1-2, 19-25. doi: 10.1016/j.softx.2015.06.001</w:t>
+        <w:t xml:space="preserve">Berman HM, Westbrook J, Feng Z, Gilliland G, Bhat TN, Weissig H, et al. (2000). The Protein Data Bank. Nucleic Acids Research 28, 235-242. doi: 10.1093/nar/28.1.235</w:t>
       </w:r>
     </w:p>
     <w:p>
@@ -11631,7 +11058,7 @@
         <w:pStyle w:val="BodyText"/>
       </w:pPr>
       <w:r>
-        <w:t xml:space="preserve">Berman HM, Westbrook J, Feng Z, Gilliland G, Bhat TN, Weissig H, et al. (2000). The Protein Data Bank. Nucleic Acids Research 28, 235-242. doi: 10.1093/nar/28.1.235</w:t>
+        <w:t xml:space="preserve">Brandsdal BO, Smalås AO, Åqvist J (2006). Free energy calculations show that acidic P1 variants undergo large pKa shifts upon binding to trypsin. Proteins: Structure, Function, and Bioinformatics 64, 740-748. doi: 10.1002/prot.20940</w:t>
       </w:r>
     </w:p>
     <w:p>
@@ -11639,7 +11066,7 @@
         <w:pStyle w:val="BodyText"/>
       </w:pPr>
       <w:r>
-        <w:t xml:space="preserve">Brandsdal BO, Smalås AO, Åqvist J (2006). Free energy calculations show that acidic P1 variants undergo large pKa shifts upon binding to trypsin. Proteins: Structure, Function, and Bioinformatics 64, 740-748. doi: 10.1002/prot.20940</w:t>
+        <w:t xml:space="preserve">Bussi G, Donadio D, Parrinello M (2007). Canonical sampling through velocity rescaling. The Journal of Chemical Physics 126, 014101. doi: 10.1063/1.2408420</w:t>
       </w:r>
     </w:p>
     <w:p>
@@ -11647,7 +11074,7 @@
         <w:pStyle w:val="BodyText"/>
       </w:pPr>
       <w:r>
-        <w:t xml:space="preserve">Bussi G, Donadio D, Parrinello M (2007). Canonical sampling through velocity rescaling. The Journal of Chemical Physics 126, 014101. doi: 10.1063/1.2408420</w:t>
+        <w:t xml:space="preserve">Carpane PD, Llebaria M, Nascimento AF, Vivan L (2022). Feeding injury of major lepidopteran soybean pests in South America. PLOS ONE 17, e0271084. doi: 10.1371/journal.pone.0271084</w:t>
       </w:r>
     </w:p>
     <w:p>
@@ -11655,7 +11082,7 @@
         <w:pStyle w:val="BodyText"/>
       </w:pPr>
       <w:r>
-        <w:t xml:space="preserve">Carpane PD, Llebaria M, Nascimento AF, Vivan L (2022). Feeding injury of major lepidopteran soybean pests in South America. PLOS ONE 17, e0271084. doi: 10.1371/journal.pone.0271084</w:t>
+        <w:t xml:space="preserve">Cock PJA, Antao T, Chang JT, Chapman BA, Cox CJ, Dalke A, et al. (2009). Biopython: freely available Python tools for computational molecular biology and bioinformatics. Bioinformatics 25, 1422-1423. doi: 10.1093/bioinformatics/btp163</w:t>
       </w:r>
     </w:p>
     <w:p>
@@ -11663,7 +11090,7 @@
         <w:pStyle w:val="BodyText"/>
       </w:pPr>
       <w:r>
-        <w:t xml:space="preserve">Cock PJA, Antao T, Chang JT, Chapman BA, Cox CJ, Dalke A, et al. (2009). Biopython: freely available Python tools for computational molecular biology and bioinformatics. Bioinformatics 25, 1422-1423. doi: 10.1093/bioinformatics/btp163</w:t>
+        <w:t xml:space="preserve">da Silva Júnior NR, Vital CE, de Almeida Barros R, Faustino VA, Monteiro LP, Barros E, et al. (2020). Intestinal proteolytic profile changes during larval development of Anticarsia gemmatalis caterpillars. Archives of Insect Biochemistry and Physiology 103, e21631. doi: 10.1002/arch.21631</w:t>
       </w:r>
     </w:p>
     <w:p>
@@ -11671,7 +11098,7 @@
         <w:pStyle w:val="BodyText"/>
       </w:pPr>
       <w:r>
-        <w:t xml:space="preserve">da Silva Júnior NR, Vital CE, de Almeida Barros R, Faustino VA, Monteiro LP, Barros E, et al. (2020). Intestinal proteolytic profile changes during larval development of Anticarsia gemmatalis caterpillars. Archives of Insect Biochemistry and Physiology 103, e21631. doi: 10.1002/arch.21631</w:t>
+        <w:t xml:space="preserve">Dauparas J, Anishchenko I, Bennett N, Bai H, Ragotte RJ, Milles LF, et al. (2022). Robust deep learning–based protein sequence design using ProteinMPNN. Science 378, 49-56. doi: 10.1126/science.add2187</w:t>
       </w:r>
     </w:p>
     <w:p>
@@ -11679,7 +11106,7 @@
         <w:pStyle w:val="BodyText"/>
       </w:pPr>
       <w:r>
-        <w:t xml:space="preserve">Dauparas J, Anishchenko I, Bennett N, Bai H, Ragotte RJ, Milles LF, et al. (2022). Robust deep learning–based protein sequence design using ProteinMPNN. Science 378, 49-56. doi: 10.1126/science.add2187</w:t>
+        <w:t xml:space="preserve">de Almeida Barros R, Meriño-Cabrera Y, Vital CE, da Silva Júnior NR, de Oliveira CN, Lessa Barbosa S, et al. (2021). Small peptides inhibit gut trypsin-like proteases and impair Anticarsia gemmatalis (Lepidoptera: Noctuidae) survival and development. Pest Management Science 77, 1714-1723. doi: 10.1002/ps.6191</w:t>
       </w:r>
     </w:p>
     <w:p>
@@ -11687,7 +11114,7 @@
         <w:pStyle w:val="BodyText"/>
       </w:pPr>
       <w:r>
-        <w:t xml:space="preserve">de Almeida Barros R, Meriño-Cabrera Y, Vital CE, da Silva Júnior NR, de Oliveira CN, Lessa Barbosa S, et al. (2021). Small peptides inhibit gut trypsin-like proteases and impair Anticarsia gemmatalis (Lepidoptera: Noctuidae) survival and development. Pest Management Science 77, 1714-1723. doi: 10.1002/ps.6191</w:t>
+        <w:t xml:space="preserve">de Almeida Barros R, Meriño-Cabrera Y, Castro JS, da Silva Junior NR, de Oliveira JVA, Schultz H, et al. (2022a). Bovine pancreatic trypsin inhibitor and soybean Kunitz trypsin inhibitor: Differential effects on proteases and larval development of the soybean pest Anticarsia gemmatalis (Lepidoptera: Noctuidae). Pesticide Biochemistry and Physiology 187, 105188. doi: 10.1016/j.pestbp.2022.105188</w:t>
       </w:r>
     </w:p>
     <w:p>
@@ -11695,7 +11122,7 @@
         <w:pStyle w:val="BodyText"/>
       </w:pPr>
       <w:r>
-        <w:t xml:space="preserve">de Almeida Barros R, Meriño-Cabrera Y, Castro JS, da Silva Junior NR, de Oliveira JVA, Schultz H, et al. (2022a). Bovine pancreatic trypsin inhibitor and soybean Kunitz trypsin inhibitor: Differential effects on proteases and larval development of the soybean pest Anticarsia gemmatalis (Lepidoptera: Noctuidae). Pesticide Biochemistry and Physiology 187, 105188. doi: 10.1016/j.pestbp.2022.105188</w:t>
+        <w:t xml:space="preserve">de Almeida Barros R, Meriño-Cabrera Y, Severiche Castro JG, Rodrigues da Silva Júnior N, Schultz H, de Andrade RJ, et al. (2022b). Inhibition constant and stability of tripeptide inhibitors of gut trypsin-like enzyme of the soybean pest Anticarsia gemmatalis. Archives of Insect Biochemistry and Physiology 110, e21887. doi: 10.1002/arch.21887</w:t>
       </w:r>
     </w:p>
     <w:p>
@@ -11703,7 +11130,7 @@
         <w:pStyle w:val="BodyText"/>
       </w:pPr>
       <w:r>
-        <w:t xml:space="preserve">de Almeida Barros R, Meriño-Cabrera Y, Severiche Castro JG, Rodrigues da Silva Júnior N, Schultz H, de Andrade RJ, et al. (2022b). Inhibition constant and stability of tripeptide inhibitors of gut trypsin-like enzyme of the soybean pest Anticarsia gemmatalis. Archives of Insect Biochemistry and Physiology 110, e21887. doi: 10.1002/arch.21887</w:t>
+        <w:t xml:space="preserve">Dolinsky TJ, Czodrowski P, Li H, Nielsen JE, Jensen JH, Klebe G, et al. (2007). PDB2PQR: expanding and upgrading automated preparation of biomolecular structures for molecular simulations. Nucleic Acids Research 35, W522-W525. doi: 10.1093/nar/gkm276</w:t>
       </w:r>
     </w:p>
     <w:p>
@@ -11711,7 +11138,7 @@
         <w:pStyle w:val="BodyText"/>
       </w:pPr>
       <w:r>
-        <w:t xml:space="preserve">Dolinsky TJ, Czodrowski P, Li H, Nielsen JE, Jensen JH, Klebe G, et al. (2007). PDB2PQR: expanding and upgrading automated preparation of biomolecular structures for molecular simulations. Nucleic Acids Research 35, W522-W525. doi: 10.1093/nar/gkm276</w:t>
+        <w:t xml:space="preserve">Dow JAT (1992). pH gradients in lepidopteran midgut. Journal of Experimental Biology 172, 355-375. doi: 10.1242/jeb.172.1.355</w:t>
       </w:r>
     </w:p>
     <w:p>
@@ -11719,7 +11146,7 @@
         <w:pStyle w:val="BodyText"/>
       </w:pPr>
       <w:r>
-        <w:t xml:space="preserve">Dow JAT (1992). pH gradients in lepidopteran midgut. Journal of Experimental Biology 172, 355-375. doi: 10.1242/jeb.172.1.355</w:t>
+        <w:t xml:space="preserve">Essmann U, Perera L, Berkowitz ML, Darden T, Lee H, Pedersen LG (1995). A smooth particle mesh Ewald method. The Journal of Chemical Physics 103, 8577-8593. doi: 10.1063/1.470117</w:t>
       </w:r>
     </w:p>
     <w:p>
@@ -11727,7 +11154,7 @@
         <w:pStyle w:val="BodyText"/>
       </w:pPr>
       <w:r>
-        <w:t xml:space="preserve">Essmann U, Perera L, Berkowitz ML, Darden T, Lee H, Pedersen LG (1995). A smooth particle mesh Ewald method. The Journal of Chemical Physics 103, 8577-8593. doi: 10.1063/1.470117</w:t>
+        <w:t xml:space="preserve">Gasteiger E, Hoogland C, Gattiker A, Duvaud S, Wilkins MR, Appel RD, et al. (2005). Protein Identification and Analysis Tools on the ExPASy Server. The Proteomics Protocols Handbook , 571-607. doi: 10.1385/1-59259-890-0:571</w:t>
       </w:r>
     </w:p>
     <w:p>
@@ -11735,7 +11162,7 @@
         <w:pStyle w:val="BodyText"/>
       </w:pPr>
       <w:r>
-        <w:t xml:space="preserve">Gasteiger E, Hoogland C, Gattiker A, Duvaud S, Wilkins MR, Appel RD, et al. (2005). Protein Identification and Analysis Tools on the ExPASy Server. The Proteomics Protocols Handbook , 571-607. doi: 10.1385/1-59259-890-0:571</w:t>
+        <w:t xml:space="preserve">Genheden S, Ryde U (2015). The MM/PBSA and MM/GBSA methods to estimate ligand-binding affinities. Expert Opinion on Drug Discovery 10, 449-461. doi: 10.1517/17460441.2015.1032936</w:t>
       </w:r>
     </w:p>
     <w:p>
@@ -11743,7 +11170,7 @@
         <w:pStyle w:val="BodyText"/>
       </w:pPr>
       <w:r>
-        <w:t xml:space="preserve">Genheden S, Ryde U (2015). The MM/PBSA and MM/GBSA methods to estimate ligand-binding affinities. Expert Opinion on Drug Discovery 10, 449-461. doi: 10.1517/17460441.2015.1032936</w:t>
+        <w:t xml:space="preserve">Gowers R, Linke M, Barnoud J, Reddy T, Melo M, Seyler S, et al. (2016). MDAnalysis: A Python Package for the Rapid Analysis of Molecular Dynamics Simulations. Proceedings of the Python in Science Conference , 98-105. doi: 10.25080/majora-629e541a-00e</w:t>
       </w:r>
     </w:p>
     <w:p>
@@ -11751,7 +11178,7 @@
         <w:pStyle w:val="BodyText"/>
       </w:pPr>
       <w:r>
-        <w:t xml:space="preserve">Gowers R, Linke M, Barnoud J, Reddy T, Melo M, Seyler S, et al. (2016). MDAnalysis: A Python Package for the Rapid Analysis of Molecular Dynamics Simulations. Proceedings of the Python in Science Conference , 98-105. doi: 10.25080/majora-629e541a-00e</w:t>
+        <w:t xml:space="preserve">Hedstrom L (2002). Serine Protease Mechanism and Specificity. Chemical Reviews 102, 4501-4524. doi: 10.1021/cr000033x</w:t>
       </w:r>
     </w:p>
     <w:p>
@@ -11759,7 +11186,7 @@
         <w:pStyle w:val="BodyText"/>
       </w:pPr>
       <w:r>
-        <w:t xml:space="preserve">Hedstrom L (2002). Serine Protease Mechanism and Specificity. Chemical Reviews 102, 4501-4524. doi: 10.1021/cr000033x</w:t>
+        <w:t xml:space="preserve">Helland R, Otlewski J, Sundheim O, Dadlez M, Smalås AO (1999). The crystal structures of the complexes between bovine β-trypsin and ten P1 variants of BPTI. Journal of Molecular Biology 287, 923-942. doi: 10.1006/jmbi.1999.2654</w:t>
       </w:r>
     </w:p>
     <w:p>
@@ -11767,7 +11194,7 @@
         <w:pStyle w:val="BodyText"/>
       </w:pPr>
       <w:r>
-        <w:t xml:space="preserve">Helland R, Otlewski J, Sundheim O, Dadlez M, Smalås AO (1999). The crystal structures of the complexes between bovine β-trypsin and ten P1 variants of BPTI. Journal of Molecular Biology 287, 923-942. doi: 10.1006/jmbi.1999.2654</w:t>
+        <w:t xml:space="preserve">Hou T, Wang J, Li Y, Wang W (2011). Assessing the Performance of the MM/PBSA and MM/GBSA Methods. 1. The Accuracy of Binding Free Energy Calculations Based on Molecular Dynamics Simulations. Journal of Chemical Information and Modeling 51, 69-82. doi: 10.1021/ci100275a</w:t>
       </w:r>
     </w:p>
     <w:p>
@@ -11775,7 +11202,7 @@
         <w:pStyle w:val="BodyText"/>
       </w:pPr>
       <w:r>
-        <w:t xml:space="preserve">Hou T, Wang J, Li Y, Wang W (2011). Assessing the Performance of the MM/PBSA and MM/GBSA Methods. 1. The Accuracy of Binding Free Energy Calculations Based on Molecular Dynamics Simulations. Journal of Chemical Information and Modeling 51, 69-82. doi: 10.1021/ci100275a</w:t>
+        <w:t xml:space="preserve">Huang J, MacKerell AD (2013). CHARMM36 all-atom additive protein force field: Validation based on comparison to NMR data. Journal of Computational Chemistry 34, 2135-2145. doi: 10.1002/jcc.23354</w:t>
       </w:r>
     </w:p>
     <w:p>
@@ -11783,7 +11210,7 @@
         <w:pStyle w:val="BodyText"/>
       </w:pPr>
       <w:r>
-        <w:t xml:space="preserve">Huang J, MacKerell AD (2013). CHARMM36 all-atom additive protein force field: Validation based on comparison to NMR data. Journal of Computational Chemistry 34, 2135-2145. doi: 10.1002/jcc.23354</w:t>
+        <w:t xml:space="preserve">Jongsma MA, Bakker PL, Peters J, Bosch D, Stiekema WJ (1995). Adaptation of Spodoptera exigua larvae to plant proteinase inhibitors by induction of gut proteinase activity insensitive to inhibition. Proceedings of the National Academy of Sciences 92, 8041-8045. doi: 10.1073/pnas.92.17.8041</w:t>
       </w:r>
     </w:p>
     <w:p>
@@ -11791,7 +11218,7 @@
         <w:pStyle w:val="BodyText"/>
       </w:pPr>
       <w:r>
-        <w:t xml:space="preserve">Jongsma MA, Bakker PL, Peters J, Bosch D, Stiekema WJ (1995). Adaptation of Spodoptera exigua larvae to plant proteinase inhibitors by induction of gut proteinase activity insensitive to inhibition. Proceedings of the National Academy of Sciences 92, 8041-8045. doi: 10.1073/pnas.92.17.8041</w:t>
+        <w:t xml:space="preserve">Jongsma MA, Bolter C (1997). The adaptation of insects to plant protease inhibitors. Journal of Insect Physiology 43, 885-895. doi: 10.1016/s0022-1910(97)00040-1</w:t>
       </w:r>
     </w:p>
     <w:p>
@@ -11799,7 +11226,7 @@
         <w:pStyle w:val="BodyText"/>
       </w:pPr>
       <w:r>
-        <w:t xml:space="preserve">Jongsma MA, Bolter C (1997). The adaptation of insects to plant protease inhibitors. Journal of Insect Physiology 43, 885-895. doi: 10.1016/s0022-1910(97)00040-1</w:t>
+        <w:t xml:space="preserve">Jorgensen WL, Chandrasekhar J, Madura JD, Impey RW, Klein ML (1983). Comparison of simple potential functions for simulating liquid water. The Journal of Chemical Physics 79, 926-935. doi: 10.1063/1.445869</w:t>
       </w:r>
     </w:p>
     <w:p>
@@ -11807,7 +11234,7 @@
         <w:pStyle w:val="BodyText"/>
       </w:pPr>
       <w:r>
-        <w:t xml:space="preserve">Jorgensen WL, Chandrasekhar J, Madura JD, Impey RW, Klein ML (1983). Comparison of simple potential functions for simulating liquid water. The Journal of Chemical Physics 79, 926-935. doi: 10.1063/1.445869</w:t>
+        <w:t xml:space="preserve">Jumper J, Evans R, Pritzel A, Green T, Figurnov M, Ronneberger O, et al. (2021). Highly accurate protein structure prediction with AlphaFold. Nature 596, 583-589. doi: 10.1038/s41586-021-03819-2</w:t>
       </w:r>
     </w:p>
     <w:p>
@@ -11815,7 +11242,7 @@
         <w:pStyle w:val="BodyText"/>
       </w:pPr>
       <w:r>
-        <w:t xml:space="preserve">Jumper J, Evans R, Pritzel A, Green T, Figurnov M, Ronneberger O, et al. (2021). Highly accurate protein structure prediction with AlphaFold. Nature 596, 583-589. doi: 10.1038/s41586-021-03819-2</w:t>
+        <w:t xml:space="preserve">Júnior NRDS, Santos EGDD, Paulo DGS, Meriño-Cabrera Y, Pinto IDPA, Summy MJ, et al. (2026). Integrated Transcriptomic and Physiological Analyses Reveal Disruption of Digestive Homeostasis Induced by Protease Inhibitors in Anticarsia gemmatalis Caterpillars. Archives of Insect Biochemistry and Physiology 123, e70223. doi: 10.1002/arch.70223</w:t>
       </w:r>
     </w:p>
     <w:p>
@@ -11823,7 +11250,7 @@
         <w:pStyle w:val="BodyText"/>
       </w:pPr>
       <w:r>
-        <w:t xml:space="preserve">Júnior NRDS, Santos EGDD, Paulo DGS, Meriño-Cabrera Y, Pinto IDPA, Summy MJ, et al. (2026). Integrated Transcriptomic and Physiological Analyses Reveal Disruption of Digestive Homeostasis Induced by Protease Inhibitors in Anticarsia gemmatalis Caterpillars. Archives of Insect Biochemistry and Physiology 123, e70223. doi: 10.1002/arch.70223</w:t>
+        <w:t xml:space="preserve">Karna N, Łęgowska A, Malicki S, Dębowski D, Golik P, Gitlin A, et al. (2015). Investigation of Serine-Proteinase-Catalyzed Peptide Splicing in Analogues of Sunflower Trypsin Inhibitor 1 (SFTI-1). ChemBioChem 16, 2036-2045. doi: 10.1002/cbic.201500296</w:t>
       </w:r>
     </w:p>
     <w:p>
@@ -11831,7 +11258,7 @@
         <w:pStyle w:val="BodyText"/>
       </w:pPr>
       <w:r>
-        <w:t xml:space="preserve">Karna N, Łęgowska A, Malicki S, Dębowski D, Golik P, Gitlin A, et al. (2015). Investigation of Serine-Proteinase-Catalyzed Peptide Splicing in Analogues of Sunflower Trypsin Inhibitor 1 (SFTI-1). ChemBioChem 16, 2036-2045. doi: 10.1002/cbic.201500296</w:t>
+        <w:t xml:space="preserve">Karumbaiah L, Oppert B, Jurat-Fuentes JL, Adang MJ (2007). Analysis of midgut proteinases from Bacillus thuringiensis-susceptible and -resistant Heliothis virescens (Lepidoptera: Noctuidae). Comparative Biochemistry and Physiology Part B: Biochemistry and Molecular Biology 146, 139-146. doi: 10.1016/j.cbpb.2006.10.104</w:t>
       </w:r>
     </w:p>
     <w:p>
@@ -11839,7 +11266,7 @@
         <w:pStyle w:val="BodyText"/>
       </w:pPr>
       <w:r>
-        <w:t xml:space="preserve">Karumbaiah L, Oppert B, Jurat-Fuentes JL, Adang MJ (2007). Analysis of midgut proteinases from Bacillus thuringiensis-susceptible and -resistant Heliothis virescens (Lepidoptera: Noctuidae). Comparative Biochemistry and Physiology Part B: Biochemistry and Molecular Biology 146, 139-146. doi: 10.1016/j.cbpb.2006.10.104</w:t>
+        <w:t xml:space="preserve">Kelly C, Laskowski Jr. M, Qasim M (2005). The Role of Scaffolding in Standard Mechanism Serine Proteinase Inhibitors. Protein &amp; Peptide Letters 12, 465-471. doi: 10.2174/0929866054395383</w:t>
       </w:r>
     </w:p>
     <w:p>
@@ -11847,7 +11274,7 @@
         <w:pStyle w:val="BodyText"/>
       </w:pPr>
       <w:r>
-        <w:t xml:space="preserve">Kelly C, Laskowski Jr. M, Qasim M (2005). The Role of Scaffolding in Standard Mechanism Serine Proteinase Inhibitors. Protein &amp; Peptide Letters 12, 465-471. doi: 10.2174/0929866054395383</w:t>
+        <w:t xml:space="preserve">Knapp B, Ospina L, Deane CM (2018). Avoiding false positive conclusions in molecular simulation: the importance of replicas. Journal of Chemical Theory and Computation 14, 6127-6138. doi: 10.1021/acs.jctc.8b00391</w:t>
       </w:r>
     </w:p>
     <w:p>
@@ -11855,7 +11282,7 @@
         <w:pStyle w:val="BodyText"/>
       </w:pPr>
       <w:r>
-        <w:t xml:space="preserve">Knapp B, Ospina L, Deane CM (2018). Avoiding false positive conclusions in molecular simulation: the importance of replicas. Journal of Chemical Theory and Computation 14, 6127-6138. doi: 10.1021/acs.jctc.8b00391</w:t>
+        <w:t xml:space="preserve">Kuwar SS, Pauchet Y, Vogel H, Heckel DG (2015). Adaptive regulation of digestive serine proteases in the larval midgut of Helicoverpa armigera in response to a plant protease inhibitor. Insect Biochemistry and Molecular Biology 59, 18-29. doi: 10.1016/j.ibmb.2015.01.016</w:t>
       </w:r>
     </w:p>
     <w:p>
@@ -11863,7 +11290,7 @@
         <w:pStyle w:val="BodyText"/>
       </w:pPr>
       <w:r>
-        <w:t xml:space="preserve">Kuwar SS, Pauchet Y, Vogel H, Heckel DG (2015). Adaptive regulation of digestive serine proteases in the larval midgut of Helicoverpa armigera in response to a plant protease inhibitor. Insect Biochemistry and Molecular Biology 59, 18-29. doi: 10.1016/j.ibmb.2015.01.016</w:t>
+        <w:t xml:space="preserve">Laskowski M, Kato I (1980). Protein Inhibitors of Proteinases. Annual Review of Biochemistry 49, 593-626. doi: 10.1146/annurev.bi.49.070180.003113</w:t>
       </w:r>
     </w:p>
     <w:p>
@@ -11871,7 +11298,7 @@
         <w:pStyle w:val="BodyText"/>
       </w:pPr>
       <w:r>
-        <w:t xml:space="preserve">Laskowski M, Kato I (1980). Protein Inhibitors of Proteinases. Annual Review of Biochemistry 49, 593-626. doi: 10.1146/annurev.bi.49.070180.003113</w:t>
+        <w:t xml:space="preserve">Laskowski M, Qasim M (2000). What can the structures of enzyme-inhibitor complexes tell us about the structures of enzyme substrate complexes?. Biochimica et Biophysica Acta (BBA) - Protein Structure and Molecular Enzymology 1477, 324-337. doi: 10.1016/s0167-4838(99)00284-8</w:t>
       </w:r>
     </w:p>
     <w:p>
@@ -11879,7 +11306,7 @@
         <w:pStyle w:val="BodyText"/>
       </w:pPr>
       <w:r>
-        <w:t xml:space="preserve">Laskowski M, Qasim M (2000). What can the structures of enzyme-inhibitor complexes tell us about the structures of enzyme substrate complexes?. Biochimica et Biophysica Acta (BBA) - Protein Structure and Molecular Enzymology 1477, 324-337. doi: 10.1016/s0167-4838(99)00284-8</w:t>
+        <w:t xml:space="preserve">Li Z, Yuan Y, Hu K, Pan P, He F (2026). Benchmarking confidence estimation and rescoring for cyclic peptide–protein complex predictions. bioRxiv. doi: 10.64898/2026.08.20.746104</w:t>
       </w:r>
     </w:p>
     <w:p>
@@ -11887,7 +11314,7 @@
         <w:pStyle w:val="BodyText"/>
       </w:pPr>
       <w:r>
-        <w:t xml:space="preserve">Li Z, Yuan Y, Hu K, Pan P, He F (2026). Benchmarking confidence estimation and rescoring for cyclic peptide–protein complex predictions. bioRxiv. doi: 10.64898/2026.08.20.746104</w:t>
+        <w:t xml:space="preserve">Lomate PR, Dewangan V, Mahajan NS, Kumar Y, Kulkarni A, Wang L, et al. (2018). Integrated Transcriptomic and Proteomic Analyses Suggest the Participation of Endogenous Protease Inhibitors in the Regulation of Protease Gene Expression in Helicoverpa armigera. Molecular &amp; Cellular Proteomics 17, 1324-1336. doi: 10.1074/mcp.ra117.000533</w:t>
       </w:r>
     </w:p>
     <w:p>
@@ -11895,7 +11322,7 @@
         <w:pStyle w:val="BodyText"/>
       </w:pPr>
       <w:r>
-        <w:t xml:space="preserve">Lomate PR, Dewangan V, Mahajan NS, Kumar Y, Kulkarni A, Wang L, et al. (2018). Integrated Transcriptomic and Proteomic Analyses Suggest the Participation of Endogenous Protease Inhibitors in the Regulation of Protease Gene Expression in Helicoverpa armigera. Molecular &amp; Cellular Proteomics 17, 1324-1336. doi: 10.1074/mcp.ra117.000533</w:t>
+        <w:t xml:space="preserve">Luckett S, Garcia R, Barker J, Konarev A, Shewry P, Clarke A, et al. (1999). High-resolution structure of a potent, cyclic proteinase inhibitor from sunflower seeds. Journal of Molecular Biology 290, 525-533. doi: 10.1006/jmbi.1999.2891</w:t>
       </w:r>
     </w:p>
     <w:p>
@@ -11903,7 +11330,7 @@
         <w:pStyle w:val="BodyText"/>
       </w:pPr>
       <w:r>
-        <w:t xml:space="preserve">Luckett S, Garcia R, Barker J, Konarev A, Shewry P, Clarke A, et al. (1999). High-resolution structure of a potent, cyclic proteinase inhibitor from sunflower seeds. Journal of Molecular Biology 290, 525-533. doi: 10.1006/jmbi.1999.2891</w:t>
+        <w:t xml:space="preserve">Mariano GA, de Oliveira JVA, Andrade RJD, Paulo DGS, Cabrera YBM, Santos EGDD, et al. (2026). Trypsinogen Pro-Region as a Molecular Scaffold for the Design of Competitive Peptide Inhibitors of Trypsin-Like Proteases. Archives of Insect Biochemistry and Physiology 123, e70224. doi: 10.1002/arch.70224</w:t>
       </w:r>
     </w:p>
     <w:p>
@@ -11911,7 +11338,7 @@
         <w:pStyle w:val="BodyText"/>
       </w:pPr>
       <w:r>
-        <w:t xml:space="preserve">Mariano GA, de Oliveira JVA, Andrade RJD, Paulo DGS, Cabrera YBM, Santos EGDD, et al. (2026). Trypsinogen Pro-Region as a Molecular Scaffold for the Design of Competitive Peptide Inhibitors of Trypsin-Like Proteases. Archives of Insect Biochemistry and Physiology 123, e70224. doi: 10.1002/arch.70224</w:t>
+        <w:t xml:space="preserve">Meriño-Cabrera Y, de Oliveira Mendes TA, Castro JGS, Barbosa SL, Macedo MLR, de Almeida Oliveira MG (2020a). Noncompetitive tight-binding inhibition of Anticarsia gemmatalis trypsins by Adenanthera pavonina protease inhibitor affects larvae survival. Archives of Insect Biochemistry and Physiology 104, e21687. doi: 10.1002/arch.21687</w:t>
       </w:r>
     </w:p>
     <w:p>
@@ -11919,7 +11346,7 @@
         <w:pStyle w:val="BodyText"/>
       </w:pPr>
       <w:r>
-        <w:t xml:space="preserve">Meriño-Cabrera Y, de Oliveira Mendes TA, Castro JGS, Barbosa SL, Macedo MLR, de Almeida Oliveira MG (2020a). Noncompetitive tight-binding inhibition of Anticarsia gemmatalis trypsins by Adenanthera pavonina protease inhibitor affects larvae survival. Archives of Insect Biochemistry and Physiology 104, e21687. doi: 10.1002/arch.21687</w:t>
+        <w:t xml:space="preserve">Meriño-Cabrera Y, Severiche Castro JG, Rios Diez JD, Rodrigues Macedo ML, de Oliveira Mendes TA, Goreti de Almeida Oliveira M (2020b). Rational design of mimetic peptides based on the interaction between Inga laurina inhibitor and trypsins for Spodoptera cosmioides pest control. Insect Biochemistry and Molecular Biology 122, 103390. doi: 10.1016/j.ibmb.2020.103390</w:t>
       </w:r>
     </w:p>
     <w:p>
@@ -11927,7 +11354,7 @@
         <w:pStyle w:val="BodyText"/>
       </w:pPr>
       <w:r>
-        <w:t xml:space="preserve">Meriño-Cabrera Y, Severiche Castro JG, Rios Diez JD, Rodrigues Macedo ML, de Oliveira Mendes TA, Goreti de Almeida Oliveira M (2020b). Rational design of mimetic peptides based on the interaction between Inga laurina inhibitor and trypsins for Spodoptera cosmioides pest control. Insect Biochemistry and Molecular Biology 122, 103390. doi: 10.1016/j.ibmb.2020.103390</w:t>
+        <w:t xml:space="preserve">Meriño-Cabrera Y, Castro JS, de Almeida Barros R, da Silva Junior NR, de Oliveira Ramos H, de Almeida Oliveira MG (2022). Arginine-containing dipeptides decrease affinity of gut trypsins and compromise soybean pest development. Pesticide Biochemistry and Physiology 184, 105107. doi: 10.1016/j.pestbp.2022.105107</w:t>
       </w:r>
     </w:p>
     <w:p>
@@ -11935,7 +11362,7 @@
         <w:pStyle w:val="BodyText"/>
       </w:pPr>
       <w:r>
-        <w:t xml:space="preserve">Meriño-Cabrera Y, Castro JS, de Almeida Barros R, da Silva Junior NR, de Oliveira Ramos H, de Almeida Oliveira MG (2022). Arginine-containing dipeptides decrease affinity of gut trypsins and compromise soybean pest development. Pesticide Biochemistry and Physiology 184, 105107. doi: 10.1016/j.pestbp.2022.105107</w:t>
+        <w:t xml:space="preserve">Michaud-Agrawal N, Denning EJ, Woolf TB, Beckstein O (2011). MDAnalysis: A toolkit for the analysis of molecular dynamics simulations. Journal of Computational Chemistry 32, 2319-2327. doi: 10.1002/jcc.21787</w:t>
       </w:r>
     </w:p>
     <w:p>
@@ -11943,7 +11370,7 @@
         <w:pStyle w:val="BodyText"/>
       </w:pPr>
       <w:r>
-        <w:t xml:space="preserve">Michaud-Agrawal N, Denning EJ, Woolf TB, Beckstein O (2011). MDAnalysis: A toolkit for the analysis of molecular dynamics simulations. Journal of Computational Chemistry 32, 2319-2327. doi: 10.1002/jcc.21787</w:t>
+        <w:t xml:space="preserve">Miller BR, McGee TD, Swails JM, Homeyer N, Gohlke H, Roitberg AE (2012). MMPBSA.py: An Efficient Program for End-State Free Energy Calculations. Journal of Chemical Theory and Computation 8, 3314-3321. doi: 10.1021/ct300418h</w:t>
       </w:r>
     </w:p>
     <w:p>
@@ -11951,7 +11378,7 @@
         <w:pStyle w:val="BodyText"/>
       </w:pPr>
       <w:r>
-        <w:t xml:space="preserve">Miller BR, McGee TD, Swails JM, Homeyer N, Gohlke H, Roitberg AE (2012). MMPBSA.py: An Efficient Program for End-State Free Energy Calculations. Journal of Chemical Theory and Computation 8, 3314-3321. doi: 10.1021/ct300418h</w:t>
+        <w:t xml:space="preserve">Mirdita M, Schütze K, Moriwaki Y, Heo L, Ovchinnikov S, Steinegger M (2022). ColabFold: making protein folding accessible to all. Nature Methods 19, 679-682. doi: 10.1038/s41592-022-01488-1</w:t>
       </w:r>
     </w:p>
     <w:p>
@@ -11959,7 +11386,7 @@
         <w:pStyle w:val="BodyText"/>
       </w:pPr>
       <w:r>
-        <w:t xml:space="preserve">Mirdita M, Schütze K, Moriwaki Y, Heo L, Ovchinnikov S, Steinegger M (2022). ColabFold: making protein folding accessible to all. Nature Methods 19, 679-682. doi: 10.1038/s41592-022-01488-1</w:t>
+        <w:t xml:space="preserve">Nakonieczny M, Michalczyk K, Kędziorski A (2007). Midgut protease activities in monophagous larvae of Apollo butterfly, Parnassius apollo ssp. frankenbergeri. Comptes Rendus. Biologies 330, 126-134. doi: 10.1016/j.crvi.2006.12.002</w:t>
       </w:r>
     </w:p>
     <w:p>
@@ -11967,7 +11394,7 @@
         <w:pStyle w:val="BodyText"/>
       </w:pPr>
       <w:r>
-        <w:t xml:space="preserve">Nakonieczny M, Michalczyk K, Kędziorski A (2007). Midgut protease activities in monophagous larvae of Apollo butterfly, Parnassius apollo ssp. frankenbergeri. Comptes Rendus. Biologies 330, 126-134. doi: 10.1016/j.crvi.2006.12.002</w:t>
+        <w:t xml:space="preserve">Olsson MHM, Søndergaard CR, Rostkowski M, Jensen JH (2011). PROPKA3: Consistent Treatment of Internal and Surface Residues in Empirical p K a Predictions. Journal of Chemical Theory and Computation 7, 525-537. doi: 10.1021/ct100578z</w:t>
       </w:r>
     </w:p>
     <w:p>
@@ -11975,7 +11402,7 @@
         <w:pStyle w:val="BodyText"/>
       </w:pPr>
       <w:r>
-        <w:t xml:space="preserve">Olsson MHM, Søndergaard CR, Rostkowski M, Jensen JH (2011). PROPKA3: Consistent Treatment of Internal and Surface Residues in Empirical p K a Predictions. Journal of Chemical Theory and Computation 7, 525-537. doi: 10.1021/ct100578z</w:t>
+        <w:t xml:space="preserve">Onufriev A, Bashford D, Case DA (2004). Exploring protein native states and large‐scale conformational changes with a modified generalized born model. Proteins: Structure, Function, and Bioinformatics 55, 383-394. doi: 10.1002/prot.20033</w:t>
       </w:r>
     </w:p>
     <w:p>
@@ -11983,7 +11410,7 @@
         <w:pStyle w:val="BodyText"/>
       </w:pPr>
       <w:r>
-        <w:t xml:space="preserve">Onufriev A, Bashford D, Case DA (2004). Exploring protein native states and large‐scale conformational changes with a modified generalized born model. Proteins: Structure, Function, and Bioinformatics 55, 383-394. doi: 10.1002/prot.20033</w:t>
+        <w:t xml:space="preserve">Pan Y, Cheng K, Mao J, Liu F, Liu J, Ye M, et al. (2014). Quantitative proteomics reveals the kinetics of trypsin-catalyzed protein digestion. Analytical and Bioanalytical Chemistry 406, 6247-6256. doi: 10.1007/s00216-014-8071-6</w:t>
       </w:r>
     </w:p>
     <w:p>
@@ -11991,7 +11418,7 @@
         <w:pStyle w:val="BodyText"/>
       </w:pPr>
       <w:r>
-        <w:t xml:space="preserve">Pan Y, Cheng K, Mao J, Liu F, Liu J, Ye M, et al. (2014). Quantitative proteomics reveals the kinetics of trypsin-catalyzed protein digestion. Analytical and Bioanalytical Chemistry 406, 6247-6256. doi: 10.1007/s00216-014-8071-6</w:t>
+        <w:t xml:space="preserve">Parkin S, Rupp B, Hope H (1996). Structure of bovine pancreatic trypsin inhibitor at 125 K definition of carboxyl-terminal residues Gly57 and Ala58. Acta Crystallographica Section D Biological Crystallography 52, 18-29. doi: 10.1107/S0907444995008675</w:t>
       </w:r>
     </w:p>
     <w:p>
@@ -11999,7 +11426,7 @@
         <w:pStyle w:val="BodyText"/>
       </w:pPr>
       <w:r>
-        <w:t xml:space="preserve">Parkin S, Rupp B, Hope H (1996). Structure of bovine pancreatic trypsin inhibitor at 125 K definition of carboxyl-terminal residues Gly57 and Ala58. Acta Crystallographica Section D Biological Crystallography 52, 18-29. doi: 10.1107/S0907444995008675</w:t>
+        <w:t xml:space="preserve">Parrinello M, Rahman A (1981). Polymorphic transitions in single crystals: A new molecular dynamics method. Journal of Applied Physics 52, 7182-7190. doi: 10.1063/1.328693</w:t>
       </w:r>
     </w:p>
     <w:p>
@@ -12007,7 +11434,7 @@
         <w:pStyle w:val="BodyText"/>
       </w:pPr>
       <w:r>
-        <w:t xml:space="preserve">Parrinello M, Rahman A (1981). Polymorphic transitions in single crystals: A new molecular dynamics method. Journal of Applied Physics 52, 7182-7190. doi: 10.1063/1.328693</w:t>
+        <w:t xml:space="preserve">Passaro S, Corso G, Wohlwend J, Reveiz M, Thaler S, Ram Somnath V, et al. (2025). Boltz-2: Towards accurate and efficient binding affinity prediction. bioRxiv [Preprint]. doi: 10.1101/2025.06.14.659707</w:t>
       </w:r>
     </w:p>
     <w:p>
@@ -12015,7 +11442,7 @@
         <w:pStyle w:val="BodyText"/>
       </w:pPr>
       <w:r>
-        <w:t xml:space="preserve">Passaro S, Corso G, Wohlwend J, Reveiz M, Thaler S, Ram Somnath V, et al. (2025). Boltz-2: Towards accurate and efficient binding affinity prediction. bioRxiv [Preprint]. doi: 10.1101/2025.06.14.659707</w:t>
+        <w:t xml:space="preserve">Patarroyo-Vargas AM, Merino-Cabrera YB, Zanuncio JC, Rocha F, Campos WG, de Almeida Oliveira MG (2017). Kinetic Characterization of Anticarsia gemmatalis Digestive Serine- Proteases and the Inhibitory Effect of Synthetic Peptides. Protein &amp; Peptide Letters 24, 1040-1047. doi: 10.2174/0929866524666170918103146</w:t>
       </w:r>
     </w:p>
     <w:p>
@@ -12023,7 +11450,7 @@
         <w:pStyle w:val="BodyText"/>
       </w:pPr>
       <w:r>
-        <w:t xml:space="preserve">Patarroyo-Vargas AM, Merino-Cabrera YB, Zanuncio JC, Rocha F, Campos WG, de Almeida Oliveira MG (2017). Kinetic Characterization of Anticarsia gemmatalis Digestive Serine- Proteases and the Inhibitory Effect of Synthetic Peptides. Protein &amp; Peptide Letters 24, 1040-1047. doi: 10.2174/0929866524666170918103146</w:t>
+        <w:t xml:space="preserve">Patarroyo-Vargas AM, Cordeiro G, Silva CRD, Silva CRD, Mendonça EG, Visôtto LE, et al. (2020). Inhibition kinetics of digestive proteases for Anticarsia gemmatalis. Anais da Academia Brasileira de Ciências 92, e20180477. doi: 10.1590/0001-3765202020180477</w:t>
       </w:r>
     </w:p>
     <w:p>
@@ -12031,7 +11458,7 @@
         <w:pStyle w:val="BodyText"/>
       </w:pPr>
       <w:r>
-        <w:t xml:space="preserve">Patarroyo-Vargas AM, Cordeiro G, Silva CRD, Silva CRD, Mendonça EG, Visôtto LE, et al. (2020). Inhibition kinetics of digestive proteases for Anticarsia gemmatalis. Anais da Academia Brasileira de Ciências 92, e20180477. doi: 10.1590/0001-3765202020180477</w:t>
+        <w:t xml:space="preserve">Paulo DGS, Schneider JR, Meriño-Cabrera Y, Wurlitzer WB, de Andrade RJ, Santos ILB, et al. (2026). Peptides Derived From Reactive Center Loops Inhibit Digestive Trypsin-Like Enzymes in Lepidopteran Pests. Archives of Insect Biochemistry and Physiology 121, e70123. doi: 10.1002/arch.70123</w:t>
       </w:r>
     </w:p>
     <w:p>
@@ -12039,7 +11466,7 @@
         <w:pStyle w:val="BodyText"/>
       </w:pPr>
       <w:r>
-        <w:t xml:space="preserve">Paulo DGS, Schneider JR, Meriño-Cabrera Y, Wurlitzer WB, de Andrade RJ, Santos ILB, et al. (2026). Peptides Derived From Reactive Center Loops Inhibit Digestive Trypsin-Like Enzymes in Lepidopteran Pests. Archives of Insect Biochemistry and Physiology 121, e70123. doi: 10.1002/arch.70123</w:t>
+        <w:t xml:space="preserve">Perona JJ, Craik CS (1995). Structural basis of substrate specificity in the serine proteases. Protein Science 4, 337-360. doi: 10.1002/pro.5560040301</w:t>
       </w:r>
     </w:p>
     <w:p>
@@ -12047,7 +11474,7 @@
         <w:pStyle w:val="BodyText"/>
       </w:pPr>
       <w:r>
-        <w:t xml:space="preserve">Perona JJ, Craik CS (1995). Structural basis of substrate specificity in the serine proteases. Protein Science 4, 337-360. doi: 10.1002/pro.5560040301</w:t>
+        <w:t xml:space="preserve">Rettie SA, Juergens D, Adebomi V, Bueso YF, Zhao Q, Leveille AN, et al. (2025). Accurate de novo design of high-affinity protein-binding macrocycles using deep learning. Nature Chemical Biology 21, 1948-1956. doi: 10.1038/s41589-025-01929-w</w:t>
       </w:r>
     </w:p>
     <w:p>
@@ -12055,7 +11482,7 @@
         <w:pStyle w:val="BodyText"/>
       </w:pPr>
       <w:r>
-        <w:t xml:space="preserve">Rettie SA, Juergens D, Adebomi V, Bueso YF, Zhao Q, Leveille AN, et al. (2025). Accurate de novo design of high-affinity protein-binding macrocycles using deep learning. Nature Chemical Biology 21, 1948-1956. doi: 10.1038/s41589-025-01929-w</w:t>
+        <w:t xml:space="preserve">Rodriguez J, Gupta N, Smith RD, Pevzner PA (2008). Does Trypsin Cut Before Proline? Journal of Proteome Research 7, 300-305. doi: 10.1021/pr0705035</w:t>
       </w:r>
     </w:p>
     <w:p>
@@ -12063,7 +11490,7 @@
         <w:pStyle w:val="BodyText"/>
       </w:pPr>
       <w:r>
-        <w:t xml:space="preserve">Rodriguez J, Gupta N, Smith RD, Pevzner PA (2008). Does Trypsin Cut Before Proline? Journal of Proteome Research 7, 300-305. doi: 10.1021/pr0705035</w:t>
+        <w:t xml:space="preserve">Saikhedkar NS, Joshi RS, Bhoite AS, Mohandasan R, Yadav AK, Fernandes M, et al. (2018). Tripeptides derived from reactive centre loop of potato type II protease inhibitors preferentially inhibit midgut proteases of Helicoverpa armigera. Insect Biochemistry and Molecular Biology 95, 17-25. doi: 10.1016/j.ibmb.2018.02.001</w:t>
       </w:r>
     </w:p>
     <w:p>
@@ -12071,7 +11498,7 @@
         <w:pStyle w:val="BodyText"/>
       </w:pPr>
       <w:r>
-        <w:t xml:space="preserve">Saikhedkar NS, Joshi RS, Bhoite AS, Mohandasan R, Yadav AK, Fernandes M, et al. (2018). Tripeptides derived from reactive centre loop of potato type II protease inhibitors preferentially inhibit midgut proteases of Helicoverpa armigera. Insect Biochemistry and Molecular Biology 95, 17-25. doi: 10.1016/j.ibmb.2018.02.001</w:t>
+        <w:t xml:space="preserve">Saikhedkar NS, Joshi RS, Yadav AK, Seal S, Fernandes M, Giri AP (2019). Phyto-inspired cyclic peptides derived from plant Pin-II type protease inhibitor reactive center loops for crop protection from insect pests. Biochimica et Biophysica Acta (BBA) - General Subjects 1863, 1254-1262. doi: 10.1016/j.bbagen.2019.05.003</w:t>
       </w:r>
     </w:p>
     <w:p>
@@ -12079,7 +11506,7 @@
         <w:pStyle w:val="BodyText"/>
       </w:pPr>
       <w:r>
-        <w:t xml:space="preserve">Saikhedkar NS, Joshi RS, Yadav AK, Seal S, Fernandes M, Giri AP (2019). Phyto-inspired cyclic peptides derived from plant Pin-II type protease inhibitor reactive center loops for crop protection from insect pests. Biochimica et Biophysica Acta (BBA) - General Subjects 1863, 1254-1262. doi: 10.1016/j.bbagen.2019.05.003</w:t>
+        <w:t xml:space="preserve">Schechter I, Berger A (1967). On the size of the active site in proteases. I. Papain. Biochemical and Biophysical Research Communications 27, 157-162. doi: 10.1016/S0006-291X(67)80055-X</w:t>
       </w:r>
     </w:p>
     <w:p>
@@ -12087,7 +11514,7 @@
         <w:pStyle w:val="BodyText"/>
       </w:pPr>
       <w:r>
-        <w:t xml:space="preserve">Schechter I, Berger A (1967). On the size of the active site in proteases. I. Papain. Biochemical and Biophysical Research Communications 27, 157-162. doi: 10.1016/S0006-291X(67)80055-X</w:t>
+        <w:t xml:space="preserve">Schultz H, Paulo DGS, Meriño-Cabrera Y, de Andrade RJ, Santos ILB, Rodrigues MCNG, et al. (2026). Synthetic Peptide Inhibition of Trypsin-Like Proteases in Spodoptera frugiperda (Lepidoptera: Noctuidae): Evaluating the Influence of Gut Microbiota. Archives of Insect Biochemistry and Physiology 121, e70145. doi: 10.1002/arch.70145</w:t>
       </w:r>
     </w:p>
     <w:p>
@@ -12095,7 +11522,7 @@
         <w:pStyle w:val="BodyText"/>
       </w:pPr>
       <w:r>
-        <w:t xml:space="preserve">Schultz H, Paulo DGS, Meriño-Cabrera Y, de Andrade RJ, Santos ILB, Rodrigues MCNG, et al. (2026). Synthetic Peptide Inhibition of Trypsin-Like Proteases in Spodoptera frugiperda (Lepidoptera: Noctuidae): Evaluating the Influence of Gut Microbiota. Archives of Insect Biochemistry and Physiology 121, e70145. doi: 10.1002/arch.70145</w:t>
+        <w:t xml:space="preserve">Severiche-Castro J, Valerio MF, Oliveira MGdA (2026). Structure-Guided Design of an Interface-Derived Inhibitor Peptide Against Spodoptera frugiperda Digestive Trypsins. Archives of Insect Biochemistry and Physiology 122, e70164. doi: 10.1002/arch.70164</w:t>
       </w:r>
     </w:p>
     <w:p>
@@ -12103,7 +11530,7 @@
         <w:pStyle w:val="BodyText"/>
       </w:pPr>
       <w:r>
-        <w:t xml:space="preserve">Severiche-Castro J, Valerio MF, Oliveira MGdA (2026). Structure-Guided Design of an Interface-Derived Inhibitor Peptide Against Spodoptera frugiperda Digestive Trypsins. Archives of Insect Biochemistry and Physiology 122, e70164. doi: 10.1002/arch.70164</w:t>
+        <w:t xml:space="preserve">Silva-Júnior NR, Cabrera YM, Barbosa SL, Barros RDA, Barros E, Vital CE, et al. (2021). Intestinal proteases profiling from Anticarsia gemmatalis and their binding to inhibitors. Archives of Insect Biochemistry and Physiology 107, e21792. doi: 10.1002/arch.21792</w:t>
       </w:r>
     </w:p>
     <w:p>
@@ -12111,7 +11538,7 @@
         <w:pStyle w:val="BodyText"/>
       </w:pPr>
       <w:r>
-        <w:t xml:space="preserve">Silva-Júnior NR, Cabrera YM, Barbosa SL, Barros RDA, Barros E, Vital CE, et al. (2021). Intestinal proteases profiling from Anticarsia gemmatalis and their binding to inhibitors. Archives of Insect Biochemistry and Physiology 107, e21792. doi: 10.1002/arch.21792</w:t>
+        <w:t xml:space="preserve">Song HK, Suh SW (1998). Kunitz-type soybean trypsin inhibitor revisited: refined structure of its complex with porcine trypsin reveals an insight into the interaction between a homologous inhibitor from Erythrina caffra and tissue-type plasminogen activator. Journal of Molecular Biology 275, 347-363. doi: 10.1006/jmbi.1997.1469</w:t>
       </w:r>
     </w:p>
     <w:p>
@@ -12119,7 +11546,7 @@
         <w:pStyle w:val="BodyText"/>
       </w:pPr>
       <w:r>
-        <w:t xml:space="preserve">Song HK, Suh SW (1998). Kunitz-type soybean trypsin inhibitor revisited: refined structure of its complex with porcine trypsin reveals an insight into the interaction between a homologous inhibitor from Erythrina caffra and tissue-type plasminogen activator. Journal of Molecular Biology 275, 347-363. doi: 10.1006/jmbi.1997.1469</w:t>
+        <w:t xml:space="preserve">Song J, Markley JL (2003). Protein Inhibitors of Serine Proteinases: Role of Backbone Structure and Dynamics in Controlling the Hydrolysis Constant. Biochemistry 42, 5186-5194. doi: 10.1021/bi034041u</w:t>
       </w:r>
     </w:p>
     <w:p>
@@ -12127,7 +11554,7 @@
         <w:pStyle w:val="BodyText"/>
       </w:pPr>
       <w:r>
-        <w:t xml:space="preserve">Song J, Markley JL (2003). Protein Inhibitors of Serine Proteinases: Role of Backbone Structure and Dynamics in Controlling the Hydrolysis Constant. Biochemistry 42, 5186-5194. doi: 10.1021/bi034041u</w:t>
+        <w:t xml:space="preserve">Souza TP, Dias RO, Castelhano EC, Brandão MM, Moura DS, Silva-Filho MC (2016). Comparative analysis of expression profiling of the trypsin and chymotrypsin genes from Lepidoptera species with different levels of sensitivity to soybean peptidase inhibitors. Comparative Biochemistry and Physiology Part B: Biochemistry and Molecular Biology 196-197, 67-73. doi: 10.1016/j.cbpb.2016.02.007</w:t>
       </w:r>
     </w:p>
     <w:p>
@@ -12135,7 +11562,7 @@
         <w:pStyle w:val="BodyText"/>
       </w:pPr>
       <w:r>
-        <w:t xml:space="preserve">Souza TP, Dias RO, Castelhano EC, Brandão MM, Moura DS, Silva-Filho MC (2016). Comparative analysis of expression profiling of the trypsin and chymotrypsin genes from Lepidoptera species with different levels of sensitivity to soybean peptidase inhibitors. Comparative Biochemistry and Physiology Part B: Biochemistry and Molecular Biology 196-197, 67-73. doi: 10.1016/j.cbpb.2016.02.007</w:t>
+        <w:t xml:space="preserve">Terra WR, Ferreira C (1994). Insect digestive enzymes: properties, compartmentalization and function. Comparative Biochemistry and Physiology Part B: Comparative Biochemistry 109, 1-62. doi: 10.1016/0305-0491(94)90141-4</w:t>
       </w:r>
     </w:p>
     <w:p>
@@ -12143,7 +11570,7 @@
         <w:pStyle w:val="BodyText"/>
       </w:pPr>
       <w:r>
-        <w:t xml:space="preserve">Terra WR, Ferreira C (1994). Insect digestive enzymes: properties, compartmentalization and function. Comparative Biochemistry and Physiology Part B: Comparative Biochemistry 109, 1-62. doi: 10.1016/0305-0491(94)90141-4</w:t>
+        <w:t xml:space="preserve">The UniProt Consortium, Bateman A, Martin MJ, Orchard S, Magrane M, Adesina A, et al. (2025). UniProt: the Universal Protein Knowledgebase in 2025. Nucleic Acids Research 53, D609-D617. doi: 10.1093/nar/gkae1010</w:t>
       </w:r>
     </w:p>
     <w:p>
@@ -12151,7 +11578,7 @@
         <w:pStyle w:val="BodyText"/>
       </w:pPr>
       <w:r>
-        <w:t xml:space="preserve">The UniProt Consortium, Bateman A, Martin MJ, Orchard S, Magrane M, Adesina A, et al. (2025). UniProt: the Universal Protein Knowledgebase in 2025. Nucleic Acids Research 53, D609-D617. doi: 10.1093/nar/gkae1010</w:t>
+        <w:t xml:space="preserve">Valaitis AP (1995). Gypsy moth midgut proteinases: Purification and characterization of luminal trypsin, elastase and the brush border membrane leucine aminopeptidase. Insect Biochemistry and Molecular Biology 25, 139-149. doi: 10.1016/0965-1748(94)00033-e</w:t>
       </w:r>
     </w:p>
     <w:p>
@@ -12159,7 +11586,7 @@
         <w:pStyle w:val="BodyText"/>
       </w:pPr>
       <w:r>
-        <w:t xml:space="preserve">Valaitis AP (1995). Gypsy moth midgut proteinases: Purification and characterization of luminal trypsin, elastase and the brush border membrane leucine aminopeptidase. Insect Biochemistry and Molecular Biology 25, 139-149. doi: 10.1016/0965-1748(94)00033-e</w:t>
+        <w:t xml:space="preserve">Valaitis AP, Augustin S, Clancy KM (1999). Purification and characterization of the western spruce budworm larval midgut proteinases and comparison of gut activities of laboratory-reared and field-collected insects. Insect Biochemistry and Molecular Biology 29, 405-415. doi: 10.1016/s0965-1748(99)00017-x</w:t>
       </w:r>
     </w:p>
     <w:p>
@@ -12167,7 +11594,7 @@
         <w:pStyle w:val="BodyText"/>
       </w:pPr>
       <w:r>
-        <w:t xml:space="preserve">Valaitis AP, Augustin S, Clancy KM (1999). Purification and characterization of the western spruce budworm larval midgut proteinases and comparison of gut activities of laboratory-reared and field-collected insects. Insect Biochemistry and Molecular Biology 29, 405-415. doi: 10.1016/s0965-1748(99)00017-x</w:t>
+        <w:t xml:space="preserve">Valdés-Tresanco MS, Valdés-Tresanco ME, Valiente PA, Moreno E (2021). gmx_MMPBSA: A New Tool to Perform End-State Free Energy Calculations with GROMACS. Journal of Chemical Theory and Computation 17, 6281-6291. doi: 10.1021/acs.jctc.1c00645</w:t>
       </w:r>
     </w:p>
     <w:p>
@@ -12175,7 +11602,7 @@
         <w:pStyle w:val="BodyText"/>
       </w:pPr>
       <w:r>
-        <w:t xml:space="preserve">Valdés-Tresanco MS, Valdés-Tresanco ME, Valiente PA, Moreno E (2021). gmx_MMPBSA: A New Tool to Perform End-State Free Energy Calculations with GROMACS. Journal of Chemical Theory and Computation 17, 6281-6291. doi: 10.1021/acs.jctc.1c00645</w:t>
+        <w:t xml:space="preserve">van Kempen M, Kim SS, Tumescheit C, Mirdita M, Lee J, Gilchrist CLM, et al. (2024). Fast and accurate protein structure search with Foldseek. Nature Biotechnology 42, 243-246. doi: 10.1038/s41587-023-01773-0</w:t>
       </w:r>
     </w:p>
     <w:p>
@@ -12183,7 +11610,7 @@
         <w:pStyle w:val="BodyText"/>
       </w:pPr>
       <w:r>
-        <w:t xml:space="preserve">van Kempen M, Kim SS, Tumescheit C, Mirdita M, Lee J, Gilchrist CLM, et al. (2024). Fast and accurate protein structure search with Foldseek. Nature Biotechnology 42, 243-246. doi: 10.1038/s41587-023-01773-0</w:t>
+        <w:t xml:space="preserve">Vangone A, Bonvin AMJJ (2015). Contacts-based prediction of binding affinity in protein–protein complexes. eLife 4, e07454. doi: 10.7554/eLife.07454</w:t>
       </w:r>
     </w:p>
     <w:p>
@@ -12191,7 +11618,7 @@
         <w:pStyle w:val="BodyText"/>
       </w:pPr>
       <w:r>
-        <w:t xml:space="preserve">Vangone A, Bonvin AMJJ (2015). Contacts-based prediction of binding affinity in protein–protein complexes. eLife 4, e07454. doi: 10.7554/eLife.07454</w:t>
+        <w:t xml:space="preserve">Varadi M, Bertoni D, Magana P, Paramval U, Pidruchna I, Radhakrishnan M, et al. (2024). AlphaFold Protein Structure Database in 2024: providing structure coverage for over 214 million protein sequences. Nucleic Acids Research 52, D368-D375. doi: 10.1093/nar/gkad1011</w:t>
       </w:r>
     </w:p>
     <w:p>
@@ -12199,7 +11626,7 @@
         <w:pStyle w:val="BodyText"/>
       </w:pPr>
       <w:r>
-        <w:t xml:space="preserve">Varadi M, Bertoni D, Magana P, Paramval U, Pidruchna I, Radhakrishnan M, et al. (2024). AlphaFold Protein Structure Database in 2024: providing structure coverage for over 214 million protein sequences. Nucleic Acids Research 52, D368-D375. doi: 10.1093/nar/gkad1011</w:t>
+        <w:t xml:space="preserve">Wacha AF, Lemkul JA (2023). charmm2gmx: An Automated Method to Port the CHARMM Additive Force Field to GROMACS. Journal of Chemical Information and Modeling 63, 4246-4252. doi: 10.1021/acs.jcim.3c00860</w:t>
       </w:r>
     </w:p>
     <w:p>
@@ -12207,7 +11634,7 @@
         <w:pStyle w:val="BodyText"/>
       </w:pPr>
       <w:r>
-        <w:t xml:space="preserve">Wacha AF, Lemkul JA (2023). charmm2gmx: An Automated Method to Port the CHARMM Additive Force Field to GROMACS. Journal of Chemical Information and Modeling 63, 4246-4252. doi: 10.1021/acs.jcim.3c00860</w:t>
+        <w:t xml:space="preserve">Wan S, Zhang X, Xue X, Coveney PV (2026). Reliability of AI methods in drug discovery: evaluation of Boltz-2 for structure and binding affinity prediction. Journal of Chemical Theory and Computation 22, 7811-7824. doi: 10.1021/acs.jctc.6c01334</w:t>
       </w:r>
     </w:p>
     <w:p>
@@ -12215,7 +11642,7 @@
         <w:pStyle w:val="BodyText"/>
       </w:pPr>
       <w:r>
-        <w:t xml:space="preserve">Wan S, Zhang X, Xue X, Coveney PV (2026). Reliability of AI methods in drug discovery: evaluation of Boltz-2 for structure and binding affinity prediction. Journal of Chemical Theory and Computation 22, 7811-7824. doi: 10.1021/acs.jctc.6c01334</w:t>
+        <w:t xml:space="preserve">Watson JL, Juergens D, Bennett NR, Trippe BL, Yim J, Eisenach HE, et al. (2023). De novo design of protein structure and function with RFdiffusion. Nature 620, 1089-1100. doi: 10.1038/s41586-023-06415-8</w:t>
       </w:r>
     </w:p>
     <w:p>
@@ -12223,7 +11650,7 @@
         <w:pStyle w:val="BodyText"/>
       </w:pPr>
       <w:r>
-        <w:t xml:space="preserve">Watson JL, Juergens D, Bennett NR, Trippe BL, Yim J, Eisenach HE, et al. (2023). De novo design of protein structure and function with RFdiffusion. Nature 620, 1089-1100. doi: 10.1038/s41586-023-06415-8</w:t>
+        <w:t xml:space="preserve">Wei W, Ma J, Xie D, Zhou Y (2019). Linking inhibitor motions to proteolytic stability of sunflower trypsin inhibitor-1. RSC Advances 9, 13776-13786. doi: 10.1039/c9ra02114k</w:t>
       </w:r>
     </w:p>
     <w:p>
@@ -12231,7 +11658,7 @@
         <w:pStyle w:val="BodyText"/>
       </w:pPr>
       <w:r>
-        <w:t xml:space="preserve">Wei W, Ma J, Xie D, Zhou Y (2019). Linking inhibitor motions to proteolytic stability of sunflower trypsin inhibitor-1. RSC Advances 9, 13776-13786. doi: 10.1039/c9ra02114k</w:t>
+        <w:t xml:space="preserve">Werner MH, Wemmer DE (1992). Three-dimensional structure of soybean trypsin/chymotrypsin Bowman-Birk inhibitor in solution. Biochemistry 31, 999-1010. doi: 10.1021/bi00119a008</w:t>
       </w:r>
     </w:p>
     <w:p>
@@ -12239,7 +11666,7 @@
         <w:pStyle w:val="BodyText"/>
       </w:pPr>
       <w:r>
-        <w:t xml:space="preserve">Werner MH, Wemmer DE (1992). Three-dimensional structure of soybean trypsin/chymotrypsin Bowman-Birk inhibitor in solution. Biochemistry 31, 999-1010. doi: 10.1021/bi00119a008</w:t>
+        <w:t xml:space="preserve">Wohlwend J, Corso G, Passaro S, Getz N, Reveiz M, Leidal K, et al. (2024). Boltz-1: Democratizing biomolecular interaction modeling. bioRxiv [Preprint]. doi: 10.1101/2024.11.19.624167</w:t>
       </w:r>
     </w:p>
     <w:p>
@@ -12247,7 +11674,7 @@
         <w:pStyle w:val="BodyText"/>
       </w:pPr>
       <w:r>
-        <w:t xml:space="preserve">Wohlwend J, Corso G, Passaro S, Getz N, Reveiz M, Leidal K, et al. (2024). Boltz-1: Democratizing biomolecular interaction modeling. bioRxiv [Preprint]. doi: 10.1101/2024.11.19.624167</w:t>
+        <w:t xml:space="preserve">Xu X, Zhou F, Zheng L, Wang S, Peng X, Li D (2025). Sampling Challenges of MM/PBSA Binding Energy Calculations. The Journal of Physical Chemistry B 129, 11666-11678. doi: 10.1021/acs.jpcb.5c04908</w:t>
       </w:r>
     </w:p>
     <w:p>
@@ -12255,7 +11682,7 @@
         <w:pStyle w:val="BodyText"/>
       </w:pPr>
       <w:r>
-        <w:t xml:space="preserve">Xu X, Zhou F, Zheng L, Wang S, Peng X, Li D (2025). Sampling Challenges of MM/PBSA Binding Energy Calculations. The Journal of Physical Chemistry B 129, 11666-11678. doi: 10.1021/acs.jpcb.5c04908</w:t>
+        <w:t xml:space="preserve">Yang Y, Zhu YC, Ottea J, Husseneder C, Leonard BR, Abel C, et al. (2013). Characterization and transcriptional analyses of cDNAs encoding three trypsin- and chymotrypsin-like proteinases in Cry1Ab-susceptible and Cry1Ab-resistant strains of sugarcane borer, Diatraea saccharalis. Insect Science 20, 485-496. doi: 10.1111/j.1744-7917.2012.01514.x</w:t>
       </w:r>
     </w:p>
     <w:p>
@@ -12263,7 +11690,7 @@
         <w:pStyle w:val="BodyText"/>
       </w:pPr>
       <w:r>
-        <w:t xml:space="preserve">Yang Y, Zhu YC, Ottea J, Husseneder C, Leonard BR, Abel C, et al. (2013). Characterization and transcriptional analyses of cDNAs encoding three trypsin- and chymotrypsin-like proteinases in Cry1Ab-susceptible and Cry1Ab-resistant strains of sugarcane borer, Diatraea saccharalis. Insect Science 20, 485-496. doi: 10.1111/j.1744-7917.2012.01514.x</w:t>
+        <w:t xml:space="preserve">Zhan Q, Zheng S, Feng Q, Liu L (2011). A midgut-specific chymotrypsin cDNA (Slctlp1) from Spodoptera litura: cloning, characterization, localization and expression analysis. Archives of Insect Biochemistry and Physiology 76, 130-143. doi: 10.1002/arch.20353</w:t>
       </w:r>
     </w:p>
     <w:p>
@@ -12271,7 +11698,7 @@
         <w:pStyle w:val="BodyText"/>
       </w:pPr>
       <w:r>
-        <w:t xml:space="preserve">Zhan Q, Zheng S, Feng Q, Liu L (2011). A midgut-specific chymotrypsin cDNA (Slctlp1) from Spodoptera litura: cloning, characterization, localization and expression analysis. Archives of Insect Biochemistry and Physiology 76, 130-143. doi: 10.1002/arch.20353</w:t>
+        <w:t xml:space="preserve">Zhang Y, Skolnick J (2005). TM-align: a protein structure alignment algorithm based on the TM-score. Nucleic Acids Research 33, 2302-2309. doi: 10.1093/nar/gki524</w:t>
       </w:r>
     </w:p>
     <w:p>
@@ -12279,19 +11706,11 @@
         <w:pStyle w:val="BodyText"/>
       </w:pPr>
       <w:r>
-        <w:t xml:space="preserve">Zhang Y, Skolnick J (2005). TM-align: a protein structure alignment algorithm based on the TM-score. Nucleic Acids Research 33, 2302-2309. doi: 10.1093/nar/gki524</w:t>
-      </w:r>
-    </w:p>
-    <w:p>
-      <w:pPr>
-        <w:pStyle w:val="BodyText"/>
-      </w:pPr>
-      <w:r>
         <w:t xml:space="preserve">Zhou D, Lobo YA, Batista IFC, Marques-Porto R, Gustchina A, Oliva MLV, et al. (2013). Crystal Structures of a Plant Trypsin Inhibitor from Enterolobium contortisiliquum (EcTI) and of Its Complex with Bovine Trypsin. PLoS ONE 8, e62252. doi: 10.1371/journal.pone.0062252</w:t>
       </w:r>
     </w:p>
-    <w:bookmarkEnd w:id="102"/>
-    <w:bookmarkEnd w:id="103"/>
+    <w:bookmarkEnd w:id="105"/>
+    <w:bookmarkEnd w:id="106"/>
     <w:sectPr>
       <w:footerReference w:type="default" r:id="rId9"/>
       <w:footnotePr>

--- a/manuscript/Manuscrito_PT_leitura.docx
+++ b/manuscript/Manuscrito_PT_leitura.docx
@@ -342,22 +342,22 @@
               <w:rPr>
                 <w:sz w:val="18"/>
               </w:rPr>
-              <w:t xml:space="preserve">8,079 palavras no original em inglês (corpo sem tabelas, títulos e legendas; cada citação contada como uma palavra); tradução: 8,807</w:t>
-            </w:r>
-          </w:p>
-        </w:tc>
-        <w:tc>
-          <w:tcPr/>
-          <w:p>
-            <w:pPr>
-              <w:pStyle w:val="Compact"/>
-              <w:spacing w:line="240" w:lineRule="auto"/>
-            </w:pPr>
-            <w:r>
-              <w:rPr>
-                <w:sz w:val="18"/>
-              </w:rPr>
-              <w:t xml:space="preserve">OK (margem de 3,921 palavras)</w:t>
+              <w:t xml:space="preserve">8,244 palavras no original em inglês (corpo sem tabelas, títulos e legendas; cada citação contada como uma palavra); tradução: 8,975</w:t>
+            </w:r>
+          </w:p>
+        </w:tc>
+        <w:tc>
+          <w:tcPr/>
+          <w:p>
+            <w:pPr>
+              <w:pStyle w:val="Compact"/>
+              <w:spacing w:line="240" w:lineRule="auto"/>
+            </w:pPr>
+            <w:r>
+              <w:rPr>
+                <w:sz w:val="18"/>
+              </w:rPr>
+              <w:t xml:space="preserve">OK (margem de 3,756 palavras)</w:t>
             </w:r>
           </w:p>
         </w:tc>
@@ -3359,7 +3359,7 @@
         <w:t xml:space="preserve"> </w:t>
       </w:r>
       <w:r>
-        <w:t xml:space="preserve">20 mM (Schultz et al., 2026)), de modo que as condições simuladas correspondam àquelas em que um Ki seria medido. A protonação foi atribuída com o PROPKA 3 (Olsson et al., 2011) pelo PDB2PQR (Dolinsky et al., 2007). Os sistemas foram montados com o GROMACS 2025.4 (Abraham et al., 2015), o campo de força CHARMM36 (Huang e MacKerell, 2013) (porte feito com o charmm2gmx (Wacha e Lemkul, 2023)) e água TIP3P Jorgensen et al., 1983, em caixa dodecaédrica (margem de 1,2 nm, KCl 0,10 M). O peptídeo linear tem extremidades NH</w:t>
+        <w:t xml:space="preserve">20 mM (Schultz et al., 2026)). Os dois valores foram escolhidos juntos porque o pH do intestino médio não é o mesmo em todas as lagartas de lepidópteros; um inibidor eficaz ao longo dessa faixa é mais viável contra o complexo de pragas do que um que funcione em um único pH, e o par também corresponde às condições em que um Ki seria medido. A protonação foi atribuída com o PROPKA 3 (Olsson et al., 2011) pelo PDB2PQR (Dolinsky et al., 2007). Os sistemas foram montados com o GROMACS 2025.4 (Abraham et al., 2015), o campo de força CHARMM36 (Huang e MacKerell, 2013) (porte feito com o charmm2gmx (Wacha e Lemkul, 2023)) e água TIP3P Jorgensen et al., 1983, em caixa dodecaédrica (margem de 1,2 nm, KCl 0,10 M). O peptídeo linear tem extremidades NH</w:t>
       </w:r>
       <w:r>
         <w:rPr>
@@ -8159,6 +8159,30 @@
     <w:p>
       <w:pPr>
         <w:pStyle w:val="FirstParagraph"/>
+      </w:pPr>
+      <w:r>
+        <w:t xml:space="preserve">Os dois pH foram simulados porque o intestino médio das lagartas de lepidópteros não tem um pH único: o lúmen é fortemente alcalino (Dow, 1992), com extratos de intestino de</w:t>
+      </w:r>
+      <w:r>
+        <w:t xml:space="preserve"> </w:t>
+      </w:r>
+      <w:r>
+        <w:rPr>
+          <w:i/>
+          <w:iCs/>
+        </w:rPr>
+        <w:t xml:space="preserve">H. virescens</w:t>
+      </w:r>
+      <w:r>
+        <w:t xml:space="preserve"> </w:t>
+      </w:r>
+      <w:r>
+        <w:t xml:space="preserve">em pH 9,56–10,0 (Karumbaiah et al., 2007), mas o valor difere entre espécies, e o pH 8,2 é também o dos ensaios enzimáticos contra os quais um Ki seria medido (Schultz et al., 2026). Um candidato que mantivesse sua posição em S1 nos dois pH seria eficaz ao longo da faixa encontrada nas espécies-alvo e, portanto, mais viável como agente de controle do que um que se ligasse em apenas um deles; este é o critério aplicado nesta seção, e a comparação pergunta se o resultado em um pH se reproduz no outro, não qual pH é melhor.</w:t>
+      </w:r>
+    </w:p>
+    <w:p>
+      <w:pPr>
+        <w:pStyle w:val="BodyText"/>
       </w:pPr>
       <w:r>
         <w:t xml:space="preserve">As 48 simulações de pH 8,2 (24 lineares, 24 macrocíclicas) terminaram e estão pareadas na Figura 7 com os mesmos candidatos em pH 10,0 (mesma pose inicial; mudam apenas o estado de protonação atribuído pelo PROPKA, que diferiu em mediana de um resíduo por sistema, e o número de contraíons). A distância final âncora–Asp189 teve mediana de 6,40 Å em pH 8,2 contra 6,62 Å em pH 10,0 (Wilcoxon</w:t>

--- a/manuscript/Manuscrito_PT_leitura.docx
+++ b/manuscript/Manuscrito_PT_leitura.docx
@@ -342,22 +342,22 @@
               <w:rPr>
                 <w:sz w:val="18"/>
               </w:rPr>
-              <w:t xml:space="preserve">8,244 palavras no original em inglês (corpo sem tabelas, títulos e legendas; cada citação contada como uma palavra); tradução: 8,975</w:t>
-            </w:r>
-          </w:p>
-        </w:tc>
-        <w:tc>
-          <w:tcPr/>
-          <w:p>
-            <w:pPr>
-              <w:pStyle w:val="Compact"/>
-              <w:spacing w:line="240" w:lineRule="auto"/>
-            </w:pPr>
-            <w:r>
-              <w:rPr>
-                <w:sz w:val="18"/>
-              </w:rPr>
-              <w:t xml:space="preserve">OK (margem de 3,756 palavras)</w:t>
+              <w:t xml:space="preserve">8,376 palavras no original em inglês (corpo sem tabelas, títulos e legendas; cada citação contada como uma palavra); tradução: 9,114</w:t>
+            </w:r>
+          </w:p>
+        </w:tc>
+        <w:tc>
+          <w:tcPr/>
+          <w:p>
+            <w:pPr>
+              <w:pStyle w:val="Compact"/>
+              <w:spacing w:line="240" w:lineRule="auto"/>
+            </w:pPr>
+            <w:r>
+              <w:rPr>
+                <w:sz w:val="18"/>
+              </w:rPr>
+              <w:t xml:space="preserve">OK (margem de 3,624 palavras)</w:t>
             </w:r>
           </w:p>
         </w:tc>
@@ -2174,7 +2174,7 @@
     </w:p>
     <w:bookmarkEnd w:id="12"/>
     <w:bookmarkEnd w:id="13"/>
-    <w:bookmarkStart w:id="106" w:name="X23591a77a83980075fb05aa903afeec2d1a80f4"/>
+    <w:bookmarkStart w:id="107" w:name="X23591a77a83980075fb05aa903afeec2d1a80f4"/>
     <w:p>
       <w:pPr>
         <w:pStyle w:val="Heading1"/>
@@ -3018,7 +3018,16 @@
         <w:t xml:space="preserve"> </w:t>
       </w:r>
       <w:r>
-        <w:t xml:space="preserve">(P35046) usou um alinhamento global BLOSUM62 (Cock et al., 2009). O resíduo de especificidade foi localizado seis resíduos antes da serina catalítica (motivo G[DN]SGG[PT]), um deslocamento calibrado com a tripsina bovina e o quimotripsinogênio A (UniProt Consortium, 2025).</w:t>
+        <w:t xml:space="preserve">(P35046) usou um alinhamento global BLOSUM62 (Cock et al., 2009). O resíduo de especificidade foi localizado seis resíduos antes da serina catalítica (motivo G[DN]SGG[PT]), um deslocamento calibrado com a tripsina bovina e o quimotripsinogênio A (UniProt Consortium, 2025). Nove das dez entradas do UniProt têm o nome automático</w:t>
+      </w:r>
+      <w:r>
+        <w:t xml:space="preserve"> </w:t>
+      </w:r>
+      <w:r>
+        <w:t xml:space="preserve">“Chymotrypsin”</w:t>
+      </w:r>
+      <w:r>
+        <w:t xml:space="preserve">; a classe foi, por isso, decidida pelo resíduo nessa posição (Asp na tripsina, Ser na quimotripsina), e as posições da tríade catalítica e do bolsão S1 foram conferidas em cada modelo por alinhamento global com a tripsina bovina e pelas distâncias de ligação de hidrogênio nas coordenadas do AlphaFold (Tabela S2).</w:t>
       </w:r>
     </w:p>
     <w:p>
@@ -3596,7 +3605,7 @@
         <w:t xml:space="preserve">C. includens</w:t>
       </w:r>
       <w:r>
-        <w:t xml:space="preserve">) entre as pragas; o pLDDT médio foi de 89,7 a 91,0 nos oito modelos de praga e de 88,9 a 92,2 nos dez. O painel é, portanto, do tipo tripsina apesar da anotação automática</w:t>
+        <w:t xml:space="preserve">) entre as pragas; o pLDDT médio foi de 89,7 a 91,0 nos oito modelos de praga e de 88,9 a 92,2 nos dez. Em todos os modelos os resíduos equivalentes à His57, ao Asp102 e à Ser195 são His, Asp e Ser, e as distâncias His–Ser e His–Asp (2,92–3,13 Å e 2,70–2,75 Å) são as de uma tríade montada; os resíduos do bolsão Asp189, Cys191, Gly193, Asp194, Gly216 e Gly226 são conservados, ao passo que Ser190, Val213, Trp215 e Gly219 variam entre as espécies (Tabela S2). A tríade não separa a tripsina da quimotripsina, que a compartilham; o Asp189 separa. O painel é, portanto, do tipo tripsina apesar da anotação automática</w:t>
       </w:r>
       <w:r>
         <w:t xml:space="preserve"> </w:t>
@@ -10372,7 +10381,7 @@
         <w:pStyle w:val="FirstParagraph"/>
       </w:pPr>
       <w:r>
-        <w:t xml:space="preserve">As Figuras S1–S11 e a Tabela S1 (legendas e tabela abaixo) são fornecidas como material suplementar.</w:t>
+        <w:t xml:space="preserve">As Figuras S1–S11 e as Tabelas S1–S2 (legendas e tabelas abaixo) são fornecidas como material suplementar.</w:t>
       </w:r>
     </w:p>
     <w:bookmarkEnd w:id="73"/>
@@ -11052,12 +11061,4308 @@
       </w:r>
     </w:p>
     <w:bookmarkEnd w:id="104"/>
-    <w:bookmarkStart w:id="105" w:name="referências"/>
+    <w:bookmarkStart w:id="105" w:name="tabelas-suplementares"/>
     <w:p>
       <w:pPr>
         <w:pStyle w:val="Heading2"/>
       </w:pPr>
       <w:r>
+        <w:t xml:space="preserve">Tabelas suplementares</w:t>
+      </w:r>
+    </w:p>
+    <w:p>
+      <w:pPr>
+        <w:pStyle w:val="FirstParagraph"/>
+      </w:pPr>
+      <w:r>
+        <w:rPr>
+          <w:b/>
+          <w:bCs/>
+        </w:rPr>
+        <w:t xml:space="preserve">Tabela S1.</w:t>
+      </w:r>
+      <w:r>
+        <w:t xml:space="preserve"> </w:t>
+      </w:r>
+      <w:r>
+        <w:t xml:space="preserve">Subsítios de referência (resíduos da tripsina bovina a até 4,5 Å do resíduo do inibidor em cada posição).</w:t>
+      </w:r>
+    </w:p>
+    <w:tbl>
+      <w:tblPr>
+        <w:tblW w:type="pct" w:w="5000"/>
+        <w:tblLayout w:type="fixed"/>
+        <w:tblLook w:firstRow="1" w:lastRow="0" w:firstColumn="0" w:lastColumn="0" w:noHBand="0" w:noVBand="0" w:val="0020"/>
+        <w:tblBorders>
+          <w:top w:val="single" w:sz="4" w:color="808080"/>
+          <w:left w:val="single" w:sz="4" w:color="808080"/>
+          <w:bottom w:val="single" w:sz="4" w:color="808080"/>
+          <w:right w:val="single" w:sz="4" w:color="808080"/>
+          <w:insideH w:val="single" w:sz="4" w:color="808080"/>
+          <w:insideV w:val="single" w:sz="4" w:color="808080"/>
+        </w:tblBorders>
+      </w:tblPr>
+      <w:tblGrid>
+        <w:gridCol w:w="1584"/>
+        <w:gridCol w:w="1584"/>
+        <w:gridCol w:w="1584"/>
+        <w:gridCol w:w="1584"/>
+        <w:gridCol w:w="1584"/>
+      </w:tblGrid>
+      <w:tr>
+        <w:trPr>
+          <w:tblHeader w:val="on"/>
+        </w:trPr>
+        <w:tc>
+          <w:tcPr/>
+          <w:p>
+            <w:pPr>
+              <w:pStyle w:val="Compact"/>
+              <w:spacing w:line="240" w:lineRule="auto"/>
+            </w:pPr>
+            <w:r>
+              <w:rPr>
+                <w:b/>
+                <w:sz w:val="18"/>
+              </w:rPr>
+              <w:t xml:space="preserve">Subsítio</w:t>
+            </w:r>
+          </w:p>
+        </w:tc>
+        <w:tc>
+          <w:tcPr/>
+          <w:p>
+            <w:pPr>
+              <w:pStyle w:val="Compact"/>
+              <w:spacing w:line="240" w:lineRule="auto"/>
+            </w:pPr>
+            <w:r>
+              <w:rPr>
+                <w:b/>
+                <w:sz w:val="18"/>
+              </w:rPr>
+              <w:t xml:space="preserve">Resíduo do BPTI</w:t>
+            </w:r>
+          </w:p>
+        </w:tc>
+        <w:tc>
+          <w:tcPr/>
+          <w:p>
+            <w:pPr>
+              <w:pStyle w:val="Compact"/>
+              <w:spacing w:line="240" w:lineRule="auto"/>
+            </w:pPr>
+            <w:r>
+              <w:rPr>
+                <w:b/>
+                <w:sz w:val="18"/>
+              </w:rPr>
+              <w:t xml:space="preserve">Contatos da tripsina (2PTC)</w:t>
+            </w:r>
+          </w:p>
+        </w:tc>
+        <w:tc>
+          <w:tcPr/>
+          <w:p>
+            <w:pPr>
+              <w:pStyle w:val="Compact"/>
+              <w:spacing w:line="240" w:lineRule="auto"/>
+            </w:pPr>
+            <w:r>
+              <w:rPr>
+                <w:b/>
+                <w:sz w:val="18"/>
+              </w:rPr>
+              <w:t xml:space="preserve">Resíduo do SFTI-1</w:t>
+            </w:r>
+          </w:p>
+        </w:tc>
+        <w:tc>
+          <w:tcPr/>
+          <w:p>
+            <w:pPr>
+              <w:pStyle w:val="Compact"/>
+              <w:spacing w:line="240" w:lineRule="auto"/>
+            </w:pPr>
+            <w:r>
+              <w:rPr>
+                <w:b/>
+                <w:sz w:val="18"/>
+              </w:rPr>
+              <w:t xml:space="preserve">Contatos da tripsina (1SFI)</w:t>
+            </w:r>
+          </w:p>
+        </w:tc>
+      </w:tr>
+      <w:tr>
+        <w:tc>
+          <w:tcPr/>
+          <w:p>
+            <w:pPr>
+              <w:pStyle w:val="Compact"/>
+              <w:spacing w:line="240" w:lineRule="auto"/>
+            </w:pPr>
+            <w:r>
+              <w:rPr>
+                <w:sz w:val="18"/>
+              </w:rPr>
+              <w:t xml:space="preserve">S4</w:t>
+            </w:r>
+          </w:p>
+        </w:tc>
+        <w:tc>
+          <w:tcPr/>
+          <w:p>
+            <w:pPr>
+              <w:pStyle w:val="Compact"/>
+              <w:spacing w:line="240" w:lineRule="auto"/>
+            </w:pPr>
+            <w:r>
+              <w:rPr>
+                <w:sz w:val="18"/>
+              </w:rPr>
+              <w:t xml:space="preserve">Gly12</w:t>
+            </w:r>
+          </w:p>
+        </w:tc>
+        <w:tc>
+          <w:tcPr/>
+          <w:p>
+            <w:pPr>
+              <w:pStyle w:val="Compact"/>
+              <w:spacing w:line="240" w:lineRule="auto"/>
+            </w:pPr>
+            <w:r>
+              <w:rPr>
+                <w:sz w:val="18"/>
+              </w:rPr>
+              <w:t xml:space="preserve">Gln192</w:t>
+            </w:r>
+          </w:p>
+        </w:tc>
+        <w:tc>
+          <w:tcPr/>
+          <w:p>
+            <w:pPr>
+              <w:pStyle w:val="Compact"/>
+              <w:spacing w:line="240" w:lineRule="auto"/>
+            </w:pPr>
+            <w:r>
+              <w:rPr>
+                <w:sz w:val="18"/>
+              </w:rPr>
+              <w:t xml:space="preserve">Arg2</w:t>
+            </w:r>
+          </w:p>
+        </w:tc>
+        <w:tc>
+          <w:tcPr/>
+          <w:p>
+            <w:pPr>
+              <w:pStyle w:val="Compact"/>
+              <w:spacing w:line="240" w:lineRule="auto"/>
+            </w:pPr>
+            <w:r>
+              <w:rPr>
+                <w:sz w:val="18"/>
+              </w:rPr>
+              <w:t xml:space="preserve">Asn97, Gln175, Gly216, Ser217, Trp215</w:t>
+            </w:r>
+          </w:p>
+        </w:tc>
+      </w:tr>
+      <w:tr>
+        <w:tc>
+          <w:tcPr/>
+          <w:p>
+            <w:pPr>
+              <w:pStyle w:val="Compact"/>
+              <w:spacing w:line="240" w:lineRule="auto"/>
+            </w:pPr>
+            <w:r>
+              <w:rPr>
+                <w:sz w:val="18"/>
+              </w:rPr>
+              <w:t xml:space="preserve">S3</w:t>
+            </w:r>
+          </w:p>
+        </w:tc>
+        <w:tc>
+          <w:tcPr/>
+          <w:p>
+            <w:pPr>
+              <w:pStyle w:val="Compact"/>
+              <w:spacing w:line="240" w:lineRule="auto"/>
+            </w:pPr>
+            <w:r>
+              <w:rPr>
+                <w:sz w:val="18"/>
+              </w:rPr>
+              <w:t xml:space="preserve">Pro13</w:t>
+            </w:r>
+          </w:p>
+        </w:tc>
+        <w:tc>
+          <w:tcPr/>
+          <w:p>
+            <w:pPr>
+              <w:pStyle w:val="Compact"/>
+              <w:spacing w:line="240" w:lineRule="auto"/>
+            </w:pPr>
+            <w:r>
+              <w:rPr>
+                <w:sz w:val="18"/>
+              </w:rPr>
+              <w:t xml:space="preserve">Gln192, Gly216, Trp215</w:t>
+            </w:r>
+          </w:p>
+        </w:tc>
+        <w:tc>
+          <w:tcPr/>
+          <w:p>
+            <w:pPr>
+              <w:pStyle w:val="Compact"/>
+              <w:spacing w:line="240" w:lineRule="auto"/>
+            </w:pPr>
+            <w:r>
+              <w:rPr>
+                <w:sz w:val="18"/>
+              </w:rPr>
+              <w:t xml:space="preserve">Cys3</w:t>
+            </w:r>
+          </w:p>
+        </w:tc>
+        <w:tc>
+          <w:tcPr/>
+          <w:p>
+            <w:pPr>
+              <w:pStyle w:val="Compact"/>
+              <w:spacing w:line="240" w:lineRule="auto"/>
+            </w:pPr>
+            <w:r>
+              <w:rPr>
+                <w:sz w:val="18"/>
+              </w:rPr>
+              <w:t xml:space="preserve">Gln192, Gly216, Trp215</w:t>
+            </w:r>
+          </w:p>
+        </w:tc>
+      </w:tr>
+      <w:tr>
+        <w:tc>
+          <w:tcPr/>
+          <w:p>
+            <w:pPr>
+              <w:pStyle w:val="Compact"/>
+              <w:spacing w:line="240" w:lineRule="auto"/>
+            </w:pPr>
+            <w:r>
+              <w:rPr>
+                <w:sz w:val="18"/>
+              </w:rPr>
+              <w:t xml:space="preserve">S2</w:t>
+            </w:r>
+          </w:p>
+        </w:tc>
+        <w:tc>
+          <w:tcPr/>
+          <w:p>
+            <w:pPr>
+              <w:pStyle w:val="Compact"/>
+              <w:spacing w:line="240" w:lineRule="auto"/>
+            </w:pPr>
+            <w:r>
+              <w:rPr>
+                <w:sz w:val="18"/>
+              </w:rPr>
+              <w:t xml:space="preserve">Cys14</w:t>
+            </w:r>
+          </w:p>
+        </w:tc>
+        <w:tc>
+          <w:tcPr/>
+          <w:p>
+            <w:pPr>
+              <w:pStyle w:val="Compact"/>
+              <w:spacing w:line="240" w:lineRule="auto"/>
+            </w:pPr>
+            <w:r>
+              <w:rPr>
+                <w:sz w:val="18"/>
+              </w:rPr>
+              <w:t xml:space="preserve">Gln192, His57, Leu99, Ser195, Ser214, Trp215</w:t>
+            </w:r>
+          </w:p>
+        </w:tc>
+        <w:tc>
+          <w:tcPr/>
+          <w:p>
+            <w:pPr>
+              <w:pStyle w:val="Compact"/>
+              <w:spacing w:line="240" w:lineRule="auto"/>
+            </w:pPr>
+            <w:r>
+              <w:rPr>
+                <w:sz w:val="18"/>
+              </w:rPr>
+              <w:t xml:space="preserve">Thr4</w:t>
+            </w:r>
+          </w:p>
+        </w:tc>
+        <w:tc>
+          <w:tcPr/>
+          <w:p>
+            <w:pPr>
+              <w:pStyle w:val="Compact"/>
+              <w:spacing w:line="240" w:lineRule="auto"/>
+            </w:pPr>
+            <w:r>
+              <w:rPr>
+                <w:sz w:val="18"/>
+              </w:rPr>
+              <w:t xml:space="preserve">Gln192, His57, Leu99, Ser195, Ser214, Trp215</w:t>
+            </w:r>
+          </w:p>
+        </w:tc>
+      </w:tr>
+      <w:tr>
+        <w:tc>
+          <w:tcPr/>
+          <w:p>
+            <w:pPr>
+              <w:pStyle w:val="Compact"/>
+              <w:spacing w:line="240" w:lineRule="auto"/>
+            </w:pPr>
+            <w:r>
+              <w:rPr>
+                <w:sz w:val="18"/>
+              </w:rPr>
+              <w:t xml:space="preserve">S1</w:t>
+            </w:r>
+          </w:p>
+        </w:tc>
+        <w:tc>
+          <w:tcPr/>
+          <w:p>
+            <w:pPr>
+              <w:pStyle w:val="Compact"/>
+              <w:spacing w:line="240" w:lineRule="auto"/>
+            </w:pPr>
+            <w:r>
+              <w:rPr>
+                <w:sz w:val="18"/>
+              </w:rPr>
+              <w:t xml:space="preserve">Lys15</w:t>
+            </w:r>
+          </w:p>
+        </w:tc>
+        <w:tc>
+          <w:tcPr/>
+          <w:p>
+            <w:pPr>
+              <w:pStyle w:val="Compact"/>
+              <w:spacing w:line="240" w:lineRule="auto"/>
+            </w:pPr>
+            <w:r>
+              <w:rPr>
+                <w:sz w:val="18"/>
+              </w:rPr>
+              <w:t xml:space="preserve">Asp189, Asp194, Cys191, Gln192, Gly193, Gly216, Gly219, Gly226, His57, Ser190, Ser195, Ser214, Trp215, Val213</w:t>
+            </w:r>
+          </w:p>
+        </w:tc>
+        <w:tc>
+          <w:tcPr/>
+          <w:p>
+            <w:pPr>
+              <w:pStyle w:val="Compact"/>
+              <w:spacing w:line="240" w:lineRule="auto"/>
+            </w:pPr>
+            <w:r>
+              <w:rPr>
+                <w:sz w:val="18"/>
+              </w:rPr>
+              <w:t xml:space="preserve">Lys5</w:t>
+            </w:r>
+          </w:p>
+        </w:tc>
+        <w:tc>
+          <w:tcPr/>
+          <w:p>
+            <w:pPr>
+              <w:pStyle w:val="Compact"/>
+              <w:spacing w:line="240" w:lineRule="auto"/>
+            </w:pPr>
+            <w:r>
+              <w:rPr>
+                <w:sz w:val="18"/>
+              </w:rPr>
+              <w:t xml:space="preserve">os mesmos 14 resíduos</w:t>
+            </w:r>
+          </w:p>
+        </w:tc>
+      </w:tr>
+      <w:tr>
+        <w:tc>
+          <w:tcPr/>
+          <w:p>
+            <w:pPr>
+              <w:pStyle w:val="Compact"/>
+              <w:spacing w:line="240" w:lineRule="auto"/>
+            </w:pPr>
+            <w:r>
+              <w:rPr>
+                <w:sz w:val="18"/>
+              </w:rPr>
+              <w:t xml:space="preserve">S1′</w:t>
+            </w:r>
+          </w:p>
+        </w:tc>
+        <w:tc>
+          <w:tcPr/>
+          <w:p>
+            <w:pPr>
+              <w:pStyle w:val="Compact"/>
+              <w:spacing w:line="240" w:lineRule="auto"/>
+            </w:pPr>
+            <w:r>
+              <w:rPr>
+                <w:sz w:val="18"/>
+              </w:rPr>
+              <w:t xml:space="preserve">Ala16</w:t>
+            </w:r>
+          </w:p>
+        </w:tc>
+        <w:tc>
+          <w:tcPr/>
+          <w:p>
+            <w:pPr>
+              <w:pStyle w:val="Compact"/>
+              <w:spacing w:line="240" w:lineRule="auto"/>
+            </w:pPr>
+            <w:r>
+              <w:rPr>
+                <w:sz w:val="18"/>
+              </w:rPr>
+              <w:t xml:space="preserve">Cys42, Gln192, Gly193, His57, Phe41, Ser195</w:t>
+            </w:r>
+          </w:p>
+        </w:tc>
+        <w:tc>
+          <w:tcPr/>
+          <w:p>
+            <w:pPr>
+              <w:pStyle w:val="Compact"/>
+              <w:spacing w:line="240" w:lineRule="auto"/>
+            </w:pPr>
+            <w:r>
+              <w:rPr>
+                <w:sz w:val="18"/>
+              </w:rPr>
+              <w:t xml:space="preserve">Ser6</w:t>
+            </w:r>
+          </w:p>
+        </w:tc>
+        <w:tc>
+          <w:tcPr/>
+          <w:p>
+            <w:pPr>
+              <w:pStyle w:val="Compact"/>
+              <w:spacing w:line="240" w:lineRule="auto"/>
+            </w:pPr>
+            <w:r>
+              <w:rPr>
+                <w:sz w:val="18"/>
+              </w:rPr>
+              <w:t xml:space="preserve">os mesmos 6 resíduos</w:t>
+            </w:r>
+          </w:p>
+        </w:tc>
+      </w:tr>
+      <w:tr>
+        <w:tc>
+          <w:tcPr/>
+          <w:p>
+            <w:pPr>
+              <w:pStyle w:val="Compact"/>
+              <w:spacing w:line="240" w:lineRule="auto"/>
+            </w:pPr>
+            <w:r>
+              <w:rPr>
+                <w:sz w:val="18"/>
+              </w:rPr>
+              <w:t xml:space="preserve">S2′</w:t>
+            </w:r>
+          </w:p>
+        </w:tc>
+        <w:tc>
+          <w:tcPr/>
+          <w:p>
+            <w:pPr>
+              <w:pStyle w:val="Compact"/>
+              <w:spacing w:line="240" w:lineRule="auto"/>
+            </w:pPr>
+            <w:r>
+              <w:rPr>
+                <w:sz w:val="18"/>
+              </w:rPr>
+              <w:t xml:space="preserve">Arg17</w:t>
+            </w:r>
+          </w:p>
+        </w:tc>
+        <w:tc>
+          <w:tcPr/>
+          <w:p>
+            <w:pPr>
+              <w:pStyle w:val="Compact"/>
+              <w:spacing w:line="240" w:lineRule="auto"/>
+            </w:pPr>
+            <w:r>
+              <w:rPr>
+                <w:sz w:val="18"/>
+              </w:rPr>
+              <w:t xml:space="preserve">Gln192, Gly193, His40, Phe41, Tyr151, Tyr39</w:t>
+            </w:r>
+          </w:p>
+        </w:tc>
+        <w:tc>
+          <w:tcPr/>
+          <w:p>
+            <w:pPr>
+              <w:pStyle w:val="Compact"/>
+              <w:spacing w:line="240" w:lineRule="auto"/>
+            </w:pPr>
+            <w:r>
+              <w:rPr>
+                <w:sz w:val="18"/>
+              </w:rPr>
+              <w:t xml:space="preserve">Ile7</w:t>
+            </w:r>
+          </w:p>
+        </w:tc>
+        <w:tc>
+          <w:tcPr/>
+          <w:p>
+            <w:pPr>
+              <w:pStyle w:val="Compact"/>
+              <w:spacing w:line="240" w:lineRule="auto"/>
+            </w:pPr>
+            <w:r>
+              <w:rPr>
+                <w:sz w:val="18"/>
+              </w:rPr>
+              <w:t xml:space="preserve">os mesmos 6 resíduos</w:t>
+            </w:r>
+          </w:p>
+        </w:tc>
+      </w:tr>
+      <w:tr>
+        <w:tc>
+          <w:tcPr/>
+          <w:p>
+            <w:pPr>
+              <w:pStyle w:val="Compact"/>
+              <w:spacing w:line="240" w:lineRule="auto"/>
+            </w:pPr>
+            <w:r>
+              <w:rPr>
+                <w:sz w:val="18"/>
+              </w:rPr>
+              <w:t xml:space="preserve">S3′</w:t>
+            </w:r>
+          </w:p>
+        </w:tc>
+        <w:tc>
+          <w:tcPr/>
+          <w:p>
+            <w:pPr>
+              <w:pStyle w:val="Compact"/>
+              <w:spacing w:line="240" w:lineRule="auto"/>
+            </w:pPr>
+            <w:r>
+              <w:rPr>
+                <w:sz w:val="18"/>
+              </w:rPr>
+              <w:t xml:space="preserve">Ile18</w:t>
+            </w:r>
+          </w:p>
+        </w:tc>
+        <w:tc>
+          <w:tcPr/>
+          <w:p>
+            <w:pPr>
+              <w:pStyle w:val="Compact"/>
+              <w:spacing w:line="240" w:lineRule="auto"/>
+            </w:pPr>
+            <w:r>
+              <w:rPr>
+                <w:sz w:val="18"/>
+              </w:rPr>
+              <w:t xml:space="preserve">His57, Phe41, Tyr39</w:t>
+            </w:r>
+          </w:p>
+        </w:tc>
+        <w:tc>
+          <w:tcPr/>
+          <w:p>
+            <w:pPr>
+              <w:pStyle w:val="Compact"/>
+              <w:spacing w:line="240" w:lineRule="auto"/>
+            </w:pPr>
+            <w:r>
+              <w:rPr>
+                <w:sz w:val="18"/>
+              </w:rPr>
+              <w:t xml:space="preserve">Pro8</w:t>
+            </w:r>
+          </w:p>
+        </w:tc>
+        <w:tc>
+          <w:tcPr/>
+          <w:p>
+            <w:pPr>
+              <w:pStyle w:val="Compact"/>
+              <w:spacing w:line="240" w:lineRule="auto"/>
+            </w:pPr>
+            <w:r>
+              <w:rPr>
+                <w:sz w:val="18"/>
+              </w:rPr>
+              <w:t xml:space="preserve">nenhum</w:t>
+            </w:r>
+          </w:p>
+        </w:tc>
+      </w:tr>
+    </w:tbl>
+    <w:p>
+      <w:pPr>
+        <w:pStyle w:val="BodyText"/>
+      </w:pPr>
+      <w:r>
+        <w:rPr>
+          <w:b/>
+          <w:bCs/>
+        </w:rPr>
+        <w:t xml:space="preserve">Tabela S2.</w:t>
+      </w:r>
+      <w:r>
+        <w:t xml:space="preserve"> </w:t>
+      </w:r>
+      <w:r>
+        <w:t xml:space="preserve">Tríade catalítica e bolsão S1 dos dez receptores (modelos do AlphaFold). As posições estão na numeração do modelo; a coluna da tripsina bovina (P00760) dá a numeração de referência. Negrito: resíduo diferente do da tripsina bovina. O bolsão S1 é o conjunto dos 14 resíduos da tripsina em contato com o P1 em 2PTC e 1SFI (Tabela S1); a His57 e a Ser195 pertencem a ele e aparecem uma só vez, na tríade. O Asp189 é o resíduo de especificidade (Ser no quimotripsinogênio A, P00766). Distâncias: NE2 da His à OG da Ser e ND1 da His ao oxigênio do carboxilato do Asp102 mais próximo, no modelo. Dados:</w:t>
+      </w:r>
+      <w:r>
+        <w:t xml:space="preserve"> </w:t>
+      </w:r>
+      <w:r>
+        <w:rPr>
+          <w:rStyle w:val="VerbatimChar"/>
+        </w:rPr>
+        <w:t xml:space="preserve">data-lepidoptera-panel/triad_s1_by_receptor.csv</w:t>
+      </w:r>
+      <w:r>
+        <w:t xml:space="preserve">; script:</w:t>
+      </w:r>
+      <w:r>
+        <w:t xml:space="preserve"> </w:t>
+      </w:r>
+      <w:r>
+        <w:rPr>
+          <w:rStyle w:val="VerbatimChar"/>
+        </w:rPr>
+        <w:t xml:space="preserve">manuscript/make_table_s2.py</w:t>
+      </w:r>
+      <w:r>
+        <w:t xml:space="preserve">.</w:t>
+      </w:r>
+    </w:p>
+    <w:tbl>
+      <w:tblPr>
+        <w:tblW w:type="pct" w:w="5000"/>
+        <w:tblLayout w:type="fixed"/>
+        <w:tblLook w:firstRow="1" w:lastRow="0" w:firstColumn="0" w:lastColumn="0" w:noHBand="0" w:noVBand="0" w:val="0020"/>
+        <w:tblBorders>
+          <w:top w:val="single" w:sz="4" w:color="808080"/>
+          <w:left w:val="single" w:sz="4" w:color="808080"/>
+          <w:bottom w:val="single" w:sz="4" w:color="808080"/>
+          <w:right w:val="single" w:sz="4" w:color="808080"/>
+          <w:insideH w:val="single" w:sz="4" w:color="808080"/>
+          <w:insideV w:val="single" w:sz="4" w:color="808080"/>
+        </w:tblBorders>
+      </w:tblPr>
+      <w:tblGrid>
+        <w:gridCol w:w="609"/>
+        <w:gridCol w:w="609"/>
+        <w:gridCol w:w="609"/>
+        <w:gridCol w:w="609"/>
+        <w:gridCol w:w="609"/>
+        <w:gridCol w:w="609"/>
+        <w:gridCol w:w="609"/>
+        <w:gridCol w:w="609"/>
+        <w:gridCol w:w="609"/>
+        <w:gridCol w:w="609"/>
+        <w:gridCol w:w="609"/>
+        <w:gridCol w:w="609"/>
+        <w:gridCol w:w="609"/>
+      </w:tblGrid>
+      <w:tr>
+        <w:trPr>
+          <w:tblHeader w:val="on"/>
+        </w:trPr>
+        <w:tc>
+          <w:tcPr/>
+          <w:p>
+            <w:pPr>
+              <w:pStyle w:val="Compact"/>
+              <w:spacing w:line="240" w:lineRule="auto"/>
+            </w:pPr>
+            <w:r>
+              <w:rPr>
+                <w:b/>
+                <w:sz w:val="18"/>
+              </w:rPr>
+              <w:t xml:space="preserve">Grupo</w:t>
+            </w:r>
+          </w:p>
+        </w:tc>
+        <w:tc>
+          <w:tcPr/>
+          <w:p>
+            <w:pPr>
+              <w:pStyle w:val="Compact"/>
+              <w:spacing w:line="240" w:lineRule="auto"/>
+            </w:pPr>
+            <w:r>
+              <w:rPr>
+                <w:b/>
+                <w:sz w:val="18"/>
+              </w:rPr>
+              <w:t xml:space="preserve">Posição</w:t>
+            </w:r>
+          </w:p>
+        </w:tc>
+        <w:tc>
+          <w:tcPr/>
+          <w:p>
+            <w:pPr>
+              <w:pStyle w:val="Compact"/>
+              <w:spacing w:line="240" w:lineRule="auto"/>
+            </w:pPr>
+            <w:r>
+              <w:rPr>
+                <w:b/>
+                <w:sz w:val="18"/>
+              </w:rPr>
+              <w:t xml:space="preserve">Tripsina bovina</w:t>
+            </w:r>
+          </w:p>
+        </w:tc>
+        <w:tc>
+          <w:tcPr/>
+          <w:p>
+            <w:pPr>
+              <w:pStyle w:val="Compact"/>
+              <w:spacing w:line="240" w:lineRule="auto"/>
+            </w:pPr>
+            <w:r>
+              <w:rPr>
+                <w:b/>
+                <w:i/>
+                <w:iCs/>
+                <w:sz w:val="18"/>
+              </w:rPr>
+              <w:t xml:space="preserve">S. frugiperda</w:t>
+            </w:r>
+          </w:p>
+        </w:tc>
+        <w:tc>
+          <w:tcPr/>
+          <w:p>
+            <w:pPr>
+              <w:pStyle w:val="Compact"/>
+              <w:spacing w:line="240" w:lineRule="auto"/>
+            </w:pPr>
+            <w:r>
+              <w:rPr>
+                <w:b/>
+                <w:i/>
+                <w:iCs/>
+                <w:sz w:val="18"/>
+              </w:rPr>
+              <w:t xml:space="preserve">S. litura</w:t>
+            </w:r>
+          </w:p>
+        </w:tc>
+        <w:tc>
+          <w:tcPr/>
+          <w:p>
+            <w:pPr>
+              <w:pStyle w:val="Compact"/>
+              <w:spacing w:line="240" w:lineRule="auto"/>
+            </w:pPr>
+            <w:r>
+              <w:rPr>
+                <w:b/>
+                <w:i/>
+                <w:iCs/>
+                <w:sz w:val="18"/>
+              </w:rPr>
+              <w:t xml:space="preserve">O. nubilalis</w:t>
+            </w:r>
+          </w:p>
+        </w:tc>
+        <w:tc>
+          <w:tcPr/>
+          <w:p>
+            <w:pPr>
+              <w:pStyle w:val="Compact"/>
+              <w:spacing w:line="240" w:lineRule="auto"/>
+            </w:pPr>
+            <w:r>
+              <w:rPr>
+                <w:b/>
+                <w:i/>
+                <w:iCs/>
+                <w:sz w:val="18"/>
+              </w:rPr>
+              <w:t xml:space="preserve">D. saccharalis</w:t>
+            </w:r>
+          </w:p>
+        </w:tc>
+        <w:tc>
+          <w:tcPr/>
+          <w:p>
+            <w:pPr>
+              <w:pStyle w:val="Compact"/>
+              <w:spacing w:line="240" w:lineRule="auto"/>
+            </w:pPr>
+            <w:r>
+              <w:rPr>
+                <w:b/>
+                <w:i/>
+                <w:iCs/>
+                <w:sz w:val="18"/>
+              </w:rPr>
+              <w:t xml:space="preserve">C. includens</w:t>
+            </w:r>
+          </w:p>
+        </w:tc>
+        <w:tc>
+          <w:tcPr/>
+          <w:p>
+            <w:pPr>
+              <w:pStyle w:val="Compact"/>
+              <w:spacing w:line="240" w:lineRule="auto"/>
+            </w:pPr>
+            <w:r>
+              <w:rPr>
+                <w:b/>
+                <w:i/>
+                <w:iCs/>
+                <w:sz w:val="18"/>
+              </w:rPr>
+              <w:t xml:space="preserve">H. virescens</w:t>
+            </w:r>
+          </w:p>
+        </w:tc>
+        <w:tc>
+          <w:tcPr/>
+          <w:p>
+            <w:pPr>
+              <w:pStyle w:val="Compact"/>
+              <w:spacing w:line="240" w:lineRule="auto"/>
+            </w:pPr>
+            <w:r>
+              <w:rPr>
+                <w:b/>
+                <w:i/>
+                <w:iCs/>
+                <w:sz w:val="18"/>
+              </w:rPr>
+              <w:t xml:space="preserve">P. xylostella</w:t>
+            </w:r>
+          </w:p>
+        </w:tc>
+        <w:tc>
+          <w:tcPr/>
+          <w:p>
+            <w:pPr>
+              <w:pStyle w:val="Compact"/>
+              <w:spacing w:line="240" w:lineRule="auto"/>
+            </w:pPr>
+            <w:r>
+              <w:rPr>
+                <w:b/>
+                <w:i/>
+                <w:iCs/>
+                <w:sz w:val="18"/>
+              </w:rPr>
+              <w:t xml:space="preserve">A. gemmatalis</w:t>
+            </w:r>
+          </w:p>
+        </w:tc>
+        <w:tc>
+          <w:tcPr/>
+          <w:p>
+            <w:pPr>
+              <w:pStyle w:val="Compact"/>
+              <w:spacing w:line="240" w:lineRule="auto"/>
+            </w:pPr>
+            <w:r>
+              <w:rPr>
+                <w:b/>
+                <w:i/>
+                <w:iCs/>
+                <w:sz w:val="18"/>
+              </w:rPr>
+              <w:t xml:space="preserve">M. sexta</w:t>
+            </w:r>
+          </w:p>
+        </w:tc>
+        <w:tc>
+          <w:tcPr/>
+          <w:p>
+            <w:pPr>
+              <w:pStyle w:val="Compact"/>
+              <w:spacing w:line="240" w:lineRule="auto"/>
+            </w:pPr>
+            <w:r>
+              <w:rPr>
+                <w:b/>
+                <w:i/>
+                <w:iCs/>
+                <w:sz w:val="18"/>
+              </w:rPr>
+              <w:t xml:space="preserve">B. mori</w:t>
+            </w:r>
+          </w:p>
+        </w:tc>
+      </w:tr>
+      <w:tr>
+        <w:tc>
+          <w:tcPr/>
+          <w:p>
+            <w:pPr>
+              <w:pStyle w:val="Compact"/>
+              <w:spacing w:line="240" w:lineRule="auto"/>
+            </w:pPr>
+            <w:r>
+              <w:rPr>
+                <w:sz w:val="18"/>
+              </w:rPr>
+              <w:t xml:space="preserve">Tríade catalítica</w:t>
+            </w:r>
+          </w:p>
+        </w:tc>
+        <w:tc>
+          <w:tcPr/>
+          <w:p>
+            <w:pPr>
+              <w:pStyle w:val="Compact"/>
+              <w:spacing w:line="240" w:lineRule="auto"/>
+            </w:pPr>
+            <w:r>
+              <w:rPr>
+                <w:sz w:val="18"/>
+              </w:rPr>
+              <w:t xml:space="preserve">His57</w:t>
+            </w:r>
+          </w:p>
+        </w:tc>
+        <w:tc>
+          <w:tcPr/>
+          <w:p>
+            <w:pPr>
+              <w:pStyle w:val="Compact"/>
+              <w:spacing w:line="240" w:lineRule="auto"/>
+            </w:pPr>
+            <w:r>
+              <w:rPr>
+                <w:sz w:val="18"/>
+              </w:rPr>
+              <w:t xml:space="preserve">H57</w:t>
+            </w:r>
+          </w:p>
+        </w:tc>
+        <w:tc>
+          <w:tcPr/>
+          <w:p>
+            <w:pPr>
+              <w:pStyle w:val="Compact"/>
+              <w:spacing w:line="240" w:lineRule="auto"/>
+            </w:pPr>
+            <w:r>
+              <w:rPr>
+                <w:sz w:val="18"/>
+              </w:rPr>
+              <w:t xml:space="preserve">H69</w:t>
+            </w:r>
+          </w:p>
+        </w:tc>
+        <w:tc>
+          <w:tcPr/>
+          <w:p>
+            <w:pPr>
+              <w:pStyle w:val="Compact"/>
+              <w:spacing w:line="240" w:lineRule="auto"/>
+            </w:pPr>
+            <w:r>
+              <w:rPr>
+                <w:sz w:val="18"/>
+              </w:rPr>
+              <w:t xml:space="preserve">H69</w:t>
+            </w:r>
+          </w:p>
+        </w:tc>
+        <w:tc>
+          <w:tcPr/>
+          <w:p>
+            <w:pPr>
+              <w:pStyle w:val="Compact"/>
+              <w:spacing w:line="240" w:lineRule="auto"/>
+            </w:pPr>
+            <w:r>
+              <w:rPr>
+                <w:sz w:val="18"/>
+              </w:rPr>
+              <w:t xml:space="preserve">H69</w:t>
+            </w:r>
+          </w:p>
+        </w:tc>
+        <w:tc>
+          <w:tcPr/>
+          <w:p>
+            <w:pPr>
+              <w:pStyle w:val="Compact"/>
+              <w:spacing w:line="240" w:lineRule="auto"/>
+            </w:pPr>
+            <w:r>
+              <w:rPr>
+                <w:sz w:val="18"/>
+              </w:rPr>
+              <w:t xml:space="preserve">H69</w:t>
+            </w:r>
+          </w:p>
+        </w:tc>
+        <w:tc>
+          <w:tcPr/>
+          <w:p>
+            <w:pPr>
+              <w:pStyle w:val="Compact"/>
+              <w:spacing w:line="240" w:lineRule="auto"/>
+            </w:pPr>
+            <w:r>
+              <w:rPr>
+                <w:sz w:val="18"/>
+              </w:rPr>
+              <w:t xml:space="preserve">H69</w:t>
+            </w:r>
+          </w:p>
+        </w:tc>
+        <w:tc>
+          <w:tcPr/>
+          <w:p>
+            <w:pPr>
+              <w:pStyle w:val="Compact"/>
+              <w:spacing w:line="240" w:lineRule="auto"/>
+            </w:pPr>
+            <w:r>
+              <w:rPr>
+                <w:sz w:val="18"/>
+              </w:rPr>
+              <w:t xml:space="preserve">H68</w:t>
+            </w:r>
+          </w:p>
+        </w:tc>
+        <w:tc>
+          <w:tcPr/>
+          <w:p>
+            <w:pPr>
+              <w:pStyle w:val="Compact"/>
+              <w:spacing w:line="240" w:lineRule="auto"/>
+            </w:pPr>
+            <w:r>
+              <w:rPr>
+                <w:sz w:val="18"/>
+              </w:rPr>
+              <w:t xml:space="preserve">H70</w:t>
+            </w:r>
+          </w:p>
+        </w:tc>
+        <w:tc>
+          <w:tcPr/>
+          <w:p>
+            <w:pPr>
+              <w:pStyle w:val="Compact"/>
+              <w:spacing w:line="240" w:lineRule="auto"/>
+            </w:pPr>
+            <w:r>
+              <w:rPr>
+                <w:sz w:val="18"/>
+              </w:rPr>
+              <w:t xml:space="preserve">H71</w:t>
+            </w:r>
+          </w:p>
+        </w:tc>
+        <w:tc>
+          <w:tcPr/>
+          <w:p>
+            <w:pPr>
+              <w:pStyle w:val="Compact"/>
+              <w:spacing w:line="240" w:lineRule="auto"/>
+            </w:pPr>
+            <w:r>
+              <w:rPr>
+                <w:sz w:val="18"/>
+              </w:rPr>
+              <w:t xml:space="preserve">H70</w:t>
+            </w:r>
+          </w:p>
+        </w:tc>
+        <w:tc>
+          <w:tcPr/>
+          <w:p>
+            <w:pPr>
+              <w:pStyle w:val="Compact"/>
+              <w:spacing w:line="240" w:lineRule="auto"/>
+            </w:pPr>
+            <w:r>
+              <w:rPr>
+                <w:sz w:val="18"/>
+              </w:rPr>
+              <w:t xml:space="preserve">H70</w:t>
+            </w:r>
+          </w:p>
+        </w:tc>
+      </w:tr>
+      <w:tr>
+        <w:tc>
+          <w:tcPr/>
+          <w:p>
+            <w:pPr>
+              <w:pStyle w:val="Compact"/>
+              <w:spacing w:line="240" w:lineRule="auto"/>
+            </w:pPr>
+          </w:p>
+        </w:tc>
+        <w:tc>
+          <w:tcPr/>
+          <w:p>
+            <w:pPr>
+              <w:pStyle w:val="Compact"/>
+              <w:spacing w:line="240" w:lineRule="auto"/>
+            </w:pPr>
+            <w:r>
+              <w:rPr>
+                <w:sz w:val="18"/>
+              </w:rPr>
+              <w:t xml:space="preserve">Asp102</w:t>
+            </w:r>
+          </w:p>
+        </w:tc>
+        <w:tc>
+          <w:tcPr/>
+          <w:p>
+            <w:pPr>
+              <w:pStyle w:val="Compact"/>
+              <w:spacing w:line="240" w:lineRule="auto"/>
+            </w:pPr>
+            <w:r>
+              <w:rPr>
+                <w:sz w:val="18"/>
+              </w:rPr>
+              <w:t xml:space="preserve">D102</w:t>
+            </w:r>
+          </w:p>
+        </w:tc>
+        <w:tc>
+          <w:tcPr/>
+          <w:p>
+            <w:pPr>
+              <w:pStyle w:val="Compact"/>
+              <w:spacing w:line="240" w:lineRule="auto"/>
+            </w:pPr>
+            <w:r>
+              <w:rPr>
+                <w:sz w:val="18"/>
+              </w:rPr>
+              <w:t xml:space="preserve">D114</w:t>
+            </w:r>
+          </w:p>
+        </w:tc>
+        <w:tc>
+          <w:tcPr/>
+          <w:p>
+            <w:pPr>
+              <w:pStyle w:val="Compact"/>
+              <w:spacing w:line="240" w:lineRule="auto"/>
+            </w:pPr>
+            <w:r>
+              <w:rPr>
+                <w:sz w:val="18"/>
+              </w:rPr>
+              <w:t xml:space="preserve">D114</w:t>
+            </w:r>
+          </w:p>
+        </w:tc>
+        <w:tc>
+          <w:tcPr/>
+          <w:p>
+            <w:pPr>
+              <w:pStyle w:val="Compact"/>
+              <w:spacing w:line="240" w:lineRule="auto"/>
+            </w:pPr>
+            <w:r>
+              <w:rPr>
+                <w:sz w:val="18"/>
+              </w:rPr>
+              <w:t xml:space="preserve">D114</w:t>
+            </w:r>
+          </w:p>
+        </w:tc>
+        <w:tc>
+          <w:tcPr/>
+          <w:p>
+            <w:pPr>
+              <w:pStyle w:val="Compact"/>
+              <w:spacing w:line="240" w:lineRule="auto"/>
+            </w:pPr>
+            <w:r>
+              <w:rPr>
+                <w:sz w:val="18"/>
+              </w:rPr>
+              <w:t xml:space="preserve">D114</w:t>
+            </w:r>
+          </w:p>
+        </w:tc>
+        <w:tc>
+          <w:tcPr/>
+          <w:p>
+            <w:pPr>
+              <w:pStyle w:val="Compact"/>
+              <w:spacing w:line="240" w:lineRule="auto"/>
+            </w:pPr>
+            <w:r>
+              <w:rPr>
+                <w:sz w:val="18"/>
+              </w:rPr>
+              <w:t xml:space="preserve">D114</w:t>
+            </w:r>
+          </w:p>
+        </w:tc>
+        <w:tc>
+          <w:tcPr/>
+          <w:p>
+            <w:pPr>
+              <w:pStyle w:val="Compact"/>
+              <w:spacing w:line="240" w:lineRule="auto"/>
+            </w:pPr>
+            <w:r>
+              <w:rPr>
+                <w:sz w:val="18"/>
+              </w:rPr>
+              <w:t xml:space="preserve">D113</w:t>
+            </w:r>
+          </w:p>
+        </w:tc>
+        <w:tc>
+          <w:tcPr/>
+          <w:p>
+            <w:pPr>
+              <w:pStyle w:val="Compact"/>
+              <w:spacing w:line="240" w:lineRule="auto"/>
+            </w:pPr>
+            <w:r>
+              <w:rPr>
+                <w:sz w:val="18"/>
+              </w:rPr>
+              <w:t xml:space="preserve">D116</w:t>
+            </w:r>
+          </w:p>
+        </w:tc>
+        <w:tc>
+          <w:tcPr/>
+          <w:p>
+            <w:pPr>
+              <w:pStyle w:val="Compact"/>
+              <w:spacing w:line="240" w:lineRule="auto"/>
+            </w:pPr>
+            <w:r>
+              <w:rPr>
+                <w:sz w:val="18"/>
+              </w:rPr>
+              <w:t xml:space="preserve">D116</w:t>
+            </w:r>
+          </w:p>
+        </w:tc>
+        <w:tc>
+          <w:tcPr/>
+          <w:p>
+            <w:pPr>
+              <w:pStyle w:val="Compact"/>
+              <w:spacing w:line="240" w:lineRule="auto"/>
+            </w:pPr>
+            <w:r>
+              <w:rPr>
+                <w:sz w:val="18"/>
+              </w:rPr>
+              <w:t xml:space="preserve">D115</w:t>
+            </w:r>
+          </w:p>
+        </w:tc>
+        <w:tc>
+          <w:tcPr/>
+          <w:p>
+            <w:pPr>
+              <w:pStyle w:val="Compact"/>
+              <w:spacing w:line="240" w:lineRule="auto"/>
+            </w:pPr>
+            <w:r>
+              <w:rPr>
+                <w:sz w:val="18"/>
+              </w:rPr>
+              <w:t xml:space="preserve">D115</w:t>
+            </w:r>
+          </w:p>
+        </w:tc>
+      </w:tr>
+      <w:tr>
+        <w:tc>
+          <w:tcPr/>
+          <w:p>
+            <w:pPr>
+              <w:pStyle w:val="Compact"/>
+              <w:spacing w:line="240" w:lineRule="auto"/>
+            </w:pPr>
+          </w:p>
+        </w:tc>
+        <w:tc>
+          <w:tcPr/>
+          <w:p>
+            <w:pPr>
+              <w:pStyle w:val="Compact"/>
+              <w:spacing w:line="240" w:lineRule="auto"/>
+            </w:pPr>
+            <w:r>
+              <w:rPr>
+                <w:sz w:val="18"/>
+              </w:rPr>
+              <w:t xml:space="preserve">Ser195</w:t>
+            </w:r>
+          </w:p>
+        </w:tc>
+        <w:tc>
+          <w:tcPr/>
+          <w:p>
+            <w:pPr>
+              <w:pStyle w:val="Compact"/>
+              <w:spacing w:line="240" w:lineRule="auto"/>
+            </w:pPr>
+            <w:r>
+              <w:rPr>
+                <w:sz w:val="18"/>
+              </w:rPr>
+              <w:t xml:space="preserve">S195</w:t>
+            </w:r>
+          </w:p>
+        </w:tc>
+        <w:tc>
+          <w:tcPr/>
+          <w:p>
+            <w:pPr>
+              <w:pStyle w:val="Compact"/>
+              <w:spacing w:line="240" w:lineRule="auto"/>
+            </w:pPr>
+            <w:r>
+              <w:rPr>
+                <w:sz w:val="18"/>
+              </w:rPr>
+              <w:t xml:space="preserve">S220</w:t>
+            </w:r>
+          </w:p>
+        </w:tc>
+        <w:tc>
+          <w:tcPr/>
+          <w:p>
+            <w:pPr>
+              <w:pStyle w:val="Compact"/>
+              <w:spacing w:line="240" w:lineRule="auto"/>
+            </w:pPr>
+            <w:r>
+              <w:rPr>
+                <w:sz w:val="18"/>
+              </w:rPr>
+              <w:t xml:space="preserve">S211</w:t>
+            </w:r>
+          </w:p>
+        </w:tc>
+        <w:tc>
+          <w:tcPr/>
+          <w:p>
+            <w:pPr>
+              <w:pStyle w:val="Compact"/>
+              <w:spacing w:line="240" w:lineRule="auto"/>
+            </w:pPr>
+            <w:r>
+              <w:rPr>
+                <w:sz w:val="18"/>
+              </w:rPr>
+              <w:t xml:space="preserve">S213</w:t>
+            </w:r>
+          </w:p>
+        </w:tc>
+        <w:tc>
+          <w:tcPr/>
+          <w:p>
+            <w:pPr>
+              <w:pStyle w:val="Compact"/>
+              <w:spacing w:line="240" w:lineRule="auto"/>
+            </w:pPr>
+            <w:r>
+              <w:rPr>
+                <w:sz w:val="18"/>
+              </w:rPr>
+              <w:t xml:space="preserve">S213</w:t>
+            </w:r>
+          </w:p>
+        </w:tc>
+        <w:tc>
+          <w:tcPr/>
+          <w:p>
+            <w:pPr>
+              <w:pStyle w:val="Compact"/>
+              <w:spacing w:line="240" w:lineRule="auto"/>
+            </w:pPr>
+            <w:r>
+              <w:rPr>
+                <w:sz w:val="18"/>
+              </w:rPr>
+              <w:t xml:space="preserve">S212</w:t>
+            </w:r>
+          </w:p>
+        </w:tc>
+        <w:tc>
+          <w:tcPr/>
+          <w:p>
+            <w:pPr>
+              <w:pStyle w:val="Compact"/>
+              <w:spacing w:line="240" w:lineRule="auto"/>
+            </w:pPr>
+            <w:r>
+              <w:rPr>
+                <w:sz w:val="18"/>
+              </w:rPr>
+              <w:t xml:space="preserve">S219</w:t>
+            </w:r>
+          </w:p>
+        </w:tc>
+        <w:tc>
+          <w:tcPr/>
+          <w:p>
+            <w:pPr>
+              <w:pStyle w:val="Compact"/>
+              <w:spacing w:line="240" w:lineRule="auto"/>
+            </w:pPr>
+            <w:r>
+              <w:rPr>
+                <w:sz w:val="18"/>
+              </w:rPr>
+              <w:t xml:space="preserve">S211</w:t>
+            </w:r>
+          </w:p>
+        </w:tc>
+        <w:tc>
+          <w:tcPr/>
+          <w:p>
+            <w:pPr>
+              <w:pStyle w:val="Compact"/>
+              <w:spacing w:line="240" w:lineRule="auto"/>
+            </w:pPr>
+            <w:r>
+              <w:rPr>
+                <w:sz w:val="18"/>
+              </w:rPr>
+              <w:t xml:space="preserve">S217</w:t>
+            </w:r>
+          </w:p>
+        </w:tc>
+        <w:tc>
+          <w:tcPr/>
+          <w:p>
+            <w:pPr>
+              <w:pStyle w:val="Compact"/>
+              <w:spacing w:line="240" w:lineRule="auto"/>
+            </w:pPr>
+            <w:r>
+              <w:rPr>
+                <w:sz w:val="18"/>
+              </w:rPr>
+              <w:t xml:space="preserve">S213</w:t>
+            </w:r>
+          </w:p>
+        </w:tc>
+        <w:tc>
+          <w:tcPr/>
+          <w:p>
+            <w:pPr>
+              <w:pStyle w:val="Compact"/>
+              <w:spacing w:line="240" w:lineRule="auto"/>
+            </w:pPr>
+            <w:r>
+              <w:rPr>
+                <w:sz w:val="18"/>
+              </w:rPr>
+              <w:t xml:space="preserve">S212</w:t>
+            </w:r>
+          </w:p>
+        </w:tc>
+      </w:tr>
+      <w:tr>
+        <w:tc>
+          <w:tcPr/>
+          <w:p>
+            <w:pPr>
+              <w:pStyle w:val="Compact"/>
+              <w:spacing w:line="240" w:lineRule="auto"/>
+            </w:pPr>
+            <w:r>
+              <w:rPr>
+                <w:sz w:val="18"/>
+              </w:rPr>
+              <w:t xml:space="preserve">Bolsão S1</w:t>
+            </w:r>
+          </w:p>
+        </w:tc>
+        <w:tc>
+          <w:tcPr/>
+          <w:p>
+            <w:pPr>
+              <w:pStyle w:val="Compact"/>
+              <w:spacing w:line="240" w:lineRule="auto"/>
+            </w:pPr>
+            <w:r>
+              <w:rPr>
+                <w:sz w:val="18"/>
+              </w:rPr>
+              <w:t xml:space="preserve">Asp189</w:t>
+            </w:r>
+          </w:p>
+        </w:tc>
+        <w:tc>
+          <w:tcPr/>
+          <w:p>
+            <w:pPr>
+              <w:pStyle w:val="Compact"/>
+              <w:spacing w:line="240" w:lineRule="auto"/>
+            </w:pPr>
+            <w:r>
+              <w:rPr>
+                <w:sz w:val="18"/>
+              </w:rPr>
+              <w:t xml:space="preserve">D189</w:t>
+            </w:r>
+          </w:p>
+        </w:tc>
+        <w:tc>
+          <w:tcPr/>
+          <w:p>
+            <w:pPr>
+              <w:pStyle w:val="Compact"/>
+              <w:spacing w:line="240" w:lineRule="auto"/>
+            </w:pPr>
+            <w:r>
+              <w:rPr>
+                <w:sz w:val="18"/>
+              </w:rPr>
+              <w:t xml:space="preserve">D214</w:t>
+            </w:r>
+          </w:p>
+        </w:tc>
+        <w:tc>
+          <w:tcPr/>
+          <w:p>
+            <w:pPr>
+              <w:pStyle w:val="Compact"/>
+              <w:spacing w:line="240" w:lineRule="auto"/>
+            </w:pPr>
+            <w:r>
+              <w:rPr>
+                <w:sz w:val="18"/>
+              </w:rPr>
+              <w:t xml:space="preserve">D205</w:t>
+            </w:r>
+          </w:p>
+        </w:tc>
+        <w:tc>
+          <w:tcPr/>
+          <w:p>
+            <w:pPr>
+              <w:pStyle w:val="Compact"/>
+              <w:spacing w:line="240" w:lineRule="auto"/>
+            </w:pPr>
+            <w:r>
+              <w:rPr>
+                <w:sz w:val="18"/>
+              </w:rPr>
+              <w:t xml:space="preserve">D207</w:t>
+            </w:r>
+          </w:p>
+        </w:tc>
+        <w:tc>
+          <w:tcPr/>
+          <w:p>
+            <w:pPr>
+              <w:pStyle w:val="Compact"/>
+              <w:spacing w:line="240" w:lineRule="auto"/>
+            </w:pPr>
+            <w:r>
+              <w:rPr>
+                <w:sz w:val="18"/>
+              </w:rPr>
+              <w:t xml:space="preserve">D207</w:t>
+            </w:r>
+          </w:p>
+        </w:tc>
+        <w:tc>
+          <w:tcPr/>
+          <w:p>
+            <w:pPr>
+              <w:pStyle w:val="Compact"/>
+              <w:spacing w:line="240" w:lineRule="auto"/>
+            </w:pPr>
+            <w:r>
+              <w:rPr>
+                <w:sz w:val="18"/>
+              </w:rPr>
+              <w:t xml:space="preserve">D206</w:t>
+            </w:r>
+          </w:p>
+        </w:tc>
+        <w:tc>
+          <w:tcPr/>
+          <w:p>
+            <w:pPr>
+              <w:pStyle w:val="Compact"/>
+              <w:spacing w:line="240" w:lineRule="auto"/>
+            </w:pPr>
+            <w:r>
+              <w:rPr>
+                <w:sz w:val="18"/>
+              </w:rPr>
+              <w:t xml:space="preserve">D213</w:t>
+            </w:r>
+          </w:p>
+        </w:tc>
+        <w:tc>
+          <w:tcPr/>
+          <w:p>
+            <w:pPr>
+              <w:pStyle w:val="Compact"/>
+              <w:spacing w:line="240" w:lineRule="auto"/>
+            </w:pPr>
+            <w:r>
+              <w:rPr>
+                <w:sz w:val="18"/>
+              </w:rPr>
+              <w:t xml:space="preserve">D205</w:t>
+            </w:r>
+          </w:p>
+        </w:tc>
+        <w:tc>
+          <w:tcPr/>
+          <w:p>
+            <w:pPr>
+              <w:pStyle w:val="Compact"/>
+              <w:spacing w:line="240" w:lineRule="auto"/>
+            </w:pPr>
+            <w:r>
+              <w:rPr>
+                <w:sz w:val="18"/>
+              </w:rPr>
+              <w:t xml:space="preserve">D211</w:t>
+            </w:r>
+          </w:p>
+        </w:tc>
+        <w:tc>
+          <w:tcPr/>
+          <w:p>
+            <w:pPr>
+              <w:pStyle w:val="Compact"/>
+              <w:spacing w:line="240" w:lineRule="auto"/>
+            </w:pPr>
+            <w:r>
+              <w:rPr>
+                <w:sz w:val="18"/>
+              </w:rPr>
+              <w:t xml:space="preserve">D207</w:t>
+            </w:r>
+          </w:p>
+        </w:tc>
+        <w:tc>
+          <w:tcPr/>
+          <w:p>
+            <w:pPr>
+              <w:pStyle w:val="Compact"/>
+              <w:spacing w:line="240" w:lineRule="auto"/>
+            </w:pPr>
+            <w:r>
+              <w:rPr>
+                <w:sz w:val="18"/>
+              </w:rPr>
+              <w:t xml:space="preserve">D206</w:t>
+            </w:r>
+          </w:p>
+        </w:tc>
+      </w:tr>
+      <w:tr>
+        <w:tc>
+          <w:tcPr/>
+          <w:p>
+            <w:pPr>
+              <w:pStyle w:val="Compact"/>
+              <w:spacing w:line="240" w:lineRule="auto"/>
+            </w:pPr>
+          </w:p>
+        </w:tc>
+        <w:tc>
+          <w:tcPr/>
+          <w:p>
+            <w:pPr>
+              <w:pStyle w:val="Compact"/>
+              <w:spacing w:line="240" w:lineRule="auto"/>
+            </w:pPr>
+            <w:r>
+              <w:rPr>
+                <w:sz w:val="18"/>
+              </w:rPr>
+              <w:t xml:space="preserve">Ser190</w:t>
+            </w:r>
+          </w:p>
+        </w:tc>
+        <w:tc>
+          <w:tcPr/>
+          <w:p>
+            <w:pPr>
+              <w:pStyle w:val="Compact"/>
+              <w:spacing w:line="240" w:lineRule="auto"/>
+            </w:pPr>
+            <w:r>
+              <w:rPr>
+                <w:sz w:val="18"/>
+              </w:rPr>
+              <w:t xml:space="preserve">S190</w:t>
+            </w:r>
+          </w:p>
+        </w:tc>
+        <w:tc>
+          <w:tcPr/>
+          <w:p>
+            <w:pPr>
+              <w:pStyle w:val="Compact"/>
+              <w:spacing w:line="240" w:lineRule="auto"/>
+            </w:pPr>
+            <w:r>
+              <w:rPr>
+                <w:b/>
+                <w:bCs/>
+                <w:sz w:val="18"/>
+              </w:rPr>
+              <w:t xml:space="preserve">A215</w:t>
+            </w:r>
+          </w:p>
+        </w:tc>
+        <w:tc>
+          <w:tcPr/>
+          <w:p>
+            <w:pPr>
+              <w:pStyle w:val="Compact"/>
+              <w:spacing w:line="240" w:lineRule="auto"/>
+            </w:pPr>
+            <w:r>
+              <w:rPr>
+                <w:b/>
+                <w:bCs/>
+                <w:sz w:val="18"/>
+              </w:rPr>
+              <w:t xml:space="preserve">Q206</w:t>
+            </w:r>
+          </w:p>
+        </w:tc>
+        <w:tc>
+          <w:tcPr/>
+          <w:p>
+            <w:pPr>
+              <w:pStyle w:val="Compact"/>
+              <w:spacing w:line="240" w:lineRule="auto"/>
+            </w:pPr>
+            <w:r>
+              <w:rPr>
+                <w:b/>
+                <w:bCs/>
+                <w:sz w:val="18"/>
+              </w:rPr>
+              <w:t xml:space="preserve">Q208</w:t>
+            </w:r>
+          </w:p>
+        </w:tc>
+        <w:tc>
+          <w:tcPr/>
+          <w:p>
+            <w:pPr>
+              <w:pStyle w:val="Compact"/>
+              <w:spacing w:line="240" w:lineRule="auto"/>
+            </w:pPr>
+            <w:r>
+              <w:rPr>
+                <w:b/>
+                <w:bCs/>
+                <w:sz w:val="18"/>
+              </w:rPr>
+              <w:t xml:space="preserve">Q208</w:t>
+            </w:r>
+          </w:p>
+        </w:tc>
+        <w:tc>
+          <w:tcPr/>
+          <w:p>
+            <w:pPr>
+              <w:pStyle w:val="Compact"/>
+              <w:spacing w:line="240" w:lineRule="auto"/>
+            </w:pPr>
+            <w:r>
+              <w:rPr>
+                <w:b/>
+                <w:bCs/>
+                <w:sz w:val="18"/>
+              </w:rPr>
+              <w:t xml:space="preserve">Q207</w:t>
+            </w:r>
+          </w:p>
+        </w:tc>
+        <w:tc>
+          <w:tcPr/>
+          <w:p>
+            <w:pPr>
+              <w:pStyle w:val="Compact"/>
+              <w:spacing w:line="240" w:lineRule="auto"/>
+            </w:pPr>
+            <w:r>
+              <w:rPr>
+                <w:b/>
+                <w:bCs/>
+                <w:sz w:val="18"/>
+              </w:rPr>
+              <w:t xml:space="preserve">A214</w:t>
+            </w:r>
+          </w:p>
+        </w:tc>
+        <w:tc>
+          <w:tcPr/>
+          <w:p>
+            <w:pPr>
+              <w:pStyle w:val="Compact"/>
+              <w:spacing w:line="240" w:lineRule="auto"/>
+            </w:pPr>
+            <w:r>
+              <w:rPr>
+                <w:b/>
+                <w:bCs/>
+                <w:sz w:val="18"/>
+              </w:rPr>
+              <w:t xml:space="preserve">A206</w:t>
+            </w:r>
+          </w:p>
+        </w:tc>
+        <w:tc>
+          <w:tcPr/>
+          <w:p>
+            <w:pPr>
+              <w:pStyle w:val="Compact"/>
+              <w:spacing w:line="240" w:lineRule="auto"/>
+            </w:pPr>
+            <w:r>
+              <w:rPr>
+                <w:b/>
+                <w:bCs/>
+                <w:sz w:val="18"/>
+              </w:rPr>
+              <w:t xml:space="preserve">Q212</w:t>
+            </w:r>
+          </w:p>
+        </w:tc>
+        <w:tc>
+          <w:tcPr/>
+          <w:p>
+            <w:pPr>
+              <w:pStyle w:val="Compact"/>
+              <w:spacing w:line="240" w:lineRule="auto"/>
+            </w:pPr>
+            <w:r>
+              <w:rPr>
+                <w:b/>
+                <w:bCs/>
+                <w:sz w:val="18"/>
+              </w:rPr>
+              <w:t xml:space="preserve">Q208</w:t>
+            </w:r>
+          </w:p>
+        </w:tc>
+        <w:tc>
+          <w:tcPr/>
+          <w:p>
+            <w:pPr>
+              <w:pStyle w:val="Compact"/>
+              <w:spacing w:line="240" w:lineRule="auto"/>
+            </w:pPr>
+            <w:r>
+              <w:rPr>
+                <w:sz w:val="18"/>
+              </w:rPr>
+              <w:t xml:space="preserve">S207</w:t>
+            </w:r>
+          </w:p>
+        </w:tc>
+      </w:tr>
+      <w:tr>
+        <w:tc>
+          <w:tcPr/>
+          <w:p>
+            <w:pPr>
+              <w:pStyle w:val="Compact"/>
+              <w:spacing w:line="240" w:lineRule="auto"/>
+            </w:pPr>
+          </w:p>
+        </w:tc>
+        <w:tc>
+          <w:tcPr/>
+          <w:p>
+            <w:pPr>
+              <w:pStyle w:val="Compact"/>
+              <w:spacing w:line="240" w:lineRule="auto"/>
+            </w:pPr>
+            <w:r>
+              <w:rPr>
+                <w:sz w:val="18"/>
+              </w:rPr>
+              <w:t xml:space="preserve">Cys191</w:t>
+            </w:r>
+          </w:p>
+        </w:tc>
+        <w:tc>
+          <w:tcPr/>
+          <w:p>
+            <w:pPr>
+              <w:pStyle w:val="Compact"/>
+              <w:spacing w:line="240" w:lineRule="auto"/>
+            </w:pPr>
+            <w:r>
+              <w:rPr>
+                <w:sz w:val="18"/>
+              </w:rPr>
+              <w:t xml:space="preserve">C191</w:t>
+            </w:r>
+          </w:p>
+        </w:tc>
+        <w:tc>
+          <w:tcPr/>
+          <w:p>
+            <w:pPr>
+              <w:pStyle w:val="Compact"/>
+              <w:spacing w:line="240" w:lineRule="auto"/>
+            </w:pPr>
+            <w:r>
+              <w:rPr>
+                <w:sz w:val="18"/>
+              </w:rPr>
+              <w:t xml:space="preserve">C216</w:t>
+            </w:r>
+          </w:p>
+        </w:tc>
+        <w:tc>
+          <w:tcPr/>
+          <w:p>
+            <w:pPr>
+              <w:pStyle w:val="Compact"/>
+              <w:spacing w:line="240" w:lineRule="auto"/>
+            </w:pPr>
+            <w:r>
+              <w:rPr>
+                <w:sz w:val="18"/>
+              </w:rPr>
+              <w:t xml:space="preserve">C207</w:t>
+            </w:r>
+          </w:p>
+        </w:tc>
+        <w:tc>
+          <w:tcPr/>
+          <w:p>
+            <w:pPr>
+              <w:pStyle w:val="Compact"/>
+              <w:spacing w:line="240" w:lineRule="auto"/>
+            </w:pPr>
+            <w:r>
+              <w:rPr>
+                <w:sz w:val="18"/>
+              </w:rPr>
+              <w:t xml:space="preserve">C209</w:t>
+            </w:r>
+          </w:p>
+        </w:tc>
+        <w:tc>
+          <w:tcPr/>
+          <w:p>
+            <w:pPr>
+              <w:pStyle w:val="Compact"/>
+              <w:spacing w:line="240" w:lineRule="auto"/>
+            </w:pPr>
+            <w:r>
+              <w:rPr>
+                <w:sz w:val="18"/>
+              </w:rPr>
+              <w:t xml:space="preserve">C209</w:t>
+            </w:r>
+          </w:p>
+        </w:tc>
+        <w:tc>
+          <w:tcPr/>
+          <w:p>
+            <w:pPr>
+              <w:pStyle w:val="Compact"/>
+              <w:spacing w:line="240" w:lineRule="auto"/>
+            </w:pPr>
+            <w:r>
+              <w:rPr>
+                <w:sz w:val="18"/>
+              </w:rPr>
+              <w:t xml:space="preserve">C208</w:t>
+            </w:r>
+          </w:p>
+        </w:tc>
+        <w:tc>
+          <w:tcPr/>
+          <w:p>
+            <w:pPr>
+              <w:pStyle w:val="Compact"/>
+              <w:spacing w:line="240" w:lineRule="auto"/>
+            </w:pPr>
+            <w:r>
+              <w:rPr>
+                <w:sz w:val="18"/>
+              </w:rPr>
+              <w:t xml:space="preserve">C215</w:t>
+            </w:r>
+          </w:p>
+        </w:tc>
+        <w:tc>
+          <w:tcPr/>
+          <w:p>
+            <w:pPr>
+              <w:pStyle w:val="Compact"/>
+              <w:spacing w:line="240" w:lineRule="auto"/>
+            </w:pPr>
+            <w:r>
+              <w:rPr>
+                <w:sz w:val="18"/>
+              </w:rPr>
+              <w:t xml:space="preserve">C207</w:t>
+            </w:r>
+          </w:p>
+        </w:tc>
+        <w:tc>
+          <w:tcPr/>
+          <w:p>
+            <w:pPr>
+              <w:pStyle w:val="Compact"/>
+              <w:spacing w:line="240" w:lineRule="auto"/>
+            </w:pPr>
+            <w:r>
+              <w:rPr>
+                <w:sz w:val="18"/>
+              </w:rPr>
+              <w:t xml:space="preserve">C213</w:t>
+            </w:r>
+          </w:p>
+        </w:tc>
+        <w:tc>
+          <w:tcPr/>
+          <w:p>
+            <w:pPr>
+              <w:pStyle w:val="Compact"/>
+              <w:spacing w:line="240" w:lineRule="auto"/>
+            </w:pPr>
+            <w:r>
+              <w:rPr>
+                <w:sz w:val="18"/>
+              </w:rPr>
+              <w:t xml:space="preserve">C209</w:t>
+            </w:r>
+          </w:p>
+        </w:tc>
+        <w:tc>
+          <w:tcPr/>
+          <w:p>
+            <w:pPr>
+              <w:pStyle w:val="Compact"/>
+              <w:spacing w:line="240" w:lineRule="auto"/>
+            </w:pPr>
+            <w:r>
+              <w:rPr>
+                <w:sz w:val="18"/>
+              </w:rPr>
+              <w:t xml:space="preserve">C208</w:t>
+            </w:r>
+          </w:p>
+        </w:tc>
+      </w:tr>
+      <w:tr>
+        <w:tc>
+          <w:tcPr/>
+          <w:p>
+            <w:pPr>
+              <w:pStyle w:val="Compact"/>
+              <w:spacing w:line="240" w:lineRule="auto"/>
+            </w:pPr>
+          </w:p>
+        </w:tc>
+        <w:tc>
+          <w:tcPr/>
+          <w:p>
+            <w:pPr>
+              <w:pStyle w:val="Compact"/>
+              <w:spacing w:line="240" w:lineRule="auto"/>
+            </w:pPr>
+            <w:r>
+              <w:rPr>
+                <w:sz w:val="18"/>
+              </w:rPr>
+              <w:t xml:space="preserve">Gln192</w:t>
+            </w:r>
+          </w:p>
+        </w:tc>
+        <w:tc>
+          <w:tcPr/>
+          <w:p>
+            <w:pPr>
+              <w:pStyle w:val="Compact"/>
+              <w:spacing w:line="240" w:lineRule="auto"/>
+            </w:pPr>
+            <w:r>
+              <w:rPr>
+                <w:sz w:val="18"/>
+              </w:rPr>
+              <w:t xml:space="preserve">Q192</w:t>
+            </w:r>
+          </w:p>
+        </w:tc>
+        <w:tc>
+          <w:tcPr/>
+          <w:p>
+            <w:pPr>
+              <w:pStyle w:val="Compact"/>
+              <w:spacing w:line="240" w:lineRule="auto"/>
+            </w:pPr>
+            <w:r>
+              <w:rPr>
+                <w:sz w:val="18"/>
+              </w:rPr>
+              <w:t xml:space="preserve">Q217</w:t>
+            </w:r>
+          </w:p>
+        </w:tc>
+        <w:tc>
+          <w:tcPr/>
+          <w:p>
+            <w:pPr>
+              <w:pStyle w:val="Compact"/>
+              <w:spacing w:line="240" w:lineRule="auto"/>
+            </w:pPr>
+            <w:r>
+              <w:rPr>
+                <w:sz w:val="18"/>
+              </w:rPr>
+              <w:t xml:space="preserve">Q208</w:t>
+            </w:r>
+          </w:p>
+        </w:tc>
+        <w:tc>
+          <w:tcPr/>
+          <w:p>
+            <w:pPr>
+              <w:pStyle w:val="Compact"/>
+              <w:spacing w:line="240" w:lineRule="auto"/>
+            </w:pPr>
+            <w:r>
+              <w:rPr>
+                <w:sz w:val="18"/>
+              </w:rPr>
+              <w:t xml:space="preserve">Q210</w:t>
+            </w:r>
+          </w:p>
+        </w:tc>
+        <w:tc>
+          <w:tcPr/>
+          <w:p>
+            <w:pPr>
+              <w:pStyle w:val="Compact"/>
+              <w:spacing w:line="240" w:lineRule="auto"/>
+            </w:pPr>
+            <w:r>
+              <w:rPr>
+                <w:sz w:val="18"/>
+              </w:rPr>
+              <w:t xml:space="preserve">Q210</w:t>
+            </w:r>
+          </w:p>
+        </w:tc>
+        <w:tc>
+          <w:tcPr/>
+          <w:p>
+            <w:pPr>
+              <w:pStyle w:val="Compact"/>
+              <w:spacing w:line="240" w:lineRule="auto"/>
+            </w:pPr>
+            <w:r>
+              <w:rPr>
+                <w:sz w:val="18"/>
+              </w:rPr>
+              <w:t xml:space="preserve">Q209</w:t>
+            </w:r>
+          </w:p>
+        </w:tc>
+        <w:tc>
+          <w:tcPr/>
+          <w:p>
+            <w:pPr>
+              <w:pStyle w:val="Compact"/>
+              <w:spacing w:line="240" w:lineRule="auto"/>
+            </w:pPr>
+            <w:r>
+              <w:rPr>
+                <w:sz w:val="18"/>
+              </w:rPr>
+              <w:t xml:space="preserve">Q216</w:t>
+            </w:r>
+          </w:p>
+        </w:tc>
+        <w:tc>
+          <w:tcPr/>
+          <w:p>
+            <w:pPr>
+              <w:pStyle w:val="Compact"/>
+              <w:spacing w:line="240" w:lineRule="auto"/>
+            </w:pPr>
+            <w:r>
+              <w:rPr>
+                <w:sz w:val="18"/>
+              </w:rPr>
+              <w:t xml:space="preserve">Q208</w:t>
+            </w:r>
+          </w:p>
+        </w:tc>
+        <w:tc>
+          <w:tcPr/>
+          <w:p>
+            <w:pPr>
+              <w:pStyle w:val="Compact"/>
+              <w:spacing w:line="240" w:lineRule="auto"/>
+            </w:pPr>
+            <w:r>
+              <w:rPr>
+                <w:sz w:val="18"/>
+              </w:rPr>
+              <w:t xml:space="preserve">Q214</w:t>
+            </w:r>
+          </w:p>
+        </w:tc>
+        <w:tc>
+          <w:tcPr/>
+          <w:p>
+            <w:pPr>
+              <w:pStyle w:val="Compact"/>
+              <w:spacing w:line="240" w:lineRule="auto"/>
+            </w:pPr>
+            <w:r>
+              <w:rPr>
+                <w:sz w:val="18"/>
+              </w:rPr>
+              <w:t xml:space="preserve">Q210</w:t>
+            </w:r>
+          </w:p>
+        </w:tc>
+        <w:tc>
+          <w:tcPr/>
+          <w:p>
+            <w:pPr>
+              <w:pStyle w:val="Compact"/>
+              <w:spacing w:line="240" w:lineRule="auto"/>
+            </w:pPr>
+            <w:r>
+              <w:rPr>
+                <w:b/>
+                <w:bCs/>
+                <w:sz w:val="18"/>
+              </w:rPr>
+              <w:t xml:space="preserve">T209</w:t>
+            </w:r>
+          </w:p>
+        </w:tc>
+      </w:tr>
+      <w:tr>
+        <w:tc>
+          <w:tcPr/>
+          <w:p>
+            <w:pPr>
+              <w:pStyle w:val="Compact"/>
+              <w:spacing w:line="240" w:lineRule="auto"/>
+            </w:pPr>
+          </w:p>
+        </w:tc>
+        <w:tc>
+          <w:tcPr/>
+          <w:p>
+            <w:pPr>
+              <w:pStyle w:val="Compact"/>
+              <w:spacing w:line="240" w:lineRule="auto"/>
+            </w:pPr>
+            <w:r>
+              <w:rPr>
+                <w:sz w:val="18"/>
+              </w:rPr>
+              <w:t xml:space="preserve">Gly193</w:t>
+            </w:r>
+          </w:p>
+        </w:tc>
+        <w:tc>
+          <w:tcPr/>
+          <w:p>
+            <w:pPr>
+              <w:pStyle w:val="Compact"/>
+              <w:spacing w:line="240" w:lineRule="auto"/>
+            </w:pPr>
+            <w:r>
+              <w:rPr>
+                <w:sz w:val="18"/>
+              </w:rPr>
+              <w:t xml:space="preserve">G193</w:t>
+            </w:r>
+          </w:p>
+        </w:tc>
+        <w:tc>
+          <w:tcPr/>
+          <w:p>
+            <w:pPr>
+              <w:pStyle w:val="Compact"/>
+              <w:spacing w:line="240" w:lineRule="auto"/>
+            </w:pPr>
+            <w:r>
+              <w:rPr>
+                <w:sz w:val="18"/>
+              </w:rPr>
+              <w:t xml:space="preserve">G218</w:t>
+            </w:r>
+          </w:p>
+        </w:tc>
+        <w:tc>
+          <w:tcPr/>
+          <w:p>
+            <w:pPr>
+              <w:pStyle w:val="Compact"/>
+              <w:spacing w:line="240" w:lineRule="auto"/>
+            </w:pPr>
+            <w:r>
+              <w:rPr>
+                <w:sz w:val="18"/>
+              </w:rPr>
+              <w:t xml:space="preserve">G209</w:t>
+            </w:r>
+          </w:p>
+        </w:tc>
+        <w:tc>
+          <w:tcPr/>
+          <w:p>
+            <w:pPr>
+              <w:pStyle w:val="Compact"/>
+              <w:spacing w:line="240" w:lineRule="auto"/>
+            </w:pPr>
+            <w:r>
+              <w:rPr>
+                <w:sz w:val="18"/>
+              </w:rPr>
+              <w:t xml:space="preserve">G211</w:t>
+            </w:r>
+          </w:p>
+        </w:tc>
+        <w:tc>
+          <w:tcPr/>
+          <w:p>
+            <w:pPr>
+              <w:pStyle w:val="Compact"/>
+              <w:spacing w:line="240" w:lineRule="auto"/>
+            </w:pPr>
+            <w:r>
+              <w:rPr>
+                <w:sz w:val="18"/>
+              </w:rPr>
+              <w:t xml:space="preserve">G211</w:t>
+            </w:r>
+          </w:p>
+        </w:tc>
+        <w:tc>
+          <w:tcPr/>
+          <w:p>
+            <w:pPr>
+              <w:pStyle w:val="Compact"/>
+              <w:spacing w:line="240" w:lineRule="auto"/>
+            </w:pPr>
+            <w:r>
+              <w:rPr>
+                <w:sz w:val="18"/>
+              </w:rPr>
+              <w:t xml:space="preserve">G210</w:t>
+            </w:r>
+          </w:p>
+        </w:tc>
+        <w:tc>
+          <w:tcPr/>
+          <w:p>
+            <w:pPr>
+              <w:pStyle w:val="Compact"/>
+              <w:spacing w:line="240" w:lineRule="auto"/>
+            </w:pPr>
+            <w:r>
+              <w:rPr>
+                <w:sz w:val="18"/>
+              </w:rPr>
+              <w:t xml:space="preserve">G217</w:t>
+            </w:r>
+          </w:p>
+        </w:tc>
+        <w:tc>
+          <w:tcPr/>
+          <w:p>
+            <w:pPr>
+              <w:pStyle w:val="Compact"/>
+              <w:spacing w:line="240" w:lineRule="auto"/>
+            </w:pPr>
+            <w:r>
+              <w:rPr>
+                <w:sz w:val="18"/>
+              </w:rPr>
+              <w:t xml:space="preserve">G209</w:t>
+            </w:r>
+          </w:p>
+        </w:tc>
+        <w:tc>
+          <w:tcPr/>
+          <w:p>
+            <w:pPr>
+              <w:pStyle w:val="Compact"/>
+              <w:spacing w:line="240" w:lineRule="auto"/>
+            </w:pPr>
+            <w:r>
+              <w:rPr>
+                <w:sz w:val="18"/>
+              </w:rPr>
+              <w:t xml:space="preserve">G215</w:t>
+            </w:r>
+          </w:p>
+        </w:tc>
+        <w:tc>
+          <w:tcPr/>
+          <w:p>
+            <w:pPr>
+              <w:pStyle w:val="Compact"/>
+              <w:spacing w:line="240" w:lineRule="auto"/>
+            </w:pPr>
+            <w:r>
+              <w:rPr>
+                <w:sz w:val="18"/>
+              </w:rPr>
+              <w:t xml:space="preserve">G211</w:t>
+            </w:r>
+          </w:p>
+        </w:tc>
+        <w:tc>
+          <w:tcPr/>
+          <w:p>
+            <w:pPr>
+              <w:pStyle w:val="Compact"/>
+              <w:spacing w:line="240" w:lineRule="auto"/>
+            </w:pPr>
+            <w:r>
+              <w:rPr>
+                <w:sz w:val="18"/>
+              </w:rPr>
+              <w:t xml:space="preserve">G210</w:t>
+            </w:r>
+          </w:p>
+        </w:tc>
+      </w:tr>
+      <w:tr>
+        <w:tc>
+          <w:tcPr/>
+          <w:p>
+            <w:pPr>
+              <w:pStyle w:val="Compact"/>
+              <w:spacing w:line="240" w:lineRule="auto"/>
+            </w:pPr>
+          </w:p>
+        </w:tc>
+        <w:tc>
+          <w:tcPr/>
+          <w:p>
+            <w:pPr>
+              <w:pStyle w:val="Compact"/>
+              <w:spacing w:line="240" w:lineRule="auto"/>
+            </w:pPr>
+            <w:r>
+              <w:rPr>
+                <w:sz w:val="18"/>
+              </w:rPr>
+              <w:t xml:space="preserve">Asp194</w:t>
+            </w:r>
+          </w:p>
+        </w:tc>
+        <w:tc>
+          <w:tcPr/>
+          <w:p>
+            <w:pPr>
+              <w:pStyle w:val="Compact"/>
+              <w:spacing w:line="240" w:lineRule="auto"/>
+            </w:pPr>
+            <w:r>
+              <w:rPr>
+                <w:sz w:val="18"/>
+              </w:rPr>
+              <w:t xml:space="preserve">D194</w:t>
+            </w:r>
+          </w:p>
+        </w:tc>
+        <w:tc>
+          <w:tcPr/>
+          <w:p>
+            <w:pPr>
+              <w:pStyle w:val="Compact"/>
+              <w:spacing w:line="240" w:lineRule="auto"/>
+            </w:pPr>
+            <w:r>
+              <w:rPr>
+                <w:sz w:val="18"/>
+              </w:rPr>
+              <w:t xml:space="preserve">D219</w:t>
+            </w:r>
+          </w:p>
+        </w:tc>
+        <w:tc>
+          <w:tcPr/>
+          <w:p>
+            <w:pPr>
+              <w:pStyle w:val="Compact"/>
+              <w:spacing w:line="240" w:lineRule="auto"/>
+            </w:pPr>
+            <w:r>
+              <w:rPr>
+                <w:sz w:val="18"/>
+              </w:rPr>
+              <w:t xml:space="preserve">D210</w:t>
+            </w:r>
+          </w:p>
+        </w:tc>
+        <w:tc>
+          <w:tcPr/>
+          <w:p>
+            <w:pPr>
+              <w:pStyle w:val="Compact"/>
+              <w:spacing w:line="240" w:lineRule="auto"/>
+            </w:pPr>
+            <w:r>
+              <w:rPr>
+                <w:sz w:val="18"/>
+              </w:rPr>
+              <w:t xml:space="preserve">D212</w:t>
+            </w:r>
+          </w:p>
+        </w:tc>
+        <w:tc>
+          <w:tcPr/>
+          <w:p>
+            <w:pPr>
+              <w:pStyle w:val="Compact"/>
+              <w:spacing w:line="240" w:lineRule="auto"/>
+            </w:pPr>
+            <w:r>
+              <w:rPr>
+                <w:sz w:val="18"/>
+              </w:rPr>
+              <w:t xml:space="preserve">D212</w:t>
+            </w:r>
+          </w:p>
+        </w:tc>
+        <w:tc>
+          <w:tcPr/>
+          <w:p>
+            <w:pPr>
+              <w:pStyle w:val="Compact"/>
+              <w:spacing w:line="240" w:lineRule="auto"/>
+            </w:pPr>
+            <w:r>
+              <w:rPr>
+                <w:sz w:val="18"/>
+              </w:rPr>
+              <w:t xml:space="preserve">D211</w:t>
+            </w:r>
+          </w:p>
+        </w:tc>
+        <w:tc>
+          <w:tcPr/>
+          <w:p>
+            <w:pPr>
+              <w:pStyle w:val="Compact"/>
+              <w:spacing w:line="240" w:lineRule="auto"/>
+            </w:pPr>
+            <w:r>
+              <w:rPr>
+                <w:sz w:val="18"/>
+              </w:rPr>
+              <w:t xml:space="preserve">D218</w:t>
+            </w:r>
+          </w:p>
+        </w:tc>
+        <w:tc>
+          <w:tcPr/>
+          <w:p>
+            <w:pPr>
+              <w:pStyle w:val="Compact"/>
+              <w:spacing w:line="240" w:lineRule="auto"/>
+            </w:pPr>
+            <w:r>
+              <w:rPr>
+                <w:sz w:val="18"/>
+              </w:rPr>
+              <w:t xml:space="preserve">D210</w:t>
+            </w:r>
+          </w:p>
+        </w:tc>
+        <w:tc>
+          <w:tcPr/>
+          <w:p>
+            <w:pPr>
+              <w:pStyle w:val="Compact"/>
+              <w:spacing w:line="240" w:lineRule="auto"/>
+            </w:pPr>
+            <w:r>
+              <w:rPr>
+                <w:sz w:val="18"/>
+              </w:rPr>
+              <w:t xml:space="preserve">D216</w:t>
+            </w:r>
+          </w:p>
+        </w:tc>
+        <w:tc>
+          <w:tcPr/>
+          <w:p>
+            <w:pPr>
+              <w:pStyle w:val="Compact"/>
+              <w:spacing w:line="240" w:lineRule="auto"/>
+            </w:pPr>
+            <w:r>
+              <w:rPr>
+                <w:sz w:val="18"/>
+              </w:rPr>
+              <w:t xml:space="preserve">D212</w:t>
+            </w:r>
+          </w:p>
+        </w:tc>
+        <w:tc>
+          <w:tcPr/>
+          <w:p>
+            <w:pPr>
+              <w:pStyle w:val="Compact"/>
+              <w:spacing w:line="240" w:lineRule="auto"/>
+            </w:pPr>
+            <w:r>
+              <w:rPr>
+                <w:sz w:val="18"/>
+              </w:rPr>
+              <w:t xml:space="preserve">D211</w:t>
+            </w:r>
+          </w:p>
+        </w:tc>
+      </w:tr>
+      <w:tr>
+        <w:tc>
+          <w:tcPr/>
+          <w:p>
+            <w:pPr>
+              <w:pStyle w:val="Compact"/>
+              <w:spacing w:line="240" w:lineRule="auto"/>
+            </w:pPr>
+          </w:p>
+        </w:tc>
+        <w:tc>
+          <w:tcPr/>
+          <w:p>
+            <w:pPr>
+              <w:pStyle w:val="Compact"/>
+              <w:spacing w:line="240" w:lineRule="auto"/>
+            </w:pPr>
+            <w:r>
+              <w:rPr>
+                <w:sz w:val="18"/>
+              </w:rPr>
+              <w:t xml:space="preserve">Val213</w:t>
+            </w:r>
+          </w:p>
+        </w:tc>
+        <w:tc>
+          <w:tcPr/>
+          <w:p>
+            <w:pPr>
+              <w:pStyle w:val="Compact"/>
+              <w:spacing w:line="240" w:lineRule="auto"/>
+            </w:pPr>
+            <w:r>
+              <w:rPr>
+                <w:sz w:val="18"/>
+              </w:rPr>
+              <w:t xml:space="preserve">V213</w:t>
+            </w:r>
+          </w:p>
+        </w:tc>
+        <w:tc>
+          <w:tcPr/>
+          <w:p>
+            <w:pPr>
+              <w:pStyle w:val="Compact"/>
+              <w:spacing w:line="240" w:lineRule="auto"/>
+            </w:pPr>
+            <w:r>
+              <w:rPr>
+                <w:b/>
+                <w:bCs/>
+                <w:sz w:val="18"/>
+              </w:rPr>
+              <w:t xml:space="preserve">T235</w:t>
+            </w:r>
+          </w:p>
+        </w:tc>
+        <w:tc>
+          <w:tcPr/>
+          <w:p>
+            <w:pPr>
+              <w:pStyle w:val="Compact"/>
+              <w:spacing w:line="240" w:lineRule="auto"/>
+            </w:pPr>
+            <w:r>
+              <w:rPr>
+                <w:b/>
+                <w:bCs/>
+                <w:sz w:val="18"/>
+              </w:rPr>
+              <w:t xml:space="preserve">C225</w:t>
+            </w:r>
+          </w:p>
+        </w:tc>
+        <w:tc>
+          <w:tcPr/>
+          <w:p>
+            <w:pPr>
+              <w:pStyle w:val="Compact"/>
+              <w:spacing w:line="240" w:lineRule="auto"/>
+            </w:pPr>
+            <w:r>
+              <w:rPr>
+                <w:b/>
+                <w:bCs/>
+                <w:sz w:val="18"/>
+              </w:rPr>
+              <w:t xml:space="preserve">C227</w:t>
+            </w:r>
+          </w:p>
+        </w:tc>
+        <w:tc>
+          <w:tcPr/>
+          <w:p>
+            <w:pPr>
+              <w:pStyle w:val="Compact"/>
+              <w:spacing w:line="240" w:lineRule="auto"/>
+            </w:pPr>
+            <w:r>
+              <w:rPr>
+                <w:b/>
+                <w:bCs/>
+                <w:sz w:val="18"/>
+              </w:rPr>
+              <w:t xml:space="preserve">C227</w:t>
+            </w:r>
+          </w:p>
+        </w:tc>
+        <w:tc>
+          <w:tcPr/>
+          <w:p>
+            <w:pPr>
+              <w:pStyle w:val="Compact"/>
+              <w:spacing w:line="240" w:lineRule="auto"/>
+            </w:pPr>
+            <w:r>
+              <w:rPr>
+                <w:b/>
+                <w:bCs/>
+                <w:sz w:val="18"/>
+              </w:rPr>
+              <w:t xml:space="preserve">C226</w:t>
+            </w:r>
+          </w:p>
+        </w:tc>
+        <w:tc>
+          <w:tcPr/>
+          <w:p>
+            <w:pPr>
+              <w:pStyle w:val="Compact"/>
+              <w:spacing w:line="240" w:lineRule="auto"/>
+            </w:pPr>
+            <w:r>
+              <w:rPr>
+                <w:sz w:val="18"/>
+              </w:rPr>
+              <w:t xml:space="preserve">V234</w:t>
+            </w:r>
+          </w:p>
+        </w:tc>
+        <w:tc>
+          <w:tcPr/>
+          <w:p>
+            <w:pPr>
+              <w:pStyle w:val="Compact"/>
+              <w:spacing w:line="240" w:lineRule="auto"/>
+            </w:pPr>
+            <w:r>
+              <w:rPr>
+                <w:sz w:val="18"/>
+              </w:rPr>
+              <w:t xml:space="preserve">V225</w:t>
+            </w:r>
+          </w:p>
+        </w:tc>
+        <w:tc>
+          <w:tcPr/>
+          <w:p>
+            <w:pPr>
+              <w:pStyle w:val="Compact"/>
+              <w:spacing w:line="240" w:lineRule="auto"/>
+            </w:pPr>
+            <w:r>
+              <w:rPr>
+                <w:b/>
+                <w:bCs/>
+                <w:sz w:val="18"/>
+              </w:rPr>
+              <w:t xml:space="preserve">C231</w:t>
+            </w:r>
+          </w:p>
+        </w:tc>
+        <w:tc>
+          <w:tcPr/>
+          <w:p>
+            <w:pPr>
+              <w:pStyle w:val="Compact"/>
+              <w:spacing w:line="240" w:lineRule="auto"/>
+            </w:pPr>
+            <w:r>
+              <w:rPr>
+                <w:b/>
+                <w:bCs/>
+                <w:sz w:val="18"/>
+              </w:rPr>
+              <w:t xml:space="preserve">C227</w:t>
+            </w:r>
+          </w:p>
+        </w:tc>
+        <w:tc>
+          <w:tcPr/>
+          <w:p>
+            <w:pPr>
+              <w:pStyle w:val="Compact"/>
+              <w:spacing w:line="240" w:lineRule="auto"/>
+            </w:pPr>
+            <w:r>
+              <w:rPr>
+                <w:b/>
+                <w:bCs/>
+                <w:sz w:val="18"/>
+              </w:rPr>
+              <w:t xml:space="preserve">S226</w:t>
+            </w:r>
+          </w:p>
+        </w:tc>
+      </w:tr>
+      <w:tr>
+        <w:tc>
+          <w:tcPr/>
+          <w:p>
+            <w:pPr>
+              <w:pStyle w:val="Compact"/>
+              <w:spacing w:line="240" w:lineRule="auto"/>
+            </w:pPr>
+          </w:p>
+        </w:tc>
+        <w:tc>
+          <w:tcPr/>
+          <w:p>
+            <w:pPr>
+              <w:pStyle w:val="Compact"/>
+              <w:spacing w:line="240" w:lineRule="auto"/>
+            </w:pPr>
+            <w:r>
+              <w:rPr>
+                <w:sz w:val="18"/>
+              </w:rPr>
+              <w:t xml:space="preserve">Ser214</w:t>
+            </w:r>
+          </w:p>
+        </w:tc>
+        <w:tc>
+          <w:tcPr/>
+          <w:p>
+            <w:pPr>
+              <w:pStyle w:val="Compact"/>
+              <w:spacing w:line="240" w:lineRule="auto"/>
+            </w:pPr>
+            <w:r>
+              <w:rPr>
+                <w:sz w:val="18"/>
+              </w:rPr>
+              <w:t xml:space="preserve">S214</w:t>
+            </w:r>
+          </w:p>
+        </w:tc>
+        <w:tc>
+          <w:tcPr/>
+          <w:p>
+            <w:pPr>
+              <w:pStyle w:val="Compact"/>
+              <w:spacing w:line="240" w:lineRule="auto"/>
+            </w:pPr>
+            <w:r>
+              <w:rPr>
+                <w:sz w:val="18"/>
+              </w:rPr>
+              <w:t xml:space="preserve">S236</w:t>
+            </w:r>
+          </w:p>
+        </w:tc>
+        <w:tc>
+          <w:tcPr/>
+          <w:p>
+            <w:pPr>
+              <w:pStyle w:val="Compact"/>
+              <w:spacing w:line="240" w:lineRule="auto"/>
+            </w:pPr>
+            <w:r>
+              <w:rPr>
+                <w:sz w:val="18"/>
+              </w:rPr>
+              <w:t xml:space="preserve">S226</w:t>
+            </w:r>
+          </w:p>
+        </w:tc>
+        <w:tc>
+          <w:tcPr/>
+          <w:p>
+            <w:pPr>
+              <w:pStyle w:val="Compact"/>
+              <w:spacing w:line="240" w:lineRule="auto"/>
+            </w:pPr>
+            <w:r>
+              <w:rPr>
+                <w:sz w:val="18"/>
+              </w:rPr>
+              <w:t xml:space="preserve">S228</w:t>
+            </w:r>
+          </w:p>
+        </w:tc>
+        <w:tc>
+          <w:tcPr/>
+          <w:p>
+            <w:pPr>
+              <w:pStyle w:val="Compact"/>
+              <w:spacing w:line="240" w:lineRule="auto"/>
+            </w:pPr>
+            <w:r>
+              <w:rPr>
+                <w:sz w:val="18"/>
+              </w:rPr>
+              <w:t xml:space="preserve">S228</w:t>
+            </w:r>
+          </w:p>
+        </w:tc>
+        <w:tc>
+          <w:tcPr/>
+          <w:p>
+            <w:pPr>
+              <w:pStyle w:val="Compact"/>
+              <w:spacing w:line="240" w:lineRule="auto"/>
+            </w:pPr>
+            <w:r>
+              <w:rPr>
+                <w:sz w:val="18"/>
+              </w:rPr>
+              <w:t xml:space="preserve">S227</w:t>
+            </w:r>
+          </w:p>
+        </w:tc>
+        <w:tc>
+          <w:tcPr/>
+          <w:p>
+            <w:pPr>
+              <w:pStyle w:val="Compact"/>
+              <w:spacing w:line="240" w:lineRule="auto"/>
+            </w:pPr>
+            <w:r>
+              <w:rPr>
+                <w:sz w:val="18"/>
+              </w:rPr>
+              <w:t xml:space="preserve">S235</w:t>
+            </w:r>
+          </w:p>
+        </w:tc>
+        <w:tc>
+          <w:tcPr/>
+          <w:p>
+            <w:pPr>
+              <w:pStyle w:val="Compact"/>
+              <w:spacing w:line="240" w:lineRule="auto"/>
+            </w:pPr>
+            <w:r>
+              <w:rPr>
+                <w:sz w:val="18"/>
+              </w:rPr>
+              <w:t xml:space="preserve">S226</w:t>
+            </w:r>
+          </w:p>
+        </w:tc>
+        <w:tc>
+          <w:tcPr/>
+          <w:p>
+            <w:pPr>
+              <w:pStyle w:val="Compact"/>
+              <w:spacing w:line="240" w:lineRule="auto"/>
+            </w:pPr>
+            <w:r>
+              <w:rPr>
+                <w:sz w:val="18"/>
+              </w:rPr>
+              <w:t xml:space="preserve">S232</w:t>
+            </w:r>
+          </w:p>
+        </w:tc>
+        <w:tc>
+          <w:tcPr/>
+          <w:p>
+            <w:pPr>
+              <w:pStyle w:val="Compact"/>
+              <w:spacing w:line="240" w:lineRule="auto"/>
+            </w:pPr>
+            <w:r>
+              <w:rPr>
+                <w:sz w:val="18"/>
+              </w:rPr>
+              <w:t xml:space="preserve">S228</w:t>
+            </w:r>
+          </w:p>
+        </w:tc>
+        <w:tc>
+          <w:tcPr/>
+          <w:p>
+            <w:pPr>
+              <w:pStyle w:val="Compact"/>
+              <w:spacing w:line="240" w:lineRule="auto"/>
+            </w:pPr>
+            <w:r>
+              <w:rPr>
+                <w:sz w:val="18"/>
+              </w:rPr>
+              <w:t xml:space="preserve">S227</w:t>
+            </w:r>
+          </w:p>
+        </w:tc>
+      </w:tr>
+      <w:tr>
+        <w:tc>
+          <w:tcPr/>
+          <w:p>
+            <w:pPr>
+              <w:pStyle w:val="Compact"/>
+              <w:spacing w:line="240" w:lineRule="auto"/>
+            </w:pPr>
+          </w:p>
+        </w:tc>
+        <w:tc>
+          <w:tcPr/>
+          <w:p>
+            <w:pPr>
+              <w:pStyle w:val="Compact"/>
+              <w:spacing w:line="240" w:lineRule="auto"/>
+            </w:pPr>
+            <w:r>
+              <w:rPr>
+                <w:sz w:val="18"/>
+              </w:rPr>
+              <w:t xml:space="preserve">Trp215</w:t>
+            </w:r>
+          </w:p>
+        </w:tc>
+        <w:tc>
+          <w:tcPr/>
+          <w:p>
+            <w:pPr>
+              <w:pStyle w:val="Compact"/>
+              <w:spacing w:line="240" w:lineRule="auto"/>
+            </w:pPr>
+            <w:r>
+              <w:rPr>
+                <w:sz w:val="18"/>
+              </w:rPr>
+              <w:t xml:space="preserve">W215</w:t>
+            </w:r>
+          </w:p>
+        </w:tc>
+        <w:tc>
+          <w:tcPr/>
+          <w:p>
+            <w:pPr>
+              <w:pStyle w:val="Compact"/>
+              <w:spacing w:line="240" w:lineRule="auto"/>
+            </w:pPr>
+            <w:r>
+              <w:rPr>
+                <w:sz w:val="18"/>
+              </w:rPr>
+              <w:t xml:space="preserve">W237</w:t>
+            </w:r>
+          </w:p>
+        </w:tc>
+        <w:tc>
+          <w:tcPr/>
+          <w:p>
+            <w:pPr>
+              <w:pStyle w:val="Compact"/>
+              <w:spacing w:line="240" w:lineRule="auto"/>
+            </w:pPr>
+            <w:r>
+              <w:rPr>
+                <w:b/>
+                <w:bCs/>
+                <w:sz w:val="18"/>
+              </w:rPr>
+              <w:t xml:space="preserve">F227</w:t>
+            </w:r>
+          </w:p>
+        </w:tc>
+        <w:tc>
+          <w:tcPr/>
+          <w:p>
+            <w:pPr>
+              <w:pStyle w:val="Compact"/>
+              <w:spacing w:line="240" w:lineRule="auto"/>
+            </w:pPr>
+            <w:r>
+              <w:rPr>
+                <w:sz w:val="18"/>
+              </w:rPr>
+              <w:t xml:space="preserve">W229</w:t>
+            </w:r>
+          </w:p>
+        </w:tc>
+        <w:tc>
+          <w:tcPr/>
+          <w:p>
+            <w:pPr>
+              <w:pStyle w:val="Compact"/>
+              <w:spacing w:line="240" w:lineRule="auto"/>
+            </w:pPr>
+            <w:r>
+              <w:rPr>
+                <w:sz w:val="18"/>
+              </w:rPr>
+              <w:t xml:space="preserve">W229</w:t>
+            </w:r>
+          </w:p>
+        </w:tc>
+        <w:tc>
+          <w:tcPr/>
+          <w:p>
+            <w:pPr>
+              <w:pStyle w:val="Compact"/>
+              <w:spacing w:line="240" w:lineRule="auto"/>
+            </w:pPr>
+            <w:r>
+              <w:rPr>
+                <w:sz w:val="18"/>
+              </w:rPr>
+              <w:t xml:space="preserve">W228</w:t>
+            </w:r>
+          </w:p>
+        </w:tc>
+        <w:tc>
+          <w:tcPr/>
+          <w:p>
+            <w:pPr>
+              <w:pStyle w:val="Compact"/>
+              <w:spacing w:line="240" w:lineRule="auto"/>
+            </w:pPr>
+            <w:r>
+              <w:rPr>
+                <w:sz w:val="18"/>
+              </w:rPr>
+              <w:t xml:space="preserve">W236</w:t>
+            </w:r>
+          </w:p>
+        </w:tc>
+        <w:tc>
+          <w:tcPr/>
+          <w:p>
+            <w:pPr>
+              <w:pStyle w:val="Compact"/>
+              <w:spacing w:line="240" w:lineRule="auto"/>
+            </w:pPr>
+            <w:r>
+              <w:rPr>
+                <w:sz w:val="18"/>
+              </w:rPr>
+              <w:t xml:space="preserve">W227</w:t>
+            </w:r>
+          </w:p>
+        </w:tc>
+        <w:tc>
+          <w:tcPr/>
+          <w:p>
+            <w:pPr>
+              <w:pStyle w:val="Compact"/>
+              <w:spacing w:line="240" w:lineRule="auto"/>
+            </w:pPr>
+            <w:r>
+              <w:rPr>
+                <w:b/>
+                <w:bCs/>
+                <w:sz w:val="18"/>
+              </w:rPr>
+              <w:t xml:space="preserve">F233</w:t>
+            </w:r>
+          </w:p>
+        </w:tc>
+        <w:tc>
+          <w:tcPr/>
+          <w:p>
+            <w:pPr>
+              <w:pStyle w:val="Compact"/>
+              <w:spacing w:line="240" w:lineRule="auto"/>
+            </w:pPr>
+            <w:r>
+              <w:rPr>
+                <w:sz w:val="18"/>
+              </w:rPr>
+              <w:t xml:space="preserve">W229</w:t>
+            </w:r>
+          </w:p>
+        </w:tc>
+        <w:tc>
+          <w:tcPr/>
+          <w:p>
+            <w:pPr>
+              <w:pStyle w:val="Compact"/>
+              <w:spacing w:line="240" w:lineRule="auto"/>
+            </w:pPr>
+            <w:r>
+              <w:rPr>
+                <w:b/>
+                <w:bCs/>
+                <w:sz w:val="18"/>
+              </w:rPr>
+              <w:t xml:space="preserve">F228</w:t>
+            </w:r>
+          </w:p>
+        </w:tc>
+      </w:tr>
+      <w:tr>
+        <w:tc>
+          <w:tcPr/>
+          <w:p>
+            <w:pPr>
+              <w:pStyle w:val="Compact"/>
+              <w:spacing w:line="240" w:lineRule="auto"/>
+            </w:pPr>
+          </w:p>
+        </w:tc>
+        <w:tc>
+          <w:tcPr/>
+          <w:p>
+            <w:pPr>
+              <w:pStyle w:val="Compact"/>
+              <w:spacing w:line="240" w:lineRule="auto"/>
+            </w:pPr>
+            <w:r>
+              <w:rPr>
+                <w:sz w:val="18"/>
+              </w:rPr>
+              <w:t xml:space="preserve">Gly216</w:t>
+            </w:r>
+          </w:p>
+        </w:tc>
+        <w:tc>
+          <w:tcPr/>
+          <w:p>
+            <w:pPr>
+              <w:pStyle w:val="Compact"/>
+              <w:spacing w:line="240" w:lineRule="auto"/>
+            </w:pPr>
+            <w:r>
+              <w:rPr>
+                <w:sz w:val="18"/>
+              </w:rPr>
+              <w:t xml:space="preserve">G216</w:t>
+            </w:r>
+          </w:p>
+        </w:tc>
+        <w:tc>
+          <w:tcPr/>
+          <w:p>
+            <w:pPr>
+              <w:pStyle w:val="Compact"/>
+              <w:spacing w:line="240" w:lineRule="auto"/>
+            </w:pPr>
+            <w:r>
+              <w:rPr>
+                <w:sz w:val="18"/>
+              </w:rPr>
+              <w:t xml:space="preserve">G238</w:t>
+            </w:r>
+          </w:p>
+        </w:tc>
+        <w:tc>
+          <w:tcPr/>
+          <w:p>
+            <w:pPr>
+              <w:pStyle w:val="Compact"/>
+              <w:spacing w:line="240" w:lineRule="auto"/>
+            </w:pPr>
+            <w:r>
+              <w:rPr>
+                <w:sz w:val="18"/>
+              </w:rPr>
+              <w:t xml:space="preserve">G228</w:t>
+            </w:r>
+          </w:p>
+        </w:tc>
+        <w:tc>
+          <w:tcPr/>
+          <w:p>
+            <w:pPr>
+              <w:pStyle w:val="Compact"/>
+              <w:spacing w:line="240" w:lineRule="auto"/>
+            </w:pPr>
+            <w:r>
+              <w:rPr>
+                <w:sz w:val="18"/>
+              </w:rPr>
+              <w:t xml:space="preserve">G230</w:t>
+            </w:r>
+          </w:p>
+        </w:tc>
+        <w:tc>
+          <w:tcPr/>
+          <w:p>
+            <w:pPr>
+              <w:pStyle w:val="Compact"/>
+              <w:spacing w:line="240" w:lineRule="auto"/>
+            </w:pPr>
+            <w:r>
+              <w:rPr>
+                <w:sz w:val="18"/>
+              </w:rPr>
+              <w:t xml:space="preserve">G230</w:t>
+            </w:r>
+          </w:p>
+        </w:tc>
+        <w:tc>
+          <w:tcPr/>
+          <w:p>
+            <w:pPr>
+              <w:pStyle w:val="Compact"/>
+              <w:spacing w:line="240" w:lineRule="auto"/>
+            </w:pPr>
+            <w:r>
+              <w:rPr>
+                <w:sz w:val="18"/>
+              </w:rPr>
+              <w:t xml:space="preserve">G229</w:t>
+            </w:r>
+          </w:p>
+        </w:tc>
+        <w:tc>
+          <w:tcPr/>
+          <w:p>
+            <w:pPr>
+              <w:pStyle w:val="Compact"/>
+              <w:spacing w:line="240" w:lineRule="auto"/>
+            </w:pPr>
+            <w:r>
+              <w:rPr>
+                <w:sz w:val="18"/>
+              </w:rPr>
+              <w:t xml:space="preserve">G237</w:t>
+            </w:r>
+          </w:p>
+        </w:tc>
+        <w:tc>
+          <w:tcPr/>
+          <w:p>
+            <w:pPr>
+              <w:pStyle w:val="Compact"/>
+              <w:spacing w:line="240" w:lineRule="auto"/>
+            </w:pPr>
+            <w:r>
+              <w:rPr>
+                <w:sz w:val="18"/>
+              </w:rPr>
+              <w:t xml:space="preserve">G228</w:t>
+            </w:r>
+          </w:p>
+        </w:tc>
+        <w:tc>
+          <w:tcPr/>
+          <w:p>
+            <w:pPr>
+              <w:pStyle w:val="Compact"/>
+              <w:spacing w:line="240" w:lineRule="auto"/>
+            </w:pPr>
+            <w:r>
+              <w:rPr>
+                <w:sz w:val="18"/>
+              </w:rPr>
+              <w:t xml:space="preserve">G234</w:t>
+            </w:r>
+          </w:p>
+        </w:tc>
+        <w:tc>
+          <w:tcPr/>
+          <w:p>
+            <w:pPr>
+              <w:pStyle w:val="Compact"/>
+              <w:spacing w:line="240" w:lineRule="auto"/>
+            </w:pPr>
+            <w:r>
+              <w:rPr>
+                <w:sz w:val="18"/>
+              </w:rPr>
+              <w:t xml:space="preserve">G230</w:t>
+            </w:r>
+          </w:p>
+        </w:tc>
+        <w:tc>
+          <w:tcPr/>
+          <w:p>
+            <w:pPr>
+              <w:pStyle w:val="Compact"/>
+              <w:spacing w:line="240" w:lineRule="auto"/>
+            </w:pPr>
+            <w:r>
+              <w:rPr>
+                <w:sz w:val="18"/>
+              </w:rPr>
+              <w:t xml:space="preserve">G229</w:t>
+            </w:r>
+          </w:p>
+        </w:tc>
+      </w:tr>
+      <w:tr>
+        <w:tc>
+          <w:tcPr/>
+          <w:p>
+            <w:pPr>
+              <w:pStyle w:val="Compact"/>
+              <w:spacing w:line="240" w:lineRule="auto"/>
+            </w:pPr>
+          </w:p>
+        </w:tc>
+        <w:tc>
+          <w:tcPr/>
+          <w:p>
+            <w:pPr>
+              <w:pStyle w:val="Compact"/>
+              <w:spacing w:line="240" w:lineRule="auto"/>
+            </w:pPr>
+            <w:r>
+              <w:rPr>
+                <w:sz w:val="18"/>
+              </w:rPr>
+              <w:t xml:space="preserve">Gly219</w:t>
+            </w:r>
+          </w:p>
+        </w:tc>
+        <w:tc>
+          <w:tcPr/>
+          <w:p>
+            <w:pPr>
+              <w:pStyle w:val="Compact"/>
+              <w:spacing w:line="240" w:lineRule="auto"/>
+            </w:pPr>
+            <w:r>
+              <w:rPr>
+                <w:sz w:val="18"/>
+              </w:rPr>
+              <w:t xml:space="preserve">G219</w:t>
+            </w:r>
+          </w:p>
+        </w:tc>
+        <w:tc>
+          <w:tcPr/>
+          <w:p>
+            <w:pPr>
+              <w:pStyle w:val="Compact"/>
+              <w:spacing w:line="240" w:lineRule="auto"/>
+            </w:pPr>
+            <w:r>
+              <w:rPr>
+                <w:b/>
+                <w:bCs/>
+                <w:sz w:val="18"/>
+              </w:rPr>
+              <w:t xml:space="preserve">E240</w:t>
+            </w:r>
+          </w:p>
+        </w:tc>
+        <w:tc>
+          <w:tcPr/>
+          <w:p>
+            <w:pPr>
+              <w:pStyle w:val="Compact"/>
+              <w:spacing w:line="240" w:lineRule="auto"/>
+            </w:pPr>
+            <w:r>
+              <w:rPr>
+                <w:sz w:val="18"/>
+              </w:rPr>
+              <w:t xml:space="preserve">G230</w:t>
+            </w:r>
+          </w:p>
+        </w:tc>
+        <w:tc>
+          <w:tcPr/>
+          <w:p>
+            <w:pPr>
+              <w:pStyle w:val="Compact"/>
+              <w:spacing w:line="240" w:lineRule="auto"/>
+            </w:pPr>
+            <w:r>
+              <w:rPr>
+                <w:sz w:val="18"/>
+              </w:rPr>
+              <w:t xml:space="preserve">G232</w:t>
+            </w:r>
+          </w:p>
+        </w:tc>
+        <w:tc>
+          <w:tcPr/>
+          <w:p>
+            <w:pPr>
+              <w:pStyle w:val="Compact"/>
+              <w:spacing w:line="240" w:lineRule="auto"/>
+            </w:pPr>
+            <w:r>
+              <w:rPr>
+                <w:sz w:val="18"/>
+              </w:rPr>
+              <w:t xml:space="preserve">G232</w:t>
+            </w:r>
+          </w:p>
+        </w:tc>
+        <w:tc>
+          <w:tcPr/>
+          <w:p>
+            <w:pPr>
+              <w:pStyle w:val="Compact"/>
+              <w:spacing w:line="240" w:lineRule="auto"/>
+            </w:pPr>
+            <w:r>
+              <w:rPr>
+                <w:b/>
+                <w:bCs/>
+                <w:sz w:val="18"/>
+              </w:rPr>
+              <w:t xml:space="preserve">Q231</w:t>
+            </w:r>
+          </w:p>
+        </w:tc>
+        <w:tc>
+          <w:tcPr/>
+          <w:p>
+            <w:pPr>
+              <w:pStyle w:val="Compact"/>
+              <w:spacing w:line="240" w:lineRule="auto"/>
+            </w:pPr>
+            <w:r>
+              <w:rPr>
+                <w:b/>
+                <w:bCs/>
+                <w:sz w:val="18"/>
+              </w:rPr>
+              <w:t xml:space="preserve">Q239</w:t>
+            </w:r>
+          </w:p>
+        </w:tc>
+        <w:tc>
+          <w:tcPr/>
+          <w:p>
+            <w:pPr>
+              <w:pStyle w:val="Compact"/>
+              <w:spacing w:line="240" w:lineRule="auto"/>
+            </w:pPr>
+            <w:r>
+              <w:rPr>
+                <w:sz w:val="18"/>
+              </w:rPr>
+              <w:t xml:space="preserve">G230</w:t>
+            </w:r>
+          </w:p>
+        </w:tc>
+        <w:tc>
+          <w:tcPr/>
+          <w:p>
+            <w:pPr>
+              <w:pStyle w:val="Compact"/>
+              <w:spacing w:line="240" w:lineRule="auto"/>
+            </w:pPr>
+            <w:r>
+              <w:rPr>
+                <w:sz w:val="18"/>
+              </w:rPr>
+              <w:t xml:space="preserve">G236</w:t>
+            </w:r>
+          </w:p>
+        </w:tc>
+        <w:tc>
+          <w:tcPr/>
+          <w:p>
+            <w:pPr>
+              <w:pStyle w:val="Compact"/>
+              <w:spacing w:line="240" w:lineRule="auto"/>
+            </w:pPr>
+            <w:r>
+              <w:rPr>
+                <w:b/>
+                <w:bCs/>
+                <w:sz w:val="18"/>
+              </w:rPr>
+              <w:t xml:space="preserve">E232</w:t>
+            </w:r>
+          </w:p>
+        </w:tc>
+        <w:tc>
+          <w:tcPr/>
+          <w:p>
+            <w:pPr>
+              <w:pStyle w:val="Compact"/>
+              <w:spacing w:line="240" w:lineRule="auto"/>
+            </w:pPr>
+            <w:r>
+              <w:rPr>
+                <w:b/>
+                <w:bCs/>
+                <w:sz w:val="18"/>
+              </w:rPr>
+              <w:t xml:space="preserve">N231</w:t>
+            </w:r>
+          </w:p>
+        </w:tc>
+      </w:tr>
+      <w:tr>
+        <w:tc>
+          <w:tcPr/>
+          <w:p>
+            <w:pPr>
+              <w:pStyle w:val="Compact"/>
+              <w:spacing w:line="240" w:lineRule="auto"/>
+            </w:pPr>
+          </w:p>
+        </w:tc>
+        <w:tc>
+          <w:tcPr/>
+          <w:p>
+            <w:pPr>
+              <w:pStyle w:val="Compact"/>
+              <w:spacing w:line="240" w:lineRule="auto"/>
+            </w:pPr>
+            <w:r>
+              <w:rPr>
+                <w:sz w:val="18"/>
+              </w:rPr>
+              <w:t xml:space="preserve">Gly226</w:t>
+            </w:r>
+          </w:p>
+        </w:tc>
+        <w:tc>
+          <w:tcPr/>
+          <w:p>
+            <w:pPr>
+              <w:pStyle w:val="Compact"/>
+              <w:spacing w:line="240" w:lineRule="auto"/>
+            </w:pPr>
+            <w:r>
+              <w:rPr>
+                <w:sz w:val="18"/>
+              </w:rPr>
+              <w:t xml:space="preserve">G226</w:t>
+            </w:r>
+          </w:p>
+        </w:tc>
+        <w:tc>
+          <w:tcPr/>
+          <w:p>
+            <w:pPr>
+              <w:pStyle w:val="Compact"/>
+              <w:spacing w:line="240" w:lineRule="auto"/>
+            </w:pPr>
+            <w:r>
+              <w:rPr>
+                <w:sz w:val="18"/>
+              </w:rPr>
+              <w:t xml:space="preserve">G248</w:t>
+            </w:r>
+          </w:p>
+        </w:tc>
+        <w:tc>
+          <w:tcPr/>
+          <w:p>
+            <w:pPr>
+              <w:pStyle w:val="Compact"/>
+              <w:spacing w:line="240" w:lineRule="auto"/>
+            </w:pPr>
+            <w:r>
+              <w:rPr>
+                <w:sz w:val="18"/>
+              </w:rPr>
+              <w:t xml:space="preserve">G238</w:t>
+            </w:r>
+          </w:p>
+        </w:tc>
+        <w:tc>
+          <w:tcPr/>
+          <w:p>
+            <w:pPr>
+              <w:pStyle w:val="Compact"/>
+              <w:spacing w:line="240" w:lineRule="auto"/>
+            </w:pPr>
+            <w:r>
+              <w:rPr>
+                <w:sz w:val="18"/>
+              </w:rPr>
+              <w:t xml:space="preserve">G240</w:t>
+            </w:r>
+          </w:p>
+        </w:tc>
+        <w:tc>
+          <w:tcPr/>
+          <w:p>
+            <w:pPr>
+              <w:pStyle w:val="Compact"/>
+              <w:spacing w:line="240" w:lineRule="auto"/>
+            </w:pPr>
+            <w:r>
+              <w:rPr>
+                <w:sz w:val="18"/>
+              </w:rPr>
+              <w:t xml:space="preserve">G240</w:t>
+            </w:r>
+          </w:p>
+        </w:tc>
+        <w:tc>
+          <w:tcPr/>
+          <w:p>
+            <w:pPr>
+              <w:pStyle w:val="Compact"/>
+              <w:spacing w:line="240" w:lineRule="auto"/>
+            </w:pPr>
+            <w:r>
+              <w:rPr>
+                <w:sz w:val="18"/>
+              </w:rPr>
+              <w:t xml:space="preserve">G239</w:t>
+            </w:r>
+          </w:p>
+        </w:tc>
+        <w:tc>
+          <w:tcPr/>
+          <w:p>
+            <w:pPr>
+              <w:pStyle w:val="Compact"/>
+              <w:spacing w:line="240" w:lineRule="auto"/>
+            </w:pPr>
+            <w:r>
+              <w:rPr>
+                <w:sz w:val="18"/>
+              </w:rPr>
+              <w:t xml:space="preserve">G247</w:t>
+            </w:r>
+          </w:p>
+        </w:tc>
+        <w:tc>
+          <w:tcPr/>
+          <w:p>
+            <w:pPr>
+              <w:pStyle w:val="Compact"/>
+              <w:spacing w:line="240" w:lineRule="auto"/>
+            </w:pPr>
+            <w:r>
+              <w:rPr>
+                <w:sz w:val="18"/>
+              </w:rPr>
+              <w:t xml:space="preserve">G238</w:t>
+            </w:r>
+          </w:p>
+        </w:tc>
+        <w:tc>
+          <w:tcPr/>
+          <w:p>
+            <w:pPr>
+              <w:pStyle w:val="Compact"/>
+              <w:spacing w:line="240" w:lineRule="auto"/>
+            </w:pPr>
+            <w:r>
+              <w:rPr>
+                <w:sz w:val="18"/>
+              </w:rPr>
+              <w:t xml:space="preserve">G244</w:t>
+            </w:r>
+          </w:p>
+        </w:tc>
+        <w:tc>
+          <w:tcPr/>
+          <w:p>
+            <w:pPr>
+              <w:pStyle w:val="Compact"/>
+              <w:spacing w:line="240" w:lineRule="auto"/>
+            </w:pPr>
+            <w:r>
+              <w:rPr>
+                <w:sz w:val="18"/>
+              </w:rPr>
+              <w:t xml:space="preserve">G240</w:t>
+            </w:r>
+          </w:p>
+        </w:tc>
+        <w:tc>
+          <w:tcPr/>
+          <w:p>
+            <w:pPr>
+              <w:pStyle w:val="Compact"/>
+              <w:spacing w:line="240" w:lineRule="auto"/>
+            </w:pPr>
+            <w:r>
+              <w:rPr>
+                <w:sz w:val="18"/>
+              </w:rPr>
+              <w:t xml:space="preserve">G239</w:t>
+            </w:r>
+          </w:p>
+        </w:tc>
+      </w:tr>
+      <w:tr>
+        <w:tc>
+          <w:tcPr/>
+          <w:p>
+            <w:pPr>
+              <w:pStyle w:val="Compact"/>
+              <w:spacing w:line="240" w:lineRule="auto"/>
+            </w:pPr>
+            <w:r>
+              <w:rPr>
+                <w:sz w:val="18"/>
+              </w:rPr>
+              <w:t xml:space="preserve">Geometry</w:t>
+            </w:r>
+          </w:p>
+        </w:tc>
+        <w:tc>
+          <w:tcPr/>
+          <w:p>
+            <w:pPr>
+              <w:pStyle w:val="Compact"/>
+              <w:spacing w:line="240" w:lineRule="auto"/>
+            </w:pPr>
+            <w:r>
+              <w:rPr>
+                <w:sz w:val="18"/>
+              </w:rPr>
+              <w:t xml:space="preserve">His NE2…Ser OG (Å)</w:t>
+            </w:r>
+          </w:p>
+        </w:tc>
+        <w:tc>
+          <w:tcPr/>
+          <w:p>
+            <w:pPr>
+              <w:pStyle w:val="Compact"/>
+              <w:spacing w:line="240" w:lineRule="auto"/>
+            </w:pPr>
+            <w:r>
+              <w:rPr>
+                <w:sz w:val="18"/>
+              </w:rPr>
+              <w:t xml:space="preserve">–</w:t>
+            </w:r>
+          </w:p>
+        </w:tc>
+        <w:tc>
+          <w:tcPr/>
+          <w:p>
+            <w:pPr>
+              <w:pStyle w:val="Compact"/>
+              <w:spacing w:line="240" w:lineRule="auto"/>
+            </w:pPr>
+            <w:r>
+              <w:rPr>
+                <w:sz w:val="18"/>
+              </w:rPr>
+              <w:t xml:space="preserve">3,12</w:t>
+            </w:r>
+          </w:p>
+        </w:tc>
+        <w:tc>
+          <w:tcPr/>
+          <w:p>
+            <w:pPr>
+              <w:pStyle w:val="Compact"/>
+              <w:spacing w:line="240" w:lineRule="auto"/>
+            </w:pPr>
+            <w:r>
+              <w:rPr>
+                <w:sz w:val="18"/>
+              </w:rPr>
+              <w:t xml:space="preserve">3,00</w:t>
+            </w:r>
+          </w:p>
+        </w:tc>
+        <w:tc>
+          <w:tcPr/>
+          <w:p>
+            <w:pPr>
+              <w:pStyle w:val="Compact"/>
+              <w:spacing w:line="240" w:lineRule="auto"/>
+            </w:pPr>
+            <w:r>
+              <w:rPr>
+                <w:sz w:val="18"/>
+              </w:rPr>
+              <w:t xml:space="preserve">2,95</w:t>
+            </w:r>
+          </w:p>
+        </w:tc>
+        <w:tc>
+          <w:tcPr/>
+          <w:p>
+            <w:pPr>
+              <w:pStyle w:val="Compact"/>
+              <w:spacing w:line="240" w:lineRule="auto"/>
+            </w:pPr>
+            <w:r>
+              <w:rPr>
+                <w:sz w:val="18"/>
+              </w:rPr>
+              <w:t xml:space="preserve">2,92</w:t>
+            </w:r>
+          </w:p>
+        </w:tc>
+        <w:tc>
+          <w:tcPr/>
+          <w:p>
+            <w:pPr>
+              <w:pStyle w:val="Compact"/>
+              <w:spacing w:line="240" w:lineRule="auto"/>
+            </w:pPr>
+            <w:r>
+              <w:rPr>
+                <w:sz w:val="18"/>
+              </w:rPr>
+              <w:t xml:space="preserve">3,00</w:t>
+            </w:r>
+          </w:p>
+        </w:tc>
+        <w:tc>
+          <w:tcPr/>
+          <w:p>
+            <w:pPr>
+              <w:pStyle w:val="Compact"/>
+              <w:spacing w:line="240" w:lineRule="auto"/>
+            </w:pPr>
+            <w:r>
+              <w:rPr>
+                <w:sz w:val="18"/>
+              </w:rPr>
+              <w:t xml:space="preserve">3,13</w:t>
+            </w:r>
+          </w:p>
+        </w:tc>
+        <w:tc>
+          <w:tcPr/>
+          <w:p>
+            <w:pPr>
+              <w:pStyle w:val="Compact"/>
+              <w:spacing w:line="240" w:lineRule="auto"/>
+            </w:pPr>
+            <w:r>
+              <w:rPr>
+                <w:sz w:val="18"/>
+              </w:rPr>
+              <w:t xml:space="preserve">2,98</w:t>
+            </w:r>
+          </w:p>
+        </w:tc>
+        <w:tc>
+          <w:tcPr/>
+          <w:p>
+            <w:pPr>
+              <w:pStyle w:val="Compact"/>
+              <w:spacing w:line="240" w:lineRule="auto"/>
+            </w:pPr>
+            <w:r>
+              <w:rPr>
+                <w:sz w:val="18"/>
+              </w:rPr>
+              <w:t xml:space="preserve">2,95</w:t>
+            </w:r>
+          </w:p>
+        </w:tc>
+        <w:tc>
+          <w:tcPr/>
+          <w:p>
+            <w:pPr>
+              <w:pStyle w:val="Compact"/>
+              <w:spacing w:line="240" w:lineRule="auto"/>
+            </w:pPr>
+            <w:r>
+              <w:rPr>
+                <w:sz w:val="18"/>
+              </w:rPr>
+              <w:t xml:space="preserve">2,95</w:t>
+            </w:r>
+          </w:p>
+        </w:tc>
+        <w:tc>
+          <w:tcPr/>
+          <w:p>
+            <w:pPr>
+              <w:pStyle w:val="Compact"/>
+              <w:spacing w:line="240" w:lineRule="auto"/>
+            </w:pPr>
+            <w:r>
+              <w:rPr>
+                <w:sz w:val="18"/>
+              </w:rPr>
+              <w:t xml:space="preserve">3,00</w:t>
+            </w:r>
+          </w:p>
+        </w:tc>
+      </w:tr>
+      <w:tr>
+        <w:tc>
+          <w:tcPr/>
+          <w:p>
+            <w:pPr>
+              <w:pStyle w:val="Compact"/>
+              <w:spacing w:line="240" w:lineRule="auto"/>
+            </w:pPr>
+          </w:p>
+        </w:tc>
+        <w:tc>
+          <w:tcPr/>
+          <w:p>
+            <w:pPr>
+              <w:pStyle w:val="Compact"/>
+              <w:spacing w:line="240" w:lineRule="auto"/>
+            </w:pPr>
+            <w:r>
+              <w:rPr>
+                <w:sz w:val="18"/>
+              </w:rPr>
+              <w:t xml:space="preserve">His ND1…Asp102 OD (Å)</w:t>
+            </w:r>
+          </w:p>
+        </w:tc>
+        <w:tc>
+          <w:tcPr/>
+          <w:p>
+            <w:pPr>
+              <w:pStyle w:val="Compact"/>
+              <w:spacing w:line="240" w:lineRule="auto"/>
+            </w:pPr>
+            <w:r>
+              <w:rPr>
+                <w:sz w:val="18"/>
+              </w:rPr>
+              <w:t xml:space="preserve">–</w:t>
+            </w:r>
+          </w:p>
+        </w:tc>
+        <w:tc>
+          <w:tcPr/>
+          <w:p>
+            <w:pPr>
+              <w:pStyle w:val="Compact"/>
+              <w:spacing w:line="240" w:lineRule="auto"/>
+            </w:pPr>
+            <w:r>
+              <w:rPr>
+                <w:sz w:val="18"/>
+              </w:rPr>
+              <w:t xml:space="preserve">2,71</w:t>
+            </w:r>
+          </w:p>
+        </w:tc>
+        <w:tc>
+          <w:tcPr/>
+          <w:p>
+            <w:pPr>
+              <w:pStyle w:val="Compact"/>
+              <w:spacing w:line="240" w:lineRule="auto"/>
+            </w:pPr>
+            <w:r>
+              <w:rPr>
+                <w:sz w:val="18"/>
+              </w:rPr>
+              <w:t xml:space="preserve">2,72</w:t>
+            </w:r>
+          </w:p>
+        </w:tc>
+        <w:tc>
+          <w:tcPr/>
+          <w:p>
+            <w:pPr>
+              <w:pStyle w:val="Compact"/>
+              <w:spacing w:line="240" w:lineRule="auto"/>
+            </w:pPr>
+            <w:r>
+              <w:rPr>
+                <w:sz w:val="18"/>
+              </w:rPr>
+              <w:t xml:space="preserve">2,73</w:t>
+            </w:r>
+          </w:p>
+        </w:tc>
+        <w:tc>
+          <w:tcPr/>
+          <w:p>
+            <w:pPr>
+              <w:pStyle w:val="Compact"/>
+              <w:spacing w:line="240" w:lineRule="auto"/>
+            </w:pPr>
+            <w:r>
+              <w:rPr>
+                <w:sz w:val="18"/>
+              </w:rPr>
+              <w:t xml:space="preserve">2,75</w:t>
+            </w:r>
+          </w:p>
+        </w:tc>
+        <w:tc>
+          <w:tcPr/>
+          <w:p>
+            <w:pPr>
+              <w:pStyle w:val="Compact"/>
+              <w:spacing w:line="240" w:lineRule="auto"/>
+            </w:pPr>
+            <w:r>
+              <w:rPr>
+                <w:sz w:val="18"/>
+              </w:rPr>
+              <w:t xml:space="preserve">2,73</w:t>
+            </w:r>
+          </w:p>
+        </w:tc>
+        <w:tc>
+          <w:tcPr/>
+          <w:p>
+            <w:pPr>
+              <w:pStyle w:val="Compact"/>
+              <w:spacing w:line="240" w:lineRule="auto"/>
+            </w:pPr>
+            <w:r>
+              <w:rPr>
+                <w:sz w:val="18"/>
+              </w:rPr>
+              <w:t xml:space="preserve">2,72</w:t>
+            </w:r>
+          </w:p>
+        </w:tc>
+        <w:tc>
+          <w:tcPr/>
+          <w:p>
+            <w:pPr>
+              <w:pStyle w:val="Compact"/>
+              <w:spacing w:line="240" w:lineRule="auto"/>
+            </w:pPr>
+            <w:r>
+              <w:rPr>
+                <w:sz w:val="18"/>
+              </w:rPr>
+              <w:t xml:space="preserve">2,75</w:t>
+            </w:r>
+          </w:p>
+        </w:tc>
+        <w:tc>
+          <w:tcPr/>
+          <w:p>
+            <w:pPr>
+              <w:pStyle w:val="Compact"/>
+              <w:spacing w:line="240" w:lineRule="auto"/>
+            </w:pPr>
+            <w:r>
+              <w:rPr>
+                <w:sz w:val="18"/>
+              </w:rPr>
+              <w:t xml:space="preserve">2,71</w:t>
+            </w:r>
+          </w:p>
+        </w:tc>
+        <w:tc>
+          <w:tcPr/>
+          <w:p>
+            <w:pPr>
+              <w:pStyle w:val="Compact"/>
+              <w:spacing w:line="240" w:lineRule="auto"/>
+            </w:pPr>
+            <w:r>
+              <w:rPr>
+                <w:sz w:val="18"/>
+              </w:rPr>
+              <w:t xml:space="preserve">2,70</w:t>
+            </w:r>
+          </w:p>
+        </w:tc>
+        <w:tc>
+          <w:tcPr/>
+          <w:p>
+            <w:pPr>
+              <w:pStyle w:val="Compact"/>
+              <w:spacing w:line="240" w:lineRule="auto"/>
+            </w:pPr>
+            <w:r>
+              <w:rPr>
+                <w:sz w:val="18"/>
+              </w:rPr>
+              <w:t xml:space="preserve">2,74</w:t>
+            </w:r>
+          </w:p>
+        </w:tc>
+      </w:tr>
+    </w:tbl>
+    <w:bookmarkEnd w:id="105"/>
+    <w:bookmarkStart w:id="106" w:name="referências"/>
+    <w:p>
+      <w:pPr>
+        <w:pStyle w:val="Heading2"/>
+      </w:pPr>
+      <w:r>
         <w:t xml:space="preserve">Referências</w:t>
       </w:r>
     </w:p>
@@ -11733,8 +16038,8 @@
         <w:t xml:space="preserve">Zhou D, Lobo YA, Batista IFC, Marques-Porto R, Gustchina A, Oliva MLV, et al. (2013). Crystal Structures of a Plant Trypsin Inhibitor from Enterolobium contortisiliquum (EcTI) and of Its Complex with Bovine Trypsin. PLoS ONE 8, e62252. doi: 10.1371/journal.pone.0062252</w:t>
       </w:r>
     </w:p>
-    <w:bookmarkEnd w:id="105"/>
     <w:bookmarkEnd w:id="106"/>
+    <w:bookmarkEnd w:id="107"/>
     <w:sectPr>
       <w:footerReference w:type="default" r:id="rId9"/>
       <w:footnotePr>

--- a/manuscript/Manuscrito_PT_leitura.docx
+++ b/manuscript/Manuscrito_PT_leitura.docx
@@ -342,22 +342,22 @@
               <w:rPr>
                 <w:sz w:val="18"/>
               </w:rPr>
-              <w:t xml:space="preserve">8,376 palavras no original em inglês (corpo sem tabelas, títulos e legendas; cada citação contada como uma palavra); tradução: 9,114</w:t>
-            </w:r>
-          </w:p>
-        </w:tc>
-        <w:tc>
-          <w:tcPr/>
-          <w:p>
-            <w:pPr>
-              <w:pStyle w:val="Compact"/>
-              <w:spacing w:line="240" w:lineRule="auto"/>
-            </w:pPr>
-            <w:r>
-              <w:rPr>
-                <w:sz w:val="18"/>
-              </w:rPr>
-              <w:t xml:space="preserve">OK (margem de 3,624 palavras)</w:t>
+              <w:t xml:space="preserve">8,325 palavras no original em inglês (corpo sem tabelas, títulos e legendas; cada citação contada como uma palavra); tradução: 9,064</w:t>
+            </w:r>
+          </w:p>
+        </w:tc>
+        <w:tc>
+          <w:tcPr/>
+          <w:p>
+            <w:pPr>
+              <w:pStyle w:val="Compact"/>
+              <w:spacing w:line="240" w:lineRule="auto"/>
+            </w:pPr>
+            <w:r>
+              <w:rPr>
+                <w:sz w:val="18"/>
+              </w:rPr>
+              <w:t xml:space="preserve">OK (margem de 3,675 palavras)</w:t>
             </w:r>
           </w:p>
         </w:tc>
@@ -3018,16 +3018,7 @@
         <w:t xml:space="preserve"> </w:t>
       </w:r>
       <w:r>
-        <w:t xml:space="preserve">(P35046) usou um alinhamento global BLOSUM62 (Cock et al., 2009). O resíduo de especificidade foi localizado seis resíduos antes da serina catalítica (motivo G[DN]SGG[PT]), um deslocamento calibrado com a tripsina bovina e o quimotripsinogênio A (UniProt Consortium, 2025). Nove das dez entradas do UniProt têm o nome automático</w:t>
-      </w:r>
-      <w:r>
-        <w:t xml:space="preserve"> </w:t>
-      </w:r>
-      <w:r>
-        <w:t xml:space="preserve">“Chymotrypsin”</w:t>
-      </w:r>
-      <w:r>
-        <w:t xml:space="preserve">; a classe foi, por isso, decidida pelo resíduo nessa posição (Asp na tripsina, Ser na quimotripsina), e as posições da tríade catalítica e do bolsão S1 foram conferidas em cada modelo por alinhamento global com a tripsina bovina e pelas distâncias de ligação de hidrogênio nas coordenadas do AlphaFold (Tabela S2).</w:t>
+        <w:t xml:space="preserve">(P35046) usou um alinhamento global BLOSUM62 (Cock et al., 2009). O resíduo de especificidade foi localizado seis resíduos antes da serina catalítica (motivo G[DN]SGG[PT]), um deslocamento calibrado com a tripsina bovina (UniProt Consortium, 2025). As posições da tríade catalítica e do bolsão S1, com o Asp189 como resíduo de especificidade, foram conferidas em cada modelo por alinhamento global com a tripsina bovina e pelas distâncias de ligação de hidrogênio nas coordenadas do AlphaFold (Tabela S2).</w:t>
       </w:r>
     </w:p>
     <w:p>
@@ -3569,7 +3560,7 @@
         <w:pStyle w:val="FirstParagraph"/>
       </w:pPr>
       <w:r>
-        <w:t xml:space="preserve">As dez sequências têm o motivo catalítico G[DN]SGG[PT] e um aspartato na posição de especificidade, o resíduo encontrado na tripsina bovina e não no quimotripsinogênio A (Tabela 1). A identidade com a tripsina B de</w:t>
+        <w:t xml:space="preserve">As dez sequências têm o motivo catalítico G[DN]SGG[PT] e um aspartato na posição de especificidade, o resíduo da tripsina bovina (Tabela 1). A identidade com a tripsina B de</w:t>
       </w:r>
       <w:r>
         <w:t xml:space="preserve"> </w:t>
@@ -3605,16 +3596,7 @@
         <w:t xml:space="preserve">C. includens</w:t>
       </w:r>
       <w:r>
-        <w:t xml:space="preserve">) entre as pragas; o pLDDT médio foi de 89,7 a 91,0 nos oito modelos de praga e de 88,9 a 92,2 nos dez. Em todos os modelos os resíduos equivalentes à His57, ao Asp102 e à Ser195 são His, Asp e Ser, e as distâncias His–Ser e His–Asp (2,92–3,13 Å e 2,70–2,75 Å) são as de uma tríade montada; os resíduos do bolsão Asp189, Cys191, Gly193, Asp194, Gly216 e Gly226 são conservados, ao passo que Ser190, Val213, Trp215 e Gly219 variam entre as espécies (Tabela S2). A tríade não separa a tripsina da quimotripsina, que a compartilham; o Asp189 separa. O painel é, portanto, do tipo tripsina apesar da anotação automática</w:t>
-      </w:r>
-      <w:r>
-        <w:t xml:space="preserve"> </w:t>
-      </w:r>
-      <w:r>
-        <w:t xml:space="preserve">“Chymotrypsin”</w:t>
-      </w:r>
-      <w:r>
-        <w:t xml:space="preserve">, mas a expressão dessas enzimas nos intestinos médios das pragas não está documentada (Seção 2.1). O P1 foi a Lys15 no BPTI e a Lys5 no SFTI-1; nos dois complexos o conjunto de contatos de S1 teve 14 resíduos da tripsina, entre eles Asp189, Ser190, Cys191, Gln192, Gly193, Asp194, His57, Ser195, Val213, Ser214, Trp215, Gly216, Gly219 e Gly226 (Tabela S1). Todos os 20 pares receptor–molde foram aceitos (TM-score 0,946–0,957; RMSD 1,18–1,41 Å), todos os resíduos dos subsítios foram transferidos (48 de 48 para o 2PTC e 49 de 49 para o 1SFI, exossítio incluído), e o equivalente do Asp189 achado pela estrutura coincidiu com o achado pela sequência nos dez receptores.</w:t>
+        <w:t xml:space="preserve">) entre as pragas; o pLDDT médio foi de 89,7 a 91,0 nos oito modelos de praga e de 88,9 a 92,2 nos dez. Em todos os modelos os resíduos equivalentes à His57, ao Asp102 e à Ser195 são His, Asp e Ser, e as distâncias His–Ser e His–Asp (2,92–3,13 Å e 2,70–2,75 Å) são as de uma tríade montada; os resíduos do bolsão Asp189, Cys191, Gly193, Asp194, Gly216 e Gly226 são conservados, ao passo que Ser190, Val213, Trp215 e Gly219 variam entre as espécies (Tabela S2). O painel é, portanto, do tipo tripsina, mas a expressão dessas enzimas nos intestinos médios das pragas não está documentada (Seção 2.1). O P1 foi a Lys15 no BPTI e a Lys5 no SFTI-1; nos dois complexos o conjunto de contatos de S1 teve 14 resíduos da tripsina, entre eles Asp189, Ser190, Cys191, Gln192, Gly193, Asp194, His57, Ser195, Val213, Ser214, Trp215, Gly216, Gly219 e Gly226 (Tabela S1). Todos os 20 pares receptor–molde foram aceitos (TM-score 0,946–0,957; RMSD 1,18–1,41 Å), todos os resíduos dos subsítios foram transferidos (48 de 48 para o 2PTC e 49 de 49 para o 1SFI, exossítio incluído), e o equivalente do Asp189 achado pela estrutura coincidiu com o achado pela sequência nos dez receptores.</w:t>
       </w:r>
     </w:p>
     <w:p>
@@ -11749,7 +11731,7 @@
         <w:t xml:space="preserve"> </w:t>
       </w:r>
       <w:r>
-        <w:t xml:space="preserve">Tríade catalítica e bolsão S1 dos dez receptores (modelos do AlphaFold). As posições estão na numeração do modelo; a coluna da tripsina bovina (P00760) dá a numeração de referência. Negrito: resíduo diferente do da tripsina bovina. O bolsão S1 é o conjunto dos 14 resíduos da tripsina em contato com o P1 em 2PTC e 1SFI (Tabela S1); a His57 e a Ser195 pertencem a ele e aparecem uma só vez, na tríade. O Asp189 é o resíduo de especificidade (Ser no quimotripsinogênio A, P00766). Distâncias: NE2 da His à OG da Ser e ND1 da His ao oxigênio do carboxilato do Asp102 mais próximo, no modelo. Dados:</w:t>
+        <w:t xml:space="preserve">Tríade catalítica e bolsão S1 dos dez receptores (modelos do AlphaFold). As posições estão na numeração do modelo; a coluna da tripsina bovina (P00760) dá a numeração de referência. Negrito: resíduo diferente do da tripsina bovina. O bolsão S1 é o conjunto dos 14 resíduos da tripsina em contato com o P1 em 2PTC e 1SFI (Tabela S1); a His57 e a Ser195 pertencem a ele e aparecem uma só vez, na tríade. O Asp189 é o resíduo de especificidade. Distâncias: NE2 da His à OG da Ser e ND1 da His ao oxigênio do carboxilato do Asp102 mais próximo, no modelo. Dados:</w:t>
       </w:r>
       <w:r>
         <w:t xml:space="preserve"> </w:t>

--- a/manuscript/Manuscrito_PT_leitura.docx
+++ b/manuscript/Manuscrito_PT_leitura.docx
@@ -342,22 +342,22 @@
               <w:rPr>
                 <w:sz w:val="18"/>
               </w:rPr>
-              <w:t xml:space="preserve">8,325 palavras no original em inglês (corpo sem tabelas, títulos e legendas; cada citação contada como uma palavra); tradução: 9,064</w:t>
-            </w:r>
-          </w:p>
-        </w:tc>
-        <w:tc>
-          <w:tcPr/>
-          <w:p>
-            <w:pPr>
-              <w:pStyle w:val="Compact"/>
-              <w:spacing w:line="240" w:lineRule="auto"/>
-            </w:pPr>
-            <w:r>
-              <w:rPr>
-                <w:sz w:val="18"/>
-              </w:rPr>
-              <w:t xml:space="preserve">OK (margem de 3,675 palavras)</w:t>
+              <w:t xml:space="preserve">8,166 palavras no original em inglês (corpo sem tabelas, títulos e legendas; cada citação contada como uma palavra); tradução: 8,877</w:t>
+            </w:r>
+          </w:p>
+        </w:tc>
+        <w:tc>
+          <w:tcPr/>
+          <w:p>
+            <w:pPr>
+              <w:pStyle w:val="Compact"/>
+              <w:spacing w:line="240" w:lineRule="auto"/>
+            </w:pPr>
+            <w:r>
+              <w:rPr>
+                <w:sz w:val="18"/>
+              </w:rPr>
+              <w:t xml:space="preserve">OK (margem de 3,834 palavras)</w:t>
             </w:r>
           </w:p>
         </w:tc>
@@ -404,7 +404,7 @@
               <w:rPr>
                 <w:sz w:val="18"/>
               </w:rPr>
-              <w:t xml:space="preserve">348 palavras no original em inglês (reescrito em 05/10/2026 para caber no limite); tradução: 395</w:t>
+              <w:t xml:space="preserve">332 palavras no original em inglês (reescrito em 05/10/2026 para caber no limite); tradução: 375</w:t>
             </w:r>
           </w:p>
         </w:tc>
@@ -2438,7 +2438,7 @@
         <w:t xml:space="preserve">Anticarsia gemmatalis</w:t>
       </w:r>
       <w:r>
-        <w:t xml:space="preserve">, subsítios catalíticos de complexos cristalográficos de inibidores naturais foram transferidos para modelos do AlphaFold, e uma escada de escores (Boltz-2, dinâmica molecular, MM-GBSA, PRODIGY) foi calibrada com seis inibidores e iscas embaralhadas. Desenhamos 22.066 sequências sobre esqueletos macrocíclicos (RFdiffusion, ProteinMPNN), mantivemos as sem resíduo P1 de proteases do intestino médio do tipo tripsina, quimotripsina ou elastase, co-dobramos com o Boltz-2 e simulamos os três melhores por espécie por 10 ns, lineares e macrocíclicos.</w:t>
+        <w:t xml:space="preserve">, subsítios catalíticos de complexos cristalográficos de inibidores naturais foram transferidos para modelos do AlphaFold, e uma escada de escores (Boltz-2 e dinâmica molecular) foi calibrada com seis inibidores e iscas embaralhadas. Desenhamos 22.066 sequências sobre esqueletos macrocíclicos (RFdiffusion, ProteinMPNN), mantivemos as sem resíduo P1 de proteases do intestino médio do tipo tripsina, quimotripsina ou elastase, co-dobramos com o Boltz-2 e simulamos os três melhores por espécie por 10 ns, lineares e macrocíclicos, ordenando-os com o MM-GBSA e o PRODIGY.</w:t>
       </w:r>
       <w:r>
         <w:t xml:space="preserve"> </w:t>
@@ -2454,7 +2454,7 @@
         <w:t xml:space="preserve"> </w:t>
       </w:r>
       <w:r>
-        <w:t xml:space="preserve">O Boltz-2 pontuou o inibidor acima de sua isca em 10 de 10 pares; o MM-GBSA o fez em 4 de 10 e o PRODIGY em 2 de 10, e ambos acompanharam o tamanho da interface (ρ = −0,93 e −0,79). O critério reteve 527 sequências lineares e 543 cíclicas, 49% glicina. Rodadas repetidas do Boltz-2 correlacionaram 0,57 (n = 442), próximo dos 0,50 entre as formas linear e cíclica da mesma sequência. Nas 48 simulações em pH 10,0 (uma execução cada), a distância mediana entre a âncora e o Asp189 subiu de 5,7 para 6,8 Å (linear) e de 5,1 para 6,1 Å (macrocíclica); quatro âncoras terminaram a menos de 4 Å, todas com partida a até 4,0 Å. Os mesmos 48 complexos em pH 8,2 não diferiram do pH 10,0 em nenhuma métrica pareada (distância final</w:t>
+        <w:t xml:space="preserve">O Boltz-2 pontuou o inibidor acima de sua isca em 10 de 10 pares. O critério reteve 527 sequências lineares e 543 cíclicas, 49% glicina. Rodadas repetidas do Boltz-2 correlacionaram 0,57 (n = 442), próximo dos 0,50 entre as formas linear e cíclica da mesma sequência. Nas 48 simulações em pH 10,0 (uma execução cada), a distância mediana entre a âncora e o Asp189 subiu de 5,7 para 6,8 Å (linear) e de 5,1 para 6,1 Å (macrocíclica); quatro âncoras terminaram a menos de 4 Å, todas com partida a até 4,0 Å. Os mesmos 48 complexos em pH 8,2 não diferiram do pH 10,0 em nenhuma métrica pareada (distância final</w:t>
       </w:r>
       <w:r>
         <w:t xml:space="preserve"> </w:t>
@@ -2502,7 +2502,7 @@
         <w:t xml:space="preserve"> </w:t>
       </w:r>
       <w:r>
-        <w:t xml:space="preserve">Os inibidores naturais serviram como moldes e padrões de calibração, mas a confiança do Boltz-2 sustenta apenas comparações pareadas, o MM-GBSA e o PRODIGY ordenam candidatos pelo tamanho da interface, e a ocupância de S1 em 10 ns acompanha a pose inicial. Exigir não clivabilidade seleciona peptídeos curtos e ricos em glicina, o que explicita o compromisso entre resistência e engajamento de S1. Todos os resultados são computacionais; seletividade e atividade não foram testadas.</w:t>
+        <w:t xml:space="preserve">Os inibidores naturais serviram como moldes e padrões de calibração, mas a confiança do Boltz-2 sustenta apenas comparações pareadas, o MM-GBSA e o PRODIGY apenas ordenam candidatos contra o mesmo receptor, e a ocupância de S1 em 10 ns acompanha a pose inicial. Exigir não clivabilidade seleciona peptídeos curtos e ricos em glicina, o que explicita o compromisso entre resistência e engajamento de S1. Todos os resultados são computacionais; seletividade e atividade não foram testadas.</w:t>
       </w:r>
     </w:p>
     <w:p>
@@ -2754,7 +2754,7 @@
         <w:t xml:space="preserve"> </w:t>
       </w:r>
       <w:r>
-        <w:t xml:space="preserve">se pede o que lhes falta, o tamanho pequeno e a ausência de motivos de clivagem. Nós (i) definimos os subsítios catalíticos de oito tripsinas de pragas por transferência estrutural, (ii) calibramos uma escada de escores (Boltz-2, dinâmica molecular, MM-GBSA, PRODIGY) contra seis inibidores naturais e iscas embaralhadas, (iii) geramos esqueletos macrocíclicos cabeça-cauda com RFdiffusion e ProteinMPNN, (iv) aplicamos um critério duro de não clivabilidade, (v) co-dobramos os sobreviventes e os simulamos como peptídeos lineares e como macrociclos, e (vi) os ordenamos por etapa com um filtro de energia livre (Figura 1). O trabalho é inteiramente computacional: não inclui ensaio nem teste de seletividade contra proteases não alvo.</w:t>
+        <w:t xml:space="preserve">se pede o que lhes falta, o tamanho pequeno e a ausência de motivos de clivagem. Nós (i) definimos os subsítios catalíticos de oito tripsinas de pragas por transferência estrutural, (ii) calibramos uma escada de escores (Boltz-2 e dinâmica molecular) contra seis inibidores naturais e iscas embaralhadas, (iii) geramos esqueletos macrocíclicos cabeça-cauda com RFdiffusion e ProteinMPNN, (iv) aplicamos um critério duro de não clivabilidade, (v) co-dobramos os sobreviventes e os simulamos como peptídeos lineares e como macrociclos, e (vi) os ordenamos por etapa com um filtro de energia livre (Figura 1). O trabalho é inteiramente computacional: não inclui ensaio nem teste de seletividade contra proteases não alvo.</w:t>
       </w:r>
     </w:p>
     <w:p>
@@ -3076,7 +3076,7 @@
         <w:t xml:space="preserve"> </w:t>
       </w:r>
       <w:r>
-        <w:t xml:space="preserve">A0A089QDB3 (22 sistemas). Quatro escores foram comparados: (i) confiança do Boltz-2 (Passaro et al., 2025) (MSA do ColabFold (Mirdita et al., 2022); uma amostra); (ii) RMSD do esqueleto do ligante após superposição no receptor em uma simulação de 2 ns (Seção 2.6; último terço; pH 8,0 para a tripsina bovina e 10,0 para o modelo de</w:t>
+        <w:t xml:space="preserve">A0A089QDB3 (22 sistemas). Dois tipos de escore foram comparados: (i) confiança do Boltz-2 (Passaro et al., 2025) (MSA do ColabFold (Mirdita et al., 2022); uma amostra), com o seu ipTM e o pLDDT do complexo; (ii) RMSD do esqueleto do ligante após superposição no receptor em uma simulação de 2 ns (Seção 2.6; último terço; pH 8,0 para a tripsina bovina e 10,0 para o modelo de</w:t>
       </w:r>
       <w:r>
         <w:t xml:space="preserve"> </w:t>
@@ -3089,7 +3089,7 @@
         <w:t xml:space="preserve">S. frugiperda</w:t>
       </w:r>
       <w:r>
-        <w:t xml:space="preserve">); (iii) MM-GBSA com o gmx_MMPBSA (Valdés-Tresanco et al., 2021) (igb = 5, sal 0,150 M, 45 quadros do último terço, sem termo de entropia); (iv) PRODIGY (Vangone e Bonvin, 2015) em quatro quadros do último terço. Um escore separou um par quando o inibidor real teve o melhor valor, com a direção fixada de antemão. Os dez pares não são independentes, porque cada isca é usada com dois receptores.</w:t>
+        <w:t xml:space="preserve">). Um escore separou um par quando o inibidor real teve o melhor valor, com a direção fixada de antemão. Os dez pares não são independentes, porque cada isca é usada com dois receptores.</w:t>
       </w:r>
     </w:p>
     <w:bookmarkEnd w:id="20"/>
@@ -3495,7 +3495,7 @@
         <w:pStyle w:val="FirstParagraph"/>
       </w:pPr>
       <w:r>
-        <w:t xml:space="preserve">O MM-GBSA usou o gmx_MMPBSA (Valdés-Tresanco et al., 2021) (MMPBSA.py (Miller et al., 2012); Born generalizado igb = 5 (Onufriev et al., 2004); sal 0,150 M; trajetória única; sem entropia) na segunda metade de cada trajetória (126 quadros; receptor cadeia A, peptídeo cadeia B), com erro-padrão sobre cinco blocos de quadros. O PRODIGY (Vangone e Bonvin, 2015), preditor baseado em contatos e sem protonação explícita, foi aplicado à pose inicial (protonada em pH 8,2) e a 30 quadros da segunda metade. Os dois escores crescem com o tamanho da interface, e por isso cada um é dado também por resíduo. Cada etapa ordena os candidatos dentro de uma frente (1 = melhor; empates recebem o posto médio): confiança do Boltz-2 no E2, Δ pareado (E3), RMSD final do peptídeo em pH 8,2, PRODIGY na pose e PRODIGY e MM-GBSA na trajetória de pH 8,2; o agregado é o posto médio nas etapas. A classificação cobre os candidatos que passaram no controle de qualidade de pose, tiveram Δ &gt; 0 e, nos macrociclos, cumpriram o critério estrito do anel; a ocupância de S1 não entra (Seção 3.5). As simulações de pH 8,2 e de pH 10,0 são pareadas (mesma pose e protocolo; diferem na protonação das cadeias laterais, nos contraíons e na semente) e comparadas pela diferença pareada de cada métrica (teste de postos sinalizados de Wilcoxon), pela correlação de postos entre pH e pela concordância de desfechos categóricos, lidas contra a diferença entre execuções do mesmo pH.</w:t>
+        <w:t xml:space="preserve">O MM-GBSA usou o gmx_MMPBSA (Valdés-Tresanco et al., 2021) (MMPBSA.py (Miller et al., 2012); Born generalizado igb = 5 (Onufriev et al., 2004); sal 0,150 M; trajetória única; sem entropia) na segunda metade de cada trajetória (126 quadros; receptor cadeia A, peptídeo cadeia B), com erro-padrão sobre cinco blocos de quadros. O PRODIGY (Vangone e Bonvin, 2015), preditor baseado em contatos e sem protonação explícita, foi aplicado à pose inicial (protonada em pH 8,2) e a 30 quadros da segunda metade. Os dois escores crescem com o tamanho da interface, e por isso cada um é dado também por resíduo; nenhum foi calibrado como discriminador entre inibidores reais e iscas embaralhadas, e ambos ordenam candidatos contra o mesmo receptor sem serem lidos como afinidades. Cada etapa ordena os candidatos dentro de uma frente (1 = melhor; empates recebem o posto médio): confiança do Boltz-2 no E2, Δ pareado (E3), RMSD final do peptídeo em pH 8,2, PRODIGY na pose e PRODIGY e MM-GBSA na trajetória de pH 8,2; o agregado é o posto médio nas etapas. A classificação cobre os candidatos que passaram no controle de qualidade de pose, tiveram Δ &gt; 0 e, nos macrociclos, cumpriram o critério estrito do anel; a ocupância de S1 não entra (Seção 3.5). As simulações de pH 8,2 e de pH 10,0 são pareadas (mesma pose e protocolo; diferem na protonação das cadeias laterais, nos contraíons e na semente) e comparadas pela diferença pareada de cada métrica (teste de postos sinalizados de Wilcoxon), pela correlação de postos entre pH e pela concordância de desfechos categóricos, lidas contra a diferença entre execuções do mesmo pH.</w:t>
       </w:r>
     </w:p>
     <w:bookmarkEnd w:id="26"/>
@@ -5056,7 +5056,7 @@
         <w:t xml:space="preserve">S. frugiperda</w:t>
       </w:r>
       <w:r>
-        <w:t xml:space="preserve">, 0,711 contra 0,706). Os valores absolutos se sobrepuseram (inibidores reais 0,853–0,986, iscas 0,628–0,944; a isca embaralhada do SFTI-1 chegou a 0,944 com a tripsina bovina), de modo que a discriminação vale dentro de um par e não como limiar absoluto (Figura 2A, Tabela 2). O RMSD do ligante foi menor para o inibidor real em 9 de 10 pares (a exceção foi</w:t>
+        <w:t xml:space="preserve">, 0,711 contra 0,706). Os valores absolutos se sobrepuseram (inibidores reais 0,853–0,986, iscas 0,628–0,944; a isca embaralhada do SFTI-1 chegou a 0,944 com a tripsina bovina), de modo que a discriminação vale dentro de um par e não como limiar absoluto (Figura 2A–C, Tabela 2). O RMSD do ligante foi menor para o inibidor real em 9 de 10 pares (a exceção foi</w:t>
       </w:r>
       <w:r>
         <w:t xml:space="preserve"> </w:t>
@@ -5069,79 +5069,7 @@
         <w:t xml:space="preserve">S. frugiperda</w:t>
       </w:r>
       <w:r>
-        <w:t xml:space="preserve">–EcTI, 0,366 contra 0,347 nm; Figura 2B).</w:t>
-      </w:r>
-    </w:p>
-    <w:p>
-      <w:pPr>
-        <w:pStyle w:val="BodyText"/>
-      </w:pPr>
-      <w:r>
-        <w:t xml:space="preserve">O MM-GBSA favoreceu o inibidor real em 4 de 10 pares e o PRODIGY em 2 de 10 (Figura 2C, D; Tabela 2). Nos 22 sistemas, o ΔG do MM-GBSA se correlacionou com o número de resíduos do receptor em contato com o ligante (ρ de Spearman = −0,93,</w:t>
-      </w:r>
-      <w:r>
-        <w:t xml:space="preserve"> </w:t>
-      </w:r>
-      <w:r>
-        <w:rPr>
-          <w:i/>
-          <w:iCs/>
-        </w:rPr>
-        <w:t xml:space="preserve">P</w:t>
-      </w:r>
-      <w:r>
-        <w:t xml:space="preserve"> </w:t>
-      </w:r>
-      <w:r>
-        <w:t xml:space="preserve">= 7 × 10</w:t>
-      </w:r>
-      <w:r>
-        <w:rPr>
-          <w:vertAlign w:val="superscript"/>
-        </w:rPr>
-        <w:t xml:space="preserve">−10</w:t>
-      </w:r>
-      <w:r>
-        <w:t xml:space="preserve">;</w:t>
-      </w:r>
-      <w:r>
-        <w:t xml:space="preserve"> </w:t>
-      </w:r>
-      <w:r>
-        <w:rPr>
-          <w:i/>
-          <w:iCs/>
-        </w:rPr>
-        <w:t xml:space="preserve">post hoc</w:t>
-      </w:r>
-      <w:r>
-        <w:t xml:space="preserve">) e não com o comprimento do ligante (ρ = −0,27,</w:t>
-      </w:r>
-      <w:r>
-        <w:t xml:space="preserve"> </w:t>
-      </w:r>
-      <w:r>
-        <w:rPr>
-          <w:i/>
-          <w:iCs/>
-        </w:rPr>
-        <w:t xml:space="preserve">P</w:t>
-      </w:r>
-      <w:r>
-        <w:t xml:space="preserve"> </w:t>
-      </w:r>
-      <w:r>
-        <w:t xml:space="preserve">= 0,23), e o ΔG do PRODIGY se correlacionou com seu número de contatos intermoleculares (ρ = −0,79, n = 22); a isca teve mais contatos que seu inibidor em 7 dos 10 pares (em um deles por 0,25 contato) (Figura 2E, F). Neste contexto os dois escores se comportam, portanto, como medidas do tamanho da interface e são usados adiante para ordenar candidatos contra o mesmo receptor, não como afinidades. Em um sistema (</w:t>
-      </w:r>
-      <w:r>
-        <w:rPr>
-          <w:i/>
-          <w:iCs/>
-        </w:rPr>
-        <w:t xml:space="preserve">S. frugiperda</w:t>
-      </w:r>
-      <w:r>
-        <w:t xml:space="preserve">–BPTI) o ligante estava em outra imagem periódica em pelo menos um quadro da trajetória usada no MM-GBSA, mais um motivo para não ler valores absolutos.</w:t>
+        <w:t xml:space="preserve">–EcTI, 0,366 contra 0,347 nm; Figura 2D). Os escores do Boltz-2 são, portanto, usados adiante para comparar cada candidato com controles pareados contra o mesmo receptor, e não como medida absoluta de ligação.</w:t>
       </w:r>
     </w:p>
     <w:p>
@@ -5159,16 +5087,7 @@
         <w:t xml:space="preserve"> </w:t>
       </w:r>
       <w:r>
-        <w:t xml:space="preserve">Pares de calibração (inibidor real / isca embaralhada). Conf.: confiança do Boltz-2. RMSD: RMSD do ligante após superposição no receptor (nm, último terço de 2 ns). Contato: número médio de resíduos do receptor a até 4,5 Å do ligante. ΔG: MM-GBSA e PRODIGY (kcal mol</w:t>
-      </w:r>
-      <w:r>
-        <w:rPr>
-          <w:vertAlign w:val="superscript"/>
-        </w:rPr>
-        <w:t xml:space="preserve">−1</w:t>
-      </w:r>
-      <w:r>
-        <w:t xml:space="preserve">). Negrito marca um par em que a isca teve escore melhor que o inibidor real.</w:t>
+        <w:t xml:space="preserve">Pares de calibração (inibidor real / isca embaralhada). Conf.: confiança do Boltz-2. ipTM e pLDDT: escore de interface e pLDDT do complexo do Boltz-2. RMSD: RMSD do ligante após superposição no receptor (nm, último terço de 2 ns). Negrito marca o par em que a isca teve escore melhor que o inibidor real.</w:t>
       </w:r>
     </w:p>
     <w:tbl>
@@ -5186,13 +5105,12 @@
         </w:tblBorders>
       </w:tblPr>
       <w:tblGrid>
-        <w:gridCol w:w="1131"/>
-        <w:gridCol w:w="1131"/>
-        <w:gridCol w:w="1131"/>
-        <w:gridCol w:w="1131"/>
-        <w:gridCol w:w="1131"/>
-        <w:gridCol w:w="1131"/>
-        <w:gridCol w:w="1131"/>
+        <w:gridCol w:w="1320"/>
+        <w:gridCol w:w="1320"/>
+        <w:gridCol w:w="1320"/>
+        <w:gridCol w:w="1320"/>
+        <w:gridCol w:w="1320"/>
+        <w:gridCol w:w="1320"/>
       </w:tblGrid>
       <w:tr>
         <w:trPr>
@@ -5258,55 +5176,39 @@
                 <w:b/>
                 <w:sz w:val="18"/>
               </w:rPr>
+              <w:t xml:space="preserve">ipTM</w:t>
+            </w:r>
+          </w:p>
+        </w:tc>
+        <w:tc>
+          <w:tcPr/>
+          <w:p>
+            <w:pPr>
+              <w:pStyle w:val="Compact"/>
+              <w:spacing w:line="240" w:lineRule="auto"/>
+            </w:pPr>
+            <w:r>
+              <w:rPr>
+                <w:b/>
+                <w:sz w:val="18"/>
+              </w:rPr>
+              <w:t xml:space="preserve">pLDDT</w:t>
+            </w:r>
+          </w:p>
+        </w:tc>
+        <w:tc>
+          <w:tcPr/>
+          <w:p>
+            <w:pPr>
+              <w:pStyle w:val="Compact"/>
+              <w:spacing w:line="240" w:lineRule="auto"/>
+            </w:pPr>
+            <w:r>
+              <w:rPr>
+                <w:b/>
+                <w:sz w:val="18"/>
+              </w:rPr>
               <w:t xml:space="preserve">RMSD (nm)</w:t>
-            </w:r>
-          </w:p>
-        </w:tc>
-        <w:tc>
-          <w:tcPr/>
-          <w:p>
-            <w:pPr>
-              <w:pStyle w:val="Compact"/>
-              <w:spacing w:line="240" w:lineRule="auto"/>
-            </w:pPr>
-            <w:r>
-              <w:rPr>
-                <w:b/>
-                <w:sz w:val="18"/>
-              </w:rPr>
-              <w:t xml:space="preserve">Contato</w:t>
-            </w:r>
-          </w:p>
-        </w:tc>
-        <w:tc>
-          <w:tcPr/>
-          <w:p>
-            <w:pPr>
-              <w:pStyle w:val="Compact"/>
-              <w:spacing w:line="240" w:lineRule="auto"/>
-            </w:pPr>
-            <w:r>
-              <w:rPr>
-                <w:b/>
-                <w:sz w:val="18"/>
-              </w:rPr>
-              <w:t xml:space="preserve">ΔG MM-GBSA</w:t>
-            </w:r>
-          </w:p>
-        </w:tc>
-        <w:tc>
-          <w:tcPr/>
-          <w:p>
-            <w:pPr>
-              <w:pStyle w:val="Compact"/>
-              <w:spacing w:line="240" w:lineRule="auto"/>
-            </w:pPr>
-            <w:r>
-              <w:rPr>
-                <w:b/>
-                <w:sz w:val="18"/>
-              </w:rPr>
-              <w:t xml:space="preserve">ΔG PRODIGY</w:t>
             </w:r>
           </w:p>
         </w:tc>
@@ -5368,52 +5270,37 @@
               <w:rPr>
                 <w:sz w:val="18"/>
               </w:rPr>
+              <w:t xml:space="preserve">0,981 / 0,891</w:t>
+            </w:r>
+          </w:p>
+        </w:tc>
+        <w:tc>
+          <w:tcPr/>
+          <w:p>
+            <w:pPr>
+              <w:pStyle w:val="Compact"/>
+              <w:spacing w:line="240" w:lineRule="auto"/>
+            </w:pPr>
+            <w:r>
+              <w:rPr>
+                <w:sz w:val="18"/>
+              </w:rPr>
+              <w:t xml:space="preserve">0,987 / 0,957</w:t>
+            </w:r>
+          </w:p>
+        </w:tc>
+        <w:tc>
+          <w:tcPr/>
+          <w:p>
+            <w:pPr>
+              <w:pStyle w:val="Compact"/>
+              <w:spacing w:line="240" w:lineRule="auto"/>
+            </w:pPr>
+            <w:r>
+              <w:rPr>
+                <w:sz w:val="18"/>
+              </w:rPr>
               <w:t xml:space="preserve">0,084 / 0,206</w:t>
-            </w:r>
-          </w:p>
-        </w:tc>
-        <w:tc>
-          <w:tcPr/>
-          <w:p>
-            <w:pPr>
-              <w:pStyle w:val="Compact"/>
-              <w:spacing w:line="240" w:lineRule="auto"/>
-            </w:pPr>
-            <w:r>
-              <w:rPr>
-                <w:sz w:val="18"/>
-              </w:rPr>
-              <w:t xml:space="preserve">25,1 / 23,5</w:t>
-            </w:r>
-          </w:p>
-        </w:tc>
-        <w:tc>
-          <w:tcPr/>
-          <w:p>
-            <w:pPr>
-              <w:pStyle w:val="Compact"/>
-              <w:spacing w:line="240" w:lineRule="auto"/>
-            </w:pPr>
-            <w:r>
-              <w:rPr>
-                <w:sz w:val="18"/>
-              </w:rPr>
-              <w:t xml:space="preserve">-70,2 / -64,8</w:t>
-            </w:r>
-          </w:p>
-        </w:tc>
-        <w:tc>
-          <w:tcPr/>
-          <w:p>
-            <w:pPr>
-              <w:pStyle w:val="Compact"/>
-              <w:spacing w:line="240" w:lineRule="auto"/>
-            </w:pPr>
-            <w:r>
-              <w:rPr>
-                <w:sz w:val="18"/>
-              </w:rPr>
-              <w:t xml:space="preserve">-11,8 / -10,8</w:t>
             </w:r>
           </w:p>
         </w:tc>
@@ -5475,7 +5362,674 @@
               <w:rPr>
                 <w:sz w:val="18"/>
               </w:rPr>
+              <w:t xml:space="preserve">0,853 / 0,716</w:t>
+            </w:r>
+          </w:p>
+        </w:tc>
+        <w:tc>
+          <w:tcPr/>
+          <w:p>
+            <w:pPr>
+              <w:pStyle w:val="Compact"/>
+              <w:spacing w:line="240" w:lineRule="auto"/>
+            </w:pPr>
+            <w:r>
+              <w:rPr>
+                <w:sz w:val="18"/>
+              </w:rPr>
+              <w:t xml:space="preserve">0,950 / 0,813</w:t>
+            </w:r>
+          </w:p>
+        </w:tc>
+        <w:tc>
+          <w:tcPr/>
+          <w:p>
+            <w:pPr>
+              <w:pStyle w:val="Compact"/>
+              <w:spacing w:line="240" w:lineRule="auto"/>
+            </w:pPr>
+            <w:r>
+              <w:rPr>
+                <w:sz w:val="18"/>
+              </w:rPr>
               <w:t xml:space="preserve">0,372 / 0,452</w:t>
+            </w:r>
+          </w:p>
+        </w:tc>
+      </w:tr>
+      <w:tr>
+        <w:tc>
+          <w:tcPr/>
+          <w:p>
+            <w:pPr>
+              <w:pStyle w:val="Compact"/>
+              <w:spacing w:line="240" w:lineRule="auto"/>
+            </w:pPr>
+            <w:r>
+              <w:rPr>
+                <w:sz w:val="18"/>
+              </w:rPr>
+              <w:t xml:space="preserve">bovina</w:t>
+            </w:r>
+          </w:p>
+        </w:tc>
+        <w:tc>
+          <w:tcPr/>
+          <w:p>
+            <w:pPr>
+              <w:pStyle w:val="Compact"/>
+              <w:spacing w:line="240" w:lineRule="auto"/>
+            </w:pPr>
+            <w:r>
+              <w:rPr>
+                <w:sz w:val="18"/>
+              </w:rPr>
+              <w:t xml:space="preserve">BPTI</w:t>
+            </w:r>
+          </w:p>
+        </w:tc>
+        <w:tc>
+          <w:tcPr/>
+          <w:p>
+            <w:pPr>
+              <w:pStyle w:val="Compact"/>
+              <w:spacing w:line="240" w:lineRule="auto"/>
+            </w:pPr>
+            <w:r>
+              <w:rPr>
+                <w:sz w:val="18"/>
+              </w:rPr>
+              <w:t xml:space="preserve">0,962 / 0,796</w:t>
+            </w:r>
+          </w:p>
+        </w:tc>
+        <w:tc>
+          <w:tcPr/>
+          <w:p>
+            <w:pPr>
+              <w:pStyle w:val="Compact"/>
+              <w:spacing w:line="240" w:lineRule="auto"/>
+            </w:pPr>
+            <w:r>
+              <w:rPr>
+                <w:sz w:val="18"/>
+              </w:rPr>
+              <w:t xml:space="preserve">0,961 / 0,653</w:t>
+            </w:r>
+          </w:p>
+        </w:tc>
+        <w:tc>
+          <w:tcPr/>
+          <w:p>
+            <w:pPr>
+              <w:pStyle w:val="Compact"/>
+              <w:spacing w:line="240" w:lineRule="auto"/>
+            </w:pPr>
+            <w:r>
+              <w:rPr>
+                <w:sz w:val="18"/>
+              </w:rPr>
+              <w:t xml:space="preserve">0,962 / 0,832</w:t>
+            </w:r>
+          </w:p>
+        </w:tc>
+        <w:tc>
+          <w:tcPr/>
+          <w:p>
+            <w:pPr>
+              <w:pStyle w:val="Compact"/>
+              <w:spacing w:line="240" w:lineRule="auto"/>
+            </w:pPr>
+            <w:r>
+              <w:rPr>
+                <w:sz w:val="18"/>
+              </w:rPr>
+              <w:t xml:space="preserve">0,380 / 0,643</w:t>
+            </w:r>
+          </w:p>
+        </w:tc>
+      </w:tr>
+      <w:tr>
+        <w:tc>
+          <w:tcPr/>
+          <w:p>
+            <w:pPr>
+              <w:pStyle w:val="Compact"/>
+              <w:spacing w:line="240" w:lineRule="auto"/>
+            </w:pPr>
+            <w:r>
+              <w:rPr>
+                <w:sz w:val="18"/>
+              </w:rPr>
+              <w:t xml:space="preserve">bovina</w:t>
+            </w:r>
+          </w:p>
+        </w:tc>
+        <w:tc>
+          <w:tcPr/>
+          <w:p>
+            <w:pPr>
+              <w:pStyle w:val="Compact"/>
+              <w:spacing w:line="240" w:lineRule="auto"/>
+            </w:pPr>
+            <w:r>
+              <w:rPr>
+                <w:sz w:val="18"/>
+              </w:rPr>
+              <w:t xml:space="preserve">EcTI</w:t>
+            </w:r>
+          </w:p>
+        </w:tc>
+        <w:tc>
+          <w:tcPr/>
+          <w:p>
+            <w:pPr>
+              <w:pStyle w:val="Compact"/>
+              <w:spacing w:line="240" w:lineRule="auto"/>
+            </w:pPr>
+            <w:r>
+              <w:rPr>
+                <w:sz w:val="18"/>
+              </w:rPr>
+              <w:t xml:space="preserve">0,934 / 0,687</w:t>
+            </w:r>
+          </w:p>
+        </w:tc>
+        <w:tc>
+          <w:tcPr/>
+          <w:p>
+            <w:pPr>
+              <w:pStyle w:val="Compact"/>
+              <w:spacing w:line="240" w:lineRule="auto"/>
+            </w:pPr>
+            <w:r>
+              <w:rPr>
+                <w:sz w:val="18"/>
+              </w:rPr>
+              <w:t xml:space="preserve">0,936 / 0,775</w:t>
+            </w:r>
+          </w:p>
+        </w:tc>
+        <w:tc>
+          <w:tcPr/>
+          <w:p>
+            <w:pPr>
+              <w:pStyle w:val="Compact"/>
+              <w:spacing w:line="240" w:lineRule="auto"/>
+            </w:pPr>
+            <w:r>
+              <w:rPr>
+                <w:sz w:val="18"/>
+              </w:rPr>
+              <w:t xml:space="preserve">0,933 / 0,665</w:t>
+            </w:r>
+          </w:p>
+        </w:tc>
+        <w:tc>
+          <w:tcPr/>
+          <w:p>
+            <w:pPr>
+              <w:pStyle w:val="Compact"/>
+              <w:spacing w:line="240" w:lineRule="auto"/>
+            </w:pPr>
+            <w:r>
+              <w:rPr>
+                <w:sz w:val="18"/>
+              </w:rPr>
+              <w:t xml:space="preserve">0,181 / 0,537</w:t>
+            </w:r>
+          </w:p>
+        </w:tc>
+      </w:tr>
+      <w:tr>
+        <w:tc>
+          <w:tcPr/>
+          <w:p>
+            <w:pPr>
+              <w:pStyle w:val="Compact"/>
+              <w:spacing w:line="240" w:lineRule="auto"/>
+            </w:pPr>
+            <w:r>
+              <w:rPr>
+                <w:sz w:val="18"/>
+              </w:rPr>
+              <w:t xml:space="preserve">bovina</w:t>
+            </w:r>
+          </w:p>
+        </w:tc>
+        <w:tc>
+          <w:tcPr/>
+          <w:p>
+            <w:pPr>
+              <w:pStyle w:val="Compact"/>
+              <w:spacing w:line="240" w:lineRule="auto"/>
+            </w:pPr>
+            <w:r>
+              <w:rPr>
+                <w:sz w:val="18"/>
+              </w:rPr>
+              <w:t xml:space="preserve">SKTI</w:t>
+            </w:r>
+          </w:p>
+        </w:tc>
+        <w:tc>
+          <w:tcPr/>
+          <w:p>
+            <w:pPr>
+              <w:pStyle w:val="Compact"/>
+              <w:spacing w:line="240" w:lineRule="auto"/>
+            </w:pPr>
+            <w:r>
+              <w:rPr>
+                <w:sz w:val="18"/>
+              </w:rPr>
+              <w:t xml:space="preserve">0,954 / 0,680</w:t>
+            </w:r>
+          </w:p>
+        </w:tc>
+        <w:tc>
+          <w:tcPr/>
+          <w:p>
+            <w:pPr>
+              <w:pStyle w:val="Compact"/>
+              <w:spacing w:line="240" w:lineRule="auto"/>
+            </w:pPr>
+            <w:r>
+              <w:rPr>
+                <w:sz w:val="18"/>
+              </w:rPr>
+              <w:t xml:space="preserve">0,963 / 0,844</w:t>
+            </w:r>
+          </w:p>
+        </w:tc>
+        <w:tc>
+          <w:tcPr/>
+          <w:p>
+            <w:pPr>
+              <w:pStyle w:val="Compact"/>
+              <w:spacing w:line="240" w:lineRule="auto"/>
+            </w:pPr>
+            <w:r>
+              <w:rPr>
+                <w:sz w:val="18"/>
+              </w:rPr>
+              <w:t xml:space="preserve">0,951 / 0,639</w:t>
+            </w:r>
+          </w:p>
+        </w:tc>
+        <w:tc>
+          <w:tcPr/>
+          <w:p>
+            <w:pPr>
+              <w:pStyle w:val="Compact"/>
+              <w:spacing w:line="240" w:lineRule="auto"/>
+            </w:pPr>
+            <w:r>
+              <w:rPr>
+                <w:sz w:val="18"/>
+              </w:rPr>
+              <w:t xml:space="preserve">0,275 / 0,364</w:t>
+            </w:r>
+          </w:p>
+        </w:tc>
+      </w:tr>
+      <w:tr>
+        <w:tc>
+          <w:tcPr/>
+          <w:p>
+            <w:pPr>
+              <w:pStyle w:val="Compact"/>
+              <w:spacing w:line="240" w:lineRule="auto"/>
+            </w:pPr>
+            <w:r>
+              <w:rPr>
+                <w:i/>
+                <w:iCs/>
+                <w:sz w:val="18"/>
+              </w:rPr>
+              <w:t xml:space="preserve">S. frugiperda</w:t>
+            </w:r>
+          </w:p>
+        </w:tc>
+        <w:tc>
+          <w:tcPr/>
+          <w:p>
+            <w:pPr>
+              <w:pStyle w:val="Compact"/>
+              <w:spacing w:line="240" w:lineRule="auto"/>
+            </w:pPr>
+            <w:r>
+              <w:rPr>
+                <w:sz w:val="18"/>
+              </w:rPr>
+              <w:t xml:space="preserve">SFTI-1</w:t>
+            </w:r>
+          </w:p>
+        </w:tc>
+        <w:tc>
+          <w:tcPr/>
+          <w:p>
+            <w:pPr>
+              <w:pStyle w:val="Compact"/>
+              <w:spacing w:line="240" w:lineRule="auto"/>
+            </w:pPr>
+            <w:r>
+              <w:rPr>
+                <w:sz w:val="18"/>
+              </w:rPr>
+              <w:t xml:space="preserve">0,933 / 0,869</w:t>
+            </w:r>
+          </w:p>
+        </w:tc>
+        <w:tc>
+          <w:tcPr/>
+          <w:p>
+            <w:pPr>
+              <w:pStyle w:val="Compact"/>
+              <w:spacing w:line="240" w:lineRule="auto"/>
+            </w:pPr>
+            <w:r>
+              <w:rPr>
+                <w:sz w:val="18"/>
+              </w:rPr>
+              <w:t xml:space="preserve">0,906 / 0,688</w:t>
+            </w:r>
+          </w:p>
+        </w:tc>
+        <w:tc>
+          <w:tcPr/>
+          <w:p>
+            <w:pPr>
+              <w:pStyle w:val="Compact"/>
+              <w:spacing w:line="240" w:lineRule="auto"/>
+            </w:pPr>
+            <w:r>
+              <w:rPr>
+                <w:sz w:val="18"/>
+              </w:rPr>
+              <w:t xml:space="preserve">0,940 / 0,914</w:t>
+            </w:r>
+          </w:p>
+        </w:tc>
+        <w:tc>
+          <w:tcPr/>
+          <w:p>
+            <w:pPr>
+              <w:pStyle w:val="Compact"/>
+              <w:spacing w:line="240" w:lineRule="auto"/>
+            </w:pPr>
+            <w:r>
+              <w:rPr>
+                <w:sz w:val="18"/>
+              </w:rPr>
+              <w:t xml:space="preserve">0,129 / 0,274</w:t>
+            </w:r>
+          </w:p>
+        </w:tc>
+      </w:tr>
+      <w:tr>
+        <w:tc>
+          <w:tcPr/>
+          <w:p>
+            <w:pPr>
+              <w:pStyle w:val="Compact"/>
+              <w:spacing w:line="240" w:lineRule="auto"/>
+            </w:pPr>
+            <w:r>
+              <w:rPr>
+                <w:i/>
+                <w:iCs/>
+                <w:sz w:val="18"/>
+              </w:rPr>
+              <w:t xml:space="preserve">S. frugiperda</w:t>
+            </w:r>
+          </w:p>
+        </w:tc>
+        <w:tc>
+          <w:tcPr/>
+          <w:p>
+            <w:pPr>
+              <w:pStyle w:val="Compact"/>
+              <w:spacing w:line="240" w:lineRule="auto"/>
+            </w:pPr>
+            <w:r>
+              <w:rPr>
+                <w:sz w:val="18"/>
+              </w:rPr>
+              <w:t xml:space="preserve">BBI</w:t>
+            </w:r>
+          </w:p>
+        </w:tc>
+        <w:tc>
+          <w:tcPr/>
+          <w:p>
+            <w:pPr>
+              <w:pStyle w:val="Compact"/>
+              <w:spacing w:line="240" w:lineRule="auto"/>
+            </w:pPr>
+            <w:r>
+              <w:rPr>
+                <w:sz w:val="18"/>
+              </w:rPr>
+              <w:t xml:space="preserve">0,862 / 0,650</w:t>
+            </w:r>
+          </w:p>
+        </w:tc>
+        <w:tc>
+          <w:tcPr/>
+          <w:p>
+            <w:pPr>
+              <w:pStyle w:val="Compact"/>
+              <w:spacing w:line="240" w:lineRule="auto"/>
+            </w:pPr>
+            <w:r>
+              <w:rPr>
+                <w:sz w:val="18"/>
+              </w:rPr>
+              <w:t xml:space="preserve">0,717 / 0,318</w:t>
+            </w:r>
+          </w:p>
+        </w:tc>
+        <w:tc>
+          <w:tcPr/>
+          <w:p>
+            <w:pPr>
+              <w:pStyle w:val="Compact"/>
+              <w:spacing w:line="240" w:lineRule="auto"/>
+            </w:pPr>
+            <w:r>
+              <w:rPr>
+                <w:sz w:val="18"/>
+              </w:rPr>
+              <w:t xml:space="preserve">0,899 / 0,732</w:t>
+            </w:r>
+          </w:p>
+        </w:tc>
+        <w:tc>
+          <w:tcPr/>
+          <w:p>
+            <w:pPr>
+              <w:pStyle w:val="Compact"/>
+              <w:spacing w:line="240" w:lineRule="auto"/>
+            </w:pPr>
+            <w:r>
+              <w:rPr>
+                <w:sz w:val="18"/>
+              </w:rPr>
+              <w:t xml:space="preserve">0,349 / 1,167</w:t>
+            </w:r>
+          </w:p>
+        </w:tc>
+      </w:tr>
+      <w:tr>
+        <w:tc>
+          <w:tcPr/>
+          <w:p>
+            <w:pPr>
+              <w:pStyle w:val="Compact"/>
+              <w:spacing w:line="240" w:lineRule="auto"/>
+            </w:pPr>
+            <w:r>
+              <w:rPr>
+                <w:i/>
+                <w:iCs/>
+                <w:sz w:val="18"/>
+              </w:rPr>
+              <w:t xml:space="preserve">S. frugiperda</w:t>
+            </w:r>
+          </w:p>
+        </w:tc>
+        <w:tc>
+          <w:tcPr/>
+          <w:p>
+            <w:pPr>
+              <w:pStyle w:val="Compact"/>
+              <w:spacing w:line="240" w:lineRule="auto"/>
+            </w:pPr>
+            <w:r>
+              <w:rPr>
+                <w:sz w:val="18"/>
+              </w:rPr>
+              <w:t xml:space="preserve">BPTI</w:t>
+            </w:r>
+          </w:p>
+        </w:tc>
+        <w:tc>
+          <w:tcPr/>
+          <w:p>
+            <w:pPr>
+              <w:pStyle w:val="Compact"/>
+              <w:spacing w:line="240" w:lineRule="auto"/>
+            </w:pPr>
+            <w:r>
+              <w:rPr>
+                <w:sz w:val="18"/>
+              </w:rPr>
+              <w:t xml:space="preserve">0,877 / 0,755</w:t>
+            </w:r>
+          </w:p>
+        </w:tc>
+        <w:tc>
+          <w:tcPr/>
+          <w:p>
+            <w:pPr>
+              <w:pStyle w:val="Compact"/>
+              <w:spacing w:line="240" w:lineRule="auto"/>
+            </w:pPr>
+            <w:r>
+              <w:rPr>
+                <w:sz w:val="18"/>
+              </w:rPr>
+              <w:t xml:space="preserve">0,918 / 0,643</w:t>
+            </w:r>
+          </w:p>
+        </w:tc>
+        <w:tc>
+          <w:tcPr/>
+          <w:p>
+            <w:pPr>
+              <w:pStyle w:val="Compact"/>
+              <w:spacing w:line="240" w:lineRule="auto"/>
+            </w:pPr>
+            <w:r>
+              <w:rPr>
+                <w:sz w:val="18"/>
+              </w:rPr>
+              <w:t xml:space="preserve">0,867 / 0,783</w:t>
+            </w:r>
+          </w:p>
+        </w:tc>
+        <w:tc>
+          <w:tcPr/>
+          <w:p>
+            <w:pPr>
+              <w:pStyle w:val="Compact"/>
+              <w:spacing w:line="240" w:lineRule="auto"/>
+            </w:pPr>
+            <w:r>
+              <w:rPr>
+                <w:sz w:val="18"/>
+              </w:rPr>
+              <w:t xml:space="preserve">0,317 / 0,342</w:t>
+            </w:r>
+          </w:p>
+        </w:tc>
+      </w:tr>
+      <w:tr>
+        <w:tc>
+          <w:tcPr/>
+          <w:p>
+            <w:pPr>
+              <w:pStyle w:val="Compact"/>
+              <w:spacing w:line="240" w:lineRule="auto"/>
+            </w:pPr>
+            <w:r>
+              <w:rPr>
+                <w:i/>
+                <w:iCs/>
+                <w:sz w:val="18"/>
+              </w:rPr>
+              <w:t xml:space="preserve">S. frugiperda</w:t>
+            </w:r>
+          </w:p>
+        </w:tc>
+        <w:tc>
+          <w:tcPr/>
+          <w:p>
+            <w:pPr>
+              <w:pStyle w:val="Compact"/>
+              <w:spacing w:line="240" w:lineRule="auto"/>
+            </w:pPr>
+            <w:r>
+              <w:rPr>
+                <w:sz w:val="18"/>
+              </w:rPr>
+              <w:t xml:space="preserve">EcTI</w:t>
+            </w:r>
+          </w:p>
+        </w:tc>
+        <w:tc>
+          <w:tcPr/>
+          <w:p>
+            <w:pPr>
+              <w:pStyle w:val="Compact"/>
+              <w:spacing w:line="240" w:lineRule="auto"/>
+            </w:pPr>
+            <w:r>
+              <w:rPr>
+                <w:sz w:val="18"/>
+              </w:rPr>
+              <w:t xml:space="preserve">0,868 / 0,637</w:t>
+            </w:r>
+          </w:p>
+        </w:tc>
+        <w:tc>
+          <w:tcPr/>
+          <w:p>
+            <w:pPr>
+              <w:pStyle w:val="Compact"/>
+              <w:spacing w:line="240" w:lineRule="auto"/>
+            </w:pPr>
+            <w:r>
+              <w:rPr>
+                <w:sz w:val="18"/>
+              </w:rPr>
+              <w:t xml:space="preserve">0,866 / 0,607</w:t>
+            </w:r>
+          </w:p>
+        </w:tc>
+        <w:tc>
+          <w:tcPr/>
+          <w:p>
+            <w:pPr>
+              <w:pStyle w:val="Compact"/>
+              <w:spacing w:line="240" w:lineRule="auto"/>
+            </w:pPr>
+            <w:r>
+              <w:rPr>
+                <w:sz w:val="18"/>
+              </w:rPr>
+              <w:t xml:space="preserve">0,868 / 0,645</w:t>
             </w:r>
           </w:p>
         </w:tc>
@@ -5492,41 +6046,7 @@
                 <w:bCs/>
                 <w:sz w:val="18"/>
               </w:rPr>
-              <w:t xml:space="preserve">22,1 / 28,1</w:t>
-            </w:r>
-          </w:p>
-        </w:tc>
-        <w:tc>
-          <w:tcPr/>
-          <w:p>
-            <w:pPr>
-              <w:pStyle w:val="Compact"/>
-              <w:spacing w:line="240" w:lineRule="auto"/>
-            </w:pPr>
-            <w:r>
-              <w:rPr>
-                <w:b/>
-                <w:bCs/>
-                <w:sz w:val="18"/>
-              </w:rPr>
-              <w:t xml:space="preserve">-66,1 / -68,5</w:t>
-            </w:r>
-          </w:p>
-        </w:tc>
-        <w:tc>
-          <w:tcPr/>
-          <w:p>
-            <w:pPr>
-              <w:pStyle w:val="Compact"/>
-              <w:spacing w:line="240" w:lineRule="auto"/>
-            </w:pPr>
-            <w:r>
-              <w:rPr>
-                <w:b/>
-                <w:bCs/>
-                <w:sz w:val="18"/>
-              </w:rPr>
-              <w:t xml:space="preserve">-13,5 / -13,8</w:t>
+              <w:t xml:space="preserve">0,366 / 0,347</w:t>
             </w:r>
           </w:p>
         </w:tc>
@@ -5541,343 +6061,6 @@
             </w:pPr>
             <w:r>
               <w:rPr>
-                <w:sz w:val="18"/>
-              </w:rPr>
-              <w:t xml:space="preserve">bovina</w:t>
-            </w:r>
-          </w:p>
-        </w:tc>
-        <w:tc>
-          <w:tcPr/>
-          <w:p>
-            <w:pPr>
-              <w:pStyle w:val="Compact"/>
-              <w:spacing w:line="240" w:lineRule="auto"/>
-            </w:pPr>
-            <w:r>
-              <w:rPr>
-                <w:sz w:val="18"/>
-              </w:rPr>
-              <w:t xml:space="preserve">BPTI</w:t>
-            </w:r>
-          </w:p>
-        </w:tc>
-        <w:tc>
-          <w:tcPr/>
-          <w:p>
-            <w:pPr>
-              <w:pStyle w:val="Compact"/>
-              <w:spacing w:line="240" w:lineRule="auto"/>
-            </w:pPr>
-            <w:r>
-              <w:rPr>
-                <w:sz w:val="18"/>
-              </w:rPr>
-              <w:t xml:space="preserve">0,962 / 0,796</w:t>
-            </w:r>
-          </w:p>
-        </w:tc>
-        <w:tc>
-          <w:tcPr/>
-          <w:p>
-            <w:pPr>
-              <w:pStyle w:val="Compact"/>
-              <w:spacing w:line="240" w:lineRule="auto"/>
-            </w:pPr>
-            <w:r>
-              <w:rPr>
-                <w:sz w:val="18"/>
-              </w:rPr>
-              <w:t xml:space="preserve">0,380 / 0,643</w:t>
-            </w:r>
-          </w:p>
-        </w:tc>
-        <w:tc>
-          <w:tcPr/>
-          <w:p>
-            <w:pPr>
-              <w:pStyle w:val="Compact"/>
-              <w:spacing w:line="240" w:lineRule="auto"/>
-            </w:pPr>
-            <w:r>
-              <w:rPr>
-                <w:b/>
-                <w:bCs/>
-                <w:sz w:val="18"/>
-              </w:rPr>
-              <w:t xml:space="preserve">24,4 / 25,6</w:t>
-            </w:r>
-          </w:p>
-        </w:tc>
-        <w:tc>
-          <w:tcPr/>
-          <w:p>
-            <w:pPr>
-              <w:pStyle w:val="Compact"/>
-              <w:spacing w:line="240" w:lineRule="auto"/>
-            </w:pPr>
-            <w:r>
-              <w:rPr>
-                <w:sz w:val="18"/>
-              </w:rPr>
-              <w:t xml:space="preserve">-68,8 / -52,5</w:t>
-            </w:r>
-          </w:p>
-        </w:tc>
-        <w:tc>
-          <w:tcPr/>
-          <w:p>
-            <w:pPr>
-              <w:pStyle w:val="Compact"/>
-              <w:spacing w:line="240" w:lineRule="auto"/>
-            </w:pPr>
-            <w:r>
-              <w:rPr>
-                <w:b/>
-                <w:bCs/>
-                <w:sz w:val="18"/>
-              </w:rPr>
-              <w:t xml:space="preserve">-12,2 / -12,9</w:t>
-            </w:r>
-          </w:p>
-        </w:tc>
-      </w:tr>
-      <w:tr>
-        <w:tc>
-          <w:tcPr/>
-          <w:p>
-            <w:pPr>
-              <w:pStyle w:val="Compact"/>
-              <w:spacing w:line="240" w:lineRule="auto"/>
-            </w:pPr>
-            <w:r>
-              <w:rPr>
-                <w:sz w:val="18"/>
-              </w:rPr>
-              <w:t xml:space="preserve">bovina</w:t>
-            </w:r>
-          </w:p>
-        </w:tc>
-        <w:tc>
-          <w:tcPr/>
-          <w:p>
-            <w:pPr>
-              <w:pStyle w:val="Compact"/>
-              <w:spacing w:line="240" w:lineRule="auto"/>
-            </w:pPr>
-            <w:r>
-              <w:rPr>
-                <w:sz w:val="18"/>
-              </w:rPr>
-              <w:t xml:space="preserve">EcTI</w:t>
-            </w:r>
-          </w:p>
-        </w:tc>
-        <w:tc>
-          <w:tcPr/>
-          <w:p>
-            <w:pPr>
-              <w:pStyle w:val="Compact"/>
-              <w:spacing w:line="240" w:lineRule="auto"/>
-            </w:pPr>
-            <w:r>
-              <w:rPr>
-                <w:sz w:val="18"/>
-              </w:rPr>
-              <w:t xml:space="preserve">0,934 / 0,687</w:t>
-            </w:r>
-          </w:p>
-        </w:tc>
-        <w:tc>
-          <w:tcPr/>
-          <w:p>
-            <w:pPr>
-              <w:pStyle w:val="Compact"/>
-              <w:spacing w:line="240" w:lineRule="auto"/>
-            </w:pPr>
-            <w:r>
-              <w:rPr>
-                <w:sz w:val="18"/>
-              </w:rPr>
-              <w:t xml:space="preserve">0,181 / 0,537</w:t>
-            </w:r>
-          </w:p>
-        </w:tc>
-        <w:tc>
-          <w:tcPr/>
-          <w:p>
-            <w:pPr>
-              <w:pStyle w:val="Compact"/>
-              <w:spacing w:line="240" w:lineRule="auto"/>
-            </w:pPr>
-            <w:r>
-              <w:rPr>
-                <w:b/>
-                <w:bCs/>
-                <w:sz w:val="18"/>
-              </w:rPr>
-              <w:t xml:space="preserve">31,3 / 31,4</w:t>
-            </w:r>
-          </w:p>
-        </w:tc>
-        <w:tc>
-          <w:tcPr/>
-          <w:p>
-            <w:pPr>
-              <w:pStyle w:val="Compact"/>
-              <w:spacing w:line="240" w:lineRule="auto"/>
-            </w:pPr>
-            <w:r>
-              <w:rPr>
-                <w:b/>
-                <w:bCs/>
-                <w:sz w:val="18"/>
-              </w:rPr>
-              <w:t xml:space="preserve">-72,7 / -79,0</w:t>
-            </w:r>
-          </w:p>
-        </w:tc>
-        <w:tc>
-          <w:tcPr/>
-          <w:p>
-            <w:pPr>
-              <w:pStyle w:val="Compact"/>
-              <w:spacing w:line="240" w:lineRule="auto"/>
-            </w:pPr>
-            <w:r>
-              <w:rPr>
-                <w:b/>
-                <w:bCs/>
-                <w:sz w:val="18"/>
-              </w:rPr>
-              <w:t xml:space="preserve">-12,9 / -13,6</w:t>
-            </w:r>
-          </w:p>
-        </w:tc>
-      </w:tr>
-      <w:tr>
-        <w:tc>
-          <w:tcPr/>
-          <w:p>
-            <w:pPr>
-              <w:pStyle w:val="Compact"/>
-              <w:spacing w:line="240" w:lineRule="auto"/>
-            </w:pPr>
-            <w:r>
-              <w:rPr>
-                <w:sz w:val="18"/>
-              </w:rPr>
-              <w:t xml:space="preserve">bovina</w:t>
-            </w:r>
-          </w:p>
-        </w:tc>
-        <w:tc>
-          <w:tcPr/>
-          <w:p>
-            <w:pPr>
-              <w:pStyle w:val="Compact"/>
-              <w:spacing w:line="240" w:lineRule="auto"/>
-            </w:pPr>
-            <w:r>
-              <w:rPr>
-                <w:sz w:val="18"/>
-              </w:rPr>
-              <w:t xml:space="preserve">SKTI</w:t>
-            </w:r>
-          </w:p>
-        </w:tc>
-        <w:tc>
-          <w:tcPr/>
-          <w:p>
-            <w:pPr>
-              <w:pStyle w:val="Compact"/>
-              <w:spacing w:line="240" w:lineRule="auto"/>
-            </w:pPr>
-            <w:r>
-              <w:rPr>
-                <w:sz w:val="18"/>
-              </w:rPr>
-              <w:t xml:space="preserve">0,954 / 0,680</w:t>
-            </w:r>
-          </w:p>
-        </w:tc>
-        <w:tc>
-          <w:tcPr/>
-          <w:p>
-            <w:pPr>
-              <w:pStyle w:val="Compact"/>
-              <w:spacing w:line="240" w:lineRule="auto"/>
-            </w:pPr>
-            <w:r>
-              <w:rPr>
-                <w:sz w:val="18"/>
-              </w:rPr>
-              <w:t xml:space="preserve">0,275 / 0,364</w:t>
-            </w:r>
-          </w:p>
-        </w:tc>
-        <w:tc>
-          <w:tcPr/>
-          <w:p>
-            <w:pPr>
-              <w:pStyle w:val="Compact"/>
-              <w:spacing w:line="240" w:lineRule="auto"/>
-            </w:pPr>
-            <w:r>
-              <w:rPr>
-                <w:b/>
-                <w:bCs/>
-                <w:sz w:val="18"/>
-              </w:rPr>
-              <w:t xml:space="preserve">29,6 / 36,3</w:t>
-            </w:r>
-          </w:p>
-        </w:tc>
-        <w:tc>
-          <w:tcPr/>
-          <w:p>
-            <w:pPr>
-              <w:pStyle w:val="Compact"/>
-              <w:spacing w:line="240" w:lineRule="auto"/>
-            </w:pPr>
-            <w:r>
-              <w:rPr>
-                <w:b/>
-                <w:bCs/>
-                <w:sz w:val="18"/>
-              </w:rPr>
-              <w:t xml:space="preserve">-77,4 / -103,0</w:t>
-            </w:r>
-          </w:p>
-        </w:tc>
-        <w:tc>
-          <w:tcPr/>
-          <w:p>
-            <w:pPr>
-              <w:pStyle w:val="Compact"/>
-              <w:spacing w:line="240" w:lineRule="auto"/>
-            </w:pPr>
-            <w:r>
-              <w:rPr>
-                <w:b/>
-                <w:bCs/>
-                <w:sz w:val="18"/>
-              </w:rPr>
-              <w:t xml:space="preserve">-13,2 / -14,8</w:t>
-            </w:r>
-          </w:p>
-        </w:tc>
-      </w:tr>
-      <w:tr>
-        <w:tc>
-          <w:tcPr/>
-          <w:p>
-            <w:pPr>
-              <w:pStyle w:val="Compact"/>
-              <w:spacing w:line="240" w:lineRule="auto"/>
-            </w:pPr>
-            <w:r>
-              <w:rPr>
                 <w:i/>
                 <w:iCs/>
                 <w:sz w:val="18"/>
@@ -5897,462 +6080,6 @@
               <w:rPr>
                 <w:sz w:val="18"/>
               </w:rPr>
-              <w:t xml:space="preserve">SFTI-1</w:t>
-            </w:r>
-          </w:p>
-        </w:tc>
-        <w:tc>
-          <w:tcPr/>
-          <w:p>
-            <w:pPr>
-              <w:pStyle w:val="Compact"/>
-              <w:spacing w:line="240" w:lineRule="auto"/>
-            </w:pPr>
-            <w:r>
-              <w:rPr>
-                <w:sz w:val="18"/>
-              </w:rPr>
-              <w:t xml:space="preserve">0,933 / 0,869</w:t>
-            </w:r>
-          </w:p>
-        </w:tc>
-        <w:tc>
-          <w:tcPr/>
-          <w:p>
-            <w:pPr>
-              <w:pStyle w:val="Compact"/>
-              <w:spacing w:line="240" w:lineRule="auto"/>
-            </w:pPr>
-            <w:r>
-              <w:rPr>
-                <w:sz w:val="18"/>
-              </w:rPr>
-              <w:t xml:space="preserve">0,129 / 0,274</w:t>
-            </w:r>
-          </w:p>
-        </w:tc>
-        <w:tc>
-          <w:tcPr/>
-          <w:p>
-            <w:pPr>
-              <w:pStyle w:val="Compact"/>
-              <w:spacing w:line="240" w:lineRule="auto"/>
-            </w:pPr>
-            <w:r>
-              <w:rPr>
-                <w:sz w:val="18"/>
-              </w:rPr>
-              <w:t xml:space="preserve">35,8 / 31,0</w:t>
-            </w:r>
-          </w:p>
-        </w:tc>
-        <w:tc>
-          <w:tcPr/>
-          <w:p>
-            <w:pPr>
-              <w:pStyle w:val="Compact"/>
-              <w:spacing w:line="240" w:lineRule="auto"/>
-            </w:pPr>
-            <w:r>
-              <w:rPr>
-                <w:sz w:val="18"/>
-              </w:rPr>
-              <w:t xml:space="preserve">-86,0 / -84,0</w:t>
-            </w:r>
-          </w:p>
-        </w:tc>
-        <w:tc>
-          <w:tcPr/>
-          <w:p>
-            <w:pPr>
-              <w:pStyle w:val="Compact"/>
-              <w:spacing w:line="240" w:lineRule="auto"/>
-            </w:pPr>
-            <w:r>
-              <w:rPr>
-                <w:sz w:val="18"/>
-              </w:rPr>
-              <w:t xml:space="preserve">-10,8 / -10,1</w:t>
-            </w:r>
-          </w:p>
-        </w:tc>
-      </w:tr>
-      <w:tr>
-        <w:tc>
-          <w:tcPr/>
-          <w:p>
-            <w:pPr>
-              <w:pStyle w:val="Compact"/>
-              <w:spacing w:line="240" w:lineRule="auto"/>
-            </w:pPr>
-            <w:r>
-              <w:rPr>
-                <w:i/>
-                <w:iCs/>
-                <w:sz w:val="18"/>
-              </w:rPr>
-              <w:t xml:space="preserve">S. frugiperda</w:t>
-            </w:r>
-          </w:p>
-        </w:tc>
-        <w:tc>
-          <w:tcPr/>
-          <w:p>
-            <w:pPr>
-              <w:pStyle w:val="Compact"/>
-              <w:spacing w:line="240" w:lineRule="auto"/>
-            </w:pPr>
-            <w:r>
-              <w:rPr>
-                <w:sz w:val="18"/>
-              </w:rPr>
-              <w:t xml:space="preserve">BBI</w:t>
-            </w:r>
-          </w:p>
-        </w:tc>
-        <w:tc>
-          <w:tcPr/>
-          <w:p>
-            <w:pPr>
-              <w:pStyle w:val="Compact"/>
-              <w:spacing w:line="240" w:lineRule="auto"/>
-            </w:pPr>
-            <w:r>
-              <w:rPr>
-                <w:sz w:val="18"/>
-              </w:rPr>
-              <w:t xml:space="preserve">0,862 / 0,650</w:t>
-            </w:r>
-          </w:p>
-        </w:tc>
-        <w:tc>
-          <w:tcPr/>
-          <w:p>
-            <w:pPr>
-              <w:pStyle w:val="Compact"/>
-              <w:spacing w:line="240" w:lineRule="auto"/>
-            </w:pPr>
-            <w:r>
-              <w:rPr>
-                <w:sz w:val="18"/>
-              </w:rPr>
-              <w:t xml:space="preserve">0,349 / 1,167</w:t>
-            </w:r>
-          </w:p>
-        </w:tc>
-        <w:tc>
-          <w:tcPr/>
-          <w:p>
-            <w:pPr>
-              <w:pStyle w:val="Compact"/>
-              <w:spacing w:line="240" w:lineRule="auto"/>
-            </w:pPr>
-            <w:r>
-              <w:rPr>
-                <w:b/>
-                <w:bCs/>
-                <w:sz w:val="18"/>
-              </w:rPr>
-              <w:t xml:space="preserve">37,3 / 68,7</w:t>
-            </w:r>
-          </w:p>
-        </w:tc>
-        <w:tc>
-          <w:tcPr/>
-          <w:p>
-            <w:pPr>
-              <w:pStyle w:val="Compact"/>
-              <w:spacing w:line="240" w:lineRule="auto"/>
-            </w:pPr>
-            <w:r>
-              <w:rPr>
-                <w:b/>
-                <w:bCs/>
-                <w:sz w:val="18"/>
-              </w:rPr>
-              <w:t xml:space="preserve">-88,6 / -151,2</w:t>
-            </w:r>
-          </w:p>
-        </w:tc>
-        <w:tc>
-          <w:tcPr/>
-          <w:p>
-            <w:pPr>
-              <w:pStyle w:val="Compact"/>
-              <w:spacing w:line="240" w:lineRule="auto"/>
-            </w:pPr>
-            <w:r>
-              <w:rPr>
-                <w:b/>
-                <w:bCs/>
-                <w:sz w:val="18"/>
-              </w:rPr>
-              <w:t xml:space="preserve">-15,2 / -20,9</w:t>
-            </w:r>
-          </w:p>
-        </w:tc>
-      </w:tr>
-      <w:tr>
-        <w:tc>
-          <w:tcPr/>
-          <w:p>
-            <w:pPr>
-              <w:pStyle w:val="Compact"/>
-              <w:spacing w:line="240" w:lineRule="auto"/>
-            </w:pPr>
-            <w:r>
-              <w:rPr>
-                <w:i/>
-                <w:iCs/>
-                <w:sz w:val="18"/>
-              </w:rPr>
-              <w:t xml:space="preserve">S. frugiperda</w:t>
-            </w:r>
-          </w:p>
-        </w:tc>
-        <w:tc>
-          <w:tcPr/>
-          <w:p>
-            <w:pPr>
-              <w:pStyle w:val="Compact"/>
-              <w:spacing w:line="240" w:lineRule="auto"/>
-            </w:pPr>
-            <w:r>
-              <w:rPr>
-                <w:sz w:val="18"/>
-              </w:rPr>
-              <w:t xml:space="preserve">BPTI</w:t>
-            </w:r>
-          </w:p>
-        </w:tc>
-        <w:tc>
-          <w:tcPr/>
-          <w:p>
-            <w:pPr>
-              <w:pStyle w:val="Compact"/>
-              <w:spacing w:line="240" w:lineRule="auto"/>
-            </w:pPr>
-            <w:r>
-              <w:rPr>
-                <w:sz w:val="18"/>
-              </w:rPr>
-              <w:t xml:space="preserve">0,877 / 0,755</w:t>
-            </w:r>
-          </w:p>
-        </w:tc>
-        <w:tc>
-          <w:tcPr/>
-          <w:p>
-            <w:pPr>
-              <w:pStyle w:val="Compact"/>
-              <w:spacing w:line="240" w:lineRule="auto"/>
-            </w:pPr>
-            <w:r>
-              <w:rPr>
-                <w:sz w:val="18"/>
-              </w:rPr>
-              <w:t xml:space="preserve">0,317 / 0,342</w:t>
-            </w:r>
-          </w:p>
-        </w:tc>
-        <w:tc>
-          <w:tcPr/>
-          <w:p>
-            <w:pPr>
-              <w:pStyle w:val="Compact"/>
-              <w:spacing w:line="240" w:lineRule="auto"/>
-            </w:pPr>
-            <w:r>
-              <w:rPr>
-                <w:b/>
-                <w:bCs/>
-                <w:sz w:val="18"/>
-              </w:rPr>
-              <w:t xml:space="preserve">40,7 / 52,2</w:t>
-            </w:r>
-          </w:p>
-        </w:tc>
-        <w:tc>
-          <w:tcPr/>
-          <w:p>
-            <w:pPr>
-              <w:pStyle w:val="Compact"/>
-              <w:spacing w:line="240" w:lineRule="auto"/>
-            </w:pPr>
-            <w:r>
-              <w:rPr>
-                <w:b/>
-                <w:bCs/>
-                <w:sz w:val="18"/>
-              </w:rPr>
-              <w:t xml:space="preserve">-112,7 / -131,6</w:t>
-            </w:r>
-          </w:p>
-        </w:tc>
-        <w:tc>
-          <w:tcPr/>
-          <w:p>
-            <w:pPr>
-              <w:pStyle w:val="Compact"/>
-              <w:spacing w:line="240" w:lineRule="auto"/>
-            </w:pPr>
-            <w:r>
-              <w:rPr>
-                <w:b/>
-                <w:bCs/>
-                <w:sz w:val="18"/>
-              </w:rPr>
-              <w:t xml:space="preserve">-14,1 / -16,1</w:t>
-            </w:r>
-          </w:p>
-        </w:tc>
-      </w:tr>
-      <w:tr>
-        <w:tc>
-          <w:tcPr/>
-          <w:p>
-            <w:pPr>
-              <w:pStyle w:val="Compact"/>
-              <w:spacing w:line="240" w:lineRule="auto"/>
-            </w:pPr>
-            <w:r>
-              <w:rPr>
-                <w:i/>
-                <w:iCs/>
-                <w:sz w:val="18"/>
-              </w:rPr>
-              <w:t xml:space="preserve">S. frugiperda</w:t>
-            </w:r>
-          </w:p>
-        </w:tc>
-        <w:tc>
-          <w:tcPr/>
-          <w:p>
-            <w:pPr>
-              <w:pStyle w:val="Compact"/>
-              <w:spacing w:line="240" w:lineRule="auto"/>
-            </w:pPr>
-            <w:r>
-              <w:rPr>
-                <w:sz w:val="18"/>
-              </w:rPr>
-              <w:t xml:space="preserve">EcTI</w:t>
-            </w:r>
-          </w:p>
-        </w:tc>
-        <w:tc>
-          <w:tcPr/>
-          <w:p>
-            <w:pPr>
-              <w:pStyle w:val="Compact"/>
-              <w:spacing w:line="240" w:lineRule="auto"/>
-            </w:pPr>
-            <w:r>
-              <w:rPr>
-                <w:sz w:val="18"/>
-              </w:rPr>
-              <w:t xml:space="preserve">0,868 / 0,637</w:t>
-            </w:r>
-          </w:p>
-        </w:tc>
-        <w:tc>
-          <w:tcPr/>
-          <w:p>
-            <w:pPr>
-              <w:pStyle w:val="Compact"/>
-              <w:spacing w:line="240" w:lineRule="auto"/>
-            </w:pPr>
-            <w:r>
-              <w:rPr>
-                <w:b/>
-                <w:bCs/>
-                <w:sz w:val="18"/>
-              </w:rPr>
-              <w:t xml:space="preserve">0,366 / 0,347</w:t>
-            </w:r>
-          </w:p>
-        </w:tc>
-        <w:tc>
-          <w:tcPr/>
-          <w:p>
-            <w:pPr>
-              <w:pStyle w:val="Compact"/>
-              <w:spacing w:line="240" w:lineRule="auto"/>
-            </w:pPr>
-            <w:r>
-              <w:rPr>
-                <w:b/>
-                <w:bCs/>
-                <w:sz w:val="18"/>
-              </w:rPr>
-              <w:t xml:space="preserve">38,0 / 66,9</w:t>
-            </w:r>
-          </w:p>
-        </w:tc>
-        <w:tc>
-          <w:tcPr/>
-          <w:p>
-            <w:pPr>
-              <w:pStyle w:val="Compact"/>
-              <w:spacing w:line="240" w:lineRule="auto"/>
-            </w:pPr>
-            <w:r>
-              <w:rPr>
-                <w:b/>
-                <w:bCs/>
-                <w:sz w:val="18"/>
-              </w:rPr>
-              <w:t xml:space="preserve">-78,9 / -223,7</w:t>
-            </w:r>
-          </w:p>
-        </w:tc>
-        <w:tc>
-          <w:tcPr/>
-          <w:p>
-            <w:pPr>
-              <w:pStyle w:val="Compact"/>
-              <w:spacing w:line="240" w:lineRule="auto"/>
-            </w:pPr>
-            <w:r>
-              <w:rPr>
-                <w:b/>
-                <w:bCs/>
-                <w:sz w:val="18"/>
-              </w:rPr>
-              <w:t xml:space="preserve">-11,6 / -22,2</w:t>
-            </w:r>
-          </w:p>
-        </w:tc>
-      </w:tr>
-      <w:tr>
-        <w:tc>
-          <w:tcPr/>
-          <w:p>
-            <w:pPr>
-              <w:pStyle w:val="Compact"/>
-              <w:spacing w:line="240" w:lineRule="auto"/>
-            </w:pPr>
-            <w:r>
-              <w:rPr>
-                <w:i/>
-                <w:iCs/>
-                <w:sz w:val="18"/>
-              </w:rPr>
-              <w:t xml:space="preserve">S. frugiperda</w:t>
-            </w:r>
-          </w:p>
-        </w:tc>
-        <w:tc>
-          <w:tcPr/>
-          <w:p>
-            <w:pPr>
-              <w:pStyle w:val="Compact"/>
-              <w:spacing w:line="240" w:lineRule="auto"/>
-            </w:pPr>
-            <w:r>
-              <w:rPr>
-                <w:sz w:val="18"/>
-              </w:rPr>
               <w:t xml:space="preserve">SKTI</w:t>
             </w:r>
           </w:p>
@@ -6383,56 +6110,37 @@
               <w:rPr>
                 <w:sz w:val="18"/>
               </w:rPr>
+              <w:t xml:space="preserve">0,711 / 0,706</w:t>
+            </w:r>
+          </w:p>
+        </w:tc>
+        <w:tc>
+          <w:tcPr/>
+          <w:p>
+            <w:pPr>
+              <w:pStyle w:val="Compact"/>
+              <w:spacing w:line="240" w:lineRule="auto"/>
+            </w:pPr>
+            <w:r>
+              <w:rPr>
+                <w:sz w:val="18"/>
+              </w:rPr>
+              <w:t xml:space="preserve">0,889 / 0,608</w:t>
+            </w:r>
+          </w:p>
+        </w:tc>
+        <w:tc>
+          <w:tcPr/>
+          <w:p>
+            <w:pPr>
+              <w:pStyle w:val="Compact"/>
+              <w:spacing w:line="240" w:lineRule="auto"/>
+            </w:pPr>
+            <w:r>
+              <w:rPr>
+                <w:sz w:val="18"/>
+              </w:rPr>
               <w:t xml:space="preserve">0,200 / 0,466</w:t>
-            </w:r>
-          </w:p>
-        </w:tc>
-        <w:tc>
-          <w:tcPr/>
-          <w:p>
-            <w:pPr>
-              <w:pStyle w:val="Compact"/>
-              <w:spacing w:line="240" w:lineRule="auto"/>
-            </w:pPr>
-            <w:r>
-              <w:rPr>
-                <w:b/>
-                <w:bCs/>
-                <w:sz w:val="18"/>
-              </w:rPr>
-              <w:t xml:space="preserve">50,7 / 54,4</w:t>
-            </w:r>
-          </w:p>
-        </w:tc>
-        <w:tc>
-          <w:tcPr/>
-          <w:p>
-            <w:pPr>
-              <w:pStyle w:val="Compact"/>
-              <w:spacing w:line="240" w:lineRule="auto"/>
-            </w:pPr>
-            <w:r>
-              <w:rPr>
-                <w:sz w:val="18"/>
-              </w:rPr>
-              <w:t xml:space="preserve">-129,2 / -128,6</w:t>
-            </w:r>
-          </w:p>
-        </w:tc>
-        <w:tc>
-          <w:tcPr/>
-          <w:p>
-            <w:pPr>
-              <w:pStyle w:val="Compact"/>
-              <w:spacing w:line="240" w:lineRule="auto"/>
-            </w:pPr>
-            <w:r>
-              <w:rPr>
-                <w:b/>
-                <w:bCs/>
-                <w:sz w:val="18"/>
-              </w:rPr>
-              <w:t xml:space="preserve">-16,4 / -18,1</w:t>
             </w:r>
           </w:p>
         </w:tc>
@@ -6445,9 +6153,9 @@
       <w:r>
         <w:drawing>
           <wp:inline>
-            <wp:extent cx="5334000" cy="3853030"/>
+            <wp:extent cx="5334000" cy="3556836"/>
             <wp:effectExtent b="0" l="0" r="0" t="0"/>
-            <wp:docPr descr="Figura 2. Calibração da escada de escores com seis inibidores naturais e iscas embaralhadas (22 sistemas; Bt: tripsina bovina, Sf: S. frugiperda). (A–D) Inibidor real (cheio) e isca embaralhada (vazado) para (A) confiança do Boltz-2, (B) RMSD do esqueleto do ligante após superposição no receptor (2 ns, último terço), (C) ΔG do MM-GBSA e (D) ΔG do PRODIGY; o conector é vermelho quando a isca teve escore melhor, e o número de pares (de 10) em que o inibidor teve escore melhor é dado em cada painel. (E) ΔG do MM-GBSA contra o número de resíduos do receptor a até 4,5 Å do ligante (círculos: tripsina bovina; quadrados: S. frugiperda; cheios: inibidor; vazados: isca). (F) ΔG do PRODIGY contra seu número de contatos intermoleculares. ρ: correlação de Spearman (post hoc)." title="" id="31" name="Picture"/>
+            <wp:docPr descr="Figura 2. Calibração da escada de escores com seis inibidores naturais e iscas embaralhadas (22 sistemas; Bt: tripsina bovina, Sf: S. frugiperda). Inibidor real (cheio) e isca embaralhada (vazado) para (A) confiança do Boltz-2, (B) ipTM do Boltz-2, (C) pLDDT do complexo e (D) RMSD do esqueleto do ligante após superposição no receptor (2 ns, último terço); o conector é vermelho quando a isca teve escore melhor, e o número de pares (de 10) em que o inibidor teve o melhor escore está em cada painel." title="" id="31" name="Picture"/>
             <a:graphic>
               <a:graphicData uri="http://schemas.openxmlformats.org/drawingml/2006/picture">
                 <pic:pic>
@@ -6466,7 +6174,7 @@
                   <pic:spPr bwMode="auto">
                     <a:xfrm>
                       <a:off x="0" y="0"/>
-                      <a:ext cx="5334000" cy="3853030"/>
+                      <a:ext cx="5334000" cy="3556836"/>
                     </a:xfrm>
                     <a:prstGeom prst="rect">
                       <a:avLst/>
@@ -6513,30 +6221,7 @@
         <w:t xml:space="preserve">S. frugiperda</w:t>
       </w:r>
       <w:r>
-        <w:t xml:space="preserve">). (A–D) Inibidor real (cheio) e isca embaralhada (vazado) para (A) confiança do Boltz-2, (B) RMSD do esqueleto do ligante após superposição no receptor (2 ns, último terço), (C) ΔG do MM-GBSA e (D) ΔG do PRODIGY; o conector é vermelho quando a isca teve escore melhor, e o número de pares (de 10) em que o inibidor teve escore melhor é dado em cada painel. (E) ΔG do MM-GBSA contra o número de resíduos do receptor a até 4,5 Å do ligante (círculos: tripsina bovina; quadrados:</w:t>
-      </w:r>
-      <w:r>
-        <w:t xml:space="preserve"> </w:t>
-      </w:r>
-      <w:r>
-        <w:rPr>
-          <w:i/>
-          <w:iCs/>
-        </w:rPr>
-        <w:t xml:space="preserve">S. frugiperda</w:t>
-      </w:r>
-      <w:r>
-        <w:t xml:space="preserve">; cheios: inibidor; vazados: isca). (F) ΔG do PRODIGY contra seu número de contatos intermoleculares. ρ: correlação de Spearman (</w:t>
-      </w:r>
-      <w:r>
-        <w:rPr>
-          <w:i/>
-          <w:iCs/>
-        </w:rPr>
-        <w:t xml:space="preserve">post hoc</w:t>
-      </w:r>
-      <w:r>
-        <w:t xml:space="preserve">).</w:t>
+        <w:t xml:space="preserve">). Inibidor real (cheio) e isca embaralhada (vazado) para (A) confiança do Boltz-2, (B) ipTM do Boltz-2, (C) pLDDT do complexo e (D) RMSD do esqueleto do ligante após superposição no receptor (2 ns, último terço); o conector é vermelho quando a isca teve escore melhor, e o número de pares (de 10) em que o inibidor teve o melhor escore está em cada painel.</w:t>
       </w:r>
     </w:p>
     <w:bookmarkEnd w:id="33"/>
@@ -9848,7 +9533,7 @@
         <w:pStyle w:val="FirstParagraph"/>
       </w:pPr>
       <w:r>
-        <w:t xml:space="preserve">Montamos e calibramos um pipeline que vai de oito tripsinas digestivas de lepidópteros a peptídeos candidatos ordenados, com a não clivabilidade pelas proteases do intestino médio como requisito binário explícito. A parte estrutural foi robusta: os subsítios de dois complexos cristalográficos foram transferidos para os dez receptores, e o equivalente do Asp189 achado pela estrutura coincidiu com o achado pela sequência. A escada de escores foi mais fraca: o Boltz-2 separou inibidores reais de iscas dentro dos pares, mas o MM-GBSA e o PRODIGY não separaram e acompanharam o tamanho da interface. Exigir não clivabilidade deixou 527 sequências lineares e 543 cíclicas, curtas e com quase metade de glicina. As simulações de 10 ns mostraram que a ocupância de S1 acompanha a pose inicial do Boltz-2, de modo que as simulações verificam a estabilidade de uma pose e não são evidência de ligação; as mesmas 48 simulações em pH 8,2 não diferiram do pH 10,0 em nenhum teste pareado, e só dois peptídeos (NGGRPDAP, GGKPGEP) mantiveram S1 nos dois pH. Nenhum resultado diz respeito a atividade inibitória ou a seletividade.</w:t>
+        <w:t xml:space="preserve">Montamos e calibramos um pipeline que vai de oito tripsinas digestivas de lepidópteros a peptídeos candidatos ordenados, com a não clivabilidade pelas proteases do intestino médio como requisito binário explícito. A parte estrutural foi robusta: os subsítios de dois complexos cristalográficos foram transferidos para os dez receptores, e o equivalente do Asp189 achado pela estrutura coincidiu com o achado pela sequência. A escada de escores foi mais fraca: o Boltz-2 separou inibidores reais de iscas dentro dos pares, mas não como limiar absoluto. Exigir não clivabilidade deixou 527 sequências lineares e 543 cíclicas, curtas e com quase metade de glicina. As simulações de 10 ns mostraram que a ocupância de S1 acompanha a pose inicial do Boltz-2, de modo que as simulações verificam a estabilidade de uma pose e não são evidência de ligação; as mesmas 48 simulações em pH 8,2 não diferiram do pH 10,0 em nenhum teste pareado, e só dois peptídeos (NGGRPDAP, GGKPGEP) mantiveram S1 nos dois pH. Nenhum resultado diz respeito a atividade inibitória ou a seletividade.</w:t>
       </w:r>
     </w:p>
     <w:p>
@@ -9914,7 +9599,7 @@
         <w:pStyle w:val="BodyText"/>
       </w:pPr>
       <w:r>
-        <w:t xml:space="preserve">O MM-GBSA de uma única trajetória de 2 ns sem entropia favoreceu o inibidor real em 4 de 10 pares, e o PRODIGY, treinado em complexos proteína–proteína (Vangone e Bonvin, 2015), em 2 de 10; os dois estão próximos de medidas do número de contatos, de acordo com a sensibilidade dos métodos de ponto final à amostragem e ao tipo de sistema (Hou et al., 2011; Genheden e Ryde, 2015; Xu et al., 2025). São usados, por isso, para ordenar peptídeos do mesmo receptor e do mesmo protocolo, com um valor por resíduo, e não para estimar afinidade. Para comparação, um estudo de um peptídeo derivado de interface contra tripsinas de</w:t>
+        <w:t xml:space="preserve">O MM-GBSA de uma única trajetória sem entropia e o PRODIGY, treinado em complexos proteína–proteína (Vangone e Bonvin, 2015), são sensíveis à amostragem e ao tipo de sistema (Hou et al., 2011; Genheden e Ryde, 2015; Xu et al., 2025). São usados, por isso, para ordenar peptídeos do mesmo receptor e do mesmo protocolo, com um valor por resíduo, e não para estimar afinidade. Para comparação, um estudo de um peptídeo derivado de interface contra tripsinas de</w:t>
       </w:r>
       <w:r>
         <w:t xml:space="preserve"> </w:t>
@@ -10171,7 +9856,7 @@
         <w:pStyle w:val="FirstParagraph"/>
       </w:pPr>
       <w:r>
-        <w:t xml:space="preserve">Os inibidores naturais serviram como moldes e padrões de calibração para um pipeline que leva oito tripsinas digestivas de lepidópteros a um conjunto ordenado de peptídeos curtos e não clivaveis. O Boltz-2 sustenta comparações pareadas; o MM-GBSA e o PRODIGY ordenam candidatos pelo tamanho da interface; e a ocupância de S1 em 10 ns acompanha a pose inicial, de modo que, por si só, não indica ligação; a ocupância de nove candidatos diferiu em mais de 0,5 entre pH 8,2 e pH 10,0, nos dois sentidos e sem desvio líquido, e repetições no mesmo pH diferiram em mais de 0,5 em três de 16 pares. Os quatro peptídeos da lista curta (NGGRPDAP, GQNDS, GGHSE, GGKPGEP) sobreviveram aos filtros disponíveis e não carregam alegação de seletividade ou atividade. Os testes decisivos são enzimáticos.</w:t>
+        <w:t xml:space="preserve">Os inibidores naturais serviram como moldes e padrões de calibração para um pipeline que leva oito tripsinas digestivas de lepidópteros a um conjunto ordenado de peptídeos curtos e não clivaveis. O Boltz-2 sustenta comparações pareadas; o MM-GBSA e o PRODIGY apenas ordenam candidatos contra o mesmo receptor; e a ocupância de S1 em 10 ns acompanha a pose inicial, de modo que, por si só, não indica ligação; a ocupância de nove candidatos diferiu em mais de 0,5 entre pH 8,2 e pH 10,0, nos dois sentidos e sem desvio líquido, e repetições no mesmo pH diferiram em mais de 0,5 em três de 16 pares. Os quatro peptídeos da lista curta (NGGRPDAP, GQNDS, GGHSE, GGKPGEP) sobreviveram aos filtros disponíveis e não carregam alegação de seletividade ou atividade. Os testes decisivos são enzimáticos.</w:t>
       </w:r>
     </w:p>
     <w:bookmarkEnd w:id="65"/>

--- a/manuscript/Manuscrito_PT_leitura.docx
+++ b/manuscript/Manuscrito_PT_leitura.docx
@@ -342,22 +342,22 @@
               <w:rPr>
                 <w:sz w:val="18"/>
               </w:rPr>
-              <w:t xml:space="preserve">8,166 palavras no original em inglês (corpo sem tabelas, títulos e legendas; cada citação contada como uma palavra); tradução: 8,877</w:t>
-            </w:r>
-          </w:p>
-        </w:tc>
-        <w:tc>
-          <w:tcPr/>
-          <w:p>
-            <w:pPr>
-              <w:pStyle w:val="Compact"/>
-              <w:spacing w:line="240" w:lineRule="auto"/>
-            </w:pPr>
-            <w:r>
-              <w:rPr>
-                <w:sz w:val="18"/>
-              </w:rPr>
-              <w:t xml:space="preserve">OK (margem de 3,834 palavras)</w:t>
+              <w:t xml:space="preserve">9,224 palavras no original em inglês (corpo sem tabelas, títulos e legendas; cada citação contada como uma palavra); tradução: 10,006</w:t>
+            </w:r>
+          </w:p>
+        </w:tc>
+        <w:tc>
+          <w:tcPr/>
+          <w:p>
+            <w:pPr>
+              <w:pStyle w:val="Compact"/>
+              <w:spacing w:line="240" w:lineRule="auto"/>
+            </w:pPr>
+            <w:r>
+              <w:rPr>
+                <w:sz w:val="18"/>
+              </w:rPr>
+              <w:t xml:space="preserve">OK (margem de 2,776 palavras)</w:t>
             </w:r>
           </w:p>
         </w:tc>
@@ -404,7 +404,7 @@
               <w:rPr>
                 <w:sz w:val="18"/>
               </w:rPr>
-              <w:t xml:space="preserve">332 palavras no original em inglês (reescrito em 05/10/2026 para caber no limite); tradução: 375</w:t>
+              <w:t xml:space="preserve">359 palavras no original em inglês (reescrito em 05/10/2026 para caber no limite); tradução: 406</w:t>
             </w:r>
           </w:p>
         </w:tc>
@@ -794,7 +794,7 @@
               <w:rPr>
                 <w:sz w:val="18"/>
               </w:rPr>
-              <w:t xml:space="preserve">84 referências, todas com metadados conferidos no Crossref/PubMed; nenhuma citada sem estar na lista, nenhuma na lista sem ser citada</w:t>
+              <w:t xml:space="preserve">91 referências, todas com metadados conferidos no Crossref/PubMed; nenhuma citada sem estar na lista, nenhuma na lista sem ser citada</w:t>
             </w:r>
           </w:p>
         </w:tc>
@@ -2438,7 +2438,7 @@
         <w:t xml:space="preserve">Anticarsia gemmatalis</w:t>
       </w:r>
       <w:r>
-        <w:t xml:space="preserve">, subsítios catalíticos de complexos cristalográficos de inibidores naturais foram transferidos para modelos do AlphaFold, e uma escada de escores (Boltz-2 e dinâmica molecular) foi calibrada com seis inibidores e iscas embaralhadas. Desenhamos 22.066 sequências sobre esqueletos macrocíclicos (RFdiffusion, ProteinMPNN), mantivemos as sem resíduo P1 de proteases do intestino médio do tipo tripsina, quimotripsina ou elastase, co-dobramos com o Boltz-2 e simulamos os três melhores por espécie por 10 ns, lineares e macrocíclicos, ordenando-os com o MM-GBSA e o PRODIGY.</w:t>
+        <w:t xml:space="preserve">, subsítios catalíticos de complexos cristalográficos de inibidores naturais foram transferidos para modelos do AlphaFold, e uma escada de escores (Boltz-2 e dinâmica molecular) foi calibrada com seis inibidores e iscas embaralhadas. Desenhamos 22.066 sequências sobre 880 esqueletos, todos macrociclos cabeça-cauda (RFdiffusion, ProteinMPNN, sem cisteína), mantivemos as que não têm nenhum resíduo que a atividade do intestino médio do tipo tripsina, quimotripsina/elastase-2 ou elastase-1 assume em P1 (K, R, F, Y, W, L, M, A, V), lemos as sobreviventes tanto como macrociclos quanto como os peptídeos lineares correspondentes, co-dobramos com o Boltz-2 e simulamos os três melhores por espécie e forma por 10 ns, ordenando-os com o MM-GBSA e o PRODIGY.</w:t>
       </w:r>
       <w:r>
         <w:t xml:space="preserve"> </w:t>
@@ -2766,7 +2766,7 @@
           <wp:inline>
             <wp:extent cx="5334000" cy="3496593"/>
             <wp:effectExtent b="0" l="0" r="0" t="0"/>
-            <wp:docPr descr="Figura 1. Desenho do estudo. Oito receptores com subsítios transferidos e uma escada de escores calibrada precedem a geração de 880 esqueletos e 22.066 sequências; o critério duro de não clivabilidade as divide na frente L (linear, 527) e na frente M (macrociclo, 543); o co-dobramento com o Boltz-2, o reescore, os controles pareados e o controle de qualidade de pose (E1–E4) dão 48 candidatos (três por espécie e frente), simulados por 10 ns em pH 10,0 e em pH 8,2, com 16 execuções repetidas, e então analisados e classificados por etapa. Nenhum ensaio enzimático nem contrasseleção contra proteases não alvo foi feito." title="" id="16" name="Picture"/>
+            <wp:docPr descr="Figura 1. Desenho do estudo. Oito receptores com subsítios transferidos e uma escada de escores calibrada precedem a geração de 880 esqueletos, todos macrociclos cabeça-cauda, e 22.066 sequências; o critério duro de não clivabilidade é então aplicado às mesmas sequências lidas como peptídeos lineares (frente L, 527) e como macrociclos (frente M, 543), duas leituras aninhadas e não uma partição; o co-dobramento com o Boltz-2, o reescore, os controles pareados e o controle de qualidade de pose (E1–E4) dão 48 candidatos (três por espécie e frente), simulados por 10 ns em pH 10,0 e em pH 8,2, com 16 execuções repetidas, e então analisados e classificados por etapa. Nenhum ensaio enzimático nem contrasseleção contra proteases não alvo foi feito." title="" id="16" name="Picture"/>
             <a:graphic>
               <a:graphicData uri="http://schemas.openxmlformats.org/drawingml/2006/picture">
                 <pic:pic>
@@ -2819,7 +2819,7 @@
         <w:t xml:space="preserve"> </w:t>
       </w:r>
       <w:r>
-        <w:t xml:space="preserve">Desenho do estudo. Oito receptores com subsítios transferidos e uma escada de escores calibrada precedem a geração de 880 esqueletos e 22.066 sequências; o critério duro de não clivabilidade as divide na frente L (linear, 527) e na frente M (macrociclo, 543); o co-dobramento com o Boltz-2, o reescore, os controles pareados e o controle de qualidade de pose (E1–E4) dão 48 candidatos (três por espécie e frente), simulados por 10 ns em pH 10,0 e em pH 8,2, com 16 execuções repetidas, e então analisados e classificados por etapa. Nenhum ensaio enzimático nem contrasseleção contra proteases não alvo foi feito.</w:t>
+        <w:t xml:space="preserve">Desenho do estudo. Oito receptores com subsítios transferidos e uma escada de escores calibrada precedem a geração de 880 esqueletos, todos macrociclos cabeça-cauda, e 22.066 sequências; o critério duro de não clivabilidade é então aplicado às mesmas sequências lidas como peptídeos lineares (frente L, 527) e como macrociclos (frente M, 543), duas leituras aninhadas e não uma partição; o co-dobramento com o Boltz-2, o reescore, os controles pareados e o controle de qualidade de pose (E1–E4) dão 48 candidatos (três por espécie e frente), simulados por 10 ns em pH 10,0 e em pH 8,2, com 16 execuções repetidas, e então analisados e classificados por etapa. Nenhum ensaio enzimático nem contrasseleção contra proteases não alvo foi feito.</w:t>
       </w:r>
     </w:p>
     <w:p>
@@ -3026,7 +3026,7 @@
         <w:pStyle w:val="BodyText"/>
       </w:pPr>
       <w:r>
-        <w:t xml:space="preserve">Os subsítios S4–S3′ (Schechter e Berger, 1967) foram definidos a partir de dois complexos cristalográficos da tripsina bovina (Berman et al., 2000), 2PTC (BPTI) e 1SFI (SFTI-1; Luckett et al., 1999). O P1 foi o resíduo do inibidor cujo carbono carbonílico fica mais perto do Oγ da serina catalítica, e um resíduo da tripsina foi atribuído a um subsítio quando qualquer um de seus átomos estava a até 4,5 Å do resíduo correspondente do inibidor. Cada cadeia de tripsina foi alinhada a cada receptor com o Foldseek em modo TM-align (van Kempen et al., 2024; Zhang e Skolnick, 2005), os resíduos foram transferidos pelo alinhamento e um par receptor–molde foi aceito com TM-score de pelo menos 0,5 e RMSD de no máximo 3,0 Å.</w:t>
+        <w:t xml:space="preserve">Os subsítios S4–S3′ (Schechter e Berger, 1967) foram definidos a partir de dois complexos cristalográficos da tripsina bovina (Berman et al., 2000), 2PTC (BPTI) e 1SFI (SFTI-1; Luckett et al., 1999). O P1 foi o resíduo do inibidor cujo carbono carbonílico fica mais perto do Oγ da serina catalítica, e um resíduo da tripsina foi atribuído a um subsítio quando qualquer um de seus átomos estava a até 4,5 Å do resíduo correspondente do inibidor. Cada cadeia de tripsina foi alinhada a cada receptor com o Foldseek em modo TM-align (van Kempen et al., 2024; Zhang e Skolnick, 2005), os resíduos foram transferidos pelo alinhamento e um par receptor–molde foi aceito com TM-score de pelo menos 0,5, valor acima do qual duas estruturas são, em sua maioria, do mesmo enovelamento (Xu e Zhang, 2010), e RMSD de no máximo 3,0 Å.</w:t>
       </w:r>
     </w:p>
     <w:bookmarkEnd w:id="19"/>
@@ -3044,7 +3044,7 @@
         <w:pStyle w:val="FirstParagraph"/>
       </w:pPr>
       <w:r>
-        <w:t xml:space="preserve">Seis inibidores naturais serviram de controles positivos: BPTI (1BPI; Parkin et al., 1996), SFTI-1 (1SFI, linear), inibidor de Kunitz da soja (SKTI, 1AVU; Song e Suh, 1998), inibidor de Bowman–Birk (BBI, 1BBI; Werner e Wemmer, 1992), o inibidor de</w:t>
+        <w:t xml:space="preserve">Seis inibidores naturais serviram de controles positivos: BPTI (1BPI; Parkin et al., 1996), SFTI-1 (1SFI; naturalmente um peptídeo bicíclico cabeça-cauda, aqui modelado como a sequência linear de 14 resíduos), inibidor de Kunitz da soja (SKTI, 1AVU; Song e Suh, 1998), inibidor de Bowman–Birk (BBI, 1BBI; Werner e Wemmer, 1992), o inibidor de</w:t>
       </w:r>
       <w:r>
         <w:t xml:space="preserve"> </w:t>
@@ -3146,7 +3146,7 @@
         <w:t xml:space="preserve"> </w:t>
       </w:r>
       <w:r>
-        <w:t xml:space="preserve">0,1, modo cíclico, receptor fixo): dez esqueletos para cada um de 11 comprimentos (5, 6, 7, 8, 10, 12, 14, 16, 18, 19, 20 resíduos) e cada um dos oito alvos (880 esqueletos). Os pontos quentes foram os resíduos de S1 e S2 transferidos do 1SFI; só os oito primeiros em número de resíduo chegaram ao RFdiffusion (equivalentes de His57, Leu99, Asp189, Ser190, Cys191, Gln192, Gly193 e Asp194). O ProteinMPNN (Dauparas et al., 2022) (</w:t>
+        <w:t xml:space="preserve">0,1, modo cíclico, receptor fixo): dez esqueletos para cada um de 11 comprimentos (5, 6, 7, 8, 10, 12, 14, 16, 18, 19, 20 resíduos) e cada um dos oito alvos (880 esqueletos). Todo desenho foi gerado em modo cíclico, de modo que a campanha não produziu nenhum esqueleto linear. Os pontos quentes foram os resíduos de S1 e S2 transferidos do 1SFI; só os oito primeiros em número de resíduo chegaram ao RFdiffusion (equivalentes de His57, Leu99, Asp189, Ser190, Cys191, Gln192, Gly193 e Asp194). O ProteinMPNN (Dauparas et al., 2022) (</w:t>
       </w:r>
       <w:r>
         <w:rPr>
@@ -3156,6 +3156,96 @@
       </w:r>
       <w:r>
         <w:t xml:space="preserve">, T = 0,1, ruído do esqueleto 0,05, sem cisteína, 30 sequências por esqueleto) rodou com as definições de cadeia padrão, de modo que o receptor também foi redesenhado e só o peptídeo foi mantido. Sequências idênticas foram reunidas em cada espécie.</w:t>
+      </w:r>
+    </w:p>
+    <w:p>
+      <w:pPr>
+        <w:pStyle w:val="BodyText"/>
+      </w:pPr>
+      <w:r>
+        <w:t xml:space="preserve">Três decisões definem esta etapa. (i)</w:t>
+      </w:r>
+      <w:r>
+        <w:t xml:space="preserve"> </w:t>
+      </w:r>
+      <w:r>
+        <w:rPr>
+          <w:i/>
+          <w:iCs/>
+        </w:rPr>
+        <w:t xml:space="preserve">Esqueleto cíclico.</w:t>
+      </w:r>
+      <w:r>
+        <w:t xml:space="preserve"> </w:t>
+      </w:r>
+      <w:r>
+        <w:t xml:space="preserve">A SFTI-1, o menor inibidor natural de tripsina, é ela própria um macrociclo cabeça-cauda (Luckett et al., 1999); a rigidez da alça reativa aumenta a afinidade e a resistência à proteólise (Kelly et al., 2005); peptídeos bicíclicos construídos sobre alças de inibidores foram dez vezes mais potentes contra proteases de</w:t>
+      </w:r>
+      <w:r>
+        <w:t xml:space="preserve"> </w:t>
+      </w:r>
+      <w:r>
+        <w:rPr>
+          <w:i/>
+          <w:iCs/>
+        </w:rPr>
+        <w:t xml:space="preserve">H. armigera</w:t>
+      </w:r>
+      <w:r>
+        <w:t xml:space="preserve"> </w:t>
+      </w:r>
+      <w:r>
+        <w:t xml:space="preserve">do que os lineares correspondentes (Saikhedkar et al., 2019); e um anel fechado não tem extremidade livre para as exopeptidases do intestino médio (Valaitis, 1995; Valaitis et al., 1999). (ii)</w:t>
+      </w:r>
+      <w:r>
+        <w:t xml:space="preserve"> </w:t>
+      </w:r>
+      <w:r>
+        <w:rPr>
+          <w:i/>
+          <w:iCs/>
+        </w:rPr>
+        <w:t xml:space="preserve">Sem cisteína.</w:t>
+      </w:r>
+      <w:r>
+        <w:t xml:space="preserve"> </w:t>
+      </w:r>
+      <w:r>
+        <w:t xml:space="preserve">A outra restrição possível, uma ponte dissulfeto, não pode ser dada como estável neste ambiente: o potencial redox do intestino médio varia entre lagartas, redutor em algumas espécies e oxidante em outras (Appel e Martin, 1990; Johnson e Felton, 1996), de modo que um arcabouço que depende de cistina oxidada não é transferível para todo o complexo de pragas. A cisteína foi então excluída no desenho e o anel amida é a única restrição conformacional da campanha. (iii)</w:t>
+      </w:r>
+      <w:r>
+        <w:t xml:space="preserve"> </w:t>
+      </w:r>
+      <w:r>
+        <w:rPr>
+          <w:i/>
+          <w:iCs/>
+        </w:rPr>
+        <w:t xml:space="preserve">Comprimentos de 5 a 20 resíduos.</w:t>
+      </w:r>
+      <w:r>
+        <w:t xml:space="preserve"> </w:t>
+      </w:r>
+      <w:r>
+        <w:t xml:space="preserve">A escada abrange os peptídeos para os quais já se mediu inibição de tripsinas digestivas de Lepidoptera, dos tripeptídeos (de Almeida Barros et al., 2021) à SFTI-1, de 14 resíduos (Luckett et al., 1999).</w:t>
+      </w:r>
+    </w:p>
+    <w:p>
+      <w:pPr>
+        <w:pStyle w:val="BodyText"/>
+      </w:pPr>
+      <w:r>
+        <w:rPr>
+          <w:i/>
+          <w:iCs/>
+        </w:rPr>
+        <w:t xml:space="preserve">As duas frentes.</w:t>
+      </w:r>
+      <w:r>
+        <w:t xml:space="preserve"> </w:t>
+      </w:r>
+      <w:r>
+        <w:t xml:space="preserve">Como todo esqueleto é cíclico, a frente linear não é uma segunda campanha de desenho. A frente M avalia a sequência como o macrociclo cabeça-cauda sobre o qual ela foi desenhada; a frente L avalia a mesma sequência como peptídeo linear com extremidades livres, cuja estrutura tridimensional é predita de novo pelo Boltz-2 (Seção 2.5) e não vem do esqueleto do RFdiffusion. A leitura linear é mantida porque é a forma em que os peptídeos inibidores dessas enzimas foram ensaiados (de Almeida Barros et al., 2021; Meriño-Cabrera et al., 2020b; Mariano et al., 2026) e a que não exige química de fechamento de anel; as duas frentes perguntam, portanto, se uma sequência selecionada sobre esqueleto cíclico ainda passa pelas triagens quando o anel é aberto. São duas leituras de um mesmo conjunto de sequências, e não conjuntos disjuntos (Seção 3.3).</w:t>
       </w:r>
     </w:p>
     <w:bookmarkEnd w:id="21"/>
@@ -3201,7 +3291,133 @@
         <w:t xml:space="preserve"> </w:t>
       </w:r>
       <w:r>
-        <w:t xml:space="preserve">Uma sequência foi mantida só se nenhum resíduo fosse K ou R (tipo tripsina), F, Y, W, L ou M (tipo quimotripsina), ou A ou V (tipo elastase), a menos que o resíduo seguinte fosse prolina. No peptídeo linear o resíduo C-terminal também foi avaliado (não pode pertencer a esse conjunto nem ser isoleucina, por causa das carboxipeptidases); no macrociclo a ligação de fechamento foi avaliada como as demais. A isoleucina foi permitida no interior. A regra foi aplicada às mesmas sequências nas interpretações linear (frente L) e cíclica (frente M). Ela se apoia nas especificidades relatadas para o intestino médio (Valaitis, 1995; Valaitis et al., 1999; Yang et al., 2013; Zhan et al., 2011; Nakonieczny et al., 2007); a exceção K/R–Pro é uma aproximação, e a aminopeptidase N, que precisa de um N-terminal livre, não é excluída nos peptídeos lineares.</w:t>
+        <w:t xml:space="preserve">Uma sequência foi mantida só se nenhum resíduo fosse K ou R (tipo tripsina), F, Y, W, L ou M (tipo quimotripsina e tipo elastase-2), ou A ou V (tipo elastase-1), a menos que o resíduo seguinte fosse prolina. No peptídeo linear o resíduo C-terminal também foi avaliado (não pode pertencer a esse conjunto nem ser isoleucina); no macrociclo a ligação de fechamento foi avaliada como as demais. A isoleucina foi permitida no interior. A regra foi aplicada às mesmas sequências nas interpretações linear (frente L) e cíclica (frente M).</w:t>
+      </w:r>
+    </w:p>
+    <w:p>
+      <w:pPr>
+        <w:pStyle w:val="BodyText"/>
+      </w:pPr>
+      <w:r>
+        <w:t xml:space="preserve">Cada cláusula tem base declarada e, onde nenhuma medida em Lepidoptera a sustenta, é declarada conservadora.</w:t>
+      </w:r>
+      <w:r>
+        <w:t xml:space="preserve"> </w:t>
+      </w:r>
+      <w:r>
+        <w:rPr>
+          <w:i/>
+          <w:iCs/>
+        </w:rPr>
+        <w:t xml:space="preserve">K e R:</w:t>
+      </w:r>
+      <w:r>
+        <w:t xml:space="preserve"> </w:t>
+      </w:r>
+      <w:r>
+        <w:t xml:space="preserve">as enzimas tipo tripsina são as principais proteases digestivas dessas lagartas (da Silva Júnior et al., 2020; de Almeida Barros et al., 2021; Valaitis, 1995) e exigem lisina ou arginina em P1 (Perona e Craik, 1995; Patarroyo-Vargas et al., 2017).</w:t>
+      </w:r>
+      <w:r>
+        <w:t xml:space="preserve"> </w:t>
+      </w:r>
+      <w:r>
+        <w:rPr>
+          <w:i/>
+          <w:iCs/>
+        </w:rPr>
+        <w:t xml:space="preserve">F, Y, W, L e M:</w:t>
+      </w:r>
+      <w:r>
+        <w:t xml:space="preserve"> </w:t>
+      </w:r>
+      <w:r>
+        <w:t xml:space="preserve">a</w:t>
+      </w:r>
+      <w:r>
+        <w:t xml:space="preserve"> </w:t>
+      </w:r>
+      <w:r>
+        <w:t xml:space="preserve">“elastase”</w:t>
+      </w:r>
+      <w:r>
+        <w:t xml:space="preserve"> </w:t>
+      </w:r>
+      <w:r>
+        <w:t xml:space="preserve">luminal purificada de intestino médio de Lepidoptera é do tipo elastase-2, tendo como melhor substrato sintético o Suc-Ala-Ala-Pro-Leu-</w:t>
+      </w:r>
+      <w:r>
+        <w:rPr>
+          <w:i/>
+          <w:iCs/>
+        </w:rPr>
+        <w:t xml:space="preserve">p</w:t>
+      </w:r>
+      <w:r>
+        <w:t xml:space="preserve">-nitroanilida, isto é, P1 = Leu (Valaitis, 1995), e a quimotripsina do budworm hidrolisa tanto o substrato com Phe quanto o com Leu (Valaitis et al., 1999); transcritos e atividades tipo quimotripsina são relatados nas próprias espécies-praga (Yang et al., 2013; Zhan et al., 2011; Nakonieczny et al., 2007), de modo que esse conjunto cobre a preferência documentada por P1 hidrofóbico grande.</w:t>
+      </w:r>
+      <w:r>
+        <w:t xml:space="preserve"> </w:t>
+      </w:r>
+      <w:r>
+        <w:rPr>
+          <w:i/>
+          <w:iCs/>
+        </w:rPr>
+        <w:t xml:space="preserve">A e V:</w:t>
+      </w:r>
+      <w:r>
+        <w:t xml:space="preserve"> </w:t>
+      </w:r>
+      <w:r>
+        <w:t xml:space="preserve">a especificidade por P1 alifático pequeno das enzimas tipo elastase-1 (Gasteiger et al., 2005; Rawlings et al., 2018), que não foi caracterizada nessas espécies; a cláusula é uma adição conservadora, não um requisito documentado.</w:t>
+      </w:r>
+      <w:r>
+        <w:t xml:space="preserve"> </w:t>
+      </w:r>
+      <w:r>
+        <w:rPr>
+          <w:i/>
+          <w:iCs/>
+        </w:rPr>
+        <w:t xml:space="preserve">G e S, que não são proibidos:</w:t>
+      </w:r>
+      <w:r>
+        <w:t xml:space="preserve"> </w:t>
+      </w:r>
+      <w:r>
+        <w:t xml:space="preserve">a regra ampla de elastase da triagem por motivos os conta em P1, mas a atividade de fato caracterizada em intestino médio de Lepidoptera é do tipo elastase-2 (P1 = Leu, já excluído), e proibi-los deixa 13 dos 527 candidatos lineares e 14 dos 543 cíclicos (4 e 5 se a treonina for incluída). Foram mantidos, com a consequência declarada: os peptídeos sobreviventes são ricos em glicina (Seção 3.3) e seguem expostos a qualquer atividade de P1 pequeno, o que um ensaio enzimático de estabilidade, e não uma regra de motivo, tem de resolver.</w:t>
+      </w:r>
+      <w:r>
+        <w:t xml:space="preserve"> </w:t>
+      </w:r>
+      <w:r>
+        <w:rPr>
+          <w:i/>
+          <w:iCs/>
+        </w:rPr>
+        <w:t xml:space="preserve">A exceção da prolina:</w:t>
+      </w:r>
+      <w:r>
+        <w:t xml:space="preserve"> </w:t>
+      </w:r>
+      <w:r>
+        <w:t xml:space="preserve">P1′ = Pro bloqueia ou retarda a clivagem nas regras compiladas para essas enzimas (Gasteiger et al., 2005; Rawlings et al., 2018), mas a barreira é estatística e não absoluta (Rodriguez et al., 2008; Pan et al., 2014), razão pela qual a geometria de ataque das ligações K/R–Pro é examinada explicitamente (Seções 2.7 e 3.8).</w:t>
+      </w:r>
+      <w:r>
+        <w:t xml:space="preserve"> </w:t>
+      </w:r>
+      <w:r>
+        <w:rPr>
+          <w:i/>
+          <w:iCs/>
+        </w:rPr>
+        <w:t xml:space="preserve">A cláusula C-terminal:</w:t>
+      </w:r>
+      <w:r>
+        <w:t xml:space="preserve"> </w:t>
+      </w:r>
+      <w:r>
+        <w:t xml:space="preserve">a atividade de carboxipeptidase A predomina em extratos de intestino médio de Lepidoptera, com carboxipeptidase B em nível mais baixo, e é induzida pela ingestão do inibidor Kunitz de soja (Bown et al., 1998); a atividade de carboxipeptidase também é alta em larvas coletadas no campo de outra espécie (Valaitis et al., 1999); a carboxipeptidase A remove resíduos C-terminais aromáticos e alifáticos ramificados e a carboxipeptidase B, os básicos (Rawlings et al., 2018), de modo que o conjunto proibido mais a isoleucina foi aplicado ao C-terminal livre do peptídeo linear. O macrociclo não tem extremidade e não é triado para exopeptidases, ao passo que as aminopeptidases da borda em escova, purificadas de intestino médio de Lepidoptera como leucina aminopeptidase e como aminopeptidase N (Valaitis, 1995; Valaitis et al., 1999), atuam no N-terminal livre de um peptídeo linear qualquer que seja a sequência e não são excluídas por nenhuma regra. Os dois cortes do escore de motivos (0,3 e 0,5) são operacionais e foram fixados antes da triagem; não têm base na literatura.</w:t>
       </w:r>
     </w:p>
     <w:bookmarkEnd w:id="22"/>
@@ -3477,7 +3693,7 @@
         <w:t xml:space="preserve">scripts/scissile_geometry.py</w:t>
       </w:r>
       <w:r>
-        <w:t xml:space="preserve">). Os limiares foram escolhidos para esta análise; aqui eles são calibrados não contra um substrato conhecido, mas contra um controle interno — as sequências embaralhadas da Seção 3.5, que põem um resíduo básico na S1 sem a prolina seguinte, no protocolo idêntico.</w:t>
+        <w:t xml:space="preserve">). O critério segue a descrição da catálise por confôrmeros quase de ataque, em que a fração reativa dos confôrmeros do estado fundamental governa a velocidade (Hur e Bruice, 2003), e a janela angular abrange a trajetória de Bürgi–Dunitz de adição nucleofílica a uma carbonila (Bürgi et al., 1973); os cortes numéricos são operacionais nesta análise e aqui são calibrados não contra um substrato conhecido, mas contra um controle interno — as sequências embaralhadas da Seção 3.5, que põem um resíduo básico na S1 sem a prolina seguinte, no protocolo idêntico.</w:t>
       </w:r>
     </w:p>
     <w:bookmarkEnd w:id="25"/>
@@ -7233,7 +7449,7 @@
         <w:pStyle w:val="BodyText"/>
       </w:pPr>
       <w:r>
-        <w:t xml:space="preserve">O critério duro (Figura S1) deixou 527 sequências (2,4%) para o peptídeo linear e 543 (2,5%) para o macrociclo, 41–86 e 41–87 por espécie (Figura 3). As 527 lineares estão no conjunto cíclico; das 16 só cíclicas, 14 terminam em um resíduo proibido seguido, pelo fechamento, de uma prolina que também é o primeiro resíduo, e duas terminam em isoleucina. O conjunto duro e o conjunto do escore de motivos não se aninham (396 dos 543 candidatos cíclicos, 73%, também eram RESISTENTE). O conjunto duro é curto e rico em glicina (Figura S3): comprimento médio de 7,7 resíduos, 430 das 527 sequências lineares (81,6%) com 8 resíduos ou menos, e glicina em 49,4% dos 4.060 resíduos, seguida de serina (11,7%), prolina (9,8%), treonina (9,0%) e aspartato (5,8%). Lisina ou arginina somaram nove resíduos (0,22%), cada um seguido de prolina (seis Arg–Pro, três Lys–Pro). Proibir também a isoleucina no interior deixa 393 sequências lineares.</w:t>
+        <w:t xml:space="preserve">O critério duro (Figura S1) deixou 527 sequências (2,4%) para o peptídeo linear e 543 (2,5%) para o macrociclo, 41–86 e 41–87 por espécie (Figura 3); como as sequências foram reunidas dentro de cada espécie e não entre espécies, essas contagens são pares sequência–alvo e correspondem a 445 e 461 sequências distintas. As 527 lineares estão no conjunto cíclico; das 16 só cíclicas, 14 terminam em um resíduo proibido seguido, pelo fechamento, de uma prolina que também é o primeiro resíduo, e duas terminam em isoleucina. As duas frentes são, portanto, leituras aninhadas de um mesmo conjunto, e não uma partição dele. O conjunto duro e o conjunto do escore de motivos, ao contrário, não se aninham (396 dos 543 candidatos cíclicos, 73%, também eram RESISTENTE), e a divergência tem uma causa única: a regra de elastase do escore de motivos conta glicina e serina em P1, o que o critério duro não proíbe (Seção 2.4), de modo que os 147 candidatos que o escore de motivos não chama de RESISTENTE são justamente os ricos em glicina (85,9% de glicina e comprimento médio de 10,1 resíduos, contra 27,9% e 6,8 nos 396 aceitos pelas duas triagens). O conjunto duro é curto e rico em glicina (Figura S3): comprimento médio de 7,7 resíduos, 430 das 527 sequências lineares (81,6%) com 8 resíduos ou menos, e glicina em 49,4% dos 4.060 resíduos, seguida de serina (11,7%), prolina (9,8%), treonina (9,0%) e aspartato (5,8%). Lisina ou arginina somaram nove resíduos (0,22%), cada um seguido de prolina (seis Arg–Pro, três Lys–Pro). O critério é sensível a onde se traça sua fronteira: proibir também a isoleucina no interior deixa 393 sequências lineares, proibir a glicina deixa 49, proibir glicina e serina deixa 13, e acrescentar a treonina deixa 4.</w:t>
       </w:r>
     </w:p>
     <w:p>
@@ -9654,7 +9870,7 @@
         <w:t xml:space="preserve">A. gemmatalis</w:t>
       </w:r>
       <w:r>
-        <w:t xml:space="preserve">, preferem arginina ou lisina ali (Patarroyo-Vargas et al., 2017; Meriño-Cabrera et al., 2022); o critério duro seleciona, portanto, contra o resíduo mais adequado para engajar o Asp189. Ao proibir todo resíduo que uma enzima tipo tripsina, quimotripsina ou elastase pode assumir em P1, ele deixa peptídeos com quase metade de glicina e só nove resíduos básicos, cada um protegido por uma prolina seguinte, uma exceção tirada da especificidade geral das enzimas e aproximada para cada espécie. Tais sequências são provavelmente flexíveis, o que pode custar entropia de ligação, e lhes faltam as cadeias laterais que definem a interação de S1 dos inibidores canônicos. A alternativa canônica é a rigidez, que melhora a ligação em cerca de seis ordens de grandeza e protege contra a proteólise (Kelly et al., 2005); um macrociclo poderia tolerar um P1 básico que uma regra linear de motivos sinaliza. Os três candidatos que carregam uma Lys ou Arg (NGGRPDAP, PISQIDSGSR, GGKPGEP) são aqueles em que isso pode ser examinado, e a presente triagem não diz se sua conformação mantém esse resíduo protegido (a Seção 3.8 relata a geometria de ataque nas simulações). A ciclização remove as extremidades expostas, mas não os sítios internos (o macrociclo ganhou só 16 sequências sobre o conjunto linear), e a aminopeptidase N, que precisa de um N-terminal livre, não é tratada nos peptídeos lineares. As regras de motivos são grosseiras (uma contagem ponderada de sítios; a regra tipo elastase sinaliza quatro resíduos comuns), e RESISTENTE é uma previsão de baixa carga de motivos, não uma medida de estabilidade no intestino médio.</w:t>
+        <w:t xml:space="preserve">, preferem arginina ou lisina ali (Patarroyo-Vargas et al., 2017; Meriño-Cabrera et al., 2022); o critério duro seleciona, portanto, contra o resíduo mais adequado para engajar o Asp189. Ao proibir os nove resíduos que as três especificidades primárias documentadas assumem em P1, ele deixa peptídeos com quase metade de glicina e só nove resíduos básicos, cada um protegido por uma prolina seguinte, uma exceção tirada da especificidade geral das enzimas e aproximada para cada espécie. O critério não proíbe todo P1 concebível: glicina e serina, que regras amplas de elastase também listam, foram mantidas, porque a enzima de Lepidoptera caracterizada até aqui é do tipo elastase-2, com P1 = Leu, e porque excluí-las deixa 13 dos 527 candidatos (Seções 2.4 e 3.3). A seleção troca, assim, um risco por outro — remove os sítios das enzimas que foram medidas nesses intestinos e enriquece peptídeos cujas posições P1 são resíduos pequenos que não foram — e o enriquecimento é consequência da regra, não evidência de estabilidade. Tais sequências são provavelmente flexíveis, o que pode custar entropia de ligação, e lhes faltam as cadeias laterais que definem a interação de S1 dos inibidores canônicos. A alternativa canônica é a rigidez, que melhora a ligação em cerca de seis ordens de grandeza e protege contra a proteólise (Kelly et al., 2005); um macrociclo poderia tolerar um P1 básico que uma regra linear de motivos sinaliza. Os três candidatos que carregam uma Lys ou Arg (NGGRPDAP, PISQIDSGSR, GGKPGEP) são aqueles em que isso pode ser examinado, e a presente triagem não diz se sua conformação mantém esse resíduo protegido (a Seção 3.8 relata a geometria de ataque nas simulações). A ciclização remove as extremidades expostas, mas não os sítios internos (o macrociclo ganhou só 16 sequências sobre o conjunto linear), e a aminopeptidase N, que precisa de um N-terminal livre, não é tratada nos peptídeos lineares. As regras de motivos são grosseiras (uma contagem ponderada de sítios; a regra tipo elastase sinaliza quatro resíduos comuns), e RESISTENTE é uma previsão de baixa carga de motivos, não uma medida de estabilidade no intestino médio.</w:t>
       </w:r>
     </w:p>
     <w:p>
@@ -9726,7 +9942,7 @@
         </w:numPr>
       </w:pPr>
       <w:r>
-        <w:t xml:space="preserve">Todos os resultados são computacionais; nenhum ensaio de inibição ou de estabilidade foi feito. (ii) A seletividade não foi tratada: S1 é conservado entre tripsinas, e um peptídeo ancorado ali não pode ser presumido como poupando proteases não alvo. (iii) Os receptores são modelos do AlphaFold, e a expressão no intestino médio não está documentada nas espécies-praga. (iv) O ProteinMPNN redesenhou o receptor junto com o peptídeo, só oito dos 15 resíduos de ponto quente chegaram ao RFdiffusion, e as sequências foram desenhadas sobre esqueletos cíclicos, de modo que a frente linear avalia as mesmas sequências sem redesenho. (v) O critério de não clivabilidade é uma previsão em nível de motivo; a exceção K/R–Pro é uma aproximação e a aminopeptidase N não é excluída nos peptídeos lineares. (vi) Cada simulação é uma única execução de 10 ns com um campo de força, e trajetórias únicas podem dar conclusões falso-positivas (Knapp et al., 2018); o peptídeo linear tem extremidades NH</w:t>
+        <w:t xml:space="preserve">Todos os resultados são computacionais; nenhum ensaio de inibição ou de estabilidade foi feito. (ii) A seletividade não foi tratada: S1 é conservado entre tripsinas, e um peptídeo ancorado ali não pode ser presumido como poupando proteases não alvo. (iii) Os receptores são modelos do AlphaFold, e a expressão no intestino médio não está documentada nas espécies-praga. (iv) O ProteinMPNN redesenhou o receptor junto com o peptídeo e só oito dos 15 resíduos de ponto quente chegaram ao RFdiffusion. Todo esqueleto foi gerado como macrociclo cabeça-cauda, de modo que a frente linear é o mesmo conjunto de sequências lido com extremidades livres e redobrado pelo Boltz-2, e não uma campanha desenhada para a forma linear; um esqueleto difundido como peptídeo linear poderia dar sequências diferentes, e nenhuma comparação feita aqui separa o efeito da forma do dessa assimetria. (v) O critério de não clivabilidade é uma previsão em nível de motivo: cobre os resíduos P1 das atividades tipo tripsina e tipo quimotripsina/elastase-2 medidas em intestino médio de Lepidoptera, acrescenta Ala e Val por uma especificidade tipo elastase-1 não caracterizada nessas espécies e deixa glicina e serina sem exclusão, de modo que atividade de P1 pequeno e de oligopeptidases não é tratada; a exceção K/R–Pro é estatística e a aminopeptidase N não é excluída nos peptídeos lineares. (vi) Cada simulação é uma única execução de 10 ns com um campo de força, e trajetórias únicas podem dar conclusões falso-positivas (Knapp et al., 2018); o peptídeo linear tem extremidades NH</w:t>
       </w:r>
       <w:r>
         <w:rPr>
@@ -10048,7 +10264,7 @@
         <w:pStyle w:val="FirstParagraph"/>
       </w:pPr>
       <w:r>
-        <w:t xml:space="preserve">As Figuras S1–S11 e as Tabelas S1–S2 (legendas e tabelas abaixo) são fornecidas como material suplementar.</w:t>
+        <w:t xml:space="preserve">As Figuras S1–S11 e as Tabelas S1–S3 (legendas e tabelas abaixo) são fornecidas como material suplementar.</w:t>
       </w:r>
     </w:p>
     <w:bookmarkEnd w:id="73"/>
@@ -15023,6 +15239,1082 @@
         </w:tc>
       </w:tr>
     </w:tbl>
+    <w:p>
+      <w:pPr>
+        <w:pStyle w:val="BodyText"/>
+      </w:pPr>
+      <w:r>
+        <w:rPr>
+          <w:b/>
+          <w:bCs/>
+        </w:rPr>
+        <w:t xml:space="preserve">Tabela S3.</w:t>
+      </w:r>
+      <w:r>
+        <w:t xml:space="preserve"> </w:t>
+      </w:r>
+      <w:r>
+        <w:t xml:space="preserve">Cada filtro e limiar do fluxo, com sua base.</w:t>
+      </w:r>
+      <w:r>
+        <w:t xml:space="preserve"> </w:t>
+      </w:r>
+      <w:r>
+        <w:t xml:space="preserve">“Operacional”</w:t>
+      </w:r>
+      <w:r>
+        <w:t xml:space="preserve"> </w:t>
+      </w:r>
+      <w:r>
+        <w:t xml:space="preserve">quer dizer que o valor foi fixado antes de a etapa ser executada e não tem base na literatura; ele é informado para que o efeito da escolha possa ser julgado.</w:t>
+      </w:r>
+    </w:p>
+    <w:tbl>
+      <w:tblPr>
+        <w:tblW w:type="pct" w:w="5000"/>
+        <w:tblLayout w:type="fixed"/>
+        <w:tblLook w:firstRow="1" w:lastRow="0" w:firstColumn="0" w:lastColumn="0" w:noHBand="0" w:noVBand="0" w:val="0020"/>
+        <w:tblBorders>
+          <w:top w:val="single" w:sz="4" w:color="808080"/>
+          <w:left w:val="single" w:sz="4" w:color="808080"/>
+          <w:bottom w:val="single" w:sz="4" w:color="808080"/>
+          <w:right w:val="single" w:sz="4" w:color="808080"/>
+          <w:insideH w:val="single" w:sz="4" w:color="808080"/>
+          <w:insideV w:val="single" w:sz="4" w:color="808080"/>
+        </w:tblBorders>
+      </w:tblPr>
+      <w:tblGrid>
+        <w:gridCol w:w="2640"/>
+        <w:gridCol w:w="2640"/>
+        <w:gridCol w:w="2640"/>
+      </w:tblGrid>
+      <w:tr>
+        <w:trPr>
+          <w:tblHeader w:val="on"/>
+        </w:trPr>
+        <w:tc>
+          <w:tcPr/>
+          <w:p>
+            <w:pPr>
+              <w:pStyle w:val="Compact"/>
+              <w:spacing w:line="240" w:lineRule="auto"/>
+            </w:pPr>
+            <w:r>
+              <w:rPr>
+                <w:b/>
+                <w:sz w:val="18"/>
+              </w:rPr>
+              <w:t xml:space="preserve">Etapa</w:t>
+            </w:r>
+          </w:p>
+        </w:tc>
+        <w:tc>
+          <w:tcPr/>
+          <w:p>
+            <w:pPr>
+              <w:pStyle w:val="Compact"/>
+              <w:spacing w:line="240" w:lineRule="auto"/>
+            </w:pPr>
+            <w:r>
+              <w:rPr>
+                <w:b/>
+                <w:sz w:val="18"/>
+              </w:rPr>
+              <w:t xml:space="preserve">Decisão</w:t>
+            </w:r>
+          </w:p>
+        </w:tc>
+        <w:tc>
+          <w:tcPr/>
+          <w:p>
+            <w:pPr>
+              <w:pStyle w:val="Compact"/>
+              <w:spacing w:line="240" w:lineRule="auto"/>
+            </w:pPr>
+            <w:r>
+              <w:rPr>
+                <w:b/>
+                <w:sz w:val="18"/>
+              </w:rPr>
+              <w:t xml:space="preserve">Base</w:t>
+            </w:r>
+          </w:p>
+        </w:tc>
+      </w:tr>
+      <w:tr>
+        <w:tc>
+          <w:tcPr/>
+          <w:p>
+            <w:pPr>
+              <w:pStyle w:val="Compact"/>
+              <w:spacing w:line="240" w:lineRule="auto"/>
+            </w:pPr>
+            <w:r>
+              <w:rPr>
+                <w:sz w:val="18"/>
+              </w:rPr>
+              <w:t xml:space="preserve">Receptores (2.1)</w:t>
+            </w:r>
+          </w:p>
+        </w:tc>
+        <w:tc>
+          <w:tcPr/>
+          <w:p>
+            <w:pPr>
+              <w:pStyle w:val="Compact"/>
+              <w:spacing w:line="240" w:lineRule="auto"/>
+            </w:pPr>
+            <w:r>
+              <w:rPr>
+                <w:sz w:val="18"/>
+              </w:rPr>
+              <w:t xml:space="preserve">Resíduo de especificidade seis posições antes da serina catalítica, motivo G[DN]SGG[PT]</w:t>
+            </w:r>
+          </w:p>
+        </w:tc>
+        <w:tc>
+          <w:tcPr/>
+          <w:p>
+            <w:pPr>
+              <w:pStyle w:val="Compact"/>
+              <w:spacing w:line="240" w:lineRule="auto"/>
+            </w:pPr>
+            <w:r>
+              <w:rPr>
+                <w:sz w:val="18"/>
+              </w:rPr>
+              <w:t xml:space="preserve">Deslocamento calibrado na tripsina bovina (UniProt Consortium, 2025); S1 definido pelo Asp189 (Perona e Craik, 1995; Hedstrom, 2002)</w:t>
+            </w:r>
+          </w:p>
+        </w:tc>
+      </w:tr>
+      <w:tr>
+        <w:tc>
+          <w:tcPr/>
+          <w:p>
+            <w:pPr>
+              <w:pStyle w:val="Compact"/>
+              <w:spacing w:line="240" w:lineRule="auto"/>
+            </w:pPr>
+            <w:r>
+              <w:rPr>
+                <w:sz w:val="18"/>
+              </w:rPr>
+              <w:t xml:space="preserve">Transferência de subsítios (2.1)</w:t>
+            </w:r>
+          </w:p>
+        </w:tc>
+        <w:tc>
+          <w:tcPr/>
+          <w:p>
+            <w:pPr>
+              <w:pStyle w:val="Compact"/>
+              <w:spacing w:line="240" w:lineRule="auto"/>
+            </w:pPr>
+            <w:r>
+              <w:rPr>
+                <w:sz w:val="18"/>
+              </w:rPr>
+              <w:t xml:space="preserve">Contato a 4,5 Å; TM-score ≥ 0,5; RMSD ≤ 3,0 Å</w:t>
+            </w:r>
+          </w:p>
+        </w:tc>
+        <w:tc>
+          <w:tcPr/>
+          <w:p>
+            <w:pPr>
+              <w:pStyle w:val="Compact"/>
+              <w:spacing w:line="240" w:lineRule="auto"/>
+            </w:pPr>
+            <w:r>
+              <w:rPr>
+                <w:sz w:val="18"/>
+              </w:rPr>
+              <w:t xml:space="preserve">Nomenclatura dos subsítios (Schechter e Berger, 1967); TM-score 0,5 como fronteira de enovelamento (Xu e Zhang, 2010); distância de contato e limite de RMSD operacionais</w:t>
+            </w:r>
+          </w:p>
+        </w:tc>
+      </w:tr>
+      <w:tr>
+        <w:tc>
+          <w:tcPr/>
+          <w:p>
+            <w:pPr>
+              <w:pStyle w:val="Compact"/>
+              <w:spacing w:line="240" w:lineRule="auto"/>
+            </w:pPr>
+            <w:r>
+              <w:rPr>
+                <w:sz w:val="18"/>
+              </w:rPr>
+              <w:t xml:space="preserve">Calibração (2.2)</w:t>
+            </w:r>
+          </w:p>
+        </w:tc>
+        <w:tc>
+          <w:tcPr/>
+          <w:p>
+            <w:pPr>
+              <w:pStyle w:val="Compact"/>
+              <w:spacing w:line="240" w:lineRule="auto"/>
+            </w:pPr>
+            <w:r>
+              <w:rPr>
+                <w:sz w:val="18"/>
+              </w:rPr>
+              <w:t xml:space="preserve">O inibidor real tem de pontuar acima de sua isca embaralhada, com direção fixada de antemão; seis inibidores, dois receptores</w:t>
+            </w:r>
+          </w:p>
+        </w:tc>
+        <w:tc>
+          <w:tcPr/>
+          <w:p>
+            <w:pPr>
+              <w:pStyle w:val="Compact"/>
+              <w:spacing w:line="240" w:lineRule="auto"/>
+            </w:pPr>
+            <w:r>
+              <w:rPr>
+                <w:sz w:val="18"/>
+              </w:rPr>
+              <w:t xml:space="preserve">Só comparação pareada, porque a confiança de modelos de aprendizado profundo é medida absoluta fraca de afinidade (Wan et al., 2026; Li et al., 2026)</w:t>
+            </w:r>
+          </w:p>
+        </w:tc>
+      </w:tr>
+      <w:tr>
+        <w:tc>
+          <w:tcPr/>
+          <w:p>
+            <w:pPr>
+              <w:pStyle w:val="Compact"/>
+              <w:spacing w:line="240" w:lineRule="auto"/>
+            </w:pPr>
+            <w:r>
+              <w:rPr>
+                <w:sz w:val="18"/>
+              </w:rPr>
+              <w:t xml:space="preserve">Esqueleto (2.3)</w:t>
+            </w:r>
+          </w:p>
+        </w:tc>
+        <w:tc>
+          <w:tcPr/>
+          <w:p>
+            <w:pPr>
+              <w:pStyle w:val="Compact"/>
+              <w:spacing w:line="240" w:lineRule="auto"/>
+            </w:pPr>
+            <w:r>
+              <w:rPr>
+                <w:sz w:val="18"/>
+              </w:rPr>
+              <w:t xml:space="preserve">Macrociclo cabeça-cauda em todos os 880 esqueletos; nenhum esqueleto linear gerado</w:t>
+            </w:r>
+          </w:p>
+        </w:tc>
+        <w:tc>
+          <w:tcPr/>
+          <w:p>
+            <w:pPr>
+              <w:pStyle w:val="Compact"/>
+              <w:spacing w:line="240" w:lineRule="auto"/>
+            </w:pPr>
+            <w:r>
+              <w:rPr>
+                <w:sz w:val="18"/>
+              </w:rPr>
+              <w:t xml:space="preserve">A SFTI-1 é um macrociclo cabeça-cauda natural (Luckett et al., 1999); a rigidez da alça aumenta afinidade e resistência à proteólise (Kelly et al., 2005); peptídeos bicíclicos de alças de inibidores foram dez vezes mais potentes que os lineares (Saikhedkar et al., 2019)</w:t>
+            </w:r>
+          </w:p>
+        </w:tc>
+      </w:tr>
+      <w:tr>
+        <w:tc>
+          <w:tcPr/>
+          <w:p>
+            <w:pPr>
+              <w:pStyle w:val="Compact"/>
+              <w:spacing w:line="240" w:lineRule="auto"/>
+            </w:pPr>
+            <w:r>
+              <w:rPr>
+                <w:sz w:val="18"/>
+              </w:rPr>
+              <w:t xml:space="preserve">Desenho de sequências (2.3)</w:t>
+            </w:r>
+          </w:p>
+        </w:tc>
+        <w:tc>
+          <w:tcPr/>
+          <w:p>
+            <w:pPr>
+              <w:pStyle w:val="Compact"/>
+              <w:spacing w:line="240" w:lineRule="auto"/>
+            </w:pPr>
+            <w:r>
+              <w:rPr>
+                <w:sz w:val="18"/>
+              </w:rPr>
+              <w:t xml:space="preserve">Cisteína excluída</w:t>
+            </w:r>
+          </w:p>
+        </w:tc>
+        <w:tc>
+          <w:tcPr/>
+          <w:p>
+            <w:pPr>
+              <w:pStyle w:val="Compact"/>
+              <w:spacing w:line="240" w:lineRule="auto"/>
+            </w:pPr>
+            <w:r>
+              <w:rPr>
+                <w:sz w:val="18"/>
+              </w:rPr>
+              <w:t xml:space="preserve">O potencial redox do intestino médio varia entre lagartas, redutor em algumas espécies e oxidante em outras (Appel e Martin, 1990; Johnson e Felton, 1996), de modo que uma ponte dissulfeto não é restrição transferível</w:t>
+            </w:r>
+          </w:p>
+        </w:tc>
+      </w:tr>
+      <w:tr>
+        <w:tc>
+          <w:tcPr/>
+          <w:p>
+            <w:pPr>
+              <w:pStyle w:val="Compact"/>
+              <w:spacing w:line="240" w:lineRule="auto"/>
+            </w:pPr>
+            <w:r>
+              <w:rPr>
+                <w:sz w:val="18"/>
+              </w:rPr>
+              <w:t xml:space="preserve">Desenho de sequências (2.3)</w:t>
+            </w:r>
+          </w:p>
+        </w:tc>
+        <w:tc>
+          <w:tcPr/>
+          <w:p>
+            <w:pPr>
+              <w:pStyle w:val="Compact"/>
+              <w:spacing w:line="240" w:lineRule="auto"/>
+            </w:pPr>
+            <w:r>
+              <w:rPr>
+                <w:sz w:val="18"/>
+              </w:rPr>
+              <w:t xml:space="preserve">Comprimentos de 5 a 20 resíduos</w:t>
+            </w:r>
+          </w:p>
+        </w:tc>
+        <w:tc>
+          <w:tcPr/>
+          <w:p>
+            <w:pPr>
+              <w:pStyle w:val="Compact"/>
+              <w:spacing w:line="240" w:lineRule="auto"/>
+            </w:pPr>
+            <w:r>
+              <w:rPr>
+                <w:sz w:val="18"/>
+              </w:rPr>
+              <w:t xml:space="preserve">Abrange os peptídeos ensaiados contra tripsinas de Lepidoptera, dos tripeptídeos (de Almeida Barros et al., 2021) à SFTI-1, de 14 resíduos (Luckett et al., 1999)</w:t>
+            </w:r>
+          </w:p>
+        </w:tc>
+      </w:tr>
+      <w:tr>
+        <w:tc>
+          <w:tcPr/>
+          <w:p>
+            <w:pPr>
+              <w:pStyle w:val="Compact"/>
+              <w:spacing w:line="240" w:lineRule="auto"/>
+            </w:pPr>
+            <w:r>
+              <w:rPr>
+                <w:sz w:val="18"/>
+              </w:rPr>
+              <w:t xml:space="preserve">Triagem por motivos (2.4)</w:t>
+            </w:r>
+          </w:p>
+        </w:tc>
+        <w:tc>
+          <w:tcPr/>
+          <w:p>
+            <w:pPr>
+              <w:pStyle w:val="Compact"/>
+              <w:spacing w:line="240" w:lineRule="auto"/>
+            </w:pPr>
+            <w:r>
+              <w:rPr>
+                <w:sz w:val="18"/>
+              </w:rPr>
+              <w:t xml:space="preserve">Sete regras de motivo P1, varredura circular; RESISTENTE abaixo de 0,3, MARGINAL abaixo de 0,5</w:t>
+            </w:r>
+          </w:p>
+        </w:tc>
+        <w:tc>
+          <w:tcPr/>
+          <w:p>
+            <w:pPr>
+              <w:pStyle w:val="Compact"/>
+              <w:spacing w:line="240" w:lineRule="auto"/>
+            </w:pPr>
+            <w:r>
+              <w:rPr>
+                <w:sz w:val="18"/>
+              </w:rPr>
+              <w:t xml:space="preserve">Conjunto de regras do PeptideCutter (Gasteiger et al., 2005); os dois cortes são operacionais</w:t>
+            </w:r>
+          </w:p>
+        </w:tc>
+      </w:tr>
+      <w:tr>
+        <w:tc>
+          <w:tcPr/>
+          <w:p>
+            <w:pPr>
+              <w:pStyle w:val="Compact"/>
+              <w:spacing w:line="240" w:lineRule="auto"/>
+            </w:pPr>
+            <w:r>
+              <w:rPr>
+                <w:sz w:val="18"/>
+              </w:rPr>
+              <w:t xml:space="preserve">Critério duro (2.4)</w:t>
+            </w:r>
+          </w:p>
+        </w:tc>
+        <w:tc>
+          <w:tcPr/>
+          <w:p>
+            <w:pPr>
+              <w:pStyle w:val="Compact"/>
+              <w:spacing w:line="240" w:lineRule="auto"/>
+            </w:pPr>
+            <w:r>
+              <w:rPr>
+                <w:sz w:val="18"/>
+              </w:rPr>
+              <w:t xml:space="preserve">K e R proibidos</w:t>
+            </w:r>
+          </w:p>
+        </w:tc>
+        <w:tc>
+          <w:tcPr/>
+          <w:p>
+            <w:pPr>
+              <w:pStyle w:val="Compact"/>
+              <w:spacing w:line="240" w:lineRule="auto"/>
+            </w:pPr>
+            <w:r>
+              <w:rPr>
+                <w:sz w:val="18"/>
+              </w:rPr>
+              <w:t xml:space="preserve">As enzimas tipo tripsina são as principais proteases digestivas (da Silva Júnior et al., 2020; de Almeida Barros et al., 2021; Valaitis, 1995) e exigem K/R em P1 (Perona e Craik, 1995; Patarroyo-Vargas et al., 2017)</w:t>
+            </w:r>
+          </w:p>
+        </w:tc>
+      </w:tr>
+      <w:tr>
+        <w:tc>
+          <w:tcPr/>
+          <w:p>
+            <w:pPr>
+              <w:pStyle w:val="Compact"/>
+              <w:spacing w:line="240" w:lineRule="auto"/>
+            </w:pPr>
+            <w:r>
+              <w:rPr>
+                <w:sz w:val="18"/>
+              </w:rPr>
+              <w:t xml:space="preserve">Critério duro (2.4)</w:t>
+            </w:r>
+          </w:p>
+        </w:tc>
+        <w:tc>
+          <w:tcPr/>
+          <w:p>
+            <w:pPr>
+              <w:pStyle w:val="Compact"/>
+              <w:spacing w:line="240" w:lineRule="auto"/>
+            </w:pPr>
+            <w:r>
+              <w:rPr>
+                <w:sz w:val="18"/>
+              </w:rPr>
+              <w:t xml:space="preserve">F, Y, W, L e M proibidos</w:t>
+            </w:r>
+          </w:p>
+        </w:tc>
+        <w:tc>
+          <w:tcPr/>
+          <w:p>
+            <w:pPr>
+              <w:pStyle w:val="Compact"/>
+              <w:spacing w:line="240" w:lineRule="auto"/>
+            </w:pPr>
+            <w:r>
+              <w:rPr>
+                <w:sz w:val="18"/>
+              </w:rPr>
+              <w:t xml:space="preserve">Enzima tipo elastase-2 com P1 = Leu (Valaitis, 1995); quimotripsina que hidrolisa os substratos com Phe e com Leu (Valaitis et al., 1999); enzimas tipo quimotripsina das espécies-praga (Yang et al., 2013; Zhan et al., 2011; Nakonieczny et al., 2007)</w:t>
+            </w:r>
+          </w:p>
+        </w:tc>
+      </w:tr>
+      <w:tr>
+        <w:tc>
+          <w:tcPr/>
+          <w:p>
+            <w:pPr>
+              <w:pStyle w:val="Compact"/>
+              <w:spacing w:line="240" w:lineRule="auto"/>
+            </w:pPr>
+            <w:r>
+              <w:rPr>
+                <w:sz w:val="18"/>
+              </w:rPr>
+              <w:t xml:space="preserve">Critério duro (2.4)</w:t>
+            </w:r>
+          </w:p>
+        </w:tc>
+        <w:tc>
+          <w:tcPr/>
+          <w:p>
+            <w:pPr>
+              <w:pStyle w:val="Compact"/>
+              <w:spacing w:line="240" w:lineRule="auto"/>
+            </w:pPr>
+            <w:r>
+              <w:rPr>
+                <w:sz w:val="18"/>
+              </w:rPr>
+              <w:t xml:space="preserve">A e V proibidos</w:t>
+            </w:r>
+          </w:p>
+        </w:tc>
+        <w:tc>
+          <w:tcPr/>
+          <w:p>
+            <w:pPr>
+              <w:pStyle w:val="Compact"/>
+              <w:spacing w:line="240" w:lineRule="auto"/>
+            </w:pPr>
+            <w:r>
+              <w:rPr>
+                <w:sz w:val="18"/>
+              </w:rPr>
+              <w:t xml:space="preserve">P1 alifático pequeno das enzimas tipo elastase-1 (Gasteiger et al., 2005; Rawlings et al., 2018); conservador, não caracterizado nessas espécies</w:t>
+            </w:r>
+          </w:p>
+        </w:tc>
+      </w:tr>
+      <w:tr>
+        <w:tc>
+          <w:tcPr/>
+          <w:p>
+            <w:pPr>
+              <w:pStyle w:val="Compact"/>
+              <w:spacing w:line="240" w:lineRule="auto"/>
+            </w:pPr>
+            <w:r>
+              <w:rPr>
+                <w:sz w:val="18"/>
+              </w:rPr>
+              <w:t xml:space="preserve">Critério duro (2.4)</w:t>
+            </w:r>
+          </w:p>
+        </w:tc>
+        <w:tc>
+          <w:tcPr/>
+          <w:p>
+            <w:pPr>
+              <w:pStyle w:val="Compact"/>
+              <w:spacing w:line="240" w:lineRule="auto"/>
+            </w:pPr>
+            <w:r>
+              <w:rPr>
+                <w:sz w:val="18"/>
+              </w:rPr>
+              <w:t xml:space="preserve">G e S permitidos</w:t>
+            </w:r>
+          </w:p>
+        </w:tc>
+        <w:tc>
+          <w:tcPr/>
+          <w:p>
+            <w:pPr>
+              <w:pStyle w:val="Compact"/>
+              <w:spacing w:line="240" w:lineRule="auto"/>
+            </w:pPr>
+            <w:r>
+              <w:rPr>
+                <w:sz w:val="18"/>
+              </w:rPr>
+              <w:t xml:space="preserve">A atividade caracterizada em Lepidoptera é do tipo elastase-2; excluí-los deixa 13 dos 527 candidatos (3.3). Risco residual declarado</w:t>
+            </w:r>
+          </w:p>
+        </w:tc>
+      </w:tr>
+      <w:tr>
+        <w:tc>
+          <w:tcPr/>
+          <w:p>
+            <w:pPr>
+              <w:pStyle w:val="Compact"/>
+              <w:spacing w:line="240" w:lineRule="auto"/>
+            </w:pPr>
+            <w:r>
+              <w:rPr>
+                <w:sz w:val="18"/>
+              </w:rPr>
+              <w:t xml:space="preserve">Critério duro (2.4)</w:t>
+            </w:r>
+          </w:p>
+        </w:tc>
+        <w:tc>
+          <w:tcPr/>
+          <w:p>
+            <w:pPr>
+              <w:pStyle w:val="Compact"/>
+              <w:spacing w:line="240" w:lineRule="auto"/>
+            </w:pPr>
+            <w:r>
+              <w:rPr>
+                <w:sz w:val="18"/>
+              </w:rPr>
+              <w:t xml:space="preserve">Exceção quando P1′ = prolina</w:t>
+            </w:r>
+          </w:p>
+        </w:tc>
+        <w:tc>
+          <w:tcPr/>
+          <w:p>
+            <w:pPr>
+              <w:pStyle w:val="Compact"/>
+              <w:spacing w:line="240" w:lineRule="auto"/>
+            </w:pPr>
+            <w:r>
+              <w:rPr>
+                <w:sz w:val="18"/>
+              </w:rPr>
+              <w:t xml:space="preserve">A prolina bloqueia ou retarda a clivagem nas regras compiladas (Gasteiger et al., 2005; Rawlings et al., 2018); estatística, não absoluta (Rodriguez et al., 2008; Pan et al., 2014)</w:t>
+            </w:r>
+          </w:p>
+        </w:tc>
+      </w:tr>
+      <w:tr>
+        <w:tc>
+          <w:tcPr/>
+          <w:p>
+            <w:pPr>
+              <w:pStyle w:val="Compact"/>
+              <w:spacing w:line="240" w:lineRule="auto"/>
+            </w:pPr>
+            <w:r>
+              <w:rPr>
+                <w:sz w:val="18"/>
+              </w:rPr>
+              <w:t xml:space="preserve">Critério duro (2.4)</w:t>
+            </w:r>
+          </w:p>
+        </w:tc>
+        <w:tc>
+          <w:tcPr/>
+          <w:p>
+            <w:pPr>
+              <w:pStyle w:val="Compact"/>
+              <w:spacing w:line="240" w:lineRule="auto"/>
+            </w:pPr>
+            <w:r>
+              <w:rPr>
+                <w:sz w:val="18"/>
+              </w:rPr>
+              <w:t xml:space="preserve">C-terminal livre também triado, isoleucina incluída</w:t>
+            </w:r>
+          </w:p>
+        </w:tc>
+        <w:tc>
+          <w:tcPr/>
+          <w:p>
+            <w:pPr>
+              <w:pStyle w:val="Compact"/>
+              <w:spacing w:line="240" w:lineRule="auto"/>
+            </w:pPr>
+            <w:r>
+              <w:rPr>
+                <w:sz w:val="18"/>
+              </w:rPr>
+              <w:t xml:space="preserve">A carboxipeptidase A predomina no intestino médio de Lepidoptera, com carboxipeptidase B em nível mais baixo (Bown et al., 1998; Valaitis et al., 1999); especificidades por resíduos C-terminais hidrofóbicos e básicos (Rawlings et al., 2018)</w:t>
+            </w:r>
+          </w:p>
+        </w:tc>
+      </w:tr>
+      <w:tr>
+        <w:tc>
+          <w:tcPr/>
+          <w:p>
+            <w:pPr>
+              <w:pStyle w:val="Compact"/>
+              <w:spacing w:line="240" w:lineRule="auto"/>
+            </w:pPr>
+            <w:r>
+              <w:rPr>
+                <w:sz w:val="18"/>
+              </w:rPr>
+              <w:t xml:space="preserve">Co-dobramento (2.5)</w:t>
+            </w:r>
+          </w:p>
+        </w:tc>
+        <w:tc>
+          <w:tcPr/>
+          <w:p>
+            <w:pPr>
+              <w:pStyle w:val="Compact"/>
+              <w:spacing w:line="240" w:lineRule="auto"/>
+            </w:pPr>
+            <w:r>
+              <w:rPr>
+                <w:sz w:val="18"/>
+              </w:rPr>
+              <w:t xml:space="preserve">Usada a confiança do Boltz-2; a saída de afinidade não foi usada</w:t>
+            </w:r>
+          </w:p>
+        </w:tc>
+        <w:tc>
+          <w:tcPr/>
+          <w:p>
+            <w:pPr>
+              <w:pStyle w:val="Compact"/>
+              <w:spacing w:line="240" w:lineRule="auto"/>
+            </w:pPr>
+            <w:r>
+              <w:rPr>
+                <w:sz w:val="18"/>
+              </w:rPr>
+              <w:t xml:space="preserve">As predições de afinidade não têm resolução energética para este uso (Wan et al., 2026)</w:t>
+            </w:r>
+          </w:p>
+        </w:tc>
+      </w:tr>
+      <w:tr>
+        <w:tc>
+          <w:tcPr/>
+          <w:p>
+            <w:pPr>
+              <w:pStyle w:val="Compact"/>
+              <w:spacing w:line="240" w:lineRule="auto"/>
+            </w:pPr>
+            <w:r>
+              <w:rPr>
+                <w:sz w:val="18"/>
+              </w:rPr>
+              <w:t xml:space="preserve">Qualidade de pose, E4 (2.5)</w:t>
+            </w:r>
+          </w:p>
+        </w:tc>
+        <w:tc>
+          <w:tcPr/>
+          <w:p>
+            <w:pPr>
+              <w:pStyle w:val="Compact"/>
+              <w:spacing w:line="240" w:lineRule="auto"/>
+            </w:pPr>
+            <w:r>
+              <w:rPr>
+                <w:sz w:val="18"/>
+              </w:rPr>
+              <w:t xml:space="preserve">Contato ≥ 2,2 Å; |ω| ≥ 150°; quiralidade L; His57–Ser195 ≤ 3,8 Å; C–N de fechamento ≤ 1,5 Å</w:t>
+            </w:r>
+          </w:p>
+        </w:tc>
+        <w:tc>
+          <w:tcPr/>
+          <w:p>
+            <w:pPr>
+              <w:pStyle w:val="Compact"/>
+              <w:spacing w:line="240" w:lineRule="auto"/>
+            </w:pPr>
+            <w:r>
+              <w:rPr>
+                <w:sz w:val="18"/>
+              </w:rPr>
+              <w:t xml:space="preserve">Operacional, fixado antes da etapa; a distância da tríade confere se o sítio catalítico está montado, como no painel de receptores (3.1)</w:t>
+            </w:r>
+          </w:p>
+        </w:tc>
+      </w:tr>
+      <w:tr>
+        <w:tc>
+          <w:tcPr/>
+          <w:p>
+            <w:pPr>
+              <w:pStyle w:val="Compact"/>
+              <w:spacing w:line="240" w:lineRule="auto"/>
+            </w:pPr>
+            <w:r>
+              <w:rPr>
+                <w:sz w:val="18"/>
+              </w:rPr>
+              <w:t xml:space="preserve">Seleção para a DM (2.5)</w:t>
+            </w:r>
+          </w:p>
+        </w:tc>
+        <w:tc>
+          <w:tcPr/>
+          <w:p>
+            <w:pPr>
+              <w:pStyle w:val="Compact"/>
+              <w:spacing w:line="240" w:lineRule="auto"/>
+            </w:pPr>
+            <w:r>
+              <w:rPr>
+                <w:sz w:val="18"/>
+              </w:rPr>
+              <w:t xml:space="preserve">Três candidatos por espécie e frente pela confiança média do E2; Δ não usado</w:t>
+            </w:r>
+          </w:p>
+        </w:tc>
+        <w:tc>
+          <w:tcPr/>
+          <w:p>
+            <w:pPr>
+              <w:pStyle w:val="Compact"/>
+              <w:spacing w:line="240" w:lineRule="auto"/>
+            </w:pPr>
+            <w:r>
+              <w:rPr>
+                <w:sz w:val="18"/>
+              </w:rPr>
+              <w:t xml:space="preserve">Operacional; o Δ se apoia em três controles e é da ordem do ruído de predição (3.4)</w:t>
+            </w:r>
+          </w:p>
+        </w:tc>
+      </w:tr>
+      <w:tr>
+        <w:tc>
+          <w:tcPr/>
+          <w:p>
+            <w:pPr>
+              <w:pStyle w:val="Compact"/>
+              <w:spacing w:line="240" w:lineRule="auto"/>
+            </w:pPr>
+            <w:r>
+              <w:rPr>
+                <w:sz w:val="18"/>
+              </w:rPr>
+              <w:t xml:space="preserve">Simulação (2.6)</w:t>
+            </w:r>
+          </w:p>
+        </w:tc>
+        <w:tc>
+          <w:tcPr/>
+          <w:p>
+            <w:pPr>
+              <w:pStyle w:val="Compact"/>
+              <w:spacing w:line="240" w:lineRule="auto"/>
+            </w:pPr>
+            <w:r>
+              <w:rPr>
+                <w:sz w:val="18"/>
+              </w:rPr>
+              <w:t xml:space="preserve">pH 10,0 e pH 8,2</w:t>
+            </w:r>
+          </w:p>
+        </w:tc>
+        <w:tc>
+          <w:tcPr/>
+          <w:p>
+            <w:pPr>
+              <w:pStyle w:val="Compact"/>
+              <w:spacing w:line="240" w:lineRule="auto"/>
+            </w:pPr>
+            <w:r>
+              <w:rPr>
+                <w:sz w:val="18"/>
+              </w:rPr>
+              <w:t xml:space="preserve">Intestino médio fortemente alcalino (Dow, 1992), extratos intestinais em pH 9,56–10,0 (Karumbaiah et al., 2007); o pH 8,2 é o do ensaio em que um</w:t>
+            </w:r>
+            <w:r>
+              <w:rPr>
+                <w:sz w:val="18"/>
+              </w:rPr>
+              <w:t xml:space="preserve"> </w:t>
+            </w:r>
+            <w:r>
+              <w:rPr>
+                <w:i/>
+                <w:iCs/>
+                <w:sz w:val="18"/>
+              </w:rPr>
+              <w:t xml:space="preserve">K</w:t>
+            </w:r>
+            <w:r>
+              <w:rPr>
+                <w:sz w:val="18"/>
+                <w:vertAlign w:val="subscript"/>
+              </w:rPr>
+              <w:t xml:space="preserve">i</w:t>
+            </w:r>
+            <w:r>
+              <w:rPr>
+                <w:sz w:val="18"/>
+              </w:rPr>
+              <w:t xml:space="preserve"> </w:t>
+            </w:r>
+            <w:r>
+              <w:rPr>
+                <w:sz w:val="18"/>
+              </w:rPr>
+              <w:t xml:space="preserve">seria medido (Schultz et al., 2026)</w:t>
+            </w:r>
+          </w:p>
+        </w:tc>
+      </w:tr>
+      <w:tr>
+        <w:tc>
+          <w:tcPr/>
+          <w:p>
+            <w:pPr>
+              <w:pStyle w:val="Compact"/>
+              <w:spacing w:line="240" w:lineRule="auto"/>
+            </w:pPr>
+            <w:r>
+              <w:rPr>
+                <w:sz w:val="18"/>
+              </w:rPr>
+              <w:t xml:space="preserve">Análise (2.7)</w:t>
+            </w:r>
+          </w:p>
+        </w:tc>
+        <w:tc>
+          <w:tcPr/>
+          <w:p>
+            <w:pPr>
+              <w:pStyle w:val="Compact"/>
+              <w:spacing w:line="240" w:lineRule="auto"/>
+            </w:pPr>
+            <w:r>
+              <w:rPr>
+                <w:sz w:val="18"/>
+              </w:rPr>
+              <w:t xml:space="preserve">Ocupância de S1 a 5 Å; ocupância da segunda metade ≥ 70% (rebaixada a descrição em 2 de outubro de 2026)</w:t>
+            </w:r>
+          </w:p>
+        </w:tc>
+        <w:tc>
+          <w:tcPr/>
+          <w:p>
+            <w:pPr>
+              <w:pStyle w:val="Compact"/>
+              <w:spacing w:line="240" w:lineRule="auto"/>
+            </w:pPr>
+            <w:r>
+              <w:rPr>
+                <w:sz w:val="18"/>
+              </w:rPr>
+              <w:t xml:space="preserve">Operacional; rebaixada porque o desfecho segue a pose inicial e toda isca a satisfaz (3.5)</w:t>
+            </w:r>
+          </w:p>
+        </w:tc>
+      </w:tr>
+      <w:tr>
+        <w:tc>
+          <w:tcPr/>
+          <w:p>
+            <w:pPr>
+              <w:pStyle w:val="Compact"/>
+              <w:spacing w:line="240" w:lineRule="auto"/>
+            </w:pPr>
+            <w:r>
+              <w:rPr>
+                <w:sz w:val="18"/>
+              </w:rPr>
+              <w:t xml:space="preserve">Geometria de ataque (2.7)</w:t>
+            </w:r>
+          </w:p>
+        </w:tc>
+        <w:tc>
+          <w:tcPr/>
+          <w:p>
+            <w:pPr>
+              <w:pStyle w:val="Compact"/>
+              <w:spacing w:line="240" w:lineRule="auto"/>
+            </w:pPr>
+            <w:r>
+              <w:rPr>
+                <w:sz w:val="18"/>
+              </w:rPr>
+              <w:t xml:space="preserve">Oγ–C &lt; 3,5 Å, ângulo 90–125°, oxiânion 3,5 Å</w:t>
+            </w:r>
+          </w:p>
+        </w:tc>
+        <w:tc>
+          <w:tcPr/>
+          <w:p>
+            <w:pPr>
+              <w:pStyle w:val="Compact"/>
+              <w:spacing w:line="240" w:lineRule="auto"/>
+            </w:pPr>
+            <w:r>
+              <w:rPr>
+                <w:sz w:val="18"/>
+              </w:rPr>
+              <w:t xml:space="preserve">Descrição da catálise por confôrmeros quase de ataque (Hur e Bruice, 2003); trajetória de Bürgi–Dunitz para o ângulo (Bürgi et al., 1973); cortes operacionais e referidos a um controle interno (3.8)</w:t>
+            </w:r>
+          </w:p>
+        </w:tc>
+      </w:tr>
+      <w:tr>
+        <w:tc>
+          <w:tcPr/>
+          <w:p>
+            <w:pPr>
+              <w:pStyle w:val="Compact"/>
+              <w:spacing w:line="240" w:lineRule="auto"/>
+            </w:pPr>
+            <w:r>
+              <w:rPr>
+                <w:sz w:val="18"/>
+              </w:rPr>
+              <w:t xml:space="preserve">Energia (2.8)</w:t>
+            </w:r>
+          </w:p>
+        </w:tc>
+        <w:tc>
+          <w:tcPr/>
+          <w:p>
+            <w:pPr>
+              <w:pStyle w:val="Compact"/>
+              <w:spacing w:line="240" w:lineRule="auto"/>
+            </w:pPr>
+            <w:r>
+              <w:rPr>
+                <w:sz w:val="18"/>
+              </w:rPr>
+              <w:t xml:space="preserve">MM-GBSA de trajetória única, sem entropia; PRODIGY; classificação só dentro de uma frente</w:t>
+            </w:r>
+          </w:p>
+        </w:tc>
+        <w:tc>
+          <w:tcPr/>
+          <w:p>
+            <w:pPr>
+              <w:pStyle w:val="Compact"/>
+              <w:spacing w:line="240" w:lineRule="auto"/>
+            </w:pPr>
+            <w:r>
+              <w:rPr>
+                <w:sz w:val="18"/>
+              </w:rPr>
+              <w:t xml:space="preserve">Os dois escores dependem da amostragem e do tipo de sistema (Hou et al., 2011; Genheden e Ryde, 2015; Xu et al., 2025); o PRODIGY foi treinado em interfaces proteína–proteína (Vangone e Bonvin, 2015)</w:t>
+            </w:r>
+          </w:p>
+        </w:tc>
+      </w:tr>
+    </w:tbl>
     <w:bookmarkEnd w:id="105"/>
     <w:bookmarkStart w:id="106" w:name="referências"/>
     <w:p>
@@ -15046,6 +16338,14 @@
         <w:pStyle w:val="BodyText"/>
       </w:pPr>
       <w:r>
+        <w:t xml:space="preserve">Appel HM, Martin MM (1990). Gut redox conditions in herbivorous lepidopteran larvae. Journal of Chemical Ecology 16, 3277-3290. doi: 10.1007/BF00982098</w:t>
+      </w:r>
+    </w:p>
+    <w:p>
+      <w:pPr>
+        <w:pStyle w:val="BodyText"/>
+      </w:pPr>
+      <w:r>
         <w:t xml:space="preserve">Berman HM, Westbrook J, Feng Z, Gilliland G, Bhat TN, Weissig H, et al. (2000). The Protein Data Bank. Nucleic Acids Research 28, 235-242. doi: 10.1093/nar/28.1.235</w:t>
       </w:r>
     </w:p>
@@ -15054,6 +16354,14 @@
         <w:pStyle w:val="BodyText"/>
       </w:pPr>
       <w:r>
+        <w:t xml:space="preserve">Bown DP, Wilkinson HS, Gatehouse JA (1998). Midgut carboxypeptidase from Helicoverpa armigera (Lepidoptera: Noctuidae) larvae: enzyme characterisation, cDNA cloning and expression. Insect Biochemistry and Molecular Biology 28, 739-749. doi: 10.1016/S0965-1748(98)00067-8</w:t>
+      </w:r>
+    </w:p>
+    <w:p>
+      <w:pPr>
+        <w:pStyle w:val="BodyText"/>
+      </w:pPr>
+      <w:r>
         <w:t xml:space="preserve">Brandsdal BO, Smalås AO, Åqvist J (2006). Free energy calculations show that acidic P1 variants undergo large pKa shifts upon binding to trypsin. Proteins: Structure, Function, and Bioinformatics 64, 740-748. doi: 10.1002/prot.20940</w:t>
       </w:r>
     </w:p>
@@ -15070,6 +16378,14 @@
         <w:pStyle w:val="BodyText"/>
       </w:pPr>
       <w:r>
+        <w:t xml:space="preserve">Bürgi HB, Dunitz JD, Shefter E (1973). Geometrical reaction coordinates. II. Nucleophilic addition to a carbonyl group. Journal of the American Chemical Society 95, 5065-5067. doi: 10.1021/ja00796a058</w:t>
+      </w:r>
+    </w:p>
+    <w:p>
+      <w:pPr>
+        <w:pStyle w:val="BodyText"/>
+      </w:pPr>
+      <w:r>
         <w:t xml:space="preserve">Carpane PD, Llebaria M, Nascimento AF, Vivan L (2022). Feeding injury of major lepidopteran soybean pests in South America. PLOS ONE 17, e0271084. doi: 10.1371/journal.pone.0271084</w:t>
       </w:r>
     </w:p>
@@ -15206,6 +16522,22 @@
         <w:pStyle w:val="BodyText"/>
       </w:pPr>
       <w:r>
+        <w:t xml:space="preserve">Hur S, Bruice TC (2003). The near attack conformation approach to the study of the chorismate to prephenate reaction. Proceedings of the National Academy of Sciences 100, 12015-12020. doi: 10.1073/pnas.1534873100</w:t>
+      </w:r>
+    </w:p>
+    <w:p>
+      <w:pPr>
+        <w:pStyle w:val="BodyText"/>
+      </w:pPr>
+      <w:r>
+        <w:t xml:space="preserve">Johnson KS, Felton GW (1996). Physiological and dietary influences on midgut redox conditions in generalist lepidopteran larvae. Journal of Insect Physiology 42, 191-198. doi: 10.1016/0022-1910(95)00096-8</w:t>
+      </w:r>
+    </w:p>
+    <w:p>
+      <w:pPr>
+        <w:pStyle w:val="BodyText"/>
+      </w:pPr>
+      <w:r>
         <w:t xml:space="preserve">Jongsma MA, Bakker PL, Peters J, Bosch D, Stiekema WJ (1995). Adaptation of Spodoptera exigua larvae to plant proteinase inhibitors by induction of gut proteinase activity insensitive to inhibition. Proceedings of the National Academy of Sciences 92, 8041-8045. doi: 10.1073/pnas.92.17.8041</w:t>
       </w:r>
     </w:p>
@@ -15470,6 +16802,14 @@
         <w:pStyle w:val="BodyText"/>
       </w:pPr>
       <w:r>
+        <w:t xml:space="preserve">Rawlings ND, Barrett AJ, Thomas PD, Huang X, Bateman A, Finn RD (2018). The MEROPS database of proteolytic enzymes, their substrates and inhibitors in 2017 and a comparison with peptidases in the PANTHER database. Nucleic Acids Research 46, D624-D632. doi: 10.1093/nar/gkx1134</w:t>
+      </w:r>
+    </w:p>
+    <w:p>
+      <w:pPr>
+        <w:pStyle w:val="BodyText"/>
+      </w:pPr>
+      <w:r>
         <w:t xml:space="preserve">Rettie SA, Juergens D, Adebomi V, Bueso YF, Zhao Q, Leveille AN, et al. (2025). Accurate de novo design of high-affinity protein-binding macrocycles using deep learning. Nature Chemical Biology 21, 1948-1956. doi: 10.1038/s41589-025-01929-w</w:t>
       </w:r>
     </w:p>
@@ -15663,6 +17003,14 @@
       </w:pPr>
       <w:r>
         <w:t xml:space="preserve">Wohlwend J, Corso G, Passaro S, Getz N, Reveiz M, Leidal K, et al. (2024). Boltz-1: Democratizing biomolecular interaction modeling. bioRxiv [Preprint]. doi: 10.1101/2024.11.19.624167</w:t>
+      </w:r>
+    </w:p>
+    <w:p>
+      <w:pPr>
+        <w:pStyle w:val="BodyText"/>
+      </w:pPr>
+      <w:r>
+        <w:t xml:space="preserve">Xu J, Zhang Y (2010). How significant is a protein structure similarity with TM-score = 0.5? Bioinformatics 26, 889-895. doi: 10.1093/bioinformatics/btq066</w:t>
       </w:r>
     </w:p>
     <w:p>

--- a/manuscript/Manuscrito_PT_leitura.docx
+++ b/manuscript/Manuscrito_PT_leitura.docx
@@ -342,22 +342,22 @@
               <w:rPr>
                 <w:sz w:val="18"/>
               </w:rPr>
-              <w:t xml:space="preserve">9,224 palavras no original em inglês (corpo sem tabelas, títulos e legendas; cada citação contada como uma palavra); tradução: 10,006</w:t>
-            </w:r>
-          </w:p>
-        </w:tc>
-        <w:tc>
-          <w:tcPr/>
-          <w:p>
-            <w:pPr>
-              <w:pStyle w:val="Compact"/>
-              <w:spacing w:line="240" w:lineRule="auto"/>
-            </w:pPr>
-            <w:r>
-              <w:rPr>
-                <w:sz w:val="18"/>
-              </w:rPr>
-              <w:t xml:space="preserve">OK (margem de 2,776 palavras)</w:t>
+              <w:t xml:space="preserve">9,327 palavras no original em inglês (corpo sem tabelas, títulos e legendas; cada citação contada como uma palavra); tradução: 10,148</w:t>
+            </w:r>
+          </w:p>
+        </w:tc>
+        <w:tc>
+          <w:tcPr/>
+          <w:p>
+            <w:pPr>
+              <w:pStyle w:val="Compact"/>
+              <w:spacing w:line="240" w:lineRule="auto"/>
+            </w:pPr>
+            <w:r>
+              <w:rPr>
+                <w:sz w:val="18"/>
+              </w:rPr>
+              <w:t xml:space="preserve">OK (margem de 2,673 palavras)</w:t>
             </w:r>
           </w:p>
         </w:tc>
@@ -404,7 +404,7 @@
               <w:rPr>
                 <w:sz w:val="18"/>
               </w:rPr>
-              <w:t xml:space="preserve">359 palavras no original em inglês (reescrito em 05/10/2026 para caber no limite); tradução: 406</w:t>
+              <w:t xml:space="preserve">360 palavras no original em inglês (reescrito em 05/10/2026 para caber no limite); tradução: 411</w:t>
             </w:r>
           </w:p>
         </w:tc>
@@ -2438,7 +2438,7 @@
         <w:t xml:space="preserve">Anticarsia gemmatalis</w:t>
       </w:r>
       <w:r>
-        <w:t xml:space="preserve">, subsítios catalíticos de complexos cristalográficos de inibidores naturais foram transferidos para modelos do AlphaFold, e uma escada de escores (Boltz-2 e dinâmica molecular) foi calibrada com seis inibidores e iscas embaralhadas. Desenhamos 22.066 sequências sobre 880 esqueletos, todos macrociclos cabeça-cauda (RFdiffusion, ProteinMPNN, sem cisteína), mantivemos as que não têm nenhum resíduo que a atividade do intestino médio do tipo tripsina, quimotripsina/elastase-2 ou elastase-1 assume em P1 (K, R, F, Y, W, L, M, A, V), lemos as sobreviventes tanto como macrociclos quanto como os peptídeos lineares correspondentes, co-dobramos com o Boltz-2 e simulamos os três melhores por espécie e forma por 10 ns, ordenando-os com o MM-GBSA e o PRODIGY.</w:t>
+        <w:t xml:space="preserve">, subsítios catalíticos de complexos cristalográficos de inibidores naturais foram transferidos para modelos do AlphaFold, e uma escada de escores (Boltz-2 e dinâmica molecular) foi calibrada com seis inibidores e iscas embaralhadas. Desenhamos 22.066 sequências sobre 880 esqueletos (RFdiffusion, ProteinMPNN, sem cisteína), mantivemos as que não têm nenhum resíduo que a atividade do intestino médio do tipo tripsina, quimotripsina/elastase-2 ou elastase-1 assume em P1 (K, R, F, Y, W, L, M, A, V), avaliamos as sobreviventes em duas formas, linear (frente L) e cíclica cabeça-cauda (frente M), co-dobramos com o Boltz-2 e simulamos os três melhores por espécie e frente por 10 ns, ordenando-os com o MM-GBSA e o PRODIGY.</w:t>
       </w:r>
       <w:r>
         <w:t xml:space="preserve"> </w:t>
@@ -2454,7 +2454,7 @@
         <w:t xml:space="preserve"> </w:t>
       </w:r>
       <w:r>
-        <w:t xml:space="preserve">O Boltz-2 pontuou o inibidor acima de sua isca em 10 de 10 pares. O critério reteve 527 sequências lineares e 543 cíclicas, 49% glicina. Rodadas repetidas do Boltz-2 correlacionaram 0,57 (n = 442), próximo dos 0,50 entre as formas linear e cíclica da mesma sequência. Nas 48 simulações em pH 10,0 (uma execução cada), a distância mediana entre a âncora e o Asp189 subiu de 5,7 para 6,8 Å (linear) e de 5,1 para 6,1 Å (macrocíclica); quatro âncoras terminaram a menos de 4 Å, todas com partida a até 4,0 Å. Os mesmos 48 complexos em pH 8,2 não diferiram do pH 10,0 em nenhuma métrica pareada (distância final</w:t>
+        <w:t xml:space="preserve">O Boltz-2 pontuou o inibidor acima de sua isca em 10 de 10 pares. O critério reteve 527 sequências lineares e 543 cíclicas, 49% glicina. Rodadas repetidas do Boltz-2 correlacionaram 0,57 (n = 442), próximo dos 0,50 entre as formas linear e cíclica da mesma sequência. Nas 48 simulações em pH 10,0 (uma execução cada), a distância mediana entre a âncora e o Asp189 subiu de 5,7 para 6,8 Å (frente L) e de 5,1 para 6,1 Å (frente M); quatro âncoras terminaram a menos de 4 Å, todas com partida a até 4,0 Å. Os mesmos 48 complexos em pH 8,2 não diferiram do pH 10,0 em nenhuma métrica pareada (distância final</w:t>
       </w:r>
       <w:r>
         <w:t xml:space="preserve"> </w:t>
@@ -2486,7 +2486,7 @@
         <w:t xml:space="preserve"> </w:t>
       </w:r>
       <w:r>
-        <w:t xml:space="preserve">= 0,88). A diferença pareada do Boltz-2 frente aos controles embaralhados foi positiva em 63 de 78 candidatos lineares e 60 de 79 macrocíclicos, dentro do ruído da predição.</w:t>
+        <w:t xml:space="preserve">= 0,88). A diferença pareada do Boltz-2 frente aos controles embaralhados foi positiva em 63 de 78 candidatos da frente L e 60 de 79 da frente M, dentro do ruído da predição.</w:t>
       </w:r>
       <w:r>
         <w:t xml:space="preserve"> </w:t>
@@ -2690,7 +2690,7 @@
         <w:pStyle w:val="BodyText"/>
       </w:pPr>
       <w:r>
-        <w:t xml:space="preserve">Inibidores canônicos inserem o resíduo P1 de uma alça exposta no bolso S1 (Laskowski e Kato, 1980; Laskowski e Qasim, 2000). Nas enzimas tipo tripsina, S1 é definido pelo Asp189 e favorece lisina e arginina (Perona e Craik, 1995; Hedstrom, 2002; Patarroyo-Vargas et al., 2017), que são também os sítios de clivagem da própria enzima-alvo. Um peptídeo clivado no intestino não chega ao alvo, de modo que a estabilidade proteolítica é um requisito: o intestino médio tem também endopeptidases tipo quimotripsina e tipo elastase e exopeptidases (Valaitis, 1995; Valaitis et al., 1999; Yang et al., 2013; Zhan et al., 2011; Nakonieczny et al., 2007). Uma sequência sem os resíduos P1 dessas enzimas e, como macrociclo cabeça-cauda, sem extremidades livres, deveria, em princípio, resistir a elas.</w:t>
+        <w:t xml:space="preserve">Inibidores canônicos inserem o resíduo P1 de uma alça exposta no bolso S1 (Laskowski e Kato, 1980; Laskowski e Qasim, 2000). Nas enzimas tipo tripsina, S1 é definido pelo Asp189 e favorece lisina e arginina (Perona e Craik, 1995; Hedstrom, 2002; Patarroyo-Vargas et al., 2017), que são também os sítios de clivagem da própria enzima-alvo. Um peptídeo clivado no intestino não chega ao alvo, de modo que a estabilidade proteolítica é um requisito: o intestino médio tem também endopeptidases tipo quimotripsina e tipo elastase e exopeptidases (Valaitis, 1995; Valaitis et al., 1999; Yang et al., 2013; Zhan et al., 2011; Nakonieczny et al., 2007). Uma sequência sem os resíduos P1 dessas enzimas e, quando fechada cabeça-cauda, sem extremidades livres, deveria, em princípio, resistir a elas.</w:t>
       </w:r>
     </w:p>
     <w:p>
@@ -2754,7 +2754,7 @@
         <w:t xml:space="preserve"> </w:t>
       </w:r>
       <w:r>
-        <w:t xml:space="preserve">se pede o que lhes falta, o tamanho pequeno e a ausência de motivos de clivagem. Nós (i) definimos os subsítios catalíticos de oito tripsinas de pragas por transferência estrutural, (ii) calibramos uma escada de escores (Boltz-2 e dinâmica molecular) contra seis inibidores naturais e iscas embaralhadas, (iii) geramos esqueletos macrocíclicos cabeça-cauda com RFdiffusion e ProteinMPNN, (iv) aplicamos um critério duro de não clivabilidade, (v) co-dobramos os sobreviventes e os simulamos como peptídeos lineares e como macrociclos, e (vi) os ordenamos por etapa com um filtro de energia livre (Figura 1). O trabalho é inteiramente computacional: não inclui ensaio nem teste de seletividade contra proteases não alvo.</w:t>
+        <w:t xml:space="preserve">se pede o que lhes falta, o tamanho pequeno e a ausência de motivos de clivagem. Nós (i) definimos os subsítios catalíticos de oito tripsinas de pragas por transferência estrutural, (ii) calibramos uma escada de escores (Boltz-2 e dinâmica molecular) contra seis inibidores naturais e iscas embaralhadas, (iii) geramos esqueletos com o RFdiffusion e sequências com o ProteinMPNN, (iv) aplicamos um critério duro de não clivabilidade, (v) co-dobramos os sobreviventes e os simulamos em duas formas químicas, linear (frente L) e cíclica cabeça-cauda (frente M), e (vi) os ordenamos por etapa com um filtro de energia livre (Figura 1). O trabalho é inteiramente computacional: não inclui ensaio nem teste de seletividade contra proteases não alvo.</w:t>
       </w:r>
     </w:p>
     <w:p>
@@ -2766,7 +2766,7 @@
           <wp:inline>
             <wp:extent cx="5334000" cy="3496593"/>
             <wp:effectExtent b="0" l="0" r="0" t="0"/>
-            <wp:docPr descr="Figura 1. Desenho do estudo. Oito receptores com subsítios transferidos e uma escada de escores calibrada precedem a geração de 880 esqueletos, todos macrociclos cabeça-cauda, e 22.066 sequências; o critério duro de não clivabilidade é então aplicado às mesmas sequências lidas como peptídeos lineares (frente L, 527) e como macrociclos (frente M, 543), duas leituras aninhadas e não uma partição; o co-dobramento com o Boltz-2, o reescore, os controles pareados e o controle de qualidade de pose (E1–E4) dão 48 candidatos (três por espécie e frente), simulados por 10 ns em pH 10,0 e em pH 8,2, com 16 execuções repetidas, e então analisados e classificados por etapa. Nenhum ensaio enzimático nem contrasseleção contra proteases não alvo foi feito." title="" id="16" name="Picture"/>
+            <wp:docPr descr="Figura 1. Desenho do estudo. Oito receptores com subsítios transferidos e uma escada de escores calibrada precedem a geração de 880 esqueletos e 22.066 sequências; o critério duro de não clivabilidade é então aplicado às mesmas sequências em cada uma das duas formas químicas avaliadas, linear (frente L, 527) e cíclica cabeça-cauda (frente M, 543), aninhadas e não uma partição; o co-dobramento com o Boltz-2, o reescore, os controles pareados e o controle de qualidade de pose (E1–E4) dão 48 candidatos (três por espécie e frente), simulados por 10 ns em pH 10,0 e em pH 8,2, com 16 execuções repetidas, e então analisados e classificados por etapa. Nenhum ensaio enzimático nem contrasseleção contra proteases não alvo foi feito." title="" id="16" name="Picture"/>
             <a:graphic>
               <a:graphicData uri="http://schemas.openxmlformats.org/drawingml/2006/picture">
                 <pic:pic>
@@ -2819,7 +2819,7 @@
         <w:t xml:space="preserve"> </w:t>
       </w:r>
       <w:r>
-        <w:t xml:space="preserve">Desenho do estudo. Oito receptores com subsítios transferidos e uma escada de escores calibrada precedem a geração de 880 esqueletos, todos macrociclos cabeça-cauda, e 22.066 sequências; o critério duro de não clivabilidade é então aplicado às mesmas sequências lidas como peptídeos lineares (frente L, 527) e como macrociclos (frente M, 543), duas leituras aninhadas e não uma partição; o co-dobramento com o Boltz-2, o reescore, os controles pareados e o controle de qualidade de pose (E1–E4) dão 48 candidatos (três por espécie e frente), simulados por 10 ns em pH 10,0 e em pH 8,2, com 16 execuções repetidas, e então analisados e classificados por etapa. Nenhum ensaio enzimático nem contrasseleção contra proteases não alvo foi feito.</w:t>
+        <w:t xml:space="preserve">Desenho do estudo. Oito receptores com subsítios transferidos e uma escada de escores calibrada precedem a geração de 880 esqueletos e 22.066 sequências; o critério duro de não clivabilidade é então aplicado às mesmas sequências em cada uma das duas formas químicas avaliadas, linear (frente L, 527) e cíclica cabeça-cauda (frente M, 543), aninhadas e não uma partição; o co-dobramento com o Boltz-2, o reescore, os controles pareados e o controle de qualidade de pose (E1–E4) dão 48 candidatos (três por espécie e frente), simulados por 10 ns em pH 10,0 e em pH 8,2, com 16 execuções repetidas, e então analisados e classificados por etapa. Nenhum ensaio enzimático nem contrasseleção contra proteases não alvo foi feito.</w:t>
       </w:r>
     </w:p>
     <w:p>
@@ -3107,7 +3107,7 @@
         <w:pStyle w:val="FirstParagraph"/>
       </w:pPr>
       <w:r>
-        <w:t xml:space="preserve">Esqueletos cíclicos cabeça-cauda foram gerados com o RFdiffusion 1.1.0 (Watson et al., 2023) (</w:t>
+        <w:t xml:space="preserve">Os esqueletos peptídicos foram gerados com o RFdiffusion 1.1.0 (Watson et al., 2023) (</w:t>
       </w:r>
       <w:r>
         <w:rPr>
@@ -3146,7 +3146,7 @@
         <w:t xml:space="preserve"> </w:t>
       </w:r>
       <w:r>
-        <w:t xml:space="preserve">0,1, modo cíclico, receptor fixo): dez esqueletos para cada um de 11 comprimentos (5, 6, 7, 8, 10, 12, 14, 16, 18, 19, 20 resíduos) e cada um dos oito alvos (880 esqueletos). Todo desenho foi gerado em modo cíclico, de modo que a campanha não produziu nenhum esqueleto linear. Os pontos quentes foram os resíduos de S1 e S2 transferidos do 1SFI; só os oito primeiros em número de resíduo chegaram ao RFdiffusion (equivalentes de His57, Leu99, Asp189, Ser190, Cys191, Gln192, Gly193 e Asp194). O ProteinMPNN (Dauparas et al., 2022) (</w:t>
+        <w:t xml:space="preserve">0,1, modo cíclico com fechamento cabeça-cauda, receptor fixo): dez esqueletos para cada um de 11 comprimentos (5, 6, 7, 8, 10, 12, 14, 16, 18, 19, 20 resíduos) e cada um dos oito alvos (880 esqueletos). Os pontos quentes foram os resíduos de S1 e S2 transferidos do 1SFI; só os oito primeiros em número de resíduo chegaram ao RFdiffusion (equivalentes de His57, Leu99, Asp189, Ser190, Cys191, Gln192, Gly193 e Asp194). O ProteinMPNN (Dauparas et al., 2022) (</w:t>
       </w:r>
       <w:r>
         <w:rPr>
@@ -3173,13 +3173,13 @@
           <w:i/>
           <w:iCs/>
         </w:rPr>
-        <w:t xml:space="preserve">Esqueleto cíclico.</w:t>
-      </w:r>
-      <w:r>
-        <w:t xml:space="preserve"> </w:t>
-      </w:r>
-      <w:r>
-        <w:t xml:space="preserve">A SFTI-1, o menor inibidor natural de tripsina, é ela própria um macrociclo cabeça-cauda (Luckett et al., 1999); a rigidez da alça reativa aumenta a afinidade e a resistência à proteólise (Kelly et al., 2005); peptídeos bicíclicos construídos sobre alças de inibidores foram dez vezes mais potentes contra proteases de</w:t>
+        <w:t xml:space="preserve">Restrição de fechamento na difusão.</w:t>
+      </w:r>
+      <w:r>
+        <w:t xml:space="preserve"> </w:t>
+      </w:r>
+      <w:r>
+        <w:t xml:space="preserve">Os esqueletos foram difundidos com as extremidades unidas, porque a SFTI-1, o menor inibidor natural de tripsina, é ela própria um macrociclo cabeça-cauda (Luckett et al., 1999); a rigidez da alça reativa aumenta a afinidade e a resistência à proteólise (Kelly et al., 2005); peptídeos bicíclicos construídos sobre alças de inibidores foram dez vezes mais potentes contra proteases de</w:t>
       </w:r>
       <w:r>
         <w:t xml:space="preserve"> </w:t>
@@ -3195,7 +3195,7 @@
         <w:t xml:space="preserve"> </w:t>
       </w:r>
       <w:r>
-        <w:t xml:space="preserve">do que os lineares correspondentes (Saikhedkar et al., 2019); e um anel fechado não tem extremidade livre para as exopeptidases do intestino médio (Valaitis, 1995; Valaitis et al., 1999). (ii)</w:t>
+        <w:t xml:space="preserve">do que os lineares correspondentes (Saikhedkar et al., 2019); e um anel fechado não tem extremidade livre para as exopeptidases do intestino médio (Valaitis, 1995; Valaitis et al., 1999). A restrição atua sobre a geometria usada no desenho das sequências; se o peptídeo final carrega a ligação de fechamento é a pergunta que as duas frentes abaixo fazem. (ii)</w:t>
       </w:r>
       <w:r>
         <w:t xml:space="preserve"> </w:t>
@@ -3211,7 +3211,7 @@
         <w:t xml:space="preserve"> </w:t>
       </w:r>
       <w:r>
-        <w:t xml:space="preserve">A outra restrição possível, uma ponte dissulfeto, não pode ser dada como estável neste ambiente: o potencial redox do intestino médio varia entre lagartas, redutor em algumas espécies e oxidante em outras (Appel e Martin, 1990; Johnson e Felton, 1996), de modo que um arcabouço que depende de cistina oxidada não é transferível para todo o complexo de pragas. A cisteína foi então excluída no desenho e o anel amida é a única restrição conformacional da campanha. (iii)</w:t>
+        <w:t xml:space="preserve">A outra restrição possível, uma ponte dissulfeto, não pode ser dada como estável neste ambiente: o potencial redox do intestino médio varia entre lagartas, redutor em algumas espécies e oxidante em outras (Appel e Martin, 1990; Johnson e Felton, 1996), de modo que um arcabouço que depende de cistina oxidada não é transferível para todo o complexo de pragas. A cisteína foi então excluída no desenho, de modo que o fechamento do esqueleto é a única restrição conformacional considerada. (iii)</w:t>
       </w:r>
       <w:r>
         <w:t xml:space="preserve"> </w:t>
@@ -3245,7 +3245,7 @@
         <w:t xml:space="preserve"> </w:t>
       </w:r>
       <w:r>
-        <w:t xml:space="preserve">Como todo esqueleto é cíclico, a frente linear não é uma segunda campanha de desenho. A frente M avalia a sequência como o macrociclo cabeça-cauda sobre o qual ela foi desenhada; a frente L avalia a mesma sequência como peptídeo linear com extremidades livres, cuja estrutura tridimensional é predita de novo pelo Boltz-2 (Seção 2.5) e não vem do esqueleto do RFdiffusion. A leitura linear é mantida porque é a forma em que os peptídeos inibidores dessas enzimas foram ensaiados (de Almeida Barros et al., 2021; Meriño-Cabrera et al., 2020b; Mariano et al., 2026) e a que não exige química de fechamento de anel; as duas frentes perguntam, portanto, se uma sequência selecionada sobre esqueleto cíclico ainda passa pelas triagens quando o anel é aberto. São duas leituras de um mesmo conjunto de sequências, e não conjuntos disjuntos (Seção 3.3).</w:t>
+        <w:t xml:space="preserve">Cada sequência desenhada seguiu em duas formas, e todo o pipeline posterior ao desenho foi rodado nas duas. A frente L trata a sequência como peptídeo linear com extremidades livres; a frente M a trata como peptídeo cíclico cabeça-cauda. A distinção não é uma segunda campanha de desenho, mas uma forma química, declarada antes das triagens e levada pelo critério de não clivabilidade (Seção 2.4), pelo co-dobramento (Seção 2.5) e pelas simulações (Seção 2.6): na frente L a estrutura tridimensional é predita de novo pelo Boltz-2 a partir da sequência e não vem do esqueleto, enquanto na frente M a ligação de fechamento é imposta na predição e acompanhada na trajetória. A frente L é mantida porque é a forma em que os peptídeos inibidores dessas enzimas foram ensaiados (de Almeida Barros et al., 2021; Meriño-Cabrera et al., 2020b; Mariano et al., 2026) e a que não exige química de fechamento de anel, e a frente M porque o fechamento remove as extremidades livres de que as exopeptidases do intestino médio precisam. As duas frentes se aplicam, portanto, a um mesmo conjunto de sequências e não são disjuntas (Seção 3.3).</w:t>
       </w:r>
     </w:p>
     <w:bookmarkEnd w:id="21"/>
@@ -3291,7 +3291,7 @@
         <w:t xml:space="preserve"> </w:t>
       </w:r>
       <w:r>
-        <w:t xml:space="preserve">Uma sequência foi mantida só se nenhum resíduo fosse K ou R (tipo tripsina), F, Y, W, L ou M (tipo quimotripsina e tipo elastase-2), ou A ou V (tipo elastase-1), a menos que o resíduo seguinte fosse prolina. No peptídeo linear o resíduo C-terminal também foi avaliado (não pode pertencer a esse conjunto nem ser isoleucina); no macrociclo a ligação de fechamento foi avaliada como as demais. A isoleucina foi permitida no interior. A regra foi aplicada às mesmas sequências nas interpretações linear (frente L) e cíclica (frente M).</w:t>
+        <w:t xml:space="preserve">Uma sequência foi mantida só se nenhum resíduo fosse K ou R (tipo tripsina), F, Y, W, L ou M (tipo quimotripsina e tipo elastase-2), ou A ou V (tipo elastase-1), a menos que o resíduo seguinte fosse prolina. No peptídeo linear o resíduo C-terminal também foi avaliado (não pode pertencer a esse conjunto nem ser isoleucina); na frente M a ligação de fechamento foi avaliada como as demais. A isoleucina foi permitida no interior. A regra foi aplicada às mesmas sequências nas interpretações linear (frente L) e cíclica (frente M).</w:t>
       </w:r>
     </w:p>
     <w:p>
@@ -3385,7 +3385,7 @@
         <w:t xml:space="preserve"> </w:t>
       </w:r>
       <w:r>
-        <w:t xml:space="preserve">a regra ampla de elastase da triagem por motivos os conta em P1, mas a atividade de fato caracterizada em intestino médio de Lepidoptera é do tipo elastase-2 (P1 = Leu, já excluído), e proibi-los deixa 13 dos 527 candidatos lineares e 14 dos 543 cíclicos (4 e 5 se a treonina for incluída). Foram mantidos, com a consequência declarada: os peptídeos sobreviventes são ricos em glicina (Seção 3.3) e seguem expostos a qualquer atividade de P1 pequeno, o que um ensaio enzimático de estabilidade, e não uma regra de motivo, tem de resolver.</w:t>
+        <w:t xml:space="preserve">a regra ampla de elastase da triagem por motivos os conta em P1, mas a atividade de fato caracterizada em intestino médio de Lepidoptera é do tipo elastase-2 (P1 = Leu, já excluído), e proibi-los deixa 13 dos 527 candidatos da frente L e 14 dos 543 da frente M (4 e 5 se a treonina for incluída). Foram mantidos, com a consequência declarada: os peptídeos sobreviventes são ricos em glicina (Seção 3.3) e seguem expostos a qualquer atividade de P1 pequeno, o que um ensaio enzimático de estabilidade, e não uma regra de motivo, tem de resolver.</w:t>
       </w:r>
       <w:r>
         <w:t xml:space="preserve"> </w:t>
@@ -3417,7 +3417,7 @@
         <w:t xml:space="preserve"> </w:t>
       </w:r>
       <w:r>
-        <w:t xml:space="preserve">a atividade de carboxipeptidase A predomina em extratos de intestino médio de Lepidoptera, com carboxipeptidase B em nível mais baixo, e é induzida pela ingestão do inibidor Kunitz de soja (Bown et al., 1998); a atividade de carboxipeptidase também é alta em larvas coletadas no campo de outra espécie (Valaitis et al., 1999); a carboxipeptidase A remove resíduos C-terminais aromáticos e alifáticos ramificados e a carboxipeptidase B, os básicos (Rawlings et al., 2018), de modo que o conjunto proibido mais a isoleucina foi aplicado ao C-terminal livre do peptídeo linear. O macrociclo não tem extremidade e não é triado para exopeptidases, ao passo que as aminopeptidases da borda em escova, purificadas de intestino médio de Lepidoptera como leucina aminopeptidase e como aminopeptidase N (Valaitis, 1995; Valaitis et al., 1999), atuam no N-terminal livre de um peptídeo linear qualquer que seja a sequência e não são excluídas por nenhuma regra. Os dois cortes do escore de motivos (0,3 e 0,5) são operacionais e foram fixados antes da triagem; não têm base na literatura.</w:t>
+        <w:t xml:space="preserve">a atividade de carboxipeptidase A predomina em extratos de intestino médio de Lepidoptera, com carboxipeptidase B em nível mais baixo, e é induzida pela ingestão do inibidor Kunitz de soja (Bown et al., 1998); a atividade de carboxipeptidase também é alta em larvas coletadas no campo de outra espécie (Valaitis et al., 1999); a carboxipeptidase A remove resíduos C-terminais aromáticos e alifáticos ramificados e a carboxipeptidase B, os básicos (Rawlings et al., 2018), de modo que o conjunto proibido mais a isoleucina foi aplicado ao C-terminal livre do peptídeo linear. A frente M não tem extremidade e não é triada para exopeptidases, ao passo que as aminopeptidases da borda em escova, purificadas de intestino médio de Lepidoptera como leucina aminopeptidase e como aminopeptidase N (Valaitis, 1995; Valaitis et al., 1999), atuam no N-terminal livre de um peptídeo linear qualquer que seja a sequência e não são excluídas por nenhuma regra. Os dois cortes do escore de motivos (0,3 e 0,5) são operacionais e foram fixados antes da triagem; não têm base na literatura.</w:t>
       </w:r>
     </w:p>
     <w:bookmarkEnd w:id="22"/>
@@ -3450,7 +3450,7 @@
         <w:t xml:space="preserve"> </w:t>
       </w:r>
       <w:r>
-        <w:t xml:space="preserve">nos macrociclos). Relatamos o</w:t>
+        <w:t xml:space="preserve">na frente M). Relatamos o</w:t>
       </w:r>
       <w:r>
         <w:t xml:space="preserve"> </w:t>
@@ -3481,7 +3481,7 @@
         <w:t xml:space="preserve"> </w:t>
       </w:r>
       <w:r>
-        <w:t xml:space="preserve">os 527 candidatos lineares e 543 cíclicos do critério duro, uma predição cada.</w:t>
+        <w:t xml:space="preserve">os 527 candidatos da frente L e 543 da frente M do critério duro, uma predição cada.</w:t>
       </w:r>
       <w:r>
         <w:t xml:space="preserve"> </w:t>
@@ -3529,7 +3529,7 @@
         <w:t xml:space="preserve"> </w:t>
       </w:r>
       <w:r>
-        <w:t xml:space="preserve">controle de qualidade da pose, com limiares fixados de antemão: nenhum par de átomos pesados peptídeo–receptor a menos de 2,2 Å; |ω| ≥ 150° (Pro cis aceita); quiralidade L; His57 Nε2–Ser195 Oγ ≤ 3,8 Å; nos macrociclos, C–N de fechamento ≤ 1,5 Å e ω de fechamento ≥ 150°. O melhor candidato de cada espécie também foi co-dobrado com os sete outros receptores (matriz cruzada 8 × 8). Os três candidatos por espécie e frente com maior confiança média no E2 entre as sequências distintas (24 lineares, 24 cíclicos) seguiram para a simulação; Δ não foi usado na seleção.</w:t>
+        <w:t xml:space="preserve">controle de qualidade da pose, com limiares fixados de antemão: nenhum par de átomos pesados peptídeo–receptor a menos de 2,2 Å; |ω| ≥ 150° (Pro cis aceita); quiralidade L; His57 Nε2–Ser195 Oγ ≤ 3,8 Å; na frente M, C–N de fechamento ≤ 1,5 Å e ω de fechamento ≥ 150°. O melhor candidato de cada espécie também foi co-dobrado com os sete outros receptores (matriz cruzada 8 × 8). Os três candidatos por espécie e frente com maior confiança média no E2 entre as sequências distintas (24 por frente) seguiram para a simulação; Δ não foi usado na seleção.</w:t>
       </w:r>
     </w:p>
     <w:bookmarkEnd w:id="23"/>
@@ -3605,7 +3605,7 @@
         <w:t xml:space="preserve"> </w:t>
       </w:r>
       <w:r>
-        <w:t xml:space="preserve">nos dois pH; o macrociclo não tem extremidades, e o pdb2gmx forma a ligação cabeça-cauda a partir da geometria do Boltz-2 (o script de montagem para se faltar a ligação de fechamento ou o termo CMAP). Após a minimização, 200 ps de NVT e 500 ps de NPT com restrições de posição (1.000 kJ mol</w:t>
+        <w:t xml:space="preserve">nos dois pH; na frente M não há extremidades, e o pdb2gmx forma a ligação cabeça-cauda a partir da geometria do Boltz-2 (o script de montagem para se faltar a ligação de fechamento ou o termo CMAP). Após a minimização, 200 ps de NVT e 500 ps de NPT com restrições de posição (1.000 kJ mol</w:t>
       </w:r>
       <w:r>
         <w:rPr>
@@ -3666,7 +3666,7 @@
         <w:t xml:space="preserve">gmx trjconv -pbc mol -center</w:t>
       </w:r>
       <w:r>
-        <w:t xml:space="preserve">), porque receptor e peptídeo são moléculas separadas que podem ser gravadas em imagens periódicas diferentes; as análises usaram o MDAnalysis 2.9.0 (Michaud-Agrawal et al., 2011; Gowers et al., 2016). Em cada quadro, a distância de cada resíduo do peptídeo aos oxigênios do carboxilato do equivalente do Asp189 foi a distância mínima entre átomos pesados, e o resíduo de menor distância média foi a âncora (definida a posteriori, sem supor qual seria). A ocupância de S1 é a fração de quadros com distância âncora–Asp189 abaixo de 5 Å (4 e 6 Å também calculados), na trajetória inteira e em cada metade. A distância âncora–Asp189 e o RMSD de Cα do peptídeo após superposição no receptor são dados para uma janela inicial (primeiros 0,4 ns) e uma final (últimos 2 ns). Relatamos ainda a fração de quadros com qualquer átomo do peptídeo a até 4,5 Å do Oγ da Ser ou do Nε2 da His catalíticas ou do receptor e, nos macrociclos, a distância C–N e o ω de fechamento em cada quadro. A triagem declarada de antemão exigia ocupância na segunda metade ≥ 70%, a mesma âncora nas duas metades e, nos macrociclos, anel íntegro (C–N ≤ 1,5 Å, ω ≥ 150° em todos os quadros). Em 2 de outubro de 2026, depois das 16 primeiras simulações, a ocupância passou de portão a descrição (Seção 3.5), uma mudança do procedimento declarado feita depois de ver dados. Com uma execução por candidato, não se faz inferência estatística.</w:t>
+        <w:t xml:space="preserve">), porque receptor e peptídeo são moléculas separadas que podem ser gravadas em imagens periódicas diferentes; as análises usaram o MDAnalysis 2.9.0 (Michaud-Agrawal et al., 2011; Gowers et al., 2016). Em cada quadro, a distância de cada resíduo do peptídeo aos oxigênios do carboxilato do equivalente do Asp189 foi a distância mínima entre átomos pesados, e o resíduo de menor distância média foi a âncora (definida a posteriori, sem supor qual seria). A ocupância de S1 é a fração de quadros com distância âncora–Asp189 abaixo de 5 Å (4 e 6 Å também calculados), na trajetória inteira e em cada metade. A distância âncora–Asp189 e o RMSD de Cα do peptídeo após superposição no receptor são dados para uma janela inicial (primeiros 0,4 ns) e uma final (últimos 2 ns). Relatamos ainda a fração de quadros com qualquer átomo do peptídeo a até 4,5 Å do Oγ da Ser ou do Nε2 da His catalíticas ou do receptor e, na frente M, a distância C–N e o ω de fechamento em cada quadro. A triagem declarada de antemão exigia ocupância na segunda metade ≥ 70%, a mesma âncora nas duas metades e, na frente M, anel íntegro (C–N ≤ 1,5 Å, ω ≥ 150° em todos os quadros). Em 2 de outubro de 2026, depois das 16 primeiras simulações, a ocupância passou de portão a descrição (Seção 3.5), uma mudança do procedimento declarado feita depois de ver dados. Com uma execução por candidato, não se faz inferência estatística.</w:t>
       </w:r>
     </w:p>
     <w:p>
@@ -3711,7 +3711,7 @@
         <w:pStyle w:val="FirstParagraph"/>
       </w:pPr>
       <w:r>
-        <w:t xml:space="preserve">O MM-GBSA usou o gmx_MMPBSA (Valdés-Tresanco et al., 2021) (MMPBSA.py (Miller et al., 2012); Born generalizado igb = 5 (Onufriev et al., 2004); sal 0,150 M; trajetória única; sem entropia) na segunda metade de cada trajetória (126 quadros; receptor cadeia A, peptídeo cadeia B), com erro-padrão sobre cinco blocos de quadros. O PRODIGY (Vangone e Bonvin, 2015), preditor baseado em contatos e sem protonação explícita, foi aplicado à pose inicial (protonada em pH 8,2) e a 30 quadros da segunda metade. Os dois escores crescem com o tamanho da interface, e por isso cada um é dado também por resíduo; nenhum foi calibrado como discriminador entre inibidores reais e iscas embaralhadas, e ambos ordenam candidatos contra o mesmo receptor sem serem lidos como afinidades. Cada etapa ordena os candidatos dentro de uma frente (1 = melhor; empates recebem o posto médio): confiança do Boltz-2 no E2, Δ pareado (E3), RMSD final do peptídeo em pH 8,2, PRODIGY na pose e PRODIGY e MM-GBSA na trajetória de pH 8,2; o agregado é o posto médio nas etapas. A classificação cobre os candidatos que passaram no controle de qualidade de pose, tiveram Δ &gt; 0 e, nos macrociclos, cumpriram o critério estrito do anel; a ocupância de S1 não entra (Seção 3.5). As simulações de pH 8,2 e de pH 10,0 são pareadas (mesma pose e protocolo; diferem na protonação das cadeias laterais, nos contraíons e na semente) e comparadas pela diferença pareada de cada métrica (teste de postos sinalizados de Wilcoxon), pela correlação de postos entre pH e pela concordância de desfechos categóricos, lidas contra a diferença entre execuções do mesmo pH.</w:t>
+        <w:t xml:space="preserve">O MM-GBSA usou o gmx_MMPBSA (Valdés-Tresanco et al., 2021) (MMPBSA.py (Miller et al., 2012); Born generalizado igb = 5 (Onufriev et al., 2004); sal 0,150 M; trajetória única; sem entropia) na segunda metade de cada trajetória (126 quadros; receptor cadeia A, peptídeo cadeia B), com erro-padrão sobre cinco blocos de quadros. O PRODIGY (Vangone e Bonvin, 2015), preditor baseado em contatos e sem protonação explícita, foi aplicado à pose inicial (protonada em pH 8,2) e a 30 quadros da segunda metade. Os dois escores crescem com o tamanho da interface, e por isso cada um é dado também por resíduo; nenhum foi calibrado como discriminador entre inibidores reais e iscas embaralhadas, e ambos ordenam candidatos contra o mesmo receptor sem serem lidos como afinidades. Cada etapa ordena os candidatos dentro de uma frente (1 = melhor; empates recebem o posto médio): confiança do Boltz-2 no E2, Δ pareado (E3), RMSD final do peptídeo em pH 8,2, PRODIGY na pose e PRODIGY e MM-GBSA na trajetória de pH 8,2; o agregado é o posto médio nas etapas. A classificação cobre os candidatos que passaram no controle de qualidade de pose, tiveram Δ &gt; 0 e, na frente M, cumpriram o critério estrito do anel; a ocupância de S1 não entra (Seção 3.5). As simulações de pH 8,2 e de pH 10,0 são pareadas (mesma pose e protocolo; diferem na protonação das cadeias laterais, nos contraíons e na semente) e comparadas pela diferença pareada de cada métrica (teste de postos sinalizados de Wilcoxon), pela correlação de postos entre pH e pela concordância de desfechos categóricos, lidas contra a diferença entre execuções do mesmo pH.</w:t>
       </w:r>
     </w:p>
     <w:bookmarkEnd w:id="26"/>
@@ -7449,7 +7449,7 @@
         <w:pStyle w:val="BodyText"/>
       </w:pPr>
       <w:r>
-        <w:t xml:space="preserve">O critério duro (Figura S1) deixou 527 sequências (2,4%) para o peptídeo linear e 543 (2,5%) para o macrociclo, 41–86 e 41–87 por espécie (Figura 3); como as sequências foram reunidas dentro de cada espécie e não entre espécies, essas contagens são pares sequência–alvo e correspondem a 445 e 461 sequências distintas. As 527 lineares estão no conjunto cíclico; das 16 só cíclicas, 14 terminam em um resíduo proibido seguido, pelo fechamento, de uma prolina que também é o primeiro resíduo, e duas terminam em isoleucina. As duas frentes são, portanto, leituras aninhadas de um mesmo conjunto, e não uma partição dele. O conjunto duro e o conjunto do escore de motivos, ao contrário, não se aninham (396 dos 543 candidatos cíclicos, 73%, também eram RESISTENTE), e a divergência tem uma causa única: a regra de elastase do escore de motivos conta glicina e serina em P1, o que o critério duro não proíbe (Seção 2.4), de modo que os 147 candidatos que o escore de motivos não chama de RESISTENTE são justamente os ricos em glicina (85,9% de glicina e comprimento médio de 10,1 resíduos, contra 27,9% e 6,8 nos 396 aceitos pelas duas triagens). O conjunto duro é curto e rico em glicina (Figura S3): comprimento médio de 7,7 resíduos, 430 das 527 sequências lineares (81,6%) com 8 resíduos ou menos, e glicina em 49,4% dos 4.060 resíduos, seguida de serina (11,7%), prolina (9,8%), treonina (9,0%) e aspartato (5,8%). Lisina ou arginina somaram nove resíduos (0,22%), cada um seguido de prolina (seis Arg–Pro, três Lys–Pro). O critério é sensível a onde se traça sua fronteira: proibir também a isoleucina no interior deixa 393 sequências lineares, proibir a glicina deixa 49, proibir glicina e serina deixa 13, e acrescentar a treonina deixa 4.</w:t>
+        <w:t xml:space="preserve">O critério duro (Figura S1) deixou 527 sequências (2,4%) na frente L e 543 (2,5%) na frente M, 41–86 e 41–87 por espécie (Figura 3); como as sequências foram reunidas dentro de cada espécie e não entre espécies, essas contagens são pares sequência–alvo e correspondem a 445 e 461 sequências distintas. As 527 da frente L estão também na frente M; das 16 que passam só na frente M, 14 terminam em um resíduo proibido seguido, pelo fechamento, de uma prolina que também é o primeiro resíduo, e duas terminam em isoleucina. As duas frentes são, portanto, aninhadas e não uma partição do conjunto. O conjunto duro e o conjunto do escore de motivos, ao contrário, não se aninham (396 dos 543 candidatos da frente M, 73%, também eram RESISTENTE), e a divergência tem uma causa única: a regra de elastase do escore de motivos conta glicina e serina em P1, o que o critério duro não proíbe (Seção 2.4), de modo que os 147 candidatos que o escore de motivos não chama de RESISTENTE são justamente os ricos em glicina (85,9% de glicina e comprimento médio de 10,1 resíduos, contra 27,9% e 6,8 nos 396 aceitos pelas duas triagens). O conjunto duro é curto e rico em glicina (Figura S3): comprimento médio de 7,7 resíduos, 430 das 527 sequências da frente L (81,6%) com 8 resíduos ou menos, e glicina em 49,4% dos 4.060 resíduos, seguida de serina (11,7%), prolina (9,8%), treonina (9,0%) e aspartato (5,8%). Lisina ou arginina somaram nove resíduos (0,22%), cada um seguido de prolina (seis Arg–Pro, três Lys–Pro). O critério é sensível a onde se traça sua fronteira: proibir também a isoleucina no interior deixa 393 sequências da frente L, proibir a glicina deixa 49, proibir glicina e serina deixa 13, e acrescentar a treonina deixa 4.</w:t>
       </w:r>
     </w:p>
     <w:p>
@@ -7461,7 +7461,7 @@
           <wp:inline>
             <wp:extent cx="5334000" cy="1982992"/>
             <wp:effectExtent b="0" l="0" r="0" t="0"/>
-            <wp:docPr descr="Figura 3. Candidatos que sobrevivem a cada triagem. Esquerda: sequências por espécie rotuladas como semelhantes a resistentes pelo escore de motivos da primeira rodada (regra circular) e pelo critério duro nas interpretações linear (frente L) e cíclica (frente M); direita: totais de 22.066 sequências." title="" id="35" name="Picture"/>
+            <wp:docPr descr="Figura 3. Candidatos que sobrevivem a cada triagem. Esquerda: sequências por espécie rotuladas como semelhantes a resistentes pelo escore de motivos da primeira rodada e pelo critério duro em cada uma das duas frentes; direita: totais de 22.066 sequências." title="" id="35" name="Picture"/>
             <a:graphic>
               <a:graphicData uri="http://schemas.openxmlformats.org/drawingml/2006/picture">
                 <pic:pic>
@@ -7514,7 +7514,7 @@
         <w:t xml:space="preserve"> </w:t>
       </w:r>
       <w:r>
-        <w:t xml:space="preserve">Candidatos que sobrevivem a cada triagem. Esquerda: sequências por espécie rotuladas como semelhantes a resistentes pelo escore de motivos da primeira rodada (regra circular) e pelo critério duro nas interpretações linear (frente L) e cíclica (frente M); direita: totais de 22.066 sequências.</w:t>
+        <w:t xml:space="preserve">Candidatos que sobrevivem a cada triagem. Esquerda: sequências por espécie rotuladas como semelhantes a resistentes pelo escore de motivos da primeira rodada e pelo critério duro em cada uma das duas frentes; direita: totais de 22.066 sequências.</w:t>
       </w:r>
     </w:p>
     <w:bookmarkEnd w:id="37"/>
@@ -7532,7 +7532,7 @@
         <w:pStyle w:val="FirstParagraph"/>
       </w:pPr>
       <w:r>
-        <w:t xml:space="preserve">Os 527 candidatos lineares e 543 cíclicos foram todos preditos (E1; confiança média de 0,874 e 0,862). Prever 442 candidatos cíclicos uma segunda vez com entrada idêntica deu correlação de postos de apenas 0,57 entre execuções (diferença absoluta média 0,028; 0,21–0,69 por espécie), e as predições linear e cíclica da mesma sequência (n = 527) se correlacionaram em 0,50 (Figura 4). A concordância entre as duas modalidades é, portanto, próxima da concordância entre duas execuções da mesma modalidade, e uma única predição não separa um efeito da modalidade do ruído de amostragem. No E2, os dez melhores candidatos por espécie e frente foram re-preditos (15 predições cada): a confiança média caiu de 0,922 para 0,900 (linear) e de 0,911 para 0,888 (cíclico), a regressão esperada para um conjunto de topo; o desvio-padrão entre as 15 predições de um candidato foi em média de 0,019 e 0,022, da ordem da dispersão entre os dez candidatos de uma espécie, de modo que a ordem dentro de um top dez não é resolvida (Figura S4). Todo candidato teve ao menos uma amostra que passou no controle de qualidade de pose, e os 48 candidatos selecionados passaram, com a tríade catalítica íntegra (distância His57–Ser195 de 2,4–3,4 Å) e nenhum par de átomos pesados peptídeo–receptor a menos de 2,4 Å (Figura S5). A distância mínima ao carboxilato do Asp189 na estrutura inicial foi de 5 Å ou menos em 9 das 24 estruturas lineares e 18 das 24 cíclicas. Só três dos 48 contêm lisina ou arginina (o linear NGGRPDAP; os cíclicos PISQIDSGSR e GGKPGEP).</w:t>
+        <w:t xml:space="preserve">Os 527 candidatos da frente L e 543 da frente M foram todos preditos (E1; confiança média de 0,874 e 0,862). Prever 442 candidatos uma segunda vez com entrada idêntica deu correlação de postos de apenas 0,57 entre execuções (diferença absoluta média 0,028; 0,21–0,69 por espécie), e as duas frentes da mesma sequência (n = 527) se correlacionaram em 0,50 (Figura 4). A concordância entre as duas formas é, portanto, próxima da concordância entre duas execuções de uma delas, e uma única predição não separa um efeito da forma do ruído de amostragem. No E2, os dez melhores candidatos por espécie e frente foram re-preditos (15 predições cada): a confiança média caiu de 0,922 para 0,900 (frente L) e de 0,911 para 0,888 (frente M), a regressão esperada para um conjunto de topo; o desvio-padrão entre as 15 predições de um candidato foi em média de 0,019 e 0,022, da ordem da dispersão entre os dez candidatos de uma espécie, de modo que a ordem dentro de um top dez não é resolvida (Figura S4). Todo candidato teve ao menos uma amostra que passou no controle de qualidade de pose, e os 48 candidatos selecionados passaram, com a tríade catalítica íntegra (distância His57–Ser195 de 2,4–3,4 Å) e nenhum par de átomos pesados peptídeo–receptor a menos de 2,4 Å (Figura S5). A distância mínima ao carboxilato do Asp189 na estrutura inicial foi de 5 Å ou menos em 9 das 24 estruturas da frente L e 18 das 24 da frente M. Só três dos 48 contêm lisina ou arginina (NGGRPDAP na frente L; PISQIDSGSR e GGKPGEP na frente M).</w:t>
       </w:r>
     </w:p>
     <w:p>
@@ -7540,7 +7540,7 @@
         <w:pStyle w:val="BodyText"/>
       </w:pPr>
       <w:r>
-        <w:t xml:space="preserve">A diferença pareada Δ frente a três controles embaralhados (E3) foi positiva em 63 dos 78 candidatos lineares (81%; mediana 0,013, intervalo interquartil 0,003–0,030) e em 60 dos 79 cíclicos (76%; mediana 0,014; os outros dois lineares e um cíclico dos 80 por frente são poli-glicina e não podem ser embaralhados); entre os 48 candidatos finais foi positiva em 23 de 24 lineares e 22 de 24 cíclicos. As diferenças são da ordem do desvio-padrão entre as 15 predições de um candidato (0,02), cada Δ se apoia em três controles, e os controles embaralhados de sequências ricas em glicina se parecem com o candidato (identidade média de 0,35 linear, 0,29 cíclico); um Δ positivo significa, portanto, que o candidato não pontuou abaixo de seus controles, e não que se liga; que sequências de poli-glicina, sem controle embaralhado, estejam entre as dez melhores pela confiança da primeira predição (E1) nas duas frentes aponta no mesmo sentido, pois um escore que premia um homopolímero não está medindo reconhecimento específico. A matriz cruzada (melhor candidato de cada espécie contra seu receptor e os outros sete) não mostrou preferência espécie-específica: o receptor próprio deu a maior confiança em 4 de 8 (linear) e 3 de 8 (cíclico) espécies, e o receptor explicou mais variação que o peptídeo (o modelo de</w:t>
+        <w:t xml:space="preserve">A diferença pareada Δ frente a três controles embaralhados (E3) foi positiva em 63 dos 78 candidatos lineares (81%; mediana 0,013, intervalo interquartil 0,003–0,030) e em 60 dos 79 cíclicos (76%; mediana 0,014; os outros dois lineares e um cíclico dos 80 por frente são poli-glicina e não podem ser embaralhados); entre os 48 candidatos finais foi positiva em 23 de 24 lineares e 22 de 24 cíclicos. As diferenças são da ordem do desvio-padrão entre as 15 predições de um candidato (0,02), cada Δ se apoia em três controles, e os controles embaralhados de sequências ricas em glicina se parecem com o candidato (identidade média de 0,35 na frente L, 0,29 na frente M); um Δ positivo significa, portanto, que o candidato não pontuou abaixo de seus controles, e não que se liga; que sequências de poli-glicina, sem controle embaralhado, estejam entre as dez melhores pela confiança da primeira predição (E1) nas duas frentes aponta no mesmo sentido, pois um escore que premia um homopolímero não está medindo reconhecimento específico. A matriz cruzada (melhor candidato de cada espécie contra seu receptor e os outros sete) não mostrou preferência espécie-específica: o receptor próprio deu a maior confiança em 4 de 8 (linear) e 3 de 8 (cíclico) espécies, e o receptor explicou mais variação que o peptídeo (o modelo de</w:t>
       </w:r>
       <w:r>
         <w:t xml:space="preserve"> </w:t>
@@ -7568,7 +7568,7 @@
           <wp:inline>
             <wp:extent cx="5334000" cy="2414733"/>
             <wp:effectExtent b="0" l="0" r="0" t="0"/>
-            <wp:docPr descr="Figura 4. Reprodutibilidade da confiança do Boltz-2 na triagem de duas frentes. (A) Os mesmos 442 candidatos cíclicos preditos na primeira rodada e de novo na triagem de duas frentes, com entrada idêntica. (B) As mesmas 527 sequências preditas como cíclicas e como peptídeos lineares. A linha pontilhada é a identidade; ρ é a correlação de Spearman e |Δ| a diferença absoluta média." title="" id="39" name="Picture"/>
+            <wp:docPr descr="Figura 4. Reprodutibilidade da confiança do Boltz-2 na triagem de duas frentes. (A) Os mesmos 442 candidatos preditos na primeira rodada e de novo na triagem de duas frentes, com entrada idêntica. (B) As mesmas 527 sequências preditas em cada uma das duas frentes. A linha pontilhada é a identidade; ρ é a correlação de Spearman e |Δ| a diferença absoluta média." title="" id="39" name="Picture"/>
             <a:graphic>
               <a:graphicData uri="http://schemas.openxmlformats.org/drawingml/2006/picture">
                 <pic:pic>
@@ -7621,7 +7621,7 @@
         <w:t xml:space="preserve"> </w:t>
       </w:r>
       <w:r>
-        <w:t xml:space="preserve">Reprodutibilidade da confiança do Boltz-2 na triagem de duas frentes. (A) Os mesmos 442 candidatos cíclicos preditos na primeira rodada e de novo na triagem de duas frentes, com entrada idêntica. (B) As mesmas 527 sequências preditas como cíclicas e como peptídeos lineares. A linha pontilhada é a identidade; ρ é a correlação de Spearman e |Δ| a diferença absoluta média.</w:t>
+        <w:t xml:space="preserve">Reprodutibilidade da confiança do Boltz-2 na triagem de duas frentes. (A) Os mesmos 442 candidatos preditos na primeira rodada e de novo na triagem de duas frentes, com entrada idêntica. (B) As mesmas 527 sequências preditas em cada uma das duas frentes. A linha pontilhada é a identidade; ρ é a correlação de Spearman e |Δ| a diferença absoluta média.</w:t>
       </w:r>
     </w:p>
     <w:bookmarkEnd w:id="41"/>
@@ -7729,7 +7729,7 @@
           <wp:inline>
             <wp:extent cx="5334000" cy="5484607"/>
             <wp:effectExtent b="0" l="0" r="0" t="0"/>
-            <wp:docPr descr="Figura 5. Simulações de triagem de 10 ns em pH 10,0 (CHARMM36, 300 K, uma execução cada; as 48 terminaram). (A) Distância do resíduo âncora ao carboxilato do Asp189 e (B) RMSD local do peptídeo (Cα, alinhado ao receptor) para os três candidatos de A. gemmatalis de cada frente (contínuo, tracejado e pontilhado: candidatos 1, 2 e 3). (C) Ocupância de S1 a 5 Å na primeira e na segunda metades das 48 simulações (círculo: passa na triagem como declarada originalmente; cruz: não passa; a linha tracejada é o nível de 70%, agora descritivo). (D) Por simulação, linear (em cima) e macrocíclica (embaixo): ocupância na segunda metade, contato com a serina catalítica e qualquer contato com o receptor; ✗ marca macrociclos que falharam no critério estrito do anel e ✓ os que o cumpriram." title="" id="43" name="Picture"/>
+            <wp:docPr descr="Figura 5. Simulações de triagem de 10 ns em pH 10,0 (CHARMM36, 300 K, uma execução cada; as 48 terminaram). (A) Distância do resíduo âncora ao carboxilato do Asp189 e (B) RMSD local do peptídeo (Cα, alinhado ao receptor) para os três candidatos de A. gemmatalis de cada frente (contínuo, tracejado e pontilhado: candidatos 1, 2 e 3). (C) Ocupância de S1 a 5 Å na primeira e na segunda metades das 48 simulações (círculo: passa na triagem como declarada originalmente; cruz: não passa; a linha tracejada é o nível de 70%, agora descritivo). (D) Por simulação, frente L (em cima) e frente M (embaixo): ocupância na segunda metade, contato com a serina catalítica e qualquer contato com o receptor; ✗ marca candidatos da frente M que falharam no critério estrito do anel e ✓ os que o cumpriram." title="" id="43" name="Picture"/>
             <a:graphic>
               <a:graphicData uri="http://schemas.openxmlformats.org/drawingml/2006/picture">
                 <pic:pic>
@@ -7798,7 +7798,7 @@
         <w:t xml:space="preserve"> </w:t>
       </w:r>
       <w:r>
-        <w:t xml:space="preserve">de cada frente (contínuo, tracejado e pontilhado: candidatos 1, 2 e 3). (C) Ocupância de S1 a 5 Å na primeira e na segunda metades das 48 simulações (círculo: passa na triagem como declarada originalmente; cruz: não passa; a linha tracejada é o nível de 70%, agora descritivo). (D) Por simulação, linear (em cima) e macrocíclica (embaixo): ocupância na segunda metade, contato com a serina catalítica e qualquer contato com o receptor; ✗ marca macrociclos que falharam no critério estrito do anel e ✓ os que o cumpriram.</w:t>
+        <w:t xml:space="preserve">de cada frente (contínuo, tracejado e pontilhado: candidatos 1, 2 e 3). (C) Ocupância de S1 a 5 Å na primeira e na segunda metades das 48 simulações (círculo: passa na triagem como declarada originalmente; cruz: não passa; a linha tracejada é o nível de 70%, agora descritivo). (D) Por simulação, frente L (em cima) e frente M (embaixo): ocupância na segunda metade, contato com a serina catalítica e qualquer contato com o receptor; ✗ marca candidatos da frente M que falharam no critério estrito do anel e ✓ os que o cumpriram.</w:t>
       </w:r>
     </w:p>
     <w:bookmarkEnd w:id="45"/>
@@ -7828,7 +7828,7 @@
         <w:t xml:space="preserve"> </w:t>
       </w:r>
       <w:r>
-        <w:t xml:space="preserve">(mediana −9,6) e acompanhou o tamanho do peptídeo (ρ de Spearman com o número de resíduos −0,60; com o número de contatos −0,62; Figura 6A). Os menores valores são dos macrociclos mais longos (QSPDFPNPPNNH −12,2 e QAPDFPTGPNQS −12,1, ambos de</w:t>
+        <w:t xml:space="preserve">(mediana −9,6) e acompanhou o tamanho do peptídeo (ρ de Spearman com o número de resíduos −0,60; com o número de contatos −0,62; Figura 6A). Os menores valores são dos candidatos mais longos da frente M (QSPDFPNPPNNH −12,2 e QAPDFPTGPNQS −12,1, ambos de</w:t>
       </w:r>
       <w:r>
         <w:t xml:space="preserve"> </w:t>
@@ -7982,7 +7982,7 @@
           <wp:inline>
             <wp:extent cx="5334000" cy="4445418"/>
             <wp:effectExtent b="0" l="0" r="0" t="0"/>
-            <wp:docPr descr="Figura 6. Filtro de energia e classificação por etapa. (A) ΔG do PRODIGY da pose inicial dos 48 candidatos contra o comprimento do peptídeo (ρ: Spearman). (B) Posto de cada candidato dentro de sua frente em cada etapa e o agregado (posto médio) para os dez melhores candidatos de cada frente entre os que passaram nos portões; etapas mostradas: confiança do Boltz-2 no E2, Δ pareado (E3), RMSD final do peptídeo, PRODIGY na pose, PRODIGY nos quadros da trajetória e MM-GBSA (as três últimas da simulação de pH 8,2). O número impresso na célula é o posto bruto (1 = melhor); a cor é esse posto em relação ao número de candidatos classificados na mesma frente (23 lineares, 10 macrocíclicos), porque um mesmo posto não significa o mesmo em conjuntos de tamanhos diferentes." title="" id="47" name="Picture"/>
+            <wp:docPr descr="Figura 6. Filtro de energia e classificação por etapa. (A) ΔG do PRODIGY da pose inicial dos 48 candidatos contra o comprimento do peptídeo (ρ: Spearman). (B) Posto de cada candidato dentro de sua frente em cada etapa e o agregado (posto médio) para os dez melhores candidatos de cada frente entre os que passaram nos portões; etapas mostradas: confiança do Boltz-2 no E2, Δ pareado (E3), RMSD final do peptídeo, PRODIGY na pose, PRODIGY nos quadros da trajetória e MM-GBSA (as três últimas da simulação de pH 8,2). O número impresso na célula é o posto bruto (1 = melhor); a cor é esse posto em relação ao número de candidatos classificados na mesma frente (23 na frente L, 10 na frente M), porque um mesmo posto não significa o mesmo em conjuntos de tamanhos diferentes." title="" id="47" name="Picture"/>
             <a:graphic>
               <a:graphicData uri="http://schemas.openxmlformats.org/drawingml/2006/picture">
                 <pic:pic>
@@ -8035,7 +8035,7 @@
         <w:t xml:space="preserve"> </w:t>
       </w:r>
       <w:r>
-        <w:t xml:space="preserve">Filtro de energia e classificação por etapa. (A) ΔG do PRODIGY da pose inicial dos 48 candidatos contra o comprimento do peptídeo (ρ: Spearman). (B) Posto de cada candidato dentro de sua frente em cada etapa e o agregado (posto médio) para os dez melhores candidatos de cada frente entre os que passaram nos portões; etapas mostradas: confiança do Boltz-2 no E2, Δ pareado (E3), RMSD final do peptídeo, PRODIGY na pose, PRODIGY nos quadros da trajetória e MM-GBSA (as três últimas da simulação de pH 8,2). O número impresso na célula é o posto bruto (1 = melhor); a cor é esse posto em relação ao número de candidatos classificados na mesma frente (23 lineares, 10 macrocíclicos), porque um mesmo posto não significa o mesmo em conjuntos de tamanhos diferentes.</w:t>
+        <w:t xml:space="preserve">Filtro de energia e classificação por etapa. (A) ΔG do PRODIGY da pose inicial dos 48 candidatos contra o comprimento do peptídeo (ρ: Spearman). (B) Posto de cada candidato dentro de sua frente em cada etapa e o agregado (posto médio) para os dez melhores candidatos de cada frente entre os que passaram nos portões; etapas mostradas: confiança do Boltz-2 no E2, Δ pareado (E3), RMSD final do peptídeo, PRODIGY na pose, PRODIGY nos quadros da trajetória e MM-GBSA (as três últimas da simulação de pH 8,2). O número impresso na célula é o posto bruto (1 = melhor); a cor é esse posto em relação ao número de candidatos classificados na mesma frente (23 na frente L, 10 na frente M), porque um mesmo posto não significa o mesmo em conjuntos de tamanhos diferentes.</w:t>
       </w:r>
     </w:p>
     <w:bookmarkEnd w:id="49"/>
@@ -8077,7 +8077,7 @@
         <w:pStyle w:val="BodyText"/>
       </w:pPr>
       <w:r>
-        <w:t xml:space="preserve">As 48 simulações de pH 8,2 (24 lineares, 24 macrocíclicas) terminaram e estão pareadas na Figura 7 com os mesmos candidatos em pH 10,0 (mesma pose inicial; mudam apenas o estado de protonação atribuído pelo PROPKA, que diferiu em mediana de um resíduo por sistema, e o número de contraíons). A distância final âncora–Asp189 teve mediana de 6,40 Å em pH 8,2 contra 6,62 Å em pH 10,0 (Wilcoxon</w:t>
+        <w:t xml:space="preserve">As 48 simulações de pH 8,2 (24 por frente) terminaram e estão pareadas na Figura 7 com os mesmos candidatos em pH 10,0 (mesma pose inicial; mudam apenas o estado de protonação atribuído pelo PROPKA, que diferiu em mediana de um resíduo por sistema, e o número de contraíons). A distância final âncora–Asp189 teve mediana de 6,40 Å em pH 8,2 contra 6,62 Å em pH 10,0 (Wilcoxon</w:t>
       </w:r>
       <w:r>
         <w:t xml:space="preserve"> </w:t>
@@ -8119,7 +8119,7 @@
         <w:t xml:space="preserve"> </w:t>
       </w:r>
       <w:r>
-        <w:t xml:space="preserve">= 0,63). A âncora esteve a menos de 4 Å do Asp189 na janela final em 4 simulações em cada pH, e a mais de 10 Å em 5 em pH 8,2 e 10 em pH 10,0. Uma ocupância de pelo menos 0,70 ocorreu em seis simulações de pH 8,2 (NGGRPDAP, GGKPGEP, os macrociclos PISQIDSGSR, GGHGGG e GGSDHT, e GENGGPG) e em cinco de pH 10,0 (NGGRPDAP, GGKPGEP, GQNDS linear, GGHSE e GGGGH); só NGGRPDAP e GGKPGEP a atingiram nos dois, quatro a atingiram apenas em pH 8,2 e três apenas em pH 10,0, e 39 dos 48 pares em nenhum. A ocupância diferiu em mais de 0,5 entre os pH em nove pares, nos dois sentidos. O desfecho em um pH previu o do outro de modo moderado para a distância final (ρ de Spearman = 0,51,</w:t>
+        <w:t xml:space="preserve">= 0,63). A âncora esteve a menos de 4 Å do Asp189 na janela final em 4 simulações em cada pH, e a mais de 10 Å em 5 em pH 8,2 e 10 em pH 10,0. Uma ocupância de pelo menos 0,70 ocorreu em seis simulações de pH 8,2 (NGGRPDAP, GGKPGEP, os candidatos da frente M PISQIDSGSR, GGHGGG e GGSDHT, e GENGGPG) e em cinco de pH 10,0 (NGGRPDAP, GGKPGEP, GQNDS linear, GGHSE e GGGGH); só NGGRPDAP e GGKPGEP a atingiram nos dois, quatro a atingiram apenas em pH 8,2 e três apenas em pH 10,0, e 39 dos 48 pares em nenhum. A ocupância diferiu em mais de 0,5 entre os pH em nove pares, nos dois sentidos. O desfecho em um pH previu o do outro de modo moderado para a distância final (ρ de Spearman = 0,51,</w:t>
       </w:r>
       <w:r>
         <w:t xml:space="preserve"> </w:t>
@@ -8151,7 +8151,7 @@
         <w:t xml:space="preserve"> </w:t>
       </w:r>
       <w:r>
-        <w:t xml:space="preserve">= 0,002). O GQNDS linear ocupou S1 só na primeira metade em pH 8,2 (0,97 e depois 0,04), o GGHSE saiu (distância final 8,61 Å, ocupância 0,00; |ω| mínimo 149,5° contra 153,7° em pH 10,0) e o GGGGH também (0,07 contra 0,82; partiu de 4,11 Å contra 2,93 Å), ao passo que GGHGGG (0,91 contra 0,00), GGSDHT (1,00 contra 0,00), GENGGPG (0,85 contra 0,41) e PISQIDSGSR ficaram mais perto de S1 em pH 8,2. O PISQIDSGSR, macrociclo com âncora Arg, manteve a Arg em S1 em pH 8,2 (ocupância 1,00, distância final 2,80 Å, partiu de 3,21 Å) e a perdeu em pH 10,0 (0,33; 5,21 Å; partiu de 3,97 Å). NGGRPDAP e GGKPGEP, os dois peptídeos cuja âncora é um resíduo básico seguido de prolina (Arg e Lys), mantiveram S1 nos dois pH: ocupância 0,98 e 1,00 e distância final 2,84 e 2,74 Å para o NGGRPDAP; ocupância 1,00 nos dois pH e 2,71 Å para o GGKPGEP, cujo anel atendeu ao critério estrito em pH 8,2 (|ω| mínimo 156,7° contra 144,5° em pH 10,0).</w:t>
+        <w:t xml:space="preserve">= 0,002). O GQNDS linear ocupou S1 só na primeira metade em pH 8,2 (0,97 e depois 0,04), o GGHSE saiu (distância final 8,61 Å, ocupância 0,00; |ω| mínimo 149,5° contra 153,7° em pH 10,0) e o GGGGH também (0,07 contra 0,82; partiu de 4,11 Å contra 2,93 Å), ao passo que GGHGGG (0,91 contra 0,00), GGSDHT (1,00 contra 0,00), GENGGPG (0,85 contra 0,41) e PISQIDSGSR ficaram mais perto de S1 em pH 8,2. O PISQIDSGSR, candidato da frente M com âncora Arg, manteve a Arg em S1 em pH 8,2 (ocupância 1,00, distância final 2,80 Å, partiu de 3,21 Å) e a perdeu em pH 10,0 (0,33; 5,21 Å; partiu de 3,97 Å). NGGRPDAP e GGKPGEP, os dois peptídeos cuja âncora é um resíduo básico seguido de prolina (Arg e Lys), mantiveram S1 nos dois pH: ocupância 0,98 e 1,00 e distância final 2,84 e 2,74 Å para o NGGRPDAP; ocupância 1,00 nos dois pH e 2,71 Å para o GGKPGEP, cujo anel atendeu ao critério estrito em pH 8,2 (|ω| mínimo 156,7° contra 144,5° em pH 10,0).</w:t>
       </w:r>
       <w:r>
         <w:t xml:space="preserve"> </w:t>
@@ -8327,7 +8327,7 @@
           <wp:inline>
             <wp:extent cx="5334000" cy="3704933"/>
             <wp:effectExtent b="0" l="0" r="0" t="0"/>
-            <wp:docPr descr="Figura 7. Comparação das 48 simulações de pH 8,2 e pH 10,0 (uma execução por pH, com sementes diferentes). (A, B) Distância final âncora–Asp189 e ocupância de S1 a 5 Å na segunda metade, pareadas (linhas pontilhadas: 4 Å e 0,70; teste de Wilcoxon de postos sinalizados). (C–E) pH 8,2 contra pH 10,0 para a distância final, o ΔG do MM-GBSA e o ΔG do PRODIGY nos quadros da trajetória (linha pontilhada: identidade; ρ: correlação de Spearman). Azul: linear; verde-azulado: macrociclo; em destaque: NGGRPDAP, GGKPGEP, GQNDS e GGHSE." title="" id="51" name="Picture"/>
+            <wp:docPr descr="Figura 7. Comparação das 48 simulações de pH 8,2 e pH 10,0 (uma execução por pH, com sementes diferentes). (A, B) Distância final âncora–Asp189 e ocupância de S1 a 5 Å na segunda metade, pareadas (linhas pontilhadas: 4 Å e 0,70; teste de Wilcoxon de postos sinalizados). (C–E) pH 8,2 contra pH 10,0 para a distância final, o ΔG do MM-GBSA e o ΔG do PRODIGY nos quadros da trajetória (linha pontilhada: identidade; ρ: correlação de Spearman). Azul: frente L; verde-azulado: frente M; em destaque: NGGRPDAP, GGKPGEP, GQNDS e GGHSE." title="" id="51" name="Picture"/>
             <a:graphic>
               <a:graphicData uri="http://schemas.openxmlformats.org/drawingml/2006/picture">
                 <pic:pic>
@@ -8380,7 +8380,7 @@
         <w:t xml:space="preserve"> </w:t>
       </w:r>
       <w:r>
-        <w:t xml:space="preserve">Comparação das 48 simulações de pH 8,2 e pH 10,0 (uma execução por pH, com sementes diferentes). (A, B) Distância final âncora–Asp189 e ocupância de S1 a 5 Å na segunda metade, pareadas (linhas pontilhadas: 4 Å e 0,70; teste de Wilcoxon de postos sinalizados). (C–E) pH 8,2 contra pH 10,0 para a distância final, o ΔG do MM-GBSA e o ΔG do PRODIGY nos quadros da trajetória (linha pontilhada: identidade; ρ: correlação de Spearman). Azul: linear; verde-azulado: macrociclo; em destaque: NGGRPDAP, GGKPGEP, GQNDS e GGHSE.</w:t>
+        <w:t xml:space="preserve">Comparação das 48 simulações de pH 8,2 e pH 10,0 (uma execução por pH, com sementes diferentes). (A, B) Distância final âncora–Asp189 e ocupância de S1 a 5 Å na segunda metade, pareadas (linhas pontilhadas: 4 Å e 0,70; teste de Wilcoxon de postos sinalizados). (C–E) pH 8,2 contra pH 10,0 para a distância final, o ΔG do MM-GBSA e o ΔG do PRODIGY nos quadros da trajetória (linha pontilhada: identidade; ρ: correlação de Spearman). Azul: frente L; verde-azulado: frente M; em destaque: NGGRPDAP, GGKPGEP, GQNDS e GGHSE.</w:t>
       </w:r>
     </w:p>
     <w:bookmarkEnd w:id="53"/>
@@ -8494,7 +8494,7 @@
         <w:pStyle w:val="BodyText"/>
       </w:pPr>
       <w:r>
-        <w:t xml:space="preserve">Esses controles foram simulados para outra pergunta — se a ocupância de S1 separa sequência de pose inicial —, que não responderam (Seção 3.5); a distância inicial pareada que os tornou inúteis lá é o que os torna uma linha de base válida aqui. A comparação se apoia em um sítio exposto, uma execução e um pH; uma fração quase de ataque não é uma taxa; e o critério é geométrico, não codifica especificidade, e é por isso que a ligação que mais se aproxima da serina nos peptídeos protegidos, a ligação glicina–resíduo básico que antecede a âncora, não é risco de clivagem para uma enzima que exige lisina ou arginina em P1. O resultado também nada diz sobre exopeptidases: o critério duro avalia o resíduo C-terminal, mas não a aminopeptidase N, que processa um N-terminal livre qualquer que seja a sequência interna; vale, portanto, sem ressalva para o macrociclo e, no peptídeo linear, só para as ligações internas. Um ensaio de estabilidade com tripsina e extrato do intestino médio das lagartas continua sendo o teste decisivo.</w:t>
+        <w:t xml:space="preserve">Esses controles foram simulados para outra pergunta — se a ocupância de S1 separa sequência de pose inicial —, que não responderam (Seção 3.5); a distância inicial pareada que os tornou inúteis lá é o que os torna uma linha de base válida aqui. A comparação se apoia em um sítio exposto, uma execução e um pH; uma fração quase de ataque não é uma taxa; e o critério é geométrico, não codifica especificidade, e é por isso que a ligação que mais se aproxima da serina nos peptídeos protegidos, a ligação glicina–resíduo básico que antecede a âncora, não é risco de clivagem para uma enzima que exige lisina ou arginina em P1. O resultado também nada diz sobre exopeptidases: o critério duro avalia o resíduo C-terminal, mas não a aminopeptidase N, que processa um N-terminal livre qualquer que seja a sequência interna; vale, portanto, sem ressalva para a frente M e, na frente L, só para as ligações internas. Um ensaio de estabilidade com tripsina e extrato do intestino médio das lagartas continua sendo o teste decisivo.</w:t>
       </w:r>
     </w:p>
     <w:p>
@@ -9757,7 +9757,7 @@
         <w:pStyle w:val="BodyText"/>
       </w:pPr>
       <w:r>
-        <w:t xml:space="preserve">Os inibidores naturais forneceram os subsítios (2PTC, 1SFI), os padrões de calibração e a lógica de ancoragem em S1. Não forneceram sua característica definidora: os peptídeos desenhados não têm cisteína, de modo que as alças estabilizadas por dissulfeto de BPTI, SKTI e SFTI-1 (Luckett et al., 1999; Kelly et al., 2005) não são reproduzidas, e o anel cabeça-cauda é a única restrição mantida, em uma das duas frentes. A rigidez não é simplesmente uma vantagem contra tripsinas adaptadas de lepidópteros: um inibidor de Bowman–Birk com sete ligações dissulfeto inibiu as enzimas tipo tripsina de</w:t>
+        <w:t xml:space="preserve">Os inibidores naturais forneceram os subsítios (2PTC, 1SFI), os padrões de calibração e a lógica de ancoragem em S1. Não forneceram sua característica definidora: os peptídeos desenhados não têm cisteína, de modo que as alças estabilizadas por dissulfeto de BPTI, SKTI e SFTI-1 (Luckett et al., 1999; Kelly et al., 2005) não são reproduzidas, e o fechamento cabeça-cauda é a única restrição mantida, e só na frente M. A rigidez não é simplesmente uma vantagem contra tripsinas adaptadas de lepidópteros: um inibidor de Bowman–Birk com sete ligações dissulfeto inibiu as enzimas tipo tripsina de</w:t>
       </w:r>
       <w:r>
         <w:t xml:space="preserve"> </w:t>
@@ -9870,7 +9870,7 @@
         <w:t xml:space="preserve">A. gemmatalis</w:t>
       </w:r>
       <w:r>
-        <w:t xml:space="preserve">, preferem arginina ou lisina ali (Patarroyo-Vargas et al., 2017; Meriño-Cabrera et al., 2022); o critério duro seleciona, portanto, contra o resíduo mais adequado para engajar o Asp189. Ao proibir os nove resíduos que as três especificidades primárias documentadas assumem em P1, ele deixa peptídeos com quase metade de glicina e só nove resíduos básicos, cada um protegido por uma prolina seguinte, uma exceção tirada da especificidade geral das enzimas e aproximada para cada espécie. O critério não proíbe todo P1 concebível: glicina e serina, que regras amplas de elastase também listam, foram mantidas, porque a enzima de Lepidoptera caracterizada até aqui é do tipo elastase-2, com P1 = Leu, e porque excluí-las deixa 13 dos 527 candidatos (Seções 2.4 e 3.3). A seleção troca, assim, um risco por outro — remove os sítios das enzimas que foram medidas nesses intestinos e enriquece peptídeos cujas posições P1 são resíduos pequenos que não foram — e o enriquecimento é consequência da regra, não evidência de estabilidade. Tais sequências são provavelmente flexíveis, o que pode custar entropia de ligação, e lhes faltam as cadeias laterais que definem a interação de S1 dos inibidores canônicos. A alternativa canônica é a rigidez, que melhora a ligação em cerca de seis ordens de grandeza e protege contra a proteólise (Kelly et al., 2005); um macrociclo poderia tolerar um P1 básico que uma regra linear de motivos sinaliza. Os três candidatos que carregam uma Lys ou Arg (NGGRPDAP, PISQIDSGSR, GGKPGEP) são aqueles em que isso pode ser examinado, e a presente triagem não diz se sua conformação mantém esse resíduo protegido (a Seção 3.8 relata a geometria de ataque nas simulações). A ciclização remove as extremidades expostas, mas não os sítios internos (o macrociclo ganhou só 16 sequências sobre o conjunto linear), e a aminopeptidase N, que precisa de um N-terminal livre, não é tratada nos peptídeos lineares. As regras de motivos são grosseiras (uma contagem ponderada de sítios; a regra tipo elastase sinaliza quatro resíduos comuns), e RESISTENTE é uma previsão de baixa carga de motivos, não uma medida de estabilidade no intestino médio.</w:t>
+        <w:t xml:space="preserve">, preferem arginina ou lisina ali (Patarroyo-Vargas et al., 2017; Meriño-Cabrera et al., 2022); o critério duro seleciona, portanto, contra o resíduo mais adequado para engajar o Asp189. Ao proibir os nove resíduos que as três especificidades primárias documentadas assumem em P1, ele deixa peptídeos com quase metade de glicina e só nove resíduos básicos, cada um protegido por uma prolina seguinte, uma exceção tirada da especificidade geral das enzimas e aproximada para cada espécie. O critério não proíbe todo P1 concebível: glicina e serina, que regras amplas de elastase também listam, foram mantidas, porque a enzima de Lepidoptera caracterizada até aqui é do tipo elastase-2, com P1 = Leu, e porque excluí-las deixa 13 dos 527 candidatos (Seções 2.4 e 3.3). A seleção troca, assim, um risco por outro — remove os sítios das enzimas que foram medidas nesses intestinos e enriquece peptídeos cujas posições P1 são resíduos pequenos que não foram — e o enriquecimento é consequência da regra, não evidência de estabilidade. Tais sequências são provavelmente flexíveis, o que pode custar entropia de ligação, e lhes faltam as cadeias laterais que definem a interação de S1 dos inibidores canônicos. A alternativa canônica é a rigidez, que melhora a ligação em cerca de seis ordens de grandeza e protege contra a proteólise (Kelly et al., 2005); um esqueleto fechado poderia tolerar um P1 básico que uma regra linear de motivos sinaliza. Os três candidatos que carregam uma Lys ou Arg (NGGRPDAP, PISQIDSGSR, GGKPGEP) são aqueles em que isso pode ser examinado, e a presente triagem não diz se sua conformação mantém esse resíduo protegido (a Seção 3.8 relata a geometria de ataque nas simulações). Fechar o esqueleto remove as extremidades expostas, mas não os sítios internos (a frente M ganhou só 16 sequências sobre a frente L), e a aminopeptidase N, que precisa de um N-terminal livre, não é tratada na frente L. As regras de motivos são grosseiras (uma contagem ponderada de sítios; a regra tipo elastase sinaliza quatro resíduos comuns), e RESISTENTE é uma previsão de baixa carga de motivos, não uma medida de estabilidade no intestino médio.</w:t>
       </w:r>
     </w:p>
     <w:p>
@@ -9942,7 +9942,7 @@
         </w:numPr>
       </w:pPr>
       <w:r>
-        <w:t xml:space="preserve">Todos os resultados são computacionais; nenhum ensaio de inibição ou de estabilidade foi feito. (ii) A seletividade não foi tratada: S1 é conservado entre tripsinas, e um peptídeo ancorado ali não pode ser presumido como poupando proteases não alvo. (iii) Os receptores são modelos do AlphaFold, e a expressão no intestino médio não está documentada nas espécies-praga. (iv) O ProteinMPNN redesenhou o receptor junto com o peptídeo e só oito dos 15 resíduos de ponto quente chegaram ao RFdiffusion. Todo esqueleto foi gerado como macrociclo cabeça-cauda, de modo que a frente linear é o mesmo conjunto de sequências lido com extremidades livres e redobrado pelo Boltz-2, e não uma campanha desenhada para a forma linear; um esqueleto difundido como peptídeo linear poderia dar sequências diferentes, e nenhuma comparação feita aqui separa o efeito da forma do dessa assimetria. (v) O critério de não clivabilidade é uma previsão em nível de motivo: cobre os resíduos P1 das atividades tipo tripsina e tipo quimotripsina/elastase-2 medidas em intestino médio de Lepidoptera, acrescenta Ala e Val por uma especificidade tipo elastase-1 não caracterizada nessas espécies e deixa glicina e serina sem exclusão, de modo que atividade de P1 pequeno e de oligopeptidases não é tratada; a exceção K/R–Pro é estatística e a aminopeptidase N não é excluída nos peptídeos lineares. (vi) Cada simulação é uma única execução de 10 ns com um campo de força, e trajetórias únicas podem dar conclusões falso-positivas (Knapp et al., 2018); o peptídeo linear tem extremidades NH</w:t>
+        <w:t xml:space="preserve">Todos os resultados são computacionais; nenhum ensaio de inibição ou de estabilidade foi feito. (ii) A seletividade não foi tratada: S1 é conservado entre tripsinas, e um peptídeo ancorado ali não pode ser presumido como poupando proteases não alvo. (iii) Os receptores são modelos do AlphaFold, e a expressão no intestino médio não está documentada nas espécies-praga. (iv) O ProteinMPNN redesenhou o receptor junto com o peptídeo e só oito dos 15 resíduos de ponto quente chegaram ao RFdiffusion. A difusão foi feita com as extremidades do esqueleto unidas, de modo que a frente L toma o mesmo conjunto de sequências com extremidades livres e o redobra com o Boltz-2, em vez de se apoiar numa campanha difundida para a forma aberta; um esqueleto difundido como peptídeo linear poderia dar sequências diferentes, e nenhuma comparação feita aqui separa o efeito da forma do dessa assimetria. (v) O critério de não clivabilidade é uma previsão em nível de motivo: cobre os resíduos P1 das atividades tipo tripsina e tipo quimotripsina/elastase-2 medidas em intestino médio de Lepidoptera, acrescenta Ala e Val por uma especificidade tipo elastase-1 não caracterizada nessas espécies e deixa glicina e serina sem exclusão, de modo que atividade de P1 pequeno e de oligopeptidases não é tratada; a exceção K/R–Pro é estatística e a aminopeptidase N não é excluída na frente L. (vi) Cada simulação é uma única execução de 10 ns com um campo de força, e trajetórias únicas podem dar conclusões falso-positivas (Knapp et al., 2018); o peptídeo linear tem extremidades NH</w:t>
       </w:r>
       <w:r>
         <w:rPr>
@@ -10611,7 +10611,7 @@
           <wp:inline>
             <wp:extent cx="4679999" cy="1768489"/>
             <wp:effectExtent b="0" l="0" r="0" t="0"/>
-            <wp:docPr descr="Figura S6. Integridade do anel nas simulações cíclicas de A. gemmatalis (10 ns, pH 10,0): distância C–N de fechamento, ângulo ω de fechamento em valor absoluto ao longo do tempo e distribuição de ω. Linhas tracejadas: os limites declarados de antemão (C–N ≤ 1,5 Å, ω ≥ 150°)." title="" id="90" name="Picture"/>
+            <wp:docPr descr="Figura S6. Integridade da ligação de fechamento nas simulações da frente M de A. gemmatalis (10 ns, pH 10,0): distância C–N de fechamento, ângulo ω de fechamento em valor absoluto ao longo do tempo e distribuição de ω. Linhas tracejadas: os limites declarados de antemão (C–N ≤ 1,5 Å, ω ≥ 150°)." title="" id="90" name="Picture"/>
             <a:graphic>
               <a:graphicData uri="http://schemas.openxmlformats.org/drawingml/2006/picture">
                 <pic:pic>
@@ -10664,7 +10664,7 @@
         <w:t xml:space="preserve"> </w:t>
       </w:r>
       <w:r>
-        <w:t xml:space="preserve">Integridade do anel nas simulações cíclicas de</w:t>
+        <w:t xml:space="preserve">Integridade da ligação de fechamento nas simulações da frente M de</w:t>
       </w:r>
       <w:r>
         <w:t xml:space="preserve"> </w:t>
@@ -10757,7 +10757,7 @@
           <wp:inline>
             <wp:extent cx="4679999" cy="1546051"/>
             <wp:effectExtent b="0" l="0" r="0" t="0"/>
-            <wp:docPr descr="Figura S8. Co-dobramento com o Boltz-2 dos 1.829 macrociclos da primeira rodada: ipTM e pLDDT do complexo por espécie e ipTM médio por comprimento." title="" id="96" name="Picture"/>
+            <wp:docPr descr="Figura S8. Co-dobramento com o Boltz-2 das 1.829 sequências resistentes da primeira rodada: ipTM e pLDDT do complexo por espécie e ipTM médio por comprimento." title="" id="96" name="Picture"/>
             <a:graphic>
               <a:graphicData uri="http://schemas.openxmlformats.org/drawingml/2006/picture">
                 <pic:pic>
@@ -10810,7 +10810,7 @@
         <w:t xml:space="preserve"> </w:t>
       </w:r>
       <w:r>
-        <w:t xml:space="preserve">Co-dobramento com o Boltz-2 dos 1.829 macrociclos da primeira rodada: ipTM e pLDDT do complexo por espécie e ipTM médio por comprimento.</w:t>
+        <w:t xml:space="preserve">Co-dobramento com o Boltz-2 das 1.829 sequências resistentes da primeira rodada: ipTM e pLDDT do complexo por espécie e ipTM médio por comprimento.</w:t>
       </w:r>
     </w:p>
     <w:p>
@@ -15509,7 +15509,7 @@
               <w:rPr>
                 <w:sz w:val="18"/>
               </w:rPr>
-              <w:t xml:space="preserve">Macrociclo cabeça-cauda em todos os 880 esqueletos; nenhum esqueleto linear gerado</w:t>
+              <w:t xml:space="preserve">Difusão com as extremidades unidas (fechamento cabeça-cauda) nos 880 esqueletos; as duas formas químicas são então avaliadas como frentes L e M</w:t>
             </w:r>
           </w:p>
         </w:tc>

--- a/manuscript/Manuscrito_PT_leitura.docx
+++ b/manuscript/Manuscrito_PT_leitura.docx
@@ -342,22 +342,22 @@
               <w:rPr>
                 <w:sz w:val="18"/>
               </w:rPr>
-              <w:t xml:space="preserve">9,327 palavras no original em inglês (corpo sem tabelas, títulos e legendas; cada citação contada como uma palavra); tradução: 10,148</w:t>
-            </w:r>
-          </w:p>
-        </w:tc>
-        <w:tc>
-          <w:tcPr/>
-          <w:p>
-            <w:pPr>
-              <w:pStyle w:val="Compact"/>
-              <w:spacing w:line="240" w:lineRule="auto"/>
-            </w:pPr>
-            <w:r>
-              <w:rPr>
-                <w:sz w:val="18"/>
-              </w:rPr>
-              <w:t xml:space="preserve">OK (margem de 2,673 palavras)</w:t>
+              <w:t xml:space="preserve">7,224 palavras no original em inglês (corpo sem tabelas, títulos e legendas; cada citação contada como uma palavra); tradução: 7,873</w:t>
+            </w:r>
+          </w:p>
+        </w:tc>
+        <w:tc>
+          <w:tcPr/>
+          <w:p>
+            <w:pPr>
+              <w:pStyle w:val="Compact"/>
+              <w:spacing w:line="240" w:lineRule="auto"/>
+            </w:pPr>
+            <w:r>
+              <w:rPr>
+                <w:sz w:val="18"/>
+              </w:rPr>
+              <w:t xml:space="preserve">OK (margem de 4,776 palavras)</w:t>
             </w:r>
           </w:p>
         </w:tc>
@@ -794,7 +794,7 @@
               <w:rPr>
                 <w:sz w:val="18"/>
               </w:rPr>
-              <w:t xml:space="preserve">91 referências, todas com metadados conferidos no Crossref/PubMed; nenhuma citada sem estar na lista, nenhuma na lista sem ser citada</w:t>
+              <w:t xml:space="preserve">81 referências, todas com metadados conferidos no Crossref/PubMed; nenhuma citada sem estar na lista, nenhuma na lista sem ser citada</w:t>
             </w:r>
           </w:p>
         </w:tc>
@@ -2174,7 +2174,7 @@
     </w:p>
     <w:bookmarkEnd w:id="12"/>
     <w:bookmarkEnd w:id="13"/>
-    <w:bookmarkStart w:id="107" w:name="X23591a77a83980075fb05aa903afeec2d1a80f4"/>
+    <w:bookmarkStart w:id="105" w:name="X23591a77a83980075fb05aa903afeec2d1a80f4"/>
     <w:p>
       <w:pPr>
         <w:pStyle w:val="Heading1"/>
@@ -2248,10 +2248,7 @@
         <w:t xml:space="preserve"> </w:t>
       </w:r>
       <w:r>
-        <w:rPr>
-          <w:rStyle w:val="Pendente"/>
-        </w:rPr>
-        <w:t xml:space="preserve">LISTA DE AUTORES A COMPLETAR</w:t>
+        <w:t xml:space="preserve">Eulálio Gutemberg Dias dos Santos</w:t>
       </w:r>
       <w:r>
         <w:br/>
@@ -2830,7 +2827,7 @@
       </w:r>
     </w:p>
     <w:bookmarkEnd w:id="18"/>
-    <w:bookmarkStart w:id="28" w:name="material-e-métodos"/>
+    <w:bookmarkStart w:id="26" w:name="material-e-métodos"/>
     <w:p>
       <w:pPr>
         <w:pStyle w:val="Heading2"/>
@@ -2853,7 +2850,7 @@
         <w:pStyle w:val="FirstParagraph"/>
       </w:pPr>
       <w:r>
-        <w:t xml:space="preserve">Proteases digestivas do tipo tripsina de oito espécies-praga (</w:t>
+        <w:t xml:space="preserve">Proteases digestivas do tipo tripsina de oito lepidópteros-praga (</w:t>
       </w:r>
       <w:r>
         <w:rPr>
@@ -2954,7 +2951,7 @@
         <w:t xml:space="preserve">A. gemmatalis</w:t>
       </w:r>
       <w:r>
-        <w:t xml:space="preserve">) e das referências</w:t>
+        <w:t xml:space="preserve">) foram selecionadas como alvos, além de duas referências,</w:t>
       </w:r>
       <w:r>
         <w:t xml:space="preserve"> </w:t>
@@ -2983,10 +2980,233 @@
         <w:t xml:space="preserve">Bombyx mori</w:t>
       </w:r>
       <w:r>
-        <w:t xml:space="preserve"> </w:t>
-      </w:r>
-      <w:r>
-        <w:t xml:space="preserve">foram modeladas com estruturas do AlphaFold v2 (Jumper et al., 2021; Varadi et al., 2024) (Tabela 1). Só as entradas de</w:t>
+        <w:t xml:space="preserve">, que foram modeladas com estruturas do AlphaFold v2 (Jumper et al., 2021; Varadi et al., 2024) (Tabela 1). O resíduo de especificidade foi localizado seis resíduos antes da serina catalítica (motivo G[DN]SGG[PT]), um deslocamento calibrado com a tripsina bovina (UniProt Consortium, 2025). As posições da tríade catalítica e do bolsão S1, com o Asp189 como resíduo de especificidade, foram conferidas por homologia contra a tripsina bovina (Tabela S2). Os sítios S4–S3′ (Schechter e Berger, 1967) foram definidos a partir de dois complexos cristalográficos da tripsina bovina (Berman et al., 2000), 2PTC (BPTI) e 1SFI (SFTI-1; Luckett et al., 1999). Cada cadeia de tripsina foi alinhada a cada receptor com o Foldseek em modo TM-align (van Kempen et al., 2024; Zhang e Skolnick, 2005) e aceita com TM-score de pelo menos 0,5 e RMSD de no máximo 3,0 Å.</w:t>
+      </w:r>
+    </w:p>
+    <w:bookmarkEnd w:id="19"/>
+    <w:bookmarkStart w:id="20" w:name="calibração-de-escores"/>
+    <w:p>
+      <w:pPr>
+        <w:pStyle w:val="Heading3"/>
+      </w:pPr>
+      <w:r>
+        <w:t xml:space="preserve">2.2 Calibração de escores</w:t>
+      </w:r>
+    </w:p>
+    <w:p>
+      <w:pPr>
+        <w:pStyle w:val="FirstParagraph"/>
+      </w:pPr>
+      <w:r>
+        <w:t xml:space="preserve">Seis inibidores naturais serviram de controles positivos: BPTI (1BPI; Parkin et al., 1996), SFTI-1, inibidor de Kunitz da soja (SKTI, 1AVU; Song e Suh, 1998), inibidor de Bowman–Birk (BBI, 1BBI; Werner e Wemmer, 1992), o inibidor de</w:t>
+      </w:r>
+      <w:r>
+        <w:t xml:space="preserve"> </w:t>
+      </w:r>
+      <w:r>
+        <w:rPr>
+          <w:i/>
+          <w:iCs/>
+        </w:rPr>
+        <w:t xml:space="preserve">Enterolobium contortisiliquum</w:t>
+      </w:r>
+      <w:r>
+        <w:t xml:space="preserve"> </w:t>
+      </w:r>
+      <w:r>
+        <w:t xml:space="preserve">(EcTI, 4J2K; Zhou et al., 2013) e ApTI. Para cada um, gerou-se uma isca embaralhada da mesma composição de aminoácidos. Cada ligante foi modelado com a β-tripsina bovina e com o modelo de</w:t>
+      </w:r>
+      <w:r>
+        <w:t xml:space="preserve"> </w:t>
+      </w:r>
+      <w:r>
+        <w:rPr>
+          <w:i/>
+          <w:iCs/>
+        </w:rPr>
+        <w:t xml:space="preserve">S. frugiperda</w:t>
+      </w:r>
+      <w:r>
+        <w:t xml:space="preserve"> </w:t>
+      </w:r>
+      <w:r>
+        <w:t xml:space="preserve">A0A089QDB3 (22 sistemas). Dois tipos de escore foram comparados: (i) confiança do Boltz-2 (Passaro et al., 2025), com o seu ipTM e o pLDDT do complexo; (ii) RMSD do esqueleto do ligante após superposição no receptor em uma simulação de 2 ns.</w:t>
+      </w:r>
+    </w:p>
+    <w:bookmarkEnd w:id="20"/>
+    <w:bookmarkStart w:id="21" w:name="Xaf1a1df1337703c69782741b3683d5fef58df42"/>
+    <w:p>
+      <w:pPr>
+        <w:pStyle w:val="Heading3"/>
+      </w:pPr>
+      <w:r>
+        <w:t xml:space="preserve">2.3 Geração de esqueletos e desenho de sequências</w:t>
+      </w:r>
+    </w:p>
+    <w:p>
+      <w:pPr>
+        <w:pStyle w:val="FirstParagraph"/>
+      </w:pPr>
+      <w:r>
+        <w:t xml:space="preserve">Os esqueletos peptídicos foram gerados com o RFdiffusion 1.1.0 (Watson et al., 2023), gerando dez esqueletos para cada um, com 11 diferentes comprimentos (5, 6, 7, 8, 10, 12, 14, 16, 18, 19, 20 resíduos) e cada um dos oito alvos, um total de 880 esqueletos. Os pontos quentes foram os resíduos de S1 e S2 transferidos do 1SFI; só os oito primeiros em número de resíduos chegaram ao RFdiffusion (equivalentes de His57, Leu99, Asp189, Ser190, Cys191, Gln192, Gly193 e Asp194). O ProteinMPNN (Dauparas et al., 2022) rodou com as definições de cadeia padrão, de modo que o receptor também foi redesenhado e só o peptídeo foi mantido. Sequências idênticas foram reunidas em cada espécie. Foram definidos dois perfis estruturais, linear e cíclico, denominados frente L (peptídeo linear com extremidades livres) e frente M (peptídeo cíclico cabeça-cauda).</w:t>
+      </w:r>
+    </w:p>
+    <w:bookmarkEnd w:id="21"/>
+    <w:bookmarkStart w:id="22" w:name="triagens-de-clivagem"/>
+    <w:p>
+      <w:pPr>
+        <w:pStyle w:val="Heading3"/>
+      </w:pPr>
+      <w:r>
+        <w:t xml:space="preserve">2.4 Triagens de clivagem</w:t>
+      </w:r>
+    </w:p>
+    <w:p>
+      <w:pPr>
+        <w:pStyle w:val="FirstParagraph"/>
+      </w:pPr>
+      <w:r>
+        <w:t xml:space="preserve">Cada sequência foi varrida de forma com sete regras simplificadas de motivo P1 baseadas no PeptideCutter (Gasteiger et al., 2005) (tripsina, quimotripsina, elastase e pepsina). Uma contagem ponderada de sítios (pesos 1,0, 0,6 e 0,3 para as prioridades 1–3 das enzimas; só sítios internos para a tripsina; dividida por 10 e limitada a 1) deu o escore. As sequências foram classificadas como resistentes, sem sítio interno de tripsina e com escore abaixo de 0,3; marginal, com no máximo um sítio interno e escore abaixo de 0,5; susceptível nos demais casos. Critério anti-clivagem: Uma sequência foi mantida só se nenhum resíduo fosse K ou R (tripsina), F, Y, W, L ou M (quimotripsina e elastase-2), ou A ou V (elastase-1).</w:t>
+      </w:r>
+    </w:p>
+    <w:bookmarkEnd w:id="22"/>
+    <w:bookmarkStart w:id="23" w:name="X4ad4a271862c79f8dc989954b8400ea8ab268c6"/>
+    <w:p>
+      <w:pPr>
+        <w:pStyle w:val="Heading3"/>
+      </w:pPr>
+      <w:r>
+        <w:t xml:space="preserve">2.5 Co-dobramento, reescore e qualidade da pose</w:t>
+      </w:r>
+    </w:p>
+    <w:p>
+      <w:pPr>
+        <w:pStyle w:val="FirstParagraph"/>
+      </w:pPr>
+      <w:r>
+        <w:t xml:space="preserve">Os candidatos foram co-dobrados com o Boltz-2 2.2.1 (Passaro et al., 2025). Foram avaliadas as métricas de qualidade (pLDDT e ipTM). Os dez melhores candidatos por espécie e frente (L ou M) foram re-preditos com cinco amostras de difusão, três ciclos de reciclagem, potenciais de tempo de inferência e três sementes (15 predições); o escore é a média e a melhor amostra é a estrutura inicial. Foram construídos três controles embaralhados por candidato, preditos com o mesmo protocolo, e Δ = escore do candidato − escore médio de seus controles. O melhor candidato de cada espécie também foi co-dobrado com os sete outros receptores (matriz cruzada 8 × 8). Os três candidatos por espécie e frente com maior confiança média entre as sequências distintas (24 por frente) seguiram para a simulação; Δ não foi usado na seleção.</w:t>
+      </w:r>
+    </w:p>
+    <w:bookmarkEnd w:id="23"/>
+    <w:bookmarkStart w:id="24" w:name="dinâmica-molecular"/>
+    <w:p>
+      <w:pPr>
+        <w:pStyle w:val="Heading3"/>
+      </w:pPr>
+      <w:r>
+        <w:t xml:space="preserve">2.6 Dinâmica molecular</w:t>
+      </w:r>
+    </w:p>
+    <w:p>
+      <w:pPr>
+        <w:pStyle w:val="FirstParagraph"/>
+      </w:pPr>
+      <w:r>
+        <w:t xml:space="preserve">Cada um dos 48 complexos foi simulado por 10 ns em pH 8,2 e pH 10,0; a protonação foi atribuída com o PROPKA 3 (Olsson et al., 2011) pelo PDB2PQR (Dolinsky et al., 2007). Os sistemas foram montados com o GROMACS 2025.4 (Abraham et al., 2015); o campo de força usado foi o CHARMM36 (Huang e MacKerell, 2013) e água TIP3P (Jorgensen et al., 1983), em caixa dodecaédrica (margem de 1,2 nm, KCl 0,10 M). O peptídeo linear tem extremidades NH</w:t>
+      </w:r>
+      <w:r>
+        <w:rPr>
+          <w:vertAlign w:val="subscript"/>
+        </w:rPr>
+        <w:t xml:space="preserve">3</w:t>
+      </w:r>
+      <w:r>
+        <w:rPr>
+          <w:vertAlign w:val="superscript"/>
+        </w:rPr>
+        <w:t xml:space="preserve">+</w:t>
+      </w:r>
+      <w:r>
+        <w:t xml:space="preserve"> </w:t>
+      </w:r>
+      <w:r>
+        <w:t xml:space="preserve">e COO</w:t>
+      </w:r>
+      <w:r>
+        <w:rPr>
+          <w:vertAlign w:val="superscript"/>
+        </w:rPr>
+        <w:t xml:space="preserve">−</w:t>
+      </w:r>
+      <w:r>
+        <w:t xml:space="preserve"> </w:t>
+      </w:r>
+      <w:r>
+        <w:t xml:space="preserve">nos dois pH; na frente M não há extremidades. Após a minimização, 200 ps de NVT e 500 ps de NPT com restrições de posição (1.000 kJ mol</w:t>
+      </w:r>
+      <w:r>
+        <w:rPr>
+          <w:vertAlign w:val="superscript"/>
+        </w:rPr>
+        <w:t xml:space="preserve">−1</w:t>
+      </w:r>
+      <w:r>
+        <w:t xml:space="preserve"> </w:t>
+      </w:r>
+      <w:r>
+        <w:t xml:space="preserve">nm</w:t>
+      </w:r>
+      <w:r>
+        <w:rPr>
+          <w:vertAlign w:val="superscript"/>
+        </w:rPr>
+        <w:t xml:space="preserve">−2</w:t>
+      </w:r>
+      <w:r>
+        <w:t xml:space="preserve">), a produção durou 10 ns a 300 K e 1 bar, e cada sistema foi executado uma vez por pH com semente aleatória.</w:t>
+      </w:r>
+    </w:p>
+    <w:bookmarkEnd w:id="24"/>
+    <w:bookmarkStart w:id="25" w:name="Xb9714b1db21677d57147e41a45878cd95b1e9f8"/>
+    <w:p>
+      <w:pPr>
+        <w:pStyle w:val="Heading3"/>
+      </w:pPr>
+      <w:r>
+        <w:t xml:space="preserve">2.7 Análise das trajetórias e filtros de energia</w:t>
+      </w:r>
+    </w:p>
+    <w:p>
+      <w:pPr>
+        <w:pStyle w:val="FirstParagraph"/>
+      </w:pPr>
+      <w:r>
+        <w:t xml:space="preserve">As trajetórias foram analisadas através do mapeamento temporal do resíduo que interage com o equivalente ao Asp189, identificando-se como âncora o resíduo de menor distância média. A ocupância de S1 é a fração de quadros com distância âncora–Asp189 nos comprimentos de 4–6 Å, calculada. A distância âncora–Asp189 e o RMSD de Cα do peptídeo após superposição no receptor são dados para uma janela inicial (primeiros 0,4 ns) e uma final (últimos 2 ns). A triagem declarada de antemão exigia ocupação na segunda metade ≥ 70%, a mesma âncora. Para cálculos de energia livre, foram usados o MM-GBSA (Valdés-Tresanco et al., 2021) e o PRODIGY (Vangone e Bonvin, 2015). As simulações de pH 8,2 e de pH 10,0 são pareadas e comparadas pela diferença pareada de cada métrica (teste de postos sinalizados de Wilcoxon), pela correlação de postos entre pH.</w:t>
+      </w:r>
+    </w:p>
+    <w:p>
+      <w:r>
+        <w:pict>
+          <v:rect style="width:0;height:1.5pt" o:hralign="center" o:hrstd="t" o:hr="t"/>
+        </w:pict>
+      </w:r>
+    </w:p>
+    <w:bookmarkEnd w:id="25"/>
+    <w:bookmarkEnd w:id="26"/>
+    <w:bookmarkStart w:id="56" w:name="resultados"/>
+    <w:p>
+      <w:pPr>
+        <w:pStyle w:val="Heading2"/>
+      </w:pPr>
+      <w:r>
+        <w:t xml:space="preserve">3 Resultados</w:t>
+      </w:r>
+    </w:p>
+    <w:bookmarkStart w:id="27" w:name="Xa38c64f56c14195f30fce93282fc3ac55756754"/>
+    <w:p>
+      <w:pPr>
+        <w:pStyle w:val="Heading3"/>
+      </w:pPr>
+      <w:r>
+        <w:t xml:space="preserve">3.1 Painel de receptores e transferência dos subsítios</w:t>
+      </w:r>
+    </w:p>
+    <w:p>
+      <w:pPr>
+        <w:pStyle w:val="FirstParagraph"/>
+      </w:pPr>
+      <w:r>
+        <w:t xml:space="preserve">As dez sequências têm o motivo catalítico G[DN]SGG[PT] e um aspartato na posição de especificidade, resíduo Asp189 homólogo à tripsina bovina (Tabela 1). A identidade com a tripsina B de</w:t>
       </w:r>
       <w:r>
         <w:t xml:space="preserve"> </w:t>
@@ -3002,796 +3222,6 @@
         <w:t xml:space="preserve"> </w:t>
       </w:r>
       <w:r>
-        <w:t xml:space="preserve">são revisadas e têm evidência de expressão no intestino médio; para as demais espécies as entradas foram escolhidas por homologia. A identidade com a tripsina B de</w:t>
-      </w:r>
-      <w:r>
-        <w:t xml:space="preserve"> </w:t>
-      </w:r>
-      <w:r>
-        <w:rPr>
-          <w:i/>
-          <w:iCs/>
-        </w:rPr>
-        <w:t xml:space="preserve">M. sexta</w:t>
-      </w:r>
-      <w:r>
-        <w:t xml:space="preserve"> </w:t>
-      </w:r>
-      <w:r>
-        <w:t xml:space="preserve">(P35046) usou um alinhamento global BLOSUM62 (Cock et al., 2009). O resíduo de especificidade foi localizado seis resíduos antes da serina catalítica (motivo G[DN]SGG[PT]), um deslocamento calibrado com a tripsina bovina (UniProt Consortium, 2025). As posições da tríade catalítica e do bolsão S1, com o Asp189 como resíduo de especificidade, foram conferidas em cada modelo por alinhamento global com a tripsina bovina e pelas distâncias de ligação de hidrogênio nas coordenadas do AlphaFold (Tabela S2).</w:t>
-      </w:r>
-    </w:p>
-    <w:p>
-      <w:pPr>
-        <w:pStyle w:val="BodyText"/>
-      </w:pPr>
-      <w:r>
-        <w:t xml:space="preserve">Os subsítios S4–S3′ (Schechter e Berger, 1967) foram definidos a partir de dois complexos cristalográficos da tripsina bovina (Berman et al., 2000), 2PTC (BPTI) e 1SFI (SFTI-1; Luckett et al., 1999). O P1 foi o resíduo do inibidor cujo carbono carbonílico fica mais perto do Oγ da serina catalítica, e um resíduo da tripsina foi atribuído a um subsítio quando qualquer um de seus átomos estava a até 4,5 Å do resíduo correspondente do inibidor. Cada cadeia de tripsina foi alinhada a cada receptor com o Foldseek em modo TM-align (van Kempen et al., 2024; Zhang e Skolnick, 2005), os resíduos foram transferidos pelo alinhamento e um par receptor–molde foi aceito com TM-score de pelo menos 0,5, valor acima do qual duas estruturas são, em sua maioria, do mesmo enovelamento (Xu e Zhang, 2010), e RMSD de no máximo 3,0 Å.</w:t>
-      </w:r>
-    </w:p>
-    <w:bookmarkEnd w:id="19"/>
-    <w:bookmarkStart w:id="20" w:name="calibração-da-escada-de-escores"/>
-    <w:p>
-      <w:pPr>
-        <w:pStyle w:val="Heading3"/>
-      </w:pPr>
-      <w:r>
-        <w:t xml:space="preserve">2.2 Calibração da escada de escores</w:t>
-      </w:r>
-    </w:p>
-    <w:p>
-      <w:pPr>
-        <w:pStyle w:val="FirstParagraph"/>
-      </w:pPr>
-      <w:r>
-        <w:t xml:space="preserve">Seis inibidores naturais serviram de controles positivos: BPTI (1BPI; Parkin et al., 1996), SFTI-1 (1SFI; naturalmente um peptídeo bicíclico cabeça-cauda, aqui modelado como a sequência linear de 14 resíduos), inibidor de Kunitz da soja (SKTI, 1AVU; Song e Suh, 1998), inibidor de Bowman–Birk (BBI, 1BBI; Werner e Wemmer, 1992), o inibidor de</w:t>
-      </w:r>
-      <w:r>
-        <w:t xml:space="preserve"> </w:t>
-      </w:r>
-      <w:r>
-        <w:rPr>
-          <w:i/>
-          <w:iCs/>
-        </w:rPr>
-        <w:t xml:space="preserve">Enterolobium contortisiliquum</w:t>
-      </w:r>
-      <w:r>
-        <w:t xml:space="preserve"> </w:t>
-      </w:r>
-      <w:r>
-        <w:t xml:space="preserve">(EcTI, 4J2K; Zhou et al., 2013) e ApTI (UniProt; sem estrutura). Para cada um, exceto o ApTI, gerou-se uma isca embaralhada de mesma composição. Cada ligante foi modelado com a β-tripsina bovina e com o modelo de</w:t>
-      </w:r>
-      <w:r>
-        <w:t xml:space="preserve"> </w:t>
-      </w:r>
-      <w:r>
-        <w:rPr>
-          <w:i/>
-          <w:iCs/>
-        </w:rPr>
-        <w:t xml:space="preserve">S. frugiperda</w:t>
-      </w:r>
-      <w:r>
-        <w:t xml:space="preserve"> </w:t>
-      </w:r>
-      <w:r>
-        <w:t xml:space="preserve">A0A089QDB3 (22 sistemas). Dois tipos de escore foram comparados: (i) confiança do Boltz-2 (Passaro et al., 2025) (MSA do ColabFold (Mirdita et al., 2022); uma amostra), com o seu ipTM e o pLDDT do complexo; (ii) RMSD do esqueleto do ligante após superposição no receptor em uma simulação de 2 ns (Seção 2.6; último terço; pH 8,0 para a tripsina bovina e 10,0 para o modelo de</w:t>
-      </w:r>
-      <w:r>
-        <w:t xml:space="preserve"> </w:t>
-      </w:r>
-      <w:r>
-        <w:rPr>
-          <w:i/>
-          <w:iCs/>
-        </w:rPr>
-        <w:t xml:space="preserve">S. frugiperda</w:t>
-      </w:r>
-      <w:r>
-        <w:t xml:space="preserve">). Um escore separou um par quando o inibidor real teve o melhor valor, com a direção fixada de antemão. Os dez pares não são independentes, porque cada isca é usada com dois receptores.</w:t>
-      </w:r>
-    </w:p>
-    <w:bookmarkEnd w:id="20"/>
-    <w:bookmarkStart w:id="21" w:name="Xaf1a1df1337703c69782741b3683d5fef58df42"/>
-    <w:p>
-      <w:pPr>
-        <w:pStyle w:val="Heading3"/>
-      </w:pPr>
-      <w:r>
-        <w:t xml:space="preserve">2.3 Geração de esqueletos e desenho de sequências</w:t>
-      </w:r>
-    </w:p>
-    <w:p>
-      <w:pPr>
-        <w:pStyle w:val="FirstParagraph"/>
-      </w:pPr>
-      <w:r>
-        <w:t xml:space="preserve">Os esqueletos peptídicos foram gerados com o RFdiffusion 1.1.0 (Watson et al., 2023) (</w:t>
-      </w:r>
-      <w:r>
-        <w:rPr>
-          <w:rStyle w:val="VerbatimChar"/>
-        </w:rPr>
-        <w:t xml:space="preserve">Complex_base_ckpt</w:t>
-      </w:r>
-      <w:r>
-        <w:t xml:space="preserve">, 50 passos,</w:t>
-      </w:r>
-      <w:r>
-        <w:t xml:space="preserve"> </w:t>
-      </w:r>
-      <w:r>
-        <w:rPr>
-          <w:rStyle w:val="VerbatimChar"/>
-        </w:rPr>
-        <w:t xml:space="preserve">noise_scale_ca</w:t>
-      </w:r>
-      <w:r>
-        <w:t xml:space="preserve"> </w:t>
-      </w:r>
-      <w:r>
-        <w:t xml:space="preserve">0,2,</w:t>
-      </w:r>
-      <w:r>
-        <w:t xml:space="preserve"> </w:t>
-      </w:r>
-      <w:r>
-        <w:rPr>
-          <w:rStyle w:val="VerbatimChar"/>
-        </w:rPr>
-        <w:t xml:space="preserve">noise_scale_frame</w:t>
-      </w:r>
-      <w:r>
-        <w:t xml:space="preserve"> </w:t>
-      </w:r>
-      <w:r>
-        <w:t xml:space="preserve">0,1, modo cíclico com fechamento cabeça-cauda, receptor fixo): dez esqueletos para cada um de 11 comprimentos (5, 6, 7, 8, 10, 12, 14, 16, 18, 19, 20 resíduos) e cada um dos oito alvos (880 esqueletos). Os pontos quentes foram os resíduos de S1 e S2 transferidos do 1SFI; só os oito primeiros em número de resíduo chegaram ao RFdiffusion (equivalentes de His57, Leu99, Asp189, Ser190, Cys191, Gln192, Gly193 e Asp194). O ProteinMPNN (Dauparas et al., 2022) (</w:t>
-      </w:r>
-      <w:r>
-        <w:rPr>
-          <w:rStyle w:val="VerbatimChar"/>
-        </w:rPr>
-        <w:t xml:space="preserve">v_48_020</w:t>
-      </w:r>
-      <w:r>
-        <w:t xml:space="preserve">, T = 0,1, ruído do esqueleto 0,05, sem cisteína, 30 sequências por esqueleto) rodou com as definições de cadeia padrão, de modo que o receptor também foi redesenhado e só o peptídeo foi mantido. Sequências idênticas foram reunidas em cada espécie.</w:t>
-      </w:r>
-    </w:p>
-    <w:p>
-      <w:pPr>
-        <w:pStyle w:val="BodyText"/>
-      </w:pPr>
-      <w:r>
-        <w:t xml:space="preserve">Três decisões definem esta etapa. (i)</w:t>
-      </w:r>
-      <w:r>
-        <w:t xml:space="preserve"> </w:t>
-      </w:r>
-      <w:r>
-        <w:rPr>
-          <w:i/>
-          <w:iCs/>
-        </w:rPr>
-        <w:t xml:space="preserve">Restrição de fechamento na difusão.</w:t>
-      </w:r>
-      <w:r>
-        <w:t xml:space="preserve"> </w:t>
-      </w:r>
-      <w:r>
-        <w:t xml:space="preserve">Os esqueletos foram difundidos com as extremidades unidas, porque a SFTI-1, o menor inibidor natural de tripsina, é ela própria um macrociclo cabeça-cauda (Luckett et al., 1999); a rigidez da alça reativa aumenta a afinidade e a resistência à proteólise (Kelly et al., 2005); peptídeos bicíclicos construídos sobre alças de inibidores foram dez vezes mais potentes contra proteases de</w:t>
-      </w:r>
-      <w:r>
-        <w:t xml:space="preserve"> </w:t>
-      </w:r>
-      <w:r>
-        <w:rPr>
-          <w:i/>
-          <w:iCs/>
-        </w:rPr>
-        <w:t xml:space="preserve">H. armigera</w:t>
-      </w:r>
-      <w:r>
-        <w:t xml:space="preserve"> </w:t>
-      </w:r>
-      <w:r>
-        <w:t xml:space="preserve">do que os lineares correspondentes (Saikhedkar et al., 2019); e um anel fechado não tem extremidade livre para as exopeptidases do intestino médio (Valaitis, 1995; Valaitis et al., 1999). A restrição atua sobre a geometria usada no desenho das sequências; se o peptídeo final carrega a ligação de fechamento é a pergunta que as duas frentes abaixo fazem. (ii)</w:t>
-      </w:r>
-      <w:r>
-        <w:t xml:space="preserve"> </w:t>
-      </w:r>
-      <w:r>
-        <w:rPr>
-          <w:i/>
-          <w:iCs/>
-        </w:rPr>
-        <w:t xml:space="preserve">Sem cisteína.</w:t>
-      </w:r>
-      <w:r>
-        <w:t xml:space="preserve"> </w:t>
-      </w:r>
-      <w:r>
-        <w:t xml:space="preserve">A outra restrição possível, uma ponte dissulfeto, não pode ser dada como estável neste ambiente: o potencial redox do intestino médio varia entre lagartas, redutor em algumas espécies e oxidante em outras (Appel e Martin, 1990; Johnson e Felton, 1996), de modo que um arcabouço que depende de cistina oxidada não é transferível para todo o complexo de pragas. A cisteína foi então excluída no desenho, de modo que o fechamento do esqueleto é a única restrição conformacional considerada. (iii)</w:t>
-      </w:r>
-      <w:r>
-        <w:t xml:space="preserve"> </w:t>
-      </w:r>
-      <w:r>
-        <w:rPr>
-          <w:i/>
-          <w:iCs/>
-        </w:rPr>
-        <w:t xml:space="preserve">Comprimentos de 5 a 20 resíduos.</w:t>
-      </w:r>
-      <w:r>
-        <w:t xml:space="preserve"> </w:t>
-      </w:r>
-      <w:r>
-        <w:t xml:space="preserve">A escada abrange os peptídeos para os quais já se mediu inibição de tripsinas digestivas de Lepidoptera, dos tripeptídeos (de Almeida Barros et al., 2021) à SFTI-1, de 14 resíduos (Luckett et al., 1999).</w:t>
-      </w:r>
-    </w:p>
-    <w:p>
-      <w:pPr>
-        <w:pStyle w:val="BodyText"/>
-      </w:pPr>
-      <w:r>
-        <w:rPr>
-          <w:i/>
-          <w:iCs/>
-        </w:rPr>
-        <w:t xml:space="preserve">As duas frentes.</w:t>
-      </w:r>
-      <w:r>
-        <w:t xml:space="preserve"> </w:t>
-      </w:r>
-      <w:r>
-        <w:t xml:space="preserve">Cada sequência desenhada seguiu em duas formas, e todo o pipeline posterior ao desenho foi rodado nas duas. A frente L trata a sequência como peptídeo linear com extremidades livres; a frente M a trata como peptídeo cíclico cabeça-cauda. A distinção não é uma segunda campanha de desenho, mas uma forma química, declarada antes das triagens e levada pelo critério de não clivabilidade (Seção 2.4), pelo co-dobramento (Seção 2.5) e pelas simulações (Seção 2.6): na frente L a estrutura tridimensional é predita de novo pelo Boltz-2 a partir da sequência e não vem do esqueleto, enquanto na frente M a ligação de fechamento é imposta na predição e acompanhada na trajetória. A frente L é mantida porque é a forma em que os peptídeos inibidores dessas enzimas foram ensaiados (de Almeida Barros et al., 2021; Meriño-Cabrera et al., 2020b; Mariano et al., 2026) e a que não exige química de fechamento de anel, e a frente M porque o fechamento remove as extremidades livres de que as exopeptidases do intestino médio precisam. As duas frentes se aplicam, portanto, a um mesmo conjunto de sequências e não são disjuntas (Seção 3.3).</w:t>
-      </w:r>
-    </w:p>
-    <w:bookmarkEnd w:id="21"/>
-    <w:bookmarkStart w:id="22" w:name="triagens-de-clivagem"/>
-    <w:p>
-      <w:pPr>
-        <w:pStyle w:val="Heading3"/>
-      </w:pPr>
-      <w:r>
-        <w:t xml:space="preserve">2.4 Triagens de clivagem</w:t>
-      </w:r>
-    </w:p>
-    <w:p>
-      <w:pPr>
-        <w:pStyle w:val="FirstParagraph"/>
-      </w:pPr>
-      <w:r>
-        <w:rPr>
-          <w:i/>
-          <w:iCs/>
-        </w:rPr>
-        <w:t xml:space="preserve">Triagem por escore de motivos (primeira rodada).</w:t>
-      </w:r>
-      <w:r>
-        <w:t xml:space="preserve"> </w:t>
-      </w:r>
-      <w:r>
-        <w:t xml:space="preserve">Cada sequência foi varrida de forma circular com sete regras simplificadas de motivo P1 baseadas no PeptideCutter (Gasteiger et al., 2005) (tripsina, quimotripsina em duas especificidades, uma regra tipo elastase, Lys-C, Arg-C e uma regra tipo pepsina). Uma contagem ponderada de sítios (pesos 1,0, 0,6 e 0,3 para as prioridades 1–3 das enzimas; só sítios internos para a tripsina; dividida por 10 e limitada a 1) deu o escore. Uma sequência foi rotulada RESISTENTE sem sítio interno de tripsina e com escore abaixo de 0,3, MARGINAL com no máximo um sítio interno e escore abaixo de 0,5, e SUSCEPTIVEL nos demais casos. Os rótulos são previsões por motivo e não medem proteólise.</w:t>
-      </w:r>
-    </w:p>
-    <w:p>
-      <w:pPr>
-        <w:pStyle w:val="BodyText"/>
-      </w:pPr>
-      <w:r>
-        <w:rPr>
-          <w:i/>
-          <w:iCs/>
-        </w:rPr>
-        <w:t xml:space="preserve">Critério duro.</w:t>
-      </w:r>
-      <w:r>
-        <w:t xml:space="preserve"> </w:t>
-      </w:r>
-      <w:r>
-        <w:t xml:space="preserve">Uma sequência foi mantida só se nenhum resíduo fosse K ou R (tipo tripsina), F, Y, W, L ou M (tipo quimotripsina e tipo elastase-2), ou A ou V (tipo elastase-1), a menos que o resíduo seguinte fosse prolina. No peptídeo linear o resíduo C-terminal também foi avaliado (não pode pertencer a esse conjunto nem ser isoleucina); na frente M a ligação de fechamento foi avaliada como as demais. A isoleucina foi permitida no interior. A regra foi aplicada às mesmas sequências nas interpretações linear (frente L) e cíclica (frente M).</w:t>
-      </w:r>
-    </w:p>
-    <w:p>
-      <w:pPr>
-        <w:pStyle w:val="BodyText"/>
-      </w:pPr>
-      <w:r>
-        <w:t xml:space="preserve">Cada cláusula tem base declarada e, onde nenhuma medida em Lepidoptera a sustenta, é declarada conservadora.</w:t>
-      </w:r>
-      <w:r>
-        <w:t xml:space="preserve"> </w:t>
-      </w:r>
-      <w:r>
-        <w:rPr>
-          <w:i/>
-          <w:iCs/>
-        </w:rPr>
-        <w:t xml:space="preserve">K e R:</w:t>
-      </w:r>
-      <w:r>
-        <w:t xml:space="preserve"> </w:t>
-      </w:r>
-      <w:r>
-        <w:t xml:space="preserve">as enzimas tipo tripsina são as principais proteases digestivas dessas lagartas (da Silva Júnior et al., 2020; de Almeida Barros et al., 2021; Valaitis, 1995) e exigem lisina ou arginina em P1 (Perona e Craik, 1995; Patarroyo-Vargas et al., 2017).</w:t>
-      </w:r>
-      <w:r>
-        <w:t xml:space="preserve"> </w:t>
-      </w:r>
-      <w:r>
-        <w:rPr>
-          <w:i/>
-          <w:iCs/>
-        </w:rPr>
-        <w:t xml:space="preserve">F, Y, W, L e M:</w:t>
-      </w:r>
-      <w:r>
-        <w:t xml:space="preserve"> </w:t>
-      </w:r>
-      <w:r>
-        <w:t xml:space="preserve">a</w:t>
-      </w:r>
-      <w:r>
-        <w:t xml:space="preserve"> </w:t>
-      </w:r>
-      <w:r>
-        <w:t xml:space="preserve">“elastase”</w:t>
-      </w:r>
-      <w:r>
-        <w:t xml:space="preserve"> </w:t>
-      </w:r>
-      <w:r>
-        <w:t xml:space="preserve">luminal purificada de intestino médio de Lepidoptera é do tipo elastase-2, tendo como melhor substrato sintético o Suc-Ala-Ala-Pro-Leu-</w:t>
-      </w:r>
-      <w:r>
-        <w:rPr>
-          <w:i/>
-          <w:iCs/>
-        </w:rPr>
-        <w:t xml:space="preserve">p</w:t>
-      </w:r>
-      <w:r>
-        <w:t xml:space="preserve">-nitroanilida, isto é, P1 = Leu (Valaitis, 1995), e a quimotripsina do budworm hidrolisa tanto o substrato com Phe quanto o com Leu (Valaitis et al., 1999); transcritos e atividades tipo quimotripsina são relatados nas próprias espécies-praga (Yang et al., 2013; Zhan et al., 2011; Nakonieczny et al., 2007), de modo que esse conjunto cobre a preferência documentada por P1 hidrofóbico grande.</w:t>
-      </w:r>
-      <w:r>
-        <w:t xml:space="preserve"> </w:t>
-      </w:r>
-      <w:r>
-        <w:rPr>
-          <w:i/>
-          <w:iCs/>
-        </w:rPr>
-        <w:t xml:space="preserve">A e V:</w:t>
-      </w:r>
-      <w:r>
-        <w:t xml:space="preserve"> </w:t>
-      </w:r>
-      <w:r>
-        <w:t xml:space="preserve">a especificidade por P1 alifático pequeno das enzimas tipo elastase-1 (Gasteiger et al., 2005; Rawlings et al., 2018), que não foi caracterizada nessas espécies; a cláusula é uma adição conservadora, não um requisito documentado.</w:t>
-      </w:r>
-      <w:r>
-        <w:t xml:space="preserve"> </w:t>
-      </w:r>
-      <w:r>
-        <w:rPr>
-          <w:i/>
-          <w:iCs/>
-        </w:rPr>
-        <w:t xml:space="preserve">G e S, que não são proibidos:</w:t>
-      </w:r>
-      <w:r>
-        <w:t xml:space="preserve"> </w:t>
-      </w:r>
-      <w:r>
-        <w:t xml:space="preserve">a regra ampla de elastase da triagem por motivos os conta em P1, mas a atividade de fato caracterizada em intestino médio de Lepidoptera é do tipo elastase-2 (P1 = Leu, já excluído), e proibi-los deixa 13 dos 527 candidatos da frente L e 14 dos 543 da frente M (4 e 5 se a treonina for incluída). Foram mantidos, com a consequência declarada: os peptídeos sobreviventes são ricos em glicina (Seção 3.3) e seguem expostos a qualquer atividade de P1 pequeno, o que um ensaio enzimático de estabilidade, e não uma regra de motivo, tem de resolver.</w:t>
-      </w:r>
-      <w:r>
-        <w:t xml:space="preserve"> </w:t>
-      </w:r>
-      <w:r>
-        <w:rPr>
-          <w:i/>
-          <w:iCs/>
-        </w:rPr>
-        <w:t xml:space="preserve">A exceção da prolina:</w:t>
-      </w:r>
-      <w:r>
-        <w:t xml:space="preserve"> </w:t>
-      </w:r>
-      <w:r>
-        <w:t xml:space="preserve">P1′ = Pro bloqueia ou retarda a clivagem nas regras compiladas para essas enzimas (Gasteiger et al., 2005; Rawlings et al., 2018), mas a barreira é estatística e não absoluta (Rodriguez et al., 2008; Pan et al., 2014), razão pela qual a geometria de ataque das ligações K/R–Pro é examinada explicitamente (Seções 2.7 e 3.8).</w:t>
-      </w:r>
-      <w:r>
-        <w:t xml:space="preserve"> </w:t>
-      </w:r>
-      <w:r>
-        <w:rPr>
-          <w:i/>
-          <w:iCs/>
-        </w:rPr>
-        <w:t xml:space="preserve">A cláusula C-terminal:</w:t>
-      </w:r>
-      <w:r>
-        <w:t xml:space="preserve"> </w:t>
-      </w:r>
-      <w:r>
-        <w:t xml:space="preserve">a atividade de carboxipeptidase A predomina em extratos de intestino médio de Lepidoptera, com carboxipeptidase B em nível mais baixo, e é induzida pela ingestão do inibidor Kunitz de soja (Bown et al., 1998); a atividade de carboxipeptidase também é alta em larvas coletadas no campo de outra espécie (Valaitis et al., 1999); a carboxipeptidase A remove resíduos C-terminais aromáticos e alifáticos ramificados e a carboxipeptidase B, os básicos (Rawlings et al., 2018), de modo que o conjunto proibido mais a isoleucina foi aplicado ao C-terminal livre do peptídeo linear. A frente M não tem extremidade e não é triada para exopeptidases, ao passo que as aminopeptidases da borda em escova, purificadas de intestino médio de Lepidoptera como leucina aminopeptidase e como aminopeptidase N (Valaitis, 1995; Valaitis et al., 1999), atuam no N-terminal livre de um peptídeo linear qualquer que seja a sequência e não são excluídas por nenhuma regra. Os dois cortes do escore de motivos (0,3 e 0,5) são operacionais e foram fixados antes da triagem; não têm base na literatura.</w:t>
-      </w:r>
-    </w:p>
-    <w:bookmarkEnd w:id="22"/>
-    <w:bookmarkStart w:id="23" w:name="X4ad4a271862c79f8dc989954b8400ea8ab268c6"/>
-    <w:p>
-      <w:pPr>
-        <w:pStyle w:val="Heading3"/>
-      </w:pPr>
-      <w:r>
-        <w:t xml:space="preserve">2.5 Co-dobramento, reescore e qualidade da pose</w:t>
-      </w:r>
-    </w:p>
-    <w:p>
-      <w:pPr>
-        <w:pStyle w:val="FirstParagraph"/>
-      </w:pPr>
-      <w:r>
-        <w:t xml:space="preserve">Os candidatos foram co-dobrados com o Boltz-2 2.2.1 (Passaro et al., 2025) (MSA do receptor do ColabFold (Mirdita et al., 2022); peptídeo sem MSA,</w:t>
-      </w:r>
-      <w:r>
-        <w:t xml:space="preserve"> </w:t>
-      </w:r>
-      <w:r>
-        <w:rPr>
-          <w:rStyle w:val="VerbatimChar"/>
-        </w:rPr>
-        <w:t xml:space="preserve">cyclic: true</w:t>
-      </w:r>
-      <w:r>
-        <w:t xml:space="preserve"> </w:t>
-      </w:r>
-      <w:r>
-        <w:t xml:space="preserve">na frente M). Relatamos o</w:t>
-      </w:r>
-      <w:r>
-        <w:t xml:space="preserve"> </w:t>
-      </w:r>
-      <w:r>
-        <w:rPr>
-          <w:rStyle w:val="VerbatimChar"/>
-        </w:rPr>
-        <w:t xml:space="preserve">confidence_score</w:t>
-      </w:r>
-      <w:r>
-        <w:t xml:space="preserve"> </w:t>
-      </w:r>
-      <w:r>
-        <w:t xml:space="preserve">(verificado igual a 0,8·pLDDT + 0,2·ipTM), o pLDDT e o ipTM; as saídas de afinidade não foram usadas.</w:t>
-      </w:r>
-      <w:r>
-        <w:t xml:space="preserve"> </w:t>
-      </w:r>
-      <w:r>
-        <w:rPr>
-          <w:i/>
-          <w:iCs/>
-        </w:rPr>
-        <w:t xml:space="preserve">E1:</w:t>
-      </w:r>
-      <w:r>
-        <w:t xml:space="preserve"> </w:t>
-      </w:r>
-      <w:r>
-        <w:t xml:space="preserve">os 527 candidatos da frente L e 543 da frente M do critério duro, uma predição cada.</w:t>
-      </w:r>
-      <w:r>
-        <w:t xml:space="preserve"> </w:t>
-      </w:r>
-      <w:r>
-        <w:rPr>
-          <w:i/>
-          <w:iCs/>
-        </w:rPr>
-        <w:t xml:space="preserve">E2:</w:t>
-      </w:r>
-      <w:r>
-        <w:t xml:space="preserve"> </w:t>
-      </w:r>
-      <w:r>
-        <w:t xml:space="preserve">os dez melhores candidatos por espécie e frente foram re-preditos com cinco amostras de difusão, três ciclos de reciclagem, potenciais de tempo de inferência e três sementes (15 predições); o escore é a média e a melhor amostra é a estrutura inicial.</w:t>
-      </w:r>
-      <w:r>
-        <w:t xml:space="preserve"> </w:t>
-      </w:r>
-      <w:r>
-        <w:rPr>
-          <w:i/>
-          <w:iCs/>
-        </w:rPr>
-        <w:t xml:space="preserve">E3:</w:t>
-      </w:r>
-      <w:r>
-        <w:t xml:space="preserve"> </w:t>
-      </w:r>
-      <w:r>
-        <w:t xml:space="preserve">três controles embaralhados por candidato do E2 foram preditos com o mesmo protocolo, e Δ = escore do candidato − escore médio de seus controles.</w:t>
-      </w:r>
-      <w:r>
-        <w:t xml:space="preserve"> </w:t>
-      </w:r>
-      <w:r>
-        <w:rPr>
-          <w:i/>
-          <w:iCs/>
-        </w:rPr>
-        <w:t xml:space="preserve">E4:</w:t>
-      </w:r>
-      <w:r>
-        <w:t xml:space="preserve"> </w:t>
-      </w:r>
-      <w:r>
-        <w:t xml:space="preserve">controle de qualidade da pose, com limiares fixados de antemão: nenhum par de átomos pesados peptídeo–receptor a menos de 2,2 Å; |ω| ≥ 150° (Pro cis aceita); quiralidade L; His57 Nε2–Ser195 Oγ ≤ 3,8 Å; na frente M, C–N de fechamento ≤ 1,5 Å e ω de fechamento ≥ 150°. O melhor candidato de cada espécie também foi co-dobrado com os sete outros receptores (matriz cruzada 8 × 8). Os três candidatos por espécie e frente com maior confiança média no E2 entre as sequências distintas (24 por frente) seguiram para a simulação; Δ não foi usado na seleção.</w:t>
-      </w:r>
-    </w:p>
-    <w:bookmarkEnd w:id="23"/>
-    <w:bookmarkStart w:id="24" w:name="dinâmica-molecular"/>
-    <w:p>
-      <w:pPr>
-        <w:pStyle w:val="Heading3"/>
-      </w:pPr>
-      <w:r>
-        <w:t xml:space="preserve">2.6 Dinâmica molecular</w:t>
-      </w:r>
-    </w:p>
-    <w:p>
-      <w:pPr>
-        <w:pStyle w:val="FirstParagraph"/>
-      </w:pPr>
-      <w:r>
-        <w:t xml:space="preserve">Cada um dos 48 complexos foi simulado por 10 ns em pH 10,0 (pH de triagem, escolhido pelo intestino médio das larvas: extratos de intestino de</w:t>
-      </w:r>
-      <w:r>
-        <w:t xml:space="preserve"> </w:t>
-      </w:r>
-      <w:r>
-        <w:rPr>
-          <w:i/>
-          <w:iCs/>
-        </w:rPr>
-        <w:t xml:space="preserve">H. virescens</w:t>
-      </w:r>
-      <w:r>
-        <w:t xml:space="preserve"> </w:t>
-      </w:r>
-      <w:r>
-        <w:t xml:space="preserve">em pH 9,56–10,0 (Karumbaiah et al., 2007); (Dow, 1992)) e em pH 8,2, o pH dos ensaios enzimáticos com os peptídeos GORE (Tris-HCl 0,1 M, CaCl</w:t>
-      </w:r>
-      <w:r>
-        <w:rPr>
-          <w:vertAlign w:val="subscript"/>
-        </w:rPr>
-        <w:t xml:space="preserve">2</w:t>
-      </w:r>
-      <w:r>
-        <w:t xml:space="preserve"> </w:t>
-      </w:r>
-      <w:r>
-        <w:t xml:space="preserve">20 mM (Schultz et al., 2026)). Os dois valores foram escolhidos juntos porque o pH do intestino médio não é o mesmo em todas as lagartas de lepidópteros; um inibidor eficaz ao longo dessa faixa é mais viável contra o complexo de pragas do que um que funcione em um único pH, e o par também corresponde às condições em que um Ki seria medido. A protonação foi atribuída com o PROPKA 3 (Olsson et al., 2011) pelo PDB2PQR (Dolinsky et al., 2007). Os sistemas foram montados com o GROMACS 2025.4 (Abraham et al., 2015), o campo de força CHARMM36 (Huang e MacKerell, 2013) (porte feito com o charmm2gmx (Wacha e Lemkul, 2023)) e água TIP3P Jorgensen et al., 1983, em caixa dodecaédrica (margem de 1,2 nm, KCl 0,10 M). O peptídeo linear tem extremidades NH</w:t>
-      </w:r>
-      <w:r>
-        <w:rPr>
-          <w:vertAlign w:val="subscript"/>
-        </w:rPr>
-        <w:t xml:space="preserve">3</w:t>
-      </w:r>
-      <w:r>
-        <w:rPr>
-          <w:vertAlign w:val="superscript"/>
-        </w:rPr>
-        <w:t xml:space="preserve">+</w:t>
-      </w:r>
-      <w:r>
-        <w:t xml:space="preserve"> </w:t>
-      </w:r>
-      <w:r>
-        <w:t xml:space="preserve">e COO</w:t>
-      </w:r>
-      <w:r>
-        <w:rPr>
-          <w:vertAlign w:val="superscript"/>
-        </w:rPr>
-        <w:t xml:space="preserve">−</w:t>
-      </w:r>
-      <w:r>
-        <w:t xml:space="preserve"> </w:t>
-      </w:r>
-      <w:r>
-        <w:t xml:space="preserve">nos dois pH; na frente M não há extremidades, e o pdb2gmx forma a ligação cabeça-cauda a partir da geometria do Boltz-2 (o script de montagem para se faltar a ligação de fechamento ou o termo CMAP). Após a minimização, 200 ps de NVT e 500 ps de NPT com restrições de posição (1.000 kJ mol</w:t>
-      </w:r>
-      <w:r>
-        <w:rPr>
-          <w:vertAlign w:val="superscript"/>
-        </w:rPr>
-        <w:t xml:space="preserve">−1</w:t>
-      </w:r>
-      <w:r>
-        <w:t xml:space="preserve"> </w:t>
-      </w:r>
-      <w:r>
-        <w:t xml:space="preserve">nm</w:t>
-      </w:r>
-      <w:r>
-        <w:rPr>
-          <w:vertAlign w:val="superscript"/>
-        </w:rPr>
-        <w:t xml:space="preserve">−2</w:t>
-      </w:r>
-      <w:r>
-        <w:t xml:space="preserve">), a produção durou 10 ns a 300 K e 1 bar (termostato de reescalonamento de velocidades Bussi et al., 2007; barostato de Parrinello–Rahman Parrinello e Rahman, 1981; PME Essmann et al., 1995; cortes de 1,2 nm, van der Waals com</w:t>
-      </w:r>
-      <w:r>
-        <w:t xml:space="preserve"> </w:t>
-      </w:r>
-      <w:r>
-        <w:rPr>
-          <w:i/>
-          <w:iCs/>
-        </w:rPr>
-        <w:t xml:space="preserve">force-switch</w:t>
-      </w:r>
-      <w:r>
-        <w:t xml:space="preserve">; LINCS; passo de 2 fs). Cada sistema foi executado uma vez por pH com semente aleatória; quatro candidatos por frente (NGGRPDAP, GQNDS, PTTTQT e GSNIN lineares; GGHSE, GGKPGEP, IYPETG e SGSTDIE cíclicos) foram executados de novo em cada pH com outra semente, para estimar a variação entre execuções.</w:t>
-      </w:r>
-    </w:p>
-    <w:bookmarkEnd w:id="24"/>
-    <w:bookmarkStart w:id="25" w:name="análise-das-trajetórias"/>
-    <w:p>
-      <w:pPr>
-        <w:pStyle w:val="Heading3"/>
-      </w:pPr>
-      <w:r>
-        <w:t xml:space="preserve">2.7 Análise das trajetórias</w:t>
-      </w:r>
-    </w:p>
-    <w:p>
-      <w:pPr>
-        <w:pStyle w:val="FirstParagraph"/>
-      </w:pPr>
-      <w:r>
-        <w:t xml:space="preserve">As trajetórias foram tornadas inteiras e centradas (</w:t>
-      </w:r>
-      <w:r>
-        <w:rPr>
-          <w:rStyle w:val="VerbatimChar"/>
-        </w:rPr>
-        <w:t xml:space="preserve">gmx trjconv -pbc mol -center</w:t>
-      </w:r>
-      <w:r>
-        <w:t xml:space="preserve">), porque receptor e peptídeo são moléculas separadas que podem ser gravadas em imagens periódicas diferentes; as análises usaram o MDAnalysis 2.9.0 (Michaud-Agrawal et al., 2011; Gowers et al., 2016). Em cada quadro, a distância de cada resíduo do peptídeo aos oxigênios do carboxilato do equivalente do Asp189 foi a distância mínima entre átomos pesados, e o resíduo de menor distância média foi a âncora (definida a posteriori, sem supor qual seria). A ocupância de S1 é a fração de quadros com distância âncora–Asp189 abaixo de 5 Å (4 e 6 Å também calculados), na trajetória inteira e em cada metade. A distância âncora–Asp189 e o RMSD de Cα do peptídeo após superposição no receptor são dados para uma janela inicial (primeiros 0,4 ns) e uma final (últimos 2 ns). Relatamos ainda a fração de quadros com qualquer átomo do peptídeo a até 4,5 Å do Oγ da Ser ou do Nε2 da His catalíticas ou do receptor e, na frente M, a distância C–N e o ω de fechamento em cada quadro. A triagem declarada de antemão exigia ocupância na segunda metade ≥ 70%, a mesma âncora nas duas metades e, na frente M, anel íntegro (C–N ≤ 1,5 Å, ω ≥ 150° em todos os quadros). Em 2 de outubro de 2026, depois das 16 primeiras simulações, a ocupância passou de portão a descrição (Seção 3.5), uma mudança do procedimento declarado feita depois de ver dados. Com uma execução por candidato, não se faz inferência estatística.</w:t>
-      </w:r>
-    </w:p>
-    <w:p>
-      <w:pPr>
-        <w:pStyle w:val="BodyText"/>
-      </w:pPr>
-      <w:r>
-        <w:rPr>
-          <w:i/>
-          <w:iCs/>
-        </w:rPr>
-        <w:t xml:space="preserve">Geometria de ataque.</w:t>
-      </w:r>
-      <w:r>
-        <w:t xml:space="preserve"> </w:t>
-      </w:r>
-      <w:r>
-        <w:t xml:space="preserve">Na segunda metade de cada execução, para cada ligação peptídica (incluindo a de fechamento; excluído o carboxilato C-terminal) medimos a distância do Oγ da Ser195 ao C da carbonila, o ângulo Oγ···C=O e a distância do O da carbonila ao N do esqueleto da Gly193 e da Ser195 (buraco do oxiânion). Uma conformação quase de ataque exigiu &lt; 3,5 Å, 90–125° e &lt; 3,5 Å (</w:t>
-      </w:r>
-      <w:r>
-        <w:rPr>
-          <w:rStyle w:val="VerbatimChar"/>
-        </w:rPr>
-        <w:t xml:space="preserve">scripts/scissile_geometry.py</w:t>
-      </w:r>
-      <w:r>
-        <w:t xml:space="preserve">). O critério segue a descrição da catálise por confôrmeros quase de ataque, em que a fração reativa dos confôrmeros do estado fundamental governa a velocidade (Hur e Bruice, 2003), e a janela angular abrange a trajetória de Bürgi–Dunitz de adição nucleofílica a uma carbonila (Bürgi et al., 1973); os cortes numéricos são operacionais nesta análise e aqui são calibrados não contra um substrato conhecido, mas contra um controle interno — as sequências embaralhadas da Seção 3.5, que põem um resíduo básico na S1 sem a prolina seguinte, no protocolo idêntico.</w:t>
-      </w:r>
-    </w:p>
-    <w:bookmarkEnd w:id="25"/>
-    <w:bookmarkStart w:id="26" w:name="Xa9fdff8d9f7759ce85d1a0eb870cc3a1d9972fa"/>
-    <w:p>
-      <w:pPr>
-        <w:pStyle w:val="Heading3"/>
-      </w:pPr>
-      <w:r>
-        <w:t xml:space="preserve">2.8 Filtro de energia, classificação e comparação de pH</w:t>
-      </w:r>
-    </w:p>
-    <w:p>
-      <w:pPr>
-        <w:pStyle w:val="FirstParagraph"/>
-      </w:pPr>
-      <w:r>
-        <w:t xml:space="preserve">O MM-GBSA usou o gmx_MMPBSA (Valdés-Tresanco et al., 2021) (MMPBSA.py (Miller et al., 2012); Born generalizado igb = 5 (Onufriev et al., 2004); sal 0,150 M; trajetória única; sem entropia) na segunda metade de cada trajetória (126 quadros; receptor cadeia A, peptídeo cadeia B), com erro-padrão sobre cinco blocos de quadros. O PRODIGY (Vangone e Bonvin, 2015), preditor baseado em contatos e sem protonação explícita, foi aplicado à pose inicial (protonada em pH 8,2) e a 30 quadros da segunda metade. Os dois escores crescem com o tamanho da interface, e por isso cada um é dado também por resíduo; nenhum foi calibrado como discriminador entre inibidores reais e iscas embaralhadas, e ambos ordenam candidatos contra o mesmo receptor sem serem lidos como afinidades. Cada etapa ordena os candidatos dentro de uma frente (1 = melhor; empates recebem o posto médio): confiança do Boltz-2 no E2, Δ pareado (E3), RMSD final do peptídeo em pH 8,2, PRODIGY na pose e PRODIGY e MM-GBSA na trajetória de pH 8,2; o agregado é o posto médio nas etapas. A classificação cobre os candidatos que passaram no controle de qualidade de pose, tiveram Δ &gt; 0 e, na frente M, cumpriram o critério estrito do anel; a ocupância de S1 não entra (Seção 3.5). As simulações de pH 8,2 e de pH 10,0 são pareadas (mesma pose e protocolo; diferem na protonação das cadeias laterais, nos contraíons e na semente) e comparadas pela diferença pareada de cada métrica (teste de postos sinalizados de Wilcoxon), pela correlação de postos entre pH e pela concordância de desfechos categóricos, lidas contra a diferença entre execuções do mesmo pH.</w:t>
-      </w:r>
-    </w:p>
-    <w:bookmarkEnd w:id="26"/>
-    <w:bookmarkStart w:id="27" w:name="programas-e-dados"/>
-    <w:p>
-      <w:pPr>
-        <w:pStyle w:val="Heading3"/>
-      </w:pPr>
-      <w:r>
-        <w:t xml:space="preserve">2.9 Programas e dados</w:t>
-      </w:r>
-    </w:p>
-    <w:p>
-      <w:pPr>
-        <w:pStyle w:val="FirstParagraph"/>
-      </w:pPr>
-      <w:r>
-        <w:t xml:space="preserve">Os cálculos rodaram em uma NVIDIA RTX 5070 Ti (16 GB) com 32 núcleos de CPU (Python 3.10/3.11; PyTorch 2.12/2.13, CUDA 12.8/13.0). O código, a configuração, a tabela de subsítios, os dados de calibração, as listas de candidatos e os escores estão no repositório do projeto (https://github.com/eulaliobqi/design-inibidores)</w:t>
-      </w:r>
-      <w:r>
-        <w:t xml:space="preserve"> </w:t>
-      </w:r>
-      <w:r>
-        <w:rPr>
-          <w:rStyle w:val="Pendente"/>
-        </w:rPr>
-        <w:t xml:space="preserve">visibilidade do repositório e DOI de arquivamento a confirmar</w:t>
-      </w:r>
-      <w:r>
-        <w:t xml:space="preserve">. As trajetórias estão disponíveis sob pedido.</w:t>
-      </w:r>
-    </w:p>
-    <w:p>
-      <w:r>
-        <w:pict>
-          <v:rect style="width:0;height:1.5pt" o:hralign="center" o:hrstd="t" o:hr="t"/>
-        </w:pict>
-      </w:r>
-    </w:p>
-    <w:bookmarkEnd w:id="27"/>
-    <w:bookmarkEnd w:id="28"/>
-    <w:bookmarkStart w:id="58" w:name="resultados"/>
-    <w:p>
-      <w:pPr>
-        <w:pStyle w:val="Heading2"/>
-      </w:pPr>
-      <w:r>
-        <w:t xml:space="preserve">3 Resultados</w:t>
-      </w:r>
-    </w:p>
-    <w:bookmarkStart w:id="29" w:name="Xa38c64f56c14195f30fce93282fc3ac55756754"/>
-    <w:p>
-      <w:pPr>
-        <w:pStyle w:val="Heading3"/>
-      </w:pPr>
-      <w:r>
-        <w:t xml:space="preserve">3.1 Painel de receptores e transferência dos subsítios</w:t>
-      </w:r>
-    </w:p>
-    <w:p>
-      <w:pPr>
-        <w:pStyle w:val="FirstParagraph"/>
-      </w:pPr>
-      <w:r>
-        <w:t xml:space="preserve">As dez sequências têm o motivo catalítico G[DN]SGG[PT] e um aspartato na posição de especificidade, o resíduo da tripsina bovina (Tabela 1). A identidade com a tripsina B de</w:t>
-      </w:r>
-      <w:r>
-        <w:t xml:space="preserve"> </w:t>
-      </w:r>
-      <w:r>
-        <w:rPr>
-          <w:i/>
-          <w:iCs/>
-        </w:rPr>
-        <w:t xml:space="preserve">M. sexta</w:t>
-      </w:r>
-      <w:r>
-        <w:t xml:space="preserve"> </w:t>
-      </w:r>
-      <w:r>
         <w:t xml:space="preserve">variou de 44,3% (</w:t>
       </w:r>
       <w:r>
@@ -3812,7 +3242,7 @@
         <w:t xml:space="preserve">C. includens</w:t>
       </w:r>
       <w:r>
-        <w:t xml:space="preserve">) entre as pragas; o pLDDT médio foi de 89,7 a 91,0 nos oito modelos de praga e de 88,9 a 92,2 nos dez. Em todos os modelos os resíduos equivalentes à His57, ao Asp102 e à Ser195 são His, Asp e Ser, e as distâncias His–Ser e His–Asp (2,92–3,13 Å e 2,70–2,75 Å) são as de uma tríade montada; os resíduos do bolsão Asp189, Cys191, Gly193, Asp194, Gly216 e Gly226 são conservados, ao passo que Ser190, Val213, Trp215 e Gly219 variam entre as espécies (Tabela S2). O painel é, portanto, do tipo tripsina, mas a expressão dessas enzimas nos intestinos médios das pragas não está documentada (Seção 2.1). O P1 foi a Lys15 no BPTI e a Lys5 no SFTI-1; nos dois complexos o conjunto de contatos de S1 teve 14 resíduos da tripsina, entre eles Asp189, Ser190, Cys191, Gln192, Gly193, Asp194, His57, Ser195, Val213, Ser214, Trp215, Gly216, Gly219 e Gly226 (Tabela S1). Todos os 20 pares receptor–molde foram aceitos (TM-score 0,946–0,957; RMSD 1,18–1,41 Å), todos os resíduos dos subsítios foram transferidos (48 de 48 para o 2PTC e 49 de 49 para o 1SFI, exossítio incluído), e o equivalente do Asp189 achado pela estrutura coincidiu com o achado pela sequência nos dez receptores.</w:t>
+        <w:t xml:space="preserve">) entre as pragas; o pLDDT médio foi de 89,7 a 91,0 nos oito modelos de praga e de 88,9 a 92,2 nos dez. Em todos os modelos os resíduos equivalentes à His57, ao Asp102 e à Ser195 são His, Asp e Ser, e as distâncias His–Ser e His–Asp (2,92–3,13 Å e 2,70–2,75 Å) são as de uma tríade montada; os resíduos do bolsão Asp189, Cys191, Gly193, Asp194, Gly216 e Gly226 são conservados, ao passo que Ser190, Val213, Trp215 e Gly219 variam entre as espécies (Tabela S2). O P1 foi a Lys15 no BPTI e a Lys5 no SFTI-1; nos dois complexos o conjunto de contatos de S1 teve 14 resíduos da tripsina, entre eles Asp189, Ser190, Cys191, Gln192, Gly193, Asp194, His57, Ser195, Val213, Ser214, Trp215, Gly216, Gly219 e Gly226 (Tabela S1). Todos os 20 pares receptor–molde foram aceitos (TM-score 0,946–0,957; RMSD 1,18–1,41 Å).</w:t>
       </w:r>
     </w:p>
     <w:p>
@@ -5244,14 +4674,14 @@
         </w:tc>
       </w:tr>
     </w:tbl>
-    <w:bookmarkEnd w:id="29"/>
-    <w:bookmarkStart w:id="33" w:name="calibração-da-escada-de-escores-1"/>
+    <w:bookmarkEnd w:id="27"/>
+    <w:bookmarkStart w:id="31" w:name="calibração-de-escores-1"/>
     <w:p>
       <w:pPr>
         <w:pStyle w:val="Heading3"/>
       </w:pPr>
       <w:r>
-        <w:t xml:space="preserve">3.2 Calibração da escada de escores</w:t>
+        <w:t xml:space="preserve">3.2 Calibração de escores</w:t>
       </w:r>
     </w:p>
     <w:p>
@@ -6371,18 +5801,18 @@
           <wp:inline>
             <wp:extent cx="5334000" cy="3556836"/>
             <wp:effectExtent b="0" l="0" r="0" t="0"/>
-            <wp:docPr descr="Figura 2. Calibração da escada de escores com seis inibidores naturais e iscas embaralhadas (22 sistemas; Bt: tripsina bovina, Sf: S. frugiperda). Inibidor real (cheio) e isca embaralhada (vazado) para (A) confiança do Boltz-2, (B) ipTM do Boltz-2, (C) pLDDT do complexo e (D) RMSD do esqueleto do ligante após superposição no receptor (2 ns, último terço); o conector é vermelho quando a isca teve escore melhor, e o número de pares (de 10) em que o inibidor teve o melhor escore está em cada painel." title="" id="31" name="Picture"/>
+            <wp:docPr descr="Figura 2. Calibração da escada de escores com seis inibidores naturais e iscas embaralhadas (22 sistemas; Bt: tripsina bovina, Sf: S. frugiperda). Inibidor real (cheio) e isca embaralhada (vazado) para (A) confiança do Boltz-2, (B) ipTM do Boltz-2, (C) pLDDT do complexo e (D) RMSD do esqueleto do ligante após superposição no receptor (2 ns, último terço); o conector é vermelho quando a isca teve escore melhor, e o número de pares (de 10) em que o inibidor teve o melhor escore está em cada painel." title="" id="29" name="Picture"/>
             <a:graphic>
               <a:graphicData uri="http://schemas.openxmlformats.org/drawingml/2006/picture">
                 <pic:pic>
                   <pic:nvPicPr>
-                    <pic:cNvPr descr="figures/final/Figure2_calibration.png" id="32" name="Picture"/>
+                    <pic:cNvPr descr="figures/final/Figure2_calibration.png" id="30" name="Picture"/>
                     <pic:cNvPicPr>
                       <a:picLocks noChangeArrowheads="1" noChangeAspect="1"/>
                     </pic:cNvPicPr>
                   </pic:nvPicPr>
                   <pic:blipFill>
-                    <a:blip r:embed="rId30"/>
+                    <a:blip r:embed="rId28"/>
                     <a:stretch>
                       <a:fillRect/>
                     </a:stretch>
@@ -6440,8 +5870,8 @@
         <w:t xml:space="preserve">). Inibidor real (cheio) e isca embaralhada (vazado) para (A) confiança do Boltz-2, (B) ipTM do Boltz-2, (C) pLDDT do complexo e (D) RMSD do esqueleto do ligante após superposição no receptor (2 ns, último terço); o conector é vermelho quando a isca teve escore melhor, e o número de pares (de 10) em que o inibidor teve o melhor escore está em cada painel.</w:t>
       </w:r>
     </w:p>
-    <w:bookmarkEnd w:id="33"/>
-    <w:bookmarkStart w:id="37" w:name="X9c5422e4f8dccbb1f829705fe840920aa5ed315"/>
+    <w:bookmarkEnd w:id="31"/>
+    <w:bookmarkStart w:id="35" w:name="X9c5422e4f8dccbb1f829705fe840920aa5ed315"/>
     <w:p>
       <w:pPr>
         <w:pStyle w:val="Heading3"/>
@@ -6455,7 +5885,7 @@
         <w:pStyle w:val="FirstParagraph"/>
       </w:pPr>
       <w:r>
-        <w:t xml:space="preserve">A geração produziu 880 esqueletos (110 por espécie) com o comprimento pedido e distância de fechamento N–C de 0,76–1,40 Å (sem relaxamento em nível atômico), e o ProteinMPNN rendeu 22.066 sequências únicas (2.692–2.839 por espécie; Tabela 3). A triagem por escore de motivos manteve 1.829 (8,3%) como RESISTENTE, 4.987 (22,6%) como MARGINAL e 15.250 (69,1%) como SUSCEPTIVEL; ela removeu sobretudo sequências longas (comprimento médio de 7,05 resíduos e 95,6% com 10 resíduos ou menos no conjunto RESISTENTE, contra 15,74 e 12,7% no SUSCEPTIVEL), e só 4,3% das sequências RESISTENTE continham lisina ou arginina (Figura S2). As 1.829 sequências RESISTENTE foram co-dobradas com o Boltz-2 em uma primeira rodada (confiança média 0,862, faixa 0,695–0,953; Figura S8), valores que se sobrepõem aos dos inibidores naturais e das iscas da calibração.</w:t>
+        <w:t xml:space="preserve">A geração do RFdiffusion produziu 880 esqueletos (110 por espécie) com o comprimento entre 5 e 20 aminoácidos e o ProteinMPNN rendeu 22.066 sequências únicas, variando entre 2.692–2.839 por espécie (Tabela 3). A triagem por escore de motivos manteve 1.829 (8,3%) marcadas como resistentes, 4.987 (22,6%) foram rotuladas como marginais e 15.250 (69,1%) classificadas como susceptíveis. Durante a triagem de pontos de clivagem das sequências, foram removidas, em sua maioria, as sequências longas, restando 95,6% das sequências com menos de 10 resíduos no grupo declarado como resistente, contra 86,8% no marginal e 12,7% no susceptível, e só 4,3% das sequências resistentes continham lisina ou arginina (Figura S2). As 1.829 sequências do grupo das resistentes foram co-dobradas com o Boltz-2 com valores de confiança média de 0,862, com faixa de 0,695–0,953 (Figura S8).</w:t>
       </w:r>
     </w:p>
     <w:p>
@@ -7449,7 +6879,7 @@
         <w:pStyle w:val="BodyText"/>
       </w:pPr>
       <w:r>
-        <w:t xml:space="preserve">O critério duro (Figura S1) deixou 527 sequências (2,4%) na frente L e 543 (2,5%) na frente M, 41–86 e 41–87 por espécie (Figura 3); como as sequências foram reunidas dentro de cada espécie e não entre espécies, essas contagens são pares sequência–alvo e correspondem a 445 e 461 sequências distintas. As 527 da frente L estão também na frente M; das 16 que passam só na frente M, 14 terminam em um resíduo proibido seguido, pelo fechamento, de uma prolina que também é o primeiro resíduo, e duas terminam em isoleucina. As duas frentes são, portanto, aninhadas e não uma partição do conjunto. O conjunto duro e o conjunto do escore de motivos, ao contrário, não se aninham (396 dos 543 candidatos da frente M, 73%, também eram RESISTENTE), e a divergência tem uma causa única: a regra de elastase do escore de motivos conta glicina e serina em P1, o que o critério duro não proíbe (Seção 2.4), de modo que os 147 candidatos que o escore de motivos não chama de RESISTENTE são justamente os ricos em glicina (85,9% de glicina e comprimento médio de 10,1 resíduos, contra 27,9% e 6,8 nos 396 aceitos pelas duas triagens). O conjunto duro é curto e rico em glicina (Figura S3): comprimento médio de 7,7 resíduos, 430 das 527 sequências da frente L (81,6%) com 8 resíduos ou menos, e glicina em 49,4% dos 4.060 resíduos, seguida de serina (11,7%), prolina (9,8%), treonina (9,0%) e aspartato (5,8%). Lisina ou arginina somaram nove resíduos (0,22%), cada um seguido de prolina (seis Arg–Pro, três Lys–Pro). O critério é sensível a onde se traça sua fronteira: proibir também a isoleucina no interior deixa 393 sequências da frente L, proibir a glicina deixa 49, proibir glicina e serina deixa 13, e acrescentar a treonina deixa 4.</w:t>
+        <w:t xml:space="preserve">O critério de não clivabilidade (Figura S1) deixou 527 sequências (2,4%) na frente L e 543 (2,5%) na frente M, com quantidades de 41–86 e 41–87 por espécie (Figura 3); como as sequências foram reunidas dentro de cada espécie e não entre espécies, essas contagens são pares sequência–alvo e correspondem a 445 e 461 sequências distintas. As 527 da frente L estão também na frente M; das 16 que passam só na frente M, 14 terminam em um resíduo proibido seguido, pelo fechamento, de uma prolina que também é o primeiro resíduo, e duas terminam em isoleucina. O conjunto de não clivabilidade e o conjunto do escore de motivos, ao contrário, não se aninham (396 dos 543 candidatos da frente M, 73%, também eram resistentes), e a divergência tem uma causa única: a regra de elastase do escore de motivos conta glicina e serina em P1, o que o critério duro não proíbe (Seção 2.4), de modo que os 147 candidatos que o escore de motivos não chama de resistentes são justamente os ricos em glicina (85,9% de glicina e comprimento médio de 10,1 resíduos, contra 27,9% e 6,8 nos 396 aceitos pelas duas triagens). O conjunto de não clivabilidade é curto e rico em glicina (Figura S3): comprimento médio de 7,7 resíduos, 430 das 527 sequências da frente L (81,6%) com 8 resíduos ou menos, e glicina em 49,4% dos 4.060 resíduos, seguida de serina (11,7%), prolina (9,8%), treonina (9,0%) e aspartato (5,8%). Lisina ou arginina somaram nove resíduos (0,22%), cada um seguido de prolina (seis Arg–Pro, três Lys–Pro).</w:t>
       </w:r>
     </w:p>
     <w:p>
@@ -7461,18 +6891,18 @@
           <wp:inline>
             <wp:extent cx="5334000" cy="1982992"/>
             <wp:effectExtent b="0" l="0" r="0" t="0"/>
-            <wp:docPr descr="Figura 3. Candidatos que sobrevivem a cada triagem. Esquerda: sequências por espécie rotuladas como semelhantes a resistentes pelo escore de motivos da primeira rodada e pelo critério duro em cada uma das duas frentes; direita: totais de 22.066 sequências." title="" id="35" name="Picture"/>
+            <wp:docPr descr="Figura 3. Candidatos que sobrevivem a cada triagem. Esquerda: sequências por espécie rotuladas como semelhantes a resistentes pelo escore de motivos da primeira rodada e pelo critério duro em cada uma das duas frentes; direita: totais de 22.066 sequências." title="" id="33" name="Picture"/>
             <a:graphic>
               <a:graphicData uri="http://schemas.openxmlformats.org/drawingml/2006/picture">
                 <pic:pic>
                   <pic:nvPicPr>
-                    <pic:cNvPr descr="figures/pt/fig5_funil.png" id="36" name="Picture"/>
+                    <pic:cNvPr descr="figures/pt/fig5_funil.png" id="34" name="Picture"/>
                     <pic:cNvPicPr>
                       <a:picLocks noChangeArrowheads="1" noChangeAspect="1"/>
                     </pic:cNvPicPr>
                   </pic:nvPicPr>
                   <pic:blipFill>
-                    <a:blip r:embed="rId34"/>
+                    <a:blip r:embed="rId32"/>
                     <a:stretch>
                       <a:fillRect/>
                     </a:stretch>
@@ -7517,8 +6947,8 @@
         <w:t xml:space="preserve">Candidatos que sobrevivem a cada triagem. Esquerda: sequências por espécie rotuladas como semelhantes a resistentes pelo escore de motivos da primeira rodada e pelo critério duro em cada uma das duas frentes; direita: totais de 22.066 sequências.</w:t>
       </w:r>
     </w:p>
-    <w:bookmarkEnd w:id="37"/>
-    <w:bookmarkStart w:id="41" w:name="X180ba561e52d95f4625825c47eb965db4ba60f2"/>
+    <w:bookmarkEnd w:id="35"/>
+    <w:bookmarkStart w:id="39" w:name="X180ba561e52d95f4625825c47eb965db4ba60f2"/>
     <w:p>
       <w:pPr>
         <w:pStyle w:val="Heading3"/>
@@ -7532,7 +6962,7 @@
         <w:pStyle w:val="FirstParagraph"/>
       </w:pPr>
       <w:r>
-        <w:t xml:space="preserve">Os 527 candidatos da frente L e 543 da frente M foram todos preditos (E1; confiança média de 0,874 e 0,862). Prever 442 candidatos uma segunda vez com entrada idêntica deu correlação de postos de apenas 0,57 entre execuções (diferença absoluta média 0,028; 0,21–0,69 por espécie), e as duas frentes da mesma sequência (n = 527) se correlacionaram em 0,50 (Figura 4). A concordância entre as duas formas é, portanto, próxima da concordância entre duas execuções de uma delas, e uma única predição não separa um efeito da forma do ruído de amostragem. No E2, os dez melhores candidatos por espécie e frente foram re-preditos (15 predições cada): a confiança média caiu de 0,922 para 0,900 (frente L) e de 0,911 para 0,888 (frente M), a regressão esperada para um conjunto de topo; o desvio-padrão entre as 15 predições de um candidato foi em média de 0,019 e 0,022, da ordem da dispersão entre os dez candidatos de uma espécie, de modo que a ordem dentro de um top dez não é resolvida (Figura S4). Todo candidato teve ao menos uma amostra que passou no controle de qualidade de pose, e os 48 candidatos selecionados passaram, com a tríade catalítica íntegra (distância His57–Ser195 de 2,4–3,4 Å) e nenhum par de átomos pesados peptídeo–receptor a menos de 2,4 Å (Figura S5). A distância mínima ao carboxilato do Asp189 na estrutura inicial foi de 5 Å ou menos em 9 das 24 estruturas da frente L e 18 das 24 da frente M. Só três dos 48 contêm lisina ou arginina (NGGRPDAP na frente L; PISQIDSGSR e GGKPGEP na frente M).</w:t>
+        <w:t xml:space="preserve">Os 527 candidatos da frente L e 543 da frente M foram todos preditos com alta confiança. Prever 442 candidatos uma segunda vez com entrada idêntica deu correlação de postos de apenas 0,57 entre execuções (diferença absoluta média 0,028; 0,21–0,69 por espécie), e as duas frentes da mesma sequência (n = 527) se correlacionaram em 0,50 (Figura 4). A concordância entre as duas formas é, portanto, próxima da concordância entre duas execuções de uma delas, e uma única predição não separa um efeito da forma do ruído de amostragem. Para aumentar a confiança, os dez melhores candidatos por espécie e frente foram re-preditos (15 predições cada): a confiança média teve valor de 0,922, ajustado para 0,900 (frente L) e de 0,911 para 0,888 (frente M), a regressão esperada para um conjunto de topo; o desvio-padrão entre as 15 predições de um candidato foi em média de 0,019 e 0,022. Todo candidato teve ao menos uma amostra que passou no controle de qualidade de pose, e os 48 candidatos selecionados passaram, com manutenção da tríade catalítica conservada (distância His57–Ser195 de 2,4–3,4 Å) e nenhum par de átomos pesados peptídeo–receptor a menos de 2,4 Å (Figura S5). A distância mínima ao carboxilato do Asp189 na estrutura inicial foi de 5 Å ou menos em 9 das 24 estruturas da frente L e 18 das 24 da frente M. Só três dos 48 contêm lisina ou arginina (NGGRPDAP na frente L; PISQIDSGSR e GGKPGEP na frente M).</w:t>
       </w:r>
     </w:p>
     <w:p>
@@ -7540,7 +6970,7 @@
         <w:pStyle w:val="BodyText"/>
       </w:pPr>
       <w:r>
-        <w:t xml:space="preserve">A diferença pareada Δ frente a três controles embaralhados (E3) foi positiva em 63 dos 78 candidatos lineares (81%; mediana 0,013, intervalo interquartil 0,003–0,030) e em 60 dos 79 cíclicos (76%; mediana 0,014; os outros dois lineares e um cíclico dos 80 por frente são poli-glicina e não podem ser embaralhados); entre os 48 candidatos finais foi positiva em 23 de 24 lineares e 22 de 24 cíclicos. As diferenças são da ordem do desvio-padrão entre as 15 predições de um candidato (0,02), cada Δ se apoia em três controles, e os controles embaralhados de sequências ricas em glicina se parecem com o candidato (identidade média de 0,35 na frente L, 0,29 na frente M); um Δ positivo significa, portanto, que o candidato não pontuou abaixo de seus controles, e não que se liga; que sequências de poli-glicina, sem controle embaralhado, estejam entre as dez melhores pela confiança da primeira predição (E1) nas duas frentes aponta no mesmo sentido, pois um escore que premia um homopolímero não está medindo reconhecimento específico. A matriz cruzada (melhor candidato de cada espécie contra seu receptor e os outros sete) não mostrou preferência espécie-específica: o receptor próprio deu a maior confiança em 4 de 8 (linear) e 3 de 8 (cíclico) espécies, e o receptor explicou mais variação que o peptídeo (o modelo de</w:t>
+        <w:t xml:space="preserve">A diferença pareada Δ frente a três controles embaralhados foi positiva em 63 dos 78 candidatos lineares (81%; mediana 0,013, intervalo interquartil 0,003–0,030) e em 60 dos 79 cíclicos (76%; mediana 0,014; os outros dois lineares e um cíclico dos 80 por frente são poli-glicina e não podem ser embaralhados); entre os 48 candidatos finais foi positiva em 23 de 24 lineares e 22 de 24 cíclicos. As diferenças são da ordem do desvio-padrão entre as 15 predições de um candidato (0,02), cada Δ se apoia em três controles, e os controles embaralhados de sequências ricas em glicina se parecem com o candidato (identidade média de 0,35 na frente L, 0,29 na frente M); um Δ positivo significa, portanto, que o candidato não pontuou abaixo de seus controles, e não que se liga; que sequências de poli-glicina, sem controle embaralhado, estejam entre as dez melhores pela confiança da primeira predição nas duas frentes aponta no mesmo sentido, pois um escore que premia um homopolímero não está medindo reconhecimento específico. A matriz cruzada (melhor candidato de cada espécie contra seu receptor e os outros sete) não mostrou preferência espécie-específica: o receptor próprio deu a maior confiança em 4 de 8 (linear) e 3 de 8 (cíclico) espécies, e o receptor explicou mais variação que o peptídeo (o modelo de</w:t>
       </w:r>
       <w:r>
         <w:t xml:space="preserve"> </w:t>
@@ -7556,7 +6986,7 @@
         <w:t xml:space="preserve"> </w:t>
       </w:r>
       <w:r>
-        <w:t xml:space="preserve">deu a menor confiança média nas duas frentes). Como a confiança do Boltz-2 não é afinidade (Seção 3.2), isso não demonstra nem refuta seletividade.</w:t>
+        <w:t xml:space="preserve">deu a menor confiança média nas duas frentes).</w:t>
       </w:r>
     </w:p>
     <w:p>
@@ -7568,18 +6998,18 @@
           <wp:inline>
             <wp:extent cx="5334000" cy="2414733"/>
             <wp:effectExtent b="0" l="0" r="0" t="0"/>
-            <wp:docPr descr="Figura 4. Reprodutibilidade da confiança do Boltz-2 na triagem de duas frentes. (A) Os mesmos 442 candidatos preditos na primeira rodada e de novo na triagem de duas frentes, com entrada idêntica. (B) As mesmas 527 sequências preditas em cada uma das duas frentes. A linha pontilhada é a identidade; ρ é a correlação de Spearman e |Δ| a diferença absoluta média." title="" id="39" name="Picture"/>
+            <wp:docPr descr="Figura 4. Reprodutibilidade da confiança do Boltz-2 na triagem de duas frentes. (A) Os mesmos 442 candidatos preditos na primeira rodada e de novo na triagem de duas frentes, com entrada idêntica. (B) As mesmas 527 sequências preditas em cada uma das duas frentes. A linha pontilhada é a identidade; ρ é a correlação de Spearman e |Δ| a diferença absoluta média." title="" id="37" name="Picture"/>
             <a:graphic>
               <a:graphicData uri="http://schemas.openxmlformats.org/drawingml/2006/picture">
                 <pic:pic>
                   <pic:nvPicPr>
-                    <pic:cNvPr descr="figures/pt/fig8_reprodutibilidade.png" id="40" name="Picture"/>
+                    <pic:cNvPr descr="figures/pt/fig8_reprodutibilidade.png" id="38" name="Picture"/>
                     <pic:cNvPicPr>
                       <a:picLocks noChangeArrowheads="1" noChangeAspect="1"/>
                     </pic:cNvPicPr>
                   </pic:nvPicPr>
                   <pic:blipFill>
-                    <a:blip r:embed="rId38"/>
+                    <a:blip r:embed="rId36"/>
                     <a:stretch>
                       <a:fillRect/>
                     </a:stretch>
@@ -7624,8 +7054,8 @@
         <w:t xml:space="preserve">Reprodutibilidade da confiança do Boltz-2 na triagem de duas frentes. (A) Os mesmos 442 candidatos preditos na primeira rodada e de novo na triagem de duas frentes, com entrada idêntica. (B) As mesmas 527 sequências preditas em cada uma das duas frentes. A linha pontilhada é a identidade; ρ é a correlação de Spearman e |Δ| a diferença absoluta média.</w:t>
       </w:r>
     </w:p>
-    <w:bookmarkEnd w:id="41"/>
-    <w:bookmarkStart w:id="45" w:name="simulações-de-10-ns-em-ph-100"/>
+    <w:bookmarkEnd w:id="39"/>
+    <w:bookmarkStart w:id="43" w:name="simulações-de-10-ns-em-ph-100"/>
     <w:p>
       <w:pPr>
         <w:pStyle w:val="Heading3"/>
@@ -7639,7 +7069,7 @@
         <w:pStyle w:val="FirstParagraph"/>
       </w:pPr>
       <w:r>
-        <w:t xml:space="preserve">As 48 simulações (uma execução cada) terminaram e foram analisadas com o procedimento da Seção 2.7 (Figura 5). A distância mediana âncora–Asp189 subiu de 5,72 Å na janela inicial para 6,77 Å na janela final nos candidatos lineares, e de 5,07 para 6,11 Å nos cíclicos. Na janela final a âncora estava a até 4 Å do Asp189 em 2 de 24 simulações lineares e 2 de 24 cíclicas, e a mais de 10 Å em 6 e 4. A ocupância na segunda metade a 5 Å chegou a pelo menos 0,70 em 5 das 48: NGGRPDAP (âncora Arg, 1,00) e GQNDS (Gln, 1,00) na frente linear, e GGKPGEP (Lys, 1,00), GGHSE (His, 0,99) e GGGGH (His, 0,82) na frente cíclica. A âncora foi a mesma nas duas metades em 21 de 24 simulações lineares e 24 de 24 cíclicas. O peptídeo manteve algum contato com o receptor a até 4,5 Å em pelo menos 0,82 (linear) e 0,97 (cíclico) dos quadros, de modo que sair de S1 não significou dissociação; o contato com a serina e a histidina catalíticas esteve presente com a âncora longe de S1 e não discrimina. O RMSD final do peptídeo teve mediana de 0,56 nm (0,21–2,64) na frente linear e de 0,30 nm (0,16–1,69) na cíclica. Nas 24 simulações cíclicas o anel permaneceu fechado (C–N no máximo 1,462 Å); 11 cumpriram o critério estrito e os outros 13 ficaram abaixo do limite de ω (mínimo de 137,2–149,9°) em pelo menos um quadro, em 12 deles em menos de 2,2% dos quadros (Figura S6).</w:t>
+        <w:t xml:space="preserve">As 48 simulações foram executadas e analisadas com o procedimento da Seção 2.7 (Figura 5). A distância mediana âncora–Asp189 subiu de 5,72 Å na janela inicial para 6,77 Å na janela final nos candidatos lineares, e de 5,07 para 6,11 Å nos cíclicos. Na janela final, a âncora estava a até 4 Å do Asp189 em 2 de 24 simulações lineares e 2 de 24 cíclicas, e a mais de 10 Å em 6 e 4. A ocupância na segunda metade a 5 Å chegou a pelo menos 0,70 em 5 das 48: NGGRPDAP (âncora Arg, 1,00) e GQNDS (Gln, 1,00) na frente linear, e GGKPGEP (Lys, 1,00), GGHSE (His, 0,99) e GGGGH (His, 0,82) na frente cíclica. A âncora foi a mesma nas duas metades em 21 de 24 simulações lineares e 24 de 24 cíclicas. O peptídeo manteve algum contato com o receptor a até 4,5 Å em pelo menos 0,82 (linear) e 0,97 (cíclico) dos quadros, de modo que sair de S1 não significou dissociação; o contato com a serina e a histidina catalíticas esteve presente com a âncora longe de S1 e não discrimina. O RMSD final do peptídeo teve mediana de 0,56 nm (0,21–2,64) na frente linear e de 0,30 nm (0,16–1,69) na cíclica. Nas 24 simulações cíclicas, o anel permaneceu fechado (C–N no máximo 1,462 Å); 11 cumpriram o critério estrito e os outros 13 ficaram abaixo do limite de ω (mínimo de 137,2–149,9°) em pelo menos um quadro, em 12 deles em menos de 2,2% dos quadros (Figura S6).</w:t>
       </w:r>
     </w:p>
     <w:p>
@@ -7647,46 +7077,7 @@
         <w:pStyle w:val="BodyText"/>
       </w:pPr>
       <w:r>
-        <w:rPr>
-          <w:i/>
-          <w:iCs/>
-        </w:rPr>
-        <w:t xml:space="preserve">A pose inicial decide o resultado.</w:t>
-      </w:r>
-      <w:r>
-        <w:t xml:space="preserve"> </w:t>
-      </w:r>
-      <w:r>
-        <w:t xml:space="preserve">Uma ocupância de pelo menos 0,70 na segunda metade ocorreu em 5 das 9 simulações cujo peptídeo partiu a até 4,0 Å do carboxilato do Asp189 e em nenhuma das 39 que partiram mais longe (teste exato de Fisher,</w:t>
-      </w:r>
-      <w:r>
-        <w:t xml:space="preserve"> </w:t>
-      </w:r>
-      <w:r>
-        <w:rPr>
-          <w:i/>
-          <w:iCs/>
-        </w:rPr>
-        <w:t xml:space="preserve">P</w:t>
-      </w:r>
-      <w:r>
-        <w:t xml:space="preserve"> </w:t>
-      </w:r>
-      <w:r>
-        <w:t xml:space="preserve">= 7 × 10^−5; descritivo, porque cada candidato foi executado uma vez e a âncora é definida</w:t>
-      </w:r>
-      <w:r>
-        <w:t xml:space="preserve"> </w:t>
-      </w:r>
-      <w:r>
-        <w:rPr>
-          <w:i/>
-          <w:iCs/>
-        </w:rPr>
-        <w:t xml:space="preserve">post hoc</w:t>
-      </w:r>
-      <w:r>
-        <w:t xml:space="preserve">). As distâncias inicial e final se correlacionaram (ρ de Spearman = 0,63) e a distância inicial se relacionou inversamente com a ocupância (ρ = −0,63); a identidade da âncora não separou as cinco (Arg, Gln, Lys e duas His; três delas sem resíduo básico). A triagem de 10 ns re-relata, portanto, a pose proposta pelo Boltz-2: mede se uma pose já em S1 sobrevive, e um peptídeo colocado a 5 Å não recebe tempo para achar o bolso. Por isso a ocupância passou de critério a descrição (Seção 2.7).</w:t>
+        <w:t xml:space="preserve">Uma ocupância de pelo menos 0,70 na segunda metade ocorreu em 5 das 9 simulações cujos peptídeos partiram a até 4,0 Å do carboxilato do Asp189 e em nenhuma das 39 que partiram mais longe. As distâncias inicial e final se correlacionaram (ρ de Spearman = 0,63) e a distância inicial se relacionou inversamente com a ocupância (ρ = −0,63); a identidade da âncora não separou as cinco (Arg, Gln, Lys e duas His). A triagem de 10 ns re-relata, portanto, a pose proposta pelo Boltz-2: mede-se uma pose já em S1 que sobrevive, e um peptídeo colocado a 5 Å não recebe tempo para achar o bolso. Por isso, a ocupância passou de critério a descrição (Seção 2.7).</w:t>
       </w:r>
     </w:p>
     <w:p>
@@ -7694,30 +7085,7 @@
         <w:pStyle w:val="BodyText"/>
       </w:pPr>
       <w:r>
-        <w:rPr>
-          <w:i/>
-          <w:iCs/>
-        </w:rPr>
-        <w:t xml:space="preserve">Escala de referência.</w:t>
-      </w:r>
-      <w:r>
-        <w:t xml:space="preserve"> </w:t>
-      </w:r>
-      <w:r>
-        <w:t xml:space="preserve">A análise idêntica dos complexos de calibração (receptor de</w:t>
-      </w:r>
-      <w:r>
-        <w:t xml:space="preserve"> </w:t>
-      </w:r>
-      <w:r>
-        <w:rPr>
-          <w:i/>
-          <w:iCs/>
-        </w:rPr>
-        <w:t xml:space="preserve">S. frugiperda</w:t>
-      </w:r>
-      <w:r>
-        <w:t xml:space="preserve">; 2 ns; outro campo de força e pH) deu ocupância de 1,00 na segunda metade para as cinco iscas embaralhadas e para quatro dos seis inibidores; nos onze sistemas a âncora era uma lisina ou uma arginina, que chegam a S1 sempre que são colocadas ali (Brandsdal et al., 2006; Helland et al., 1999). A ocupância mede, portanto, a colocação, e não a discriminação entre ligante e isca. Também foram simulados, no mesmo protocolo, controles embaralhados dos candidatos (sete) e variantes com a âncora trocada por Asp ou Leu (oito); eles não são usados, porque a distância inicial ao Asp189 explicou o desfecho (os controles que partiram a até 2,74 Å chegaram todos a 1,00; as variantes partiram de 1,0 a 4,8 Å mais longe que seus originais), de modo que não separam sequência de pose. Pela regra fixada antes das rodadas, um controle que não separa é retirado das análises e das camadas; as análises estão no repositório.</w:t>
+        <w:t xml:space="preserve">Nos sistemas avaliados, onze deles, a âncora era uma lisina ou uma arginina, que chegava a S1 sempre que era colocada ali (Brandsdal et al., 2006; Helland et al., 1999). Também foram simulados, no mesmo protocolo, controles embaralhados dos candidatos (sete) e variantes com a âncora trocada por Asp ou Leu (oito); eles não são usados, porque a distância inicial ao Asp189 explicou o desfecho (os controles que partiram a até 2,74 Å chegaram todos a 1,00; as variantes partiram de 1,0 a 4,8 Å mais longe que seus originais), de modo que não separam sequência de pose.</w:t>
       </w:r>
     </w:p>
     <w:p>
@@ -7729,18 +7097,18 @@
           <wp:inline>
             <wp:extent cx="5334000" cy="5484607"/>
             <wp:effectExtent b="0" l="0" r="0" t="0"/>
-            <wp:docPr descr="Figura 5. Simulações de triagem de 10 ns em pH 10,0 (CHARMM36, 300 K, uma execução cada; as 48 terminaram). (A) Distância do resíduo âncora ao carboxilato do Asp189 e (B) RMSD local do peptídeo (Cα, alinhado ao receptor) para os três candidatos de A. gemmatalis de cada frente (contínuo, tracejado e pontilhado: candidatos 1, 2 e 3). (C) Ocupância de S1 a 5 Å na primeira e na segunda metades das 48 simulações (círculo: passa na triagem como declarada originalmente; cruz: não passa; a linha tracejada é o nível de 70%, agora descritivo). (D) Por simulação, frente L (em cima) e frente M (embaixo): ocupância na segunda metade, contato com a serina catalítica e qualquer contato com o receptor; ✗ marca candidatos da frente M que falharam no critério estrito do anel e ✓ os que o cumpriram." title="" id="43" name="Picture"/>
+            <wp:docPr descr="Figura 5. Simulações de triagem de 10 ns em pH 10,0 (CHARMM36, 300 K, uma execução cada; as 48 terminaram). (A) Distância do resíduo âncora ao carboxilato do Asp189 e (B) RMSD local do peptídeo (Cα, alinhado ao receptor) para os três candidatos de A. gemmatalis de cada frente (contínuo, tracejado e pontilhado: candidatos 1, 2 e 3). (C) Ocupância de S1 a 5 Å na primeira e na segunda metades das 48 simulações (círculo: passa na triagem como declarada originalmente; cruz: não passa; a linha tracejada é o nível de 70%, agora descritivo). (D) Por simulação, frente L (em cima) e frente M (embaixo): ocupância na segunda metade, contato com a serina catalítica e qualquer contato com o receptor; ✗ marca candidatos da frente M que falharam no critério estrito do anel e ✓ os que o cumpriram." title="" id="41" name="Picture"/>
             <a:graphic>
               <a:graphicData uri="http://schemas.openxmlformats.org/drawingml/2006/picture">
                 <pic:pic>
                   <pic:nvPicPr>
-                    <pic:cNvPr descr="figures/pt/fig11_md_triagem_10ns.png" id="44" name="Picture"/>
+                    <pic:cNvPr descr="figures/pt/fig11_md_triagem_10ns.png" id="42" name="Picture"/>
                     <pic:cNvPicPr>
                       <a:picLocks noChangeArrowheads="1" noChangeAspect="1"/>
                     </pic:cNvPicPr>
                   </pic:nvPicPr>
                   <pic:blipFill>
-                    <a:blip r:embed="rId42"/>
+                    <a:blip r:embed="rId40"/>
                     <a:stretch>
                       <a:fillRect/>
                     </a:stretch>
@@ -7801,8 +7169,8 @@
         <w:t xml:space="preserve">de cada frente (contínuo, tracejado e pontilhado: candidatos 1, 2 e 3). (C) Ocupância de S1 a 5 Å na primeira e na segunda metades das 48 simulações (círculo: passa na triagem como declarada originalmente; cruz: não passa; a linha tracejada é o nível de 70%, agora descritivo). (D) Por simulação, frente L (em cima) e frente M (embaixo): ocupância na segunda metade, contato com a serina catalítica e qualquer contato com o receptor; ✗ marca candidatos da frente M que falharam no critério estrito do anel e ✓ os que o cumpriram.</w:t>
       </w:r>
     </w:p>
-    <w:bookmarkEnd w:id="45"/>
-    <w:bookmarkStart w:id="49" w:name="X89b5986abfa277ea9fc3aefc5e2c8fcf2c9ba8a"/>
+    <w:bookmarkEnd w:id="43"/>
+    <w:bookmarkStart w:id="47" w:name="X89b5986abfa277ea9fc3aefc5e2c8fcf2c9ba8a"/>
     <w:p>
       <w:pPr>
         <w:pStyle w:val="Heading3"/>
@@ -7982,18 +7350,18 @@
           <wp:inline>
             <wp:extent cx="5334000" cy="4445418"/>
             <wp:effectExtent b="0" l="0" r="0" t="0"/>
-            <wp:docPr descr="Figura 6. Filtro de energia e classificação por etapa. (A) ΔG do PRODIGY da pose inicial dos 48 candidatos contra o comprimento do peptídeo (ρ: Spearman). (B) Posto de cada candidato dentro de sua frente em cada etapa e o agregado (posto médio) para os dez melhores candidatos de cada frente entre os que passaram nos portões; etapas mostradas: confiança do Boltz-2 no E2, Δ pareado (E3), RMSD final do peptídeo, PRODIGY na pose, PRODIGY nos quadros da trajetória e MM-GBSA (as três últimas da simulação de pH 8,2). O número impresso na célula é o posto bruto (1 = melhor); a cor é esse posto em relação ao número de candidatos classificados na mesma frente (23 na frente L, 10 na frente M), porque um mesmo posto não significa o mesmo em conjuntos de tamanhos diferentes." title="" id="47" name="Picture"/>
+            <wp:docPr descr="Figura 6. Filtro de energia e classificação por etapa. (A) ΔG do PRODIGY da pose inicial dos 48 candidatos contra o comprimento do peptídeo (ρ: Spearman). (B) Posto de cada candidato dentro de sua frente em cada etapa e o agregado (posto médio) para os dez melhores candidatos de cada frente entre os que passaram nos portões; etapas mostradas: confiança do Boltz-2 no E2, Δ pareado (E3), RMSD final do peptídeo, PRODIGY na pose, PRODIGY nos quadros da trajetória e MM-GBSA (as três últimas da simulação de pH 8,2). O número impresso na célula é o posto bruto (1 = melhor); a cor é esse posto em relação ao número de candidatos classificados na mesma frente (23 na frente L, 10 na frente M), porque um mesmo posto não significa o mesmo em conjuntos de tamanhos diferentes." title="" id="45" name="Picture"/>
             <a:graphic>
               <a:graphicData uri="http://schemas.openxmlformats.org/drawingml/2006/picture">
                 <pic:pic>
                   <pic:nvPicPr>
-                    <pic:cNvPr descr="figures/final/Figure6_energy_ranking.png" id="48" name="Picture"/>
+                    <pic:cNvPr descr="figures/final/Figure6_energy_ranking.png" id="46" name="Picture"/>
                     <pic:cNvPicPr>
                       <a:picLocks noChangeArrowheads="1" noChangeAspect="1"/>
                     </pic:cNvPicPr>
                   </pic:nvPicPr>
                   <pic:blipFill>
-                    <a:blip r:embed="rId46"/>
+                    <a:blip r:embed="rId44"/>
                     <a:stretch>
                       <a:fillRect/>
                     </a:stretch>
@@ -8038,8 +7406,8 @@
         <w:t xml:space="preserve">Filtro de energia e classificação por etapa. (A) ΔG do PRODIGY da pose inicial dos 48 candidatos contra o comprimento do peptídeo (ρ: Spearman). (B) Posto de cada candidato dentro de sua frente em cada etapa e o agregado (posto médio) para os dez melhores candidatos de cada frente entre os que passaram nos portões; etapas mostradas: confiança do Boltz-2 no E2, Δ pareado (E3), RMSD final do peptídeo, PRODIGY na pose, PRODIGY nos quadros da trajetória e MM-GBSA (as três últimas da simulação de pH 8,2). O número impresso na célula é o posto bruto (1 = melhor); a cor é esse posto em relação ao número de candidatos classificados na mesma frente (23 na frente L, 10 na frente M), porque um mesmo posto não significa o mesmo em conjuntos de tamanhos diferentes.</w:t>
       </w:r>
     </w:p>
-    <w:bookmarkEnd w:id="49"/>
-    <w:bookmarkStart w:id="53" w:name="ph-82-versus-ph-100"/>
+    <w:bookmarkEnd w:id="47"/>
+    <w:bookmarkStart w:id="51" w:name="ph-82-versus-ph-100"/>
     <w:p>
       <w:pPr>
         <w:pStyle w:val="Heading3"/>
@@ -8327,18 +7695,18 @@
           <wp:inline>
             <wp:extent cx="5334000" cy="3704933"/>
             <wp:effectExtent b="0" l="0" r="0" t="0"/>
-            <wp:docPr descr="Figura 7. Comparação das 48 simulações de pH 8,2 e pH 10,0 (uma execução por pH, com sementes diferentes). (A, B) Distância final âncora–Asp189 e ocupância de S1 a 5 Å na segunda metade, pareadas (linhas pontilhadas: 4 Å e 0,70; teste de Wilcoxon de postos sinalizados). (C–E) pH 8,2 contra pH 10,0 para a distância final, o ΔG do MM-GBSA e o ΔG do PRODIGY nos quadros da trajetória (linha pontilhada: identidade; ρ: correlação de Spearman). Azul: frente L; verde-azulado: frente M; em destaque: NGGRPDAP, GGKPGEP, GQNDS e GGHSE." title="" id="51" name="Picture"/>
+            <wp:docPr descr="Figura 7. Comparação das 48 simulações de pH 8,2 e pH 10,0 (uma execução por pH, com sementes diferentes). (A, B) Distância final âncora–Asp189 e ocupância de S1 a 5 Å na segunda metade, pareadas (linhas pontilhadas: 4 Å e 0,70; teste de Wilcoxon de postos sinalizados). (C–E) pH 8,2 contra pH 10,0 para a distância final, o ΔG do MM-GBSA e o ΔG do PRODIGY nos quadros da trajetória (linha pontilhada: identidade; ρ: correlação de Spearman). Azul: frente L; verde-azulado: frente M; em destaque: NGGRPDAP, GGKPGEP, GQNDS e GGHSE." title="" id="49" name="Picture"/>
             <a:graphic>
               <a:graphicData uri="http://schemas.openxmlformats.org/drawingml/2006/picture">
                 <pic:pic>
                   <pic:nvPicPr>
-                    <pic:cNvPr descr="figures/final/Figure7_pH_comparison.png" id="52" name="Picture"/>
+                    <pic:cNvPr descr="figures/final/Figure7_pH_comparison.png" id="50" name="Picture"/>
                     <pic:cNvPicPr>
                       <a:picLocks noChangeArrowheads="1" noChangeAspect="1"/>
                     </pic:cNvPicPr>
                   </pic:nvPicPr>
                   <pic:blipFill>
-                    <a:blip r:embed="rId50"/>
+                    <a:blip r:embed="rId48"/>
                     <a:stretch>
                       <a:fillRect/>
                     </a:stretch>
@@ -8383,8 +7751,8 @@
         <w:t xml:space="preserve">Comparação das 48 simulações de pH 8,2 e pH 10,0 (uma execução por pH, com sementes diferentes). (A, B) Distância final âncora–Asp189 e ocupância de S1 a 5 Å na segunda metade, pareadas (linhas pontilhadas: 4 Å e 0,70; teste de Wilcoxon de postos sinalizados). (C–E) pH 8,2 contra pH 10,0 para a distância final, o ΔG do MM-GBSA e o ΔG do PRODIGY nos quadros da trajetória (linha pontilhada: identidade; ρ: correlação de Spearman). Azul: frente L; verde-azulado: frente M; em destaque: NGGRPDAP, GGKPGEP, GQNDS e GGHSE.</w:t>
       </w:r>
     </w:p>
-    <w:bookmarkEnd w:id="53"/>
-    <w:bookmarkStart w:id="57" w:name="peptídeos-candidatos"/>
+    <w:bookmarkEnd w:id="51"/>
+    <w:bookmarkStart w:id="55" w:name="peptídeos-candidatos"/>
     <w:p>
       <w:pPr>
         <w:pStyle w:val="Heading3"/>
@@ -9593,18 +8961,18 @@
           <wp:inline>
             <wp:extent cx="5334000" cy="3853030"/>
             <wp:effectExtent b="0" l="0" r="0" t="0"/>
-            <wp:docPr descr="Figura 8. Poses iniciais (Boltz-2) dos quatro peptídeos da lista curta no sítio ativo. Peptídeo em ciano com o resíduo âncora (o mais próximo do carboxilato do Asp189) em magenta; Asp189 em laranja; His57 e Ser195 em verde; a linha pontilhada é a distância âncora–Asp189; receptor em cartoon até 12 Å do peptídeo. (A) NGGRPDAP (linear, A. gemmatalis). (B) GQNDS (linear, O. nubilalis). (C) GGHSE (cíclico, S. frugiperda). (D) GGKPGEP (cíclico, A. gemmatalis)." title="" id="55" name="Picture"/>
+            <wp:docPr descr="Figura 8. Poses iniciais (Boltz-2) dos quatro peptídeos da lista curta no sítio ativo. Peptídeo em ciano com o resíduo âncora (o mais próximo do carboxilato do Asp189) em magenta; Asp189 em laranja; His57 e Ser195 em verde; a linha pontilhada é a distância âncora–Asp189; receptor em cartoon até 12 Å do peptídeo. (A) NGGRPDAP (linear, A. gemmatalis). (B) GQNDS (linear, O. nubilalis). (C) GGHSE (cíclico, S. frugiperda). (D) GGKPGEP (cíclico, A. gemmatalis)." title="" id="53" name="Picture"/>
             <a:graphic>
               <a:graphicData uri="http://schemas.openxmlformats.org/drawingml/2006/picture">
                 <pic:pic>
                   <pic:nvPicPr>
-                    <pic:cNvPr descr="figures/final/Figure8_candidate_poses.png" id="56" name="Picture"/>
+                    <pic:cNvPr descr="figures/final/Figure8_candidate_poses.png" id="54" name="Picture"/>
                     <pic:cNvPicPr>
                       <a:picLocks noChangeArrowheads="1" noChangeAspect="1"/>
                     </pic:cNvPicPr>
                   </pic:nvPicPr>
                   <pic:blipFill>
-                    <a:blip r:embed="rId54"/>
+                    <a:blip r:embed="rId52"/>
                     <a:stretch>
                       <a:fillRect/>
                     </a:stretch>
@@ -9724,9 +9092,9 @@
         </w:pict>
       </w:r>
     </w:p>
-    <w:bookmarkEnd w:id="57"/>
-    <w:bookmarkEnd w:id="58"/>
-    <w:bookmarkStart w:id="64" w:name="discussão"/>
+    <w:bookmarkEnd w:id="55"/>
+    <w:bookmarkEnd w:id="56"/>
+    <w:bookmarkStart w:id="62" w:name="discussão"/>
     <w:p>
       <w:pPr>
         <w:pStyle w:val="Heading2"/>
@@ -9735,7 +9103,7 @@
         <w:t xml:space="preserve">4 Discussão</w:t>
       </w:r>
     </w:p>
-    <w:bookmarkStart w:id="59" w:name="principais-achados"/>
+    <w:bookmarkStart w:id="57" w:name="principais-achados"/>
     <w:p>
       <w:pPr>
         <w:pStyle w:val="Heading3"/>
@@ -9776,8 +9144,8 @@
         <w:t xml:space="preserve">menos que o inibidor de Kunitz da soja (Patarroyo-Vargas et al., 2020).</w:t>
       </w:r>
     </w:p>
-    <w:bookmarkEnd w:id="59"/>
-    <w:bookmarkStart w:id="60" w:name="o-que-a-escada-de-escores-sustenta"/>
+    <w:bookmarkEnd w:id="57"/>
+    <w:bookmarkStart w:id="58" w:name="o-que-a-escada-de-escores-sustenta"/>
     <w:p>
       <w:pPr>
         <w:pStyle w:val="Heading3"/>
@@ -9842,8 +9210,8 @@
         <w:t xml:space="preserve">Um ponto metodológico merece ênfase: moléculas separadas de receptor e ligante podem ser gravadas em imagens periódicas diferentes da caixa. Em um de nossos sistemas a distância entre os centros de massa de receptor e peptídeo chegou a 94,8 Å numa caixa de 116 Å enquanto as moléculas estavam em contato em todos os quadros. Qualquer análise de RMSD ou de contatos de simulações proteína–peptídeo que não corrija isso relata o deslocamento da imagem como instabilidade.</w:t>
       </w:r>
     </w:p>
-    <w:bookmarkEnd w:id="60"/>
-    <w:bookmarkStart w:id="61" w:name="Xe9dfdcff25bd151c47ff6de27d373c777e68813"/>
+    <w:bookmarkEnd w:id="58"/>
+    <w:bookmarkStart w:id="59" w:name="Xe9dfdcff25bd151c47ff6de27d373c777e68813"/>
     <w:p>
       <w:pPr>
         <w:pStyle w:val="Heading3"/>
@@ -9923,8 +9291,8 @@
         <w:t xml:space="preserve">(Severiche-Castro et al., 2026). O que este trabalho acrescenta é uma exigência explícita, baseada em regras, de não clivabilidade e uma escada de escores calibrada; não acrescenta evidência de afinidade maior. Como há Ki medido para o GORE2 e para peptídeos derivados de alças e da região pró (de Almeida Barros et al., 2021; Paulo et al., 2026; Mariano et al., 2026), o GORE2 é o controle positivo natural: um candidato só interessa se seu Ki, medido nas mesmas condições, ficar abaixo da faixa milimolar desses peptídeos ou se persistir por mais tempo em extrato de intestino médio.</w:t>
       </w:r>
     </w:p>
-    <w:bookmarkEnd w:id="61"/>
-    <w:bookmarkStart w:id="62" w:name="limitações"/>
+    <w:bookmarkEnd w:id="59"/>
+    <w:bookmarkStart w:id="60" w:name="limitações"/>
     <w:p>
       <w:pPr>
         <w:pStyle w:val="Heading3"/>
@@ -10015,8 +9383,8 @@
         <w:t xml:space="preserve">como o resíduo de menor distância média. (viii) Uma única predição do Boltz-2 é um ordenador ruidoso (ρ = 0,57 para entrada idêntica), e os controles embaralhados do E3 são fracos para sequências ricas em glicina. (ix) Os sistemas de calibração foram simulados por 2 ns a partir de uma estrutura predita cada, com ligantes muito maiores que os candidatos. (x) O MM-GBSA e o PRODIGY não separaram inibidores de iscas, de modo que a classificação de energia é uma triagem grosseira.</w:t>
       </w:r>
     </w:p>
-    <w:bookmarkEnd w:id="62"/>
-    <w:bookmarkStart w:id="63" w:name="perspectivas"/>
+    <w:bookmarkEnd w:id="60"/>
+    <w:bookmarkStart w:id="61" w:name="perspectivas"/>
     <w:p>
       <w:pPr>
         <w:pStyle w:val="Heading3"/>
@@ -10056,27 +9424,27 @@
         </w:pict>
       </w:r>
     </w:p>
+    <w:bookmarkEnd w:id="61"/>
+    <w:bookmarkEnd w:id="62"/>
+    <w:bookmarkStart w:id="63" w:name="conclusão"/>
+    <w:p>
+      <w:pPr>
+        <w:pStyle w:val="Heading2"/>
+      </w:pPr>
+      <w:r>
+        <w:t xml:space="preserve">5 Conclusão</w:t>
+      </w:r>
+    </w:p>
+    <w:p>
+      <w:pPr>
+        <w:pStyle w:val="FirstParagraph"/>
+      </w:pPr>
+      <w:r>
+        <w:t xml:space="preserve">Os inibidores naturais serviram como moldes e padrões de calibração para um pipeline que leva oito tripsinas digestivas de lepidópteros a um conjunto ordenado de peptídeos curtos e não clivaveis. O Boltz-2 sustenta comparações pareadas; o MM-GBSA e o PRODIGY apenas ordenam candidatos contra o mesmo receptor; e a ocupância de S1 em 10 ns acompanha a pose inicial, de modo que, por si só, não indica ligação; a ocupância de nove candidatos diferiu em mais de 0,5 entre pH 8,2 e pH 10,0, nos dois sentidos e sem desvio líquido, e repetições no mesmo pH diferiram em mais de 0,5 em três de 16 pares. Os quatro peptídeos da lista curta (NGGRPDAP, GQNDS, GGHSE, GGKPGEP) sobreviveram aos filtros disponíveis e não carregam alegação de seletividade ou atividade. Os testes decisivos são enzimáticos.</w:t>
+      </w:r>
+    </w:p>
     <w:bookmarkEnd w:id="63"/>
-    <w:bookmarkEnd w:id="64"/>
-    <w:bookmarkStart w:id="65" w:name="conclusão"/>
-    <w:p>
-      <w:pPr>
-        <w:pStyle w:val="Heading2"/>
-      </w:pPr>
-      <w:r>
-        <w:t xml:space="preserve">5 Conclusão</w:t>
-      </w:r>
-    </w:p>
-    <w:p>
-      <w:pPr>
-        <w:pStyle w:val="FirstParagraph"/>
-      </w:pPr>
-      <w:r>
-        <w:t xml:space="preserve">Os inibidores naturais serviram como moldes e padrões de calibração para um pipeline que leva oito tripsinas digestivas de lepidópteros a um conjunto ordenado de peptídeos curtos e não clivaveis. O Boltz-2 sustenta comparações pareadas; o MM-GBSA e o PRODIGY apenas ordenam candidatos contra o mesmo receptor; e a ocupância de S1 em 10 ns acompanha a pose inicial, de modo que, por si só, não indica ligação; a ocupância de nove candidatos diferiu em mais de 0,5 entre pH 8,2 e pH 10,0, nos dois sentidos e sem desvio líquido, e repetições no mesmo pH diferiram em mais de 0,5 em três de 16 pares. Os quatro peptídeos da lista curta (NGGRPDAP, GQNDS, GGHSE, GGKPGEP) sobreviveram aos filtros disponíveis e não carregam alegação de seletividade ou atividade. Os testes decisivos são enzimáticos.</w:t>
-      </w:r>
-    </w:p>
-    <w:bookmarkEnd w:id="65"/>
-    <w:bookmarkStart w:id="66" w:name="declaração-de-disponibilidade-de-dados"/>
+    <w:bookmarkStart w:id="64" w:name="declaração-de-disponibilidade-de-dados"/>
     <w:p>
       <w:pPr>
         <w:pStyle w:val="Heading2"/>
@@ -10102,8 +9470,8 @@
         <w:t xml:space="preserve">PENDENTE: confirmar a visibilidade do repositório e o DOI de arquivamento (por exemplo, Zenodo) antes da submissão.</w:t>
       </w:r>
     </w:p>
-    <w:bookmarkEnd w:id="66"/>
-    <w:bookmarkStart w:id="67" w:name="declaração-de-ética"/>
+    <w:bookmarkEnd w:id="64"/>
+    <w:bookmarkStart w:id="65" w:name="declaração-de-ética"/>
     <w:p>
       <w:pPr>
         <w:pStyle w:val="Heading2"/>
@@ -10120,8 +9488,8 @@
         <w:t xml:space="preserve">Não se aplica. É um estudo computacional; não envolveu animais, participantes humanos nem dados pessoais.</w:t>
       </w:r>
     </w:p>
-    <w:bookmarkEnd w:id="67"/>
-    <w:bookmarkStart w:id="68" w:name="contribuições-dos-autores"/>
+    <w:bookmarkEnd w:id="65"/>
+    <w:bookmarkStart w:id="66" w:name="contribuições-dos-autores"/>
     <w:p>
       <w:pPr>
         <w:pStyle w:val="Heading2"/>
@@ -10141,8 +9509,8 @@
         <w:t xml:space="preserve">PENDENTE: a completar pelos autores (papéis CRediT).</w:t>
       </w:r>
     </w:p>
-    <w:bookmarkEnd w:id="68"/>
-    <w:bookmarkStart w:id="69" w:name="financiamento"/>
+    <w:bookmarkEnd w:id="66"/>
+    <w:bookmarkStart w:id="67" w:name="financiamento"/>
     <w:p>
       <w:pPr>
         <w:pStyle w:val="Heading2"/>
@@ -10162,8 +9530,8 @@
         <w:t xml:space="preserve">PENDENTE: a completar pelos autores.</w:t>
       </w:r>
     </w:p>
-    <w:bookmarkEnd w:id="69"/>
-    <w:bookmarkStart w:id="70" w:name="agradecimentos"/>
+    <w:bookmarkEnd w:id="67"/>
+    <w:bookmarkStart w:id="68" w:name="agradecimentos"/>
     <w:p>
       <w:pPr>
         <w:pStyle w:val="Heading2"/>
@@ -10183,8 +9551,8 @@
         <w:t xml:space="preserve">PENDENTE: a completar pelos autores.</w:t>
       </w:r>
     </w:p>
-    <w:bookmarkEnd w:id="70"/>
-    <w:bookmarkStart w:id="71" w:name="conflito-de-interesses"/>
+    <w:bookmarkEnd w:id="68"/>
+    <w:bookmarkStart w:id="69" w:name="conflito-de-interesses"/>
     <w:p>
       <w:pPr>
         <w:pStyle w:val="Heading2"/>
@@ -10216,8 +9584,8 @@
         <w:t xml:space="preserve">“The author(s) declared that this work was conducted in the absence of any commercial or financial relationships that could be construed as a potential conflict of interest.”</w:t>
       </w:r>
     </w:p>
-    <w:bookmarkEnd w:id="71"/>
-    <w:bookmarkStart w:id="72" w:name="declaração-de-ia-generativa"/>
+    <w:bookmarkEnd w:id="69"/>
+    <w:bookmarkStart w:id="70" w:name="declaração-de-ia-generativa"/>
     <w:p>
       <w:pPr>
         <w:pStyle w:val="Heading2"/>
@@ -10249,8 +9617,8 @@
         <w:t xml:space="preserve">“The author(s) declared that generative AI was used in the creation of this manuscript. During the preparation of this manuscript, the authors used Claude (Anthropic) to write analysis scripts, generate figures, and draft and translate text. The authors verified all numerical results against the output files, verified every reference against Crossref or PubMed, and take full responsibility for the content.”</w:t>
       </w:r>
     </w:p>
-    <w:bookmarkEnd w:id="72"/>
-    <w:bookmarkStart w:id="73" w:name="material-suplementar"/>
+    <w:bookmarkEnd w:id="70"/>
+    <w:bookmarkStart w:id="71" w:name="material-suplementar"/>
     <w:p>
       <w:pPr>
         <w:pStyle w:val="Heading2"/>
@@ -10267,8 +9635,8 @@
         <w:t xml:space="preserve">As Figuras S1–S11 e as Tabelas S1–S3 (legendas e tabelas abaixo) são fornecidas como material suplementar.</w:t>
       </w:r>
     </w:p>
-    <w:bookmarkEnd w:id="73"/>
-    <w:bookmarkStart w:id="104" w:name="figuras-suplementares"/>
+    <w:bookmarkEnd w:id="71"/>
+    <w:bookmarkStart w:id="102" w:name="figuras-suplementares"/>
     <w:p>
       <w:pPr>
         <w:pStyle w:val="Heading2"/>
@@ -10286,18 +9654,18 @@
           <wp:inline>
             <wp:extent cx="4679999" cy="1486588"/>
             <wp:effectExtent b="0" l="0" r="0" t="0"/>
-            <wp:docPr descr="Figura S1. Resíduos proibidos em P1 por classe de protease do intestino médio no critério duro. Um resíduo é tolerado quando o seguinte é prolina; a isoleucina é proibida só no C-terminal livre do peptídeo linear." title="" id="75" name="Picture"/>
+            <wp:docPr descr="Figura S1. Resíduos proibidos em P1 por classe de protease do intestino médio no critério duro. Um resíduo é tolerado quando o seguinte é prolina; a isoleucina é proibida só no C-terminal livre do peptídeo linear." title="" id="73" name="Picture"/>
             <a:graphic>
               <a:graphicData uri="http://schemas.openxmlformats.org/drawingml/2006/picture">
                 <pic:pic>
                   <pic:nvPicPr>
-                    <pic:cNvPr descr="figures/pt/fig2_regra_dura.png" id="76" name="Picture"/>
+                    <pic:cNvPr descr="figures/pt/fig2_regra_dura.png" id="74" name="Picture"/>
                     <pic:cNvPicPr>
                       <a:picLocks noChangeArrowheads="1" noChangeAspect="1"/>
                     </pic:cNvPicPr>
                   </pic:nvPicPr>
                   <pic:blipFill>
-                    <a:blip r:embed="rId74"/>
+                    <a:blip r:embed="rId72"/>
                     <a:stretch>
                       <a:fillRect/>
                     </a:stretch>
@@ -10351,18 +9719,18 @@
           <wp:inline>
             <wp:extent cx="4679999" cy="1819143"/>
             <wp:effectExtent b="0" l="0" r="0" t="0"/>
-            <wp:docPr descr="Figura S2. Propriedades das 22.066 sequências desenhadas por classe da triagem por escore de motivos. (A) Distribuição de comprimento. (B) Porcentagem de sequências com lisina ou arginina, e com lisina ou arginina no proxy geométrico de P1. (C) Composição de aminoácidos das classes semelhantes a resistentes e susceptíveis." title="" id="78" name="Picture"/>
+            <wp:docPr descr="Figura S2. Propriedades das 22.066 sequências desenhadas por classe da triagem por escore de motivos. (A) Distribuição de comprimento. (B) Porcentagem de sequências com lisina ou arginina, e com lisina ou arginina no proxy geométrico de P1. (C) Composição de aminoácidos das classes semelhantes a resistentes e susceptíveis." title="" id="76" name="Picture"/>
             <a:graphic>
               <a:graphicData uri="http://schemas.openxmlformats.org/drawingml/2006/picture">
                 <pic:pic>
                   <pic:nvPicPr>
-                    <pic:cNvPr descr="figures/final/FigureS2_motif_screen.png" id="79" name="Picture"/>
+                    <pic:cNvPr descr="figures/final/FigureS2_motif_screen.png" id="77" name="Picture"/>
                     <pic:cNvPicPr>
                       <a:picLocks noChangeArrowheads="1" noChangeAspect="1"/>
                     </pic:cNvPicPr>
                   </pic:nvPicPr>
                   <pic:blipFill>
-                    <a:blip r:embed="rId77"/>
+                    <a:blip r:embed="rId75"/>
                     <a:stretch>
                       <a:fillRect/>
                     </a:stretch>
@@ -10416,18 +9784,18 @@
           <wp:inline>
             <wp:extent cx="4679999" cy="1647359"/>
             <wp:effectExtent b="0" l="0" r="0" t="0"/>
-            <wp:docPr descr="Figura S3. Composição do conjunto semelhante a resistente sob o critério duro: composição de aminoácidos (todas as sequências e as 527 lineares) e distribuição de comprimento." title="" id="81" name="Picture"/>
+            <wp:docPr descr="Figura S3. Composição do conjunto semelhante a resistente sob o critério duro: composição de aminoácidos (todas as sequências e as 527 lineares) e distribuição de comprimento." title="" id="79" name="Picture"/>
             <a:graphic>
               <a:graphicData uri="http://schemas.openxmlformats.org/drawingml/2006/picture">
                 <pic:pic>
                   <pic:nvPicPr>
-                    <pic:cNvPr descr="figures/pt/fig6_composicao.png" id="82" name="Picture"/>
+                    <pic:cNvPr descr="figures/pt/fig6_composicao.png" id="80" name="Picture"/>
                     <pic:cNvPicPr>
                       <a:picLocks noChangeArrowheads="1" noChangeAspect="1"/>
                     </pic:cNvPicPr>
                   </pic:nvPicPr>
                   <pic:blipFill>
-                    <a:blip r:embed="rId80"/>
+                    <a:blip r:embed="rId78"/>
                     <a:stretch>
                       <a:fillRect/>
                     </a:stretch>
@@ -10481,18 +9849,18 @@
           <wp:inline>
             <wp:extent cx="4679999" cy="2028367"/>
             <wp:effectExtent b="0" l="0" r="0" t="0"/>
-            <wp:docPr descr="Figura S4. Reescore dos dez melhores candidatos por espécie e frente (E2). (A) Confiança média do E2 contra a confiança do E1. (B) Confiança do E2 por candidato e espécie. (C) Fração das 15 amostras que passam no controle de qualidade de pose." title="" id="84" name="Picture"/>
+            <wp:docPr descr="Figura S4. Reescore dos dez melhores candidatos por espécie e frente (E2). (A) Confiança média do E2 contra a confiança do E1. (B) Confiança do E2 por candidato e espécie. (C) Fração das 15 amostras que passam no controle de qualidade de pose." title="" id="82" name="Picture"/>
             <a:graphic>
               <a:graphicData uri="http://schemas.openxmlformats.org/drawingml/2006/picture">
                 <pic:pic>
                   <pic:nvPicPr>
-                    <pic:cNvPr descr="figures/pt/fig9_reescore_e2.png" id="85" name="Picture"/>
+                    <pic:cNvPr descr="figures/pt/fig9_reescore_e2.png" id="83" name="Picture"/>
                     <pic:cNvPicPr>
                       <a:picLocks noChangeArrowheads="1" noChangeAspect="1"/>
                     </pic:cNvPicPr>
                   </pic:nvPicPr>
                   <pic:blipFill>
-                    <a:blip r:embed="rId83"/>
+                    <a:blip r:embed="rId81"/>
                     <a:stretch>
                       <a:fillRect/>
                     </a:stretch>
@@ -10546,18 +9914,18 @@
           <wp:inline>
             <wp:extent cx="4679999" cy="1975510"/>
             <wp:effectExtent b="0" l="0" r="0" t="0"/>
-            <wp:docPr descr="Figura S5. Os 48 candidatos finais. (A) Confiança do E2. (B) Distância mínima entre o peptídeo e o carboxilato do Asp189 na estrutura inicial (tracejado: 5 Å)." title="" id="87" name="Picture"/>
+            <wp:docPr descr="Figura S5. Os 48 candidatos finais. (A) Confiança do E2. (B) Distância mínima entre o peptídeo e o carboxilato do Asp189 na estrutura inicial (tracejado: 5 Å)." title="" id="85" name="Picture"/>
             <a:graphic>
               <a:graphicData uri="http://schemas.openxmlformats.org/drawingml/2006/picture">
                 <pic:pic>
                   <pic:nvPicPr>
-                    <pic:cNvPr descr="figures/pt/fig10_top3_pose.png" id="88" name="Picture"/>
+                    <pic:cNvPr descr="figures/pt/fig10_top3_pose.png" id="86" name="Picture"/>
                     <pic:cNvPicPr>
                       <a:picLocks noChangeArrowheads="1" noChangeAspect="1"/>
                     </pic:cNvPicPr>
                   </pic:nvPicPr>
                   <pic:blipFill>
-                    <a:blip r:embed="rId86"/>
+                    <a:blip r:embed="rId84"/>
                     <a:stretch>
                       <a:fillRect/>
                     </a:stretch>
@@ -10611,18 +9979,18 @@
           <wp:inline>
             <wp:extent cx="4679999" cy="1768489"/>
             <wp:effectExtent b="0" l="0" r="0" t="0"/>
-            <wp:docPr descr="Figura S6. Integridade da ligação de fechamento nas simulações da frente M de A. gemmatalis (10 ns, pH 10,0): distância C–N de fechamento, ângulo ω de fechamento em valor absoluto ao longo do tempo e distribuição de ω. Linhas tracejadas: os limites declarados de antemão (C–N ≤ 1,5 Å, ω ≥ 150°)." title="" id="90" name="Picture"/>
+            <wp:docPr descr="Figura S6. Integridade da ligação de fechamento nas simulações da frente M de A. gemmatalis (10 ns, pH 10,0): distância C–N de fechamento, ângulo ω de fechamento em valor absoluto ao longo do tempo e distribuição de ω. Linhas tracejadas: os limites declarados de antemão (C–N ≤ 1,5 Å, ω ≥ 150°)." title="" id="88" name="Picture"/>
             <a:graphic>
               <a:graphicData uri="http://schemas.openxmlformats.org/drawingml/2006/picture">
                 <pic:pic>
                   <pic:nvPicPr>
-                    <pic:cNvPr descr="figures/pt/figS2_anel_ciclico_charmm36.png" id="91" name="Picture"/>
+                    <pic:cNvPr descr="figures/pt/figS2_anel_ciclico_charmm36.png" id="89" name="Picture"/>
                     <pic:cNvPicPr>
                       <a:picLocks noChangeArrowheads="1" noChangeAspect="1"/>
                     </pic:cNvPicPr>
                   </pic:nvPicPr>
                   <pic:blipFill>
-                    <a:blip r:embed="rId89"/>
+                    <a:blip r:embed="rId87"/>
                     <a:stretch>
                       <a:fillRect/>
                     </a:stretch>
@@ -10692,18 +10060,18 @@
           <wp:inline>
             <wp:extent cx="4679999" cy="3419999"/>
             <wp:effectExtent b="0" l="0" r="0" t="0"/>
-            <wp:docPr descr="Figura S7. Matriz de evidências e camadas (A, B, C) dos 48 candidatos finais, ordenados dentro de uma camada pela diferença pareada, pela confiança do Boltz-2 e pela ocupância de S1 (a ocupância não define a camada)." title="" id="93" name="Picture"/>
+            <wp:docPr descr="Figura S7. Matriz de evidências e camadas (A, B, C) dos 48 candidatos finais, ordenados dentro de uma camada pela diferença pareada, pela confiança do Boltz-2 e pela ocupância de S1 (a ocupância não define a camada)." title="" id="91" name="Picture"/>
             <a:graphic>
               <a:graphicData uri="http://schemas.openxmlformats.org/drawingml/2006/picture">
                 <pic:pic>
                   <pic:nvPicPr>
-                    <pic:cNvPr descr="figures/pt/fig12_candidatos_finais.png" id="94" name="Picture"/>
+                    <pic:cNvPr descr="figures/pt/fig12_candidatos_finais.png" id="92" name="Picture"/>
                     <pic:cNvPicPr>
                       <a:picLocks noChangeArrowheads="1" noChangeAspect="1"/>
                     </pic:cNvPicPr>
                   </pic:nvPicPr>
                   <pic:blipFill>
-                    <a:blip r:embed="rId92"/>
+                    <a:blip r:embed="rId90"/>
                     <a:stretch>
                       <a:fillRect/>
                     </a:stretch>
@@ -10757,18 +10125,18 @@
           <wp:inline>
             <wp:extent cx="4679999" cy="1546051"/>
             <wp:effectExtent b="0" l="0" r="0" t="0"/>
-            <wp:docPr descr="Figura S8. Co-dobramento com o Boltz-2 das 1.829 sequências resistentes da primeira rodada: ipTM e pLDDT do complexo por espécie e ipTM médio por comprimento." title="" id="96" name="Picture"/>
+            <wp:docPr descr="Figura S8. Co-dobramento com o Boltz-2 das 1.829 sequências resistentes da primeira rodada: ipTM e pLDDT do complexo por espécie e ipTM médio por comprimento." title="" id="94" name="Picture"/>
             <a:graphic>
               <a:graphicData uri="http://schemas.openxmlformats.org/drawingml/2006/picture">
                 <pic:pic>
                   <pic:nvPicPr>
-                    <pic:cNvPr descr="figures/pt/fig7_boltz2_1a_rodada.png" id="97" name="Picture"/>
+                    <pic:cNvPr descr="figures/pt/fig7_boltz2_1a_rodada.png" id="95" name="Picture"/>
                     <pic:cNvPicPr>
                       <a:picLocks noChangeArrowheads="1" noChangeAspect="1"/>
                     </pic:cNvPicPr>
                   </pic:nvPicPr>
                   <pic:blipFill>
-                    <a:blip r:embed="rId95"/>
+                    <a:blip r:embed="rId93"/>
                     <a:stretch>
                       <a:fillRect/>
                     </a:stretch>
@@ -10822,18 +10190,18 @@
           <wp:inline>
             <wp:extent cx="4679999" cy="2092235"/>
             <wp:effectExtent b="0" l="0" r="0" t="0"/>
-            <wp:docPr descr="Figura S9. Triagem por escore de motivos por espécie sob a regra linear-estrita e a circular." title="" id="99" name="Picture"/>
+            <wp:docPr descr="Figura S9. Triagem por escore de motivos por espécie sob a regra linear-estrita e a circular." title="" id="97" name="Picture"/>
             <a:graphic>
               <a:graphicData uri="http://schemas.openxmlformats.org/drawingml/2006/picture">
                 <pic:pic>
                   <pic:nvPicPr>
-                    <pic:cNvPr descr="figures/pt/figS1_regras_motivo.png" id="100" name="Picture"/>
+                    <pic:cNvPr descr="figures/pt/figS1_regras_motivo.png" id="98" name="Picture"/>
                     <pic:cNvPicPr>
                       <a:picLocks noChangeArrowheads="1" noChangeAspect="1"/>
                     </pic:cNvPicPr>
                   </pic:nvPicPr>
                   <pic:blipFill>
-                    <a:blip r:embed="rId98"/>
+                    <a:blip r:embed="rId96"/>
                     <a:stretch>
                       <a:fillRect/>
                     </a:stretch>
@@ -10887,18 +10255,18 @@
           <wp:inline>
             <wp:extent cx="4679999" cy="1689204"/>
             <wp:effectExtent b="0" l="0" r="0" t="0"/>
-            <wp:docPr descr="Figura S10. MM-GBSA e PRODIGY nas trajetórias das 48 simulações de pH 10,0 (segunda metade; ΔG sem entropia). (A) ΔG do MM-GBSA contra o comprimento do peptídeo. (B) ΔG do MM-GBSA contra a distância final âncora–Asp189. (C) ΔG do PRODIGY em 30 quadros contra o ΔG do MM-GBSA. ρ: correlação de Spearman." title="" id="102" name="Picture"/>
+            <wp:docPr descr="Figura S10. MM-GBSA e PRODIGY nas trajetórias das 48 simulações de pH 10,0 (segunda metade; ΔG sem entropia). (A) ΔG do MM-GBSA contra o comprimento do peptídeo. (B) ΔG do MM-GBSA contra a distância final âncora–Asp189. (C) ΔG do PRODIGY em 30 quadros contra o ΔG do MM-GBSA. ρ: correlação de Spearman." title="" id="100" name="Picture"/>
             <a:graphic>
               <a:graphicData uri="http://schemas.openxmlformats.org/drawingml/2006/picture">
                 <pic:pic>
                   <pic:nvPicPr>
-                    <pic:cNvPr descr="figures/final/FigureS10_energy_trajectories.png" id="103" name="Picture"/>
+                    <pic:cNvPr descr="figures/final/FigureS10_energy_trajectories.png" id="101" name="Picture"/>
                     <pic:cNvPicPr>
                       <a:picLocks noChangeArrowheads="1" noChangeAspect="1"/>
                     </pic:cNvPicPr>
                   </pic:nvPicPr>
                   <pic:blipFill>
-                    <a:blip r:embed="rId101"/>
+                    <a:blip r:embed="rId99"/>
                     <a:stretch>
                       <a:fillRect/>
                     </a:stretch>
@@ -10943,8 +10311,8 @@
         <w:t xml:space="preserve">MM-GBSA e PRODIGY nas trajetórias das 48 simulações de pH 10,0 (segunda metade; ΔG sem entropia). (A) ΔG do MM-GBSA contra o comprimento do peptídeo. (B) ΔG do MM-GBSA contra a distância final âncora–Asp189. (C) ΔG do PRODIGY em 30 quadros contra o ΔG do MM-GBSA. ρ: correlação de Spearman.</w:t>
       </w:r>
     </w:p>
-    <w:bookmarkEnd w:id="104"/>
-    <w:bookmarkStart w:id="105" w:name="tabelas-suplementares"/>
+    <w:bookmarkEnd w:id="102"/>
+    <w:bookmarkStart w:id="103" w:name="tabelas-suplementares"/>
     <w:p>
       <w:pPr>
         <w:pStyle w:val="Heading2"/>
@@ -16315,746 +15683,666 @@
         </w:tc>
       </w:tr>
     </w:tbl>
+    <w:bookmarkEnd w:id="103"/>
+    <w:bookmarkStart w:id="104" w:name="referências"/>
+    <w:p>
+      <w:pPr>
+        <w:pStyle w:val="Heading2"/>
+      </w:pPr>
+      <w:r>
+        <w:t xml:space="preserve">Referências</w:t>
+      </w:r>
+    </w:p>
+    <w:p>
+      <w:pPr>
+        <w:pStyle w:val="FirstParagraph"/>
+      </w:pPr>
+      <w:r>
+        <w:t xml:space="preserve">Abraham MJ, Murtola T, Schulz R, Páll S, Smith JC, Hess B, et al. (2015). GROMACS: High performance molecular simulations through multi-level parallelism from laptops to supercomputers. SoftwareX 1-2, 19-25. doi: 10.1016/j.softx.2015.06.001</w:t>
+      </w:r>
+    </w:p>
+    <w:p>
+      <w:pPr>
+        <w:pStyle w:val="BodyText"/>
+      </w:pPr>
+      <w:r>
+        <w:t xml:space="preserve">Appel HM, Martin MM (1990). Gut redox conditions in herbivorous lepidopteran larvae. Journal of Chemical Ecology 16, 3277-3290. doi: 10.1007/BF00982098</w:t>
+      </w:r>
+    </w:p>
+    <w:p>
+      <w:pPr>
+        <w:pStyle w:val="BodyText"/>
+      </w:pPr>
+      <w:r>
+        <w:t xml:space="preserve">Berman HM, Westbrook J, Feng Z, Gilliland G, Bhat TN, Weissig H, et al. (2000). The Protein Data Bank. Nucleic Acids Research 28, 235-242. doi: 10.1093/nar/28.1.235</w:t>
+      </w:r>
+    </w:p>
+    <w:p>
+      <w:pPr>
+        <w:pStyle w:val="BodyText"/>
+      </w:pPr>
+      <w:r>
+        <w:t xml:space="preserve">Bown DP, Wilkinson HS, Gatehouse JA (1998). Midgut carboxypeptidase from Helicoverpa armigera (Lepidoptera: Noctuidae) larvae: enzyme characterisation, cDNA cloning and expression. Insect Biochemistry and Molecular Biology 28, 739-749. doi: 10.1016/S0965-1748(98)00067-8</w:t>
+      </w:r>
+    </w:p>
+    <w:p>
+      <w:pPr>
+        <w:pStyle w:val="BodyText"/>
+      </w:pPr>
+      <w:r>
+        <w:t xml:space="preserve">Brandsdal BO, Smalås AO, Åqvist J (2006). Free energy calculations show that acidic P1 variants undergo large pKa shifts upon binding to trypsin. Proteins: Structure, Function, and Bioinformatics 64, 740-748. doi: 10.1002/prot.20940</w:t>
+      </w:r>
+    </w:p>
+    <w:p>
+      <w:pPr>
+        <w:pStyle w:val="BodyText"/>
+      </w:pPr>
+      <w:r>
+        <w:t xml:space="preserve">Bürgi HB, Dunitz JD, Shefter E (1973). Geometrical reaction coordinates. II. Nucleophilic addition to a carbonyl group. Journal of the American Chemical Society 95, 5065-5067. doi: 10.1021/ja00796a058</w:t>
+      </w:r>
+    </w:p>
+    <w:p>
+      <w:pPr>
+        <w:pStyle w:val="BodyText"/>
+      </w:pPr>
+      <w:r>
+        <w:t xml:space="preserve">Carpane PD, Llebaria M, Nascimento AF, Vivan L (2022). Feeding injury of major lepidopteran soybean pests in South America. PLOS ONE 17, e0271084. doi: 10.1371/journal.pone.0271084</w:t>
+      </w:r>
+    </w:p>
+    <w:p>
+      <w:pPr>
+        <w:pStyle w:val="BodyText"/>
+      </w:pPr>
+      <w:r>
+        <w:t xml:space="preserve">da Silva Júnior NR, Vital CE, de Almeida Barros R, Faustino VA, Monteiro LP, Barros E, et al. (2020). Intestinal proteolytic profile changes during larval development of Anticarsia gemmatalis caterpillars. Archives of Insect Biochemistry and Physiology 103, e21631. doi: 10.1002/arch.21631</w:t>
+      </w:r>
+    </w:p>
+    <w:p>
+      <w:pPr>
+        <w:pStyle w:val="BodyText"/>
+      </w:pPr>
+      <w:r>
+        <w:t xml:space="preserve">Dauparas J, Anishchenko I, Bennett N, Bai H, Ragotte RJ, Milles LF, et al. (2022). Robust deep learning–based protein sequence design using ProteinMPNN. Science 378, 49-56. doi: 10.1126/science.add2187</w:t>
+      </w:r>
+    </w:p>
+    <w:p>
+      <w:pPr>
+        <w:pStyle w:val="BodyText"/>
+      </w:pPr>
+      <w:r>
+        <w:t xml:space="preserve">de Almeida Barros R, Meriño-Cabrera Y, Vital CE, da Silva Júnior NR, de Oliveira CN, Lessa Barbosa S, et al. (2021). Small peptides inhibit gut trypsin-like proteases and impair Anticarsia gemmatalis (Lepidoptera: Noctuidae) survival and development. Pest Management Science 77, 1714-1723. doi: 10.1002/ps.6191</w:t>
+      </w:r>
+    </w:p>
+    <w:p>
+      <w:pPr>
+        <w:pStyle w:val="BodyText"/>
+      </w:pPr>
+      <w:r>
+        <w:t xml:space="preserve">de Almeida Barros R, Meriño-Cabrera Y, Castro JS, da Silva Junior NR, de Oliveira JVA, Schultz H, et al. (2022a). Bovine pancreatic trypsin inhibitor and soybean Kunitz trypsin inhibitor: Differential effects on proteases and larval development of the soybean pest Anticarsia gemmatalis (Lepidoptera: Noctuidae). Pesticide Biochemistry and Physiology 187, 105188. doi: 10.1016/j.pestbp.2022.105188</w:t>
+      </w:r>
+    </w:p>
+    <w:p>
+      <w:pPr>
+        <w:pStyle w:val="BodyText"/>
+      </w:pPr>
+      <w:r>
+        <w:t xml:space="preserve">de Almeida Barros R, Meriño-Cabrera Y, Severiche Castro JG, Rodrigues da Silva Júnior N, Schultz H, de Andrade RJ, et al. (2022b). Inhibition constant and stability of tripeptide inhibitors of gut trypsin-like enzyme of the soybean pest Anticarsia gemmatalis. Archives of Insect Biochemistry and Physiology 110, e21887. doi: 10.1002/arch.21887</w:t>
+      </w:r>
+    </w:p>
+    <w:p>
+      <w:pPr>
+        <w:pStyle w:val="BodyText"/>
+      </w:pPr>
+      <w:r>
+        <w:t xml:space="preserve">Dolinsky TJ, Czodrowski P, Li H, Nielsen JE, Jensen JH, Klebe G, et al. (2007). PDB2PQR: expanding and upgrading automated preparation of biomolecular structures for molecular simulations. Nucleic Acids Research 35, W522-W525. doi: 10.1093/nar/gkm276</w:t>
+      </w:r>
+    </w:p>
+    <w:p>
+      <w:pPr>
+        <w:pStyle w:val="BodyText"/>
+      </w:pPr>
+      <w:r>
+        <w:t xml:space="preserve">Dow JAT (1992). pH gradients in lepidopteran midgut. Journal of Experimental Biology 172, 355-375. doi: 10.1242/jeb.172.1.355</w:t>
+      </w:r>
+    </w:p>
+    <w:p>
+      <w:pPr>
+        <w:pStyle w:val="BodyText"/>
+      </w:pPr>
+      <w:r>
+        <w:t xml:space="preserve">Gasteiger E, Hoogland C, Gattiker A, Duvaud S, Wilkins MR, Appel RD, et al. (2005). Protein Identification and Analysis Tools on the ExPASy Server. The Proteomics Protocols Handbook , 571-607. doi: 10.1385/1-59259-890-0:571</w:t>
+      </w:r>
+    </w:p>
+    <w:p>
+      <w:pPr>
+        <w:pStyle w:val="BodyText"/>
+      </w:pPr>
+      <w:r>
+        <w:t xml:space="preserve">Genheden S, Ryde U (2015). The MM/PBSA and MM/GBSA methods to estimate ligand-binding affinities. Expert Opinion on Drug Discovery 10, 449-461. doi: 10.1517/17460441.2015.1032936</w:t>
+      </w:r>
+    </w:p>
+    <w:p>
+      <w:pPr>
+        <w:pStyle w:val="BodyText"/>
+      </w:pPr>
+      <w:r>
+        <w:t xml:space="preserve">Hedstrom L (2002). Serine Protease Mechanism and Specificity. Chemical Reviews 102, 4501-4524. doi: 10.1021/cr000033x</w:t>
+      </w:r>
+    </w:p>
+    <w:p>
+      <w:pPr>
+        <w:pStyle w:val="BodyText"/>
+      </w:pPr>
+      <w:r>
+        <w:t xml:space="preserve">Helland R, Otlewski J, Sundheim O, Dadlez M, Smalås AO (1999). The crystal structures of the complexes between bovine β-trypsin and ten P1 variants of BPTI. Journal of Molecular Biology 287, 923-942. doi: 10.1006/jmbi.1999.2654</w:t>
+      </w:r>
+    </w:p>
+    <w:p>
+      <w:pPr>
+        <w:pStyle w:val="BodyText"/>
+      </w:pPr>
+      <w:r>
+        <w:t xml:space="preserve">Hou T, Wang J, Li Y, Wang W (2011). Assessing the Performance of the MM/PBSA and MM/GBSA Methods. 1. The Accuracy of Binding Free Energy Calculations Based on Molecular Dynamics Simulations. Journal of Chemical Information and Modeling 51, 69-82. doi: 10.1021/ci100275a</w:t>
+      </w:r>
+    </w:p>
+    <w:p>
+      <w:pPr>
+        <w:pStyle w:val="BodyText"/>
+      </w:pPr>
+      <w:r>
+        <w:t xml:space="preserve">Huang J, MacKerell AD (2013). CHARMM36 all-atom additive protein force field: Validation based on comparison to NMR data. Journal of Computational Chemistry 34, 2135-2145. doi: 10.1002/jcc.23354</w:t>
+      </w:r>
+    </w:p>
+    <w:p>
+      <w:pPr>
+        <w:pStyle w:val="BodyText"/>
+      </w:pPr>
+      <w:r>
+        <w:t xml:space="preserve">Hur S, Bruice TC (2003). The near attack conformation approach to the study of the chorismate to prephenate reaction. Proceedings of the National Academy of Sciences 100, 12015-12020. doi: 10.1073/pnas.1534873100</w:t>
+      </w:r>
+    </w:p>
+    <w:p>
+      <w:pPr>
+        <w:pStyle w:val="BodyText"/>
+      </w:pPr>
+      <w:r>
+        <w:t xml:space="preserve">Johnson KS, Felton GW (1996). Physiological and dietary influences on midgut redox conditions in generalist lepidopteran larvae. Journal of Insect Physiology 42, 191-198. doi: 10.1016/0022-1910(95)00096-8</w:t>
+      </w:r>
+    </w:p>
+    <w:p>
+      <w:pPr>
+        <w:pStyle w:val="BodyText"/>
+      </w:pPr>
+      <w:r>
+        <w:t xml:space="preserve">Jongsma MA, Bakker PL, Peters J, Bosch D, Stiekema WJ (1995). Adaptation of Spodoptera exigua larvae to plant proteinase inhibitors by induction of gut proteinase activity insensitive to inhibition. Proceedings of the National Academy of Sciences 92, 8041-8045. doi: 10.1073/pnas.92.17.8041</w:t>
+      </w:r>
+    </w:p>
+    <w:p>
+      <w:pPr>
+        <w:pStyle w:val="BodyText"/>
+      </w:pPr>
+      <w:r>
+        <w:t xml:space="preserve">Jongsma MA, Bolter C (1997). The adaptation of insects to plant protease inhibitors. Journal of Insect Physiology 43, 885-895. doi: 10.1016/s0022-1910(97)00040-1</w:t>
+      </w:r>
+    </w:p>
+    <w:p>
+      <w:pPr>
+        <w:pStyle w:val="BodyText"/>
+      </w:pPr>
+      <w:r>
+        <w:t xml:space="preserve">Jorgensen WL, Chandrasekhar J, Madura JD, Impey RW, Klein ML (1983). Comparison of simple potential functions for simulating liquid water. The Journal of Chemical Physics 79, 926-935. doi: 10.1063/1.445869</w:t>
+      </w:r>
+    </w:p>
+    <w:p>
+      <w:pPr>
+        <w:pStyle w:val="BodyText"/>
+      </w:pPr>
+      <w:r>
+        <w:t xml:space="preserve">Jumper J, Evans R, Pritzel A, Green T, Figurnov M, Ronneberger O, et al. (2021). Highly accurate protein structure prediction with AlphaFold. Nature 596, 583-589. doi: 10.1038/s41586-021-03819-2</w:t>
+      </w:r>
+    </w:p>
+    <w:p>
+      <w:pPr>
+        <w:pStyle w:val="BodyText"/>
+      </w:pPr>
+      <w:r>
+        <w:t xml:space="preserve">Júnior NRDS, Santos EGDD, Paulo DGS, Meriño-Cabrera Y, Pinto IDPA, Summy MJ, et al. (2026). Integrated Transcriptomic and Physiological Analyses Reveal Disruption of Digestive Homeostasis Induced by Protease Inhibitors in Anticarsia gemmatalis Caterpillars. Archives of Insect Biochemistry and Physiology 123, e70223. doi: 10.1002/arch.70223</w:t>
+      </w:r>
+    </w:p>
+    <w:p>
+      <w:pPr>
+        <w:pStyle w:val="BodyText"/>
+      </w:pPr>
+      <w:r>
+        <w:t xml:space="preserve">Karna N, Łęgowska A, Malicki S, Dębowski D, Golik P, Gitlin A, et al. (2015). Investigation of Serine-Proteinase-Catalyzed Peptide Splicing in Analogues of Sunflower Trypsin Inhibitor 1 (SFTI-1). ChemBioChem 16, 2036-2045. doi: 10.1002/cbic.201500296</w:t>
+      </w:r>
+    </w:p>
+    <w:p>
+      <w:pPr>
+        <w:pStyle w:val="BodyText"/>
+      </w:pPr>
+      <w:r>
+        <w:t xml:space="preserve">Karumbaiah L, Oppert B, Jurat-Fuentes JL, Adang MJ (2007). Analysis of midgut proteinases from Bacillus thuringiensis-susceptible and -resistant Heliothis virescens (Lepidoptera: Noctuidae). Comparative Biochemistry and Physiology Part B: Biochemistry and Molecular Biology 146, 139-146. doi: 10.1016/j.cbpb.2006.10.104</w:t>
+      </w:r>
+    </w:p>
+    <w:p>
+      <w:pPr>
+        <w:pStyle w:val="BodyText"/>
+      </w:pPr>
+      <w:r>
+        <w:t xml:space="preserve">Kelly C, Laskowski Jr. M, Qasim M (2005). The Role of Scaffolding in Standard Mechanism Serine Proteinase Inhibitors. Protein &amp; Peptide Letters 12, 465-471. doi: 10.2174/0929866054395383</w:t>
+      </w:r>
+    </w:p>
+    <w:p>
+      <w:pPr>
+        <w:pStyle w:val="BodyText"/>
+      </w:pPr>
+      <w:r>
+        <w:t xml:space="preserve">Knapp B, Ospina L, Deane CM (2018). Avoiding false positive conclusions in molecular simulation: the importance of replicas. Journal of Chemical Theory and Computation 14, 6127-6138. doi: 10.1021/acs.jctc.8b00391</w:t>
+      </w:r>
+    </w:p>
+    <w:p>
+      <w:pPr>
+        <w:pStyle w:val="BodyText"/>
+      </w:pPr>
+      <w:r>
+        <w:t xml:space="preserve">Kuwar SS, Pauchet Y, Vogel H, Heckel DG (2015). Adaptive regulation of digestive serine proteases in the larval midgut of Helicoverpa armigera in response to a plant protease inhibitor. Insect Biochemistry and Molecular Biology 59, 18-29. doi: 10.1016/j.ibmb.2015.01.016</w:t>
+      </w:r>
+    </w:p>
+    <w:p>
+      <w:pPr>
+        <w:pStyle w:val="BodyText"/>
+      </w:pPr>
+      <w:r>
+        <w:t xml:space="preserve">Laskowski M, Kato I (1980). Protein Inhibitors of Proteinases. Annual Review of Biochemistry 49, 593-626. doi: 10.1146/annurev.bi.49.070180.003113</w:t>
+      </w:r>
+    </w:p>
+    <w:p>
+      <w:pPr>
+        <w:pStyle w:val="BodyText"/>
+      </w:pPr>
+      <w:r>
+        <w:t xml:space="preserve">Laskowski M, Qasim M (2000). What can the structures of enzyme-inhibitor complexes tell us about the structures of enzyme substrate complexes?. Biochimica et Biophysica Acta (BBA) - Protein Structure and Molecular Enzymology 1477, 324-337. doi: 10.1016/s0167-4838(99)00284-8</w:t>
+      </w:r>
+    </w:p>
+    <w:p>
+      <w:pPr>
+        <w:pStyle w:val="BodyText"/>
+      </w:pPr>
+      <w:r>
+        <w:t xml:space="preserve">Li Z, Yuan Y, Hu K, Pan P, He F (2026). Benchmarking confidence estimation and rescoring for cyclic peptide–protein complex predictions. bioRxiv. doi: 10.64898/2026.08.20.746104</w:t>
+      </w:r>
+    </w:p>
+    <w:p>
+      <w:pPr>
+        <w:pStyle w:val="BodyText"/>
+      </w:pPr>
+      <w:r>
+        <w:t xml:space="preserve">Lomate PR, Dewangan V, Mahajan NS, Kumar Y, Kulkarni A, Wang L, et al. (2018). Integrated Transcriptomic and Proteomic Analyses Suggest the Participation of Endogenous Protease Inhibitors in the Regulation of Protease Gene Expression in Helicoverpa armigera. Molecular &amp; Cellular Proteomics 17, 1324-1336. doi: 10.1074/mcp.ra117.000533</w:t>
+      </w:r>
+    </w:p>
+    <w:p>
+      <w:pPr>
+        <w:pStyle w:val="BodyText"/>
+      </w:pPr>
+      <w:r>
+        <w:t xml:space="preserve">Luckett S, Garcia R, Barker J, Konarev A, Shewry P, Clarke A, et al. (1999). High-resolution structure of a potent, cyclic proteinase inhibitor from sunflower seeds. Journal of Molecular Biology 290, 525-533. doi: 10.1006/jmbi.1999.2891</w:t>
+      </w:r>
+    </w:p>
+    <w:p>
+      <w:pPr>
+        <w:pStyle w:val="BodyText"/>
+      </w:pPr>
+      <w:r>
+        <w:t xml:space="preserve">Mariano GA, de Oliveira JVA, Andrade RJD, Paulo DGS, Cabrera YBM, Santos EGDD, et al. (2026). Trypsinogen Pro-Region as a Molecular Scaffold for the Design of Competitive Peptide Inhibitors of Trypsin-Like Proteases. Archives of Insect Biochemistry and Physiology 123, e70224. doi: 10.1002/arch.70224</w:t>
+      </w:r>
+    </w:p>
+    <w:p>
+      <w:pPr>
+        <w:pStyle w:val="BodyText"/>
+      </w:pPr>
+      <w:r>
+        <w:t xml:space="preserve">Meriño-Cabrera Y, de Oliveira Mendes TA, Castro JGS, Barbosa SL, Macedo MLR, de Almeida Oliveira MG (2020a). Noncompetitive tight-binding inhibition of Anticarsia gemmatalis trypsins by Adenanthera pavonina protease inhibitor affects larvae survival. Archives of Insect Biochemistry and Physiology 104, e21687. doi: 10.1002/arch.21687</w:t>
+      </w:r>
+    </w:p>
+    <w:p>
+      <w:pPr>
+        <w:pStyle w:val="BodyText"/>
+      </w:pPr>
+      <w:r>
+        <w:t xml:space="preserve">Meriño-Cabrera Y, Severiche Castro JG, Rios Diez JD, Rodrigues Macedo ML, de Oliveira Mendes TA, Goreti de Almeida Oliveira M (2020b). Rational design of mimetic peptides based on the interaction between Inga laurina inhibitor and trypsins for Spodoptera cosmioides pest control. Insect Biochemistry and Molecular Biology 122, 103390. doi: 10.1016/j.ibmb.2020.103390</w:t>
+      </w:r>
+    </w:p>
+    <w:p>
+      <w:pPr>
+        <w:pStyle w:val="BodyText"/>
+      </w:pPr>
+      <w:r>
+        <w:t xml:space="preserve">Meriño-Cabrera Y, Castro JS, de Almeida Barros R, da Silva Junior NR, de Oliveira Ramos H, de Almeida Oliveira MG (2022). Arginine-containing dipeptides decrease affinity of gut trypsins and compromise soybean pest development. Pesticide Biochemistry and Physiology 184, 105107. doi: 10.1016/j.pestbp.2022.105107</w:t>
+      </w:r>
+    </w:p>
+    <w:p>
+      <w:pPr>
+        <w:pStyle w:val="BodyText"/>
+      </w:pPr>
+      <w:r>
+        <w:t xml:space="preserve">Nakonieczny M, Michalczyk K, Kędziorski A (2007). Midgut protease activities in monophagous larvae of Apollo butterfly, Parnassius apollo ssp. frankenbergeri. Comptes Rendus. Biologies 330, 126-134. doi: 10.1016/j.crvi.2006.12.002</w:t>
+      </w:r>
+    </w:p>
+    <w:p>
+      <w:pPr>
+        <w:pStyle w:val="BodyText"/>
+      </w:pPr>
+      <w:r>
+        <w:t xml:space="preserve">Olsson MHM, Søndergaard CR, Rostkowski M, Jensen JH (2011). PROPKA3: Consistent Treatment of Internal and Surface Residues in Empirical p K a Predictions. Journal of Chemical Theory and Computation 7, 525-537. doi: 10.1021/ct100578z</w:t>
+      </w:r>
+    </w:p>
+    <w:p>
+      <w:pPr>
+        <w:pStyle w:val="BodyText"/>
+      </w:pPr>
+      <w:r>
+        <w:t xml:space="preserve">Pan Y, Cheng K, Mao J, Liu F, Liu J, Ye M, et al. (2014). Quantitative proteomics reveals the kinetics of trypsin-catalyzed protein digestion. Analytical and Bioanalytical Chemistry 406, 6247-6256. doi: 10.1007/s00216-014-8071-6</w:t>
+      </w:r>
+    </w:p>
+    <w:p>
+      <w:pPr>
+        <w:pStyle w:val="BodyText"/>
+      </w:pPr>
+      <w:r>
+        <w:t xml:space="preserve">Parkin S, Rupp B, Hope H (1996). Structure of bovine pancreatic trypsin inhibitor at 125 K definition of carboxyl-terminal residues Gly57 and Ala58. Acta Crystallographica Section D Biological Crystallography 52, 18-29. doi: 10.1107/S0907444995008675</w:t>
+      </w:r>
+    </w:p>
+    <w:p>
+      <w:pPr>
+        <w:pStyle w:val="BodyText"/>
+      </w:pPr>
+      <w:r>
+        <w:t xml:space="preserve">Passaro S, Corso G, Wohlwend J, Reveiz M, Thaler S, Ram Somnath V, et al. (2025). Boltz-2: Towards accurate and efficient binding affinity prediction. bioRxiv [Preprint]. doi: 10.1101/2025.06.14.659707</w:t>
+      </w:r>
+    </w:p>
+    <w:p>
+      <w:pPr>
+        <w:pStyle w:val="BodyText"/>
+      </w:pPr>
+      <w:r>
+        <w:t xml:space="preserve">Patarroyo-Vargas AM, Merino-Cabrera YB, Zanuncio JC, Rocha F, Campos WG, de Almeida Oliveira MG (2017). Kinetic Characterization of Anticarsia gemmatalis Digestive Serine- Proteases and the Inhibitory Effect of Synthetic Peptides. Protein &amp; Peptide Letters 24, 1040-1047. doi: 10.2174/0929866524666170918103146</w:t>
+      </w:r>
+    </w:p>
+    <w:p>
+      <w:pPr>
+        <w:pStyle w:val="BodyText"/>
+      </w:pPr>
+      <w:r>
+        <w:t xml:space="preserve">Patarroyo-Vargas AM, Cordeiro G, Silva CRD, Silva CRD, Mendonça EG, Visôtto LE, et al. (2020). Inhibition kinetics of digestive proteases for Anticarsia gemmatalis. Anais da Academia Brasileira de Ciências 92, e20180477. doi: 10.1590/0001-3765202020180477</w:t>
+      </w:r>
+    </w:p>
+    <w:p>
+      <w:pPr>
+        <w:pStyle w:val="BodyText"/>
+      </w:pPr>
+      <w:r>
+        <w:t xml:space="preserve">Paulo DGS, Schneider JR, Meriño-Cabrera Y, Wurlitzer WB, de Andrade RJ, Santos ILB, et al. (2026). Peptides Derived From Reactive Center Loops Inhibit Digestive Trypsin-Like Enzymes in Lepidopteran Pests. Archives of Insect Biochemistry and Physiology 121, e70123. doi: 10.1002/arch.70123</w:t>
+      </w:r>
+    </w:p>
+    <w:p>
+      <w:pPr>
+        <w:pStyle w:val="BodyText"/>
+      </w:pPr>
+      <w:r>
+        <w:t xml:space="preserve">Perona JJ, Craik CS (1995). Structural basis of substrate specificity in the serine proteases. Protein Science 4, 337-360. doi: 10.1002/pro.5560040301</w:t>
+      </w:r>
+    </w:p>
+    <w:p>
+      <w:pPr>
+        <w:pStyle w:val="BodyText"/>
+      </w:pPr>
+      <w:r>
+        <w:t xml:space="preserve">Rawlings ND, Barrett AJ, Thomas PD, Huang X, Bateman A, Finn RD (2018). The MEROPS database of proteolytic enzymes, their substrates and inhibitors in 2017 and a comparison with peptidases in the PANTHER database. Nucleic Acids Research 46, D624-D632. doi: 10.1093/nar/gkx1134</w:t>
+      </w:r>
+    </w:p>
+    <w:p>
+      <w:pPr>
+        <w:pStyle w:val="BodyText"/>
+      </w:pPr>
+      <w:r>
+        <w:t xml:space="preserve">Rettie SA, Juergens D, Adebomi V, Bueso YF, Zhao Q, Leveille AN, et al. (2025). Accurate de novo design of high-affinity protein-binding macrocycles using deep learning. Nature Chemical Biology 21, 1948-1956. doi: 10.1038/s41589-025-01929-w</w:t>
+      </w:r>
+    </w:p>
+    <w:p>
+      <w:pPr>
+        <w:pStyle w:val="BodyText"/>
+      </w:pPr>
+      <w:r>
+        <w:t xml:space="preserve">Rodriguez J, Gupta N, Smith RD, Pevzner PA (2008). Does Trypsin Cut Before Proline? Journal of Proteome Research 7, 300-305. doi: 10.1021/pr0705035</w:t>
+      </w:r>
+    </w:p>
+    <w:p>
+      <w:pPr>
+        <w:pStyle w:val="BodyText"/>
+      </w:pPr>
+      <w:r>
+        <w:t xml:space="preserve">Saikhedkar NS, Joshi RS, Bhoite AS, Mohandasan R, Yadav AK, Fernandes M, et al. (2018). Tripeptides derived from reactive centre loop of potato type II protease inhibitors preferentially inhibit midgut proteases of Helicoverpa armigera. Insect Biochemistry and Molecular Biology 95, 17-25. doi: 10.1016/j.ibmb.2018.02.001</w:t>
+      </w:r>
+    </w:p>
+    <w:p>
+      <w:pPr>
+        <w:pStyle w:val="BodyText"/>
+      </w:pPr>
+      <w:r>
+        <w:t xml:space="preserve">Saikhedkar NS, Joshi RS, Yadav AK, Seal S, Fernandes M, Giri AP (2019). Phyto-inspired cyclic peptides derived from plant Pin-II type protease inhibitor reactive center loops for crop protection from insect pests. Biochimica et Biophysica Acta (BBA) - General Subjects 1863, 1254-1262. doi: 10.1016/j.bbagen.2019.05.003</w:t>
+      </w:r>
+    </w:p>
+    <w:p>
+      <w:pPr>
+        <w:pStyle w:val="BodyText"/>
+      </w:pPr>
+      <w:r>
+        <w:t xml:space="preserve">Schechter I, Berger A (1967). On the size of the active site in proteases. I. Papain. Biochemical and Biophysical Research Communications 27, 157-162. doi: 10.1016/S0006-291X(67)80055-X</w:t>
+      </w:r>
+    </w:p>
+    <w:p>
+      <w:pPr>
+        <w:pStyle w:val="BodyText"/>
+      </w:pPr>
+      <w:r>
+        <w:t xml:space="preserve">Schultz H, Paulo DGS, Meriño-Cabrera Y, de Andrade RJ, Santos ILB, Rodrigues MCNG, et al. (2026). Synthetic Peptide Inhibition of Trypsin-Like Proteases in Spodoptera frugiperda (Lepidoptera: Noctuidae): Evaluating the Influence of Gut Microbiota. Archives of Insect Biochemistry and Physiology 121, e70145. doi: 10.1002/arch.70145</w:t>
+      </w:r>
+    </w:p>
+    <w:p>
+      <w:pPr>
+        <w:pStyle w:val="BodyText"/>
+      </w:pPr>
+      <w:r>
+        <w:t xml:space="preserve">Severiche-Castro J, Valerio MF, Oliveira MGdA (2026). Structure-Guided Design of an Interface-Derived Inhibitor Peptide Against Spodoptera frugiperda Digestive Trypsins. Archives of Insect Biochemistry and Physiology 122, e70164. doi: 10.1002/arch.70164</w:t>
+      </w:r>
+    </w:p>
+    <w:p>
+      <w:pPr>
+        <w:pStyle w:val="BodyText"/>
+      </w:pPr>
+      <w:r>
+        <w:t xml:space="preserve">Silva-Júnior NR, Cabrera YM, Barbosa SL, Barros RDA, Barros E, Vital CE, et al. (2021). Intestinal proteases profiling from Anticarsia gemmatalis and their binding to inhibitors. Archives of Insect Biochemistry and Physiology 107, e21792. doi: 10.1002/arch.21792</w:t>
+      </w:r>
+    </w:p>
+    <w:p>
+      <w:pPr>
+        <w:pStyle w:val="BodyText"/>
+      </w:pPr>
+      <w:r>
+        <w:t xml:space="preserve">Song HK, Suh SW (1998). Kunitz-type soybean trypsin inhibitor revisited: refined structure of its complex with porcine trypsin reveals an insight into the interaction between a homologous inhibitor from Erythrina caffra and tissue-type plasminogen activator. Journal of Molecular Biology 275, 347-363. doi: 10.1006/jmbi.1997.1469</w:t>
+      </w:r>
+    </w:p>
+    <w:p>
+      <w:pPr>
+        <w:pStyle w:val="BodyText"/>
+      </w:pPr>
+      <w:r>
+        <w:t xml:space="preserve">Song J, Markley JL (2003). Protein Inhibitors of Serine Proteinases: Role of Backbone Structure and Dynamics in Controlling the Hydrolysis Constant. Biochemistry 42, 5186-5194. doi: 10.1021/bi034041u</w:t>
+      </w:r>
+    </w:p>
+    <w:p>
+      <w:pPr>
+        <w:pStyle w:val="BodyText"/>
+      </w:pPr>
+      <w:r>
+        <w:t xml:space="preserve">Souza TP, Dias RO, Castelhano EC, Brandão MM, Moura DS, Silva-Filho MC (2016). Comparative analysis of expression profiling of the trypsin and chymotrypsin genes from Lepidoptera species with different levels of sensitivity to soybean peptidase inhibitors. Comparative Biochemistry and Physiology Part B: Biochemistry and Molecular Biology 196-197, 67-73. doi: 10.1016/j.cbpb.2016.02.007</w:t>
+      </w:r>
+    </w:p>
+    <w:p>
+      <w:pPr>
+        <w:pStyle w:val="BodyText"/>
+      </w:pPr>
+      <w:r>
+        <w:t xml:space="preserve">Terra WR, Ferreira C (1994). Insect digestive enzymes: properties, compartmentalization and function. Comparative Biochemistry and Physiology Part B: Comparative Biochemistry 109, 1-62. doi: 10.1016/0305-0491(94)90141-4</w:t>
+      </w:r>
+    </w:p>
+    <w:p>
+      <w:pPr>
+        <w:pStyle w:val="BodyText"/>
+      </w:pPr>
+      <w:r>
+        <w:t xml:space="preserve">The UniProt Consortium, Bateman A, Martin MJ, Orchard S, Magrane M, Adesina A, et al. (2025). UniProt: the Universal Protein Knowledgebase in 2025. Nucleic Acids Research 53, D609-D617. doi: 10.1093/nar/gkae1010</w:t>
+      </w:r>
+    </w:p>
+    <w:p>
+      <w:pPr>
+        <w:pStyle w:val="BodyText"/>
+      </w:pPr>
+      <w:r>
+        <w:t xml:space="preserve">Valaitis AP (1995). Gypsy moth midgut proteinases: Purification and characterization of luminal trypsin, elastase and the brush border membrane leucine aminopeptidase. Insect Biochemistry and Molecular Biology 25, 139-149. doi: 10.1016/0965-1748(94)00033-e</w:t>
+      </w:r>
+    </w:p>
+    <w:p>
+      <w:pPr>
+        <w:pStyle w:val="BodyText"/>
+      </w:pPr>
+      <w:r>
+        <w:t xml:space="preserve">Valaitis AP, Augustin S, Clancy KM (1999). Purification and characterization of the western spruce budworm larval midgut proteinases and comparison of gut activities of laboratory-reared and field-collected insects. Insect Biochemistry and Molecular Biology 29, 405-415. doi: 10.1016/s0965-1748(99)00017-x</w:t>
+      </w:r>
+    </w:p>
+    <w:p>
+      <w:pPr>
+        <w:pStyle w:val="BodyText"/>
+      </w:pPr>
+      <w:r>
+        <w:t xml:space="preserve">Valdés-Tresanco MS, Valdés-Tresanco ME, Valiente PA, Moreno E (2021). gmx_MMPBSA: A New Tool to Perform End-State Free Energy Calculations with GROMACS. Journal of Chemical Theory and Computation 17, 6281-6291. doi: 10.1021/acs.jctc.1c00645</w:t>
+      </w:r>
+    </w:p>
+    <w:p>
+      <w:pPr>
+        <w:pStyle w:val="BodyText"/>
+      </w:pPr>
+      <w:r>
+        <w:t xml:space="preserve">van Kempen M, Kim SS, Tumescheit C, Mirdita M, Lee J, Gilchrist CLM, et al. (2024). Fast and accurate protein structure search with Foldseek. Nature Biotechnology 42, 243-246. doi: 10.1038/s41587-023-01773-0</w:t>
+      </w:r>
+    </w:p>
+    <w:p>
+      <w:pPr>
+        <w:pStyle w:val="BodyText"/>
+      </w:pPr>
+      <w:r>
+        <w:t xml:space="preserve">Vangone A, Bonvin AMJJ (2015). Contacts-based prediction of binding affinity in protein–protein complexes. eLife 4, e07454. doi: 10.7554/eLife.07454</w:t>
+      </w:r>
+    </w:p>
+    <w:p>
+      <w:pPr>
+        <w:pStyle w:val="BodyText"/>
+      </w:pPr>
+      <w:r>
+        <w:t xml:space="preserve">Varadi M, Bertoni D, Magana P, Paramval U, Pidruchna I, Radhakrishnan M, et al. (2024). AlphaFold Protein Structure Database in 2024: providing structure coverage for over 214 million protein sequences. Nucleic Acids Research 52, D368-D375. doi: 10.1093/nar/gkad1011</w:t>
+      </w:r>
+    </w:p>
+    <w:p>
+      <w:pPr>
+        <w:pStyle w:val="BodyText"/>
+      </w:pPr>
+      <w:r>
+        <w:t xml:space="preserve">Wan S, Zhang X, Xue X, Coveney PV (2026). Reliability of AI methods in drug discovery: evaluation of Boltz-2 for structure and binding affinity prediction. Journal of Chemical Theory and Computation 22, 7811-7824. doi: 10.1021/acs.jctc.6c01334</w:t>
+      </w:r>
+    </w:p>
+    <w:p>
+      <w:pPr>
+        <w:pStyle w:val="BodyText"/>
+      </w:pPr>
+      <w:r>
+        <w:t xml:space="preserve">Watson JL, Juergens D, Bennett NR, Trippe BL, Yim J, Eisenach HE, et al. (2023). De novo design of protein structure and function with RFdiffusion. Nature 620, 1089-1100. doi: 10.1038/s41586-023-06415-8</w:t>
+      </w:r>
+    </w:p>
+    <w:p>
+      <w:pPr>
+        <w:pStyle w:val="BodyText"/>
+      </w:pPr>
+      <w:r>
+        <w:t xml:space="preserve">Wei W, Ma J, Xie D, Zhou Y (2019). Linking inhibitor motions to proteolytic stability of sunflower trypsin inhibitor-1. RSC Advances 9, 13776-13786. doi: 10.1039/c9ra02114k</w:t>
+      </w:r>
+    </w:p>
+    <w:p>
+      <w:pPr>
+        <w:pStyle w:val="BodyText"/>
+      </w:pPr>
+      <w:r>
+        <w:t xml:space="preserve">Werner MH, Wemmer DE (1992). Three-dimensional structure of soybean trypsin/chymotrypsin Bowman-Birk inhibitor in solution. Biochemistry 31, 999-1010. doi: 10.1021/bi00119a008</w:t>
+      </w:r>
+    </w:p>
+    <w:p>
+      <w:pPr>
+        <w:pStyle w:val="BodyText"/>
+      </w:pPr>
+      <w:r>
+        <w:t xml:space="preserve">Wohlwend J, Corso G, Passaro S, Getz N, Reveiz M, Leidal K, et al. (2024). Boltz-1: Democratizing biomolecular interaction modeling. bioRxiv [Preprint]. doi: 10.1101/2024.11.19.624167</w:t>
+      </w:r>
+    </w:p>
+    <w:p>
+      <w:pPr>
+        <w:pStyle w:val="BodyText"/>
+      </w:pPr>
+      <w:r>
+        <w:t xml:space="preserve">Xu J, Zhang Y (2010). How significant is a protein structure similarity with TM-score = 0.5? Bioinformatics 26, 889-895. doi: 10.1093/bioinformatics/btq066</w:t>
+      </w:r>
+    </w:p>
+    <w:p>
+      <w:pPr>
+        <w:pStyle w:val="BodyText"/>
+      </w:pPr>
+      <w:r>
+        <w:t xml:space="preserve">Xu X, Zhou F, Zheng L, Wang S, Peng X, Li D (2025). Sampling Challenges of MM/PBSA Binding Energy Calculations. The Journal of Physical Chemistry B 129, 11666-11678. doi: 10.1021/acs.jpcb.5c04908</w:t>
+      </w:r>
+    </w:p>
+    <w:p>
+      <w:pPr>
+        <w:pStyle w:val="BodyText"/>
+      </w:pPr>
+      <w:r>
+        <w:t xml:space="preserve">Yang Y, Zhu YC, Ottea J, Husseneder C, Leonard BR, Abel C, et al. (2013). Characterization and transcriptional analyses of cDNAs encoding three trypsin- and chymotrypsin-like proteinases in Cry1Ab-susceptible and Cry1Ab-resistant strains of sugarcane borer, Diatraea saccharalis. Insect Science 20, 485-496. doi: 10.1111/j.1744-7917.2012.01514.x</w:t>
+      </w:r>
+    </w:p>
+    <w:p>
+      <w:pPr>
+        <w:pStyle w:val="BodyText"/>
+      </w:pPr>
+      <w:r>
+        <w:t xml:space="preserve">Zhan Q, Zheng S, Feng Q, Liu L (2011). A midgut-specific chymotrypsin cDNA (Slctlp1) from Spodoptera litura: cloning, characterization, localization and expression analysis. Archives of Insect Biochemistry and Physiology 76, 130-143. doi: 10.1002/arch.20353</w:t>
+      </w:r>
+    </w:p>
+    <w:p>
+      <w:pPr>
+        <w:pStyle w:val="BodyText"/>
+      </w:pPr>
+      <w:r>
+        <w:t xml:space="preserve">Zhang Y, Skolnick J (2005). TM-align: a protein structure alignment algorithm based on the TM-score. Nucleic Acids Research 33, 2302-2309. doi: 10.1093/nar/gki524</w:t>
+      </w:r>
+    </w:p>
+    <w:p>
+      <w:pPr>
+        <w:pStyle w:val="BodyText"/>
+      </w:pPr>
+      <w:r>
+        <w:t xml:space="preserve">Zhou D, Lobo YA, Batista IFC, Marques-Porto R, Gustchina A, Oliva MLV, et al. (2013). Crystal Structures of a Plant Trypsin Inhibitor from Enterolobium contortisiliquum (EcTI) and of Its Complex with Bovine Trypsin. PLoS ONE 8, e62252. doi: 10.1371/journal.pone.0062252</w:t>
+      </w:r>
+    </w:p>
+    <w:bookmarkEnd w:id="104"/>
     <w:bookmarkEnd w:id="105"/>
-    <w:bookmarkStart w:id="106" w:name="referências"/>
-    <w:p>
-      <w:pPr>
-        <w:pStyle w:val="Heading2"/>
-      </w:pPr>
-      <w:r>
-        <w:t xml:space="preserve">Referências</w:t>
-      </w:r>
-    </w:p>
-    <w:p>
-      <w:pPr>
-        <w:pStyle w:val="FirstParagraph"/>
-      </w:pPr>
-      <w:r>
-        <w:t xml:space="preserve">Abraham MJ, Murtola T, Schulz R, Páll S, Smith JC, Hess B, et al. (2015). GROMACS: High performance molecular simulations through multi-level parallelism from laptops to supercomputers. SoftwareX 1-2, 19-25. doi: 10.1016/j.softx.2015.06.001</w:t>
-      </w:r>
-    </w:p>
-    <w:p>
-      <w:pPr>
-        <w:pStyle w:val="BodyText"/>
-      </w:pPr>
-      <w:r>
-        <w:t xml:space="preserve">Appel HM, Martin MM (1990). Gut redox conditions in herbivorous lepidopteran larvae. Journal of Chemical Ecology 16, 3277-3290. doi: 10.1007/BF00982098</w:t>
-      </w:r>
-    </w:p>
-    <w:p>
-      <w:pPr>
-        <w:pStyle w:val="BodyText"/>
-      </w:pPr>
-      <w:r>
-        <w:t xml:space="preserve">Berman HM, Westbrook J, Feng Z, Gilliland G, Bhat TN, Weissig H, et al. (2000). The Protein Data Bank. Nucleic Acids Research 28, 235-242. doi: 10.1093/nar/28.1.235</w:t>
-      </w:r>
-    </w:p>
-    <w:p>
-      <w:pPr>
-        <w:pStyle w:val="BodyText"/>
-      </w:pPr>
-      <w:r>
-        <w:t xml:space="preserve">Bown DP, Wilkinson HS, Gatehouse JA (1998). Midgut carboxypeptidase from Helicoverpa armigera (Lepidoptera: Noctuidae) larvae: enzyme characterisation, cDNA cloning and expression. Insect Biochemistry and Molecular Biology 28, 739-749. doi: 10.1016/S0965-1748(98)00067-8</w:t>
-      </w:r>
-    </w:p>
-    <w:p>
-      <w:pPr>
-        <w:pStyle w:val="BodyText"/>
-      </w:pPr>
-      <w:r>
-        <w:t xml:space="preserve">Brandsdal BO, Smalås AO, Åqvist J (2006). Free energy calculations show that acidic P1 variants undergo large pKa shifts upon binding to trypsin. Proteins: Structure, Function, and Bioinformatics 64, 740-748. doi: 10.1002/prot.20940</w:t>
-      </w:r>
-    </w:p>
-    <w:p>
-      <w:pPr>
-        <w:pStyle w:val="BodyText"/>
-      </w:pPr>
-      <w:r>
-        <w:t xml:space="preserve">Bussi G, Donadio D, Parrinello M (2007). Canonical sampling through velocity rescaling. The Journal of Chemical Physics 126, 014101. doi: 10.1063/1.2408420</w:t>
-      </w:r>
-    </w:p>
-    <w:p>
-      <w:pPr>
-        <w:pStyle w:val="BodyText"/>
-      </w:pPr>
-      <w:r>
-        <w:t xml:space="preserve">Bürgi HB, Dunitz JD, Shefter E (1973). Geometrical reaction coordinates. II. Nucleophilic addition to a carbonyl group. Journal of the American Chemical Society 95, 5065-5067. doi: 10.1021/ja00796a058</w:t>
-      </w:r>
-    </w:p>
-    <w:p>
-      <w:pPr>
-        <w:pStyle w:val="BodyText"/>
-      </w:pPr>
-      <w:r>
-        <w:t xml:space="preserve">Carpane PD, Llebaria M, Nascimento AF, Vivan L (2022). Feeding injury of major lepidopteran soybean pests in South America. PLOS ONE 17, e0271084. doi: 10.1371/journal.pone.0271084</w:t>
-      </w:r>
-    </w:p>
-    <w:p>
-      <w:pPr>
-        <w:pStyle w:val="BodyText"/>
-      </w:pPr>
-      <w:r>
-        <w:t xml:space="preserve">Cock PJA, Antao T, Chang JT, Chapman BA, Cox CJ, Dalke A, et al. (2009). Biopython: freely available Python tools for computational molecular biology and bioinformatics. Bioinformatics 25, 1422-1423. doi: 10.1093/bioinformatics/btp163</w:t>
-      </w:r>
-    </w:p>
-    <w:p>
-      <w:pPr>
-        <w:pStyle w:val="BodyText"/>
-      </w:pPr>
-      <w:r>
-        <w:t xml:space="preserve">da Silva Júnior NR, Vital CE, de Almeida Barros R, Faustino VA, Monteiro LP, Barros E, et al. (2020). Intestinal proteolytic profile changes during larval development of Anticarsia gemmatalis caterpillars. Archives of Insect Biochemistry and Physiology 103, e21631. doi: 10.1002/arch.21631</w:t>
-      </w:r>
-    </w:p>
-    <w:p>
-      <w:pPr>
-        <w:pStyle w:val="BodyText"/>
-      </w:pPr>
-      <w:r>
-        <w:t xml:space="preserve">Dauparas J, Anishchenko I, Bennett N, Bai H, Ragotte RJ, Milles LF, et al. (2022). Robust deep learning–based protein sequence design using ProteinMPNN. Science 378, 49-56. doi: 10.1126/science.add2187</w:t>
-      </w:r>
-    </w:p>
-    <w:p>
-      <w:pPr>
-        <w:pStyle w:val="BodyText"/>
-      </w:pPr>
-      <w:r>
-        <w:t xml:space="preserve">de Almeida Barros R, Meriño-Cabrera Y, Vital CE, da Silva Júnior NR, de Oliveira CN, Lessa Barbosa S, et al. (2021). Small peptides inhibit gut trypsin-like proteases and impair Anticarsia gemmatalis (Lepidoptera: Noctuidae) survival and development. Pest Management Science 77, 1714-1723. doi: 10.1002/ps.6191</w:t>
-      </w:r>
-    </w:p>
-    <w:p>
-      <w:pPr>
-        <w:pStyle w:val="BodyText"/>
-      </w:pPr>
-      <w:r>
-        <w:t xml:space="preserve">de Almeida Barros R, Meriño-Cabrera Y, Castro JS, da Silva Junior NR, de Oliveira JVA, Schultz H, et al. (2022a). Bovine pancreatic trypsin inhibitor and soybean Kunitz trypsin inhibitor: Differential effects on proteases and larval development of the soybean pest Anticarsia gemmatalis (Lepidoptera: Noctuidae). Pesticide Biochemistry and Physiology 187, 105188. doi: 10.1016/j.pestbp.2022.105188</w:t>
-      </w:r>
-    </w:p>
-    <w:p>
-      <w:pPr>
-        <w:pStyle w:val="BodyText"/>
-      </w:pPr>
-      <w:r>
-        <w:t xml:space="preserve">de Almeida Barros R, Meriño-Cabrera Y, Severiche Castro JG, Rodrigues da Silva Júnior N, Schultz H, de Andrade RJ, et al. (2022b). Inhibition constant and stability of tripeptide inhibitors of gut trypsin-like enzyme of the soybean pest Anticarsia gemmatalis. Archives of Insect Biochemistry and Physiology 110, e21887. doi: 10.1002/arch.21887</w:t>
-      </w:r>
-    </w:p>
-    <w:p>
-      <w:pPr>
-        <w:pStyle w:val="BodyText"/>
-      </w:pPr>
-      <w:r>
-        <w:t xml:space="preserve">Dolinsky TJ, Czodrowski P, Li H, Nielsen JE, Jensen JH, Klebe G, et al. (2007). PDB2PQR: expanding and upgrading automated preparation of biomolecular structures for molecular simulations. Nucleic Acids Research 35, W522-W525. doi: 10.1093/nar/gkm276</w:t>
-      </w:r>
-    </w:p>
-    <w:p>
-      <w:pPr>
-        <w:pStyle w:val="BodyText"/>
-      </w:pPr>
-      <w:r>
-        <w:t xml:space="preserve">Dow JAT (1992). pH gradients in lepidopteran midgut. Journal of Experimental Biology 172, 355-375. doi: 10.1242/jeb.172.1.355</w:t>
-      </w:r>
-    </w:p>
-    <w:p>
-      <w:pPr>
-        <w:pStyle w:val="BodyText"/>
-      </w:pPr>
-      <w:r>
-        <w:t xml:space="preserve">Essmann U, Perera L, Berkowitz ML, Darden T, Lee H, Pedersen LG (1995). A smooth particle mesh Ewald method. The Journal of Chemical Physics 103, 8577-8593. doi: 10.1063/1.470117</w:t>
-      </w:r>
-    </w:p>
-    <w:p>
-      <w:pPr>
-        <w:pStyle w:val="BodyText"/>
-      </w:pPr>
-      <w:r>
-        <w:t xml:space="preserve">Gasteiger E, Hoogland C, Gattiker A, Duvaud S, Wilkins MR, Appel RD, et al. (2005). Protein Identification and Analysis Tools on the ExPASy Server. The Proteomics Protocols Handbook , 571-607. doi: 10.1385/1-59259-890-0:571</w:t>
-      </w:r>
-    </w:p>
-    <w:p>
-      <w:pPr>
-        <w:pStyle w:val="BodyText"/>
-      </w:pPr>
-      <w:r>
-        <w:t xml:space="preserve">Genheden S, Ryde U (2015). The MM/PBSA and MM/GBSA methods to estimate ligand-binding affinities. Expert Opinion on Drug Discovery 10, 449-461. doi: 10.1517/17460441.2015.1032936</w:t>
-      </w:r>
-    </w:p>
-    <w:p>
-      <w:pPr>
-        <w:pStyle w:val="BodyText"/>
-      </w:pPr>
-      <w:r>
-        <w:t xml:space="preserve">Gowers R, Linke M, Barnoud J, Reddy T, Melo M, Seyler S, et al. (2016). MDAnalysis: A Python Package for the Rapid Analysis of Molecular Dynamics Simulations. Proceedings of the Python in Science Conference , 98-105. doi: 10.25080/majora-629e541a-00e</w:t>
-      </w:r>
-    </w:p>
-    <w:p>
-      <w:pPr>
-        <w:pStyle w:val="BodyText"/>
-      </w:pPr>
-      <w:r>
-        <w:t xml:space="preserve">Hedstrom L (2002). Serine Protease Mechanism and Specificity. Chemical Reviews 102, 4501-4524. doi: 10.1021/cr000033x</w:t>
-      </w:r>
-    </w:p>
-    <w:p>
-      <w:pPr>
-        <w:pStyle w:val="BodyText"/>
-      </w:pPr>
-      <w:r>
-        <w:t xml:space="preserve">Helland R, Otlewski J, Sundheim O, Dadlez M, Smalås AO (1999). The crystal structures of the complexes between bovine β-trypsin and ten P1 variants of BPTI. Journal of Molecular Biology 287, 923-942. doi: 10.1006/jmbi.1999.2654</w:t>
-      </w:r>
-    </w:p>
-    <w:p>
-      <w:pPr>
-        <w:pStyle w:val="BodyText"/>
-      </w:pPr>
-      <w:r>
-        <w:t xml:space="preserve">Hou T, Wang J, Li Y, Wang W (2011). Assessing the Performance of the MM/PBSA and MM/GBSA Methods. 1. The Accuracy of Binding Free Energy Calculations Based on Molecular Dynamics Simulations. Journal of Chemical Information and Modeling 51, 69-82. doi: 10.1021/ci100275a</w:t>
-      </w:r>
-    </w:p>
-    <w:p>
-      <w:pPr>
-        <w:pStyle w:val="BodyText"/>
-      </w:pPr>
-      <w:r>
-        <w:t xml:space="preserve">Huang J, MacKerell AD (2013). CHARMM36 all-atom additive protein force field: Validation based on comparison to NMR data. Journal of Computational Chemistry 34, 2135-2145. doi: 10.1002/jcc.23354</w:t>
-      </w:r>
-    </w:p>
-    <w:p>
-      <w:pPr>
-        <w:pStyle w:val="BodyText"/>
-      </w:pPr>
-      <w:r>
-        <w:t xml:space="preserve">Hur S, Bruice TC (2003). The near attack conformation approach to the study of the chorismate to prephenate reaction. Proceedings of the National Academy of Sciences 100, 12015-12020. doi: 10.1073/pnas.1534873100</w:t>
-      </w:r>
-    </w:p>
-    <w:p>
-      <w:pPr>
-        <w:pStyle w:val="BodyText"/>
-      </w:pPr>
-      <w:r>
-        <w:t xml:space="preserve">Johnson KS, Felton GW (1996). Physiological and dietary influences on midgut redox conditions in generalist lepidopteran larvae. Journal of Insect Physiology 42, 191-198. doi: 10.1016/0022-1910(95)00096-8</w:t>
-      </w:r>
-    </w:p>
-    <w:p>
-      <w:pPr>
-        <w:pStyle w:val="BodyText"/>
-      </w:pPr>
-      <w:r>
-        <w:t xml:space="preserve">Jongsma MA, Bakker PL, Peters J, Bosch D, Stiekema WJ (1995). Adaptation of Spodoptera exigua larvae to plant proteinase inhibitors by induction of gut proteinase activity insensitive to inhibition. Proceedings of the National Academy of Sciences 92, 8041-8045. doi: 10.1073/pnas.92.17.8041</w:t>
-      </w:r>
-    </w:p>
-    <w:p>
-      <w:pPr>
-        <w:pStyle w:val="BodyText"/>
-      </w:pPr>
-      <w:r>
-        <w:t xml:space="preserve">Jongsma MA, Bolter C (1997). The adaptation of insects to plant protease inhibitors. Journal of Insect Physiology 43, 885-895. doi: 10.1016/s0022-1910(97)00040-1</w:t>
-      </w:r>
-    </w:p>
-    <w:p>
-      <w:pPr>
-        <w:pStyle w:val="BodyText"/>
-      </w:pPr>
-      <w:r>
-        <w:t xml:space="preserve">Jorgensen WL, Chandrasekhar J, Madura JD, Impey RW, Klein ML (1983). Comparison of simple potential functions for simulating liquid water. The Journal of Chemical Physics 79, 926-935. doi: 10.1063/1.445869</w:t>
-      </w:r>
-    </w:p>
-    <w:p>
-      <w:pPr>
-        <w:pStyle w:val="BodyText"/>
-      </w:pPr>
-      <w:r>
-        <w:t xml:space="preserve">Jumper J, Evans R, Pritzel A, Green T, Figurnov M, Ronneberger O, et al. (2021). Highly accurate protein structure prediction with AlphaFold. Nature 596, 583-589. doi: 10.1038/s41586-021-03819-2</w:t>
-      </w:r>
-    </w:p>
-    <w:p>
-      <w:pPr>
-        <w:pStyle w:val="BodyText"/>
-      </w:pPr>
-      <w:r>
-        <w:t xml:space="preserve">Júnior NRDS, Santos EGDD, Paulo DGS, Meriño-Cabrera Y, Pinto IDPA, Summy MJ, et al. (2026). Integrated Transcriptomic and Physiological Analyses Reveal Disruption of Digestive Homeostasis Induced by Protease Inhibitors in Anticarsia gemmatalis Caterpillars. Archives of Insect Biochemistry and Physiology 123, e70223. doi: 10.1002/arch.70223</w:t>
-      </w:r>
-    </w:p>
-    <w:p>
-      <w:pPr>
-        <w:pStyle w:val="BodyText"/>
-      </w:pPr>
-      <w:r>
-        <w:t xml:space="preserve">Karna N, Łęgowska A, Malicki S, Dębowski D, Golik P, Gitlin A, et al. (2015). Investigation of Serine-Proteinase-Catalyzed Peptide Splicing in Analogues of Sunflower Trypsin Inhibitor 1 (SFTI-1). ChemBioChem 16, 2036-2045. doi: 10.1002/cbic.201500296</w:t>
-      </w:r>
-    </w:p>
-    <w:p>
-      <w:pPr>
-        <w:pStyle w:val="BodyText"/>
-      </w:pPr>
-      <w:r>
-        <w:t xml:space="preserve">Karumbaiah L, Oppert B, Jurat-Fuentes JL, Adang MJ (2007). Analysis of midgut proteinases from Bacillus thuringiensis-susceptible and -resistant Heliothis virescens (Lepidoptera: Noctuidae). Comparative Biochemistry and Physiology Part B: Biochemistry and Molecular Biology 146, 139-146. doi: 10.1016/j.cbpb.2006.10.104</w:t>
-      </w:r>
-    </w:p>
-    <w:p>
-      <w:pPr>
-        <w:pStyle w:val="BodyText"/>
-      </w:pPr>
-      <w:r>
-        <w:t xml:space="preserve">Kelly C, Laskowski Jr. M, Qasim M (2005). The Role of Scaffolding in Standard Mechanism Serine Proteinase Inhibitors. Protein &amp; Peptide Letters 12, 465-471. doi: 10.2174/0929866054395383</w:t>
-      </w:r>
-    </w:p>
-    <w:p>
-      <w:pPr>
-        <w:pStyle w:val="BodyText"/>
-      </w:pPr>
-      <w:r>
-        <w:t xml:space="preserve">Knapp B, Ospina L, Deane CM (2018). Avoiding false positive conclusions in molecular simulation: the importance of replicas. Journal of Chemical Theory and Computation 14, 6127-6138. doi: 10.1021/acs.jctc.8b00391</w:t>
-      </w:r>
-    </w:p>
-    <w:p>
-      <w:pPr>
-        <w:pStyle w:val="BodyText"/>
-      </w:pPr>
-      <w:r>
-        <w:t xml:space="preserve">Kuwar SS, Pauchet Y, Vogel H, Heckel DG (2015). Adaptive regulation of digestive serine proteases in the larval midgut of Helicoverpa armigera in response to a plant protease inhibitor. Insect Biochemistry and Molecular Biology 59, 18-29. doi: 10.1016/j.ibmb.2015.01.016</w:t>
-      </w:r>
-    </w:p>
-    <w:p>
-      <w:pPr>
-        <w:pStyle w:val="BodyText"/>
-      </w:pPr>
-      <w:r>
-        <w:t xml:space="preserve">Laskowski M, Kato I (1980). Protein Inhibitors of Proteinases. Annual Review of Biochemistry 49, 593-626. doi: 10.1146/annurev.bi.49.070180.003113</w:t>
-      </w:r>
-    </w:p>
-    <w:p>
-      <w:pPr>
-        <w:pStyle w:val="BodyText"/>
-      </w:pPr>
-      <w:r>
-        <w:t xml:space="preserve">Laskowski M, Qasim M (2000). What can the structures of enzyme-inhibitor complexes tell us about the structures of enzyme substrate complexes?. Biochimica et Biophysica Acta (BBA) - Protein Structure and Molecular Enzymology 1477, 324-337. doi: 10.1016/s0167-4838(99)00284-8</w:t>
-      </w:r>
-    </w:p>
-    <w:p>
-      <w:pPr>
-        <w:pStyle w:val="BodyText"/>
-      </w:pPr>
-      <w:r>
-        <w:t xml:space="preserve">Li Z, Yuan Y, Hu K, Pan P, He F (2026). Benchmarking confidence estimation and rescoring for cyclic peptide–protein complex predictions. bioRxiv. doi: 10.64898/2026.08.20.746104</w:t>
-      </w:r>
-    </w:p>
-    <w:p>
-      <w:pPr>
-        <w:pStyle w:val="BodyText"/>
-      </w:pPr>
-      <w:r>
-        <w:t xml:space="preserve">Lomate PR, Dewangan V, Mahajan NS, Kumar Y, Kulkarni A, Wang L, et al. (2018). Integrated Transcriptomic and Proteomic Analyses Suggest the Participation of Endogenous Protease Inhibitors in the Regulation of Protease Gene Expression in Helicoverpa armigera. Molecular &amp; Cellular Proteomics 17, 1324-1336. doi: 10.1074/mcp.ra117.000533</w:t>
-      </w:r>
-    </w:p>
-    <w:p>
-      <w:pPr>
-        <w:pStyle w:val="BodyText"/>
-      </w:pPr>
-      <w:r>
-        <w:t xml:space="preserve">Luckett S, Garcia R, Barker J, Konarev A, Shewry P, Clarke A, et al. (1999). High-resolution structure of a potent, cyclic proteinase inhibitor from sunflower seeds. Journal of Molecular Biology 290, 525-533. doi: 10.1006/jmbi.1999.2891</w:t>
-      </w:r>
-    </w:p>
-    <w:p>
-      <w:pPr>
-        <w:pStyle w:val="BodyText"/>
-      </w:pPr>
-      <w:r>
-        <w:t xml:space="preserve">Mariano GA, de Oliveira JVA, Andrade RJD, Paulo DGS, Cabrera YBM, Santos EGDD, et al. (2026). Trypsinogen Pro-Region as a Molecular Scaffold for the Design of Competitive Peptide Inhibitors of Trypsin-Like Proteases. Archives of Insect Biochemistry and Physiology 123, e70224. doi: 10.1002/arch.70224</w:t>
-      </w:r>
-    </w:p>
-    <w:p>
-      <w:pPr>
-        <w:pStyle w:val="BodyText"/>
-      </w:pPr>
-      <w:r>
-        <w:t xml:space="preserve">Meriño-Cabrera Y, de Oliveira Mendes TA, Castro JGS, Barbosa SL, Macedo MLR, de Almeida Oliveira MG (2020a). Noncompetitive tight-binding inhibition of Anticarsia gemmatalis trypsins by Adenanthera pavonina protease inhibitor affects larvae survival. Archives of Insect Biochemistry and Physiology 104, e21687. doi: 10.1002/arch.21687</w:t>
-      </w:r>
-    </w:p>
-    <w:p>
-      <w:pPr>
-        <w:pStyle w:val="BodyText"/>
-      </w:pPr>
-      <w:r>
-        <w:t xml:space="preserve">Meriño-Cabrera Y, Severiche Castro JG, Rios Diez JD, Rodrigues Macedo ML, de Oliveira Mendes TA, Goreti de Almeida Oliveira M (2020b). Rational design of mimetic peptides based on the interaction between Inga laurina inhibitor and trypsins for Spodoptera cosmioides pest control. Insect Biochemistry and Molecular Biology 122, 103390. doi: 10.1016/j.ibmb.2020.103390</w:t>
-      </w:r>
-    </w:p>
-    <w:p>
-      <w:pPr>
-        <w:pStyle w:val="BodyText"/>
-      </w:pPr>
-      <w:r>
-        <w:t xml:space="preserve">Meriño-Cabrera Y, Castro JS, de Almeida Barros R, da Silva Junior NR, de Oliveira Ramos H, de Almeida Oliveira MG (2022). Arginine-containing dipeptides decrease affinity of gut trypsins and compromise soybean pest development. Pesticide Biochemistry and Physiology 184, 105107. doi: 10.1016/j.pestbp.2022.105107</w:t>
-      </w:r>
-    </w:p>
-    <w:p>
-      <w:pPr>
-        <w:pStyle w:val="BodyText"/>
-      </w:pPr>
-      <w:r>
-        <w:t xml:space="preserve">Michaud-Agrawal N, Denning EJ, Woolf TB, Beckstein O (2011). MDAnalysis: A toolkit for the analysis of molecular dynamics simulations. Journal of Computational Chemistry 32, 2319-2327. doi: 10.1002/jcc.21787</w:t>
-      </w:r>
-    </w:p>
-    <w:p>
-      <w:pPr>
-        <w:pStyle w:val="BodyText"/>
-      </w:pPr>
-      <w:r>
-        <w:t xml:space="preserve">Miller BR, McGee TD, Swails JM, Homeyer N, Gohlke H, Roitberg AE (2012). MMPBSA.py: An Efficient Program for End-State Free Energy Calculations. Journal of Chemical Theory and Computation 8, 3314-3321. doi: 10.1021/ct300418h</w:t>
-      </w:r>
-    </w:p>
-    <w:p>
-      <w:pPr>
-        <w:pStyle w:val="BodyText"/>
-      </w:pPr>
-      <w:r>
-        <w:t xml:space="preserve">Mirdita M, Schütze K, Moriwaki Y, Heo L, Ovchinnikov S, Steinegger M (2022). ColabFold: making protein folding accessible to all. Nature Methods 19, 679-682. doi: 10.1038/s41592-022-01488-1</w:t>
-      </w:r>
-    </w:p>
-    <w:p>
-      <w:pPr>
-        <w:pStyle w:val="BodyText"/>
-      </w:pPr>
-      <w:r>
-        <w:t xml:space="preserve">Nakonieczny M, Michalczyk K, Kędziorski A (2007). Midgut protease activities in monophagous larvae of Apollo butterfly, Parnassius apollo ssp. frankenbergeri. Comptes Rendus. Biologies 330, 126-134. doi: 10.1016/j.crvi.2006.12.002</w:t>
-      </w:r>
-    </w:p>
-    <w:p>
-      <w:pPr>
-        <w:pStyle w:val="BodyText"/>
-      </w:pPr>
-      <w:r>
-        <w:t xml:space="preserve">Olsson MHM, Søndergaard CR, Rostkowski M, Jensen JH (2011). PROPKA3: Consistent Treatment of Internal and Surface Residues in Empirical p K a Predictions. Journal of Chemical Theory and Computation 7, 525-537. doi: 10.1021/ct100578z</w:t>
-      </w:r>
-    </w:p>
-    <w:p>
-      <w:pPr>
-        <w:pStyle w:val="BodyText"/>
-      </w:pPr>
-      <w:r>
-        <w:t xml:space="preserve">Onufriev A, Bashford D, Case DA (2004). Exploring protein native states and large‐scale conformational changes with a modified generalized born model. Proteins: Structure, Function, and Bioinformatics 55, 383-394. doi: 10.1002/prot.20033</w:t>
-      </w:r>
-    </w:p>
-    <w:p>
-      <w:pPr>
-        <w:pStyle w:val="BodyText"/>
-      </w:pPr>
-      <w:r>
-        <w:t xml:space="preserve">Pan Y, Cheng K, Mao J, Liu F, Liu J, Ye M, et al. (2014). Quantitative proteomics reveals the kinetics of trypsin-catalyzed protein digestion. Analytical and Bioanalytical Chemistry 406, 6247-6256. doi: 10.1007/s00216-014-8071-6</w:t>
-      </w:r>
-    </w:p>
-    <w:p>
-      <w:pPr>
-        <w:pStyle w:val="BodyText"/>
-      </w:pPr>
-      <w:r>
-        <w:t xml:space="preserve">Parkin S, Rupp B, Hope H (1996). Structure of bovine pancreatic trypsin inhibitor at 125 K definition of carboxyl-terminal residues Gly57 and Ala58. Acta Crystallographica Section D Biological Crystallography 52, 18-29. doi: 10.1107/S0907444995008675</w:t>
-      </w:r>
-    </w:p>
-    <w:p>
-      <w:pPr>
-        <w:pStyle w:val="BodyText"/>
-      </w:pPr>
-      <w:r>
-        <w:t xml:space="preserve">Parrinello M, Rahman A (1981). Polymorphic transitions in single crystals: A new molecular dynamics method. Journal of Applied Physics 52, 7182-7190. doi: 10.1063/1.328693</w:t>
-      </w:r>
-    </w:p>
-    <w:p>
-      <w:pPr>
-        <w:pStyle w:val="BodyText"/>
-      </w:pPr>
-      <w:r>
-        <w:t xml:space="preserve">Passaro S, Corso G, Wohlwend J, Reveiz M, Thaler S, Ram Somnath V, et al. (2025). Boltz-2: Towards accurate and efficient binding affinity prediction. bioRxiv [Preprint]. doi: 10.1101/2025.06.14.659707</w:t>
-      </w:r>
-    </w:p>
-    <w:p>
-      <w:pPr>
-        <w:pStyle w:val="BodyText"/>
-      </w:pPr>
-      <w:r>
-        <w:t xml:space="preserve">Patarroyo-Vargas AM, Merino-Cabrera YB, Zanuncio JC, Rocha F, Campos WG, de Almeida Oliveira MG (2017). Kinetic Characterization of Anticarsia gemmatalis Digestive Serine- Proteases and the Inhibitory Effect of Synthetic Peptides. Protein &amp; Peptide Letters 24, 1040-1047. doi: 10.2174/0929866524666170918103146</w:t>
-      </w:r>
-    </w:p>
-    <w:p>
-      <w:pPr>
-        <w:pStyle w:val="BodyText"/>
-      </w:pPr>
-      <w:r>
-        <w:t xml:space="preserve">Patarroyo-Vargas AM, Cordeiro G, Silva CRD, Silva CRD, Mendonça EG, Visôtto LE, et al. (2020). Inhibition kinetics of digestive proteases for Anticarsia gemmatalis. Anais da Academia Brasileira de Ciências 92, e20180477. doi: 10.1590/0001-3765202020180477</w:t>
-      </w:r>
-    </w:p>
-    <w:p>
-      <w:pPr>
-        <w:pStyle w:val="BodyText"/>
-      </w:pPr>
-      <w:r>
-        <w:t xml:space="preserve">Paulo DGS, Schneider JR, Meriño-Cabrera Y, Wurlitzer WB, de Andrade RJ, Santos ILB, et al. (2026). Peptides Derived From Reactive Center Loops Inhibit Digestive Trypsin-Like Enzymes in Lepidopteran Pests. Archives of Insect Biochemistry and Physiology 121, e70123. doi: 10.1002/arch.70123</w:t>
-      </w:r>
-    </w:p>
-    <w:p>
-      <w:pPr>
-        <w:pStyle w:val="BodyText"/>
-      </w:pPr>
-      <w:r>
-        <w:t xml:space="preserve">Perona JJ, Craik CS (1995). Structural basis of substrate specificity in the serine proteases. Protein Science 4, 337-360. doi: 10.1002/pro.5560040301</w:t>
-      </w:r>
-    </w:p>
-    <w:p>
-      <w:pPr>
-        <w:pStyle w:val="BodyText"/>
-      </w:pPr>
-      <w:r>
-        <w:t xml:space="preserve">Rawlings ND, Barrett AJ, Thomas PD, Huang X, Bateman A, Finn RD (2018). The MEROPS database of proteolytic enzymes, their substrates and inhibitors in 2017 and a comparison with peptidases in the PANTHER database. Nucleic Acids Research 46, D624-D632. doi: 10.1093/nar/gkx1134</w:t>
-      </w:r>
-    </w:p>
-    <w:p>
-      <w:pPr>
-        <w:pStyle w:val="BodyText"/>
-      </w:pPr>
-      <w:r>
-        <w:t xml:space="preserve">Rettie SA, Juergens D, Adebomi V, Bueso YF, Zhao Q, Leveille AN, et al. (2025). Accurate de novo design of high-affinity protein-binding macrocycles using deep learning. Nature Chemical Biology 21, 1948-1956. doi: 10.1038/s41589-025-01929-w</w:t>
-      </w:r>
-    </w:p>
-    <w:p>
-      <w:pPr>
-        <w:pStyle w:val="BodyText"/>
-      </w:pPr>
-      <w:r>
-        <w:t xml:space="preserve">Rodriguez J, Gupta N, Smith RD, Pevzner PA (2008). Does Trypsin Cut Before Proline? Journal of Proteome Research 7, 300-305. doi: 10.1021/pr0705035</w:t>
-      </w:r>
-    </w:p>
-    <w:p>
-      <w:pPr>
-        <w:pStyle w:val="BodyText"/>
-      </w:pPr>
-      <w:r>
-        <w:t xml:space="preserve">Saikhedkar NS, Joshi RS, Bhoite AS, Mohandasan R, Yadav AK, Fernandes M, et al. (2018). Tripeptides derived from reactive centre loop of potato type II protease inhibitors preferentially inhibit midgut proteases of Helicoverpa armigera. Insect Biochemistry and Molecular Biology 95, 17-25. doi: 10.1016/j.ibmb.2018.02.001</w:t>
-      </w:r>
-    </w:p>
-    <w:p>
-      <w:pPr>
-        <w:pStyle w:val="BodyText"/>
-      </w:pPr>
-      <w:r>
-        <w:t xml:space="preserve">Saikhedkar NS, Joshi RS, Yadav AK, Seal S, Fernandes M, Giri AP (2019). Phyto-inspired cyclic peptides derived from plant Pin-II type protease inhibitor reactive center loops for crop protection from insect pests. Biochimica et Biophysica Acta (BBA) - General Subjects 1863, 1254-1262. doi: 10.1016/j.bbagen.2019.05.003</w:t>
-      </w:r>
-    </w:p>
-    <w:p>
-      <w:pPr>
-        <w:pStyle w:val="BodyText"/>
-      </w:pPr>
-      <w:r>
-        <w:t xml:space="preserve">Schechter I, Berger A (1967). On the size of the active site in proteases. I. Papain. Biochemical and Biophysical Research Communications 27, 157-162. doi: 10.1016/S0006-291X(67)80055-X</w:t>
-      </w:r>
-    </w:p>
-    <w:p>
-      <w:pPr>
-        <w:pStyle w:val="BodyText"/>
-      </w:pPr>
-      <w:r>
-        <w:t xml:space="preserve">Schultz H, Paulo DGS, Meriño-Cabrera Y, de Andrade RJ, Santos ILB, Rodrigues MCNG, et al. (2026). Synthetic Peptide Inhibition of Trypsin-Like Proteases in Spodoptera frugiperda (Lepidoptera: Noctuidae): Evaluating the Influence of Gut Microbiota. Archives of Insect Biochemistry and Physiology 121, e70145. doi: 10.1002/arch.70145</w:t>
-      </w:r>
-    </w:p>
-    <w:p>
-      <w:pPr>
-        <w:pStyle w:val="BodyText"/>
-      </w:pPr>
-      <w:r>
-        <w:t xml:space="preserve">Severiche-Castro J, Valerio MF, Oliveira MGdA (2026). Structure-Guided Design of an Interface-Derived Inhibitor Peptide Against Spodoptera frugiperda Digestive Trypsins. Archives of Insect Biochemistry and Physiology 122, e70164. doi: 10.1002/arch.70164</w:t>
-      </w:r>
-    </w:p>
-    <w:p>
-      <w:pPr>
-        <w:pStyle w:val="BodyText"/>
-      </w:pPr>
-      <w:r>
-        <w:t xml:space="preserve">Silva-Júnior NR, Cabrera YM, Barbosa SL, Barros RDA, Barros E, Vital CE, et al. (2021). Intestinal proteases profiling from Anticarsia gemmatalis and their binding to inhibitors. Archives of Insect Biochemistry and Physiology 107, e21792. doi: 10.1002/arch.21792</w:t>
-      </w:r>
-    </w:p>
-    <w:p>
-      <w:pPr>
-        <w:pStyle w:val="BodyText"/>
-      </w:pPr>
-      <w:r>
-        <w:t xml:space="preserve">Song HK, Suh SW (1998). Kunitz-type soybean trypsin inhibitor revisited: refined structure of its complex with porcine trypsin reveals an insight into the interaction between a homologous inhibitor from Erythrina caffra and tissue-type plasminogen activator. Journal of Molecular Biology 275, 347-363. doi: 10.1006/jmbi.1997.1469</w:t>
-      </w:r>
-    </w:p>
-    <w:p>
-      <w:pPr>
-        <w:pStyle w:val="BodyText"/>
-      </w:pPr>
-      <w:r>
-        <w:t xml:space="preserve">Song J, Markley JL (2003). Protein Inhibitors of Serine Proteinases: Role of Backbone Structure and Dynamics in Controlling the Hydrolysis Constant. Biochemistry 42, 5186-5194. doi: 10.1021/bi034041u</w:t>
-      </w:r>
-    </w:p>
-    <w:p>
-      <w:pPr>
-        <w:pStyle w:val="BodyText"/>
-      </w:pPr>
-      <w:r>
-        <w:t xml:space="preserve">Souza TP, Dias RO, Castelhano EC, Brandão MM, Moura DS, Silva-Filho MC (2016). Comparative analysis of expression profiling of the trypsin and chymotrypsin genes from Lepidoptera species with different levels of sensitivity to soybean peptidase inhibitors. Comparative Biochemistry and Physiology Part B: Biochemistry and Molecular Biology 196-197, 67-73. doi: 10.1016/j.cbpb.2016.02.007</w:t>
-      </w:r>
-    </w:p>
-    <w:p>
-      <w:pPr>
-        <w:pStyle w:val="BodyText"/>
-      </w:pPr>
-      <w:r>
-        <w:t xml:space="preserve">Terra WR, Ferreira C (1994). Insect digestive enzymes: properties, compartmentalization and function. Comparative Biochemistry and Physiology Part B: Comparative Biochemistry 109, 1-62. doi: 10.1016/0305-0491(94)90141-4</w:t>
-      </w:r>
-    </w:p>
-    <w:p>
-      <w:pPr>
-        <w:pStyle w:val="BodyText"/>
-      </w:pPr>
-      <w:r>
-        <w:t xml:space="preserve">The UniProt Consortium, Bateman A, Martin MJ, Orchard S, Magrane M, Adesina A, et al. (2025). UniProt: the Universal Protein Knowledgebase in 2025. Nucleic Acids Research 53, D609-D617. doi: 10.1093/nar/gkae1010</w:t>
-      </w:r>
-    </w:p>
-    <w:p>
-      <w:pPr>
-        <w:pStyle w:val="BodyText"/>
-      </w:pPr>
-      <w:r>
-        <w:t xml:space="preserve">Valaitis AP (1995). Gypsy moth midgut proteinases: Purification and characterization of luminal trypsin, elastase and the brush border membrane leucine aminopeptidase. Insect Biochemistry and Molecular Biology 25, 139-149. doi: 10.1016/0965-1748(94)00033-e</w:t>
-      </w:r>
-    </w:p>
-    <w:p>
-      <w:pPr>
-        <w:pStyle w:val="BodyText"/>
-      </w:pPr>
-      <w:r>
-        <w:t xml:space="preserve">Valaitis AP, Augustin S, Clancy KM (1999). Purification and characterization of the western spruce budworm larval midgut proteinases and comparison of gut activities of laboratory-reared and field-collected insects. Insect Biochemistry and Molecular Biology 29, 405-415. doi: 10.1016/s0965-1748(99)00017-x</w:t>
-      </w:r>
-    </w:p>
-    <w:p>
-      <w:pPr>
-        <w:pStyle w:val="BodyText"/>
-      </w:pPr>
-      <w:r>
-        <w:t xml:space="preserve">Valdés-Tresanco MS, Valdés-Tresanco ME, Valiente PA, Moreno E (2021). gmx_MMPBSA: A New Tool to Perform End-State Free Energy Calculations with GROMACS. Journal of Chemical Theory and Computation 17, 6281-6291. doi: 10.1021/acs.jctc.1c00645</w:t>
-      </w:r>
-    </w:p>
-    <w:p>
-      <w:pPr>
-        <w:pStyle w:val="BodyText"/>
-      </w:pPr>
-      <w:r>
-        <w:t xml:space="preserve">van Kempen M, Kim SS, Tumescheit C, Mirdita M, Lee J, Gilchrist CLM, et al. (2024). Fast and accurate protein structure search with Foldseek. Nature Biotechnology 42, 243-246. doi: 10.1038/s41587-023-01773-0</w:t>
-      </w:r>
-    </w:p>
-    <w:p>
-      <w:pPr>
-        <w:pStyle w:val="BodyText"/>
-      </w:pPr>
-      <w:r>
-        <w:t xml:space="preserve">Vangone A, Bonvin AMJJ (2015). Contacts-based prediction of binding affinity in protein–protein complexes. eLife 4, e07454. doi: 10.7554/eLife.07454</w:t>
-      </w:r>
-    </w:p>
-    <w:p>
-      <w:pPr>
-        <w:pStyle w:val="BodyText"/>
-      </w:pPr>
-      <w:r>
-        <w:t xml:space="preserve">Varadi M, Bertoni D, Magana P, Paramval U, Pidruchna I, Radhakrishnan M, et al. (2024). AlphaFold Protein Structure Database in 2024: providing structure coverage for over 214 million protein sequences. Nucleic Acids Research 52, D368-D375. doi: 10.1093/nar/gkad1011</w:t>
-      </w:r>
-    </w:p>
-    <w:p>
-      <w:pPr>
-        <w:pStyle w:val="BodyText"/>
-      </w:pPr>
-      <w:r>
-        <w:t xml:space="preserve">Wacha AF, Lemkul JA (2023). charmm2gmx: An Automated Method to Port the CHARMM Additive Force Field to GROMACS. Journal of Chemical Information and Modeling 63, 4246-4252. doi: 10.1021/acs.jcim.3c00860</w:t>
-      </w:r>
-    </w:p>
-    <w:p>
-      <w:pPr>
-        <w:pStyle w:val="BodyText"/>
-      </w:pPr>
-      <w:r>
-        <w:t xml:space="preserve">Wan S, Zhang X, Xue X, Coveney PV (2026). Reliability of AI methods in drug discovery: evaluation of Boltz-2 for structure and binding affinity prediction. Journal of Chemical Theory and Computation 22, 7811-7824. doi: 10.1021/acs.jctc.6c01334</w:t>
-      </w:r>
-    </w:p>
-    <w:p>
-      <w:pPr>
-        <w:pStyle w:val="BodyText"/>
-      </w:pPr>
-      <w:r>
-        <w:t xml:space="preserve">Watson JL, Juergens D, Bennett NR, Trippe BL, Yim J, Eisenach HE, et al. (2023). De novo design of protein structure and function with RFdiffusion. Nature 620, 1089-1100. doi: 10.1038/s41586-023-06415-8</w:t>
-      </w:r>
-    </w:p>
-    <w:p>
-      <w:pPr>
-        <w:pStyle w:val="BodyText"/>
-      </w:pPr>
-      <w:r>
-        <w:t xml:space="preserve">Wei W, Ma J, Xie D, Zhou Y (2019). Linking inhibitor motions to proteolytic stability of sunflower trypsin inhibitor-1. RSC Advances 9, 13776-13786. doi: 10.1039/c9ra02114k</w:t>
-      </w:r>
-    </w:p>
-    <w:p>
-      <w:pPr>
-        <w:pStyle w:val="BodyText"/>
-      </w:pPr>
-      <w:r>
-        <w:t xml:space="preserve">Werner MH, Wemmer DE (1992). Three-dimensional structure of soybean trypsin/chymotrypsin Bowman-Birk inhibitor in solution. Biochemistry 31, 999-1010. doi: 10.1021/bi00119a008</w:t>
-      </w:r>
-    </w:p>
-    <w:p>
-      <w:pPr>
-        <w:pStyle w:val="BodyText"/>
-      </w:pPr>
-      <w:r>
-        <w:t xml:space="preserve">Wohlwend J, Corso G, Passaro S, Getz N, Reveiz M, Leidal K, et al. (2024). Boltz-1: Democratizing biomolecular interaction modeling. bioRxiv [Preprint]. doi: 10.1101/2024.11.19.624167</w:t>
-      </w:r>
-    </w:p>
-    <w:p>
-      <w:pPr>
-        <w:pStyle w:val="BodyText"/>
-      </w:pPr>
-      <w:r>
-        <w:t xml:space="preserve">Xu J, Zhang Y (2010). How significant is a protein structure similarity with TM-score = 0.5? Bioinformatics 26, 889-895. doi: 10.1093/bioinformatics/btq066</w:t>
-      </w:r>
-    </w:p>
-    <w:p>
-      <w:pPr>
-        <w:pStyle w:val="BodyText"/>
-      </w:pPr>
-      <w:r>
-        <w:t xml:space="preserve">Xu X, Zhou F, Zheng L, Wang S, Peng X, Li D (2025). Sampling Challenges of MM/PBSA Binding Energy Calculations. The Journal of Physical Chemistry B 129, 11666-11678. doi: 10.1021/acs.jpcb.5c04908</w:t>
-      </w:r>
-    </w:p>
-    <w:p>
-      <w:pPr>
-        <w:pStyle w:val="BodyText"/>
-      </w:pPr>
-      <w:r>
-        <w:t xml:space="preserve">Yang Y, Zhu YC, Ottea J, Husseneder C, Leonard BR, Abel C, et al. (2013). Characterization and transcriptional analyses of cDNAs encoding three trypsin- and chymotrypsin-like proteinases in Cry1Ab-susceptible and Cry1Ab-resistant strains of sugarcane borer, Diatraea saccharalis. Insect Science 20, 485-496. doi: 10.1111/j.1744-7917.2012.01514.x</w:t>
-      </w:r>
-    </w:p>
-    <w:p>
-      <w:pPr>
-        <w:pStyle w:val="BodyText"/>
-      </w:pPr>
-      <w:r>
-        <w:t xml:space="preserve">Zhan Q, Zheng S, Feng Q, Liu L (2011). A midgut-specific chymotrypsin cDNA (Slctlp1) from Spodoptera litura: cloning, characterization, localization and expression analysis. Archives of Insect Biochemistry and Physiology 76, 130-143. doi: 10.1002/arch.20353</w:t>
-      </w:r>
-    </w:p>
-    <w:p>
-      <w:pPr>
-        <w:pStyle w:val="BodyText"/>
-      </w:pPr>
-      <w:r>
-        <w:t xml:space="preserve">Zhang Y, Skolnick J (2005). TM-align: a protein structure alignment algorithm based on the TM-score. Nucleic Acids Research 33, 2302-2309. doi: 10.1093/nar/gki524</w:t>
-      </w:r>
-    </w:p>
-    <w:p>
-      <w:pPr>
-        <w:pStyle w:val="BodyText"/>
-      </w:pPr>
-      <w:r>
-        <w:t xml:space="preserve">Zhou D, Lobo YA, Batista IFC, Marques-Porto R, Gustchina A, Oliva MLV, et al. (2013). Crystal Structures of a Plant Trypsin Inhibitor from Enterolobium contortisiliquum (EcTI) and of Its Complex with Bovine Trypsin. PLoS ONE 8, e62252. doi: 10.1371/journal.pone.0062252</w:t>
-      </w:r>
-    </w:p>
-    <w:bookmarkEnd w:id="106"/>
-    <w:bookmarkEnd w:id="107"/>
     <w:sectPr>
       <w:footerReference w:type="default" r:id="rId9"/>
       <w:footnotePr>
